--- a/Manual_layout_check.docx
+++ b/Manual_layout_check.docx
@@ -1153,15 +1153,7 @@
         <w:spacing w:line="276" w:lineRule="auto"/>
       </w:pPr>
       <w:r>
-        <w:t xml:space="preserve">The default Integrity profile combines three populated layers using configured weights. Without a contradiction, it releases a numeric value only when at least two layers are populated and an assessed cross-evidence check has a permitted evidence tier. A failed severe rule limits the result to at most 0.25. Missing or </w:t>
-      </w:r>
-      <w:proofErr w:type="spellStart"/>
-      <w:r>
-        <w:t>unassessable</w:t>
-      </w:r>
-      <w:proofErr w:type="spellEnd"/>
-      <w:r>
-        <w:t xml:space="preserve"> checks are excluded rather than assigned zero; legacy signal and exact-reconstruction passes remain disabled.</w:t>
+        <w:t xml:space="preserve">The default Integrity profile combines three populated layers using configured weights. Without a contradiction, it releases a numeric value only when at least two layers are populated and an assessed cross-evidence check has a permitted evidence tier. A failed severe rule limits the result to at most 0.25. Missing or unassessable checks are excluded rather than assigned zero; legacy signal and exact-reconstruction passes remain disabled.</w:t>
       </w:r>
     </w:p>
     <w:p>
@@ -1716,21 +1708,8 @@
                 <w:sz w:val="17"/>
                 <w:szCs w:val="16"/>
               </w:rPr>
-              <w:t>draft-</w:t>
-            </w:r>
-            <w:proofErr w:type="spellStart"/>
-            <w:proofErr w:type="gramStart"/>
-            <w:r>
-              <w:rPr>
-                <w:rFonts w:eastAsia="Consolas" w:cs="Consolas"/>
-                <w:color w:val="000000"/>
-                <w:sz w:val="17"/>
-                <w:szCs w:val="16"/>
-              </w:rPr>
-              <w:t>of.audio</w:t>
-            </w:r>
-            <w:proofErr w:type="spellEnd"/>
-            <w:proofErr w:type="gramEnd"/>
+              <w:t>draft-of.audio</w:t>
+            </w:r>
             <w:r>
               <w:rPr>
                 <w:color w:val="000000"/>
@@ -2156,25 +2135,7 @@
                 <w:sz w:val="17"/>
                 <w:szCs w:val="18"/>
               </w:rPr>
-              <w:t>Execute artefact and relationship passes with per-object result caching. WAV inspection also reads recorder BWF/</w:t>
-            </w:r>
-            <w:proofErr w:type="spellStart"/>
-            <w:r>
-              <w:rPr>
-                <w:color w:val="000000"/>
-                <w:sz w:val="17"/>
-                <w:szCs w:val="18"/>
-              </w:rPr>
-              <w:t>iXML</w:t>
-            </w:r>
-            <w:proofErr w:type="spellEnd"/>
-            <w:r>
-              <w:rPr>
-                <w:color w:val="000000"/>
-                <w:sz w:val="17"/>
-                <w:szCs w:val="18"/>
-              </w:rPr>
-              <w:t xml:space="preserve"> metadata.</w:t>
+              <w:t xml:space="preserve">Execute artefact and relationship passes with per-object result caching. WAV inspection also reads recorder BWF/iXML metadata.</w:t>
             </w:r>
           </w:p>
         </w:tc>
@@ -2279,43 +2240,7 @@
                 <w:sz w:val="17"/>
                 <w:szCs w:val="18"/>
               </w:rPr>
-              <w:t xml:space="preserve">Run WAV, MIDI, RIN, ERN, C2PA, </w:t>
-            </w:r>
-            <w:proofErr w:type="spellStart"/>
-            <w:r>
-              <w:rPr>
-                <w:color w:val="000000"/>
-                <w:sz w:val="17"/>
-                <w:szCs w:val="18"/>
-              </w:rPr>
-              <w:t>CompSheet</w:t>
-            </w:r>
-            <w:proofErr w:type="spellEnd"/>
-            <w:r>
-              <w:rPr>
-                <w:color w:val="000000"/>
-                <w:sz w:val="17"/>
-                <w:szCs w:val="18"/>
-              </w:rPr>
-              <w:t xml:space="preserve">, </w:t>
-            </w:r>
-            <w:proofErr w:type="spellStart"/>
-            <w:r>
-              <w:rPr>
-                <w:color w:val="000000"/>
-                <w:sz w:val="17"/>
-                <w:szCs w:val="18"/>
-              </w:rPr>
-              <w:t>CueSheet</w:t>
-            </w:r>
-            <w:proofErr w:type="spellEnd"/>
-            <w:r>
-              <w:rPr>
-                <w:color w:val="000000"/>
-                <w:sz w:val="17"/>
-                <w:szCs w:val="18"/>
-              </w:rPr>
-              <w:t>, sound report, AAF or Ableton session logic only for the declared type.</w:t>
+              <w:t xml:space="preserve">Run WAV, MIDI, RIN, ERN, C2PA, CompSheet, CueSheet, sound report, AAF or Ableton session logic only for the declared type.</w:t>
             </w:r>
           </w:p>
         </w:tc>
@@ -3003,7 +2928,6 @@
               <w:keepLines/>
               <w:spacing w:after="40" w:line="254" w:lineRule="auto"/>
             </w:pPr>
-            <w:proofErr w:type="spellStart"/>
             <w:r>
               <w:rPr>
                 <w:rFonts w:eastAsia="Consolas" w:cs="Consolas"/>
@@ -3013,7 +2937,6 @@
               </w:rPr>
               <w:t>execution_status</w:t>
             </w:r>
-            <w:proofErr w:type="spellEnd"/>
             <w:r>
               <w:rPr>
                 <w:color w:val="000000"/>
@@ -3118,7 +3041,6 @@
               <w:keepLines/>
               <w:spacing w:after="40" w:line="254" w:lineRule="auto"/>
             </w:pPr>
-            <w:proofErr w:type="spellStart"/>
             <w:r>
               <w:rPr>
                 <w:rFonts w:eastAsia="Consolas" w:cs="Consolas"/>
@@ -3128,7 +3050,6 @@
               </w:rPr>
               <w:t>unknown_inputs</w:t>
             </w:r>
-            <w:proofErr w:type="spellEnd"/>
             <w:r>
               <w:rPr>
                 <w:color w:val="000000"/>
@@ -3322,7 +3243,6 @@
               </w:rPr>
               <w:t xml:space="preserve">Keep the node; record </w:t>
             </w:r>
-            <w:proofErr w:type="spellStart"/>
             <w:r>
               <w:rPr>
                 <w:rFonts w:eastAsia="Consolas" w:cs="Consolas"/>
@@ -3332,7 +3252,6 @@
               </w:rPr>
               <w:t>parser_failed</w:t>
             </w:r>
-            <w:proofErr w:type="spellEnd"/>
             <w:r>
               <w:rPr>
                 <w:color w:val="000000"/>
@@ -3495,7 +3414,6 @@
               </w:rPr>
               <w:t xml:space="preserve">Warning </w:t>
             </w:r>
-            <w:proofErr w:type="spellStart"/>
             <w:r>
               <w:rPr>
                 <w:rFonts w:eastAsia="Consolas" w:cs="Consolas"/>
@@ -3505,7 +3423,6 @@
               </w:rPr>
               <w:t>damaged_trailing_metadata_ignored</w:t>
             </w:r>
-            <w:proofErr w:type="spellEnd"/>
           </w:p>
         </w:tc>
       </w:tr>
@@ -3602,7 +3519,6 @@
               <w:keepLines/>
               <w:spacing w:after="40" w:line="254" w:lineRule="auto"/>
             </w:pPr>
-            <w:proofErr w:type="spellStart"/>
             <w:r>
               <w:rPr>
                 <w:rFonts w:eastAsia="Consolas" w:cs="Consolas"/>
@@ -3612,7 +3528,6 @@
               </w:rPr>
               <w:t>execution_status</w:t>
             </w:r>
-            <w:proofErr w:type="spellEnd"/>
             <w:r>
               <w:rPr>
                 <w:color w:val="000000"/>
@@ -3722,23 +3637,7 @@
                 <w:color w:val="000000"/>
                 <w:sz w:val="17"/>
               </w:rPr>
-              <w:t xml:space="preserve">OBJECT_HASH_MISMATCH, OBJECT_SKIPPED_SIZE_LIMIT or OBJECT_PATH_INVALID; the unbound </w:t>
-            </w:r>
-            <w:proofErr w:type="spellStart"/>
-            <w:r>
-              <w:rPr>
-                <w:color w:val="000000"/>
-                <w:sz w:val="17"/>
-              </w:rPr>
-              <w:t>object_hash_bound</w:t>
-            </w:r>
-            <w:proofErr w:type="spellEnd"/>
-            <w:r>
-              <w:rPr>
-                <w:color w:val="000000"/>
-                <w:sz w:val="17"/>
-              </w:rPr>
-              <w:t xml:space="preserve"> check can fail.</w:t>
+              <w:t xml:space="preserve">OBJECT_HASH_MISMATCH, OBJECT_SKIPPED_SIZE_LIMIT or OBJECT_PATH_INVALID; the unbound object_hash_bound check can fail.</w:t>
             </w:r>
           </w:p>
         </w:tc>
@@ -4204,7 +4103,6 @@
               <w:keepLines/>
               <w:spacing w:after="40" w:line="254" w:lineRule="auto"/>
             </w:pPr>
-            <w:proofErr w:type="spellStart"/>
             <w:r>
               <w:rPr>
                 <w:rFonts w:eastAsia="Consolas" w:cs="Consolas"/>
@@ -4214,7 +4112,6 @@
               </w:rPr>
               <w:t>execution_status</w:t>
             </w:r>
-            <w:proofErr w:type="spellEnd"/>
             <w:r>
               <w:rPr>
                 <w:color w:val="000000"/>
@@ -4319,7 +4216,6 @@
               <w:keepLines/>
               <w:spacing w:after="40" w:line="254" w:lineRule="auto"/>
             </w:pPr>
-            <w:proofErr w:type="spellStart"/>
             <w:r>
               <w:rPr>
                 <w:rFonts w:eastAsia="Consolas" w:cs="Consolas"/>
@@ -4329,7 +4225,6 @@
               </w:rPr>
               <w:t>execution_status</w:t>
             </w:r>
-            <w:proofErr w:type="spellEnd"/>
             <w:r>
               <w:rPr>
                 <w:color w:val="000000"/>
@@ -4353,28 +4248,8 @@
       </w:pPr>
       <w:r>
         <w:t xml:space="preserve">Graph quarantine downgrades otherwise available axes to partial and is counted in coverage. Separately, the input-error codes summarised by SCORE_AFFECTED_BY_INPUT_ERRORS also downgrade availability. coverage counts retained graph nodes and edges, not files successfully bound or checks </w:t>
-      </w:r>
-      <w:r>
         <w:lastRenderedPageBreak/>
-        <w:t xml:space="preserve">completed: </w:t>
-      </w:r>
-      <w:proofErr w:type="spellStart"/>
-      <w:proofErr w:type="gramStart"/>
-      <w:r>
-        <w:t>coverage.complete</w:t>
-      </w:r>
-      <w:proofErr w:type="spellEnd"/>
-      <w:proofErr w:type="gramEnd"/>
-      <w:r>
-        <w:t xml:space="preserve"> can remain true when a file is missing, a parser fails or an input error is isolated. Inspect </w:t>
-      </w:r>
-      <w:proofErr w:type="spellStart"/>
-      <w:r>
-        <w:t>bound_file_integrity</w:t>
-      </w:r>
-      <w:proofErr w:type="spellEnd"/>
-      <w:r>
-        <w:t>, parser findings and rule results alongside coverage.</w:t>
+        <w:t xml:space="preserve">completed: coverage.complete can remain true when a file is missing, a parser fails or an input error is isolated. Inspect bound_file_integrity, parser findings and rule results alongside coverage.</w:t>
       </w:r>
     </w:p>
     <w:p>
@@ -4438,15 +4313,7 @@
         <w:spacing w:after="60" w:line="276" w:lineRule="auto"/>
       </w:pPr>
       <w:r>
-        <w:t xml:space="preserve">A parser observation may corroborate or contradict a </w:t>
-      </w:r>
-      <w:proofErr w:type="gramStart"/>
-      <w:r>
-        <w:t>declaration, but</w:t>
-      </w:r>
-      <w:proofErr w:type="gramEnd"/>
-      <w:r>
-        <w:t xml:space="preserve"> never replaces it.</w:t>
+        <w:t xml:space="preserve">A parser observation may corroborate or contradict a declaration, but never replaces it.</w:t>
       </w:r>
     </w:p>
     <w:p>
@@ -4903,39 +4770,7 @@
                 <w:color w:val="000000"/>
                 <w:sz w:val="17"/>
               </w:rPr>
-              <w:t xml:space="preserve">An assessed cross-evidence check from </w:t>
-            </w:r>
-            <w:proofErr w:type="spellStart"/>
-            <w:r>
-              <w:rPr>
-                <w:color w:val="000000"/>
-                <w:sz w:val="17"/>
-              </w:rPr>
-              <w:t>signed_attestation</w:t>
-            </w:r>
-            <w:proofErr w:type="spellEnd"/>
-            <w:r>
-              <w:rPr>
-                <w:color w:val="000000"/>
-                <w:sz w:val="17"/>
-              </w:rPr>
-              <w:t xml:space="preserve"> or </w:t>
-            </w:r>
-            <w:proofErr w:type="spellStart"/>
-            <w:r>
-              <w:rPr>
-                <w:color w:val="000000"/>
-                <w:sz w:val="17"/>
-              </w:rPr>
-              <w:t>recorder_metadata</w:t>
-            </w:r>
-            <w:proofErr w:type="spellEnd"/>
-            <w:r>
-              <w:rPr>
-                <w:color w:val="000000"/>
-                <w:sz w:val="17"/>
-              </w:rPr>
-              <w:t xml:space="preserve"> can satisfy the default support condition.</w:t>
+              <w:t xml:space="preserve">An assessed cross-evidence check from signed_attestation or recorder_metadata can satisfy the default support condition.</w:t>
             </w:r>
           </w:p>
         </w:tc>
@@ -5033,21 +4868,12 @@
               <w:keepLines/>
               <w:spacing w:after="40" w:line="254" w:lineRule="auto"/>
             </w:pPr>
-            <w:proofErr w:type="spellStart"/>
-            <w:r>
-              <w:rPr>
-                <w:color w:val="000000"/>
-                <w:sz w:val="17"/>
-              </w:rPr>
-              <w:t>score_explanations</w:t>
-            </w:r>
-            <w:proofErr w:type="spellEnd"/>
-            <w:r>
-              <w:rPr>
-                <w:color w:val="000000"/>
-                <w:sz w:val="17"/>
-              </w:rPr>
-              <w:t xml:space="preserve"> reports layers, weights, withholding, caps and failed-check descriptions.</w:t>
+            <w:r>
+              <w:rPr>
+                <w:color w:val="000000"/>
+                <w:sz w:val="17"/>
+              </w:rPr>
+              <w:t xml:space="preserve">score_explanations reports layers, weights, withholding, caps and failed-check descriptions.</w:t>
             </w:r>
           </w:p>
         </w:tc>
@@ -5504,7 +5330,6 @@
               </w:rPr>
               <w:t xml:space="preserve">Coverage, </w:t>
             </w:r>
-            <w:proofErr w:type="spellStart"/>
             <w:r>
               <w:rPr>
                 <w:rFonts w:eastAsia="Consolas" w:cs="Consolas"/>
@@ -5514,7 +5339,6 @@
               </w:rPr>
               <w:t>unknown_inputs</w:t>
             </w:r>
-            <w:proofErr w:type="spellEnd"/>
             <w:r>
               <w:rPr>
                 <w:color w:val="000000"/>
@@ -5579,7 +5403,20 @@
     </w:p>
     <w:p>
       <w:r>
-        <w:t>Run commands from program/ using Python 3.11 or later. Create a virtual environment and install the pinned core requirements; pyaaf2 is a core dependency. The C2PA SDK and audio libraries are optional. For the recorded audio environment, use requirements-audio-lock.txt instead of the smaller audio requirements file.</w:t>
+        <w:t xml:space="preserve">Run commands from program/ using Python 3.11 or later. Create a virtual environment and install the pinned core requirements; pyaaf2 is a core dependency. </w:t>
+      </w:r>
+      <w:del w:id="91001" w:author="Denghj-jack" w:date="2026-10-21T00:00:00Z">
+        <w:r>
+          <w:delText xml:space="preserve">The C2PA SDK and audio libraries are optional.</w:delText>
+        </w:r>
+      </w:del>
+      <w:ins w:id="91002" w:author="Denghj-jack" w:date="2026-10-21T00:00:00Z">
+        <w:r>
+          <w:t xml:space="preserve">The C2PA SDK (c2pa-python) is a core requirement installed by requirements.txt; the audio libraries are optional.</w:t>
+        </w:r>
+      </w:ins>
+      <w:r>
+        <w:t xml:space="preserve"> For the recorded audio environment, use requirements-audio-lock.txt instead of the smaller audio requirements file.</w:t>
       </w:r>
     </w:p>
     <w:p>
@@ -5587,57 +5424,20 @@
         <w:pStyle w:val="ManualCode"/>
       </w:pPr>
       <w:r>
-        <w:t xml:space="preserve">python3 -m </w:t>
-      </w:r>
-      <w:proofErr w:type="spellStart"/>
-      <w:proofErr w:type="gramStart"/>
-      <w:r>
-        <w:t>venv</w:t>
-      </w:r>
-      <w:proofErr w:type="spellEnd"/>
-      <w:r>
-        <w:t xml:space="preserve"> .</w:t>
-      </w:r>
-      <w:proofErr w:type="spellStart"/>
-      <w:r>
-        <w:t>venv</w:t>
-      </w:r>
-      <w:proofErr w:type="spellEnd"/>
-      <w:proofErr w:type="gramEnd"/>
-      <w:r>
+        <w:t xml:space="preserve">python3 -m venv .venv</w:t>
+        <w:br/>
+        <w:t>source .venv/bin/activate</w:t>
+        <w:br/>
+        <w:t>python -m pip install -r requirements.txt</w:t>
         <w:br/>
       </w:r>
-      <w:proofErr w:type="gramStart"/>
+      <w:del w:id="91003" w:author="Denghj-jack" w:date="2026-10-21T00:00:00Z">
+        <w:r>
+          <w:delText xml:space="preserve">python -m pip install -r requirements-c2pa.txt  # optional C2PA</w:delText>
+          <w:br/>
+        </w:r>
+      </w:del>
       <w:r>
-        <w:t>source .</w:t>
-      </w:r>
-      <w:proofErr w:type="spellStart"/>
-      <w:r>
-        <w:t>venv</w:t>
-      </w:r>
-      <w:proofErr w:type="spellEnd"/>
-      <w:proofErr w:type="gramEnd"/>
-      <w:r>
-        <w:t>/bin/activate</w:t>
-      </w:r>
-      <w:r>
-        <w:br/>
-        <w:t>python -m pip install -r requirements.txt</w:t>
-      </w:r>
-      <w:r>
-        <w:br/>
-        <w:t xml:space="preserve">python -m pip install -r </w:t>
-      </w:r>
-      <w:proofErr w:type="gramStart"/>
-      <w:r>
-        <w:t>requirements-c2pa.txt  #</w:t>
-      </w:r>
-      <w:proofErr w:type="gramEnd"/>
-      <w:r>
-        <w:t xml:space="preserve"> optional C2PA</w:t>
-      </w:r>
-      <w:r>
-        <w:br/>
         <w:t>python -m pip install -r requirements-audio.txt # optional audio</w:t>
       </w:r>
     </w:p>
@@ -5652,115 +5452,24 @@
       </w:pPr>
       <w:r>
         <w:lastRenderedPageBreak/>
-        <w:t>python -B run.py --native examples/valid-generated/</w:t>
+        <w:t xml:space="preserve">python -B run.py --native examples/valid-generated/request.json \</w:t>
+        <w:br/>
+        <w:t xml:space="preserve">  --root examples/valid-generated --output response-native.json</w:t>
+        <w:br/>
+        <w:br/>
+        <w:t xml:space="preserve">python -B run.py --request examples/csec-wav/request.json \</w:t>
+        <w:br/>
+        <w:t xml:space="preserve">  --root examples/csec-wav --output response-csec.json</w:t>
+        <w:br/>
+        <w:br/>
+        <w:t xml:space="preserve">python -B run.py --bundle /path/to/case/bundle.json \</w:t>
+        <w:br/>
+        <w:t xml:space="preserve">  --root /path/to/case --output response-bundle.json</w:t>
       </w:r>
-      <w:proofErr w:type="spellStart"/>
-      <w:r>
-        <w:t>request.json</w:t>
-      </w:r>
-      <w:proofErr w:type="spellEnd"/>
-      <w:r>
-        <w:t xml:space="preserve"> \</w:t>
-      </w:r>
-      <w:r>
-        <w:br/>
-        <w:t xml:space="preserve">  --root examples/valid-generated --output response-</w:t>
-      </w:r>
-      <w:proofErr w:type="spellStart"/>
-      <w:proofErr w:type="gramStart"/>
-      <w:r>
-        <w:t>native.json</w:t>
-      </w:r>
-      <w:proofErr w:type="spellEnd"/>
-      <w:proofErr w:type="gramEnd"/>
-      <w:r>
-        <w:br/>
-      </w:r>
-      <w:r>
-        <w:br/>
-        <w:t>python -B run.py --request examples/</w:t>
-      </w:r>
-      <w:proofErr w:type="spellStart"/>
-      <w:r>
-        <w:t>csec</w:t>
-      </w:r>
-      <w:proofErr w:type="spellEnd"/>
-      <w:r>
-        <w:t>-wav/</w:t>
-      </w:r>
-      <w:proofErr w:type="spellStart"/>
-      <w:r>
-        <w:t>request.json</w:t>
-      </w:r>
-      <w:proofErr w:type="spellEnd"/>
-      <w:r>
-        <w:t xml:space="preserve"> \</w:t>
-      </w:r>
-      <w:r>
-        <w:br/>
-        <w:t xml:space="preserve">  --root examples/</w:t>
-      </w:r>
-      <w:proofErr w:type="spellStart"/>
-      <w:r>
-        <w:t>csec</w:t>
-      </w:r>
-      <w:proofErr w:type="spellEnd"/>
-      <w:r>
-        <w:t>-wav --output response-</w:t>
-      </w:r>
-      <w:proofErr w:type="spellStart"/>
-      <w:proofErr w:type="gramStart"/>
-      <w:r>
-        <w:t>csec.json</w:t>
-      </w:r>
-      <w:proofErr w:type="spellEnd"/>
-      <w:proofErr w:type="gramEnd"/>
-      <w:r>
-        <w:br/>
-      </w:r>
-      <w:r>
-        <w:br/>
-        <w:t>python -B run.py --bundle /path/to/case/</w:t>
-      </w:r>
-      <w:proofErr w:type="spellStart"/>
-      <w:r>
-        <w:t>bundle.json</w:t>
-      </w:r>
-      <w:proofErr w:type="spellEnd"/>
-      <w:r>
-        <w:t xml:space="preserve"> \</w:t>
-      </w:r>
-      <w:r>
-        <w:br/>
-        <w:t xml:space="preserve">  --root /path/to/case --output response-</w:t>
-      </w:r>
-      <w:proofErr w:type="spellStart"/>
-      <w:proofErr w:type="gramStart"/>
-      <w:r>
-        <w:t>bundle.json</w:t>
-      </w:r>
-      <w:proofErr w:type="spellEnd"/>
-      <w:proofErr w:type="gramEnd"/>
     </w:p>
     <w:p>
       <w:r>
-        <w:t xml:space="preserve">A returned, schema-valid response uses process exit code 0 even when </w:t>
-      </w:r>
-      <w:proofErr w:type="spellStart"/>
-      <w:r>
-        <w:t>execution_status</w:t>
-      </w:r>
-      <w:proofErr w:type="spellEnd"/>
-      <w:r>
-        <w:t xml:space="preserve"> is error, unsupported or timeout. Exit code 2 means the CLI could not establish or emit a valid scoring response, for example invalid JSON or missing response identity. Always inspect </w:t>
-      </w:r>
-      <w:proofErr w:type="spellStart"/>
-      <w:r>
-        <w:t>execution_status</w:t>
-      </w:r>
-      <w:proofErr w:type="spellEnd"/>
-      <w:r>
-        <w:t xml:space="preserve"> before interpreting any axis.</w:t>
+        <w:t xml:space="preserve">A returned, schema-valid response uses process exit code 0 even when execution_status is error, unsupported or timeout. Exit code 2 means the CLI could not establish or emit a valid scoring response, for example invalid JSON or missing response identity. Always inspect execution_status before interpreting any axis.</w:t>
       </w:r>
     </w:p>
     <w:p>
@@ -5865,31 +5574,13 @@
               <w:keepLines/>
               <w:spacing w:after="40" w:line="254" w:lineRule="auto"/>
             </w:pPr>
-            <w:proofErr w:type="spellStart"/>
-            <w:r>
-              <w:rPr>
-                <w:color w:val="000000"/>
-                <w:sz w:val="17"/>
-              </w:rPr>
-              <w:t>run_id</w:t>
-            </w:r>
-            <w:proofErr w:type="spellEnd"/>
-            <w:r>
-              <w:rPr>
-                <w:color w:val="000000"/>
-                <w:sz w:val="17"/>
-              </w:rPr>
-              <w:t xml:space="preserve"> and </w:t>
-            </w:r>
-            <w:proofErr w:type="spellStart"/>
-            <w:r>
-              <w:rPr>
-                <w:color w:val="000000"/>
-                <w:sz w:val="17"/>
-              </w:rPr>
-              <w:t>case_id</w:t>
-            </w:r>
-            <w:proofErr w:type="spellEnd"/>
+            <w:r>
+              <w:rPr>
+                <w:color w:val="000000"/>
+                <w:sz w:val="17"/>
+              </w:rPr>
+              <w:t xml:space="preserve">run_id and case_id</w:t>
+            </w:r>
           </w:p>
         </w:tc>
         <w:tc>
@@ -5956,23 +5647,7 @@
                 <w:color w:val="000000"/>
                 <w:sz w:val="17"/>
               </w:rPr>
-              <w:t xml:space="preserve">Exactly music-native-v0.1. CSEC requests require csec-public-bundle-v0.2-candidate and </w:t>
-            </w:r>
-            <w:proofErr w:type="spellStart"/>
-            <w:r>
-              <w:rPr>
-                <w:color w:val="000000"/>
-                <w:sz w:val="17"/>
-              </w:rPr>
-              <w:t>schema_version</w:t>
-            </w:r>
-            <w:proofErr w:type="spellEnd"/>
-            <w:r>
-              <w:rPr>
-                <w:color w:val="000000"/>
-                <w:sz w:val="17"/>
-              </w:rPr>
-              <w:t xml:space="preserve"> 0.2-candidate.</w:t>
+              <w:t xml:space="preserve">Exactly music-native-v0.1. CSEC requests require csec-public-bundle-v0.2-candidate and schema_version 0.2-candidate.</w:t>
             </w:r>
           </w:p>
         </w:tc>
@@ -6019,55 +5694,7 @@
                 <w:color w:val="000000"/>
                 <w:sz w:val="17"/>
               </w:rPr>
-              <w:t xml:space="preserve">Required in Native mode: </w:t>
-            </w:r>
-            <w:proofErr w:type="spellStart"/>
-            <w:r>
-              <w:rPr>
-                <w:color w:val="000000"/>
-                <w:sz w:val="17"/>
-              </w:rPr>
-              <w:t>workflow_id</w:t>
-            </w:r>
-            <w:proofErr w:type="spellEnd"/>
-            <w:r>
-              <w:rPr>
-                <w:color w:val="000000"/>
-                <w:sz w:val="17"/>
-              </w:rPr>
-              <w:t xml:space="preserve">, modifiers array and declarations with </w:t>
-            </w:r>
-            <w:proofErr w:type="spellStart"/>
-            <w:r>
-              <w:rPr>
-                <w:color w:val="000000"/>
-                <w:sz w:val="17"/>
-              </w:rPr>
-              <w:t>submitter_confirmation</w:t>
-            </w:r>
-            <w:proofErr w:type="spellEnd"/>
-            <w:r>
-              <w:rPr>
-                <w:color w:val="000000"/>
-                <w:sz w:val="17"/>
-              </w:rPr>
-              <w:t xml:space="preserve">. Default policy modifiers are </w:t>
-            </w:r>
-            <w:proofErr w:type="spellStart"/>
-            <w:r>
-              <w:rPr>
-                <w:color w:val="000000"/>
-                <w:sz w:val="17"/>
-              </w:rPr>
-              <w:t>unioned</w:t>
-            </w:r>
-            <w:proofErr w:type="spellEnd"/>
-            <w:r>
-              <w:rPr>
-                <w:color w:val="000000"/>
-                <w:sz w:val="17"/>
-              </w:rPr>
-              <w:t xml:space="preserve"> with submitted modifiers.</w:t>
+              <w:t xml:space="preserve">Required in Native mode: workflow_id, modifiers array and declarations with submitter_confirmation. Default policy modifiers are unioned with submitted modifiers.</w:t>
             </w:r>
           </w:p>
         </w:tc>
@@ -6109,62 +5736,12 @@
               <w:keepLines/>
               <w:spacing w:after="40" w:line="254" w:lineRule="auto"/>
             </w:pPr>
-            <w:proofErr w:type="spellStart"/>
-            <w:r>
-              <w:rPr>
-                <w:color w:val="000000"/>
-                <w:sz w:val="17"/>
-              </w:rPr>
-              <w:t>hash_method</w:t>
-            </w:r>
-            <w:proofErr w:type="spellEnd"/>
-            <w:r>
-              <w:rPr>
-                <w:color w:val="000000"/>
-                <w:sz w:val="17"/>
-              </w:rPr>
-              <w:t xml:space="preserve"> sha256, </w:t>
-            </w:r>
-            <w:proofErr w:type="spellStart"/>
-            <w:r>
-              <w:rPr>
-                <w:color w:val="000000"/>
-                <w:sz w:val="17"/>
-              </w:rPr>
-              <w:t>final_artefact_hash</w:t>
-            </w:r>
-            <w:proofErr w:type="spellEnd"/>
-            <w:r>
-              <w:rPr>
-                <w:color w:val="000000"/>
-                <w:sz w:val="17"/>
-              </w:rPr>
-              <w:t xml:space="preserve"> and artefacts. Optional </w:t>
-            </w:r>
-            <w:proofErr w:type="spellStart"/>
-            <w:proofErr w:type="gramStart"/>
-            <w:r>
-              <w:rPr>
-                <w:color w:val="000000"/>
-                <w:sz w:val="17"/>
-              </w:rPr>
-              <w:t>chain.schema</w:t>
-            </w:r>
-            <w:proofErr w:type="gramEnd"/>
-            <w:r>
-              <w:rPr>
-                <w:color w:val="000000"/>
-                <w:sz w:val="17"/>
-              </w:rPr>
-              <w:t>_version</w:t>
-            </w:r>
-            <w:proofErr w:type="spellEnd"/>
-            <w:r>
-              <w:rPr>
-                <w:color w:val="000000"/>
-                <w:sz w:val="17"/>
-              </w:rPr>
-              <w:t xml:space="preserve"> is 0.0.3. Put each source edge in the target node evidence array.</w:t>
+            <w:r>
+              <w:rPr>
+                <w:color w:val="000000"/>
+                <w:sz w:val="17"/>
+              </w:rPr>
+              <w:t xml:space="preserve">hash_method sha256, final_artefact_hash and artefacts. Optional chain.schema_version is 0.0.3. Put each source edge in the target node evidence array.</w:t>
             </w:r>
           </w:p>
         </w:tc>
@@ -6211,23 +5788,7 @@
                 <w:color w:val="000000"/>
                 <w:sz w:val="17"/>
               </w:rPr>
-              <w:t>Lower-case SHA-256 keys mapped to objects/&lt;same-hash</w:t>
-            </w:r>
-            <w:proofErr w:type="gramStart"/>
-            <w:r>
-              <w:rPr>
-                <w:color w:val="000000"/>
-                <w:sz w:val="17"/>
-              </w:rPr>
-              <w:t>&gt;.&lt;</w:t>
-            </w:r>
-            <w:proofErr w:type="gramEnd"/>
-            <w:r>
-              <w:rPr>
-                <w:color w:val="000000"/>
-                <w:sz w:val="17"/>
-              </w:rPr>
-              <w:t>lower-case-suffix&gt;, resolved inside --root.</w:t>
+              <w:t>Lower-case SHA-256 keys mapped to objects/&lt;same-hash&gt;.&lt;lower-case-suffix&gt;, resolved inside --root.</w:t>
             </w:r>
           </w:p>
         </w:tc>
@@ -6267,55 +5828,12 @@
               <w:keepLines/>
               <w:spacing w:after="40" w:line="254" w:lineRule="auto"/>
             </w:pPr>
-            <w:proofErr w:type="spellStart"/>
-            <w:r>
-              <w:rPr>
-                <w:color w:val="000000"/>
-                <w:sz w:val="17"/>
-              </w:rPr>
-              <w:t>include_reasoning</w:t>
-            </w:r>
-            <w:proofErr w:type="spellEnd"/>
-            <w:r>
-              <w:rPr>
-                <w:color w:val="000000"/>
-                <w:sz w:val="17"/>
-              </w:rPr>
-              <w:t xml:space="preserve"> and </w:t>
-            </w:r>
-            <w:proofErr w:type="spellStart"/>
-            <w:r>
-              <w:rPr>
-                <w:color w:val="000000"/>
-                <w:sz w:val="17"/>
-              </w:rPr>
-              <w:t>offline_only</w:t>
-            </w:r>
-            <w:proofErr w:type="spellEnd"/>
-            <w:r>
-              <w:rPr>
-                <w:color w:val="000000"/>
-                <w:sz w:val="17"/>
-              </w:rPr>
-              <w:t xml:space="preserve"> Booleans, plus a positive integer </w:t>
-            </w:r>
-            <w:proofErr w:type="spellStart"/>
-            <w:proofErr w:type="gramStart"/>
-            <w:r>
-              <w:rPr>
-                <w:color w:val="000000"/>
-                <w:sz w:val="17"/>
-              </w:rPr>
-              <w:t>timeout_seconds</w:t>
-            </w:r>
-            <w:proofErr w:type="spellEnd"/>
-            <w:proofErr w:type="gramEnd"/>
-            <w:r>
-              <w:rPr>
-                <w:color w:val="000000"/>
-                <w:sz w:val="17"/>
-              </w:rPr>
-              <w:t>. Native requests must provide all three.</w:t>
+            <w:r>
+              <w:rPr>
+                <w:color w:val="000000"/>
+                <w:sz w:val="17"/>
+              </w:rPr>
+              <w:t xml:space="preserve">include_reasoning and offline_only Booleans, plus a positive integer timeout_seconds. Native requests must provide all three.</w:t>
             </w:r>
           </w:p>
         </w:tc>
@@ -6328,38 +5846,12 @@
     </w:p>
     <w:p>
       <w:r>
-        <w:t>The request profile selects an exchange format; it does not select weights. The CLI loads policies/</w:t>
-      </w:r>
-      <w:proofErr w:type="spellStart"/>
-      <w:r>
-        <w:t>scoring_profile.json</w:t>
-      </w:r>
-      <w:proofErr w:type="spellEnd"/>
-      <w:r>
-        <w:t xml:space="preserve"> for every assessment. There is no --scoring-profile option. Programmatic callers of </w:t>
-      </w:r>
-      <w:proofErr w:type="spellStart"/>
-      <w:r>
-        <w:t>assess_axes</w:t>
-      </w:r>
-      <w:proofErr w:type="spellEnd"/>
-      <w:r>
-        <w:t xml:space="preserve"> can supply a validated profile object. Audio policies are separate and cannot set scoring weights or caps.</w:t>
+        <w:t xml:space="preserve">The request profile selects an exchange format; it does not select weights. The CLI loads policies/scoring_profile.json for every assessment. There is no --scoring-profile option. Programmatic callers of assess_axes can supply a validated profile object. Audio policies are separate and cannot set scoring weights or caps.</w:t>
       </w:r>
     </w:p>
     <w:p>
       <w:r>
-        <w:t>The CSEC adapter maps audio/wav to generic audio and retains the agreed draft-</w:t>
-      </w:r>
-      <w:proofErr w:type="spellStart"/>
-      <w:proofErr w:type="gramStart"/>
-      <w:r>
-        <w:t>of.audio</w:t>
-      </w:r>
-      <w:proofErr w:type="spellEnd"/>
-      <w:proofErr w:type="gramEnd"/>
-      <w:r>
-        <w:t xml:space="preserve"> relationship. It does not invent stems, creation methods or a music workflow. Without a workflow, completeness is the legacy bound-object fraction, reported as partial with confidence null and WORKFLOW_POLICY_NOT_APPLIED.</w:t>
+        <w:t xml:space="preserve">The CSEC adapter maps audio/wav to generic audio and retains the agreed draft-of.audio relationship. It does not invent stems, creation methods or a music workflow. Without a workflow, completeness is the legacy bound-object fraction, reported as partial with confidence null and WORKFLOW_POLICY_NOT_APPLIED.</w:t>
       </w:r>
     </w:p>
     <w:p>
@@ -6780,19 +6272,8 @@
                 <w:sz w:val="17"/>
                 <w:szCs w:val="18"/>
               </w:rPr>
-              <w:t>audio/</w:t>
-            </w:r>
-            <w:proofErr w:type="gramStart"/>
-            <w:r>
-              <w:rPr>
-                <w:bCs/>
-                <w:color w:val="000000"/>
-                <w:sz w:val="17"/>
-                <w:szCs w:val="18"/>
-              </w:rPr>
-              <w:t>raw-track</w:t>
-            </w:r>
-            <w:proofErr w:type="gramEnd"/>
+              <w:t>audio/raw-track</w:t>
+            </w:r>
           </w:p>
         </w:tc>
         <w:tc>
@@ -8080,9 +7561,16 @@
                 <w:sz w:val="17"/>
                 <w:szCs w:val="16"/>
               </w:rPr>
-              <w:t>.</w:t>
-            </w:r>
-            <w:proofErr w:type="spellStart"/>
+              <w:t>.als</w:t>
+            </w:r>
+            <w:r>
+              <w:rPr>
+                <w:color w:val="000000"/>
+                <w:sz w:val="17"/>
+                <w:szCs w:val="18"/>
+              </w:rPr>
+              <w:t xml:space="preserve">) are parsed; other DAW formats are </w:t>
+            </w:r>
             <w:r>
               <w:rPr>
                 <w:rFonts w:eastAsia="Consolas" w:cs="Consolas"/>
@@ -8090,28 +7578,8 @@
                 <w:sz w:val="17"/>
                 <w:szCs w:val="16"/>
               </w:rPr>
-              <w:t>als</w:t>
-            </w:r>
-            <w:proofErr w:type="spellEnd"/>
-            <w:r>
-              <w:rPr>
-                <w:color w:val="000000"/>
-                <w:sz w:val="17"/>
-                <w:szCs w:val="18"/>
-              </w:rPr>
-              <w:t xml:space="preserve">) are parsed; other DAW formats are </w:t>
-            </w:r>
-            <w:proofErr w:type="spellStart"/>
-            <w:r>
-              <w:rPr>
-                <w:rFonts w:eastAsia="Consolas" w:cs="Consolas"/>
-                <w:color w:val="000000"/>
-                <w:sz w:val="17"/>
-                <w:szCs w:val="16"/>
-              </w:rPr>
               <w:t>not_assessed</w:t>
             </w:r>
-            <w:proofErr w:type="spellEnd"/>
             <w:r>
               <w:rPr>
                 <w:color w:val="000000"/>
@@ -8157,19 +7625,8 @@
                 <w:sz w:val="17"/>
                 <w:szCs w:val="18"/>
               </w:rPr>
-              <w:t>project/</w:t>
-            </w:r>
-            <w:proofErr w:type="spellStart"/>
-            <w:r>
-              <w:rPr>
-                <w:bCs/>
-                <w:color w:val="000000"/>
-                <w:sz w:val="17"/>
-                <w:szCs w:val="18"/>
-              </w:rPr>
-              <w:t>aaf</w:t>
-            </w:r>
-            <w:proofErr w:type="spellEnd"/>
+              <w:t>project/aaf</w:t>
+            </w:r>
           </w:p>
         </w:tc>
         <w:tc>
@@ -8378,19 +7835,8 @@
                 <w:sz w:val="17"/>
                 <w:szCs w:val="18"/>
               </w:rPr>
-              <w:t>metadata/</w:t>
-            </w:r>
-            <w:proofErr w:type="spellStart"/>
-            <w:r>
-              <w:rPr>
-                <w:bCs/>
-                <w:color w:val="000000"/>
-                <w:sz w:val="17"/>
-                <w:szCs w:val="18"/>
-              </w:rPr>
-              <w:t>ddex-rin</w:t>
-            </w:r>
-            <w:proofErr w:type="spellEnd"/>
+              <w:t>metadata/ddex-rin</w:t>
+            </w:r>
           </w:p>
         </w:tc>
         <w:tc>
@@ -8494,27 +7940,7 @@
                 <w:sz w:val="17"/>
                 <w:szCs w:val="18"/>
               </w:rPr>
-              <w:t>metadata/</w:t>
-            </w:r>
-            <w:proofErr w:type="spellStart"/>
-            <w:r>
-              <w:rPr>
-                <w:bCs/>
-                <w:color w:val="000000"/>
-                <w:sz w:val="17"/>
-                <w:szCs w:val="18"/>
-              </w:rPr>
-              <w:t>ddex</w:t>
-            </w:r>
-            <w:proofErr w:type="spellEnd"/>
-            <w:r>
-              <w:rPr>
-                <w:bCs/>
-                <w:color w:val="000000"/>
-                <w:sz w:val="17"/>
-                <w:szCs w:val="18"/>
-              </w:rPr>
-              <w:t>-ern</w:t>
+              <w:t>metadata/ddex-ern</w:t>
             </w:r>
           </w:p>
         </w:tc>
@@ -8679,14 +8105,26 @@
               <w:keepLines/>
               <w:spacing w:after="40" w:line="254" w:lineRule="auto"/>
             </w:pPr>
-            <w:r>
-              <w:rPr>
-                <w:color w:val="000000"/>
-                <w:sz w:val="17"/>
-                <w:szCs w:val="18"/>
-              </w:rPr>
-              <w:t>Optional c2pa-python reading and validation.</w:t>
-            </w:r>
+            <w:del w:id="91004" w:author="Denghj-jack" w:date="2026-10-21T00:00:00Z">
+              <w:r>
+                <w:rPr>
+                  <w:color w:val="000000"/>
+                  <w:sz w:val="17"/>
+                  <w:szCs w:val="18"/>
+                </w:rPr>
+                <w:delText xml:space="preserve">Optional c2pa-python reading and validation.</w:delText>
+              </w:r>
+            </w:del>
+            <w:ins w:id="91005" w:author="Denghj-jack" w:date="2026-10-21T00:00:00Z">
+              <w:r>
+                <w:rPr>
+                  <w:color w:val="000000"/>
+                  <w:sz w:val="17"/>
+                  <w:szCs w:val="18"/>
+                </w:rPr>
+                <w:t xml:space="preserve">c2pa-python reading and validation (core requirement).</w:t>
+              </w:r>
+            </w:ins>
           </w:p>
         </w:tc>
       </w:tr>
@@ -9575,7 +9013,6 @@
               <w:keepLines/>
               <w:spacing w:after="40" w:line="254" w:lineRule="auto"/>
             </w:pPr>
-            <w:proofErr w:type="spellStart"/>
             <w:r>
               <w:rPr>
                 <w:bCs/>
@@ -9585,7 +9022,6 @@
               </w:rPr>
               <w:t>derived_from</w:t>
             </w:r>
-            <w:proofErr w:type="spellEnd"/>
           </w:p>
         </w:tc>
         <w:tc>
@@ -9718,7 +9154,6 @@
               <w:keepLines/>
               <w:spacing w:after="40" w:line="254" w:lineRule="auto"/>
             </w:pPr>
-            <w:proofErr w:type="spellStart"/>
             <w:r>
               <w:rPr>
                 <w:bCs/>
@@ -9728,7 +9163,6 @@
               </w:rPr>
               <w:t>edited_from</w:t>
             </w:r>
-            <w:proofErr w:type="spellEnd"/>
           </w:p>
         </w:tc>
         <w:tc>
@@ -9858,7 +9292,6 @@
               <w:keepLines/>
               <w:spacing w:after="40" w:line="254" w:lineRule="auto"/>
             </w:pPr>
-            <w:proofErr w:type="spellStart"/>
             <w:r>
               <w:rPr>
                 <w:bCs/>
@@ -9868,7 +9301,6 @@
               </w:rPr>
               <w:t>excerpted_from</w:t>
             </w:r>
-            <w:proofErr w:type="spellEnd"/>
           </w:p>
         </w:tc>
         <w:tc>
@@ -9998,7 +9430,6 @@
               <w:keepLines/>
               <w:spacing w:after="40" w:line="254" w:lineRule="auto"/>
             </w:pPr>
-            <w:proofErr w:type="spellStart"/>
             <w:r>
               <w:rPr>
                 <w:bCs/>
@@ -10009,7 +9440,6 @@
               <w:lastRenderedPageBreak/>
               <w:t>comped_from</w:t>
             </w:r>
-            <w:proofErr w:type="spellEnd"/>
           </w:p>
         </w:tc>
         <w:tc>
@@ -10139,7 +9569,6 @@
               <w:keepLines/>
               <w:spacing w:after="40" w:line="254" w:lineRule="auto"/>
             </w:pPr>
-            <w:proofErr w:type="spellStart"/>
             <w:r>
               <w:rPr>
                 <w:bCs/>
@@ -10149,7 +9578,6 @@
               </w:rPr>
               <w:t>stemmed_from</w:t>
             </w:r>
-            <w:proofErr w:type="spellEnd"/>
           </w:p>
         </w:tc>
         <w:tc>
@@ -10279,7 +9707,6 @@
               <w:keepLines/>
               <w:spacing w:after="40" w:line="254" w:lineRule="auto"/>
             </w:pPr>
-            <w:proofErr w:type="spellStart"/>
             <w:r>
               <w:rPr>
                 <w:bCs/>
@@ -10289,7 +9716,6 @@
               </w:rPr>
               <w:t>mixed_from</w:t>
             </w:r>
-            <w:proofErr w:type="spellEnd"/>
           </w:p>
         </w:tc>
         <w:tc>
@@ -10419,7 +9845,6 @@
               <w:keepLines/>
               <w:spacing w:after="40" w:line="254" w:lineRule="auto"/>
             </w:pPr>
-            <w:proofErr w:type="spellStart"/>
             <w:r>
               <w:rPr>
                 <w:bCs/>
@@ -10429,7 +9854,6 @@
               </w:rPr>
               <w:t>mastered_from</w:t>
             </w:r>
-            <w:proofErr w:type="spellEnd"/>
           </w:p>
         </w:tc>
         <w:tc>
@@ -10559,7 +9983,6 @@
               <w:keepLines/>
               <w:spacing w:after="40" w:line="254" w:lineRule="auto"/>
             </w:pPr>
-            <w:proofErr w:type="spellStart"/>
             <w:r>
               <w:rPr>
                 <w:bCs/>
@@ -10569,7 +9992,6 @@
               </w:rPr>
               <w:t>rendered_from</w:t>
             </w:r>
-            <w:proofErr w:type="spellEnd"/>
           </w:p>
         </w:tc>
         <w:tc>
@@ -10700,7 +10122,6 @@
               <w:keepLines/>
               <w:spacing w:after="40" w:line="254" w:lineRule="auto"/>
             </w:pPr>
-            <w:proofErr w:type="spellStart"/>
             <w:r>
               <w:rPr>
                 <w:bCs/>
@@ -10710,7 +10131,6 @@
               </w:rPr>
               <w:t>input_to</w:t>
             </w:r>
-            <w:proofErr w:type="spellEnd"/>
           </w:p>
         </w:tc>
         <w:tc>
@@ -10850,21 +10270,8 @@
                 <w:sz w:val="17"/>
                 <w:szCs w:val="18"/>
               </w:rPr>
-              <w:t>draft-</w:t>
-            </w:r>
-            <w:proofErr w:type="spellStart"/>
-            <w:proofErr w:type="gramStart"/>
-            <w:r>
-              <w:rPr>
-                <w:bCs/>
-                <w:color w:val="000000"/>
-                <w:sz w:val="17"/>
-                <w:szCs w:val="18"/>
-              </w:rPr>
-              <w:t>of.audio</w:t>
-            </w:r>
-            <w:proofErr w:type="spellEnd"/>
-            <w:proofErr w:type="gramEnd"/>
+              <w:t>draft-of.audio</w:t>
+            </w:r>
           </w:p>
         </w:tc>
         <w:tc>
@@ -11186,7 +10593,6 @@
               <w:keepLines/>
               <w:spacing w:after="40" w:line="254" w:lineRule="auto"/>
             </w:pPr>
-            <w:proofErr w:type="spellStart"/>
             <w:r>
               <w:rPr>
                 <w:rFonts w:eastAsia="Consolas" w:cs="Consolas"/>
@@ -11196,7 +10602,6 @@
               </w:rPr>
               <w:t>assertion_origin</w:t>
             </w:r>
-            <w:proofErr w:type="spellEnd"/>
             <w:r>
               <w:rPr>
                 <w:color w:val="000000"/>
@@ -11205,7 +10610,6 @@
               </w:rPr>
               <w:t xml:space="preserve">; </w:t>
             </w:r>
-            <w:proofErr w:type="spellStart"/>
             <w:r>
               <w:rPr>
                 <w:rFonts w:eastAsia="Consolas" w:cs="Consolas"/>
@@ -11215,7 +10619,6 @@
               </w:rPr>
               <w:t>confirmed_by_submitter</w:t>
             </w:r>
-            <w:proofErr w:type="spellEnd"/>
           </w:p>
         </w:tc>
         <w:tc>
@@ -11315,7 +10718,6 @@
               <w:keepLines/>
               <w:spacing w:after="40" w:line="254" w:lineRule="auto"/>
             </w:pPr>
-            <w:proofErr w:type="spellStart"/>
             <w:r>
               <w:rPr>
                 <w:rFonts w:eastAsia="Consolas" w:cs="Consolas"/>
@@ -11325,7 +10727,6 @@
               </w:rPr>
               <w:t>reference_pointer</w:t>
             </w:r>
-            <w:proofErr w:type="spellEnd"/>
             <w:r>
               <w:rPr>
                 <w:color w:val="000000"/>
@@ -11334,7 +10735,6 @@
               </w:rPr>
               <w:t xml:space="preserve">; </w:t>
             </w:r>
-            <w:proofErr w:type="spellStart"/>
             <w:r>
               <w:rPr>
                 <w:rFonts w:eastAsia="Consolas" w:cs="Consolas"/>
@@ -11344,7 +10744,6 @@
               </w:rPr>
               <w:t>claim_rationale</w:t>
             </w:r>
-            <w:proofErr w:type="spellEnd"/>
             <w:r>
               <w:rPr>
                 <w:color w:val="000000"/>
@@ -11353,7 +10752,6 @@
               </w:rPr>
               <w:t xml:space="preserve">; </w:t>
             </w:r>
-            <w:proofErr w:type="spellStart"/>
             <w:r>
               <w:rPr>
                 <w:rFonts w:eastAsia="Consolas" w:cs="Consolas"/>
@@ -11363,7 +10761,6 @@
               </w:rPr>
               <w:t>transformation_description</w:t>
             </w:r>
-            <w:proofErr w:type="spellEnd"/>
           </w:p>
         </w:tc>
         <w:tc>
@@ -11463,7 +10860,6 @@
               <w:keepLines/>
               <w:spacing w:after="40" w:line="254" w:lineRule="auto"/>
             </w:pPr>
-            <w:proofErr w:type="spellStart"/>
             <w:r>
               <w:rPr>
                 <w:rFonts w:eastAsia="Consolas" w:cs="Consolas"/>
@@ -11473,79 +10869,14 @@
               </w:rPr>
               <w:t>derivation_scope</w:t>
             </w:r>
-            <w:proofErr w:type="spellEnd"/>
-            <w:r>
-              <w:rPr>
-                <w:color w:val="000000"/>
-                <w:sz w:val="17"/>
-                <w:szCs w:val="18"/>
-              </w:rPr>
-              <w:t xml:space="preserve">: </w:t>
-            </w:r>
-            <w:proofErr w:type="spellStart"/>
-            <w:r>
-              <w:rPr>
-                <w:color w:val="000000"/>
-                <w:sz w:val="17"/>
-                <w:szCs w:val="18"/>
-              </w:rPr>
-              <w:t>linear_edit</w:t>
-            </w:r>
-            <w:proofErr w:type="spellEnd"/>
-            <w:r>
-              <w:rPr>
-                <w:color w:val="000000"/>
-                <w:sz w:val="17"/>
-                <w:szCs w:val="18"/>
-              </w:rPr>
-              <w:t xml:space="preserve">, </w:t>
-            </w:r>
-            <w:proofErr w:type="spellStart"/>
-            <w:r>
-              <w:rPr>
-                <w:color w:val="000000"/>
-                <w:sz w:val="17"/>
-                <w:szCs w:val="18"/>
-              </w:rPr>
-              <w:t>linear_stem</w:t>
-            </w:r>
-            <w:proofErr w:type="spellEnd"/>
-            <w:r>
-              <w:rPr>
-                <w:color w:val="000000"/>
-                <w:sz w:val="17"/>
-                <w:szCs w:val="18"/>
-              </w:rPr>
-              <w:t xml:space="preserve">, </w:t>
-            </w:r>
-            <w:proofErr w:type="spellStart"/>
-            <w:r>
-              <w:rPr>
-                <w:color w:val="000000"/>
-                <w:sz w:val="17"/>
-                <w:szCs w:val="18"/>
-              </w:rPr>
-              <w:t>linear_mix</w:t>
-            </w:r>
-            <w:proofErr w:type="spellEnd"/>
-            <w:r>
-              <w:rPr>
-                <w:color w:val="000000"/>
-                <w:sz w:val="17"/>
-                <w:szCs w:val="18"/>
-              </w:rPr>
-              <w:t xml:space="preserve">, </w:t>
-            </w:r>
-            <w:proofErr w:type="spellStart"/>
-            <w:r>
-              <w:rPr>
-                <w:color w:val="000000"/>
-                <w:sz w:val="17"/>
-                <w:szCs w:val="18"/>
-              </w:rPr>
-              <w:t>master_similarity</w:t>
-            </w:r>
-            <w:proofErr w:type="spellEnd"/>
+            <w:r>
+              <w:rPr>
+                <w:color w:val="000000"/>
+                <w:sz w:val="17"/>
+                <w:szCs w:val="18"/>
+              </w:rPr>
+              <w:t xml:space="preserve">: linear_edit, linear_stem, linear_mix, master_similarity</w:t>
+            </w:r>
           </w:p>
         </w:tc>
         <w:tc>
@@ -11645,7 +10976,6 @@
               <w:keepLines/>
               <w:spacing w:after="40" w:line="254" w:lineRule="auto"/>
             </w:pPr>
-            <w:proofErr w:type="spellStart"/>
             <w:r>
               <w:rPr>
                 <w:rFonts w:eastAsia="Consolas" w:cs="Consolas"/>
@@ -11655,7 +10985,6 @@
               </w:rPr>
               <w:t>source_start_seconds</w:t>
             </w:r>
-            <w:proofErr w:type="spellEnd"/>
             <w:r>
               <w:rPr>
                 <w:color w:val="000000"/>
@@ -11664,7 +10993,6 @@
               </w:rPr>
               <w:t xml:space="preserve">, </w:t>
             </w:r>
-            <w:proofErr w:type="spellStart"/>
             <w:r>
               <w:rPr>
                 <w:rFonts w:eastAsia="Consolas" w:cs="Consolas"/>
@@ -11674,7 +11002,6 @@
               </w:rPr>
               <w:t>source_end_seconds</w:t>
             </w:r>
-            <w:proofErr w:type="spellEnd"/>
             <w:r>
               <w:rPr>
                 <w:color w:val="000000"/>
@@ -11683,7 +11010,6 @@
               </w:rPr>
               <w:t xml:space="preserve">, </w:t>
             </w:r>
-            <w:proofErr w:type="spellStart"/>
             <w:r>
               <w:rPr>
                 <w:rFonts w:eastAsia="Consolas" w:cs="Consolas"/>
@@ -11693,7 +11019,6 @@
               </w:rPr>
               <w:t>target_start_seconds</w:t>
             </w:r>
-            <w:proofErr w:type="spellEnd"/>
             <w:r>
               <w:rPr>
                 <w:color w:val="000000"/>
@@ -11702,7 +11027,6 @@
               </w:rPr>
               <w:t xml:space="preserve">, </w:t>
             </w:r>
-            <w:proofErr w:type="spellStart"/>
             <w:r>
               <w:rPr>
                 <w:rFonts w:eastAsia="Consolas" w:cs="Consolas"/>
@@ -11712,7 +11036,6 @@
               </w:rPr>
               <w:t>target_end_seconds</w:t>
             </w:r>
-            <w:proofErr w:type="spellEnd"/>
           </w:p>
         </w:tc>
         <w:tc>
@@ -11744,23 +11067,7 @@
                 <w:color w:val="000000"/>
                 <w:sz w:val="17"/>
               </w:rPr>
-              <w:t xml:space="preserve">Core relationship checks assess source ordering and endpoint end bounds where data exist. Optional range analysis requires all four values, except the explicit </w:t>
-            </w:r>
-            <w:proofErr w:type="spellStart"/>
-            <w:r>
-              <w:rPr>
-                <w:color w:val="000000"/>
-                <w:sz w:val="17"/>
-              </w:rPr>
-              <w:t>CompSheet</w:t>
-            </w:r>
-            <w:proofErr w:type="spellEnd"/>
-            <w:r>
-              <w:rPr>
-                <w:color w:val="000000"/>
-                <w:sz w:val="17"/>
-              </w:rPr>
-              <w:t xml:space="preserve"> end derivation.</w:t>
+              <w:t xml:space="preserve">Core relationship checks assess source ordering and endpoint end bounds where data exist. Optional range analysis requires all four values, except the explicit CompSheet end derivation.</w:t>
             </w:r>
           </w:p>
         </w:tc>
@@ -11827,63 +11134,13 @@
               <w:keepLines/>
               <w:spacing w:after="40" w:line="254" w:lineRule="auto"/>
             </w:pPr>
-            <w:proofErr w:type="spellStart"/>
-            <w:r>
-              <w:rPr>
-                <w:color w:val="000000"/>
-                <w:sz w:val="17"/>
-              </w:rPr>
-              <w:t>input_sample_rate_hz</w:t>
-            </w:r>
-            <w:proofErr w:type="spellEnd"/>
-            <w:r>
-              <w:rPr>
-                <w:color w:val="000000"/>
-                <w:sz w:val="17"/>
-              </w:rPr>
-              <w:t xml:space="preserve">; </w:t>
-            </w:r>
-            <w:proofErr w:type="spellStart"/>
-            <w:r>
-              <w:rPr>
-                <w:color w:val="000000"/>
-                <w:sz w:val="17"/>
-              </w:rPr>
-              <w:t>output_sample_rate_hz</w:t>
-            </w:r>
-            <w:proofErr w:type="spellEnd"/>
-            <w:r>
-              <w:rPr>
-                <w:color w:val="000000"/>
-                <w:sz w:val="17"/>
-              </w:rPr>
-              <w:t xml:space="preserve">; </w:t>
-            </w:r>
-            <w:proofErr w:type="spellStart"/>
-            <w:r>
-              <w:rPr>
-                <w:color w:val="000000"/>
-                <w:sz w:val="17"/>
-              </w:rPr>
-              <w:t>input_bit_depth</w:t>
-            </w:r>
-            <w:proofErr w:type="spellEnd"/>
-            <w:r>
-              <w:rPr>
-                <w:color w:val="000000"/>
-                <w:sz w:val="17"/>
-              </w:rPr>
-              <w:t xml:space="preserve">; </w:t>
-            </w:r>
-            <w:proofErr w:type="spellStart"/>
-            <w:r>
-              <w:rPr>
-                <w:color w:val="000000"/>
-                <w:sz w:val="17"/>
-              </w:rPr>
-              <w:t>output_bit_depth</w:t>
-            </w:r>
-            <w:proofErr w:type="spellEnd"/>
+            <w:r>
+              <w:rPr>
+                <w:color w:val="000000"/>
+                <w:sz w:val="17"/>
+              </w:rPr>
+              <w:t xml:space="preserve">input_sample_rate_hz; output_sample_rate_hz; input_bit_depth; output_bit_depth</w:t>
+            </w:r>
           </w:p>
         </w:tc>
         <w:tc>
@@ -11960,65 +11217,8 @@
                 <w:color w:val="000000"/>
                 <w:sz w:val="17"/>
               </w:rPr>
-              <w:t xml:space="preserve">gain; </w:t>
-            </w:r>
-            <w:proofErr w:type="spellStart"/>
-            <w:r>
-              <w:rPr>
-                <w:color w:val="000000"/>
-                <w:sz w:val="17"/>
-              </w:rPr>
-              <w:t>fade_in_seconds</w:t>
-            </w:r>
-            <w:proofErr w:type="spellEnd"/>
-            <w:r>
-              <w:rPr>
-                <w:color w:val="000000"/>
-                <w:sz w:val="17"/>
-              </w:rPr>
-              <w:t xml:space="preserve">; </w:t>
-            </w:r>
-            <w:proofErr w:type="spellStart"/>
-            <w:r>
-              <w:rPr>
-                <w:color w:val="000000"/>
-                <w:sz w:val="17"/>
-              </w:rPr>
-              <w:t>fade_out_seconds</w:t>
-            </w:r>
-            <w:proofErr w:type="spellEnd"/>
-            <w:r>
-              <w:rPr>
-                <w:color w:val="000000"/>
-                <w:sz w:val="17"/>
-              </w:rPr>
-              <w:t xml:space="preserve">; </w:t>
-            </w:r>
-            <w:proofErr w:type="spellStart"/>
-            <w:r>
-              <w:rPr>
-                <w:color w:val="000000"/>
-                <w:sz w:val="17"/>
-              </w:rPr>
-              <w:t>source_format</w:t>
-            </w:r>
-            <w:proofErr w:type="spellEnd"/>
-            <w:r>
-              <w:rPr>
-                <w:color w:val="000000"/>
-                <w:sz w:val="17"/>
-              </w:rPr>
-              <w:t xml:space="preserve">; </w:t>
-            </w:r>
-            <w:proofErr w:type="spellStart"/>
-            <w:r>
-              <w:rPr>
-                <w:color w:val="000000"/>
-                <w:sz w:val="17"/>
-              </w:rPr>
-              <w:t>target_format</w:t>
-            </w:r>
-            <w:proofErr w:type="spellEnd"/>
+              <w:t xml:space="preserve">gain; fade_in_seconds; fade_out_seconds; source_format; target_format</w:t>
+            </w:r>
           </w:p>
         </w:tc>
         <w:tc>
@@ -12037,23 +11237,7 @@
                 <w:color w:val="000000"/>
                 <w:sz w:val="17"/>
               </w:rPr>
-              <w:t xml:space="preserve">Stored and schema-checked, but the active </w:t>
-            </w:r>
-            <w:proofErr w:type="spellStart"/>
-            <w:r>
-              <w:rPr>
-                <w:color w:val="000000"/>
-                <w:sz w:val="17"/>
-              </w:rPr>
-              <w:t>RelationshipIntegrityPass</w:t>
-            </w:r>
-            <w:proofErr w:type="spellEnd"/>
-            <w:r>
-              <w:rPr>
-                <w:color w:val="000000"/>
-                <w:sz w:val="17"/>
-              </w:rPr>
-              <w:t xml:space="preserve"> does not compare these fields or reconstruct audio.</w:t>
+              <w:t xml:space="preserve">Stored and schema-checked, but the active RelationshipIntegrityPass does not compare these fields or reconstruct audio.</w:t>
             </w:r>
           </w:p>
         </w:tc>
@@ -12094,51 +11278,13 @@
       <w:r>
         <w:t xml:space="preserve"> map binds a declared SHA-256 digest to a bundle-relative path </w:t>
       </w:r>
-      <w:proofErr w:type="gramStart"/>
       <w:r>
         <w:rPr>
           <w:rFonts w:ascii="Consolas" w:eastAsia="Consolas" w:hAnsi="Consolas" w:cs="Consolas"/>
           <w:sz w:val="18"/>
           <w:szCs w:val="18"/>
         </w:rPr>
-        <w:t>objects</w:t>
-      </w:r>
-      <w:proofErr w:type="gramEnd"/>
-      <w:r>
-        <w:rPr>
-          <w:rFonts w:ascii="Consolas" w:eastAsia="Consolas" w:hAnsi="Consolas" w:cs="Consolas"/>
-          <w:sz w:val="18"/>
-          <w:szCs w:val="18"/>
-        </w:rPr>
-        <w:t>/&lt;sha256</w:t>
-      </w:r>
-      <w:proofErr w:type="gramStart"/>
-      <w:r>
-        <w:rPr>
-          <w:rFonts w:ascii="Consolas" w:eastAsia="Consolas" w:hAnsi="Consolas" w:cs="Consolas"/>
-          <w:sz w:val="18"/>
-          <w:szCs w:val="18"/>
-        </w:rPr>
-        <w:t>&gt;.&lt;</w:t>
-      </w:r>
-      <w:proofErr w:type="spellStart"/>
-      <w:proofErr w:type="gramEnd"/>
-      <w:r>
-        <w:rPr>
-          <w:rFonts w:ascii="Consolas" w:eastAsia="Consolas" w:hAnsi="Consolas" w:cs="Consolas"/>
-          <w:sz w:val="18"/>
-          <w:szCs w:val="18"/>
-        </w:rPr>
-        <w:t>ext</w:t>
-      </w:r>
-      <w:proofErr w:type="spellEnd"/>
-      <w:r>
-        <w:rPr>
-          <w:rFonts w:ascii="Consolas" w:eastAsia="Consolas" w:hAnsi="Consolas" w:cs="Consolas"/>
-          <w:sz w:val="18"/>
-          <w:szCs w:val="18"/>
-        </w:rPr>
-        <w:t>&gt;</w:t>
+        <w:t>objects/&lt;sha256&gt;.&lt;ext&gt;</w:t>
       </w:r>
       <w:r>
         <w:t>. A suffix never selects a semantic role or proves a format. The core resolves paths inside the root, checks the final object first, applies size limits, hashes and binds valid bytes, and dispatches only the declared parser.</w:t>
@@ -12457,23 +11603,7 @@
                 <w:color w:val="000000"/>
                 <w:sz w:val="17"/>
               </w:rPr>
-              <w:t xml:space="preserve">Integer PCM 8/16/24/32-bit and IEEE float 32/64-bit, including supported extensible </w:t>
-            </w:r>
-            <w:proofErr w:type="spellStart"/>
-            <w:r>
-              <w:rPr>
-                <w:color w:val="000000"/>
-                <w:sz w:val="17"/>
-              </w:rPr>
-              <w:t>subformats</w:t>
-            </w:r>
-            <w:proofErr w:type="spellEnd"/>
-            <w:r>
-              <w:rPr>
-                <w:color w:val="000000"/>
-                <w:sz w:val="17"/>
-              </w:rPr>
-              <w:t>; 1–32 channels and 1–384000 Hz. Header and chunk inspection is streaming. Complete audio followed by damaged metadata may be retained with a warning. RF64/BW64 and compressed codecs are unsupported.</w:t>
+              <w:t xml:space="preserve">Integer PCM 8/16/24/32-bit and IEEE float 32/64-bit, including supported extensible subformats; 1–32 channels and 1–384000 Hz. Header and chunk inspection is streaming. Complete audio followed by damaged metadata may be retained with a warning. RF64/BW64 and compressed codecs are unsupported.</w:t>
             </w:r>
           </w:p>
         </w:tc>
@@ -12545,18 +11675,8 @@
                 <w:sz w:val="17"/>
                 <w:szCs w:val="18"/>
               </w:rPr>
-              <w:t>.</w:t>
-            </w:r>
-            <w:proofErr w:type="gramStart"/>
-            <w:r>
-              <w:rPr>
-                <w:color w:val="000000"/>
-                <w:sz w:val="17"/>
-                <w:szCs w:val="18"/>
-              </w:rPr>
-              <w:t>mid .midi</w:t>
-            </w:r>
-            <w:proofErr w:type="gramEnd"/>
+              <w:t>.mid .midi</w:t>
+            </w:r>
           </w:p>
         </w:tc>
         <w:tc>
@@ -12757,23 +11877,7 @@
                 <w:color w:val="000000"/>
                 <w:sz w:val="17"/>
               </w:rPr>
-              <w:t xml:space="preserve">RIN 2.1 and ERN 4.3; 4 MiB XML limit, DTD/entity rejection and pinned offline XSD validation. Other namespaces keep best-effort extraction separate from </w:t>
-            </w:r>
-            <w:proofErr w:type="spellStart"/>
-            <w:r>
-              <w:rPr>
-                <w:color w:val="000000"/>
-                <w:sz w:val="17"/>
-              </w:rPr>
-              <w:t>unsupported_version</w:t>
-            </w:r>
-            <w:proofErr w:type="spellEnd"/>
-            <w:r>
-              <w:rPr>
-                <w:color w:val="000000"/>
-                <w:sz w:val="17"/>
-              </w:rPr>
-              <w:t>.</w:t>
+              <w:t xml:space="preserve">RIN 2.1 and ERN 4.3; 4 MiB XML limit, DTD/entity rejection and pinned offline XSD validation. Other namespaces keep best-effort extraction separate from unsupported_version.</w:t>
             </w:r>
           </w:p>
         </w:tc>
@@ -12839,33 +11943,13 @@
               <w:keepLines/>
               <w:spacing w:after="40" w:line="254" w:lineRule="auto"/>
             </w:pPr>
-            <w:proofErr w:type="gramStart"/>
-            <w:r>
-              <w:rPr>
-                <w:color w:val="000000"/>
-                <w:sz w:val="17"/>
-                <w:szCs w:val="18"/>
-              </w:rPr>
-              <w:t>.</w:t>
-            </w:r>
-            <w:proofErr w:type="spellStart"/>
-            <w:r>
-              <w:rPr>
-                <w:color w:val="000000"/>
-                <w:sz w:val="17"/>
-                <w:szCs w:val="18"/>
-              </w:rPr>
-              <w:t>json</w:t>
-            </w:r>
-            <w:proofErr w:type="spellEnd"/>
-            <w:proofErr w:type="gramEnd"/>
-            <w:r>
-              <w:rPr>
-                <w:color w:val="000000"/>
-                <w:sz w:val="17"/>
-                <w:szCs w:val="18"/>
-              </w:rPr>
-              <w:t xml:space="preserve"> .csv .txt .pdf</w:t>
+            <w:r>
+              <w:rPr>
+                <w:color w:val="000000"/>
+                <w:sz w:val="17"/>
+                <w:szCs w:val="18"/>
+              </w:rPr>
+              <w:t xml:space="preserve">.json .csv .txt .pdf</w:t>
             </w:r>
           </w:p>
         </w:tc>
@@ -12925,37 +12009,12 @@
               <w:keepLines/>
               <w:spacing w:after="40" w:line="254" w:lineRule="auto"/>
             </w:pPr>
-            <w:proofErr w:type="spellStart"/>
-            <w:r>
-              <w:rPr>
-                <w:color w:val="000000"/>
-                <w:sz w:val="17"/>
-              </w:rPr>
-              <w:t>CompSheet</w:t>
-            </w:r>
-            <w:proofErr w:type="spellEnd"/>
-            <w:r>
-              <w:rPr>
-                <w:color w:val="000000"/>
-                <w:sz w:val="17"/>
-              </w:rPr>
-              <w:t xml:space="preserve"> and </w:t>
-            </w:r>
-            <w:proofErr w:type="spellStart"/>
-            <w:r>
-              <w:rPr>
-                <w:color w:val="000000"/>
-                <w:sz w:val="17"/>
-              </w:rPr>
-              <w:t>CueSheet</w:t>
-            </w:r>
-            <w:proofErr w:type="spellEnd"/>
-            <w:r>
-              <w:rPr>
-                <w:color w:val="000000"/>
-                <w:sz w:val="17"/>
-              </w:rPr>
-              <w:t>: 8 MiB, 5000 records, 100 PDF pages and 2,000,000 extracted PDF characters. No OCR or encrypted PDF support.</w:t>
+            <w:r>
+              <w:rPr>
+                <w:color w:val="000000"/>
+                <w:sz w:val="17"/>
+              </w:rPr>
+              <w:t xml:space="preserve">CompSheet and CueSheet: 8 MiB, 5000 records, 100 PDF pages and 2,000,000 extracted PDF characters. No OCR or encrypted PDF support.</w:t>
             </w:r>
           </w:p>
         </w:tc>
@@ -13176,26 +12235,14 @@
               <w:keepLines/>
               <w:spacing w:after="40" w:line="254" w:lineRule="auto"/>
             </w:pPr>
-            <w:proofErr w:type="gramStart"/>
-            <w:r>
-              <w:rPr>
-                <w:color w:val="000000"/>
-                <w:sz w:val="17"/>
-                <w:szCs w:val="18"/>
-              </w:rPr>
-              <w:t>.</w:t>
-            </w:r>
-            <w:proofErr w:type="spellStart"/>
-            <w:r>
-              <w:rPr>
-                <w:color w:val="000000"/>
-                <w:sz w:val="17"/>
-                <w:szCs w:val="18"/>
-              </w:rPr>
-              <w:t>aaf</w:t>
-            </w:r>
-            <w:proofErr w:type="spellEnd"/>
-            <w:proofErr w:type="gramEnd"/>
+            <w:r>
+              <w:rPr>
+                <w:color w:val="000000"/>
+                <w:sz w:val="17"/>
+                <w:szCs w:val="18"/>
+              </w:rPr>
+              <w:t>.aaf</w:t>
+            </w:r>
           </w:p>
         </w:tc>
         <w:tc>
@@ -13326,26 +12373,14 @@
               <w:keepLines/>
               <w:spacing w:after="40" w:line="254" w:lineRule="auto"/>
             </w:pPr>
-            <w:proofErr w:type="gramStart"/>
-            <w:r>
-              <w:rPr>
-                <w:color w:val="000000"/>
-                <w:sz w:val="17"/>
-                <w:szCs w:val="18"/>
-              </w:rPr>
-              <w:t>.</w:t>
-            </w:r>
-            <w:proofErr w:type="spellStart"/>
-            <w:r>
-              <w:rPr>
-                <w:color w:val="000000"/>
-                <w:sz w:val="17"/>
-                <w:szCs w:val="18"/>
-              </w:rPr>
-              <w:t>als</w:t>
-            </w:r>
-            <w:proofErr w:type="spellEnd"/>
-            <w:proofErr w:type="gramEnd"/>
+            <w:r>
+              <w:rPr>
+                <w:color w:val="000000"/>
+                <w:sz w:val="17"/>
+                <w:szCs w:val="18"/>
+              </w:rPr>
+              <w:t>.als</w:t>
+            </w:r>
           </w:p>
         </w:tc>
         <w:tc>
@@ -13404,21 +12439,12 @@
               <w:keepLines/>
               <w:spacing w:after="40" w:line="254" w:lineRule="auto"/>
             </w:pPr>
-            <w:proofErr w:type="spellStart"/>
-            <w:r>
-              <w:rPr>
-                <w:color w:val="000000"/>
-                <w:sz w:val="17"/>
-              </w:rPr>
-              <w:t>Gzip</w:t>
-            </w:r>
-            <w:proofErr w:type="spellEnd"/>
-            <w:r>
-              <w:rPr>
-                <w:color w:val="000000"/>
-                <w:sz w:val="17"/>
-              </w:rPr>
-              <w:t xml:space="preserve"> XML with Live 10/11 reference layouts. Reads clip references, track names, tempo and time signature; does not render the session.</w:t>
+            <w:r>
+              <w:rPr>
+                <w:color w:val="000000"/>
+                <w:sz w:val="17"/>
+              </w:rPr>
+              <w:t xml:space="preserve">Gzip XML with Live 10/11 reference layouts. Reads clip references, track names, tempo and time signature; does not render the session.</w:t>
             </w:r>
           </w:p>
         </w:tc>
@@ -13517,14 +12543,26 @@
               <w:keepLines/>
               <w:spacing w:after="40" w:line="254" w:lineRule="auto"/>
             </w:pPr>
-            <w:r>
-              <w:rPr>
-                <w:color w:val="000000"/>
-                <w:sz w:val="17"/>
-                <w:szCs w:val="18"/>
-              </w:rPr>
-              <w:t>Optional</w:t>
-            </w:r>
+            <w:del w:id="91101" w:author="Denghj-jack" w:date="2026-10-21T00:00:00Z">
+              <w:r>
+                <w:rPr>
+                  <w:color w:val="000000"/>
+                  <w:sz w:val="17"/>
+                  <w:szCs w:val="18"/>
+                </w:rPr>
+                <w:delText xml:space="preserve">Optional</w:delText>
+              </w:r>
+            </w:del>
+            <w:ins w:id="91102" w:author="Denghj-jack" w:date="2026-10-21T00:00:00Z">
+              <w:r>
+                <w:rPr>
+                  <w:color w:val="000000"/>
+                  <w:sz w:val="17"/>
+                  <w:szCs w:val="18"/>
+                </w:rPr>
+                <w:t xml:space="preserve">Implemented</w:t>
+              </w:r>
+            </w:ins>
           </w:p>
         </w:tc>
         <w:tc>
@@ -13550,14 +12588,26 @@
               <w:keepLines/>
               <w:spacing w:after="40" w:line="254" w:lineRule="auto"/>
             </w:pPr>
-            <w:r>
-              <w:rPr>
-                <w:color w:val="000000"/>
-                <w:sz w:val="17"/>
-                <w:szCs w:val="18"/>
-              </w:rPr>
-              <w:t>Requires c2pa-python; distinguishes SDK, reader, manifest and validation states.</w:t>
-            </w:r>
+            <w:del w:id="91006" w:author="Denghj-jack" w:date="2026-10-21T00:00:00Z">
+              <w:r>
+                <w:rPr>
+                  <w:color w:val="000000"/>
+                  <w:sz w:val="17"/>
+                  <w:szCs w:val="18"/>
+                </w:rPr>
+                <w:delText xml:space="preserve">Requires c2pa-python; distinguishes SDK, reader, manifest and validation states.</w:delText>
+              </w:r>
+            </w:del>
+            <w:ins w:id="91007" w:author="Denghj-jack" w:date="2026-10-21T00:00:00Z">
+              <w:r>
+                <w:rPr>
+                  <w:color w:val="000000"/>
+                  <w:sz w:val="17"/>
+                  <w:szCs w:val="18"/>
+                </w:rPr>
+                <w:t xml:space="preserve">Uses the required c2pa-python SDK; distinguishes SDK, reader, manifest and validation states. Invalid manifests produce C2PA_CONTENT_BINDING_FAILED, C2PA_SIGNATURE_INVALID or C2PA_VALIDATION_FAILED findings.</w:t>
+              </w:r>
+            </w:ins>
           </w:p>
         </w:tc>
       </w:tr>
@@ -13624,51 +12674,13 @@
               <w:keepLines/>
               <w:spacing w:after="40" w:line="254" w:lineRule="auto"/>
             </w:pPr>
-            <w:proofErr w:type="gramStart"/>
-            <w:r>
-              <w:rPr>
-                <w:color w:val="000000"/>
-                <w:sz w:val="17"/>
-                <w:szCs w:val="18"/>
-              </w:rPr>
-              <w:t>.</w:t>
-            </w:r>
-            <w:proofErr w:type="spellStart"/>
-            <w:r>
-              <w:rPr>
-                <w:color w:val="000000"/>
-                <w:sz w:val="17"/>
-                <w:szCs w:val="18"/>
-              </w:rPr>
-              <w:t>logicx</w:t>
-            </w:r>
-            <w:proofErr w:type="spellEnd"/>
-            <w:r>
-              <w:rPr>
-                <w:color w:val="000000"/>
-                <w:sz w:val="17"/>
-                <w:szCs w:val="18"/>
-              </w:rPr>
-              <w:t xml:space="preserve"> .</w:t>
-            </w:r>
-            <w:proofErr w:type="spellStart"/>
-            <w:r>
-              <w:rPr>
-                <w:color w:val="000000"/>
-                <w:sz w:val="17"/>
-                <w:szCs w:val="18"/>
-              </w:rPr>
-              <w:t>ptx</w:t>
-            </w:r>
-            <w:proofErr w:type="spellEnd"/>
-            <w:proofErr w:type="gramEnd"/>
-            <w:r>
-              <w:rPr>
-                <w:color w:val="000000"/>
-                <w:sz w:val="17"/>
-                <w:szCs w:val="18"/>
-              </w:rPr>
-              <w:t xml:space="preserve"> .zip</w:t>
+            <w:r>
+              <w:rPr>
+                <w:color w:val="000000"/>
+                <w:sz w:val="17"/>
+                <w:szCs w:val="18"/>
+              </w:rPr>
+              <w:t xml:space="preserve">.logicx .ptx .zip</w:t>
             </w:r>
           </w:p>
         </w:tc>
@@ -13755,7 +12767,6 @@
               </w:rPr>
               <w:t xml:space="preserve">; reported </w:t>
             </w:r>
-            <w:proofErr w:type="spellStart"/>
             <w:r>
               <w:rPr>
                 <w:rFonts w:eastAsia="Consolas" w:cs="Consolas"/>
@@ -13765,7 +12776,6 @@
               </w:rPr>
               <w:t>not_assessed</w:t>
             </w:r>
-            <w:proofErr w:type="spellEnd"/>
             <w:r>
               <w:rPr>
                 <w:color w:val="000000"/>
@@ -13844,25 +12854,7 @@
                 <w:sz w:val="17"/>
                 <w:szCs w:val="18"/>
               </w:rPr>
-              <w:t>.</w:t>
-            </w:r>
-            <w:proofErr w:type="spellStart"/>
-            <w:r>
-              <w:rPr>
-                <w:color w:val="000000"/>
-                <w:sz w:val="17"/>
-                <w:szCs w:val="18"/>
-              </w:rPr>
-              <w:t>png</w:t>
-            </w:r>
-            <w:proofErr w:type="spellEnd"/>
-            <w:r>
-              <w:rPr>
-                <w:color w:val="000000"/>
-                <w:sz w:val="17"/>
-                <w:szCs w:val="18"/>
-              </w:rPr>
-              <w:t xml:space="preserve"> .mp4</w:t>
+              <w:t xml:space="preserve">.png .mp4</w:t>
             </w:r>
           </w:p>
         </w:tc>
@@ -13948,31 +12940,13 @@
       </w:r>
     </w:p>
     <w:p>
-      <w:proofErr w:type="spellStart"/>
-      <w:proofErr w:type="gramStart"/>
       <w:r>
-        <w:t>options.timeout</w:t>
-      </w:r>
-      <w:proofErr w:type="gramEnd"/>
-      <w:r>
-        <w:t>_seconds</w:t>
-      </w:r>
-      <w:proofErr w:type="spellEnd"/>
-      <w:r>
-        <w:t xml:space="preserve"> controls the caller budget; 60 seconds is the fallback used for locally adapted public bundles. The subprocess wait has a technical ceiling of 1,000,000 seconds. Audio diagnostics use only the budget left after core scoring, without opening-only truncation or a separate duration/task/PCM cap. One non-final file-change retry isolates changed files; another change, or any final-file change, returns error.</w:t>
+        <w:t xml:space="preserve">options.timeout_seconds controls the caller budget; 60 seconds is the fallback used for locally adapted public bundles. The subprocess wait has a technical ceiling of 1,000,000 seconds. Audio diagnostics use only the budget left after core scoring, without opening-only truncation or a separate duration/task/PCM cap. One non-final file-change retry isolates changed files; another change, or any final-file change, returns error.</w:t>
       </w:r>
     </w:p>
     <w:p>
       <w:r>
-        <w:t xml:space="preserve">Format checks do not authenticate metadata. The core inspects WAV headers and chunks without scanning all samples for disabled DSP. When optional decoding encounters </w:t>
-      </w:r>
-      <w:proofErr w:type="spellStart"/>
-      <w:r>
-        <w:t>NaN</w:t>
-      </w:r>
-      <w:proofErr w:type="spellEnd"/>
-      <w:r>
-        <w:t>/Infinity, silence or channel cancellation, the dependent observation is unavailable. Optional libraries do not extend the accepted input formats.</w:t>
+        <w:t xml:space="preserve">Format checks do not authenticate metadata. The core inspects WAV headers and chunks without scanning all samples for disabled DSP. When optional decoding encounters NaN/Infinity, silence or channel cancellation, the dependent observation is unavailable. Optional libraries do not extend the accepted input formats.</w:t>
       </w:r>
     </w:p>
     <w:p>
@@ -13994,7 +12968,6 @@
       <w:r>
         <w:t xml:space="preserve">The core pipeline runs </w:t>
       </w:r>
-      <w:proofErr w:type="spellStart"/>
       <w:r>
         <w:rPr>
           <w:rFonts w:ascii="Consolas" w:eastAsia="Consolas" w:hAnsi="Consolas" w:cs="Consolas"/>
@@ -14003,11 +12976,9 @@
         </w:rPr>
         <w:t>WavMetadataPass</w:t>
       </w:r>
-      <w:proofErr w:type="spellEnd"/>
       <w:r>
         <w:t xml:space="preserve"> per audio artefact and </w:t>
       </w:r>
-      <w:proofErr w:type="spellStart"/>
       <w:r>
         <w:rPr>
           <w:rFonts w:ascii="Consolas" w:eastAsia="Consolas" w:hAnsi="Consolas" w:cs="Consolas"/>
@@ -14016,11 +12987,9 @@
         </w:rPr>
         <w:t>RelationshipIntegrityPass</w:t>
       </w:r>
-      <w:proofErr w:type="spellEnd"/>
       <w:r>
         <w:t xml:space="preserve"> per retained edge. </w:t>
       </w:r>
-      <w:proofErr w:type="spellStart"/>
       <w:r>
         <w:rPr>
           <w:rFonts w:ascii="Consolas" w:eastAsia="Consolas" w:hAnsi="Consolas" w:cs="Consolas"/>
@@ -14029,11 +12998,9 @@
         </w:rPr>
         <w:t>BoundFileIntegrityPass</w:t>
       </w:r>
-      <w:proofErr w:type="spellEnd"/>
       <w:r>
         <w:t xml:space="preserve"> reuses their cached checks. Type-specific parsing feeds cross-evidence, C2PA, AI disclosure and workflow completeness. </w:t>
       </w:r>
-      <w:proofErr w:type="spellStart"/>
       <w:r>
         <w:rPr>
           <w:rFonts w:ascii="Consolas" w:eastAsia="Consolas" w:hAnsi="Consolas" w:cs="Consolas"/>
@@ -14042,7 +13009,6 @@
         </w:rPr>
         <w:t>assess_axes</w:t>
       </w:r>
-      <w:proofErr w:type="spellEnd"/>
       <w:r>
         <w:t xml:space="preserve"> emits disabled physical-similarity placeholders and never runs legacy DSP or exact reconstruction.</w:t>
       </w:r>
@@ -14264,7 +13230,6 @@
               <w:keepLines/>
               <w:spacing w:after="40" w:line="254" w:lineRule="auto"/>
             </w:pPr>
-            <w:proofErr w:type="spellStart"/>
             <w:r>
               <w:rPr>
                 <w:bCs/>
@@ -14274,7 +13239,6 @@
               </w:rPr>
               <w:t>WavMetadataPass</w:t>
             </w:r>
-            <w:proofErr w:type="spellEnd"/>
           </w:p>
         </w:tc>
         <w:tc>
@@ -14341,27 +13305,8 @@
                 <w:sz w:val="17"/>
                 <w:szCs w:val="18"/>
               </w:rPr>
-              <w:t>RIFF/WAVE structure, technical claims vs measured values, embedded metadata and recorder BWF/</w:t>
-            </w:r>
-            <w:proofErr w:type="spellStart"/>
-            <w:r>
-              <w:rPr>
-                <w:color w:val="000000"/>
-                <w:sz w:val="17"/>
-                <w:szCs w:val="18"/>
-              </w:rPr>
-              <w:t>iXML</w:t>
-            </w:r>
-            <w:proofErr w:type="spellEnd"/>
-            <w:r>
-              <w:rPr>
-                <w:color w:val="000000"/>
-                <w:sz w:val="17"/>
-                <w:szCs w:val="18"/>
-              </w:rPr>
-              <w:t xml:space="preserve"> fields; non-final failures become </w:t>
-            </w:r>
-            <w:proofErr w:type="spellStart"/>
+              <w:t xml:space="preserve">RIFF/WAVE structure, technical claims vs measured values, embedded metadata and recorder BWF/iXML fields; non-final failures become </w:t>
+            </w:r>
             <w:r>
               <w:rPr>
                 <w:rFonts w:eastAsia="Consolas" w:cs="Consolas"/>
@@ -14371,7 +13316,6 @@
               </w:rPr>
               <w:t>parser_failed</w:t>
             </w:r>
-            <w:proofErr w:type="spellEnd"/>
             <w:r>
               <w:rPr>
                 <w:color w:val="000000"/>
@@ -14414,7 +13358,6 @@
               </w:rPr>
               <w:t xml:space="preserve">Observations, checks and </w:t>
             </w:r>
-            <w:proofErr w:type="spellStart"/>
             <w:r>
               <w:rPr>
                 <w:rFonts w:eastAsia="Consolas" w:cs="Consolas"/>
@@ -14424,7 +13367,6 @@
               </w:rPr>
               <w:t>recorder_metadata</w:t>
             </w:r>
-            <w:proofErr w:type="spellEnd"/>
             <w:r>
               <w:rPr>
                 <w:color w:val="000000"/>
@@ -14463,7 +13405,6 @@
               <w:keepLines/>
               <w:spacing w:after="40" w:line="254" w:lineRule="auto"/>
             </w:pPr>
-            <w:proofErr w:type="spellStart"/>
             <w:r>
               <w:rPr>
                 <w:bCs/>
@@ -14473,7 +13414,6 @@
               </w:rPr>
               <w:t>RelationshipIntegrityPass</w:t>
             </w:r>
-            <w:proofErr w:type="spellEnd"/>
           </w:p>
         </w:tc>
         <w:tc>
@@ -14602,7 +13542,6 @@
               <w:keepLines/>
               <w:spacing w:after="40" w:line="254" w:lineRule="auto"/>
             </w:pPr>
-            <w:proofErr w:type="spellStart"/>
             <w:r>
               <w:rPr>
                 <w:bCs/>
@@ -14612,7 +13551,6 @@
               </w:rPr>
               <w:t>BoundFileIntegrityPass</w:t>
             </w:r>
-            <w:proofErr w:type="spellEnd"/>
           </w:p>
         </w:tc>
         <w:tc>
@@ -14742,7 +13680,6 @@
               <w:keepLines/>
               <w:spacing w:after="40" w:line="254" w:lineRule="auto"/>
             </w:pPr>
-            <w:proofErr w:type="spellStart"/>
             <w:r>
               <w:rPr>
                 <w:bCs/>
@@ -14752,7 +13689,6 @@
               </w:rPr>
               <w:t>ExpandedCrossEvidencePass</w:t>
             </w:r>
-            <w:proofErr w:type="spellEnd"/>
           </w:p>
         </w:tc>
         <w:tc>
@@ -14819,7 +13755,6 @@
               </w:rPr>
               <w:t xml:space="preserve">RIN, ERN, MIDI, sheets, C2PA ingredients, sound reports, AAF and Ableton sessions; each check carries an </w:t>
             </w:r>
-            <w:proofErr w:type="spellStart"/>
             <w:r>
               <w:rPr>
                 <w:rFonts w:eastAsia="Consolas" w:cs="Consolas"/>
@@ -14829,7 +13764,6 @@
               </w:rPr>
               <w:t>evidence_tier</w:t>
             </w:r>
-            <w:proofErr w:type="spellEnd"/>
             <w:r>
               <w:rPr>
                 <w:color w:val="000000"/>
@@ -15039,7 +13973,6 @@
               <w:keepLines/>
               <w:spacing w:after="40" w:line="254" w:lineRule="auto"/>
             </w:pPr>
-            <w:proofErr w:type="spellStart"/>
             <w:r>
               <w:rPr>
                 <w:bCs/>
@@ -15049,7 +13982,6 @@
               </w:rPr>
               <w:t>AIDisclosurePass</w:t>
             </w:r>
-            <w:proofErr w:type="spellEnd"/>
           </w:p>
         </w:tc>
         <w:tc>
@@ -15116,7 +14048,6 @@
               </w:rPr>
               <w:t xml:space="preserve">Coverage of explicit </w:t>
             </w:r>
-            <w:proofErr w:type="spellStart"/>
             <w:r>
               <w:rPr>
                 <w:rFonts w:eastAsia="Consolas" w:cs="Consolas"/>
@@ -15126,7 +14057,6 @@
               </w:rPr>
               <w:t>creation_method</w:t>
             </w:r>
-            <w:proofErr w:type="spellEnd"/>
             <w:r>
               <w:rPr>
                 <w:color w:val="000000"/>
@@ -15199,7 +14129,6 @@
               <w:keepLines/>
               <w:spacing w:after="40" w:line="254" w:lineRule="auto"/>
             </w:pPr>
-            <w:proofErr w:type="spellStart"/>
             <w:r>
               <w:rPr>
                 <w:bCs/>
@@ -15209,7 +14138,6 @@
               </w:rPr>
               <w:t>WorkflowCompletenessPass</w:t>
             </w:r>
-            <w:proofErr w:type="spellEnd"/>
           </w:p>
         </w:tc>
         <w:tc>
@@ -15474,7 +14402,6 @@
       <w:pPr>
         <w:spacing w:line="276" w:lineRule="auto"/>
       </w:pPr>
-      <w:proofErr w:type="spellStart"/>
       <w:r>
         <w:rPr>
           <w:rFonts w:ascii="Consolas" w:eastAsia="Consolas" w:hAnsi="Consolas" w:cs="Consolas"/>
@@ -15483,7 +14410,6 @@
         </w:rPr>
         <w:t>parse_bound_artefacts</w:t>
       </w:r>
-      <w:proofErr w:type="spellEnd"/>
       <w:r>
         <w:t xml:space="preserve"> selects a parser from the declared type only, records parser status and data, and passes failures to later assessments. It never infers a type from the file.</w:t>
       </w:r>
@@ -15659,25 +14585,7 @@
                 <w:sz w:val="17"/>
                 <w:szCs w:val="18"/>
               </w:rPr>
-              <w:t xml:space="preserve">Reuse </w:t>
-            </w:r>
-            <w:proofErr w:type="spellStart"/>
-            <w:r>
-              <w:rPr>
-                <w:color w:val="000000"/>
-                <w:sz w:val="17"/>
-                <w:szCs w:val="18"/>
-              </w:rPr>
-              <w:t>WavMetadataPass</w:t>
-            </w:r>
-            <w:proofErr w:type="spellEnd"/>
-            <w:r>
-              <w:rPr>
-                <w:color w:val="000000"/>
-                <w:sz w:val="17"/>
-                <w:szCs w:val="18"/>
-              </w:rPr>
-              <w:t xml:space="preserve"> observations and status; attempt embedded C2PA reading. A non-final parser failure is not retried.</w:t>
+              <w:t xml:space="preserve">Reuse WavMetadataPass observations and status; attempt embedded C2PA reading. A non-final parser failure is not retried.</w:t>
             </w:r>
           </w:p>
         </w:tc>
@@ -15823,7 +14731,6 @@
               </w:rPr>
               <w:t xml:space="preserve">Ableton Live set parser; other formats </w:t>
             </w:r>
-            <w:proofErr w:type="spellStart"/>
             <w:r>
               <w:rPr>
                 <w:rFonts w:eastAsia="Consolas" w:cs="Consolas"/>
@@ -15833,7 +14740,6 @@
               </w:rPr>
               <w:t>not_assessed</w:t>
             </w:r>
-            <w:proofErr w:type="spellEnd"/>
             <w:r>
               <w:rPr>
                 <w:color w:val="000000"/>
@@ -15879,19 +14785,8 @@
                 <w:sz w:val="17"/>
                 <w:szCs w:val="18"/>
               </w:rPr>
-              <w:t>project/</w:t>
-            </w:r>
-            <w:proofErr w:type="spellStart"/>
-            <w:r>
-              <w:rPr>
-                <w:bCs/>
-                <w:color w:val="000000"/>
-                <w:sz w:val="17"/>
-                <w:szCs w:val="18"/>
-              </w:rPr>
-              <w:t>aaf</w:t>
-            </w:r>
-            <w:proofErr w:type="spellEnd"/>
+              <w:t>project/aaf</w:t>
+            </w:r>
           </w:p>
         </w:tc>
         <w:tc>
@@ -16061,41 +14956,13 @@
               <w:keepLines/>
               <w:spacing w:after="40" w:line="254" w:lineRule="auto"/>
             </w:pPr>
-            <w:proofErr w:type="spellStart"/>
-            <w:r>
-              <w:rPr>
-                <w:color w:val="000000"/>
-                <w:sz w:val="17"/>
-                <w:szCs w:val="18"/>
-              </w:rPr>
-              <w:t>CompSheet</w:t>
-            </w:r>
-            <w:proofErr w:type="spellEnd"/>
-            <w:r>
-              <w:rPr>
-                <w:color w:val="000000"/>
-                <w:sz w:val="17"/>
-                <w:szCs w:val="18"/>
-              </w:rPr>
-              <w:t xml:space="preserve"> and </w:t>
-            </w:r>
-            <w:proofErr w:type="spellStart"/>
-            <w:r>
-              <w:rPr>
-                <w:color w:val="000000"/>
-                <w:sz w:val="17"/>
-                <w:szCs w:val="18"/>
-              </w:rPr>
-              <w:t>CueSheet</w:t>
-            </w:r>
-            <w:proofErr w:type="spellEnd"/>
-            <w:r>
-              <w:rPr>
-                <w:color w:val="000000"/>
-                <w:sz w:val="17"/>
-                <w:szCs w:val="18"/>
-              </w:rPr>
-              <w:t xml:space="preserve"> parsers.</w:t>
+            <w:r>
+              <w:rPr>
+                <w:color w:val="000000"/>
+                <w:sz w:val="17"/>
+                <w:szCs w:val="18"/>
+              </w:rPr>
+              <w:t xml:space="preserve">CompSheet and CueSheet parsers.</w:t>
             </w:r>
           </w:p>
         </w:tc>
@@ -16134,47 +15001,7 @@
                 <w:sz w:val="17"/>
                 <w:szCs w:val="18"/>
               </w:rPr>
-              <w:t>metadata/</w:t>
-            </w:r>
-            <w:proofErr w:type="spellStart"/>
-            <w:r>
-              <w:rPr>
-                <w:bCs/>
-                <w:color w:val="000000"/>
-                <w:sz w:val="17"/>
-                <w:szCs w:val="18"/>
-              </w:rPr>
-              <w:t>ddex-rin</w:t>
-            </w:r>
-            <w:proofErr w:type="spellEnd"/>
-            <w:r>
-              <w:rPr>
-                <w:bCs/>
-                <w:color w:val="000000"/>
-                <w:sz w:val="17"/>
-                <w:szCs w:val="18"/>
-              </w:rPr>
-              <w:t>, metadata/</w:t>
-            </w:r>
-            <w:proofErr w:type="spellStart"/>
-            <w:r>
-              <w:rPr>
-                <w:bCs/>
-                <w:color w:val="000000"/>
-                <w:sz w:val="17"/>
-                <w:szCs w:val="18"/>
-              </w:rPr>
-              <w:t>ddex</w:t>
-            </w:r>
-            <w:proofErr w:type="spellEnd"/>
-            <w:r>
-              <w:rPr>
-                <w:bCs/>
-                <w:color w:val="000000"/>
-                <w:sz w:val="17"/>
-                <w:szCs w:val="18"/>
-              </w:rPr>
-              <w:t>-ern</w:t>
+              <w:t>metadata/ddex-rin, metadata/ddex-ern</w:t>
             </w:r>
           </w:p>
         </w:tc>
@@ -16355,7 +15182,6 @@
               </w:rPr>
               <w:t xml:space="preserve">Record </w:t>
             </w:r>
-            <w:proofErr w:type="spellStart"/>
             <w:r>
               <w:rPr>
                 <w:rFonts w:eastAsia="Consolas" w:cs="Consolas"/>
@@ -16365,7 +15191,6 @@
               </w:rPr>
               <w:t>not_assessed</w:t>
             </w:r>
-            <w:proofErr w:type="spellEnd"/>
             <w:r>
               <w:rPr>
                 <w:color w:val="000000"/>
@@ -16399,85 +15224,8 @@
       <w:pPr>
         <w:spacing w:line="276" w:lineRule="auto"/>
       </w:pPr>
-      <w:proofErr w:type="spellStart"/>
       <w:r>
-        <w:t>WavMetadataPass</w:t>
-      </w:r>
-      <w:proofErr w:type="spellEnd"/>
-      <w:r>
-        <w:t xml:space="preserve"> extracts </w:t>
-      </w:r>
-      <w:proofErr w:type="spellStart"/>
-      <w:r>
-        <w:t>bext</w:t>
-      </w:r>
-      <w:proofErr w:type="spellEnd"/>
-      <w:r>
-        <w:t xml:space="preserve"> and </w:t>
-      </w:r>
-      <w:proofErr w:type="spellStart"/>
-      <w:r>
-        <w:t>iXML</w:t>
-      </w:r>
-      <w:proofErr w:type="spellEnd"/>
-      <w:r>
-        <w:t xml:space="preserve"> fields from hash-bound WAV bytes. </w:t>
-      </w:r>
-      <w:proofErr w:type="spellStart"/>
-      <w:r>
-        <w:t>iXML</w:t>
-      </w:r>
-      <w:proofErr w:type="spellEnd"/>
-      <w:r>
-        <w:t xml:space="preserve"> scene, take, tape and track names take precedence where present; the </w:t>
-      </w:r>
-      <w:proofErr w:type="spellStart"/>
-      <w:r>
-        <w:t>bext</w:t>
-      </w:r>
-      <w:proofErr w:type="spellEnd"/>
-      <w:r>
-        <w:t xml:space="preserve"> description supplies the recorder filename, and </w:t>
-      </w:r>
-      <w:proofErr w:type="spellStart"/>
-      <w:r>
-        <w:t>bext</w:t>
-      </w:r>
-      <w:proofErr w:type="spellEnd"/>
-      <w:r>
-        <w:t xml:space="preserve"> </w:t>
-      </w:r>
-      <w:proofErr w:type="spellStart"/>
-      <w:r>
-        <w:t>time_reference</w:t>
-      </w:r>
-      <w:proofErr w:type="spellEnd"/>
-      <w:r>
-        <w:t xml:space="preserve"> divided by the sample rate supplies start time in seconds. The production-document index requires a recorder filename, currently read from the </w:t>
-      </w:r>
-      <w:proofErr w:type="spellStart"/>
-      <w:r>
-        <w:t>bext</w:t>
-      </w:r>
-      <w:proofErr w:type="spellEnd"/>
-      <w:r>
-        <w:t xml:space="preserve"> </w:t>
-      </w:r>
-      <w:proofErr w:type="spellStart"/>
-      <w:r>
-        <w:t>sFILENAME</w:t>
-      </w:r>
-      <w:proofErr w:type="spellEnd"/>
-      <w:r>
-        <w:t xml:space="preserve"> field; </w:t>
-      </w:r>
-      <w:proofErr w:type="spellStart"/>
-      <w:r>
-        <w:t>iXML</w:t>
-      </w:r>
-      <w:proofErr w:type="spellEnd"/>
-      <w:r>
-        <w:t>-only metadata without that field cannot identify a take for these checks.</w:t>
+        <w:t xml:space="preserve">WavMetadataPass extracts bext and iXML fields from hash-bound WAV bytes. iXML scene, take, tape and track names take precedence where present; the bext description supplies the recorder filename, and bext time_reference divided by the sample rate supplies start time in seconds. The production-document index requires a recorder filename, currently read from the bext sFILENAME field; iXML-only metadata without that field cannot identify a take for these checks.</w:t>
       </w:r>
     </w:p>
     <w:tbl>
@@ -16647,7 +15395,6 @@
               <w:keepLines/>
               <w:spacing w:after="40" w:line="254" w:lineRule="auto"/>
             </w:pPr>
-            <w:proofErr w:type="spellStart"/>
             <w:r>
               <w:rPr>
                 <w:color w:val="000000"/>
@@ -16656,7 +15403,6 @@
               </w:rPr>
               <w:t>sound_report_start_timecode_matches_recorder</w:t>
             </w:r>
-            <w:proofErr w:type="spellEnd"/>
           </w:p>
         </w:tc>
         <w:tc>
@@ -16691,7 +15437,6 @@
               </w:rPr>
               <w:t xml:space="preserve">Report Start TC vs </w:t>
             </w:r>
-            <w:proofErr w:type="spellStart"/>
             <w:r>
               <w:rPr>
                 <w:rFonts w:eastAsia="Consolas" w:cs="Consolas"/>
@@ -16701,7 +15446,6 @@
               </w:rPr>
               <w:t>bext</w:t>
             </w:r>
-            <w:proofErr w:type="spellEnd"/>
             <w:r>
               <w:rPr>
                 <w:color w:val="000000"/>
@@ -16736,7 +15480,6 @@
               <w:keepLines/>
               <w:spacing w:after="40" w:line="254" w:lineRule="auto"/>
             </w:pPr>
-            <w:proofErr w:type="spellStart"/>
             <w:r>
               <w:rPr>
                 <w:color w:val="000000"/>
@@ -16745,7 +15488,6 @@
               </w:rPr>
               <w:t>recorder_metadata</w:t>
             </w:r>
-            <w:proofErr w:type="spellEnd"/>
           </w:p>
         </w:tc>
       </w:tr>
@@ -16776,7 +15518,6 @@
               <w:keepLines/>
               <w:spacing w:after="40" w:line="254" w:lineRule="auto"/>
             </w:pPr>
-            <w:proofErr w:type="spellStart"/>
             <w:r>
               <w:rPr>
                 <w:color w:val="000000"/>
@@ -16785,7 +15526,6 @@
               </w:rPr>
               <w:t>sound_report_scene_take_matches_recorder</w:t>
             </w:r>
-            <w:proofErr w:type="spellEnd"/>
           </w:p>
         </w:tc>
         <w:tc>
@@ -16817,27 +15557,8 @@
                 <w:sz w:val="17"/>
                 <w:szCs w:val="18"/>
               </w:rPr>
-              <w:t xml:space="preserve">Report scene/take vs </w:t>
-            </w:r>
-            <w:proofErr w:type="spellStart"/>
-            <w:r>
-              <w:rPr>
-                <w:color w:val="000000"/>
-                <w:sz w:val="17"/>
-                <w:szCs w:val="18"/>
-              </w:rPr>
-              <w:t>iXML</w:t>
-            </w:r>
-            <w:proofErr w:type="spellEnd"/>
-            <w:r>
-              <w:rPr>
-                <w:color w:val="000000"/>
-                <w:sz w:val="17"/>
-                <w:szCs w:val="18"/>
-              </w:rPr>
-              <w:t xml:space="preserve"> or </w:t>
-            </w:r>
-            <w:proofErr w:type="spellStart"/>
+              <w:t xml:space="preserve">Report scene/take vs iXML or </w:t>
+            </w:r>
             <w:r>
               <w:rPr>
                 <w:rFonts w:eastAsia="Consolas" w:cs="Consolas"/>
@@ -16847,7 +15568,6 @@
               </w:rPr>
               <w:t>bext</w:t>
             </w:r>
-            <w:proofErr w:type="spellEnd"/>
           </w:p>
         </w:tc>
         <w:tc>
@@ -16873,7 +15593,6 @@
               <w:keepLines/>
               <w:spacing w:after="40" w:line="254" w:lineRule="auto"/>
             </w:pPr>
-            <w:proofErr w:type="spellStart"/>
             <w:r>
               <w:rPr>
                 <w:color w:val="000000"/>
@@ -16882,7 +15601,6 @@
               </w:rPr>
               <w:t>recorder_metadata</w:t>
             </w:r>
-            <w:proofErr w:type="spellEnd"/>
           </w:p>
         </w:tc>
       </w:tr>
@@ -16913,7 +15631,6 @@
               <w:keepLines/>
               <w:spacing w:after="40" w:line="254" w:lineRule="auto"/>
             </w:pPr>
-            <w:proofErr w:type="spellStart"/>
             <w:r>
               <w:rPr>
                 <w:color w:val="000000"/>
@@ -16922,7 +15639,6 @@
               </w:rPr>
               <w:t>sound_report_track_names_match_recorder</w:t>
             </w:r>
-            <w:proofErr w:type="spellEnd"/>
           </w:p>
         </w:tc>
         <w:tc>
@@ -16954,27 +15670,8 @@
                 <w:sz w:val="17"/>
                 <w:szCs w:val="18"/>
               </w:rPr>
-              <w:t xml:space="preserve">Report track names vs </w:t>
-            </w:r>
-            <w:proofErr w:type="spellStart"/>
-            <w:r>
-              <w:rPr>
-                <w:color w:val="000000"/>
-                <w:sz w:val="17"/>
-                <w:szCs w:val="18"/>
-              </w:rPr>
-              <w:t>iXML</w:t>
-            </w:r>
-            <w:proofErr w:type="spellEnd"/>
-            <w:r>
-              <w:rPr>
-                <w:color w:val="000000"/>
-                <w:sz w:val="17"/>
-                <w:szCs w:val="18"/>
-              </w:rPr>
-              <w:t xml:space="preserve"> or </w:t>
-            </w:r>
-            <w:proofErr w:type="spellStart"/>
+              <w:t xml:space="preserve">Report track names vs iXML or </w:t>
+            </w:r>
             <w:r>
               <w:rPr>
                 <w:rFonts w:eastAsia="Consolas" w:cs="Consolas"/>
@@ -16984,7 +15681,6 @@
               </w:rPr>
               <w:t>bext</w:t>
             </w:r>
-            <w:proofErr w:type="spellEnd"/>
           </w:p>
         </w:tc>
         <w:tc>
@@ -17010,7 +15706,6 @@
               <w:keepLines/>
               <w:spacing w:after="40" w:line="254" w:lineRule="auto"/>
             </w:pPr>
-            <w:proofErr w:type="spellStart"/>
             <w:r>
               <w:rPr>
                 <w:color w:val="000000"/>
@@ -17019,7 +15714,6 @@
               </w:rPr>
               <w:t>recorder_metadata</w:t>
             </w:r>
-            <w:proofErr w:type="spellEnd"/>
           </w:p>
         </w:tc>
       </w:tr>
@@ -17050,7 +15744,6 @@
               <w:keepLines/>
               <w:spacing w:after="40" w:line="254" w:lineRule="auto"/>
             </w:pPr>
-            <w:proofErr w:type="spellStart"/>
             <w:r>
               <w:rPr>
                 <w:color w:val="000000"/>
@@ -17059,7 +15752,6 @@
               </w:rPr>
               <w:t>sound_report_length_matches_audio</w:t>
             </w:r>
-            <w:proofErr w:type="spellEnd"/>
           </w:p>
         </w:tc>
         <w:tc>
@@ -17118,7 +15810,6 @@
               <w:keepLines/>
               <w:spacing w:after="40" w:line="254" w:lineRule="auto"/>
             </w:pPr>
-            <w:proofErr w:type="spellStart"/>
             <w:r>
               <w:rPr>
                 <w:color w:val="000000"/>
@@ -17127,7 +15818,6 @@
               </w:rPr>
               <w:t>submitter_document</w:t>
             </w:r>
-            <w:proofErr w:type="spellEnd"/>
           </w:p>
         </w:tc>
       </w:tr>
@@ -17158,7 +15848,6 @@
               <w:keepLines/>
               <w:spacing w:after="40" w:line="254" w:lineRule="auto"/>
             </w:pPr>
-            <w:proofErr w:type="spellStart"/>
             <w:r>
               <w:rPr>
                 <w:color w:val="000000"/>
@@ -17167,7 +15856,6 @@
               </w:rPr>
               <w:t>aaf_source_range_within_recorded_timecode</w:t>
             </w:r>
-            <w:proofErr w:type="spellEnd"/>
           </w:p>
         </w:tc>
         <w:tc>
@@ -17226,7 +15914,6 @@
               <w:keepLines/>
               <w:spacing w:after="40" w:line="254" w:lineRule="auto"/>
             </w:pPr>
-            <w:proofErr w:type="spellStart"/>
             <w:r>
               <w:rPr>
                 <w:color w:val="000000"/>
@@ -17235,7 +15922,6 @@
               </w:rPr>
               <w:t>recorder_metadata</w:t>
             </w:r>
-            <w:proofErr w:type="spellEnd"/>
           </w:p>
         </w:tc>
       </w:tr>
@@ -17266,52 +15952,14 @@
               <w:keepLines/>
               <w:spacing w:after="40" w:line="254" w:lineRule="auto"/>
             </w:pPr>
-            <w:proofErr w:type="spellStart"/>
-            <w:r>
-              <w:rPr>
-                <w:color w:val="000000"/>
-                <w:sz w:val="17"/>
-                <w:szCs w:val="18"/>
-              </w:rPr>
-              <w:t>aaf_scene_take</w:t>
-            </w:r>
-            <w:proofErr w:type="spellEnd"/>
-            <w:r>
-              <w:rPr>
-                <w:color w:val="000000"/>
-                <w:sz w:val="17"/>
-                <w:szCs w:val="18"/>
-              </w:rPr>
-              <w:t xml:space="preserve"> / </w:t>
-            </w:r>
-            <w:proofErr w:type="spellStart"/>
-            <w:r>
-              <w:rPr>
-                <w:color w:val="000000"/>
-                <w:sz w:val="17"/>
-                <w:szCs w:val="18"/>
-              </w:rPr>
-              <w:t>track_names</w:t>
-            </w:r>
-            <w:proofErr w:type="spellEnd"/>
-            <w:r>
-              <w:rPr>
-                <w:color w:val="000000"/>
-                <w:sz w:val="17"/>
-                <w:szCs w:val="18"/>
-              </w:rPr>
-              <w:t xml:space="preserve"> / </w:t>
-            </w:r>
-            <w:proofErr w:type="spellStart"/>
-            <w:r>
-              <w:rPr>
-                <w:color w:val="000000"/>
-                <w:sz w:val="17"/>
-                <w:szCs w:val="18"/>
-              </w:rPr>
-              <w:t>shoot_date</w:t>
-            </w:r>
-            <w:proofErr w:type="spellEnd"/>
+            <w:r>
+              <w:rPr>
+                <w:color w:val="000000"/>
+                <w:sz w:val="17"/>
+                <w:szCs w:val="18"/>
+              </w:rPr>
+              <w:t xml:space="preserve">aaf_scene_take / track_names / shoot_date</w:t>
+            </w:r>
           </w:p>
         </w:tc>
         <w:tc>
@@ -17343,27 +15991,8 @@
                 <w:sz w:val="17"/>
                 <w:szCs w:val="18"/>
               </w:rPr>
-              <w:t xml:space="preserve">AAF comments vs </w:t>
-            </w:r>
-            <w:proofErr w:type="spellStart"/>
-            <w:r>
-              <w:rPr>
-                <w:color w:val="000000"/>
-                <w:sz w:val="17"/>
-                <w:szCs w:val="18"/>
-              </w:rPr>
-              <w:t>iXML</w:t>
-            </w:r>
-            <w:proofErr w:type="spellEnd"/>
-            <w:r>
-              <w:rPr>
-                <w:color w:val="000000"/>
-                <w:sz w:val="17"/>
-                <w:szCs w:val="18"/>
-              </w:rPr>
-              <w:t xml:space="preserve">, </w:t>
-            </w:r>
-            <w:proofErr w:type="spellStart"/>
+              <w:t xml:space="preserve">AAF comments vs iXML, </w:t>
+            </w:r>
             <w:r>
               <w:rPr>
                 <w:rFonts w:eastAsia="Consolas" w:cs="Consolas"/>
@@ -17373,7 +16002,6 @@
               </w:rPr>
               <w:t>bext</w:t>
             </w:r>
-            <w:proofErr w:type="spellEnd"/>
             <w:r>
               <w:rPr>
                 <w:color w:val="000000"/>
@@ -17407,7 +16035,6 @@
               <w:keepLines/>
               <w:spacing w:after="40" w:line="254" w:lineRule="auto"/>
             </w:pPr>
-            <w:proofErr w:type="spellStart"/>
             <w:r>
               <w:rPr>
                 <w:color w:val="000000"/>
@@ -17416,7 +16043,6 @@
               </w:rPr>
               <w:t>recorder_metadata</w:t>
             </w:r>
-            <w:proofErr w:type="spellEnd"/>
           </w:p>
         </w:tc>
       </w:tr>
@@ -17448,7 +16074,6 @@
               <w:keepLines/>
               <w:spacing w:after="40" w:line="254" w:lineRule="auto"/>
             </w:pPr>
-            <w:proofErr w:type="spellStart"/>
             <w:r>
               <w:rPr>
                 <w:color w:val="000000"/>
@@ -17457,7 +16082,6 @@
               </w:rPr>
               <w:t>daw_session_uses_declared_source_audio</w:t>
             </w:r>
-            <w:proofErr w:type="spellEnd"/>
           </w:p>
         </w:tc>
         <w:tc>
@@ -17518,7 +16142,6 @@
               <w:keepLines/>
               <w:spacing w:after="40" w:line="254" w:lineRule="auto"/>
             </w:pPr>
-            <w:proofErr w:type="spellStart"/>
             <w:r>
               <w:rPr>
                 <w:color w:val="000000"/>
@@ -17527,7 +16150,6 @@
               </w:rPr>
               <w:t>submitter_document</w:t>
             </w:r>
-            <w:proofErr w:type="spellEnd"/>
           </w:p>
         </w:tc>
       </w:tr>
@@ -17558,34 +16180,14 @@
               <w:keepLines/>
               <w:spacing w:after="40" w:line="254" w:lineRule="auto"/>
             </w:pPr>
-            <w:proofErr w:type="spellStart"/>
-            <w:r>
-              <w:rPr>
-                <w:color w:val="000000"/>
-                <w:sz w:val="17"/>
-                <w:szCs w:val="18"/>
-              </w:rPr>
-              <w:t>daw_session_tempo</w:t>
-            </w:r>
-            <w:proofErr w:type="spellEnd"/>
-            <w:r>
-              <w:rPr>
-                <w:color w:val="000000"/>
-                <w:sz w:val="17"/>
-                <w:szCs w:val="18"/>
-              </w:rPr>
-              <w:t xml:space="preserve"> / </w:t>
-            </w:r>
-            <w:proofErr w:type="spellStart"/>
-            <w:r>
-              <w:rPr>
-                <w:color w:val="000000"/>
-                <w:sz w:val="17"/>
-                <w:szCs w:val="18"/>
-              </w:rPr>
-              <w:t>time_signature_matches_midi</w:t>
-            </w:r>
-            <w:proofErr w:type="spellEnd"/>
+            <w:r>
+              <w:rPr>
+                <w:color w:val="000000"/>
+                <w:sz w:val="17"/>
+                <w:szCs w:val="18"/>
+              </w:rPr>
+              <w:t xml:space="preserve">daw_session_tempo / time_signature_matches_midi</w:t>
+            </w:r>
           </w:p>
         </w:tc>
         <w:tc>
@@ -17644,7 +16246,6 @@
               <w:keepLines/>
               <w:spacing w:after="40" w:line="254" w:lineRule="auto"/>
             </w:pPr>
-            <w:proofErr w:type="spellStart"/>
             <w:r>
               <w:rPr>
                 <w:color w:val="000000"/>
@@ -17653,7 +16254,6 @@
               </w:rPr>
               <w:t>submitter_document</w:t>
             </w:r>
-            <w:proofErr w:type="spellEnd"/>
           </w:p>
         </w:tc>
       </w:tr>
@@ -17681,15 +16281,7 @@
         <w:ind w:left="170" w:right="170"/>
       </w:pPr>
       <w:r>
-        <w:t xml:space="preserve">The repository verification report records </w:t>
-      </w:r>
-      <w:proofErr w:type="gramStart"/>
-      <w:r>
-        <w:t>three episode</w:t>
-      </w:r>
-      <w:proofErr w:type="gramEnd"/>
-      <w:r>
-        <w:t xml:space="preserve"> chains from a local production dataset with no recorder contradictions and Integrity 1.0, plus a copied report whose 2-second start-time shift failed one check. Those are recorded case observations, not general accuracy estimates. Recorder metadata can be rewritten together with an audio file and rehashed: the tier increases the consistency burden but does not prove that a recorder or event produced it.</w:t>
+        <w:t xml:space="preserve">The repository verification report records three episode chains from a local production dataset with no recorder contradictions and Integrity 1.0, plus a copied report whose 2-second start-time shift failed one check. Those are recorded case observations, not general accuracy estimates. Recorder metadata can be rewritten together with an audio file and rehashed: the tier increases the consistency burden but does not prove that a recorder or event produced it.</w:t>
       </w:r>
     </w:p>
     <w:p>
@@ -17709,39 +16301,7 @@
         <w:spacing w:line="276" w:lineRule="auto"/>
       </w:pPr>
       <w:r>
-        <w:t xml:space="preserve">Artefact and relationship objects cache pass results </w:t>
-      </w:r>
-      <w:proofErr w:type="gramStart"/>
-      <w:r>
-        <w:t>by pass</w:t>
-      </w:r>
-      <w:proofErr w:type="gramEnd"/>
-      <w:r>
-        <w:t xml:space="preserve"> class and detect recursive pass evaluation. File hashes are verified before binding and reused rather than hashed again by </w:t>
-      </w:r>
-      <w:proofErr w:type="spellStart"/>
-      <w:r>
-        <w:t>libevchain</w:t>
-      </w:r>
-      <w:proofErr w:type="spellEnd"/>
-      <w:r>
-        <w:t xml:space="preserve">. </w:t>
-      </w:r>
-      <w:proofErr w:type="spellStart"/>
-      <w:r>
-        <w:t>source_revision</w:t>
-      </w:r>
-      <w:proofErr w:type="spellEnd"/>
-      <w:r>
-        <w:t xml:space="preserve"> is a cached SHA-256 digest of the installed runtime source, policies, schemas and requirement files; it is not the Git commit identifier. WAV descriptors and diagnostic snapshots are </w:t>
-      </w:r>
-      <w:proofErr w:type="gramStart"/>
-      <w:r>
-        <w:t>request-scoped</w:t>
-      </w:r>
-      <w:proofErr w:type="gramEnd"/>
-      <w:r>
-        <w:t>. Type parsers and graph indexes have not yet been converted into the proposed reusable passes.</w:t>
+        <w:t xml:space="preserve">Artefact and relationship objects cache pass results by pass class and detect recursive pass evaluation. File hashes are verified before binding and reused rather than hashed again by libevchain. source_revision is a cached SHA-256 digest of the installed runtime source, policies, schemas and requirement files; it is not the Git commit identifier. WAV descriptors and diagnostic snapshots are request-scoped. Type parsers and graph indexes have not yet been converted into the proposed reusable passes.</w:t>
       </w:r>
     </w:p>
     <w:p>
@@ -17887,7 +16447,6 @@
               <w:keepLines/>
               <w:spacing w:after="40" w:line="254" w:lineRule="auto"/>
             </w:pPr>
-            <w:proofErr w:type="spellStart"/>
             <w:r>
               <w:rPr>
                 <w:color w:val="000000"/>
@@ -17896,7 +16455,6 @@
               </w:rPr>
               <w:t>CrossEvidencePass</w:t>
             </w:r>
-            <w:proofErr w:type="spellEnd"/>
           </w:p>
         </w:tc>
         <w:tc>
@@ -17931,7 +16489,6 @@
               </w:rPr>
               <w:t xml:space="preserve">Earlier implementation retained for reference; </w:t>
             </w:r>
-            <w:proofErr w:type="spellStart"/>
             <w:r>
               <w:rPr>
                 <w:rFonts w:eastAsia="Consolas" w:cs="Consolas"/>
@@ -17941,32 +16498,13 @@
               </w:rPr>
               <w:t>assess_axes</w:t>
             </w:r>
-            <w:proofErr w:type="spellEnd"/>
-            <w:r>
-              <w:rPr>
-                <w:color w:val="000000"/>
-                <w:sz w:val="17"/>
-                <w:szCs w:val="18"/>
-              </w:rPr>
-              <w:t xml:space="preserve"> uses </w:t>
-            </w:r>
-            <w:proofErr w:type="spellStart"/>
-            <w:r>
-              <w:rPr>
-                <w:color w:val="000000"/>
-                <w:sz w:val="17"/>
-                <w:szCs w:val="18"/>
-              </w:rPr>
-              <w:t>ExpandedCrossEvidencePass</w:t>
-            </w:r>
-            <w:proofErr w:type="spellEnd"/>
-            <w:r>
-              <w:rPr>
-                <w:color w:val="000000"/>
-                <w:sz w:val="17"/>
-                <w:szCs w:val="18"/>
-              </w:rPr>
-              <w:t>.</w:t>
+            <w:r>
+              <w:rPr>
+                <w:color w:val="000000"/>
+                <w:sz w:val="17"/>
+                <w:szCs w:val="18"/>
+              </w:rPr>
+              <w:t xml:space="preserve"> uses ExpandedCrossEvidencePass.</w:t>
             </w:r>
           </w:p>
         </w:tc>
@@ -18005,25 +16543,7 @@
                 <w:sz w:val="17"/>
                 <w:szCs w:val="18"/>
               </w:rPr>
-              <w:t xml:space="preserve">vendor </w:t>
-            </w:r>
-            <w:proofErr w:type="spellStart"/>
-            <w:r>
-              <w:rPr>
-                <w:color w:val="000000"/>
-                <w:sz w:val="17"/>
-                <w:szCs w:val="18"/>
-              </w:rPr>
-              <w:t>builtin</w:t>
-            </w:r>
-            <w:proofErr w:type="spellEnd"/>
-            <w:r>
-              <w:rPr>
-                <w:color w:val="000000"/>
-                <w:sz w:val="17"/>
-                <w:szCs w:val="18"/>
-              </w:rPr>
-              <w:t xml:space="preserve"> C2PAPass</w:t>
+              <w:t xml:space="preserve">vendor builtin C2PAPass</w:t>
             </w:r>
           </w:p>
         </w:tc>
@@ -18090,34 +16610,14 @@
               <w:keepLines/>
               <w:spacing w:after="40" w:line="254" w:lineRule="auto"/>
             </w:pPr>
-            <w:proofErr w:type="spellStart"/>
-            <w:r>
-              <w:rPr>
-                <w:color w:val="000000"/>
-                <w:sz w:val="17"/>
-                <w:szCs w:val="18"/>
-              </w:rPr>
-              <w:t>ArtefactPass</w:t>
-            </w:r>
-            <w:proofErr w:type="spellEnd"/>
-            <w:r>
-              <w:rPr>
-                <w:color w:val="000000"/>
-                <w:sz w:val="17"/>
-                <w:szCs w:val="18"/>
-              </w:rPr>
-              <w:t xml:space="preserve"> and </w:t>
-            </w:r>
-            <w:proofErr w:type="spellStart"/>
-            <w:r>
-              <w:rPr>
-                <w:color w:val="000000"/>
-                <w:sz w:val="17"/>
-                <w:szCs w:val="18"/>
-              </w:rPr>
-              <w:t>EvidencePass</w:t>
-            </w:r>
-            <w:proofErr w:type="spellEnd"/>
+            <w:r>
+              <w:rPr>
+                <w:color w:val="000000"/>
+                <w:sz w:val="17"/>
+                <w:szCs w:val="18"/>
+              </w:rPr>
+              <w:t xml:space="preserve">ArtefactPass and EvidencePass</w:t>
+            </w:r>
           </w:p>
         </w:tc>
         <w:tc>
@@ -18249,47 +16749,7 @@
         <w:spacing w:line="276" w:lineRule="auto"/>
       </w:pPr>
       <w:r>
-        <w:t xml:space="preserve">--audio-analysis enables </w:t>
-      </w:r>
-      <w:proofErr w:type="spellStart"/>
-      <w:r>
-        <w:t>audfprint</w:t>
-      </w:r>
-      <w:proofErr w:type="spellEnd"/>
-      <w:r>
-        <w:t xml:space="preserve">, </w:t>
-      </w:r>
-      <w:proofErr w:type="spellStart"/>
-      <w:r>
-        <w:t>spectromap</w:t>
-      </w:r>
-      <w:proofErr w:type="spellEnd"/>
-      <w:r>
-        <w:t xml:space="preserve">, </w:t>
-      </w:r>
-      <w:proofErr w:type="spellStart"/>
-      <w:r>
-        <w:t>librosa</w:t>
-      </w:r>
-      <w:proofErr w:type="spellEnd"/>
-      <w:r>
-        <w:t xml:space="preserve"> and </w:t>
-      </w:r>
-      <w:proofErr w:type="spellStart"/>
-      <w:r>
-        <w:t>music_semantics</w:t>
-      </w:r>
-      <w:proofErr w:type="spellEnd"/>
-      <w:r>
-        <w:t xml:space="preserve"> from the default local policy. --audio-analysis-policy &lt;file&gt; enables the stage with a supplied policy, optionally selecting fewer providers and overriding permitted analysis parameters. A custom policy alone is sufficient. </w:t>
-      </w:r>
-      <w:proofErr w:type="spellStart"/>
-      <w:r>
-        <w:t>fingerprint_agreement</w:t>
-      </w:r>
-      <w:proofErr w:type="spellEnd"/>
-      <w:r>
-        <w:t xml:space="preserve"> is generated automatically when both fingerprint providers run; it is not a selectable policy provider. No audio flag means no optional provider imports, snapshots or workers.</w:t>
+        <w:t xml:space="preserve">--audio-analysis enables audfprint, spectromap, librosa and music_semantics from the default local policy. --audio-analysis-policy &lt;file&gt; enables the stage with a supplied policy, optionally selecting fewer providers and overriding permitted analysis parameters. A custom policy alone is sufficient. fingerprint_agreement is generated automatically when both fingerprint providers run; it is not a selectable policy provider. No audio flag means no optional provider imports, snapshots or workers.</w:t>
       </w:r>
     </w:p>
     <w:p>
@@ -18471,7 +16931,6 @@
               <w:keepLines/>
               <w:spacing w:after="40" w:line="254" w:lineRule="auto"/>
             </w:pPr>
-            <w:proofErr w:type="spellStart"/>
             <w:r>
               <w:rPr>
                 <w:bCs/>
@@ -18481,7 +16940,6 @@
               </w:rPr>
               <w:t>audfprint</w:t>
             </w:r>
-            <w:proofErr w:type="spellEnd"/>
           </w:p>
         </w:tc>
         <w:tc>
@@ -18508,41 +16966,13 @@
               <w:keepLines/>
               <w:spacing w:after="40" w:line="254" w:lineRule="auto"/>
             </w:pPr>
-            <w:proofErr w:type="spellStart"/>
-            <w:r>
-              <w:rPr>
-                <w:color w:val="000000"/>
-                <w:sz w:val="17"/>
-                <w:szCs w:val="18"/>
-              </w:rPr>
-              <w:t>audfprint</w:t>
-            </w:r>
-            <w:proofErr w:type="spellEnd"/>
-            <w:r>
-              <w:rPr>
-                <w:color w:val="000000"/>
-                <w:sz w:val="17"/>
-                <w:szCs w:val="18"/>
-              </w:rPr>
-              <w:t xml:space="preserve"> (MIT, </w:t>
-            </w:r>
-            <w:proofErr w:type="spellStart"/>
-            <w:r>
-              <w:rPr>
-                <w:color w:val="000000"/>
-                <w:sz w:val="17"/>
-                <w:szCs w:val="18"/>
-              </w:rPr>
-              <w:t>vendored</w:t>
-            </w:r>
-            <w:proofErr w:type="spellEnd"/>
-            <w:r>
-              <w:rPr>
-                <w:color w:val="000000"/>
-                <w:sz w:val="17"/>
-                <w:szCs w:val="18"/>
-              </w:rPr>
-              <w:t xml:space="preserve"> unmodified)</w:t>
+            <w:r>
+              <w:rPr>
+                <w:color w:val="000000"/>
+                <w:sz w:val="17"/>
+                <w:szCs w:val="18"/>
+              </w:rPr>
+              <w:t xml:space="preserve">audfprint (MIT, vendored unmodified)</w:t>
             </w:r>
           </w:p>
         </w:tc>
@@ -18609,7 +17039,6 @@
               <w:keepLines/>
               <w:spacing w:after="40" w:line="254" w:lineRule="auto"/>
             </w:pPr>
-            <w:proofErr w:type="spellStart"/>
             <w:r>
               <w:rPr>
                 <w:bCs/>
@@ -18619,7 +17048,6 @@
               </w:rPr>
               <w:t>spectromap</w:t>
             </w:r>
-            <w:proofErr w:type="spellEnd"/>
           </w:p>
         </w:tc>
         <w:tc>
@@ -18646,25 +17074,14 @@
               <w:keepLines/>
               <w:spacing w:after="40" w:line="254" w:lineRule="auto"/>
             </w:pPr>
-            <w:proofErr w:type="spellStart"/>
-            <w:r>
-              <w:rPr>
-                <w:color w:val="000000"/>
-                <w:sz w:val="17"/>
-                <w:szCs w:val="18"/>
-              </w:rPr>
-              <w:t>SpectroMap</w:t>
-            </w:r>
-            <w:proofErr w:type="spellEnd"/>
-            <w:r>
-              <w:rPr>
-                <w:color w:val="000000"/>
-                <w:sz w:val="17"/>
-                <w:szCs w:val="18"/>
-              </w:rPr>
-              <w:t xml:space="preserve"> (GPL-3.0, pinned) </w:t>
-            </w:r>
-            <w:proofErr w:type="spellStart"/>
+            <w:r>
+              <w:rPr>
+                <w:color w:val="000000"/>
+                <w:sz w:val="17"/>
+                <w:szCs w:val="18"/>
+              </w:rPr>
+              <w:t xml:space="preserve">SpectroMap (GPL-3.0, pinned) </w:t>
+            </w:r>
             <w:r>
               <w:rPr>
                 <w:rFonts w:eastAsia="Consolas" w:cs="Consolas"/>
@@ -18674,7 +17091,6 @@
               </w:rPr>
               <w:t>peak_search</w:t>
             </w:r>
-            <w:proofErr w:type="spellEnd"/>
           </w:p>
         </w:tc>
         <w:tc>
@@ -18740,7 +17156,6 @@
               <w:keepLines/>
               <w:spacing w:after="40" w:line="254" w:lineRule="auto"/>
             </w:pPr>
-            <w:proofErr w:type="spellStart"/>
             <w:r>
               <w:rPr>
                 <w:bCs/>
@@ -18750,7 +17165,6 @@
               </w:rPr>
               <w:t>fingerprint_agreement</w:t>
             </w:r>
-            <w:proofErr w:type="spellEnd"/>
           </w:p>
         </w:tc>
         <w:tc>
@@ -18850,7 +17264,6 @@
               <w:keepLines/>
               <w:spacing w:after="40" w:line="254" w:lineRule="auto"/>
             </w:pPr>
-            <w:proofErr w:type="spellStart"/>
             <w:r>
               <w:rPr>
                 <w:bCs/>
@@ -18860,7 +17273,6 @@
               </w:rPr>
               <w:t>librosa</w:t>
             </w:r>
-            <w:proofErr w:type="spellEnd"/>
           </w:p>
         </w:tc>
         <w:tc>
@@ -18887,23 +17299,13 @@
               <w:keepLines/>
               <w:spacing w:after="40" w:line="254" w:lineRule="auto"/>
             </w:pPr>
-            <w:proofErr w:type="spellStart"/>
-            <w:r>
-              <w:rPr>
-                <w:color w:val="000000"/>
-                <w:sz w:val="17"/>
-                <w:szCs w:val="18"/>
-              </w:rPr>
-              <w:t>librosa</w:t>
-            </w:r>
-            <w:proofErr w:type="spellEnd"/>
-            <w:r>
-              <w:rPr>
-                <w:color w:val="000000"/>
-                <w:sz w:val="17"/>
-                <w:szCs w:val="18"/>
-              </w:rPr>
-              <w:t xml:space="preserve"> (ISC)</w:t>
+            <w:r>
+              <w:rPr>
+                <w:color w:val="000000"/>
+                <w:sz w:val="17"/>
+                <w:szCs w:val="18"/>
+              </w:rPr>
+              <w:t xml:space="preserve">librosa (ISC)</w:t>
             </w:r>
           </w:p>
         </w:tc>
@@ -18969,7 +17371,6 @@
               <w:keepLines/>
               <w:spacing w:after="40" w:line="254" w:lineRule="auto"/>
             </w:pPr>
-            <w:proofErr w:type="spellStart"/>
             <w:r>
               <w:rPr>
                 <w:bCs/>
@@ -18979,7 +17380,6 @@
               </w:rPr>
               <w:t>music_semantics</w:t>
             </w:r>
-            <w:proofErr w:type="spellEnd"/>
           </w:p>
         </w:tc>
         <w:tc>
@@ -19005,23 +17405,13 @@
               <w:keepLines/>
               <w:spacing w:after="40" w:line="254" w:lineRule="auto"/>
             </w:pPr>
-            <w:proofErr w:type="spellStart"/>
-            <w:r>
-              <w:rPr>
-                <w:color w:val="000000"/>
-                <w:sz w:val="17"/>
-                <w:szCs w:val="18"/>
-              </w:rPr>
-              <w:t>librosa</w:t>
-            </w:r>
-            <w:proofErr w:type="spellEnd"/>
-            <w:r>
-              <w:rPr>
-                <w:color w:val="000000"/>
-                <w:sz w:val="17"/>
-                <w:szCs w:val="18"/>
-              </w:rPr>
-              <w:t xml:space="preserve"> beat tracking, CQT chroma, DTW</w:t>
+            <w:r>
+              <w:rPr>
+                <w:color w:val="000000"/>
+                <w:sz w:val="17"/>
+                <w:szCs w:val="18"/>
+              </w:rPr>
+              <w:t xml:space="preserve">librosa beat tracking, CQT chroma, DTW</w:t>
             </w:r>
           </w:p>
         </w:tc>
@@ -19081,174 +17471,12 @@
         <w:spacing w:line="276" w:lineRule="auto"/>
       </w:pPr>
       <w:r>
-        <w:t xml:space="preserve">The task builder visits retained declared audio-to-audio edges. It can analyse </w:t>
-      </w:r>
-      <w:proofErr w:type="spellStart"/>
-      <w:r>
-        <w:t>excerpted_from</w:t>
-      </w:r>
-      <w:proofErr w:type="spellEnd"/>
-      <w:r>
-        <w:t xml:space="preserve">, </w:t>
-      </w:r>
-      <w:proofErr w:type="spellStart"/>
-      <w:r>
-        <w:t>mastered_from</w:t>
-      </w:r>
-      <w:proofErr w:type="spellEnd"/>
-      <w:r>
-        <w:t xml:space="preserve">, </w:t>
-      </w:r>
-      <w:proofErr w:type="spellStart"/>
-      <w:r>
-        <w:t>edited_from</w:t>
-      </w:r>
-      <w:proofErr w:type="spellEnd"/>
-      <w:r>
-        <w:t xml:space="preserve">, </w:t>
-      </w:r>
-      <w:proofErr w:type="spellStart"/>
-      <w:r>
-        <w:t>comped_from</w:t>
-      </w:r>
-      <w:proofErr w:type="spellEnd"/>
-      <w:r>
-        <w:t xml:space="preserve">, </w:t>
-      </w:r>
-      <w:proofErr w:type="spellStart"/>
-      <w:r>
-        <w:t>stemmed_from</w:t>
-      </w:r>
-      <w:proofErr w:type="spellEnd"/>
-      <w:r>
-        <w:t xml:space="preserve">, </w:t>
-      </w:r>
-      <w:proofErr w:type="spellStart"/>
-      <w:r>
-        <w:t>mixed_from</w:t>
-      </w:r>
-      <w:proofErr w:type="spellEnd"/>
-      <w:r>
-        <w:t xml:space="preserve">, </w:t>
-      </w:r>
-      <w:proofErr w:type="spellStart"/>
-      <w:r>
-        <w:t>derived_from</w:t>
-      </w:r>
-      <w:proofErr w:type="spellEnd"/>
-      <w:r>
-        <w:t xml:space="preserve"> and draft-</w:t>
-      </w:r>
-      <w:proofErr w:type="spellStart"/>
-      <w:proofErr w:type="gramStart"/>
-      <w:r>
-        <w:t>of.audio</w:t>
-      </w:r>
-      <w:proofErr w:type="spellEnd"/>
-      <w:proofErr w:type="gramEnd"/>
-      <w:r>
-        <w:t xml:space="preserve">; other audio-to-audio semantics receive unavailable rows. Unbound files, parser failures and invalid declarations also yield unavailable tasks. Each </w:t>
-      </w:r>
-      <w:proofErr w:type="spellStart"/>
-      <w:r>
-        <w:t>comped_from</w:t>
-      </w:r>
-      <w:proofErr w:type="spellEnd"/>
-      <w:r>
-        <w:t xml:space="preserve"> edge needs a parsed </w:t>
-      </w:r>
-      <w:proofErr w:type="spellStart"/>
-      <w:r>
-        <w:t>CompSheet</w:t>
-      </w:r>
-      <w:proofErr w:type="spellEnd"/>
-      <w:r>
-        <w:t xml:space="preserve"> selection bound by both source and target hashes and may expand into several tasks.</w:t>
+        <w:t xml:space="preserve">The task builder visits retained declared audio-to-audio edges. It can analyse excerpted_from, mastered_from, edited_from, comped_from, stemmed_from, mixed_from, derived_from and draft-of.audio; other audio-to-audio semantics receive unavailable rows. Unbound files, parser failures and invalid declarations also yield unavailable tasks. Each comped_from edge needs a parsed CompSheet selection bound by both source and target hashes and may expand into several tasks.</w:t>
       </w:r>
     </w:p>
     <w:p>
       <w:r>
-        <w:t xml:space="preserve">With no range values, the whole files are analysed. </w:t>
-      </w:r>
-      <w:proofErr w:type="gramStart"/>
-      <w:r>
-        <w:t>Otherwise</w:t>
-      </w:r>
-      <w:proofErr w:type="gramEnd"/>
-      <w:r>
-        <w:t xml:space="preserve"> all four source/target bounds are required. Only a matching </w:t>
-      </w:r>
-      <w:proofErr w:type="spellStart"/>
-      <w:r>
-        <w:t>CompSheet</w:t>
-      </w:r>
-      <w:proofErr w:type="spellEnd"/>
-      <w:r>
-        <w:t xml:space="preserve"> selection with source start/end and target start but no target end copies its source duration: </w:t>
-      </w:r>
-      <w:proofErr w:type="spellStart"/>
-      <w:r>
-        <w:t>target_end</w:t>
-      </w:r>
-      <w:proofErr w:type="spellEnd"/>
-      <w:r>
-        <w:t xml:space="preserve"> = </w:t>
-      </w:r>
-      <w:proofErr w:type="spellStart"/>
-      <w:r>
-        <w:t>target_start</w:t>
-      </w:r>
-      <w:proofErr w:type="spellEnd"/>
-      <w:r>
-        <w:t xml:space="preserve"> + </w:t>
-      </w:r>
-      <w:proofErr w:type="spellStart"/>
-      <w:r>
-        <w:t>source_end</w:t>
-      </w:r>
-      <w:proofErr w:type="spellEnd"/>
-      <w:r>
-        <w:t xml:space="preserve"> − </w:t>
-      </w:r>
-      <w:proofErr w:type="spellStart"/>
-      <w:r>
-        <w:t>source_start</w:t>
-      </w:r>
-      <w:proofErr w:type="spellEnd"/>
-      <w:r>
-        <w:t xml:space="preserve">. The derived value exists only in the diagnostic task and is flagged </w:t>
-      </w:r>
-      <w:proofErr w:type="spellStart"/>
-      <w:r>
-        <w:t>range_source</w:t>
-      </w:r>
-      <w:proofErr w:type="spellEnd"/>
-      <w:r>
-        <w:t>=</w:t>
-      </w:r>
-      <w:proofErr w:type="spellStart"/>
-      <w:r>
-        <w:t>derived_from_declared_source_duration</w:t>
-      </w:r>
-      <w:proofErr w:type="spellEnd"/>
-      <w:r>
-        <w:t xml:space="preserve">; a derived end outside the target is unavailable with </w:t>
-      </w:r>
-      <w:proofErr w:type="spellStart"/>
-      <w:r>
-        <w:t>derived_range_outside_target</w:t>
-      </w:r>
-      <w:proofErr w:type="spellEnd"/>
-      <w:r>
-        <w:t xml:space="preserve">. Other incomplete ranges produce </w:t>
-      </w:r>
-      <w:proofErr w:type="spellStart"/>
-      <w:r>
-        <w:t>incomplete_declared_ranges</w:t>
-      </w:r>
-      <w:proofErr w:type="spellEnd"/>
-      <w:r>
-        <w:t>. Timings are restored to the original file coordinate system.</w:t>
+        <w:t xml:space="preserve">With no range values, the whole files are analysed. Otherwise all four source/target bounds are required. Only a matching CompSheet selection with source start/end and target start but no target end copies its source duration: target_end = target_start + source_end − source_start. The derived value exists only in the diagnostic task and is flagged range_source=derived_from_declared_source_duration; a derived end outside the target is unavailable with derived_range_outside_target. Other incomplete ranges produce incomplete_declared_ranges. Timings are restored to the original file coordinate system.</w:t>
       </w:r>
     </w:p>
     <w:p>
@@ -19305,15 +17533,7 @@
         <w:ind w:left="170" w:right="170"/>
       </w:pPr>
       <w:r>
-        <w:t>python -B run.py --native examples/audio-diagnostics/</w:t>
-      </w:r>
-      <w:proofErr w:type="spellStart"/>
-      <w:r>
-        <w:t>request.json</w:t>
-      </w:r>
-      <w:proofErr w:type="spellEnd"/>
-      <w:r>
-        <w:t xml:space="preserve"> \</w:t>
+        <w:t xml:space="preserve">python -B run.py --native examples/audio-diagnostics/request.json \</w:t>
       </w:r>
     </w:p>
     <w:p>
@@ -19336,15 +17556,8 @@
         <w:ind w:left="170" w:right="170"/>
       </w:pPr>
       <w:r>
-        <w:t xml:space="preserve">  --output response-</w:t>
+        <w:t xml:space="preserve">  --output response-audio.json</w:t>
       </w:r>
-      <w:proofErr w:type="spellStart"/>
-      <w:proofErr w:type="gramStart"/>
-      <w:r>
-        <w:t>audio.json</w:t>
-      </w:r>
-      <w:proofErr w:type="spellEnd"/>
-      <w:proofErr w:type="gramEnd"/>
     </w:p>
     <w:p>
       <w:pPr>
@@ -19363,77 +17576,25 @@
         <w:spacing w:line="276" w:lineRule="auto"/>
       </w:pPr>
       <w:r>
-        <w:t xml:space="preserve">A demo and its final can differ substantially as signals. </w:t>
-      </w:r>
-      <w:proofErr w:type="spellStart"/>
-      <w:r>
-        <w:t>music_semantics</w:t>
-      </w:r>
-      <w:proofErr w:type="spellEnd"/>
-      <w:r>
-        <w:t xml:space="preserve"> therefore estimates key, tempo, major/minor triad chords and 16-beat phrase form rather than requiring an exact waveform match. It uses beat tracking, CQT chroma and DTW, searches bar-aligned phrase-grid offsets in steps of four beats, and labels similar phrases A, B, C and so on. The default 16-beat phrase equals four bars only in 4/4. The provider needs at least 8 seconds and at least eight detected beats.</w:t>
+        <w:t xml:space="preserve">A demo and its final can differ substantially as signals. music_semantics therefore estimates key, tempo, major/minor triad chords and 16-beat phrase form rather than requiring an exact waveform match. It uses beat tracking, CQT chroma and DTW, searches bar-aligned phrase-grid offsets in steps of four beats, and labels similar phrases A, B, C and so on. The default 16-beat phrase equals four bars only in 4/4. The provider needs at least 8 seconds and at least eight detected beats.</w:t>
       </w:r>
     </w:p>
     <w:p>
       <w:r>
-        <w:t xml:space="preserve">Across versions, metrics include </w:t>
+        <w:t xml:space="preserve">Across versions, metrics include transposition_semitones, target/source tempo_ratio, harmonic_similarity and its beat-shuffled baseline mean, standard deviation and z value, chord_sequence_similarity, matched_phrases and phrase_order_preserved_fraction. The baseline uses 20 deterministic shuffles by default. Chord similarity compares run-collapsed triad sequences. Phrase order counts nondecreasing source starts among adjacent target phrases meeting label_similarity; it is null with fewer than two matching phrases. These are exploratory measurements, not calibrated probabilities.</w:t>
       </w:r>
-      <w:proofErr w:type="spellStart"/>
-      <w:r>
-        <w:t>transposition_semitones</w:t>
-      </w:r>
-      <w:proofErr w:type="spellEnd"/>
-      <w:r>
-        <w:t xml:space="preserve">, target/source </w:t>
-      </w:r>
-      <w:proofErr w:type="spellStart"/>
-      <w:r>
-        <w:t>tempo_ratio</w:t>
-      </w:r>
-      <w:proofErr w:type="spellEnd"/>
-      <w:r>
-        <w:t xml:space="preserve">, </w:t>
-      </w:r>
-      <w:proofErr w:type="spellStart"/>
-      <w:r>
-        <w:t>harmonic_similarity</w:t>
-      </w:r>
-      <w:proofErr w:type="spellEnd"/>
-      <w:r>
-        <w:t xml:space="preserve"> and its beat-shuffled baseline mean, standard deviation and z value, </w:t>
-      </w:r>
-      <w:proofErr w:type="spellStart"/>
-      <w:r>
-        <w:t>chord_sequence_similarity</w:t>
-      </w:r>
-      <w:proofErr w:type="spellEnd"/>
-      <w:r>
-        <w:t xml:space="preserve">, </w:t>
-      </w:r>
-      <w:proofErr w:type="spellStart"/>
-      <w:r>
-        <w:t>matched_phrases</w:t>
-      </w:r>
-      <w:proofErr w:type="spellEnd"/>
-      <w:r>
-        <w:t xml:space="preserve"> and </w:t>
-      </w:r>
-      <w:proofErr w:type="spellStart"/>
-      <w:r>
-        <w:t>phrase_order_preserved_fraction</w:t>
-      </w:r>
-      <w:proofErr w:type="spellEnd"/>
-      <w:r>
-        <w:t xml:space="preserve">. The baseline uses 20 deterministic shuffles by default. Chord similarity compares run-collapsed triad sequences. Phrase order counts nondecreasing source starts among adjacent target phrases meeting </w:t>
-      </w:r>
-      <w:proofErr w:type="spellStart"/>
-      <w:r>
-        <w:t>label_similarity</w:t>
-      </w:r>
-      <w:proofErr w:type="spellEnd"/>
-      <w:r>
-        <w:t>; it is null with fewer than two matching phrases. These are exploratory measurements, not calibrated probabilities.</w:t>
-      </w:r>
+    </w:p>
+    <w:p>
+      <w:pPr>
+        <w:rPr>
+          <w:ins w:id="91008" w:author="Denghj-jack" w:date="2026-10-21T00:00:00Z"/>
+        </w:rPr>
+      </w:pPr>
+      <w:ins w:id="91009" w:author="Denghj-jack" w:date="2026-10-21T00:00:00Z">
+        <w:r>
+          <w:t xml:space="preserve">A legacy phrase or detected section that is longer than the whole source cannot be searched inside it, for example a short loop or stem compared with a longer mix. Its row reports match_status not_assessed_query_longer_than_source with null harmonic_similarity, source_range_seconds and alignment_quality. An unexpected failure at one location reports not_assessed_local_match_failed with an error message for that row only; the provider and the other rows still complete. Unassessed rows are excluded from matched_phrases and phrase-order measures.</w:t>
+        </w:r>
+      </w:ins>
     </w:p>
     <w:tbl>
       <w:tblPr>
@@ -19785,103 +17946,7 @@
         <w:spacing w:line="276" w:lineRule="auto"/>
       </w:pPr>
       <w:r>
-        <w:t xml:space="preserve">The five </w:t>
-      </w:r>
-      <w:proofErr w:type="spellStart"/>
-      <w:r>
-        <w:t>assessment_checks</w:t>
-      </w:r>
-      <w:proofErr w:type="spellEnd"/>
-      <w:r>
-        <w:t xml:space="preserve"> arrays are </w:t>
-      </w:r>
-      <w:proofErr w:type="spellStart"/>
-      <w:r>
-        <w:t>audio_fingerprint</w:t>
-      </w:r>
-      <w:proofErr w:type="spellEnd"/>
-      <w:r>
-        <w:t xml:space="preserve">, </w:t>
-      </w:r>
-      <w:proofErr w:type="spellStart"/>
-      <w:r>
-        <w:t>audio_fingerprint_agreement</w:t>
-      </w:r>
-      <w:proofErr w:type="spellEnd"/>
-      <w:r>
-        <w:t xml:space="preserve">, </w:t>
-      </w:r>
-      <w:proofErr w:type="spellStart"/>
-      <w:r>
-        <w:t>audio_structure</w:t>
-      </w:r>
-      <w:proofErr w:type="spellEnd"/>
-      <w:r>
-        <w:t xml:space="preserve">, </w:t>
-      </w:r>
-      <w:proofErr w:type="spellStart"/>
-      <w:r>
-        <w:t>audio_semantics</w:t>
-      </w:r>
-      <w:proofErr w:type="spellEnd"/>
-      <w:r>
-        <w:t xml:space="preserve"> and </w:t>
-      </w:r>
-      <w:proofErr w:type="spellStart"/>
-      <w:r>
-        <w:t>audio_diagnostic_summary</w:t>
-      </w:r>
-      <w:proofErr w:type="spellEnd"/>
-      <w:r>
-        <w:t xml:space="preserve">. Provider observations carry status inconclusive or unavailable, </w:t>
-      </w:r>
-      <w:proofErr w:type="spellStart"/>
-      <w:r>
-        <w:t>analysis_complete</w:t>
-      </w:r>
-      <w:proofErr w:type="spellEnd"/>
-      <w:r>
-        <w:t xml:space="preserve">, </w:t>
-      </w:r>
-      <w:proofErr w:type="spellStart"/>
-      <w:r>
-        <w:t>reason_code</w:t>
-      </w:r>
-      <w:proofErr w:type="spellEnd"/>
-      <w:r>
-        <w:t xml:space="preserve">, </w:t>
-      </w:r>
-      <w:proofErr w:type="spellStart"/>
-      <w:r>
-        <w:t>analysed_ranges</w:t>
-      </w:r>
-      <w:proofErr w:type="spellEnd"/>
-      <w:r>
-        <w:t xml:space="preserve">, matches, metrics and parameters. Appended findings are informational AUDIO_* records; AUDIO_DIAGNOSTIC_NOT_APPLICABLE means there were no retained audio-pair tasks. All rows fix </w:t>
-      </w:r>
-      <w:proofErr w:type="spellStart"/>
-      <w:r>
-        <w:t>scoring_eligible</w:t>
-      </w:r>
-      <w:proofErr w:type="spellEnd"/>
-      <w:r>
-        <w:t xml:space="preserve">=false, </w:t>
-      </w:r>
-      <w:proofErr w:type="spellStart"/>
-      <w:r>
-        <w:t>integrity_contribution</w:t>
-      </w:r>
-      <w:proofErr w:type="spellEnd"/>
-      <w:r>
-        <w:t xml:space="preserve">=null and </w:t>
-      </w:r>
-      <w:proofErr w:type="spellStart"/>
-      <w:r>
-        <w:t>content_match_is_provenance</w:t>
-      </w:r>
-      <w:proofErr w:type="spellEnd"/>
-      <w:r>
-        <w:t>=false. A completed non-match remains inconclusive.</w:t>
+        <w:t xml:space="preserve">The five assessment_checks arrays are audio_fingerprint, audio_fingerprint_agreement, audio_structure, audio_semantics and audio_diagnostic_summary. Provider observations carry status inconclusive or unavailable, analysis_complete, reason_code, analysed_ranges, matches, metrics and parameters. Appended findings are informational AUDIO_* records; AUDIO_DIAGNOSTIC_NOT_APPLICABLE means there were no retained audio-pair tasks. All rows fix scoring_eligible=false, integrity_contribution=null and content_match_is_provenance=false. A completed non-match remains inconclusive.</w:t>
       </w:r>
     </w:p>
     <w:tbl>
@@ -19953,18 +18018,8 @@
                 <w:color w:val="FFFFFF"/>
                 <w:sz w:val="17"/>
               </w:rPr>
-              <w:t xml:space="preserve">Typical </w:t>
-            </w:r>
-            <w:proofErr w:type="spellStart"/>
-            <w:r>
-              <w:rPr>
-                <w:b/>
-                <w:color w:val="FFFFFF"/>
-                <w:sz w:val="17"/>
-              </w:rPr>
-              <w:t>reason_code</w:t>
-            </w:r>
-            <w:proofErr w:type="spellEnd"/>
+              <w:t xml:space="preserve">Typical reason_code</w:t>
+            </w:r>
           </w:p>
         </w:tc>
       </w:tr>
@@ -20005,7 +18060,6 @@
               <w:keepLines/>
               <w:spacing w:after="40" w:line="254" w:lineRule="auto"/>
             </w:pPr>
-            <w:proofErr w:type="spellStart"/>
             <w:r>
               <w:rPr>
                 <w:color w:val="000000"/>
@@ -20013,7 +18067,6 @@
               </w:rPr>
               <w:t>dependency_unavailable</w:t>
             </w:r>
-            <w:proofErr w:type="spellEnd"/>
           </w:p>
         </w:tc>
       </w:tr>
@@ -20052,7 +18105,6 @@
               <w:keepLines/>
               <w:spacing w:after="40" w:line="254" w:lineRule="auto"/>
             </w:pPr>
-            <w:proofErr w:type="spellStart"/>
             <w:r>
               <w:rPr>
                 <w:color w:val="000000"/>
@@ -20060,7 +18112,6 @@
               </w:rPr>
               <w:t>caller_timeout</w:t>
             </w:r>
-            <w:proofErr w:type="spellEnd"/>
           </w:p>
         </w:tc>
       </w:tr>
@@ -20099,7 +18150,6 @@
               <w:keepLines/>
               <w:spacing w:after="40" w:line="254" w:lineRule="auto"/>
             </w:pPr>
-            <w:proofErr w:type="spellStart"/>
             <w:r>
               <w:rPr>
                 <w:color w:val="000000"/>
@@ -20107,7 +18157,6 @@
               </w:rPr>
               <w:t>input_changed_since_core</w:t>
             </w:r>
-            <w:proofErr w:type="spellEnd"/>
           </w:p>
         </w:tc>
       </w:tr>
@@ -20146,7 +18195,6 @@
               <w:keepLines/>
               <w:spacing w:after="40" w:line="254" w:lineRule="auto"/>
             </w:pPr>
-            <w:proofErr w:type="spellStart"/>
             <w:r>
               <w:rPr>
                 <w:color w:val="000000"/>
@@ -20154,7 +18202,6 @@
               </w:rPr>
               <w:t>provider_start_failed</w:t>
             </w:r>
-            <w:proofErr w:type="spellEnd"/>
           </w:p>
         </w:tc>
       </w:tr>
@@ -20194,31 +18241,13 @@
               <w:keepLines/>
               <w:spacing w:after="40" w:line="254" w:lineRule="auto"/>
             </w:pPr>
-            <w:proofErr w:type="spellStart"/>
-            <w:r>
-              <w:rPr>
-                <w:color w:val="000000"/>
-                <w:sz w:val="17"/>
-              </w:rPr>
-              <w:t>provider_failed</w:t>
-            </w:r>
-            <w:proofErr w:type="spellEnd"/>
-            <w:r>
-              <w:rPr>
-                <w:color w:val="000000"/>
-                <w:sz w:val="17"/>
-              </w:rPr>
-              <w:t xml:space="preserve"> or </w:t>
-            </w:r>
-            <w:proofErr w:type="spellStart"/>
-            <w:r>
-              <w:rPr>
-                <w:color w:val="000000"/>
-                <w:sz w:val="17"/>
-              </w:rPr>
-              <w:t>invalid_provider_output</w:t>
-            </w:r>
-            <w:proofErr w:type="spellEnd"/>
+            <w:r>
+              <w:rPr>
+                <w:color w:val="000000"/>
+                <w:sz w:val="17"/>
+              </w:rPr>
+              <w:t xml:space="preserve">provider_failed or invalid_provider_output</w:t>
+            </w:r>
           </w:p>
         </w:tc>
       </w:tr>
@@ -20259,31 +18288,13 @@
               <w:keepLines/>
               <w:spacing w:after="40" w:line="254" w:lineRule="auto"/>
             </w:pPr>
-            <w:proofErr w:type="spellStart"/>
-            <w:r>
-              <w:rPr>
-                <w:color w:val="000000"/>
-                <w:sz w:val="17"/>
-              </w:rPr>
-              <w:t>silent_signal</w:t>
-            </w:r>
-            <w:proofErr w:type="spellEnd"/>
-            <w:r>
-              <w:rPr>
-                <w:color w:val="000000"/>
-                <w:sz w:val="17"/>
-              </w:rPr>
-              <w:t xml:space="preserve"> or </w:t>
-            </w:r>
-            <w:proofErr w:type="spellStart"/>
-            <w:r>
-              <w:rPr>
-                <w:color w:val="000000"/>
-                <w:sz w:val="17"/>
-              </w:rPr>
-              <w:t>channel_cancellation</w:t>
-            </w:r>
-            <w:proofErr w:type="spellEnd"/>
+            <w:r>
+              <w:rPr>
+                <w:color w:val="000000"/>
+                <w:sz w:val="17"/>
+              </w:rPr>
+              <w:t xml:space="preserve">silent_signal or channel_cancellation</w:t>
+            </w:r>
           </w:p>
         </w:tc>
       </w:tr>
@@ -20322,21 +18333,12 @@
               <w:keepLines/>
               <w:spacing w:after="40" w:line="254" w:lineRule="auto"/>
             </w:pPr>
-            <w:proofErr w:type="spellStart"/>
-            <w:r>
-              <w:rPr>
-                <w:color w:val="000000"/>
-                <w:sz w:val="17"/>
-              </w:rPr>
-              <w:t>no_match_candidates</w:t>
-            </w:r>
-            <w:proofErr w:type="spellEnd"/>
-            <w:r>
-              <w:rPr>
-                <w:color w:val="000000"/>
-                <w:sz w:val="17"/>
-              </w:rPr>
-              <w:t>; status stays inconclusive</w:t>
+            <w:r>
+              <w:rPr>
+                <w:color w:val="000000"/>
+                <w:sz w:val="17"/>
+              </w:rPr>
+              <w:t>no_match_candidates; status stays inconclusive</w:t>
             </w:r>
           </w:p>
         </w:tc>
@@ -20382,15 +18384,7 @@
         <w:spacing w:after="60" w:line="276" w:lineRule="auto"/>
       </w:pPr>
       <w:r>
-        <w:t xml:space="preserve">A 20-second excerpt in a 3-minute source is a regression test: whole-file </w:t>
-      </w:r>
-      <w:proofErr w:type="spellStart"/>
-      <w:r>
-        <w:t>SpectroMap</w:t>
-      </w:r>
-      <w:proofErr w:type="spellEnd"/>
-      <w:r>
-        <w:t xml:space="preserve"> peak search aligned about 3% of the excerpt's peak pairs; windowed search aligns about 62%.</w:t>
+        <w:t xml:space="preserve">A 20-second excerpt in a 3-minute source is a regression test: whole-file SpectroMap peak search aligned about 3% of the excerpt's peak pairs; windowed search aligns about 62%.</w:t>
       </w:r>
     </w:p>
     <w:p>
@@ -20403,15 +18397,7 @@
         <w:spacing w:after="60" w:line="276" w:lineRule="auto"/>
       </w:pPr>
       <w:r>
-        <w:t xml:space="preserve">The repository report records fingerprint agreement on 2 of 29 true takes inside local final masters and 0 of 33 unrelated controls. Agreement requires at least two votes per algorithm within the larger offset bin and can include votes below </w:t>
-      </w:r>
-      <w:proofErr w:type="gramStart"/>
-      <w:r>
-        <w:t>either standalone</w:t>
-      </w:r>
-      <w:proofErr w:type="gramEnd"/>
-      <w:r>
-        <w:t xml:space="preserve"> candidate threshold. Its Poisson chance estimate assumes independent backgrounds, although both providers read the same audio. These case counts are not a validated recall or false-positive guarantee.</w:t>
+        <w:t xml:space="preserve">The repository report records fingerprint agreement on 2 of 29 true takes inside local final masters and 0 of 33 unrelated controls. Agreement requires at least two votes per algorithm within the larger offset bin and can include votes below either standalone candidate threshold. Its Poisson chance estimate assumes independent backgrounds, although both providers read the same audio. These case counts are not a validated recall or false-positive guarantee.</w:t>
       </w:r>
     </w:p>
     <w:p>
@@ -20435,15 +18421,7 @@
         <w:ind w:left="170" w:right="170"/>
       </w:pPr>
       <w:r>
-        <w:t xml:space="preserve">REQUIRE_AUDIO_BACKENDS=1 python -B -m </w:t>
-      </w:r>
-      <w:proofErr w:type="spellStart"/>
-      <w:r>
-        <w:t>unittest</w:t>
-      </w:r>
-      <w:proofErr w:type="spellEnd"/>
-      <w:r>
-        <w:t xml:space="preserve"> discover -s tests -v</w:t>
+        <w:t xml:space="preserve">REQUIRE_AUDIO_BACKENDS=1 python -B -m unittest discover -s tests -v</w:t>
       </w:r>
     </w:p>
     <w:p>
@@ -21069,23 +19047,7 @@
         <w:spacing w:line="276" w:lineRule="auto"/>
       </w:pPr>
       <w:r>
-        <w:t xml:space="preserve">For a selected workflow, common required rules, workflow required rules and triggered conditional rules form the applicable set. </w:t>
-      </w:r>
-      <w:proofErr w:type="spellStart"/>
-      <w:r>
-        <w:t>not_applicable</w:t>
-      </w:r>
-      <w:proofErr w:type="spellEnd"/>
-      <w:r>
-        <w:t xml:space="preserve"> rules and all optional rules are excluded. </w:t>
-      </w:r>
-      <w:proofErr w:type="spellStart"/>
-      <w:r>
-        <w:t>not_assessed</w:t>
-      </w:r>
-      <w:proofErr w:type="spellEnd"/>
-      <w:r>
-        <w:t xml:space="preserve"> rules reduce confidence but are excluded from the value denominator; missing rules remain assessed with no satisfied weight. Completeness equals satisfied assessed weight divided by total assessed weight. Confidence equals the count of assessed applicable rules divided by the count of applicable rules, not a weight ratio.</w:t>
+        <w:t xml:space="preserve">For a selected workflow, common required rules, workflow required rules and triggered conditional rules form the applicable set. not_applicable rules and all optional rules are excluded. not_assessed rules reduce confidence but are excluded from the value denominator; missing rules remain assessed with no satisfied weight. Completeness equals satisfied assessed weight divided by total assessed weight. Confidence equals the count of assessed applicable rules divided by the count of applicable rules, not a weight ratio.</w:t>
       </w:r>
     </w:p>
     <w:p>
@@ -21153,7 +19115,6 @@
               <w:keepLines/>
               <w:spacing w:after="40" w:line="254" w:lineRule="auto"/>
             </w:pPr>
-            <w:proofErr w:type="spellStart"/>
             <w:r>
               <w:rPr>
                 <w:b/>
@@ -21162,7 +19123,6 @@
               </w:rPr>
               <w:t>workflow_id</w:t>
             </w:r>
-            <w:proofErr w:type="spellEnd"/>
           </w:p>
         </w:tc>
         <w:tc>
@@ -21204,7 +19164,6 @@
               <w:keepLines/>
               <w:spacing w:after="40" w:line="254" w:lineRule="auto"/>
             </w:pPr>
-            <w:proofErr w:type="spellStart"/>
             <w:r>
               <w:rPr>
                 <w:color w:val="000000"/>
@@ -21212,7 +19171,6 @@
               </w:rPr>
               <w:t>recorded_single_performance_to_final</w:t>
             </w:r>
-            <w:proofErr w:type="spellEnd"/>
           </w:p>
         </w:tc>
         <w:tc>
@@ -21252,7 +19210,6 @@
               <w:keepLines/>
               <w:spacing w:after="40" w:line="254" w:lineRule="auto"/>
             </w:pPr>
-            <w:proofErr w:type="spellStart"/>
             <w:r>
               <w:rPr>
                 <w:color w:val="000000"/>
@@ -21260,7 +19217,6 @@
               </w:rPr>
               <w:t>multitrack_recording_mix_master</w:t>
             </w:r>
-            <w:proofErr w:type="spellEnd"/>
           </w:p>
         </w:tc>
         <w:tc>
@@ -21299,7 +19255,6 @@
               <w:keepLines/>
               <w:spacing w:after="40" w:line="254" w:lineRule="auto"/>
             </w:pPr>
-            <w:proofErr w:type="spellStart"/>
             <w:r>
               <w:rPr>
                 <w:color w:val="000000"/>
@@ -21307,7 +19262,6 @@
               </w:rPr>
               <w:t>take_comping_and_editing</w:t>
             </w:r>
-            <w:proofErr w:type="spellEnd"/>
           </w:p>
         </w:tc>
         <w:tc>
@@ -21346,7 +19300,6 @@
               <w:keepLines/>
               <w:spacing w:after="40" w:line="254" w:lineRule="auto"/>
             </w:pPr>
-            <w:proofErr w:type="spellStart"/>
             <w:r>
               <w:rPr>
                 <w:color w:val="000000"/>
@@ -21354,7 +19307,6 @@
               </w:rPr>
               <w:t>midi_virtual_instrument_production</w:t>
             </w:r>
-            <w:proofErr w:type="spellEnd"/>
           </w:p>
         </w:tc>
         <w:tc>
@@ -21393,7 +19345,6 @@
               <w:keepLines/>
               <w:spacing w:after="40" w:line="254" w:lineRule="auto"/>
             </w:pPr>
-            <w:proofErr w:type="spellStart"/>
             <w:r>
               <w:rPr>
                 <w:color w:val="000000"/>
@@ -21401,7 +19352,6 @@
               </w:rPr>
               <w:t>hybrid_recorded_and_midi_production</w:t>
             </w:r>
-            <w:proofErr w:type="spellEnd"/>
           </w:p>
         </w:tc>
         <w:tc>
@@ -21420,23 +19370,7 @@
                 <w:color w:val="000000"/>
                 <w:sz w:val="17"/>
               </w:rPr>
-              <w:t xml:space="preserve">Hybrid </w:t>
-            </w:r>
-            <w:proofErr w:type="gramStart"/>
-            <w:r>
-              <w:rPr>
-                <w:color w:val="000000"/>
-                <w:sz w:val="17"/>
-              </w:rPr>
-              <w:t>recorded-audio</w:t>
-            </w:r>
-            <w:proofErr w:type="gramEnd"/>
-            <w:r>
-              <w:rPr>
-                <w:color w:val="000000"/>
-                <w:sz w:val="17"/>
-              </w:rPr>
-              <w:t xml:space="preserve"> and MIDI production</w:t>
+              <w:t xml:space="preserve">Hybrid recorded-audio and MIDI production</w:t>
             </w:r>
           </w:p>
         </w:tc>
@@ -21456,7 +19390,6 @@
               <w:keepLines/>
               <w:spacing w:after="40" w:line="254" w:lineRule="auto"/>
             </w:pPr>
-            <w:proofErr w:type="spellStart"/>
             <w:r>
               <w:rPr>
                 <w:color w:val="000000"/>
@@ -21464,7 +19397,6 @@
               </w:rPr>
               <w:t>sample_and_loop_based_production</w:t>
             </w:r>
-            <w:proofErr w:type="spellEnd"/>
           </w:p>
         </w:tc>
         <w:tc>
@@ -21503,7 +19435,6 @@
               <w:keepLines/>
               <w:spacing w:after="40" w:line="254" w:lineRule="auto"/>
             </w:pPr>
-            <w:proofErr w:type="spellStart"/>
             <w:r>
               <w:rPr>
                 <w:color w:val="000000"/>
@@ -21511,7 +19442,6 @@
               </w:rPr>
               <w:t>remix_or_derivative_production</w:t>
             </w:r>
-            <w:proofErr w:type="spellEnd"/>
           </w:p>
         </w:tc>
         <w:tc>
@@ -21550,7 +19480,6 @@
               <w:keepLines/>
               <w:spacing w:after="40" w:line="254" w:lineRule="auto"/>
             </w:pPr>
-            <w:proofErr w:type="spellStart"/>
             <w:r>
               <w:rPr>
                 <w:color w:val="000000"/>
@@ -21558,7 +19487,6 @@
               </w:rPr>
               <w:t>mixing_service_only</w:t>
             </w:r>
-            <w:proofErr w:type="spellEnd"/>
           </w:p>
         </w:tc>
         <w:tc>
@@ -21597,7 +19525,6 @@
               <w:keepLines/>
               <w:spacing w:after="40" w:line="254" w:lineRule="auto"/>
             </w:pPr>
-            <w:proofErr w:type="spellStart"/>
             <w:r>
               <w:rPr>
                 <w:color w:val="000000"/>
@@ -21605,7 +19532,6 @@
               </w:rPr>
               <w:t>mastering_service_only</w:t>
             </w:r>
-            <w:proofErr w:type="spellEnd"/>
           </w:p>
         </w:tc>
         <w:tc>
@@ -21644,7 +19570,6 @@
               <w:keepLines/>
               <w:spacing w:after="40" w:line="254" w:lineRule="auto"/>
             </w:pPr>
-            <w:proofErr w:type="spellStart"/>
             <w:r>
               <w:rPr>
                 <w:color w:val="000000"/>
@@ -21652,7 +19577,6 @@
               </w:rPr>
               <w:t>live_performance_recording</w:t>
             </w:r>
-            <w:proofErr w:type="spellEnd"/>
           </w:p>
         </w:tc>
         <w:tc>
@@ -21691,7 +19615,6 @@
               <w:keepLines/>
               <w:spacing w:after="40" w:line="254" w:lineRule="auto"/>
             </w:pPr>
-            <w:proofErr w:type="spellStart"/>
             <w:r>
               <w:rPr>
                 <w:color w:val="000000"/>
@@ -21699,7 +19622,6 @@
               </w:rPr>
               <w:t>remote_collaborative_production</w:t>
             </w:r>
-            <w:proofErr w:type="spellEnd"/>
           </w:p>
         </w:tc>
         <w:tc>
@@ -21738,7 +19660,6 @@
               <w:keepLines/>
               <w:spacing w:after="40" w:line="254" w:lineRule="auto"/>
             </w:pPr>
-            <w:proofErr w:type="spellStart"/>
             <w:r>
               <w:rPr>
                 <w:color w:val="000000"/>
@@ -21746,7 +19667,6 @@
               </w:rPr>
               <w:t>ai_assisted_or_generated_production</w:t>
             </w:r>
-            <w:proofErr w:type="spellEnd"/>
           </w:p>
         </w:tc>
         <w:tc>
@@ -21785,7 +19705,6 @@
               <w:keepLines/>
               <w:spacing w:after="40" w:line="254" w:lineRule="auto"/>
             </w:pPr>
-            <w:proofErr w:type="spellStart"/>
             <w:r>
               <w:rPr>
                 <w:color w:val="000000"/>
@@ -21793,7 +19712,6 @@
               </w:rPr>
               <w:t>commercial_release_delivery</w:t>
             </w:r>
-            <w:proofErr w:type="spellEnd"/>
           </w:p>
         </w:tc>
         <w:tc>
@@ -21832,7 +19750,6 @@
               <w:keepLines/>
               <w:spacing w:after="40" w:line="254" w:lineRule="auto"/>
             </w:pPr>
-            <w:proofErr w:type="spellStart"/>
             <w:r>
               <w:rPr>
                 <w:color w:val="000000"/>
@@ -21840,7 +19757,6 @@
               </w:rPr>
               <w:t>sync_or_audiovisual_delivery</w:t>
             </w:r>
-            <w:proofErr w:type="spellEnd"/>
           </w:p>
         </w:tc>
         <w:tc>
@@ -21880,7 +19796,6 @@
               <w:keepLines/>
               <w:spacing w:after="40" w:line="254" w:lineRule="auto"/>
             </w:pPr>
-            <w:proofErr w:type="spellStart"/>
             <w:r>
               <w:rPr>
                 <w:color w:val="000000"/>
@@ -21888,7 +19803,6 @@
               </w:rPr>
               <w:t>stem_delivery_or_reconstruction</w:t>
             </w:r>
-            <w:proofErr w:type="spellEnd"/>
           </w:p>
         </w:tc>
         <w:tc>
@@ -21928,7 +19842,6 @@
               <w:keepLines/>
               <w:spacing w:after="40" w:line="254" w:lineRule="auto"/>
             </w:pPr>
-            <w:proofErr w:type="spellStart"/>
             <w:r>
               <w:rPr>
                 <w:color w:val="000000"/>
@@ -21936,7 +19849,6 @@
               </w:rPr>
               <w:t>custom_or_unknown_workflow</w:t>
             </w:r>
-            <w:proofErr w:type="spellEnd"/>
           </w:p>
         </w:tc>
         <w:tc>
@@ -21968,15 +19880,7 @@
     </w:p>
     <w:p>
       <w:r>
-        <w:t xml:space="preserve">The policy uses metadata/generation-record in some AI evidence expectations, while domain.py registers text/generation-record. The evaluator does not alias these names. This release therefore cannot satisfy those expectations merely by submitting the registered text type; align the registry and policy in a future code change. Similarly, policy notes for </w:t>
-      </w:r>
-      <w:proofErr w:type="spellStart"/>
-      <w:r>
-        <w:t>custom_or_unknown_workflow</w:t>
-      </w:r>
-      <w:proofErr w:type="spellEnd"/>
-      <w:r>
-        <w:t xml:space="preserve"> recommend cautious interpretation, but no automatic custom-workflow availability downgrade is implemented.</w:t>
+        <w:t xml:space="preserve">The policy uses metadata/generation-record in some AI evidence expectations, while domain.py registers text/generation-record. The evaluator does not alias these names. This release therefore cannot satisfy those expectations merely by submitting the registered text type; align the registry and policy in a future code change. Similarly, policy notes for custom_or_unknown_workflow recommend cautious interpretation, but no automatic custom-workflow availability downgrade is implemented.</w:t>
       </w:r>
     </w:p>
     <w:p>
@@ -21996,39 +19900,7 @@
         <w:spacing w:line="276" w:lineRule="auto"/>
       </w:pPr>
       <w:r>
-        <w:t xml:space="preserve">Integrity measures consistency among bound files, technical declarations, relationship parameters and parsed cross-evidence. Only </w:t>
-      </w:r>
-      <w:proofErr w:type="spellStart"/>
-      <w:r>
-        <w:t>file_integrity</w:t>
-      </w:r>
-      <w:proofErr w:type="spellEnd"/>
-      <w:r>
-        <w:t xml:space="preserve">, </w:t>
-      </w:r>
-      <w:proofErr w:type="spellStart"/>
-      <w:r>
-        <w:t>declaration_consistency</w:t>
-      </w:r>
-      <w:proofErr w:type="spellEnd"/>
-      <w:r>
-        <w:t xml:space="preserve"> and </w:t>
-      </w:r>
-      <w:proofErr w:type="spellStart"/>
-      <w:r>
-        <w:t>cross_evidence_support</w:t>
-      </w:r>
-      <w:proofErr w:type="spellEnd"/>
-      <w:r>
-        <w:t xml:space="preserve"> contribute. Structural validity, the C2PA attestation axis, legacy physical placeholders and optional audio observations are excluded. C2PA-derived cross-checks may still contribute through </w:t>
-      </w:r>
-      <w:proofErr w:type="spellStart"/>
-      <w:r>
-        <w:t>cross_evidence_support</w:t>
-      </w:r>
-      <w:proofErr w:type="spellEnd"/>
-      <w:r>
-        <w:t>; that is separate from adding the attestation axis itself.</w:t>
+        <w:t xml:space="preserve">Integrity measures consistency among bound files, technical declarations, relationship parameters and parsed cross-evidence. Only file_integrity, declaration_consistency and cross_evidence_support contribute. Structural validity, the C2PA attestation axis, legacy physical placeholders and optional audio observations are excluded. C2PA-derived cross-checks may still contribute through cross_evidence_support; that is separate from adding the attestation axis itself.</w:t>
       </w:r>
     </w:p>
     <w:tbl>
@@ -22728,144 +20600,22 @@
         <w:spacing w:line="276" w:lineRule="auto"/>
       </w:pPr>
       <w:r>
-        <w:t>policies/</w:t>
-      </w:r>
-      <w:proofErr w:type="spellStart"/>
-      <w:r>
-        <w:t>scoring_profile.json</w:t>
-      </w:r>
-      <w:proofErr w:type="spellEnd"/>
-      <w:r>
-        <w:t xml:space="preserve"> supplies explicit configuration; weights are not learned or changed automatically from the submitted audio. The default-v2 profile uses weight 1.0 for each of the three eligible layers. Each layer value is its passed Boolean checks divided by its assessed Boolean checks. passed=null or a missing Boolean is excluded. A layer with no assessed Boolean checks has value null. Any failed Boolean makes the layer status contradicted, even when its numeric pass fraction is greater than zero.</w:t>
+        <w:t xml:space="preserve">policies/scoring_profile.json supplies explicit configuration; weights are not learned or changed automatically from the submitted audio. The default-v2 profile uses weight 1.0 for each of the three eligible layers. Each layer value is its passed Boolean checks divided by its assessed Boolean checks. passed=null or a missing Boolean is excluded. A layer with no assessed Boolean checks has value null. Any failed Boolean makes the layer status contradicted, even when its numeric pass fraction is greater than zero.</w:t>
       </w:r>
     </w:p>
     <w:p>
       <w:r>
-        <w:t xml:space="preserve">Let P be the populated contributing layers, </w:t>
-      </w:r>
-      <w:proofErr w:type="spellStart"/>
-      <w:r>
-        <w:t>L_i</w:t>
-      </w:r>
-      <w:proofErr w:type="spellEnd"/>
-      <w:r>
-        <w:t xml:space="preserve"> a layer value and </w:t>
-      </w:r>
-      <w:proofErr w:type="spellStart"/>
-      <w:r>
-        <w:t>w_i</w:t>
-      </w:r>
-      <w:proofErr w:type="spellEnd"/>
-      <w:r>
-        <w:t xml:space="preserve"> its configured weight. The candidate mean is M = </w:t>
-      </w:r>
-      <w:proofErr w:type="gramStart"/>
-      <w:r>
-        <w:t>sum(</w:t>
-      </w:r>
-      <w:proofErr w:type="spellStart"/>
-      <w:proofErr w:type="gramEnd"/>
-      <w:r>
-        <w:t>w_i</w:t>
-      </w:r>
-      <w:proofErr w:type="spellEnd"/>
-      <w:r>
-        <w:t xml:space="preserve"> × </w:t>
-      </w:r>
-      <w:proofErr w:type="spellStart"/>
-      <w:r>
-        <w:t>L_i</w:t>
-      </w:r>
-      <w:proofErr w:type="spellEnd"/>
-      <w:r>
-        <w:t xml:space="preserve"> for </w:t>
-      </w:r>
-      <w:proofErr w:type="spellStart"/>
-      <w:r>
-        <w:t>i</w:t>
-      </w:r>
-      <w:proofErr w:type="spellEnd"/>
-      <w:r>
-        <w:t xml:space="preserve"> in P) / </w:t>
-      </w:r>
-      <w:proofErr w:type="gramStart"/>
-      <w:r>
-        <w:t>sum(</w:t>
-      </w:r>
-      <w:proofErr w:type="spellStart"/>
-      <w:proofErr w:type="gramEnd"/>
-      <w:r>
-        <w:t>w_i</w:t>
-      </w:r>
-      <w:proofErr w:type="spellEnd"/>
-      <w:r>
-        <w:t xml:space="preserve"> for </w:t>
-      </w:r>
-      <w:proofErr w:type="spellStart"/>
-      <w:r>
-        <w:t>i</w:t>
-      </w:r>
-      <w:proofErr w:type="spellEnd"/>
-      <w:r>
-        <w:t xml:space="preserve"> in P). Missing layers have no weight in this denominator. </w:t>
-      </w:r>
-      <w:proofErr w:type="gramStart"/>
-      <w:r>
-        <w:t>Thus</w:t>
-      </w:r>
-      <w:proofErr w:type="gramEnd"/>
-      <w:r>
-        <w:t xml:space="preserve"> the weights are normalised over the evidence </w:t>
-      </w:r>
-      <w:proofErr w:type="gramStart"/>
-      <w:r>
-        <w:t>actually assessed</w:t>
-      </w:r>
-      <w:proofErr w:type="gramEnd"/>
-      <w:r>
-        <w:t xml:space="preserve"> rather than over all possible layers.</w:t>
+        <w:t xml:space="preserve">Let P be the populated contributing layers, L_i a layer value and w_i its configured weight. The candidate mean is M = sum(w_i × L_i for i in P) / sum(w_i for i in P). Missing layers have no weight in this denominator. Thus the weights are normalised over the evidence actually assessed rather than over all possible layers.</w:t>
       </w:r>
     </w:p>
     <w:p>
       <w:r>
-        <w:t xml:space="preserve">With the shipped withholding rule, a numeric value is permitted if any assessed contributing check fails, or if at least two layers are populated and at least one Boolean cross-evidence check belongs to </w:t>
-      </w:r>
-      <w:proofErr w:type="spellStart"/>
-      <w:r>
-        <w:t>signed_attestation</w:t>
-      </w:r>
-      <w:proofErr w:type="spellEnd"/>
-      <w:r>
-        <w:t xml:space="preserve"> or </w:t>
-      </w:r>
-      <w:proofErr w:type="spellStart"/>
-      <w:r>
-        <w:t>recorder_metadata</w:t>
-      </w:r>
-      <w:proofErr w:type="spellEnd"/>
-      <w:r>
-        <w:t>. The contradiction route also applies to ordinary failed rules, regardless of tier. An assessed permitted-tier check satisfies the support condition whether it passes or fails; a failure already meets the contradiction route.</w:t>
+        <w:t xml:space="preserve">With the shipped withholding rule, a numeric value is permitted if any assessed contributing check fails, or if at least two layers are populated and at least one Boolean cross-evidence check belongs to signed_attestation or recorder_metadata. The contradiction route also applies to ordinary failed rules, regardless of tier. An assessed permitted-tier check satisfies the support condition whether it passes or fails; a failure already meets the contradiction route.</w:t>
       </w:r>
     </w:p>
     <w:p>
       <w:r>
-        <w:t xml:space="preserve">Confidence is </w:t>
-      </w:r>
-      <w:proofErr w:type="gramStart"/>
-      <w:r>
-        <w:t>round(</w:t>
-      </w:r>
-      <w:proofErr w:type="gramEnd"/>
-      <w:r>
-        <w:t xml:space="preserve">0.8 × number of populated contributing layers / 3, 3), giving 0.267, 0.533 or 0.800. Availability is available for three populated layers, partial for one or two, and unavailable for none, before input-error adjustments. Withholding can therefore leave value null while availability is available and confidence is 0.800. Neither weights nor a cap </w:t>
-      </w:r>
-      <w:proofErr w:type="gramStart"/>
-      <w:r>
-        <w:t>change</w:t>
-      </w:r>
-      <w:proofErr w:type="gramEnd"/>
-      <w:r>
-        <w:t xml:space="preserve"> this confidence formula.</w:t>
+        <w:t xml:space="preserve">Confidence is round(0.8 × number of populated contributing layers / 3, 3), giving 0.267, 0.533 or 0.800. Availability is available for three populated layers, partial for one or two, and unavailable for none, before input-error adjustments. Withholding can therefore leave value null while availability is available and confidence is 0.800. Neither weights nor a cap change this confidence formula.</w:t>
       </w:r>
     </w:p>
     <w:tbl>
@@ -22981,7 +20731,6 @@
               <w:keepLines/>
               <w:spacing w:after="40" w:line="254" w:lineRule="auto"/>
             </w:pPr>
-            <w:proofErr w:type="spellStart"/>
             <w:r>
               <w:rPr>
                 <w:color w:val="000000"/>
@@ -22989,7 +20738,6 @@
               </w:rPr>
               <w:t>layer_weights</w:t>
             </w:r>
-            <w:proofErr w:type="spellEnd"/>
           </w:p>
         </w:tc>
         <w:tc>
@@ -23051,7 +20799,6 @@
               <w:keepLines/>
               <w:spacing w:after="40" w:line="254" w:lineRule="auto"/>
             </w:pPr>
-            <w:proofErr w:type="spellStart"/>
             <w:r>
               <w:rPr>
                 <w:color w:val="000000"/>
@@ -23059,7 +20806,6 @@
               </w:rPr>
               <w:t>min_components_for_substantive_mean</w:t>
             </w:r>
-            <w:proofErr w:type="spellEnd"/>
           </w:p>
         </w:tc>
         <w:tc>
@@ -23121,7 +20867,6 @@
               <w:keepLines/>
               <w:spacing w:after="40" w:line="254" w:lineRule="auto"/>
             </w:pPr>
-            <w:proofErr w:type="spellStart"/>
             <w:r>
               <w:rPr>
                 <w:color w:val="000000"/>
@@ -23129,7 +20874,6 @@
               </w:rPr>
               <w:t>require_substantive_support_or_contradiction</w:t>
             </w:r>
-            <w:proofErr w:type="spellEnd"/>
           </w:p>
         </w:tc>
         <w:tc>
@@ -23170,23 +20914,7 @@
                 <w:color w:val="000000"/>
                 <w:sz w:val="17"/>
               </w:rPr>
-              <w:t xml:space="preserve">Boolean. false removes the support-tier </w:t>
-            </w:r>
-            <w:proofErr w:type="gramStart"/>
-            <w:r>
-              <w:rPr>
-                <w:color w:val="000000"/>
-                <w:sz w:val="17"/>
-              </w:rPr>
-              <w:t>condition, but</w:t>
-            </w:r>
-            <w:proofErr w:type="gramEnd"/>
-            <w:r>
-              <w:rPr>
-                <w:color w:val="000000"/>
-                <w:sz w:val="17"/>
-              </w:rPr>
-              <w:t xml:space="preserve"> retains the layer-count threshold.</w:t>
+              <w:t xml:space="preserve">Boolean. false removes the support-tier condition, but retains the layer-count threshold.</w:t>
             </w:r>
           </w:p>
         </w:tc>
@@ -23207,7 +20935,6 @@
               <w:keepLines/>
               <w:spacing w:after="40" w:line="254" w:lineRule="auto"/>
             </w:pPr>
-            <w:proofErr w:type="spellStart"/>
             <w:r>
               <w:rPr>
                 <w:color w:val="000000"/>
@@ -23215,7 +20942,6 @@
               </w:rPr>
               <w:t>substantive_support_tiers</w:t>
             </w:r>
-            <w:proofErr w:type="spellEnd"/>
           </w:p>
         </w:tc>
         <w:tc>
@@ -23230,31 +20956,13 @@
               <w:keepLines/>
               <w:spacing w:after="40" w:line="254" w:lineRule="auto"/>
             </w:pPr>
-            <w:proofErr w:type="spellStart"/>
-            <w:r>
-              <w:rPr>
-                <w:color w:val="000000"/>
-                <w:sz w:val="17"/>
-              </w:rPr>
-              <w:t>signed_attestation</w:t>
-            </w:r>
-            <w:proofErr w:type="spellEnd"/>
-            <w:r>
-              <w:rPr>
-                <w:color w:val="000000"/>
-                <w:sz w:val="17"/>
-              </w:rPr>
-              <w:t xml:space="preserve">; </w:t>
-            </w:r>
-            <w:proofErr w:type="spellStart"/>
-            <w:r>
-              <w:rPr>
-                <w:color w:val="000000"/>
-                <w:sz w:val="17"/>
-              </w:rPr>
-              <w:t>recorder_metadata</w:t>
-            </w:r>
-            <w:proofErr w:type="spellEnd"/>
+            <w:r>
+              <w:rPr>
+                <w:color w:val="000000"/>
+                <w:sz w:val="17"/>
+              </w:rPr>
+              <w:t xml:space="preserve">signed_attestation; recorder_metadata</w:t>
+            </w:r>
           </w:p>
         </w:tc>
         <w:tc>
@@ -23295,7 +21003,6 @@
               <w:keepLines/>
               <w:spacing w:after="40" w:line="254" w:lineRule="auto"/>
             </w:pPr>
-            <w:proofErr w:type="spellStart"/>
             <w:r>
               <w:rPr>
                 <w:color w:val="000000"/>
@@ -23303,7 +21010,6 @@
               </w:rPr>
               <w:t>confidence_formula</w:t>
             </w:r>
-            <w:proofErr w:type="spellEnd"/>
           </w:p>
         </w:tc>
         <w:tc>
@@ -23323,23 +21029,7 @@
                 <w:color w:val="000000"/>
                 <w:sz w:val="17"/>
               </w:rPr>
-              <w:t xml:space="preserve">ceiling 0.8; </w:t>
-            </w:r>
-            <w:proofErr w:type="spellStart"/>
-            <w:r>
-              <w:rPr>
-                <w:color w:val="000000"/>
-                <w:sz w:val="17"/>
-              </w:rPr>
-              <w:t>denominator_layers</w:t>
-            </w:r>
-            <w:proofErr w:type="spellEnd"/>
-            <w:r>
-              <w:rPr>
-                <w:color w:val="000000"/>
-                <w:sz w:val="17"/>
-              </w:rPr>
-              <w:t xml:space="preserve"> 3</w:t>
+              <w:t xml:space="preserve">ceiling 0.8; denominator_layers 3</w:t>
             </w:r>
           </w:p>
         </w:tc>
@@ -23380,7 +21070,6 @@
               <w:keepLines/>
               <w:spacing w:after="40" w:line="254" w:lineRule="auto"/>
             </w:pPr>
-            <w:proofErr w:type="spellStart"/>
             <w:r>
               <w:rPr>
                 <w:color w:val="000000"/>
@@ -23388,7 +21077,6 @@
               </w:rPr>
               <w:t>severe_contradiction_cap</w:t>
             </w:r>
-            <w:proofErr w:type="spellEnd"/>
           </w:p>
         </w:tc>
         <w:tc>
@@ -23427,23 +21115,7 @@
                 <w:color w:val="000000"/>
                 <w:sz w:val="17"/>
               </w:rPr>
-              <w:t xml:space="preserve">Must be supplied together with a non-empty </w:t>
-            </w:r>
-            <w:proofErr w:type="spellStart"/>
-            <w:r>
-              <w:rPr>
-                <w:color w:val="000000"/>
-                <w:sz w:val="17"/>
-              </w:rPr>
-              <w:t>severe_contradiction_rules</w:t>
-            </w:r>
-            <w:proofErr w:type="spellEnd"/>
-            <w:r>
-              <w:rPr>
-                <w:color w:val="000000"/>
-                <w:sz w:val="17"/>
-              </w:rPr>
-              <w:t xml:space="preserve"> list, or both omitted to disable capping.</w:t>
+              <w:t xml:space="preserve">Must be supplied together with a non-empty severe_contradiction_rules list, or both omitted to disable capping.</w:t>
             </w:r>
           </w:p>
         </w:tc>
@@ -23455,49 +21127,10 @@
       </w:pPr>
     </w:p>
     <w:p>
-      <w:proofErr w:type="spellStart"/>
       <w:r>
-        <w:t>load_scoring_profile</w:t>
-      </w:r>
-      <w:proofErr w:type="spellEnd"/>
-      <w:r>
-        <w:t xml:space="preserve"> rejects duplicate or unknown keys, missing layers and invalid values rather than silently substituting defaults. </w:t>
-      </w:r>
-      <w:proofErr w:type="spellStart"/>
-      <w:r>
-        <w:t>layer_weight_rationale</w:t>
-      </w:r>
-      <w:proofErr w:type="spellEnd"/>
-      <w:r>
-        <w:t xml:space="preserve"> is documentation only. </w:t>
-      </w:r>
-      <w:proofErr w:type="spellStart"/>
-      <w:r>
-        <w:t>assessment_</w:t>
-      </w:r>
-      <w:proofErr w:type="gramStart"/>
-      <w:r>
-        <w:t>checks.scoring</w:t>
-      </w:r>
-      <w:proofErr w:type="gramEnd"/>
-      <w:r>
-        <w:t>_profile</w:t>
-      </w:r>
-      <w:proofErr w:type="spellEnd"/>
-      <w:r>
-        <w:t xml:space="preserve"> </w:t>
-      </w:r>
-      <w:r>
+        <w:t xml:space="preserve">load_scoring_profile rejects duplicate or unknown keys, missing layers and invalid values rather than silently substituting defaults. layer_weight_rationale is documentation only. assessment_checks.scoring_profile </w:t>
         <w:lastRenderedPageBreak/>
-        <w:t xml:space="preserve">records the active ID and version; </w:t>
-      </w:r>
-      <w:proofErr w:type="spellStart"/>
-      <w:r>
-        <w:t>integrity_layers</w:t>
-      </w:r>
-      <w:proofErr w:type="spellEnd"/>
-      <w:r>
-        <w:t xml:space="preserve"> records each effective weight. A configuration change must be versioned if results need to be reproducible.</w:t>
+        <w:t xml:space="preserve">records the active ID and version; integrity_layers records each effective weight. A configuration change must be versioned if results need to be reproducible.</w:t>
       </w:r>
     </w:p>
     <w:p>
@@ -23663,7 +21296,6 @@
               <w:keepLines/>
               <w:spacing w:after="40" w:line="254" w:lineRule="auto"/>
             </w:pPr>
-            <w:proofErr w:type="spellStart"/>
             <w:r>
               <w:rPr>
                 <w:color w:val="000000"/>
@@ -23671,7 +21303,6 @@
               </w:rPr>
               <w:t>signed_attestation</w:t>
             </w:r>
-            <w:proofErr w:type="spellEnd"/>
           </w:p>
         </w:tc>
         <w:tc>
@@ -23691,23 +21322,7 @@
                 <w:color w:val="000000"/>
                 <w:sz w:val="17"/>
               </w:rPr>
-              <w:t xml:space="preserve">C2PA record with SDK </w:t>
-            </w:r>
-            <w:proofErr w:type="spellStart"/>
-            <w:r>
-              <w:rPr>
-                <w:color w:val="000000"/>
-                <w:sz w:val="17"/>
-              </w:rPr>
-              <w:t>validation_state</w:t>
-            </w:r>
-            <w:proofErr w:type="spellEnd"/>
-            <w:r>
-              <w:rPr>
-                <w:color w:val="000000"/>
-                <w:sz w:val="17"/>
-              </w:rPr>
-              <w:t xml:space="preserve"> Valid or Trusted.</w:t>
+              <w:t xml:space="preserve">C2PA record with SDK validation_state Valid or Trusted.</w:t>
             </w:r>
           </w:p>
         </w:tc>
@@ -23749,7 +21364,6 @@
               <w:keepLines/>
               <w:spacing w:after="40" w:line="254" w:lineRule="auto"/>
             </w:pPr>
-            <w:proofErr w:type="spellStart"/>
             <w:r>
               <w:rPr>
                 <w:color w:val="000000"/>
@@ -23757,7 +21371,6 @@
               </w:rPr>
               <w:t>recorder_metadata</w:t>
             </w:r>
-            <w:proofErr w:type="spellEnd"/>
           </w:p>
         </w:tc>
         <w:tc>
@@ -23818,7 +21431,6 @@
               <w:keepLines/>
               <w:spacing w:after="40" w:line="254" w:lineRule="auto"/>
             </w:pPr>
-            <w:proofErr w:type="spellStart"/>
             <w:r>
               <w:rPr>
                 <w:color w:val="000000"/>
@@ -23826,7 +21438,6 @@
               </w:rPr>
               <w:t>submitter_document</w:t>
             </w:r>
-            <w:proofErr w:type="spellEnd"/>
           </w:p>
         </w:tc>
         <w:tc>
@@ -23881,23 +21492,7 @@
         <w:spacing w:line="276" w:lineRule="auto"/>
       </w:pPr>
       <w:r>
-        <w:t xml:space="preserve">Tiers describe the source category of each cross-evidence check, not the truth of a claim or a numeric reliability multiplier. The same sound report or AAF may yield </w:t>
-      </w:r>
-      <w:proofErr w:type="spellStart"/>
-      <w:r>
-        <w:t>recorder_metadata</w:t>
-      </w:r>
-      <w:proofErr w:type="spellEnd"/>
-      <w:r>
-        <w:t xml:space="preserve"> checks for recorder-field comparisons and </w:t>
-      </w:r>
-      <w:proofErr w:type="spellStart"/>
-      <w:r>
-        <w:t>submitter_document</w:t>
-      </w:r>
-      <w:proofErr w:type="spellEnd"/>
-      <w:r>
-        <w:t xml:space="preserve"> checks for other properties. A valid signature does not establish an impartial signer; recorder fields are not authenticated by SHA-256 alone. Submitter documents still contribute to the cross-evidence pass fraction and may reveal contradictions.</w:t>
+        <w:t xml:space="preserve">Tiers describe the source category of each cross-evidence check, not the truth of a claim or a numeric reliability multiplier. The same sound report or AAF may yield recorder_metadata checks for recorder-field comparisons and submitter_document checks for other properties. A valid signature does not establish an impartial signer; recorder fields are not authenticated by SHA-256 alone. Submitter documents still contribute to the cross-evidence pass fraction and may reveal contradictions.</w:t>
       </w:r>
     </w:p>
     <w:p>
@@ -23915,31 +21510,7 @@
         <w:spacing w:line="276" w:lineRule="auto"/>
       </w:pPr>
       <w:r>
-        <w:t xml:space="preserve">When an assessed check with passed=false matches </w:t>
-      </w:r>
-      <w:proofErr w:type="spellStart"/>
-      <w:r>
-        <w:t>severe_contradiction_rules</w:t>
-      </w:r>
-      <w:proofErr w:type="spellEnd"/>
-      <w:r>
-        <w:t xml:space="preserve">, Integrity is </w:t>
-      </w:r>
-      <w:proofErr w:type="gramStart"/>
-      <w:r>
-        <w:t>min(</w:t>
-      </w:r>
-      <w:proofErr w:type="gramEnd"/>
-      <w:r>
-        <w:t xml:space="preserve">M, 0.25). The cap never raises a lower mean, does not alter confidence and does not force other axes to zero. A missing non-final mapping produces </w:t>
-      </w:r>
-      <w:proofErr w:type="spellStart"/>
-      <w:r>
-        <w:t>object_hash_bound</w:t>
-      </w:r>
-      <w:proofErr w:type="spellEnd"/>
-      <w:r>
-        <w:t xml:space="preserve"> passed=null and does not trigger the cap; a non-final object rejected after a hash or path problem can produce passed=false. A final-file binding failure stops assessment instead of returning a capped successful score.</w:t>
+        <w:t xml:space="preserve">When an assessed check with passed=false matches severe_contradiction_rules, Integrity is min(M, 0.25). The cap never raises a lower mean, does not alter confidence and does not force other axes to zero. A missing non-final mapping produces object_hash_bound passed=null and does not trigger the cap; a non-final object rejected after a hash or path problem can produce passed=false. A final-file binding failure stops assessment instead of returning a capped successful score.</w:t>
       </w:r>
     </w:p>
     <w:tbl>
@@ -24032,7 +21603,6 @@
               <w:keepLines/>
               <w:spacing w:after="40" w:line="254" w:lineRule="auto"/>
             </w:pPr>
-            <w:proofErr w:type="spellStart"/>
             <w:r>
               <w:rPr>
                 <w:color w:val="000000"/>
@@ -24040,7 +21610,6 @@
               </w:rPr>
               <w:t>object_hash_bound</w:t>
             </w:r>
-            <w:proofErr w:type="spellEnd"/>
           </w:p>
         </w:tc>
         <w:tc>
@@ -24081,7 +21650,6 @@
               <w:keepLines/>
               <w:spacing w:after="40" w:line="254" w:lineRule="auto"/>
             </w:pPr>
-            <w:proofErr w:type="spellStart"/>
             <w:r>
               <w:rPr>
                 <w:color w:val="000000"/>
@@ -24089,7 +21657,6 @@
               </w:rPr>
               <w:t>rin_bound_audio_hash_exists_in_graph</w:t>
             </w:r>
-            <w:proofErr w:type="spellEnd"/>
           </w:p>
         </w:tc>
         <w:tc>
@@ -24130,7 +21697,6 @@
               <w:keepLines/>
               <w:spacing w:after="40" w:line="254" w:lineRule="auto"/>
             </w:pPr>
-            <w:proofErr w:type="spellStart"/>
             <w:r>
               <w:rPr>
                 <w:color w:val="000000"/>
@@ -24138,7 +21704,6 @@
               </w:rPr>
               <w:t>ern_delivery_audio_hash_exists_in_graph</w:t>
             </w:r>
-            <w:proofErr w:type="spellEnd"/>
           </w:p>
         </w:tc>
         <w:tc>
@@ -24272,7 +21837,6 @@
               <w:keepLines/>
               <w:spacing w:after="40" w:line="254" w:lineRule="auto"/>
             </w:pPr>
-            <w:proofErr w:type="spellStart"/>
             <w:r>
               <w:rPr>
                 <w:color w:val="000000"/>
@@ -24280,7 +21844,6 @@
               </w:rPr>
               <w:t>comp_sheet_selection_matches_comped_from_edge</w:t>
             </w:r>
-            <w:proofErr w:type="spellEnd"/>
           </w:p>
         </w:tc>
         <w:tc>
@@ -24299,23 +21862,7 @@
                 <w:color w:val="000000"/>
                 <w:sz w:val="17"/>
               </w:rPr>
-              <w:t xml:space="preserve">A </w:t>
-            </w:r>
-            <w:proofErr w:type="spellStart"/>
-            <w:r>
-              <w:rPr>
-                <w:color w:val="000000"/>
-                <w:sz w:val="17"/>
-              </w:rPr>
-              <w:t>CompSheet</w:t>
-            </w:r>
-            <w:proofErr w:type="spellEnd"/>
-            <w:r>
-              <w:rPr>
-                <w:color w:val="000000"/>
-                <w:sz w:val="17"/>
-              </w:rPr>
-              <w:t xml:space="preserve"> selection has no matching declared comp edge.</w:t>
+              <w:t xml:space="preserve">A CompSheet selection has no matching declared comp edge.</w:t>
             </w:r>
           </w:p>
         </w:tc>
@@ -24328,48 +21875,20 @@
     </w:p>
     <w:p>
       <w:r>
-        <w:t xml:space="preserve">These rules are the configured severe set, not every possible contradiction. Timecode mismatches are ordinary contradictions. If any severe rule fires, </w:t>
+        <w:t xml:space="preserve">These rules are the configured severe set, not every possible contradiction. Timecode mismatches are ordinary contradictions. If any severe rule fires, assessment_checks.severe_contradiction_cap contains one record with cap, triggered_rules, weighted_mean, value and value_lowered. A record is retained even when the candidate mean was already at or below the ceiling.</w:t>
       </w:r>
-      <w:proofErr w:type="spellStart"/>
-      <w:r>
-        <w:t>assessment_</w:t>
-      </w:r>
-      <w:proofErr w:type="gramStart"/>
-      <w:r>
-        <w:t>checks.severe</w:t>
-      </w:r>
-      <w:proofErr w:type="gramEnd"/>
-      <w:r>
-        <w:t>_contradiction_cap</w:t>
-      </w:r>
-      <w:proofErr w:type="spellEnd"/>
-      <w:r>
-        <w:t xml:space="preserve"> contains one record with cap, </w:t>
-      </w:r>
-      <w:proofErr w:type="spellStart"/>
-      <w:r>
-        <w:t>triggered_rules</w:t>
-      </w:r>
-      <w:proofErr w:type="spellEnd"/>
-      <w:r>
-        <w:t xml:space="preserve">, </w:t>
-      </w:r>
-      <w:proofErr w:type="spellStart"/>
-      <w:r>
-        <w:t>weighted_mean</w:t>
-      </w:r>
-      <w:proofErr w:type="spellEnd"/>
-      <w:r>
-        <w:t xml:space="preserve">, value and </w:t>
-      </w:r>
-      <w:proofErr w:type="spellStart"/>
-      <w:r>
-        <w:t>value_lowered</w:t>
-      </w:r>
-      <w:proofErr w:type="spellEnd"/>
-      <w:r>
-        <w:t>. A record is retained even when the candidate mean was already at or below the ceiling.</w:t>
-      </w:r>
+    </w:p>
+    <w:p>
+      <w:pPr>
+        <w:rPr>
+          <w:ins w:id="91010" w:author="Denghj-jack" w:date="2026-10-21T00:00:00Z"/>
+        </w:rPr>
+      </w:pPr>
+      <w:ins w:id="91011" w:author="Denghj-jack" w:date="2026-10-21T00:00:00Z">
+        <w:r>
+          <w:t xml:space="preserve">final_c2pa_manifest_validates is an ordinary cross-evidence rule. When the C2PA SDK reports the final artefact's manifest as Invalid, the rule is assessed with passed=false and lists the failure codes. It is not in the severe set, so it lowers the cross-evidence pass fraction and marks Integrity contradicted without applying the cap. A file edited after signing that still carries its old manifest is treated the same way. Valid, Trusted, absent or unread manifests do not add this rule.</w:t>
+        </w:r>
+      </w:ins>
     </w:p>
     <w:p>
       <w:pPr>
@@ -24549,23 +22068,7 @@
                 <w:color w:val="000000"/>
                 <w:sz w:val="17"/>
               </w:rPr>
-              <w:t xml:space="preserve">All cross-checks </w:t>
-            </w:r>
-            <w:proofErr w:type="spellStart"/>
-            <w:r>
-              <w:rPr>
-                <w:color w:val="000000"/>
-                <w:sz w:val="17"/>
-              </w:rPr>
-              <w:t>submitter_document</w:t>
-            </w:r>
-            <w:proofErr w:type="spellEnd"/>
-            <w:r>
-              <w:rPr>
-                <w:color w:val="000000"/>
-                <w:sz w:val="17"/>
-              </w:rPr>
-              <w:t>; no failure</w:t>
+              <w:t xml:space="preserve">All cross-checks submitter_document; no failure</w:t>
             </w:r>
           </w:p>
         </w:tc>
@@ -24985,31 +22488,7 @@
         <w:spacing w:line="276" w:lineRule="auto"/>
       </w:pPr>
       <w:r>
-        <w:t xml:space="preserve">Successful responses with </w:t>
-      </w:r>
-      <w:proofErr w:type="spellStart"/>
-      <w:r>
-        <w:t>include_reasoning</w:t>
-      </w:r>
-      <w:proofErr w:type="spellEnd"/>
-      <w:r>
-        <w:t xml:space="preserve">=true carry </w:t>
-      </w:r>
-      <w:proofErr w:type="spellStart"/>
-      <w:r>
-        <w:t>assessment_</w:t>
-      </w:r>
-      <w:proofErr w:type="gramStart"/>
-      <w:r>
-        <w:t>checks.score</w:t>
-      </w:r>
-      <w:proofErr w:type="gramEnd"/>
-      <w:r>
-        <w:t>_explanations</w:t>
-      </w:r>
-      <w:proofErr w:type="spellEnd"/>
-      <w:r>
-        <w:t>, one entry per axis. The Integrity entry lists contributing layers, statuses, values, weights and check counts; withholding; tier counts; cap information; and a sentence for each failed Boolean check. Specialised descriptions include compared values when available, such as a sound-report timecode difference. Other checks can use a generic rule-and-artefact statement. The same contradiction descriptions appear in Integrity reasoning.</w:t>
+        <w:t xml:space="preserve">Successful responses with include_reasoning=true carry assessment_checks.score_explanations, one entry per axis. The Integrity entry lists contributing layers, statuses, values, weights and check counts; withholding; tier counts; cap information; and a sentence for each failed Boolean check. Specialised descriptions include compared values when available, such as a sound-report timecode difference. Other checks can use a generic rule-and-artefact statement. The same contradiction descriptions appear in Integrity reasoning.</w:t>
       </w:r>
     </w:p>
     <w:p>
@@ -25017,126 +22496,24 @@
         <w:pStyle w:val="ManualCode"/>
       </w:pPr>
       <w:r>
-        <w:t>"</w:t>
-      </w:r>
-      <w:proofErr w:type="spellStart"/>
-      <w:proofErr w:type="gramStart"/>
-      <w:r>
-        <w:t>severe</w:t>
-      </w:r>
-      <w:proofErr w:type="gramEnd"/>
-      <w:r>
-        <w:t>_contradiction_cap</w:t>
-      </w:r>
-      <w:proofErr w:type="spellEnd"/>
-      <w:r>
-        <w:t>": [{</w:t>
-      </w:r>
-      <w:r>
+        <w:t>"severe_contradiction_cap": [{</w:t>
         <w:br/>
         <w:t xml:space="preserve">  "cap": 0.25,</w:t>
-      </w:r>
-      <w:r>
         <w:br/>
-        <w:t xml:space="preserve">  "</w:t>
-      </w:r>
-      <w:proofErr w:type="spellStart"/>
-      <w:r>
-        <w:t>triggered_rules</w:t>
-      </w:r>
-      <w:proofErr w:type="spellEnd"/>
-      <w:r>
-        <w:t>": ["c2pa_ingredient_hash_exists_in_graph"],</w:t>
-      </w:r>
-      <w:r>
+        <w:t xml:space="preserve">  "triggered_rules": ["c2pa_ingredient_hash_exists_in_graph"],</w:t>
         <w:br/>
-        <w:t xml:space="preserve">  "</w:t>
-      </w:r>
-      <w:proofErr w:type="spellStart"/>
-      <w:r>
-        <w:t>weighted_mean</w:t>
-      </w:r>
-      <w:proofErr w:type="spellEnd"/>
-      <w:r>
-        <w:t>": 0.9166666666666666,</w:t>
-      </w:r>
-      <w:r>
+        <w:t xml:space="preserve">  "weighted_mean": 0.9166666666666666,</w:t>
         <w:br/>
         <w:t xml:space="preserve">  "value": 0.25,</w:t>
-      </w:r>
-      <w:r>
         <w:br/>
-        <w:t xml:space="preserve">  "</w:t>
-      </w:r>
-      <w:proofErr w:type="spellStart"/>
-      <w:r>
-        <w:t>value_lowered</w:t>
-      </w:r>
-      <w:proofErr w:type="spellEnd"/>
-      <w:r>
-        <w:t>": true</w:t>
-      </w:r>
-      <w:r>
+        <w:t xml:space="preserve">  "value_lowered": true</w:t>
         <w:br/>
         <w:t>}]</w:t>
       </w:r>
     </w:p>
     <w:p>
-      <w:proofErr w:type="spellStart"/>
       <w:r>
-        <w:t>score_explanations.cap_applied</w:t>
-      </w:r>
-      <w:proofErr w:type="spellEnd"/>
-      <w:r>
-        <w:t xml:space="preserve"> is true only when a cap </w:t>
-      </w:r>
-      <w:proofErr w:type="gramStart"/>
-      <w:r>
-        <w:t>actually lowers</w:t>
-      </w:r>
-      <w:proofErr w:type="gramEnd"/>
-      <w:r>
-        <w:t xml:space="preserve"> the mean. Its cap field can therefore be populated while </w:t>
-      </w:r>
-      <w:proofErr w:type="spellStart"/>
-      <w:r>
-        <w:t>cap_applied</w:t>
-      </w:r>
-      <w:proofErr w:type="spellEnd"/>
-      <w:r>
-        <w:t xml:space="preserve"> is false. </w:t>
-      </w:r>
-      <w:proofErr w:type="spellStart"/>
-      <w:r>
-        <w:t>weighted_mean</w:t>
-      </w:r>
-      <w:proofErr w:type="spellEnd"/>
-      <w:r>
-        <w:t xml:space="preserve"> is the pre-cap mean when a cap record exists; </w:t>
-      </w:r>
-      <w:proofErr w:type="gramStart"/>
-      <w:r>
-        <w:t>otherwise</w:t>
-      </w:r>
-      <w:proofErr w:type="gramEnd"/>
-      <w:r>
-        <w:t xml:space="preserve"> it mirrors the final Integrity value, so it remains null for a withheld value. </w:t>
-      </w:r>
-      <w:proofErr w:type="spellStart"/>
-      <w:r>
-        <w:t>include_reasoning</w:t>
-      </w:r>
-      <w:proofErr w:type="spellEnd"/>
-      <w:r>
-        <w:t xml:space="preserve">=false sets axis reasoning to null and omits </w:t>
-      </w:r>
-      <w:proofErr w:type="spellStart"/>
-      <w:r>
-        <w:t>score_explanations</w:t>
-      </w:r>
-      <w:proofErr w:type="spellEnd"/>
-      <w:r>
-        <w:t>; detailed checks, cap records and diagnostic messages remain.</w:t>
+        <w:t xml:space="preserve">score_explanations.cap_applied is true only when a cap actually lowers the mean. Its cap field can therefore be populated while cap_applied is false. weighted_mean is the pre-cap mean when a cap record exists; otherwise it mirrors the final Integrity value, so it remains null for a withheld value. include_reasoning=false sets axis reasoning to null and omits score_explanations; detailed checks, cap records and diagnostic messages remain.</w:t>
       </w:r>
     </w:p>
     <w:p>
@@ -25156,23 +22533,7 @@
         <w:spacing w:line="276" w:lineRule="auto"/>
       </w:pPr>
       <w:r>
-        <w:t xml:space="preserve">Attestation strength evaluates C2PA records associated with the final artefact. Embedded records associate with their container; standalone records associate through adjacent declared graph relationships. Only records whose </w:t>
-      </w:r>
-      <w:proofErr w:type="spellStart"/>
-      <w:r>
-        <w:t>asset_hash</w:t>
-      </w:r>
-      <w:proofErr w:type="spellEnd"/>
-      <w:r>
-        <w:t xml:space="preserve"> equals </w:t>
-      </w:r>
-      <w:proofErr w:type="spellStart"/>
-      <w:r>
-        <w:t>final_artefact_hash</w:t>
-      </w:r>
-      <w:proofErr w:type="spellEnd"/>
-      <w:r>
-        <w:t xml:space="preserve"> enter the axis. Supporting records remain visible but cannot raise it. A standalone record associated with the final can contribute; graph adjacency alone is not cryptographic content binding, so inspect SDK validation and binding details together.</w:t>
+        <w:t xml:space="preserve">Attestation strength evaluates C2PA records associated with the final artefact. Embedded records associate with their container; standalone records associate through adjacent declared graph relationships. Only records whose asset_hash equals final_artefact_hash enter the axis. Supporting records remain visible but cannot raise it. A standalone record associated with the final can contribute; graph adjacency alone is not cryptographic content binding, so inspect SDK validation and binding details together.</w:t>
       </w:r>
     </w:p>
     <w:tbl>
@@ -25442,32 +22803,7 @@
                 <w:color w:val="000000"/>
                 <w:sz w:val="17"/>
               </w:rPr>
-              <w:t xml:space="preserve">The implemented state is </w:t>
-            </w:r>
-            <w:proofErr w:type="spellStart"/>
-            <w:r>
-              <w:rPr>
-                <w:color w:val="000000"/>
-                <w:sz w:val="17"/>
-              </w:rPr>
-              <w:t>manifest_</w:t>
-            </w:r>
-            <w:proofErr w:type="gramStart"/>
-            <w:r>
-              <w:rPr>
-                <w:color w:val="000000"/>
-                <w:sz w:val="17"/>
-              </w:rPr>
-              <w:t>absent</w:t>
-            </w:r>
-            <w:proofErr w:type="spellEnd"/>
-            <w:proofErr w:type="gramEnd"/>
-            <w:r>
-              <w:rPr>
-                <w:color w:val="000000"/>
-                <w:sz w:val="17"/>
-              </w:rPr>
-              <w:t xml:space="preserve"> for the final.</w:t>
+              <w:t xml:space="preserve">The implemented state is manifest_absent for the final.</w:t>
             </w:r>
           </w:p>
         </w:tc>
@@ -25527,13 +22863,24 @@
               <w:keepLines/>
               <w:spacing w:after="40" w:line="254" w:lineRule="auto"/>
             </w:pPr>
-            <w:r>
-              <w:rPr>
-                <w:color w:val="000000"/>
-                <w:sz w:val="17"/>
-              </w:rPr>
-              <w:t>Install the optional SDK to assess final attestation.</w:t>
-            </w:r>
+            <w:del w:id="91012" w:author="Denghj-jack" w:date="2026-10-21T00:00:00Z">
+              <w:r>
+                <w:rPr>
+                  <w:color w:val="000000"/>
+                  <w:sz w:val="17"/>
+                </w:rPr>
+                <w:delText xml:space="preserve">Install the optional SDK to assess final attestation.</w:delText>
+              </w:r>
+            </w:del>
+            <w:ins w:id="91013" w:author="Denghj-jack" w:date="2026-10-21T00:00:00Z">
+              <w:r>
+                <w:rPr>
+                  <w:color w:val="000000"/>
+                  <w:sz w:val="17"/>
+                </w:rPr>
+                <w:t xml:space="preserve">c2pa-python is a required dependency; reinstall from requirements.txt. C2PA_PARSER_UNAVAILABLE is reported at medium severity.</w:t>
+              </w:r>
+            </w:ins>
           </w:p>
         </w:tc>
       </w:tr>
@@ -25722,13 +23069,24 @@
               <w:keepLines/>
               <w:spacing w:after="40" w:line="254" w:lineRule="auto"/>
             </w:pPr>
-            <w:r>
-              <w:rPr>
-                <w:color w:val="000000"/>
-                <w:sz w:val="17"/>
-              </w:rPr>
-              <w:t>SDK reported invalid validation.</w:t>
-            </w:r>
+            <w:del w:id="91014" w:author="Denghj-jack" w:date="2026-10-21T00:00:00Z">
+              <w:r>
+                <w:rPr>
+                  <w:color w:val="000000"/>
+                  <w:sz w:val="17"/>
+                </w:rPr>
+                <w:delText xml:space="preserve">SDK reported invalid validation.</w:delText>
+              </w:r>
+            </w:del>
+            <w:ins w:id="91015" w:author="Denghj-jack" w:date="2026-10-21T00:00:00Z">
+              <w:r>
+                <w:rPr>
+                  <w:color w:val="000000"/>
+                  <w:sz w:val="17"/>
+                </w:rPr>
+                <w:t xml:space="preserve">SDK reported invalid validation; a C2PA_CONTENT_BINDING_FAILED, C2PA_SIGNATURE_INVALID or C2PA_VALIDATION_FAILED finding names the failure codes.</w:t>
+              </w:r>
+            </w:ins>
           </w:p>
         </w:tc>
       </w:tr>
@@ -25792,23 +23150,7 @@
                 <w:color w:val="000000"/>
                 <w:sz w:val="17"/>
               </w:rPr>
-              <w:t xml:space="preserve">Cryptographically valid; </w:t>
-            </w:r>
-            <w:proofErr w:type="spellStart"/>
-            <w:r>
-              <w:rPr>
-                <w:color w:val="000000"/>
-                <w:sz w:val="17"/>
-              </w:rPr>
-              <w:t>credential_trusted</w:t>
-            </w:r>
-            <w:proofErr w:type="spellEnd"/>
-            <w:r>
-              <w:rPr>
-                <w:color w:val="000000"/>
-                <w:sz w:val="17"/>
-              </w:rPr>
-              <w:t xml:space="preserve"> is false in this mapping.</w:t>
+              <w:t xml:space="preserve">Cryptographically valid; credential_trusted is false in this mapping.</w:t>
             </w:r>
           </w:p>
         </w:tc>
@@ -25955,6 +23297,19 @@
       <w:r>
         <w:t>Across final-associated manifests, Invalid takes precedence over Trusted, which takes precedence over Valid. C2PA reading explicitly disables remote-manifest and OCSP fetches; local SDK configuration determines any reported trust. The attestation score is not a verification of every ingredient assertion, authorship claim or historical relationship.</w:t>
       </w:r>
+    </w:p>
+    <w:p>
+      <w:pPr>
+        <w:spacing w:before="120"/>
+        <w:rPr>
+          <w:ins w:id="91016" w:author="Denghj-jack" w:date="2026-10-21T00:00:00Z"/>
+        </w:rPr>
+      </w:pPr>
+      <w:ins w:id="91017" w:author="Denghj-jack" w:date="2026-10-21T00:00:00Z">
+        <w:r>
+          <w:t xml:space="preserve">An Invalid manifest is always reported as a finding, so it cannot be mistaken for an absent manifest even though both give 0.0. Signer-trust codes are excluded from the failure codes. A content-hash mismatch (assertion.dataHash and related assertions) gives C2PA_CONTENT_BINDING_FAILED: the audio changed after signing or the manifest was copied from another file. A claimSignature or signing-credential failure gives C2PA_SIGNATURE_INVALID; any other failure gives C2PA_VALIDATION_FAILED. Failures on the final artefact are medium severity. Failures on supporting artefacts are low severity with scope supporting and do not add the Integrity contradiction. For an Invalid final manifest, the attestation reasoning lists the failure codes instead of describing the content binding as valid.</w:t>
+        </w:r>
+      </w:ins>
     </w:p>
     <w:p>
       <w:pPr>
@@ -25973,15 +23328,7 @@
         <w:spacing w:line="276" w:lineRule="auto"/>
       </w:pPr>
       <w:r>
-        <w:t xml:space="preserve">AI disclosure counts retained audio declarations with a non-empty </w:t>
-      </w:r>
-      <w:proofErr w:type="spellStart"/>
-      <w:r>
-        <w:t>creation_method</w:t>
-      </w:r>
-      <w:proofErr w:type="spellEnd"/>
-      <w:r>
-        <w:t xml:space="preserve"> over applicable retained audio declarations. Allowed methods are recorded, synthesised and ai-generated, as a string or list. Nodes flagged for declaration input errors are excluded from this denominator rather than counted as undisclosed. With any declarations, the ratio is reported with confidence 0.8; with none, the axis is unavailable with value and confidence null. Partial coverage can downgrade availability. A value of 1.0 is complete disclosure, not proof of human creation.</w:t>
+        <w:t xml:space="preserve">AI disclosure counts retained audio declarations with a non-empty creation_method over applicable retained audio declarations. Allowed methods are recorded, synthesised and ai-generated, as a string or list. Nodes flagged for declaration input errors are excluded from this denominator rather than counted as undisclosed. With any declarations, the ratio is reported with confidence 0.8; with none, the axis is unavailable with value and confidence null. Partial coverage can downgrade availability. A value of 1.0 is complete disclosure, not proof of human creation.</w:t>
       </w:r>
     </w:p>
     <w:p>
@@ -26163,7 +23510,6 @@
               <w:keepLines/>
               <w:spacing w:after="40" w:line="254" w:lineRule="auto"/>
             </w:pPr>
-            <w:proofErr w:type="spellStart"/>
             <w:r>
               <w:rPr>
                 <w:bCs/>
@@ -26173,7 +23519,6 @@
               </w:rPr>
               <w:t>execution_status</w:t>
             </w:r>
-            <w:proofErr w:type="spellEnd"/>
           </w:p>
         </w:tc>
         <w:tc>
@@ -26375,7 +23720,6 @@
               <w:keepLines/>
               <w:spacing w:after="40" w:line="254" w:lineRule="auto"/>
             </w:pPr>
-            <w:proofErr w:type="spellStart"/>
             <w:r>
               <w:rPr>
                 <w:bCs/>
@@ -26385,7 +23729,6 @@
               </w:rPr>
               <w:t>unknown_inputs</w:t>
             </w:r>
-            <w:proofErr w:type="spellEnd"/>
           </w:p>
         </w:tc>
         <w:tc>
@@ -26587,7 +23930,6 @@
               <w:keepLines/>
               <w:spacing w:after="40" w:line="254" w:lineRule="auto"/>
             </w:pPr>
-            <w:proofErr w:type="spellStart"/>
             <w:r>
               <w:rPr>
                 <w:bCs/>
@@ -26597,7 +23939,6 @@
               </w:rPr>
               <w:t>assessment_checks</w:t>
             </w:r>
-            <w:proofErr w:type="spellEnd"/>
           </w:p>
         </w:tc>
         <w:tc>
@@ -26692,7 +24033,6 @@
               <w:keepLines/>
               <w:spacing w:after="40" w:line="254" w:lineRule="auto"/>
             </w:pPr>
-            <w:proofErr w:type="spellStart"/>
             <w:r>
               <w:rPr>
                 <w:bCs/>
@@ -26702,7 +24042,6 @@
               </w:rPr>
               <w:t>workflow_assessment</w:t>
             </w:r>
-            <w:proofErr w:type="spellEnd"/>
           </w:p>
         </w:tc>
         <w:tc>
@@ -26941,7 +24280,6 @@
               <w:keepLines/>
               <w:spacing w:after="40" w:line="254" w:lineRule="auto"/>
             </w:pPr>
-            <w:proofErr w:type="spellStart"/>
             <w:r>
               <w:rPr>
                 <w:bCs/>
@@ -26951,7 +24289,6 @@
               </w:rPr>
               <w:t>resource_usage</w:t>
             </w:r>
-            <w:proofErr w:type="spellEnd"/>
           </w:p>
         </w:tc>
         <w:tc>
@@ -26977,7 +24314,6 @@
               <w:keepLines/>
               <w:spacing w:after="40" w:line="254" w:lineRule="auto"/>
             </w:pPr>
-            <w:proofErr w:type="spellStart"/>
             <w:r>
               <w:rPr>
                 <w:rFonts w:eastAsia="Consolas" w:cs="Consolas"/>
@@ -26987,7 +24323,6 @@
               </w:rPr>
               <w:t>cpu_ms</w:t>
             </w:r>
-            <w:proofErr w:type="spellEnd"/>
             <w:r>
               <w:rPr>
                 <w:color w:val="000000"/>
@@ -26996,7 +24331,6 @@
               </w:rPr>
               <w:t xml:space="preserve">, </w:t>
             </w:r>
-            <w:proofErr w:type="spellStart"/>
             <w:r>
               <w:rPr>
                 <w:rFonts w:eastAsia="Consolas" w:cs="Consolas"/>
@@ -27006,7 +24340,6 @@
               </w:rPr>
               <w:t>peak_rss_kib</w:t>
             </w:r>
-            <w:proofErr w:type="spellEnd"/>
           </w:p>
         </w:tc>
         <w:tc>
@@ -27049,39 +24382,7 @@
         <w:spacing w:before="120"/>
       </w:pPr>
       <w:r>
-        <w:t xml:space="preserve">All four axes are present in a valid response. Optional decision and </w:t>
-      </w:r>
-      <w:proofErr w:type="spellStart"/>
-      <w:r>
-        <w:t>overall_score</w:t>
-      </w:r>
-      <w:proofErr w:type="spellEnd"/>
-      <w:r>
-        <w:t xml:space="preserve"> fields exist in the candidate response schema but are not emitted by this evaluator. </w:t>
-      </w:r>
-      <w:proofErr w:type="spellStart"/>
-      <w:r>
-        <w:t>processing_ms</w:t>
-      </w:r>
-      <w:proofErr w:type="spellEnd"/>
-      <w:r>
-        <w:t xml:space="preserve"> includes the appended diagnostic stage when enabled; </w:t>
-      </w:r>
-      <w:proofErr w:type="spellStart"/>
-      <w:r>
-        <w:t>resource_usage.cpu_ms</w:t>
-      </w:r>
-      <w:proofErr w:type="spellEnd"/>
-      <w:r>
-        <w:t xml:space="preserve"> is measured by the core worker and is not a total for its diagnostic subprocesses. </w:t>
-      </w:r>
-      <w:proofErr w:type="spellStart"/>
-      <w:r>
-        <w:t>peak_rss_kib</w:t>
-      </w:r>
-      <w:proofErr w:type="spellEnd"/>
-      <w:r>
-        <w:t xml:space="preserve"> may remain null.</w:t>
+        <w:t xml:space="preserve">All four axes are present in a valid response. Optional decision and overall_score fields exist in the candidate response schema but are not emitted by this evaluator. processing_ms includes the appended diagnostic stage when enabled; resource_usage.cpu_ms is measured by the core worker and is not a total for its diagnostic subprocesses. peak_rss_kib may remain null.</w:t>
       </w:r>
     </w:p>
     <w:p>
@@ -27101,28 +24402,7 @@
         <w:spacing w:line="276" w:lineRule="auto"/>
       </w:pPr>
       <w:r>
-        <w:t xml:space="preserve">The active implementation is under program/. The repository root also holds project documentation and legacy_v3_prototype/, which is historical code rather than the production entry path. The ignored local </w:t>
-      </w:r>
-      <w:proofErr w:type="spellStart"/>
-      <w:r>
-        <w:t>certivina_audio_domain</w:t>
-      </w:r>
-      <w:proofErr w:type="spellEnd"/>
-      <w:r>
-        <w:t xml:space="preserve"> dataset is separate from the distributed program. Cache files</w:t>
-      </w:r>
-      <w:proofErr w:type="gramStart"/>
-      <w:r>
-        <w:t>, .</w:t>
-      </w:r>
-      <w:proofErr w:type="spellStart"/>
-      <w:r>
-        <w:t>venv</w:t>
-      </w:r>
-      <w:proofErr w:type="spellEnd"/>
-      <w:proofErr w:type="gramEnd"/>
-      <w:r>
-        <w:t xml:space="preserve"> and generated outputs are not source logic.</w:t>
+        <w:t xml:space="preserve">The active implementation is under program/. The repository root also holds project documentation and legacy_v3_prototype/, which is historical code rather than the production entry path. The ignored local certivina_audio_domain dataset is separate from the distributed program. Cache files, .venv and generated outputs are not source logic.</w:t>
       </w:r>
     </w:p>
     <w:p>
@@ -27542,86 +24822,26 @@
               <w:keepLines/>
               <w:spacing w:after="40" w:line="254" w:lineRule="auto"/>
             </w:pPr>
-            <w:r>
-              <w:rPr>
-                <w:color w:val="000000"/>
-                <w:sz w:val="17"/>
-                <w:szCs w:val="18"/>
-              </w:rPr>
-              <w:t xml:space="preserve">Pinned core packages including </w:t>
-            </w:r>
-            <w:proofErr w:type="spellStart"/>
-            <w:r>
-              <w:rPr>
-                <w:color w:val="000000"/>
-                <w:sz w:val="17"/>
-                <w:szCs w:val="18"/>
-              </w:rPr>
-              <w:t>jsonschema</w:t>
-            </w:r>
-            <w:proofErr w:type="spellEnd"/>
-            <w:r>
-              <w:rPr>
-                <w:color w:val="000000"/>
-                <w:sz w:val="17"/>
-                <w:szCs w:val="18"/>
-              </w:rPr>
-              <w:t xml:space="preserve">, </w:t>
-            </w:r>
-            <w:proofErr w:type="spellStart"/>
-            <w:r>
-              <w:rPr>
-                <w:color w:val="000000"/>
-                <w:sz w:val="17"/>
-                <w:szCs w:val="18"/>
-              </w:rPr>
-              <w:t>numpy</w:t>
-            </w:r>
-            <w:proofErr w:type="spellEnd"/>
-            <w:r>
-              <w:rPr>
-                <w:color w:val="000000"/>
-                <w:sz w:val="17"/>
-                <w:szCs w:val="18"/>
-              </w:rPr>
-              <w:t xml:space="preserve">, </w:t>
-            </w:r>
-            <w:proofErr w:type="spellStart"/>
-            <w:r>
-              <w:rPr>
-                <w:color w:val="000000"/>
-                <w:sz w:val="17"/>
-                <w:szCs w:val="18"/>
-              </w:rPr>
-              <w:t>pypdf</w:t>
-            </w:r>
-            <w:proofErr w:type="spellEnd"/>
-            <w:r>
-              <w:rPr>
-                <w:color w:val="000000"/>
-                <w:sz w:val="17"/>
-                <w:szCs w:val="18"/>
-              </w:rPr>
-              <w:t xml:space="preserve">, </w:t>
-            </w:r>
-            <w:proofErr w:type="spellStart"/>
-            <w:r>
-              <w:rPr>
-                <w:color w:val="000000"/>
-                <w:sz w:val="17"/>
-                <w:szCs w:val="18"/>
-              </w:rPr>
-              <w:t>xmlschema</w:t>
-            </w:r>
-            <w:proofErr w:type="spellEnd"/>
-            <w:r>
-              <w:rPr>
-                <w:color w:val="000000"/>
-                <w:sz w:val="17"/>
-                <w:szCs w:val="18"/>
-              </w:rPr>
-              <w:t xml:space="preserve"> and pyaaf2.</w:t>
-            </w:r>
+            <w:del w:id="91018" w:author="Denghj-jack" w:date="2026-10-21T00:00:00Z">
+              <w:r>
+                <w:rPr>
+                  <w:color w:val="000000"/>
+                  <w:sz w:val="17"/>
+                  <w:szCs w:val="18"/>
+                </w:rPr>
+                <w:delText xml:space="preserve">Pinned core packages including jsonschema, numpy, pypdf, xmlschema and pyaaf2.</w:delText>
+              </w:r>
+            </w:del>
+            <w:ins w:id="91019" w:author="Denghj-jack" w:date="2026-10-21T00:00:00Z">
+              <w:r>
+                <w:rPr>
+                  <w:color w:val="000000"/>
+                  <w:sz w:val="17"/>
+                  <w:szCs w:val="18"/>
+                </w:rPr>
+                <w:t xml:space="preserve">Pinned core packages including jsonschema, numpy, pypdf, xmlschema, pyaaf2 and c2pa-python with its dependencies.</w:t>
+              </w:r>
+            </w:ins>
           </w:p>
         </w:tc>
       </w:tr>
@@ -27688,14 +24908,26 @@
               <w:keepLines/>
               <w:spacing w:after="40" w:line="254" w:lineRule="auto"/>
             </w:pPr>
-            <w:r>
-              <w:rPr>
-                <w:color w:val="000000"/>
-                <w:sz w:val="17"/>
-                <w:szCs w:val="18"/>
-              </w:rPr>
-              <w:t>Optional C2PA and audio dependencies, and the tested audio environment.</w:t>
-            </w:r>
+            <w:del w:id="91020" w:author="Denghj-jack" w:date="2026-10-21T00:00:00Z">
+              <w:r>
+                <w:rPr>
+                  <w:color w:val="000000"/>
+                  <w:sz w:val="17"/>
+                  <w:szCs w:val="18"/>
+                </w:rPr>
+                <w:delText xml:space="preserve">Optional C2PA and audio dependencies, and the tested audio environment.</w:delText>
+              </w:r>
+            </w:del>
+            <w:ins w:id="91021" w:author="Denghj-jack" w:date="2026-10-21T00:00:00Z">
+              <w:r>
+                <w:rPr>
+                  <w:color w:val="000000"/>
+                  <w:sz w:val="17"/>
+                  <w:szCs w:val="18"/>
+                </w:rPr>
+                <w:t xml:space="preserve">A compatibility alias for requirements.txt (C2PA is now a core requirement), optional audio dependencies, and the tested audio environment.</w:t>
+              </w:r>
+            </w:ins>
           </w:p>
         </w:tc>
       </w:tr>
@@ -27765,39 +24997,7 @@
                 <w:color w:val="000000"/>
                 <w:sz w:val="17"/>
               </w:rPr>
-              <w:t xml:space="preserve">music_benchmark.py adapts </w:t>
-            </w:r>
-            <w:proofErr w:type="spellStart"/>
-            <w:r>
-              <w:rPr>
-                <w:color w:val="000000"/>
-                <w:sz w:val="17"/>
-              </w:rPr>
-              <w:t>Slakh</w:t>
-            </w:r>
-            <w:proofErr w:type="spellEnd"/>
-            <w:r>
-              <w:rPr>
-                <w:color w:val="000000"/>
-                <w:sz w:val="17"/>
-              </w:rPr>
-              <w:t>/</w:t>
-            </w:r>
-            <w:proofErr w:type="spellStart"/>
-            <w:r>
-              <w:rPr>
-                <w:color w:val="000000"/>
-                <w:sz w:val="17"/>
-              </w:rPr>
-              <w:t>BabySlakh</w:t>
-            </w:r>
-            <w:proofErr w:type="spellEnd"/>
-            <w:r>
-              <w:rPr>
-                <w:color w:val="000000"/>
-                <w:sz w:val="17"/>
-              </w:rPr>
-              <w:t xml:space="preserve"> and MUSDB18-HQ to Native requests with true stems and a control from another track; datasets are not bundled.</w:t>
+              <w:t xml:space="preserve">music_benchmark.py adapts Slakh/BabySlakh and MUSDB18-HQ to Native requests with true stems and a control from another track; datasets are not bundled.</w:t>
             </w:r>
           </w:p>
         </w:tc>
@@ -28425,7 +25625,6 @@
               </w:rPr>
               <w:t xml:space="preserve">Recorder </w:t>
             </w:r>
-            <w:proofErr w:type="spellStart"/>
             <w:r>
               <w:rPr>
                 <w:rFonts w:eastAsia="Consolas" w:cs="Consolas"/>
@@ -28435,32 +25634,13 @@
               </w:rPr>
               <w:t>bext</w:t>
             </w:r>
-            <w:proofErr w:type="spellEnd"/>
-            <w:r>
-              <w:rPr>
-                <w:color w:val="000000"/>
-                <w:sz w:val="17"/>
-                <w:szCs w:val="18"/>
-              </w:rPr>
-              <w:t>/</w:t>
-            </w:r>
-            <w:proofErr w:type="spellStart"/>
-            <w:r>
-              <w:rPr>
-                <w:color w:val="000000"/>
-                <w:sz w:val="17"/>
-                <w:szCs w:val="18"/>
-              </w:rPr>
-              <w:t>iXML</w:t>
-            </w:r>
-            <w:proofErr w:type="spellEnd"/>
-            <w:r>
-              <w:rPr>
-                <w:color w:val="000000"/>
-                <w:sz w:val="17"/>
-                <w:szCs w:val="18"/>
-              </w:rPr>
-              <w:t xml:space="preserve"> fields from a bound WAV.</w:t>
+            <w:r>
+              <w:rPr>
+                <w:color w:val="000000"/>
+                <w:sz w:val="17"/>
+                <w:szCs w:val="18"/>
+              </w:rPr>
+              <w:t xml:space="preserve">/iXML fields from a bound WAV.</w:t>
             </w:r>
           </w:p>
         </w:tc>
@@ -28891,43 +26071,7 @@
                 <w:sz w:val="17"/>
                 <w:szCs w:val="18"/>
               </w:rPr>
-              <w:t xml:space="preserve">MIDI, </w:t>
-            </w:r>
-            <w:proofErr w:type="spellStart"/>
-            <w:r>
-              <w:rPr>
-                <w:color w:val="000000"/>
-                <w:sz w:val="17"/>
-                <w:szCs w:val="18"/>
-              </w:rPr>
-              <w:t>CompSheet</w:t>
-            </w:r>
-            <w:proofErr w:type="spellEnd"/>
-            <w:r>
-              <w:rPr>
-                <w:color w:val="000000"/>
-                <w:sz w:val="17"/>
-                <w:szCs w:val="18"/>
-              </w:rPr>
-              <w:t xml:space="preserve"> and </w:t>
-            </w:r>
-            <w:proofErr w:type="spellStart"/>
-            <w:r>
-              <w:rPr>
-                <w:color w:val="000000"/>
-                <w:sz w:val="17"/>
-                <w:szCs w:val="18"/>
-              </w:rPr>
-              <w:t>CueSheet</w:t>
-            </w:r>
-            <w:proofErr w:type="spellEnd"/>
-            <w:r>
-              <w:rPr>
-                <w:color w:val="000000"/>
-                <w:sz w:val="17"/>
-                <w:szCs w:val="18"/>
-              </w:rPr>
-              <w:t xml:space="preserve"> parsing.</w:t>
+              <w:t xml:space="preserve">MIDI, CompSheet and CueSheet parsing.</w:t>
             </w:r>
           </w:p>
         </w:tc>
@@ -29033,7 +26177,6 @@
               <w:keepLines/>
               <w:spacing w:after="40" w:line="254" w:lineRule="auto"/>
             </w:pPr>
-            <w:proofErr w:type="spellStart"/>
             <w:r>
               <w:rPr>
                 <w:bCs/>
@@ -29041,17 +26184,7 @@
                 <w:sz w:val="17"/>
                 <w:szCs w:val="18"/>
               </w:rPr>
-              <w:t>audio_diagnostics</w:t>
-            </w:r>
-            <w:proofErr w:type="spellEnd"/>
-            <w:r>
-              <w:rPr>
-                <w:bCs/>
-                <w:color w:val="000000"/>
-                <w:sz w:val="17"/>
-                <w:szCs w:val="18"/>
-              </w:rPr>
-              <w:t>/</w:t>
+              <w:t>audio_diagnostics/</w:t>
             </w:r>
           </w:p>
         </w:tc>
@@ -29084,79 +26217,7 @@
                 <w:sz w:val="17"/>
                 <w:szCs w:val="18"/>
               </w:rPr>
-              <w:t>Report-only contracts, policy, tasks, snapshots, per-task worker, agreement and providers (</w:t>
-            </w:r>
-            <w:proofErr w:type="spellStart"/>
-            <w:r>
-              <w:rPr>
-                <w:color w:val="000000"/>
-                <w:sz w:val="17"/>
-                <w:szCs w:val="18"/>
-              </w:rPr>
-              <w:t>audfprint</w:t>
-            </w:r>
-            <w:proofErr w:type="spellEnd"/>
-            <w:r>
-              <w:rPr>
-                <w:color w:val="000000"/>
-                <w:sz w:val="17"/>
-                <w:szCs w:val="18"/>
-              </w:rPr>
-              <w:t xml:space="preserve">, </w:t>
-            </w:r>
-            <w:proofErr w:type="spellStart"/>
-            <w:r>
-              <w:rPr>
-                <w:color w:val="000000"/>
-                <w:sz w:val="17"/>
-                <w:szCs w:val="18"/>
-              </w:rPr>
-              <w:t>SpectroMap</w:t>
-            </w:r>
-            <w:proofErr w:type="spellEnd"/>
-            <w:r>
-              <w:rPr>
-                <w:color w:val="000000"/>
-                <w:sz w:val="17"/>
-                <w:szCs w:val="18"/>
-              </w:rPr>
-              <w:t xml:space="preserve">, </w:t>
-            </w:r>
-            <w:proofErr w:type="spellStart"/>
-            <w:r>
-              <w:rPr>
-                <w:color w:val="000000"/>
-                <w:sz w:val="17"/>
-                <w:szCs w:val="18"/>
-              </w:rPr>
-              <w:t>librosa</w:t>
-            </w:r>
-            <w:proofErr w:type="spellEnd"/>
-            <w:r>
-              <w:rPr>
-                <w:color w:val="000000"/>
-                <w:sz w:val="17"/>
-                <w:szCs w:val="18"/>
-              </w:rPr>
-              <w:t xml:space="preserve">, </w:t>
-            </w:r>
-            <w:proofErr w:type="spellStart"/>
-            <w:r>
-              <w:rPr>
-                <w:color w:val="000000"/>
-                <w:sz w:val="17"/>
-                <w:szCs w:val="18"/>
-              </w:rPr>
-              <w:t>music_semantics</w:t>
-            </w:r>
-            <w:proofErr w:type="spellEnd"/>
-            <w:r>
-              <w:rPr>
-                <w:color w:val="000000"/>
-                <w:sz w:val="17"/>
-                <w:szCs w:val="18"/>
-              </w:rPr>
-              <w:t>).</w:t>
+              <w:t xml:space="preserve">Report-only contracts, policy, tasks, snapshots, per-task worker, agreement and providers (audfprint, SpectroMap, librosa, music_semantics).</w:t>
             </w:r>
           </w:p>
         </w:tc>
@@ -29310,7 +26371,6 @@
               <w:keepLines/>
               <w:spacing w:after="40" w:line="254" w:lineRule="auto"/>
             </w:pPr>
-            <w:proofErr w:type="spellStart"/>
             <w:r>
               <w:rPr>
                 <w:bCs/>
@@ -29318,17 +26378,7 @@
                 <w:sz w:val="17"/>
                 <w:szCs w:val="18"/>
               </w:rPr>
-              <w:t>legacy_parsers</w:t>
-            </w:r>
-            <w:proofErr w:type="spellEnd"/>
-            <w:r>
-              <w:rPr>
-                <w:bCs/>
-                <w:color w:val="000000"/>
-                <w:sz w:val="17"/>
-                <w:szCs w:val="18"/>
-              </w:rPr>
-              <w:t>/</w:t>
+              <w:t>legacy_parsers/</w:t>
             </w:r>
           </w:p>
         </w:tc>
@@ -29402,19 +26452,8 @@
                 <w:sz w:val="17"/>
                 <w:szCs w:val="18"/>
               </w:rPr>
-              <w:t>policies/</w:t>
-            </w:r>
-            <w:proofErr w:type="spellStart"/>
-            <w:r>
-              <w:rPr>
-                <w:bCs/>
-                <w:color w:val="000000"/>
-                <w:sz w:val="17"/>
-                <w:szCs w:val="18"/>
-              </w:rPr>
-              <w:t>workflow_evidence_policy.json</w:t>
-            </w:r>
-            <w:proofErr w:type="spellEnd"/>
+              <w:t>policies/workflow_evidence_policy.json</w:t>
+            </w:r>
           </w:p>
         </w:tc>
         <w:tc>
@@ -29487,19 +26526,8 @@
                 <w:sz w:val="17"/>
                 <w:szCs w:val="18"/>
               </w:rPr>
-              <w:t>policies/</w:t>
-            </w:r>
-            <w:proofErr w:type="spellStart"/>
-            <w:r>
-              <w:rPr>
-                <w:bCs/>
-                <w:color w:val="000000"/>
-                <w:sz w:val="17"/>
-                <w:szCs w:val="18"/>
-              </w:rPr>
-              <w:t>scoring_profile.json</w:t>
-            </w:r>
-            <w:proofErr w:type="spellEnd"/>
+              <w:t>policies/scoring_profile.json</w:t>
+            </w:r>
           </w:p>
         </w:tc>
         <w:tc>
@@ -29589,19 +26617,8 @@
                 <w:sz w:val="17"/>
                 <w:szCs w:val="18"/>
               </w:rPr>
-              <w:t>policies/</w:t>
-            </w:r>
-            <w:proofErr w:type="spellStart"/>
-            <w:r>
-              <w:rPr>
-                <w:bCs/>
-                <w:color w:val="000000"/>
-                <w:sz w:val="17"/>
-                <w:szCs w:val="18"/>
-              </w:rPr>
-              <w:t>audio_analysis_policy.json</w:t>
-            </w:r>
-            <w:proofErr w:type="spellEnd"/>
+              <w:t>policies/audio_analysis_policy.json</w:t>
+            </w:r>
           </w:p>
         </w:tc>
         <w:tc>
@@ -29747,19 +26764,8 @@
                 <w:sz w:val="17"/>
                 <w:szCs w:val="18"/>
               </w:rPr>
-              <w:t>vendor/</w:t>
-            </w:r>
-            <w:proofErr w:type="spellStart"/>
-            <w:r>
-              <w:rPr>
-                <w:bCs/>
-                <w:color w:val="000000"/>
-                <w:sz w:val="17"/>
-                <w:szCs w:val="18"/>
-              </w:rPr>
-              <w:t>libevchain</w:t>
-            </w:r>
-            <w:proofErr w:type="spellEnd"/>
+              <w:t>vendor/libevchain</w:t>
+            </w:r>
           </w:p>
         </w:tc>
         <w:tc>
@@ -30273,43 +27279,7 @@
                 <w:sz w:val="17"/>
                 <w:szCs w:val="18"/>
               </w:rPr>
-              <w:t>valid-generated, invalid-hash, unsupported-</w:t>
-            </w:r>
-            <w:proofErr w:type="spellStart"/>
-            <w:r>
-              <w:rPr>
-                <w:color w:val="000000"/>
-                <w:sz w:val="17"/>
-                <w:szCs w:val="18"/>
-              </w:rPr>
-              <w:t>png</w:t>
-            </w:r>
-            <w:proofErr w:type="spellEnd"/>
-            <w:r>
-              <w:rPr>
-                <w:color w:val="000000"/>
-                <w:sz w:val="17"/>
-                <w:szCs w:val="18"/>
-              </w:rPr>
-              <w:t xml:space="preserve">, </w:t>
-            </w:r>
-            <w:proofErr w:type="spellStart"/>
-            <w:r>
-              <w:rPr>
-                <w:color w:val="000000"/>
-                <w:sz w:val="17"/>
-                <w:szCs w:val="18"/>
-              </w:rPr>
-              <w:t>csec</w:t>
-            </w:r>
-            <w:proofErr w:type="spellEnd"/>
-            <w:r>
-              <w:rPr>
-                <w:color w:val="000000"/>
-                <w:sz w:val="17"/>
-                <w:szCs w:val="18"/>
-              </w:rPr>
-              <w:t>-wav and audio-diagnostics fixtures with responses.</w:t>
+              <w:t xml:space="preserve">valid-generated, invalid-hash, unsupported-png, csec-wav and audio-diagnostics fixtures with responses.</w:t>
             </w:r>
           </w:p>
         </w:tc>
@@ -30349,19 +27319,8 @@
                 <w:sz w:val="17"/>
                 <w:szCs w:val="18"/>
               </w:rPr>
-              <w:t>reports/audio-diagnostics-</w:t>
-            </w:r>
-            <w:proofErr w:type="spellStart"/>
-            <w:r>
-              <w:rPr>
-                <w:bCs/>
-                <w:color w:val="000000"/>
-                <w:sz w:val="17"/>
-                <w:szCs w:val="18"/>
-              </w:rPr>
-              <w:t>verification.json</w:t>
-            </w:r>
-            <w:proofErr w:type="spellEnd"/>
+              <w:t>reports/audio-diagnostics-verification.json</w:t>
+            </w:r>
           </w:p>
         </w:tc>
         <w:tc>
@@ -30393,23 +27352,7 @@
                 <w:color w:val="000000"/>
                 <w:sz w:val="17"/>
               </w:rPr>
-              <w:t xml:space="preserve">Repository record dated 19 October 2026: 189 passed plus synthetic and local-data summaries. Its </w:t>
-            </w:r>
-            <w:proofErr w:type="spellStart"/>
-            <w:r>
-              <w:rPr>
-                <w:color w:val="000000"/>
-                <w:sz w:val="17"/>
-              </w:rPr>
-              <w:t>baseline_commit</w:t>
-            </w:r>
-            <w:proofErr w:type="spellEnd"/>
-            <w:r>
-              <w:rPr>
-                <w:color w:val="000000"/>
-                <w:sz w:val="17"/>
-              </w:rPr>
-              <w:t xml:space="preserve"> names the earlier c6d36fd baseline, not the reviewed head.</w:t>
+              <w:t xml:space="preserve">Repository record dated 19 October 2026: 189 passed plus synthetic and local-data summaries. Its baseline_commit names the earlier c6d36fd baseline, not the reviewed head.</w:t>
             </w:r>
           </w:p>
         </w:tc>
@@ -30514,15 +27457,7 @@
         <w:pStyle w:val="ManualCode"/>
       </w:pPr>
       <w:r>
-        <w:t xml:space="preserve">REQUIRE_AUDIO_BACKENDS=1 python -B -m </w:t>
-      </w:r>
-      <w:proofErr w:type="spellStart"/>
-      <w:r>
-        <w:t>unittest</w:t>
-      </w:r>
-      <w:proofErr w:type="spellEnd"/>
-      <w:r>
-        <w:t xml:space="preserve"> discover -s tests -v</w:t>
+        <w:t xml:space="preserve">REQUIRE_AUDIO_BACKENDS=1 python -B -m unittest discover -s tests -v</w:t>
       </w:r>
     </w:p>
     <w:p>
@@ -30531,29 +27466,20 @@
       </w:r>
     </w:p>
     <w:p>
+      <w:pPr>
+        <w:rPr>
+          <w:ins w:id="91022" w:author="Denghj-jack" w:date="2026-10-21T00:00:00Z"/>
+        </w:rPr>
+      </w:pPr>
+      <w:ins w:id="91023" w:author="Denghj-jack" w:date="2026-10-21T00:00:00Z">
+        <w:r>
+          <w:t xml:space="preserve">Revision 9085427 (21 October 2026) adds the C2PA failure findings, the final_c2pa_manifest_validates contradiction, the required c2pa-python dependency and the music_semantics fix for sources shorter than a target section. With c2pa-python 0.37.10 and the audio libraries installed, 280 tests passed and 5 were skipped. The five Tk GuiTests were not part of this run because the end-to-end GUI test can hang on macOS when several Tk roots are created in one process; it passes when run on its own. New regressions are in tests/test_c2pa_integrity.py and tests/test_audio_diagnostics.py; the C2PA fixtures are signed at test time with a throwaway certificate.</w:t>
+        </w:r>
+      </w:ins>
+    </w:p>
+    <w:p>
       <w:r>
-        <w:t xml:space="preserve">Stored examples and reports are snapshots rather than fresh evidence of the current runtime. Regenerate response files when comparing a modified program or </w:t>
-      </w:r>
-      <w:proofErr w:type="gramStart"/>
-      <w:r>
-        <w:t>policy, and</w:t>
-      </w:r>
-      <w:proofErr w:type="gramEnd"/>
-      <w:r>
-        <w:t xml:space="preserve"> retain </w:t>
-      </w:r>
-      <w:proofErr w:type="spellStart"/>
-      <w:proofErr w:type="gramStart"/>
-      <w:r>
-        <w:t>system.source</w:t>
-      </w:r>
-      <w:proofErr w:type="gramEnd"/>
-      <w:r>
-        <w:t>_revision</w:t>
-      </w:r>
-      <w:proofErr w:type="spellEnd"/>
-      <w:r>
-        <w:t xml:space="preserve"> together with the Git commit and scoring-profile ID/version.</w:t>
+        <w:t xml:space="preserve">Stored examples and reports are snapshots rather than fresh evidence of the current runtime. Regenerate response files when comparing a modified program or policy, and retain system.source_revision together with the Git commit and scoring-profile ID/version.</w:t>
       </w:r>
     </w:p>
     <w:p>
@@ -30582,65 +27508,16 @@
         <w:pStyle w:val="ManualCode"/>
       </w:pPr>
       <w:r>
-        <w:t xml:space="preserve">python -B benchmarks/music_benchmark.py </w:t>
-      </w:r>
-      <w:proofErr w:type="spellStart"/>
-      <w:r>
-        <w:t>slakh</w:t>
-      </w:r>
-      <w:proofErr w:type="spellEnd"/>
-      <w:r>
-        <w:t xml:space="preserve"> /data/babyslakh_16k --out bench-</w:t>
-      </w:r>
-      <w:proofErr w:type="spellStart"/>
-      <w:r>
-        <w:t>slakh</w:t>
-      </w:r>
-      <w:proofErr w:type="spellEnd"/>
-      <w:r>
+        <w:t xml:space="preserve">python -B benchmarks/music_benchmark.py slakh /data/babyslakh_16k --out bench-slakh</w:t>
         <w:br/>
-        <w:t xml:space="preserve">python -B benchmarks/music_benchmark.py </w:t>
-      </w:r>
-      <w:proofErr w:type="spellStart"/>
-      <w:r>
-        <w:t>musdb</w:t>
-      </w:r>
-      <w:proofErr w:type="spellEnd"/>
-      <w:r>
-        <w:t xml:space="preserve"> /data/musdb18hq/test \</w:t>
-      </w:r>
-      <w:r>
+        <w:t xml:space="preserve">python -B benchmarks/music_benchmark.py musdb /data/musdb18hq/test \</w:t>
         <w:br/>
-        <w:t xml:space="preserve">  --out bench-</w:t>
-      </w:r>
-      <w:proofErr w:type="spellStart"/>
-      <w:r>
-        <w:t>musdb</w:t>
-      </w:r>
-      <w:proofErr w:type="spellEnd"/>
-      <w:r>
-        <w:t xml:space="preserve"> --limit 10</w:t>
+        <w:t xml:space="preserve">  --out bench-musdb --limit 10</w:t>
       </w:r>
     </w:p>
     <w:p>
       <w:r>
-        <w:t xml:space="preserve">The harness converts FLAC inputs to PCM-16 WAV before evaluation; this is a dataset preparation step, not evaluator FLAC support. It uses a 3600-second request timeout and starts a separate CLI process per track. With </w:t>
-      </w:r>
-      <w:proofErr w:type="spellStart"/>
-      <w:r>
-        <w:t>psutil</w:t>
-      </w:r>
-      <w:proofErr w:type="spellEnd"/>
-      <w:r>
-        <w:t xml:space="preserve"> installed it polls the process tree and kills runs exceeding 2 GiB RSS; </w:t>
-      </w:r>
-      <w:proofErr w:type="spellStart"/>
-      <w:r>
-        <w:t>psutil</w:t>
-      </w:r>
-      <w:proofErr w:type="spellEnd"/>
-      <w:r>
-        <w:t xml:space="preserve"> is not pinned in the supplied requirement files, so install it explicitly if relying on this guard. The evaluator itself has no corresponding optional-audio memory ceiling.</w:t>
+        <w:t xml:space="preserve">The harness converts FLAC inputs to PCM-16 WAV before evaluation; this is a dataset preparation step, not evaluator FLAC support. It uses a 3600-second request timeout and starts a separate CLI process per track. With psutil installed it polls the process tree and kills runs exceeding 2 GiB RSS; psutil is not pinned in the supplied requirement files, so install it explicitly if relying on this guard. The evaluator itself has no corresponding optional-audio memory ceiling.</w:t>
       </w:r>
     </w:p>
     <w:tbl>
@@ -31059,25 +27936,7 @@
                 <w:sz w:val="17"/>
                 <w:szCs w:val="18"/>
               </w:rPr>
-              <w:t xml:space="preserve">Run </w:t>
-            </w:r>
-            <w:proofErr w:type="spellStart"/>
-            <w:r>
-              <w:rPr>
-                <w:color w:val="000000"/>
-                <w:sz w:val="17"/>
-                <w:szCs w:val="18"/>
-              </w:rPr>
-              <w:t>BabySlakh</w:t>
-            </w:r>
-            <w:proofErr w:type="spellEnd"/>
-            <w:r>
-              <w:rPr>
-                <w:color w:val="000000"/>
-                <w:sz w:val="17"/>
-                <w:szCs w:val="18"/>
-              </w:rPr>
-              <w:t>, then Slakh2100 or MUSDB18-HQ; calibrate fingerprint, agreement and semantics thresholds on held-out tracks.</w:t>
+              <w:t xml:space="preserve">Run BabySlakh, then Slakh2100 or MUSDB18-HQ; calibrate fingerprint, agreement and semantics thresholds on held-out tracks.</w:t>
             </w:r>
           </w:p>
         </w:tc>
@@ -31353,25 +28212,7 @@
                 <w:sz w:val="17"/>
                 <w:szCs w:val="18"/>
               </w:rPr>
-              <w:t xml:space="preserve">Decide the project licence; resolve </w:t>
-            </w:r>
-            <w:proofErr w:type="spellStart"/>
-            <w:r>
-              <w:rPr>
-                <w:color w:val="000000"/>
-                <w:sz w:val="17"/>
-                <w:szCs w:val="18"/>
-              </w:rPr>
-              <w:t>SpectroMap</w:t>
-            </w:r>
-            <w:proofErr w:type="spellEnd"/>
-            <w:r>
-              <w:rPr>
-                <w:color w:val="000000"/>
-                <w:sz w:val="17"/>
-                <w:szCs w:val="18"/>
-              </w:rPr>
-              <w:t xml:space="preserve"> GPL-3.0 use or replace its peak search.</w:t>
+              <w:t xml:space="preserve">Decide the project licence; resolve SpectroMap GPL-3.0 use or replace its peak search.</w:t>
             </w:r>
           </w:p>
         </w:tc>

--- a/Manual_layout_check.docx
+++ b/Manual_layout_check.docx
@@ -23,6 +23,9 @@
         <w:spacing w:after="160"/>
       </w:pPr>
       <w:r>
+        <w:rPr>
+          <w:color w:val="000000"/>
+        </w:rPr>
         <w:t>Music Evidence Evaluation Program</w:t>
       </w:r>
     </w:p>
@@ -194,7 +197,7 @@
                 <w:color w:val="000000"/>
                 <w:sz w:val="17"/>
               </w:rPr>
-              <w:t>0.7.0</w:t>
+              <w:t xml:space="preserve">0.8.0</w:t>
             </w:r>
           </w:p>
         </w:tc>
@@ -230,16 +233,8 @@
             <w:vAlign w:val="center"/>
           </w:tcPr>
           <w:p>
-            <w:pPr>
-              <w:keepLines/>
-              <w:spacing w:after="40" w:line="254" w:lineRule="auto"/>
-            </w:pPr>
-            <w:r>
-              <w:rPr>
-                <w:color w:val="000000"/>
-                <w:sz w:val="17"/>
-              </w:rPr>
-              <w:t>19 October 2026</w:t>
+            <w:r>
+              <w:t>21 October 2026</w:t>
             </w:r>
           </w:p>
         </w:tc>
@@ -275,16 +270,8 @@
             <w:vAlign w:val="center"/>
           </w:tcPr>
           <w:p>
-            <w:pPr>
-              <w:keepLines/>
-              <w:spacing w:after="40" w:line="254" w:lineRule="auto"/>
-            </w:pPr>
-            <w:r>
-              <w:rPr>
-                <w:color w:val="000000"/>
-                <w:sz w:val="17"/>
-              </w:rPr>
-              <w:t>feature/dynamic-weighting-with-cap</w:t>
+            <w:r>
+              <w:t>main</w:t>
             </w:r>
           </w:p>
         </w:tc>
@@ -320,16 +307,8 @@
             <w:vAlign w:val="center"/>
           </w:tcPr>
           <w:p>
-            <w:pPr>
-              <w:keepLines/>
-              <w:spacing w:after="40" w:line="254" w:lineRule="auto"/>
-            </w:pPr>
-            <w:r>
-              <w:rPr>
-                <w:color w:val="000000"/>
-                <w:sz w:val="17"/>
-              </w:rPr>
-              <w:t>2b4fd6959fcf5e471884314a103ce7acb6f0ab1a</w:t>
+            <w:r>
+              <w:t xml:space="preserve">2128cc43f8190b03a1335529afe79a5d108bb9dd plus the version 0.8.0 changes committed with this revision</w:t>
             </w:r>
           </w:p>
         </w:tc>
@@ -410,16 +389,8 @@
             <w:vAlign w:val="center"/>
           </w:tcPr>
           <w:p>
-            <w:pPr>
-              <w:keepLines/>
-              <w:spacing w:after="40" w:line="254" w:lineRule="auto"/>
-            </w:pPr>
-            <w:r>
-              <w:rPr>
-                <w:color w:val="000000"/>
-                <w:sz w:val="17"/>
-              </w:rPr>
-              <w:t>default-v2, version 2</w:t>
+            <w:r>
+              <w:t>default-v4, version 4</w:t>
             </w:r>
           </w:p>
         </w:tc>
@@ -456,17 +427,8 @@
             <w:vAlign w:val="center"/>
           </w:tcPr>
           <w:p>
-            <w:pPr>
-              <w:keepNext/>
-              <w:keepLines/>
-              <w:spacing w:after="40" w:line="254" w:lineRule="auto"/>
-            </w:pPr>
-            <w:r>
-              <w:rPr>
-                <w:color w:val="000000"/>
-                <w:sz w:val="17"/>
-              </w:rPr>
-              <w:t>189 tests passed, 0 failures, 0 errors, 0 skipped; real audio backends enabled</w:t>
+            <w:r>
+              <w:t xml:space="preserve">312 tests discovered. 308 non-GUI tests: 303 passed, 5 skipped (benchmark-only mir_eval absent); four GUI tests passed when run separately; see Section 9.</w:t>
             </w:r>
           </w:p>
         </w:tc>
@@ -630,7 +592,23 @@
       </w:hyperlink>
       <w:r>
         <w:tab/>
-        <w:t>5</w:t>
+      </w:r>
+      <w:r>
+        <w:t xml:space="preserve">6</w:t>
+      </w:r>
+    </w:p>
+    <w:p>
+      <w:pPr>
+        <w:pStyle w:val="ManualTOC2"/>
+      </w:pPr>
+      <w:hyperlink w:anchor="ManualDesktopBuilder">
+        <w:r>
+          <w:t>Desktop manifest builder</w:t>
+        </w:r>
+      </w:hyperlink>
+      <w:r>
+        <w:tab/>
+        <w:t>6</w:t>
       </w:r>
     </w:p>
     <w:p>
@@ -644,7 +622,7 @@
       </w:hyperlink>
       <w:r>
         <w:tab/>
-        <w:t>6</w:t>
+        <w:t>7</w:t>
       </w:r>
     </w:p>
     <w:p>
@@ -658,7 +636,7 @@
       </w:hyperlink>
       <w:r>
         <w:tab/>
-        <w:t>6</w:t>
+        <w:t>7</w:t>
       </w:r>
     </w:p>
     <w:p>
@@ -672,7 +650,7 @@
       </w:hyperlink>
       <w:r>
         <w:tab/>
-        <w:t>6</w:t>
+        <w:t>7</w:t>
       </w:r>
     </w:p>
     <w:p>
@@ -686,7 +664,7 @@
       </w:hyperlink>
       <w:r>
         <w:tab/>
-        <w:t>7</w:t>
+        <w:t>8</w:t>
       </w:r>
     </w:p>
     <w:p>
@@ -700,7 +678,7 @@
       </w:hyperlink>
       <w:r>
         <w:tab/>
-        <w:t>7</w:t>
+        <w:t>8</w:t>
       </w:r>
     </w:p>
     <w:p>
@@ -714,7 +692,7 @@
       </w:hyperlink>
       <w:r>
         <w:tab/>
-        <w:t>8</w:t>
+        <w:t>9</w:t>
       </w:r>
     </w:p>
     <w:p>
@@ -728,7 +706,7 @@
       </w:hyperlink>
       <w:r>
         <w:tab/>
-        <w:t>8</w:t>
+        <w:t>9</w:t>
       </w:r>
     </w:p>
     <w:p>
@@ -742,7 +720,7 @@
       </w:hyperlink>
       <w:r>
         <w:tab/>
-        <w:t>9</w:t>
+        <w:t>10</w:t>
       </w:r>
     </w:p>
     <w:p>
@@ -756,7 +734,7 @@
       </w:hyperlink>
       <w:r>
         <w:tab/>
-        <w:t>10</w:t>
+        <w:t>11</w:t>
       </w:r>
     </w:p>
     <w:p>
@@ -770,7 +748,7 @@
       </w:hyperlink>
       <w:r>
         <w:tab/>
-        <w:t>10</w:t>
+        <w:t>11</w:t>
       </w:r>
     </w:p>
     <w:p>
@@ -784,7 +762,7 @@
       </w:hyperlink>
       <w:r>
         <w:tab/>
-        <w:t>11</w:t>
+        <w:t>12</w:t>
       </w:r>
     </w:p>
     <w:p>
@@ -798,7 +776,7 @@
       </w:hyperlink>
       <w:r>
         <w:tab/>
-        <w:t>11</w:t>
+        <w:t>12</w:t>
       </w:r>
     </w:p>
     <w:p>
@@ -812,7 +790,7 @@
       </w:hyperlink>
       <w:r>
         <w:tab/>
-        <w:t>12</w:t>
+        <w:t>13</w:t>
       </w:r>
     </w:p>
     <w:p>
@@ -826,7 +804,7 @@
       </w:hyperlink>
       <w:r>
         <w:tab/>
-        <w:t>12</w:t>
+        <w:t>13</w:t>
       </w:r>
     </w:p>
     <w:p>
@@ -840,7 +818,7 @@
       </w:hyperlink>
       <w:r>
         <w:tab/>
-        <w:t>12</w:t>
+        <w:t>13</w:t>
       </w:r>
     </w:p>
     <w:p>
@@ -854,7 +832,7 @@
       </w:hyperlink>
       <w:r>
         <w:tab/>
-        <w:t>12</w:t>
+        <w:t>13</w:t>
       </w:r>
     </w:p>
     <w:p>
@@ -868,7 +846,7 @@
       </w:hyperlink>
       <w:r>
         <w:tab/>
-        <w:t>13</w:t>
+        <w:t>14</w:t>
       </w:r>
     </w:p>
     <w:p>
@@ -882,7 +860,7 @@
       </w:hyperlink>
       <w:r>
         <w:tab/>
-        <w:t>13</w:t>
+        <w:t>14</w:t>
       </w:r>
     </w:p>
     <w:p>
@@ -896,7 +874,7 @@
       </w:hyperlink>
       <w:r>
         <w:tab/>
-        <w:t>13</w:t>
+        <w:t>15</w:t>
       </w:r>
     </w:p>
     <w:p>
@@ -910,7 +888,22 @@
       </w:hyperlink>
       <w:r>
         <w:tab/>
-        <w:t>14</w:t>
+        <w:t>16</w:t>
+      </w:r>
+    </w:p>
+    <w:p>
+      <w:pPr>
+        <w:pStyle w:val="ManualTOC2"/>
+        <w:rPr/>
+      </w:pPr>
+      <w:hyperlink w:anchor="ManualSection43">
+        <w:r>
+          <w:t xml:space="preserve">Calibration status and false-match benchmark</w:t>
+        </w:r>
+      </w:hyperlink>
+      <w:r>
+        <w:tab/>
+        <w:t xml:space="preserve">16</w:t>
       </w:r>
     </w:p>
     <w:p>
@@ -924,7 +917,9 @@
       </w:hyperlink>
       <w:r>
         <w:tab/>
-        <w:t>14</w:t>
+      </w:r>
+      <w:r>
+        <w:t xml:space="preserve">17</w:t>
       </w:r>
     </w:p>
     <w:p>
@@ -938,7 +933,9 @@
       </w:hyperlink>
       <w:r>
         <w:tab/>
-        <w:t>14</w:t>
+      </w:r>
+      <w:r>
+        <w:t xml:space="preserve">17</w:t>
       </w:r>
     </w:p>
     <w:p>
@@ -952,7 +949,7 @@
       </w:hyperlink>
       <w:r>
         <w:tab/>
-        <w:t>14</w:t>
+        <w:t>17</w:t>
       </w:r>
     </w:p>
     <w:p>
@@ -966,7 +963,9 @@
       </w:hyperlink>
       <w:r>
         <w:tab/>
-        <w:t>15</w:t>
+      </w:r>
+      <w:r>
+        <w:t xml:space="preserve">18</w:t>
       </w:r>
     </w:p>
     <w:p>
@@ -980,7 +979,9 @@
       </w:hyperlink>
       <w:r>
         <w:tab/>
-        <w:t>18</w:t>
+      </w:r>
+      <w:r>
+        <w:t xml:space="preserve">22</w:t>
       </w:r>
     </w:p>
     <w:p>
@@ -994,7 +995,9 @@
       </w:hyperlink>
       <w:r>
         <w:tab/>
-        <w:t>19</w:t>
+      </w:r>
+      <w:r>
+        <w:t xml:space="preserve">23</w:t>
       </w:r>
     </w:p>
     <w:p>
@@ -1008,7 +1011,159 @@
       </w:hyperlink>
       <w:r>
         <w:tab/>
-        <w:t>19</w:t>
+      </w:r>
+      <w:r>
+        <w:t xml:space="preserve">23</w:t>
+      </w:r>
+    </w:p>
+    <w:p>
+      <w:pPr>
+        <w:pStyle w:val="ManualTOC1"/>
+        <w:rPr/>
+      </w:pPr>
+      <w:hyperlink w:anchor="ManualSection44">
+        <w:r>
+          <w:t xml:space="preserve">8 C2PA Provenance, Trust and Findings</w:t>
+        </w:r>
+      </w:hyperlink>
+      <w:r>
+        <w:tab/>
+        <w:t xml:space="preserve">24</w:t>
+      </w:r>
+    </w:p>
+    <w:p>
+      <w:pPr>
+        <w:pStyle w:val="ManualTOC2"/>
+        <w:rPr/>
+      </w:pPr>
+      <w:hyperlink w:anchor="ManualSection45">
+        <w:r>
+          <w:t xml:space="preserve">Reading and the C2PA chunk</w:t>
+        </w:r>
+      </w:hyperlink>
+      <w:r>
+        <w:tab/>
+        <w:t xml:space="preserve">24</w:t>
+      </w:r>
+    </w:p>
+    <w:p>
+      <w:pPr>
+        <w:pStyle w:val="ManualTOC2"/>
+        <w:rPr/>
+      </w:pPr>
+      <w:hyperlink w:anchor="ManualSection46">
+        <w:r>
+          <w:t xml:space="preserve">Pinned trust lists</w:t>
+        </w:r>
+      </w:hyperlink>
+      <w:r>
+        <w:tab/>
+        <w:t xml:space="preserve">24</w:t>
+      </w:r>
+    </w:p>
+    <w:p>
+      <w:pPr>
+        <w:pStyle w:val="ManualTOC2"/>
+        <w:rPr/>
+      </w:pPr>
+      <w:hyperlink w:anchor="ManualSection47">
+        <w:r>
+          <w:t xml:space="preserve">Trust status and attestation strength</w:t>
+        </w:r>
+      </w:hyperlink>
+      <w:r>
+        <w:tab/>
+        <w:t xml:space="preserve">25</w:t>
+      </w:r>
+    </w:p>
+    <w:p>
+      <w:pPr>
+        <w:pStyle w:val="ManualTOC2"/>
+        <w:rPr/>
+      </w:pPr>
+      <w:hyperlink w:anchor="ManualSection48">
+        <w:r>
+          <w:t xml:space="preserve">Asymmetric trust</w:t>
+        </w:r>
+      </w:hyperlink>
+      <w:r>
+        <w:tab/>
+        <w:t xml:space="preserve">26</w:t>
+      </w:r>
+    </w:p>
+    <w:p>
+      <w:pPr>
+        <w:pStyle w:val="ManualTOC2"/>
+        <w:rPr/>
+      </w:pPr>
+      <w:hyperlink w:anchor="ManualSection49">
+        <w:r>
+          <w:t xml:space="preserve">Findings for the final artefact</w:t>
+        </w:r>
+      </w:hyperlink>
+      <w:r>
+        <w:tab/>
+        <w:t xml:space="preserve">26</w:t>
+      </w:r>
+    </w:p>
+    <w:p>
+      <w:pPr>
+        <w:pStyle w:val="ManualTOC2"/>
+        <w:rPr/>
+      </w:pPr>
+      <w:hyperlink w:anchor="ManualSection50">
+        <w:r>
+          <w:t xml:space="preserve">Invalid manifests</w:t>
+        </w:r>
+      </w:hyperlink>
+      <w:r>
+        <w:tab/>
+        <w:t xml:space="preserve">27</w:t>
+      </w:r>
+    </w:p>
+    <w:p>
+      <w:pPr>
+        <w:pStyle w:val="ManualTOC2"/>
+        <w:rPr/>
+      </w:pPr>
+      <w:hyperlink w:anchor="ManualSection51">
+        <w:r>
+          <w:t xml:space="preserve">Effects on Integrity</w:t>
+        </w:r>
+      </w:hyperlink>
+      <w:r>
+        <w:tab/>
+        <w:t xml:space="preserve">27</w:t>
+      </w:r>
+    </w:p>
+    <w:p>
+      <w:pPr>
+        <w:pStyle w:val="ManualTOC2"/>
+        <w:rPr/>
+      </w:pPr>
+      <w:hyperlink w:anchor="ManualSection52">
+        <w:r>
+          <w:t xml:space="preserve">Testing with Lumina output</w:t>
+        </w:r>
+      </w:hyperlink>
+      <w:r>
+        <w:tab/>
+        <w:t xml:space="preserve">27</w:t>
+      </w:r>
+    </w:p>
+    <w:p>
+      <w:pPr>
+        <w:pStyle w:val="ManualTOC2"/>
+        <w:rPr/>
+      </w:pPr>
+      <w:hyperlink w:anchor="ManualSection53">
+        <w:r>
+          <w:t xml:space="preserve">Limitations</w:t>
+        </w:r>
+      </w:hyperlink>
+      <w:r>
+        <w:tab/>
+        <w:t xml:space="preserve">28</w:t>
       </w:r>
     </w:p>
     <w:p>
@@ -1017,12 +1172,17 @@
       </w:pPr>
       <w:hyperlink w:anchor="ManualSection35">
         <w:r>
-          <w:t>8 Program File Responsibilities</w:t>
+          <w:t xml:space="preserve">9</w:t>
+        </w:r>
+        <w:r>
+          <w:t xml:space="preserve"> Program File Responsibilities</w:t>
         </w:r>
       </w:hyperlink>
       <w:r>
         <w:tab/>
-        <w:t>19</w:t>
+      </w:r>
+      <w:r>
+        <w:t xml:space="preserve">28</w:t>
       </w:r>
     </w:p>
     <w:p>
@@ -1036,7 +1196,9 @@
       </w:hyperlink>
       <w:r>
         <w:tab/>
-        <w:t>20</w:t>
+      </w:r>
+      <w:r>
+        <w:t xml:space="preserve">28</w:t>
       </w:r>
     </w:p>
     <w:p>
@@ -1050,7 +1212,9 @@
       </w:hyperlink>
       <w:r>
         <w:tab/>
-        <w:t>20</w:t>
+      </w:r>
+      <w:r>
+        <w:t xml:space="preserve">28</w:t>
       </w:r>
     </w:p>
     <w:p>
@@ -1064,7 +1228,9 @@
       </w:hyperlink>
       <w:r>
         <w:tab/>
-        <w:t>21</w:t>
+      </w:r>
+      <w:r>
+        <w:t xml:space="preserve">29</w:t>
       </w:r>
     </w:p>
     <w:p>
@@ -1078,7 +1244,9 @@
       </w:hyperlink>
       <w:r>
         <w:tab/>
-        <w:t>21</w:t>
+      </w:r>
+      <w:r>
+        <w:t xml:space="preserve">30</w:t>
       </w:r>
     </w:p>
     <w:p>
@@ -1092,7 +1260,9 @@
       </w:hyperlink>
       <w:r>
         <w:tab/>
-        <w:t>21</w:t>
+      </w:r>
+      <w:r>
+        <w:t xml:space="preserve">31</w:t>
       </w:r>
     </w:p>
     <w:p>
@@ -1101,12 +1271,17 @@
       </w:pPr>
       <w:hyperlink w:anchor="ManualSection41">
         <w:r>
-          <w:t>9 Outstanding Work</w:t>
+          <w:t xml:space="preserve">10</w:t>
+        </w:r>
+        <w:r>
+          <w:t xml:space="preserve"> Outstanding Work</w:t>
         </w:r>
       </w:hyperlink>
       <w:r>
         <w:tab/>
-        <w:t>22</w:t>
+      </w:r>
+      <w:r>
+        <w:t xml:space="preserve">31</w:t>
       </w:r>
     </w:p>
     <w:p>
@@ -1120,7 +1295,9 @@
       </w:hyperlink>
       <w:r>
         <w:tab/>
-        <w:t>22</w:t>
+      </w:r>
+      <w:r>
+        <w:t xml:space="preserve">33</w:t>
       </w:r>
     </w:p>
     <w:p>
@@ -1136,6 +1313,9 @@
       </w:pPr>
       <w:bookmarkStart w:id="0" w:name="ManualSection1"/>
       <w:r>
+        <w:rPr>
+          <w:color w:val="000000"/>
+        </w:rPr>
         <w:t>Overview</w:t>
       </w:r>
       <w:bookmarkEnd w:id="0"/>
@@ -1145,7 +1325,22 @@
         <w:spacing w:line="276" w:lineRule="auto"/>
       </w:pPr>
       <w:r>
-        <w:t>The evaluator checks a submitter-declared music-production evidence graph. It validates graph structure, binds available files by SHA-256, runs the declared type parsers and applicable checks, and reports four separate axes: completeness, integrity, attestation strength and AI disclosure. This manual describes program version 0.7.0 at commit 2b4fd69 and explains how to prepare a request, run it and interpret the response.</w:t>
+        <w:t xml:space="preserve">The evaluator checks a submitter-declared music-production evidence graph. It validates graph structure, binds available files by SHA-256, runs the declared type parsers and applicable checks, and reports four separate axes: completeness, integrity, attestation strength and AI disclosure. This manual describes program version </w:t>
+      </w:r>
+      <w:r>
+        <w:t xml:space="preserve">0.8.0 (base commit 2128cc4 plus the changes committed with this revision)</w:t>
+      </w:r>
+      <w:r>
+        <w:t xml:space="preserve"> on 21 October 2026. It covers the command-line evaluator, the desktop manifest builder, and the current report-only audio observations with bounded calibration and explicit abstention.</w:t>
+      </w:r>
+    </w:p>
+    <w:p>
+      <w:pPr>
+        <w:spacing w:line="276" w:lineRule="auto"/>
+        <w:rPr/>
+      </w:pPr>
+      <w:r>
+        <w:t xml:space="preserve">Version 0.8.0 concentrates on C2PA provenance. Trust is decided by pinned, hash-verified trust lists rather than by local SDK configuration. Trust is asymmetric: an AI-generation label is accepted from any valid signature or from a known AI generation signer, while a claim that supports human authorship needs a trusted signer. Every state of the final artefact's manifest, including each kind of invalid manifest, produces a plain-language finding that states its effect on the axes. Section 8 describes this work. Audio observations now also carry their calibration status and the results of a first false-match benchmark (Section 6).</w:t>
       </w:r>
     </w:p>
     <w:p>
@@ -1153,7 +1348,7 @@
         <w:spacing w:line="276" w:lineRule="auto"/>
       </w:pPr>
       <w:r>
-        <w:t xml:space="preserve">The default Integrity profile combines three populated layers using configured weights. Without a contradiction, it releases a numeric value only when at least two layers are populated and an assessed cross-evidence check has a permitted evidence tier. A failed severe rule limits the result to at most 0.25. Missing or unassessable checks are excluded rather than assigned zero; legacy signal and exact-reconstruction passes remain disabled.</w:t>
+        <w:t>The default-v4 Integrity profile combines three populated layers using configured weights. Numeric release normally needs at least two populated layers and an assessed cross-evidence fact from a permitted tier. An ordinary contradiction is reported but does not release an otherwise withheld value. A configured severe contradiction can release min(weighted mean, 0.25) without qualifying support. Cross-evidence is scored once per rule and subject, with any assessed failure keeping that fact failed. Missing or unassessable checks are excluded rather than assigned zero; legacy signal and exact reconstruction remain disabled.</w:t>
       </w:r>
     </w:p>
     <w:p>
@@ -1166,10 +1361,6 @@
     </w:p>
     <w:p>
       <w:pPr>
-        <w:pBdr>
-          <w:left w:val="single" w:sz="18" w:space="6" w:color="E0A526"/>
-        </w:pBdr>
-        <w:shd w:val="clear" w:color="auto" w:fill="FFF7E6"/>
         <w:spacing w:before="60" w:after="160" w:line="276" w:lineRule="auto"/>
         <w:ind w:left="170" w:right="170"/>
       </w:pPr>
@@ -1223,6 +1414,9 @@
       </w:pPr>
       <w:bookmarkStart w:id="1" w:name="ManualSection2"/>
       <w:r>
+        <w:rPr>
+          <w:color w:val="000000"/>
+        </w:rPr>
         <w:t>1 Program Purpose and Workflow</w:t>
       </w:r>
       <w:bookmarkEnd w:id="1"/>
@@ -1243,6 +1437,9 @@
       </w:pPr>
       <w:bookmarkStart w:id="2" w:name="ManualSection3"/>
       <w:r>
+        <w:rPr>
+          <w:color w:val="000000"/>
+        </w:rPr>
         <w:t>End to end workflow</w:t>
       </w:r>
       <w:bookmarkEnd w:id="2"/>
@@ -2681,6 +2878,9 @@
       </w:pPr>
       <w:bookmarkStart w:id="3" w:name="ManualSection4"/>
       <w:r>
+        <w:rPr>
+          <w:color w:val="000000"/>
+        </w:rPr>
         <w:t>Unknown and invalid input</w:t>
       </w:r>
       <w:bookmarkEnd w:id="3"/>
@@ -4260,6 +4460,9 @@
       </w:pPr>
       <w:bookmarkStart w:id="4" w:name="ManualSection5"/>
       <w:r>
+        <w:rPr>
+          <w:color w:val="000000"/>
+        </w:rPr>
         <w:t>System boundaries</w:t>
       </w:r>
       <w:bookmarkEnd w:id="4"/>
@@ -4350,6 +4553,9 @@
       </w:pPr>
       <w:bookmarkStart w:id="5" w:name="ManualSection6"/>
       <w:r>
+        <w:rPr>
+          <w:color w:val="000000"/>
+        </w:rPr>
         <w:t>Design principles</w:t>
       </w:r>
       <w:bookmarkEnd w:id="5"/>
@@ -4793,16 +4999,8 @@
             <w:vAlign w:val="center"/>
           </w:tcPr>
           <w:p>
-            <w:pPr>
-              <w:keepLines/>
-              <w:spacing w:after="40" w:line="254" w:lineRule="auto"/>
-            </w:pPr>
-            <w:r>
-              <w:rPr>
-                <w:color w:val="000000"/>
-                <w:sz w:val="17"/>
-              </w:rPr>
-              <w:t>At least two populated layers are still required without a contradiction. A tier is a policy classification, not proof of origin.</w:t>
+            <w:r>
+              <w:t>Ordinary release needs two populated layers and qualifying support. Severe failures may release a capped value; tiers do not prove origin.</w:t>
             </w:r>
           </w:p>
         </w:tc>
@@ -5397,26 +5595,16 @@
       </w:pPr>
       <w:bookmarkStart w:id="6" w:name="ManualSection7"/>
       <w:r>
+        <w:rPr>
+          <w:color w:val="000000"/>
+        </w:rPr>
         <w:t>Running the program</w:t>
       </w:r>
       <w:bookmarkEnd w:id="6"/>
     </w:p>
     <w:p>
       <w:r>
-        <w:t xml:space="preserve">Run commands from program/ using Python 3.11 or later. Create a virtual environment and install the pinned core requirements; pyaaf2 is a core dependency. </w:t>
-      </w:r>
-      <w:del w:id="91001" w:author="Denghj-jack" w:date="2026-10-21T00:00:00Z">
-        <w:r>
-          <w:delText xml:space="preserve">The C2PA SDK and audio libraries are optional.</w:delText>
-        </w:r>
-      </w:del>
-      <w:ins w:id="91002" w:author="Denghj-jack" w:date="2026-10-21T00:00:00Z">
-        <w:r>
-          <w:t xml:space="preserve">The C2PA SDK (c2pa-python) is a core requirement installed by requirements.txt; the audio libraries are optional.</w:t>
-        </w:r>
-      </w:ins>
-      <w:r>
-        <w:t xml:space="preserve"> For the recorded audio environment, use requirements-audio-lock.txt instead of the smaller audio requirements file.</w:t>
+        <w:t xml:space="preserve">Run commands from program/ using Python 3.11 or later. Create a virtual environment and install the pinned core requirements; pyaaf2 is a core dependency. The C2PA SDK (c2pa-python) is a core requirement installed by requirements.txt; the audio libraries are optional. For the recorded audio environment, use requirements-audio-lock.txt instead of the smaller audio requirements file.</w:t>
       </w:r>
     </w:p>
     <w:p>
@@ -5430,14 +5618,6 @@
         <w:br/>
         <w:t>python -m pip install -r requirements.txt</w:t>
         <w:br/>
-      </w:r>
-      <w:del w:id="91003" w:author="Denghj-jack" w:date="2026-10-21T00:00:00Z">
-        <w:r>
-          <w:delText xml:space="preserve">python -m pip install -r requirements-c2pa.txt  # optional C2PA</w:delText>
-          <w:br/>
-        </w:r>
-      </w:del>
-      <w:r>
         <w:t>python -m pip install -r requirements-audio.txt # optional audio</w:t>
       </w:r>
     </w:p>
@@ -5475,11 +5655,55 @@
     <w:p>
       <w:pPr>
         <w:pStyle w:val="Heading2"/>
+      </w:pPr>
+      <w:bookmarkStart w:id="999" w:name="ManualDesktopBuilder"/>
+      <w:r>
+        <w:rPr>
+          <w:color w:val="000000"/>
+        </w:rPr>
+        <w:t>Desktop manifest builder</w:t>
+      </w:r>
+      <w:bookmarkEnd w:id="999"/>
+    </w:p>
+    <w:p>
+      <w:pPr/>
+      <w:r>
+        <w:t>Run python3 builder_gui.py from program/ after installing the core requirements and ensuring Tkinter is available. The Tk desktop interface imports and hashes files in the background, helps declare workflows and graph relationships, offers workflow preflight and full assessment, and saves the complete JSON response. Full assessment stages verified originals in a temporary bundle and invokes the same production worker as the CLI.</w:t>
+      </w:r>
+    </w:p>
+    <w:p>
+      <w:pPr/>
+      <w:r>
+        <w:t>A portable export copies verified objects into content-addressed objects/&lt;sha256&gt;.&lt;extension&gt; paths. A referenced-file manifest can instead retain paths to selected originals and sets options.local_file_references=true. Direct CLI evaluation of that manifest requires --allow-local-files as well as the manifest option. This authorization is limited to Native requests; it does not enable external paths in CSEC or public bundles. The builder's staged full-assessment action does not require the flag.</w:t>
+      </w:r>
+    </w:p>
+    <w:p>
+      <w:pPr>
+        <w:pStyle w:val="ManualCode"/>
+      </w:pPr>
+      <w:r>
+        <w:t>python -B run.py --native /path/to/submission.json \</w:t>
+        <w:br/>
+        <w:t xml:space="preserve">  --root /path/to/submission-folder --allow-local-files</w:t>
+      </w:r>
+    </w:p>
+    <w:p>
+      <w:pPr/>
+      <w:r>
+        <w:t>The current desktop summary displays audio_fingerprint and audio_structure rows, but omits audio_semantics and audio_fingerprint_agreement. Inspect the saved JSON for those arrays. The importer reads WAV technical fields through Python wave, so IEEE float WAV files accepted by the core can be rejected during UI import. These are known UI limitations, not missing core analysis.</w:t>
+      </w:r>
+    </w:p>
+    <w:p>
+      <w:pPr>
+        <w:pStyle w:val="Heading2"/>
         <w:keepNext/>
         <w:keepLines/>
       </w:pPr>
       <w:bookmarkStart w:id="7" w:name="ManualSection8"/>
       <w:r>
+        <w:rPr>
+          <w:color w:val="000000"/>
+        </w:rPr>
         <w:t>Request fields and profiles</w:t>
       </w:r>
       <w:bookmarkEnd w:id="7"/>
@@ -5778,17 +6002,8 @@
             <w:vAlign w:val="center"/>
           </w:tcPr>
           <w:p>
-            <w:pPr>
-              <w:keepNext/>
-              <w:keepLines/>
-              <w:spacing w:after="40" w:line="254" w:lineRule="auto"/>
-            </w:pPr>
-            <w:r>
-              <w:rPr>
-                <w:color w:val="000000"/>
-                <w:sz w:val="17"/>
-              </w:rPr>
-              <w:t>Lower-case SHA-256 keys mapped to objects/&lt;same-hash&gt;.&lt;lower-case-suffix&gt;, resolved inside --root.</w:t>
+            <w:r>
+              <w:t>Portable mode uses lower-case SHA-256 keys mapped to objects/&lt;same-hash&gt;.&lt;lower-case-suffix&gt; inside --root. Explicitly authorized Native local-reference mode can reference originals instead.</w:t>
             </w:r>
           </w:p>
         </w:tc>
@@ -5824,16 +6039,8 @@
             <w:vAlign w:val="center"/>
           </w:tcPr>
           <w:p>
-            <w:pPr>
-              <w:keepLines/>
-              <w:spacing w:after="40" w:line="254" w:lineRule="auto"/>
-            </w:pPr>
-            <w:r>
-              <w:rPr>
-                <w:color w:val="000000"/>
-                <w:sz w:val="17"/>
-              </w:rPr>
-              <w:t xml:space="preserve">include_reasoning and offline_only Booleans, plus a positive integer timeout_seconds. Native requests must provide all three.</w:t>
+            <w:r>
+              <w:t>include_reasoning and offline_only Booleans, plus a positive integer timeout_seconds. Native requests require all three. Optional local_file_references=true must be paired with --allow-local-files for direct CLI evaluation.</w:t>
             </w:r>
           </w:p>
         </w:tc>
@@ -5862,6 +6069,9 @@
       </w:pPr>
       <w:bookmarkStart w:id="8" w:name="ManualSection9"/>
       <w:r>
+        <w:rPr>
+          <w:color w:val="000000"/>
+        </w:rPr>
         <w:t>2 Supported Artefact Types</w:t>
       </w:r>
       <w:bookmarkEnd w:id="8"/>
@@ -5882,6 +6092,9 @@
       </w:pPr>
       <w:bookmarkStart w:id="9" w:name="ManualSection10"/>
       <w:r>
+        <w:rPr>
+          <w:color w:val="000000"/>
+        </w:rPr>
         <w:t>Audio artefact types</w:t>
       </w:r>
       <w:bookmarkEnd w:id="9"/>
@@ -7201,6 +7414,9 @@
       </w:pPr>
       <w:bookmarkStart w:id="10" w:name="ManualSection11"/>
       <w:r>
+        <w:rPr>
+          <w:color w:val="000000"/>
+        </w:rPr>
         <w:t>Non audio artefact types</w:t>
       </w:r>
       <w:bookmarkEnd w:id="10"/>
@@ -8105,26 +8321,14 @@
               <w:keepLines/>
               <w:spacing w:after="40" w:line="254" w:lineRule="auto"/>
             </w:pPr>
-            <w:del w:id="91004" w:author="Denghj-jack" w:date="2026-10-21T00:00:00Z">
-              <w:r>
-                <w:rPr>
-                  <w:color w:val="000000"/>
-                  <w:sz w:val="17"/>
-                  <w:szCs w:val="18"/>
-                </w:rPr>
-                <w:delText xml:space="preserve">Optional c2pa-python reading and validation.</w:delText>
-              </w:r>
-            </w:del>
-            <w:ins w:id="91005" w:author="Denghj-jack" w:date="2026-10-21T00:00:00Z">
-              <w:r>
-                <w:rPr>
-                  <w:color w:val="000000"/>
-                  <w:sz w:val="17"/>
-                  <w:szCs w:val="18"/>
-                </w:rPr>
-                <w:t xml:space="preserve">c2pa-python reading and validation (core requirement).</w:t>
-              </w:r>
-            </w:ins>
+            <w:r>
+              <w:rPr>
+                <w:color w:val="000000"/>
+                <w:sz w:val="17"/>
+                <w:szCs w:val="18"/>
+              </w:rPr>
+              <w:t xml:space="preserve">c2pa-python reading and validation (core requirement).</w:t>
+            </w:r>
           </w:p>
         </w:tc>
       </w:tr>
@@ -8775,6 +8979,9 @@
       </w:pPr>
       <w:bookmarkStart w:id="11" w:name="ManualSection12"/>
       <w:r>
+        <w:rPr>
+          <w:color w:val="000000"/>
+        </w:rPr>
         <w:t>3 Supported Relationship Types</w:t>
       </w:r>
       <w:bookmarkEnd w:id="11"/>
@@ -10388,6 +10595,9 @@
       </w:pPr>
       <w:bookmarkStart w:id="12" w:name="ManualSection13"/>
       <w:r>
+        <w:rPr>
+          <w:color w:val="000000"/>
+        </w:rPr>
         <w:t>Relationship attributes</w:t>
       </w:r>
       <w:bookmarkEnd w:id="12"/>
@@ -11057,17 +11267,8 @@
             <w:vAlign w:val="center"/>
           </w:tcPr>
           <w:p>
-            <w:pPr>
-              <w:keepNext/>
-              <w:keepLines/>
-              <w:spacing w:after="40" w:line="254" w:lineRule="auto"/>
-            </w:pPr>
-            <w:r>
-              <w:rPr>
-                <w:color w:val="000000"/>
-                <w:sz w:val="17"/>
-              </w:rPr>
-              <w:t xml:space="preserve">Core relationship checks assess source ordering and endpoint end bounds where data exist. Optional range analysis requires all four values, except the explicit CompSheet end derivation.</w:t>
+            <w:r>
+              <w:t>Both source and target endpoints are checked for finite non-negative values, positive order and available duration bounds, with one observed sample of EOF tolerance. Missing endpoints are not inferred.</w:t>
             </w:r>
           </w:p>
         </w:tc>
@@ -11256,6 +11457,9 @@
       </w:pPr>
       <w:bookmarkStart w:id="13" w:name="ManualSection14"/>
       <w:r>
+        <w:rPr>
+          <w:color w:val="000000"/>
+        </w:rPr>
         <w:t>4 Supported Physical File Types</w:t>
       </w:r>
       <w:bookmarkEnd w:id="13"/>
@@ -11265,29 +11469,7 @@
         <w:spacing w:line="276" w:lineRule="auto"/>
       </w:pPr>
       <w:r>
-        <w:t xml:space="preserve">The </w:t>
-      </w:r>
-      <w:r>
-        <w:rPr>
-          <w:rFonts w:ascii="Consolas" w:eastAsia="Consolas" w:hAnsi="Consolas" w:cs="Consolas"/>
-          <w:sz w:val="18"/>
-          <w:szCs w:val="18"/>
-        </w:rPr>
-        <w:t>objects</w:t>
-      </w:r>
-      <w:r>
-        <w:t xml:space="preserve"> map binds a declared SHA-256 digest to a bundle-relative path </w:t>
-      </w:r>
-      <w:r>
-        <w:rPr>
-          <w:rFonts w:ascii="Consolas" w:eastAsia="Consolas" w:hAnsi="Consolas" w:cs="Consolas"/>
-          <w:sz w:val="18"/>
-          <w:szCs w:val="18"/>
-        </w:rPr>
-        <w:t>objects/&lt;sha256&gt;.&lt;ext&gt;</w:t>
-      </w:r>
-      <w:r>
-        <w:t>. A suffix never selects a semantic role or proves a format. The core resolves paths inside the root, checks the final object first, applies size limits, hashes and binds valid bytes, and dispatches only the declared parser.</w:t>
+        <w:t>In portable mode, the objects map binds a declared SHA-256 digest to a bundle-relative path objects/&lt;sha256&gt;.&lt;ext&gt;. A suffix never selects a semantic role or proves a format. The core checks the final object first, applies size limits, hashes and binds valid bytes, and dispatches only the declared parser. External original-file references are restricted to explicitly authorized Native local-reference mode, described in Section 1.</w:t>
       </w:r>
     </w:p>
     <w:tbl>
@@ -12543,26 +12725,14 @@
               <w:keepLines/>
               <w:spacing w:after="40" w:line="254" w:lineRule="auto"/>
             </w:pPr>
-            <w:del w:id="91101" w:author="Denghj-jack" w:date="2026-10-21T00:00:00Z">
-              <w:r>
-                <w:rPr>
-                  <w:color w:val="000000"/>
-                  <w:sz w:val="17"/>
-                  <w:szCs w:val="18"/>
-                </w:rPr>
-                <w:delText xml:space="preserve">Optional</w:delText>
-              </w:r>
-            </w:del>
-            <w:ins w:id="91102" w:author="Denghj-jack" w:date="2026-10-21T00:00:00Z">
-              <w:r>
-                <w:rPr>
-                  <w:color w:val="000000"/>
-                  <w:sz w:val="17"/>
-                  <w:szCs w:val="18"/>
-                </w:rPr>
-                <w:t xml:space="preserve">Implemented</w:t>
-              </w:r>
-            </w:ins>
+            <w:r>
+              <w:rPr>
+                <w:color w:val="000000"/>
+                <w:sz w:val="17"/>
+                <w:szCs w:val="18"/>
+              </w:rPr>
+              <w:t xml:space="preserve">Implemented</w:t>
+            </w:r>
           </w:p>
         </w:tc>
         <w:tc>
@@ -12588,26 +12758,14 @@
               <w:keepLines/>
               <w:spacing w:after="40" w:line="254" w:lineRule="auto"/>
             </w:pPr>
-            <w:del w:id="91006" w:author="Denghj-jack" w:date="2026-10-21T00:00:00Z">
-              <w:r>
-                <w:rPr>
-                  <w:color w:val="000000"/>
-                  <w:sz w:val="17"/>
-                  <w:szCs w:val="18"/>
-                </w:rPr>
-                <w:delText xml:space="preserve">Requires c2pa-python; distinguishes SDK, reader, manifest and validation states.</w:delText>
-              </w:r>
-            </w:del>
-            <w:ins w:id="91007" w:author="Denghj-jack" w:date="2026-10-21T00:00:00Z">
-              <w:r>
-                <w:rPr>
-                  <w:color w:val="000000"/>
-                  <w:sz w:val="17"/>
-                  <w:szCs w:val="18"/>
-                </w:rPr>
-                <w:t xml:space="preserve">Uses the required c2pa-python SDK; distinguishes SDK, reader, manifest and validation states. Invalid manifests produce C2PA_CONTENT_BINDING_FAILED, C2PA_SIGNATURE_INVALID or C2PA_VALIDATION_FAILED findings.</w:t>
-              </w:r>
-            </w:ins>
+            <w:r>
+              <w:rPr>
+                <w:color w:val="000000"/>
+                <w:sz w:val="17"/>
+                <w:szCs w:val="18"/>
+              </w:rPr>
+              <w:t xml:space="preserve">Uses the required c2pa-python SDK; distinguishes SDK, reader, manifest and validation states. Invalid manifests produce C2PA_CONTENT_BINDING_FAILED, C2PA_SIGNATURE_INVALID or C2PA_VALIDATION_FAILED findings.</w:t>
+            </w:r>
           </w:p>
         </w:tc>
       </w:tr>
@@ -12957,6 +13115,9 @@
       </w:pPr>
       <w:bookmarkStart w:id="14" w:name="ManualSection15"/>
       <w:r>
+        <w:rPr>
+          <w:color w:val="000000"/>
+        </w:rPr>
         <w:t>5 Passes and Checks</w:t>
       </w:r>
       <w:bookmarkEnd w:id="14"/>
@@ -13021,6 +13182,9 @@
       </w:pPr>
       <w:bookmarkStart w:id="15" w:name="ManualSection16"/>
       <w:r>
+        <w:rPr>
+          <w:color w:val="000000"/>
+        </w:rPr>
         <w:lastRenderedPageBreak/>
         <w:t>Active passes</w:t>
       </w:r>
@@ -13468,16 +13632,8 @@
             <w:vAlign w:val="center"/>
           </w:tcPr>
           <w:p>
-            <w:pPr>
-              <w:keepLines/>
-              <w:spacing w:after="40" w:line="254" w:lineRule="auto"/>
-            </w:pPr>
-            <w:r>
-              <w:rPr>
-                <w:color w:val="000000"/>
-                <w:sz w:val="17"/>
-              </w:rPr>
-              <w:t>Declared source start/end ordering, source and target end bounds, and input/output sample-rate and bit-depth claims. No signal reconstruction or target-range ordering comparison is performed here.</w:t>
+            <w:r>
+              <w:t>Symmetric source/target content-range validation and input/output rate and bit-depth claims. Full details are retained; new successful validation details do not dilute existing scoring failures. No signal reconstruction.</w:t>
             </w:r>
           </w:p>
         </w:tc>
@@ -14394,6 +14550,9 @@
       </w:pPr>
       <w:bookmarkStart w:id="16" w:name="ManualSection17"/>
       <w:r>
+        <w:rPr>
+          <w:color w:val="000000"/>
+        </w:rPr>
         <w:t>Type specific parsing</w:t>
       </w:r>
       <w:bookmarkEnd w:id="16"/>
@@ -15216,6 +15375,9 @@
       </w:pPr>
       <w:bookmarkStart w:id="17" w:name="ManualSection18"/>
       <w:r>
+        <w:rPr>
+          <w:color w:val="000000"/>
+        </w:rPr>
         <w:t>Recorder metadata and production documents</w:t>
       </w:r>
       <w:bookmarkEnd w:id="17"/>
@@ -16273,10 +16435,6 @@
     </w:p>
     <w:p>
       <w:pPr>
-        <w:pBdr>
-          <w:left w:val="single" w:sz="18" w:space="6" w:color="E0A526"/>
-        </w:pBdr>
-        <w:shd w:val="clear" w:color="auto" w:fill="FFF7E6"/>
         <w:spacing w:before="60" w:after="160" w:line="276" w:lineRule="auto"/>
         <w:ind w:left="170" w:right="170"/>
       </w:pPr>
@@ -16292,6 +16450,9 @@
       </w:pPr>
       <w:bookmarkStart w:id="18" w:name="ManualSection19"/>
       <w:r>
+        <w:rPr>
+          <w:color w:val="000000"/>
+        </w:rPr>
         <w:t>Pass result reuse</w:t>
       </w:r>
       <w:bookmarkEnd w:id="18"/>
@@ -16312,6 +16473,9 @@
       </w:pPr>
       <w:bookmarkStart w:id="19" w:name="ManualSection20"/>
       <w:r>
+        <w:rPr>
+          <w:color w:val="000000"/>
+        </w:rPr>
         <w:lastRenderedPageBreak/>
         <w:t>Components outside the main path</w:t>
       </w:r>
@@ -16740,6 +16904,9 @@
       </w:pPr>
       <w:bookmarkStart w:id="20" w:name="ManualSection21"/>
       <w:r>
+        <w:rPr>
+          <w:color w:val="000000"/>
+        </w:rPr>
         <w:t>6 Optional Audio Observations</w:t>
       </w:r>
       <w:bookmarkEnd w:id="20"/>
@@ -16760,6 +16927,9 @@
       </w:pPr>
       <w:bookmarkStart w:id="21" w:name="ManualSection22"/>
       <w:r>
+        <w:rPr>
+          <w:color w:val="000000"/>
+        </w:rPr>
         <w:t>Providers</w:t>
       </w:r>
       <w:bookmarkEnd w:id="21"/>
@@ -16995,18 +17165,8 @@
             <w:vAlign w:val="center"/>
           </w:tcPr>
           <w:p>
-            <w:pPr>
-              <w:keepNext/>
-              <w:keepLines/>
-              <w:spacing w:after="40" w:line="254" w:lineRule="auto"/>
-            </w:pPr>
-            <w:r>
-              <w:rPr>
-                <w:color w:val="000000"/>
-                <w:sz w:val="17"/>
-                <w:szCs w:val="18"/>
-              </w:rPr>
-              <w:t>Landmark fingerprints; deterministic offset voting; repeated-source candidates and supported windows.</w:t>
+            <w:r>
+              <w:t>Landmark fingerprints; deterministic offset voting; repeated-source candidates and supported windows. Adapter 1.2 uses density 40 and bounded support checks.</w:t>
             </w:r>
           </w:p>
         </w:tc>
@@ -17434,16 +17594,8 @@
             <w:vAlign w:val="center"/>
           </w:tcPr>
           <w:p>
-            <w:pPr>
-              <w:keepLines/>
-              <w:spacing w:after="40" w:line="254" w:lineRule="auto"/>
-            </w:pPr>
-            <w:r>
-              <w:rPr>
-                <w:color w:val="000000"/>
-                <w:sz w:val="17"/>
-              </w:rPr>
-              <w:t>Key, tempo, beat chords and 16-beat phrase form; transposition, harmony and phrase order across versions.</w:t>
+            <w:r>
+              <w:t>Per-file acoustic sections, beat-chroma DTW over 12 transpositions, a matched shuffled baseline and independent time-grid tempo checks. Bounded support or abstention; legacy phrase form retained.</w:t>
             </w:r>
           </w:p>
         </w:tc>
@@ -17462,6 +17614,9 @@
       </w:pPr>
       <w:bookmarkStart w:id="22" w:name="ManualSection23"/>
       <w:r>
+        <w:rPr>
+          <w:color w:val="000000"/>
+        </w:rPr>
         <w:t>Tasks and ranges</w:t>
       </w:r>
       <w:bookmarkEnd w:id="22"/>
@@ -17487,6 +17642,9 @@
       </w:pPr>
       <w:bookmarkStart w:id="23" w:name="ManualSection24"/>
       <w:r>
+        <w:rPr>
+          <w:color w:val="000000"/>
+        </w:rPr>
         <w:lastRenderedPageBreak/>
         <w:t>Execution</w:t>
       </w:r>
@@ -17567,6 +17725,9 @@
       </w:pPr>
       <w:bookmarkStart w:id="24" w:name="ManualSection25"/>
       <w:r>
+        <w:rPr>
+          <w:color w:val="000000"/>
+        </w:rPr>
         <w:t>Musical semantics</w:t>
       </w:r>
       <w:bookmarkEnd w:id="24"/>
@@ -17576,25 +17737,45 @@
         <w:spacing w:line="276" w:lineRule="auto"/>
       </w:pPr>
       <w:r>
-        <w:t xml:space="preserve">A demo and its final can differ substantially as signals. music_semantics therefore estimates key, tempo, major/minor triad chords and 16-beat phrase form rather than requiring an exact waveform match. It uses beat tracking, CQT chroma and DTW, searches bar-aligned phrase-grid offsets in steps of four beats, and labels similar phrases A, B, C and so on. The default 16-beat phrase equals four bars only in 4/4. The provider needs at least 8 seconds and at least eight detected beats.</w:t>
+        <w:t>A demo and its final can differ substantially as signals. music_semantics adapter 1.2 measures CQT-chroma harmony, tempo and major/minor triad sequences, with independent per-file acoustic section detection. Multiscale novelty over pooled chroma and robustly scaled MFCCs infers sections_seconds and boundary strengths. Default section parameters are 12-second context, 6-second minimum spacing, 0.03 prominence and 0.5-second pooling. Boundaries describe acoustic changes; section_labels_available=false means they are not named verses or choruses.</w:t>
       </w:r>
     </w:p>
     <w:p>
       <w:r>
-        <w:t xml:space="preserve">Across versions, metrics include transposition_semitones, target/source tempo_ratio, harmonic_similarity and its beat-shuffled baseline mean, standard deviation and z value, chord_sequence_similarity, matched_phrases and phrase_order_preserved_fraction. The baseline uses 20 deterministic shuffles by default. Chord similarity compares run-collapsed triad sequences. Phrase order counts nondecreasing source starts among adjacent target phrases meeting label_similarity; it is null with fewer than two matching phrases. These are exploratory measurements, not calibrated probabilities.</w:t>
+        <w:t>Across versions, all 12 pitch shifts are searched by subsequence DTW. Each of the 20 deterministic beat-shuffled references also searches all 12, so harmonic_similarity_z uses the same selection procedure as the observed best candidate. The z value is a sequence diagnostic, not a probability. transposition_candidates and best_transposition_candidate_semitones retain raw candidates for inspection.</w:t>
+      </w:r>
+    </w:p>
+    <w:p>
+      <w:pPr/>
+      <w:r>
+        <w:t>The frozen bounded-audio-2026-10-20-v2 profile is read from policies/audio_calibration_profile.json and checked against its SHA-256 digest. correspondence_assessment reports supported_within_profile or abstained, rejection_reasons and the profile identity. Global support requires harmonic similarity at least 0.90, shuffled z at least 4, pitch margin at least 0.02, temporal information at least 0.05, at least 8 aligned seconds on both sides, query coverage at least 0.8 and diagonal-step fraction at least 0.6. Duration and aligned-speed ratios must be within [0.5, 2], repeated mappings at most 4, and normalized timing residual at most 0.04. The controlled speed factors actually tested were 0.8–1.35; the wider geometric guard does not validate that entire range.</w:t>
+      </w:r>
+    </w:p>
+    <w:p>
+      <w:pPr/>
+      <w:r>
+        <w:t>tempo_ratio is a robust slope of aligned source seconds against target seconds on an independent 0.25-second chroma raster. The beat-aligned estimate must agree within 5%, and both alignment paths must pass the profile gates. Both files need tracked beats. The earlier BPM quotient remains beat_tracker_tempo_ratio, and the beat-aligned fit remains beat_aligned_tempo_candidate. On abstention, tempo_ratio and transposition_semitones are null; raw candidate values remain visible. Feature parameters outside the frozen sample-rate, hop, shuffle-count or raster signature also cause abstention.</w:t>
+      </w:r>
+    </w:p>
+    <w:p>
+      <w:pPr/>
+      <w:r>
+        <w:t>The minimum input duration is 8 seconds. Fewer than eight detected beats uses a time grid for acoustic sections and reports beat_tracking_status=insufficient_beats_using_time_grid, while calibrated tempo and pitch abstain. Chroma shifts are modulo 12 semitones and cannot identify octave changes.</w:t>
+      </w:r>
+    </w:p>
+    <w:p>
+      <w:pPr/>
+      <w:r>
+        <w:t>Legacy form and phrases still use 16-beat windows, searched on bar-aligned grid offsets. They are marked legacy_form_method=fixed_beat_phrases; phrase_order_basis=legacy_fixed_beat_phrases_not_detected_sections keeps them distinct from detected boundaries. section_matches locates detected target sections independently. Local phrase and section paths remain candidate_only even when geometry passes; rejected geometry reports rejected_path_quality. Near-equal alternative locations are retained without using the preceding phrase to break ties. Ambiguous or rejected locations withhold phrase_order_preserved_fraction; candidate_phrase_order_fraction remains exploratory.</w:t>
       </w:r>
     </w:p>
     <w:p>
       <w:pPr>
-        <w:rPr>
-          <w:ins w:id="91008" w:author="Denghj-jack" w:date="2026-10-21T00:00:00Z"/>
-        </w:rPr>
+        <w:rPr/>
       </w:pPr>
-      <w:ins w:id="91009" w:author="Denghj-jack" w:date="2026-10-21T00:00:00Z">
-        <w:r>
-          <w:t xml:space="preserve">A legacy phrase or detected section that is longer than the whole source cannot be searched inside it, for example a short loop or stem compared with a longer mix. Its row reports match_status not_assessed_query_longer_than_source with null harmonic_similarity, source_range_seconds and alignment_quality. An unexpected failure at one location reports not_assessed_local_match_failed with an error message for that row only; the provider and the other rows still complete. Unassessed rows are excluded from matched_phrases and phrase-order measures.</w:t>
-        </w:r>
-      </w:ins>
+      <w:r>
+        <w:t xml:space="preserve">A legacy phrase or detected section that is longer than the whole source cannot be searched inside it, for example a short loop or stem compared with a longer mix. Its row reports match_status not_assessed_query_longer_than_source with null harmonic_similarity, source_range_seconds and alignment_quality. An unexpected failure at one location reports not_assessed_local_match_failed with an error message for that row only; the provider and the other rows still complete. Unassessed rows are excluded from matched_phrases and phrase-order measures.</w:t>
+      </w:r>
     </w:p>
     <w:tbl>
       <w:tblPr>
@@ -17644,20 +17825,8 @@
             <w:vAlign w:val="center"/>
           </w:tcPr>
           <w:p>
-            <w:pPr>
-              <w:keepNext/>
-              <w:keepLines/>
-              <w:spacing w:after="40" w:line="254" w:lineRule="auto"/>
-            </w:pPr>
-            <w:r>
-              <w:rPr>
-                <w:b/>
-                <w:bCs/>
-                <w:color w:val="FFFFFF"/>
-                <w:sz w:val="17"/>
-                <w:szCs w:val="18"/>
-              </w:rPr>
-              <w:t>Synthetic case</w:t>
+            <w:r>
+              <w:t>Example input</w:t>
             </w:r>
           </w:p>
         </w:tc>
@@ -17680,20 +17849,8 @@
             <w:vAlign w:val="center"/>
           </w:tcPr>
           <w:p>
-            <w:pPr>
-              <w:keepNext/>
-              <w:keepLines/>
-              <w:spacing w:after="40" w:line="254" w:lineRule="auto"/>
-            </w:pPr>
-            <w:r>
-              <w:rPr>
-                <w:b/>
-                <w:bCs/>
-                <w:color w:val="FFFFFF"/>
-                <w:sz w:val="17"/>
-                <w:szCs w:val="18"/>
-              </w:rPr>
-              <w:t>Result</w:t>
+            <w:r>
+              <w:t>Expected interpretation</w:t>
             </w:r>
           </w:p>
         </w:tc>
@@ -17721,18 +17878,8 @@
             <w:vAlign w:val="center"/>
           </w:tcPr>
           <w:p>
-            <w:pPr>
-              <w:keepNext/>
-              <w:keepLines/>
-              <w:spacing w:after="40" w:line="254" w:lineRule="auto"/>
-            </w:pPr>
-            <w:r>
-              <w:rPr>
-                <w:color w:val="000000"/>
-                <w:sz w:val="17"/>
-                <w:szCs w:val="18"/>
-              </w:rPr>
-              <w:t>Final transposed +2, 112 vs 100 BPM, new timbre, added intro</w:t>
+            <w:r>
+              <w:t>A known derivative shifted +2 semitones and sped up 1.12 times</w:t>
             </w:r>
           </w:p>
         </w:tc>
@@ -17755,18 +17902,8 @@
             <w:vAlign w:val="center"/>
           </w:tcPr>
           <w:p>
-            <w:pPr>
-              <w:keepNext/>
-              <w:keepLines/>
-              <w:spacing w:after="40" w:line="254" w:lineRule="auto"/>
-            </w:pPr>
-            <w:r>
-              <w:rPr>
-                <w:color w:val="000000"/>
-                <w:sz w:val="17"/>
-                <w:szCs w:val="18"/>
-              </w:rPr>
-              <w:t>Transposition +2; tempo ratio 1.13; z = 13.6; phrase order 1.0 (5 of 7 phrases matched)</w:t>
+            <w:r>
+              <w:t>When all global gates pass, report transposition_semitones=2 and tempo_ratio near 1.12 with supported_within_profile. Record error against the known DSP transform; do not use a prompt-requested BPM as ground truth.</w:t>
             </w:r>
           </w:p>
         </w:tc>
@@ -17794,18 +17931,8 @@
             <w:vAlign w:val="center"/>
           </w:tcPr>
           <w:p>
-            <w:pPr>
-              <w:keepNext/>
-              <w:keepLines/>
-              <w:spacing w:after="40" w:line="254" w:lineRule="auto"/>
-            </w:pPr>
-            <w:r>
-              <w:rPr>
-                <w:color w:val="000000"/>
-                <w:sz w:val="17"/>
-                <w:szCs w:val="18"/>
-              </w:rPr>
-              <w:t>Unrelated song</w:t>
+            <w:r>
+              <w:t>Independent recording or sustained tone</w:t>
             </w:r>
           </w:p>
         </w:tc>
@@ -17828,18 +17955,8 @@
             <w:vAlign w:val="center"/>
           </w:tcPr>
           <w:p>
-            <w:pPr>
-              <w:keepNext/>
-              <w:keepLines/>
-              <w:spacing w:after="40" w:line="254" w:lineRule="auto"/>
-            </w:pPr>
-            <w:r>
-              <w:rPr>
-                <w:color w:val="000000"/>
-                <w:sz w:val="17"/>
-                <w:szCs w:val="18"/>
-              </w:rPr>
-              <w:t>z = −0.5; no matched phrases</w:t>
+            <w:r>
+              <w:t>Support can abstain with reasons such as insufficient temporal information or ambiguous transposition. Released pitch and speed are null; raw best candidates are not confirmed relationships.</w:t>
             </w:r>
           </w:p>
         </w:tc>
@@ -17867,17 +17984,8 @@
             <w:vAlign w:val="center"/>
           </w:tcPr>
           <w:p>
-            <w:pPr>
-              <w:keepLines/>
-              <w:spacing w:after="40" w:line="254" w:lineRule="auto"/>
-            </w:pPr>
-            <w:r>
-              <w:rPr>
-                <w:color w:val="000000"/>
-                <w:sz w:val="17"/>
-                <w:szCs w:val="18"/>
-              </w:rPr>
-              <w:t>Same song with reordered sections</w:t>
+            <w:r>
+              <w:t>A short source loop compared with a longer target section</w:t>
             </w:r>
           </w:p>
         </w:tc>
@@ -17900,17 +18008,8 @@
             <w:vAlign w:val="center"/>
           </w:tcPr>
           <w:p>
-            <w:pPr>
-              <w:keepLines/>
-              <w:spacing w:after="40" w:line="254" w:lineRule="auto"/>
-            </w:pPr>
-            <w:r>
-              <w:rPr>
-                <w:color w:val="000000"/>
-                <w:sz w:val="17"/>
-                <w:szCs w:val="18"/>
-              </w:rPr>
-              <w:t>Phrase order 0.75</w:t>
+            <w:r>
+              <w:t>That local row reports not_assessed_query_longer_than_source with null match measurements. Other local rows and the provider continue.</w:t>
             </w:r>
           </w:p>
         </w:tc>
@@ -17926,7 +18025,7 @@
         <w:spacing w:line="276" w:lineRule="auto"/>
       </w:pPr>
       <w:r>
-        <w:t>Shared harmony is common across unrelated songs, so similarity indicates musical relatedness, never copying, direction or authorship. Fixed phrases stand in for detected section boundaries until detection can be evaluated on annotated recordings.</w:t>
+        <w:t>Shared harmony is common across unrelated songs. Global support within this experimental profile indicates bounded musical correspondence, not copying, authorship, historical direction or provenance. Acoustic sections can be missed or fragmented, and local relationships have not been independently calibrated. Legacy phrase labels do not identify repeated detected sections.</w:t>
       </w:r>
     </w:p>
     <w:p>
@@ -17937,6 +18036,9 @@
       </w:pPr>
       <w:bookmarkStart w:id="25" w:name="ManualSection26"/>
       <w:r>
+        <w:rPr>
+          <w:color w:val="000000"/>
+        </w:rPr>
         <w:t>Results</w:t>
       </w:r>
       <w:bookmarkEnd w:id="25"/>
@@ -18357,9 +18459,30 @@
       </w:pPr>
       <w:bookmarkStart w:id="26" w:name="ManualSection27"/>
       <w:r>
+        <w:rPr>
+          <w:color w:val="000000"/>
+        </w:rPr>
         <w:t>Verification and interpretation</w:t>
       </w:r>
       <w:bookmarkEnd w:id="26"/>
+    </w:p>
+    <w:p>
+      <w:pPr/>
+      <w:r>
+        <w:t>The local audio policy is audio-observations-bounded-v2, version 2. audfprint adapter 1.2 uses density 40, the existing five-token-pair candidate floor, at least 1 second of token-neighbourhood windows and a peak at least 10 times the mean feasible-bin background for support_assessment=supported_within_profile. Other candidates remain candidate_only. Support is restricted to the tested density, sample rate, support window and offset bin. Windows are not verified continuous matched durations; weak sources in a mix can still be missed.</w:t>
+      </w:r>
+    </w:p>
+    <w:p>
+      <w:pPr/>
+      <w:r>
+        <w:t>The calibration record in docs/AUDIO_CALIBRATION_2026-10-20.md separates development, later regression and subsequent semantic validation. The first held-out Lumina run exposed a supported tempo error; those cases became regression-only for version two. The revised tempo/pitch test used DSP derivatives from eight SALAMI families whose derived results had not been used for tuning, although the recordings had been used for the separate section test.</w:t>
+      </w:r>
+    </w:p>
+    <w:p>
+      <w:pPr/>
+      <w:r>
+        <w:t>Version-two semantic validation contained 72 derivative cases: 57 supported and 15 abstained. Supported pitch estimates were correct in 57/57 cases, with maximum relative tempo error 1.27%; none of 29 controls was supported. These limited counts do not establish population accuracy. On the eight-recording section test, macro boundary F at 3-second tolerance improved from 0.339 for fixed phrases to 0.538 for acoustic novelty. Fingerprint support on the original four held-out Lumina families improved from 14/16 to 15/16 at density 40, with one weak mixture source still missed. Always report abstentions and sample counts alongside accuracy.</w:t>
+      </w:r>
     </w:p>
     <w:p>
       <w:pPr>
@@ -18426,12 +18549,562 @@
     </w:p>
     <w:p>
       <w:pPr>
+        <w:pStyle w:val="Heading2"/>
+        <w:keepNext/>
+        <w:keepLines/>
+        <w:rPr/>
+      </w:pPr>
+      <w:bookmarkStart w:id="300" w:name="ManualSection43"/>
+      <w:r>
+        <w:rPr>
+          <w:color w:val="000000"/>
+        </w:rPr>
+        <w:t xml:space="preserve">Calibration status and false-match benchmark</w:t>
+      </w:r>
+      <w:bookmarkEnd w:id="300"/>
+    </w:p>
+    <w:p>
+      <w:pPr>
+        <w:spacing w:line="276" w:lineRule="auto"/>
+        <w:rPr/>
+      </w:pPr>
+      <w:r>
+        <w:t xml:space="preserve">Every audio diagnostic row carries a calibration object read from policies/audio_calibration_status.json: a status, a summary with case counts, the transforms tested and not tested, and false_match_rates. audfprint and music_semantics have status bounded_calibration; SpectroMap, librosa and fingerprint agreement are exploratory_uncalibrated. audio_diagnostic_summary records the SHA-256 of the status file. The frozen audio_calibration_profile.json and its gates are unchanged, so this information explains results without changing them.</w:t>
+      </w:r>
+    </w:p>
+    <w:p>
+      <w:pPr>
+        <w:spacing w:line="276" w:lineRule="auto"/>
+        <w:rPr/>
+      </w:pPr>
+      <w:r>
+        <w:t xml:space="preserve">A provider that ran but could not conclude because the audio offered too little to compare (silent signal, too few landmarks, peaks or spectral frames, or channel cancellation) is reported as AUDIO_INSUFFICIENT_SUPPORT with outcome insufficient_support. AUDIO_DIAGNOSTIC_UNAVAILABLE with outcome not_run remains for providers that did not run. music_semantics reports not_assessed_query_longer_than_source and not_assessed_local_match_failed instead of failing the provider.</w:t>
+      </w:r>
+    </w:p>
+    <w:p>
+      <w:pPr>
+        <w:spacing w:line="276" w:lineRule="auto"/>
+        <w:rPr/>
+      </w:pPr>
+      <w:r>
+        <w:t xml:space="preserve">benchmarks/false_match.py runs unrelated-but-similar pairs through the real evaluator as derived_from relationships. The manifest benchmarks/false_match_lumina_2026-10-21.json pins 25 Lumina clips by SHA-256 and defines 23 pairs; shared-loop targets are mixed deterministically. docs/FALSE_MATCH_BENCHMARK_2026-10-21.md records the method and results.</w:t>
+      </w:r>
+    </w:p>
+    <w:tbl>
+      <w:tblPr>
+        <w:tblW w:w="9638" w:type="dxa"/>
+        <w:tblBorders>
+          <w:top w:val="single" w:sz="4" w:space="0" w:color="D9D9D9"/>
+          <w:left w:val="single" w:sz="4" w:space="0" w:color="D9D9D9"/>
+          <w:bottom w:val="single" w:sz="4" w:space="0" w:color="D9D9D9"/>
+          <w:right w:val="single" w:sz="4" w:space="0" w:color="D9D9D9"/>
+          <w:insideH w:val="single" w:sz="4" w:space="0" w:color="D9D9D9"/>
+          <w:insideV w:val="single" w:sz="4" w:space="0" w:color="D9D9D9"/>
+        </w:tblBorders>
+        <w:tblLayout w:type="fixed"/>
+        <w:tblCellMar>
+          <w:top w:w="75" w:type="dxa"/>
+          <w:left w:w="95" w:type="dxa"/>
+          <w:bottom w:w="75" w:type="dxa"/>
+          <w:right w:w="95" w:type="dxa"/>
+        </w:tblCellMar>
+        <w:tblLook w:val="04A0" w:firstRow="1" w:lastRow="0" w:firstColumn="1" w:lastColumn="0" w:noHBand="0" w:noVBand="1"/>
+      </w:tblPr>
+      <w:tblGrid>
+        <w:gridCol w:w="2900"/>
+        <w:gridCol w:w="900"/>
+        <w:gridCol w:w="5838"/>
+      </w:tblGrid>
+      <w:tr>
+        <w:trPr>
+          <w:cantSplit/>
+          <w:tblHeader/>
+        </w:trPr>
+        <w:tc>
+          <w:tcPr>
+            <w:tcW w:w="2900" w:type="dxa"/>
+            <w:tcBorders>
+              <w:top w:val="single" w:sz="4" w:space="0" w:color="1F3A5F"/>
+              <w:left w:val="single" w:sz="4" w:space="0" w:color="1F3A5F"/>
+              <w:bottom w:val="single" w:sz="4" w:space="0" w:color="1F3A5F"/>
+              <w:right w:val="single" w:sz="4" w:space="0" w:color="1F3A5F"/>
+            </w:tcBorders>
+            <w:shd w:val="clear" w:color="auto" w:fill="1F3A5F"/>
+            <w:tcMar>
+              <w:top w:w="70" w:type="dxa"/>
+              <w:left w:w="110" w:type="dxa"/>
+              <w:bottom w:w="70" w:type="dxa"/>
+              <w:right w:w="110" w:type="dxa"/>
+            </w:tcMar>
+            <w:vAlign w:val="center"/>
+          </w:tcPr>
+          <w:p>
+            <w:pPr>
+              <w:keepNext/>
+              <w:keepLines/>
+              <w:spacing w:after="40" w:line="254" w:lineRule="auto"/>
+              <w:rPr/>
+            </w:pPr>
+            <w:r>
+              <w:rPr>
+                <w:b/>
+                <w:bCs/>
+                <w:color w:val="FFFFFF"/>
+                <w:sz w:val="17"/>
+                <w:szCs w:val="18"/>
+              </w:rPr>
+              <w:t xml:space="preserve">Category</w:t>
+            </w:r>
+          </w:p>
+        </w:tc>
+        <w:tc>
+          <w:tcPr>
+            <w:tcW w:w="900" w:type="dxa"/>
+            <w:tcBorders>
+              <w:top w:val="single" w:sz="4" w:space="0" w:color="1F3A5F"/>
+              <w:left w:val="single" w:sz="4" w:space="0" w:color="1F3A5F"/>
+              <w:bottom w:val="single" w:sz="4" w:space="0" w:color="1F3A5F"/>
+              <w:right w:val="single" w:sz="4" w:space="0" w:color="1F3A5F"/>
+            </w:tcBorders>
+            <w:shd w:val="clear" w:color="auto" w:fill="1F3A5F"/>
+            <w:tcMar>
+              <w:top w:w="70" w:type="dxa"/>
+              <w:left w:w="110" w:type="dxa"/>
+              <w:bottom w:w="70" w:type="dxa"/>
+              <w:right w:w="110" w:type="dxa"/>
+            </w:tcMar>
+            <w:vAlign w:val="center"/>
+          </w:tcPr>
+          <w:p>
+            <w:pPr>
+              <w:keepNext/>
+              <w:keepLines/>
+              <w:spacing w:after="40" w:line="254" w:lineRule="auto"/>
+              <w:rPr/>
+            </w:pPr>
+            <w:r>
+              <w:rPr>
+                <w:b/>
+                <w:bCs/>
+                <w:color w:val="FFFFFF"/>
+                <w:sz w:val="17"/>
+                <w:szCs w:val="18"/>
+              </w:rPr>
+              <w:t xml:space="preserve">Pairs</w:t>
+            </w:r>
+          </w:p>
+        </w:tc>
+        <w:tc>
+          <w:tcPr>
+            <w:tcW w:w="5838" w:type="dxa"/>
+            <w:tcBorders>
+              <w:top w:val="single" w:sz="4" w:space="0" w:color="1F3A5F"/>
+              <w:left w:val="single" w:sz="4" w:space="0" w:color="1F3A5F"/>
+              <w:bottom w:val="single" w:sz="4" w:space="0" w:color="1F3A5F"/>
+              <w:right w:val="single" w:sz="4" w:space="0" w:color="1F3A5F"/>
+            </w:tcBorders>
+            <w:shd w:val="clear" w:color="auto" w:fill="1F3A5F"/>
+            <w:tcMar>
+              <w:top w:w="70" w:type="dxa"/>
+              <w:left w:w="110" w:type="dxa"/>
+              <w:bottom w:w="70" w:type="dxa"/>
+              <w:right w:w="110" w:type="dxa"/>
+            </w:tcMar>
+            <w:vAlign w:val="center"/>
+          </w:tcPr>
+          <w:p>
+            <w:pPr>
+              <w:keepNext/>
+              <w:keepLines/>
+              <w:spacing w:after="40" w:line="254" w:lineRule="auto"/>
+              <w:rPr/>
+            </w:pPr>
+            <w:r>
+              <w:rPr>
+                <w:b/>
+                <w:bCs/>
+                <w:color w:val="FFFFFF"/>
+                <w:sz w:val="17"/>
+                <w:szCs w:val="18"/>
+              </w:rPr>
+              <w:t xml:space="preserve">Observed result</w:t>
+            </w:r>
+          </w:p>
+        </w:tc>
+      </w:tr>
+      <w:tr>
+        <w:trPr>
+          <w:cantSplit/>
+        </w:trPr>
+        <w:tc>
+          <w:tcPr>
+            <w:tcW w:w="2900" w:type="dxa"/>
+            <w:shd w:val="clear" w:color="auto" w:fill="FFFFFF"/>
+            <w:vAlign w:val="center"/>
+          </w:tcPr>
+          <w:p>
+            <w:pPr>
+              <w:keepNext/>
+              <w:keepLines/>
+              <w:spacing w:after="40" w:line="254" w:lineRule="auto"/>
+              <w:rPr/>
+            </w:pPr>
+            <w:r>
+              <w:rPr>
+                <w:color w:val="000000"/>
+                <w:sz w:val="17"/>
+              </w:rPr>
+              <w:t xml:space="preserve">Same genre, tempo and key</w:t>
+            </w:r>
+          </w:p>
+        </w:tc>
+        <w:tc>
+          <w:tcPr>
+            <w:tcW w:w="900" w:type="dxa"/>
+            <w:shd w:val="clear" w:color="auto" w:fill="FFFFFF"/>
+            <w:vAlign w:val="center"/>
+          </w:tcPr>
+          <w:p>
+            <w:pPr>
+              <w:keepNext/>
+              <w:keepLines/>
+              <w:spacing w:after="40" w:line="254" w:lineRule="auto"/>
+              <w:rPr/>
+            </w:pPr>
+            <w:r>
+              <w:rPr>
+                <w:color w:val="000000"/>
+                <w:sz w:val="17"/>
+              </w:rPr>
+              <w:t xml:space="preserve">5</w:t>
+            </w:r>
+          </w:p>
+        </w:tc>
+        <w:tc>
+          <w:tcPr>
+            <w:tcW w:w="5838" w:type="dxa"/>
+            <w:shd w:val="clear" w:color="auto" w:fill="FFFFFF"/>
+            <w:vAlign w:val="center"/>
+          </w:tcPr>
+          <w:p>
+            <w:pPr>
+              <w:keepNext/>
+              <w:keepLines/>
+              <w:spacing w:after="40" w:line="254" w:lineRule="auto"/>
+              <w:rPr/>
+            </w:pPr>
+            <w:r>
+              <w:rPr>
+                <w:color w:val="000000"/>
+                <w:sz w:val="17"/>
+              </w:rPr>
+              <w:t xml:space="preserve">No audfprint, fingerprint-agreement or music_semantics match.</w:t>
+            </w:r>
+          </w:p>
+        </w:tc>
+      </w:tr>
+      <w:tr>
+        <w:trPr>
+          <w:cantSplit/>
+        </w:trPr>
+        <w:tc>
+          <w:tcPr>
+            <w:tcW w:w="2900" w:type="dxa"/>
+            <w:shd w:val="clear" w:color="auto" w:fill="FFFFFF"/>
+            <w:vAlign w:val="center"/>
+          </w:tcPr>
+          <w:p>
+            <w:pPr>
+              <w:keepNext/>
+              <w:keepLines/>
+              <w:spacing w:after="40" w:line="254" w:lineRule="auto"/>
+              <w:rPr/>
+            </w:pPr>
+            <w:r>
+              <w:rPr>
+                <w:color w:val="000000"/>
+                <w:sz w:val="17"/>
+              </w:rPr>
+              <w:t xml:space="preserve">Same-prompt regeneration</w:t>
+            </w:r>
+          </w:p>
+        </w:tc>
+        <w:tc>
+          <w:tcPr>
+            <w:tcW w:w="900" w:type="dxa"/>
+            <w:shd w:val="clear" w:color="auto" w:fill="FFFFFF"/>
+            <w:vAlign w:val="center"/>
+          </w:tcPr>
+          <w:p>
+            <w:pPr>
+              <w:keepNext/>
+              <w:keepLines/>
+              <w:spacing w:after="40" w:line="254" w:lineRule="auto"/>
+              <w:rPr/>
+            </w:pPr>
+            <w:r>
+              <w:rPr>
+                <w:color w:val="000000"/>
+                <w:sz w:val="17"/>
+              </w:rPr>
+              <w:t xml:space="preserve">4</w:t>
+            </w:r>
+          </w:p>
+        </w:tc>
+        <w:tc>
+          <w:tcPr>
+            <w:tcW w:w="5838" w:type="dxa"/>
+            <w:shd w:val="clear" w:color="auto" w:fill="FFFFFF"/>
+            <w:vAlign w:val="center"/>
+          </w:tcPr>
+          <w:p>
+            <w:pPr>
+              <w:keepNext/>
+              <w:keepLines/>
+              <w:spacing w:after="40" w:line="254" w:lineRule="auto"/>
+              <w:rPr/>
+            </w:pPr>
+            <w:r>
+              <w:rPr>
+                <w:color w:val="000000"/>
+                <w:sz w:val="17"/>
+              </w:rPr>
+              <w:t xml:space="preserve">No match from any of the three.</w:t>
+            </w:r>
+          </w:p>
+        </w:tc>
+      </w:tr>
+      <w:tr>
+        <w:trPr>
+          <w:cantSplit/>
+        </w:trPr>
+        <w:tc>
+          <w:tcPr>
+            <w:tcW w:w="2900" w:type="dxa"/>
+            <w:shd w:val="clear" w:color="auto" w:fill="FFFFFF"/>
+            <w:vAlign w:val="center"/>
+          </w:tcPr>
+          <w:p>
+            <w:pPr>
+              <w:keepNext/>
+              <w:keepLines/>
+              <w:spacing w:after="40" w:line="254" w:lineRule="auto"/>
+              <w:rPr/>
+            </w:pPr>
+            <w:r>
+              <w:rPr>
+                <w:color w:val="000000"/>
+                <w:sz w:val="17"/>
+              </w:rPr>
+              <w:t xml:space="preserve">Cover prompts, melody unverified</w:t>
+            </w:r>
+          </w:p>
+        </w:tc>
+        <w:tc>
+          <w:tcPr>
+            <w:tcW w:w="900" w:type="dxa"/>
+            <w:shd w:val="clear" w:color="auto" w:fill="FFFFFF"/>
+            <w:vAlign w:val="center"/>
+          </w:tcPr>
+          <w:p>
+            <w:pPr>
+              <w:keepNext/>
+              <w:keepLines/>
+              <w:spacing w:after="40" w:line="254" w:lineRule="auto"/>
+              <w:rPr/>
+            </w:pPr>
+            <w:r>
+              <w:rPr>
+                <w:color w:val="000000"/>
+                <w:sz w:val="17"/>
+              </w:rPr>
+              <w:t xml:space="preserve">6</w:t>
+            </w:r>
+          </w:p>
+        </w:tc>
+        <w:tc>
+          <w:tcPr>
+            <w:tcW w:w="5838" w:type="dxa"/>
+            <w:shd w:val="clear" w:color="auto" w:fill="FFFFFF"/>
+            <w:vAlign w:val="center"/>
+          </w:tcPr>
+          <w:p>
+            <w:pPr>
+              <w:keepNext/>
+              <w:keepLines/>
+              <w:spacing w:after="40" w:line="254" w:lineRule="auto"/>
+              <w:rPr/>
+            </w:pPr>
+            <w:r>
+              <w:rPr>
+                <w:color w:val="000000"/>
+                <w:sz w:val="17"/>
+              </w:rPr>
+              <w:t xml:space="preserve">No fingerprint match; semantics supported 0/6. Left unclassified because the requested melodies were not found in the generated audio.</w:t>
+            </w:r>
+          </w:p>
+        </w:tc>
+      </w:tr>
+      <w:tr>
+        <w:trPr>
+          <w:cantSplit/>
+        </w:trPr>
+        <w:tc>
+          <w:tcPr>
+            <w:tcW w:w="2900" w:type="dxa"/>
+            <w:shd w:val="clear" w:color="auto" w:fill="FFFFFF"/>
+            <w:vAlign w:val="center"/>
+          </w:tcPr>
+          <w:p>
+            <w:pPr>
+              <w:keepNext/>
+              <w:keepLines/>
+              <w:spacing w:after="40" w:line="254" w:lineRule="auto"/>
+              <w:rPr/>
+            </w:pPr>
+            <w:r>
+              <w:rPr>
+                <w:color w:val="000000"/>
+                <w:sz w:val="17"/>
+              </w:rPr>
+              <w:t xml:space="preserve">Shared drum loop, gain 0.5</w:t>
+            </w:r>
+          </w:p>
+        </w:tc>
+        <w:tc>
+          <w:tcPr>
+            <w:tcW w:w="900" w:type="dxa"/>
+            <w:shd w:val="clear" w:color="auto" w:fill="FFFFFF"/>
+            <w:vAlign w:val="center"/>
+          </w:tcPr>
+          <w:p>
+            <w:pPr>
+              <w:keepNext/>
+              <w:keepLines/>
+              <w:spacing w:after="40" w:line="254" w:lineRule="auto"/>
+              <w:rPr/>
+            </w:pPr>
+            <w:r>
+              <w:rPr>
+                <w:color w:val="000000"/>
+                <w:sz w:val="17"/>
+              </w:rPr>
+              <w:t xml:space="preserve">4</w:t>
+            </w:r>
+          </w:p>
+        </w:tc>
+        <w:tc>
+          <w:tcPr>
+            <w:tcW w:w="5838" w:type="dxa"/>
+            <w:shd w:val="clear" w:color="auto" w:fill="FFFFFF"/>
+            <w:vAlign w:val="center"/>
+          </w:tcPr>
+          <w:p>
+            <w:pPr>
+              <w:keepNext/>
+              <w:keepLines/>
+              <w:spacing w:after="40" w:line="254" w:lineRule="auto"/>
+              <w:rPr/>
+            </w:pPr>
+            <w:r>
+              <w:rPr>
+                <w:color w:val="000000"/>
+                <w:sz w:val="17"/>
+              </w:rPr>
+              <w:t xml:space="preserve">audfprint and agreement detected the loop in 1/4 at the inserted offset; semantics 0/4.</w:t>
+            </w:r>
+          </w:p>
+        </w:tc>
+      </w:tr>
+      <w:tr>
+        <w:trPr>
+          <w:cantSplit/>
+        </w:trPr>
+        <w:tc>
+          <w:tcPr>
+            <w:tcW w:w="2900" w:type="dxa"/>
+            <w:shd w:val="clear" w:color="auto" w:fill="FFFFFF"/>
+            <w:vAlign w:val="center"/>
+          </w:tcPr>
+          <w:p>
+            <w:pPr>
+              <w:keepLines/>
+              <w:spacing w:after="40" w:line="254" w:lineRule="auto"/>
+              <w:rPr/>
+            </w:pPr>
+            <w:r>
+              <w:rPr>
+                <w:color w:val="000000"/>
+                <w:sz w:val="17"/>
+              </w:rPr>
+              <w:t xml:space="preserve">Shared drum loop, gain 1.0</w:t>
+            </w:r>
+          </w:p>
+        </w:tc>
+        <w:tc>
+          <w:tcPr>
+            <w:tcW w:w="900" w:type="dxa"/>
+            <w:shd w:val="clear" w:color="auto" w:fill="FFFFFF"/>
+            <w:vAlign w:val="center"/>
+          </w:tcPr>
+          <w:p>
+            <w:pPr>
+              <w:keepLines/>
+              <w:spacing w:after="40" w:line="254" w:lineRule="auto"/>
+              <w:rPr/>
+            </w:pPr>
+            <w:r>
+              <w:rPr>
+                <w:color w:val="000000"/>
+                <w:sz w:val="17"/>
+              </w:rPr>
+              <w:t xml:space="preserve">4</w:t>
+            </w:r>
+          </w:p>
+        </w:tc>
+        <w:tc>
+          <w:tcPr>
+            <w:tcW w:w="5838" w:type="dxa"/>
+            <w:shd w:val="clear" w:color="auto" w:fill="FFFFFF"/>
+            <w:vAlign w:val="center"/>
+          </w:tcPr>
+          <w:p>
+            <w:pPr>
+              <w:keepLines/>
+              <w:spacing w:after="40" w:line="254" w:lineRule="auto"/>
+              <w:rPr/>
+            </w:pPr>
+            <w:r>
+              <w:rPr>
+                <w:color w:val="000000"/>
+                <w:sz w:val="17"/>
+              </w:rPr>
+              <w:t xml:space="preserve">audfprint and agreement detected the loop in 4/4 at the inserted offset; semantics 0/4.</w:t>
+            </w:r>
+          </w:p>
+        </w:tc>
+      </w:tr>
+    </w:tbl>
+    <w:p>
+      <w:pPr>
+        <w:spacing w:before="120"/>
+        <w:rPr/>
+      </w:pPr>
+      <w:r>
+        <w:t xml:space="preserve">A shared loop is real shared audio, so a fingerprint detection is correct but does not show that one song derives from the other. These are case counts on a small Lumina sample, not population false-positive rates. Real covers, pitch-shifted and time-stretched fingerprint queries remain untested.</w:t>
+      </w:r>
+    </w:p>
+    <w:p>
+      <w:pPr>
         <w:pStyle w:val="Heading1"/>
         <w:keepNext/>
         <w:keepLines/>
       </w:pPr>
       <w:bookmarkStart w:id="27" w:name="ManualSection28"/>
       <w:r>
+        <w:rPr>
+          <w:color w:val="000000"/>
+        </w:rPr>
         <w:t>7 Four Output Axes</w:t>
       </w:r>
       <w:bookmarkEnd w:id="27"/>
@@ -18452,6 +19125,9 @@
       </w:pPr>
       <w:bookmarkStart w:id="28" w:name="ManualSection29"/>
       <w:r>
+        <w:rPr>
+          <w:color w:val="000000"/>
+        </w:rPr>
         <w:t>Common axis attributes</w:t>
       </w:r>
       <w:bookmarkEnd w:id="28"/>
@@ -19038,6 +19714,9 @@
       </w:pPr>
       <w:bookmarkStart w:id="29" w:name="ManualSection30"/>
       <w:r>
+        <w:rPr>
+          <w:color w:val="000000"/>
+        </w:rPr>
         <w:t>Completeness</w:t>
       </w:r>
       <w:bookmarkEnd w:id="29"/>
@@ -19065,6 +19744,9 @@
         <w:keepLines/>
       </w:pPr>
       <w:r>
+        <w:rPr>
+          <w:color w:val="000000"/>
+        </w:rPr>
         <w:lastRenderedPageBreak/>
         <w:t>Workflow selection</w:t>
       </w:r>
@@ -19880,7 +20562,7 @@
     </w:p>
     <w:p>
       <w:r>
-        <w:t xml:space="preserve">The policy uses metadata/generation-record in some AI evidence expectations, while domain.py registers text/generation-record. The evaluator does not alias these names. This release therefore cannot satisfy those expectations merely by submitting the registered text type; align the registry and policy in a future code change. Similarly, policy notes for custom_or_unknown_workflow recommend cautious interpretation, but no automatic custom-workflow availability downgrade is implemented.</w:t>
+        <w:t>The workflow policy now uses the registered text/generation-record type for AI generation records. The policy loader rejects unknown artefact types rather than leaving an impossible expectation in place. A bound generation record can satisfy the applicable conditional presence rule; presence does not verify its contents. Notes for custom_or_unknown_workflow recommend cautious interpretation, but no automatic custom-workflow availability downgrade is implemented.</w:t>
       </w:r>
     </w:p>
     <w:p>
@@ -19891,6 +20573,9 @@
       </w:pPr>
       <w:bookmarkStart w:id="30" w:name="ManualSection31"/>
       <w:r>
+        <w:rPr>
+          <w:color w:val="000000"/>
+        </w:rPr>
         <w:t>Integrity</w:t>
       </w:r>
       <w:bookmarkEnd w:id="30"/>
@@ -20243,17 +20928,8 @@
             <w:vAlign w:val="center"/>
           </w:tcPr>
           <w:p>
-            <w:pPr>
-              <w:keepNext/>
-              <w:keepLines/>
-              <w:spacing w:after="40" w:line="254" w:lineRule="auto"/>
-            </w:pPr>
-            <w:r>
-              <w:rPr>
-                <w:color w:val="000000"/>
-                <w:sz w:val="17"/>
-              </w:rPr>
-              <w:t>Source time ordering, endpoint end bounds and input/output sample rate or bit depth.</w:t>
+            <w:r>
+              <w:t>Source and target time validity, order and bounds, plus input/output sample rate or bit depth. Extra successful validation-only checks do not add votes.</w:t>
             </w:r>
           </w:p>
         </w:tc>
@@ -20316,18 +20992,8 @@
             <w:vAlign w:val="center"/>
           </w:tcPr>
           <w:p>
-            <w:pPr>
-              <w:keepNext/>
-              <w:keepLines/>
-              <w:spacing w:after="40" w:line="254" w:lineRule="auto"/>
-            </w:pPr>
-            <w:r>
-              <w:rPr>
-                <w:color w:val="000000"/>
-                <w:sz w:val="17"/>
-                <w:szCs w:val="18"/>
-              </w:rPr>
-              <w:t>Passed / assessed checks, each with an evidence tier</w:t>
+            <w:r>
+              <w:t>Passed / assessed scored facts, one per rule and subject</w:t>
             </w:r>
           </w:p>
         </w:tc>
@@ -20592,6 +21258,9 @@
         <w:keepLines/>
       </w:pPr>
       <w:r>
+        <w:rPr>
+          <w:color w:val="000000"/>
+        </w:rPr>
         <w:t>Weighting and withholding</w:t>
       </w:r>
     </w:p>
@@ -20600,7 +21269,19 @@
         <w:spacing w:line="276" w:lineRule="auto"/>
       </w:pPr>
       <w:r>
-        <w:t xml:space="preserve">policies/scoring_profile.json supplies explicit configuration; weights are not learned or changed automatically from the submitted audio. The default-v2 profile uses weight 1.0 for each of the three eligible layers. Each layer value is its passed Boolean checks divided by its assessed Boolean checks. passed=null or a missing Boolean is excluded. A layer with no assessed Boolean checks has value null. Any failed Boolean makes the layer status contradicted, even when its numeric pass fraction is greater than zero.</w:t>
+        <w:t>policies/scoring_profile.json supplies explicit configuration; weights are not learned or changed automatically from the submitted audio. The default-v4 profile uses weight 1.0 for each eligible layer. File and declaration values are their passed Boolean checks divided by assessed Boolean checks. Cross-evidence uses passed scored facts divided by assessed scored facts. passed=null or a missing Boolean is excluded. A layer with no assessed inputs has value null; any failed scored input marks that layer contradicted.</w:t>
+      </w:r>
+    </w:p>
+    <w:p>
+      <w:pPr/>
+      <w:r>
+        <w:t>aggregate_cross_evidence groups observations by rule and available subject identity, such as audio, asset, source or target hashes. Document hashes, cue/selection labels and AAF mob names do not create extra votes for the same subject. One failed observation makes the grouped fact false even if correct copies outnumber it. For example, one sound report has a wrong timecode and 30 cosmetically different copies have the correct timecode: that recording/timecode fact still fails once. Raw observations remain in cross_evidence; cross_evidence_scored_facts records fact_id, observation indices, assessed tiers, conflicting outcomes and the representative check. Unidentified subjects remain separate unless the rule explicitly uses a collection scope.</w:t>
+      </w:r>
+    </w:p>
+    <w:p>
+      <w:pPr/>
+      <w:r>
+        <w:t>Hash binding confirms that submitted bytes match the declared digest, not who created them or when. A submitter can alter a WAV and compute a new matching hash. Equal layer weights therefore describe a consistency policy, not equal or calibrated probabilities of authenticity. The file-layer rationale in the current policy is explanatory text and does not authenticate origin.</w:t>
       </w:r>
     </w:p>
     <w:p>
@@ -20610,7 +21291,7 @@
     </w:p>
     <w:p>
       <w:r>
-        <w:t xml:space="preserve">With the shipped withholding rule, a numeric value is permitted if any assessed contributing check fails, or if at least two layers are populated and at least one Boolean cross-evidence check belongs to signed_attestation or recorder_metadata. The contradiction route also applies to ordinary failed rules, regardless of tier. An assessed permitted-tier check satisfies the support condition whether it passes or fails; a failure already meets the contradiction route.</w:t>
+        <w:t>With the shipped withholding rule, a numeric value normally requires at least two populated contributing layers and an assessed cross-evidence fact whose assessed_evidence_tiers includes signed_attestation or recorder_metadata. Such a fact qualifies whether it passes or fails, because the gate concerns available comparisons, not a positive authenticity verdict. An ordinary failure alone never bypasses the gate. With release_capped_value_on_severe_contradiction=true, an assessed failure of a configured severe rule releases min(M, 0.25), even when layer count or qualifying support would otherwise withhold the value.</w:t>
       </w:r>
     </w:p>
     <w:p>
@@ -20836,17 +21517,8 @@
             <w:vAlign w:val="center"/>
           </w:tcPr>
           <w:p>
-            <w:pPr>
-              <w:keepNext/>
-              <w:keepLines/>
-              <w:spacing w:after="40" w:line="254" w:lineRule="auto"/>
-            </w:pPr>
-            <w:r>
-              <w:rPr>
-                <w:color w:val="000000"/>
-                <w:sz w:val="17"/>
-              </w:rPr>
-              <w:t>Positive integer; contradiction permits a value independently of this threshold.</w:t>
+            <w:r>
+              <w:t>Positive integer. The default severe-contradiction release can bypass this threshold; ordinary contradictions cannot.</w:t>
             </w:r>
           </w:p>
         </w:tc>
@@ -20862,17 +21534,8 @@
             <w:vAlign w:val="center"/>
           </w:tcPr>
           <w:p>
-            <w:pPr>
-              <w:keepNext/>
-              <w:keepLines/>
-              <w:spacing w:after="40" w:line="254" w:lineRule="auto"/>
-            </w:pPr>
-            <w:r>
-              <w:rPr>
-                <w:color w:val="000000"/>
-                <w:sz w:val="17"/>
-              </w:rPr>
-              <w:t>require_substantive_support_or_contradiction</w:t>
+            <w:r>
+              <w:t>require_substantive_support</w:t>
             </w:r>
           </w:p>
         </w:tc>
@@ -20904,17 +21567,8 @@
             <w:vAlign w:val="center"/>
           </w:tcPr>
           <w:p>
-            <w:pPr>
-              <w:keepNext/>
-              <w:keepLines/>
-              <w:spacing w:after="40" w:line="254" w:lineRule="auto"/>
-            </w:pPr>
-            <w:r>
-              <w:rPr>
-                <w:color w:val="000000"/>
-                <w:sz w:val="17"/>
-              </w:rPr>
-              <w:t xml:space="preserve">Boolean. false removes the support-tier condition, but retains the layer-count threshold.</w:t>
+            <w:r>
+              <w:t>Boolean. false removes the qualifying-tier support condition, retaining the layer-count threshold. The legacy key is an alias; it no longer permits ordinary-contradiction release.</w:t>
             </w:r>
           </w:p>
         </w:tc>
@@ -20972,17 +21626,8 @@
             <w:vAlign w:val="center"/>
           </w:tcPr>
           <w:p>
-            <w:pPr>
-              <w:keepNext/>
-              <w:keepLines/>
-              <w:spacing w:after="40" w:line="254" w:lineRule="auto"/>
-            </w:pPr>
-            <w:r>
-              <w:rPr>
-                <w:color w:val="000000"/>
-                <w:sz w:val="17"/>
-              </w:rPr>
-              <w:t>Optional non-empty, distinct known tiers. Omitting the key restores the legacy any-tier cross-evidence condition.</w:t>
+            <w:r>
+              <w:t>Optional distinct known tiers. Applied to assessed tiers of scored facts; an unavailable higher-tier observation cannot promote a document-only fact.</w:t>
             </w:r>
           </w:p>
         </w:tc>
@@ -21116,6 +21761,47 @@
                 <w:sz w:val="17"/>
               </w:rPr>
               <w:t xml:space="preserve">Must be supplied together with a non-empty severe_contradiction_rules list, or both omitted to disable capping.</w:t>
+            </w:r>
+          </w:p>
+        </w:tc>
+      </w:tr>
+      <w:tr>
+        <w:trPr>
+          <w:cantSplit/>
+        </w:trPr>
+        <w:tc>
+          <w:tcPr>
+            <w:tcW w:w="4032" w:type="dxa"/>
+            <w:shd w:val="clear" w:color="auto" w:fill="EDF3F9"/>
+            <w:vAlign w:val="center"/>
+          </w:tcPr>
+          <w:p>
+            <w:r>
+              <w:t>release_capped_value_on_severe_contradiction</w:t>
+            </w:r>
+          </w:p>
+        </w:tc>
+        <w:tc>
+          <w:tcPr>
+            <w:tcW w:w="2016" w:type="dxa"/>
+            <w:shd w:val="clear" w:color="auto" w:fill="EDF3F9"/>
+            <w:vAlign w:val="center"/>
+          </w:tcPr>
+          <w:p>
+            <w:r>
+              <w:t>true</w:t>
+            </w:r>
+          </w:p>
+        </w:tc>
+        <w:tc>
+          <w:tcPr>
+            <w:tcW w:w="3586" w:type="dxa"/>
+            <w:shd w:val="clear" w:color="auto" w:fill="EDF3F9"/>
+            <w:vAlign w:val="center"/>
+          </w:tcPr>
+          <w:p>
+            <w:r>
+              <w:t>An assessed severe failure can release min(M, cap) without qualifying support. Optional; false when omitted.</w:t>
             </w:r>
           </w:p>
         </w:tc>
@@ -21140,6 +21826,9 @@
         <w:keepLines/>
       </w:pPr>
       <w:r>
+        <w:rPr>
+          <w:color w:val="000000"/>
+        </w:rPr>
         <w:t>Evidence tiers</w:t>
       </w:r>
     </w:p>
@@ -21264,18 +21953,8 @@
             <w:vAlign w:val="center"/>
           </w:tcPr>
           <w:p>
-            <w:pPr>
-              <w:keepNext/>
-              <w:keepLines/>
-              <w:spacing w:after="40" w:line="254" w:lineRule="auto"/>
-            </w:pPr>
-            <w:r>
-              <w:rPr>
-                <w:b/>
-                <w:color w:val="FFFFFF"/>
-                <w:sz w:val="17"/>
-              </w:rPr>
-              <w:t>Effect under default-v2</w:t>
+            <w:r>
+              <w:t>Effect under default-v4</w:t>
             </w:r>
           </w:p>
         </w:tc>
@@ -21322,7 +22001,7 @@
                 <w:color w:val="000000"/>
                 <w:sz w:val="17"/>
               </w:rPr>
-              <w:t xml:space="preserve">C2PA record with SDK validation_state Valid or Trusted.</w:t>
+              <w:t xml:space="preserve">C2PA claim from a signer on a pinned trust list (trusted_c2pa or trusted_legacy_itl), or an AI-generation label from any valid signature or a known AI signer (asymmetric trust, Section 8).</w:t>
             </w:r>
           </w:p>
         </w:tc>
@@ -21456,7 +22135,21 @@
                 <w:color w:val="000000"/>
                 <w:sz w:val="17"/>
               </w:rPr>
-              <w:t>Document, MIDI or unverified C2PA comparisons against the graph, declarations or file properties.</w:t>
+              <w:t xml:space="preserve">Document, MIDI or </w:t>
+            </w:r>
+            <w:r>
+              <w:rPr>
+                <w:color w:val="000000"/>
+                <w:sz w:val="17"/>
+              </w:rPr>
+              <w:t xml:space="preserve">untrusted, unclear or invalid C2PA</w:t>
+            </w:r>
+            <w:r>
+              <w:rPr>
+                <w:color w:val="000000"/>
+                <w:sz w:val="17"/>
+              </w:rPr>
+              <w:t xml:space="preserve"> comparisons against the graph, declarations or file properties.</w:t>
             </w:r>
           </w:p>
         </w:tc>
@@ -21492,7 +22185,7 @@
         <w:spacing w:line="276" w:lineRule="auto"/>
       </w:pPr>
       <w:r>
-        <w:t xml:space="preserve">Tiers describe the source category of each cross-evidence check, not the truth of a claim or a numeric reliability multiplier. The same sound report or AAF may yield recorder_metadata checks for recorder-field comparisons and submitter_document checks for other properties. A valid signature does not establish an impartial signer; recorder fields are not authenticated by SHA-256 alone. Submitter documents still contribute to the cross-evidence pass fraction and may reveal contradictions.</w:t>
+        <w:t>Tiers classify the source category of cross-evidence observations; they are not truth labels or numeric reliability multipliers. The same sound report or AAF may yield recorder_metadata and submitter_document checks. The release gate uses only tiers from assessed Boolean observations in each scored fact; raw evidence_tier_counts remain an observation count. Embedded metadata can still contribute to consistency and release. RECORDER_METADATA_ORIGIN_NOT_AUTHENTICATED is an informational, non-scoring finding explaining that field agreement and SHA-256 do not authenticate a recorder, event or author.</w:t>
       </w:r>
     </w:p>
     <w:p>
@@ -21502,6 +22195,9 @@
         <w:keepLines/>
       </w:pPr>
       <w:r>
+        <w:rPr>
+          <w:color w:val="000000"/>
+        </w:rPr>
         <w:t>Severe contradiction cap</w:t>
       </w:r>
     </w:p>
@@ -21510,7 +22206,7 @@
         <w:spacing w:line="276" w:lineRule="auto"/>
       </w:pPr>
       <w:r>
-        <w:t xml:space="preserve">When an assessed check with passed=false matches severe_contradiction_rules, Integrity is min(M, 0.25). The cap never raises a lower mean, does not alter confidence and does not force other axes to zero. A missing non-final mapping produces object_hash_bound passed=null and does not trigger the cap; a non-final object rejected after a hash or path problem can produce passed=false. A final-file binding failure stops assessment instead of returning a capped successful score.</w:t>
+        <w:t>When an assessed failure matches severe_contradiction_rules, the default-v4 profile releases Integrity=min(M, 0.25), including when qualifying support or the minimum populated-layer count is absent. The cap never raises a lower mean, changes confidence or forces other axes to zero. A missing non-final mapping has object_hash_bound passed=null; a non-final hash or path rejection can produce passed=false. A final binding failure stops assessment instead of returning a capped successful score.</w:t>
       </w:r>
     </w:p>
     <w:tbl>
@@ -21880,15 +22576,20 @@
     </w:p>
     <w:p>
       <w:pPr>
-        <w:rPr>
-          <w:ins w:id="91010" w:author="Denghj-jack" w:date="2026-10-21T00:00:00Z"/>
-        </w:rPr>
+        <w:rPr/>
       </w:pPr>
-      <w:ins w:id="91011" w:author="Denghj-jack" w:date="2026-10-21T00:00:00Z">
-        <w:r>
-          <w:t xml:space="preserve">final_c2pa_manifest_validates is an ordinary cross-evidence rule. When the C2PA SDK reports the final artefact's manifest as Invalid, the rule is assessed with passed=false and lists the failure codes. It is not in the severe set, so it lowers the cross-evidence pass fraction and marks Integrity contradicted without applying the cap. A file edited after signing that still carries its old manifest is treated the same way. Valid, Trusted, absent or unread manifests do not add this rule.</w:t>
-        </w:r>
-      </w:ins>
+      <w:r>
+        <w:t>final_c2pa_manifest_validates is an ordinary cross-evidence rule. When the SDK reports the final artefact's manifest as Invalid, the rule is assessed with passed=false and lists the failure codes. Its failed fact lowers the cross-evidence pass fraction and marks Integrity contradicted, but it is not a configured severe rule and cannot by itself release a withheld value or apply the cap. Valid, Trusted, absent or unread manifests do not add this rule. An edited-after-signing file retaining the old manifest follows the same rule.</w:t>
+      </w:r>
+    </w:p>
+    <w:p>
+      <w:pPr>
+        <w:spacing w:line="276" w:lineRule="auto"/>
+        <w:rPr/>
+      </w:pPr>
+      <w:r>
+        <w:t xml:space="preserve">An unreadable final manifest (a C2PA chunk the SDK cannot read) withholds the Integrity value with release_reason final_attestation_unreadable unless a severe contradiction releases the capped value; an absent manifest has no effect. integrity_decision.qualifying_facts lists each fact that satisfied the support condition. Section 8 lists every C2PA state with its effects.</w:t>
+      </w:r>
     </w:p>
     <w:p>
       <w:pPr>
@@ -21897,12 +22598,15 @@
         <w:keepLines/>
       </w:pPr>
       <w:r>
+        <w:rPr>
+          <w:color w:val="000000"/>
+        </w:rPr>
         <w:t>Worked Integrity examples</w:t>
       </w:r>
     </w:p>
     <w:p>
       <w:r>
-        <w:t>The examples below apply the shipped equal weights and assume no later input-coverage downgrade. F, D and X denote the file, declaration and cross-evidence layer values. A dash means the layer is unpopulated; these are arithmetic examples, not measured provenance cases.</w:t>
+        <w:t>The examples below apply default-v4 with equal weights and no later input-coverage downgrade. F, D and X denote the file, declaration and cross-evidence values; X uses scored facts. A dash is an unpopulated layer. These are arithmetic examples, not measured provenance cases.</w:t>
       </w:r>
     </w:p>
     <w:tbl>
@@ -22037,16 +22741,7 @@
             <w:vAlign w:val="center"/>
           </w:tcPr>
           <w:p>
-            <w:pPr>
-              <w:keepNext/>
-              <w:keepLines/>
-              <w:spacing w:after="40" w:line="254" w:lineRule="auto"/>
-            </w:pPr>
-            <w:r>
-              <w:rPr>
-                <w:color w:val="000000"/>
-                <w:sz w:val="17"/>
-              </w:rPr>
+            <w:r>
               <w:t>1 / 1 / 1</w:t>
             </w:r>
           </w:p>
@@ -22058,17 +22753,8 @@
             <w:vAlign w:val="center"/>
           </w:tcPr>
           <w:p>
-            <w:pPr>
-              <w:keepNext/>
-              <w:keepLines/>
-              <w:spacing w:after="40" w:line="254" w:lineRule="auto"/>
-            </w:pPr>
-            <w:r>
-              <w:rPr>
-                <w:color w:val="000000"/>
-                <w:sz w:val="17"/>
-              </w:rPr>
-              <w:t xml:space="preserve">All cross-checks submitter_document; no failure</w:t>
+            <w:r>
+              <w:t>Only submitter_document facts; no failure</w:t>
             </w:r>
           </w:p>
         </w:tc>
@@ -22079,16 +22765,7 @@
             <w:vAlign w:val="center"/>
           </w:tcPr>
           <w:p>
-            <w:pPr>
-              <w:keepNext/>
-              <w:keepLines/>
-              <w:spacing w:after="40" w:line="254" w:lineRule="auto"/>
-            </w:pPr>
-            <w:r>
-              <w:rPr>
-                <w:color w:val="000000"/>
-                <w:sz w:val="17"/>
-              </w:rPr>
+            <w:r>
               <w:t>null, withheld</w:t>
             </w:r>
           </w:p>
@@ -22100,16 +22777,7 @@
             <w:vAlign w:val="center"/>
           </w:tcPr>
           <w:p>
-            <w:pPr>
-              <w:keepNext/>
-              <w:keepLines/>
-              <w:spacing w:after="40" w:line="254" w:lineRule="auto"/>
-            </w:pPr>
-            <w:r>
-              <w:rPr>
-                <w:color w:val="000000"/>
-                <w:sz w:val="17"/>
-              </w:rPr>
+            <w:r>
               <w:t>available; 0.800</w:t>
             </w:r>
           </w:p>
@@ -22126,16 +22794,7 @@
             <w:vAlign w:val="center"/>
           </w:tcPr>
           <w:p>
-            <w:pPr>
-              <w:keepNext/>
-              <w:keepLines/>
-              <w:spacing w:after="40" w:line="254" w:lineRule="auto"/>
-            </w:pPr>
-            <w:r>
-              <w:rPr>
-                <w:color w:val="000000"/>
-                <w:sz w:val="17"/>
-              </w:rPr>
+            <w:r>
               <w:t>1 / — / 1</w:t>
             </w:r>
           </w:p>
@@ -22147,17 +22806,8 @@
             <w:vAlign w:val="center"/>
           </w:tcPr>
           <w:p>
-            <w:pPr>
-              <w:keepNext/>
-              <w:keepLines/>
-              <w:spacing w:after="40" w:line="254" w:lineRule="auto"/>
-            </w:pPr>
-            <w:r>
-              <w:rPr>
-                <w:color w:val="000000"/>
-                <w:sz w:val="17"/>
-              </w:rPr>
-              <w:t>Permitted-tier cross-check assessed; no failure</w:t>
+            <w:r>
+              <w:t>Assessed permitted-tier fact; no failure</w:t>
             </w:r>
           </w:p>
         </w:tc>
@@ -22168,16 +22818,7 @@
             <w:vAlign w:val="center"/>
           </w:tcPr>
           <w:p>
-            <w:pPr>
-              <w:keepNext/>
-              <w:keepLines/>
-              <w:spacing w:after="40" w:line="254" w:lineRule="auto"/>
-            </w:pPr>
-            <w:r>
-              <w:rPr>
-                <w:color w:val="000000"/>
-                <w:sz w:val="17"/>
-              </w:rPr>
+            <w:r>
               <w:t>1.000</w:t>
             </w:r>
           </w:p>
@@ -22189,16 +22830,7 @@
             <w:vAlign w:val="center"/>
           </w:tcPr>
           <w:p>
-            <w:pPr>
-              <w:keepNext/>
-              <w:keepLines/>
-              <w:spacing w:after="40" w:line="254" w:lineRule="auto"/>
-            </w:pPr>
-            <w:r>
-              <w:rPr>
-                <w:color w:val="000000"/>
-                <w:sz w:val="17"/>
-              </w:rPr>
+            <w:r>
               <w:t>partial; 0.533</w:t>
             </w:r>
           </w:p>
@@ -22215,16 +22847,7 @@
             <w:vAlign w:val="center"/>
           </w:tcPr>
           <w:p>
-            <w:pPr>
-              <w:keepNext/>
-              <w:keepLines/>
-              <w:spacing w:after="40" w:line="254" w:lineRule="auto"/>
-            </w:pPr>
-            <w:r>
-              <w:rPr>
-                <w:color w:val="000000"/>
-                <w:sz w:val="17"/>
-              </w:rPr>
+            <w:r>
               <w:t>1 / 0.5 / —</w:t>
             </w:r>
           </w:p>
@@ -22236,17 +22859,8 @@
             <w:vAlign w:val="center"/>
           </w:tcPr>
           <w:p>
-            <w:pPr>
-              <w:keepNext/>
-              <w:keepLines/>
-              <w:spacing w:after="40" w:line="254" w:lineRule="auto"/>
-            </w:pPr>
-            <w:r>
-              <w:rPr>
-                <w:color w:val="000000"/>
-                <w:sz w:val="17"/>
-              </w:rPr>
-              <w:t>Ordinary relationship contradiction</w:t>
+            <w:r>
+              <w:t>Ordinary contradiction; no qualifying fact</w:t>
             </w:r>
           </w:p>
         </w:tc>
@@ -22257,17 +22871,8 @@
             <w:vAlign w:val="center"/>
           </w:tcPr>
           <w:p>
-            <w:pPr>
-              <w:keepNext/>
-              <w:keepLines/>
-              <w:spacing w:after="40" w:line="254" w:lineRule="auto"/>
-            </w:pPr>
-            <w:r>
-              <w:rPr>
-                <w:color w:val="000000"/>
-                <w:sz w:val="17"/>
-              </w:rPr>
-              <w:t>0.750</w:t>
+            <w:r>
+              <w:t>null, withheld; status contradicted</w:t>
             </w:r>
           </w:p>
         </w:tc>
@@ -22278,16 +22883,7 @@
             <w:vAlign w:val="center"/>
           </w:tcPr>
           <w:p>
-            <w:pPr>
-              <w:keepNext/>
-              <w:keepLines/>
-              <w:spacing w:after="40" w:line="254" w:lineRule="auto"/>
-            </w:pPr>
-            <w:r>
-              <w:rPr>
-                <w:color w:val="000000"/>
-                <w:sz w:val="17"/>
-              </w:rPr>
+            <w:r>
               <w:t>partial; 0.533</w:t>
             </w:r>
           </w:p>
@@ -22304,16 +22900,7 @@
             <w:vAlign w:val="center"/>
           </w:tcPr>
           <w:p>
-            <w:pPr>
-              <w:keepNext/>
-              <w:keepLines/>
-              <w:spacing w:after="40" w:line="254" w:lineRule="auto"/>
-            </w:pPr>
-            <w:r>
-              <w:rPr>
-                <w:color w:val="000000"/>
-                <w:sz w:val="17"/>
-              </w:rPr>
+            <w:r>
               <w:t>1 / 1 / 0.75</w:t>
             </w:r>
           </w:p>
@@ -22325,17 +22912,8 @@
             <w:vAlign w:val="center"/>
           </w:tcPr>
           <w:p>
-            <w:pPr>
-              <w:keepNext/>
-              <w:keepLines/>
-              <w:spacing w:after="40" w:line="254" w:lineRule="auto"/>
-            </w:pPr>
-            <w:r>
-              <w:rPr>
-                <w:color w:val="000000"/>
-                <w:sz w:val="17"/>
-              </w:rPr>
-              <w:t>One configured severe cross-check fails</w:t>
+            <w:r>
+              <w:t>A severe rule fails; M=0.917</w:t>
             </w:r>
           </w:p>
         </w:tc>
@@ -22346,17 +22924,8 @@
             <w:vAlign w:val="center"/>
           </w:tcPr>
           <w:p>
-            <w:pPr>
-              <w:keepNext/>
-              <w:keepLines/>
-              <w:spacing w:after="40" w:line="254" w:lineRule="auto"/>
-            </w:pPr>
-            <w:r>
-              <w:rPr>
-                <w:color w:val="000000"/>
-                <w:sz w:val="17"/>
-              </w:rPr>
-              <w:t>0.250 (M=0.917)</w:t>
+            <w:r>
+              <w:t>0.250; qualifying support not required</w:t>
             </w:r>
           </w:p>
         </w:tc>
@@ -22367,16 +22936,7 @@
             <w:vAlign w:val="center"/>
           </w:tcPr>
           <w:p>
-            <w:pPr>
-              <w:keepNext/>
-              <w:keepLines/>
-              <w:spacing w:after="40" w:line="254" w:lineRule="auto"/>
-            </w:pPr>
-            <w:r>
-              <w:rPr>
-                <w:color w:val="000000"/>
-                <w:sz w:val="17"/>
-              </w:rPr>
+            <w:r>
               <w:t>available; 0.800</w:t>
             </w:r>
           </w:p>
@@ -22393,15 +22953,7 @@
             <w:vAlign w:val="center"/>
           </w:tcPr>
           <w:p>
-            <w:pPr>
-              <w:keepLines/>
-              <w:spacing w:after="40" w:line="254" w:lineRule="auto"/>
-            </w:pPr>
-            <w:r>
-              <w:rPr>
-                <w:color w:val="000000"/>
-                <w:sz w:val="17"/>
-              </w:rPr>
+            <w:r>
               <w:t>0.2 / 0.2 / 0.2</w:t>
             </w:r>
           </w:p>
@@ -22413,16 +22965,8 @@
             <w:vAlign w:val="center"/>
           </w:tcPr>
           <w:p>
-            <w:pPr>
-              <w:keepLines/>
-              <w:spacing w:after="40" w:line="254" w:lineRule="auto"/>
-            </w:pPr>
-            <w:r>
-              <w:rPr>
-                <w:color w:val="000000"/>
-                <w:sz w:val="17"/>
-              </w:rPr>
-              <w:t>Configured severe rule fails; M below cap</w:t>
+            <w:r>
+              <w:t>A severe rule fails; M below cap</w:t>
             </w:r>
           </w:p>
         </w:tc>
@@ -22433,15 +22977,7 @@
             <w:vAlign w:val="center"/>
           </w:tcPr>
           <w:p>
-            <w:pPr>
-              <w:keepLines/>
-              <w:spacing w:after="40" w:line="254" w:lineRule="auto"/>
-            </w:pPr>
-            <w:r>
-              <w:rPr>
-                <w:color w:val="000000"/>
-                <w:sz w:val="17"/>
-              </w:rPr>
+            <w:r>
               <w:t>0.200, unchanged</w:t>
             </w:r>
           </w:p>
@@ -22453,15 +22989,7 @@
             <w:vAlign w:val="center"/>
           </w:tcPr>
           <w:p>
-            <w:pPr>
-              <w:keepLines/>
-              <w:spacing w:after="40" w:line="254" w:lineRule="auto"/>
-            </w:pPr>
-            <w:r>
-              <w:rPr>
-                <w:color w:val="000000"/>
-                <w:sz w:val="17"/>
-              </w:rPr>
+            <w:r>
               <w:t>available; 0.800</w:t>
             </w:r>
           </w:p>
@@ -22480,6 +23008,9 @@
         <w:keepLines/>
       </w:pPr>
       <w:r>
+        <w:rPr>
+          <w:color w:val="000000"/>
+        </w:rPr>
         <w:t>Score explanations</w:t>
       </w:r>
     </w:p>
@@ -22517,6 +23048,12 @@
       </w:r>
     </w:p>
     <w:p>
+      <w:pPr/>
+      <w:r>
+        <w:t>axes.integrity.status and assessment_checks.integrity_decision distinguish consistent, contradicted and insufficient_evidence, even when value is null. The decision also records numeric_release, release_reason, qualifying_cross_evidence_assessed, severe_contradiction_present and the explicit ordinary_contradiction_release_allowed=false. For example, a wrong sample-rate declaration with no qualifying cross-evidence remains value=null but status=contradicted, rather than appearing identical to an evidence shortage.</w:t>
+      </w:r>
+    </w:p>
+    <w:p>
       <w:pPr>
         <w:pStyle w:val="Heading2"/>
         <w:keepNext/>
@@ -22524,6 +23061,9 @@
       </w:pPr>
       <w:bookmarkStart w:id="31" w:name="ManualSection32"/>
       <w:r>
+        <w:rPr>
+          <w:color w:val="000000"/>
+        </w:rPr>
         <w:t>Attestation strength</w:t>
       </w:r>
       <w:bookmarkEnd w:id="31"/>
@@ -22863,24 +23403,13 @@
               <w:keepLines/>
               <w:spacing w:after="40" w:line="254" w:lineRule="auto"/>
             </w:pPr>
-            <w:del w:id="91012" w:author="Denghj-jack" w:date="2026-10-21T00:00:00Z">
-              <w:r>
-                <w:rPr>
-                  <w:color w:val="000000"/>
-                  <w:sz w:val="17"/>
-                </w:rPr>
-                <w:delText xml:space="preserve">Install the optional SDK to assess final attestation.</w:delText>
-              </w:r>
-            </w:del>
-            <w:ins w:id="91013" w:author="Denghj-jack" w:date="2026-10-21T00:00:00Z">
-              <w:r>
-                <w:rPr>
-                  <w:color w:val="000000"/>
-                  <w:sz w:val="17"/>
-                </w:rPr>
-                <w:t xml:space="preserve">c2pa-python is a required dependency; reinstall from requirements.txt. C2PA_PARSER_UNAVAILABLE is reported at medium severity.</w:t>
-              </w:r>
-            </w:ins>
+            <w:r>
+              <w:rPr>
+                <w:color w:val="000000"/>
+                <w:sz w:val="17"/>
+              </w:rPr>
+              <w:t xml:space="preserve">c2pa-python is a required dependency; reinstall from requirements.txt. C2PA_PARSER_UNAVAILABLE is reported at medium severity.</w:t>
+            </w:r>
           </w:p>
         </w:tc>
       </w:tr>
@@ -22904,7 +23433,7 @@
                 <w:color w:val="000000"/>
                 <w:sz w:val="17"/>
               </w:rPr>
-              <w:t>Final-associated SDK available, no reader succeeded</w:t>
+              <w:t xml:space="preserve">C2PA chunk present, but no manifest could be read</w:t>
             </w:r>
           </w:p>
         </w:tc>
@@ -22945,6 +23474,13 @@
                 <w:sz w:val="17"/>
               </w:rPr>
               <w:t>Reader failure is not manifest absence.</w:t>
+            </w:r>
+            <w:r>
+              <w:rPr>
+                <w:color w:val="000000"/>
+                <w:sz w:val="17"/>
+              </w:rPr>
+              <w:t xml:space="preserve"> Integrity is withheld (final_attestation_unreadable). A reader failure on a file without a C2PA chunk counts as absent.</w:t>
             </w:r>
           </w:p>
         </w:tc>
@@ -23069,24 +23605,13 @@
               <w:keepLines/>
               <w:spacing w:after="40" w:line="254" w:lineRule="auto"/>
             </w:pPr>
-            <w:del w:id="91014" w:author="Denghj-jack" w:date="2026-10-21T00:00:00Z">
-              <w:r>
-                <w:rPr>
-                  <w:color w:val="000000"/>
-                  <w:sz w:val="17"/>
-                </w:rPr>
-                <w:delText xml:space="preserve">SDK reported invalid validation.</w:delText>
-              </w:r>
-            </w:del>
-            <w:ins w:id="91015" w:author="Denghj-jack" w:date="2026-10-21T00:00:00Z">
-              <w:r>
-                <w:rPr>
-                  <w:color w:val="000000"/>
-                  <w:sz w:val="17"/>
-                </w:rPr>
-                <w:t xml:space="preserve">SDK reported invalid validation; a C2PA_CONTENT_BINDING_FAILED, C2PA_SIGNATURE_INVALID or C2PA_VALIDATION_FAILED finding names the failure codes.</w:t>
-              </w:r>
-            </w:ins>
+            <w:r>
+              <w:rPr>
+                <w:color w:val="000000"/>
+                <w:sz w:val="17"/>
+              </w:rPr>
+              <w:t xml:space="preserve">SDK reported invalid validation; a C2PA_CONTENT_BINDING_FAILED, C2PA_SIGNATURE_INVALID or C2PA_VALIDATION_FAILED finding names the failure codes.</w:t>
+            </w:r>
           </w:p>
         </w:tc>
       </w:tr>
@@ -23110,7 +23635,7 @@
                 <w:color w:val="000000"/>
                 <w:sz w:val="17"/>
               </w:rPr>
-              <w:t>Valid</w:t>
+              <w:t xml:space="preserve">Valid, signer untrusted</w:t>
             </w:r>
           </w:p>
         </w:tc>
@@ -23130,7 +23655,7 @@
                 <w:color w:val="000000"/>
                 <w:sz w:val="17"/>
               </w:rPr>
-              <w:t>available; 0.8; confidence 0.9</w:t>
+              <w:t xml:space="preserve">partial; 0.3; confidence 0.9</w:t>
             </w:r>
           </w:p>
         </w:tc>
@@ -23150,7 +23675,7 @@
                 <w:color w:val="000000"/>
                 <w:sz w:val="17"/>
               </w:rPr>
-              <w:t xml:space="preserve">Cryptographically valid; credential_trusted is false in this mapping.</w:t>
+              <w:t xml:space="preserve">Binding and signature verify, but the signer is on neither pinned list. C2PA_SIGNER_UNTRUSTED is reported and human-authorship claims count only as submitter documents.</w:t>
             </w:r>
           </w:p>
         </w:tc>
@@ -23176,8 +23701,7 @@
                 <w:color w:val="000000"/>
                 <w:sz w:val="17"/>
               </w:rPr>
-              <w:lastRenderedPageBreak/>
-              <w:t>Trusted</w:t>
+              <w:t xml:space="preserve">Trusted (C2PA Trust List)</w:t>
             </w:r>
           </w:p>
         </w:tc>
@@ -23219,7 +23743,7 @@
                 <w:color w:val="000000"/>
                 <w:sz w:val="17"/>
               </w:rPr>
-              <w:t>Valid with a trusted credential in the SDK state.</w:t>
+              <w:t xml:space="preserve">The signer chains to the pinned C2PA Trust List.</w:t>
             </w:r>
           </w:p>
         </w:tc>
@@ -23231,6 +23755,77 @@
         <w:tc>
           <w:tcPr>
             <w:tcW w:w="2844" w:type="dxa"/>
+            <w:shd w:val="clear" w:color="auto" w:fill="EDF3F9"/>
+            <w:vAlign w:val="center"/>
+          </w:tcPr>
+          <w:p>
+            <w:pPr>
+              <w:keepNext/>
+              <w:keepLines/>
+              <w:spacing w:after="40" w:line="254" w:lineRule="auto"/>
+              <w:rPr/>
+            </w:pPr>
+            <w:r>
+              <w:rPr>
+                <w:color w:val="000000"/>
+                <w:sz w:val="17"/>
+              </w:rPr>
+              <w:t xml:space="preserve">Trusted (legacy Interim Trust List)</w:t>
+            </w:r>
+          </w:p>
+        </w:tc>
+        <w:tc>
+          <w:tcPr>
+            <w:tcW w:w="2844" w:type="dxa"/>
+            <w:shd w:val="clear" w:color="auto" w:fill="EDF3F9"/>
+            <w:vAlign w:val="center"/>
+          </w:tcPr>
+          <w:p>
+            <w:pPr>
+              <w:keepNext/>
+              <w:keepLines/>
+              <w:spacing w:after="40" w:line="254" w:lineRule="auto"/>
+              <w:rPr/>
+            </w:pPr>
+            <w:r>
+              <w:rPr>
+                <w:color w:val="000000"/>
+                <w:sz w:val="17"/>
+              </w:rPr>
+              <w:t xml:space="preserve">available; 0.9; confidence 0.9</w:t>
+            </w:r>
+          </w:p>
+        </w:tc>
+        <w:tc>
+          <w:tcPr>
+            <w:tcW w:w="3950" w:type="dxa"/>
+            <w:shd w:val="clear" w:color="auto" w:fill="EDF3F9"/>
+            <w:vAlign w:val="center"/>
+          </w:tcPr>
+          <w:p>
+            <w:pPr>
+              <w:keepNext/>
+              <w:keepLines/>
+              <w:spacing w:after="40" w:line="254" w:lineRule="auto"/>
+              <w:rPr/>
+            </w:pPr>
+            <w:r>
+              <w:rPr>
+                <w:color w:val="000000"/>
+                <w:sz w:val="17"/>
+              </w:rPr>
+              <w:t xml:space="preserve">The signer chains to the frozen ITL and the SDK reported a signing time before 1 January 2026.</w:t>
+            </w:r>
+          </w:p>
+        </w:tc>
+      </w:tr>
+      <w:tr>
+        <w:trPr>
+          <w:cantSplit/>
+        </w:trPr>
+        <w:tc>
+          <w:tcPr>
+            <w:tcW w:w="2844" w:type="dxa"/>
             <w:shd w:val="clear" w:color="auto" w:fill="FFFFFF"/>
             <w:vAlign w:val="center"/>
           </w:tcPr>
@@ -23264,7 +23859,7 @@
                 <w:color w:val="000000"/>
                 <w:sz w:val="17"/>
               </w:rPr>
-              <w:t>partial; 0.5 with signature, else 0.25; confidence 0.6</w:t>
+              <w:t xml:space="preserve">partial; 0.25 with signature, else 0.1; confidence 0.6</w:t>
             </w:r>
           </w:p>
         </w:tc>
@@ -23295,21 +23890,29 @@
         <w:spacing w:before="120"/>
       </w:pPr>
       <w:r>
-        <w:t>Across final-associated manifests, Invalid takes precedence over Trusted, which takes precedence over Valid. C2PA reading explicitly disables remote-manifest and OCSP fetches; local SDK configuration determines any reported trust. The attestation score is not a verification of every ingredient assertion, authorship claim or historical relationship.</w:t>
+        <w:t xml:space="preserve">Across final-associated manifests, </w:t>
+      </w:r>
+      <w:r>
+        <w:t xml:space="preserve">Invalid takes precedence, followed by trusted_c2pa, trusted_legacy_itl and untrusted</w:t>
+      </w:r>
+      <w:r>
+        <w:t xml:space="preserve">. C2PA reading explicitly disables remote-manifest and OCSP fetches; </w:t>
+      </w:r>
+      <w:r>
+        <w:t xml:space="preserve">trust is decided only by the pinned trust lists in policies/c2pa_trust/, and revocation is not checked (Section 8)</w:t>
+      </w:r>
+      <w:r>
+        <w:t xml:space="preserve">. The attestation score is not a verification of every ingredient assertion, authorship claim or historical relationship.</w:t>
       </w:r>
     </w:p>
     <w:p>
       <w:pPr>
         <w:spacing w:before="120"/>
-        <w:rPr>
-          <w:ins w:id="91016" w:author="Denghj-jack" w:date="2026-10-21T00:00:00Z"/>
-        </w:rPr>
+        <w:rPr/>
       </w:pPr>
-      <w:ins w:id="91017" w:author="Denghj-jack" w:date="2026-10-21T00:00:00Z">
-        <w:r>
-          <w:t xml:space="preserve">An Invalid manifest is always reported as a finding, so it cannot be mistaken for an absent manifest even though both give 0.0. Signer-trust codes are excluded from the failure codes. A content-hash mismatch (assertion.dataHash and related assertions) gives C2PA_CONTENT_BINDING_FAILED: the audio changed after signing or the manifest was copied from another file. A claimSignature or signing-credential failure gives C2PA_SIGNATURE_INVALID; any other failure gives C2PA_VALIDATION_FAILED. Failures on the final artefact are medium severity. Failures on supporting artefacts are low severity with scope supporting and do not add the Integrity contradiction. For an Invalid final manifest, the attestation reasoning lists the failure codes instead of describing the content binding as valid.</w:t>
-        </w:r>
-      </w:ins>
+      <w:r>
+        <w:t>An Invalid manifest is reported as a finding, distinguishing it from an absent manifest even though both give an attestation value of 0.0. signingCredential.trusted and signingCredential.untrusted are excluded from the failure-code list; signer trust alone is not a content-tampering result. assertion.dataHash, assertion.bmffHash, assertion.boxesHash or assertion.collectionHash failures produce C2PA_CONTENT_BINDING_FAILED. For example, editing audio after signing while retaining the old manifest can cause this finding; a mismatched manifest is another possible cause. claimSignature or other signingCredential failures produce C2PA_SIGNATURE_INVALID; remaining failures produce C2PA_VALIDATION_FAILED. Final-artefact findings are medium severity. Supporting-artefact findings are low severity with scope supporting and do not add the final-manifest Integrity contradiction. For an Invalid final manifest, attestation reasoning lists failure codes rather than describing the binding as valid.</w:t>
+      </w:r>
     </w:p>
     <w:p>
       <w:pPr>
@@ -23319,6 +23922,9 @@
       </w:pPr>
       <w:bookmarkStart w:id="32" w:name="ManualSection33"/>
       <w:r>
+        <w:rPr>
+          <w:color w:val="000000"/>
+        </w:rPr>
         <w:t>AI disclosure</w:t>
       </w:r>
       <w:bookmarkEnd w:id="32"/>
@@ -23328,7 +23934,7 @@
         <w:spacing w:line="276" w:lineRule="auto"/>
       </w:pPr>
       <w:r>
-        <w:t xml:space="preserve">AI disclosure counts retained audio declarations with a non-empty creation_method over applicable retained audio declarations. Allowed methods are recorded, synthesised and ai-generated, as a string or list. Nodes flagged for declaration input errors are excluded from this denominator rather than counted as undisclosed. With any declarations, the ratio is reported with confidence 0.8; with none, the axis is unavailable with value and confidence null. Partial coverage can downgrade availability. A value of 1.0 is complete disclosure, not proof of human creation.</w:t>
+        <w:t>The ai_disclosure axis is displayed as Creation-method disclosure coverage. It counts retained audio artefacts with a non-empty creation_method over assessed applicable audio artefacts; declaration input errors are excluded and counted separately. Allowed methods are recorded, synthesised and ai-generated, as a string or list. With any declarations the ratio has confidence 0.8; with none, value and confidence are null and availability is unavailable. Complete recorded declarations and complete AI-generated declarations both yield 1.0. ai_disclosure_coverage reports applicable, assessed, declared and excluded counts, content_ai_detection_performed=false, declaration_truth_verified=false and ai_generated_probability=null. AI_DISCLOSURE_IS_DECLARATION_COVERAGE makes the interpretation explicit. No AI-content detector runs.</w:t>
       </w:r>
     </w:p>
     <w:p>
@@ -23339,6 +23945,9 @@
       </w:pPr>
       <w:bookmarkStart w:id="33" w:name="ManualSection34"/>
       <w:r>
+        <w:rPr>
+          <w:color w:val="000000"/>
+        </w:rPr>
         <w:t>Supporting response fields</w:t>
       </w:r>
       <w:bookmarkEnd w:id="33"/>
@@ -23865,7 +24474,15 @@
                 <w:sz w:val="17"/>
                 <w:szCs w:val="18"/>
               </w:rPr>
-              <w:t>C2PA state, signature, trust, codes</w:t>
+              <w:t xml:space="preserve">C2PA state, signature, </w:t>
+            </w:r>
+            <w:r>
+              <w:rPr>
+                <w:color w:val="000000"/>
+                <w:sz w:val="17"/>
+                <w:szCs w:val="18"/>
+              </w:rPr>
+              <w:t xml:space="preserve">trust_status, trust_source, revocation_status, signer, codes</w:t>
             </w:r>
           </w:p>
         </w:tc>
@@ -23960,16 +24577,8 @@
             <w:vAlign w:val="center"/>
           </w:tcPr>
           <w:p>
-            <w:pPr>
-              <w:keepLines/>
-              <w:spacing w:after="40" w:line="254" w:lineRule="auto"/>
-            </w:pPr>
-            <w:r>
-              <w:rPr>
-                <w:color w:val="000000"/>
-                <w:sz w:val="17"/>
-              </w:rPr>
-              <w:t>Arrays of objects: core checks, profile and layers, optional cap, explanations, C2PA records, optional audio arrays</w:t>
+            <w:r>
+              <w:t>Core checks, scored facts and audit groups, Integrity decision, disclosure coverage, layers, cap, explanations, C2PA records and optional audio arrays.</w:t>
             </w:r>
           </w:p>
         </w:tc>
@@ -24372,6 +24981,237 @@
                 <w:szCs w:val="18"/>
               </w:rPr>
               <w:t>Available resource information; peak RSS may be null.</w:t>
+            </w:r>
+          </w:p>
+        </w:tc>
+      </w:tr>
+      <w:tr>
+        <w:trPr>
+          <w:cantSplit/>
+        </w:trPr>
+        <w:tc>
+          <w:tcPr>
+            <w:tcW w:w="2409" w:type="dxa"/>
+            <w:tcBorders>
+              <w:top w:val="single" w:sz="4" w:space="0" w:color="C9D3DF"/>
+              <w:left w:val="single" w:sz="4" w:space="0" w:color="C9D3DF"/>
+              <w:bottom w:val="single" w:sz="4" w:space="0" w:color="C9D3DF"/>
+              <w:right w:val="single" w:sz="4" w:space="0" w:color="C9D3DF"/>
+            </w:tcBorders>
+            <w:shd w:val="clear" w:color="auto" w:fill="EDF3F9"/>
+            <w:tcMar>
+              <w:top w:w="70" w:type="dxa"/>
+              <w:left w:w="110" w:type="dxa"/>
+              <w:bottom w:w="70" w:type="dxa"/>
+              <w:right w:w="110" w:type="dxa"/>
+            </w:tcMar>
+            <w:vAlign w:val="center"/>
+          </w:tcPr>
+          <w:p>
+            <w:r>
+              <w:t>integrity_decision / axes.integrity.status</w:t>
+            </w:r>
+          </w:p>
+        </w:tc>
+        <w:tc>
+          <w:tcPr>
+            <w:tcW w:w="4015" w:type="dxa"/>
+            <w:tcBorders>
+              <w:top w:val="single" w:sz="4" w:space="0" w:color="C9D3DF"/>
+              <w:left w:val="single" w:sz="4" w:space="0" w:color="C9D3DF"/>
+              <w:bottom w:val="single" w:sz="4" w:space="0" w:color="C9D3DF"/>
+              <w:right w:val="single" w:sz="4" w:space="0" w:color="C9D3DF"/>
+            </w:tcBorders>
+            <w:shd w:val="clear" w:color="auto" w:fill="EDF3F9"/>
+            <w:tcMar>
+              <w:top w:w="70" w:type="dxa"/>
+              <w:left w:w="110" w:type="dxa"/>
+              <w:bottom w:w="70" w:type="dxa"/>
+              <w:right w:w="110" w:type="dxa"/>
+            </w:tcMar>
+            <w:vAlign w:val="center"/>
+          </w:tcPr>
+          <w:p>
+            <w:r>
+              <w:t>Release and contradiction state, separate from availability and confidence</w:t>
+            </w:r>
+          </w:p>
+        </w:tc>
+        <w:tc>
+          <w:tcPr>
+            <w:tcW w:w="3214" w:type="dxa"/>
+            <w:tcBorders>
+              <w:top w:val="single" w:sz="4" w:space="0" w:color="C9D3DF"/>
+              <w:left w:val="single" w:sz="4" w:space="0" w:color="C9D3DF"/>
+              <w:bottom w:val="single" w:sz="4" w:space="0" w:color="C9D3DF"/>
+              <w:right w:val="single" w:sz="4" w:space="0" w:color="C9D3DF"/>
+            </w:tcBorders>
+            <w:shd w:val="clear" w:color="auto" w:fill="EDF3F9"/>
+            <w:tcMar>
+              <w:top w:w="70" w:type="dxa"/>
+              <w:left w:w="110" w:type="dxa"/>
+              <w:bottom w:w="70" w:type="dxa"/>
+              <w:right w:w="110" w:type="dxa"/>
+            </w:tcMar>
+            <w:vAlign w:val="center"/>
+          </w:tcPr>
+          <w:p>
+            <w:r>
+              <w:t>Distinguishes a withheld contradiction from insufficient evidence.</w:t>
+            </w:r>
+          </w:p>
+        </w:tc>
+      </w:tr>
+      <w:tr>
+        <w:trPr>
+          <w:cantSplit/>
+        </w:trPr>
+        <w:tc>
+          <w:tcPr>
+            <w:tcW w:w="2409" w:type="dxa"/>
+            <w:tcBorders>
+              <w:top w:val="single" w:sz="4" w:space="0" w:color="C9D3DF"/>
+              <w:left w:val="single" w:sz="4" w:space="0" w:color="C9D3DF"/>
+              <w:bottom w:val="single" w:sz="4" w:space="0" w:color="C9D3DF"/>
+              <w:right w:val="single" w:sz="4" w:space="0" w:color="C9D3DF"/>
+            </w:tcBorders>
+            <w:shd w:val="clear" w:color="auto" w:fill="EDF3F9"/>
+            <w:tcMar>
+              <w:top w:w="70" w:type="dxa"/>
+              <w:left w:w="110" w:type="dxa"/>
+              <w:bottom w:w="70" w:type="dxa"/>
+              <w:right w:w="110" w:type="dxa"/>
+            </w:tcMar>
+            <w:vAlign w:val="center"/>
+          </w:tcPr>
+          <w:p>
+            <w:r>
+              <w:t>cross_evidence_scored_facts / cross_evidence_audit</w:t>
+            </w:r>
+          </w:p>
+        </w:tc>
+        <w:tc>
+          <w:tcPr>
+            <w:tcW w:w="4015" w:type="dxa"/>
+            <w:tcBorders>
+              <w:top w:val="single" w:sz="4" w:space="0" w:color="C9D3DF"/>
+              <w:left w:val="single" w:sz="4" w:space="0" w:color="C9D3DF"/>
+              <w:bottom w:val="single" w:sz="4" w:space="0" w:color="C9D3DF"/>
+              <w:right w:val="single" w:sz="4" w:space="0" w:color="C9D3DF"/>
+            </w:tcBorders>
+            <w:shd w:val="clear" w:color="auto" w:fill="EDF3F9"/>
+            <w:tcMar>
+              <w:top w:w="70" w:type="dxa"/>
+              <w:left w:w="110" w:type="dxa"/>
+              <w:bottom w:w="70" w:type="dxa"/>
+              <w:right w:w="110" w:type="dxa"/>
+            </w:tcMar>
+            <w:vAlign w:val="center"/>
+          </w:tcPr>
+          <w:p>
+            <w:r>
+              <w:t>Scoring identities and observation-level duplication/conflicts</w:t>
+            </w:r>
+          </w:p>
+        </w:tc>
+        <w:tc>
+          <w:tcPr>
+            <w:tcW w:w="3214" w:type="dxa"/>
+            <w:tcBorders>
+              <w:top w:val="single" w:sz="4" w:space="0" w:color="C9D3DF"/>
+              <w:left w:val="single" w:sz="4" w:space="0" w:color="C9D3DF"/>
+              <w:bottom w:val="single" w:sz="4" w:space="0" w:color="C9D3DF"/>
+              <w:right w:val="single" w:sz="4" w:space="0" w:color="C9D3DF"/>
+            </w:tcBorders>
+            <w:shd w:val="clear" w:color="auto" w:fill="EDF3F9"/>
+            <w:tcMar>
+              <w:top w:w="70" w:type="dxa"/>
+              <w:left w:w="110" w:type="dxa"/>
+              <w:bottom w:w="70" w:type="dxa"/>
+              <w:right w:w="110" w:type="dxa"/>
+            </w:tcMar>
+            <w:vAlign w:val="center"/>
+          </w:tcPr>
+          <w:p>
+            <w:r>
+              <w:t>Only scored facts determine the cross-evidence fraction; audit groups are diagnostic.</w:t>
+            </w:r>
+          </w:p>
+        </w:tc>
+      </w:tr>
+      <w:tr>
+        <w:trPr>
+          <w:cantSplit/>
+        </w:trPr>
+        <w:tc>
+          <w:tcPr>
+            <w:tcW w:w="2409" w:type="dxa"/>
+            <w:tcBorders>
+              <w:top w:val="single" w:sz="4" w:space="0" w:color="C9D3DF"/>
+              <w:left w:val="single" w:sz="4" w:space="0" w:color="C9D3DF"/>
+              <w:bottom w:val="single" w:sz="4" w:space="0" w:color="C9D3DF"/>
+              <w:right w:val="single" w:sz="4" w:space="0" w:color="C9D3DF"/>
+            </w:tcBorders>
+            <w:shd w:val="clear" w:color="auto" w:fill="EDF3F9"/>
+            <w:tcMar>
+              <w:top w:w="70" w:type="dxa"/>
+              <w:left w:w="110" w:type="dxa"/>
+              <w:bottom w:w="70" w:type="dxa"/>
+              <w:right w:w="110" w:type="dxa"/>
+            </w:tcMar>
+            <w:vAlign w:val="center"/>
+          </w:tcPr>
+          <w:p>
+            <w:r>
+              <w:t>ai_disclosure_coverage</w:t>
+            </w:r>
+          </w:p>
+        </w:tc>
+        <w:tc>
+          <w:tcPr>
+            <w:tcW w:w="4015" w:type="dxa"/>
+            <w:tcBorders>
+              <w:top w:val="single" w:sz="4" w:space="0" w:color="C9D3DF"/>
+              <w:left w:val="single" w:sz="4" w:space="0" w:color="C9D3DF"/>
+              <w:bottom w:val="single" w:sz="4" w:space="0" w:color="C9D3DF"/>
+              <w:right w:val="single" w:sz="4" w:space="0" w:color="C9D3DF"/>
+            </w:tcBorders>
+            <w:shd w:val="clear" w:color="auto" w:fill="EDF3F9"/>
+            <w:tcMar>
+              <w:top w:w="70" w:type="dxa"/>
+              <w:left w:w="110" w:type="dxa"/>
+              <w:bottom w:w="70" w:type="dxa"/>
+              <w:right w:w="110" w:type="dxa"/>
+            </w:tcMar>
+            <w:vAlign w:val="center"/>
+          </w:tcPr>
+          <w:p>
+            <w:r>
+              <w:t>Declaration counts and explicit non-detection flags</w:t>
+            </w:r>
+          </w:p>
+        </w:tc>
+        <w:tc>
+          <w:tcPr>
+            <w:tcW w:w="3214" w:type="dxa"/>
+            <w:tcBorders>
+              <w:top w:val="single" w:sz="4" w:space="0" w:color="C9D3DF"/>
+              <w:left w:val="single" w:sz="4" w:space="0" w:color="C9D3DF"/>
+              <w:bottom w:val="single" w:sz="4" w:space="0" w:color="C9D3DF"/>
+              <w:right w:val="single" w:sz="4" w:space="0" w:color="C9D3DF"/>
+            </w:tcBorders>
+            <w:shd w:val="clear" w:color="auto" w:fill="EDF3F9"/>
+            <w:tcMar>
+              <w:top w:w="70" w:type="dxa"/>
+              <w:left w:w="110" w:type="dxa"/>
+              <w:bottom w:w="70" w:type="dxa"/>
+              <w:right w:w="110" w:type="dxa"/>
+            </w:tcMar>
+            <w:vAlign w:val="center"/>
+          </w:tcPr>
+          <w:p>
+            <w:r>
+              <w:t>Prevents disclosure coverage being interpreted as an AI-generation probability.</w:t>
             </w:r>
           </w:p>
         </w:tc>
@@ -24390,10 +25230,3137 @@
         <w:pStyle w:val="Heading1"/>
         <w:keepNext/>
         <w:keepLines/>
+        <w:rPr/>
+      </w:pPr>
+      <w:bookmarkStart w:id="301" w:name="ManualSection44"/>
+      <w:r>
+        <w:rPr>
+          <w:color w:val="000000"/>
+        </w:rPr>
+        <w:t xml:space="preserve">8 C2PA Provenance, Trust and Findings</w:t>
+      </w:r>
+      <w:bookmarkEnd w:id="301"/>
+    </w:p>
+    <w:p>
+      <w:pPr>
+        <w:spacing w:line="276" w:lineRule="auto"/>
+        <w:rPr/>
+      </w:pPr>
+      <w:r>
+        <w:t xml:space="preserve">C2PA Content Credentials are signed manifests stored in a file. A manifest records claims such as the generating tool, actions and ingredients, a hash that binds the claims to the file's content, and a signature made with a certificate. This chapter describes how version 0.8.0 reads manifests, decides whom to trust, reports every state of the final artefact's manifest and lets C2PA affect the Attestation strength and Integrity axes.</w:t>
+      </w:r>
+    </w:p>
+    <w:p>
+      <w:pPr>
+        <w:spacing w:line="276" w:lineRule="auto"/>
+        <w:rPr/>
+      </w:pPr>
+      <w:r>
+        <w:t xml:space="preserve">The design separates four questions that a single valid flag used to mix: whether the content still matches the signed hash (binding), whether the signature verifies (signature), whether the signer is known (identity) and whether the certificate has been revoked (revocation). The first three are checked. Revocation is never checked because validation runs offline, so revocation_status is always not_checked.</w:t>
+      </w:r>
+    </w:p>
+    <w:p>
+      <w:pPr>
+        <w:pStyle w:val="Heading2"/>
+        <w:keepNext/>
+        <w:keepLines/>
+        <w:rPr/>
+      </w:pPr>
+      <w:bookmarkStart w:id="302" w:name="ManualSection45"/>
+      <w:r>
+        <w:rPr>
+          <w:color w:val="000000"/>
+        </w:rPr>
+        <w:t xml:space="preserve">Reading and the C2PA chunk</w:t>
+      </w:r>
+      <w:bookmarkEnd w:id="302"/>
+    </w:p>
+    <w:p>
+      <w:pPr>
+        <w:spacing w:line="276" w:lineRule="auto"/>
+        <w:rPr/>
+      </w:pPr>
+      <w:r>
+        <w:t xml:space="preserve">legacy_parsers/c2pa_parser.py reads manifests with c2pa-python 0.37.10, a required dependency in requirements.txt. Remote manifest and OCSP fetches are disabled. If the SDK is missing, C2PA_PARSER_UNAVAILABLE is reported at medium severity and the final state is not_checked; the evaluator never treats such a file as unsigned.</w:t>
+      </w:r>
+    </w:p>
+    <w:p>
+      <w:pPr>
+        <w:spacing w:line="276" w:lineRule="auto"/>
+        <w:rPr/>
+      </w:pPr>
+      <w:r>
+        <w:t xml:space="preserve">A WAV file can carry an embedded manifest only in a RIFF chunk with the identifier C2PA. The WAV parser's embedded_metadata.other_chunks list is therefore a precondition for every reader outcome (_reconcile_with_c2pa_chunk in assessment_passes.py). If the SDK fails on a file with no C2PA chunk, a warning is recorded and the file is treated as having no manifest. If the file has a C2PA chunk but the SDK fails or finds no manifest in it, the manifest is unreadable, not absent. When the WAV parser itself fails, the chunk list is unknown and the SDK result is kept. c2pa_chunk_present records the observation on the parser record.</w:t>
+      </w:r>
+    </w:p>
+    <w:p>
+      <w:pPr>
+        <w:pStyle w:val="Heading2"/>
+        <w:keepNext/>
+        <w:keepLines/>
+        <w:rPr/>
+      </w:pPr>
+      <w:bookmarkStart w:id="303" w:name="ManualSection46"/>
+      <w:r>
+        <w:rPr>
+          <w:color w:val="000000"/>
+        </w:rPr>
+        <w:t xml:space="preserve">Pinned trust lists</w:t>
+      </w:r>
+      <w:bookmarkEnd w:id="303"/>
+    </w:p>
+    <w:p>
+      <w:pPr>
+        <w:spacing w:line="276" w:lineRule="auto"/>
+        <w:rPr/>
+      </w:pPr>
+      <w:r>
+        <w:t xml:space="preserve">Trust is decided by lists stored in the repository under policies/c2pa_trust/ and described by trust_lists.json. Each file is pinned by the commit of its source repository and by its own SHA-256. load_trust_configuration verifies every hash before the first read and raises TrustListIntegrityError if a file has changed, so a silently edited list cannot change trust decisions. assessment_checks.c2pa_trust_configuration records the commits and hashes used for each response.</w:t>
+      </w:r>
+    </w:p>
+    <w:tbl>
+      <w:tblPr>
+        <w:tblW w:w="9638" w:type="dxa"/>
+        <w:tblBorders>
+          <w:top w:val="single" w:sz="4" w:space="0" w:color="D9D9D9"/>
+          <w:left w:val="single" w:sz="4" w:space="0" w:color="D9D9D9"/>
+          <w:bottom w:val="single" w:sz="4" w:space="0" w:color="D9D9D9"/>
+          <w:right w:val="single" w:sz="4" w:space="0" w:color="D9D9D9"/>
+          <w:insideH w:val="single" w:sz="4" w:space="0" w:color="D9D9D9"/>
+          <w:insideV w:val="single" w:sz="4" w:space="0" w:color="D9D9D9"/>
+        </w:tblBorders>
+        <w:tblLayout w:type="fixed"/>
+        <w:tblCellMar>
+          <w:top w:w="75" w:type="dxa"/>
+          <w:left w:w="95" w:type="dxa"/>
+          <w:bottom w:w="75" w:type="dxa"/>
+          <w:right w:w="95" w:type="dxa"/>
+        </w:tblCellMar>
+        <w:tblLook w:val="04A0" w:firstRow="1" w:lastRow="0" w:firstColumn="1" w:lastColumn="0" w:noHBand="0" w:noVBand="1"/>
+      </w:tblPr>
+      <w:tblGrid>
+        <w:gridCol w:w="2300"/>
+        <w:gridCol w:w="3600"/>
+        <w:gridCol w:w="3738"/>
+      </w:tblGrid>
+      <w:tr>
+        <w:trPr>
+          <w:cantSplit/>
+          <w:tblHeader/>
+        </w:trPr>
+        <w:tc>
+          <w:tcPr>
+            <w:tcW w:w="2300" w:type="dxa"/>
+            <w:tcBorders>
+              <w:top w:val="single" w:sz="4" w:space="0" w:color="1F3A5F"/>
+              <w:left w:val="single" w:sz="4" w:space="0" w:color="1F3A5F"/>
+              <w:bottom w:val="single" w:sz="4" w:space="0" w:color="1F3A5F"/>
+              <w:right w:val="single" w:sz="4" w:space="0" w:color="1F3A5F"/>
+            </w:tcBorders>
+            <w:shd w:val="clear" w:color="auto" w:fill="1F3A5F"/>
+            <w:tcMar>
+              <w:top w:w="70" w:type="dxa"/>
+              <w:left w:w="110" w:type="dxa"/>
+              <w:bottom w:w="70" w:type="dxa"/>
+              <w:right w:w="110" w:type="dxa"/>
+            </w:tcMar>
+            <w:vAlign w:val="center"/>
+          </w:tcPr>
+          <w:p>
+            <w:pPr>
+              <w:keepNext/>
+              <w:keepLines/>
+              <w:spacing w:after="40" w:line="254" w:lineRule="auto"/>
+              <w:rPr/>
+            </w:pPr>
+            <w:r>
+              <w:rPr>
+                <w:b/>
+                <w:bCs/>
+                <w:color w:val="FFFFFF"/>
+                <w:sz w:val="17"/>
+                <w:szCs w:val="18"/>
+              </w:rPr>
+              <w:t xml:space="preserve">List</w:t>
+            </w:r>
+          </w:p>
+        </w:tc>
+        <w:tc>
+          <w:tcPr>
+            <w:tcW w:w="3600" w:type="dxa"/>
+            <w:tcBorders>
+              <w:top w:val="single" w:sz="4" w:space="0" w:color="1F3A5F"/>
+              <w:left w:val="single" w:sz="4" w:space="0" w:color="1F3A5F"/>
+              <w:bottom w:val="single" w:sz="4" w:space="0" w:color="1F3A5F"/>
+              <w:right w:val="single" w:sz="4" w:space="0" w:color="1F3A5F"/>
+            </w:tcBorders>
+            <w:shd w:val="clear" w:color="auto" w:fill="1F3A5F"/>
+            <w:tcMar>
+              <w:top w:w="70" w:type="dxa"/>
+              <w:left w:w="110" w:type="dxa"/>
+              <w:bottom w:w="70" w:type="dxa"/>
+              <w:right w:w="110" w:type="dxa"/>
+            </w:tcMar>
+            <w:vAlign w:val="center"/>
+          </w:tcPr>
+          <w:p>
+            <w:pPr>
+              <w:keepNext/>
+              <w:keepLines/>
+              <w:spacing w:after="40" w:line="254" w:lineRule="auto"/>
+              <w:rPr/>
+            </w:pPr>
+            <w:r>
+              <w:rPr>
+                <w:b/>
+                <w:bCs/>
+                <w:color w:val="FFFFFF"/>
+                <w:sz w:val="17"/>
+                <w:szCs w:val="18"/>
+              </w:rPr>
+              <w:t xml:space="preserve">Source and pin</w:t>
+            </w:r>
+          </w:p>
+        </w:tc>
+        <w:tc>
+          <w:tcPr>
+            <w:tcW w:w="3738" w:type="dxa"/>
+            <w:tcBorders>
+              <w:top w:val="single" w:sz="4" w:space="0" w:color="1F3A5F"/>
+              <w:left w:val="single" w:sz="4" w:space="0" w:color="1F3A5F"/>
+              <w:bottom w:val="single" w:sz="4" w:space="0" w:color="1F3A5F"/>
+              <w:right w:val="single" w:sz="4" w:space="0" w:color="1F3A5F"/>
+            </w:tcBorders>
+            <w:shd w:val="clear" w:color="auto" w:fill="1F3A5F"/>
+            <w:tcMar>
+              <w:top w:w="70" w:type="dxa"/>
+              <w:left w:w="110" w:type="dxa"/>
+              <w:bottom w:w="70" w:type="dxa"/>
+              <w:right w:w="110" w:type="dxa"/>
+            </w:tcMar>
+            <w:vAlign w:val="center"/>
+          </w:tcPr>
+          <w:p>
+            <w:pPr>
+              <w:keepNext/>
+              <w:keepLines/>
+              <w:spacing w:after="40" w:line="254" w:lineRule="auto"/>
+              <w:rPr/>
+            </w:pPr>
+            <w:r>
+              <w:rPr>
+                <w:b/>
+                <w:bCs/>
+                <w:color w:val="FFFFFF"/>
+                <w:sz w:val="17"/>
+                <w:szCs w:val="18"/>
+              </w:rPr>
+              <w:t xml:space="preserve">Use in the evaluator</w:t>
+            </w:r>
+          </w:p>
+        </w:tc>
+      </w:tr>
+      <w:tr>
+        <w:trPr>
+          <w:cantSplit/>
+        </w:trPr>
+        <w:tc>
+          <w:tcPr>
+            <w:tcW w:w="2300" w:type="dxa"/>
+            <w:shd w:val="clear" w:color="auto" w:fill="FFFFFF"/>
+            <w:vAlign w:val="center"/>
+          </w:tcPr>
+          <w:p>
+            <w:pPr>
+              <w:keepNext/>
+              <w:keepLines/>
+              <w:spacing w:after="40" w:line="254" w:lineRule="auto"/>
+              <w:rPr/>
+            </w:pPr>
+            <w:r>
+              <w:rPr>
+                <w:color w:val="000000"/>
+                <w:sz w:val="17"/>
+              </w:rPr>
+              <w:t xml:space="preserve">C2PA Trust List</w:t>
+            </w:r>
+          </w:p>
+        </w:tc>
+        <w:tc>
+          <w:tcPr>
+            <w:tcW w:w="3600" w:type="dxa"/>
+            <w:shd w:val="clear" w:color="auto" w:fill="FFFFFF"/>
+            <w:vAlign w:val="center"/>
+          </w:tcPr>
+          <w:p>
+            <w:pPr>
+              <w:keepNext/>
+              <w:keepLines/>
+              <w:spacing w:after="40" w:line="254" w:lineRule="auto"/>
+              <w:rPr/>
+            </w:pPr>
+            <w:r>
+              <w:rPr>
+                <w:color w:val="000000"/>
+                <w:sz w:val="17"/>
+              </w:rPr>
+              <w:t xml:space="preserve">c2pa-org/conformance-public at commit 47009ee (17 October 2026), trust-list/C2PA-TRUST-LIST.pem</w:t>
+            </w:r>
+          </w:p>
+        </w:tc>
+        <w:tc>
+          <w:tcPr>
+            <w:tcW w:w="3738" w:type="dxa"/>
+            <w:shd w:val="clear" w:color="auto" w:fill="FFFFFF"/>
+            <w:vAlign w:val="center"/>
+          </w:tcPr>
+          <w:p>
+            <w:pPr>
+              <w:keepNext/>
+              <w:keepLines/>
+              <w:spacing w:after="40" w:line="254" w:lineRule="auto"/>
+              <w:rPr/>
+            </w:pPr>
+            <w:r>
+              <w:rPr>
+                <w:color w:val="000000"/>
+                <w:sz w:val="17"/>
+              </w:rPr>
+              <w:t xml:space="preserve">Trust anchors for conforming signers. A manifest the SDK reports as Trusted with these anchors is trusted_c2pa.</w:t>
+            </w:r>
+          </w:p>
+        </w:tc>
+      </w:tr>
+      <w:tr>
+        <w:trPr>
+          <w:cantSplit/>
+        </w:trPr>
+        <w:tc>
+          <w:tcPr>
+            <w:tcW w:w="2300" w:type="dxa"/>
+            <w:shd w:val="clear" w:color="auto" w:fill="FFFFFF"/>
+            <w:vAlign w:val="center"/>
+          </w:tcPr>
+          <w:p>
+            <w:pPr>
+              <w:keepNext/>
+              <w:keepLines/>
+              <w:spacing w:after="40" w:line="254" w:lineRule="auto"/>
+              <w:rPr/>
+            </w:pPr>
+            <w:r>
+              <w:rPr>
+                <w:color w:val="000000"/>
+                <w:sz w:val="17"/>
+              </w:rPr>
+              <w:t xml:space="preserve">C2PA TSA Trust List</w:t>
+            </w:r>
+          </w:p>
+        </w:tc>
+        <w:tc>
+          <w:tcPr>
+            <w:tcW w:w="3600" w:type="dxa"/>
+            <w:shd w:val="clear" w:color="auto" w:fill="FFFFFF"/>
+            <w:vAlign w:val="center"/>
+          </w:tcPr>
+          <w:p>
+            <w:pPr>
+              <w:keepNext/>
+              <w:keepLines/>
+              <w:spacing w:after="40" w:line="254" w:lineRule="auto"/>
+              <w:rPr/>
+            </w:pPr>
+            <w:r>
+              <w:rPr>
+                <w:color w:val="000000"/>
+                <w:sz w:val="17"/>
+              </w:rPr>
+              <w:t xml:space="preserve">Same commit, trust-list/C2PA-TSA-TRUST-LIST.pem</w:t>
+            </w:r>
+          </w:p>
+        </w:tc>
+        <w:tc>
+          <w:tcPr>
+            <w:tcW w:w="3738" w:type="dxa"/>
+            <w:shd w:val="clear" w:color="auto" w:fill="FFFFFF"/>
+            <w:vAlign w:val="center"/>
+          </w:tcPr>
+          <w:p>
+            <w:pPr>
+              <w:keepNext/>
+              <w:keepLines/>
+              <w:spacing w:after="40" w:line="254" w:lineRule="auto"/>
+              <w:rPr/>
+            </w:pPr>
+            <w:r>
+              <w:rPr>
+                <w:color w:val="000000"/>
+                <w:sz w:val="17"/>
+              </w:rPr>
+              <w:t xml:space="preserve">Pinned and recorded only. c2pa-python 0.37.10 has no separate time-stamp authority setting, so time stamps are not verified against it.</w:t>
+            </w:r>
+          </w:p>
+        </w:tc>
+      </w:tr>
+      <w:tr>
+        <w:trPr>
+          <w:cantSplit/>
+        </w:trPr>
+        <w:tc>
+          <w:tcPr>
+            <w:tcW w:w="2300" w:type="dxa"/>
+            <w:shd w:val="clear" w:color="auto" w:fill="FFFFFF"/>
+            <w:vAlign w:val="center"/>
+          </w:tcPr>
+          <w:p>
+            <w:pPr>
+              <w:keepNext/>
+              <w:keepLines/>
+              <w:spacing w:after="40" w:line="254" w:lineRule="auto"/>
+              <w:rPr/>
+            </w:pPr>
+            <w:r>
+              <w:rPr>
+                <w:color w:val="000000"/>
+                <w:sz w:val="17"/>
+              </w:rPr>
+              <w:t xml:space="preserve">Interim Trust List (legacy, frozen)</w:t>
+            </w:r>
+          </w:p>
+        </w:tc>
+        <w:tc>
+          <w:tcPr>
+            <w:tcW w:w="3600" w:type="dxa"/>
+            <w:shd w:val="clear" w:color="auto" w:fill="FFFFFF"/>
+            <w:vAlign w:val="center"/>
+          </w:tcPr>
+          <w:p>
+            <w:pPr>
+              <w:keepNext/>
+              <w:keepLines/>
+              <w:spacing w:after="40" w:line="254" w:lineRule="auto"/>
+              <w:rPr/>
+            </w:pPr>
+            <w:r>
+              <w:rPr>
+                <w:color w:val="000000"/>
+                <w:sz w:val="17"/>
+              </w:rPr>
+              <w:t xml:space="preserve">contentauth/verify-site at commit 83b2e30 (21 April 2026): anchors.pem, allowed.pem and store.cfg; frozen on 1 January 2026</w:t>
+            </w:r>
+          </w:p>
+        </w:tc>
+        <w:tc>
+          <w:tcPr>
+            <w:tcW w:w="3738" w:type="dxa"/>
+            <w:shd w:val="clear" w:color="auto" w:fill="FFFFFF"/>
+            <w:vAlign w:val="center"/>
+          </w:tcPr>
+          <w:p>
+            <w:pPr>
+              <w:keepNext/>
+              <w:keepLines/>
+              <w:spacing w:after="40" w:line="254" w:lineRule="auto"/>
+              <w:rPr/>
+            </w:pPr>
+            <w:r>
+              <w:rPr>
+                <w:color w:val="000000"/>
+                <w:sz w:val="17"/>
+              </w:rPr>
+              <w:t xml:space="preserve">Consulted only when the official list does not trust the signer, and accepted only when the SDK reports a signing time before the freeze. Otherwise the signer is untrusted and trust_note explains why.</w:t>
+            </w:r>
+          </w:p>
+        </w:tc>
+      </w:tr>
+      <w:tr>
+        <w:trPr>
+          <w:cantSplit/>
+        </w:trPr>
+        <w:tc>
+          <w:tcPr>
+            <w:tcW w:w="2300" w:type="dxa"/>
+            <w:shd w:val="clear" w:color="auto" w:fill="FFFFFF"/>
+            <w:vAlign w:val="center"/>
+          </w:tcPr>
+          <w:p>
+            <w:pPr>
+              <w:keepLines/>
+              <w:spacing w:after="40" w:line="254" w:lineRule="auto"/>
+              <w:rPr/>
+            </w:pPr>
+            <w:r>
+              <w:rPr>
+                <w:color w:val="000000"/>
+                <w:sz w:val="17"/>
+              </w:rPr>
+              <w:t xml:space="preserve">Known AI signers</w:t>
+            </w:r>
+          </w:p>
+        </w:tc>
+        <w:tc>
+          <w:tcPr>
+            <w:tcW w:w="3600" w:type="dxa"/>
+            <w:shd w:val="clear" w:color="auto" w:fill="FFFFFF"/>
+            <w:vAlign w:val="center"/>
+          </w:tcPr>
+          <w:p>
+            <w:pPr>
+              <w:keepLines/>
+              <w:spacing w:after="40" w:line="254" w:lineRule="auto"/>
+              <w:rPr/>
+            </w:pPr>
+            <w:r>
+              <w:rPr>
+                <w:color w:val="000000"/>
+                <w:sz w:val="17"/>
+              </w:rPr>
+              <w:t xml:space="preserve">known_ai_signers.json: the BytePlus Lumina (Seed Audio) signing certificate, valid until 16 March 2028, as a base64 SHA-256 fingerprint</w:t>
+            </w:r>
+          </w:p>
+        </w:tc>
+        <w:tc>
+          <w:tcPr>
+            <w:tcW w:w="3738" w:type="dxa"/>
+            <w:shd w:val="clear" w:color="auto" w:fill="FFFFFF"/>
+            <w:vAlign w:val="center"/>
+          </w:tcPr>
+          <w:p>
+            <w:pPr>
+              <w:keepLines/>
+              <w:spacing w:after="40" w:line="254" w:lineRule="auto"/>
+              <w:rPr/>
+            </w:pPr>
+            <w:r>
+              <w:rPr>
+                <w:color w:val="000000"/>
+                <w:sz w:val="17"/>
+              </w:rPr>
+              <w:t xml:space="preserve">Not a trust list. Identifies AI generation tools whose AI labels are accepted (asymmetric trust). Matched by a second SDK read with the fingerprints as an allowed list.</w:t>
+            </w:r>
+          </w:p>
+        </w:tc>
+      </w:tr>
+    </w:tbl>
+    <w:p>
+      <w:pPr>
+        <w:spacing w:before="120"/>
+        <w:rPr/>
+      </w:pPr>
+      <w:r>
+        <w:t xml:space="preserve">policies/c2pa_trust/README.md gives the update procedure: download the files at a new commit, record the commit, date and SHA-256 values in trust_lists.json, run tests/test_c2pa_integrity.py and record the change in the program version. The lists should be reviewed periodically because conforming signers are added and removed over time.</w:t>
+      </w:r>
+    </w:p>
+    <w:p>
+      <w:pPr>
+        <w:pStyle w:val="Heading2"/>
+        <w:keepNext/>
+        <w:keepLines/>
+        <w:rPr/>
+      </w:pPr>
+      <w:bookmarkStart w:id="304" w:name="ManualSection47"/>
+      <w:r>
+        <w:rPr>
+          <w:color w:val="000000"/>
+        </w:rPr>
+        <w:t xml:space="preserve">Trust status and attestation strength</w:t>
+      </w:r>
+      <w:bookmarkEnd w:id="304"/>
+    </w:p>
+    <w:p>
+      <w:pPr>
+        <w:spacing w:line="276" w:lineRule="auto"/>
+        <w:rPr/>
+      </w:pPr>
+      <w:r>
+        <w:t xml:space="preserve">Each manifest receives a trust_status: the official list is consulted first, then the legacy ITL. The attestation value is ordered by what was verified: content binding, then signature, then signer identity. No state can reach a verified revocation result.</w:t>
+      </w:r>
+    </w:p>
+    <w:tbl>
+      <w:tblPr>
+        <w:tblW w:w="9638" w:type="dxa"/>
+        <w:tblBorders>
+          <w:top w:val="single" w:sz="4" w:space="0" w:color="D9D9D9"/>
+          <w:left w:val="single" w:sz="4" w:space="0" w:color="D9D9D9"/>
+          <w:bottom w:val="single" w:sz="4" w:space="0" w:color="D9D9D9"/>
+          <w:right w:val="single" w:sz="4" w:space="0" w:color="D9D9D9"/>
+          <w:insideH w:val="single" w:sz="4" w:space="0" w:color="D9D9D9"/>
+          <w:insideV w:val="single" w:sz="4" w:space="0" w:color="D9D9D9"/>
+        </w:tblBorders>
+        <w:tblLayout w:type="fixed"/>
+        <w:tblCellMar>
+          <w:top w:w="75" w:type="dxa"/>
+          <w:left w:w="95" w:type="dxa"/>
+          <w:bottom w:w="75" w:type="dxa"/>
+          <w:right w:w="95" w:type="dxa"/>
+        </w:tblCellMar>
+        <w:tblLook w:val="04A0" w:firstRow="1" w:lastRow="0" w:firstColumn="1" w:lastColumn="0" w:noHBand="0" w:noVBand="1"/>
+      </w:tblPr>
+      <w:tblGrid>
+        <w:gridCol w:w="2700"/>
+        <w:gridCol w:w="2700"/>
+        <w:gridCol w:w="4238"/>
+      </w:tblGrid>
+      <w:tr>
+        <w:trPr>
+          <w:cantSplit/>
+          <w:tblHeader/>
+        </w:trPr>
+        <w:tc>
+          <w:tcPr>
+            <w:tcW w:w="2700" w:type="dxa"/>
+            <w:tcBorders>
+              <w:top w:val="single" w:sz="4" w:space="0" w:color="1F3A5F"/>
+              <w:left w:val="single" w:sz="4" w:space="0" w:color="1F3A5F"/>
+              <w:bottom w:val="single" w:sz="4" w:space="0" w:color="1F3A5F"/>
+              <w:right w:val="single" w:sz="4" w:space="0" w:color="1F3A5F"/>
+            </w:tcBorders>
+            <w:shd w:val="clear" w:color="auto" w:fill="1F3A5F"/>
+            <w:tcMar>
+              <w:top w:w="70" w:type="dxa"/>
+              <w:left w:w="110" w:type="dxa"/>
+              <w:bottom w:w="70" w:type="dxa"/>
+              <w:right w:w="110" w:type="dxa"/>
+            </w:tcMar>
+            <w:vAlign w:val="center"/>
+          </w:tcPr>
+          <w:p>
+            <w:pPr>
+              <w:keepNext/>
+              <w:keepLines/>
+              <w:spacing w:after="40" w:line="254" w:lineRule="auto"/>
+              <w:rPr/>
+            </w:pPr>
+            <w:r>
+              <w:rPr>
+                <w:b/>
+                <w:bCs/>
+                <w:color w:val="FFFFFF"/>
+                <w:sz w:val="17"/>
+                <w:szCs w:val="18"/>
+              </w:rPr>
+              <w:t xml:space="preserve">Final manifest state</w:t>
+            </w:r>
+          </w:p>
+        </w:tc>
+        <w:tc>
+          <w:tcPr>
+            <w:tcW w:w="2700" w:type="dxa"/>
+            <w:tcBorders>
+              <w:top w:val="single" w:sz="4" w:space="0" w:color="1F3A5F"/>
+              <w:left w:val="single" w:sz="4" w:space="0" w:color="1F3A5F"/>
+              <w:bottom w:val="single" w:sz="4" w:space="0" w:color="1F3A5F"/>
+              <w:right w:val="single" w:sz="4" w:space="0" w:color="1F3A5F"/>
+            </w:tcBorders>
+            <w:shd w:val="clear" w:color="auto" w:fill="1F3A5F"/>
+            <w:tcMar>
+              <w:top w:w="70" w:type="dxa"/>
+              <w:left w:w="110" w:type="dxa"/>
+              <w:bottom w:w="70" w:type="dxa"/>
+              <w:right w:w="110" w:type="dxa"/>
+            </w:tcMar>
+            <w:vAlign w:val="center"/>
+          </w:tcPr>
+          <w:p>
+            <w:pPr>
+              <w:keepNext/>
+              <w:keepLines/>
+              <w:spacing w:after="40" w:line="254" w:lineRule="auto"/>
+              <w:rPr/>
+            </w:pPr>
+            <w:r>
+              <w:rPr>
+                <w:b/>
+                <w:bCs/>
+                <w:color w:val="FFFFFF"/>
+                <w:sz w:val="17"/>
+                <w:szCs w:val="18"/>
+              </w:rPr>
+              <w:t xml:space="preserve">Attestation strength</w:t>
+            </w:r>
+          </w:p>
+        </w:tc>
+        <w:tc>
+          <w:tcPr>
+            <w:tcW w:w="4238" w:type="dxa"/>
+            <w:tcBorders>
+              <w:top w:val="single" w:sz="4" w:space="0" w:color="1F3A5F"/>
+              <w:left w:val="single" w:sz="4" w:space="0" w:color="1F3A5F"/>
+              <w:bottom w:val="single" w:sz="4" w:space="0" w:color="1F3A5F"/>
+              <w:right w:val="single" w:sz="4" w:space="0" w:color="1F3A5F"/>
+            </w:tcBorders>
+            <w:shd w:val="clear" w:color="auto" w:fill="1F3A5F"/>
+            <w:tcMar>
+              <w:top w:w="70" w:type="dxa"/>
+              <w:left w:w="110" w:type="dxa"/>
+              <w:bottom w:w="70" w:type="dxa"/>
+              <w:right w:w="110" w:type="dxa"/>
+            </w:tcMar>
+            <w:vAlign w:val="center"/>
+          </w:tcPr>
+          <w:p>
+            <w:pPr>
+              <w:keepNext/>
+              <w:keepLines/>
+              <w:spacing w:after="40" w:line="254" w:lineRule="auto"/>
+              <w:rPr/>
+            </w:pPr>
+            <w:r>
+              <w:rPr>
+                <w:b/>
+                <w:bCs/>
+                <w:color w:val="FFFFFF"/>
+                <w:sz w:val="17"/>
+                <w:szCs w:val="18"/>
+              </w:rPr>
+              <w:t xml:space="preserve">What was verified</w:t>
+            </w:r>
+          </w:p>
+        </w:tc>
+      </w:tr>
+      <w:tr>
+        <w:trPr>
+          <w:cantSplit/>
+        </w:trPr>
+        <w:tc>
+          <w:tcPr>
+            <w:tcW w:w="2700" w:type="dxa"/>
+            <w:shd w:val="clear" w:color="auto" w:fill="FFFFFF"/>
+            <w:vAlign w:val="center"/>
+          </w:tcPr>
+          <w:p>
+            <w:pPr>
+              <w:keepNext/>
+              <w:keepLines/>
+              <w:spacing w:after="40" w:line="254" w:lineRule="auto"/>
+              <w:rPr/>
+            </w:pPr>
+            <w:r>
+              <w:rPr>
+                <w:color w:val="000000"/>
+                <w:sz w:val="17"/>
+              </w:rPr>
+              <w:t xml:space="preserve">trusted_c2pa</w:t>
+            </w:r>
+          </w:p>
+        </w:tc>
+        <w:tc>
+          <w:tcPr>
+            <w:tcW w:w="2700" w:type="dxa"/>
+            <w:shd w:val="clear" w:color="auto" w:fill="FFFFFF"/>
+            <w:vAlign w:val="center"/>
+          </w:tcPr>
+          <w:p>
+            <w:pPr>
+              <w:keepNext/>
+              <w:keepLines/>
+              <w:spacing w:after="40" w:line="254" w:lineRule="auto"/>
+              <w:rPr/>
+            </w:pPr>
+            <w:r>
+              <w:rPr>
+                <w:color w:val="000000"/>
+                <w:sz w:val="17"/>
+              </w:rPr>
+              <w:t xml:space="preserve">available; 1.0; confidence 0.9</w:t>
+            </w:r>
+          </w:p>
+        </w:tc>
+        <w:tc>
+          <w:tcPr>
+            <w:tcW w:w="4238" w:type="dxa"/>
+            <w:shd w:val="clear" w:color="auto" w:fill="FFFFFF"/>
+            <w:vAlign w:val="center"/>
+          </w:tcPr>
+          <w:p>
+            <w:pPr>
+              <w:keepNext/>
+              <w:keepLines/>
+              <w:spacing w:after="40" w:line="254" w:lineRule="auto"/>
+              <w:rPr/>
+            </w:pPr>
+            <w:r>
+              <w:rPr>
+                <w:color w:val="000000"/>
+                <w:sz w:val="17"/>
+              </w:rPr>
+              <w:t xml:space="preserve">Binding and signature verify; the signer chains to the pinned C2PA Trust List.</w:t>
+            </w:r>
+          </w:p>
+        </w:tc>
+      </w:tr>
+      <w:tr>
+        <w:trPr>
+          <w:cantSplit/>
+        </w:trPr>
+        <w:tc>
+          <w:tcPr>
+            <w:tcW w:w="2700" w:type="dxa"/>
+            <w:shd w:val="clear" w:color="auto" w:fill="FFFFFF"/>
+            <w:vAlign w:val="center"/>
+          </w:tcPr>
+          <w:p>
+            <w:pPr>
+              <w:keepNext/>
+              <w:keepLines/>
+              <w:spacing w:after="40" w:line="254" w:lineRule="auto"/>
+              <w:rPr/>
+            </w:pPr>
+            <w:r>
+              <w:rPr>
+                <w:color w:val="000000"/>
+                <w:sz w:val="17"/>
+              </w:rPr>
+              <w:t xml:space="preserve">trusted_legacy_itl</w:t>
+            </w:r>
+          </w:p>
+        </w:tc>
+        <w:tc>
+          <w:tcPr>
+            <w:tcW w:w="2700" w:type="dxa"/>
+            <w:shd w:val="clear" w:color="auto" w:fill="FFFFFF"/>
+            <w:vAlign w:val="center"/>
+          </w:tcPr>
+          <w:p>
+            <w:pPr>
+              <w:keepNext/>
+              <w:keepLines/>
+              <w:spacing w:after="40" w:line="254" w:lineRule="auto"/>
+              <w:rPr/>
+            </w:pPr>
+            <w:r>
+              <w:rPr>
+                <w:color w:val="000000"/>
+                <w:sz w:val="17"/>
+              </w:rPr>
+              <w:t xml:space="preserve">available; 0.9; confidence 0.9</w:t>
+            </w:r>
+          </w:p>
+        </w:tc>
+        <w:tc>
+          <w:tcPr>
+            <w:tcW w:w="4238" w:type="dxa"/>
+            <w:shd w:val="clear" w:color="auto" w:fill="FFFFFF"/>
+            <w:vAlign w:val="center"/>
+          </w:tcPr>
+          <w:p>
+            <w:pPr>
+              <w:keepNext/>
+              <w:keepLines/>
+              <w:spacing w:after="40" w:line="254" w:lineRule="auto"/>
+              <w:rPr/>
+            </w:pPr>
+            <w:r>
+              <w:rPr>
+                <w:color w:val="000000"/>
+                <w:sz w:val="17"/>
+              </w:rPr>
+              <w:t xml:space="preserve">Binding and signature verify; the signer chains to the frozen ITL and signed before 1 January 2026.</w:t>
+            </w:r>
+          </w:p>
+        </w:tc>
+      </w:tr>
+      <w:tr>
+        <w:trPr>
+          <w:cantSplit/>
+        </w:trPr>
+        <w:tc>
+          <w:tcPr>
+            <w:tcW w:w="2700" w:type="dxa"/>
+            <w:shd w:val="clear" w:color="auto" w:fill="FFFFFF"/>
+            <w:vAlign w:val="center"/>
+          </w:tcPr>
+          <w:p>
+            <w:pPr>
+              <w:keepNext/>
+              <w:keepLines/>
+              <w:spacing w:after="40" w:line="254" w:lineRule="auto"/>
+              <w:rPr/>
+            </w:pPr>
+            <w:r>
+              <w:rPr>
+                <w:color w:val="000000"/>
+                <w:sz w:val="17"/>
+              </w:rPr>
+              <w:t xml:space="preserve">untrusted</w:t>
+            </w:r>
+          </w:p>
+        </w:tc>
+        <w:tc>
+          <w:tcPr>
+            <w:tcW w:w="2700" w:type="dxa"/>
+            <w:shd w:val="clear" w:color="auto" w:fill="FFFFFF"/>
+            <w:vAlign w:val="center"/>
+          </w:tcPr>
+          <w:p>
+            <w:pPr>
+              <w:keepNext/>
+              <w:keepLines/>
+              <w:spacing w:after="40" w:line="254" w:lineRule="auto"/>
+              <w:rPr/>
+            </w:pPr>
+            <w:r>
+              <w:rPr>
+                <w:color w:val="000000"/>
+                <w:sz w:val="17"/>
+              </w:rPr>
+              <w:t xml:space="preserve">partial; 0.3; confidence 0.9</w:t>
+            </w:r>
+          </w:p>
+        </w:tc>
+        <w:tc>
+          <w:tcPr>
+            <w:tcW w:w="4238" w:type="dxa"/>
+            <w:shd w:val="clear" w:color="auto" w:fill="FFFFFF"/>
+            <w:vAlign w:val="center"/>
+          </w:tcPr>
+          <w:p>
+            <w:pPr>
+              <w:keepNext/>
+              <w:keepLines/>
+              <w:spacing w:after="40" w:line="254" w:lineRule="auto"/>
+              <w:rPr/>
+            </w:pPr>
+            <w:r>
+              <w:rPr>
+                <w:color w:val="000000"/>
+                <w:sz w:val="17"/>
+              </w:rPr>
+              <w:t xml:space="preserve">Binding and signature verify, but the signer is on neither list. Anyone can create such a certificate, so the signer's identity is unknown.</w:t>
+            </w:r>
+          </w:p>
+        </w:tc>
+      </w:tr>
+      <w:tr>
+        <w:trPr>
+          <w:cantSplit/>
+        </w:trPr>
+        <w:tc>
+          <w:tcPr>
+            <w:tcW w:w="2700" w:type="dxa"/>
+            <w:shd w:val="clear" w:color="auto" w:fill="FFFFFF"/>
+            <w:vAlign w:val="center"/>
+          </w:tcPr>
+          <w:p>
+            <w:pPr>
+              <w:keepNext/>
+              <w:keepLines/>
+              <w:spacing w:after="40" w:line="254" w:lineRule="auto"/>
+              <w:rPr/>
+            </w:pPr>
+            <w:r>
+              <w:rPr>
+                <w:color w:val="000000"/>
+                <w:sz w:val="17"/>
+              </w:rPr>
+              <w:t xml:space="preserve">unclear (readable, no validation state)</w:t>
+            </w:r>
+          </w:p>
+        </w:tc>
+        <w:tc>
+          <w:tcPr>
+            <w:tcW w:w="2700" w:type="dxa"/>
+            <w:shd w:val="clear" w:color="auto" w:fill="FFFFFF"/>
+            <w:vAlign w:val="center"/>
+          </w:tcPr>
+          <w:p>
+            <w:pPr>
+              <w:keepNext/>
+              <w:keepLines/>
+              <w:spacing w:after="40" w:line="254" w:lineRule="auto"/>
+              <w:rPr/>
+            </w:pPr>
+            <w:r>
+              <w:rPr>
+                <w:color w:val="000000"/>
+                <w:sz w:val="17"/>
+              </w:rPr>
+              <w:t xml:space="preserve">partial; 0.25 with a signature, else 0.1; confidence 0.6</w:t>
+            </w:r>
+          </w:p>
+        </w:tc>
+        <w:tc>
+          <w:tcPr>
+            <w:tcW w:w="4238" w:type="dxa"/>
+            <w:shd w:val="clear" w:color="auto" w:fill="FFFFFF"/>
+            <w:vAlign w:val="center"/>
+          </w:tcPr>
+          <w:p>
+            <w:pPr>
+              <w:keepNext/>
+              <w:keepLines/>
+              <w:spacing w:after="40" w:line="254" w:lineRule="auto"/>
+              <w:rPr/>
+            </w:pPr>
+            <w:r>
+              <w:rPr>
+                <w:color w:val="000000"/>
+                <w:sz w:val="17"/>
+              </w:rPr>
+              <w:t xml:space="preserve">Claims are readable but nothing was verified.</w:t>
+            </w:r>
+          </w:p>
+        </w:tc>
+      </w:tr>
+      <w:tr>
+        <w:trPr>
+          <w:cantSplit/>
+        </w:trPr>
+        <w:tc>
+          <w:tcPr>
+            <w:tcW w:w="2700" w:type="dxa"/>
+            <w:shd w:val="clear" w:color="auto" w:fill="FFFFFF"/>
+            <w:vAlign w:val="center"/>
+          </w:tcPr>
+          <w:p>
+            <w:pPr>
+              <w:keepNext/>
+              <w:keepLines/>
+              <w:spacing w:after="40" w:line="254" w:lineRule="auto"/>
+              <w:rPr/>
+            </w:pPr>
+            <w:r>
+              <w:rPr>
+                <w:color w:val="000000"/>
+                <w:sz w:val="17"/>
+              </w:rPr>
+              <w:t xml:space="preserve">invalid</w:t>
+            </w:r>
+          </w:p>
+        </w:tc>
+        <w:tc>
+          <w:tcPr>
+            <w:tcW w:w="2700" w:type="dxa"/>
+            <w:shd w:val="clear" w:color="auto" w:fill="FFFFFF"/>
+            <w:vAlign w:val="center"/>
+          </w:tcPr>
+          <w:p>
+            <w:pPr>
+              <w:keepNext/>
+              <w:keepLines/>
+              <w:spacing w:after="40" w:line="254" w:lineRule="auto"/>
+              <w:rPr/>
+            </w:pPr>
+            <w:r>
+              <w:rPr>
+                <w:color w:val="000000"/>
+                <w:sz w:val="17"/>
+              </w:rPr>
+              <w:t xml:space="preserve">available; 0.0; confidence 0.9</w:t>
+            </w:r>
+          </w:p>
+        </w:tc>
+        <w:tc>
+          <w:tcPr>
+            <w:tcW w:w="4238" w:type="dxa"/>
+            <w:shd w:val="clear" w:color="auto" w:fill="FFFFFF"/>
+            <w:vAlign w:val="center"/>
+          </w:tcPr>
+          <w:p>
+            <w:pPr>
+              <w:keepNext/>
+              <w:keepLines/>
+              <w:spacing w:after="40" w:line="254" w:lineRule="auto"/>
+              <w:rPr/>
+            </w:pPr>
+            <w:r>
+              <w:rPr>
+                <w:color w:val="000000"/>
+                <w:sz w:val="17"/>
+              </w:rPr>
+              <w:t xml:space="preserve">Binding, signature or another validation check failed; failure findings name the codes.</w:t>
+            </w:r>
+          </w:p>
+        </w:tc>
+      </w:tr>
+      <w:tr>
+        <w:trPr>
+          <w:cantSplit/>
+        </w:trPr>
+        <w:tc>
+          <w:tcPr>
+            <w:tcW w:w="2700" w:type="dxa"/>
+            <w:shd w:val="clear" w:color="auto" w:fill="FFFFFF"/>
+            <w:vAlign w:val="center"/>
+          </w:tcPr>
+          <w:p>
+            <w:pPr>
+              <w:keepNext/>
+              <w:keepLines/>
+              <w:spacing w:after="40" w:line="254" w:lineRule="auto"/>
+              <w:rPr/>
+            </w:pPr>
+            <w:r>
+              <w:rPr>
+                <w:color w:val="000000"/>
+                <w:sz w:val="17"/>
+              </w:rPr>
+              <w:t xml:space="preserve">absent</w:t>
+            </w:r>
+          </w:p>
+        </w:tc>
+        <w:tc>
+          <w:tcPr>
+            <w:tcW w:w="2700" w:type="dxa"/>
+            <w:shd w:val="clear" w:color="auto" w:fill="FFFFFF"/>
+            <w:vAlign w:val="center"/>
+          </w:tcPr>
+          <w:p>
+            <w:pPr>
+              <w:keepNext/>
+              <w:keepLines/>
+              <w:spacing w:after="40" w:line="254" w:lineRule="auto"/>
+              <w:rPr/>
+            </w:pPr>
+            <w:r>
+              <w:rPr>
+                <w:color w:val="000000"/>
+                <w:sz w:val="17"/>
+              </w:rPr>
+              <w:t xml:space="preserve">available; 0.0; confidence 0.9</w:t>
+            </w:r>
+          </w:p>
+        </w:tc>
+        <w:tc>
+          <w:tcPr>
+            <w:tcW w:w="4238" w:type="dxa"/>
+            <w:shd w:val="clear" w:color="auto" w:fill="FFFFFF"/>
+            <w:vAlign w:val="center"/>
+          </w:tcPr>
+          <w:p>
+            <w:pPr>
+              <w:keepNext/>
+              <w:keepLines/>
+              <w:spacing w:after="40" w:line="254" w:lineRule="auto"/>
+              <w:rPr/>
+            </w:pPr>
+            <w:r>
+              <w:rPr>
+                <w:color w:val="000000"/>
+                <w:sz w:val="17"/>
+              </w:rPr>
+              <w:t xml:space="preserve">Nothing to verify. Not evidence against the submission.</w:t>
+            </w:r>
+          </w:p>
+        </w:tc>
+      </w:tr>
+      <w:tr>
+        <w:trPr>
+          <w:cantSplit/>
+        </w:trPr>
+        <w:tc>
+          <w:tcPr>
+            <w:tcW w:w="2700" w:type="dxa"/>
+            <w:shd w:val="clear" w:color="auto" w:fill="FFFFFF"/>
+            <w:vAlign w:val="center"/>
+          </w:tcPr>
+          <w:p>
+            <w:pPr>
+              <w:keepNext/>
+              <w:keepLines/>
+              <w:spacing w:after="40" w:line="254" w:lineRule="auto"/>
+              <w:rPr/>
+            </w:pPr>
+            <w:r>
+              <w:rPr>
+                <w:color w:val="000000"/>
+                <w:sz w:val="17"/>
+              </w:rPr>
+              <w:t xml:space="preserve">unreadable</w:t>
+            </w:r>
+          </w:p>
+        </w:tc>
+        <w:tc>
+          <w:tcPr>
+            <w:tcW w:w="2700" w:type="dxa"/>
+            <w:shd w:val="clear" w:color="auto" w:fill="FFFFFF"/>
+            <w:vAlign w:val="center"/>
+          </w:tcPr>
+          <w:p>
+            <w:pPr>
+              <w:keepNext/>
+              <w:keepLines/>
+              <w:spacing w:after="40" w:line="254" w:lineRule="auto"/>
+              <w:rPr/>
+            </w:pPr>
+            <w:r>
+              <w:rPr>
+                <w:color w:val="000000"/>
+                <w:sz w:val="17"/>
+              </w:rPr>
+              <w:t xml:space="preserve">partial; null; confidence 0.3</w:t>
+            </w:r>
+          </w:p>
+        </w:tc>
+        <w:tc>
+          <w:tcPr>
+            <w:tcW w:w="4238" w:type="dxa"/>
+            <w:shd w:val="clear" w:color="auto" w:fill="FFFFFF"/>
+            <w:vAlign w:val="center"/>
+          </w:tcPr>
+          <w:p>
+            <w:pPr>
+              <w:keepNext/>
+              <w:keepLines/>
+              <w:spacing w:after="40" w:line="254" w:lineRule="auto"/>
+              <w:rPr/>
+            </w:pPr>
+            <w:r>
+              <w:rPr>
+                <w:color w:val="000000"/>
+                <w:sz w:val="17"/>
+              </w:rPr>
+              <w:t xml:space="preserve">A C2PA chunk exists but no manifest could be read; C2PA_READ_FAILED is reported.</w:t>
+            </w:r>
+          </w:p>
+        </w:tc>
+      </w:tr>
+      <w:tr>
+        <w:trPr>
+          <w:cantSplit/>
+        </w:trPr>
+        <w:tc>
+          <w:tcPr>
+            <w:tcW w:w="2700" w:type="dxa"/>
+            <w:shd w:val="clear" w:color="auto" w:fill="FFFFFF"/>
+            <w:vAlign w:val="center"/>
+          </w:tcPr>
+          <w:p>
+            <w:pPr>
+              <w:keepLines/>
+              <w:spacing w:after="40" w:line="254" w:lineRule="auto"/>
+              <w:rPr/>
+            </w:pPr>
+            <w:r>
+              <w:rPr>
+                <w:color w:val="000000"/>
+                <w:sz w:val="17"/>
+              </w:rPr>
+              <w:t xml:space="preserve">not_checked</w:t>
+            </w:r>
+          </w:p>
+        </w:tc>
+        <w:tc>
+          <w:tcPr>
+            <w:tcW w:w="2700" w:type="dxa"/>
+            <w:shd w:val="clear" w:color="auto" w:fill="FFFFFF"/>
+            <w:vAlign w:val="center"/>
+          </w:tcPr>
+          <w:p>
+            <w:pPr>
+              <w:keepLines/>
+              <w:spacing w:after="40" w:line="254" w:lineRule="auto"/>
+              <w:rPr/>
+            </w:pPr>
+            <w:r>
+              <w:rPr>
+                <w:color w:val="000000"/>
+                <w:sz w:val="17"/>
+              </w:rPr>
+              <w:t xml:space="preserve">unavailable; null</w:t>
+            </w:r>
+          </w:p>
+        </w:tc>
+        <w:tc>
+          <w:tcPr>
+            <w:tcW w:w="4238" w:type="dxa"/>
+            <w:shd w:val="clear" w:color="auto" w:fill="FFFFFF"/>
+            <w:vAlign w:val="center"/>
+          </w:tcPr>
+          <w:p>
+            <w:pPr>
+              <w:keepLines/>
+              <w:spacing w:after="40" w:line="254" w:lineRule="auto"/>
+              <w:rPr/>
+            </w:pPr>
+            <w:r>
+              <w:rPr>
+                <w:color w:val="000000"/>
+                <w:sz w:val="17"/>
+              </w:rPr>
+              <w:t xml:space="preserve">The SDK is not installed.</w:t>
+            </w:r>
+          </w:p>
+        </w:tc>
+      </w:tr>
+    </w:tbl>
+    <w:p>
+      <w:pPr>
+        <w:spacing w:before="120"/>
+        <w:rPr/>
+      </w:pPr>
+      <w:r>
+        <w:t xml:space="preserve">Across several final-associated manifests, invalid takes precedence, followed by the strongest trust found: trusted_c2pa, trusted_legacy_itl, then untrusted. The validation object records trust_status, trust_source (list label and commit), revocation_status and the signer's name. These fields are optional in scoring-response.schema.json, so schema_version remains 0.2-candidate for CSEC compatibility.</w:t>
+      </w:r>
+    </w:p>
+    <w:p>
+      <w:pPr>
+        <w:pStyle w:val="Heading2"/>
+        <w:keepNext/>
+        <w:keepLines/>
+        <w:rPr/>
+      </w:pPr>
+      <w:bookmarkStart w:id="305" w:name="ManualSection48"/>
+      <w:r>
+        <w:rPr>
+          <w:color w:val="000000"/>
+        </w:rPr>
+        <w:t xml:space="preserve">Asymmetric trust</w:t>
+      </w:r>
+      <w:bookmarkEnd w:id="305"/>
+    </w:p>
+    <w:p>
+      <w:pPr>
+        <w:spacing w:line="276" w:lineRule="auto"/>
+        <w:rPr/>
+      </w:pPr>
+      <w:r>
+        <w:t xml:space="preserve">A forged claim only helps a submitter if it supports human authorship; nobody gains by forging a label that lowers their own assessment. evidence_tiers.c2pa_tier therefore classifies C2PA cross-evidence by the direction of the claim.</w:t>
+      </w:r>
+    </w:p>
+    <w:tbl>
+      <w:tblPr>
+        <w:tblW w:w="9638" w:type="dxa"/>
+        <w:tblBorders>
+          <w:top w:val="single" w:sz="4" w:space="0" w:color="D9D9D9"/>
+          <w:left w:val="single" w:sz="4" w:space="0" w:color="D9D9D9"/>
+          <w:bottom w:val="single" w:sz="4" w:space="0" w:color="D9D9D9"/>
+          <w:right w:val="single" w:sz="4" w:space="0" w:color="D9D9D9"/>
+          <w:insideH w:val="single" w:sz="4" w:space="0" w:color="D9D9D9"/>
+          <w:insideV w:val="single" w:sz="4" w:space="0" w:color="D9D9D9"/>
+        </w:tblBorders>
+        <w:tblLayout w:type="fixed"/>
+        <w:tblCellMar>
+          <w:top w:w="75" w:type="dxa"/>
+          <w:left w:w="95" w:type="dxa"/>
+          <w:bottom w:w="75" w:type="dxa"/>
+          <w:right w:w="95" w:type="dxa"/>
+        </w:tblCellMar>
+        <w:tblLook w:val="04A0" w:firstRow="1" w:lastRow="0" w:firstColumn="1" w:lastColumn="0" w:noHBand="0" w:noVBand="1"/>
+      </w:tblPr>
+      <w:tblGrid>
+        <w:gridCol w:w="3200"/>
+        <w:gridCol w:w="3200"/>
+        <w:gridCol w:w="3238"/>
+      </w:tblGrid>
+      <w:tr>
+        <w:trPr>
+          <w:cantSplit/>
+          <w:tblHeader/>
+        </w:trPr>
+        <w:tc>
+          <w:tcPr>
+            <w:tcW w:w="3200" w:type="dxa"/>
+            <w:tcBorders>
+              <w:top w:val="single" w:sz="4" w:space="0" w:color="1F3A5F"/>
+              <w:left w:val="single" w:sz="4" w:space="0" w:color="1F3A5F"/>
+              <w:bottom w:val="single" w:sz="4" w:space="0" w:color="1F3A5F"/>
+              <w:right w:val="single" w:sz="4" w:space="0" w:color="1F3A5F"/>
+            </w:tcBorders>
+            <w:shd w:val="clear" w:color="auto" w:fill="1F3A5F"/>
+            <w:tcMar>
+              <w:top w:w="70" w:type="dxa"/>
+              <w:left w:w="110" w:type="dxa"/>
+              <w:bottom w:w="70" w:type="dxa"/>
+              <w:right w:w="110" w:type="dxa"/>
+            </w:tcMar>
+            <w:vAlign w:val="center"/>
+          </w:tcPr>
+          <w:p>
+            <w:pPr>
+              <w:keepNext/>
+              <w:keepLines/>
+              <w:spacing w:after="40" w:line="254" w:lineRule="auto"/>
+              <w:rPr/>
+            </w:pPr>
+            <w:r>
+              <w:rPr>
+                <w:b/>
+                <w:bCs/>
+                <w:color w:val="FFFFFF"/>
+                <w:sz w:val="17"/>
+                <w:szCs w:val="18"/>
+              </w:rPr>
+              <w:t xml:space="preserve">Claim</w:t>
+            </w:r>
+          </w:p>
+        </w:tc>
+        <w:tc>
+          <w:tcPr>
+            <w:tcW w:w="3200" w:type="dxa"/>
+            <w:tcBorders>
+              <w:top w:val="single" w:sz="4" w:space="0" w:color="1F3A5F"/>
+              <w:left w:val="single" w:sz="4" w:space="0" w:color="1F3A5F"/>
+              <w:bottom w:val="single" w:sz="4" w:space="0" w:color="1F3A5F"/>
+              <w:right w:val="single" w:sz="4" w:space="0" w:color="1F3A5F"/>
+            </w:tcBorders>
+            <w:shd w:val="clear" w:color="auto" w:fill="1F3A5F"/>
+            <w:tcMar>
+              <w:top w:w="70" w:type="dxa"/>
+              <w:left w:w="110" w:type="dxa"/>
+              <w:bottom w:w="70" w:type="dxa"/>
+              <w:right w:w="110" w:type="dxa"/>
+            </w:tcMar>
+            <w:vAlign w:val="center"/>
+          </w:tcPr>
+          <w:p>
+            <w:pPr>
+              <w:keepNext/>
+              <w:keepLines/>
+              <w:spacing w:after="40" w:line="254" w:lineRule="auto"/>
+              <w:rPr/>
+            </w:pPr>
+            <w:r>
+              <w:rPr>
+                <w:b/>
+                <w:bCs/>
+                <w:color w:val="FFFFFF"/>
+                <w:sz w:val="17"/>
+                <w:szCs w:val="18"/>
+              </w:rPr>
+              <w:t xml:space="preserve">Signer</w:t>
+            </w:r>
+          </w:p>
+        </w:tc>
+        <w:tc>
+          <w:tcPr>
+            <w:tcW w:w="3238" w:type="dxa"/>
+            <w:tcBorders>
+              <w:top w:val="single" w:sz="4" w:space="0" w:color="1F3A5F"/>
+              <w:left w:val="single" w:sz="4" w:space="0" w:color="1F3A5F"/>
+              <w:bottom w:val="single" w:sz="4" w:space="0" w:color="1F3A5F"/>
+              <w:right w:val="single" w:sz="4" w:space="0" w:color="1F3A5F"/>
+            </w:tcBorders>
+            <w:shd w:val="clear" w:color="auto" w:fill="1F3A5F"/>
+            <w:tcMar>
+              <w:top w:w="70" w:type="dxa"/>
+              <w:left w:w="110" w:type="dxa"/>
+              <w:bottom w:w="70" w:type="dxa"/>
+              <w:right w:w="110" w:type="dxa"/>
+            </w:tcMar>
+            <w:vAlign w:val="center"/>
+          </w:tcPr>
+          <w:p>
+            <w:pPr>
+              <w:keepNext/>
+              <w:keepLines/>
+              <w:spacing w:after="40" w:line="254" w:lineRule="auto"/>
+              <w:rPr/>
+            </w:pPr>
+            <w:r>
+              <w:rPr>
+                <w:b/>
+                <w:bCs/>
+                <w:color w:val="FFFFFF"/>
+                <w:sz w:val="17"/>
+                <w:szCs w:val="18"/>
+              </w:rPr>
+              <w:t xml:space="preserve">Evidence tier</w:t>
+            </w:r>
+          </w:p>
+        </w:tc>
+      </w:tr>
+      <w:tr>
+        <w:trPr>
+          <w:cantSplit/>
+        </w:trPr>
+        <w:tc>
+          <w:tcPr>
+            <w:tcW w:w="3200" w:type="dxa"/>
+            <w:shd w:val="clear" w:color="auto" w:fill="FFFFFF"/>
+            <w:vAlign w:val="center"/>
+          </w:tcPr>
+          <w:p>
+            <w:pPr>
+              <w:keepNext/>
+              <w:keepLines/>
+              <w:spacing w:after="40" w:line="254" w:lineRule="auto"/>
+              <w:rPr/>
+            </w:pPr>
+            <w:r>
+              <w:rPr>
+                <w:color w:val="000000"/>
+                <w:sz w:val="17"/>
+              </w:rPr>
+              <w:t xml:space="preserve">Lowers the human share (an AI-generation label such as digitalSourceType trainedAlgorithmicMedia)</w:t>
+            </w:r>
+          </w:p>
+        </w:tc>
+        <w:tc>
+          <w:tcPr>
+            <w:tcW w:w="3200" w:type="dxa"/>
+            <w:shd w:val="clear" w:color="auto" w:fill="FFFFFF"/>
+            <w:vAlign w:val="center"/>
+          </w:tcPr>
+          <w:p>
+            <w:pPr>
+              <w:keepNext/>
+              <w:keepLines/>
+              <w:spacing w:after="40" w:line="254" w:lineRule="auto"/>
+              <w:rPr/>
+            </w:pPr>
+            <w:r>
+              <w:rPr>
+                <w:color w:val="000000"/>
+                <w:sz w:val="17"/>
+              </w:rPr>
+              <w:t xml:space="preserve">Any valid signature, or a known AI signer even when the manifest is invalid</w:t>
+            </w:r>
+          </w:p>
+        </w:tc>
+        <w:tc>
+          <w:tcPr>
+            <w:tcW w:w="3238" w:type="dxa"/>
+            <w:shd w:val="clear" w:color="auto" w:fill="FFFFFF"/>
+            <w:vAlign w:val="center"/>
+          </w:tcPr>
+          <w:p>
+            <w:pPr>
+              <w:keepNext/>
+              <w:keepLines/>
+              <w:spacing w:after="40" w:line="254" w:lineRule="auto"/>
+              <w:rPr/>
+            </w:pPr>
+            <w:r>
+              <w:rPr>
+                <w:color w:val="000000"/>
+                <w:sz w:val="17"/>
+              </w:rPr>
+              <w:t xml:space="preserve">signed_attestation</w:t>
+            </w:r>
+          </w:p>
+        </w:tc>
+      </w:tr>
+      <w:tr>
+        <w:trPr>
+          <w:cantSplit/>
+        </w:trPr>
+        <w:tc>
+          <w:tcPr>
+            <w:tcW w:w="3200" w:type="dxa"/>
+            <w:shd w:val="clear" w:color="auto" w:fill="FFFFFF"/>
+            <w:vAlign w:val="center"/>
+          </w:tcPr>
+          <w:p>
+            <w:pPr>
+              <w:keepNext/>
+              <w:keepLines/>
+              <w:spacing w:after="40" w:line="254" w:lineRule="auto"/>
+              <w:rPr/>
+            </w:pPr>
+            <w:r>
+              <w:rPr>
+                <w:color w:val="000000"/>
+                <w:sz w:val="17"/>
+              </w:rPr>
+              <w:t xml:space="preserve">Supports human authorship, or any other claim</w:t>
+            </w:r>
+          </w:p>
+        </w:tc>
+        <w:tc>
+          <w:tcPr>
+            <w:tcW w:w="3200" w:type="dxa"/>
+            <w:shd w:val="clear" w:color="auto" w:fill="FFFFFF"/>
+            <w:vAlign w:val="center"/>
+          </w:tcPr>
+          <w:p>
+            <w:pPr>
+              <w:keepNext/>
+              <w:keepLines/>
+              <w:spacing w:after="40" w:line="254" w:lineRule="auto"/>
+              <w:rPr/>
+            </w:pPr>
+            <w:r>
+              <w:rPr>
+                <w:color w:val="000000"/>
+                <w:sz w:val="17"/>
+              </w:rPr>
+              <w:t xml:space="preserve">trusted_c2pa or trusted_legacy_itl</w:t>
+            </w:r>
+          </w:p>
+        </w:tc>
+        <w:tc>
+          <w:tcPr>
+            <w:tcW w:w="3238" w:type="dxa"/>
+            <w:shd w:val="clear" w:color="auto" w:fill="FFFFFF"/>
+            <w:vAlign w:val="center"/>
+          </w:tcPr>
+          <w:p>
+            <w:pPr>
+              <w:keepNext/>
+              <w:keepLines/>
+              <w:spacing w:after="40" w:line="254" w:lineRule="auto"/>
+              <w:rPr/>
+            </w:pPr>
+            <w:r>
+              <w:rPr>
+                <w:color w:val="000000"/>
+                <w:sz w:val="17"/>
+              </w:rPr>
+              <w:t xml:space="preserve">signed_attestation</w:t>
+            </w:r>
+          </w:p>
+        </w:tc>
+      </w:tr>
+      <w:tr>
+        <w:trPr>
+          <w:cantSplit/>
+        </w:trPr>
+        <w:tc>
+          <w:tcPr>
+            <w:tcW w:w="3200" w:type="dxa"/>
+            <w:shd w:val="clear" w:color="auto" w:fill="FFFFFF"/>
+            <w:vAlign w:val="center"/>
+          </w:tcPr>
+          <w:p>
+            <w:pPr>
+              <w:keepLines/>
+              <w:spacing w:after="40" w:line="254" w:lineRule="auto"/>
+              <w:rPr/>
+            </w:pPr>
+            <w:r>
+              <w:rPr>
+                <w:color w:val="000000"/>
+                <w:sz w:val="17"/>
+              </w:rPr>
+              <w:t xml:space="preserve">Supports human authorship, or any other claim</w:t>
+            </w:r>
+          </w:p>
+        </w:tc>
+        <w:tc>
+          <w:tcPr>
+            <w:tcW w:w="3200" w:type="dxa"/>
+            <w:shd w:val="clear" w:color="auto" w:fill="FFFFFF"/>
+            <w:vAlign w:val="center"/>
+          </w:tcPr>
+          <w:p>
+            <w:pPr>
+              <w:keepLines/>
+              <w:spacing w:after="40" w:line="254" w:lineRule="auto"/>
+              <w:rPr/>
+            </w:pPr>
+            <w:r>
+              <w:rPr>
+                <w:color w:val="000000"/>
+                <w:sz w:val="17"/>
+              </w:rPr>
+              <w:t xml:space="preserve">untrusted, unclear or invalid</w:t>
+            </w:r>
+          </w:p>
+        </w:tc>
+        <w:tc>
+          <w:tcPr>
+            <w:tcW w:w="3238" w:type="dxa"/>
+            <w:shd w:val="clear" w:color="auto" w:fill="FFFFFF"/>
+            <w:vAlign w:val="center"/>
+          </w:tcPr>
+          <w:p>
+            <w:pPr>
+              <w:keepLines/>
+              <w:spacing w:after="40" w:line="254" w:lineRule="auto"/>
+              <w:rPr/>
+            </w:pPr>
+            <w:r>
+              <w:rPr>
+                <w:color w:val="000000"/>
+                <w:sz w:val="17"/>
+              </w:rPr>
+              <w:t xml:space="preserve">submitter_document; a valid but untrusted signer also produces C2PA_SIGNER_UNTRUSTED</w:t>
+            </w:r>
+          </w:p>
+        </w:tc>
+      </w:tr>
+    </w:tbl>
+    <w:p>
+      <w:pPr>
+        <w:spacing w:before="120"/>
+        <w:rPr/>
+      </w:pPr>
+      <w:r>
+        <w:t xml:space="preserve">Only signed_attestation facts can satisfy the Integrity support condition. A claim of human authorship signed with a self-made certificate is therefore reported and compared, but it cannot release an Integrity value. When the C2PA AI label and the declared creation_method disagree, c2pa_ai_source_type_matches_creation_method fails as an ordinary contradiction.</w:t>
+      </w:r>
+    </w:p>
+    <w:p>
+      <w:pPr>
+        <w:pStyle w:val="Heading2"/>
+        <w:keepNext/>
+        <w:keepLines/>
+        <w:rPr/>
+      </w:pPr>
+      <w:bookmarkStart w:id="306" w:name="ManualSection49"/>
+      <w:r>
+        <w:rPr>
+          <w:color w:val="000000"/>
+        </w:rPr>
+        <w:t xml:space="preserve">Findings for the final artefact</w:t>
+      </w:r>
+      <w:bookmarkEnd w:id="306"/>
+    </w:p>
+    <w:p>
+      <w:pPr>
+        <w:spacing w:line="276" w:lineRule="auto"/>
+        <w:rPr/>
+      </w:pPr>
+      <w:r>
+        <w:t xml:space="preserve">Every evaluation emits exactly one C2PA_FINAL_ATTESTATION finding. Its final_c2pa_state names the state of the final artefact's manifest, and its message gives the meaning and the effect on both axes in plain language, so a reader does not need to interpret SDK codes. The desktop builder shows it only for problem states and does not repeat the detailed findings.</w:t>
+      </w:r>
+    </w:p>
+    <w:tbl>
+      <w:tblPr>
+        <w:tblW w:w="9638" w:type="dxa"/>
+        <w:tblBorders>
+          <w:top w:val="single" w:sz="4" w:space="0" w:color="D9D9D9"/>
+          <w:left w:val="single" w:sz="4" w:space="0" w:color="D9D9D9"/>
+          <w:bottom w:val="single" w:sz="4" w:space="0" w:color="D9D9D9"/>
+          <w:right w:val="single" w:sz="4" w:space="0" w:color="D9D9D9"/>
+          <w:insideH w:val="single" w:sz="4" w:space="0" w:color="D9D9D9"/>
+          <w:insideV w:val="single" w:sz="4" w:space="0" w:color="D9D9D9"/>
+        </w:tblBorders>
+        <w:tblLayout w:type="fixed"/>
+        <w:tblCellMar>
+          <w:top w:w="75" w:type="dxa"/>
+          <w:left w:w="95" w:type="dxa"/>
+          <w:bottom w:w="75" w:type="dxa"/>
+          <w:right w:w="95" w:type="dxa"/>
+        </w:tblCellMar>
+        <w:tblLook w:val="04A0" w:firstRow="1" w:lastRow="0" w:firstColumn="1" w:lastColumn="0" w:noHBand="0" w:noVBand="1"/>
+      </w:tblPr>
+      <w:tblGrid>
+        <w:gridCol w:w="2300"/>
+        <w:gridCol w:w="1100"/>
+        <w:gridCol w:w="6238"/>
+      </w:tblGrid>
+      <w:tr>
+        <w:trPr>
+          <w:cantSplit/>
+          <w:tblHeader/>
+        </w:trPr>
+        <w:tc>
+          <w:tcPr>
+            <w:tcW w:w="2300" w:type="dxa"/>
+            <w:tcBorders>
+              <w:top w:val="single" w:sz="4" w:space="0" w:color="1F3A5F"/>
+              <w:left w:val="single" w:sz="4" w:space="0" w:color="1F3A5F"/>
+              <w:bottom w:val="single" w:sz="4" w:space="0" w:color="1F3A5F"/>
+              <w:right w:val="single" w:sz="4" w:space="0" w:color="1F3A5F"/>
+            </w:tcBorders>
+            <w:shd w:val="clear" w:color="auto" w:fill="1F3A5F"/>
+            <w:tcMar>
+              <w:top w:w="70" w:type="dxa"/>
+              <w:left w:w="110" w:type="dxa"/>
+              <w:bottom w:w="70" w:type="dxa"/>
+              <w:right w:w="110" w:type="dxa"/>
+            </w:tcMar>
+            <w:vAlign w:val="center"/>
+          </w:tcPr>
+          <w:p>
+            <w:pPr>
+              <w:keepNext/>
+              <w:keepLines/>
+              <w:spacing w:after="40" w:line="254" w:lineRule="auto"/>
+              <w:rPr/>
+            </w:pPr>
+            <w:r>
+              <w:rPr>
+                <w:b/>
+                <w:bCs/>
+                <w:color w:val="FFFFFF"/>
+                <w:sz w:val="17"/>
+                <w:szCs w:val="18"/>
+              </w:rPr>
+              <w:t xml:space="preserve">final_c2pa_state</w:t>
+            </w:r>
+          </w:p>
+        </w:tc>
+        <w:tc>
+          <w:tcPr>
+            <w:tcW w:w="1100" w:type="dxa"/>
+            <w:tcBorders>
+              <w:top w:val="single" w:sz="4" w:space="0" w:color="1F3A5F"/>
+              <w:left w:val="single" w:sz="4" w:space="0" w:color="1F3A5F"/>
+              <w:bottom w:val="single" w:sz="4" w:space="0" w:color="1F3A5F"/>
+              <w:right w:val="single" w:sz="4" w:space="0" w:color="1F3A5F"/>
+            </w:tcBorders>
+            <w:shd w:val="clear" w:color="auto" w:fill="1F3A5F"/>
+            <w:tcMar>
+              <w:top w:w="70" w:type="dxa"/>
+              <w:left w:w="110" w:type="dxa"/>
+              <w:bottom w:w="70" w:type="dxa"/>
+              <w:right w:w="110" w:type="dxa"/>
+            </w:tcMar>
+            <w:vAlign w:val="center"/>
+          </w:tcPr>
+          <w:p>
+            <w:pPr>
+              <w:keepNext/>
+              <w:keepLines/>
+              <w:spacing w:after="40" w:line="254" w:lineRule="auto"/>
+              <w:rPr/>
+            </w:pPr>
+            <w:r>
+              <w:rPr>
+                <w:b/>
+                <w:bCs/>
+                <w:color w:val="FFFFFF"/>
+                <w:sz w:val="17"/>
+                <w:szCs w:val="18"/>
+              </w:rPr>
+              <w:t xml:space="preserve">Severity</w:t>
+            </w:r>
+          </w:p>
+        </w:tc>
+        <w:tc>
+          <w:tcPr>
+            <w:tcW w:w="6238" w:type="dxa"/>
+            <w:tcBorders>
+              <w:top w:val="single" w:sz="4" w:space="0" w:color="1F3A5F"/>
+              <w:left w:val="single" w:sz="4" w:space="0" w:color="1F3A5F"/>
+              <w:bottom w:val="single" w:sz="4" w:space="0" w:color="1F3A5F"/>
+              <w:right w:val="single" w:sz="4" w:space="0" w:color="1F3A5F"/>
+            </w:tcBorders>
+            <w:shd w:val="clear" w:color="auto" w:fill="1F3A5F"/>
+            <w:tcMar>
+              <w:top w:w="70" w:type="dxa"/>
+              <w:left w:w="110" w:type="dxa"/>
+              <w:bottom w:w="70" w:type="dxa"/>
+              <w:right w:w="110" w:type="dxa"/>
+            </w:tcMar>
+            <w:vAlign w:val="center"/>
+          </w:tcPr>
+          <w:p>
+            <w:pPr>
+              <w:keepNext/>
+              <w:keepLines/>
+              <w:spacing w:after="40" w:line="254" w:lineRule="auto"/>
+              <w:rPr/>
+            </w:pPr>
+            <w:r>
+              <w:rPr>
+                <w:b/>
+                <w:bCs/>
+                <w:color w:val="FFFFFF"/>
+                <w:sz w:val="17"/>
+                <w:szCs w:val="18"/>
+              </w:rPr>
+              <w:t xml:space="preserve">Message and effects</w:t>
+            </w:r>
+          </w:p>
+        </w:tc>
+      </w:tr>
+      <w:tr>
+        <w:trPr>
+          <w:cantSplit/>
+        </w:trPr>
+        <w:tc>
+          <w:tcPr>
+            <w:tcW w:w="2300" w:type="dxa"/>
+            <w:shd w:val="clear" w:color="auto" w:fill="FFFFFF"/>
+            <w:vAlign w:val="center"/>
+          </w:tcPr>
+          <w:p>
+            <w:pPr>
+              <w:keepNext/>
+              <w:keepLines/>
+              <w:spacing w:after="40" w:line="254" w:lineRule="auto"/>
+              <w:rPr/>
+            </w:pPr>
+            <w:r>
+              <w:rPr>
+                <w:color w:val="000000"/>
+                <w:sz w:val="17"/>
+              </w:rPr>
+              <w:t xml:space="preserve">not_checked</w:t>
+            </w:r>
+          </w:p>
+        </w:tc>
+        <w:tc>
+          <w:tcPr>
+            <w:tcW w:w="1100" w:type="dxa"/>
+            <w:shd w:val="clear" w:color="auto" w:fill="FFFFFF"/>
+            <w:vAlign w:val="center"/>
+          </w:tcPr>
+          <w:p>
+            <w:pPr>
+              <w:keepNext/>
+              <w:keepLines/>
+              <w:spacing w:after="40" w:line="254" w:lineRule="auto"/>
+              <w:rPr/>
+            </w:pPr>
+            <w:r>
+              <w:rPr>
+                <w:color w:val="000000"/>
+                <w:sz w:val="17"/>
+              </w:rPr>
+              <w:t xml:space="preserve">medium</w:t>
+            </w:r>
+          </w:p>
+        </w:tc>
+        <w:tc>
+          <w:tcPr>
+            <w:tcW w:w="6238" w:type="dxa"/>
+            <w:shd w:val="clear" w:color="auto" w:fill="FFFFFF"/>
+            <w:vAlign w:val="center"/>
+          </w:tcPr>
+          <w:p>
+            <w:pPr>
+              <w:keepNext/>
+              <w:keepLines/>
+              <w:spacing w:after="40" w:line="254" w:lineRule="auto"/>
+              <w:rPr/>
+            </w:pPr>
+            <w:r>
+              <w:rPr>
+                <w:color w:val="000000"/>
+                <w:sz w:val="17"/>
+              </w:rPr>
+              <w:t xml:space="preserve">The SDK is not installed. Attestation strength is unavailable and no C2PA claim was compared with the declarations.</w:t>
+            </w:r>
+          </w:p>
+        </w:tc>
+      </w:tr>
+      <w:tr>
+        <w:trPr>
+          <w:cantSplit/>
+        </w:trPr>
+        <w:tc>
+          <w:tcPr>
+            <w:tcW w:w="2300" w:type="dxa"/>
+            <w:shd w:val="clear" w:color="auto" w:fill="FFFFFF"/>
+            <w:vAlign w:val="center"/>
+          </w:tcPr>
+          <w:p>
+            <w:pPr>
+              <w:keepNext/>
+              <w:keepLines/>
+              <w:spacing w:after="40" w:line="254" w:lineRule="auto"/>
+              <w:rPr/>
+            </w:pPr>
+            <w:r>
+              <w:rPr>
+                <w:color w:val="000000"/>
+                <w:sz w:val="17"/>
+              </w:rPr>
+              <w:t xml:space="preserve">absent</w:t>
+            </w:r>
+          </w:p>
+        </w:tc>
+        <w:tc>
+          <w:tcPr>
+            <w:tcW w:w="1100" w:type="dxa"/>
+            <w:shd w:val="clear" w:color="auto" w:fill="FFFFFF"/>
+            <w:vAlign w:val="center"/>
+          </w:tcPr>
+          <w:p>
+            <w:pPr>
+              <w:keepNext/>
+              <w:keepLines/>
+              <w:spacing w:after="40" w:line="254" w:lineRule="auto"/>
+              <w:rPr/>
+            </w:pPr>
+            <w:r>
+              <w:rPr>
+                <w:color w:val="000000"/>
+                <w:sz w:val="17"/>
+              </w:rPr>
+              <w:t xml:space="preserve">info</w:t>
+            </w:r>
+          </w:p>
+        </w:tc>
+        <w:tc>
+          <w:tcPr>
+            <w:tcW w:w="6238" w:type="dxa"/>
+            <w:shd w:val="clear" w:color="auto" w:fill="FFFFFF"/>
+            <w:vAlign w:val="center"/>
+          </w:tcPr>
+          <w:p>
+            <w:pPr>
+              <w:keepNext/>
+              <w:keepLines/>
+              <w:spacing w:after="40" w:line="254" w:lineRule="auto"/>
+              <w:rPr/>
+            </w:pPr>
+            <w:r>
+              <w:rPr>
+                <w:color w:val="000000"/>
+                <w:sz w:val="17"/>
+              </w:rPr>
+              <w:t xml:space="preserve">No manifest. Many tools do not write C2PA, so this is not evidence against the submission. Attestation strength 0.0; Integrity is not affected.</w:t>
+            </w:r>
+          </w:p>
+        </w:tc>
+      </w:tr>
+      <w:tr>
+        <w:trPr>
+          <w:cantSplit/>
+        </w:trPr>
+        <w:tc>
+          <w:tcPr>
+            <w:tcW w:w="2300" w:type="dxa"/>
+            <w:shd w:val="clear" w:color="auto" w:fill="FFFFFF"/>
+            <w:vAlign w:val="center"/>
+          </w:tcPr>
+          <w:p>
+            <w:pPr>
+              <w:keepNext/>
+              <w:keepLines/>
+              <w:spacing w:after="40" w:line="254" w:lineRule="auto"/>
+              <w:rPr/>
+            </w:pPr>
+            <w:r>
+              <w:rPr>
+                <w:color w:val="000000"/>
+                <w:sz w:val="17"/>
+              </w:rPr>
+              <w:t xml:space="preserve">unreadable</w:t>
+            </w:r>
+          </w:p>
+        </w:tc>
+        <w:tc>
+          <w:tcPr>
+            <w:tcW w:w="1100" w:type="dxa"/>
+            <w:shd w:val="clear" w:color="auto" w:fill="FFFFFF"/>
+            <w:vAlign w:val="center"/>
+          </w:tcPr>
+          <w:p>
+            <w:pPr>
+              <w:keepNext/>
+              <w:keepLines/>
+              <w:spacing w:after="40" w:line="254" w:lineRule="auto"/>
+              <w:rPr/>
+            </w:pPr>
+            <w:r>
+              <w:rPr>
+                <w:color w:val="000000"/>
+                <w:sz w:val="17"/>
+              </w:rPr>
+              <w:t xml:space="preserve">medium</w:t>
+            </w:r>
+          </w:p>
+        </w:tc>
+        <w:tc>
+          <w:tcPr>
+            <w:tcW w:w="6238" w:type="dxa"/>
+            <w:shd w:val="clear" w:color="auto" w:fill="FFFFFF"/>
+            <w:vAlign w:val="center"/>
+          </w:tcPr>
+          <w:p>
+            <w:pPr>
+              <w:keepNext/>
+              <w:keepLines/>
+              <w:spacing w:after="40" w:line="254" w:lineRule="auto"/>
+              <w:rPr/>
+            </w:pPr>
+            <w:r>
+              <w:rPr>
+                <w:color w:val="000000"/>
+                <w:sz w:val="17"/>
+              </w:rPr>
+              <w:t xml:space="preserve">A C2PA chunk is present but no manifest could be read, so its claims are unknown. Attestation is not assessed and Integrity is withheld (final_attestation_unreadable) unless a severe contradiction caps it.</w:t>
+            </w:r>
+          </w:p>
+        </w:tc>
+      </w:tr>
+      <w:tr>
+        <w:trPr>
+          <w:cantSplit/>
+        </w:trPr>
+        <w:tc>
+          <w:tcPr>
+            <w:tcW w:w="2300" w:type="dxa"/>
+            <w:shd w:val="clear" w:color="auto" w:fill="FFFFFF"/>
+            <w:vAlign w:val="center"/>
+          </w:tcPr>
+          <w:p>
+            <w:pPr>
+              <w:keepNext/>
+              <w:keepLines/>
+              <w:spacing w:after="40" w:line="254" w:lineRule="auto"/>
+              <w:rPr/>
+            </w:pPr>
+            <w:r>
+              <w:rPr>
+                <w:color w:val="000000"/>
+                <w:sz w:val="17"/>
+              </w:rPr>
+              <w:t xml:space="preserve">invalid</w:t>
+            </w:r>
+          </w:p>
+        </w:tc>
+        <w:tc>
+          <w:tcPr>
+            <w:tcW w:w="1100" w:type="dxa"/>
+            <w:shd w:val="clear" w:color="auto" w:fill="FFFFFF"/>
+            <w:vAlign w:val="center"/>
+          </w:tcPr>
+          <w:p>
+            <w:pPr>
+              <w:keepNext/>
+              <w:keepLines/>
+              <w:spacing w:after="40" w:line="254" w:lineRule="auto"/>
+              <w:rPr/>
+            </w:pPr>
+            <w:r>
+              <w:rPr>
+                <w:color w:val="000000"/>
+                <w:sz w:val="17"/>
+              </w:rPr>
+              <w:t xml:space="preserve">medium</w:t>
+            </w:r>
+          </w:p>
+        </w:tc>
+        <w:tc>
+          <w:tcPr>
+            <w:tcW w:w="6238" w:type="dxa"/>
+            <w:shd w:val="clear" w:color="auto" w:fill="FFFFFF"/>
+            <w:vAlign w:val="center"/>
+          </w:tcPr>
+          <w:p>
+            <w:pPr>
+              <w:keepNext/>
+              <w:keepLines/>
+              <w:spacing w:after="40" w:line="254" w:lineRule="auto"/>
+              <w:rPr/>
+            </w:pPr>
+            <w:r>
+              <w:rPr>
+                <w:color w:val="000000"/>
+                <w:sz w:val="17"/>
+              </w:rPr>
+              <w:t xml:space="preserve">Names the signer and explains each failure. Attestation strength 0.0; Integrity records the ordinary contradiction final_c2pa_manifest_validates. A known AI signer's label is still accepted.</w:t>
+            </w:r>
+          </w:p>
+        </w:tc>
+      </w:tr>
+      <w:tr>
+        <w:trPr>
+          <w:cantSplit/>
+        </w:trPr>
+        <w:tc>
+          <w:tcPr>
+            <w:tcW w:w="2300" w:type="dxa"/>
+            <w:shd w:val="clear" w:color="auto" w:fill="FFFFFF"/>
+            <w:vAlign w:val="center"/>
+          </w:tcPr>
+          <w:p>
+            <w:pPr>
+              <w:keepNext/>
+              <w:keepLines/>
+              <w:spacing w:after="40" w:line="254" w:lineRule="auto"/>
+              <w:rPr/>
+            </w:pPr>
+            <w:r>
+              <w:rPr>
+                <w:color w:val="000000"/>
+                <w:sz w:val="17"/>
+              </w:rPr>
+              <w:t xml:space="preserve">untrusted</w:t>
+            </w:r>
+          </w:p>
+        </w:tc>
+        <w:tc>
+          <w:tcPr>
+            <w:tcW w:w="1100" w:type="dxa"/>
+            <w:shd w:val="clear" w:color="auto" w:fill="FFFFFF"/>
+            <w:vAlign w:val="center"/>
+          </w:tcPr>
+          <w:p>
+            <w:pPr>
+              <w:keepNext/>
+              <w:keepLines/>
+              <w:spacing w:after="40" w:line="254" w:lineRule="auto"/>
+              <w:rPr/>
+            </w:pPr>
+            <w:r>
+              <w:rPr>
+                <w:color w:val="000000"/>
+                <w:sz w:val="17"/>
+              </w:rPr>
+              <w:t xml:space="preserve">low</w:t>
+            </w:r>
+          </w:p>
+        </w:tc>
+        <w:tc>
+          <w:tcPr>
+            <w:tcW w:w="6238" w:type="dxa"/>
+            <w:shd w:val="clear" w:color="auto" w:fill="FFFFFF"/>
+            <w:vAlign w:val="center"/>
+          </w:tcPr>
+          <w:p>
+            <w:pPr>
+              <w:keepNext/>
+              <w:keepLines/>
+              <w:spacing w:after="40" w:line="254" w:lineRule="auto"/>
+              <w:rPr/>
+            </w:pPr>
+            <w:r>
+              <w:rPr>
+                <w:color w:val="000000"/>
+                <w:sz w:val="17"/>
+              </w:rPr>
+              <w:t xml:space="preserve">Binding and signature verify but the signer is unknown. Attestation strength 0.3; a claim supporting human authorship cannot release Integrity.</w:t>
+            </w:r>
+          </w:p>
+        </w:tc>
+      </w:tr>
+      <w:tr>
+        <w:trPr>
+          <w:cantSplit/>
+        </w:trPr>
+        <w:tc>
+          <w:tcPr>
+            <w:tcW w:w="2300" w:type="dxa"/>
+            <w:shd w:val="clear" w:color="auto" w:fill="FFFFFF"/>
+            <w:vAlign w:val="center"/>
+          </w:tcPr>
+          <w:p>
+            <w:pPr>
+              <w:keepNext/>
+              <w:keepLines/>
+              <w:spacing w:after="40" w:line="254" w:lineRule="auto"/>
+              <w:rPr/>
+            </w:pPr>
+            <w:r>
+              <w:rPr>
+                <w:color w:val="000000"/>
+                <w:sz w:val="17"/>
+              </w:rPr>
+              <w:t xml:space="preserve">trusted_c2pa or trusted_legacy_itl</w:t>
+            </w:r>
+          </w:p>
+        </w:tc>
+        <w:tc>
+          <w:tcPr>
+            <w:tcW w:w="1100" w:type="dxa"/>
+            <w:shd w:val="clear" w:color="auto" w:fill="FFFFFF"/>
+            <w:vAlign w:val="center"/>
+          </w:tcPr>
+          <w:p>
+            <w:pPr>
+              <w:keepNext/>
+              <w:keepLines/>
+              <w:spacing w:after="40" w:line="254" w:lineRule="auto"/>
+              <w:rPr/>
+            </w:pPr>
+            <w:r>
+              <w:rPr>
+                <w:color w:val="000000"/>
+                <w:sz w:val="17"/>
+              </w:rPr>
+              <w:t xml:space="preserve">info</w:t>
+            </w:r>
+          </w:p>
+        </w:tc>
+        <w:tc>
+          <w:tcPr>
+            <w:tcW w:w="6238" w:type="dxa"/>
+            <w:shd w:val="clear" w:color="auto" w:fill="FFFFFF"/>
+            <w:vAlign w:val="center"/>
+          </w:tcPr>
+          <w:p>
+            <w:pPr>
+              <w:keepNext/>
+              <w:keepLines/>
+              <w:spacing w:after="40" w:line="254" w:lineRule="auto"/>
+              <w:rPr/>
+            </w:pPr>
+            <w:r>
+              <w:rPr>
+                <w:color w:val="000000"/>
+                <w:sz w:val="17"/>
+              </w:rPr>
+              <w:t xml:space="preserve">Names the signer and list. Attestation strength 1.0 or 0.9. States that a signature identifies the signer, not the truth of the claims, and that revocation was not checked.</w:t>
+            </w:r>
+          </w:p>
+        </w:tc>
+      </w:tr>
+      <w:tr>
+        <w:trPr>
+          <w:cantSplit/>
+        </w:trPr>
+        <w:tc>
+          <w:tcPr>
+            <w:tcW w:w="2300" w:type="dxa"/>
+            <w:shd w:val="clear" w:color="auto" w:fill="FFFFFF"/>
+            <w:vAlign w:val="center"/>
+          </w:tcPr>
+          <w:p>
+            <w:pPr>
+              <w:keepLines/>
+              <w:spacing w:after="40" w:line="254" w:lineRule="auto"/>
+              <w:rPr/>
+            </w:pPr>
+            <w:r>
+              <w:rPr>
+                <w:color w:val="000000"/>
+                <w:sz w:val="17"/>
+              </w:rPr>
+              <w:t xml:space="preserve">unclear</w:t>
+            </w:r>
+          </w:p>
+        </w:tc>
+        <w:tc>
+          <w:tcPr>
+            <w:tcW w:w="1100" w:type="dxa"/>
+            <w:shd w:val="clear" w:color="auto" w:fill="FFFFFF"/>
+            <w:vAlign w:val="center"/>
+          </w:tcPr>
+          <w:p>
+            <w:pPr>
+              <w:keepLines/>
+              <w:spacing w:after="40" w:line="254" w:lineRule="auto"/>
+              <w:rPr/>
+            </w:pPr>
+            <w:r>
+              <w:rPr>
+                <w:color w:val="000000"/>
+                <w:sz w:val="17"/>
+              </w:rPr>
+              <w:t xml:space="preserve">low</w:t>
+            </w:r>
+          </w:p>
+        </w:tc>
+        <w:tc>
+          <w:tcPr>
+            <w:tcW w:w="6238" w:type="dxa"/>
+            <w:shd w:val="clear" w:color="auto" w:fill="FFFFFF"/>
+            <w:vAlign w:val="center"/>
+          </w:tcPr>
+          <w:p>
+            <w:pPr>
+              <w:keepLines/>
+              <w:spacing w:after="40" w:line="254" w:lineRule="auto"/>
+              <w:rPr/>
+            </w:pPr>
+            <w:r>
+              <w:rPr>
+                <w:color w:val="000000"/>
+                <w:sz w:val="17"/>
+              </w:rPr>
+              <w:t xml:space="preserve">Readable but unclear validation. Attestation strength 0.25 or 0.1; the claims are treated as submitter documents.</w:t>
+            </w:r>
+          </w:p>
+        </w:tc>
+      </w:tr>
+    </w:tbl>
+    <w:p>
+      <w:pPr>
+        <w:spacing w:before="120"/>
+        <w:rPr/>
+      </w:pPr>
+      <w:r>
+        <w:t xml:space="preserve">Other C2PA findings: C2PA_CONTENT_BINDING_FAILED, C2PA_SIGNATURE_INVALID and C2PA_VALIDATION_FAILED for invalid manifests; C2PA_SIGNER_UNTRUSTED for a valid signature from an unknown signer (medium for the final artefact, low for supporting artefacts); C2PA_KNOWN_AI_SIGNER (info, or medium when the artefact is not declared ai-generated); C2PA_READ_FAILED (low) when the final manifest cannot be read; and C2PA_PARSER_UNAVAILABLE (medium) when the SDK is missing.</w:t>
+      </w:r>
+    </w:p>
+    <w:p>
+      <w:pPr>
+        <w:pStyle w:val="Heading2"/>
+        <w:keepNext/>
+        <w:keepLines/>
+        <w:rPr/>
+      </w:pPr>
+      <w:bookmarkStart w:id="307" w:name="ManualSection50"/>
+      <w:r>
+        <w:rPr>
+          <w:color w:val="000000"/>
+        </w:rPr>
+        <w:t xml:space="preserve">Invalid manifests</w:t>
+      </w:r>
+      <w:bookmarkEnd w:id="307"/>
+    </w:p>
+    <w:p>
+      <w:pPr>
+        <w:spacing w:line="276" w:lineRule="auto"/>
+        <w:rPr/>
+      </w:pPr>
+      <w:r>
+        <w:t xml:space="preserve">An invalid manifest is reported with the SDK failure codes and a plain-language explanation of each. signingCredential.trusted and signingCredential.untrusted are excluded from the failure list because signer trust is not tampering.</w:t>
+      </w:r>
+    </w:p>
+    <w:tbl>
+      <w:tblPr>
+        <w:tblW w:w="9638" w:type="dxa"/>
+        <w:tblBorders>
+          <w:top w:val="single" w:sz="4" w:space="0" w:color="D9D9D9"/>
+          <w:left w:val="single" w:sz="4" w:space="0" w:color="D9D9D9"/>
+          <w:bottom w:val="single" w:sz="4" w:space="0" w:color="D9D9D9"/>
+          <w:right w:val="single" w:sz="4" w:space="0" w:color="D9D9D9"/>
+          <w:insideH w:val="single" w:sz="4" w:space="0" w:color="D9D9D9"/>
+          <w:insideV w:val="single" w:sz="4" w:space="0" w:color="D9D9D9"/>
+        </w:tblBorders>
+        <w:tblLayout w:type="fixed"/>
+        <w:tblCellMar>
+          <w:top w:w="75" w:type="dxa"/>
+          <w:left w:w="95" w:type="dxa"/>
+          <w:bottom w:w="75" w:type="dxa"/>
+          <w:right w:w="95" w:type="dxa"/>
+        </w:tblCellMar>
+        <w:tblLook w:val="04A0" w:firstRow="1" w:lastRow="0" w:firstColumn="1" w:lastColumn="0" w:noHBand="0" w:noVBand="1"/>
+      </w:tblPr>
+      <w:tblGrid>
+        <w:gridCol w:w="3300"/>
+        <w:gridCol w:w="2500"/>
+        <w:gridCol w:w="3838"/>
+      </w:tblGrid>
+      <w:tr>
+        <w:trPr>
+          <w:cantSplit/>
+          <w:tblHeader/>
+        </w:trPr>
+        <w:tc>
+          <w:tcPr>
+            <w:tcW w:w="3300" w:type="dxa"/>
+            <w:tcBorders>
+              <w:top w:val="single" w:sz="4" w:space="0" w:color="1F3A5F"/>
+              <w:left w:val="single" w:sz="4" w:space="0" w:color="1F3A5F"/>
+              <w:bottom w:val="single" w:sz="4" w:space="0" w:color="1F3A5F"/>
+              <w:right w:val="single" w:sz="4" w:space="0" w:color="1F3A5F"/>
+            </w:tcBorders>
+            <w:shd w:val="clear" w:color="auto" w:fill="1F3A5F"/>
+            <w:tcMar>
+              <w:top w:w="70" w:type="dxa"/>
+              <w:left w:w="110" w:type="dxa"/>
+              <w:bottom w:w="70" w:type="dxa"/>
+              <w:right w:w="110" w:type="dxa"/>
+            </w:tcMar>
+            <w:vAlign w:val="center"/>
+          </w:tcPr>
+          <w:p>
+            <w:pPr>
+              <w:keepNext/>
+              <w:keepLines/>
+              <w:spacing w:after="40" w:line="254" w:lineRule="auto"/>
+              <w:rPr/>
+            </w:pPr>
+            <w:r>
+              <w:rPr>
+                <w:b/>
+                <w:bCs/>
+                <w:color w:val="FFFFFF"/>
+                <w:sz w:val="17"/>
+                <w:szCs w:val="18"/>
+              </w:rPr>
+              <w:t xml:space="preserve">Failure code</w:t>
+            </w:r>
+          </w:p>
+        </w:tc>
+        <w:tc>
+          <w:tcPr>
+            <w:tcW w:w="2500" w:type="dxa"/>
+            <w:tcBorders>
+              <w:top w:val="single" w:sz="4" w:space="0" w:color="1F3A5F"/>
+              <w:left w:val="single" w:sz="4" w:space="0" w:color="1F3A5F"/>
+              <w:bottom w:val="single" w:sz="4" w:space="0" w:color="1F3A5F"/>
+              <w:right w:val="single" w:sz="4" w:space="0" w:color="1F3A5F"/>
+            </w:tcBorders>
+            <w:shd w:val="clear" w:color="auto" w:fill="1F3A5F"/>
+            <w:tcMar>
+              <w:top w:w="70" w:type="dxa"/>
+              <w:left w:w="110" w:type="dxa"/>
+              <w:bottom w:w="70" w:type="dxa"/>
+              <w:right w:w="110" w:type="dxa"/>
+            </w:tcMar>
+            <w:vAlign w:val="center"/>
+          </w:tcPr>
+          <w:p>
+            <w:pPr>
+              <w:keepNext/>
+              <w:keepLines/>
+              <w:spacing w:after="40" w:line="254" w:lineRule="auto"/>
+              <w:rPr/>
+            </w:pPr>
+            <w:r>
+              <w:rPr>
+                <w:b/>
+                <w:bCs/>
+                <w:color w:val="FFFFFF"/>
+                <w:sz w:val="17"/>
+                <w:szCs w:val="18"/>
+              </w:rPr>
+              <w:t xml:space="preserve">Finding</w:t>
+            </w:r>
+          </w:p>
+        </w:tc>
+        <w:tc>
+          <w:tcPr>
+            <w:tcW w:w="3838" w:type="dxa"/>
+            <w:tcBorders>
+              <w:top w:val="single" w:sz="4" w:space="0" w:color="1F3A5F"/>
+              <w:left w:val="single" w:sz="4" w:space="0" w:color="1F3A5F"/>
+              <w:bottom w:val="single" w:sz="4" w:space="0" w:color="1F3A5F"/>
+              <w:right w:val="single" w:sz="4" w:space="0" w:color="1F3A5F"/>
+            </w:tcBorders>
+            <w:shd w:val="clear" w:color="auto" w:fill="1F3A5F"/>
+            <w:tcMar>
+              <w:top w:w="70" w:type="dxa"/>
+              <w:left w:w="110" w:type="dxa"/>
+              <w:bottom w:w="70" w:type="dxa"/>
+              <w:right w:w="110" w:type="dxa"/>
+            </w:tcMar>
+            <w:vAlign w:val="center"/>
+          </w:tcPr>
+          <w:p>
+            <w:pPr>
+              <w:keepNext/>
+              <w:keepLines/>
+              <w:spacing w:after="40" w:line="254" w:lineRule="auto"/>
+              <w:rPr/>
+            </w:pPr>
+            <w:r>
+              <w:rPr>
+                <w:b/>
+                <w:bCs/>
+                <w:color w:val="FFFFFF"/>
+                <w:sz w:val="17"/>
+                <w:szCs w:val="18"/>
+              </w:rPr>
+              <w:t xml:space="preserve">Plain-language meaning</w:t>
+            </w:r>
+          </w:p>
+        </w:tc>
+      </w:tr>
+      <w:tr>
+        <w:trPr>
+          <w:cantSplit/>
+        </w:trPr>
+        <w:tc>
+          <w:tcPr>
+            <w:tcW w:w="3300" w:type="dxa"/>
+            <w:shd w:val="clear" w:color="auto" w:fill="FFFFFF"/>
+            <w:vAlign w:val="center"/>
+          </w:tcPr>
+          <w:p>
+            <w:pPr>
+              <w:keepNext/>
+              <w:keepLines/>
+              <w:spacing w:after="40" w:line="254" w:lineRule="auto"/>
+              <w:rPr/>
+            </w:pPr>
+            <w:r>
+              <w:rPr>
+                <w:color w:val="000000"/>
+                <w:sz w:val="17"/>
+              </w:rPr>
+              <w:t xml:space="preserve">assertion.dataHash.mismatch</w:t>
+            </w:r>
+          </w:p>
+        </w:tc>
+        <w:tc>
+          <w:tcPr>
+            <w:tcW w:w="2500" w:type="dxa"/>
+            <w:shd w:val="clear" w:color="auto" w:fill="FFFFFF"/>
+            <w:vAlign w:val="center"/>
+          </w:tcPr>
+          <w:p>
+            <w:pPr>
+              <w:keepNext/>
+              <w:keepLines/>
+              <w:spacing w:after="40" w:line="254" w:lineRule="auto"/>
+              <w:rPr/>
+            </w:pPr>
+            <w:r>
+              <w:rPr>
+                <w:color w:val="000000"/>
+                <w:sz w:val="17"/>
+              </w:rPr>
+              <w:t xml:space="preserve">C2PA_CONTENT_BINDING_FAILED</w:t>
+            </w:r>
+          </w:p>
+        </w:tc>
+        <w:tc>
+          <w:tcPr>
+            <w:tcW w:w="3838" w:type="dxa"/>
+            <w:shd w:val="clear" w:color="auto" w:fill="FFFFFF"/>
+            <w:vAlign w:val="center"/>
+          </w:tcPr>
+          <w:p>
+            <w:pPr>
+              <w:keepNext/>
+              <w:keepLines/>
+              <w:spacing w:after="40" w:line="254" w:lineRule="auto"/>
+              <w:rPr/>
+            </w:pPr>
+            <w:r>
+              <w:rPr>
+                <w:color w:val="000000"/>
+                <w:sz w:val="17"/>
+              </w:rPr>
+              <w:t xml:space="preserve">The audio no longer matches the hash recorded at signing: the file was edited after signing, or the manifest was copied from another file.</w:t>
+            </w:r>
+          </w:p>
+        </w:tc>
+      </w:tr>
+      <w:tr>
+        <w:trPr>
+          <w:cantSplit/>
+        </w:trPr>
+        <w:tc>
+          <w:tcPr>
+            <w:tcW w:w="3300" w:type="dxa"/>
+            <w:shd w:val="clear" w:color="auto" w:fill="FFFFFF"/>
+            <w:vAlign w:val="center"/>
+          </w:tcPr>
+          <w:p>
+            <w:pPr>
+              <w:keepNext/>
+              <w:keepLines/>
+              <w:spacing w:after="40" w:line="254" w:lineRule="auto"/>
+              <w:rPr/>
+            </w:pPr>
+            <w:r>
+              <w:rPr>
+                <w:color w:val="000000"/>
+                <w:sz w:val="17"/>
+              </w:rPr>
+              <w:t xml:space="preserve">assertion.bmffHash, boxesHash or collectionHash mismatch</w:t>
+            </w:r>
+          </w:p>
+        </w:tc>
+        <w:tc>
+          <w:tcPr>
+            <w:tcW w:w="2500" w:type="dxa"/>
+            <w:shd w:val="clear" w:color="auto" w:fill="FFFFFF"/>
+            <w:vAlign w:val="center"/>
+          </w:tcPr>
+          <w:p>
+            <w:pPr>
+              <w:keepNext/>
+              <w:keepLines/>
+              <w:spacing w:after="40" w:line="254" w:lineRule="auto"/>
+              <w:rPr/>
+            </w:pPr>
+            <w:r>
+              <w:rPr>
+                <w:color w:val="000000"/>
+                <w:sz w:val="17"/>
+              </w:rPr>
+              <w:t xml:space="preserve">C2PA_CONTENT_BINDING_FAILED</w:t>
+            </w:r>
+          </w:p>
+        </w:tc>
+        <w:tc>
+          <w:tcPr>
+            <w:tcW w:w="3838" w:type="dxa"/>
+            <w:shd w:val="clear" w:color="auto" w:fill="FFFFFF"/>
+            <w:vAlign w:val="center"/>
+          </w:tcPr>
+          <w:p>
+            <w:pPr>
+              <w:keepNext/>
+              <w:keepLines/>
+              <w:spacing w:after="40" w:line="254" w:lineRule="auto"/>
+              <w:rPr/>
+            </w:pPr>
+            <w:r>
+              <w:rPr>
+                <w:color w:val="000000"/>
+                <w:sz w:val="17"/>
+              </w:rPr>
+              <w:t xml:space="preserve">The media, or a file in a signed collection, no longer matches its recorded hash.</w:t>
+            </w:r>
+          </w:p>
+        </w:tc>
+      </w:tr>
+      <w:tr>
+        <w:trPr>
+          <w:cantSplit/>
+        </w:trPr>
+        <w:tc>
+          <w:tcPr>
+            <w:tcW w:w="3300" w:type="dxa"/>
+            <w:shd w:val="clear" w:color="auto" w:fill="FFFFFF"/>
+            <w:vAlign w:val="center"/>
+          </w:tcPr>
+          <w:p>
+            <w:pPr>
+              <w:keepNext/>
+              <w:keepLines/>
+              <w:spacing w:after="40" w:line="254" w:lineRule="auto"/>
+              <w:rPr/>
+            </w:pPr>
+            <w:r>
+              <w:rPr>
+                <w:color w:val="000000"/>
+                <w:sz w:val="17"/>
+              </w:rPr>
+              <w:t xml:space="preserve">claimSignature.mismatch</w:t>
+            </w:r>
+          </w:p>
+        </w:tc>
+        <w:tc>
+          <w:tcPr>
+            <w:tcW w:w="2500" w:type="dxa"/>
+            <w:shd w:val="clear" w:color="auto" w:fill="FFFFFF"/>
+            <w:vAlign w:val="center"/>
+          </w:tcPr>
+          <w:p>
+            <w:pPr>
+              <w:keepNext/>
+              <w:keepLines/>
+              <w:spacing w:after="40" w:line="254" w:lineRule="auto"/>
+              <w:rPr/>
+            </w:pPr>
+            <w:r>
+              <w:rPr>
+                <w:color w:val="000000"/>
+                <w:sz w:val="17"/>
+              </w:rPr>
+              <w:t xml:space="preserve">C2PA_SIGNATURE_INVALID</w:t>
+            </w:r>
+          </w:p>
+        </w:tc>
+        <w:tc>
+          <w:tcPr>
+            <w:tcW w:w="3838" w:type="dxa"/>
+            <w:shd w:val="clear" w:color="auto" w:fill="FFFFFF"/>
+            <w:vAlign w:val="center"/>
+          </w:tcPr>
+          <w:p>
+            <w:pPr>
+              <w:keepNext/>
+              <w:keepLines/>
+              <w:spacing w:after="40" w:line="254" w:lineRule="auto"/>
+              <w:rPr/>
+            </w:pPr>
+            <w:r>
+              <w:rPr>
+                <w:color w:val="000000"/>
+                <w:sz w:val="17"/>
+              </w:rPr>
+              <w:t xml:space="preserve">The claim signature does not verify, so the manifest was altered after signing.</w:t>
+            </w:r>
+          </w:p>
+        </w:tc>
+      </w:tr>
+      <w:tr>
+        <w:trPr>
+          <w:cantSplit/>
+        </w:trPr>
+        <w:tc>
+          <w:tcPr>
+            <w:tcW w:w="3300" w:type="dxa"/>
+            <w:shd w:val="clear" w:color="auto" w:fill="FFFFFF"/>
+            <w:vAlign w:val="center"/>
+          </w:tcPr>
+          <w:p>
+            <w:pPr>
+              <w:keepNext/>
+              <w:keepLines/>
+              <w:spacing w:after="40" w:line="254" w:lineRule="auto"/>
+              <w:rPr/>
+            </w:pPr>
+            <w:r>
+              <w:rPr>
+                <w:color w:val="000000"/>
+                <w:sz w:val="17"/>
+              </w:rPr>
+              <w:t xml:space="preserve">claimSignature.outsideValidity</w:t>
+            </w:r>
+          </w:p>
+        </w:tc>
+        <w:tc>
+          <w:tcPr>
+            <w:tcW w:w="2500" w:type="dxa"/>
+            <w:shd w:val="clear" w:color="auto" w:fill="FFFFFF"/>
+            <w:vAlign w:val="center"/>
+          </w:tcPr>
+          <w:p>
+            <w:pPr>
+              <w:keepNext/>
+              <w:keepLines/>
+              <w:spacing w:after="40" w:line="254" w:lineRule="auto"/>
+              <w:rPr/>
+            </w:pPr>
+            <w:r>
+              <w:rPr>
+                <w:color w:val="000000"/>
+                <w:sz w:val="17"/>
+              </w:rPr>
+              <w:t xml:space="preserve">C2PA_SIGNATURE_INVALID</w:t>
+            </w:r>
+          </w:p>
+        </w:tc>
+        <w:tc>
+          <w:tcPr>
+            <w:tcW w:w="3838" w:type="dxa"/>
+            <w:shd w:val="clear" w:color="auto" w:fill="FFFFFF"/>
+            <w:vAlign w:val="center"/>
+          </w:tcPr>
+          <w:p>
+            <w:pPr>
+              <w:keepNext/>
+              <w:keepLines/>
+              <w:spacing w:after="40" w:line="254" w:lineRule="auto"/>
+              <w:rPr/>
+            </w:pPr>
+            <w:r>
+              <w:rPr>
+                <w:color w:val="000000"/>
+                <w:sz w:val="17"/>
+              </w:rPr>
+              <w:t xml:space="preserve">The manifest was signed outside the certificate's validity period.</w:t>
+            </w:r>
+          </w:p>
+        </w:tc>
+      </w:tr>
+      <w:tr>
+        <w:trPr>
+          <w:cantSplit/>
+        </w:trPr>
+        <w:tc>
+          <w:tcPr>
+            <w:tcW w:w="3300" w:type="dxa"/>
+            <w:shd w:val="clear" w:color="auto" w:fill="FFFFFF"/>
+            <w:vAlign w:val="center"/>
+          </w:tcPr>
+          <w:p>
+            <w:pPr>
+              <w:keepNext/>
+              <w:keepLines/>
+              <w:spacing w:after="40" w:line="254" w:lineRule="auto"/>
+              <w:rPr/>
+            </w:pPr>
+            <w:r>
+              <w:rPr>
+                <w:color w:val="000000"/>
+                <w:sz w:val="17"/>
+              </w:rPr>
+              <w:t xml:space="preserve">signingCredential.revoked, expired or other</w:t>
+            </w:r>
+          </w:p>
+        </w:tc>
+        <w:tc>
+          <w:tcPr>
+            <w:tcW w:w="2500" w:type="dxa"/>
+            <w:shd w:val="clear" w:color="auto" w:fill="FFFFFF"/>
+            <w:vAlign w:val="center"/>
+          </w:tcPr>
+          <w:p>
+            <w:pPr>
+              <w:keepNext/>
+              <w:keepLines/>
+              <w:spacing w:after="40" w:line="254" w:lineRule="auto"/>
+              <w:rPr/>
+            </w:pPr>
+            <w:r>
+              <w:rPr>
+                <w:color w:val="000000"/>
+                <w:sz w:val="17"/>
+              </w:rPr>
+              <w:t xml:space="preserve">C2PA_SIGNATURE_INVALID</w:t>
+            </w:r>
+          </w:p>
+        </w:tc>
+        <w:tc>
+          <w:tcPr>
+            <w:tcW w:w="3838" w:type="dxa"/>
+            <w:shd w:val="clear" w:color="auto" w:fill="FFFFFF"/>
+            <w:vAlign w:val="center"/>
+          </w:tcPr>
+          <w:p>
+            <w:pPr>
+              <w:keepNext/>
+              <w:keepLines/>
+              <w:spacing w:after="40" w:line="254" w:lineRule="auto"/>
+              <w:rPr/>
+            </w:pPr>
+            <w:r>
+              <w:rPr>
+                <w:color w:val="000000"/>
+                <w:sz w:val="17"/>
+              </w:rPr>
+              <w:t xml:space="preserve">The signing certificate was revoked, had expired or is not valid for signing.</w:t>
+            </w:r>
+          </w:p>
+        </w:tc>
+      </w:tr>
+      <w:tr>
+        <w:trPr>
+          <w:cantSplit/>
+        </w:trPr>
+        <w:tc>
+          <w:tcPr>
+            <w:tcW w:w="3300" w:type="dxa"/>
+            <w:shd w:val="clear" w:color="auto" w:fill="FFFFFF"/>
+            <w:vAlign w:val="center"/>
+          </w:tcPr>
+          <w:p>
+            <w:pPr>
+              <w:keepLines/>
+              <w:spacing w:after="40" w:line="254" w:lineRule="auto"/>
+              <w:rPr/>
+            </w:pPr>
+            <w:r>
+              <w:rPr>
+                <w:color w:val="000000"/>
+                <w:sz w:val="17"/>
+              </w:rPr>
+              <w:t xml:space="preserve">assertion.hashedURI.mismatch, timeStamp.* and other codes</w:t>
+            </w:r>
+          </w:p>
+        </w:tc>
+        <w:tc>
+          <w:tcPr>
+            <w:tcW w:w="2500" w:type="dxa"/>
+            <w:shd w:val="clear" w:color="auto" w:fill="FFFFFF"/>
+            <w:vAlign w:val="center"/>
+          </w:tcPr>
+          <w:p>
+            <w:pPr>
+              <w:keepLines/>
+              <w:spacing w:after="40" w:line="254" w:lineRule="auto"/>
+              <w:rPr/>
+            </w:pPr>
+            <w:r>
+              <w:rPr>
+                <w:color w:val="000000"/>
+                <w:sz w:val="17"/>
+              </w:rPr>
+              <w:t xml:space="preserve">C2PA_VALIDATION_FAILED</w:t>
+            </w:r>
+          </w:p>
+        </w:tc>
+        <w:tc>
+          <w:tcPr>
+            <w:tcW w:w="3838" w:type="dxa"/>
+            <w:shd w:val="clear" w:color="auto" w:fill="FFFFFF"/>
+            <w:vAlign w:val="center"/>
+          </w:tcPr>
+          <w:p>
+            <w:pPr>
+              <w:keepLines/>
+              <w:spacing w:after="40" w:line="254" w:lineRule="auto"/>
+              <w:rPr/>
+            </w:pPr>
+            <w:r>
+              <w:rPr>
+                <w:color w:val="000000"/>
+                <w:sz w:val="17"/>
+              </w:rPr>
+              <w:t xml:space="preserve">An assertion was changed after signing, the time stamp failed, or another check failed.</w:t>
+            </w:r>
+          </w:p>
+        </w:tc>
+      </w:tr>
+    </w:tbl>
+    <w:p>
+      <w:pPr>
+        <w:spacing w:before="120"/>
+        <w:rPr/>
+      </w:pPr>
+      <w:r>
+        <w:t xml:space="preserve">For the final artefact these findings are medium severity with scope final. For supporting artefacts they are low severity with scope supporting and add no Integrity contradiction. The attestation reasoning lists the failure codes rather than describing the binding as valid.</w:t>
+      </w:r>
+    </w:p>
+    <w:p>
+      <w:pPr>
+        <w:pStyle w:val="Heading2"/>
+        <w:keepNext/>
+        <w:keepLines/>
+        <w:rPr/>
+      </w:pPr>
+      <w:bookmarkStart w:id="308" w:name="ManualSection51"/>
+      <w:r>
+        <w:rPr>
+          <w:color w:val="000000"/>
+        </w:rPr>
+        <w:t xml:space="preserve">Effects on Integrity</w:t>
+      </w:r>
+      <w:bookmarkEnd w:id="308"/>
+    </w:p>
+    <w:p>
+      <w:pPr>
+        <w:pStyle w:val="ListParagraph"/>
+        <w:numPr>
+          <w:ilvl w:val="0"/>
+          <w:numId w:val="2"/>
+        </w:numPr>
+        <w:spacing w:after="60" w:line="276" w:lineRule="auto"/>
+        <w:rPr/>
+      </w:pPr>
+      <w:r>
+        <w:t xml:space="preserve">final_c2pa_manifest_validates is an ordinary cross-evidence rule. An invalid final manifest fails it, lowers the cross-evidence fraction and marks Integrity contradicted, but it is not a severe rule and does not release a withheld value.</w:t>
+      </w:r>
+    </w:p>
+    <w:p>
+      <w:pPr>
+        <w:pStyle w:val="ListParagraph"/>
+        <w:numPr>
+          <w:ilvl w:val="0"/>
+          <w:numId w:val="2"/>
+        </w:numPr>
+        <w:spacing w:after="60" w:line="276" w:lineRule="auto"/>
+        <w:rPr/>
+      </w:pPr>
+      <w:r>
+        <w:t xml:space="preserve">An unreadable final manifest withholds Integrity (release_reason final_attestation_unreadable), because evidence about other files cannot stand in for the final artefact's own claims. An absent manifest withholds nothing. A configured severe contradiction can still release the capped value.</w:t>
+      </w:r>
+    </w:p>
+    <w:p>
+      <w:pPr>
+        <w:pStyle w:val="ListParagraph"/>
+        <w:numPr>
+          <w:ilvl w:val="0"/>
+          <w:numId w:val="2"/>
+        </w:numPr>
+        <w:spacing w:after="60" w:line="276" w:lineRule="auto"/>
+        <w:rPr/>
+      </w:pPr>
+      <w:r>
+        <w:t xml:space="preserve">Only C2PA facts in the signed_attestation tier, as decided by asymmetric trust, can satisfy the support condition. integrity_decision.qualifying_facts lists the rule, subject and tier of each fact that did.</w:t>
+      </w:r>
+    </w:p>
+    <w:p>
+      <w:pPr>
+        <w:pStyle w:val="ListParagraph"/>
+        <w:numPr>
+          <w:ilvl w:val="0"/>
+          <w:numId w:val="2"/>
+        </w:numPr>
+        <w:spacing w:after="60" w:line="276" w:lineRule="auto"/>
+        <w:rPr/>
+      </w:pPr>
+      <w:r>
+        <w:t xml:space="preserve">The severe rules c2pa_ingredient_hash_exists_in_graph and c2pa_standalone_manifest_bound_to_graph_asset are unchanged.</w:t>
+      </w:r>
+    </w:p>
+    <w:p>
+      <w:pPr>
+        <w:pStyle w:val="Heading2"/>
+        <w:keepNext/>
+        <w:keepLines/>
+        <w:rPr/>
+      </w:pPr>
+      <w:bookmarkStart w:id="309" w:name="ManualSection52"/>
+      <w:r>
+        <w:rPr>
+          <w:color w:val="000000"/>
+        </w:rPr>
+        <w:t xml:space="preserve">Testing with Lumina output</w:t>
+      </w:r>
+      <w:bookmarkEnd w:id="309"/>
+    </w:p>
+    <w:p>
+      <w:pPr>
+        <w:spacing w:line="276" w:lineRule="auto"/>
+        <w:rPr/>
+      </w:pPr>
+      <w:r>
+        <w:t xml:space="preserve">BytePlus Lumina signs its generated WAV output with a C2PA manifest. The certificate (CN=certificate@byteplus.com, O=Byteplus Pte. Ltd., issued by GlobalSign GCC R45 SMIME CA 2025) is on neither pinned list, so unmodified Lumina output is valid but untrusted, with attestation strength 0.3 (partial). Its fingerprint is on the known AI signer list, so C2PA_KNOWN_AI_SIGNER is reported and the AI-generation label counts as signed_attestation evidence. When such a file is declared recorded instead of ai-generated, the finding is medium severity and c2pa_ai_source_type_matches_creation_method fails. Editing the audio after signing gives an invalid manifest with C2PA_CONTENT_BINDING_FAILED; the AI label is still accepted because the certificate belongs to a known AI signer.</w:t>
+      </w:r>
+    </w:p>
+    <w:p>
+      <w:pPr>
+        <w:spacing w:line="276" w:lineRule="auto"/>
+        <w:rPr/>
+      </w:pPr>
+      <w:r>
+        <w:t xml:space="preserve">tests/test_c2pa_integrity.py has 24 offline cases covering pinned-list hash checks, trust status, asymmetric trust, known AI signer matching, the C2PA chunk precondition and every final state. Its fixtures are signed at runtime with throwaway certificates, so they test failure handling, not a production signer.</w:t>
+      </w:r>
+    </w:p>
+    <w:p>
+      <w:pPr>
+        <w:pStyle w:val="Heading2"/>
+        <w:keepNext/>
+        <w:keepLines/>
+        <w:rPr/>
+      </w:pPr>
+      <w:bookmarkStart w:id="310" w:name="ManualSection53"/>
+      <w:r>
+        <w:rPr>
+          <w:color w:val="000000"/>
+        </w:rPr>
+        <w:t xml:space="preserve">Limitations</w:t>
+      </w:r>
+      <w:bookmarkEnd w:id="310"/>
+    </w:p>
+    <w:p>
+      <w:pPr>
+        <w:pStyle w:val="ListParagraph"/>
+        <w:numPr>
+          <w:ilvl w:val="0"/>
+          <w:numId w:val="2"/>
+        </w:numPr>
+        <w:spacing w:after="60" w:line="276" w:lineRule="auto"/>
+        <w:rPr/>
+      </w:pPr>
+      <w:r>
+        <w:t xml:space="preserve">Revocation is not checked because validation runs offline.</w:t>
+      </w:r>
+    </w:p>
+    <w:p>
+      <w:pPr>
+        <w:pStyle w:val="ListParagraph"/>
+        <w:numPr>
+          <w:ilvl w:val="0"/>
+          <w:numId w:val="2"/>
+        </w:numPr>
+        <w:spacing w:after="60" w:line="276" w:lineRule="auto"/>
+        <w:rPr/>
+      </w:pPr>
+      <w:r>
+        <w:t xml:space="preserve">The TSA list is pinned but not used. The ITL date condition relies on the signing time reported by the SDK, which is not verified against a time-stamp authority.</w:t>
+      </w:r>
+    </w:p>
+    <w:p>
+      <w:pPr>
+        <w:pStyle w:val="ListParagraph"/>
+        <w:numPr>
+          <w:ilvl w:val="0"/>
+          <w:numId w:val="2"/>
+        </w:numPr>
+        <w:spacing w:after="60" w:line="276" w:lineRule="auto"/>
+        <w:rPr/>
+      </w:pPr>
+      <w:r>
+        <w:t xml:space="preserve">The BytePlus fingerprint was extracted from Lumina output on 21 October 2026 and should be confirmed with BytePlus. The certificate expires on 16 March 2028, and the list must be updated when it is replaced. Other AI generators are not yet listed.</w:t>
+      </w:r>
+    </w:p>
+    <w:p>
+      <w:pPr>
+        <w:pStyle w:val="ListParagraph"/>
+        <w:numPr>
+          <w:ilvl w:val="0"/>
+          <w:numId w:val="2"/>
+        </w:numPr>
+        <w:spacing w:after="60" w:line="276" w:lineRule="auto"/>
+        <w:rPr/>
+      </w:pPr>
+      <w:r>
+        <w:t xml:space="preserve">A trusted signature identifies the signer, not the truth of the claims. A standalone manifest linked only by graph adjacency is not content-bound to the final artefact.</w:t>
+      </w:r>
+    </w:p>
+    <w:p>
+      <w:pPr>
+        <w:pStyle w:val="ListParagraph"/>
+        <w:numPr>
+          <w:ilvl w:val="0"/>
+          <w:numId w:val="2"/>
+        </w:numPr>
+        <w:spacing w:after="60" w:line="276" w:lineRule="auto"/>
+        <w:rPr/>
+      </w:pPr>
+      <w:r>
+        <w:t xml:space="preserve">CSEC requests carry no creation_method, so the comparison between C2PA AI labels and declared creation methods applies only to native requests.</w:t>
+      </w:r>
+    </w:p>
+    <w:p>
+      <w:pPr>
+        <w:pStyle w:val="Heading1"/>
+        <w:keepNext/>
+        <w:keepLines/>
       </w:pPr>
       <w:bookmarkStart w:id="34" w:name="ManualSection35"/>
       <w:r>
-        <w:t>8 Program File Responsibilities</w:t>
+        <w:rPr>
+          <w:color w:val="000000"/>
+        </w:rPr>
+        <w:t xml:space="preserve">9</w:t>
+      </w:r>
+      <w:r>
+        <w:rPr>
+          <w:color w:val="000000"/>
+        </w:rPr>
+        <w:t xml:space="preserve"> Program File Responsibilities</w:t>
       </w:r>
       <w:bookmarkEnd w:id="34"/>
     </w:p>
@@ -24413,6 +28380,9 @@
       </w:pPr>
       <w:bookmarkStart w:id="35" w:name="ManualSection36"/>
       <w:r>
+        <w:rPr>
+          <w:color w:val="000000"/>
+        </w:rPr>
         <w:lastRenderedPageBreak/>
         <w:t>Root files</w:t>
       </w:r>
@@ -24822,26 +28792,14 @@
               <w:keepLines/>
               <w:spacing w:after="40" w:line="254" w:lineRule="auto"/>
             </w:pPr>
-            <w:del w:id="91018" w:author="Denghj-jack" w:date="2026-10-21T00:00:00Z">
-              <w:r>
-                <w:rPr>
-                  <w:color w:val="000000"/>
-                  <w:sz w:val="17"/>
-                  <w:szCs w:val="18"/>
-                </w:rPr>
-                <w:delText xml:space="preserve">Pinned core packages including jsonschema, numpy, pypdf, xmlschema and pyaaf2.</w:delText>
-              </w:r>
-            </w:del>
-            <w:ins w:id="91019" w:author="Denghj-jack" w:date="2026-10-21T00:00:00Z">
-              <w:r>
-                <w:rPr>
-                  <w:color w:val="000000"/>
-                  <w:sz w:val="17"/>
-                  <w:szCs w:val="18"/>
-                </w:rPr>
-                <w:t xml:space="preserve">Pinned core packages including jsonschema, numpy, pypdf, xmlschema, pyaaf2 and c2pa-python with its dependencies.</w:t>
-              </w:r>
-            </w:ins>
+            <w:r>
+              <w:rPr>
+                <w:color w:val="000000"/>
+                <w:sz w:val="17"/>
+                <w:szCs w:val="18"/>
+              </w:rPr>
+              <w:t xml:space="preserve">Pinned core packages including jsonschema, numpy, pypdf, xmlschema, pyaaf2 and c2pa-python with its dependencies.</w:t>
+            </w:r>
           </w:p>
         </w:tc>
       </w:tr>
@@ -24908,26 +28866,14 @@
               <w:keepLines/>
               <w:spacing w:after="40" w:line="254" w:lineRule="auto"/>
             </w:pPr>
-            <w:del w:id="91020" w:author="Denghj-jack" w:date="2026-10-21T00:00:00Z">
-              <w:r>
-                <w:rPr>
-                  <w:color w:val="000000"/>
-                  <w:sz w:val="17"/>
-                  <w:szCs w:val="18"/>
-                </w:rPr>
-                <w:delText xml:space="preserve">Optional C2PA and audio dependencies, and the tested audio environment.</w:delText>
-              </w:r>
-            </w:del>
-            <w:ins w:id="91021" w:author="Denghj-jack" w:date="2026-10-21T00:00:00Z">
-              <w:r>
-                <w:rPr>
-                  <w:color w:val="000000"/>
-                  <w:sz w:val="17"/>
-                  <w:szCs w:val="18"/>
-                </w:rPr>
-                <w:t xml:space="preserve">A compatibility alias for requirements.txt (C2PA is now a core requirement), optional audio dependencies, and the tested audio environment.</w:t>
-              </w:r>
-            </w:ins>
+            <w:r>
+              <w:rPr>
+                <w:color w:val="000000"/>
+                <w:sz w:val="17"/>
+                <w:szCs w:val="18"/>
+              </w:rPr>
+              <w:t xml:space="preserve">A compatibility alias for requirements.txt (C2PA is now a core requirement), optional audio dependencies, and the tested audio environment.</w:t>
+            </w:r>
           </w:p>
         </w:tc>
       </w:tr>
@@ -24998,6 +28944,69 @@
                 <w:sz w:val="17"/>
               </w:rPr>
               <w:t xml:space="preserve">music_benchmark.py adapts Slakh/BabySlakh and MUSDB18-HQ to Native requests with true stems and a control from another track; datasets are not bundled.</w:t>
+            </w:r>
+            <w:r>
+              <w:rPr>
+                <w:color w:val="000000"/>
+                <w:sz w:val="17"/>
+              </w:rPr>
+              <w:t xml:space="preserve"> false_match.py runs the false-match benchmark from a SHA-256-pinned manifest (false_match_lumina_2026-10-21.json) and can record its counts in policies/audio_calibration_status.json.</w:t>
+            </w:r>
+          </w:p>
+        </w:tc>
+      </w:tr>
+      <w:tr>
+        <w:trPr>
+          <w:cantSplit/>
+        </w:trPr>
+        <w:tc>
+          <w:tcPr>
+            <w:tcW w:w="3855" w:type="dxa"/>
+            <w:tcBorders>
+              <w:top w:val="single" w:sz="4" w:space="0" w:color="C9D3DF"/>
+              <w:left w:val="single" w:sz="4" w:space="0" w:color="C9D3DF"/>
+              <w:bottom w:val="single" w:sz="4" w:space="0" w:color="C9D3DF"/>
+              <w:right w:val="single" w:sz="4" w:space="0" w:color="C9D3DF"/>
+            </w:tcBorders>
+            <w:shd w:val="clear" w:color="auto" w:fill="EDF3F9"/>
+            <w:tcMar>
+              <w:top w:w="70" w:type="dxa"/>
+              <w:left w:w="110" w:type="dxa"/>
+              <w:bottom w:w="70" w:type="dxa"/>
+              <w:right w:w="110" w:type="dxa"/>
+            </w:tcMar>
+            <w:vAlign w:val="center"/>
+          </w:tcPr>
+          <w:p>
+            <w:r>
+              <w:t>builder_gui.py / builder_operations.py / manifest_logic.py / builder_results.py</w:t>
+            </w:r>
+          </w:p>
+        </w:tc>
+        <w:tc>
+          <w:tcPr>
+            <w:tcW w:w="5783" w:type="dxa"/>
+            <w:tcBorders>
+              <w:top w:val="single" w:sz="4" w:space="0" w:color="C9D3DF"/>
+              <w:left w:val="single" w:sz="4" w:space="0" w:color="C9D3DF"/>
+              <w:bottom w:val="single" w:sz="4" w:space="0" w:color="C9D3DF"/>
+              <w:right w:val="single" w:sz="4" w:space="0" w:color="C9D3DF"/>
+            </w:tcBorders>
+            <w:shd w:val="clear" w:color="auto" w:fill="EDF3F9"/>
+            <w:tcMar>
+              <w:top w:w="70" w:type="dxa"/>
+              <w:left w:w="110" w:type="dxa"/>
+              <w:bottom w:w="70" w:type="dxa"/>
+              <w:right w:w="110" w:type="dxa"/>
+            </w:tcMar>
+            <w:vAlign w:val="center"/>
+          </w:tcPr>
+          <w:p>
+            <w:r>
+              <w:t>Tk desktop builder, background imports and exports, verified full-assessment staging, Native local references and human-readable result summaries.</w:t>
+            </w:r>
+            <w:r>
+              <w:t xml:space="preserve"> Results show audio summaries grouped by pair, calibration status and C2PA problem states.</w:t>
             </w:r>
           </w:p>
         </w:tc>
@@ -25016,6 +29025,9 @@
       </w:pPr>
       <w:bookmarkStart w:id="36" w:name="ManualSection37"/>
       <w:r>
+        <w:rPr>
+          <w:color w:val="000000"/>
+        </w:rPr>
         <w:t>Music target modules</w:t>
       </w:r>
       <w:bookmarkEnd w:id="36"/>
@@ -25407,7 +29419,23 @@
                 <w:sz w:val="17"/>
                 <w:szCs w:val="18"/>
               </w:rPr>
-              <w:t>File, declaration and cross-evidence aggregation, C2PA, AI disclosure, tier-aware Integrity, cap and contradiction reasoning.</w:t>
+              <w:t xml:space="preserve">File, declaration and cross-evidence aggregation, </w:t>
+            </w:r>
+            <w:r>
+              <w:rPr>
+                <w:color w:val="000000"/>
+                <w:sz w:val="17"/>
+                <w:szCs w:val="18"/>
+              </w:rPr>
+              <w:t xml:space="preserve">C2PA attestation with pinned trust, the C2PA chunk precondition and final-state findings,</w:t>
+            </w:r>
+            <w:r>
+              <w:rPr>
+                <w:color w:val="000000"/>
+                <w:sz w:val="17"/>
+                <w:szCs w:val="18"/>
+              </w:rPr>
+              <w:t xml:space="preserve"> AI disclosure, tier-aware Integrity, cap and contradiction reasoning.</w:t>
             </w:r>
           </w:p>
         </w:tc>
@@ -25481,6 +29509,14 @@
               </w:rPr>
               <w:t>Evidence tiers and counts.</w:t>
             </w:r>
+            <w:r>
+              <w:rPr>
+                <w:color w:val="000000"/>
+                <w:sz w:val="17"/>
+                <w:szCs w:val="18"/>
+              </w:rPr>
+              <w:t xml:space="preserve"> Asymmetric C2PA tier: AI labels from any valid or known AI signer, other claims only from trusted signers.</w:t>
+            </w:r>
           </w:p>
         </w:tc>
       </w:tr>
@@ -26218,6 +30254,67 @@
                 <w:szCs w:val="18"/>
               </w:rPr>
               <w:t xml:space="preserve">Report-only contracts, policy, tasks, snapshots, per-task worker, agreement and providers (audfprint, SpectroMap, librosa, music_semantics).</w:t>
+            </w:r>
+            <w:r>
+              <w:rPr>
+                <w:color w:val="000000"/>
+                <w:sz w:val="17"/>
+                <w:szCs w:val="18"/>
+              </w:rPr>
+              <w:t xml:space="preserve"> Each row carries its calibration status; insufficient support is reported separately from providers that did not run.</w:t>
+            </w:r>
+          </w:p>
+        </w:tc>
+      </w:tr>
+      <w:tr>
+        <w:trPr>
+          <w:cantSplit/>
+        </w:trPr>
+        <w:tc>
+          <w:tcPr>
+            <w:tcW w:w="3855" w:type="dxa"/>
+            <w:tcBorders>
+              <w:top w:val="single" w:sz="4" w:space="0" w:color="C9D3DF"/>
+              <w:left w:val="single" w:sz="4" w:space="0" w:color="C9D3DF"/>
+              <w:bottom w:val="single" w:sz="4" w:space="0" w:color="C9D3DF"/>
+              <w:right w:val="single" w:sz="4" w:space="0" w:color="C9D3DF"/>
+            </w:tcBorders>
+            <w:shd w:val="clear" w:color="auto" w:fill="FFFFFF"/>
+            <w:tcMar>
+              <w:top w:w="70" w:type="dxa"/>
+              <w:left w:w="110" w:type="dxa"/>
+              <w:bottom w:w="70" w:type="dxa"/>
+              <w:right w:w="110" w:type="dxa"/>
+            </w:tcMar>
+            <w:vAlign w:val="center"/>
+          </w:tcPr>
+          <w:p>
+            <w:r>
+              <w:t>evidence_audit.py / time_ranges.py</w:t>
+            </w:r>
+          </w:p>
+        </w:tc>
+        <w:tc>
+          <w:tcPr>
+            <w:tcW w:w="5783" w:type="dxa"/>
+            <w:tcBorders>
+              <w:top w:val="single" w:sz="4" w:space="0" w:color="C9D3DF"/>
+              <w:left w:val="single" w:sz="4" w:space="0" w:color="C9D3DF"/>
+              <w:bottom w:val="single" w:sz="4" w:space="0" w:color="C9D3DF"/>
+              <w:right w:val="single" w:sz="4" w:space="0" w:color="C9D3DF"/>
+            </w:tcBorders>
+            <w:shd w:val="clear" w:color="auto" w:fill="FFFFFF"/>
+            <w:tcMar>
+              <w:top w:w="70" w:type="dxa"/>
+              <w:left w:w="110" w:type="dxa"/>
+              <w:bottom w:w="70" w:type="dxa"/>
+              <w:right w:w="110" w:type="dxa"/>
+            </w:tcMar>
+            <w:vAlign w:val="center"/>
+          </w:tcPr>
+          <w:p>
+            <w:r>
+              <w:t>Conservative cross-evidence fact aggregation and audit groups; shared symmetric endpoint validation with one-sample EOF tolerance.</w:t>
             </w:r>
           </w:p>
         </w:tc>
@@ -26236,6 +30333,9 @@
       </w:pPr>
       <w:bookmarkStart w:id="37" w:name="ManualSection38"/>
       <w:r>
+        <w:rPr>
+          <w:color w:val="000000"/>
+        </w:rPr>
         <w:lastRenderedPageBreak/>
         <w:t>Parsers policies and schemas</w:t>
       </w:r>
@@ -26414,6 +30514,14 @@
               </w:rPr>
               <w:t>C2PA, RIN 2.1 and ERN 4.3 parsers; XML bounds, DTD rejection and pinned XSD validation.</w:t>
             </w:r>
+            <w:r>
+              <w:rPr>
+                <w:color w:val="000000"/>
+                <w:sz w:val="17"/>
+                <w:szCs w:val="18"/>
+              </w:rPr>
+              <w:t xml:space="preserve"> The C2PA parser verifies the pinned trust lists by SHA-256, classifies trust_status and matches known AI signers.</w:t>
+            </w:r>
           </w:p>
         </w:tc>
       </w:tr>
@@ -26549,35 +30657,8 @@
             <w:vAlign w:val="center"/>
           </w:tcPr>
           <w:p>
-            <w:pPr>
-              <w:keepNext/>
-              <w:keepLines/>
-              <w:spacing w:after="40" w:line="254" w:lineRule="auto"/>
-            </w:pPr>
-            <w:r>
-              <w:rPr>
-                <w:color w:val="000000"/>
-                <w:sz w:val="17"/>
-                <w:szCs w:val="18"/>
-              </w:rPr>
-              <w:t xml:space="preserve">Profile </w:t>
-            </w:r>
-            <w:r>
-              <w:rPr>
-                <w:rFonts w:eastAsia="Consolas" w:cs="Consolas"/>
-                <w:color w:val="000000"/>
-                <w:sz w:val="17"/>
-                <w:szCs w:val="16"/>
-              </w:rPr>
-              <w:t>default-v2</w:t>
-            </w:r>
-            <w:r>
-              <w:rPr>
-                <w:color w:val="000000"/>
-                <w:sz w:val="17"/>
-                <w:szCs w:val="18"/>
-              </w:rPr>
-              <w:t>: weights, tier-aware withholding, confidence ceiling 0.8, severe cap 0.25.</w:t>
+            <w:r>
+              <w:t>default-v4: equal layer weights, fact aggregation, qualifying-support gate, severe-release exception, confidence ceiling 0.8 and cap 0.25.</w:t>
             </w:r>
           </w:p>
         </w:tc>
@@ -26798,6 +30879,177 @@
                 <w:szCs w:val="18"/>
               </w:rPr>
               <w:t>Pinned evidence-graph library: artefacts, evidence, chain, hashing, pipeline and type registration.</w:t>
+            </w:r>
+          </w:p>
+        </w:tc>
+      </w:tr>
+      <w:tr>
+        <w:trPr>
+          <w:cantSplit/>
+        </w:trPr>
+        <w:tc>
+          <w:tcPr>
+            <w:tcW w:w="3855" w:type="dxa"/>
+            <w:tcBorders>
+              <w:top w:val="single" w:sz="4" w:space="0" w:color="C9D3DF"/>
+              <w:left w:val="single" w:sz="4" w:space="0" w:color="C9D3DF"/>
+              <w:bottom w:val="single" w:sz="4" w:space="0" w:color="C9D3DF"/>
+              <w:right w:val="single" w:sz="4" w:space="0" w:color="C9D3DF"/>
+            </w:tcBorders>
+            <w:shd w:val="clear" w:color="auto" w:fill="EDF3F9"/>
+            <w:tcMar>
+              <w:top w:w="70" w:type="dxa"/>
+              <w:left w:w="110" w:type="dxa"/>
+              <w:bottom w:w="70" w:type="dxa"/>
+              <w:right w:w="110" w:type="dxa"/>
+            </w:tcMar>
+            <w:vAlign w:val="center"/>
+          </w:tcPr>
+          <w:p>
+            <w:r>
+              <w:t>policies/audio_calibration_profile.json</w:t>
+            </w:r>
+          </w:p>
+        </w:tc>
+        <w:tc>
+          <w:tcPr>
+            <w:tcW w:w="5783" w:type="dxa"/>
+            <w:tcBorders>
+              <w:top w:val="single" w:sz="4" w:space="0" w:color="C9D3DF"/>
+              <w:left w:val="single" w:sz="4" w:space="0" w:color="C9D3DF"/>
+              <w:bottom w:val="single" w:sz="4" w:space="0" w:color="C9D3DF"/>
+              <w:right w:val="single" w:sz="4" w:space="0" w:color="C9D3DF"/>
+            </w:tcBorders>
+            <w:shd w:val="clear" w:color="auto" w:fill="EDF3F9"/>
+            <w:tcMar>
+              <w:top w:w="70" w:type="dxa"/>
+              <w:left w:w="110" w:type="dxa"/>
+              <w:bottom w:w="70" w:type="dxa"/>
+              <w:right w:w="110" w:type="dxa"/>
+            </w:tcMar>
+            <w:vAlign w:val="center"/>
+          </w:tcPr>
+          <w:p>
+            <w:r>
+              <w:t>Frozen experimental section, semantic-alignment and audfprint support settings, scope and digest. Does not change scoring.</w:t>
+            </w:r>
+          </w:p>
+        </w:tc>
+      </w:tr>
+      <w:tr>
+        <w:trPr>
+          <w:cantSplit/>
+        </w:trPr>
+        <w:tc>
+          <w:tcPr>
+            <w:tcW w:w="3855" w:type="dxa"/>
+            <w:tcBorders>
+              <w:top w:val="single" w:sz="4" w:space="0" w:color="C9D3DF"/>
+              <w:left w:val="single" w:sz="4" w:space="0" w:color="C9D3DF"/>
+              <w:bottom w:val="single" w:sz="4" w:space="0" w:color="C9D3DF"/>
+              <w:right w:val="single" w:sz="4" w:space="0" w:color="C9D3DF"/>
+            </w:tcBorders>
+            <w:shd w:val="clear" w:color="auto" w:fill="EDF3F9"/>
+            <w:tcMar>
+              <w:top w:w="70" w:type="dxa"/>
+              <w:left w:w="110" w:type="dxa"/>
+              <w:bottom w:w="70" w:type="dxa"/>
+              <w:right w:w="110" w:type="dxa"/>
+            </w:tcMar>
+            <w:vAlign w:val="center"/>
+          </w:tcPr>
+          <w:p>
+            <w:pPr>
+              <w:rPr/>
+            </w:pPr>
+            <w:r>
+              <w:t xml:space="preserve">policies/c2pa_trust/</w:t>
+            </w:r>
+          </w:p>
+        </w:tc>
+        <w:tc>
+          <w:tcPr>
+            <w:tcW w:w="5783" w:type="dxa"/>
+            <w:tcBorders>
+              <w:top w:val="single" w:sz="4" w:space="0" w:color="C9D3DF"/>
+              <w:left w:val="single" w:sz="4" w:space="0" w:color="C9D3DF"/>
+              <w:bottom w:val="single" w:sz="4" w:space="0" w:color="C9D3DF"/>
+              <w:right w:val="single" w:sz="4" w:space="0" w:color="C9D3DF"/>
+            </w:tcBorders>
+            <w:shd w:val="clear" w:color="auto" w:fill="EDF3F9"/>
+            <w:tcMar>
+              <w:top w:w="70" w:type="dxa"/>
+              <w:left w:w="110" w:type="dxa"/>
+              <w:bottom w:w="70" w:type="dxa"/>
+              <w:right w:w="110" w:type="dxa"/>
+            </w:tcMar>
+            <w:vAlign w:val="center"/>
+          </w:tcPr>
+          <w:p>
+            <w:pPr>
+              <w:rPr/>
+            </w:pPr>
+            <w:r>
+              <w:t xml:space="preserve">Pinned C2PA Trust List, TSA list and frozen legacy ITL with trust_lists.json (commits and SHA-256 values), known_ai_signers.json and the update procedure in README.md.</w:t>
+            </w:r>
+          </w:p>
+        </w:tc>
+      </w:tr>
+      <w:tr>
+        <w:trPr>
+          <w:cantSplit/>
+        </w:trPr>
+        <w:tc>
+          <w:tcPr>
+            <w:tcW w:w="3855" w:type="dxa"/>
+            <w:tcBorders>
+              <w:top w:val="single" w:sz="4" w:space="0" w:color="C9D3DF"/>
+              <w:left w:val="single" w:sz="4" w:space="0" w:color="C9D3DF"/>
+              <w:bottom w:val="single" w:sz="4" w:space="0" w:color="C9D3DF"/>
+              <w:right w:val="single" w:sz="4" w:space="0" w:color="C9D3DF"/>
+            </w:tcBorders>
+            <w:shd w:val="clear" w:color="auto" w:fill="EDF3F9"/>
+            <w:tcMar>
+              <w:top w:w="70" w:type="dxa"/>
+              <w:left w:w="110" w:type="dxa"/>
+              <w:bottom w:w="70" w:type="dxa"/>
+              <w:right w:w="110" w:type="dxa"/>
+            </w:tcMar>
+            <w:vAlign w:val="center"/>
+          </w:tcPr>
+          <w:p>
+            <w:pPr>
+              <w:rPr/>
+            </w:pPr>
+            <w:r>
+              <w:t xml:space="preserve">policies/audio_calibration_status.json</w:t>
+            </w:r>
+          </w:p>
+        </w:tc>
+        <w:tc>
+          <w:tcPr>
+            <w:tcW w:w="5783" w:type="dxa"/>
+            <w:tcBorders>
+              <w:top w:val="single" w:sz="4" w:space="0" w:color="C9D3DF"/>
+              <w:left w:val="single" w:sz="4" w:space="0" w:color="C9D3DF"/>
+              <w:bottom w:val="single" w:sz="4" w:space="0" w:color="C9D3DF"/>
+              <w:right w:val="single" w:sz="4" w:space="0" w:color="C9D3DF"/>
+            </w:tcBorders>
+            <w:shd w:val="clear" w:color="auto" w:fill="EDF3F9"/>
+            <w:tcMar>
+              <w:top w:w="70" w:type="dxa"/>
+              <w:left w:w="110" w:type="dxa"/>
+              <w:bottom w:w="70" w:type="dxa"/>
+              <w:right w:w="110" w:type="dxa"/>
+            </w:tcMar>
+            <w:vAlign w:val="center"/>
+          </w:tcPr>
+          <w:p>
+            <w:pPr>
+              <w:rPr/>
+            </w:pPr>
+            <w:r>
+              <w:t xml:space="preserve">Per-provider calibration status, case counts, tested and untested transforms and false-match counts attached to every audio row. Does not change scoring.</w:t>
             </w:r>
           </w:p>
         </w:tc>
@@ -26816,6 +31068,9 @@
       </w:pPr>
       <w:bookmarkStart w:id="38" w:name="ManualSection39"/>
       <w:r>
+        <w:rPr>
+          <w:color w:val="000000"/>
+        </w:rPr>
         <w:t>Tests examples reports and documentation</w:t>
       </w:r>
       <w:bookmarkEnd w:id="38"/>
@@ -26980,18 +31235,8 @@
             <w:vAlign w:val="center"/>
           </w:tcPr>
           <w:p>
-            <w:pPr>
-              <w:keepNext/>
-              <w:keepLines/>
-              <w:spacing w:after="40" w:line="254" w:lineRule="auto"/>
-            </w:pPr>
-            <w:r>
-              <w:rPr>
-                <w:color w:val="000000"/>
-                <w:sz w:val="17"/>
-                <w:szCs w:val="18"/>
-              </w:rPr>
-              <w:t>131 core tests: inputs, graph safety, parsers, scoring profiles, tiers, caps, explanations, workflows.</w:t>
+            <w:r>
+              <w:t>131 core tests, including explicit legacy-profile compatibility cases; the shipped default profile is version 4.</w:t>
             </w:r>
           </w:p>
         </w:tc>
@@ -27053,17 +31298,14 @@
             <w:vAlign w:val="center"/>
           </w:tcPr>
           <w:p>
-            <w:pPr>
-              <w:keepLines/>
-              <w:spacing w:after="40" w:line="254" w:lineRule="auto"/>
-            </w:pPr>
-            <w:r>
-              <w:rPr>
-                <w:color w:val="000000"/>
-                <w:sz w:val="17"/>
-                <w:szCs w:val="18"/>
-              </w:rPr>
-              <w:t>38 tests: per-task worker, agreement, semantics, ranges, real providers, non-final versions.</w:t>
+            <w:r>
+              <w:t xml:space="preserve">41 tests</w:t>
+            </w:r>
+            <w:r>
+              <w:t xml:space="preserve">: workers, agreement, semantics, ranges, real providers, non-final versions and short-source local-match isolation.</w:t>
+            </w:r>
+            <w:r>
+              <w:t xml:space="preserve"> Also insufficient-support findings and calibration status.</w:t>
             </w:r>
           </w:p>
         </w:tc>
@@ -27425,6 +31667,285 @@
                 <w:szCs w:val="18"/>
               </w:rPr>
               <w:t>CSEC handoff, sheet and document formats, audio diagnostics, physical-similarity policy and next tasks.</w:t>
+            </w:r>
+            <w:r>
+              <w:rPr>
+                <w:color w:val="000000"/>
+                <w:sz w:val="17"/>
+                <w:szCs w:val="18"/>
+              </w:rPr>
+              <w:t xml:space="preserve"> FALSE_MATCH_BENCHMARK_2026-10-21.md records the false-match benchmark.</w:t>
+            </w:r>
+          </w:p>
+        </w:tc>
+      </w:tr>
+      <w:tr>
+        <w:trPr>
+          <w:cantSplit/>
+        </w:trPr>
+        <w:tc>
+          <w:tcPr>
+            <w:tcW w:w="3855" w:type="dxa"/>
+            <w:tcBorders>
+              <w:top w:val="single" w:sz="4" w:space="0" w:color="C9D3DF"/>
+              <w:left w:val="single" w:sz="4" w:space="0" w:color="C9D3DF"/>
+              <w:bottom w:val="single" w:sz="4" w:space="0" w:color="C9D3DF"/>
+              <w:right w:val="single" w:sz="4" w:space="0" w:color="C9D3DF"/>
+            </w:tcBorders>
+            <w:shd w:val="clear" w:color="auto" w:fill="FFFFFF"/>
+            <w:tcMar>
+              <w:top w:w="70" w:type="dxa"/>
+              <w:left w:w="110" w:type="dxa"/>
+              <w:bottom w:w="70" w:type="dxa"/>
+              <w:right w:w="110" w:type="dxa"/>
+            </w:tcMar>
+            <w:vAlign w:val="center"/>
+          </w:tcPr>
+          <w:p>
+            <w:r>
+              <w:t>tests/test_c2pa_integrity.py</w:t>
+            </w:r>
+          </w:p>
+        </w:tc>
+        <w:tc>
+          <w:tcPr>
+            <w:tcW w:w="5783" w:type="dxa"/>
+            <w:tcBorders>
+              <w:top w:val="single" w:sz="4" w:space="0" w:color="C9D3DF"/>
+              <w:left w:val="single" w:sz="4" w:space="0" w:color="C9D3DF"/>
+              <w:bottom w:val="single" w:sz="4" w:space="0" w:color="C9D3DF"/>
+              <w:right w:val="single" w:sz="4" w:space="0" w:color="C9D3DF"/>
+            </w:tcBorders>
+            <w:shd w:val="clear" w:color="auto" w:fill="FFFFFF"/>
+            <w:tcMar>
+              <w:top w:w="70" w:type="dxa"/>
+              <w:left w:w="110" w:type="dxa"/>
+              <w:bottom w:w="70" w:type="dxa"/>
+              <w:right w:w="110" w:type="dxa"/>
+            </w:tcMar>
+            <w:vAlign w:val="center"/>
+          </w:tcPr>
+          <w:p>
+            <w:r>
+              <w:t xml:space="preserve">24 tests: required SDK; runtime-signed valid, post-signing edit, corrupted certificate and supporting-manifest cases; pinned-list hashes; trust status; asymmetric trust; known AI signer; the C2PA chunk precondition; and every final state.</w:t>
+            </w:r>
+          </w:p>
+        </w:tc>
+      </w:tr>
+      <w:tr>
+        <w:trPr>
+          <w:cantSplit/>
+        </w:trPr>
+        <w:tc>
+          <w:tcPr>
+            <w:tcW w:w="3855" w:type="dxa"/>
+            <w:tcBorders>
+              <w:top w:val="single" w:sz="4" w:space="0" w:color="C9D3DF"/>
+              <w:left w:val="single" w:sz="4" w:space="0" w:color="C9D3DF"/>
+              <w:bottom w:val="single" w:sz="4" w:space="0" w:color="C9D3DF"/>
+              <w:right w:val="single" w:sz="4" w:space="0" w:color="C9D3DF"/>
+            </w:tcBorders>
+            <w:shd w:val="clear" w:color="auto" w:fill="FFFFFF"/>
+            <w:tcMar>
+              <w:top w:w="70" w:type="dxa"/>
+              <w:left w:w="110" w:type="dxa"/>
+              <w:bottom w:w="70" w:type="dxa"/>
+              <w:right w:w="110" w:type="dxa"/>
+            </w:tcMar>
+            <w:vAlign w:val="center"/>
+          </w:tcPr>
+          <w:p>
+            <w:r>
+              <w:t>tests/test_audio_calibration.py / test_structure_benchmark.py</w:t>
+            </w:r>
+          </w:p>
+        </w:tc>
+        <w:tc>
+          <w:tcPr>
+            <w:tcW w:w="5783" w:type="dxa"/>
+            <w:tcBorders>
+              <w:top w:val="single" w:sz="4" w:space="0" w:color="C9D3DF"/>
+              <w:left w:val="single" w:sz="4" w:space="0" w:color="C9D3DF"/>
+              <w:bottom w:val="single" w:sz="4" w:space="0" w:color="C9D3DF"/>
+              <w:right w:val="single" w:sz="4" w:space="0" w:color="C9D3DF"/>
+            </w:tcBorders>
+            <w:shd w:val="clear" w:color="auto" w:fill="FFFFFF"/>
+            <w:tcMar>
+              <w:top w:w="70" w:type="dxa"/>
+              <w:left w:w="110" w:type="dxa"/>
+              <w:bottom w:w="70" w:type="dxa"/>
+              <w:right w:w="110" w:type="dxa"/>
+            </w:tcMar>
+            <w:vAlign w:val="center"/>
+          </w:tcPr>
+          <w:p>
+            <w:r>
+              <w:t>Bounded gates, independent timing checks, acoustic boundaries, abstention and synthetic benchmark data.</w:t>
+            </w:r>
+          </w:p>
+        </w:tc>
+      </w:tr>
+      <w:tr>
+        <w:trPr>
+          <w:cantSplit/>
+        </w:trPr>
+        <w:tc>
+          <w:tcPr>
+            <w:tcW w:w="3855" w:type="dxa"/>
+            <w:tcBorders>
+              <w:top w:val="single" w:sz="4" w:space="0" w:color="C9D3DF"/>
+              <w:left w:val="single" w:sz="4" w:space="0" w:color="C9D3DF"/>
+              <w:bottom w:val="single" w:sz="4" w:space="0" w:color="C9D3DF"/>
+              <w:right w:val="single" w:sz="4" w:space="0" w:color="C9D3DF"/>
+            </w:tcBorders>
+            <w:shd w:val="clear" w:color="auto" w:fill="FFFFFF"/>
+            <w:tcMar>
+              <w:top w:w="70" w:type="dxa"/>
+              <w:left w:w="110" w:type="dxa"/>
+              <w:bottom w:w="70" w:type="dxa"/>
+              <w:right w:w="110" w:type="dxa"/>
+            </w:tcMar>
+            <w:vAlign w:val="center"/>
+          </w:tcPr>
+          <w:p>
+            <w:r>
+              <w:t>tests/test_builder.py / test_builder_results.py / test_local_file_references.py</w:t>
+            </w:r>
+          </w:p>
+        </w:tc>
+        <w:tc>
+          <w:tcPr>
+            <w:tcW w:w="5783" w:type="dxa"/>
+            <w:tcBorders>
+              <w:top w:val="single" w:sz="4" w:space="0" w:color="C9D3DF"/>
+              <w:left w:val="single" w:sz="4" w:space="0" w:color="C9D3DF"/>
+              <w:bottom w:val="single" w:sz="4" w:space="0" w:color="C9D3DF"/>
+              <w:right w:val="single" w:sz="4" w:space="0" w:color="C9D3DF"/>
+            </w:tcBorders>
+            <w:shd w:val="clear" w:color="auto" w:fill="FFFFFF"/>
+            <w:tcMar>
+              <w:top w:w="70" w:type="dxa"/>
+              <w:left w:w="110" w:type="dxa"/>
+              <w:bottom w:w="70" w:type="dxa"/>
+              <w:right w:w="110" w:type="dxa"/>
+            </w:tcMar>
+            <w:vAlign w:val="center"/>
+          </w:tcPr>
+          <w:p>
+            <w:r>
+              <w:t xml:space="preserve">Background operations, export integrity, production-worker assessment, </w:t>
+            </w:r>
+            <w:r>
+              <w:t xml:space="preserve">result display (audio summaries, calibration lines and C2PA problem states)</w:t>
+            </w:r>
+            <w:r>
+              <w:t xml:space="preserve"> and explicit local-reference authorization.</w:t>
+            </w:r>
+          </w:p>
+        </w:tc>
+      </w:tr>
+      <w:tr>
+        <w:trPr>
+          <w:cantSplit/>
+        </w:trPr>
+        <w:tc>
+          <w:tcPr>
+            <w:tcW w:w="3855" w:type="dxa"/>
+            <w:tcBorders>
+              <w:top w:val="single" w:sz="4" w:space="0" w:color="C9D3DF"/>
+              <w:left w:val="single" w:sz="4" w:space="0" w:color="C9D3DF"/>
+              <w:bottom w:val="single" w:sz="4" w:space="0" w:color="C9D3DF"/>
+              <w:right w:val="single" w:sz="4" w:space="0" w:color="C9D3DF"/>
+            </w:tcBorders>
+            <w:shd w:val="clear" w:color="auto" w:fill="FFFFFF"/>
+            <w:tcMar>
+              <w:top w:w="70" w:type="dxa"/>
+              <w:left w:w="110" w:type="dxa"/>
+              <w:bottom w:w="70" w:type="dxa"/>
+              <w:right w:w="110" w:type="dxa"/>
+            </w:tcMar>
+            <w:vAlign w:val="center"/>
+          </w:tcPr>
+          <w:p>
+            <w:r>
+              <w:t>tests/test_remediation.py / test_scoring_remediation.py</w:t>
+            </w:r>
+          </w:p>
+        </w:tc>
+        <w:tc>
+          <w:tcPr>
+            <w:tcW w:w="5783" w:type="dxa"/>
+            <w:tcBorders>
+              <w:top w:val="single" w:sz="4" w:space="0" w:color="C9D3DF"/>
+              <w:left w:val="single" w:sz="4" w:space="0" w:color="C9D3DF"/>
+              <w:bottom w:val="single" w:sz="4" w:space="0" w:color="C9D3DF"/>
+              <w:right w:val="single" w:sz="4" w:space="0" w:color="C9D3DF"/>
+            </w:tcBorders>
+            <w:shd w:val="clear" w:color="auto" w:fill="FFFFFF"/>
+            <w:tcMar>
+              <w:top w:w="70" w:type="dxa"/>
+              <w:left w:w="110" w:type="dxa"/>
+              <w:bottom w:w="70" w:type="dxa"/>
+              <w:right w:w="110" w:type="dxa"/>
+            </w:tcMar>
+            <w:vAlign w:val="center"/>
+          </w:tcPr>
+          <w:p>
+            <w:r>
+              <w:t>Input isolation, audio regressions and scoring-policy regression cases.</w:t>
+            </w:r>
+          </w:p>
+        </w:tc>
+      </w:tr>
+      <w:tr>
+        <w:trPr>
+          <w:cantSplit/>
+        </w:trPr>
+        <w:tc>
+          <w:tcPr>
+            <w:tcW w:w="3855" w:type="dxa"/>
+            <w:tcBorders>
+              <w:top w:val="single" w:sz="4" w:space="0" w:color="C9D3DF"/>
+              <w:left w:val="single" w:sz="4" w:space="0" w:color="C9D3DF"/>
+              <w:bottom w:val="single" w:sz="4" w:space="0" w:color="C9D3DF"/>
+              <w:right w:val="single" w:sz="4" w:space="0" w:color="C9D3DF"/>
+            </w:tcBorders>
+            <w:shd w:val="clear" w:color="auto" w:fill="FFFFFF"/>
+            <w:tcMar>
+              <w:top w:w="70" w:type="dxa"/>
+              <w:left w:w="110" w:type="dxa"/>
+              <w:bottom w:w="70" w:type="dxa"/>
+              <w:right w:w="110" w:type="dxa"/>
+            </w:tcMar>
+            <w:vAlign w:val="center"/>
+          </w:tcPr>
+          <w:p>
+            <w:r>
+              <w:t>docs/AUDIO_CALIBRATION_2026-10-20.md / benchmarks/results/audio_calibration_2026-10-20/</w:t>
+            </w:r>
+          </w:p>
+        </w:tc>
+        <w:tc>
+          <w:tcPr>
+            <w:tcW w:w="5783" w:type="dxa"/>
+            <w:tcBorders>
+              <w:top w:val="single" w:sz="4" w:space="0" w:color="C9D3DF"/>
+              <w:left w:val="single" w:sz="4" w:space="0" w:color="C9D3DF"/>
+              <w:bottom w:val="single" w:sz="4" w:space="0" w:color="C9D3DF"/>
+              <w:right w:val="single" w:sz="4" w:space="0" w:color="C9D3DF"/>
+            </w:tcBorders>
+            <w:shd w:val="clear" w:color="auto" w:fill="FFFFFF"/>
+            <w:tcMar>
+              <w:top w:w="70" w:type="dxa"/>
+              <w:left w:w="110" w:type="dxa"/>
+              <w:bottom w:w="70" w:type="dxa"/>
+              <w:right w:w="110" w:type="dxa"/>
+            </w:tcMar>
+            <w:vAlign w:val="center"/>
+          </w:tcPr>
+          <w:p>
+            <w:r>
+              <w:t>Calibration methods, partition boundaries, errors, abstentions, frozen settings and shareable result snapshots.</w:t>
             </w:r>
           </w:p>
         </w:tc>
@@ -27443,13 +31964,16 @@
       </w:pPr>
       <w:bookmarkStart w:id="39" w:name="ManualSection40"/>
       <w:r>
+        <w:rPr>
+          <w:color w:val="000000"/>
+        </w:rPr>
         <w:t>Verification for this revision</w:t>
       </w:r>
       <w:bookmarkEnd w:id="39"/>
     </w:p>
     <w:p>
       <w:r>
-        <w:t>The complete suite was rerun against commit 2b4fd69 on 19 October 2026: 189 tests passed with no failures, errors or skipped tests in 22.299 seconds. REQUIRE_AUDIO_BACKENDS=1 required the real audio libraries. The environment used the pinned pyaaf2 1.7.1 parser; this verifies AAF regressions as well as core and audio tests. C2PA tests exercise SDK-state and binding behaviour, including controlled test doubles; this result is not a claim that a real signed production corpus was validated.</w:t>
+        <w:t xml:space="preserve">On 21 October 2026, the 308 non-GUI tests were run against the version 0.8.0 working tree (base commit 2128cc4) in 28.0 seconds: 303 passed and 5 were skipped, with no failures or errors. The environment included c2pa-python 0.37.10 and the audio libraries but not the benchmark-only mir_eval, so the 5 structure-benchmark cases were skipped. With REQUIRE_AUDIO_BACKENDS=1 they run instead, and 3 of them fail without mir_eval, so install requirements-benchmark.txt before requiring every optional backend. The four test_builder.GuiTests cases each passed when run in a separate process. A writable NUMBA_CACHE_DIR was supplied because the default audio library cache location may not be writable.</w:t>
       </w:r>
     </w:p>
     <w:p>
@@ -27462,20 +31986,25 @@
     </w:p>
     <w:p>
       <w:r>
-        <w:t>The test counts are 131 core, 38 audio diagnostics, 11 production-document, 6 DAW-session and 3 benchmark tests. Key regressions cover withheld values from submitter documents, permitted-tier release, ordinary and severe contradictions, an already-low mean, cap explanations, retained core results under audio failure, long-source excerpts, original-file timings, recorder metadata, report/AAF ambiguity, Ableton source counts and benchmark controls.</w:t>
+        <w:t xml:space="preserve">The current discovery contains 312 cases: 131 core; 41 audio diagnostics; 24 C2PA; 22 remediation; 16 non-GUI builder; 14 builder-result; 14 scoring-remediation; 12 local-file-reference; 11 production-document; 9 audio calibration; 6 DAW-session; 5 structure benchmark; 3 music benchmark; and 4 GUI cases. Run GUI cases in separate processes when investigating macOS Tk lifecycle hangs; do not treat excluded cases as passes or skips.</w:t>
       </w:r>
     </w:p>
     <w:p>
       <w:pPr>
-        <w:rPr>
-          <w:ins w:id="91022" w:author="Denghj-jack" w:date="2026-10-21T00:00:00Z"/>
-        </w:rPr>
+        <w:rPr/>
       </w:pPr>
-      <w:ins w:id="91023" w:author="Denghj-jack" w:date="2026-10-21T00:00:00Z">
-        <w:r>
-          <w:t xml:space="preserve">Revision 9085427 (21 October 2026) adds the C2PA failure findings, the final_c2pa_manifest_validates contradiction, the required c2pa-python dependency and the music_semantics fix for sources shorter than a target section. With c2pa-python 0.37.10 and the audio libraries installed, 280 tests passed and 5 were skipped. The five Tk GuiTests were not part of this run because the end-to-end GUI test can hang on macOS when several Tk roots are created in one process; it passes when run on its own. New regressions are in tests/test_c2pa_integrity.py and tests/test_audio_diagnostics.py; the C2PA fixtures are signed at test time with a throwaway certificate.</w:t>
-        </w:r>
-      </w:ins>
+      <w:r>
+        <w:t>Revision 9085427 adds the required c2pa-python dependency, explicit C2PA failure findings, the ordinary final_c2pa_manifest_validates contradiction and isolation of unsearchable music_semantics local locations. test_c2pa_integrity.py signs WAV fixtures at runtime with a throwaway certificate, then tests content edits and certificate corruption. These local fixtures verify failure handling; they do not validate a production signer trust policy or a representative provenance corpus. The historical 19 October verification at 2b4fd69 reported 189 passing tests; that count is not the current suite size.</w:t>
+      </w:r>
+    </w:p>
+    <w:p>
+      <w:pPr>
+        <w:spacing w:line="276" w:lineRule="auto"/>
+        <w:rPr/>
+      </w:pPr>
+      <w:r>
+        <w:t xml:space="preserve">Version 0.8.0 adds the pinned trust lists, asymmetric trust, known AI signer matching, the C2PA chunk precondition, a C2PA_FINAL_ATTESTATION finding for every state, withholding for an unreadable final manifest, insufficient-support audio outcomes, calibration status and the false-match benchmark. The C2PA behaviour was also checked end to end on BytePlus Lumina output generated on 20 and 21 October 2026 (Section 8). Lumina is one vendor; these results do not validate other signers.</w:t>
+      </w:r>
     </w:p>
     <w:p>
       <w:r>
@@ -27490,8 +32019,22 @@
       </w:pPr>
       <w:bookmarkStart w:id="40" w:name="ManualSection41"/>
       <w:r>
+        <w:rPr>
+          <w:color w:val="000000"/>
+        </w:rPr>
         <w:lastRenderedPageBreak/>
-        <w:t>9 Outstanding Work</w:t>
+      </w:r>
+      <w:r>
+        <w:rPr>
+          <w:color w:val="000000"/>
+        </w:rPr>
+        <w:t xml:space="preserve">10</w:t>
+      </w:r>
+      <w:r>
+        <w:rPr>
+          <w:color w:val="000000"/>
+        </w:rPr>
+        <w:t xml:space="preserve"> Outstanding Work</w:t>
       </w:r>
       <w:bookmarkEnd w:id="40"/>
     </w:p>
@@ -27788,17 +32331,8 @@
             <w:vAlign w:val="center"/>
           </w:tcPr>
           <w:p>
-            <w:pPr>
-              <w:keepNext/>
-              <w:keepLines/>
-              <w:spacing w:after="40" w:line="254" w:lineRule="auto"/>
-            </w:pPr>
-            <w:r>
-              <w:rPr>
-                <w:color w:val="000000"/>
-                <w:sz w:val="17"/>
-              </w:rPr>
-              <w:t>Confirm support tiers, withholding, layer weights and severe rules; align metadata/generation-record policy expectations with the registered text/generation-record type.</w:t>
+            <w:r>
+              <w:t>Review default-v4 weights, fact identities, permitted tiers and severe rules; retain explicit consistency-only semantics and test sensitivity.</w:t>
             </w:r>
           </w:p>
         </w:tc>
@@ -27926,17 +32460,11 @@
             <w:vAlign w:val="center"/>
           </w:tcPr>
           <w:p>
-            <w:pPr>
-              <w:keepLines/>
-              <w:spacing w:after="40" w:line="254" w:lineRule="auto"/>
-            </w:pPr>
-            <w:r>
-              <w:rPr>
-                <w:color w:val="000000"/>
-                <w:sz w:val="17"/>
-                <w:szCs w:val="18"/>
-              </w:rPr>
-              <w:t xml:space="preserve">Run BabySlakh, then Slakh2100 or MUSDB18-HQ; calibrate fingerprint, agreement and semantics thresholds on held-out tracks.</w:t>
+            <w:r>
+              <w:t>Extend existing bounded audfprint and semantics calibration; run larger Slakh/MUSDB and difficult-control sets, and calibrate local section relationships separately.</w:t>
+            </w:r>
+            <w:r>
+              <w:t xml:space="preserve"> A first false-match benchmark of 23 Lumina pairs is recorded; extend it to real covers, pitch and tempo changes and larger samples.</w:t>
             </w:r>
           </w:p>
         </w:tc>
@@ -27959,17 +32487,8 @@
             <w:vAlign w:val="center"/>
           </w:tcPr>
           <w:p>
-            <w:pPr>
-              <w:keepLines/>
-              <w:spacing w:after="40" w:line="254" w:lineRule="auto"/>
-            </w:pPr>
-            <w:r>
-              <w:rPr>
-                <w:color w:val="000000"/>
-                <w:sz w:val="17"/>
-                <w:szCs w:val="18"/>
-              </w:rPr>
-              <w:t>Frozen parameters with reported held-out AUC; report-only scope retained.</w:t>
+            <w:r>
+              <w:t>Versioned held-out parameters with errors, abstentions and failures; report-only scope retained.</w:t>
             </w:r>
           </w:p>
         </w:tc>
@@ -28064,17 +32583,8 @@
             <w:vAlign w:val="center"/>
           </w:tcPr>
           <w:p>
-            <w:pPr>
-              <w:keepLines/>
-              <w:spacing w:after="40" w:line="254" w:lineRule="auto"/>
-            </w:pPr>
-            <w:r>
-              <w:rPr>
-                <w:color w:val="000000"/>
-                <w:sz w:val="17"/>
-                <w:szCs w:val="18"/>
-              </w:rPr>
-              <w:t>Evaluate detected section boundaries against annotated structure data (e.g. SALAMI, Harmonix).</w:t>
+            <w:r>
+              <w:t>Extend the implemented acoustic novelty detector beyond the 16-recording SALAMI experiment; validate more genres, multiple annotators and repeated-section identities.</w:t>
             </w:r>
           </w:p>
         </w:tc>
@@ -28097,17 +32607,8 @@
             <w:vAlign w:val="center"/>
           </w:tcPr>
           <w:p>
-            <w:pPr>
-              <w:keepLines/>
-              <w:spacing w:after="40" w:line="254" w:lineRule="auto"/>
-            </w:pPr>
-            <w:r>
-              <w:rPr>
-                <w:color w:val="000000"/>
-                <w:sz w:val="17"/>
-                <w:szCs w:val="18"/>
-              </w:rPr>
-              <w:t>Replace fixed phrases only where detection is measurably better.</w:t>
+            <w:r>
+              <w:t>Broader held-out boundary results; named musical roles only after separate validation.</w:t>
             </w:r>
           </w:p>
         </w:tc>
@@ -28487,6 +32988,14 @@
               </w:rPr>
               <w:t>Licensed music cases: demos, stems, mixes, masters, unrelated and misleading-direction controls.</w:t>
             </w:r>
+            <w:r>
+              <w:rPr>
+                <w:color w:val="000000"/>
+                <w:sz w:val="17"/>
+                <w:szCs w:val="18"/>
+              </w:rPr>
+              <w:t xml:space="preserve"> Include real covers: the Lumina cover prompts did not reproduce the requested melodies.</w:t>
+            </w:r>
           </w:p>
         </w:tc>
         <w:tc>
@@ -28623,7 +33132,7 @@
                 <w:sz w:val="17"/>
                 <w:szCs w:val="18"/>
               </w:rPr>
-              <w:t>Valid and invalid real-standard examples with reviewed redistribution terms.</w:t>
+              <w:t xml:space="preserve">Real vendor-signed C2PA examples beyond Lumina, valid and invalid, and DDEX examples with reviewed redistribution terms. Confirm the BytePlus certificate with BytePlus, add other AI generators, verify time stamps against the pinned TSA list once the SDK supports it, and agree the response schema_version with CSEC.</w:t>
             </w:r>
           </w:p>
         </w:tc>
@@ -28674,7 +33183,7 @@
               <w:bottom w:val="single" w:sz="4" w:space="0" w:color="C9D3DF"/>
               <w:right w:val="single" w:sz="4" w:space="0" w:color="C9D3DF"/>
             </w:tcBorders>
-            <w:shd w:val="clear" w:color="auto" w:fill="EDF3F9"/>
+            <w:shd w:val="clear" w:color="auto" w:fill="FFFFFF"/>
             <w:tcMar>
               <w:top w:w="70" w:type="dxa"/>
               <w:left w:w="110" w:type="dxa"/>
@@ -28688,14 +33197,15 @@
               <w:keepLines/>
               <w:spacing w:after="40" w:line="254" w:lineRule="auto"/>
               <w:jc w:val="center"/>
-            </w:pPr>
-            <w:r>
-              <w:rPr>
-                <w:color w:val="000000"/>
-                <w:sz w:val="17"/>
-                <w:szCs w:val="18"/>
-              </w:rPr>
-              <w:t>P2</w:t>
+              <w:rPr/>
+            </w:pPr>
+            <w:r>
+              <w:rPr>
+                <w:color w:val="000000"/>
+                <w:sz w:val="17"/>
+                <w:szCs w:val="18"/>
+              </w:rPr>
+              <w:t xml:space="preserve">P1</w:t>
             </w:r>
           </w:p>
         </w:tc>
@@ -28708,27 +33218,28 @@
               <w:bottom w:val="single" w:sz="4" w:space="0" w:color="C9D3DF"/>
               <w:right w:val="single" w:sz="4" w:space="0" w:color="C9D3DF"/>
             </w:tcBorders>
-            <w:shd w:val="clear" w:color="auto" w:fill="EDF3F9"/>
-            <w:tcMar>
-              <w:top w:w="70" w:type="dxa"/>
-              <w:left w:w="110" w:type="dxa"/>
-              <w:bottom w:w="70" w:type="dxa"/>
-              <w:right w:w="110" w:type="dxa"/>
-            </w:tcMar>
-            <w:vAlign w:val="center"/>
-          </w:tcPr>
-          <w:p>
-            <w:pPr>
-              <w:keepLines/>
-              <w:spacing w:after="40" w:line="254" w:lineRule="auto"/>
-            </w:pPr>
-            <w:r>
-              <w:rPr>
-                <w:color w:val="000000"/>
-                <w:sz w:val="17"/>
-                <w:szCs w:val="18"/>
-              </w:rPr>
-              <w:t>Parser and graph reuse</w:t>
+            <w:shd w:val="clear" w:color="auto" w:fill="FFFFFF"/>
+            <w:tcMar>
+              <w:top w:w="70" w:type="dxa"/>
+              <w:left w:w="110" w:type="dxa"/>
+              <w:bottom w:w="70" w:type="dxa"/>
+              <w:right w:w="110" w:type="dxa"/>
+            </w:tcMar>
+            <w:vAlign w:val="center"/>
+          </w:tcPr>
+          <w:p>
+            <w:pPr>
+              <w:keepLines/>
+              <w:spacing w:after="40" w:line="254" w:lineRule="auto"/>
+              <w:rPr/>
+            </w:pPr>
+            <w:r>
+              <w:rPr>
+                <w:color w:val="000000"/>
+                <w:sz w:val="17"/>
+                <w:szCs w:val="18"/>
+              </w:rPr>
+              <w:t xml:space="preserve">Trust list maintenance</w:t>
             </w:r>
           </w:p>
         </w:tc>
@@ -28741,27 +33252,28 @@
               <w:bottom w:val="single" w:sz="4" w:space="0" w:color="C9D3DF"/>
               <w:right w:val="single" w:sz="4" w:space="0" w:color="C9D3DF"/>
             </w:tcBorders>
-            <w:shd w:val="clear" w:color="auto" w:fill="EDF3F9"/>
-            <w:tcMar>
-              <w:top w:w="70" w:type="dxa"/>
-              <w:left w:w="110" w:type="dxa"/>
-              <w:bottom w:w="70" w:type="dxa"/>
-              <w:right w:w="110" w:type="dxa"/>
-            </w:tcMar>
-            <w:vAlign w:val="center"/>
-          </w:tcPr>
-          <w:p>
-            <w:pPr>
-              <w:keepLines/>
-              <w:spacing w:after="40" w:line="254" w:lineRule="auto"/>
-            </w:pPr>
-            <w:r>
-              <w:rPr>
-                <w:color w:val="000000"/>
-                <w:sz w:val="17"/>
-                <w:szCs w:val="18"/>
-              </w:rPr>
-              <w:t>Shared request context for parsers and graph indexes.</w:t>
+            <w:shd w:val="clear" w:color="auto" w:fill="FFFFFF"/>
+            <w:tcMar>
+              <w:top w:w="70" w:type="dxa"/>
+              <w:left w:w="110" w:type="dxa"/>
+              <w:bottom w:w="70" w:type="dxa"/>
+              <w:right w:w="110" w:type="dxa"/>
+            </w:tcMar>
+            <w:vAlign w:val="center"/>
+          </w:tcPr>
+          <w:p>
+            <w:pPr>
+              <w:keepLines/>
+              <w:spacing w:after="40" w:line="254" w:lineRule="auto"/>
+              <w:rPr/>
+            </w:pPr>
+            <w:r>
+              <w:rPr>
+                <w:color w:val="000000"/>
+                <w:sz w:val="17"/>
+                <w:szCs w:val="18"/>
+              </w:rPr>
+              <w:t xml:space="preserve">Review the pinned C2PA Trust List and the known AI signer list periodically using policies/c2pa_trust/README.md.</w:t>
             </w:r>
           </w:p>
         </w:tc>
@@ -28774,27 +33286,28 @@
               <w:bottom w:val="single" w:sz="4" w:space="0" w:color="C9D3DF"/>
               <w:right w:val="single" w:sz="4" w:space="0" w:color="C9D3DF"/>
             </w:tcBorders>
-            <w:shd w:val="clear" w:color="auto" w:fill="EDF3F9"/>
-            <w:tcMar>
-              <w:top w:w="70" w:type="dxa"/>
-              <w:left w:w="110" w:type="dxa"/>
-              <w:bottom w:w="70" w:type="dxa"/>
-              <w:right w:w="110" w:type="dxa"/>
-            </w:tcMar>
-            <w:vAlign w:val="center"/>
-          </w:tcPr>
-          <w:p>
-            <w:pPr>
-              <w:keepLines/>
-              <w:spacing w:after="40" w:line="254" w:lineRule="auto"/>
-            </w:pPr>
-            <w:r>
-              <w:rPr>
-                <w:color w:val="000000"/>
-                <w:sz w:val="17"/>
-                <w:szCs w:val="18"/>
-              </w:rPr>
-              <w:t>No cross-request leakage or repeated expensive work.</w:t>
+            <w:shd w:val="clear" w:color="auto" w:fill="FFFFFF"/>
+            <w:tcMar>
+              <w:top w:w="70" w:type="dxa"/>
+              <w:left w:w="110" w:type="dxa"/>
+              <w:bottom w:w="70" w:type="dxa"/>
+              <w:right w:w="110" w:type="dxa"/>
+            </w:tcMar>
+            <w:vAlign w:val="center"/>
+          </w:tcPr>
+          <w:p>
+            <w:pPr>
+              <w:keepLines/>
+              <w:spacing w:after="40" w:line="254" w:lineRule="auto"/>
+              <w:rPr/>
+            </w:pPr>
+            <w:r>
+              <w:rPr>
+                <w:color w:val="000000"/>
+                <w:sz w:val="17"/>
+                <w:szCs w:val="18"/>
+              </w:rPr>
+              <w:t xml:space="preserve">Dated, hash-pinned lists with passing C2PA regression tests.</w:t>
             </w:r>
           </w:p>
         </w:tc>
@@ -28812,18 +33325,17 @@
               <w:bottom w:val="single" w:sz="4" w:space="0" w:color="C9D3DF"/>
               <w:right w:val="single" w:sz="4" w:space="0" w:color="C9D3DF"/>
             </w:tcBorders>
-            <w:shd w:val="clear" w:color="auto" w:fill="FFFFFF"/>
-            <w:tcMar>
-              <w:top w:w="70" w:type="dxa"/>
-              <w:left w:w="110" w:type="dxa"/>
-              <w:bottom w:w="70" w:type="dxa"/>
-              <w:right w:w="110" w:type="dxa"/>
-            </w:tcMar>
-            <w:vAlign w:val="center"/>
-          </w:tcPr>
-          <w:p>
-            <w:pPr>
-              <w:keepNext/>
+            <w:shd w:val="clear" w:color="auto" w:fill="EDF3F9"/>
+            <w:tcMar>
+              <w:top w:w="70" w:type="dxa"/>
+              <w:left w:w="110" w:type="dxa"/>
+              <w:bottom w:w="70" w:type="dxa"/>
+              <w:right w:w="110" w:type="dxa"/>
+            </w:tcMar>
+            <w:vAlign w:val="center"/>
+          </w:tcPr>
+          <w:p>
+            <w:pPr>
               <w:keepLines/>
               <w:spacing w:after="40" w:line="254" w:lineRule="auto"/>
               <w:jc w:val="center"/>
@@ -28847,28 +33359,27 @@
               <w:bottom w:val="single" w:sz="4" w:space="0" w:color="C9D3DF"/>
               <w:right w:val="single" w:sz="4" w:space="0" w:color="C9D3DF"/>
             </w:tcBorders>
-            <w:shd w:val="clear" w:color="auto" w:fill="FFFFFF"/>
-            <w:tcMar>
-              <w:top w:w="70" w:type="dxa"/>
-              <w:left w:w="110" w:type="dxa"/>
-              <w:bottom w:w="70" w:type="dxa"/>
-              <w:right w:w="110" w:type="dxa"/>
-            </w:tcMar>
-            <w:vAlign w:val="center"/>
-          </w:tcPr>
-          <w:p>
-            <w:pPr>
-              <w:keepNext/>
-              <w:keepLines/>
-              <w:spacing w:after="40" w:line="254" w:lineRule="auto"/>
-            </w:pPr>
-            <w:r>
-              <w:rPr>
-                <w:color w:val="000000"/>
-                <w:sz w:val="17"/>
-                <w:szCs w:val="18"/>
-              </w:rPr>
-              <w:t>Additional audio formats</w:t>
+            <w:shd w:val="clear" w:color="auto" w:fill="EDF3F9"/>
+            <w:tcMar>
+              <w:top w:w="70" w:type="dxa"/>
+              <w:left w:w="110" w:type="dxa"/>
+              <w:bottom w:w="70" w:type="dxa"/>
+              <w:right w:w="110" w:type="dxa"/>
+            </w:tcMar>
+            <w:vAlign w:val="center"/>
+          </w:tcPr>
+          <w:p>
+            <w:pPr>
+              <w:keepLines/>
+              <w:spacing w:after="40" w:line="254" w:lineRule="auto"/>
+            </w:pPr>
+            <w:r>
+              <w:rPr>
+                <w:color w:val="000000"/>
+                <w:sz w:val="17"/>
+                <w:szCs w:val="18"/>
+              </w:rPr>
+              <w:t>Parser and graph reuse</w:t>
             </w:r>
           </w:p>
         </w:tc>
@@ -28881,28 +33392,27 @@
               <w:bottom w:val="single" w:sz="4" w:space="0" w:color="C9D3DF"/>
               <w:right w:val="single" w:sz="4" w:space="0" w:color="C9D3DF"/>
             </w:tcBorders>
-            <w:shd w:val="clear" w:color="auto" w:fill="FFFFFF"/>
-            <w:tcMar>
-              <w:top w:w="70" w:type="dxa"/>
-              <w:left w:w="110" w:type="dxa"/>
-              <w:bottom w:w="70" w:type="dxa"/>
-              <w:right w:w="110" w:type="dxa"/>
-            </w:tcMar>
-            <w:vAlign w:val="center"/>
-          </w:tcPr>
-          <w:p>
-            <w:pPr>
-              <w:keepNext/>
-              <w:keepLines/>
-              <w:spacing w:after="40" w:line="254" w:lineRule="auto"/>
-            </w:pPr>
-            <w:r>
-              <w:rPr>
-                <w:color w:val="000000"/>
-                <w:sz w:val="17"/>
-                <w:szCs w:val="18"/>
-              </w:rPr>
-              <w:t>FLAC, AIFF, RF64/BW64 as needed by real submissions.</w:t>
+            <w:shd w:val="clear" w:color="auto" w:fill="EDF3F9"/>
+            <w:tcMar>
+              <w:top w:w="70" w:type="dxa"/>
+              <w:left w:w="110" w:type="dxa"/>
+              <w:bottom w:w="70" w:type="dxa"/>
+              <w:right w:w="110" w:type="dxa"/>
+            </w:tcMar>
+            <w:vAlign w:val="center"/>
+          </w:tcPr>
+          <w:p>
+            <w:pPr>
+              <w:keepLines/>
+              <w:spacing w:after="40" w:line="254" w:lineRule="auto"/>
+            </w:pPr>
+            <w:r>
+              <w:rPr>
+                <w:color w:val="000000"/>
+                <w:sz w:val="17"/>
+                <w:szCs w:val="18"/>
+              </w:rPr>
+              <w:t>Shared request context for parsers and graph indexes.</w:t>
             </w:r>
           </w:p>
         </w:tc>
@@ -28915,28 +33425,27 @@
               <w:bottom w:val="single" w:sz="4" w:space="0" w:color="C9D3DF"/>
               <w:right w:val="single" w:sz="4" w:space="0" w:color="C9D3DF"/>
             </w:tcBorders>
-            <w:shd w:val="clear" w:color="auto" w:fill="FFFFFF"/>
-            <w:tcMar>
-              <w:top w:w="70" w:type="dxa"/>
-              <w:left w:w="110" w:type="dxa"/>
-              <w:bottom w:w="70" w:type="dxa"/>
-              <w:right w:w="110" w:type="dxa"/>
-            </w:tcMar>
-            <w:vAlign w:val="center"/>
-          </w:tcPr>
-          <w:p>
-            <w:pPr>
-              <w:keepNext/>
-              <w:keepLines/>
-              <w:spacing w:after="40" w:line="254" w:lineRule="auto"/>
-            </w:pPr>
-            <w:r>
-              <w:rPr>
-                <w:color w:val="000000"/>
-                <w:sz w:val="17"/>
-                <w:szCs w:val="18"/>
-              </w:rPr>
-              <w:t>Format validation and binding before providers see them.</w:t>
+            <w:shd w:val="clear" w:color="auto" w:fill="EDF3F9"/>
+            <w:tcMar>
+              <w:top w:w="70" w:type="dxa"/>
+              <w:left w:w="110" w:type="dxa"/>
+              <w:bottom w:w="70" w:type="dxa"/>
+              <w:right w:w="110" w:type="dxa"/>
+            </w:tcMar>
+            <w:vAlign w:val="center"/>
+          </w:tcPr>
+          <w:p>
+            <w:pPr>
+              <w:keepLines/>
+              <w:spacing w:after="40" w:line="254" w:lineRule="auto"/>
+            </w:pPr>
+            <w:r>
+              <w:rPr>
+                <w:color w:val="000000"/>
+                <w:sz w:val="17"/>
+                <w:szCs w:val="18"/>
+              </w:rPr>
+              <w:t>No cross-request leakage or repeated expensive work.</w:t>
             </w:r>
           </w:p>
         </w:tc>
@@ -28954,6 +33463,148 @@
               <w:bottom w:val="single" w:sz="4" w:space="0" w:color="C9D3DF"/>
               <w:right w:val="single" w:sz="4" w:space="0" w:color="C9D3DF"/>
             </w:tcBorders>
+            <w:shd w:val="clear" w:color="auto" w:fill="FFFFFF"/>
+            <w:tcMar>
+              <w:top w:w="70" w:type="dxa"/>
+              <w:left w:w="110" w:type="dxa"/>
+              <w:bottom w:w="70" w:type="dxa"/>
+              <w:right w:w="110" w:type="dxa"/>
+            </w:tcMar>
+            <w:vAlign w:val="center"/>
+          </w:tcPr>
+          <w:p>
+            <w:pPr>
+              <w:keepNext/>
+              <w:keepLines/>
+              <w:spacing w:after="40" w:line="254" w:lineRule="auto"/>
+              <w:jc w:val="center"/>
+            </w:pPr>
+            <w:r>
+              <w:rPr>
+                <w:color w:val="000000"/>
+                <w:sz w:val="17"/>
+                <w:szCs w:val="18"/>
+              </w:rPr>
+              <w:t>P2</w:t>
+            </w:r>
+          </w:p>
+        </w:tc>
+        <w:tc>
+          <w:tcPr>
+            <w:tcW w:w="2001" w:type="dxa"/>
+            <w:tcBorders>
+              <w:top w:val="single" w:sz="4" w:space="0" w:color="C9D3DF"/>
+              <w:left w:val="single" w:sz="4" w:space="0" w:color="C9D3DF"/>
+              <w:bottom w:val="single" w:sz="4" w:space="0" w:color="C9D3DF"/>
+              <w:right w:val="single" w:sz="4" w:space="0" w:color="C9D3DF"/>
+            </w:tcBorders>
+            <w:shd w:val="clear" w:color="auto" w:fill="FFFFFF"/>
+            <w:tcMar>
+              <w:top w:w="70" w:type="dxa"/>
+              <w:left w:w="110" w:type="dxa"/>
+              <w:bottom w:w="70" w:type="dxa"/>
+              <w:right w:w="110" w:type="dxa"/>
+            </w:tcMar>
+            <w:vAlign w:val="center"/>
+          </w:tcPr>
+          <w:p>
+            <w:pPr>
+              <w:keepNext/>
+              <w:keepLines/>
+              <w:spacing w:after="40" w:line="254" w:lineRule="auto"/>
+            </w:pPr>
+            <w:r>
+              <w:rPr>
+                <w:color w:val="000000"/>
+                <w:sz w:val="17"/>
+                <w:szCs w:val="18"/>
+              </w:rPr>
+              <w:t>Additional audio formats</w:t>
+            </w:r>
+          </w:p>
+        </w:tc>
+        <w:tc>
+          <w:tcPr>
+            <w:tcW w:w="3706" w:type="dxa"/>
+            <w:tcBorders>
+              <w:top w:val="single" w:sz="4" w:space="0" w:color="C9D3DF"/>
+              <w:left w:val="single" w:sz="4" w:space="0" w:color="C9D3DF"/>
+              <w:bottom w:val="single" w:sz="4" w:space="0" w:color="C9D3DF"/>
+              <w:right w:val="single" w:sz="4" w:space="0" w:color="C9D3DF"/>
+            </w:tcBorders>
+            <w:shd w:val="clear" w:color="auto" w:fill="FFFFFF"/>
+            <w:tcMar>
+              <w:top w:w="70" w:type="dxa"/>
+              <w:left w:w="110" w:type="dxa"/>
+              <w:bottom w:w="70" w:type="dxa"/>
+              <w:right w:w="110" w:type="dxa"/>
+            </w:tcMar>
+            <w:vAlign w:val="center"/>
+          </w:tcPr>
+          <w:p>
+            <w:pPr>
+              <w:keepNext/>
+              <w:keepLines/>
+              <w:spacing w:after="40" w:line="254" w:lineRule="auto"/>
+            </w:pPr>
+            <w:r>
+              <w:rPr>
+                <w:color w:val="000000"/>
+                <w:sz w:val="17"/>
+                <w:szCs w:val="18"/>
+              </w:rPr>
+              <w:t>FLAC, AIFF, RF64/BW64 as needed by real submissions.</w:t>
+            </w:r>
+          </w:p>
+        </w:tc>
+        <w:tc>
+          <w:tcPr>
+            <w:tcW w:w="2968" w:type="dxa"/>
+            <w:tcBorders>
+              <w:top w:val="single" w:sz="4" w:space="0" w:color="C9D3DF"/>
+              <w:left w:val="single" w:sz="4" w:space="0" w:color="C9D3DF"/>
+              <w:bottom w:val="single" w:sz="4" w:space="0" w:color="C9D3DF"/>
+              <w:right w:val="single" w:sz="4" w:space="0" w:color="C9D3DF"/>
+            </w:tcBorders>
+            <w:shd w:val="clear" w:color="auto" w:fill="FFFFFF"/>
+            <w:tcMar>
+              <w:top w:w="70" w:type="dxa"/>
+              <w:left w:w="110" w:type="dxa"/>
+              <w:bottom w:w="70" w:type="dxa"/>
+              <w:right w:w="110" w:type="dxa"/>
+            </w:tcMar>
+            <w:vAlign w:val="center"/>
+          </w:tcPr>
+          <w:p>
+            <w:pPr>
+              <w:keepNext/>
+              <w:keepLines/>
+              <w:spacing w:after="40" w:line="254" w:lineRule="auto"/>
+            </w:pPr>
+            <w:r>
+              <w:rPr>
+                <w:color w:val="000000"/>
+                <w:sz w:val="17"/>
+                <w:szCs w:val="18"/>
+              </w:rPr>
+              <w:t>Format validation and binding before providers see them.</w:t>
+            </w:r>
+          </w:p>
+        </w:tc>
+      </w:tr>
+      <w:tr>
+        <w:trPr>
+          <w:cantSplit/>
+        </w:trPr>
+        <w:tc>
+          <w:tcPr>
+            <w:tcW w:w="963" w:type="dxa"/>
+            <w:tcBorders>
+              <w:top w:val="single" w:sz="4" w:space="0" w:color="C9D3DF"/>
+              <w:left w:val="single" w:sz="4" w:space="0" w:color="C9D3DF"/>
+              <w:bottom w:val="single" w:sz="4" w:space="0" w:color="C9D3DF"/>
+              <w:right w:val="single" w:sz="4" w:space="0" w:color="C9D3DF"/>
+            </w:tcBorders>
             <w:shd w:val="clear" w:color="auto" w:fill="EDF3F9"/>
             <w:tcMar>
               <w:top w:w="70" w:type="dxa"/>
@@ -28964,18 +33615,8 @@
             <w:vAlign w:val="center"/>
           </w:tcPr>
           <w:p>
-            <w:pPr>
-              <w:keepLines/>
-              <w:spacing w:after="40" w:line="254" w:lineRule="auto"/>
-              <w:jc w:val="center"/>
-            </w:pPr>
-            <w:r>
-              <w:rPr>
-                <w:color w:val="000000"/>
-                <w:sz w:val="17"/>
-                <w:szCs w:val="18"/>
-              </w:rPr>
-              <w:t>P3</w:t>
+            <w:r>
+              <w:t>P1</w:t>
             </w:r>
           </w:p>
         </w:tc>
@@ -28998,17 +33639,8 @@
             <w:vAlign w:val="center"/>
           </w:tcPr>
           <w:p>
-            <w:pPr>
-              <w:keepLines/>
-              <w:spacing w:after="40" w:line="254" w:lineRule="auto"/>
-            </w:pPr>
-            <w:r>
-              <w:rPr>
-                <w:color w:val="000000"/>
-                <w:sz w:val="17"/>
-                <w:szCs w:val="18"/>
-              </w:rPr>
-              <w:t>Submission and report UI</w:t>
+            <w:r>
+              <w:t>Desktop UI completion</w:t>
             </w:r>
           </w:p>
         </w:tc>
@@ -29031,17 +33663,8 @@
             <w:vAlign w:val="center"/>
           </w:tcPr>
           <w:p>
-            <w:pPr>
-              <w:keepLines/>
-              <w:spacing w:after="40" w:line="254" w:lineRule="auto"/>
-            </w:pPr>
-            <w:r>
-              <w:rPr>
-                <w:color w:val="000000"/>
-                <w:sz w:val="17"/>
-                <w:szCs w:val="18"/>
-              </w:rPr>
-              <w:t>Expose the contract and score explanations; separate core scores from audio candidates.</w:t>
+            <w:r>
+              <w:t xml:space="preserve">Semantics, fingerprint-agreement and calibration summaries and the C2PA problem-state display are implemented. Align UI WAV import (stdlib wave) with the core integer/float decoder, and run GUI tests in separate processes because they can hang in the full macOS suite.</w:t>
             </w:r>
           </w:p>
         </w:tc>
@@ -29064,17 +33687,8 @@
             <w:vAlign w:val="center"/>
           </w:tcPr>
           <w:p>
-            <w:pPr>
-              <w:keepLines/>
-              <w:spacing w:after="40" w:line="254" w:lineRule="auto"/>
-            </w:pPr>
-            <w:r>
-              <w:rPr>
-                <w:color w:val="000000"/>
-                <w:sz w:val="17"/>
-                <w:szCs w:val="18"/>
-              </w:rPr>
-              <w:t>Declarations stay explicit; diagnostic uncertainty visible.</w:t>
+            <w:r>
+              <w:t>Saved JSON and UI expose all provider outcomes and uncertainty; core-supported WAVs import consistently.</w:t>
             </w:r>
           </w:p>
         </w:tc>
@@ -29093,6 +33707,9 @@
       </w:pPr>
       <w:bookmarkStart w:id="41" w:name="ManualSection42"/>
       <w:r>
+        <w:rPr>
+          <w:color w:val="000000"/>
+        </w:rPr>
         <w:t>Pass reuse dependencies</w:t>
       </w:r>
       <w:bookmarkEnd w:id="41"/>
@@ -29991,7 +34608,7 @@
     <w:rPr>
       <w:i/>
       <w:iCs/>
-      <w:color w:val="2E74B5"/>
+      <w:color w:val="000000"/>
     </w:rPr>
   </w:style>
   <w:style w:type="paragraph" w:styleId="Heading5">
@@ -30006,7 +34623,7 @@
       <w:outlineLvl w:val="4"/>
     </w:pPr>
     <w:rPr>
-      <w:color w:val="2E74B5"/>
+      <w:color w:val="000000"/>
     </w:rPr>
   </w:style>
   <w:style w:type="paragraph" w:styleId="Heading6">
@@ -30021,7 +34638,7 @@
       <w:outlineLvl w:val="5"/>
     </w:pPr>
     <w:rPr>
-      <w:color w:val="1F4D78"/>
+      <w:color w:val="000000"/>
     </w:rPr>
   </w:style>
   <w:style w:type="character" w:default="1" w:styleId="DefaultParagraphFont">
@@ -30237,10 +34854,10 @@
         <a:latin typeface="Calibri Light" panose="020F0302020204030204"/>
         <a:ea typeface=""/>
         <a:cs typeface=""/>
-        <a:font script="Jpan" typeface="游ゴシック Light"/>
+        <a:font script="Jpan" typeface="Yu Gothic Light"/>
         <a:font script="Hang" typeface="맑은 고딕"/>
-        <a:font script="Hans" typeface="等线 Light"/>
-        <a:font script="Hant" typeface="新細明體"/>
+        <a:font script="Hans" typeface="DengXian Light"/>
+        <a:font script="Hant" typeface="PMingLiU"/>
         <a:font script="Arab" typeface="Times New Roman"/>
         <a:font script="Hebr" typeface="Times New Roman"/>
         <a:font script="Thai" typeface="Angsana New"/>
@@ -30289,10 +34906,10 @@
         <a:latin typeface="Calibri" panose="020F0502020204030204"/>
         <a:ea typeface=""/>
         <a:cs typeface=""/>
-        <a:font script="Jpan" typeface="游明朝"/>
+        <a:font script="Jpan" typeface="Yu Mincho"/>
         <a:font script="Hang" typeface="맑은 고딕"/>
-        <a:font script="Hans" typeface="等线"/>
-        <a:font script="Hant" typeface="新細明體"/>
+        <a:font script="Hans" typeface="DengXian"/>
+        <a:font script="Hant" typeface="PMingLiU"/>
         <a:font script="Arab" typeface="Arial"/>
         <a:font script="Hebr" typeface="Arial"/>
         <a:font script="Thai" typeface="Cordia New"/>

--- a/Manual_layout_check.docx
+++ b/Manual_layout_check.docx
@@ -23,9 +23,6 @@
         <w:spacing w:after="160"/>
       </w:pPr>
       <w:r>
-        <w:rPr>
-          <w:color w:val="000000"/>
-        </w:rPr>
         <w:t>Music Evidence Evaluation Program</w:t>
       </w:r>
     </w:p>
@@ -197,7 +194,7 @@
                 <w:color w:val="000000"/>
                 <w:sz w:val="17"/>
               </w:rPr>
-              <w:t xml:space="preserve">0.8.0</w:t>
+              <w:t xml:space="preserve">0.8.1</w:t>
             </w:r>
           </w:p>
         </w:tc>
@@ -234,7 +231,7 @@
           </w:tcPr>
           <w:p>
             <w:r>
-              <w:t>21 October 2026</w:t>
+              <w:t>22 October 2026</w:t>
             </w:r>
           </w:p>
         </w:tc>
@@ -308,7 +305,7 @@
           </w:tcPr>
           <w:p>
             <w:r>
-              <w:t xml:space="preserve">2128cc43f8190b03a1335529afe79a5d108bb9dd plus the version 0.8.0 changes committed with this revision</w:t>
+              <w:t xml:space="preserve">1161380 (version 0.8.0 release) plus the version 0.8.1 changes described in this revision</w:t>
             </w:r>
           </w:p>
         </w:tc>
@@ -428,7 +425,7 @@
           </w:tcPr>
           <w:p>
             <w:r>
-              <w:t xml:space="preserve">312 tests discovered. 308 non-GUI tests: 303 passed, 5 skipped (benchmark-only mir_eval absent); four GUI tests passed when run separately; see Section 9.</w:t>
+              <w:t xml:space="preserve">329 tests discovered. All 325 non-GUI tests passed with every optional backend required; the four GUI tests passed when run separately; see Section 9.</w:t>
             </w:r>
           </w:p>
         </w:tc>
@@ -508,7 +505,7 @@
       </w:hyperlink>
       <w:r>
         <w:tab/>
-        <w:t>3</w:t>
+        <w:t>4</w:t>
       </w:r>
     </w:p>
     <w:p>
@@ -522,7 +519,7 @@
       </w:hyperlink>
       <w:r>
         <w:tab/>
-        <w:t>3</w:t>
+        <w:t>4</w:t>
       </w:r>
     </w:p>
     <w:p>
@@ -536,7 +533,7 @@
       </w:hyperlink>
       <w:r>
         <w:tab/>
-        <w:t>3</w:t>
+        <w:t>4</w:t>
       </w:r>
     </w:p>
     <w:p>
@@ -550,7 +547,7 @@
       </w:hyperlink>
       <w:r>
         <w:tab/>
-        <w:t>4</w:t>
+        <w:t>5</w:t>
       </w:r>
     </w:p>
     <w:p>
@@ -564,7 +561,7 @@
       </w:hyperlink>
       <w:r>
         <w:tab/>
-        <w:t>5</w:t>
+        <w:t>6</w:t>
       </w:r>
     </w:p>
     <w:p>
@@ -578,7 +575,7 @@
       </w:hyperlink>
       <w:r>
         <w:tab/>
-        <w:t>5</w:t>
+        <w:t>6</w:t>
       </w:r>
     </w:p>
     <w:p>
@@ -592,9 +589,7 @@
       </w:hyperlink>
       <w:r>
         <w:tab/>
-      </w:r>
-      <w:r>
-        <w:t xml:space="preserve">6</w:t>
+        <w:t>7</w:t>
       </w:r>
     </w:p>
     <w:p>
@@ -608,7 +603,7 @@
       </w:hyperlink>
       <w:r>
         <w:tab/>
-        <w:t>6</w:t>
+        <w:t>7</w:t>
       </w:r>
     </w:p>
     <w:p>
@@ -622,7 +617,7 @@
       </w:hyperlink>
       <w:r>
         <w:tab/>
-        <w:t>7</w:t>
+        <w:t>8</w:t>
       </w:r>
     </w:p>
     <w:p>
@@ -636,7 +631,7 @@
       </w:hyperlink>
       <w:r>
         <w:tab/>
-        <w:t>7</w:t>
+        <w:t>8</w:t>
       </w:r>
     </w:p>
     <w:p>
@@ -650,7 +645,7 @@
       </w:hyperlink>
       <w:r>
         <w:tab/>
-        <w:t>7</w:t>
+        <w:t>8</w:t>
       </w:r>
     </w:p>
     <w:p>
@@ -664,7 +659,7 @@
       </w:hyperlink>
       <w:r>
         <w:tab/>
-        <w:t>8</w:t>
+        <w:t>9</w:t>
       </w:r>
     </w:p>
     <w:p>
@@ -678,7 +673,7 @@
       </w:hyperlink>
       <w:r>
         <w:tab/>
-        <w:t>8</w:t>
+        <w:t>9</w:t>
       </w:r>
     </w:p>
     <w:p>
@@ -692,7 +687,7 @@
       </w:hyperlink>
       <w:r>
         <w:tab/>
-        <w:t>9</w:t>
+        <w:t>10</w:t>
       </w:r>
     </w:p>
     <w:p>
@@ -706,7 +701,7 @@
       </w:hyperlink>
       <w:r>
         <w:tab/>
-        <w:t>9</w:t>
+        <w:t>10</w:t>
       </w:r>
     </w:p>
     <w:p>
@@ -720,7 +715,7 @@
       </w:hyperlink>
       <w:r>
         <w:tab/>
-        <w:t>10</w:t>
+        <w:t>11</w:t>
       </w:r>
     </w:p>
     <w:p>
@@ -734,7 +729,7 @@
       </w:hyperlink>
       <w:r>
         <w:tab/>
-        <w:t>11</w:t>
+        <w:t>12</w:t>
       </w:r>
     </w:p>
     <w:p>
@@ -748,7 +743,7 @@
       </w:hyperlink>
       <w:r>
         <w:tab/>
-        <w:t>11</w:t>
+        <w:t>12</w:t>
       </w:r>
     </w:p>
     <w:p>
@@ -762,7 +757,7 @@
       </w:hyperlink>
       <w:r>
         <w:tab/>
-        <w:t>12</w:t>
+        <w:t>13</w:t>
       </w:r>
     </w:p>
     <w:p>
@@ -776,7 +771,7 @@
       </w:hyperlink>
       <w:r>
         <w:tab/>
-        <w:t>12</w:t>
+        <w:t>13</w:t>
       </w:r>
     </w:p>
     <w:p>
@@ -790,7 +785,7 @@
       </w:hyperlink>
       <w:r>
         <w:tab/>
-        <w:t>13</w:t>
+        <w:t>14</w:t>
       </w:r>
     </w:p>
     <w:p>
@@ -804,7 +799,7 @@
       </w:hyperlink>
       <w:r>
         <w:tab/>
-        <w:t>13</w:t>
+        <w:t>14</w:t>
       </w:r>
     </w:p>
     <w:p>
@@ -818,7 +813,7 @@
       </w:hyperlink>
       <w:r>
         <w:tab/>
-        <w:t>13</w:t>
+        <w:t>14</w:t>
       </w:r>
     </w:p>
     <w:p>
@@ -832,7 +827,7 @@
       </w:hyperlink>
       <w:r>
         <w:tab/>
-        <w:t>13</w:t>
+        <w:t>14</w:t>
       </w:r>
     </w:p>
     <w:p>
@@ -846,7 +841,7 @@
       </w:hyperlink>
       <w:r>
         <w:tab/>
-        <w:t>14</w:t>
+        <w:t>15</w:t>
       </w:r>
     </w:p>
     <w:p>
@@ -860,7 +855,7 @@
       </w:hyperlink>
       <w:r>
         <w:tab/>
-        <w:t>14</w:t>
+        <w:t>15</w:t>
       </w:r>
     </w:p>
     <w:p>
@@ -874,7 +869,7 @@
       </w:hyperlink>
       <w:r>
         <w:tab/>
-        <w:t>15</w:t>
+        <w:t>16</w:t>
       </w:r>
     </w:p>
     <w:p>
@@ -888,22 +883,21 @@
       </w:hyperlink>
       <w:r>
         <w:tab/>
-        <w:t>16</w:t>
+        <w:t>17</w:t>
       </w:r>
     </w:p>
     <w:p>
       <w:pPr>
         <w:pStyle w:val="ManualTOC2"/>
-        <w:rPr/>
       </w:pPr>
       <w:hyperlink w:anchor="ManualSection43">
         <w:r>
-          <w:t xml:space="preserve">Calibration status and false-match benchmark</w:t>
+          <w:t>Calibration status and false-match benchmark</w:t>
         </w:r>
       </w:hyperlink>
       <w:r>
         <w:tab/>
-        <w:t xml:space="preserve">16</w:t>
+        <w:t>17</w:t>
       </w:r>
     </w:p>
     <w:p>
@@ -917,9 +911,7 @@
       </w:hyperlink>
       <w:r>
         <w:tab/>
-      </w:r>
-      <w:r>
-        <w:t xml:space="preserve">17</w:t>
+        <w:t>18</w:t>
       </w:r>
     </w:p>
     <w:p>
@@ -933,9 +925,7 @@
       </w:hyperlink>
       <w:r>
         <w:tab/>
-      </w:r>
-      <w:r>
-        <w:t xml:space="preserve">17</w:t>
+        <w:t>18</w:t>
       </w:r>
     </w:p>
     <w:p>
@@ -949,7 +939,7 @@
       </w:hyperlink>
       <w:r>
         <w:tab/>
-        <w:t>17</w:t>
+        <w:t>18</w:t>
       </w:r>
     </w:p>
     <w:p>
@@ -963,9 +953,7 @@
       </w:hyperlink>
       <w:r>
         <w:tab/>
-      </w:r>
-      <w:r>
-        <w:t xml:space="preserve">18</w:t>
+        <w:t>19</w:t>
       </w:r>
     </w:p>
     <w:p>
@@ -979,9 +967,7 @@
       </w:hyperlink>
       <w:r>
         <w:tab/>
-      </w:r>
-      <w:r>
-        <w:t xml:space="preserve">22</w:t>
+        <w:t>23</w:t>
       </w:r>
     </w:p>
     <w:p>
@@ -995,9 +981,7 @@
       </w:hyperlink>
       <w:r>
         <w:tab/>
-      </w:r>
-      <w:r>
-        <w:t xml:space="preserve">23</w:t>
+        <w:t>24</w:t>
       </w:r>
     </w:p>
     <w:p>
@@ -1011,159 +995,133 @@
       </w:hyperlink>
       <w:r>
         <w:tab/>
-      </w:r>
-      <w:r>
-        <w:t xml:space="preserve">23</w:t>
+        <w:t>24</w:t>
       </w:r>
     </w:p>
     <w:p>
       <w:pPr>
         <w:pStyle w:val="ManualTOC1"/>
-        <w:rPr/>
       </w:pPr>
       <w:hyperlink w:anchor="ManualSection44">
         <w:r>
-          <w:t xml:space="preserve">8 C2PA Provenance, Trust and Findings</w:t>
+          <w:t>8 C2PA Provenance, Trust and Findings</w:t>
         </w:r>
       </w:hyperlink>
       <w:r>
         <w:tab/>
-        <w:t xml:space="preserve">24</w:t>
+        <w:t>25</w:t>
       </w:r>
     </w:p>
     <w:p>
       <w:pPr>
         <w:pStyle w:val="ManualTOC2"/>
-        <w:rPr/>
       </w:pPr>
       <w:hyperlink w:anchor="ManualSection45">
         <w:r>
-          <w:t xml:space="preserve">Reading and the C2PA chunk</w:t>
+          <w:t>Reading and the C2PA chunk</w:t>
         </w:r>
       </w:hyperlink>
       <w:r>
         <w:tab/>
-        <w:t xml:space="preserve">24</w:t>
+        <w:t>25</w:t>
       </w:r>
     </w:p>
     <w:p>
       <w:pPr>
         <w:pStyle w:val="ManualTOC2"/>
-        <w:rPr/>
       </w:pPr>
       <w:hyperlink w:anchor="ManualSection46">
         <w:r>
-          <w:t xml:space="preserve">Pinned trust lists</w:t>
+          <w:t>Pinned trust lists</w:t>
         </w:r>
       </w:hyperlink>
       <w:r>
         <w:tab/>
-        <w:t xml:space="preserve">24</w:t>
+        <w:t>25</w:t>
       </w:r>
     </w:p>
     <w:p>
       <w:pPr>
         <w:pStyle w:val="ManualTOC2"/>
-        <w:rPr/>
       </w:pPr>
       <w:hyperlink w:anchor="ManualSection47">
         <w:r>
-          <w:t xml:space="preserve">Trust status and attestation strength</w:t>
+          <w:t>Trust status and attestation strength</w:t>
         </w:r>
       </w:hyperlink>
       <w:r>
         <w:tab/>
-        <w:t xml:space="preserve">25</w:t>
+        <w:t>26</w:t>
       </w:r>
     </w:p>
     <w:p>
       <w:pPr>
         <w:pStyle w:val="ManualTOC2"/>
-        <w:rPr/>
       </w:pPr>
       <w:hyperlink w:anchor="ManualSection48">
         <w:r>
-          <w:t xml:space="preserve">Asymmetric trust</w:t>
+          <w:t>Asymmetric trust</w:t>
         </w:r>
       </w:hyperlink>
       <w:r>
         <w:tab/>
-        <w:t xml:space="preserve">26</w:t>
+        <w:t>27</w:t>
       </w:r>
     </w:p>
     <w:p>
       <w:pPr>
         <w:pStyle w:val="ManualTOC2"/>
-        <w:rPr/>
       </w:pPr>
       <w:hyperlink w:anchor="ManualSection49">
         <w:r>
-          <w:t xml:space="preserve">Findings for the final artefact</w:t>
+          <w:t>Findings for the final artefact</w:t>
         </w:r>
       </w:hyperlink>
       <w:r>
         <w:tab/>
-        <w:t xml:space="preserve">26</w:t>
+        <w:t>27</w:t>
       </w:r>
     </w:p>
     <w:p>
       <w:pPr>
         <w:pStyle w:val="ManualTOC2"/>
-        <w:rPr/>
       </w:pPr>
       <w:hyperlink w:anchor="ManualSection50">
         <w:r>
-          <w:t xml:space="preserve">Invalid manifests</w:t>
+          <w:t>Invalid manifests</w:t>
         </w:r>
       </w:hyperlink>
       <w:r>
         <w:tab/>
-        <w:t xml:space="preserve">27</w:t>
+        <w:t>28</w:t>
       </w:r>
     </w:p>
     <w:p>
       <w:pPr>
         <w:pStyle w:val="ManualTOC2"/>
-        <w:rPr/>
       </w:pPr>
       <w:hyperlink w:anchor="ManualSection51">
         <w:r>
-          <w:t xml:space="preserve">Effects on Integrity</w:t>
+          <w:t>Effects on Integrity</w:t>
         </w:r>
       </w:hyperlink>
       <w:r>
         <w:tab/>
-        <w:t xml:space="preserve">27</w:t>
+        <w:t>28</w:t>
       </w:r>
     </w:p>
     <w:p>
       <w:pPr>
         <w:pStyle w:val="ManualTOC2"/>
-        <w:rPr/>
       </w:pPr>
       <w:hyperlink w:anchor="ManualSection52">
         <w:r>
-          <w:t xml:space="preserve">Testing with Lumina output</w:t>
+          <w:t>Testing with Lumina output</w:t>
         </w:r>
       </w:hyperlink>
       <w:r>
         <w:tab/>
-        <w:t xml:space="preserve">27</w:t>
-      </w:r>
-    </w:p>
-    <w:p>
-      <w:pPr>
-        <w:pStyle w:val="ManualTOC2"/>
-        <w:rPr/>
-      </w:pPr>
-      <w:hyperlink w:anchor="ManualSection53">
-        <w:r>
-          <w:t xml:space="preserve">Limitations</w:t>
-        </w:r>
-      </w:hyperlink>
-      <w:r>
-        <w:tab/>
-        <w:t xml:space="preserve">28</w:t>
+        <w:t>28</w:t>
       </w:r>
     </w:p>
     <w:p>
@@ -1172,17 +1130,12 @@
       </w:pPr>
       <w:hyperlink w:anchor="ManualSection35">
         <w:r>
-          <w:t xml:space="preserve">9</w:t>
-        </w:r>
-        <w:r>
-          <w:t xml:space="preserve"> Program File Responsibilities</w:t>
+          <w:t>9 Program File Responsibilities</w:t>
         </w:r>
       </w:hyperlink>
       <w:r>
         <w:tab/>
-      </w:r>
-      <w:r>
-        <w:t xml:space="preserve">28</w:t>
+        <w:t>29</w:t>
       </w:r>
     </w:p>
     <w:p>
@@ -1196,9 +1149,7 @@
       </w:hyperlink>
       <w:r>
         <w:tab/>
-      </w:r>
-      <w:r>
-        <w:t xml:space="preserve">28</w:t>
+        <w:t>29</w:t>
       </w:r>
     </w:p>
     <w:p>
@@ -1212,9 +1163,7 @@
       </w:hyperlink>
       <w:r>
         <w:tab/>
-      </w:r>
-      <w:r>
-        <w:t xml:space="preserve">28</w:t>
+        <w:t>29</w:t>
       </w:r>
     </w:p>
     <w:p>
@@ -1228,9 +1177,7 @@
       </w:hyperlink>
       <w:r>
         <w:tab/>
-      </w:r>
-      <w:r>
-        <w:t xml:space="preserve">29</w:t>
+        <w:t>30</w:t>
       </w:r>
     </w:p>
     <w:p>
@@ -1244,9 +1191,7 @@
       </w:hyperlink>
       <w:r>
         <w:tab/>
-      </w:r>
-      <w:r>
-        <w:t xml:space="preserve">30</w:t>
+        <w:t>31</w:t>
       </w:r>
     </w:p>
     <w:p>
@@ -1260,9 +1205,91 @@
       </w:hyperlink>
       <w:r>
         <w:tab/>
+        <w:t>31</w:t>
       </w:r>
+    </w:p>
+    <w:p>
+      <w:pPr>
+        <w:pStyle w:val="ManualTOC1"/>
+      </w:pPr>
+      <w:hyperlink w:anchor="ManualSection60">
+        <w:r>
+          <w:t>10 Known Limitations</w:t>
+        </w:r>
+      </w:hyperlink>
       <w:r>
-        <w:t xml:space="preserve">31</w:t>
+        <w:tab/>
+        <w:t>32</w:t>
+      </w:r>
+    </w:p>
+    <w:p>
+      <w:pPr>
+        <w:pStyle w:val="ManualTOC2"/>
+      </w:pPr>
+      <w:hyperlink w:anchor="ManualSection61">
+        <w:r>
+          <w:t>C2PA provenance</w:t>
+        </w:r>
+      </w:hyperlink>
+      <w:r>
+        <w:tab/>
+        <w:t>32</w:t>
+      </w:r>
+    </w:p>
+    <w:p>
+      <w:pPr>
+        <w:pStyle w:val="ManualTOC2"/>
+      </w:pPr>
+      <w:hyperlink w:anchor="ManualSection62">
+        <w:r>
+          <w:t>Scoring and Integrity</w:t>
+        </w:r>
+      </w:hyperlink>
+      <w:r>
+        <w:tab/>
+        <w:t>33</w:t>
+      </w:r>
+    </w:p>
+    <w:p>
+      <w:pPr>
+        <w:pStyle w:val="ManualTOC2"/>
+      </w:pPr>
+      <w:hyperlink w:anchor="ManualSection63">
+        <w:r>
+          <w:t>Audio observations</w:t>
+        </w:r>
+      </w:hyperlink>
+      <w:r>
+        <w:tab/>
+        <w:t>33</w:t>
+      </w:r>
+    </w:p>
+    <w:p>
+      <w:pPr>
+        <w:pStyle w:val="ManualTOC2"/>
+      </w:pPr>
+      <w:hyperlink w:anchor="ManualSection64">
+        <w:r>
+          <w:t>Inputs and formats</w:t>
+        </w:r>
+      </w:hyperlink>
+      <w:r>
+        <w:tab/>
+        <w:t>33</w:t>
+      </w:r>
+    </w:p>
+    <w:p>
+      <w:pPr>
+        <w:pStyle w:val="ManualTOC2"/>
+      </w:pPr>
+      <w:hyperlink w:anchor="ManualSection65">
+        <w:r>
+          <w:t>Verification</w:t>
+        </w:r>
+      </w:hyperlink>
+      <w:r>
+        <w:tab/>
+        <w:t>33</w:t>
       </w:r>
     </w:p>
     <w:p>
@@ -1271,17 +1298,12 @@
       </w:pPr>
       <w:hyperlink w:anchor="ManualSection41">
         <w:r>
-          <w:t xml:space="preserve">10</w:t>
-        </w:r>
-        <w:r>
-          <w:t xml:space="preserve"> Outstanding Work</w:t>
+          <w:t>11 Outstanding Work</w:t>
         </w:r>
       </w:hyperlink>
       <w:r>
         <w:tab/>
-      </w:r>
-      <w:r>
-        <w:t xml:space="preserve">31</w:t>
+        <w:t>33</w:t>
       </w:r>
     </w:p>
     <w:p>
@@ -1295,9 +1317,7 @@
       </w:hyperlink>
       <w:r>
         <w:tab/>
-      </w:r>
-      <w:r>
-        <w:t xml:space="preserve">33</w:t>
+        <w:t>35</w:t>
       </w:r>
     </w:p>
     <w:p>
@@ -1313,9 +1333,6 @@
       </w:pPr>
       <w:bookmarkStart w:id="0" w:name="ManualSection1"/>
       <w:r>
-        <w:rPr>
-          <w:color w:val="000000"/>
-        </w:rPr>
         <w:t>Overview</w:t>
       </w:r>
       <w:bookmarkEnd w:id="0"/>
@@ -1325,22 +1342,15 @@
         <w:spacing w:line="276" w:lineRule="auto"/>
       </w:pPr>
       <w:r>
-        <w:t xml:space="preserve">The evaluator checks a submitter-declared music-production evidence graph. It validates graph structure, binds available files by SHA-256, runs the declared type parsers and applicable checks, and reports four separate axes: completeness, integrity, attestation strength and AI disclosure. This manual describes program version </w:t>
-      </w:r>
-      <w:r>
-        <w:t xml:space="preserve">0.8.0 (base commit 2128cc4 plus the changes committed with this revision)</w:t>
-      </w:r>
-      <w:r>
-        <w:t xml:space="preserve"> on 21 October 2026. It covers the command-line evaluator, the desktop manifest builder, and the current report-only audio observations with bounded calibration and explicit abstention.</w:t>
+        <w:t>The evaluator checks a submitter-declared music-production evidence graph. It validates graph structure, binds available files by SHA-256, runs the declared type parsers and applicable checks, and reports four separate axes: completeness, integrity, attestation strength and AI disclosure. This manual describes program version 0.8.0 (base commit 2128cc4 plus the changes committed with this revision) on 21 October 2026. It covers the command-line evaluator, the desktop manifest builder, and the current report-only audio observations with bounded calibration and explicit abstention.</w:t>
       </w:r>
     </w:p>
     <w:p>
       <w:pPr>
         <w:spacing w:line="276" w:lineRule="auto"/>
-        <w:rPr/>
       </w:pPr>
       <w:r>
-        <w:t xml:space="preserve">Version 0.8.0 concentrates on C2PA provenance. Trust is decided by pinned, hash-verified trust lists rather than by local SDK configuration. Trust is asymmetric: an AI-generation label is accepted from any valid signature or from a known AI generation signer, while a claim that supports human authorship needs a trusted signer. Every state of the final artefact's manifest, including each kind of invalid manifest, produces a plain-language finding that states its effect on the axes. Section 8 describes this work. Audio observations now also carry their calibration status and the results of a first false-match benchmark (Section 6).</w:t>
+        <w:t>Version 0.8.0 concentrates on C2PA provenance. Trust is decided by pinned, hash-verified trust lists rather than by local SDK configuration. Trust is asymmetric: an AI-generation label is accepted from any valid signature or from a known AI generation signer, while a claim that supports human authorship needs a trusted signer. Every state of the final artefact's manifest, including each kind of invalid manifest, produces a plain-language finding that states its effect on the axes. Section 8 describes this work. Audio observations now also carry their calibration status and the results of a first false-match benchmark (Section 6).</w:t>
       </w:r>
     </w:p>
     <w:p>
@@ -1414,9 +1424,6 @@
       </w:pPr>
       <w:bookmarkStart w:id="1" w:name="ManualSection2"/>
       <w:r>
-        <w:rPr>
-          <w:color w:val="000000"/>
-        </w:rPr>
         <w:t>1 Program Purpose and Workflow</w:t>
       </w:r>
       <w:bookmarkEnd w:id="1"/>
@@ -1437,9 +1444,6 @@
       </w:pPr>
       <w:bookmarkStart w:id="2" w:name="ManualSection3"/>
       <w:r>
-        <w:rPr>
-          <w:color w:val="000000"/>
-        </w:rPr>
         <w:t>End to end workflow</w:t>
       </w:r>
       <w:bookmarkEnd w:id="2"/>
@@ -2161,6 +2165,7 @@
                 <w:sz w:val="17"/>
                 <w:szCs w:val="18"/>
               </w:rPr>
+              <w:lastRenderedPageBreak/>
               <w:t>6</w:t>
             </w:r>
           </w:p>
@@ -2332,7 +2337,7 @@
                 <w:sz w:val="17"/>
                 <w:szCs w:val="18"/>
               </w:rPr>
-              <w:t xml:space="preserve">Execute artefact and relationship passes with per-object result caching. WAV inspection also reads recorder BWF/iXML metadata.</w:t>
+              <w:t>Execute artefact and relationship passes with per-object result caching. WAV inspection also reads recorder BWF/iXML metadata.</w:t>
             </w:r>
           </w:p>
         </w:tc>
@@ -2437,7 +2442,7 @@
                 <w:sz w:val="17"/>
                 <w:szCs w:val="18"/>
               </w:rPr>
-              <w:t xml:space="preserve">Run WAV, MIDI, RIN, ERN, C2PA, CompSheet, CueSheet, sound report, AAF or Ableton session logic only for the declared type.</w:t>
+              <w:t>Run WAV, MIDI, RIN, ERN, C2PA, CompSheet, CueSheet, sound report, AAF or Ableton session logic only for the declared type.</w:t>
             </w:r>
           </w:p>
         </w:tc>
@@ -2581,7 +2586,6 @@
                 <w:sz w:val="17"/>
                 <w:szCs w:val="18"/>
               </w:rPr>
-              <w:lastRenderedPageBreak/>
               <w:t>10</w:t>
             </w:r>
           </w:p>
@@ -2878,9 +2882,6 @@
       </w:pPr>
       <w:bookmarkStart w:id="3" w:name="ManualSection4"/>
       <w:r>
-        <w:rPr>
-          <w:color w:val="000000"/>
-        </w:rPr>
         <w:t>Unknown and invalid input</w:t>
       </w:r>
       <w:bookmarkEnd w:id="3"/>
@@ -3837,7 +3838,7 @@
                 <w:color w:val="000000"/>
                 <w:sz w:val="17"/>
               </w:rPr>
-              <w:t xml:space="preserve">OBJECT_HASH_MISMATCH, OBJECT_SKIPPED_SIZE_LIMIT or OBJECT_PATH_INVALID; the unbound object_hash_bound check can fail.</w:t>
+              <w:t>OBJECT_HASH_MISMATCH, OBJECT_SKIPPED_SIZE_LIMIT or OBJECT_PATH_INVALID; the unbound object_hash_bound check can fail.</w:t>
             </w:r>
           </w:p>
         </w:tc>
@@ -4241,6 +4242,7 @@
                 <w:sz w:val="17"/>
                 <w:szCs w:val="18"/>
               </w:rPr>
+              <w:lastRenderedPageBreak/>
               <w:t>Unknown final artefact type</w:t>
             </w:r>
           </w:p>
@@ -4447,9 +4449,7 @@
         <w:spacing w:line="276" w:lineRule="auto"/>
       </w:pPr>
       <w:r>
-        <w:t xml:space="preserve">Graph quarantine downgrades otherwise available axes to partial and is counted in coverage. Separately, the input-error codes summarised by SCORE_AFFECTED_BY_INPUT_ERRORS also downgrade availability. coverage counts retained graph nodes and edges, not files successfully bound or checks </w:t>
-        <w:lastRenderedPageBreak/>
-        <w:t xml:space="preserve">completed: coverage.complete can remain true when a file is missing, a parser fails or an input error is isolated. Inspect bound_file_integrity, parser findings and rule results alongside coverage.</w:t>
+        <w:t>Graph quarantine downgrades otherwise available axes to partial and is counted in coverage. Separately, the input-error codes summarised by SCORE_AFFECTED_BY_INPUT_ERRORS also downgrade availability. coverage counts retained graph nodes and edges, not files successfully bound or checks completed: coverage.complete can remain true when a file is missing, a parser fails or an input error is isolated. Inspect bound_file_integrity, parser findings and rule results alongside coverage.</w:t>
       </w:r>
     </w:p>
     <w:p>
@@ -4460,9 +4460,6 @@
       </w:pPr>
       <w:bookmarkStart w:id="4" w:name="ManualSection5"/>
       <w:r>
-        <w:rPr>
-          <w:color w:val="000000"/>
-        </w:rPr>
         <w:t>System boundaries</w:t>
       </w:r>
       <w:bookmarkEnd w:id="4"/>
@@ -4516,7 +4513,7 @@
         <w:spacing w:after="60" w:line="276" w:lineRule="auto"/>
       </w:pPr>
       <w:r>
-        <w:t xml:space="preserve">A parser observation may corroborate or contradict a declaration, but never replaces it.</w:t>
+        <w:t>A parser observation may corroborate or contradict a declaration, but never replaces it.</w:t>
       </w:r>
     </w:p>
     <w:p>
@@ -4553,9 +4550,6 @@
       </w:pPr>
       <w:bookmarkStart w:id="5" w:name="ManualSection6"/>
       <w:r>
-        <w:rPr>
-          <w:color w:val="000000"/>
-        </w:rPr>
         <w:t>Design principles</w:t>
       </w:r>
       <w:bookmarkEnd w:id="5"/>
@@ -4976,7 +4970,7 @@
                 <w:color w:val="000000"/>
                 <w:sz w:val="17"/>
               </w:rPr>
-              <w:t xml:space="preserve">An assessed cross-evidence check from signed_attestation or recorder_metadata can satisfy the default support condition.</w:t>
+              <w:t>An assessed cross-evidence check from signed_attestation or recorder_metadata can satisfy the default support condition.</w:t>
             </w:r>
           </w:p>
         </w:tc>
@@ -5071,7 +5065,7 @@
                 <w:color w:val="000000"/>
                 <w:sz w:val="17"/>
               </w:rPr>
-              <w:t xml:space="preserve">score_explanations reports layers, weights, withholding, caps and failed-check descriptions.</w:t>
+              <w:t>score_explanations reports layers, weights, withholding, caps and failed-check descriptions.</w:t>
             </w:r>
           </w:p>
         </w:tc>
@@ -5387,6 +5381,7 @@
                 <w:sz w:val="17"/>
                 <w:szCs w:val="18"/>
               </w:rPr>
+              <w:lastRenderedPageBreak/>
               <w:t>Validated, isolated execution</w:t>
             </w:r>
           </w:p>
@@ -5595,16 +5590,13 @@
       </w:pPr>
       <w:bookmarkStart w:id="6" w:name="ManualSection7"/>
       <w:r>
-        <w:rPr>
-          <w:color w:val="000000"/>
-        </w:rPr>
         <w:t>Running the program</w:t>
       </w:r>
       <w:bookmarkEnd w:id="6"/>
     </w:p>
     <w:p>
       <w:r>
-        <w:t xml:space="preserve">Run commands from program/ using Python 3.11 or later. Create a virtual environment and install the pinned core requirements; pyaaf2 is a core dependency. The C2PA SDK (c2pa-python) is a core requirement installed by requirements.txt; the audio libraries are optional. For the recorded audio environment, use requirements-audio-lock.txt instead of the smaller audio requirements file.</w:t>
+        <w:t>Run commands from program/ using Python 3.11 or later. Create a virtual environment and install the pinned core requirements; pyaaf2 is a core dependency. The C2PA SDK (c2pa-python) is a core requirement installed by requirements.txt; the audio libraries are optional. For the recorded audio environment, use requirements-audio-lock.txt instead of the smaller audio requirements file.</w:t>
       </w:r>
     </w:p>
     <w:p>
@@ -5612,7 +5604,7 @@
         <w:pStyle w:val="ManualCode"/>
       </w:pPr>
       <w:r>
-        <w:t xml:space="preserve">python3 -m venv .venv</w:t>
+        <w:t>python3 -m venv .venv</w:t>
         <w:br/>
         <w:t>source .venv/bin/activate</w:t>
         <w:br/>
@@ -5631,48 +5623,42 @@
         <w:pStyle w:val="ManualCode"/>
       </w:pPr>
       <w:r>
-        <w:lastRenderedPageBreak/>
-        <w:t xml:space="preserve">python -B run.py --native examples/valid-generated/request.json \</w:t>
+        <w:t>python -B run.py --native examples/valid-generated/request.json \</w:t>
         <w:br/>
         <w:t xml:space="preserve">  --root examples/valid-generated --output response-native.json</w:t>
         <w:br/>
         <w:br/>
-        <w:t xml:space="preserve">python -B run.py --request examples/csec-wav/request.json \</w:t>
+        <w:t>python -B run.py --request examples/csec-wav/request.json \</w:t>
         <w:br/>
         <w:t xml:space="preserve">  --root examples/csec-wav --output response-csec.json</w:t>
         <w:br/>
         <w:br/>
-        <w:t xml:space="preserve">python -B run.py --bundle /path/to/case/bundle.json \</w:t>
+        <w:t>python -B run.py --bundle /path/to/case/bundle.json \</w:t>
         <w:br/>
         <w:t xml:space="preserve">  --root /path/to/case --output response-bundle.json</w:t>
       </w:r>
     </w:p>
     <w:p>
       <w:r>
-        <w:t xml:space="preserve">A returned, schema-valid response uses process exit code 0 even when execution_status is error, unsupported or timeout. Exit code 2 means the CLI could not establish or emit a valid scoring response, for example invalid JSON or missing response identity. Always inspect execution_status before interpreting any axis.</w:t>
+        <w:t>A returned, schema-valid response uses process exit code 0 even when execution_status is error, unsupported or timeout. Exit code 2 means the CLI could not establish or emit a valid scoring response, for example invalid JSON or missing response identity. Always inspect execution_status before interpreting any axis.</w:t>
       </w:r>
     </w:p>
     <w:p>
       <w:pPr>
         <w:pStyle w:val="Heading2"/>
       </w:pPr>
-      <w:bookmarkStart w:id="999" w:name="ManualDesktopBuilder"/>
+      <w:bookmarkStart w:id="7" w:name="ManualDesktopBuilder"/>
       <w:r>
-        <w:rPr>
-          <w:color w:val="000000"/>
-        </w:rPr>
         <w:t>Desktop manifest builder</w:t>
       </w:r>
-      <w:bookmarkEnd w:id="999"/>
+      <w:bookmarkEnd w:id="7"/>
     </w:p>
     <w:p>
-      <w:pPr/>
       <w:r>
         <w:t>Run python3 builder_gui.py from program/ after installing the core requirements and ensuring Tkinter is available. The Tk desktop interface imports and hashes files in the background, helps declare workflows and graph relationships, offers workflow preflight and full assessment, and saves the complete JSON response. Full assessment stages verified originals in a temporary bundle and invokes the same production worker as the CLI.</w:t>
       </w:r>
     </w:p>
     <w:p>
-      <w:pPr/>
       <w:r>
         <w:t>A portable export copies verified objects into content-addressed objects/&lt;sha256&gt;.&lt;extension&gt; paths. A referenced-file manifest can instead retain paths to selected originals and sets options.local_file_references=true. Direct CLI evaluation of that manifest requires --allow-local-files as well as the manifest option. This authorization is limited to Native requests; it does not enable external paths in CSEC or public bundles. The builder's staged full-assessment action does not require the flag.</w:t>
       </w:r>
@@ -5688,9 +5674,8 @@
       </w:r>
     </w:p>
     <w:p>
-      <w:pPr/>
       <w:r>
-        <w:t>The current desktop summary displays audio_fingerprint and audio_structure rows, but omits audio_semantics and audio_fingerprint_agreement. Inspect the saved JSON for those arrays. The importer reads WAV technical fields through Python wave, so IEEE float WAV files accepted by the core can be rejected during UI import. These are known UI limitations, not missing core analysis.</w:t>
+        <w:t>The desktop summary displays the audio_fingerprint, audio_fingerprint_agreement, audio_structure and audio_semantics rows grouped by file pair, each with its calibration status, together with any C2PA problem state of the final artefact. The importer reads WAV technical fields with wav_probe.py, which accepts the same integer PCM, IEEE float and WAVE_FORMAT_EXTENSIBLE encodings as the core decoder.</w:t>
       </w:r>
     </w:p>
     <w:p>
@@ -5699,14 +5684,12 @@
         <w:keepNext/>
         <w:keepLines/>
       </w:pPr>
-      <w:bookmarkStart w:id="7" w:name="ManualSection8"/>
+      <w:bookmarkStart w:id="8" w:name="ManualSection8"/>
       <w:r>
-        <w:rPr>
-          <w:color w:val="000000"/>
-        </w:rPr>
+        <w:lastRenderedPageBreak/>
         <w:t>Request fields and profiles</w:t>
       </w:r>
-      <w:bookmarkEnd w:id="7"/>
+      <w:bookmarkEnd w:id="8"/>
     </w:p>
     <w:tbl>
       <w:tblPr>
@@ -5803,7 +5786,7 @@
                 <w:color w:val="000000"/>
                 <w:sz w:val="17"/>
               </w:rPr>
-              <w:t xml:space="preserve">run_id and case_id</w:t>
+              <w:t>run_id and case_id</w:t>
             </w:r>
           </w:p>
         </w:tc>
@@ -5871,7 +5854,7 @@
                 <w:color w:val="000000"/>
                 <w:sz w:val="17"/>
               </w:rPr>
-              <w:t xml:space="preserve">Exactly music-native-v0.1. CSEC requests require csec-public-bundle-v0.2-candidate and schema_version 0.2-candidate.</w:t>
+              <w:t>Exactly music-native-v0.1. CSEC requests require csec-public-bundle-v0.2-candidate and schema_version 0.2-candidate.</w:t>
             </w:r>
           </w:p>
         </w:tc>
@@ -5918,7 +5901,7 @@
                 <w:color w:val="000000"/>
                 <w:sz w:val="17"/>
               </w:rPr>
-              <w:t xml:space="preserve">Required in Native mode: workflow_id, modifiers array and declarations with submitter_confirmation. Default policy modifiers are unioned with submitted modifiers.</w:t>
+              <w:t>Required in Native mode: workflow_id, modifiers array and declarations with submitter_confirmation. Default policy modifiers are unioned with submitted modifiers.</w:t>
             </w:r>
           </w:p>
         </w:tc>
@@ -5965,7 +5948,7 @@
                 <w:color w:val="000000"/>
                 <w:sz w:val="17"/>
               </w:rPr>
-              <w:t xml:space="preserve">hash_method sha256, final_artefact_hash and artefacts. Optional chain.schema_version is 0.0.3. Put each source edge in the target node evidence array.</w:t>
+              <w:t>hash_method sha256, final_artefact_hash and artefacts. Optional chain.schema_version is 0.0.3. Put each source edge in the target node evidence array.</w:t>
             </w:r>
           </w:p>
         </w:tc>
@@ -6053,12 +6036,12 @@
     </w:p>
     <w:p>
       <w:r>
-        <w:t xml:space="preserve">The request profile selects an exchange format; it does not select weights. The CLI loads policies/scoring_profile.json for every assessment. There is no --scoring-profile option. Programmatic callers of assess_axes can supply a validated profile object. Audio policies are separate and cannot set scoring weights or caps.</w:t>
+        <w:t>The request profile selects an exchange format; it does not select weights. The CLI loads policies/scoring_profile.json for every assessment. There is no --scoring-profile option. Programmatic callers of assess_axes can supply a validated profile object. Audio policies are separate and cannot set scoring weights or caps.</w:t>
       </w:r>
     </w:p>
     <w:p>
       <w:r>
-        <w:t xml:space="preserve">The CSEC adapter maps audio/wav to generic audio and retains the agreed draft-of.audio relationship. It does not invent stems, creation methods or a music workflow. Without a workflow, completeness is the legacy bound-object fraction, reported as partial with confidence null and WORKFLOW_POLICY_NOT_APPLIED.</w:t>
+        <w:t>The CSEC adapter maps audio/wav to generic audio and retains the agreed draft-of.audio relationship. It does not invent stems, creation methods or a music workflow. Without a workflow, completeness is the legacy bound-object fraction, reported as partial with confidence null and WORKFLOW_POLICY_NOT_APPLIED.</w:t>
       </w:r>
     </w:p>
     <w:p>
@@ -6067,14 +6050,11 @@
         <w:keepNext/>
         <w:keepLines/>
       </w:pPr>
-      <w:bookmarkStart w:id="8" w:name="ManualSection9"/>
+      <w:bookmarkStart w:id="9" w:name="ManualSection9"/>
       <w:r>
-        <w:rPr>
-          <w:color w:val="000000"/>
-        </w:rPr>
         <w:t>2 Supported Artefact Types</w:t>
       </w:r>
-      <w:bookmarkEnd w:id="8"/>
+      <w:bookmarkEnd w:id="9"/>
     </w:p>
     <w:p>
       <w:pPr>
@@ -6090,14 +6070,11 @@
         <w:keepNext/>
         <w:keepLines/>
       </w:pPr>
-      <w:bookmarkStart w:id="9" w:name="ManualSection10"/>
+      <w:bookmarkStart w:id="10" w:name="ManualSection10"/>
       <w:r>
-        <w:rPr>
-          <w:color w:val="000000"/>
-        </w:rPr>
         <w:t>Audio artefact types</w:t>
       </w:r>
-      <w:bookmarkEnd w:id="9"/>
+      <w:bookmarkEnd w:id="10"/>
     </w:p>
     <w:tbl>
       <w:tblPr>
@@ -6695,7 +6672,6 @@
                 <w:sz w:val="17"/>
                 <w:szCs w:val="18"/>
               </w:rPr>
-              <w:lastRenderedPageBreak/>
               <w:t>audio/stem</w:t>
             </w:r>
           </w:p>
@@ -7116,6 +7092,7 @@
                 <w:sz w:val="17"/>
                 <w:szCs w:val="18"/>
               </w:rPr>
+              <w:lastRenderedPageBreak/>
               <w:t>audio/reference</w:t>
             </w:r>
           </w:p>
@@ -7412,14 +7389,11 @@
         <w:keepNext/>
         <w:keepLines/>
       </w:pPr>
-      <w:bookmarkStart w:id="10" w:name="ManualSection11"/>
+      <w:bookmarkStart w:id="11" w:name="ManualSection11"/>
       <w:r>
-        <w:rPr>
-          <w:color w:val="000000"/>
-        </w:rPr>
         <w:t>Non audio artefact types</w:t>
       </w:r>
-      <w:bookmarkEnd w:id="10"/>
+      <w:bookmarkEnd w:id="11"/>
     </w:p>
     <w:tbl>
       <w:tblPr>
@@ -8327,7 +8301,7 @@
                 <w:sz w:val="17"/>
                 <w:szCs w:val="18"/>
               </w:rPr>
-              <w:t xml:space="preserve">c2pa-python reading and validation (core requirement).</w:t>
+              <w:t>c2pa-python reading and validation (core requirement).</w:t>
             </w:r>
           </w:p>
         </w:tc>
@@ -8977,14 +8951,11 @@
         <w:keepNext/>
         <w:keepLines/>
       </w:pPr>
-      <w:bookmarkStart w:id="11" w:name="ManualSection12"/>
+      <w:bookmarkStart w:id="12" w:name="ManualSection12"/>
       <w:r>
-        <w:rPr>
-          <w:color w:val="000000"/>
-        </w:rPr>
         <w:t>3 Supported Relationship Types</w:t>
       </w:r>
-      <w:bookmarkEnd w:id="11"/>
+      <w:bookmarkEnd w:id="12"/>
     </w:p>
     <w:p>
       <w:pPr>
@@ -9644,7 +9615,6 @@
                 <w:sz w:val="17"/>
                 <w:szCs w:val="18"/>
               </w:rPr>
-              <w:lastRenderedPageBreak/>
               <w:t>comped_from</w:t>
             </w:r>
           </w:p>
@@ -9954,7 +9924,7 @@
                 <w:sz w:val="17"/>
                 <w:szCs w:val="18"/>
               </w:rPr>
-              <w:t>stem, raw-track, edited-take, sample</w:t>
+              <w:t xml:space="preserve">stem, raw-take, raw-track, edited-take, sample</w:t>
             </w:r>
           </w:p>
         </w:tc>
@@ -10020,7 +9990,7 @@
                 <w:sz w:val="17"/>
                 <w:szCs w:val="18"/>
               </w:rPr>
-              <w:t>The target mix uses the declared sources.</w:t>
+              <w:t xml:space="preserve">The target mix uses the declared sources. Recorder takes may be mixed directly, as in dialogue post-production after an AAF edit.</w:t>
             </w:r>
           </w:p>
         </w:tc>
@@ -10197,6 +10167,7 @@
                 <w:sz w:val="17"/>
                 <w:szCs w:val="18"/>
               </w:rPr>
+              <w:lastRenderedPageBreak/>
               <w:t>rendered_from</w:t>
             </w:r>
           </w:p>
@@ -10593,14 +10564,11 @@
         <w:keepNext/>
         <w:keepLines/>
       </w:pPr>
-      <w:bookmarkStart w:id="12" w:name="ManualSection13"/>
+      <w:bookmarkStart w:id="13" w:name="ManualSection13"/>
       <w:r>
-        <w:rPr>
-          <w:color w:val="000000"/>
-        </w:rPr>
         <w:t>Relationship attributes</w:t>
       </w:r>
-      <w:bookmarkEnd w:id="12"/>
+      <w:bookmarkEnd w:id="13"/>
     </w:p>
     <w:tbl>
       <w:tblPr>
@@ -11085,7 +11053,7 @@
                 <w:sz w:val="17"/>
                 <w:szCs w:val="18"/>
               </w:rPr>
-              <w:t xml:space="preserve">: linear_edit, linear_stem, linear_mix, master_similarity</w:t>
+              <w:t>: linear_edit, linear_stem, linear_mix, master_similarity</w:t>
             </w:r>
           </w:p>
         </w:tc>
@@ -11340,7 +11308,7 @@
                 <w:color w:val="000000"/>
                 <w:sz w:val="17"/>
               </w:rPr>
-              <w:t xml:space="preserve">input_sample_rate_hz; output_sample_rate_hz; input_bit_depth; output_bit_depth</w:t>
+              <w:t>input_sample_rate_hz; output_sample_rate_hz; input_bit_depth; output_bit_depth</w:t>
             </w:r>
           </w:p>
         </w:tc>
@@ -11418,7 +11386,7 @@
                 <w:color w:val="000000"/>
                 <w:sz w:val="17"/>
               </w:rPr>
-              <w:t xml:space="preserve">gain; fade_in_seconds; fade_out_seconds; source_format; target_format</w:t>
+              <w:t>gain; fade_in_seconds; fade_out_seconds; source_format; target_format</w:t>
             </w:r>
           </w:p>
         </w:tc>
@@ -11438,7 +11406,7 @@
                 <w:color w:val="000000"/>
                 <w:sz w:val="17"/>
               </w:rPr>
-              <w:t xml:space="preserve">Stored and schema-checked, but the active RelationshipIntegrityPass does not compare these fields or reconstruct audio.</w:t>
+              <w:t>Stored and schema-checked, but the active RelationshipIntegrityPass does not compare these fields or reconstruct audio.</w:t>
             </w:r>
           </w:p>
         </w:tc>
@@ -11455,14 +11423,11 @@
         <w:keepNext/>
         <w:keepLines/>
       </w:pPr>
-      <w:bookmarkStart w:id="13" w:name="ManualSection14"/>
+      <w:bookmarkStart w:id="14" w:name="ManualSection14"/>
       <w:r>
-        <w:rPr>
-          <w:color w:val="000000"/>
-        </w:rPr>
         <w:t>4 Supported Physical File Types</w:t>
       </w:r>
-      <w:bookmarkEnd w:id="13"/>
+      <w:bookmarkEnd w:id="14"/>
     </w:p>
     <w:p>
       <w:pPr>
@@ -11535,7 +11500,6 @@
                 <w:sz w:val="17"/>
                 <w:szCs w:val="18"/>
               </w:rPr>
-              <w:lastRenderedPageBreak/>
               <w:t>Format</w:t>
             </w:r>
           </w:p>
@@ -11785,7 +11749,7 @@
                 <w:color w:val="000000"/>
                 <w:sz w:val="17"/>
               </w:rPr>
-              <w:t xml:space="preserve">Integer PCM 8/16/24/32-bit and IEEE float 32/64-bit, including supported extensible subformats; 1–32 channels and 1–384000 Hz. Header and chunk inspection is streaming. Complete audio followed by damaged metadata may be retained with a warning. RF64/BW64 and compressed codecs are unsupported.</w:t>
+              <w:t>Integer PCM 8/16/24/32-bit and IEEE float 32/64-bit, including supported extensible subformats; 1–32 channels and 1–384000 Hz. Header and chunk inspection is streaming. Complete audio followed by damaged metadata may be retained with a warning. RF64/BW64 and compressed codecs are unsupported.</w:t>
             </w:r>
           </w:p>
         </w:tc>
@@ -11961,6 +11925,7 @@
                 <w:sz w:val="17"/>
                 <w:szCs w:val="18"/>
               </w:rPr>
+              <w:lastRenderedPageBreak/>
               <w:t>DDEX XML</w:t>
             </w:r>
           </w:p>
@@ -12059,7 +12024,7 @@
                 <w:color w:val="000000"/>
                 <w:sz w:val="17"/>
               </w:rPr>
-              <w:t xml:space="preserve">RIN 2.1 and ERN 4.3; 4 MiB XML limit, DTD/entity rejection and pinned offline XSD validation. Other namespaces keep best-effort extraction separate from unsupported_version.</w:t>
+              <w:t>RIN 2.1 and ERN 4.3; 4 MiB XML limit, DTD/entity rejection and pinned offline XSD validation. Other namespaces keep best-effort extraction separate from unsupported_version.</w:t>
             </w:r>
           </w:p>
         </w:tc>
@@ -12131,7 +12096,7 @@
                 <w:sz w:val="17"/>
                 <w:szCs w:val="18"/>
               </w:rPr>
-              <w:t xml:space="preserve">.json .csv .txt .pdf</w:t>
+              <w:t>.json .csv .txt .pdf</w:t>
             </w:r>
           </w:p>
         </w:tc>
@@ -12196,7 +12161,7 @@
                 <w:color w:val="000000"/>
                 <w:sz w:val="17"/>
               </w:rPr>
-              <w:t xml:space="preserve">CompSheet and CueSheet: 8 MiB, 5000 records, 100 PDF pages and 2,000,000 extracted PDF characters. No OCR or encrypted PDF support.</w:t>
+              <w:t>CompSheet and CueSheet: 8 MiB, 5000 records, 100 PDF pages and 2,000,000 extracted PDF characters. No OCR or encrypted PDF support.</w:t>
             </w:r>
           </w:p>
         </w:tc>
@@ -12626,7 +12591,7 @@
                 <w:color w:val="000000"/>
                 <w:sz w:val="17"/>
               </w:rPr>
-              <w:t xml:space="preserve">Gzip XML with Live 10/11 reference layouts. Reads clip references, track names, tempo and time signature; does not render the session.</w:t>
+              <w:t>Gzip XML with Live 10/11 reference layouts. Reads clip references, track names, tempo and time signature; does not render the session.</w:t>
             </w:r>
           </w:p>
         </w:tc>
@@ -12731,7 +12696,7 @@
                 <w:sz w:val="17"/>
                 <w:szCs w:val="18"/>
               </w:rPr>
-              <w:t xml:space="preserve">Implemented</w:t>
+              <w:t>Implemented</w:t>
             </w:r>
           </w:p>
         </w:tc>
@@ -12764,7 +12729,7 @@
                 <w:sz w:val="17"/>
                 <w:szCs w:val="18"/>
               </w:rPr>
-              <w:t xml:space="preserve">Uses the required c2pa-python SDK; distinguishes SDK, reader, manifest and validation states. Invalid manifests produce C2PA_CONTENT_BINDING_FAILED, C2PA_SIGNATURE_INVALID or C2PA_VALIDATION_FAILED findings.</w:t>
+              <w:t>Uses the required c2pa-python SDK; distinguishes SDK, reader, manifest and validation states. Invalid manifests produce C2PA_CONTENT_BINDING_FAILED, C2PA_SIGNATURE_INVALID or C2PA_VALIDATION_FAILED findings.</w:t>
             </w:r>
           </w:p>
         </w:tc>
@@ -12838,7 +12803,7 @@
                 <w:sz w:val="17"/>
                 <w:szCs w:val="18"/>
               </w:rPr>
-              <w:t xml:space="preserve">.logicx .ptx .zip</w:t>
+              <w:t>.logicx .ptx .zip</w:t>
             </w:r>
           </w:p>
         </w:tc>
@@ -13012,7 +12977,7 @@
                 <w:sz w:val="17"/>
                 <w:szCs w:val="18"/>
               </w:rPr>
-              <w:t xml:space="preserve">.png .mp4</w:t>
+              <w:t>.png .mp4</w:t>
             </w:r>
           </w:p>
         </w:tc>
@@ -13099,12 +13064,12 @@
     </w:p>
     <w:p>
       <w:r>
-        <w:t xml:space="preserve">options.timeout_seconds controls the caller budget; 60 seconds is the fallback used for locally adapted public bundles. The subprocess wait has a technical ceiling of 1,000,000 seconds. Audio diagnostics use only the budget left after core scoring, without opening-only truncation or a separate duration/task/PCM cap. One non-final file-change retry isolates changed files; another change, or any final-file change, returns error.</w:t>
+        <w:t>options.timeout_seconds controls the caller budget; 60 seconds is the fallback used for locally adapted public bundles. The subprocess wait has a technical ceiling of 1,000,000 seconds. Audio diagnostics use only the budget left after core scoring, without opening-only truncation or a separate duration/task/PCM cap. One non-final file-change retry isolates changed files; another change, or any final-file change, returns error.</w:t>
       </w:r>
     </w:p>
     <w:p>
       <w:r>
-        <w:t xml:space="preserve">Format checks do not authenticate metadata. The core inspects WAV headers and chunks without scanning all samples for disabled DSP. When optional decoding encounters NaN/Infinity, silence or channel cancellation, the dependent observation is unavailable. Optional libraries do not extend the accepted input formats.</w:t>
+        <w:t>Format checks do not authenticate metadata. The core inspects WAV headers and chunks without scanning all samples for disabled DSP. When optional decoding encounters NaN/Infinity, silence or channel cancellation, the dependent observation is unavailable. Optional libraries do not extend the accepted input formats.</w:t>
       </w:r>
     </w:p>
     <w:p>
@@ -13113,14 +13078,11 @@
         <w:keepNext/>
         <w:keepLines/>
       </w:pPr>
-      <w:bookmarkStart w:id="14" w:name="ManualSection15"/>
+      <w:bookmarkStart w:id="15" w:name="ManualSection15"/>
       <w:r>
-        <w:rPr>
-          <w:color w:val="000000"/>
-        </w:rPr>
         <w:t>5 Passes and Checks</w:t>
       </w:r>
-      <w:bookmarkEnd w:id="14"/>
+      <w:bookmarkEnd w:id="15"/>
     </w:p>
     <w:p>
       <w:pPr>
@@ -13180,15 +13142,12 @@
         <w:keepNext/>
         <w:keepLines/>
       </w:pPr>
-      <w:bookmarkStart w:id="15" w:name="ManualSection16"/>
+      <w:bookmarkStart w:id="16" w:name="ManualSection16"/>
       <w:r>
-        <w:rPr>
-          <w:color w:val="000000"/>
-        </w:rPr>
         <w:lastRenderedPageBreak/>
         <w:t>Active passes</w:t>
       </w:r>
-      <w:bookmarkEnd w:id="15"/>
+      <w:bookmarkEnd w:id="16"/>
     </w:p>
     <w:tbl>
       <w:tblPr>
@@ -14548,14 +14507,11 @@
         <w:keepNext/>
         <w:keepLines/>
       </w:pPr>
-      <w:bookmarkStart w:id="16" w:name="ManualSection17"/>
+      <w:bookmarkStart w:id="17" w:name="ManualSection17"/>
       <w:r>
-        <w:rPr>
-          <w:color w:val="000000"/>
-        </w:rPr>
         <w:t>Type specific parsing</w:t>
       </w:r>
-      <w:bookmarkEnd w:id="16"/>
+      <w:bookmarkEnd w:id="17"/>
     </w:p>
     <w:p>
       <w:pPr>
@@ -14744,7 +14700,7 @@
                 <w:sz w:val="17"/>
                 <w:szCs w:val="18"/>
               </w:rPr>
-              <w:t xml:space="preserve">Reuse WavMetadataPass observations and status; attempt embedded C2PA reading. A non-final parser failure is not retried.</w:t>
+              <w:t>Reuse WavMetadataPass observations and status; attempt embedded C2PA reading. A non-final parser failure is not retried.</w:t>
             </w:r>
           </w:p>
         </w:tc>
@@ -15121,7 +15077,7 @@
                 <w:sz w:val="17"/>
                 <w:szCs w:val="18"/>
               </w:rPr>
-              <w:t xml:space="preserve">CompSheet and CueSheet parsers.</w:t>
+              <w:t>CompSheet and CueSheet parsers.</w:t>
             </w:r>
           </w:p>
         </w:tc>
@@ -15373,21 +15329,18 @@
         <w:keepNext/>
         <w:keepLines/>
       </w:pPr>
-      <w:bookmarkStart w:id="17" w:name="ManualSection18"/>
+      <w:bookmarkStart w:id="18" w:name="ManualSection18"/>
       <w:r>
-        <w:rPr>
-          <w:color w:val="000000"/>
-        </w:rPr>
         <w:t>Recorder metadata and production documents</w:t>
       </w:r>
-      <w:bookmarkEnd w:id="17"/>
+      <w:bookmarkEnd w:id="18"/>
     </w:p>
     <w:p>
       <w:pPr>
         <w:spacing w:line="276" w:lineRule="auto"/>
       </w:pPr>
       <w:r>
-        <w:t xml:space="preserve">WavMetadataPass extracts bext and iXML fields from hash-bound WAV bytes. iXML scene, take, tape and track names take precedence where present; the bext description supplies the recorder filename, and bext time_reference divided by the sample rate supplies start time in seconds. The production-document index requires a recorder filename, currently read from the bext sFILENAME field; iXML-only metadata without that field cannot identify a take for these checks.</w:t>
+        <w:t xml:space="preserve">WavMetadataPass extracts bext and iXML fields from hash-bound WAV bytes. iXML scene, take, tape and track names take precedence where present; the bext description supplies the recorder filename, and bext time_reference divided by the sample rate supplies start time in seconds. The production-document index requires a recorder filename, currently read from the bext sFILENAME field; iXML-only metadata without that field cannot identify a take for these checks. BWF is also written by DAWs, editors and sound libraries. A file counts as recorder metadata only when it names its recording: a recorder filename, tape, scene or take. Other BWF, such as a Pro Tools bounce or a library effect with a keyword description, is reported with present=false and bwf_kind=daw_or_library, its originator, and timeline_reference_seconds instead of a recorder start time, because a DAW time reference is a session timeline position. Only recorder files receive RECORDER_METADATA_ORIGIN_NOT_AUTHENTICATED.</w:t>
       </w:r>
     </w:p>
     <w:tbl>
@@ -16120,7 +16073,7 @@
                 <w:sz w:val="17"/>
                 <w:szCs w:val="18"/>
               </w:rPr>
-              <w:t xml:space="preserve">aaf_scene_take / track_names / shoot_date</w:t>
+              <w:t>aaf_scene_take / track_names / shoot_date</w:t>
             </w:r>
           </w:p>
         </w:tc>
@@ -16348,7 +16301,7 @@
                 <w:sz w:val="17"/>
                 <w:szCs w:val="18"/>
               </w:rPr>
-              <w:t xml:space="preserve">daw_session_tempo / time_signature_matches_midi</w:t>
+              <w:t>daw_session_tempo / time_signature_matches_midi</w:t>
             </w:r>
           </w:p>
         </w:tc>
@@ -16430,7 +16383,7 @@
         <w:spacing w:line="276" w:lineRule="auto"/>
       </w:pPr>
       <w:r>
-        <w:t>Sound-report matching first uses recorder filename and, where the report date can be parsed, compatible origination dates; ambiguous day/month readings are both allowed. Without a usable date it falls back to filename. AAF matching uses tape and recorder filename. Multiple matching recordings produce an unavailable identity check; unsubmitted takes are skipped. AAF references are observations of master-mob tape ranges, not a reconstruction of the final composition timeline.</w:t>
+        <w:t xml:space="preserve">Sound-report matching first uses recorder filename and, where the report date can be parsed, compatible origination dates; ambiguous day/month readings are both allowed. Without a usable date it falls back to filename. AAF matching uses tape and recorder filename. Multiple matching recordings produce an unavailable identity check; a report row or AAF reference without a submitted take creates no check. Because an AAF names the takes its edit actually uses, assessment_checks.aaf_reference_coverage lists them with the number bound, and a used take that was not submitted is reported as AAF_REFERENCED_TAKES_NOT_SUBMITTED (low, not scored); a sound report lists every take of the day and is not treated this way. Master mobs without tape source ranges (library effects, music, renders, tone) are listed in assessment_checks.aaf_non_recorder_media with AAF_REFERENCES_NON_RECORDER_MEDIA (info). The evaluator cannot link them to submitted files and makes no licensing determination; creation-method coverage states that it counts submitted artefacts only. AAF references are observations of master-mob tape ranges, not a reconstruction of the final composition timeline. assessment_checks.declared_chronology compares BWF origination fields across every declared edge between bound WAVs: the date, and the time when both files carry one. A source originated after its target is reported as DECLARED_SOURCE_NEWER_THAN_TARGET (low, not scored), because BWF dates can be reset or rewritten; files without a valid bext date are not compared.</w:t>
       </w:r>
     </w:p>
     <w:p>
@@ -16439,7 +16392,7 @@
         <w:ind w:left="170" w:right="170"/>
       </w:pPr>
       <w:r>
-        <w:t xml:space="preserve">The repository verification report records three episode chains from a local production dataset with no recorder contradictions and Integrity 1.0, plus a copied report whose 2-second start-time shift failed one check. Those are recorded case observations, not general accuracy estimates. Recorder metadata can be rewritten together with an audio file and rehashed: the tier increases the consistency burden but does not prove that a recorder or event produced it.</w:t>
+        <w:t xml:space="preserve">The repository verification report records three episode chains from a local production dataset with no recorder contradictions and Integrity 1.0, plus a copied report whose 2-second start-time shift failed one check. Those are recorded case observations, not general accuracy estimates. Recorder metadata can be rewritten together with an audio file and rehashed: the tier increases the consistency burden but does not prove that a recorder or event produced it. A follow-up on 22 October 2026 ran the rest of the material through the evaluator (version chain to the Pro Tools WIP mix, dropped and shifted takes, library effects and the FCP XML conform); its findings and the fixes they led to are recorded in docs/PROJECT_ROCK_FINDINGS_2026-10-22.md.</w:t>
       </w:r>
     </w:p>
     <w:p>
@@ -16448,21 +16401,18 @@
         <w:keepNext/>
         <w:keepLines/>
       </w:pPr>
-      <w:bookmarkStart w:id="18" w:name="ManualSection19"/>
+      <w:bookmarkStart w:id="19" w:name="ManualSection19"/>
       <w:r>
-        <w:rPr>
-          <w:color w:val="000000"/>
-        </w:rPr>
         <w:t>Pass result reuse</w:t>
       </w:r>
-      <w:bookmarkEnd w:id="18"/>
+      <w:bookmarkEnd w:id="19"/>
     </w:p>
     <w:p>
       <w:pPr>
         <w:spacing w:line="276" w:lineRule="auto"/>
       </w:pPr>
       <w:r>
-        <w:t xml:space="preserve">Artefact and relationship objects cache pass results by pass class and detect recursive pass evaluation. File hashes are verified before binding and reused rather than hashed again by libevchain. source_revision is a cached SHA-256 digest of the installed runtime source, policies, schemas and requirement files; it is not the Git commit identifier. WAV descriptors and diagnostic snapshots are request-scoped. Type parsers and graph indexes have not yet been converted into the proposed reusable passes.</w:t>
+        <w:t>Artefact and relationship objects cache pass results by pass class and detect recursive pass evaluation. File hashes are verified before binding and reused rather than hashed again by libevchain. source_revision is a cached SHA-256 digest of the installed runtime source, policies, schemas and requirement files; it is not the Git commit identifier. WAV descriptors and diagnostic snapshots are request-scoped. Type parsers and graph indexes have not yet been converted into the proposed reusable passes.</w:t>
       </w:r>
     </w:p>
     <w:p>
@@ -16471,15 +16421,12 @@
         <w:keepNext/>
         <w:keepLines/>
       </w:pPr>
-      <w:bookmarkStart w:id="19" w:name="ManualSection20"/>
+      <w:bookmarkStart w:id="20" w:name="ManualSection20"/>
       <w:r>
-        <w:rPr>
-          <w:color w:val="000000"/>
-        </w:rPr>
         <w:lastRenderedPageBreak/>
         <w:t>Components outside the main path</w:t>
       </w:r>
-      <w:bookmarkEnd w:id="19"/>
+      <w:bookmarkEnd w:id="20"/>
     </w:p>
     <w:tbl>
       <w:tblPr>
@@ -16707,7 +16654,7 @@
                 <w:sz w:val="17"/>
                 <w:szCs w:val="18"/>
               </w:rPr>
-              <w:t xml:space="preserve">vendor builtin C2PAPass</w:t>
+              <w:t>vendor builtin C2PAPass</w:t>
             </w:r>
           </w:p>
         </w:tc>
@@ -16780,7 +16727,7 @@
                 <w:sz w:val="17"/>
                 <w:szCs w:val="18"/>
               </w:rPr>
-              <w:t xml:space="preserve">ArtefactPass and EvidencePass</w:t>
+              <w:t>ArtefactPass and EvidencePass</w:t>
             </w:r>
           </w:p>
         </w:tc>
@@ -16902,21 +16849,18 @@
         <w:keepNext/>
         <w:keepLines/>
       </w:pPr>
-      <w:bookmarkStart w:id="20" w:name="ManualSection21"/>
+      <w:bookmarkStart w:id="21" w:name="ManualSection21"/>
       <w:r>
-        <w:rPr>
-          <w:color w:val="000000"/>
-        </w:rPr>
         <w:t>6 Optional Audio Observations</w:t>
       </w:r>
-      <w:bookmarkEnd w:id="20"/>
+      <w:bookmarkEnd w:id="21"/>
     </w:p>
     <w:p>
       <w:pPr>
         <w:spacing w:line="276" w:lineRule="auto"/>
       </w:pPr>
       <w:r>
-        <w:t xml:space="preserve">--audio-analysis enables audfprint, spectromap, librosa and music_semantics from the default local policy. --audio-analysis-policy &lt;file&gt; enables the stage with a supplied policy, optionally selecting fewer providers and overriding permitted analysis parameters. A custom policy alone is sufficient. fingerprint_agreement is generated automatically when both fingerprint providers run; it is not a selectable policy provider. No audio flag means no optional provider imports, snapshots or workers.</w:t>
+        <w:t>--audio-analysis enables audfprint, spectromap, librosa and music_semantics from the default local policy. --audio-analysis-policy &lt;file&gt; enables the stage with a supplied policy, optionally selecting fewer providers and overriding permitted analysis parameters. A custom policy alone is sufficient. fingerprint_agreement is generated automatically when both fingerprint providers run; it is not a selectable policy provider. No audio flag means no optional provider imports, snapshots or workers.</w:t>
       </w:r>
     </w:p>
     <w:p>
@@ -16925,14 +16869,11 @@
         <w:keepNext/>
         <w:keepLines/>
       </w:pPr>
-      <w:bookmarkStart w:id="21" w:name="ManualSection22"/>
+      <w:bookmarkStart w:id="22" w:name="ManualSection22"/>
       <w:r>
-        <w:rPr>
-          <w:color w:val="000000"/>
-        </w:rPr>
         <w:t>Providers</w:t>
       </w:r>
-      <w:bookmarkEnd w:id="21"/>
+      <w:bookmarkEnd w:id="22"/>
     </w:p>
     <w:tbl>
       <w:tblPr>
@@ -17142,7 +17083,7 @@
                 <w:sz w:val="17"/>
                 <w:szCs w:val="18"/>
               </w:rPr>
-              <w:t xml:space="preserve">audfprint (MIT, vendored unmodified)</w:t>
+              <w:t>audfprint (MIT, vendored unmodified)</w:t>
             </w:r>
           </w:p>
         </w:tc>
@@ -17465,7 +17406,7 @@
                 <w:sz w:val="17"/>
                 <w:szCs w:val="18"/>
               </w:rPr>
-              <w:t xml:space="preserve">librosa (ISC)</w:t>
+              <w:t>librosa (ISC)</w:t>
             </w:r>
           </w:p>
         </w:tc>
@@ -17571,7 +17512,7 @@
                 <w:sz w:val="17"/>
                 <w:szCs w:val="18"/>
               </w:rPr>
-              <w:t xml:space="preserve">librosa beat tracking, CQT chroma, DTW</w:t>
+              <w:t>librosa beat tracking, CQT chroma, DTW</w:t>
             </w:r>
           </w:p>
         </w:tc>
@@ -17612,26 +17553,25 @@
         <w:keepNext/>
         <w:keepLines/>
       </w:pPr>
-      <w:bookmarkStart w:id="22" w:name="ManualSection23"/>
+      <w:bookmarkStart w:id="23" w:name="ManualSection23"/>
       <w:r>
-        <w:rPr>
-          <w:color w:val="000000"/>
-        </w:rPr>
         <w:t>Tasks and ranges</w:t>
       </w:r>
-      <w:bookmarkEnd w:id="22"/>
+      <w:bookmarkEnd w:id="23"/>
     </w:p>
     <w:p>
       <w:pPr>
         <w:spacing w:line="276" w:lineRule="auto"/>
       </w:pPr>
       <w:r>
-        <w:t xml:space="preserve">The task builder visits retained declared audio-to-audio edges. It can analyse excerpted_from, mastered_from, edited_from, comped_from, stemmed_from, mixed_from, derived_from and draft-of.audio; other audio-to-audio semantics receive unavailable rows. Unbound files, parser failures and invalid declarations also yield unavailable tasks. Each comped_from edge needs a parsed CompSheet selection bound by both source and target hashes and may expand into several tasks.</w:t>
+        <w:t xml:space="preserve">The task builder visits retained declared audio-to-audio edges. It can analyse excerpted_from, mastered_from, edited_from, comped_from, stemmed_from, mixed_from, derived_from and draft-of.audio; other audio-to-audio semantics receive unavailable rows. Unbound files, parser failures and invalid declarations also yield unavailable tasks. Each comped_from edge needs a parsed CompSheet selection bound by both source and target hashes and may expand into several tasks. When a submitted, parsed AAF uses a bound recorder take, an edge from that take without declared ranges expands into one task per AAF-used source range instead of a whole-take task: selection_id aaf:&lt;master mob&gt;:&lt;n&gt;, range_source=aaf_source_range. The range is the AAF tape range minus the take's recorder start timecode; identical ranges from several channel slots are merged, and a range more than one frame outside the recording is left to the core aaf_source_range_within_recorded_timecode check and not analysed.</w:t>
       </w:r>
     </w:p>
     <w:p>
       <w:r>
-        <w:t xml:space="preserve">With no range values, the whole files are analysed. Otherwise all four source/target bounds are required. Only a matching CompSheet selection with source start/end and target start but no target end copies its source duration: target_end = target_start + source_end − source_start. The derived value exists only in the diagnostic task and is flagged range_source=derived_from_declared_source_duration; a derived end outside the target is unavailable with derived_range_outside_target. Other incomplete ranges produce incomplete_declared_ranges. Timings are restored to the original file coordinate system.</w:t>
+        <w:t xml:space="preserve">With no range values, the whole files are analysed. Otherwise all four source/target bounds are required. Only a matching CompSheet selection with source start/end and target start but no target end copies its source duration: target_end = target_start + source_end − source_start. The derived value exists only in the diagnostic task and is flagged range_source=derived_from_declared_source_duration; a derived end outside the target is unavailable with derived_range_outside_target. Other incomplete ranges produce incomplete_declared_ranges. Timings are restored to the original file coordinate system. The one exception is an AAF task: it declares only source start and end, and the target is analysed whole, because the AAF does not state where the take sits in a later mix.</w:t>
+        <w:lastRenderedPageBreak/>
+        <w:t/>
       </w:r>
     </w:p>
     <w:p>
@@ -17640,15 +17580,11 @@
         <w:keepNext/>
         <w:keepLines/>
       </w:pPr>
-      <w:bookmarkStart w:id="23" w:name="ManualSection24"/>
+      <w:bookmarkStart w:id="24" w:name="ManualSection24"/>
       <w:r>
-        <w:rPr>
-          <w:color w:val="000000"/>
-        </w:rPr>
-        <w:lastRenderedPageBreak/>
         <w:t>Execution</w:t>
       </w:r>
-      <w:bookmarkEnd w:id="23"/>
+      <w:bookmarkEnd w:id="24"/>
     </w:p>
     <w:p>
       <w:pPr>
@@ -17691,7 +17627,7 @@
         <w:ind w:left="170" w:right="170"/>
       </w:pPr>
       <w:r>
-        <w:t xml:space="preserve">python -B run.py --native examples/audio-diagnostics/request.json \</w:t>
+        <w:t>python -B run.py --native examples/audio-diagnostics/request.json \</w:t>
       </w:r>
     </w:p>
     <w:p>
@@ -17723,14 +17659,11 @@
         <w:keepNext/>
         <w:keepLines/>
       </w:pPr>
-      <w:bookmarkStart w:id="24" w:name="ManualSection25"/>
+      <w:bookmarkStart w:id="25" w:name="ManualSection25"/>
       <w:r>
-        <w:rPr>
-          <w:color w:val="000000"/>
-        </w:rPr>
         <w:t>Musical semantics</w:t>
       </w:r>
-      <w:bookmarkEnd w:id="24"/>
+      <w:bookmarkEnd w:id="25"/>
     </w:p>
     <w:p>
       <w:pPr>
@@ -17746,35 +17679,29 @@
       </w:r>
     </w:p>
     <w:p>
-      <w:pPr/>
       <w:r>
         <w:t>The frozen bounded-audio-2026-10-20-v2 profile is read from policies/audio_calibration_profile.json and checked against its SHA-256 digest. correspondence_assessment reports supported_within_profile or abstained, rejection_reasons and the profile identity. Global support requires harmonic similarity at least 0.90, shuffled z at least 4, pitch margin at least 0.02, temporal information at least 0.05, at least 8 aligned seconds on both sides, query coverage at least 0.8 and diagonal-step fraction at least 0.6. Duration and aligned-speed ratios must be within [0.5, 2], repeated mappings at most 4, and normalized timing residual at most 0.04. The controlled speed factors actually tested were 0.8–1.35; the wider geometric guard does not validate that entire range.</w:t>
       </w:r>
     </w:p>
     <w:p>
-      <w:pPr/>
       <w:r>
         <w:t>tempo_ratio is a robust slope of aligned source seconds against target seconds on an independent 0.25-second chroma raster. The beat-aligned estimate must agree within 5%, and both alignment paths must pass the profile gates. Both files need tracked beats. The earlier BPM quotient remains beat_tracker_tempo_ratio, and the beat-aligned fit remains beat_aligned_tempo_candidate. On abstention, tempo_ratio and transposition_semitones are null; raw candidate values remain visible. Feature parameters outside the frozen sample-rate, hop, shuffle-count or raster signature also cause abstention.</w:t>
       </w:r>
     </w:p>
     <w:p>
-      <w:pPr/>
       <w:r>
         <w:t>The minimum input duration is 8 seconds. Fewer than eight detected beats uses a time grid for acoustic sections and reports beat_tracking_status=insufficient_beats_using_time_grid, while calibrated tempo and pitch abstain. Chroma shifts are modulo 12 semitones and cannot identify octave changes.</w:t>
       </w:r>
     </w:p>
     <w:p>
-      <w:pPr/>
       <w:r>
         <w:t>Legacy form and phrases still use 16-beat windows, searched on bar-aligned grid offsets. They are marked legacy_form_method=fixed_beat_phrases; phrase_order_basis=legacy_fixed_beat_phrases_not_detected_sections keeps them distinct from detected boundaries. section_matches locates detected target sections independently. Local phrase and section paths remain candidate_only even when geometry passes; rejected geometry reports rejected_path_quality. Near-equal alternative locations are retained without using the preceding phrase to break ties. Ambiguous or rejected locations withhold phrase_order_preserved_fraction; candidate_phrase_order_fraction remains exploratory.</w:t>
       </w:r>
     </w:p>
     <w:p>
-      <w:pPr>
-        <w:rPr/>
-      </w:pPr>
       <w:r>
-        <w:t xml:space="preserve">A legacy phrase or detected section that is longer than the whole source cannot be searched inside it, for example a short loop or stem compared with a longer mix. Its row reports match_status not_assessed_query_longer_than_source with null harmonic_similarity, source_range_seconds and alignment_quality. An unexpected failure at one location reports not_assessed_local_match_failed with an error message for that row only; the provider and the other rows still complete. Unassessed rows are excluded from matched_phrases and phrase-order measures.</w:t>
+        <w:lastRenderedPageBreak/>
+        <w:t>A legacy phrase or detected section that is longer than the whole source cannot be searched inside it, for example a short loop or stem compared with a longer mix. Its row reports match_status not_assessed_query_longer_than_source with null harmonic_similarity, source_range_seconds and alignment_quality. An unexpected failure at one location reports not_assessed_local_match_failed with an error message for that row only; the provider and the other rows still complete. Unassessed rows are excluded from matched_phrases and phrase-order measures.</w:t>
       </w:r>
     </w:p>
     <w:tbl>
@@ -18034,21 +17961,18 @@
         <w:keepNext/>
         <w:keepLines/>
       </w:pPr>
-      <w:bookmarkStart w:id="25" w:name="ManualSection26"/>
+      <w:bookmarkStart w:id="26" w:name="ManualSection26"/>
       <w:r>
-        <w:rPr>
-          <w:color w:val="000000"/>
-        </w:rPr>
         <w:t>Results</w:t>
       </w:r>
-      <w:bookmarkEnd w:id="25"/>
+      <w:bookmarkEnd w:id="26"/>
     </w:p>
     <w:p>
       <w:pPr>
         <w:spacing w:line="276" w:lineRule="auto"/>
       </w:pPr>
       <w:r>
-        <w:t xml:space="preserve">The five assessment_checks arrays are audio_fingerprint, audio_fingerprint_agreement, audio_structure, audio_semantics and audio_diagnostic_summary. Provider observations carry status inconclusive or unavailable, analysis_complete, reason_code, analysed_ranges, matches, metrics and parameters. Appended findings are informational AUDIO_* records; AUDIO_DIAGNOSTIC_NOT_APPLICABLE means there were no retained audio-pair tasks. All rows fix scoring_eligible=false, integrity_contribution=null and content_match_is_provenance=false. A completed non-match remains inconclusive.</w:t>
+        <w:t>The five assessment_checks arrays are audio_fingerprint, audio_fingerprint_agreement, audio_structure, audio_semantics and audio_diagnostic_summary. Provider observations carry status inconclusive or unavailable, analysis_complete, reason_code, analysed_ranges, matches, metrics and parameters. Appended findings are informational AUDIO_* records; AUDIO_DIAGNOSTIC_NOT_APPLICABLE means there were no retained audio-pair tasks. All rows fix scoring_eligible=false, integrity_contribution=null and content_match_is_provenance=false. A completed non-match remains inconclusive.</w:t>
       </w:r>
     </w:p>
     <w:tbl>
@@ -18120,7 +18044,7 @@
                 <w:color w:val="FFFFFF"/>
                 <w:sz w:val="17"/>
               </w:rPr>
-              <w:t xml:space="preserve">Typical reason_code</w:t>
+              <w:t>Typical reason_code</w:t>
             </w:r>
           </w:p>
         </w:tc>
@@ -18327,7 +18251,6 @@
                 <w:color w:val="000000"/>
                 <w:sz w:val="17"/>
               </w:rPr>
-              <w:lastRenderedPageBreak/>
               <w:t>Provider exception or invalid output</w:t>
             </w:r>
           </w:p>
@@ -18348,7 +18271,7 @@
                 <w:color w:val="000000"/>
                 <w:sz w:val="17"/>
               </w:rPr>
-              <w:t xml:space="preserve">provider_failed or invalid_provider_output</w:t>
+              <w:t>provider_failed or invalid_provider_output</w:t>
             </w:r>
           </w:p>
         </w:tc>
@@ -18395,7 +18318,7 @@
                 <w:color w:val="000000"/>
                 <w:sz w:val="17"/>
               </w:rPr>
-              <w:t xml:space="preserve">silent_signal or channel_cancellation</w:t>
+              <w:t>silent_signal or channel_cancellation</w:t>
             </w:r>
           </w:p>
         </w:tc>
@@ -18457,29 +18380,24 @@
         <w:keepNext/>
         <w:keepLines/>
       </w:pPr>
-      <w:bookmarkStart w:id="26" w:name="ManualSection27"/>
+      <w:bookmarkStart w:id="27" w:name="ManualSection27"/>
       <w:r>
-        <w:rPr>
-          <w:color w:val="000000"/>
-        </w:rPr>
+        <w:lastRenderedPageBreak/>
         <w:t>Verification and interpretation</w:t>
       </w:r>
-      <w:bookmarkEnd w:id="26"/>
+      <w:bookmarkEnd w:id="27"/>
     </w:p>
     <w:p>
-      <w:pPr/>
       <w:r>
         <w:t>The local audio policy is audio-observations-bounded-v2, version 2. audfprint adapter 1.2 uses density 40, the existing five-token-pair candidate floor, at least 1 second of token-neighbourhood windows and a peak at least 10 times the mean feasible-bin background for support_assessment=supported_within_profile. Other candidates remain candidate_only. Support is restricted to the tested density, sample rate, support window and offset bin. Windows are not verified continuous matched durations; weak sources in a mix can still be missed.</w:t>
       </w:r>
     </w:p>
     <w:p>
-      <w:pPr/>
       <w:r>
         <w:t>The calibration record in docs/AUDIO_CALIBRATION_2026-10-20.md separates development, later regression and subsequent semantic validation. The first held-out Lumina run exposed a supported tempo error; those cases became regression-only for version two. The revised tempo/pitch test used DSP derivatives from eight SALAMI families whose derived results had not been used for tuning, although the recordings had been used for the separate section test.</w:t>
       </w:r>
     </w:p>
     <w:p>
-      <w:pPr/>
       <w:r>
         <w:t>Version-two semantic validation contained 72 derivative cases: 57 supported and 15 abstained. Supported pitch estimates were correct in 57/57 cases, with maximum relative tempo error 1.27%; none of 29 controls was supported. These limited counts do not establish population accuracy. On the eight-recording section test, macro boundary F at 3-second tolerance improved from 0.339 for fixed phrases to 0.538 for acoustic novelty. Fingerprint support on the original four held-out Lumina families improved from 14/16 to 15/16 at density 40, with one weak mixture source still missed. Always report abstentions and sample counts alongside accuracy.</w:t>
       </w:r>
@@ -18507,7 +18425,7 @@
         <w:spacing w:after="60" w:line="276" w:lineRule="auto"/>
       </w:pPr>
       <w:r>
-        <w:t xml:space="preserve">A 20-second excerpt in a 3-minute source is a regression test: whole-file SpectroMap peak search aligned about 3% of the excerpt's peak pairs; windowed search aligns about 62%.</w:t>
+        <w:t>A 20-second excerpt in a 3-minute source is a regression test: whole-file SpectroMap peak search aligned about 3% of the excerpt's peak pairs; windowed search aligns about 62%.</w:t>
       </w:r>
     </w:p>
     <w:p>
@@ -18520,7 +18438,7 @@
         <w:spacing w:after="60" w:line="276" w:lineRule="auto"/>
       </w:pPr>
       <w:r>
-        <w:t xml:space="preserve">The repository report records fingerprint agreement on 2 of 29 true takes inside local final masters and 0 of 33 unrelated controls. Agreement requires at least two votes per algorithm within the larger offset bin and can include votes below either standalone candidate threshold. Its Poisson chance estimate assumes independent backgrounds, although both providers read the same audio. These case counts are not a validated recall or false-positive guarantee.</w:t>
+        <w:t>The repository report records fingerprint agreement on 2 of 29 true takes inside local final masters and 0 of 33 unrelated controls. Agreement requires at least two votes per algorithm within the larger offset bin and can include votes below either standalone candidate threshold. Its Poisson chance estimate assumes independent backgrounds, although both providers read the same audio. These case counts are not a validated recall or false-positive guarantee.</w:t>
       </w:r>
     </w:p>
     <w:p>
@@ -18544,7 +18462,7 @@
         <w:ind w:left="170" w:right="170"/>
       </w:pPr>
       <w:r>
-        <w:t xml:space="preserve">REQUIRE_AUDIO_BACKENDS=1 python -B -m unittest discover -s tests -v</w:t>
+        <w:t>REQUIRE_AUDIO_BACKENDS=1 python -B -m unittest discover -s tests -v</w:t>
       </w:r>
     </w:p>
     <w:p>
@@ -18552,42 +18470,35 @@
         <w:pStyle w:val="Heading2"/>
         <w:keepNext/>
         <w:keepLines/>
-        <w:rPr/>
       </w:pPr>
-      <w:bookmarkStart w:id="300" w:name="ManualSection43"/>
+      <w:bookmarkStart w:id="28" w:name="ManualSection43"/>
       <w:r>
-        <w:rPr>
-          <w:color w:val="000000"/>
-        </w:rPr>
-        <w:t xml:space="preserve">Calibration status and false-match benchmark</w:t>
+        <w:t>Calibration status and false-match benchmark</w:t>
       </w:r>
-      <w:bookmarkEnd w:id="300"/>
+      <w:bookmarkEnd w:id="28"/>
     </w:p>
     <w:p>
       <w:pPr>
         <w:spacing w:line="276" w:lineRule="auto"/>
-        <w:rPr/>
       </w:pPr>
       <w:r>
-        <w:t xml:space="preserve">Every audio diagnostic row carries a calibration object read from policies/audio_calibration_status.json: a status, a summary with case counts, the transforms tested and not tested, and false_match_rates. audfprint and music_semantics have status bounded_calibration; SpectroMap, librosa and fingerprint agreement are exploratory_uncalibrated. audio_diagnostic_summary records the SHA-256 of the status file. The frozen audio_calibration_profile.json and its gates are unchanged, so this information explains results without changing them.</w:t>
+        <w:t>Every audio diagnostic row carries a calibration object read from policies/audio_calibration_status.json: a status, a summary with case counts, the transforms tested and not tested, and false_match_rates. audfprint and music_semantics have status bounded_calibration; SpectroMap, librosa and fingerprint agreement are exploratory_uncalibrated. audio_diagnostic_summary records the SHA-256 of the status file. The frozen audio_calibration_profile.json and its gates are unchanged, so this information explains results without changing them.</w:t>
       </w:r>
     </w:p>
     <w:p>
       <w:pPr>
         <w:spacing w:line="276" w:lineRule="auto"/>
-        <w:rPr/>
       </w:pPr>
       <w:r>
-        <w:t xml:space="preserve">A provider that ran but could not conclude because the audio offered too little to compare (silent signal, too few landmarks, peaks or spectral frames, or channel cancellation) is reported as AUDIO_INSUFFICIENT_SUPPORT with outcome insufficient_support. AUDIO_DIAGNOSTIC_UNAVAILABLE with outcome not_run remains for providers that did not run. music_semantics reports not_assessed_query_longer_than_source and not_assessed_local_match_failed instead of failing the provider.</w:t>
+        <w:t xml:space="preserve">A provider that ran but could not conclude because the audio offered too little to compare (silent signal, too few landmarks, peaks or spectral frames, or channel cancellation) is reported as AUDIO_INSUFFICIENT_SUPPORT with outcome insufficient_support. AUDIO_DIAGNOSTIC_UNAVAILABLE with outcome not_run remains for providers that did not run. music_semantics reports not_assessed_query_longer_than_source and not_assessed_local_match_failed instead of failing the provider. A fingerprint match in an AAF task is reported as AUDIO_AAF_RANGE_CORRESPONDENCE with the analysed source range and providers: content agreeing with the AAF edit, not provenance. audio_diagnostic_summary counts aaf_range_tasks and aaf_range_tasks_with_correspondence; an AAF task without a match is not reported as disagreement. On Project Rock Ep01, 6 of 14 AAF ranges were found in the WIP mix (SpectroMap for all six, audfprint for one), a whole-take match outside the used range disappeared, and the run took 19 s instead of 29 s.</w:t>
       </w:r>
     </w:p>
     <w:p>
       <w:pPr>
         <w:spacing w:line="276" w:lineRule="auto"/>
-        <w:rPr/>
       </w:pPr>
       <w:r>
-        <w:t xml:space="preserve">benchmarks/false_match.py runs unrelated-but-similar pairs through the real evaluator as derived_from relationships. The manifest benchmarks/false_match_lumina_2026-10-21.json pins 25 Lumina clips by SHA-256 and defines 23 pairs; shared-loop targets are mixed deterministically. docs/FALSE_MATCH_BENCHMARK_2026-10-21.md records the method and results.</w:t>
+        <w:t>benchmarks/false_match.py runs unrelated-but-similar pairs through the real evaluator as derived_from relationships. The manifest benchmarks/false_match_lumina_2026-10-21.json pins 25 Lumina clips by SHA-256 and defines 23 pairs; shared-loop targets are mixed deterministically. docs/FALSE_MATCH_BENCHMARK_2026-10-21.md records the method and results.</w:t>
       </w:r>
     </w:p>
     <w:tbl>
@@ -18643,7 +18554,6 @@
               <w:keepNext/>
               <w:keepLines/>
               <w:spacing w:after="40" w:line="254" w:lineRule="auto"/>
-              <w:rPr/>
             </w:pPr>
             <w:r>
               <w:rPr>
@@ -18653,7 +18563,8 @@
                 <w:sz w:val="17"/>
                 <w:szCs w:val="18"/>
               </w:rPr>
-              <w:t xml:space="preserve">Category</w:t>
+              <w:lastRenderedPageBreak/>
+              <w:t>Category</w:t>
             </w:r>
           </w:p>
         </w:tc>
@@ -18680,7 +18591,6 @@
               <w:keepNext/>
               <w:keepLines/>
               <w:spacing w:after="40" w:line="254" w:lineRule="auto"/>
-              <w:rPr/>
             </w:pPr>
             <w:r>
               <w:rPr>
@@ -18690,7 +18600,7 @@
                 <w:sz w:val="17"/>
                 <w:szCs w:val="18"/>
               </w:rPr>
-              <w:t xml:space="preserve">Pairs</w:t>
+              <w:t>Pairs</w:t>
             </w:r>
           </w:p>
         </w:tc>
@@ -18717,7 +18627,6 @@
               <w:keepNext/>
               <w:keepLines/>
               <w:spacing w:after="40" w:line="254" w:lineRule="auto"/>
-              <w:rPr/>
             </w:pPr>
             <w:r>
               <w:rPr>
@@ -18727,7 +18636,7 @@
                 <w:sz w:val="17"/>
                 <w:szCs w:val="18"/>
               </w:rPr>
-              <w:t xml:space="preserve">Observed result</w:t>
+              <w:t>Observed result</w:t>
             </w:r>
           </w:p>
         </w:tc>
@@ -18747,14 +18656,13 @@
               <w:keepNext/>
               <w:keepLines/>
               <w:spacing w:after="40" w:line="254" w:lineRule="auto"/>
-              <w:rPr/>
-            </w:pPr>
-            <w:r>
-              <w:rPr>
-                <w:color w:val="000000"/>
-                <w:sz w:val="17"/>
-              </w:rPr>
-              <w:t xml:space="preserve">Same genre, tempo and key</w:t>
+            </w:pPr>
+            <w:r>
+              <w:rPr>
+                <w:color w:val="000000"/>
+                <w:sz w:val="17"/>
+              </w:rPr>
+              <w:t>Same genre, tempo and key</w:t>
             </w:r>
           </w:p>
         </w:tc>
@@ -18769,14 +18677,13 @@
               <w:keepNext/>
               <w:keepLines/>
               <w:spacing w:after="40" w:line="254" w:lineRule="auto"/>
-              <w:rPr/>
-            </w:pPr>
-            <w:r>
-              <w:rPr>
-                <w:color w:val="000000"/>
-                <w:sz w:val="17"/>
-              </w:rPr>
-              <w:t xml:space="preserve">5</w:t>
+            </w:pPr>
+            <w:r>
+              <w:rPr>
+                <w:color w:val="000000"/>
+                <w:sz w:val="17"/>
+              </w:rPr>
+              <w:t>5</w:t>
             </w:r>
           </w:p>
         </w:tc>
@@ -18791,14 +18698,13 @@
               <w:keepNext/>
               <w:keepLines/>
               <w:spacing w:after="40" w:line="254" w:lineRule="auto"/>
-              <w:rPr/>
-            </w:pPr>
-            <w:r>
-              <w:rPr>
-                <w:color w:val="000000"/>
-                <w:sz w:val="17"/>
-              </w:rPr>
-              <w:t xml:space="preserve">No audfprint, fingerprint-agreement or music_semantics match.</w:t>
+            </w:pPr>
+            <w:r>
+              <w:rPr>
+                <w:color w:val="000000"/>
+                <w:sz w:val="17"/>
+              </w:rPr>
+              <w:t>No audfprint, fingerprint-agreement or music_semantics match.</w:t>
             </w:r>
           </w:p>
         </w:tc>
@@ -18818,14 +18724,13 @@
               <w:keepNext/>
               <w:keepLines/>
               <w:spacing w:after="40" w:line="254" w:lineRule="auto"/>
-              <w:rPr/>
-            </w:pPr>
-            <w:r>
-              <w:rPr>
-                <w:color w:val="000000"/>
-                <w:sz w:val="17"/>
-              </w:rPr>
-              <w:t xml:space="preserve">Same-prompt regeneration</w:t>
+            </w:pPr>
+            <w:r>
+              <w:rPr>
+                <w:color w:val="000000"/>
+                <w:sz w:val="17"/>
+              </w:rPr>
+              <w:t>Same-prompt regeneration</w:t>
             </w:r>
           </w:p>
         </w:tc>
@@ -18840,14 +18745,13 @@
               <w:keepNext/>
               <w:keepLines/>
               <w:spacing w:after="40" w:line="254" w:lineRule="auto"/>
-              <w:rPr/>
-            </w:pPr>
-            <w:r>
-              <w:rPr>
-                <w:color w:val="000000"/>
-                <w:sz w:val="17"/>
-              </w:rPr>
-              <w:t xml:space="preserve">4</w:t>
+            </w:pPr>
+            <w:r>
+              <w:rPr>
+                <w:color w:val="000000"/>
+                <w:sz w:val="17"/>
+              </w:rPr>
+              <w:t>4</w:t>
             </w:r>
           </w:p>
         </w:tc>
@@ -18862,14 +18766,13 @@
               <w:keepNext/>
               <w:keepLines/>
               <w:spacing w:after="40" w:line="254" w:lineRule="auto"/>
-              <w:rPr/>
-            </w:pPr>
-            <w:r>
-              <w:rPr>
-                <w:color w:val="000000"/>
-                <w:sz w:val="17"/>
-              </w:rPr>
-              <w:t xml:space="preserve">No match from any of the three.</w:t>
+            </w:pPr>
+            <w:r>
+              <w:rPr>
+                <w:color w:val="000000"/>
+                <w:sz w:val="17"/>
+              </w:rPr>
+              <w:t>No match from any of the three.</w:t>
             </w:r>
           </w:p>
         </w:tc>
@@ -18889,14 +18792,13 @@
               <w:keepNext/>
               <w:keepLines/>
               <w:spacing w:after="40" w:line="254" w:lineRule="auto"/>
-              <w:rPr/>
-            </w:pPr>
-            <w:r>
-              <w:rPr>
-                <w:color w:val="000000"/>
-                <w:sz w:val="17"/>
-              </w:rPr>
-              <w:t xml:space="preserve">Cover prompts, melody unverified</w:t>
+            </w:pPr>
+            <w:r>
+              <w:rPr>
+                <w:color w:val="000000"/>
+                <w:sz w:val="17"/>
+              </w:rPr>
+              <w:t>Cover prompts, melody unverified</w:t>
             </w:r>
           </w:p>
         </w:tc>
@@ -18911,14 +18813,13 @@
               <w:keepNext/>
               <w:keepLines/>
               <w:spacing w:after="40" w:line="254" w:lineRule="auto"/>
-              <w:rPr/>
-            </w:pPr>
-            <w:r>
-              <w:rPr>
-                <w:color w:val="000000"/>
-                <w:sz w:val="17"/>
-              </w:rPr>
-              <w:t xml:space="preserve">6</w:t>
+            </w:pPr>
+            <w:r>
+              <w:rPr>
+                <w:color w:val="000000"/>
+                <w:sz w:val="17"/>
+              </w:rPr>
+              <w:t>6</w:t>
             </w:r>
           </w:p>
         </w:tc>
@@ -18933,14 +18834,13 @@
               <w:keepNext/>
               <w:keepLines/>
               <w:spacing w:after="40" w:line="254" w:lineRule="auto"/>
-              <w:rPr/>
-            </w:pPr>
-            <w:r>
-              <w:rPr>
-                <w:color w:val="000000"/>
-                <w:sz w:val="17"/>
-              </w:rPr>
-              <w:t xml:space="preserve">No fingerprint match; semantics supported 0/6. Left unclassified because the requested melodies were not found in the generated audio.</w:t>
+            </w:pPr>
+            <w:r>
+              <w:rPr>
+                <w:color w:val="000000"/>
+                <w:sz w:val="17"/>
+              </w:rPr>
+              <w:t>No fingerprint match; semantics supported 0/6. Left unclassified because the requested melodies were not found in the generated audio.</w:t>
             </w:r>
           </w:p>
         </w:tc>
@@ -18960,14 +18860,13 @@
               <w:keepNext/>
               <w:keepLines/>
               <w:spacing w:after="40" w:line="254" w:lineRule="auto"/>
-              <w:rPr/>
-            </w:pPr>
-            <w:r>
-              <w:rPr>
-                <w:color w:val="000000"/>
-                <w:sz w:val="17"/>
-              </w:rPr>
-              <w:t xml:space="preserve">Shared drum loop, gain 0.5</w:t>
+            </w:pPr>
+            <w:r>
+              <w:rPr>
+                <w:color w:val="000000"/>
+                <w:sz w:val="17"/>
+              </w:rPr>
+              <w:t>Shared drum loop, gain 0.5</w:t>
             </w:r>
           </w:p>
         </w:tc>
@@ -18982,14 +18881,13 @@
               <w:keepNext/>
               <w:keepLines/>
               <w:spacing w:after="40" w:line="254" w:lineRule="auto"/>
-              <w:rPr/>
-            </w:pPr>
-            <w:r>
-              <w:rPr>
-                <w:color w:val="000000"/>
-                <w:sz w:val="17"/>
-              </w:rPr>
-              <w:t xml:space="preserve">4</w:t>
+            </w:pPr>
+            <w:r>
+              <w:rPr>
+                <w:color w:val="000000"/>
+                <w:sz w:val="17"/>
+              </w:rPr>
+              <w:t>4</w:t>
             </w:r>
           </w:p>
         </w:tc>
@@ -19004,14 +18902,13 @@
               <w:keepNext/>
               <w:keepLines/>
               <w:spacing w:after="40" w:line="254" w:lineRule="auto"/>
-              <w:rPr/>
-            </w:pPr>
-            <w:r>
-              <w:rPr>
-                <w:color w:val="000000"/>
-                <w:sz w:val="17"/>
-              </w:rPr>
-              <w:t xml:space="preserve">audfprint and agreement detected the loop in 1/4 at the inserted offset; semantics 0/4.</w:t>
+            </w:pPr>
+            <w:r>
+              <w:rPr>
+                <w:color w:val="000000"/>
+                <w:sz w:val="17"/>
+              </w:rPr>
+              <w:t>audfprint and agreement detected the loop in 1/4 at the inserted offset; semantics 0/4.</w:t>
             </w:r>
           </w:p>
         </w:tc>
@@ -19030,14 +18927,13 @@
             <w:pPr>
               <w:keepLines/>
               <w:spacing w:after="40" w:line="254" w:lineRule="auto"/>
-              <w:rPr/>
-            </w:pPr>
-            <w:r>
-              <w:rPr>
-                <w:color w:val="000000"/>
-                <w:sz w:val="17"/>
-              </w:rPr>
-              <w:t xml:space="preserve">Shared drum loop, gain 1.0</w:t>
+            </w:pPr>
+            <w:r>
+              <w:rPr>
+                <w:color w:val="000000"/>
+                <w:sz w:val="17"/>
+              </w:rPr>
+              <w:t>Shared drum loop, gain 1.0</w:t>
             </w:r>
           </w:p>
         </w:tc>
@@ -19051,14 +18947,13 @@
             <w:pPr>
               <w:keepLines/>
               <w:spacing w:after="40" w:line="254" w:lineRule="auto"/>
-              <w:rPr/>
-            </w:pPr>
-            <w:r>
-              <w:rPr>
-                <w:color w:val="000000"/>
-                <w:sz w:val="17"/>
-              </w:rPr>
-              <w:t xml:space="preserve">4</w:t>
+            </w:pPr>
+            <w:r>
+              <w:rPr>
+                <w:color w:val="000000"/>
+                <w:sz w:val="17"/>
+              </w:rPr>
+              <w:t>4</w:t>
             </w:r>
           </w:p>
         </w:tc>
@@ -19072,14 +18967,13 @@
             <w:pPr>
               <w:keepLines/>
               <w:spacing w:after="40" w:line="254" w:lineRule="auto"/>
-              <w:rPr/>
-            </w:pPr>
-            <w:r>
-              <w:rPr>
-                <w:color w:val="000000"/>
-                <w:sz w:val="17"/>
-              </w:rPr>
-              <w:t xml:space="preserve">audfprint and agreement detected the loop in 4/4 at the inserted offset; semantics 0/4.</w:t>
+            </w:pPr>
+            <w:r>
+              <w:rPr>
+                <w:color w:val="000000"/>
+                <w:sz w:val="17"/>
+              </w:rPr>
+              <w:t>audfprint and agreement detected the loop in 4/4 at the inserted offset; semantics 0/4.</w:t>
             </w:r>
           </w:p>
         </w:tc>
@@ -19088,10 +18982,9 @@
     <w:p>
       <w:pPr>
         <w:spacing w:before="120"/>
-        <w:rPr/>
       </w:pPr>
       <w:r>
-        <w:t xml:space="preserve">A shared loop is real shared audio, so a fingerprint detection is correct but does not show that one song derives from the other. These are case counts on a small Lumina sample, not population false-positive rates. Real covers, pitch-shifted and time-stretched fingerprint queries remain untested.</w:t>
+        <w:t>A shared loop is real shared audio, so a fingerprint detection is correct but does not show that one song derives from the other. These are case counts on a small Lumina sample, not population false-positive rates. Real covers, pitch-shifted and time-stretched fingerprint queries remain untested.</w:t>
       </w:r>
     </w:p>
     <w:p>
@@ -19100,14 +18993,11 @@
         <w:keepNext/>
         <w:keepLines/>
       </w:pPr>
-      <w:bookmarkStart w:id="27" w:name="ManualSection28"/>
+      <w:bookmarkStart w:id="29" w:name="ManualSection28"/>
       <w:r>
-        <w:rPr>
-          <w:color w:val="000000"/>
-        </w:rPr>
         <w:t>7 Four Output Axes</w:t>
       </w:r>
-      <w:bookmarkEnd w:id="27"/>
+      <w:bookmarkEnd w:id="29"/>
     </w:p>
     <w:p>
       <w:pPr>
@@ -19123,14 +19013,11 @@
         <w:keepNext/>
         <w:keepLines/>
       </w:pPr>
-      <w:bookmarkStart w:id="28" w:name="ManualSection29"/>
+      <w:bookmarkStart w:id="30" w:name="ManualSection29"/>
       <w:r>
-        <w:rPr>
-          <w:color w:val="000000"/>
-        </w:rPr>
         <w:t>Common axis attributes</w:t>
       </w:r>
-      <w:bookmarkEnd w:id="28"/>
+      <w:bookmarkEnd w:id="30"/>
     </w:p>
     <w:tbl>
       <w:tblPr>
@@ -19712,21 +19599,18 @@
         <w:keepNext/>
         <w:keepLines/>
       </w:pPr>
-      <w:bookmarkStart w:id="29" w:name="ManualSection30"/>
+      <w:bookmarkStart w:id="31" w:name="ManualSection30"/>
       <w:r>
-        <w:rPr>
-          <w:color w:val="000000"/>
-        </w:rPr>
         <w:t>Completeness</w:t>
       </w:r>
-      <w:bookmarkEnd w:id="29"/>
+      <w:bookmarkEnd w:id="31"/>
     </w:p>
     <w:p>
       <w:pPr>
         <w:spacing w:line="276" w:lineRule="auto"/>
       </w:pPr>
       <w:r>
-        <w:t xml:space="preserve">For a selected workflow, common required rules, workflow required rules and triggered conditional rules form the applicable set. not_applicable rules and all optional rules are excluded. not_assessed rules reduce confidence but are excluded from the value denominator; missing rules remain assessed with no satisfied weight. Completeness equals satisfied assessed weight divided by total assessed weight. Confidence equals the count of assessed applicable rules divided by the count of applicable rules, not a weight ratio.</w:t>
+        <w:t>For a selected workflow, common required rules, workflow required rules and triggered conditional rules form the applicable set. not_applicable rules and all optional rules are excluded. not_assessed rules reduce confidence but are excluded from the value denominator; missing rules remain assessed with no satisfied weight. Completeness equals satisfied assessed weight divided by total assessed weight. Confidence equals the count of assessed applicable rules divided by the count of applicable rules, not a weight ratio.</w:t>
       </w:r>
     </w:p>
     <w:p>
@@ -19744,10 +19628,6 @@
         <w:keepLines/>
       </w:pPr>
       <w:r>
-        <w:rPr>
-          <w:color w:val="000000"/>
-        </w:rPr>
-        <w:lastRenderedPageBreak/>
         <w:t>Workflow selection</w:t>
       </w:r>
     </w:p>
@@ -19803,6 +19683,7 @@
                 <w:color w:val="FFFFFF"/>
                 <w:sz w:val="17"/>
               </w:rPr>
+              <w:lastRenderedPageBreak/>
               <w:t>workflow_id</w:t>
             </w:r>
           </w:p>
@@ -20052,7 +19933,7 @@
                 <w:color w:val="000000"/>
                 <w:sz w:val="17"/>
               </w:rPr>
-              <w:t xml:space="preserve">Hybrid recorded-audio and MIDI production</w:t>
+              <w:t>Hybrid recorded-audio and MIDI production</w:t>
             </w:r>
           </w:p>
         </w:tc>
@@ -20571,21 +20452,18 @@
         <w:keepNext/>
         <w:keepLines/>
       </w:pPr>
-      <w:bookmarkStart w:id="30" w:name="ManualSection31"/>
+      <w:bookmarkStart w:id="32" w:name="ManualSection31"/>
       <w:r>
-        <w:rPr>
-          <w:color w:val="000000"/>
-        </w:rPr>
         <w:t>Integrity</w:t>
       </w:r>
-      <w:bookmarkEnd w:id="30"/>
+      <w:bookmarkEnd w:id="32"/>
     </w:p>
     <w:p>
       <w:pPr>
         <w:spacing w:line="276" w:lineRule="auto"/>
       </w:pPr>
       <w:r>
-        <w:t xml:space="preserve">Integrity measures consistency among bound files, technical declarations, relationship parameters and parsed cross-evidence. Only file_integrity, declaration_consistency and cross_evidence_support contribute. Structural validity, the C2PA attestation axis, legacy physical placeholders and optional audio observations are excluded. C2PA-derived cross-checks may still contribute through cross_evidence_support; that is separate from adding the attestation axis itself.</w:t>
+        <w:t>Integrity measures consistency among bound files, technical declarations, relationship parameters and parsed cross-evidence. Only file_integrity, declaration_consistency and cross_evidence_support contribute. Structural validity, the C2PA attestation axis, legacy physical placeholders and optional audio observations are excluded. C2PA-derived cross-checks may still contribute through cross_evidence_support; that is separate from adding the attestation axis itself.</w:t>
       </w:r>
     </w:p>
     <w:tbl>
@@ -20650,7 +20528,6 @@
                 <w:sz w:val="17"/>
                 <w:szCs w:val="18"/>
               </w:rPr>
-              <w:lastRenderedPageBreak/>
               <w:t>Layer</w:t>
             </w:r>
           </w:p>
@@ -21258,9 +21135,6 @@
         <w:keepLines/>
       </w:pPr>
       <w:r>
-        <w:rPr>
-          <w:color w:val="000000"/>
-        </w:rPr>
         <w:t>Weighting and withholding</w:t>
       </w:r>
     </w:p>
@@ -21273,20 +21147,18 @@
       </w:r>
     </w:p>
     <w:p>
-      <w:pPr/>
       <w:r>
         <w:t>aggregate_cross_evidence groups observations by rule and available subject identity, such as audio, asset, source or target hashes. Document hashes, cue/selection labels and AAF mob names do not create extra votes for the same subject. One failed observation makes the grouped fact false even if correct copies outnumber it. For example, one sound report has a wrong timecode and 30 cosmetically different copies have the correct timecode: that recording/timecode fact still fails once. Raw observations remain in cross_evidence; cross_evidence_scored_facts records fact_id, observation indices, assessed tiers, conflicting outcomes and the representative check. Unidentified subjects remain separate unless the rule explicitly uses a collection scope.</w:t>
       </w:r>
     </w:p>
     <w:p>
-      <w:pPr/>
       <w:r>
         <w:t>Hash binding confirms that submitted bytes match the declared digest, not who created them or when. A submitter can alter a WAV and compute a new matching hash. Equal layer weights therefore describe a consistency policy, not equal or calibrated probabilities of authenticity. The file-layer rationale in the current policy is explanatory text and does not authenticate origin.</w:t>
       </w:r>
     </w:p>
     <w:p>
       <w:r>
-        <w:t xml:space="preserve">Let P be the populated contributing layers, L_i a layer value and w_i its configured weight. The candidate mean is M = sum(w_i × L_i for i in P) / sum(w_i for i in P). Missing layers have no weight in this denominator. Thus the weights are normalised over the evidence actually assessed rather than over all possible layers.</w:t>
+        <w:t>Let P be the populated contributing layers, L_i a layer value and w_i its configured weight. The candidate mean is M = sum(w_i × L_i for i in P) / sum(w_i for i in P). Missing layers have no weight in this denominator. Thus the weights are normalised over the evidence actually assessed rather than over all possible layers.</w:t>
       </w:r>
     </w:p>
     <w:p>
@@ -21296,7 +21168,7 @@
     </w:p>
     <w:p>
       <w:r>
-        <w:t xml:space="preserve">Confidence is round(0.8 × number of populated contributing layers / 3, 3), giving 0.267, 0.533 or 0.800. Availability is available for three populated layers, partial for one or two, and unavailable for none, before input-error adjustments. Withholding can therefore leave value null while availability is available and confidence is 0.800. Neither weights nor a cap change this confidence formula.</w:t>
+        <w:t>Confidence is round(0.8 × number of populated contributing layers / 3, 3), giving 0.267, 0.533 or 0.800. Availability is available for three populated layers, partial for one or two, and unavailable for none, before input-error adjustments. Withholding can therefore leave value null while availability is available and confidence is 0.800. Neither weights nor a cap change this confidence formula.</w:t>
       </w:r>
     </w:p>
     <w:tbl>
@@ -21594,6 +21466,7 @@
                 <w:color w:val="000000"/>
                 <w:sz w:val="17"/>
               </w:rPr>
+              <w:lastRenderedPageBreak/>
               <w:t>substantive_support_tiers</w:t>
             </w:r>
           </w:p>
@@ -21615,7 +21488,7 @@
                 <w:color w:val="000000"/>
                 <w:sz w:val="17"/>
               </w:rPr>
-              <w:t xml:space="preserve">signed_attestation; recorder_metadata</w:t>
+              <w:t>signed_attestation; recorder_metadata</w:t>
             </w:r>
           </w:p>
         </w:tc>
@@ -21674,7 +21547,7 @@
                 <w:color w:val="000000"/>
                 <w:sz w:val="17"/>
               </w:rPr>
-              <w:t xml:space="preserve">ceiling 0.8; denominator_layers 3</w:t>
+              <w:t>ceiling 0.8; denominator_layers 3</w:t>
             </w:r>
           </w:p>
         </w:tc>
@@ -21760,7 +21633,7 @@
                 <w:color w:val="000000"/>
                 <w:sz w:val="17"/>
               </w:rPr>
-              <w:t xml:space="preserve">Must be supplied together with a non-empty severe_contradiction_rules list, or both omitted to disable capping.</w:t>
+              <w:t>Must be supplied together with a non-empty severe_contradiction_rules list, or both omitted to disable capping.</w:t>
             </w:r>
           </w:p>
         </w:tc>
@@ -21814,9 +21687,7 @@
     </w:p>
     <w:p>
       <w:r>
-        <w:t xml:space="preserve">load_scoring_profile rejects duplicate or unknown keys, missing layers and invalid values rather than silently substituting defaults. layer_weight_rationale is documentation only. assessment_checks.scoring_profile </w:t>
-        <w:lastRenderedPageBreak/>
-        <w:t xml:space="preserve">records the active ID and version; integrity_layers records each effective weight. A configuration change must be versioned if results need to be reproducible.</w:t>
+        <w:t>load_scoring_profile rejects duplicate or unknown keys, missing layers and invalid values rather than silently substituting defaults. layer_weight_rationale is documentation only. assessment_checks.scoring_profile records the active ID and version; integrity_layers records each effective weight. A configuration change must be versioned if results need to be reproducible.</w:t>
       </w:r>
     </w:p>
     <w:p>
@@ -21826,9 +21697,6 @@
         <w:keepLines/>
       </w:pPr>
       <w:r>
-        <w:rPr>
-          <w:color w:val="000000"/>
-        </w:rPr>
         <w:t>Evidence tiers</w:t>
       </w:r>
     </w:p>
@@ -22001,7 +21869,7 @@
                 <w:color w:val="000000"/>
                 <w:sz w:val="17"/>
               </w:rPr>
-              <w:t xml:space="preserve">C2PA claim from a signer on a pinned trust list (trusted_c2pa or trusted_legacy_itl), or an AI-generation label from any valid signature or a known AI signer (asymmetric trust, Section 8).</w:t>
+              <w:t>C2PA claim from a signer on a pinned trust list (trusted_c2pa or trusted_legacy_itl), or an AI-generation label from any valid signature or a known AI signer (asymmetric trust, Section 8).</w:t>
             </w:r>
           </w:p>
         </w:tc>
@@ -22135,21 +22003,7 @@
                 <w:color w:val="000000"/>
                 <w:sz w:val="17"/>
               </w:rPr>
-              <w:t xml:space="preserve">Document, MIDI or </w:t>
-            </w:r>
-            <w:r>
-              <w:rPr>
-                <w:color w:val="000000"/>
-                <w:sz w:val="17"/>
-              </w:rPr>
-              <w:t xml:space="preserve">untrusted, unclear or invalid C2PA</w:t>
-            </w:r>
-            <w:r>
-              <w:rPr>
-                <w:color w:val="000000"/>
-                <w:sz w:val="17"/>
-              </w:rPr>
-              <w:t xml:space="preserve"> comparisons against the graph, declarations or file properties.</w:t>
+              <w:t>Document, MIDI or untrusted, unclear or invalid C2PA comparisons against the graph, declarations or file properties.</w:t>
             </w:r>
           </w:p>
         </w:tc>
@@ -22195,9 +22049,6 @@
         <w:keepLines/>
       </w:pPr>
       <w:r>
-        <w:rPr>
-          <w:color w:val="000000"/>
-        </w:rPr>
         <w:t>Severe contradiction cap</w:t>
       </w:r>
     </w:p>
@@ -22256,6 +22107,7 @@
                 <w:color w:val="FFFFFF"/>
                 <w:sz w:val="17"/>
               </w:rPr>
+              <w:lastRenderedPageBreak/>
               <w:t>Severe rule identifier</w:t>
             </w:r>
           </w:p>
@@ -22558,7 +22410,7 @@
                 <w:color w:val="000000"/>
                 <w:sz w:val="17"/>
               </w:rPr>
-              <w:t xml:space="preserve">A CompSheet selection has no matching declared comp edge.</w:t>
+              <w:t>A CompSheet selection has no matching declared comp edge.</w:t>
             </w:r>
           </w:p>
         </w:tc>
@@ -22571,13 +22423,10 @@
     </w:p>
     <w:p>
       <w:r>
-        <w:t xml:space="preserve">These rules are the configured severe set, not every possible contradiction. Timecode mismatches are ordinary contradictions. If any severe rule fires, assessment_checks.severe_contradiction_cap contains one record with cap, triggered_rules, weighted_mean, value and value_lowered. A record is retained even when the candidate mean was already at or below the ceiling.</w:t>
+        <w:t>These rules are the configured severe set, not every possible contradiction. Timecode mismatches are ordinary contradictions. If any severe rule fires, assessment_checks.severe_contradiction_cap contains one record with cap, triggered_rules, weighted_mean, value and value_lowered. A record is retained even when the candidate mean was already at or below the ceiling.</w:t>
       </w:r>
     </w:p>
     <w:p>
-      <w:pPr>
-        <w:rPr/>
-      </w:pPr>
       <w:r>
         <w:t>final_c2pa_manifest_validates is an ordinary cross-evidence rule. When the SDK reports the final artefact's manifest as Invalid, the rule is assessed with passed=false and lists the failure codes. Its failed fact lowers the cross-evidence pass fraction and marks Integrity contradicted, but it is not a configured severe rule and cannot by itself release a withheld value or apply the cap. Valid, Trusted, absent or unread manifests do not add this rule. An edited-after-signing file retaining the old manifest follows the same rule.</w:t>
       </w:r>
@@ -22585,10 +22434,9 @@
     <w:p>
       <w:pPr>
         <w:spacing w:line="276" w:lineRule="auto"/>
-        <w:rPr/>
       </w:pPr>
       <w:r>
-        <w:t xml:space="preserve">An unreadable final manifest (a C2PA chunk the SDK cannot read) withholds the Integrity value with release_reason final_attestation_unreadable unless a severe contradiction releases the capped value; an absent manifest has no effect. integrity_decision.qualifying_facts lists each fact that satisfied the support condition. Section 8 lists every C2PA state with its effects.</w:t>
+        <w:t>An unreadable final manifest (a C2PA chunk the SDK cannot read) withholds the Integrity value with release_reason final_attestation_unreadable unless a severe contradiction releases the capped value; an absent manifest has no effect. integrity_decision.qualifying_facts lists each fact that satisfied the support condition. Section 8 lists every C2PA state with its effects.</w:t>
       </w:r>
     </w:p>
     <w:p>
@@ -22598,9 +22446,6 @@
         <w:keepLines/>
       </w:pPr>
       <w:r>
-        <w:rPr>
-          <w:color w:val="000000"/>
-        </w:rPr>
         <w:t>Worked Integrity examples</w:t>
       </w:r>
     </w:p>
@@ -22658,7 +22503,6 @@
                 <w:color w:val="FFFFFF"/>
                 <w:sz w:val="17"/>
               </w:rPr>
-              <w:lastRenderedPageBreak/>
               <w:t>F / D / X</w:t>
             </w:r>
           </w:p>
@@ -23008,9 +22852,6 @@
         <w:keepLines/>
       </w:pPr>
       <w:r>
-        <w:rPr>
-          <w:color w:val="000000"/>
-        </w:rPr>
         <w:t>Score explanations</w:t>
       </w:r>
     </w:p>
@@ -23019,7 +22860,9 @@
         <w:spacing w:line="276" w:lineRule="auto"/>
       </w:pPr>
       <w:r>
-        <w:t xml:space="preserve">Successful responses with include_reasoning=true carry assessment_checks.score_explanations, one entry per axis. The Integrity entry lists contributing layers, statuses, values, weights and check counts; withholding; tier counts; cap information; and a sentence for each failed Boolean check. Specialised descriptions include compared values when available, such as a sound-report timecode difference. Other checks can use a generic rule-and-artefact statement. The same contradiction descriptions appear in Integrity reasoning.</w:t>
+        <w:t xml:space="preserve">Successful responses with include_reasoning=true carry assessment_checks.score_explanations, one entry per axis. The Integrity entry lists contributing layers, statuses, values, weights and check counts; withholding; tier counts; cap information; and a sentence for each failed Boolean check. Specialised descriptions include compared values when available, such as a sound-report timecode difference. Other checks can use a generic rule-and-artefact statement. The same contradiction descriptions appear in Integrity reasoning. The counts are computed once and stored in assessment_checks.integrity_decision as contradiction_count, assessed_fact_count and fact_counts_by_layer, so they remain available when include_reasoning=false omits the explanations; the Integrity explanation repeats them. When anything is contradicted, the Integrity reasoning and the first statement start with the count and name the contradicted layers, for example "1 of 122 assessed facts is contradicted (cross_evidence_support 1 of 104)", because one contradiction among many honest facts barely moves the weighted mean (0.995 in that Project Rock case). The desktop results read the count from integrity_decision and show it beside the value, for example "0.990 (contradicted: 2)".</w:t>
+        <w:lastRenderedPageBreak/>
+        <w:t/>
       </w:r>
     </w:p>
     <w:p>
@@ -23044,11 +22887,10 @@
     </w:p>
     <w:p>
       <w:r>
-        <w:t xml:space="preserve">score_explanations.cap_applied is true only when a cap actually lowers the mean. Its cap field can therefore be populated while cap_applied is false. weighted_mean is the pre-cap mean when a cap record exists; otherwise it mirrors the final Integrity value, so it remains null for a withheld value. include_reasoning=false sets axis reasoning to null and omits score_explanations; detailed checks, cap records and diagnostic messages remain.</w:t>
+        <w:t>score_explanations.cap_applied is true only when a cap actually lowers the mean. Its cap field can therefore be populated while cap_applied is false. weighted_mean is the pre-cap mean when a cap record exists; otherwise it mirrors the final Integrity value, so it remains null for a withheld value. include_reasoning=false sets axis reasoning to null and omits score_explanations; detailed checks, cap records and diagnostic messages remain.</w:t>
       </w:r>
     </w:p>
     <w:p>
-      <w:pPr/>
       <w:r>
         <w:t>axes.integrity.status and assessment_checks.integrity_decision distinguish consistent, contradicted and insufficient_evidence, even when value is null. The decision also records numeric_release, release_reason, qualifying_cross_evidence_assessed, severe_contradiction_present and the explicit ordinary_contradiction_release_allowed=false. For example, a wrong sample-rate declaration with no qualifying cross-evidence remains value=null but status=contradicted, rather than appearing identical to an evidence shortage.</w:t>
       </w:r>
@@ -23059,21 +22901,18 @@
         <w:keepNext/>
         <w:keepLines/>
       </w:pPr>
-      <w:bookmarkStart w:id="31" w:name="ManualSection32"/>
+      <w:bookmarkStart w:id="33" w:name="ManualSection32"/>
       <w:r>
-        <w:rPr>
-          <w:color w:val="000000"/>
-        </w:rPr>
         <w:t>Attestation strength</w:t>
       </w:r>
-      <w:bookmarkEnd w:id="31"/>
+      <w:bookmarkEnd w:id="33"/>
     </w:p>
     <w:p>
       <w:pPr>
         <w:spacing w:line="276" w:lineRule="auto"/>
       </w:pPr>
       <w:r>
-        <w:t xml:space="preserve">Attestation strength evaluates C2PA records associated with the final artefact. Embedded records associate with their container; standalone records associate through adjacent declared graph relationships. Only records whose asset_hash equals final_artefact_hash enter the axis. Supporting records remain visible but cannot raise it. A standalone record associated with the final can contribute; graph adjacency alone is not cryptographic content binding, so inspect SDK validation and binding details together.</w:t>
+        <w:t>Attestation strength evaluates C2PA records associated with the final artefact. Embedded records associate with their container; standalone records associate through adjacent declared graph relationships. Only records whose asset_hash equals final_artefact_hash enter the axis. Supporting records remain visible but cannot raise it. A standalone record associated with the final can contribute; graph adjacency alone is not cryptographic content binding, so inspect SDK validation and binding details together.</w:t>
       </w:r>
     </w:p>
     <w:tbl>
@@ -23343,7 +23182,7 @@
                 <w:color w:val="000000"/>
                 <w:sz w:val="17"/>
               </w:rPr>
-              <w:t xml:space="preserve">The implemented state is manifest_absent for the final.</w:t>
+              <w:t>The implemented state is manifest_absent for the final.</w:t>
             </w:r>
           </w:p>
         </w:tc>
@@ -23408,7 +23247,7 @@
                 <w:color w:val="000000"/>
                 <w:sz w:val="17"/>
               </w:rPr>
-              <w:t xml:space="preserve">c2pa-python is a required dependency; reinstall from requirements.txt. C2PA_PARSER_UNAVAILABLE is reported at medium severity.</w:t>
+              <w:t>c2pa-python is a required dependency; reinstall from requirements.txt. C2PA_PARSER_UNAVAILABLE is reported at medium severity.</w:t>
             </w:r>
           </w:p>
         </w:tc>
@@ -23433,7 +23272,7 @@
                 <w:color w:val="000000"/>
                 <w:sz w:val="17"/>
               </w:rPr>
-              <w:t xml:space="preserve">C2PA chunk present, but no manifest could be read</w:t>
+              <w:t>C2PA chunk present, but no manifest could be read</w:t>
             </w:r>
           </w:p>
         </w:tc>
@@ -23473,14 +23312,7 @@
                 <w:color w:val="000000"/>
                 <w:sz w:val="17"/>
               </w:rPr>
-              <w:t>Reader failure is not manifest absence.</w:t>
-            </w:r>
-            <w:r>
-              <w:rPr>
-                <w:color w:val="000000"/>
-                <w:sz w:val="17"/>
-              </w:rPr>
-              <w:t xml:space="preserve"> Integrity is withheld (final_attestation_unreadable). A reader failure on a file without a C2PA chunk counts as absent.</w:t>
+              <w:t>Reader failure is not manifest absence. Integrity is withheld (final_attestation_unreadable). A reader failure on a file without a C2PA chunk counts as absent.</w:t>
             </w:r>
           </w:p>
         </w:tc>
@@ -23610,7 +23442,7 @@
                 <w:color w:val="000000"/>
                 <w:sz w:val="17"/>
               </w:rPr>
-              <w:t xml:space="preserve">SDK reported invalid validation; a C2PA_CONTENT_BINDING_FAILED, C2PA_SIGNATURE_INVALID or C2PA_VALIDATION_FAILED finding names the failure codes.</w:t>
+              <w:t>SDK reported invalid validation; a C2PA_CONTENT_BINDING_FAILED, C2PA_SIGNATURE_INVALID or C2PA_VALIDATION_FAILED finding names the failure codes.</w:t>
             </w:r>
           </w:p>
         </w:tc>
@@ -23635,7 +23467,7 @@
                 <w:color w:val="000000"/>
                 <w:sz w:val="17"/>
               </w:rPr>
-              <w:t xml:space="preserve">Valid, signer untrusted</w:t>
+              <w:t>Valid, signer untrusted</w:t>
             </w:r>
           </w:p>
         </w:tc>
@@ -23655,7 +23487,7 @@
                 <w:color w:val="000000"/>
                 <w:sz w:val="17"/>
               </w:rPr>
-              <w:t xml:space="preserve">partial; 0.3; confidence 0.9</w:t>
+              <w:t>partial; 0.3; confidence 0.9</w:t>
             </w:r>
           </w:p>
         </w:tc>
@@ -23675,7 +23507,7 @@
                 <w:color w:val="000000"/>
                 <w:sz w:val="17"/>
               </w:rPr>
-              <w:t xml:space="preserve">Binding and signature verify, but the signer is on neither pinned list. C2PA_SIGNER_UNTRUSTED is reported and human-authorship claims count only as submitter documents.</w:t>
+              <w:t>Binding and signature verify, but the signer is on neither pinned list. C2PA_SIGNER_UNTRUSTED is reported and human-authorship claims count only as submitter documents.</w:t>
             </w:r>
           </w:p>
         </w:tc>
@@ -23701,7 +23533,8 @@
                 <w:color w:val="000000"/>
                 <w:sz w:val="17"/>
               </w:rPr>
-              <w:t xml:space="preserve">Trusted (C2PA Trust List)</w:t>
+              <w:lastRenderedPageBreak/>
+              <w:t>Trusted (C2PA Trust List)</w:t>
             </w:r>
           </w:p>
         </w:tc>
@@ -23743,7 +23576,7 @@
                 <w:color w:val="000000"/>
                 <w:sz w:val="17"/>
               </w:rPr>
-              <w:t xml:space="preserve">The signer chains to the pinned C2PA Trust List.</w:t>
+              <w:t>The signer chains to the pinned C2PA Trust List.</w:t>
             </w:r>
           </w:p>
         </w:tc>
@@ -23763,14 +23596,13 @@
               <w:keepNext/>
               <w:keepLines/>
               <w:spacing w:after="40" w:line="254" w:lineRule="auto"/>
-              <w:rPr/>
-            </w:pPr>
-            <w:r>
-              <w:rPr>
-                <w:color w:val="000000"/>
-                <w:sz w:val="17"/>
-              </w:rPr>
-              <w:t xml:space="preserve">Trusted (legacy Interim Trust List)</w:t>
+            </w:pPr>
+            <w:r>
+              <w:rPr>
+                <w:color w:val="000000"/>
+                <w:sz w:val="17"/>
+              </w:rPr>
+              <w:t>Trusted (legacy Interim Trust List)</w:t>
             </w:r>
           </w:p>
         </w:tc>
@@ -23785,14 +23617,13 @@
               <w:keepNext/>
               <w:keepLines/>
               <w:spacing w:after="40" w:line="254" w:lineRule="auto"/>
-              <w:rPr/>
-            </w:pPr>
-            <w:r>
-              <w:rPr>
-                <w:color w:val="000000"/>
-                <w:sz w:val="17"/>
-              </w:rPr>
-              <w:t xml:space="preserve">available; 0.9; confidence 0.9</w:t>
+            </w:pPr>
+            <w:r>
+              <w:rPr>
+                <w:color w:val="000000"/>
+                <w:sz w:val="17"/>
+              </w:rPr>
+              <w:t>available; 0.9; confidence 0.9</w:t>
             </w:r>
           </w:p>
         </w:tc>
@@ -23807,14 +23638,13 @@
               <w:keepNext/>
               <w:keepLines/>
               <w:spacing w:after="40" w:line="254" w:lineRule="auto"/>
-              <w:rPr/>
-            </w:pPr>
-            <w:r>
-              <w:rPr>
-                <w:color w:val="000000"/>
-                <w:sz w:val="17"/>
-              </w:rPr>
-              <w:t xml:space="preserve">The signer chains to the frozen ITL and the SDK reported a signing time before 1 January 2026.</w:t>
+            </w:pPr>
+            <w:r>
+              <w:rPr>
+                <w:color w:val="000000"/>
+                <w:sz w:val="17"/>
+              </w:rPr>
+              <w:t>The signer chains to the frozen ITL and the SDK reported a signing time before 1 January 2026.</w:t>
             </w:r>
           </w:p>
         </w:tc>
@@ -23859,7 +23689,7 @@
                 <w:color w:val="000000"/>
                 <w:sz w:val="17"/>
               </w:rPr>
-              <w:t xml:space="preserve">partial; 0.25 with signature, else 0.1; confidence 0.6</w:t>
+              <w:t>partial; 0.25 with signature, else 0.1; confidence 0.6</w:t>
             </w:r>
           </w:p>
         </w:tc>
@@ -23890,25 +23720,12 @@
         <w:spacing w:before="120"/>
       </w:pPr>
       <w:r>
-        <w:t xml:space="preserve">Across final-associated manifests, </w:t>
-      </w:r>
-      <w:r>
-        <w:t xml:space="preserve">Invalid takes precedence, followed by trusted_c2pa, trusted_legacy_itl and untrusted</w:t>
-      </w:r>
-      <w:r>
-        <w:t xml:space="preserve">. C2PA reading explicitly disables remote-manifest and OCSP fetches; </w:t>
-      </w:r>
-      <w:r>
-        <w:t xml:space="preserve">trust is decided only by the pinned trust lists in policies/c2pa_trust/, and revocation is not checked (Section 8)</w:t>
-      </w:r>
-      <w:r>
-        <w:t xml:space="preserve">. The attestation score is not a verification of every ingredient assertion, authorship claim or historical relationship.</w:t>
+        <w:t>Across final-associated manifests, Invalid takes precedence, followed by trusted_c2pa, trusted_legacy_itl and untrusted. C2PA reading explicitly disables remote-manifest and OCSP fetches; trust is decided only by the pinned trust lists in policies/c2pa_trust/, and revocation is not checked (Section 8). The attestation score is not a verification of every ingredient assertion, authorship claim or historical relationship.</w:t>
       </w:r>
     </w:p>
     <w:p>
       <w:pPr>
         <w:spacing w:before="120"/>
-        <w:rPr/>
       </w:pPr>
       <w:r>
         <w:t>An Invalid manifest is reported as a finding, distinguishing it from an absent manifest even though both give an attestation value of 0.0. signingCredential.trusted and signingCredential.untrusted are excluded from the failure-code list; signer trust alone is not a content-tampering result. assertion.dataHash, assertion.bmffHash, assertion.boxesHash or assertion.collectionHash failures produce C2PA_CONTENT_BINDING_FAILED. For example, editing audio after signing while retaining the old manifest can cause this finding; a mismatched manifest is another possible cause. claimSignature or other signingCredential failures produce C2PA_SIGNATURE_INVALID; remaining failures produce C2PA_VALIDATION_FAILED. Final-artefact findings are medium severity. Supporting-artefact findings are low severity with scope supporting and do not add the final-manifest Integrity contradiction. For an Invalid final manifest, attestation reasoning lists failure codes rather than describing the binding as valid.</w:t>
@@ -23920,14 +23737,11 @@
         <w:keepNext/>
         <w:keepLines/>
       </w:pPr>
-      <w:bookmarkStart w:id="32" w:name="ManualSection33"/>
+      <w:bookmarkStart w:id="34" w:name="ManualSection33"/>
       <w:r>
-        <w:rPr>
-          <w:color w:val="000000"/>
-        </w:rPr>
         <w:t>AI disclosure</w:t>
       </w:r>
-      <w:bookmarkEnd w:id="32"/>
+      <w:bookmarkEnd w:id="34"/>
     </w:p>
     <w:p>
       <w:pPr>
@@ -23943,14 +23757,11 @@
         <w:keepNext/>
         <w:keepLines/>
       </w:pPr>
-      <w:bookmarkStart w:id="33" w:name="ManualSection34"/>
+      <w:bookmarkStart w:id="35" w:name="ManualSection34"/>
       <w:r>
-        <w:rPr>
-          <w:color w:val="000000"/>
-        </w:rPr>
         <w:t>Supporting response fields</w:t>
       </w:r>
-      <w:bookmarkEnd w:id="33"/>
+      <w:bookmarkEnd w:id="35"/>
     </w:p>
     <w:tbl>
       <w:tblPr>
@@ -24474,15 +24285,7 @@
                 <w:sz w:val="17"/>
                 <w:szCs w:val="18"/>
               </w:rPr>
-              <w:t xml:space="preserve">C2PA state, signature, </w:t>
-            </w:r>
-            <w:r>
-              <w:rPr>
-                <w:color w:val="000000"/>
-                <w:sz w:val="17"/>
-                <w:szCs w:val="18"/>
-              </w:rPr>
-              <w:t xml:space="preserve">trust_status, trust_source, revocation_status, signer, codes</w:t>
+              <w:t>C2PA state, signature, trust_status, trust_source, revocation_status, signer, codes</w:t>
             </w:r>
           </w:p>
         </w:tc>
@@ -24755,6 +24558,7 @@
                 <w:sz w:val="17"/>
                 <w:szCs w:val="18"/>
               </w:rPr>
+              <w:lastRenderedPageBreak/>
               <w:t>findings</w:t>
             </w:r>
           </w:p>
@@ -25222,7 +25026,7 @@
         <w:spacing w:before="120"/>
       </w:pPr>
       <w:r>
-        <w:t xml:space="preserve">All four axes are present in a valid response. Optional decision and overall_score fields exist in the candidate response schema but are not emitted by this evaluator. processing_ms includes the appended diagnostic stage when enabled; resource_usage.cpu_ms is measured by the core worker and is not a total for its diagnostic subprocesses. peak_rss_kib may remain null.</w:t>
+        <w:t>All four axes are present in a valid response. Optional decision and overall_score fields exist in the candidate response schema but are not emitted by this evaluator. processing_ms includes the appended diagnostic stage when enabled; resource_usage.cpu_ms is measured by the core worker and is not a total for its diagnostic subprocesses. peak_rss_kib may remain null.</w:t>
       </w:r>
     </w:p>
     <w:p>
@@ -25230,33 +25034,27 @@
         <w:pStyle w:val="Heading1"/>
         <w:keepNext/>
         <w:keepLines/>
-        <w:rPr/>
       </w:pPr>
-      <w:bookmarkStart w:id="301" w:name="ManualSection44"/>
+      <w:bookmarkStart w:id="36" w:name="ManualSection44"/>
       <w:r>
-        <w:rPr>
-          <w:color w:val="000000"/>
-        </w:rPr>
-        <w:t xml:space="preserve">8 C2PA Provenance, Trust and Findings</w:t>
+        <w:t>8 C2PA Provenance, Trust and Findings</w:t>
       </w:r>
-      <w:bookmarkEnd w:id="301"/>
+      <w:bookmarkEnd w:id="36"/>
     </w:p>
     <w:p>
       <w:pPr>
         <w:spacing w:line="276" w:lineRule="auto"/>
-        <w:rPr/>
       </w:pPr>
       <w:r>
-        <w:t xml:space="preserve">C2PA Content Credentials are signed manifests stored in a file. A manifest records claims such as the generating tool, actions and ingredients, a hash that binds the claims to the file's content, and a signature made with a certificate. This chapter describes how version 0.8.0 reads manifests, decides whom to trust, reports every state of the final artefact's manifest and lets C2PA affect the Attestation strength and Integrity axes.</w:t>
+        <w:t>C2PA Content Credentials are signed manifests stored in a file. A manifest records claims such as the generating tool, actions and ingredients, a hash that binds the claims to the file's content, and a signature made with a certificate. This chapter describes how version 0.8.0 reads manifests, decides whom to trust, reports every state of the final artefact's manifest and lets C2PA affect the Attestation strength and Integrity axes. Its known limitations are listed in Section 10.</w:t>
       </w:r>
     </w:p>
     <w:p>
       <w:pPr>
         <w:spacing w:line="276" w:lineRule="auto"/>
-        <w:rPr/>
       </w:pPr>
       <w:r>
-        <w:t xml:space="preserve">The design separates four questions that a single valid flag used to mix: whether the content still matches the signed hash (binding), whether the signature verifies (signature), whether the signer is known (identity) and whether the certificate has been revoked (revocation). The first three are checked. Revocation is never checked because validation runs offline, so revocation_status is always not_checked.</w:t>
+        <w:t>The design separates four questions that a single valid flag used to mix: whether the content still matches the signed hash (binding), whether the signature verifies (signature), whether the signer is known (identity) and whether the certificate has been revoked (revocation). The first three are checked. Revocation is never checked because validation runs offline, so revocation_status is always not_checked.</w:t>
       </w:r>
     </w:p>
     <w:p>
@@ -25264,33 +25062,27 @@
         <w:pStyle w:val="Heading2"/>
         <w:keepNext/>
         <w:keepLines/>
-        <w:rPr/>
       </w:pPr>
-      <w:bookmarkStart w:id="302" w:name="ManualSection45"/>
+      <w:bookmarkStart w:id="37" w:name="ManualSection45"/>
       <w:r>
-        <w:rPr>
-          <w:color w:val="000000"/>
-        </w:rPr>
-        <w:t xml:space="preserve">Reading and the C2PA chunk</w:t>
+        <w:t>Reading and the C2PA chunk</w:t>
       </w:r>
-      <w:bookmarkEnd w:id="302"/>
+      <w:bookmarkEnd w:id="37"/>
     </w:p>
     <w:p>
       <w:pPr>
         <w:spacing w:line="276" w:lineRule="auto"/>
-        <w:rPr/>
       </w:pPr>
       <w:r>
-        <w:t xml:space="preserve">legacy_parsers/c2pa_parser.py reads manifests with c2pa-python 0.37.10, a required dependency in requirements.txt. Remote manifest and OCSP fetches are disabled. If the SDK is missing, C2PA_PARSER_UNAVAILABLE is reported at medium severity and the final state is not_checked; the evaluator never treats such a file as unsigned.</w:t>
+        <w:t>legacy_parsers/c2pa_parser.py reads manifests with c2pa-python 0.37.10, a required dependency in requirements.txt. Remote manifest and OCSP fetches are disabled. If the SDK is missing, C2PA_PARSER_UNAVAILABLE is reported at medium severity and the final state is not_checked; the evaluator never treats such a file as unsigned.</w:t>
       </w:r>
     </w:p>
     <w:p>
       <w:pPr>
         <w:spacing w:line="276" w:lineRule="auto"/>
-        <w:rPr/>
       </w:pPr>
       <w:r>
-        <w:t xml:space="preserve">A WAV file can carry an embedded manifest only in a RIFF chunk with the identifier C2PA. The WAV parser's embedded_metadata.other_chunks list is therefore a precondition for every reader outcome (_reconcile_with_c2pa_chunk in assessment_passes.py). If the SDK fails on a file with no C2PA chunk, a warning is recorded and the file is treated as having no manifest. If the file has a C2PA chunk but the SDK fails or finds no manifest in it, the manifest is unreadable, not absent. When the WAV parser itself fails, the chunk list is unknown and the SDK result is kept. c2pa_chunk_present records the observation on the parser record.</w:t>
+        <w:t>A WAV file can carry an embedded manifest only in a RIFF chunk with the identifier C2PA. The WAV parser's embedded_metadata.other_chunks list is therefore a precondition for every reader outcome (_reconcile_with_c2pa_chunk in assessment_passes.py). If the SDK fails on a file with no C2PA chunk, a warning is recorded and the file is treated as having no manifest. If the file has a C2PA chunk but the SDK fails or finds no manifest in it, the manifest is unreadable, not absent. When the WAV parser itself fails, the chunk list is unknown and the SDK result is kept. c2pa_chunk_present records the observation on the parser record.</w:t>
       </w:r>
     </w:p>
     <w:p>
@@ -25298,24 +25090,21 @@
         <w:pStyle w:val="Heading2"/>
         <w:keepNext/>
         <w:keepLines/>
-        <w:rPr/>
       </w:pPr>
-      <w:bookmarkStart w:id="303" w:name="ManualSection46"/>
+      <w:bookmarkStart w:id="38" w:name="ManualSection46"/>
       <w:r>
-        <w:rPr>
-          <w:color w:val="000000"/>
-        </w:rPr>
-        <w:t xml:space="preserve">Pinned trust lists</w:t>
+        <w:t>Pinned trust lists</w:t>
       </w:r>
-      <w:bookmarkEnd w:id="303"/>
+      <w:bookmarkEnd w:id="38"/>
     </w:p>
     <w:p>
       <w:pPr>
         <w:spacing w:line="276" w:lineRule="auto"/>
-        <w:rPr/>
       </w:pPr>
       <w:r>
-        <w:t xml:space="preserve">Trust is decided by lists stored in the repository under policies/c2pa_trust/ and described by trust_lists.json. Each file is pinned by the commit of its source repository and by its own SHA-256. load_trust_configuration verifies every hash before the first read and raises TrustListIntegrityError if a file has changed, so a silently edited list cannot change trust decisions. assessment_checks.c2pa_trust_configuration records the commits and hashes used for each response.</w:t>
+        <w:t xml:space="preserve">Trust is decided by lists stored in the repository under policies/c2pa_trust/ and described by trust_lists.json. Each file is pinned by the commit of its source repository and by its own SHA-256. load_trust_configuration </w:t>
+        <w:lastRenderedPageBreak/>
+        <w:t>verifies every hash before the first read and raises TrustListIntegrityError if a file has changed, so a silently edited list cannot change trust decisions. assessment_checks.c2pa_trust_configuration records the commits and hashes used for each response.</w:t>
       </w:r>
     </w:p>
     <w:tbl>
@@ -25371,7 +25160,6 @@
               <w:keepNext/>
               <w:keepLines/>
               <w:spacing w:after="40" w:line="254" w:lineRule="auto"/>
-              <w:rPr/>
             </w:pPr>
             <w:r>
               <w:rPr>
@@ -25381,7 +25169,7 @@
                 <w:sz w:val="17"/>
                 <w:szCs w:val="18"/>
               </w:rPr>
-              <w:t xml:space="preserve">List</w:t>
+              <w:t>List</w:t>
             </w:r>
           </w:p>
         </w:tc>
@@ -25408,7 +25196,6 @@
               <w:keepNext/>
               <w:keepLines/>
               <w:spacing w:after="40" w:line="254" w:lineRule="auto"/>
-              <w:rPr/>
             </w:pPr>
             <w:r>
               <w:rPr>
@@ -25418,7 +25205,7 @@
                 <w:sz w:val="17"/>
                 <w:szCs w:val="18"/>
               </w:rPr>
-              <w:t xml:space="preserve">Source and pin</w:t>
+              <w:t>Source and pin</w:t>
             </w:r>
           </w:p>
         </w:tc>
@@ -25445,7 +25232,6 @@
               <w:keepNext/>
               <w:keepLines/>
               <w:spacing w:after="40" w:line="254" w:lineRule="auto"/>
-              <w:rPr/>
             </w:pPr>
             <w:r>
               <w:rPr>
@@ -25455,7 +25241,7 @@
                 <w:sz w:val="17"/>
                 <w:szCs w:val="18"/>
               </w:rPr>
-              <w:t xml:space="preserve">Use in the evaluator</w:t>
+              <w:t>Use in the evaluator</w:t>
             </w:r>
           </w:p>
         </w:tc>
@@ -25475,14 +25261,13 @@
               <w:keepNext/>
               <w:keepLines/>
               <w:spacing w:after="40" w:line="254" w:lineRule="auto"/>
-              <w:rPr/>
-            </w:pPr>
-            <w:r>
-              <w:rPr>
-                <w:color w:val="000000"/>
-                <w:sz w:val="17"/>
-              </w:rPr>
-              <w:t xml:space="preserve">C2PA Trust List</w:t>
+            </w:pPr>
+            <w:r>
+              <w:rPr>
+                <w:color w:val="000000"/>
+                <w:sz w:val="17"/>
+              </w:rPr>
+              <w:t>C2PA Trust List</w:t>
             </w:r>
           </w:p>
         </w:tc>
@@ -25497,14 +25282,13 @@
               <w:keepNext/>
               <w:keepLines/>
               <w:spacing w:after="40" w:line="254" w:lineRule="auto"/>
-              <w:rPr/>
-            </w:pPr>
-            <w:r>
-              <w:rPr>
-                <w:color w:val="000000"/>
-                <w:sz w:val="17"/>
-              </w:rPr>
-              <w:t xml:space="preserve">c2pa-org/conformance-public at commit 47009ee (17 October 2026), trust-list/C2PA-TRUST-LIST.pem</w:t>
+            </w:pPr>
+            <w:r>
+              <w:rPr>
+                <w:color w:val="000000"/>
+                <w:sz w:val="17"/>
+              </w:rPr>
+              <w:t>c2pa-org/conformance-public at commit 47009ee (17 October 2026), trust-list/C2PA-TRUST-LIST.pem</w:t>
             </w:r>
           </w:p>
         </w:tc>
@@ -25519,14 +25303,13 @@
               <w:keepNext/>
               <w:keepLines/>
               <w:spacing w:after="40" w:line="254" w:lineRule="auto"/>
-              <w:rPr/>
-            </w:pPr>
-            <w:r>
-              <w:rPr>
-                <w:color w:val="000000"/>
-                <w:sz w:val="17"/>
-              </w:rPr>
-              <w:t xml:space="preserve">Trust anchors for conforming signers. A manifest the SDK reports as Trusted with these anchors is trusted_c2pa.</w:t>
+            </w:pPr>
+            <w:r>
+              <w:rPr>
+                <w:color w:val="000000"/>
+                <w:sz w:val="17"/>
+              </w:rPr>
+              <w:t>Trust anchors for conforming signers. A manifest the SDK reports as Trusted with these anchors is trusted_c2pa.</w:t>
             </w:r>
           </w:p>
         </w:tc>
@@ -25546,14 +25329,13 @@
               <w:keepNext/>
               <w:keepLines/>
               <w:spacing w:after="40" w:line="254" w:lineRule="auto"/>
-              <w:rPr/>
-            </w:pPr>
-            <w:r>
-              <w:rPr>
-                <w:color w:val="000000"/>
-                <w:sz w:val="17"/>
-              </w:rPr>
-              <w:t xml:space="preserve">C2PA TSA Trust List</w:t>
+            </w:pPr>
+            <w:r>
+              <w:rPr>
+                <w:color w:val="000000"/>
+                <w:sz w:val="17"/>
+              </w:rPr>
+              <w:t>C2PA TSA Trust List</w:t>
             </w:r>
           </w:p>
         </w:tc>
@@ -25568,14 +25350,13 @@
               <w:keepNext/>
               <w:keepLines/>
               <w:spacing w:after="40" w:line="254" w:lineRule="auto"/>
-              <w:rPr/>
-            </w:pPr>
-            <w:r>
-              <w:rPr>
-                <w:color w:val="000000"/>
-                <w:sz w:val="17"/>
-              </w:rPr>
-              <w:t xml:space="preserve">Same commit, trust-list/C2PA-TSA-TRUST-LIST.pem</w:t>
+            </w:pPr>
+            <w:r>
+              <w:rPr>
+                <w:color w:val="000000"/>
+                <w:sz w:val="17"/>
+              </w:rPr>
+              <w:t>Same commit, trust-list/C2PA-TSA-TRUST-LIST.pem</w:t>
             </w:r>
           </w:p>
         </w:tc>
@@ -25590,14 +25371,13 @@
               <w:keepNext/>
               <w:keepLines/>
               <w:spacing w:after="40" w:line="254" w:lineRule="auto"/>
-              <w:rPr/>
-            </w:pPr>
-            <w:r>
-              <w:rPr>
-                <w:color w:val="000000"/>
-                <w:sz w:val="17"/>
-              </w:rPr>
-              <w:t xml:space="preserve">Pinned and recorded only. c2pa-python 0.37.10 has no separate time-stamp authority setting, so time stamps are not verified against it.</w:t>
+            </w:pPr>
+            <w:r>
+              <w:rPr>
+                <w:color w:val="000000"/>
+                <w:sz w:val="17"/>
+              </w:rPr>
+              <w:t>Pinned and recorded only. c2pa-python 0.37.10 has no separate time-stamp authority setting, so time stamps are not verified against it.</w:t>
             </w:r>
           </w:p>
         </w:tc>
@@ -25617,14 +25397,13 @@
               <w:keepNext/>
               <w:keepLines/>
               <w:spacing w:after="40" w:line="254" w:lineRule="auto"/>
-              <w:rPr/>
-            </w:pPr>
-            <w:r>
-              <w:rPr>
-                <w:color w:val="000000"/>
-                <w:sz w:val="17"/>
-              </w:rPr>
-              <w:t xml:space="preserve">Interim Trust List (legacy, frozen)</w:t>
+            </w:pPr>
+            <w:r>
+              <w:rPr>
+                <w:color w:val="000000"/>
+                <w:sz w:val="17"/>
+              </w:rPr>
+              <w:t>Interim Trust List (legacy, frozen)</w:t>
             </w:r>
           </w:p>
         </w:tc>
@@ -25639,14 +25418,13 @@
               <w:keepNext/>
               <w:keepLines/>
               <w:spacing w:after="40" w:line="254" w:lineRule="auto"/>
-              <w:rPr/>
-            </w:pPr>
-            <w:r>
-              <w:rPr>
-                <w:color w:val="000000"/>
-                <w:sz w:val="17"/>
-              </w:rPr>
-              <w:t xml:space="preserve">contentauth/verify-site at commit 83b2e30 (21 April 2026): anchors.pem, allowed.pem and store.cfg; frozen on 1 January 2026</w:t>
+            </w:pPr>
+            <w:r>
+              <w:rPr>
+                <w:color w:val="000000"/>
+                <w:sz w:val="17"/>
+              </w:rPr>
+              <w:t>contentauth/verify-site at commit 83b2e30 (21 April 2026): anchors.pem, allowed.pem and store.cfg; frozen on 1 January 2026</w:t>
             </w:r>
           </w:p>
         </w:tc>
@@ -25661,14 +25439,13 @@
               <w:keepNext/>
               <w:keepLines/>
               <w:spacing w:after="40" w:line="254" w:lineRule="auto"/>
-              <w:rPr/>
-            </w:pPr>
-            <w:r>
-              <w:rPr>
-                <w:color w:val="000000"/>
-                <w:sz w:val="17"/>
-              </w:rPr>
-              <w:t xml:space="preserve">Consulted only when the official list does not trust the signer, and accepted only when the SDK reports a signing time before the freeze. Otherwise the signer is untrusted and trust_note explains why.</w:t>
+            </w:pPr>
+            <w:r>
+              <w:rPr>
+                <w:color w:val="000000"/>
+                <w:sz w:val="17"/>
+              </w:rPr>
+              <w:t>Consulted only when the official list does not trust the signer, and accepted only when the SDK reports a signing time before the freeze. Otherwise the signer is untrusted and trust_note explains why.</w:t>
             </w:r>
           </w:p>
         </w:tc>
@@ -25687,14 +25464,13 @@
             <w:pPr>
               <w:keepLines/>
               <w:spacing w:after="40" w:line="254" w:lineRule="auto"/>
-              <w:rPr/>
-            </w:pPr>
-            <w:r>
-              <w:rPr>
-                <w:color w:val="000000"/>
-                <w:sz w:val="17"/>
-              </w:rPr>
-              <w:t xml:space="preserve">Known AI signers</w:t>
+            </w:pPr>
+            <w:r>
+              <w:rPr>
+                <w:color w:val="000000"/>
+                <w:sz w:val="17"/>
+              </w:rPr>
+              <w:t>Known AI signers</w:t>
             </w:r>
           </w:p>
         </w:tc>
@@ -25708,14 +25484,13 @@
             <w:pPr>
               <w:keepLines/>
               <w:spacing w:after="40" w:line="254" w:lineRule="auto"/>
-              <w:rPr/>
-            </w:pPr>
-            <w:r>
-              <w:rPr>
-                <w:color w:val="000000"/>
-                <w:sz w:val="17"/>
-              </w:rPr>
-              <w:t xml:space="preserve">known_ai_signers.json: the BytePlus Lumina (Seed Audio) signing certificate, valid until 16 March 2028, as a base64 SHA-256 fingerprint</w:t>
+            </w:pPr>
+            <w:r>
+              <w:rPr>
+                <w:color w:val="000000"/>
+                <w:sz w:val="17"/>
+              </w:rPr>
+              <w:t>known_ai_signers.json: the BytePlus Lumina (Seed Audio) signing certificate, valid until 16 March 2028, as a base64 SHA-256 fingerprint</w:t>
             </w:r>
           </w:p>
         </w:tc>
@@ -25729,14 +25504,13 @@
             <w:pPr>
               <w:keepLines/>
               <w:spacing w:after="40" w:line="254" w:lineRule="auto"/>
-              <w:rPr/>
-            </w:pPr>
-            <w:r>
-              <w:rPr>
-                <w:color w:val="000000"/>
-                <w:sz w:val="17"/>
-              </w:rPr>
-              <w:t xml:space="preserve">Not a trust list. Identifies AI generation tools whose AI labels are accepted (asymmetric trust). Matched by a second SDK read with the fingerprints as an allowed list.</w:t>
+            </w:pPr>
+            <w:r>
+              <w:rPr>
+                <w:color w:val="000000"/>
+                <w:sz w:val="17"/>
+              </w:rPr>
+              <w:t>Not a trust list. Identifies AI generation tools whose AI labels are accepted (asymmetric trust). Matched by a second SDK read with the fingerprints as an allowed list.</w:t>
             </w:r>
           </w:p>
         </w:tc>
@@ -25745,10 +25519,9 @@
     <w:p>
       <w:pPr>
         <w:spacing w:before="120"/>
-        <w:rPr/>
       </w:pPr>
       <w:r>
-        <w:t xml:space="preserve">policies/c2pa_trust/README.md gives the update procedure: download the files at a new commit, record the commit, date and SHA-256 values in trust_lists.json, run tests/test_c2pa_integrity.py and record the change in the program version. The lists should be reviewed periodically because conforming signers are added and removed over time.</w:t>
+        <w:t>policies/c2pa_trust/README.md gives the update procedure: download the files at a new commit, record the commit, date and SHA-256 values in trust_lists.json, run tests/test_c2pa_integrity.py and record the change in the program version. The lists should be reviewed periodically because conforming signers are added and removed over time.</w:t>
       </w:r>
     </w:p>
     <w:p>
@@ -25756,24 +25529,19 @@
         <w:pStyle w:val="Heading2"/>
         <w:keepNext/>
         <w:keepLines/>
-        <w:rPr/>
       </w:pPr>
-      <w:bookmarkStart w:id="304" w:name="ManualSection47"/>
+      <w:bookmarkStart w:id="39" w:name="ManualSection47"/>
       <w:r>
-        <w:rPr>
-          <w:color w:val="000000"/>
-        </w:rPr>
-        <w:t xml:space="preserve">Trust status and attestation strength</w:t>
+        <w:t>Trust status and attestation strength</w:t>
       </w:r>
-      <w:bookmarkEnd w:id="304"/>
+      <w:bookmarkEnd w:id="39"/>
     </w:p>
     <w:p>
       <w:pPr>
         <w:spacing w:line="276" w:lineRule="auto"/>
-        <w:rPr/>
       </w:pPr>
       <w:r>
-        <w:t xml:space="preserve">Each manifest receives a trust_status: the official list is consulted first, then the legacy ITL. The attestation value is ordered by what was verified: content binding, then signature, then signer identity. No state can reach a verified revocation result.</w:t>
+        <w:t>Each manifest receives a trust_status: the official list is consulted first, then the legacy ITL. The attestation value is ordered by what was verified: content binding, then signature, then signer identity. No state can reach a verified revocation result.</w:t>
       </w:r>
     </w:p>
     <w:tbl>
@@ -25829,7 +25597,6 @@
               <w:keepNext/>
               <w:keepLines/>
               <w:spacing w:after="40" w:line="254" w:lineRule="auto"/>
-              <w:rPr/>
             </w:pPr>
             <w:r>
               <w:rPr>
@@ -25839,7 +25606,7 @@
                 <w:sz w:val="17"/>
                 <w:szCs w:val="18"/>
               </w:rPr>
-              <w:t xml:space="preserve">Final manifest state</w:t>
+              <w:t>Final manifest state</w:t>
             </w:r>
           </w:p>
         </w:tc>
@@ -25866,7 +25633,6 @@
               <w:keepNext/>
               <w:keepLines/>
               <w:spacing w:after="40" w:line="254" w:lineRule="auto"/>
-              <w:rPr/>
             </w:pPr>
             <w:r>
               <w:rPr>
@@ -25876,7 +25642,7 @@
                 <w:sz w:val="17"/>
                 <w:szCs w:val="18"/>
               </w:rPr>
-              <w:t xml:space="preserve">Attestation strength</w:t>
+              <w:t>Attestation strength</w:t>
             </w:r>
           </w:p>
         </w:tc>
@@ -25903,7 +25669,6 @@
               <w:keepNext/>
               <w:keepLines/>
               <w:spacing w:after="40" w:line="254" w:lineRule="auto"/>
-              <w:rPr/>
             </w:pPr>
             <w:r>
               <w:rPr>
@@ -25913,7 +25678,7 @@
                 <w:sz w:val="17"/>
                 <w:szCs w:val="18"/>
               </w:rPr>
-              <w:t xml:space="preserve">What was verified</w:t>
+              <w:t>What was verified</w:t>
             </w:r>
           </w:p>
         </w:tc>
@@ -25933,14 +25698,13 @@
               <w:keepNext/>
               <w:keepLines/>
               <w:spacing w:after="40" w:line="254" w:lineRule="auto"/>
-              <w:rPr/>
-            </w:pPr>
-            <w:r>
-              <w:rPr>
-                <w:color w:val="000000"/>
-                <w:sz w:val="17"/>
-              </w:rPr>
-              <w:t xml:space="preserve">trusted_c2pa</w:t>
+            </w:pPr>
+            <w:r>
+              <w:rPr>
+                <w:color w:val="000000"/>
+                <w:sz w:val="17"/>
+              </w:rPr>
+              <w:t>trusted_c2pa</w:t>
             </w:r>
           </w:p>
         </w:tc>
@@ -25955,14 +25719,13 @@
               <w:keepNext/>
               <w:keepLines/>
               <w:spacing w:after="40" w:line="254" w:lineRule="auto"/>
-              <w:rPr/>
-            </w:pPr>
-            <w:r>
-              <w:rPr>
-                <w:color w:val="000000"/>
-                <w:sz w:val="17"/>
-              </w:rPr>
-              <w:t xml:space="preserve">available; 1.0; confidence 0.9</w:t>
+            </w:pPr>
+            <w:r>
+              <w:rPr>
+                <w:color w:val="000000"/>
+                <w:sz w:val="17"/>
+              </w:rPr>
+              <w:t>available; 1.0; confidence 0.9</w:t>
             </w:r>
           </w:p>
         </w:tc>
@@ -25977,14 +25740,13 @@
               <w:keepNext/>
               <w:keepLines/>
               <w:spacing w:after="40" w:line="254" w:lineRule="auto"/>
-              <w:rPr/>
-            </w:pPr>
-            <w:r>
-              <w:rPr>
-                <w:color w:val="000000"/>
-                <w:sz w:val="17"/>
-              </w:rPr>
-              <w:t xml:space="preserve">Binding and signature verify; the signer chains to the pinned C2PA Trust List.</w:t>
+            </w:pPr>
+            <w:r>
+              <w:rPr>
+                <w:color w:val="000000"/>
+                <w:sz w:val="17"/>
+              </w:rPr>
+              <w:t>Binding and signature verify; the signer chains to the pinned C2PA Trust List.</w:t>
             </w:r>
           </w:p>
         </w:tc>
@@ -26004,14 +25766,13 @@
               <w:keepNext/>
               <w:keepLines/>
               <w:spacing w:after="40" w:line="254" w:lineRule="auto"/>
-              <w:rPr/>
-            </w:pPr>
-            <w:r>
-              <w:rPr>
-                <w:color w:val="000000"/>
-                <w:sz w:val="17"/>
-              </w:rPr>
-              <w:t xml:space="preserve">trusted_legacy_itl</w:t>
+            </w:pPr>
+            <w:r>
+              <w:rPr>
+                <w:color w:val="000000"/>
+                <w:sz w:val="17"/>
+              </w:rPr>
+              <w:t>trusted_legacy_itl</w:t>
             </w:r>
           </w:p>
         </w:tc>
@@ -26026,14 +25787,13 @@
               <w:keepNext/>
               <w:keepLines/>
               <w:spacing w:after="40" w:line="254" w:lineRule="auto"/>
-              <w:rPr/>
-            </w:pPr>
-            <w:r>
-              <w:rPr>
-                <w:color w:val="000000"/>
-                <w:sz w:val="17"/>
-              </w:rPr>
-              <w:t xml:space="preserve">available; 0.9; confidence 0.9</w:t>
+            </w:pPr>
+            <w:r>
+              <w:rPr>
+                <w:color w:val="000000"/>
+                <w:sz w:val="17"/>
+              </w:rPr>
+              <w:t>available; 0.9; confidence 0.9</w:t>
             </w:r>
           </w:p>
         </w:tc>
@@ -26048,14 +25808,13 @@
               <w:keepNext/>
               <w:keepLines/>
               <w:spacing w:after="40" w:line="254" w:lineRule="auto"/>
-              <w:rPr/>
-            </w:pPr>
-            <w:r>
-              <w:rPr>
-                <w:color w:val="000000"/>
-                <w:sz w:val="17"/>
-              </w:rPr>
-              <w:t xml:space="preserve">Binding and signature verify; the signer chains to the frozen ITL and signed before 1 January 2026.</w:t>
+            </w:pPr>
+            <w:r>
+              <w:rPr>
+                <w:color w:val="000000"/>
+                <w:sz w:val="17"/>
+              </w:rPr>
+              <w:t>Binding and signature verify; the signer chains to the frozen ITL and signed before 1 January 2026.</w:t>
             </w:r>
           </w:p>
         </w:tc>
@@ -26075,14 +25834,13 @@
               <w:keepNext/>
               <w:keepLines/>
               <w:spacing w:after="40" w:line="254" w:lineRule="auto"/>
-              <w:rPr/>
-            </w:pPr>
-            <w:r>
-              <w:rPr>
-                <w:color w:val="000000"/>
-                <w:sz w:val="17"/>
-              </w:rPr>
-              <w:t xml:space="preserve">untrusted</w:t>
+            </w:pPr>
+            <w:r>
+              <w:rPr>
+                <w:color w:val="000000"/>
+                <w:sz w:val="17"/>
+              </w:rPr>
+              <w:t>untrusted</w:t>
             </w:r>
           </w:p>
         </w:tc>
@@ -26097,14 +25855,13 @@
               <w:keepNext/>
               <w:keepLines/>
               <w:spacing w:after="40" w:line="254" w:lineRule="auto"/>
-              <w:rPr/>
-            </w:pPr>
-            <w:r>
-              <w:rPr>
-                <w:color w:val="000000"/>
-                <w:sz w:val="17"/>
-              </w:rPr>
-              <w:t xml:space="preserve">partial; 0.3; confidence 0.9</w:t>
+            </w:pPr>
+            <w:r>
+              <w:rPr>
+                <w:color w:val="000000"/>
+                <w:sz w:val="17"/>
+              </w:rPr>
+              <w:t>partial; 0.3; confidence 0.9</w:t>
             </w:r>
           </w:p>
         </w:tc>
@@ -26119,14 +25876,13 @@
               <w:keepNext/>
               <w:keepLines/>
               <w:spacing w:after="40" w:line="254" w:lineRule="auto"/>
-              <w:rPr/>
-            </w:pPr>
-            <w:r>
-              <w:rPr>
-                <w:color w:val="000000"/>
-                <w:sz w:val="17"/>
-              </w:rPr>
-              <w:t xml:space="preserve">Binding and signature verify, but the signer is on neither list. Anyone can create such a certificate, so the signer's identity is unknown.</w:t>
+            </w:pPr>
+            <w:r>
+              <w:rPr>
+                <w:color w:val="000000"/>
+                <w:sz w:val="17"/>
+              </w:rPr>
+              <w:t>Binding and signature verify, but the signer is on neither list. Anyone can create such a certificate, so the signer's identity is unknown.</w:t>
             </w:r>
           </w:p>
         </w:tc>
@@ -26146,14 +25902,13 @@
               <w:keepNext/>
               <w:keepLines/>
               <w:spacing w:after="40" w:line="254" w:lineRule="auto"/>
-              <w:rPr/>
-            </w:pPr>
-            <w:r>
-              <w:rPr>
-                <w:color w:val="000000"/>
-                <w:sz w:val="17"/>
-              </w:rPr>
-              <w:t xml:space="preserve">unclear (readable, no validation state)</w:t>
+            </w:pPr>
+            <w:r>
+              <w:rPr>
+                <w:color w:val="000000"/>
+                <w:sz w:val="17"/>
+              </w:rPr>
+              <w:t>unclear (readable, no validation state)</w:t>
             </w:r>
           </w:p>
         </w:tc>
@@ -26168,14 +25923,13 @@
               <w:keepNext/>
               <w:keepLines/>
               <w:spacing w:after="40" w:line="254" w:lineRule="auto"/>
-              <w:rPr/>
-            </w:pPr>
-            <w:r>
-              <w:rPr>
-                <w:color w:val="000000"/>
-                <w:sz w:val="17"/>
-              </w:rPr>
-              <w:t xml:space="preserve">partial; 0.25 with a signature, else 0.1; confidence 0.6</w:t>
+            </w:pPr>
+            <w:r>
+              <w:rPr>
+                <w:color w:val="000000"/>
+                <w:sz w:val="17"/>
+              </w:rPr>
+              <w:t>partial; 0.25 with a signature, else 0.1; confidence 0.6</w:t>
             </w:r>
           </w:p>
         </w:tc>
@@ -26190,14 +25944,13 @@
               <w:keepNext/>
               <w:keepLines/>
               <w:spacing w:after="40" w:line="254" w:lineRule="auto"/>
-              <w:rPr/>
-            </w:pPr>
-            <w:r>
-              <w:rPr>
-                <w:color w:val="000000"/>
-                <w:sz w:val="17"/>
-              </w:rPr>
-              <w:t xml:space="preserve">Claims are readable but nothing was verified.</w:t>
+            </w:pPr>
+            <w:r>
+              <w:rPr>
+                <w:color w:val="000000"/>
+                <w:sz w:val="17"/>
+              </w:rPr>
+              <w:t>Claims are readable but nothing was verified.</w:t>
             </w:r>
           </w:p>
         </w:tc>
@@ -26217,14 +25970,13 @@
               <w:keepNext/>
               <w:keepLines/>
               <w:spacing w:after="40" w:line="254" w:lineRule="auto"/>
-              <w:rPr/>
-            </w:pPr>
-            <w:r>
-              <w:rPr>
-                <w:color w:val="000000"/>
-                <w:sz w:val="17"/>
-              </w:rPr>
-              <w:t xml:space="preserve">invalid</w:t>
+            </w:pPr>
+            <w:r>
+              <w:rPr>
+                <w:color w:val="000000"/>
+                <w:sz w:val="17"/>
+              </w:rPr>
+              <w:t>invalid</w:t>
             </w:r>
           </w:p>
         </w:tc>
@@ -26239,14 +25991,13 @@
               <w:keepNext/>
               <w:keepLines/>
               <w:spacing w:after="40" w:line="254" w:lineRule="auto"/>
-              <w:rPr/>
-            </w:pPr>
-            <w:r>
-              <w:rPr>
-                <w:color w:val="000000"/>
-                <w:sz w:val="17"/>
-              </w:rPr>
-              <w:t xml:space="preserve">available; 0.0; confidence 0.9</w:t>
+            </w:pPr>
+            <w:r>
+              <w:rPr>
+                <w:color w:val="000000"/>
+                <w:sz w:val="17"/>
+              </w:rPr>
+              <w:t>available; 0.0; confidence 0.9</w:t>
             </w:r>
           </w:p>
         </w:tc>
@@ -26261,14 +26012,13 @@
               <w:keepNext/>
               <w:keepLines/>
               <w:spacing w:after="40" w:line="254" w:lineRule="auto"/>
-              <w:rPr/>
-            </w:pPr>
-            <w:r>
-              <w:rPr>
-                <w:color w:val="000000"/>
-                <w:sz w:val="17"/>
-              </w:rPr>
-              <w:t xml:space="preserve">Binding, signature or another validation check failed; failure findings name the codes.</w:t>
+            </w:pPr>
+            <w:r>
+              <w:rPr>
+                <w:color w:val="000000"/>
+                <w:sz w:val="17"/>
+              </w:rPr>
+              <w:t>Binding, signature or another validation check failed; failure findings name the codes.</w:t>
             </w:r>
           </w:p>
         </w:tc>
@@ -26288,14 +26038,13 @@
               <w:keepNext/>
               <w:keepLines/>
               <w:spacing w:after="40" w:line="254" w:lineRule="auto"/>
-              <w:rPr/>
-            </w:pPr>
-            <w:r>
-              <w:rPr>
-                <w:color w:val="000000"/>
-                <w:sz w:val="17"/>
-              </w:rPr>
-              <w:t xml:space="preserve">absent</w:t>
+            </w:pPr>
+            <w:r>
+              <w:rPr>
+                <w:color w:val="000000"/>
+                <w:sz w:val="17"/>
+              </w:rPr>
+              <w:t>absent</w:t>
             </w:r>
           </w:p>
         </w:tc>
@@ -26310,14 +26059,13 @@
               <w:keepNext/>
               <w:keepLines/>
               <w:spacing w:after="40" w:line="254" w:lineRule="auto"/>
-              <w:rPr/>
-            </w:pPr>
-            <w:r>
-              <w:rPr>
-                <w:color w:val="000000"/>
-                <w:sz w:val="17"/>
-              </w:rPr>
-              <w:t xml:space="preserve">available; 0.0; confidence 0.9</w:t>
+            </w:pPr>
+            <w:r>
+              <w:rPr>
+                <w:color w:val="000000"/>
+                <w:sz w:val="17"/>
+              </w:rPr>
+              <w:t>available; 0.0; confidence 0.9</w:t>
             </w:r>
           </w:p>
         </w:tc>
@@ -26332,14 +26080,13 @@
               <w:keepNext/>
               <w:keepLines/>
               <w:spacing w:after="40" w:line="254" w:lineRule="auto"/>
-              <w:rPr/>
-            </w:pPr>
-            <w:r>
-              <w:rPr>
-                <w:color w:val="000000"/>
-                <w:sz w:val="17"/>
-              </w:rPr>
-              <w:t xml:space="preserve">Nothing to verify. Not evidence against the submission.</w:t>
+            </w:pPr>
+            <w:r>
+              <w:rPr>
+                <w:color w:val="000000"/>
+                <w:sz w:val="17"/>
+              </w:rPr>
+              <w:t>Nothing to verify. Not evidence against the submission.</w:t>
             </w:r>
           </w:p>
         </w:tc>
@@ -26359,14 +26106,13 @@
               <w:keepNext/>
               <w:keepLines/>
               <w:spacing w:after="40" w:line="254" w:lineRule="auto"/>
-              <w:rPr/>
-            </w:pPr>
-            <w:r>
-              <w:rPr>
-                <w:color w:val="000000"/>
-                <w:sz w:val="17"/>
-              </w:rPr>
-              <w:t xml:space="preserve">unreadable</w:t>
+            </w:pPr>
+            <w:r>
+              <w:rPr>
+                <w:color w:val="000000"/>
+                <w:sz w:val="17"/>
+              </w:rPr>
+              <w:t>unreadable</w:t>
             </w:r>
           </w:p>
         </w:tc>
@@ -26381,14 +26127,13 @@
               <w:keepNext/>
               <w:keepLines/>
               <w:spacing w:after="40" w:line="254" w:lineRule="auto"/>
-              <w:rPr/>
-            </w:pPr>
-            <w:r>
-              <w:rPr>
-                <w:color w:val="000000"/>
-                <w:sz w:val="17"/>
-              </w:rPr>
-              <w:t xml:space="preserve">partial; null; confidence 0.3</w:t>
+            </w:pPr>
+            <w:r>
+              <w:rPr>
+                <w:color w:val="000000"/>
+                <w:sz w:val="17"/>
+              </w:rPr>
+              <w:t>partial; null; confidence 0.3</w:t>
             </w:r>
           </w:p>
         </w:tc>
@@ -26403,14 +26148,13 @@
               <w:keepNext/>
               <w:keepLines/>
               <w:spacing w:after="40" w:line="254" w:lineRule="auto"/>
-              <w:rPr/>
-            </w:pPr>
-            <w:r>
-              <w:rPr>
-                <w:color w:val="000000"/>
-                <w:sz w:val="17"/>
-              </w:rPr>
-              <w:t xml:space="preserve">A C2PA chunk exists but no manifest could be read; C2PA_READ_FAILED is reported.</w:t>
+            </w:pPr>
+            <w:r>
+              <w:rPr>
+                <w:color w:val="000000"/>
+                <w:sz w:val="17"/>
+              </w:rPr>
+              <w:t>A C2PA chunk exists but no manifest could be read; C2PA_READ_FAILED is reported.</w:t>
             </w:r>
           </w:p>
         </w:tc>
@@ -26429,14 +26173,13 @@
             <w:pPr>
               <w:keepLines/>
               <w:spacing w:after="40" w:line="254" w:lineRule="auto"/>
-              <w:rPr/>
-            </w:pPr>
-            <w:r>
-              <w:rPr>
-                <w:color w:val="000000"/>
-                <w:sz w:val="17"/>
-              </w:rPr>
-              <w:t xml:space="preserve">not_checked</w:t>
+            </w:pPr>
+            <w:r>
+              <w:rPr>
+                <w:color w:val="000000"/>
+                <w:sz w:val="17"/>
+              </w:rPr>
+              <w:t>not_checked</w:t>
             </w:r>
           </w:p>
         </w:tc>
@@ -26450,14 +26193,13 @@
             <w:pPr>
               <w:keepLines/>
               <w:spacing w:after="40" w:line="254" w:lineRule="auto"/>
-              <w:rPr/>
-            </w:pPr>
-            <w:r>
-              <w:rPr>
-                <w:color w:val="000000"/>
-                <w:sz w:val="17"/>
-              </w:rPr>
-              <w:t xml:space="preserve">unavailable; null</w:t>
+            </w:pPr>
+            <w:r>
+              <w:rPr>
+                <w:color w:val="000000"/>
+                <w:sz w:val="17"/>
+              </w:rPr>
+              <w:t>unavailable; null</w:t>
             </w:r>
           </w:p>
         </w:tc>
@@ -26471,14 +26213,13 @@
             <w:pPr>
               <w:keepLines/>
               <w:spacing w:after="40" w:line="254" w:lineRule="auto"/>
-              <w:rPr/>
-            </w:pPr>
-            <w:r>
-              <w:rPr>
-                <w:color w:val="000000"/>
-                <w:sz w:val="17"/>
-              </w:rPr>
-              <w:t xml:space="preserve">The SDK is not installed.</w:t>
+            </w:pPr>
+            <w:r>
+              <w:rPr>
+                <w:color w:val="000000"/>
+                <w:sz w:val="17"/>
+              </w:rPr>
+              <w:t>The SDK is not installed.</w:t>
             </w:r>
           </w:p>
         </w:tc>
@@ -26487,10 +26228,11 @@
     <w:p>
       <w:pPr>
         <w:spacing w:before="120"/>
-        <w:rPr/>
       </w:pPr>
       <w:r>
-        <w:t xml:space="preserve">Across several final-associated manifests, invalid takes precedence, followed by the strongest trust found: trusted_c2pa, trusted_legacy_itl, then untrusted. The validation object records trust_status, trust_source (list label and commit), revocation_status and the signer's name. These fields are optional in scoring-response.schema.json, so schema_version remains 0.2-candidate for CSEC compatibility.</w:t>
+        <w:t xml:space="preserve">Across several final-associated manifests, invalid takes precedence, followed by the strongest trust found: trusted_c2pa, trusted_legacy_itl, then untrusted. The validation object records trust_status, trust_source (list </w:t>
+        <w:lastRenderedPageBreak/>
+        <w:t>label and commit), revocation_status and the signer's name. These fields are optional in scoring-response.schema.json, so schema_version remains 0.2-candidate for CSEC compatibility.</w:t>
       </w:r>
     </w:p>
     <w:p>
@@ -26498,24 +26240,19 @@
         <w:pStyle w:val="Heading2"/>
         <w:keepNext/>
         <w:keepLines/>
-        <w:rPr/>
       </w:pPr>
-      <w:bookmarkStart w:id="305" w:name="ManualSection48"/>
+      <w:bookmarkStart w:id="40" w:name="ManualSection48"/>
       <w:r>
-        <w:rPr>
-          <w:color w:val="000000"/>
-        </w:rPr>
-        <w:t xml:space="preserve">Asymmetric trust</w:t>
+        <w:t>Asymmetric trust</w:t>
       </w:r>
-      <w:bookmarkEnd w:id="305"/>
+      <w:bookmarkEnd w:id="40"/>
     </w:p>
     <w:p>
       <w:pPr>
         <w:spacing w:line="276" w:lineRule="auto"/>
-        <w:rPr/>
       </w:pPr>
       <w:r>
-        <w:t xml:space="preserve">A forged claim only helps a submitter if it supports human authorship; nobody gains by forging a label that lowers their own assessment. evidence_tiers.c2pa_tier therefore classifies C2PA cross-evidence by the direction of the claim.</w:t>
+        <w:t>A forged claim only helps a submitter if it supports human authorship; nobody gains by forging a label that lowers their own assessment. evidence_tiers.c2pa_tier therefore classifies C2PA cross-evidence by the direction of the claim.</w:t>
       </w:r>
     </w:p>
     <w:tbl>
@@ -26571,7 +26308,6 @@
               <w:keepNext/>
               <w:keepLines/>
               <w:spacing w:after="40" w:line="254" w:lineRule="auto"/>
-              <w:rPr/>
             </w:pPr>
             <w:r>
               <w:rPr>
@@ -26581,7 +26317,7 @@
                 <w:sz w:val="17"/>
                 <w:szCs w:val="18"/>
               </w:rPr>
-              <w:t xml:space="preserve">Claim</w:t>
+              <w:t>Claim</w:t>
             </w:r>
           </w:p>
         </w:tc>
@@ -26608,7 +26344,6 @@
               <w:keepNext/>
               <w:keepLines/>
               <w:spacing w:after="40" w:line="254" w:lineRule="auto"/>
-              <w:rPr/>
             </w:pPr>
             <w:r>
               <w:rPr>
@@ -26618,7 +26353,7 @@
                 <w:sz w:val="17"/>
                 <w:szCs w:val="18"/>
               </w:rPr>
-              <w:t xml:space="preserve">Signer</w:t>
+              <w:t>Signer</w:t>
             </w:r>
           </w:p>
         </w:tc>
@@ -26645,7 +26380,6 @@
               <w:keepNext/>
               <w:keepLines/>
               <w:spacing w:after="40" w:line="254" w:lineRule="auto"/>
-              <w:rPr/>
             </w:pPr>
             <w:r>
               <w:rPr>
@@ -26655,7 +26389,7 @@
                 <w:sz w:val="17"/>
                 <w:szCs w:val="18"/>
               </w:rPr>
-              <w:t xml:space="preserve">Evidence tier</w:t>
+              <w:t>Evidence tier</w:t>
             </w:r>
           </w:p>
         </w:tc>
@@ -26675,14 +26409,13 @@
               <w:keepNext/>
               <w:keepLines/>
               <w:spacing w:after="40" w:line="254" w:lineRule="auto"/>
-              <w:rPr/>
-            </w:pPr>
-            <w:r>
-              <w:rPr>
-                <w:color w:val="000000"/>
-                <w:sz w:val="17"/>
-              </w:rPr>
-              <w:t xml:space="preserve">Lowers the human share (an AI-generation label such as digitalSourceType trainedAlgorithmicMedia)</w:t>
+            </w:pPr>
+            <w:r>
+              <w:rPr>
+                <w:color w:val="000000"/>
+                <w:sz w:val="17"/>
+              </w:rPr>
+              <w:t>Lowers the human share (an AI-generation label such as digitalSourceType trainedAlgorithmicMedia)</w:t>
             </w:r>
           </w:p>
         </w:tc>
@@ -26697,14 +26430,13 @@
               <w:keepNext/>
               <w:keepLines/>
               <w:spacing w:after="40" w:line="254" w:lineRule="auto"/>
-              <w:rPr/>
-            </w:pPr>
-            <w:r>
-              <w:rPr>
-                <w:color w:val="000000"/>
-                <w:sz w:val="17"/>
-              </w:rPr>
-              <w:t xml:space="preserve">Any valid signature, or a known AI signer even when the manifest is invalid</w:t>
+            </w:pPr>
+            <w:r>
+              <w:rPr>
+                <w:color w:val="000000"/>
+                <w:sz w:val="17"/>
+              </w:rPr>
+              <w:t>Any valid signature, or a known AI signer even when the manifest is invalid</w:t>
             </w:r>
           </w:p>
         </w:tc>
@@ -26719,14 +26451,13 @@
               <w:keepNext/>
               <w:keepLines/>
               <w:spacing w:after="40" w:line="254" w:lineRule="auto"/>
-              <w:rPr/>
-            </w:pPr>
-            <w:r>
-              <w:rPr>
-                <w:color w:val="000000"/>
-                <w:sz w:val="17"/>
-              </w:rPr>
-              <w:t xml:space="preserve">signed_attestation</w:t>
+            </w:pPr>
+            <w:r>
+              <w:rPr>
+                <w:color w:val="000000"/>
+                <w:sz w:val="17"/>
+              </w:rPr>
+              <w:t>signed_attestation</w:t>
             </w:r>
           </w:p>
         </w:tc>
@@ -26746,14 +26477,13 @@
               <w:keepNext/>
               <w:keepLines/>
               <w:spacing w:after="40" w:line="254" w:lineRule="auto"/>
-              <w:rPr/>
-            </w:pPr>
-            <w:r>
-              <w:rPr>
-                <w:color w:val="000000"/>
-                <w:sz w:val="17"/>
-              </w:rPr>
-              <w:t xml:space="preserve">Supports human authorship, or any other claim</w:t>
+            </w:pPr>
+            <w:r>
+              <w:rPr>
+                <w:color w:val="000000"/>
+                <w:sz w:val="17"/>
+              </w:rPr>
+              <w:t>Supports human authorship, or any other claim</w:t>
             </w:r>
           </w:p>
         </w:tc>
@@ -26768,14 +26498,13 @@
               <w:keepNext/>
               <w:keepLines/>
               <w:spacing w:after="40" w:line="254" w:lineRule="auto"/>
-              <w:rPr/>
-            </w:pPr>
-            <w:r>
-              <w:rPr>
-                <w:color w:val="000000"/>
-                <w:sz w:val="17"/>
-              </w:rPr>
-              <w:t xml:space="preserve">trusted_c2pa or trusted_legacy_itl</w:t>
+            </w:pPr>
+            <w:r>
+              <w:rPr>
+                <w:color w:val="000000"/>
+                <w:sz w:val="17"/>
+              </w:rPr>
+              <w:t>trusted_c2pa or trusted_legacy_itl</w:t>
             </w:r>
           </w:p>
         </w:tc>
@@ -26790,14 +26519,13 @@
               <w:keepNext/>
               <w:keepLines/>
               <w:spacing w:after="40" w:line="254" w:lineRule="auto"/>
-              <w:rPr/>
-            </w:pPr>
-            <w:r>
-              <w:rPr>
-                <w:color w:val="000000"/>
-                <w:sz w:val="17"/>
-              </w:rPr>
-              <w:t xml:space="preserve">signed_attestation</w:t>
+            </w:pPr>
+            <w:r>
+              <w:rPr>
+                <w:color w:val="000000"/>
+                <w:sz w:val="17"/>
+              </w:rPr>
+              <w:t>signed_attestation</w:t>
             </w:r>
           </w:p>
         </w:tc>
@@ -26816,14 +26544,13 @@
             <w:pPr>
               <w:keepLines/>
               <w:spacing w:after="40" w:line="254" w:lineRule="auto"/>
-              <w:rPr/>
-            </w:pPr>
-            <w:r>
-              <w:rPr>
-                <w:color w:val="000000"/>
-                <w:sz w:val="17"/>
-              </w:rPr>
-              <w:t xml:space="preserve">Supports human authorship, or any other claim</w:t>
+            </w:pPr>
+            <w:r>
+              <w:rPr>
+                <w:color w:val="000000"/>
+                <w:sz w:val="17"/>
+              </w:rPr>
+              <w:t>Supports human authorship, or any other claim</w:t>
             </w:r>
           </w:p>
         </w:tc>
@@ -26837,14 +26564,13 @@
             <w:pPr>
               <w:keepLines/>
               <w:spacing w:after="40" w:line="254" w:lineRule="auto"/>
-              <w:rPr/>
-            </w:pPr>
-            <w:r>
-              <w:rPr>
-                <w:color w:val="000000"/>
-                <w:sz w:val="17"/>
-              </w:rPr>
-              <w:t xml:space="preserve">untrusted, unclear or invalid</w:t>
+            </w:pPr>
+            <w:r>
+              <w:rPr>
+                <w:color w:val="000000"/>
+                <w:sz w:val="17"/>
+              </w:rPr>
+              <w:t>untrusted, unclear or invalid</w:t>
             </w:r>
           </w:p>
         </w:tc>
@@ -26858,14 +26584,13 @@
             <w:pPr>
               <w:keepLines/>
               <w:spacing w:after="40" w:line="254" w:lineRule="auto"/>
-              <w:rPr/>
-            </w:pPr>
-            <w:r>
-              <w:rPr>
-                <w:color w:val="000000"/>
-                <w:sz w:val="17"/>
-              </w:rPr>
-              <w:t xml:space="preserve">submitter_document; a valid but untrusted signer also produces C2PA_SIGNER_UNTRUSTED</w:t>
+            </w:pPr>
+            <w:r>
+              <w:rPr>
+                <w:color w:val="000000"/>
+                <w:sz w:val="17"/>
+              </w:rPr>
+              <w:t>submitter_document; a valid but untrusted signer also produces C2PA_SIGNER_UNTRUSTED</w:t>
             </w:r>
           </w:p>
         </w:tc>
@@ -26874,10 +26599,9 @@
     <w:p>
       <w:pPr>
         <w:spacing w:before="120"/>
-        <w:rPr/>
       </w:pPr>
       <w:r>
-        <w:t xml:space="preserve">Only signed_attestation facts can satisfy the Integrity support condition. A claim of human authorship signed with a self-made certificate is therefore reported and compared, but it cannot release an Integrity value. When the C2PA AI label and the declared creation_method disagree, c2pa_ai_source_type_matches_creation_method fails as an ordinary contradiction.</w:t>
+        <w:t>Only signed_attestation facts can satisfy the Integrity support condition. A claim of human authorship signed with a self-made certificate is therefore reported and compared, but it cannot release an Integrity value. When the C2PA AI label and the declared creation_method disagree, c2pa_ai_source_type_matches_creation_method fails as an ordinary contradiction.</w:t>
       </w:r>
     </w:p>
     <w:p>
@@ -26885,24 +26609,19 @@
         <w:pStyle w:val="Heading2"/>
         <w:keepNext/>
         <w:keepLines/>
-        <w:rPr/>
       </w:pPr>
-      <w:bookmarkStart w:id="306" w:name="ManualSection49"/>
+      <w:bookmarkStart w:id="41" w:name="ManualSection49"/>
       <w:r>
-        <w:rPr>
-          <w:color w:val="000000"/>
-        </w:rPr>
-        <w:t xml:space="preserve">Findings for the final artefact</w:t>
+        <w:t>Findings for the final artefact</w:t>
       </w:r>
-      <w:bookmarkEnd w:id="306"/>
+      <w:bookmarkEnd w:id="41"/>
     </w:p>
     <w:p>
       <w:pPr>
         <w:spacing w:line="276" w:lineRule="auto"/>
-        <w:rPr/>
       </w:pPr>
       <w:r>
-        <w:t xml:space="preserve">Every evaluation emits exactly one C2PA_FINAL_ATTESTATION finding. Its final_c2pa_state names the state of the final artefact's manifest, and its message gives the meaning and the effect on both axes in plain language, so a reader does not need to interpret SDK codes. The desktop builder shows it only for problem states and does not repeat the detailed findings.</w:t>
+        <w:t>Every evaluation emits exactly one C2PA_FINAL_ATTESTATION finding. Its final_c2pa_state names the state of the final artefact's manifest, and its message gives the meaning and the effect on both axes in plain language, so a reader does not need to interpret SDK codes. The desktop builder shows it only for problem states and does not repeat the detailed findings.</w:t>
       </w:r>
     </w:p>
     <w:tbl>
@@ -26958,7 +26677,6 @@
               <w:keepNext/>
               <w:keepLines/>
               <w:spacing w:after="40" w:line="254" w:lineRule="auto"/>
-              <w:rPr/>
             </w:pPr>
             <w:r>
               <w:rPr>
@@ -26968,7 +26686,7 @@
                 <w:sz w:val="17"/>
                 <w:szCs w:val="18"/>
               </w:rPr>
-              <w:t xml:space="preserve">final_c2pa_state</w:t>
+              <w:t>final_c2pa_state</w:t>
             </w:r>
           </w:p>
         </w:tc>
@@ -26995,7 +26713,6 @@
               <w:keepNext/>
               <w:keepLines/>
               <w:spacing w:after="40" w:line="254" w:lineRule="auto"/>
-              <w:rPr/>
             </w:pPr>
             <w:r>
               <w:rPr>
@@ -27005,7 +26722,7 @@
                 <w:sz w:val="17"/>
                 <w:szCs w:val="18"/>
               </w:rPr>
-              <w:t xml:space="preserve">Severity</w:t>
+              <w:t>Severity</w:t>
             </w:r>
           </w:p>
         </w:tc>
@@ -27032,7 +26749,6 @@
               <w:keepNext/>
               <w:keepLines/>
               <w:spacing w:after="40" w:line="254" w:lineRule="auto"/>
-              <w:rPr/>
             </w:pPr>
             <w:r>
               <w:rPr>
@@ -27042,7 +26758,7 @@
                 <w:sz w:val="17"/>
                 <w:szCs w:val="18"/>
               </w:rPr>
-              <w:t xml:space="preserve">Message and effects</w:t>
+              <w:t>Message and effects</w:t>
             </w:r>
           </w:p>
         </w:tc>
@@ -27062,14 +26778,13 @@
               <w:keepNext/>
               <w:keepLines/>
               <w:spacing w:after="40" w:line="254" w:lineRule="auto"/>
-              <w:rPr/>
-            </w:pPr>
-            <w:r>
-              <w:rPr>
-                <w:color w:val="000000"/>
-                <w:sz w:val="17"/>
-              </w:rPr>
-              <w:t xml:space="preserve">not_checked</w:t>
+            </w:pPr>
+            <w:r>
+              <w:rPr>
+                <w:color w:val="000000"/>
+                <w:sz w:val="17"/>
+              </w:rPr>
+              <w:t>not_checked</w:t>
             </w:r>
           </w:p>
         </w:tc>
@@ -27084,14 +26799,13 @@
               <w:keepNext/>
               <w:keepLines/>
               <w:spacing w:after="40" w:line="254" w:lineRule="auto"/>
-              <w:rPr/>
-            </w:pPr>
-            <w:r>
-              <w:rPr>
-                <w:color w:val="000000"/>
-                <w:sz w:val="17"/>
-              </w:rPr>
-              <w:t xml:space="preserve">medium</w:t>
+            </w:pPr>
+            <w:r>
+              <w:rPr>
+                <w:color w:val="000000"/>
+                <w:sz w:val="17"/>
+              </w:rPr>
+              <w:t>medium</w:t>
             </w:r>
           </w:p>
         </w:tc>
@@ -27106,14 +26820,13 @@
               <w:keepNext/>
               <w:keepLines/>
               <w:spacing w:after="40" w:line="254" w:lineRule="auto"/>
-              <w:rPr/>
-            </w:pPr>
-            <w:r>
-              <w:rPr>
-                <w:color w:val="000000"/>
-                <w:sz w:val="17"/>
-              </w:rPr>
-              <w:t xml:space="preserve">The SDK is not installed. Attestation strength is unavailable and no C2PA claim was compared with the declarations.</w:t>
+            </w:pPr>
+            <w:r>
+              <w:rPr>
+                <w:color w:val="000000"/>
+                <w:sz w:val="17"/>
+              </w:rPr>
+              <w:t>The SDK is not installed. Attestation strength is unavailable and no C2PA claim was compared with the declarations.</w:t>
             </w:r>
           </w:p>
         </w:tc>
@@ -27133,14 +26846,13 @@
               <w:keepNext/>
               <w:keepLines/>
               <w:spacing w:after="40" w:line="254" w:lineRule="auto"/>
-              <w:rPr/>
-            </w:pPr>
-            <w:r>
-              <w:rPr>
-                <w:color w:val="000000"/>
-                <w:sz w:val="17"/>
-              </w:rPr>
-              <w:t xml:space="preserve">absent</w:t>
+            </w:pPr>
+            <w:r>
+              <w:rPr>
+                <w:color w:val="000000"/>
+                <w:sz w:val="17"/>
+              </w:rPr>
+              <w:t>absent</w:t>
             </w:r>
           </w:p>
         </w:tc>
@@ -27155,14 +26867,13 @@
               <w:keepNext/>
               <w:keepLines/>
               <w:spacing w:after="40" w:line="254" w:lineRule="auto"/>
-              <w:rPr/>
-            </w:pPr>
-            <w:r>
-              <w:rPr>
-                <w:color w:val="000000"/>
-                <w:sz w:val="17"/>
-              </w:rPr>
-              <w:t xml:space="preserve">info</w:t>
+            </w:pPr>
+            <w:r>
+              <w:rPr>
+                <w:color w:val="000000"/>
+                <w:sz w:val="17"/>
+              </w:rPr>
+              <w:t>info</w:t>
             </w:r>
           </w:p>
         </w:tc>
@@ -27177,14 +26888,13 @@
               <w:keepNext/>
               <w:keepLines/>
               <w:spacing w:after="40" w:line="254" w:lineRule="auto"/>
-              <w:rPr/>
-            </w:pPr>
-            <w:r>
-              <w:rPr>
-                <w:color w:val="000000"/>
-                <w:sz w:val="17"/>
-              </w:rPr>
-              <w:t xml:space="preserve">No manifest. Many tools do not write C2PA, so this is not evidence against the submission. Attestation strength 0.0; Integrity is not affected.</w:t>
+            </w:pPr>
+            <w:r>
+              <w:rPr>
+                <w:color w:val="000000"/>
+                <w:sz w:val="17"/>
+              </w:rPr>
+              <w:t>No manifest. Many tools do not write C2PA, so this is not evidence against the submission. Attestation strength 0.0; Integrity is not affected.</w:t>
             </w:r>
           </w:p>
         </w:tc>
@@ -27204,14 +26914,13 @@
               <w:keepNext/>
               <w:keepLines/>
               <w:spacing w:after="40" w:line="254" w:lineRule="auto"/>
-              <w:rPr/>
-            </w:pPr>
-            <w:r>
-              <w:rPr>
-                <w:color w:val="000000"/>
-                <w:sz w:val="17"/>
-              </w:rPr>
-              <w:t xml:space="preserve">unreadable</w:t>
+            </w:pPr>
+            <w:r>
+              <w:rPr>
+                <w:color w:val="000000"/>
+                <w:sz w:val="17"/>
+              </w:rPr>
+              <w:t>unreadable</w:t>
             </w:r>
           </w:p>
         </w:tc>
@@ -27226,14 +26935,13 @@
               <w:keepNext/>
               <w:keepLines/>
               <w:spacing w:after="40" w:line="254" w:lineRule="auto"/>
-              <w:rPr/>
-            </w:pPr>
-            <w:r>
-              <w:rPr>
-                <w:color w:val="000000"/>
-                <w:sz w:val="17"/>
-              </w:rPr>
-              <w:t xml:space="preserve">medium</w:t>
+            </w:pPr>
+            <w:r>
+              <w:rPr>
+                <w:color w:val="000000"/>
+                <w:sz w:val="17"/>
+              </w:rPr>
+              <w:t>medium</w:t>
             </w:r>
           </w:p>
         </w:tc>
@@ -27248,14 +26956,13 @@
               <w:keepNext/>
               <w:keepLines/>
               <w:spacing w:after="40" w:line="254" w:lineRule="auto"/>
-              <w:rPr/>
-            </w:pPr>
-            <w:r>
-              <w:rPr>
-                <w:color w:val="000000"/>
-                <w:sz w:val="17"/>
-              </w:rPr>
-              <w:t xml:space="preserve">A C2PA chunk is present but no manifest could be read, so its claims are unknown. Attestation is not assessed and Integrity is withheld (final_attestation_unreadable) unless a severe contradiction caps it.</w:t>
+            </w:pPr>
+            <w:r>
+              <w:rPr>
+                <w:color w:val="000000"/>
+                <w:sz w:val="17"/>
+              </w:rPr>
+              <w:t>A C2PA chunk is present but no manifest could be read, so its claims are unknown. Attestation is not assessed and Integrity is withheld (final_attestation_unreadable) unless a severe contradiction caps it.</w:t>
             </w:r>
           </w:p>
         </w:tc>
@@ -27275,14 +26982,13 @@
               <w:keepNext/>
               <w:keepLines/>
               <w:spacing w:after="40" w:line="254" w:lineRule="auto"/>
-              <w:rPr/>
-            </w:pPr>
-            <w:r>
-              <w:rPr>
-                <w:color w:val="000000"/>
-                <w:sz w:val="17"/>
-              </w:rPr>
-              <w:t xml:space="preserve">invalid</w:t>
+            </w:pPr>
+            <w:r>
+              <w:rPr>
+                <w:color w:val="000000"/>
+                <w:sz w:val="17"/>
+              </w:rPr>
+              <w:t>invalid</w:t>
             </w:r>
           </w:p>
         </w:tc>
@@ -27297,14 +27003,13 @@
               <w:keepNext/>
               <w:keepLines/>
               <w:spacing w:after="40" w:line="254" w:lineRule="auto"/>
-              <w:rPr/>
-            </w:pPr>
-            <w:r>
-              <w:rPr>
-                <w:color w:val="000000"/>
-                <w:sz w:val="17"/>
-              </w:rPr>
-              <w:t xml:space="preserve">medium</w:t>
+            </w:pPr>
+            <w:r>
+              <w:rPr>
+                <w:color w:val="000000"/>
+                <w:sz w:val="17"/>
+              </w:rPr>
+              <w:t>medium</w:t>
             </w:r>
           </w:p>
         </w:tc>
@@ -27319,14 +27024,13 @@
               <w:keepNext/>
               <w:keepLines/>
               <w:spacing w:after="40" w:line="254" w:lineRule="auto"/>
-              <w:rPr/>
-            </w:pPr>
-            <w:r>
-              <w:rPr>
-                <w:color w:val="000000"/>
-                <w:sz w:val="17"/>
-              </w:rPr>
-              <w:t xml:space="preserve">Names the signer and explains each failure. Attestation strength 0.0; Integrity records the ordinary contradiction final_c2pa_manifest_validates. A known AI signer's label is still accepted.</w:t>
+            </w:pPr>
+            <w:r>
+              <w:rPr>
+                <w:color w:val="000000"/>
+                <w:sz w:val="17"/>
+              </w:rPr>
+              <w:t>Names the signer and explains each failure. Attestation strength 0.0; Integrity records the ordinary contradiction final_c2pa_manifest_validates. A known AI signer's label is still accepted.</w:t>
             </w:r>
           </w:p>
         </w:tc>
@@ -27346,14 +27050,13 @@
               <w:keepNext/>
               <w:keepLines/>
               <w:spacing w:after="40" w:line="254" w:lineRule="auto"/>
-              <w:rPr/>
-            </w:pPr>
-            <w:r>
-              <w:rPr>
-                <w:color w:val="000000"/>
-                <w:sz w:val="17"/>
-              </w:rPr>
-              <w:t xml:space="preserve">untrusted</w:t>
+            </w:pPr>
+            <w:r>
+              <w:rPr>
+                <w:color w:val="000000"/>
+                <w:sz w:val="17"/>
+              </w:rPr>
+              <w:t>untrusted</w:t>
             </w:r>
           </w:p>
         </w:tc>
@@ -27368,14 +27071,13 @@
               <w:keepNext/>
               <w:keepLines/>
               <w:spacing w:after="40" w:line="254" w:lineRule="auto"/>
-              <w:rPr/>
-            </w:pPr>
-            <w:r>
-              <w:rPr>
-                <w:color w:val="000000"/>
-                <w:sz w:val="17"/>
-              </w:rPr>
-              <w:t xml:space="preserve">low</w:t>
+            </w:pPr>
+            <w:r>
+              <w:rPr>
+                <w:color w:val="000000"/>
+                <w:sz w:val="17"/>
+              </w:rPr>
+              <w:t>low</w:t>
             </w:r>
           </w:p>
         </w:tc>
@@ -27390,14 +27092,13 @@
               <w:keepNext/>
               <w:keepLines/>
               <w:spacing w:after="40" w:line="254" w:lineRule="auto"/>
-              <w:rPr/>
-            </w:pPr>
-            <w:r>
-              <w:rPr>
-                <w:color w:val="000000"/>
-                <w:sz w:val="17"/>
-              </w:rPr>
-              <w:t xml:space="preserve">Binding and signature verify but the signer is unknown. Attestation strength 0.3; a claim supporting human authorship cannot release Integrity.</w:t>
+            </w:pPr>
+            <w:r>
+              <w:rPr>
+                <w:color w:val="000000"/>
+                <w:sz w:val="17"/>
+              </w:rPr>
+              <w:t>Binding and signature verify but the signer is unknown. Attestation strength 0.3; a claim supporting human authorship cannot release Integrity.</w:t>
             </w:r>
           </w:p>
         </w:tc>
@@ -27417,14 +27118,13 @@
               <w:keepNext/>
               <w:keepLines/>
               <w:spacing w:after="40" w:line="254" w:lineRule="auto"/>
-              <w:rPr/>
-            </w:pPr>
-            <w:r>
-              <w:rPr>
-                <w:color w:val="000000"/>
-                <w:sz w:val="17"/>
-              </w:rPr>
-              <w:t xml:space="preserve">trusted_c2pa or trusted_legacy_itl</w:t>
+            </w:pPr>
+            <w:r>
+              <w:rPr>
+                <w:color w:val="000000"/>
+                <w:sz w:val="17"/>
+              </w:rPr>
+              <w:t>trusted_c2pa or trusted_legacy_itl</w:t>
             </w:r>
           </w:p>
         </w:tc>
@@ -27439,14 +27139,13 @@
               <w:keepNext/>
               <w:keepLines/>
               <w:spacing w:after="40" w:line="254" w:lineRule="auto"/>
-              <w:rPr/>
-            </w:pPr>
-            <w:r>
-              <w:rPr>
-                <w:color w:val="000000"/>
-                <w:sz w:val="17"/>
-              </w:rPr>
-              <w:t xml:space="preserve">info</w:t>
+            </w:pPr>
+            <w:r>
+              <w:rPr>
+                <w:color w:val="000000"/>
+                <w:sz w:val="17"/>
+              </w:rPr>
+              <w:t>info</w:t>
             </w:r>
           </w:p>
         </w:tc>
@@ -27461,14 +27160,13 @@
               <w:keepNext/>
               <w:keepLines/>
               <w:spacing w:after="40" w:line="254" w:lineRule="auto"/>
-              <w:rPr/>
-            </w:pPr>
-            <w:r>
-              <w:rPr>
-                <w:color w:val="000000"/>
-                <w:sz w:val="17"/>
-              </w:rPr>
-              <w:t xml:space="preserve">Names the signer and list. Attestation strength 1.0 or 0.9. States that a signature identifies the signer, not the truth of the claims, and that revocation was not checked.</w:t>
+            </w:pPr>
+            <w:r>
+              <w:rPr>
+                <w:color w:val="000000"/>
+                <w:sz w:val="17"/>
+              </w:rPr>
+              <w:t>Names the signer and list. Attestation strength 1.0 or 0.9. States that a signature identifies the signer, not the truth of the claims, and that revocation was not checked.</w:t>
             </w:r>
           </w:p>
         </w:tc>
@@ -27487,14 +27185,13 @@
             <w:pPr>
               <w:keepLines/>
               <w:spacing w:after="40" w:line="254" w:lineRule="auto"/>
-              <w:rPr/>
-            </w:pPr>
-            <w:r>
-              <w:rPr>
-                <w:color w:val="000000"/>
-                <w:sz w:val="17"/>
-              </w:rPr>
-              <w:t xml:space="preserve">unclear</w:t>
+            </w:pPr>
+            <w:r>
+              <w:rPr>
+                <w:color w:val="000000"/>
+                <w:sz w:val="17"/>
+              </w:rPr>
+              <w:t>unclear</w:t>
             </w:r>
           </w:p>
         </w:tc>
@@ -27508,14 +27205,13 @@
             <w:pPr>
               <w:keepLines/>
               <w:spacing w:after="40" w:line="254" w:lineRule="auto"/>
-              <w:rPr/>
-            </w:pPr>
-            <w:r>
-              <w:rPr>
-                <w:color w:val="000000"/>
-                <w:sz w:val="17"/>
-              </w:rPr>
-              <w:t xml:space="preserve">low</w:t>
+            </w:pPr>
+            <w:r>
+              <w:rPr>
+                <w:color w:val="000000"/>
+                <w:sz w:val="17"/>
+              </w:rPr>
+              <w:t>low</w:t>
             </w:r>
           </w:p>
         </w:tc>
@@ -27529,14 +27225,13 @@
             <w:pPr>
               <w:keepLines/>
               <w:spacing w:after="40" w:line="254" w:lineRule="auto"/>
-              <w:rPr/>
-            </w:pPr>
-            <w:r>
-              <w:rPr>
-                <w:color w:val="000000"/>
-                <w:sz w:val="17"/>
-              </w:rPr>
-              <w:t xml:space="preserve">Readable but unclear validation. Attestation strength 0.25 or 0.1; the claims are treated as submitter documents.</w:t>
+            </w:pPr>
+            <w:r>
+              <w:rPr>
+                <w:color w:val="000000"/>
+                <w:sz w:val="17"/>
+              </w:rPr>
+              <w:t>Readable but unclear validation. Attestation strength 0.25 or 0.1; the claims are treated as submitter documents.</w:t>
             </w:r>
           </w:p>
         </w:tc>
@@ -27545,10 +27240,11 @@
     <w:p>
       <w:pPr>
         <w:spacing w:before="120"/>
-        <w:rPr/>
       </w:pPr>
       <w:r>
-        <w:t xml:space="preserve">Other C2PA findings: C2PA_CONTENT_BINDING_FAILED, C2PA_SIGNATURE_INVALID and C2PA_VALIDATION_FAILED for invalid manifests; C2PA_SIGNER_UNTRUSTED for a valid signature from an unknown signer (medium for the final artefact, low for supporting artefacts); C2PA_KNOWN_AI_SIGNER (info, or medium when the artefact is not declared ai-generated); C2PA_READ_FAILED (low) when the final manifest cannot be read; and C2PA_PARSER_UNAVAILABLE (medium) when the SDK is missing.</w:t>
+        <w:t xml:space="preserve">Other C2PA findings: C2PA_CONTENT_BINDING_FAILED, C2PA_SIGNATURE_INVALID and C2PA_VALIDATION_FAILED for invalid manifests; C2PA_SIGNER_UNTRUSTED for a valid signature from an unknown signer (medium for the final artefact, low for supporting artefacts); C2PA_KNOWN_AI_SIGNER </w:t>
+        <w:lastRenderedPageBreak/>
+        <w:t>(info, or medium when the artefact is not declared ai-generated); C2PA_READ_FAILED (low) when the final manifest cannot be read; and C2PA_PARSER_UNAVAILABLE (medium) when the SDK is missing.</w:t>
       </w:r>
     </w:p>
     <w:p>
@@ -27556,24 +27252,19 @@
         <w:pStyle w:val="Heading2"/>
         <w:keepNext/>
         <w:keepLines/>
-        <w:rPr/>
       </w:pPr>
-      <w:bookmarkStart w:id="307" w:name="ManualSection50"/>
+      <w:bookmarkStart w:id="42" w:name="ManualSection50"/>
       <w:r>
-        <w:rPr>
-          <w:color w:val="000000"/>
-        </w:rPr>
-        <w:t xml:space="preserve">Invalid manifests</w:t>
+        <w:t>Invalid manifests</w:t>
       </w:r>
-      <w:bookmarkEnd w:id="307"/>
+      <w:bookmarkEnd w:id="42"/>
     </w:p>
     <w:p>
       <w:pPr>
         <w:spacing w:line="276" w:lineRule="auto"/>
-        <w:rPr/>
       </w:pPr>
       <w:r>
-        <w:t xml:space="preserve">An invalid manifest is reported with the SDK failure codes and a plain-language explanation of each. signingCredential.trusted and signingCredential.untrusted are excluded from the failure list because signer trust is not tampering.</w:t>
+        <w:t>An invalid manifest is reported with the SDK failure codes and a plain-language explanation of each. signingCredential.trusted and signingCredential.untrusted are excluded from the failure list because signer trust is not tampering.</w:t>
       </w:r>
     </w:p>
     <w:tbl>
@@ -27629,7 +27320,6 @@
               <w:keepNext/>
               <w:keepLines/>
               <w:spacing w:after="40" w:line="254" w:lineRule="auto"/>
-              <w:rPr/>
             </w:pPr>
             <w:r>
               <w:rPr>
@@ -27639,7 +27329,7 @@
                 <w:sz w:val="17"/>
                 <w:szCs w:val="18"/>
               </w:rPr>
-              <w:t xml:space="preserve">Failure code</w:t>
+              <w:t>Failure code</w:t>
             </w:r>
           </w:p>
         </w:tc>
@@ -27666,7 +27356,6 @@
               <w:keepNext/>
               <w:keepLines/>
               <w:spacing w:after="40" w:line="254" w:lineRule="auto"/>
-              <w:rPr/>
             </w:pPr>
             <w:r>
               <w:rPr>
@@ -27676,7 +27365,7 @@
                 <w:sz w:val="17"/>
                 <w:szCs w:val="18"/>
               </w:rPr>
-              <w:t xml:space="preserve">Finding</w:t>
+              <w:t>Finding</w:t>
             </w:r>
           </w:p>
         </w:tc>
@@ -27703,7 +27392,6 @@
               <w:keepNext/>
               <w:keepLines/>
               <w:spacing w:after="40" w:line="254" w:lineRule="auto"/>
-              <w:rPr/>
             </w:pPr>
             <w:r>
               <w:rPr>
@@ -27713,7 +27401,7 @@
                 <w:sz w:val="17"/>
                 <w:szCs w:val="18"/>
               </w:rPr>
-              <w:t xml:space="preserve">Plain-language meaning</w:t>
+              <w:t>Plain-language meaning</w:t>
             </w:r>
           </w:p>
         </w:tc>
@@ -27733,14 +27421,13 @@
               <w:keepNext/>
               <w:keepLines/>
               <w:spacing w:after="40" w:line="254" w:lineRule="auto"/>
-              <w:rPr/>
-            </w:pPr>
-            <w:r>
-              <w:rPr>
-                <w:color w:val="000000"/>
-                <w:sz w:val="17"/>
-              </w:rPr>
-              <w:t xml:space="preserve">assertion.dataHash.mismatch</w:t>
+            </w:pPr>
+            <w:r>
+              <w:rPr>
+                <w:color w:val="000000"/>
+                <w:sz w:val="17"/>
+              </w:rPr>
+              <w:t>assertion.dataHash.mismatch</w:t>
             </w:r>
           </w:p>
         </w:tc>
@@ -27755,14 +27442,13 @@
               <w:keepNext/>
               <w:keepLines/>
               <w:spacing w:after="40" w:line="254" w:lineRule="auto"/>
-              <w:rPr/>
-            </w:pPr>
-            <w:r>
-              <w:rPr>
-                <w:color w:val="000000"/>
-                <w:sz w:val="17"/>
-              </w:rPr>
-              <w:t xml:space="preserve">C2PA_CONTENT_BINDING_FAILED</w:t>
+            </w:pPr>
+            <w:r>
+              <w:rPr>
+                <w:color w:val="000000"/>
+                <w:sz w:val="17"/>
+              </w:rPr>
+              <w:t>C2PA_CONTENT_BINDING_FAILED</w:t>
             </w:r>
           </w:p>
         </w:tc>
@@ -27777,14 +27463,13 @@
               <w:keepNext/>
               <w:keepLines/>
               <w:spacing w:after="40" w:line="254" w:lineRule="auto"/>
-              <w:rPr/>
-            </w:pPr>
-            <w:r>
-              <w:rPr>
-                <w:color w:val="000000"/>
-                <w:sz w:val="17"/>
-              </w:rPr>
-              <w:t xml:space="preserve">The audio no longer matches the hash recorded at signing: the file was edited after signing, or the manifest was copied from another file.</w:t>
+            </w:pPr>
+            <w:r>
+              <w:rPr>
+                <w:color w:val="000000"/>
+                <w:sz w:val="17"/>
+              </w:rPr>
+              <w:t>The audio no longer matches the hash recorded at signing: the file was edited after signing, or the manifest was copied from another file.</w:t>
             </w:r>
           </w:p>
         </w:tc>
@@ -27804,14 +27489,13 @@
               <w:keepNext/>
               <w:keepLines/>
               <w:spacing w:after="40" w:line="254" w:lineRule="auto"/>
-              <w:rPr/>
-            </w:pPr>
-            <w:r>
-              <w:rPr>
-                <w:color w:val="000000"/>
-                <w:sz w:val="17"/>
-              </w:rPr>
-              <w:t xml:space="preserve">assertion.bmffHash, boxesHash or collectionHash mismatch</w:t>
+            </w:pPr>
+            <w:r>
+              <w:rPr>
+                <w:color w:val="000000"/>
+                <w:sz w:val="17"/>
+              </w:rPr>
+              <w:t>assertion.bmffHash, boxesHash or collectionHash mismatch</w:t>
             </w:r>
           </w:p>
         </w:tc>
@@ -27826,14 +27510,13 @@
               <w:keepNext/>
               <w:keepLines/>
               <w:spacing w:after="40" w:line="254" w:lineRule="auto"/>
-              <w:rPr/>
-            </w:pPr>
-            <w:r>
-              <w:rPr>
-                <w:color w:val="000000"/>
-                <w:sz w:val="17"/>
-              </w:rPr>
-              <w:t xml:space="preserve">C2PA_CONTENT_BINDING_FAILED</w:t>
+            </w:pPr>
+            <w:r>
+              <w:rPr>
+                <w:color w:val="000000"/>
+                <w:sz w:val="17"/>
+              </w:rPr>
+              <w:t>C2PA_CONTENT_BINDING_FAILED</w:t>
             </w:r>
           </w:p>
         </w:tc>
@@ -27848,14 +27531,13 @@
               <w:keepNext/>
               <w:keepLines/>
               <w:spacing w:after="40" w:line="254" w:lineRule="auto"/>
-              <w:rPr/>
-            </w:pPr>
-            <w:r>
-              <w:rPr>
-                <w:color w:val="000000"/>
-                <w:sz w:val="17"/>
-              </w:rPr>
-              <w:t xml:space="preserve">The media, or a file in a signed collection, no longer matches its recorded hash.</w:t>
+            </w:pPr>
+            <w:r>
+              <w:rPr>
+                <w:color w:val="000000"/>
+                <w:sz w:val="17"/>
+              </w:rPr>
+              <w:t>The media, or a file in a signed collection, no longer matches its recorded hash.</w:t>
             </w:r>
           </w:p>
         </w:tc>
@@ -27875,14 +27557,13 @@
               <w:keepNext/>
               <w:keepLines/>
               <w:spacing w:after="40" w:line="254" w:lineRule="auto"/>
-              <w:rPr/>
-            </w:pPr>
-            <w:r>
-              <w:rPr>
-                <w:color w:val="000000"/>
-                <w:sz w:val="17"/>
-              </w:rPr>
-              <w:t xml:space="preserve">claimSignature.mismatch</w:t>
+            </w:pPr>
+            <w:r>
+              <w:rPr>
+                <w:color w:val="000000"/>
+                <w:sz w:val="17"/>
+              </w:rPr>
+              <w:t>claimSignature.mismatch</w:t>
             </w:r>
           </w:p>
         </w:tc>
@@ -27897,14 +27578,13 @@
               <w:keepNext/>
               <w:keepLines/>
               <w:spacing w:after="40" w:line="254" w:lineRule="auto"/>
-              <w:rPr/>
-            </w:pPr>
-            <w:r>
-              <w:rPr>
-                <w:color w:val="000000"/>
-                <w:sz w:val="17"/>
-              </w:rPr>
-              <w:t xml:space="preserve">C2PA_SIGNATURE_INVALID</w:t>
+            </w:pPr>
+            <w:r>
+              <w:rPr>
+                <w:color w:val="000000"/>
+                <w:sz w:val="17"/>
+              </w:rPr>
+              <w:t>C2PA_SIGNATURE_INVALID</w:t>
             </w:r>
           </w:p>
         </w:tc>
@@ -27919,14 +27599,13 @@
               <w:keepNext/>
               <w:keepLines/>
               <w:spacing w:after="40" w:line="254" w:lineRule="auto"/>
-              <w:rPr/>
-            </w:pPr>
-            <w:r>
-              <w:rPr>
-                <w:color w:val="000000"/>
-                <w:sz w:val="17"/>
-              </w:rPr>
-              <w:t xml:space="preserve">The claim signature does not verify, so the manifest was altered after signing.</w:t>
+            </w:pPr>
+            <w:r>
+              <w:rPr>
+                <w:color w:val="000000"/>
+                <w:sz w:val="17"/>
+              </w:rPr>
+              <w:t>The claim signature does not verify, so the manifest was altered after signing.</w:t>
             </w:r>
           </w:p>
         </w:tc>
@@ -27946,14 +27625,13 @@
               <w:keepNext/>
               <w:keepLines/>
               <w:spacing w:after="40" w:line="254" w:lineRule="auto"/>
-              <w:rPr/>
-            </w:pPr>
-            <w:r>
-              <w:rPr>
-                <w:color w:val="000000"/>
-                <w:sz w:val="17"/>
-              </w:rPr>
-              <w:t xml:space="preserve">claimSignature.outsideValidity</w:t>
+            </w:pPr>
+            <w:r>
+              <w:rPr>
+                <w:color w:val="000000"/>
+                <w:sz w:val="17"/>
+              </w:rPr>
+              <w:t>claimSignature.outsideValidity</w:t>
             </w:r>
           </w:p>
         </w:tc>
@@ -27968,14 +27646,13 @@
               <w:keepNext/>
               <w:keepLines/>
               <w:spacing w:after="40" w:line="254" w:lineRule="auto"/>
-              <w:rPr/>
-            </w:pPr>
-            <w:r>
-              <w:rPr>
-                <w:color w:val="000000"/>
-                <w:sz w:val="17"/>
-              </w:rPr>
-              <w:t xml:space="preserve">C2PA_SIGNATURE_INVALID</w:t>
+            </w:pPr>
+            <w:r>
+              <w:rPr>
+                <w:color w:val="000000"/>
+                <w:sz w:val="17"/>
+              </w:rPr>
+              <w:t>C2PA_SIGNATURE_INVALID</w:t>
             </w:r>
           </w:p>
         </w:tc>
@@ -27990,14 +27667,13 @@
               <w:keepNext/>
               <w:keepLines/>
               <w:spacing w:after="40" w:line="254" w:lineRule="auto"/>
-              <w:rPr/>
-            </w:pPr>
-            <w:r>
-              <w:rPr>
-                <w:color w:val="000000"/>
-                <w:sz w:val="17"/>
-              </w:rPr>
-              <w:t xml:space="preserve">The manifest was signed outside the certificate's validity period.</w:t>
+            </w:pPr>
+            <w:r>
+              <w:rPr>
+                <w:color w:val="000000"/>
+                <w:sz w:val="17"/>
+              </w:rPr>
+              <w:t>The manifest was signed outside the certificate's validity period.</w:t>
             </w:r>
           </w:p>
         </w:tc>
@@ -28017,14 +27693,13 @@
               <w:keepNext/>
               <w:keepLines/>
               <w:spacing w:after="40" w:line="254" w:lineRule="auto"/>
-              <w:rPr/>
-            </w:pPr>
-            <w:r>
-              <w:rPr>
-                <w:color w:val="000000"/>
-                <w:sz w:val="17"/>
-              </w:rPr>
-              <w:t xml:space="preserve">signingCredential.revoked, expired or other</w:t>
+            </w:pPr>
+            <w:r>
+              <w:rPr>
+                <w:color w:val="000000"/>
+                <w:sz w:val="17"/>
+              </w:rPr>
+              <w:t>signingCredential.revoked, expired or other</w:t>
             </w:r>
           </w:p>
         </w:tc>
@@ -28039,14 +27714,13 @@
               <w:keepNext/>
               <w:keepLines/>
               <w:spacing w:after="40" w:line="254" w:lineRule="auto"/>
-              <w:rPr/>
-            </w:pPr>
-            <w:r>
-              <w:rPr>
-                <w:color w:val="000000"/>
-                <w:sz w:val="17"/>
-              </w:rPr>
-              <w:t xml:space="preserve">C2PA_SIGNATURE_INVALID</w:t>
+            </w:pPr>
+            <w:r>
+              <w:rPr>
+                <w:color w:val="000000"/>
+                <w:sz w:val="17"/>
+              </w:rPr>
+              <w:t>C2PA_SIGNATURE_INVALID</w:t>
             </w:r>
           </w:p>
         </w:tc>
@@ -28061,14 +27735,13 @@
               <w:keepNext/>
               <w:keepLines/>
               <w:spacing w:after="40" w:line="254" w:lineRule="auto"/>
-              <w:rPr/>
-            </w:pPr>
-            <w:r>
-              <w:rPr>
-                <w:color w:val="000000"/>
-                <w:sz w:val="17"/>
-              </w:rPr>
-              <w:t xml:space="preserve">The signing certificate was revoked, had expired or is not valid for signing.</w:t>
+            </w:pPr>
+            <w:r>
+              <w:rPr>
+                <w:color w:val="000000"/>
+                <w:sz w:val="17"/>
+              </w:rPr>
+              <w:t>The signing certificate was revoked, had expired or is not valid for signing.</w:t>
             </w:r>
           </w:p>
         </w:tc>
@@ -28087,14 +27760,13 @@
             <w:pPr>
               <w:keepLines/>
               <w:spacing w:after="40" w:line="254" w:lineRule="auto"/>
-              <w:rPr/>
-            </w:pPr>
-            <w:r>
-              <w:rPr>
-                <w:color w:val="000000"/>
-                <w:sz w:val="17"/>
-              </w:rPr>
-              <w:t xml:space="preserve">assertion.hashedURI.mismatch, timeStamp.* and other codes</w:t>
+            </w:pPr>
+            <w:r>
+              <w:rPr>
+                <w:color w:val="000000"/>
+                <w:sz w:val="17"/>
+              </w:rPr>
+              <w:t>assertion.hashedURI.mismatch, timeStamp.* and other codes</w:t>
             </w:r>
           </w:p>
         </w:tc>
@@ -28108,14 +27780,13 @@
             <w:pPr>
               <w:keepLines/>
               <w:spacing w:after="40" w:line="254" w:lineRule="auto"/>
-              <w:rPr/>
-            </w:pPr>
-            <w:r>
-              <w:rPr>
-                <w:color w:val="000000"/>
-                <w:sz w:val="17"/>
-              </w:rPr>
-              <w:t xml:space="preserve">C2PA_VALIDATION_FAILED</w:t>
+            </w:pPr>
+            <w:r>
+              <w:rPr>
+                <w:color w:val="000000"/>
+                <w:sz w:val="17"/>
+              </w:rPr>
+              <w:t>C2PA_VALIDATION_FAILED</w:t>
             </w:r>
           </w:p>
         </w:tc>
@@ -28129,14 +27800,13 @@
             <w:pPr>
               <w:keepLines/>
               <w:spacing w:after="40" w:line="254" w:lineRule="auto"/>
-              <w:rPr/>
-            </w:pPr>
-            <w:r>
-              <w:rPr>
-                <w:color w:val="000000"/>
-                <w:sz w:val="17"/>
-              </w:rPr>
-              <w:t xml:space="preserve">An assertion was changed after signing, the time stamp failed, or another check failed.</w:t>
+            </w:pPr>
+            <w:r>
+              <w:rPr>
+                <w:color w:val="000000"/>
+                <w:sz w:val="17"/>
+              </w:rPr>
+              <w:t>An assertion was changed after signing, the time stamp failed, or another check failed.</w:t>
             </w:r>
           </w:p>
         </w:tc>
@@ -28145,10 +27815,9 @@
     <w:p>
       <w:pPr>
         <w:spacing w:before="120"/>
-        <w:rPr/>
       </w:pPr>
       <w:r>
-        <w:t xml:space="preserve">For the final artefact these findings are medium severity with scope final. For supporting artefacts they are low severity with scope supporting and add no Integrity contradiction. The attestation reasoning lists the failure codes rather than describing the binding as valid.</w:t>
+        <w:t>For the final artefact these findings are medium severity with scope final. For supporting artefacts they are low severity with scope supporting and add no Integrity contradiction. The attestation reasoning lists the failure codes rather than describing the binding as valid.</w:t>
       </w:r>
     </w:p>
     <w:p>
@@ -28156,16 +27825,12 @@
         <w:pStyle w:val="Heading2"/>
         <w:keepNext/>
         <w:keepLines/>
-        <w:rPr/>
       </w:pPr>
-      <w:bookmarkStart w:id="308" w:name="ManualSection51"/>
+      <w:bookmarkStart w:id="43" w:name="ManualSection51"/>
       <w:r>
-        <w:rPr>
-          <w:color w:val="000000"/>
-        </w:rPr>
-        <w:t xml:space="preserve">Effects on Integrity</w:t>
+        <w:t>Effects on Integrity</w:t>
       </w:r>
-      <w:bookmarkEnd w:id="308"/>
+      <w:bookmarkEnd w:id="43"/>
     </w:p>
     <w:p>
       <w:pPr>
@@ -28175,10 +27840,9 @@
           <w:numId w:val="2"/>
         </w:numPr>
         <w:spacing w:after="60" w:line="276" w:lineRule="auto"/>
-        <w:rPr/>
       </w:pPr>
       <w:r>
-        <w:t xml:space="preserve">final_c2pa_manifest_validates is an ordinary cross-evidence rule. An invalid final manifest fails it, lowers the cross-evidence fraction and marks Integrity contradicted, but it is not a severe rule and does not release a withheld value.</w:t>
+        <w:t>final_c2pa_manifest_validates is an ordinary cross-evidence rule. An invalid final manifest fails it, lowers the cross-evidence fraction and marks Integrity contradicted, but it is not a severe rule and does not release a withheld value.</w:t>
       </w:r>
     </w:p>
     <w:p>
@@ -28189,10 +27853,9 @@
           <w:numId w:val="2"/>
         </w:numPr>
         <w:spacing w:after="60" w:line="276" w:lineRule="auto"/>
-        <w:rPr/>
       </w:pPr>
       <w:r>
-        <w:t xml:space="preserve">An unreadable final manifest withholds Integrity (release_reason final_attestation_unreadable), because evidence about other files cannot stand in for the final artefact's own claims. An absent manifest withholds nothing. A configured severe contradiction can still release the capped value.</w:t>
+        <w:t>An unreadable final manifest withholds Integrity (release_reason final_attestation_unreadable), because evidence about other files cannot stand in for the final artefact's own claims. An absent manifest withholds nothing. A configured severe contradiction can still release the capped value.</w:t>
       </w:r>
     </w:p>
     <w:p>
@@ -28203,10 +27866,9 @@
           <w:numId w:val="2"/>
         </w:numPr>
         <w:spacing w:after="60" w:line="276" w:lineRule="auto"/>
-        <w:rPr/>
       </w:pPr>
       <w:r>
-        <w:t xml:space="preserve">Only C2PA facts in the signed_attestation tier, as decided by asymmetric trust, can satisfy the support condition. integrity_decision.qualifying_facts lists the rule, subject and tier of each fact that did.</w:t>
+        <w:t>Only C2PA facts in the signed_attestation tier, as decided by asymmetric trust, can satisfy the support condition. integrity_decision.qualifying_facts lists the rule, subject and tier of each fact that did.</w:t>
       </w:r>
     </w:p>
     <w:p>
@@ -28217,10 +27879,9 @@
           <w:numId w:val="2"/>
         </w:numPr>
         <w:spacing w:after="60" w:line="276" w:lineRule="auto"/>
-        <w:rPr/>
       </w:pPr>
       <w:r>
-        <w:t xml:space="preserve">The severe rules c2pa_ingredient_hash_exists_in_graph and c2pa_standalone_manifest_bound_to_graph_asset are unchanged.</w:t>
+        <w:t>The severe rules c2pa_ingredient_hash_exists_in_graph and c2pa_standalone_manifest_bound_to_graph_asset are unchanged.</w:t>
       </w:r>
     </w:p>
     <w:p>
@@ -28228,119 +27889,27 @@
         <w:pStyle w:val="Heading2"/>
         <w:keepNext/>
         <w:keepLines/>
-        <w:rPr/>
       </w:pPr>
-      <w:bookmarkStart w:id="309" w:name="ManualSection52"/>
+      <w:bookmarkStart w:id="44" w:name="ManualSection52"/>
       <w:r>
-        <w:rPr>
-          <w:color w:val="000000"/>
-        </w:rPr>
-        <w:t xml:space="preserve">Testing with Lumina output</w:t>
+        <w:t>Testing with Lumina output</w:t>
       </w:r>
-      <w:bookmarkEnd w:id="309"/>
+      <w:bookmarkEnd w:id="44"/>
     </w:p>
     <w:p>
       <w:pPr>
         <w:spacing w:line="276" w:lineRule="auto"/>
-        <w:rPr/>
       </w:pPr>
       <w:r>
-        <w:t xml:space="preserve">BytePlus Lumina signs its generated WAV output with a C2PA manifest. The certificate (CN=certificate@byteplus.com, O=Byteplus Pte. Ltd., issued by GlobalSign GCC R45 SMIME CA 2025) is on neither pinned list, so unmodified Lumina output is valid but untrusted, with attestation strength 0.3 (partial). Its fingerprint is on the known AI signer list, so C2PA_KNOWN_AI_SIGNER is reported and the AI-generation label counts as signed_attestation evidence. When such a file is declared recorded instead of ai-generated, the finding is medium severity and c2pa_ai_source_type_matches_creation_method fails. Editing the audio after signing gives an invalid manifest with C2PA_CONTENT_BINDING_FAILED; the AI label is still accepted because the certificate belongs to a known AI signer.</w:t>
+        <w:t>BytePlus Lumina signs its generated WAV output with a C2PA manifest. The certificate (CN=certificate@byteplus.com, O=Byteplus Pte. Ltd., issued by GlobalSign GCC R45 SMIME CA 2025) is on neither pinned list, so unmodified Lumina output is valid but untrusted, with attestation strength 0.3 (partial). Its fingerprint is on the known AI signer list, so C2PA_KNOWN_AI_SIGNER is reported and the AI-generation label counts as signed_attestation evidence. When such a file is declared recorded instead of ai-generated, the finding is medium severity and c2pa_ai_source_type_matches_creation_method fails. Editing the audio after signing gives an invalid manifest with C2PA_CONTENT_BINDING_FAILED; the AI label is still accepted because the certificate belongs to a known AI signer.</w:t>
       </w:r>
     </w:p>
     <w:p>
       <w:pPr>
         <w:spacing w:line="276" w:lineRule="auto"/>
-        <w:rPr/>
       </w:pPr>
       <w:r>
-        <w:t xml:space="preserve">tests/test_c2pa_integrity.py has 24 offline cases covering pinned-list hash checks, trust status, asymmetric trust, known AI signer matching, the C2PA chunk precondition and every final state. Its fixtures are signed at runtime with throwaway certificates, so they test failure handling, not a production signer.</w:t>
-      </w:r>
-    </w:p>
-    <w:p>
-      <w:pPr>
-        <w:pStyle w:val="Heading2"/>
-        <w:keepNext/>
-        <w:keepLines/>
-        <w:rPr/>
-      </w:pPr>
-      <w:bookmarkStart w:id="310" w:name="ManualSection53"/>
-      <w:r>
-        <w:rPr>
-          <w:color w:val="000000"/>
-        </w:rPr>
-        <w:t xml:space="preserve">Limitations</w:t>
-      </w:r>
-      <w:bookmarkEnd w:id="310"/>
-    </w:p>
-    <w:p>
-      <w:pPr>
-        <w:pStyle w:val="ListParagraph"/>
-        <w:numPr>
-          <w:ilvl w:val="0"/>
-          <w:numId w:val="2"/>
-        </w:numPr>
-        <w:spacing w:after="60" w:line="276" w:lineRule="auto"/>
-        <w:rPr/>
-      </w:pPr>
-      <w:r>
-        <w:t xml:space="preserve">Revocation is not checked because validation runs offline.</w:t>
-      </w:r>
-    </w:p>
-    <w:p>
-      <w:pPr>
-        <w:pStyle w:val="ListParagraph"/>
-        <w:numPr>
-          <w:ilvl w:val="0"/>
-          <w:numId w:val="2"/>
-        </w:numPr>
-        <w:spacing w:after="60" w:line="276" w:lineRule="auto"/>
-        <w:rPr/>
-      </w:pPr>
-      <w:r>
-        <w:t xml:space="preserve">The TSA list is pinned but not used. The ITL date condition relies on the signing time reported by the SDK, which is not verified against a time-stamp authority.</w:t>
-      </w:r>
-    </w:p>
-    <w:p>
-      <w:pPr>
-        <w:pStyle w:val="ListParagraph"/>
-        <w:numPr>
-          <w:ilvl w:val="0"/>
-          <w:numId w:val="2"/>
-        </w:numPr>
-        <w:spacing w:after="60" w:line="276" w:lineRule="auto"/>
-        <w:rPr/>
-      </w:pPr>
-      <w:r>
-        <w:t xml:space="preserve">The BytePlus fingerprint was extracted from Lumina output on 21 October 2026 and should be confirmed with BytePlus. The certificate expires on 16 March 2028, and the list must be updated when it is replaced. Other AI generators are not yet listed.</w:t>
-      </w:r>
-    </w:p>
-    <w:p>
-      <w:pPr>
-        <w:pStyle w:val="ListParagraph"/>
-        <w:numPr>
-          <w:ilvl w:val="0"/>
-          <w:numId w:val="2"/>
-        </w:numPr>
-        <w:spacing w:after="60" w:line="276" w:lineRule="auto"/>
-        <w:rPr/>
-      </w:pPr>
-      <w:r>
-        <w:t xml:space="preserve">A trusted signature identifies the signer, not the truth of the claims. A standalone manifest linked only by graph adjacency is not content-bound to the final artefact.</w:t>
-      </w:r>
-    </w:p>
-    <w:p>
-      <w:pPr>
-        <w:pStyle w:val="ListParagraph"/>
-        <w:numPr>
-          <w:ilvl w:val="0"/>
-          <w:numId w:val="2"/>
-        </w:numPr>
-        <w:spacing w:after="60" w:line="276" w:lineRule="auto"/>
-        <w:rPr/>
-      </w:pPr>
-      <w:r>
-        <w:t xml:space="preserve">CSEC requests carry no creation_method, so the comparison between C2PA AI labels and declared creation methods applies only to native requests.</w:t>
+        <w:t>tests/test_c2pa_integrity.py has 24 offline cases covering pinned-list hash checks, trust status, asymmetric trust, known AI signer matching, the C2PA chunk precondition and every final state. Its fixtures are signed at runtime with throwaway certificates, so they test failure handling, not a production signer.</w:t>
       </w:r>
     </w:p>
     <w:p>
@@ -28349,27 +27918,19 @@
         <w:keepNext/>
         <w:keepLines/>
       </w:pPr>
-      <w:bookmarkStart w:id="34" w:name="ManualSection35"/>
+      <w:bookmarkStart w:id="45" w:name="ManualSection35"/>
       <w:r>
-        <w:rPr>
-          <w:color w:val="000000"/>
-        </w:rPr>
-        <w:t xml:space="preserve">9</w:t>
+        <w:lastRenderedPageBreak/>
+        <w:t>9 Program File Responsibilities</w:t>
       </w:r>
-      <w:r>
-        <w:rPr>
-          <w:color w:val="000000"/>
-        </w:rPr>
-        <w:t xml:space="preserve"> Program File Responsibilities</w:t>
-      </w:r>
-      <w:bookmarkEnd w:id="34"/>
+      <w:bookmarkEnd w:id="45"/>
     </w:p>
     <w:p>
       <w:pPr>
         <w:spacing w:line="276" w:lineRule="auto"/>
       </w:pPr>
       <w:r>
-        <w:t xml:space="preserve">The active implementation is under program/. The repository root also holds project documentation and legacy_v3_prototype/, which is historical code rather than the production entry path. The ignored local certivina_audio_domain dataset is separate from the distributed program. Cache files, .venv and generated outputs are not source logic.</w:t>
+        <w:t>The active implementation is under program/. The repository root also holds project documentation and legacy_v3_prototype/, which is historical code rather than the production entry path. The ignored local certivina_audio_domain dataset is separate from the distributed program. Cache files, .venv and generated outputs are not source logic.</w:t>
       </w:r>
     </w:p>
     <w:p>
@@ -28378,15 +27939,11 @@
         <w:keepNext/>
         <w:keepLines/>
       </w:pPr>
-      <w:bookmarkStart w:id="35" w:name="ManualSection36"/>
+      <w:bookmarkStart w:id="46" w:name="ManualSection36"/>
       <w:r>
-        <w:rPr>
-          <w:color w:val="000000"/>
-        </w:rPr>
-        <w:lastRenderedPageBreak/>
         <w:t>Root files</w:t>
       </w:r>
-      <w:bookmarkEnd w:id="35"/>
+      <w:bookmarkEnd w:id="46"/>
     </w:p>
     <w:tbl>
       <w:tblPr>
@@ -28798,7 +28355,7 @@
                 <w:sz w:val="17"/>
                 <w:szCs w:val="18"/>
               </w:rPr>
-              <w:t xml:space="preserve">Pinned core packages including jsonschema, numpy, pypdf, xmlschema, pyaaf2 and c2pa-python with its dependencies.</w:t>
+              <w:t>Pinned core packages including jsonschema, numpy, pypdf, xmlschema, pyaaf2 and c2pa-python with its dependencies.</w:t>
             </w:r>
           </w:p>
         </w:tc>
@@ -28872,7 +28429,7 @@
                 <w:sz w:val="17"/>
                 <w:szCs w:val="18"/>
               </w:rPr>
-              <w:t xml:space="preserve">A compatibility alias for requirements.txt (C2PA is now a core requirement), optional audio dependencies, and the tested audio environment.</w:t>
+              <w:t>A compatibility alias for requirements.txt (C2PA is now a core requirement), optional audio dependencies, and the tested audio environment.</w:t>
             </w:r>
           </w:p>
         </w:tc>
@@ -28943,14 +28500,7 @@
                 <w:color w:val="000000"/>
                 <w:sz w:val="17"/>
               </w:rPr>
-              <w:t xml:space="preserve">music_benchmark.py adapts Slakh/BabySlakh and MUSDB18-HQ to Native requests with true stems and a control from another track; datasets are not bundled.</w:t>
-            </w:r>
-            <w:r>
-              <w:rPr>
-                <w:color w:val="000000"/>
-                <w:sz w:val="17"/>
-              </w:rPr>
-              <w:t xml:space="preserve"> false_match.py runs the false-match benchmark from a SHA-256-pinned manifest (false_match_lumina_2026-10-21.json) and can record its counts in policies/audio_calibration_status.json.</w:t>
+              <w:t>music_benchmark.py adapts Slakh/BabySlakh and MUSDB18-HQ to Native requests with true stems and a control from another track; datasets are not bundled. false_match.py runs the false-match benchmark from a SHA-256-pinned manifest (false_match_lumina_2026-10-21.json) and can record its counts in policies/audio_calibration_status.json.</w:t>
             </w:r>
           </w:p>
         </w:tc>
@@ -29003,10 +28553,7 @@
           </w:tcPr>
           <w:p>
             <w:r>
-              <w:t>Tk desktop builder, background imports and exports, verified full-assessment staging, Native local references and human-readable result summaries.</w:t>
-            </w:r>
-            <w:r>
-              <w:t xml:space="preserve"> Results show audio summaries grouped by pair, calibration status and C2PA problem states.</w:t>
+              <w:t>Tk desktop builder, background imports and exports, verified full-assessment staging, Native local references and human-readable result summaries. Results show audio summaries grouped by pair, calibration status and C2PA problem states. wav_probe.py reads WAV header fields for import and accepts the same encodings as the core decoder.</w:t>
             </w:r>
           </w:p>
         </w:tc>
@@ -29023,14 +28570,11 @@
         <w:keepNext/>
         <w:keepLines/>
       </w:pPr>
-      <w:bookmarkStart w:id="36" w:name="ManualSection37"/>
+      <w:bookmarkStart w:id="47" w:name="ManualSection37"/>
       <w:r>
-        <w:rPr>
-          <w:color w:val="000000"/>
-        </w:rPr>
         <w:t>Music target modules</w:t>
       </w:r>
-      <w:bookmarkEnd w:id="36"/>
+      <w:bookmarkEnd w:id="47"/>
     </w:p>
     <w:tbl>
       <w:tblPr>
@@ -29419,23 +28963,7 @@
                 <w:sz w:val="17"/>
                 <w:szCs w:val="18"/>
               </w:rPr>
-              <w:t xml:space="preserve">File, declaration and cross-evidence aggregation, </w:t>
-            </w:r>
-            <w:r>
-              <w:rPr>
-                <w:color w:val="000000"/>
-                <w:sz w:val="17"/>
-                <w:szCs w:val="18"/>
-              </w:rPr>
-              <w:t xml:space="preserve">C2PA attestation with pinned trust, the C2PA chunk precondition and final-state findings,</w:t>
-            </w:r>
-            <w:r>
-              <w:rPr>
-                <w:color w:val="000000"/>
-                <w:sz w:val="17"/>
-                <w:szCs w:val="18"/>
-              </w:rPr>
-              <w:t xml:space="preserve"> AI disclosure, tier-aware Integrity, cap and contradiction reasoning.</w:t>
+              <w:t>File, declaration and cross-evidence aggregation, C2PA attestation with pinned trust, the C2PA chunk precondition and final-state findings, AI disclosure, tier-aware Integrity, cap and contradiction reasoning.</w:t>
             </w:r>
           </w:p>
         </w:tc>
@@ -29507,15 +29035,7 @@
                 <w:sz w:val="17"/>
                 <w:szCs w:val="18"/>
               </w:rPr>
-              <w:t>Evidence tiers and counts.</w:t>
-            </w:r>
-            <w:r>
-              <w:rPr>
-                <w:color w:val="000000"/>
-                <w:sz w:val="17"/>
-                <w:szCs w:val="18"/>
-              </w:rPr>
-              <w:t xml:space="preserve"> Asymmetric C2PA tier: AI labels from any valid or known AI signer, other claims only from trusted signers.</w:t>
+              <w:t>Evidence tiers and counts. Asymmetric C2PA tier: AI labels from any valid or known AI signer, other claims only from trusted signers.</w:t>
             </w:r>
           </w:p>
         </w:tc>
@@ -29587,7 +29107,7 @@
                 <w:sz w:val="17"/>
                 <w:szCs w:val="18"/>
               </w:rPr>
-              <w:t>Per-axis explanations and plain-language statements of failed checks.</w:t>
+              <w:t xml:space="preserve">Per-axis explanations, contradiction and assessed-fact counts, and plain-language statements of failed checks.</w:t>
             </w:r>
           </w:p>
         </w:tc>
@@ -29659,7 +29179,7 @@
                 <w:sz w:val="17"/>
                 <w:szCs w:val="18"/>
               </w:rPr>
-              <w:t xml:space="preserve">Recorder </w:t>
+              <w:t xml:space="preserve">Recorder bext/iXML fields from a bound WAV; DAW and library BWF reported as daw_or_library.</w:t>
             </w:r>
             <w:r>
               <w:rPr>
@@ -29668,15 +29188,15 @@
                 <w:sz w:val="17"/>
                 <w:szCs w:val="16"/>
               </w:rPr>
-              <w:t>bext</w:t>
-            </w:r>
-            <w:r>
-              <w:rPr>
-                <w:color w:val="000000"/>
-                <w:sz w:val="17"/>
-                <w:szCs w:val="18"/>
-              </w:rPr>
-              <w:t xml:space="preserve">/iXML fields from a bound WAV.</w:t>
+              <w:t/>
+            </w:r>
+            <w:r>
+              <w:rPr>
+                <w:color w:val="000000"/>
+                <w:sz w:val="17"/>
+                <w:szCs w:val="18"/>
+              </w:rPr>
+              <w:t/>
             </w:r>
           </w:p>
         </w:tc>
@@ -29748,7 +29268,7 @@
                 <w:sz w:val="17"/>
                 <w:szCs w:val="18"/>
               </w:rPr>
-              <w:t>Sound report and AAF parsers and their recorder checks.</w:t>
+              <w:t xml:space="preserve">Sound report and AAF parsers, their recorder checks, AAF take coverage and the AAF's non-recorder media.</w:t>
             </w:r>
           </w:p>
         </w:tc>
@@ -29787,6 +29307,7 @@
                 <w:sz w:val="17"/>
                 <w:szCs w:val="18"/>
               </w:rPr>
+              <w:lastRenderedPageBreak/>
               <w:t>daw_session.py</w:t>
             </w:r>
           </w:p>
@@ -30107,7 +29628,7 @@
                 <w:sz w:val="17"/>
                 <w:szCs w:val="18"/>
               </w:rPr>
-              <w:t xml:space="preserve">MIDI, CompSheet and CueSheet parsing.</w:t>
+              <w:t>MIDI, CompSheet and CueSheet parsing.</w:t>
             </w:r>
           </w:p>
         </w:tc>
@@ -30253,15 +29774,7 @@
                 <w:sz w:val="17"/>
                 <w:szCs w:val="18"/>
               </w:rPr>
-              <w:t xml:space="preserve">Report-only contracts, policy, tasks, snapshots, per-task worker, agreement and providers (audfprint, SpectroMap, librosa, music_semantics).</w:t>
-            </w:r>
-            <w:r>
-              <w:rPr>
-                <w:color w:val="000000"/>
-                <w:sz w:val="17"/>
-                <w:szCs w:val="18"/>
-              </w:rPr>
-              <w:t xml:space="preserve"> Each row carries its calibration status; insufficient support is reported separately from providers that did not run.</w:t>
+              <w:t xml:space="preserve">Report-only contracts, policy, tasks (including AAF-declared source ranges), snapshots, per-task worker, agreement and providers (audfprint, SpectroMap, librosa, music_semantics). Each row carries its calibration status; insufficient support is reported separately from providers that did not run.</w:t>
             </w:r>
           </w:p>
         </w:tc>
@@ -30331,15 +29844,11 @@
         <w:keepNext/>
         <w:keepLines/>
       </w:pPr>
-      <w:bookmarkStart w:id="37" w:name="ManualSection38"/>
+      <w:bookmarkStart w:id="48" w:name="ManualSection38"/>
       <w:r>
-        <w:rPr>
-          <w:color w:val="000000"/>
-        </w:rPr>
-        <w:lastRenderedPageBreak/>
         <w:t>Parsers policies and schemas</w:t>
       </w:r>
-      <w:bookmarkEnd w:id="37"/>
+      <w:bookmarkEnd w:id="48"/>
     </w:p>
     <w:tbl>
       <w:tblPr>
@@ -30512,15 +30021,7 @@
                 <w:sz w:val="17"/>
                 <w:szCs w:val="18"/>
               </w:rPr>
-              <w:t>C2PA, RIN 2.1 and ERN 4.3 parsers; XML bounds, DTD rejection and pinned XSD validation.</w:t>
-            </w:r>
-            <w:r>
-              <w:rPr>
-                <w:color w:val="000000"/>
-                <w:sz w:val="17"/>
-                <w:szCs w:val="18"/>
-              </w:rPr>
-              <w:t xml:space="preserve"> The C2PA parser verifies the pinned trust lists by SHA-256, classifies trust_status and matches known AI signers.</w:t>
+              <w:t>C2PA, RIN 2.1 and ERN 4.3 parsers; XML bounds, DTD rejection and pinned XSD validation. The C2PA parser verifies the pinned trust lists by SHA-256, classifies trust_status and matches known AI signers.</w:t>
             </w:r>
           </w:p>
         </w:tc>
@@ -30959,11 +30460,8 @@
             <w:vAlign w:val="center"/>
           </w:tcPr>
           <w:p>
-            <w:pPr>
-              <w:rPr/>
-            </w:pPr>
-            <w:r>
-              <w:t xml:space="preserve">policies/c2pa_trust/</w:t>
+            <w:r>
+              <w:t>policies/c2pa_trust/</w:t>
             </w:r>
           </w:p>
         </w:tc>
@@ -30986,11 +30484,8 @@
             <w:vAlign w:val="center"/>
           </w:tcPr>
           <w:p>
-            <w:pPr>
-              <w:rPr/>
-            </w:pPr>
-            <w:r>
-              <w:t xml:space="preserve">Pinned C2PA Trust List, TSA list and frozen legacy ITL with trust_lists.json (commits and SHA-256 values), known_ai_signers.json and the update procedure in README.md.</w:t>
+            <w:r>
+              <w:t>Pinned C2PA Trust List, TSA list and frozen legacy ITL with trust_lists.json (commits and SHA-256 values), known_ai_signers.json and the update procedure in README.md.</w:t>
             </w:r>
           </w:p>
         </w:tc>
@@ -31018,11 +30513,8 @@
             <w:vAlign w:val="center"/>
           </w:tcPr>
           <w:p>
-            <w:pPr>
-              <w:rPr/>
-            </w:pPr>
-            <w:r>
-              <w:t xml:space="preserve">policies/audio_calibration_status.json</w:t>
+            <w:r>
+              <w:t>policies/audio_calibration_status.json</w:t>
             </w:r>
           </w:p>
         </w:tc>
@@ -31045,11 +30537,8 @@
             <w:vAlign w:val="center"/>
           </w:tcPr>
           <w:p>
-            <w:pPr>
-              <w:rPr/>
-            </w:pPr>
-            <w:r>
-              <w:t xml:space="preserve">Per-provider calibration status, case counts, tested and untested transforms and false-match counts attached to every audio row. Does not change scoring.</w:t>
+            <w:r>
+              <w:t>Per-provider calibration status, case counts, tested and untested transforms and false-match counts attached to every audio row. Does not change scoring.</w:t>
             </w:r>
           </w:p>
         </w:tc>
@@ -31066,14 +30555,12 @@
         <w:keepNext/>
         <w:keepLines/>
       </w:pPr>
-      <w:bookmarkStart w:id="38" w:name="ManualSection39"/>
+      <w:bookmarkStart w:id="49" w:name="ManualSection39"/>
       <w:r>
-        <w:rPr>
-          <w:color w:val="000000"/>
-        </w:rPr>
+        <w:lastRenderedPageBreak/>
         <w:t>Tests examples reports and documentation</w:t>
       </w:r>
-      <w:bookmarkEnd w:id="38"/>
+      <w:bookmarkEnd w:id="49"/>
     </w:p>
     <w:tbl>
       <w:tblPr>
@@ -31299,13 +30786,7 @@
           </w:tcPr>
           <w:p>
             <w:r>
-              <w:t xml:space="preserve">41 tests</w:t>
-            </w:r>
-            <w:r>
-              <w:t xml:space="preserve">: workers, agreement, semantics, ranges, real providers, non-final versions and short-source local-match isolation.</w:t>
-            </w:r>
-            <w:r>
-              <w:t xml:space="preserve"> Also insufficient-support findings and calibration status.</w:t>
+              <w:t>41 tests: workers, agreement, semantics, ranges, real providers, non-final versions and short-source local-match isolation. Also insufficient-support findings and calibration status.</w:t>
             </w:r>
           </w:p>
         </w:tc>
@@ -31377,7 +30858,7 @@
                 <w:sz w:val="17"/>
                 <w:szCs w:val="18"/>
               </w:rPr>
-              <w:t>11 tests: recorder metadata, sound reports, AAF, explanations.</w:t>
+              <w:t xml:space="preserve">27 tests: recorder metadata (including DAW and library BWF), sound reports, AAF take coverage and non-recorder media, raw takes mixed directly, explanations and contradiction counts, AAF-range diagnostic tasks, source-only AAF ranges, AAF range correspondence and BWF chronology.</w:t>
             </w:r>
           </w:p>
         </w:tc>
@@ -31521,7 +31002,7 @@
                 <w:sz w:val="17"/>
                 <w:szCs w:val="18"/>
               </w:rPr>
-              <w:t xml:space="preserve">valid-generated, invalid-hash, unsupported-png, csec-wav and audio-diagnostics fixtures with responses.</w:t>
+              <w:t>valid-generated, invalid-hash, unsupported-png, csec-wav and audio-diagnostics fixtures with responses.</w:t>
             </w:r>
           </w:p>
         </w:tc>
@@ -31594,7 +31075,7 @@
                 <w:color w:val="000000"/>
                 <w:sz w:val="17"/>
               </w:rPr>
-              <w:t xml:space="preserve">Repository record dated 19 October 2026: 189 passed plus synthetic and local-data summaries. Its baseline_commit names the earlier c6d36fd baseline, not the reviewed head.</w:t>
+              <w:t>Repository record dated 19 October 2026: 189 passed plus synthetic and local-data summaries. Its baseline_commit names the earlier c6d36fd baseline, not the reviewed head.</w:t>
             </w:r>
           </w:p>
         </w:tc>
@@ -31666,15 +31147,7 @@
                 <w:sz w:val="17"/>
                 <w:szCs w:val="18"/>
               </w:rPr>
-              <w:t>CSEC handoff, sheet and document formats, audio diagnostics, physical-similarity policy and next tasks.</w:t>
-            </w:r>
-            <w:r>
-              <w:rPr>
-                <w:color w:val="000000"/>
-                <w:sz w:val="17"/>
-                <w:szCs w:val="18"/>
-              </w:rPr>
-              <w:t xml:space="preserve"> FALSE_MATCH_BENCHMARK_2026-10-21.md records the false-match benchmark.</w:t>
+              <w:t>CSEC handoff, sheet and document formats, audio diagnostics, physical-similarity policy and next tasks. FALSE_MATCH_BENCHMARK_2026-10-21.md records the false-match benchmark.</w:t>
             </w:r>
           </w:p>
         </w:tc>
@@ -31727,7 +31200,7 @@
           </w:tcPr>
           <w:p>
             <w:r>
-              <w:t xml:space="preserve">24 tests: required SDK; runtime-signed valid, post-signing edit, corrupted certificate and supporting-manifest cases; pinned-list hashes; trust status; asymmetric trust; known AI signer; the C2PA chunk precondition; and every final state.</w:t>
+              <w:t>24 tests: required SDK; runtime-signed valid, post-signing edit, corrupted certificate and supporting-manifest cases; pinned-list hashes; trust status; asymmetric trust; known AI signer; the C2PA chunk precondition; and every final state.</w:t>
             </w:r>
           </w:p>
         </w:tc>
@@ -31833,13 +31306,7 @@
           </w:tcPr>
           <w:p>
             <w:r>
-              <w:t xml:space="preserve">Background operations, export integrity, production-worker assessment, </w:t>
-            </w:r>
-            <w:r>
-              <w:t xml:space="preserve">result display (audio summaries, calibration lines and C2PA problem states)</w:t>
-            </w:r>
-            <w:r>
-              <w:t xml:space="preserve"> and explicit local-reference authorization.</w:t>
+              <w:t xml:space="preserve">Background operations, export integrity, production-worker assessment, result display (audio summaries, calibration lines and C2PA problem states) and explicit local-reference authorization. The results view labels a contradicted Integrity with its count. test_builder.py imports run before its worker tests mock subprocess.Popen, because importing c2pa calls platform.processor(), which spawns a subprocess; the module therefore also passes when run on its own.</w:t>
             </w:r>
           </w:p>
         </w:tc>
@@ -31962,18 +31429,15 @@
         <w:keepNext/>
         <w:keepLines/>
       </w:pPr>
-      <w:bookmarkStart w:id="39" w:name="ManualSection40"/>
+      <w:bookmarkStart w:id="50" w:name="ManualSection40"/>
       <w:r>
-        <w:rPr>
-          <w:color w:val="000000"/>
-        </w:rPr>
         <w:t>Verification for this revision</w:t>
       </w:r>
-      <w:bookmarkEnd w:id="39"/>
+      <w:bookmarkEnd w:id="50"/>
     </w:p>
     <w:p>
       <w:r>
-        <w:t xml:space="preserve">On 21 October 2026, the 308 non-GUI tests were run against the version 0.8.0 working tree (base commit 2128cc4) in 28.0 seconds: 303 passed and 5 were skipped, with no failures or errors. The environment included c2pa-python 0.37.10 and the audio libraries but not the benchmark-only mir_eval, so the 5 structure-benchmark cases were skipped. With REQUIRE_AUDIO_BACKENDS=1 they run instead, and 3 of them fail without mir_eval, so install requirements-benchmark.txt before requiring every optional backend. The four test_builder.GuiTests cases each passed when run in a separate process. A writable NUMBA_CACHE_DIR was supplied because the default audio library cache location may not be writable.</w:t>
+        <w:t xml:space="preserve">On 22 October 2026, the 308 non-GUI tests were run against version 0.8.0 with REQUIRE_AUDIO_BACKENDS=1, so every optional backend had to be present: all 308 passed in 26.7 seconds, with no failures, errors or skips. For version 0.8.1 the same procedure ran 325 non-GUI tests in one process (all passed in 29 seconds, no skips) and each of the four test_builder.GuiTests cases in a separate process (all passed); reports/test-results.txt and reports/release.json record the run. The environment included c2pa-python 0.37.10, the audio libraries and the benchmark-only mir_eval 0.8.2 from requirements-benchmark.txt. A writable NUMBA_CACHE_DIR was supplied because the default audio library cache location may not be writable.</w:t>
       </w:r>
     </w:p>
     <w:p>
@@ -31981,18 +31445,16 @@
         <w:pStyle w:val="ManualCode"/>
       </w:pPr>
       <w:r>
-        <w:t xml:space="preserve">REQUIRE_AUDIO_BACKENDS=1 python -B -m unittest discover -s tests -v</w:t>
+        <w:t>REQUIRE_AUDIO_BACKENDS=1 python -B -m unittest discover -s tests -v</w:t>
       </w:r>
     </w:p>
     <w:p>
       <w:r>
-        <w:t xml:space="preserve">The current discovery contains 312 cases: 131 core; 41 audio diagnostics; 24 C2PA; 22 remediation; 16 non-GUI builder; 14 builder-result; 14 scoring-remediation; 12 local-file-reference; 11 production-document; 9 audio calibration; 6 DAW-session; 5 structure benchmark; 3 music benchmark; and 4 GUI cases. Run GUI cases in separate processes when investigating macOS Tk lifecycle hangs; do not treat excluded cases as passes or skips.</w:t>
+        <w:lastRenderedPageBreak/>
+        <w:t xml:space="preserve">The current discovery contains 329 cases: 131 core; 41 audio diagnostics; 24 C2PA; 22 remediation; 16 non-GUI builder; 15 builder-result; 14 scoring-remediation; 12 local-file-reference; 27 production-document; 9 audio calibration; 6 DAW-session; 5 structure benchmark; 3 music benchmark; and 4 GUI cases. Run GUI cases in separate processes when investigating macOS Tk lifecycle hangs; do not treat excluded cases as passes or skips.</w:t>
       </w:r>
     </w:p>
     <w:p>
-      <w:pPr>
-        <w:rPr/>
-      </w:pPr>
       <w:r>
         <w:t>Revision 9085427 adds the required c2pa-python dependency, explicit C2PA failure findings, the ordinary final_c2pa_manifest_validates contradiction and isolation of unsearchable music_semantics local locations. test_c2pa_integrity.py signs WAV fixtures at runtime with a throwaway certificate, then tests content edits and certificate corruption. These local fixtures verify failure handling; they do not validate a production signer trust policy or a representative provenance corpus. The historical 19 October verification at 2b4fd69 reported 189 passing tests; that count is not the current suite size.</w:t>
       </w:r>
@@ -32000,15 +31462,22 @@
     <w:p>
       <w:pPr>
         <w:spacing w:line="276" w:lineRule="auto"/>
-        <w:rPr/>
       </w:pPr>
       <w:r>
-        <w:t xml:space="preserve">Version 0.8.0 adds the pinned trust lists, asymmetric trust, known AI signer matching, the C2PA chunk precondition, a C2PA_FINAL_ATTESTATION finding for every state, withholding for an unreadable final manifest, insufficient-support audio outcomes, calibration status and the false-match benchmark. The C2PA behaviour was also checked end to end on BytePlus Lumina output generated on 20 and 21 October 2026 (Section 8). Lumina is one vendor; these results do not validate other signers.</w:t>
+        <w:t>Version 0.8.0 adds the pinned trust lists, asymmetric trust, known AI signer matching, the C2PA chunk precondition, a C2PA_FINAL_ATTESTATION finding for every state, withholding for an unreadable final manifest, insufficient-support audio outcomes, calibration status and the false-match benchmark. The C2PA behaviour was also checked end to end on BytePlus Lumina output generated on 20 and 21 October 2026 (Section 8). Lumina is one vendor; these results do not validate other signers.</w:t>
+      </w:r>
+    </w:p>
+    <w:p>
+      <w:pPr>
+        <w:spacing w:line="276" w:lineRule="auto"/>
+      </w:pPr>
+      <w:r>
+        <w:t xml:space="preserve">Version 0.8.1 applies the Project Rock findings: recorder metadata only for files that name their recording, raw takes accepted by mixed_from, AAF take coverage and non-recorder media, contradiction counts in integrity_decision, AAF-range audio diagnostics and the BWF chronology warning. Only the mixed_from change can alter a score. The example responses under examples/ were regenerated with 0.8.1; since their 0.7.0 snapshots, attestation_strength reads 0.0 rather than null for files without a C2PA manifest, as defined in 0.8.0.</w:t>
       </w:r>
     </w:p>
     <w:p>
       <w:r>
-        <w:t xml:space="preserve">Stored examples and reports are snapshots rather than fresh evidence of the current runtime. Regenerate response files when comparing a modified program or policy, and retain system.source_revision together with the Git commit and scoring-profile ID/version.</w:t>
+        <w:t>Stored examples and reports are snapshots rather than fresh evidence of the current runtime. Regenerate response files when comparing a modified program or policy, and retain system.source_revision together with the Git commit and scoring-profile ID/version.</w:t>
       </w:r>
     </w:p>
     <w:p>
@@ -32017,26 +31486,339 @@
         <w:keepNext/>
         <w:keepLines/>
       </w:pPr>
-      <w:bookmarkStart w:id="40" w:name="ManualSection41"/>
+      <w:bookmarkStart w:id="51" w:name="ManualSection60"/>
       <w:r>
-        <w:rPr>
-          <w:color w:val="000000"/>
-        </w:rPr>
+        <w:t>10 Known Limitations</w:t>
+      </w:r>
+      <w:bookmarkEnd w:id="51"/>
+    </w:p>
+    <w:p>
+      <w:pPr>
+        <w:spacing w:line="276" w:lineRule="auto"/>
+      </w:pPr>
+      <w:r>
+        <w:t>This chapter collects the known limitations of version 0.8.1 in one place. Each one is a deliberate boundary or a dependency on outside parties, not an undetected defect; the results remain valid within these limits. Work that would remove a limitation is listed in Section 11.</w:t>
+      </w:r>
+    </w:p>
+    <w:p>
+      <w:pPr>
+        <w:pStyle w:val="Heading2"/>
+        <w:keepNext/>
+        <w:keepLines/>
+      </w:pPr>
+      <w:bookmarkStart w:id="52" w:name="ManualSection61"/>
+      <w:r>
+        <w:t>C2PA provenance</w:t>
+      </w:r>
+      <w:bookmarkEnd w:id="52"/>
+    </w:p>
+    <w:p>
+      <w:pPr>
+        <w:pStyle w:val="ListParagraph"/>
+        <w:numPr>
+          <w:ilvl w:val="0"/>
+          <w:numId w:val="2"/>
+        </w:numPr>
+        <w:spacing w:after="60" w:line="276" w:lineRule="auto"/>
+      </w:pPr>
+      <w:r>
+        <w:t>Time stamps are not verified against a time-stamp authority (TSA). The official C2PA TSA Trust List is downloaded, pinned and recorded, but c2pa-python 0.37.10 has no separate setting for TSA trust anchors, so it is not passed to the SDK. The legacy ITL rule (trusted only when signed before 1 January 2026) therefore relies on the signing time reported by the SDK rather than a time proven by a trusted TSA. Only the trusted_legacy_itl level (0.9) is affected; BytePlus Lumina is on neither trust list. When a later c2pa-python release adds a TSA trust setting, the pinned list can be passed to it.</w:t>
+      </w:r>
+    </w:p>
+    <w:p>
+      <w:pPr>
+        <w:pStyle w:val="ListParagraph"/>
+        <w:numPr>
+          <w:ilvl w:val="0"/>
+          <w:numId w:val="2"/>
+        </w:numPr>
+        <w:spacing w:after="60" w:line="276" w:lineRule="auto"/>
+      </w:pPr>
+      <w:r>
+        <w:t>The trust lists are a dated snapshot. The official C2PA Trust List is pinned at its 17 October 2026 commit and the known AI signer list was compiled on 21 October 2026. Signers added to or removed from the official list later are not reflected until the lists are updated with the procedure in policies/c2pa_trust/README.md (download, record commit and SHA-256 in trust_lists.json, run the C2PA tests, record the change in the program version). Each response records the snapshot it used in assessment_checks.c2pa_trust_configuration, so results stay reproducible.</w:t>
+      </w:r>
+    </w:p>
+    <w:p>
+      <w:pPr>
+        <w:pStyle w:val="ListParagraph"/>
+        <w:numPr>
+          <w:ilvl w:val="0"/>
+          <w:numId w:val="2"/>
+        </w:numPr>
+        <w:spacing w:after="60" w:line="276" w:lineRule="auto"/>
+      </w:pPr>
+      <w:r>
+        <w:t>Revocation is not checked because validation runs offline; revocation_status is always not_checked, so a revoked certificate is not detected.</w:t>
+      </w:r>
+    </w:p>
+    <w:p>
+      <w:pPr>
+        <w:pStyle w:val="ListParagraph"/>
+        <w:numPr>
+          <w:ilvl w:val="0"/>
+          <w:numId w:val="2"/>
+        </w:numPr>
+        <w:spacing w:after="60" w:line="276" w:lineRule="auto"/>
+      </w:pPr>
+      <w:r>
+        <w:t>The known AI signer list has one entry, BytePlus Lumina (Seed Audio). Its fingerprint was extracted from Lumina output and has not yet been confirmed by BytePlus; the certificate expires on 16 March 2028. Other AI generators are not listed, so an invalid manifest from them is not recognised as an AI signer's label.</w:t>
+      </w:r>
+    </w:p>
+    <w:p>
+      <w:pPr>
+        <w:pStyle w:val="ListParagraph"/>
+        <w:numPr>
+          <w:ilvl w:val="0"/>
+          <w:numId w:val="2"/>
+        </w:numPr>
+        <w:spacing w:after="60" w:line="276" w:lineRule="auto"/>
+      </w:pPr>
+      <w:r>
+        <w:t>A trusted signature identifies who signed a manifest, not that its claims are true. A standalone manifest linked to the final artefact only by graph adjacency is not content-bound to it.</w:t>
+      </w:r>
+    </w:p>
+    <w:p>
+      <w:pPr>
+        <w:pStyle w:val="ListParagraph"/>
+        <w:numPr>
+          <w:ilvl w:val="0"/>
+          <w:numId w:val="2"/>
+        </w:numPr>
+        <w:spacing w:after="60" w:line="276" w:lineRule="auto"/>
+      </w:pPr>
+      <w:r>
+        <w:t>CSEC requests carry no creation_method, so the comparison between C2PA AI labels and declared creation methods applies only to native requests.</w:t>
+      </w:r>
+    </w:p>
+    <w:p>
+      <w:pPr>
+        <w:pStyle w:val="Heading2"/>
+        <w:keepNext/>
+        <w:keepLines/>
+      </w:pPr>
+      <w:bookmarkStart w:id="53" w:name="ManualSection62"/>
+      <w:r>
         <w:lastRenderedPageBreak/>
+        <w:t>Scoring and Integrity</w:t>
       </w:r>
+      <w:bookmarkEnd w:id="53"/>
+    </w:p>
+    <w:p>
+      <w:pPr>
+        <w:pStyle w:val="ListParagraph"/>
+        <w:numPr>
+          <w:ilvl w:val="0"/>
+          <w:numId w:val="2"/>
+        </w:numPr>
+        <w:spacing w:after="60" w:line="276" w:lineRule="auto"/>
+      </w:pPr>
       <w:r>
-        <w:rPr>
-          <w:color w:val="000000"/>
-        </w:rPr>
-        <w:t xml:space="preserve">10</w:t>
+        <w:t>Layer weights, permitted support tiers and severe rules in default-v4 are reviewed policy choices, not calibrated probabilities. Integrity measures consistency between assessed evidence, not authenticity.</w:t>
       </w:r>
+    </w:p>
+    <w:p>
+      <w:pPr>
+        <w:pStyle w:val="ListParagraph"/>
+        <w:numPr>
+          <w:ilvl w:val="0"/>
+          <w:numId w:val="2"/>
+        </w:numPr>
+        <w:spacing w:after="60" w:line="276" w:lineRule="auto"/>
+      </w:pPr>
       <w:r>
-        <w:rPr>
-          <w:color w:val="000000"/>
-        </w:rPr>
-        <w:t xml:space="preserve"> Outstanding Work</w:t>
+        <w:t>SHA-256 binding shows that submitted bytes match the declared digest, not who created them or when. Recorder metadata (BWF bext and iXML) can be rewritten and is not authenticated.</w:t>
       </w:r>
-      <w:bookmarkEnd w:id="40"/>
+    </w:p>
+    <w:p>
+      <w:pPr>
+        <w:pStyle w:val="ListParagraph"/>
+        <w:numPr>
+          <w:ilvl w:val="0"/>
+          <w:numId w:val="2"/>
+        </w:numPr>
+        <w:spacing w:after="60" w:line="276" w:lineRule="auto"/>
+      </w:pPr>
+      <w:r>
+        <w:t>Submitter documents such as RIN, ERN, AAF, DAW sessions and sound reports are declarations in another format; agreement with the graph shows consistency, not independent origin.</w:t>
+      </w:r>
+    </w:p>
+    <w:p>
+      <w:pPr>
+        <w:pStyle w:val="ListParagraph"/>
+        <w:numPr>
+          <w:ilvl w:val="0"/>
+          <w:numId w:val="2"/>
+        </w:numPr>
+        <w:spacing w:after="60" w:line="276" w:lineRule="auto"/>
+      </w:pPr>
+      <w:r>
+        <w:t xml:space="preserve">Integrity is a mean over assessed facts, so one contradiction among many honest facts lowers it only slightly (1 of 122 facts gave 0.995 on Project Rock). The status and the leading contradiction count carry that signal; whether recorder-tier contradictions should weigh more is a policy decision for the client.</w:t>
+      </w:r>
+    </w:p>
+    <w:p>
+      <w:pPr>
+        <w:pStyle w:val="ListParagraph"/>
+        <w:numPr>
+          <w:ilvl w:val="0"/>
+          <w:numId w:val="2"/>
+        </w:numPr>
+        <w:spacing w:after="60" w:line="276" w:lineRule="auto"/>
+      </w:pPr>
+      <w:r>
+        <w:t>AI disclosure measures declaration coverage only. No AI-content detection is performed, and no overall score, accept or reject decision or human-versus-AI classification is produced.</w:t>
+      </w:r>
+    </w:p>
+    <w:p>
+      <w:pPr>
+        <w:pStyle w:val="Heading2"/>
+        <w:keepNext/>
+        <w:keepLines/>
+      </w:pPr>
+      <w:bookmarkStart w:id="54" w:name="ManualSection63"/>
+      <w:r>
+        <w:t>Audio observations</w:t>
+      </w:r>
+      <w:bookmarkEnd w:id="54"/>
+    </w:p>
+    <w:p>
+      <w:pPr>
+        <w:pStyle w:val="ListParagraph"/>
+        <w:numPr>
+          <w:ilvl w:val="0"/>
+          <w:numId w:val="2"/>
+        </w:numPr>
+        <w:spacing w:after="60" w:line="276" w:lineRule="auto"/>
+      </w:pPr>
+      <w:r>
+        <w:t>Audio diagnostics are report-only and never change the four axes.</w:t>
+      </w:r>
+    </w:p>
+    <w:p>
+      <w:pPr>
+        <w:pStyle w:val="ListParagraph"/>
+        <w:numPr>
+          <w:ilvl w:val="0"/>
+          <w:numId w:val="2"/>
+        </w:numPr>
+        <w:spacing w:after="60" w:line="276" w:lineRule="auto"/>
+      </w:pPr>
+      <w:r>
+        <w:t xml:space="preserve">Calibration figures are case counts on small samples, not population accuracy or false-positive rates. Pitch-shifted and time-stretched fingerprint queries and alternate takes are untested, and SpectroMap, librosa and fingerprint agreement are uncalibrated. AAF-range tasks compare only the seconds an edit used; a few seconds of dialogue give audfprint fewer landmarks, so on Project Rock Ep01 it supported one AAF range where the whole-take run had supported two.</w:t>
+      </w:r>
+    </w:p>
+    <w:p>
+      <w:pPr>
+        <w:pStyle w:val="ListParagraph"/>
+        <w:numPr>
+          <w:ilvl w:val="0"/>
+          <w:numId w:val="2"/>
+        </w:numPr>
+        <w:spacing w:after="60" w:line="276" w:lineRule="auto"/>
+      </w:pPr>
+      <w:r>
+        <w:t>Real covers are untested. The false-match benchmark asked Lumina for covers of known melodies, but pitch tracking could not find the requested melodies in the generated audio, so the six cover-prompt pairs were left unclassified rather than counted as true or false matches. Whether music_semantics recognises a real cover (same composition, different recording) remains unknown until licensed real covers are tested.</w:t>
+      </w:r>
+    </w:p>
+    <w:p>
+      <w:pPr>
+        <w:pStyle w:val="ListParagraph"/>
+        <w:numPr>
+          <w:ilvl w:val="0"/>
+          <w:numId w:val="2"/>
+        </w:numPr>
+        <w:spacing w:after="60" w:line="276" w:lineRule="auto"/>
+      </w:pPr>
+      <w:r>
+        <w:t>Fingerprint agreement is not independent evidence, because both algorithms read the same audio; its chance estimate assumes independent backgrounds. Weak sources in a mix can be missed, and detected shared material such as a common loop does not show that one song derives from another.</w:t>
+      </w:r>
+    </w:p>
+    <w:p>
+      <w:pPr>
+        <w:pStyle w:val="Heading2"/>
+        <w:keepNext/>
+        <w:keepLines/>
+      </w:pPr>
+      <w:bookmarkStart w:id="55" w:name="ManualSection64"/>
+      <w:r>
+        <w:t>Inputs and formats</w:t>
+      </w:r>
+      <w:bookmarkEnd w:id="55"/>
+    </w:p>
+    <w:p>
+      <w:pPr>
+        <w:pStyle w:val="ListParagraph"/>
+        <w:numPr>
+          <w:ilvl w:val="0"/>
+          <w:numId w:val="2"/>
+        </w:numPr>
+        <w:spacing w:after="60" w:line="276" w:lineRule="auto"/>
+      </w:pPr>
+      <w:r>
+        <w:t>Audio is limited to WAV: integer PCM, IEEE float and WAVE_FORMAT_EXTENSIBLE. FLAC, AIFF and RF64/BW64 are not supported. Objects are limited to 512 MiB each and 1 GiB per request.</w:t>
+      </w:r>
+    </w:p>
+    <w:p>
+      <w:pPr>
+        <w:pStyle w:val="ListParagraph"/>
+        <w:numPr>
+          <w:ilvl w:val="0"/>
+          <w:numId w:val="2"/>
+        </w:numPr>
+        <w:spacing w:after="60" w:line="276" w:lineRule="auto"/>
+      </w:pPr>
+      <w:r>
+        <w:t>DAW interchange covers Ableton Live sets and a recorder-reference AAF subset only. Optional audio analysis has no evaluator-side memory ceiling.</w:t>
+      </w:r>
+    </w:p>
+    <w:p>
+      <w:pPr>
+        <w:pStyle w:val="Heading2"/>
+        <w:keepNext/>
+        <w:keepLines/>
+      </w:pPr>
+      <w:bookmarkStart w:id="56" w:name="ManualSection65"/>
+      <w:r>
+        <w:t>Verification</w:t>
+      </w:r>
+      <w:bookmarkEnd w:id="56"/>
+    </w:p>
+    <w:p>
+      <w:pPr>
+        <w:pStyle w:val="ListParagraph"/>
+        <w:numPr>
+          <w:ilvl w:val="0"/>
+          <w:numId w:val="2"/>
+        </w:numPr>
+        <w:spacing w:after="60" w:line="276" w:lineRule="auto"/>
+      </w:pPr>
+      <w:r>
+        <w:t>Test fixtures are synthetic or signed at runtime with throwaway certificates; real vendor-signed C2PA material has been tested only with BytePlus Lumina, and there is no representative real provenance corpus.</w:t>
+      </w:r>
+    </w:p>
+    <w:p>
+      <w:pPr>
+        <w:pStyle w:val="ListParagraph"/>
+        <w:numPr>
+          <w:ilvl w:val="0"/>
+          <w:numId w:val="2"/>
+        </w:numPr>
+        <w:spacing w:after="60" w:line="276" w:lineRule="auto"/>
+      </w:pPr>
+      <w:r>
+        <w:t>The four desktop GUI tests can hang when run inside the full suite on macOS, so they are run in separate processes.</w:t>
+      </w:r>
+    </w:p>
+    <w:p>
+      <w:pPr>
+        <w:pStyle w:val="Heading1"/>
+        <w:keepNext/>
+        <w:keepLines/>
+      </w:pPr>
+      <w:bookmarkStart w:id="57" w:name="ManualSection41"/>
+      <w:r>
+        <w:t>11 Outstanding Work</w:t>
+      </w:r>
+      <w:bookmarkEnd w:id="57"/>
     </w:p>
     <w:p>
       <w:pPr>
@@ -32051,16 +31833,18 @@
         <w:pStyle w:val="ManualCode"/>
       </w:pPr>
       <w:r>
-        <w:t xml:space="preserve">python -B benchmarks/music_benchmark.py slakh /data/babyslakh_16k --out bench-slakh</w:t>
+        <w:t>python -B benchmarks/music_benchmark.py slakh /data/babyslakh_16k --out bench-slakh</w:t>
         <w:br/>
-        <w:t xml:space="preserve">python -B benchmarks/music_benchmark.py musdb /data/musdb18hq/test \</w:t>
+        <w:t>python -B benchmarks/music_benchmark.py musdb /data/musdb18hq/test \</w:t>
         <w:br/>
         <w:t xml:space="preserve">  --out bench-musdb --limit 10</w:t>
       </w:r>
     </w:p>
     <w:p>
       <w:r>
-        <w:t xml:space="preserve">The harness converts FLAC inputs to PCM-16 WAV before evaluation; this is a dataset preparation step, not evaluator FLAC support. It uses a 3600-second request timeout and starts a separate CLI process per track. With psutil installed it polls the process tree and kills runs exceeding 2 GiB RSS; psutil is not pinned in the supplied requirement files, so install it explicitly if relying on this guard. The evaluator itself has no corresponding optional-audio memory ceiling.</w:t>
+        <w:t xml:space="preserve">The harness converts FLAC inputs to PCM-16 WAV before evaluation; this is a dataset preparation step, not evaluator FLAC support. It uses a 3600-second request timeout and starts a separate CLI process per track. With psutil installed it polls the process tree and kills runs exceeding 2 GiB RSS; psutil is not pinned in the </w:t>
+        <w:lastRenderedPageBreak/>
+        <w:t>supplied requirement files, so install it explicitly if relying on this guard. The evaluator itself has no corresponding optional-audio memory ceiling.</w:t>
       </w:r>
     </w:p>
     <w:tbl>
@@ -32461,10 +32245,7 @@
           </w:tcPr>
           <w:p>
             <w:r>
-              <w:t>Extend existing bounded audfprint and semantics calibration; run larger Slakh/MUSDB and difficult-control sets, and calibrate local section relationships separately.</w:t>
-            </w:r>
-            <w:r>
-              <w:t xml:space="preserve"> A first false-match benchmark of 23 Lumina pairs is recorded; extend it to real covers, pitch and tempo changes and larger samples.</w:t>
+              <w:t>Extend existing bounded audfprint and semantics calibration; run larger Slakh/MUSDB and difficult-control sets, and calibrate local section relationships separately. A first false-match benchmark of 23 Lumina pairs is recorded; extend it to real covers, pitch and tempo changes and larger samples.</w:t>
             </w:r>
           </w:p>
         </w:tc>
@@ -32713,7 +32494,7 @@
                 <w:sz w:val="17"/>
                 <w:szCs w:val="18"/>
               </w:rPr>
-              <w:t xml:space="preserve">Decide the project licence; resolve SpectroMap GPL-3.0 use or replace its peak search.</w:t>
+              <w:t>Decide the project licence; resolve SpectroMap GPL-3.0 use or replace its peak search.</w:t>
             </w:r>
           </w:p>
         </w:tc>
@@ -32899,7 +32680,7 @@
               <w:bottom w:val="single" w:sz="4" w:space="0" w:color="C9D3DF"/>
               <w:right w:val="single" w:sz="4" w:space="0" w:color="C9D3DF"/>
             </w:tcBorders>
-            <w:shd w:val="clear" w:color="auto" w:fill="EDF3F9"/>
+            <w:shd w:val="clear" w:color="auto" w:fill="FFFFFF"/>
             <w:tcMar>
               <w:top w:w="70" w:type="dxa"/>
               <w:left w:w="110" w:type="dxa"/>
@@ -32920,7 +32701,7 @@
                 <w:sz w:val="17"/>
                 <w:szCs w:val="18"/>
               </w:rPr>
-              <w:t>P1</w:t>
+              <w:t xml:space="preserve">P1</w:t>
             </w:r>
           </w:p>
         </w:tc>
@@ -32933,27 +32714,26 @@
               <w:bottom w:val="single" w:sz="4" w:space="0" w:color="C9D3DF"/>
               <w:right w:val="single" w:sz="4" w:space="0" w:color="C9D3DF"/>
             </w:tcBorders>
-            <w:shd w:val="clear" w:color="auto" w:fill="EDF3F9"/>
-            <w:tcMar>
-              <w:top w:w="70" w:type="dxa"/>
-              <w:left w:w="110" w:type="dxa"/>
-              <w:bottom w:w="70" w:type="dxa"/>
-              <w:right w:w="110" w:type="dxa"/>
-            </w:tcMar>
-            <w:vAlign w:val="center"/>
-          </w:tcPr>
-          <w:p>
-            <w:pPr>
-              <w:keepLines/>
-              <w:spacing w:after="40" w:line="254" w:lineRule="auto"/>
-            </w:pPr>
-            <w:r>
-              <w:rPr>
-                <w:color w:val="000000"/>
-                <w:sz w:val="17"/>
-                <w:szCs w:val="18"/>
-              </w:rPr>
-              <w:t>Real fixtures</w:t>
+            <w:shd w:val="clear" w:color="auto" w:fill="FFFFFF"/>
+            <w:tcMar>
+              <w:top w:w="70" w:type="dxa"/>
+              <w:left w:w="110" w:type="dxa"/>
+              <w:bottom w:w="70" w:type="dxa"/>
+              <w:right w:w="110" w:type="dxa"/>
+            </w:tcMar>
+            <w:vAlign w:val="center"/>
+          </w:tcPr>
+          <w:p>
+            <w:pPr>
+              <w:keepLines/>
+              <w:spacing w:after="40" w:line="254" w:lineRule="auto"/>
+            </w:pPr>
+            <w:r>
+              <w:rPr>
+                <w:color w:val="000000"/>
+                <w:sz w:val="17"/>
+              </w:rPr>
+              <w:t xml:space="preserve">Project Rock follow-up</w:t>
             </w:r>
           </w:p>
         </w:tc>
@@ -32966,35 +32746,26 @@
               <w:bottom w:val="single" w:sz="4" w:space="0" w:color="C9D3DF"/>
               <w:right w:val="single" w:sz="4" w:space="0" w:color="C9D3DF"/>
             </w:tcBorders>
-            <w:shd w:val="clear" w:color="auto" w:fill="EDF3F9"/>
-            <w:tcMar>
-              <w:top w:w="70" w:type="dxa"/>
-              <w:left w:w="110" w:type="dxa"/>
-              <w:bottom w:w="70" w:type="dxa"/>
-              <w:right w:w="110" w:type="dxa"/>
-            </w:tcMar>
-            <w:vAlign w:val="center"/>
-          </w:tcPr>
-          <w:p>
-            <w:pPr>
-              <w:keepLines/>
-              <w:spacing w:after="40" w:line="254" w:lineRule="auto"/>
-            </w:pPr>
-            <w:r>
-              <w:rPr>
-                <w:color w:val="000000"/>
-                <w:sz w:val="17"/>
-                <w:szCs w:val="18"/>
-              </w:rPr>
-              <w:t>Licensed music cases: demos, stems, mixes, masters, unrelated and misleading-direction controls.</w:t>
-            </w:r>
-            <w:r>
-              <w:rPr>
-                <w:color w:val="000000"/>
-                <w:sz w:val="17"/>
-                <w:szCs w:val="18"/>
-              </w:rPr>
-              <w:t xml:space="preserve"> Include real covers: the Lumina cover prompts did not reproduce the requested melodies.</w:t>
+            <w:shd w:val="clear" w:color="auto" w:fill="FFFFFF"/>
+            <w:tcMar>
+              <w:top w:w="70" w:type="dxa"/>
+              <w:left w:w="110" w:type="dxa"/>
+              <w:bottom w:w="70" w:type="dxa"/>
+              <w:right w:w="110" w:type="dxa"/>
+            </w:tcMar>
+            <w:vAlign w:val="center"/>
+          </w:tcPr>
+          <w:p>
+            <w:pPr>
+              <w:keepLines/>
+              <w:spacing w:after="40" w:line="254" w:lineRule="auto"/>
+            </w:pPr>
+            <w:r>
+              <w:rPr>
+                <w:color w:val="000000"/>
+                <w:sz w:val="17"/>
+              </w:rPr>
+              <w:t xml:space="preserve">Done in 0.8.1: AAF-range audio diagnostics and the chronology warning. Remaining: decide with the client on a dialogue post-production workflow and on weighting recorder-tier contradictions; request the final audio for Ep02 and Ep03, whose masters carry no audio.</w:t>
             </w:r>
           </w:p>
         </w:tc>
@@ -33007,27 +32778,26 @@
               <w:bottom w:val="single" w:sz="4" w:space="0" w:color="C9D3DF"/>
               <w:right w:val="single" w:sz="4" w:space="0" w:color="C9D3DF"/>
             </w:tcBorders>
-            <w:shd w:val="clear" w:color="auto" w:fill="EDF3F9"/>
-            <w:tcMar>
-              <w:top w:w="70" w:type="dxa"/>
-              <w:left w:w="110" w:type="dxa"/>
-              <w:bottom w:w="70" w:type="dxa"/>
-              <w:right w:w="110" w:type="dxa"/>
-            </w:tcMar>
-            <w:vAlign w:val="center"/>
-          </w:tcPr>
-          <w:p>
-            <w:pPr>
-              <w:keepLines/>
-              <w:spacing w:after="40" w:line="254" w:lineRule="auto"/>
-            </w:pPr>
-            <w:r>
-              <w:rPr>
-                <w:color w:val="000000"/>
-                <w:sz w:val="17"/>
-                <w:szCs w:val="18"/>
-              </w:rPr>
-              <w:t>Reviewed, reproducible positive and negative cases.</w:t>
+            <w:shd w:val="clear" w:color="auto" w:fill="FFFFFF"/>
+            <w:tcMar>
+              <w:top w:w="70" w:type="dxa"/>
+              <w:left w:w="110" w:type="dxa"/>
+              <w:bottom w:w="70" w:type="dxa"/>
+              <w:right w:w="110" w:type="dxa"/>
+            </w:tcMar>
+            <w:vAlign w:val="center"/>
+          </w:tcPr>
+          <w:p>
+            <w:pPr>
+              <w:keepLines/>
+              <w:spacing w:after="40" w:line="254" w:lineRule="auto"/>
+            </w:pPr>
+            <w:r>
+              <w:rPr>
+                <w:color w:val="000000"/>
+                <w:sz w:val="17"/>
+              </w:rPr>
+              <w:t xml:space="preserve">Findings 4b and 6 in docs/PROJECT_ROCK_FINDINGS_2026-10-22.md decided with the client; final Ep02 and Ep03 audio received.</w:t>
             </w:r>
           </w:p>
         </w:tc>
@@ -33045,7 +32815,7 @@
               <w:bottom w:val="single" w:sz="4" w:space="0" w:color="C9D3DF"/>
               <w:right w:val="single" w:sz="4" w:space="0" w:color="C9D3DF"/>
             </w:tcBorders>
-            <w:shd w:val="clear" w:color="auto" w:fill="FFFFFF"/>
+            <w:shd w:val="clear" w:color="auto" w:fill="EDF3F9"/>
             <w:tcMar>
               <w:top w:w="70" w:type="dxa"/>
               <w:left w:w="110" w:type="dxa"/>
@@ -33079,27 +32849,27 @@
               <w:bottom w:val="single" w:sz="4" w:space="0" w:color="C9D3DF"/>
               <w:right w:val="single" w:sz="4" w:space="0" w:color="C9D3DF"/>
             </w:tcBorders>
-            <w:shd w:val="clear" w:color="auto" w:fill="FFFFFF"/>
-            <w:tcMar>
-              <w:top w:w="70" w:type="dxa"/>
-              <w:left w:w="110" w:type="dxa"/>
-              <w:bottom w:w="70" w:type="dxa"/>
-              <w:right w:w="110" w:type="dxa"/>
-            </w:tcMar>
-            <w:vAlign w:val="center"/>
-          </w:tcPr>
-          <w:p>
-            <w:pPr>
-              <w:keepLines/>
-              <w:spacing w:after="40" w:line="254" w:lineRule="auto"/>
-            </w:pPr>
-            <w:r>
-              <w:rPr>
-                <w:color w:val="000000"/>
-                <w:sz w:val="17"/>
-                <w:szCs w:val="18"/>
-              </w:rPr>
-              <w:t>C2PA and DDEX fixtures</w:t>
+            <w:shd w:val="clear" w:color="auto" w:fill="EDF3F9"/>
+            <w:tcMar>
+              <w:top w:w="70" w:type="dxa"/>
+              <w:left w:w="110" w:type="dxa"/>
+              <w:bottom w:w="70" w:type="dxa"/>
+              <w:right w:w="110" w:type="dxa"/>
+            </w:tcMar>
+            <w:vAlign w:val="center"/>
+          </w:tcPr>
+          <w:p>
+            <w:pPr>
+              <w:keepLines/>
+              <w:spacing w:after="40" w:line="254" w:lineRule="auto"/>
+            </w:pPr>
+            <w:r>
+              <w:rPr>
+                <w:color w:val="000000"/>
+                <w:sz w:val="17"/>
+                <w:szCs w:val="18"/>
+              </w:rPr>
+              <w:t>Real fixtures</w:t>
             </w:r>
           </w:p>
         </w:tc>
@@ -33112,27 +32882,27 @@
               <w:bottom w:val="single" w:sz="4" w:space="0" w:color="C9D3DF"/>
               <w:right w:val="single" w:sz="4" w:space="0" w:color="C9D3DF"/>
             </w:tcBorders>
-            <w:shd w:val="clear" w:color="auto" w:fill="FFFFFF"/>
-            <w:tcMar>
-              <w:top w:w="70" w:type="dxa"/>
-              <w:left w:w="110" w:type="dxa"/>
-              <w:bottom w:w="70" w:type="dxa"/>
-              <w:right w:w="110" w:type="dxa"/>
-            </w:tcMar>
-            <w:vAlign w:val="center"/>
-          </w:tcPr>
-          <w:p>
-            <w:pPr>
-              <w:keepLines/>
-              <w:spacing w:after="40" w:line="254" w:lineRule="auto"/>
-            </w:pPr>
-            <w:r>
-              <w:rPr>
-                <w:color w:val="000000"/>
-                <w:sz w:val="17"/>
-                <w:szCs w:val="18"/>
-              </w:rPr>
-              <w:t xml:space="preserve">Real vendor-signed C2PA examples beyond Lumina, valid and invalid, and DDEX examples with reviewed redistribution terms. Confirm the BytePlus certificate with BytePlus, add other AI generators, verify time stamps against the pinned TSA list once the SDK supports it, and agree the response schema_version with CSEC.</w:t>
+            <w:shd w:val="clear" w:color="auto" w:fill="EDF3F9"/>
+            <w:tcMar>
+              <w:top w:w="70" w:type="dxa"/>
+              <w:left w:w="110" w:type="dxa"/>
+              <w:bottom w:w="70" w:type="dxa"/>
+              <w:right w:w="110" w:type="dxa"/>
+            </w:tcMar>
+            <w:vAlign w:val="center"/>
+          </w:tcPr>
+          <w:p>
+            <w:pPr>
+              <w:keepLines/>
+              <w:spacing w:after="40" w:line="254" w:lineRule="auto"/>
+            </w:pPr>
+            <w:r>
+              <w:rPr>
+                <w:color w:val="000000"/>
+                <w:sz w:val="17"/>
+                <w:szCs w:val="18"/>
+              </w:rPr>
+              <w:t>Licensed music cases: demos, stems, mixes, masters, unrelated and misleading-direction controls. Include real covers: the Lumina cover prompts did not reproduce the requested melodies.</w:t>
             </w:r>
           </w:p>
         </w:tc>
@@ -33145,27 +32915,27 @@
               <w:bottom w:val="single" w:sz="4" w:space="0" w:color="C9D3DF"/>
               <w:right w:val="single" w:sz="4" w:space="0" w:color="C9D3DF"/>
             </w:tcBorders>
-            <w:shd w:val="clear" w:color="auto" w:fill="FFFFFF"/>
-            <w:tcMar>
-              <w:top w:w="70" w:type="dxa"/>
-              <w:left w:w="110" w:type="dxa"/>
-              <w:bottom w:w="70" w:type="dxa"/>
-              <w:right w:w="110" w:type="dxa"/>
-            </w:tcMar>
-            <w:vAlign w:val="center"/>
-          </w:tcPr>
-          <w:p>
-            <w:pPr>
-              <w:keepLines/>
-              <w:spacing w:after="40" w:line="254" w:lineRule="auto"/>
-            </w:pPr>
-            <w:r>
-              <w:rPr>
-                <w:color w:val="000000"/>
-                <w:sz w:val="17"/>
-                <w:szCs w:val="18"/>
-              </w:rPr>
-              <w:t>Offline regressions cover scoped states and bindings.</w:t>
+            <w:shd w:val="clear" w:color="auto" w:fill="EDF3F9"/>
+            <w:tcMar>
+              <w:top w:w="70" w:type="dxa"/>
+              <w:left w:w="110" w:type="dxa"/>
+              <w:bottom w:w="70" w:type="dxa"/>
+              <w:right w:w="110" w:type="dxa"/>
+            </w:tcMar>
+            <w:vAlign w:val="center"/>
+          </w:tcPr>
+          <w:p>
+            <w:pPr>
+              <w:keepLines/>
+              <w:spacing w:after="40" w:line="254" w:lineRule="auto"/>
+            </w:pPr>
+            <w:r>
+              <w:rPr>
+                <w:color w:val="000000"/>
+                <w:sz w:val="17"/>
+                <w:szCs w:val="18"/>
+              </w:rPr>
+              <w:t>Reviewed, reproducible positive and negative cases.</w:t>
             </w:r>
           </w:p>
         </w:tc>
@@ -33197,15 +32967,14 @@
               <w:keepLines/>
               <w:spacing w:after="40" w:line="254" w:lineRule="auto"/>
               <w:jc w:val="center"/>
-              <w:rPr/>
-            </w:pPr>
-            <w:r>
-              <w:rPr>
-                <w:color w:val="000000"/>
-                <w:sz w:val="17"/>
-                <w:szCs w:val="18"/>
-              </w:rPr>
-              <w:t xml:space="preserve">P1</w:t>
+            </w:pPr>
+            <w:r>
+              <w:rPr>
+                <w:color w:val="000000"/>
+                <w:sz w:val="17"/>
+                <w:szCs w:val="18"/>
+              </w:rPr>
+              <w:t>P1</w:t>
             </w:r>
           </w:p>
         </w:tc>
@@ -33231,15 +33000,14 @@
             <w:pPr>
               <w:keepLines/>
               <w:spacing w:after="40" w:line="254" w:lineRule="auto"/>
-              <w:rPr/>
-            </w:pPr>
-            <w:r>
-              <w:rPr>
-                <w:color w:val="000000"/>
-                <w:sz w:val="17"/>
-                <w:szCs w:val="18"/>
-              </w:rPr>
-              <w:t xml:space="preserve">Trust list maintenance</w:t>
+            </w:pPr>
+            <w:r>
+              <w:rPr>
+                <w:color w:val="000000"/>
+                <w:sz w:val="17"/>
+                <w:szCs w:val="18"/>
+              </w:rPr>
+              <w:t>C2PA and DDEX fixtures</w:t>
             </w:r>
           </w:p>
         </w:tc>
@@ -33265,15 +33033,14 @@
             <w:pPr>
               <w:keepLines/>
               <w:spacing w:after="40" w:line="254" w:lineRule="auto"/>
-              <w:rPr/>
-            </w:pPr>
-            <w:r>
-              <w:rPr>
-                <w:color w:val="000000"/>
-                <w:sz w:val="17"/>
-                <w:szCs w:val="18"/>
-              </w:rPr>
-              <w:t xml:space="preserve">Review the pinned C2PA Trust List and the known AI signer list periodically using policies/c2pa_trust/README.md.</w:t>
+            </w:pPr>
+            <w:r>
+              <w:rPr>
+                <w:color w:val="000000"/>
+                <w:sz w:val="17"/>
+                <w:szCs w:val="18"/>
+              </w:rPr>
+              <w:t>Real vendor-signed C2PA examples beyond Lumina, valid and invalid, and DDEX examples with reviewed redistribution terms. Confirm the BytePlus certificate with BytePlus, add other AI generators, and agree the response schema_version with CSEC.</w:t>
             </w:r>
           </w:p>
         </w:tc>
@@ -33299,15 +33066,14 @@
             <w:pPr>
               <w:keepLines/>
               <w:spacing w:after="40" w:line="254" w:lineRule="auto"/>
-              <w:rPr/>
-            </w:pPr>
-            <w:r>
-              <w:rPr>
-                <w:color w:val="000000"/>
-                <w:sz w:val="17"/>
-                <w:szCs w:val="18"/>
-              </w:rPr>
-              <w:t xml:space="preserve">Dated, hash-pinned lists with passing C2PA regression tests.</w:t>
+            </w:pPr>
+            <w:r>
+              <w:rPr>
+                <w:color w:val="000000"/>
+                <w:sz w:val="17"/>
+                <w:szCs w:val="18"/>
+              </w:rPr>
+              <w:t>Offline regressions cover scoped states and bindings.</w:t>
             </w:r>
           </w:p>
         </w:tc>
@@ -33664,7 +33430,7 @@
           </w:tcPr>
           <w:p>
             <w:r>
-              <w:t xml:space="preserve">Semantics, fingerprint-agreement and calibration summaries and the C2PA problem-state display are implemented. Align UI WAV import (stdlib wave) with the core integer/float decoder, and run GUI tests in separate processes because they can hang in the full macOS suite.</w:t>
+              <w:t>Semantics, fingerprint-agreement and calibration summaries, the C2PA problem-state display and UI WAV import through wav_probe.py (matching the core decoder's encodings) are implemented. Remaining: run GUI tests in separate processes, because they can hang in the full macOS suite.</w:t>
             </w:r>
           </w:p>
         </w:tc>
@@ -33694,39 +33460,11 @@
         </w:tc>
       </w:tr>
     </w:tbl>
-    <w:p>
-      <w:pPr>
-        <w:spacing w:after="80" w:line="240" w:lineRule="auto"/>
-      </w:pPr>
-    </w:p>
-    <w:p>
-      <w:pPr>
-        <w:pStyle w:val="Heading2"/>
-        <w:keepNext/>
-        <w:keepLines/>
-      </w:pPr>
-      <w:bookmarkStart w:id="41" w:name="ManualSection42"/>
-      <w:r>
-        <w:rPr>
-          <w:color w:val="000000"/>
-        </w:rPr>
-        <w:t>Pass reuse dependencies</w:t>
-      </w:r>
-      <w:bookmarkEnd w:id="41"/>
-    </w:p>
-    <w:p>
-      <w:pPr>
-        <w:spacing w:after="80" w:line="240" w:lineRule="auto"/>
-      </w:pPr>
-    </w:p>
     <w:p>
       <w:pPr>
         <w:keepLines/>
         <w:spacing w:line="276" w:lineRule="auto"/>
       </w:pPr>
-      <w:r>
-        <w:t>WAV checks are cached today; reusable parser and graph-index passes remain proposed. Future caches must preserve request isolation and must not feed diagnostic candidates into scored checks.</w:t>
-      </w:r>
     </w:p>
     <w:sectPr>
       <w:headerReference w:type="default" r:id="rId7"/>

--- a/Manual_layout_check.docx
+++ b/Manual_layout_check.docx
@@ -425,7 +425,7 @@
           </w:tcPr>
           <w:p>
             <w:r>
-              <w:t xml:space="preserve">329 tests discovered. All 325 non-GUI tests passed with every optional backend required; the four GUI tests passed when run separately; see Section 9.</w:t>
+              <w:t xml:space="preserve">332 tests discovered. All 328 non-GUI tests passed with every optional backend required; the four GUI tests passed when run separately; see Section 9.</w:t>
             </w:r>
           </w:p>
         </w:tc>
@@ -5655,7 +5655,7 @@
     </w:p>
     <w:p>
       <w:r>
-        <w:t>Run python3 builder_gui.py from program/ after installing the core requirements and ensuring Tkinter is available. The Tk desktop interface imports and hashes files in the background, helps declare workflows and graph relationships, offers workflow preflight and full assessment, and saves the complete JSON response. Full assessment stages verified originals in a temporary bundle and invokes the same production worker as the CLI.</w:t>
+        <w:t xml:space="preserve">Run python3 builder_gui.py from program/ after installing the core requirements and ensuring Tkinter is available. The Tk desktop interface imports and hashes files in the background, helps declare workflows and graph relationships, offers workflow preflight and full assessment, and saves the complete JSON response. Full assessment stages verified originals in a temporary bundle and invokes the same production worker as the CLI. Its preflight uses the evaluator's limits (128 artefacts, 512 MiB per object, 1 GiB per request); before 0.8.1 it refused files over 32 MiB.</w:t>
       </w:r>
     </w:p>
     <w:p>
@@ -31306,7 +31306,7 @@
           </w:tcPr>
           <w:p>
             <w:r>
-              <w:t xml:space="preserve">Background operations, export integrity, production-worker assessment, result display (audio summaries, calibration lines and C2PA problem states) and explicit local-reference authorization. The results view labels a contradicted Integrity with its count. test_builder.py imports run before its worker tests mock subprocess.Popen, because importing c2pa calls platform.processor(), which spawns a subprocess; the module therefore also passes when run on its own.</w:t>
+              <w:t xml:space="preserve">Background operations, export integrity, production-worker assessment, result display (audio summaries, calibration lines and C2PA problem states) and explicit local-reference authorization. The results view labels a contradicted Integrity with its count. test_builder.py imports run before its worker tests mock subprocess.Popen, because importing c2pa calls platform.processor(), which spawns a subprocess; the module therefore also passes when run on its own. ManifestLimitTests check that the builder's preflight limits equal the evaluator's (512 MiB per object, 1 GiB per request).</w:t>
             </w:r>
           </w:p>
         </w:tc>
@@ -31437,7 +31437,7 @@
     </w:p>
     <w:p>
       <w:r>
-        <w:t xml:space="preserve">On 22 October 2026, the 308 non-GUI tests were run against version 0.8.0 with REQUIRE_AUDIO_BACKENDS=1, so every optional backend had to be present: all 308 passed in 26.7 seconds, with no failures, errors or skips. For version 0.8.1 the same procedure ran 325 non-GUI tests in one process (all passed in 29 seconds, no skips) and each of the four test_builder.GuiTests cases in a separate process (all passed); reports/test-results.txt and reports/release.json record the run. The environment included c2pa-python 0.37.10, the audio libraries and the benchmark-only mir_eval 0.8.2 from requirements-benchmark.txt. A writable NUMBA_CACHE_DIR was supplied because the default audio library cache location may not be writable.</w:t>
+        <w:t xml:space="preserve">On 22 October 2026, the 308 non-GUI tests were run against version 0.8.0 with REQUIRE_AUDIO_BACKENDS=1, so every optional backend had to be present: all 308 passed in 26.7 seconds, with no failures, errors or skips. For version 0.8.1 the same procedure ran 328 non-GUI tests in one process (all passed in 31 seconds, no skips) and each of the four test_builder.GuiTests cases in a separate process (all passed); reports/test-results.txt and reports/release.json record the run. The environment included c2pa-python 0.37.10, the audio libraries and the benchmark-only mir_eval 0.8.2 from requirements-benchmark.txt. A writable NUMBA_CACHE_DIR was supplied because the default audio library cache location may not be writable.</w:t>
       </w:r>
     </w:p>
     <w:p>
@@ -31451,7 +31451,7 @@
     <w:p>
       <w:r>
         <w:lastRenderedPageBreak/>
-        <w:t xml:space="preserve">The current discovery contains 329 cases: 131 core; 41 audio diagnostics; 24 C2PA; 22 remediation; 16 non-GUI builder; 15 builder-result; 14 scoring-remediation; 12 local-file-reference; 27 production-document; 9 audio calibration; 6 DAW-session; 5 structure benchmark; 3 music benchmark; and 4 GUI cases. Run GUI cases in separate processes when investigating macOS Tk lifecycle hangs; do not treat excluded cases as passes or skips.</w:t>
+        <w:t xml:space="preserve">The current discovery contains 332 cases: 131 core; 41 audio diagnostics; 24 C2PA; 22 remediation; 19 non-GUI builder; 15 builder-result; 14 scoring-remediation; 12 local-file-reference; 27 production-document; 9 audio calibration; 6 DAW-session; 5 structure benchmark; 3 music benchmark; and 4 GUI cases. Run GUI cases in separate processes when investigating macOS Tk lifecycle hangs; do not treat excluded cases as passes or skips.</w:t>
       </w:r>
     </w:p>
     <w:p>
@@ -31472,7 +31472,7 @@
         <w:spacing w:line="276" w:lineRule="auto"/>
       </w:pPr>
       <w:r>
-        <w:t xml:space="preserve">Version 0.8.1 applies the Project Rock findings: recorder metadata only for files that name their recording, raw takes accepted by mixed_from, AAF take coverage and non-recorder media, contradiction counts in integrity_decision, AAF-range audio diagnostics and the BWF chronology warning. Only the mixed_from change can alter a score. The example responses under examples/ were regenerated with 0.8.1; since their 0.7.0 snapshots, attestation_strength reads 0.0 rather than null for files without a C2PA manifest, as defined in 0.8.0.</w:t>
+        <w:t xml:space="preserve">Version 0.8.1 applies the Project Rock findings: recorder metadata only for files that name their recording, raw takes accepted by mixed_from, AAF take coverage and non-recorder media, contradiction counts in integrity_decision, AAF-range audio diagnostics and the BWF chronology warning. Only the mixed_from change can alter a score. The example responses under examples/ were regenerated with 0.8.1; since their 0.7.0 snapshots, attestation_strength reads 0.0 rather than null for files without a C2PA manifest, as defined in 0.8.0. It also aligns the desktop builder's size limits with the evaluator and removes duplicate builder and relationship_modes modules from music_target/.</w:t>
       </w:r>
     </w:p>
     <w:p>

--- a/Manual_layout_check.docx
+++ b/Manual_layout_check.docx
@@ -425,7 +425,7 @@
           </w:tcPr>
           <w:p>
             <w:r>
-              <w:t xml:space="preserve">332 tests discovered. All 328 non-GUI tests passed with every optional backend required; the four GUI tests passed when run separately; see Section 9.</w:t>
+              <w:t xml:space="preserve">342 tests discovered. All 338 non-GUI tests passed with every optional backend required; the four GUI tests passed when run separately; see Section 9.</w:t>
             </w:r>
           </w:p>
         </w:tc>
@@ -18399,7 +18399,7 @@
     </w:p>
     <w:p>
       <w:r>
-        <w:t>Version-two semantic validation contained 72 derivative cases: 57 supported and 15 abstained. Supported pitch estimates were correct in 57/57 cases, with maximum relative tempo error 1.27%; none of 29 controls was supported. These limited counts do not establish population accuracy. On the eight-recording section test, macro boundary F at 3-second tolerance improved from 0.339 for fixed phrases to 0.538 for acoustic novelty. Fingerprint support on the original four held-out Lumina families improved from 14/16 to 15/16 at density 40, with one weak mixture source still missed. Always report abstentions and sample counts alongside accuracy.</w:t>
+        <w:t xml:space="preserve">Version-two semantic validation contained 72 derivative cases: 57 supported and 15 abstained. Supported pitch estimates were correct in 57/57 cases, with maximum relative tempo error 1.27%; none of 29 controls was supported. These limited counts do not establish population accuracy. On the eight-recording section test, macro boundary F at 3-second tolerance improved from 0.339 for fixed phrases to 0.538 for acoustic novelty. Fingerprint support on the original four held-out Lumina families improved from 14/16 to 15/16 at density 40, with one weak mixture source still missed. Always report abstentions and sample counts alongside accuracy. Each count now carries a 95% Wilson interval: none of 29 held-out controls supported is still consistent with a false-support rate of up to 11.7%, and 15 of 16 held-out mixtures found gives 71.7–98.9%.</w:t>
       </w:r>
     </w:p>
     <w:p>
@@ -18438,7 +18438,7 @@
         <w:spacing w:after="60" w:line="276" w:lineRule="auto"/>
       </w:pPr>
       <w:r>
-        <w:t>The repository report records fingerprint agreement on 2 of 29 true takes inside local final masters and 0 of 33 unrelated controls. Agreement requires at least two votes per algorithm within the larger offset bin and can include votes below either standalone candidate threshold. Its Poisson chance estimate assumes independent backgrounds, although both providers read the same audio. These case counts are not a validated recall or false-positive guarantee.</w:t>
+        <w:t xml:space="preserve">The repository report records fingerprint agreement on 2 of 29 true takes inside local final masters and 0 of 33 unrelated controls. Agreement requires at least two votes per algorithm within the larger offset bin and can include votes below either standalone candidate threshold. Its Poisson chance estimate assumes independent backgrounds, although both providers read the same audio. These case counts are not a validated recall or false-positive guarantee. Their 95% Wilson intervals are 1.9–22.0% and 0–10.4%.</w:t>
       </w:r>
     </w:p>
     <w:p>
@@ -18482,15 +18482,836 @@
         <w:spacing w:line="276" w:lineRule="auto"/>
       </w:pPr>
       <w:r>
-        <w:t>Every audio diagnostic row carries a calibration object read from policies/audio_calibration_status.json: a status, a summary with case counts, the transforms tested and not tested, and false_match_rates. audfprint and music_semantics have status bounded_calibration; SpectroMap, librosa and fingerprint agreement are exploratory_uncalibrated. audio_diagnostic_summary records the SHA-256 of the status file. The frozen audio_calibration_profile.json and its gates are unchanged, so this information explains results without changing them.</w:t>
+        <w:t xml:space="preserve">Every audio diagnostic row carries a calibration object read from policies/audio_calibration_status.json: a status, a summary with case counts, the transforms tested and not tested, and false_match_rates. audfprint and music_semantics have status bounded_calibration; SpectroMap, librosa and fingerprint agreement are exploratory_uncalibrated. audio_diagnostic_summary records the SHA-256 of the status file. The frozen audio_calibration_profile.json and its gates are unchanged, so this information explains results without changing them. case_counts lists each count under development (cases used to choose or revise the gates), held_out (cases evaluated only after the gates were frozen) or real_material (Project Rock, never used for tuning), with measure, count, cases and a 95% Wilson interval wilson_95 (lower, upper) from music_target/case_intervals.py. Wilson stays inside 0–100% and gives a usable upper bound for 0 of n. The development counts set the gates and are optimistic; the held-out counts describe the frozen profile. Cases from one family or one session are not independent, so the real uncertainty is wider than an interval, and no interval is a population rate. The held-out and real-material counts are:</w:t>
       </w:r>
     </w:p>
+    <w:tbl>
+      <w:tblPr>
+        <w:tblW w:w="9638" w:type="dxa"/>
+        <w:tblBorders>
+          <w:top w:val="single" w:sz="4" w:space="0" w:color="D9D9D9"/>
+          <w:left w:val="single" w:sz="4" w:space="0" w:color="D9D9D9"/>
+          <w:bottom w:val="single" w:sz="4" w:space="0" w:color="D9D9D9"/>
+          <w:right w:val="single" w:sz="4" w:space="0" w:color="D9D9D9"/>
+          <w:insideH w:val="single" w:sz="4" w:space="0" w:color="D9D9D9"/>
+          <w:insideV w:val="single" w:sz="4" w:space="0" w:color="D9D9D9"/>
+        </w:tblBorders>
+        <w:tblLayout w:type="fixed"/>
+        <w:tblCellMar>
+          <w:top w:w="75" w:type="dxa"/>
+          <w:left w:w="95" w:type="dxa"/>
+          <w:bottom w:w="75" w:type="dxa"/>
+          <w:right w:w="95" w:type="dxa"/>
+        </w:tblCellMar>
+        <w:tblLook w:val="04A0" w:firstRow="1" w:lastRow="0" w:firstColumn="1" w:lastColumn="0" w:noHBand="0" w:noVBand="1"/>
+      </w:tblPr>
+      <w:tblGrid>
+        <w:gridCol w:w="4438"/>
+        <w:gridCol w:w="1500"/>
+        <w:gridCol w:w="3700"/>
+      </w:tblGrid>
+      <w:tr>
+        <w:trPr>
+          <w:cantSplit/>
+          <w:tblHeader/>
+        </w:trPr>
+        <w:tc>
+          <w:tcPr>
+            <w:tcW w:w="4438" w:type="dxa"/>
+            <w:tcBorders>
+              <w:top w:val="single" w:sz="4" w:space="0" w:color="1F3A5F"/>
+              <w:left w:val="single" w:sz="4" w:space="0" w:color="1F3A5F"/>
+              <w:bottom w:val="single" w:sz="4" w:space="0" w:color="1F3A5F"/>
+              <w:right w:val="single" w:sz="4" w:space="0" w:color="1F3A5F"/>
+            </w:tcBorders>
+            <w:shd w:val="clear" w:color="auto" w:fill="1F3A5F"/>
+            <w:tcMar>
+              <w:top w:w="70" w:type="dxa"/>
+              <w:left w:w="110" w:type="dxa"/>
+              <w:bottom w:w="70" w:type="dxa"/>
+              <w:right w:w="110" w:type="dxa"/>
+            </w:tcMar>
+            <w:vAlign w:val="center"/>
+          </w:tcPr>
+          <w:p>
+            <w:pPr>
+              <w:keepNext/>
+              <w:keepLines/>
+              <w:spacing w:after="40" w:line="254" w:lineRule="auto"/>
+            </w:pPr>
+            <w:r>
+              <w:rPr>
+                <w:b/>
+                <w:bCs/>
+                <w:color w:val="FFFFFF"/>
+                <w:sz w:val="17"/>
+                <w:szCs w:val="18"/>
+              </w:rPr>
+              <w:lastRenderedPageBreak/>
+              <w:t xml:space="preserve">Measure</w:t>
+            </w:r>
+          </w:p>
+        </w:tc>
+        <w:tc>
+          <w:tcPr>
+            <w:tcW w:w="1500" w:type="dxa"/>
+            <w:tcBorders>
+              <w:top w:val="single" w:sz="4" w:space="0" w:color="1F3A5F"/>
+              <w:left w:val="single" w:sz="4" w:space="0" w:color="1F3A5F"/>
+              <w:bottom w:val="single" w:sz="4" w:space="0" w:color="1F3A5F"/>
+              <w:right w:val="single" w:sz="4" w:space="0" w:color="1F3A5F"/>
+            </w:tcBorders>
+            <w:shd w:val="clear" w:color="auto" w:fill="1F3A5F"/>
+            <w:tcMar>
+              <w:top w:w="70" w:type="dxa"/>
+              <w:left w:w="110" w:type="dxa"/>
+              <w:bottom w:w="70" w:type="dxa"/>
+              <w:right w:w="110" w:type="dxa"/>
+            </w:tcMar>
+            <w:vAlign w:val="center"/>
+          </w:tcPr>
+          <w:p>
+            <w:pPr>
+              <w:keepNext/>
+              <w:keepLines/>
+              <w:spacing w:after="40" w:line="254" w:lineRule="auto"/>
+            </w:pPr>
+            <w:r>
+              <w:rPr>
+                <w:b/>
+                <w:bCs/>
+                <w:color w:val="FFFFFF"/>
+                <w:sz w:val="17"/>
+                <w:szCs w:val="18"/>
+              </w:rPr>
+              <w:t xml:space="preserve">Split</w:t>
+            </w:r>
+          </w:p>
+        </w:tc>
+        <w:tc>
+          <w:tcPr>
+            <w:tcW w:w="3700" w:type="dxa"/>
+            <w:tcBorders>
+              <w:top w:val="single" w:sz="4" w:space="0" w:color="1F3A5F"/>
+              <w:left w:val="single" w:sz="4" w:space="0" w:color="1F3A5F"/>
+              <w:bottom w:val="single" w:sz="4" w:space="0" w:color="1F3A5F"/>
+              <w:right w:val="single" w:sz="4" w:space="0" w:color="1F3A5F"/>
+            </w:tcBorders>
+            <w:shd w:val="clear" w:color="auto" w:fill="1F3A5F"/>
+            <w:tcMar>
+              <w:top w:w="70" w:type="dxa"/>
+              <w:left w:w="110" w:type="dxa"/>
+              <w:bottom w:w="70" w:type="dxa"/>
+              <w:right w:w="110" w:type="dxa"/>
+            </w:tcMar>
+            <w:vAlign w:val="center"/>
+          </w:tcPr>
+          <w:p>
+            <w:pPr>
+              <w:keepNext/>
+              <w:keepLines/>
+              <w:spacing w:after="40" w:line="254" w:lineRule="auto"/>
+            </w:pPr>
+            <w:r>
+              <w:rPr>
+                <w:b/>
+                <w:bCs/>
+                <w:color w:val="FFFFFF"/>
+                <w:sz w:val="17"/>
+                <w:szCs w:val="18"/>
+              </w:rPr>
+              <w:t xml:space="preserve">Count; 95% Wilson interval</w:t>
+            </w:r>
+          </w:p>
+        </w:tc>
+      </w:tr>
+      <w:tr>
+        <w:trPr>
+          <w:cantSplit/>
+        </w:trPr>
+        <w:tc>
+          <w:tcPr>
+            <w:tcW w:w="4438" w:type="dxa"/>
+            <w:shd w:val="clear" w:color="auto" w:fill="FFFFFF"/>
+            <w:vAlign w:val="center"/>
+          </w:tcPr>
+          <w:p>
+            <w:pPr>
+              <w:keepNext/>
+              <w:keepLines/>
+              <w:spacing w:after="40" w:line="254" w:lineRule="auto"/>
+            </w:pPr>
+            <w:r>
+              <w:rPr>
+                <w:color w:val="000000"/>
+                <w:sz w:val="17"/>
+              </w:rPr>
+              <w:t xml:space="preserve">music_semantics: known DSP derivatives supported (8 SALAMI families)</w:t>
+            </w:r>
+          </w:p>
+        </w:tc>
+        <w:tc>
+          <w:tcPr>
+            <w:tcW w:w="1500" w:type="dxa"/>
+            <w:shd w:val="clear" w:color="auto" w:fill="FFFFFF"/>
+            <w:vAlign w:val="center"/>
+          </w:tcPr>
+          <w:p>
+            <w:pPr>
+              <w:keepNext/>
+              <w:keepLines/>
+              <w:spacing w:after="40" w:line="254" w:lineRule="auto"/>
+            </w:pPr>
+            <w:r>
+              <w:rPr>
+                <w:color w:val="000000"/>
+                <w:sz w:val="17"/>
+              </w:rPr>
+              <w:t xml:space="preserve">held_out</w:t>
+            </w:r>
+          </w:p>
+        </w:tc>
+        <w:tc>
+          <w:tcPr>
+            <w:tcW w:w="3700" w:type="dxa"/>
+            <w:shd w:val="clear" w:color="auto" w:fill="FFFFFF"/>
+            <w:vAlign w:val="center"/>
+          </w:tcPr>
+          <w:p>
+            <w:pPr>
+              <w:keepNext/>
+              <w:keepLines/>
+              <w:spacing w:after="40" w:line="254" w:lineRule="auto"/>
+            </w:pPr>
+            <w:r>
+              <w:rPr>
+                <w:color w:val="000000"/>
+                <w:sz w:val="17"/>
+              </w:rPr>
+              <w:t xml:space="preserve">57/72; 68.4–86.9%</w:t>
+            </w:r>
+          </w:p>
+        </w:tc>
+      </w:tr>
+      <w:tr>
+        <w:trPr>
+          <w:cantSplit/>
+        </w:trPr>
+        <w:tc>
+          <w:tcPr>
+            <w:tcW w:w="4438" w:type="dxa"/>
+            <w:shd w:val="clear" w:color="auto" w:fill="FFFFFF"/>
+            <w:vAlign w:val="center"/>
+          </w:tcPr>
+          <w:p>
+            <w:pPr>
+              <w:keepNext/>
+              <w:keepLines/>
+              <w:spacing w:after="40" w:line="254" w:lineRule="auto"/>
+            </w:pPr>
+            <w:r>
+              <w:rPr>
+                <w:color w:val="000000"/>
+                <w:sz w:val="17"/>
+              </w:rPr>
+              <w:t xml:space="preserve">music_semantics: supported derivatives with the correct transposition</w:t>
+            </w:r>
+          </w:p>
+        </w:tc>
+        <w:tc>
+          <w:tcPr>
+            <w:tcW w:w="1500" w:type="dxa"/>
+            <w:shd w:val="clear" w:color="auto" w:fill="FFFFFF"/>
+            <w:vAlign w:val="center"/>
+          </w:tcPr>
+          <w:p>
+            <w:pPr>
+              <w:keepNext/>
+              <w:keepLines/>
+              <w:spacing w:after="40" w:line="254" w:lineRule="auto"/>
+            </w:pPr>
+            <w:r>
+              <w:rPr>
+                <w:color w:val="000000"/>
+                <w:sz w:val="17"/>
+              </w:rPr>
+              <w:t xml:space="preserve">held_out</w:t>
+            </w:r>
+          </w:p>
+        </w:tc>
+        <w:tc>
+          <w:tcPr>
+            <w:tcW w:w="3700" w:type="dxa"/>
+            <w:shd w:val="clear" w:color="auto" w:fill="FFFFFF"/>
+            <w:vAlign w:val="center"/>
+          </w:tcPr>
+          <w:p>
+            <w:pPr>
+              <w:keepNext/>
+              <w:keepLines/>
+              <w:spacing w:after="40" w:line="254" w:lineRule="auto"/>
+            </w:pPr>
+            <w:r>
+              <w:rPr>
+                <w:color w:val="000000"/>
+                <w:sz w:val="17"/>
+              </w:rPr>
+              <w:t xml:space="preserve">57/57; 93.7–100%</w:t>
+            </w:r>
+          </w:p>
+        </w:tc>
+      </w:tr>
+      <w:tr>
+        <w:trPr>
+          <w:cantSplit/>
+        </w:trPr>
+        <w:tc>
+          <w:tcPr>
+            <w:tcW w:w="4438" w:type="dxa"/>
+            <w:shd w:val="clear" w:color="auto" w:fill="FFFFFF"/>
+            <w:vAlign w:val="center"/>
+          </w:tcPr>
+          <w:p>
+            <w:pPr>
+              <w:keepNext/>
+              <w:keepLines/>
+              <w:spacing w:after="40" w:line="254" w:lineRule="auto"/>
+            </w:pPr>
+            <w:r>
+              <w:rPr>
+                <w:color w:val="000000"/>
+                <w:sz w:val="17"/>
+              </w:rPr>
+              <w:t xml:space="preserve">music_semantics: distinct-recording controls and a sustained tone supported</w:t>
+            </w:r>
+          </w:p>
+        </w:tc>
+        <w:tc>
+          <w:tcPr>
+            <w:tcW w:w="1500" w:type="dxa"/>
+            <w:shd w:val="clear" w:color="auto" w:fill="FFFFFF"/>
+            <w:vAlign w:val="center"/>
+          </w:tcPr>
+          <w:p>
+            <w:pPr>
+              <w:keepNext/>
+              <w:keepLines/>
+              <w:spacing w:after="40" w:line="254" w:lineRule="auto"/>
+            </w:pPr>
+            <w:r>
+              <w:rPr>
+                <w:color w:val="000000"/>
+                <w:sz w:val="17"/>
+              </w:rPr>
+              <w:t xml:space="preserve">held_out</w:t>
+            </w:r>
+          </w:p>
+        </w:tc>
+        <w:tc>
+          <w:tcPr>
+            <w:tcW w:w="3700" w:type="dxa"/>
+            <w:shd w:val="clear" w:color="auto" w:fill="FFFFFF"/>
+            <w:vAlign w:val="center"/>
+          </w:tcPr>
+          <w:p>
+            <w:pPr>
+              <w:keepNext/>
+              <w:keepLines/>
+              <w:spacing w:after="40" w:line="254" w:lineRule="auto"/>
+            </w:pPr>
+            <w:r>
+              <w:rPr>
+                <w:color w:val="000000"/>
+                <w:sz w:val="17"/>
+              </w:rPr>
+              <w:t xml:space="preserve">0/29; 0–11.7%</w:t>
+            </w:r>
+          </w:p>
+        </w:tc>
+      </w:tr>
+      <w:tr>
+        <w:trPr>
+          <w:cantSplit/>
+        </w:trPr>
+        <w:tc>
+          <w:tcPr>
+            <w:tcW w:w="4438" w:type="dxa"/>
+            <w:shd w:val="clear" w:color="auto" w:fill="FFFFFF"/>
+            <w:vAlign w:val="center"/>
+          </w:tcPr>
+          <w:p>
+            <w:pPr>
+              <w:keepNext/>
+              <w:keepLines/>
+              <w:spacing w:after="40" w:line="254" w:lineRule="auto"/>
+            </w:pPr>
+            <w:r>
+              <w:rPr>
+                <w:color w:val="000000"/>
+                <w:sz w:val="17"/>
+              </w:rPr>
+              <w:t xml:space="preserve">audfprint: mixtures and excerpts found at the correct offset (four Lumina families)</w:t>
+            </w:r>
+          </w:p>
+        </w:tc>
+        <w:tc>
+          <w:tcPr>
+            <w:tcW w:w="1500" w:type="dxa"/>
+            <w:shd w:val="clear" w:color="auto" w:fill="FFFFFF"/>
+            <w:vAlign w:val="center"/>
+          </w:tcPr>
+          <w:p>
+            <w:pPr>
+              <w:keepNext/>
+              <w:keepLines/>
+              <w:spacing w:after="40" w:line="254" w:lineRule="auto"/>
+            </w:pPr>
+            <w:r>
+              <w:rPr>
+                <w:color w:val="000000"/>
+                <w:sz w:val="17"/>
+              </w:rPr>
+              <w:t xml:space="preserve">held_out</w:t>
+            </w:r>
+          </w:p>
+        </w:tc>
+        <w:tc>
+          <w:tcPr>
+            <w:tcW w:w="3700" w:type="dxa"/>
+            <w:shd w:val="clear" w:color="auto" w:fill="FFFFFF"/>
+            <w:vAlign w:val="center"/>
+          </w:tcPr>
+          <w:p>
+            <w:pPr>
+              <w:keepNext/>
+              <w:keepLines/>
+              <w:spacing w:after="40" w:line="254" w:lineRule="auto"/>
+            </w:pPr>
+            <w:r>
+              <w:rPr>
+                <w:color w:val="000000"/>
+                <w:sz w:val="17"/>
+              </w:rPr>
+              <w:t xml:space="preserve">15/16; 71.7–98.9%</w:t>
+            </w:r>
+          </w:p>
+        </w:tc>
+      </w:tr>
+      <w:tr>
+        <w:trPr>
+          <w:cantSplit/>
+        </w:trPr>
+        <w:tc>
+          <w:tcPr>
+            <w:tcW w:w="4438" w:type="dxa"/>
+            <w:shd w:val="clear" w:color="auto" w:fill="FFFFFF"/>
+            <w:vAlign w:val="center"/>
+          </w:tcPr>
+          <w:p>
+            <w:pPr>
+              <w:keepNext/>
+              <w:keepLines/>
+              <w:spacing w:after="40" w:line="254" w:lineRule="auto"/>
+            </w:pPr>
+            <w:r>
+              <w:rPr>
+                <w:color w:val="000000"/>
+                <w:sz w:val="17"/>
+              </w:rPr>
+              <w:t xml:space="preserve">audfprint: distinct-recording controls with a supported offset</w:t>
+            </w:r>
+          </w:p>
+        </w:tc>
+        <w:tc>
+          <w:tcPr>
+            <w:tcW w:w="1500" w:type="dxa"/>
+            <w:shd w:val="clear" w:color="auto" w:fill="FFFFFF"/>
+            <w:vAlign w:val="center"/>
+          </w:tcPr>
+          <w:p>
+            <w:pPr>
+              <w:keepNext/>
+              <w:keepLines/>
+              <w:spacing w:after="40" w:line="254" w:lineRule="auto"/>
+            </w:pPr>
+            <w:r>
+              <w:rPr>
+                <w:color w:val="000000"/>
+                <w:sz w:val="17"/>
+              </w:rPr>
+              <w:t xml:space="preserve">held_out</w:t>
+            </w:r>
+          </w:p>
+        </w:tc>
+        <w:tc>
+          <w:tcPr>
+            <w:tcW w:w="3700" w:type="dxa"/>
+            <w:shd w:val="clear" w:color="auto" w:fill="FFFFFF"/>
+            <w:vAlign w:val="center"/>
+          </w:tcPr>
+          <w:p>
+            <w:pPr>
+              <w:keepNext/>
+              <w:keepLines/>
+              <w:spacing w:after="40" w:line="254" w:lineRule="auto"/>
+            </w:pPr>
+            <w:r>
+              <w:rPr>
+                <w:color w:val="000000"/>
+                <w:sz w:val="17"/>
+              </w:rPr>
+              <w:t xml:space="preserve">0/6; 0–39.0%</w:t>
+            </w:r>
+          </w:p>
+        </w:tc>
+      </w:tr>
+      <w:tr>
+        <w:trPr>
+          <w:cantSplit/>
+        </w:trPr>
+        <w:tc>
+          <w:tcPr>
+            <w:tcW w:w="4438" w:type="dxa"/>
+            <w:shd w:val="clear" w:color="auto" w:fill="FFFFFF"/>
+            <w:vAlign w:val="center"/>
+          </w:tcPr>
+          <w:p>
+            <w:pPr>
+              <w:keepNext/>
+              <w:keepLines/>
+              <w:spacing w:after="40" w:line="254" w:lineRule="auto"/>
+            </w:pPr>
+            <w:r>
+              <w:rPr>
+                <w:color w:val="000000"/>
+                <w:sz w:val="17"/>
+              </w:rPr>
+              <w:t xml:space="preserve">audfprint: Project Rock AAF-used takes with a supported match, whole take</w:t>
+            </w:r>
+          </w:p>
+        </w:tc>
+        <w:tc>
+          <w:tcPr>
+            <w:tcW w:w="1500" w:type="dxa"/>
+            <w:shd w:val="clear" w:color="auto" w:fill="FFFFFF"/>
+            <w:vAlign w:val="center"/>
+          </w:tcPr>
+          <w:p>
+            <w:pPr>
+              <w:keepNext/>
+              <w:keepLines/>
+              <w:spacing w:after="40" w:line="254" w:lineRule="auto"/>
+            </w:pPr>
+            <w:r>
+              <w:rPr>
+                <w:color w:val="000000"/>
+                <w:sz w:val="17"/>
+              </w:rPr>
+              <w:t xml:space="preserve">real_material</w:t>
+            </w:r>
+          </w:p>
+        </w:tc>
+        <w:tc>
+          <w:tcPr>
+            <w:tcW w:w="3700" w:type="dxa"/>
+            <w:shd w:val="clear" w:color="auto" w:fill="FFFFFF"/>
+            <w:vAlign w:val="center"/>
+          </w:tcPr>
+          <w:p>
+            <w:pPr>
+              <w:keepNext/>
+              <w:keepLines/>
+              <w:spacing w:after="40" w:line="254" w:lineRule="auto"/>
+            </w:pPr>
+            <w:r>
+              <w:rPr>
+                <w:color w:val="000000"/>
+                <w:sz w:val="17"/>
+              </w:rPr>
+              <w:t xml:space="preserve">2/13; 4.3–42.2%</w:t>
+            </w:r>
+          </w:p>
+        </w:tc>
+      </w:tr>
+      <w:tr>
+        <w:trPr>
+          <w:cantSplit/>
+        </w:trPr>
+        <w:tc>
+          <w:tcPr>
+            <w:tcW w:w="4438" w:type="dxa"/>
+            <w:shd w:val="clear" w:color="auto" w:fill="FFFFFF"/>
+            <w:vAlign w:val="center"/>
+          </w:tcPr>
+          <w:p>
+            <w:pPr>
+              <w:keepNext/>
+              <w:keepLines/>
+              <w:spacing w:after="40" w:line="254" w:lineRule="auto"/>
+            </w:pPr>
+            <w:r>
+              <w:rPr>
+                <w:color w:val="000000"/>
+                <w:sz w:val="17"/>
+              </w:rPr>
+              <w:t xml:space="preserve">audfprint: Project Rock AAF-range tasks with a supported match in the used range</w:t>
+            </w:r>
+          </w:p>
+        </w:tc>
+        <w:tc>
+          <w:tcPr>
+            <w:tcW w:w="1500" w:type="dxa"/>
+            <w:shd w:val="clear" w:color="auto" w:fill="FFFFFF"/>
+            <w:vAlign w:val="center"/>
+          </w:tcPr>
+          <w:p>
+            <w:pPr>
+              <w:keepNext/>
+              <w:keepLines/>
+              <w:spacing w:after="40" w:line="254" w:lineRule="auto"/>
+            </w:pPr>
+            <w:r>
+              <w:rPr>
+                <w:color w:val="000000"/>
+                <w:sz w:val="17"/>
+              </w:rPr>
+              <w:t xml:space="preserve">real_material</w:t>
+            </w:r>
+          </w:p>
+        </w:tc>
+        <w:tc>
+          <w:tcPr>
+            <w:tcW w:w="3700" w:type="dxa"/>
+            <w:shd w:val="clear" w:color="auto" w:fill="FFFFFF"/>
+            <w:vAlign w:val="center"/>
+          </w:tcPr>
+          <w:p>
+            <w:pPr>
+              <w:keepNext/>
+              <w:keepLines/>
+              <w:spacing w:after="40" w:line="254" w:lineRule="auto"/>
+            </w:pPr>
+            <w:r>
+              <w:rPr>
+                <w:color w:val="000000"/>
+                <w:sz w:val="17"/>
+              </w:rPr>
+              <w:t xml:space="preserve">0/14; 0–21.5%</w:t>
+            </w:r>
+          </w:p>
+        </w:tc>
+      </w:tr>
+      <w:tr>
+        <w:trPr>
+          <w:cantSplit/>
+        </w:trPr>
+        <w:tc>
+          <w:tcPr>
+            <w:tcW w:w="4438" w:type="dxa"/>
+            <w:shd w:val="clear" w:color="auto" w:fill="FFFFFF"/>
+            <w:vAlign w:val="center"/>
+          </w:tcPr>
+          <w:p>
+            <w:pPr>
+              <w:keepNext/>
+              <w:keepLines/>
+              <w:spacing w:after="40" w:line="254" w:lineRule="auto"/>
+            </w:pPr>
+            <w:r>
+              <w:rPr>
+                <w:color w:val="000000"/>
+                <w:sz w:val="17"/>
+              </w:rPr>
+              <w:t xml:space="preserve">SpectroMap (exploratory): Project Rock AAF-range tasks with a correspondence</w:t>
+            </w:r>
+          </w:p>
+        </w:tc>
+        <w:tc>
+          <w:tcPr>
+            <w:tcW w:w="1500" w:type="dxa"/>
+            <w:shd w:val="clear" w:color="auto" w:fill="FFFFFF"/>
+            <w:vAlign w:val="center"/>
+          </w:tcPr>
+          <w:p>
+            <w:pPr>
+              <w:keepNext/>
+              <w:keepLines/>
+              <w:spacing w:after="40" w:line="254" w:lineRule="auto"/>
+            </w:pPr>
+            <w:r>
+              <w:rPr>
+                <w:color w:val="000000"/>
+                <w:sz w:val="17"/>
+              </w:rPr>
+              <w:t xml:space="preserve">real_material</w:t>
+            </w:r>
+          </w:p>
+        </w:tc>
+        <w:tc>
+          <w:tcPr>
+            <w:tcW w:w="3700" w:type="dxa"/>
+            <w:shd w:val="clear" w:color="auto" w:fill="FFFFFF"/>
+            <w:vAlign w:val="center"/>
+          </w:tcPr>
+          <w:p>
+            <w:pPr>
+              <w:keepNext/>
+              <w:keepLines/>
+              <w:spacing w:after="40" w:line="254" w:lineRule="auto"/>
+            </w:pPr>
+            <w:r>
+              <w:rPr>
+                <w:color w:val="000000"/>
+                <w:sz w:val="17"/>
+              </w:rPr>
+              <w:t xml:space="preserve">6/14; 21.4–67.4%</w:t>
+            </w:r>
+          </w:p>
+        </w:tc>
+      </w:tr>
+      <w:tr>
+        <w:trPr>
+          <w:cantSplit/>
+        </w:trPr>
+        <w:tc>
+          <w:tcPr>
+            <w:tcW w:w="4438" w:type="dxa"/>
+            <w:shd w:val="clear" w:color="auto" w:fill="FFFFFF"/>
+            <w:vAlign w:val="center"/>
+          </w:tcPr>
+          <w:p>
+            <w:pPr>
+              <w:keepNext/>
+              <w:keepLines/>
+              <w:spacing w:after="40" w:line="254" w:lineRule="auto"/>
+            </w:pPr>
+            <w:r>
+              <w:rPr>
+                <w:color w:val="000000"/>
+                <w:sz w:val="17"/>
+              </w:rPr>
+              <w:t xml:space="preserve">Fingerprint agreement (exploratory): Project Rock true takes in the final master</w:t>
+            </w:r>
+          </w:p>
+        </w:tc>
+        <w:tc>
+          <w:tcPr>
+            <w:tcW w:w="1500" w:type="dxa"/>
+            <w:shd w:val="clear" w:color="auto" w:fill="FFFFFF"/>
+            <w:vAlign w:val="center"/>
+          </w:tcPr>
+          <w:p>
+            <w:pPr>
+              <w:keepNext/>
+              <w:keepLines/>
+              <w:spacing w:after="40" w:line="254" w:lineRule="auto"/>
+            </w:pPr>
+            <w:r>
+              <w:rPr>
+                <w:color w:val="000000"/>
+                <w:sz w:val="17"/>
+              </w:rPr>
+              <w:t xml:space="preserve">real_material</w:t>
+            </w:r>
+          </w:p>
+        </w:tc>
+        <w:tc>
+          <w:tcPr>
+            <w:tcW w:w="3700" w:type="dxa"/>
+            <w:shd w:val="clear" w:color="auto" w:fill="FFFFFF"/>
+            <w:vAlign w:val="center"/>
+          </w:tcPr>
+          <w:p>
+            <w:pPr>
+              <w:keepNext/>
+              <w:keepLines/>
+              <w:spacing w:after="40" w:line="254" w:lineRule="auto"/>
+            </w:pPr>
+            <w:r>
+              <w:rPr>
+                <w:color w:val="000000"/>
+                <w:sz w:val="17"/>
+              </w:rPr>
+              <w:t xml:space="preserve">2/29; 1.9–22.0%</w:t>
+            </w:r>
+          </w:p>
+        </w:tc>
+      </w:tr>
+      <w:tr>
+        <w:trPr>
+          <w:cantSplit/>
+        </w:trPr>
+        <w:tc>
+          <w:tcPr>
+            <w:tcW w:w="4438" w:type="dxa"/>
+            <w:shd w:val="clear" w:color="auto" w:fill="FFFFFF"/>
+            <w:vAlign w:val="center"/>
+          </w:tcPr>
+          <w:p>
+            <w:pPr>
+              <w:keepNext/>
+              <w:keepLines/>
+              <w:spacing w:after="40" w:line="254" w:lineRule="auto"/>
+            </w:pPr>
+            <w:r>
+              <w:rPr>
+                <w:color w:val="000000"/>
+                <w:sz w:val="17"/>
+              </w:rPr>
+              <w:t xml:space="preserve">Fingerprint agreement (exploratory): Project Rock unrelated controls</w:t>
+            </w:r>
+          </w:p>
+        </w:tc>
+        <w:tc>
+          <w:tcPr>
+            <w:tcW w:w="1500" w:type="dxa"/>
+            <w:shd w:val="clear" w:color="auto" w:fill="FFFFFF"/>
+            <w:vAlign w:val="center"/>
+          </w:tcPr>
+          <w:p>
+            <w:pPr>
+              <w:keepNext/>
+              <w:keepLines/>
+              <w:spacing w:after="40" w:line="254" w:lineRule="auto"/>
+            </w:pPr>
+            <w:r>
+              <w:rPr>
+                <w:color w:val="000000"/>
+                <w:sz w:val="17"/>
+              </w:rPr>
+              <w:t xml:space="preserve">real_material</w:t>
+            </w:r>
+          </w:p>
+        </w:tc>
+        <w:tc>
+          <w:tcPr>
+            <w:tcW w:w="3700" w:type="dxa"/>
+            <w:shd w:val="clear" w:color="auto" w:fill="FFFFFF"/>
+            <w:vAlign w:val="center"/>
+          </w:tcPr>
+          <w:p>
+            <w:pPr>
+              <w:keepNext/>
+              <w:keepLines/>
+              <w:spacing w:after="40" w:line="254" w:lineRule="auto"/>
+            </w:pPr>
+            <w:r>
+              <w:rPr>
+                <w:color w:val="000000"/>
+                <w:sz w:val="17"/>
+              </w:rPr>
+              <w:t xml:space="preserve">0/33; 0–10.4%</w:t>
+            </w:r>
+          </w:p>
+        </w:tc>
+      </w:tr>
+    </w:tbl>
     <w:p>
       <w:pPr>
         <w:spacing w:line="276" w:lineRule="auto"/>
       </w:pPr>
       <w:r>
-        <w:t xml:space="preserve">A provider that ran but could not conclude because the audio offered too little to compare (silent signal, too few landmarks, peaks or spectral frames, or channel cancellation) is reported as AUDIO_INSUFFICIENT_SUPPORT with outcome insufficient_support. AUDIO_DIAGNOSTIC_UNAVAILABLE with outcome not_run remains for providers that did not run. music_semantics reports not_assessed_query_longer_than_source and not_assessed_local_match_failed instead of failing the provider. A fingerprint match in an AAF task is reported as AUDIO_AAF_RANGE_CORRESPONDENCE with the analysed source range and providers: content agreeing with the AAF edit, not provenance. audio_diagnostic_summary counts aaf_range_tasks and aaf_range_tasks_with_correspondence; an AAF task without a match is not reported as disagreement. On Project Rock Ep01, 6 of 14 AAF ranges were found in the WIP mix (SpectroMap for all six, audfprint for one), a whole-take match outside the used range disappeared, and the run took 19 s instead of 29 s.</w:t>
+        <w:t xml:space="preserve">A provider that ran but could not conclude because the audio offered too little to compare (silent signal, too few landmarks, peaks or spectral frames, or channel cancellation) is reported as AUDIO_INSUFFICIENT_SUPPORT with outcome insufficient_support. AUDIO_DIAGNOSTIC_UNAVAILABLE with outcome not_run remains for providers that did not run. music_semantics reports not_assessed_query_longer_than_source and not_assessed_local_match_failed instead of failing the provider. A fingerprint match in an AAF task is reported as AUDIO_AAF_RANGE_CORRESPONDENCE with the analysed source range and providers: content agreeing with the AAF edit, not provenance. audio_diagnostic_summary counts aaf_range_tasks and aaf_range_tasks_with_correspondence; an AAF task without a match is not reported as disagreement. On Project Rock Ep01, 6 of 14 AAF ranges were found in the WIP mix (SpectroMap for all six; audfprint had one candidate, below its support gates), a whole-take match outside the used range disappeared, and the run took 19 s instead of 29 s.</w:t>
       </w:r>
     </w:p>
     <w:p>
@@ -18704,7 +19525,7 @@
                 <w:color w:val="000000"/>
                 <w:sz w:val="17"/>
               </w:rPr>
-              <w:t>No audfprint, fingerprint-agreement or music_semantics match.</w:t>
+              <w:t xml:space="preserve">No audfprint, fingerprint-agreement or music_semantics match. 0/5 false (95% CI 0–43%).</w:t>
             </w:r>
           </w:p>
         </w:tc>
@@ -18772,7 +19593,7 @@
                 <w:color w:val="000000"/>
                 <w:sz w:val="17"/>
               </w:rPr>
-              <w:t>No match from any of the three.</w:t>
+              <w:t xml:space="preserve">No match from any of the three. 0/4 false (95% CI 0–49%).</w:t>
             </w:r>
           </w:p>
         </w:tc>
@@ -18840,7 +19661,7 @@
                 <w:color w:val="000000"/>
                 <w:sz w:val="17"/>
               </w:rPr>
-              <w:t>No fingerprint match; semantics supported 0/6. Left unclassified because the requested melodies were not found in the generated audio.</w:t>
+              <w:t xml:space="preserve">No fingerprint match; semantics supported 0/6. Left unclassified because the requested melodies were not found in the generated audio. 0/6 (95% CI 0–39%).</w:t>
             </w:r>
           </w:p>
         </w:tc>
@@ -18908,7 +19729,7 @@
                 <w:color w:val="000000"/>
                 <w:sz w:val="17"/>
               </w:rPr>
-              <w:t>audfprint and agreement detected the loop in 1/4 at the inserted offset; semantics 0/4.</w:t>
+              <w:t xml:space="preserve">audfprint and agreement detected the loop in 1/4 at the inserted offset; semantics 0/4. Detection 95% CI 5–70%.</w:t>
             </w:r>
           </w:p>
         </w:tc>
@@ -18973,7 +19794,7 @@
                 <w:color w:val="000000"/>
                 <w:sz w:val="17"/>
               </w:rPr>
-              <w:t>audfprint and agreement detected the loop in 4/4 at the inserted offset; semantics 0/4.</w:t>
+              <w:t xml:space="preserve">audfprint and agreement detected the loop in 4/4 at the inserted offset; semantics 0/4. Detection 95% CI 51–100%.</w:t>
             </w:r>
           </w:p>
         </w:tc>
@@ -18984,7 +19805,7 @@
         <w:spacing w:before="120"/>
       </w:pPr>
       <w:r>
-        <w:t>A shared loop is real shared audio, so a fingerprint detection is correct but does not show that one song derives from the other. These are case counts on a small Lumina sample, not population false-positive rates. Real covers, pitch-shifted and time-stretched fingerprint queries remain untested.</w:t>
+        <w:t xml:space="preserve">A shared loop is real shared audio, so a fingerprint detection is correct but does not show that one song derives from the other. These are case counts on a small Lumina sample, not population false-positive rates. Real covers, pitch-shifted and time-stretched fingerprint queries remain untested. The bracketed figures are 95% Wilson intervals: zero false matches in four pairs is still consistent with a false-match rate of up to 49%. The benchmark ran after the gates were frozen, so it is recorded as held-out.</w:t>
       </w:r>
     </w:p>
     <w:p>
@@ -28500,7 +29321,7 @@
                 <w:color w:val="000000"/>
                 <w:sz w:val="17"/>
               </w:rPr>
-              <w:t>music_benchmark.py adapts Slakh/BabySlakh and MUSDB18-HQ to Native requests with true stems and a control from another track; datasets are not bundled. false_match.py runs the false-match benchmark from a SHA-256-pinned manifest (false_match_lumina_2026-10-21.json) and can record its counts in policies/audio_calibration_status.json.</w:t>
+              <w:t xml:space="preserve">music_benchmark.py adapts Slakh/BabySlakh and MUSDB18-HQ to Native requests with true stems and a control from another track; datasets are not bundled. false_match.py runs the false-match benchmark from a SHA-256-pinned manifest (false_match_lumina_2026-10-21.json) and can record its counts in policies/audio_calibration_status.json. Both false_match.py and audio_calibration.py report every case count with its 95% Wilson interval; audio_calibration.py stores them in the summary of its output.</w:t>
             </w:r>
           </w:p>
         </w:tc>
@@ -30538,7 +31359,60 @@
           </w:tcPr>
           <w:p>
             <w:r>
-              <w:t>Per-provider calibration status, case counts, tested and untested transforms and false-match counts attached to every audio row. Does not change scoring.</w:t>
+              <w:t xml:space="preserve">Per-provider calibration status, case counts split into development, held-out and real material, tested and untested transforms and false-match counts, each count with a 95% Wilson interval; attached to every audio row. Does not change scoring.</w:t>
+            </w:r>
+          </w:p>
+        </w:tc>
+      </w:tr>
+      <w:tr>
+        <w:trPr>
+          <w:cantSplit/>
+        </w:trPr>
+        <w:tc>
+          <w:tcPr>
+            <w:tcW w:w="3855" w:type="dxa"/>
+            <w:tcBorders>
+              <w:top w:val="single" w:sz="4" w:space="0" w:color="C9D3DF"/>
+              <w:left w:val="single" w:sz="4" w:space="0" w:color="C9D3DF"/>
+              <w:bottom w:val="single" w:sz="4" w:space="0" w:color="C9D3DF"/>
+              <w:right w:val="single" w:sz="4" w:space="0" w:color="C9D3DF"/>
+            </w:tcBorders>
+            <w:shd w:val="clear" w:color="auto" w:fill="EDF3F9"/>
+            <w:tcMar>
+              <w:top w:w="70" w:type="dxa"/>
+              <w:left w:w="110" w:type="dxa"/>
+              <w:bottom w:w="70" w:type="dxa"/>
+              <w:right w:w="110" w:type="dxa"/>
+            </w:tcMar>
+            <w:vAlign w:val="center"/>
+          </w:tcPr>
+          <w:p>
+            <w:r>
+              <w:t xml:space="preserve">music_target/case_intervals.py</w:t>
+            </w:r>
+          </w:p>
+        </w:tc>
+        <w:tc>
+          <w:tcPr>
+            <w:tcW w:w="5783" w:type="dxa"/>
+            <w:tcBorders>
+              <w:top w:val="single" w:sz="4" w:space="0" w:color="C9D3DF"/>
+              <w:left w:val="single" w:sz="4" w:space="0" w:color="C9D3DF"/>
+              <w:bottom w:val="single" w:sz="4" w:space="0" w:color="C9D3DF"/>
+              <w:right w:val="single" w:sz="4" w:space="0" w:color="C9D3DF"/>
+            </w:tcBorders>
+            <w:shd w:val="clear" w:color="auto" w:fill="EDF3F9"/>
+            <w:tcMar>
+              <w:top w:w="70" w:type="dxa"/>
+              <w:left w:w="110" w:type="dxa"/>
+              <w:bottom w:w="70" w:type="dxa"/>
+              <w:right w:w="110" w:type="dxa"/>
+            </w:tcMar>
+            <w:vAlign w:val="center"/>
+          </w:tcPr>
+          <w:p>
+            <w:r>
+              <w:t xml:space="preserve">95% Wilson score intervals for case counts, used by the calibration status and both benchmark scripts.</w:t>
             </w:r>
           </w:p>
         </w:tc>
@@ -31282,6 +32156,59 @@
           </w:tcPr>
           <w:p>
             <w:r>
+              <w:t xml:space="preserve">tests/test_case_intervals.py</w:t>
+            </w:r>
+          </w:p>
+        </w:tc>
+        <w:tc>
+          <w:tcPr>
+            <w:tcW w:w="5783" w:type="dxa"/>
+            <w:tcBorders>
+              <w:top w:val="single" w:sz="4" w:space="0" w:color="C9D3DF"/>
+              <w:left w:val="single" w:sz="4" w:space="0" w:color="C9D3DF"/>
+              <w:bottom w:val="single" w:sz="4" w:space="0" w:color="C9D3DF"/>
+              <w:right w:val="single" w:sz="4" w:space="0" w:color="C9D3DF"/>
+            </w:tcBorders>
+            <w:shd w:val="clear" w:color="auto" w:fill="FFFFFF"/>
+            <w:tcMar>
+              <w:top w:w="70" w:type="dxa"/>
+              <w:left w:w="110" w:type="dxa"/>
+              <w:bottom w:w="70" w:type="dxa"/>
+              <w:right w:w="110" w:type="dxa"/>
+            </w:tcMar>
+            <w:vAlign w:val="center"/>
+          </w:tcPr>
+          <w:p>
+            <w:r>
+              <w:t xml:space="preserve">10 tests: interval values, bounds and symmetry, every stored interval recomputed from its count, held-out splits, and the benchmark summaries.</w:t>
+            </w:r>
+          </w:p>
+        </w:tc>
+      </w:tr>
+      <w:tr>
+        <w:trPr>
+          <w:cantSplit/>
+        </w:trPr>
+        <w:tc>
+          <w:tcPr>
+            <w:tcW w:w="3855" w:type="dxa"/>
+            <w:tcBorders>
+              <w:top w:val="single" w:sz="4" w:space="0" w:color="C9D3DF"/>
+              <w:left w:val="single" w:sz="4" w:space="0" w:color="C9D3DF"/>
+              <w:bottom w:val="single" w:sz="4" w:space="0" w:color="C9D3DF"/>
+              <w:right w:val="single" w:sz="4" w:space="0" w:color="C9D3DF"/>
+            </w:tcBorders>
+            <w:shd w:val="clear" w:color="auto" w:fill="FFFFFF"/>
+            <w:tcMar>
+              <w:top w:w="70" w:type="dxa"/>
+              <w:left w:w="110" w:type="dxa"/>
+              <w:bottom w:w="70" w:type="dxa"/>
+              <w:right w:w="110" w:type="dxa"/>
+            </w:tcMar>
+            <w:vAlign w:val="center"/>
+          </w:tcPr>
+          <w:p>
+            <w:r>
               <w:t>tests/test_builder.py / test_builder_results.py / test_local_file_references.py</w:t>
             </w:r>
           </w:p>
@@ -31437,7 +32364,7 @@
     </w:p>
     <w:p>
       <w:r>
-        <w:t xml:space="preserve">On 22 October 2026, the 308 non-GUI tests were run against version 0.8.0 with REQUIRE_AUDIO_BACKENDS=1, so every optional backend had to be present: all 308 passed in 26.7 seconds, with no failures, errors or skips. For version 0.8.1 the same procedure ran 328 non-GUI tests in one process (all passed in 31 seconds, no skips) and each of the four test_builder.GuiTests cases in a separate process (all passed); reports/test-results.txt and reports/release.json record the run. The environment included c2pa-python 0.37.10, the audio libraries and the benchmark-only mir_eval 0.8.2 from requirements-benchmark.txt. A writable NUMBA_CACHE_DIR was supplied because the default audio library cache location may not be writable.</w:t>
+        <w:t xml:space="preserve">On 22 October 2026, the 308 non-GUI tests were run against version 0.8.0 with REQUIRE_AUDIO_BACKENDS=1, so every optional backend had to be present: all 308 passed in 26.7 seconds, with no failures, errors or skips. For version 0.8.1 the same procedure ran 328 non-GUI tests in one process (all passed in 31 seconds, no skips). After the Wilson intervals were added on 23 October 2026 it ran 338 non-GUI tests in one process (all passed in 30 seconds, no skips) and each of the four test_builder.GuiTests cases in a separate process (all passed); reports/test-results.txt and reports/release.json record the run. The environment included c2pa-python 0.37.10, the audio libraries and the benchmark-only mir_eval 0.8.2 from requirements-benchmark.txt. A writable NUMBA_CACHE_DIR was supplied because the default audio library cache location may not be writable.</w:t>
       </w:r>
     </w:p>
     <w:p>
@@ -31451,7 +32378,7 @@
     <w:p>
       <w:r>
         <w:lastRenderedPageBreak/>
-        <w:t xml:space="preserve">The current discovery contains 332 cases: 131 core; 41 audio diagnostics; 24 C2PA; 22 remediation; 19 non-GUI builder; 15 builder-result; 14 scoring-remediation; 12 local-file-reference; 27 production-document; 9 audio calibration; 6 DAW-session; 5 structure benchmark; 3 music benchmark; and 4 GUI cases. Run GUI cases in separate processes when investigating macOS Tk lifecycle hangs; do not treat excluded cases as passes or skips.</w:t>
+        <w:t xml:space="preserve">The current discovery contains 342 cases: 131 core; 41 audio diagnostics; 24 C2PA; 22 remediation; 19 non-GUI builder; 15 builder-result; 14 scoring-remediation; 12 local-file-reference; 27 production-document; 9 audio calibration; 10 case-interval; 6 DAW-session; 5 structure benchmark; 3 music benchmark; and 4 GUI cases. Run GUI cases in separate processes when investigating macOS Tk lifecycle hangs; do not treat excluded cases as passes or skips.</w:t>
       </w:r>
     </w:p>
     <w:p>
@@ -31472,7 +32399,7 @@
         <w:spacing w:line="276" w:lineRule="auto"/>
       </w:pPr>
       <w:r>
-        <w:t xml:space="preserve">Version 0.8.1 applies the Project Rock findings: recorder metadata only for files that name their recording, raw takes accepted by mixed_from, AAF take coverage and non-recorder media, contradiction counts in integrity_decision, AAF-range audio diagnostics and the BWF chronology warning. Only the mixed_from change can alter a score. The example responses under examples/ were regenerated with 0.8.1; since their 0.7.0 snapshots, attestation_strength reads 0.0 rather than null for files without a C2PA manifest, as defined in 0.8.0. It also aligns the desktop builder's size limits with the evaluator and removes duplicate builder and relationship_modes modules from music_target/.</w:t>
+        <w:t xml:space="preserve">Version 0.8.1 applies the Project Rock findings: recorder metadata only for files that name their recording, raw takes accepted by mixed_from, AAF take coverage and non-recorder media, contradiction counts in integrity_decision, AAF-range audio diagnostics and the BWF chronology warning. Only the mixed_from change can alter a score. The example responses under examples/ were regenerated with 0.8.1; since their 0.7.0 snapshots, attestation_strength reads 0.0 rather than null for files without a C2PA manifest, as defined in 0.8.0. It also aligns the desktop builder's size limits with the evaluator and removes duplicate builder and relationship_modes modules from music_target/. On 23 October 2026 every audio calibration and false-match count gained a 95% Wilson interval and a development, held-out or real-material split; no score, gate or finding changed, and the example responses were regenerated because the status file is part of source_revision.</w:t>
       </w:r>
     </w:p>
     <w:p>
@@ -31703,7 +32630,7 @@
         <w:spacing w:after="60" w:line="276" w:lineRule="auto"/>
       </w:pPr>
       <w:r>
-        <w:t xml:space="preserve">Calibration figures are case counts on small samples, not population accuracy or false-positive rates. Pitch-shifted and time-stretched fingerprint queries and alternate takes are untested, and SpectroMap, librosa and fingerprint agreement are uncalibrated. AAF-range tasks compare only the seconds an edit used; a few seconds of dialogue give audfprint fewer landmarks, so on Project Rock Ep01 it supported one AAF range where the whole-take run had supported two.</w:t>
+        <w:t xml:space="preserve">Calibration figures are case counts on small samples, not population accuracy or false-positive rates. Pitch-shifted and time-stretched fingerprint queries and alternate takes are untested, and SpectroMap, librosa and fingerprint agreement are uncalibrated. AAF-range tasks compare only the seconds an edit used; a few seconds of dialogue give audfprint fewer landmarks, so on Project Rock Ep01 it supported none of the 14 AAF ranges (one candidate fell below the support gates) where the whole-take run had supported two takes. Every count carries a 95% Wilson interval; the intervals treat cases as independent, which cases from one family or session are not.</w:t>
       </w:r>
     </w:p>
     <w:p>

--- a/Manual_layout_check.docx
+++ b/Manual_layout_check.docx
@@ -425,7 +425,7 @@
           </w:tcPr>
           <w:p>
             <w:r>
-              <w:t xml:space="preserve">342 tests discovered. All 338 non-GUI tests passed with every optional backend required; the four GUI tests passed when run separately; see Section 9.</w:t>
+              <w:t xml:space="preserve">372 tests discovered. All 368 non-GUI tests passed with every optional backend required; the four GUI tests passed when run separately; see Section 9.</w:t>
             </w:r>
           </w:p>
         </w:tc>
@@ -5675,7 +5675,7 @@
     </w:p>
     <w:p>
       <w:r>
-        <w:t>The desktop summary displays the audio_fingerprint, audio_fingerprint_agreement, audio_structure and audio_semantics rows grouped by file pair, each with its calibration status, together with any C2PA problem state of the final artefact. The importer reads WAV technical fields with wav_probe.py, which accepts the same integer PCM, IEEE float and WAVE_FORMAT_EXTENSIBLE encodings as the core decoder.</w:t>
+        <w:t xml:space="preserve">The desktop summary displays the audio_fingerprint, audio_fingerprint_agreement, audio_structure and audio_semantics rows grouped by file pair, each with its calibration status, together with any C2PA problem state of the final artefact. The importer reads WAV technical fields with wav_probe.py, which accepts the same integer PCM, IEEE float and WAVE_FORMAT_EXTENSIBLE encodings as the core decoder. FLAC and MP3 are read with the evaluator's own parsers (wav_probe.audio_technical), which fill in only the fields each format carries: no MP3 bit depth, and an MP3 duration only when the file states its exact length.</w:t>
       </w:r>
     </w:p>
     <w:p>
@@ -6041,7 +6041,7 @@
     </w:p>
     <w:p>
       <w:r>
-        <w:t>The CSEC adapter maps audio/wav to generic audio and retains the agreed draft-of.audio relationship. It does not invent stems, creation methods or a music workflow. Without a workflow, completeness is the legacy bound-object fraction, reported as partial with confidence null and WORKFLOW_POLICY_NOT_APPLIED.</w:t>
+        <w:t xml:space="preserve">The CSEC adapter maps audio/wav, audio/flac and audio/mpeg to generic audio and retains the agreed draft-of.audio relationship. It does not invent stems, creation methods or a music workflow. Without a workflow, completeness is the legacy bound-object fraction, reported as partial with confidence null and WORKFLOW_POLICY_NOT_APPLIED. The request schema's object-path pattern also accepts .flac and .mp3; this local extension of the supplied candidate schema needs CSEC's agreement.</w:t>
       </w:r>
     </w:p>
     <w:p>
@@ -11749,7 +11749,289 @@
                 <w:color w:val="000000"/>
                 <w:sz w:val="17"/>
               </w:rPr>
-              <w:t>Integer PCM 8/16/24/32-bit and IEEE float 32/64-bit, including supported extensible subformats; 1–32 channels and 1–384000 Hz. Header and chunk inspection is streaming. Complete audio followed by damaged metadata may be retained with a warning. RF64/BW64 and compressed codecs are unsupported.</w:t>
+              <w:t xml:space="preserve">Integer PCM 8/16/24/32-bit and IEEE float 32/64-bit, including supported extensible subformats; 1–32 channels and 1–384000 Hz. Header and chunk inspection is streaming. Complete audio followed by damaged metadata may be retained with a warning. RF64/BW64 and compressed codecs are unsupported. The file content, not the extension, decides the format.</w:t>
+            </w:r>
+          </w:p>
+        </w:tc>
+      </w:tr>
+      <w:tr>
+        <w:trPr>
+          <w:cantSplit/>
+        </w:trPr>
+        <w:tc>
+          <w:tcPr>
+            <w:tcW w:w="1709" w:type="dxa"/>
+            <w:tcBorders>
+              <w:top w:val="single" w:sz="4" w:space="0" w:color="C9D3DF"/>
+              <w:left w:val="single" w:sz="4" w:space="0" w:color="C9D3DF"/>
+              <w:bottom w:val="single" w:sz="4" w:space="0" w:color="C9D3DF"/>
+              <w:right w:val="single" w:sz="4" w:space="0" w:color="C9D3DF"/>
+            </w:tcBorders>
+            <w:shd w:val="clear" w:color="auto" w:fill="FFFFFF"/>
+            <w:tcMar>
+              <w:top w:w="70" w:type="dxa"/>
+              <w:left w:w="110" w:type="dxa"/>
+              <w:bottom w:w="70" w:type="dxa"/>
+              <w:right w:w="110" w:type="dxa"/>
+            </w:tcMar>
+            <w:vAlign w:val="center"/>
+          </w:tcPr>
+          <w:p>
+            <w:pPr>
+              <w:keepNext/>
+              <w:keepLines/>
+              <w:spacing w:after="40" w:line="254" w:lineRule="auto"/>
+            </w:pPr>
+            <w:r>
+              <w:rPr>
+                <w:bCs/>
+                <w:color w:val="000000"/>
+                <w:sz w:val="17"/>
+                <w:szCs w:val="18"/>
+              </w:rPr>
+              <w:t xml:space="preserve">FLAC</w:t>
+            </w:r>
+          </w:p>
+        </w:tc>
+        <w:tc>
+          <w:tcPr>
+            <w:tcW w:w="2098" w:type="dxa"/>
+            <w:tcBorders>
+              <w:top w:val="single" w:sz="4" w:space="0" w:color="C9D3DF"/>
+              <w:left w:val="single" w:sz="4" w:space="0" w:color="C9D3DF"/>
+              <w:bottom w:val="single" w:sz="4" w:space="0" w:color="C9D3DF"/>
+              <w:right w:val="single" w:sz="4" w:space="0" w:color="C9D3DF"/>
+            </w:tcBorders>
+            <w:shd w:val="clear" w:color="auto" w:fill="FFFFFF"/>
+            <w:tcMar>
+              <w:top w:w="70" w:type="dxa"/>
+              <w:left w:w="110" w:type="dxa"/>
+              <w:bottom w:w="70" w:type="dxa"/>
+              <w:right w:w="110" w:type="dxa"/>
+            </w:tcMar>
+            <w:vAlign w:val="center"/>
+          </w:tcPr>
+          <w:p>
+            <w:pPr>
+              <w:keepNext/>
+              <w:keepLines/>
+              <w:spacing w:after="40" w:line="254" w:lineRule="auto"/>
+            </w:pPr>
+            <w:r>
+              <w:rPr>
+                <w:color w:val="000000"/>
+                <w:sz w:val="17"/>
+                <w:szCs w:val="18"/>
+              </w:rPr>
+              <w:t xml:space="preserve">.flac</w:t>
+            </w:r>
+          </w:p>
+        </w:tc>
+        <w:tc>
+          <w:tcPr>
+            <w:tcW w:w="1709" w:type="dxa"/>
+            <w:tcBorders>
+              <w:top w:val="single" w:sz="4" w:space="0" w:color="C9D3DF"/>
+              <w:left w:val="single" w:sz="4" w:space="0" w:color="C9D3DF"/>
+              <w:bottom w:val="single" w:sz="4" w:space="0" w:color="C9D3DF"/>
+              <w:right w:val="single" w:sz="4" w:space="0" w:color="C9D3DF"/>
+            </w:tcBorders>
+            <w:shd w:val="clear" w:color="auto" w:fill="FFFFFF"/>
+            <w:tcMar>
+              <w:top w:w="70" w:type="dxa"/>
+              <w:left w:w="110" w:type="dxa"/>
+              <w:bottom w:w="70" w:type="dxa"/>
+              <w:right w:w="110" w:type="dxa"/>
+            </w:tcMar>
+            <w:vAlign w:val="center"/>
+          </w:tcPr>
+          <w:p>
+            <w:pPr>
+              <w:keepNext/>
+              <w:keepLines/>
+              <w:spacing w:after="40" w:line="254" w:lineRule="auto"/>
+            </w:pPr>
+            <w:r>
+              <w:rPr>
+                <w:color w:val="000000"/>
+                <w:sz w:val="17"/>
+                <w:szCs w:val="18"/>
+              </w:rPr>
+              <w:t xml:space="preserve">Implemented (after 0.8.1)</w:t>
+            </w:r>
+          </w:p>
+        </w:tc>
+        <w:tc>
+          <w:tcPr>
+            <w:tcW w:w="4122" w:type="dxa"/>
+            <w:tcBorders>
+              <w:top w:val="single" w:sz="4" w:space="0" w:color="C9D3DF"/>
+              <w:left w:val="single" w:sz="4" w:space="0" w:color="C9D3DF"/>
+              <w:bottom w:val="single" w:sz="4" w:space="0" w:color="C9D3DF"/>
+              <w:right w:val="single" w:sz="4" w:space="0" w:color="C9D3DF"/>
+            </w:tcBorders>
+            <w:shd w:val="clear" w:color="auto" w:fill="FFFFFF"/>
+            <w:tcMar>
+              <w:top w:w="70" w:type="dxa"/>
+              <w:left w:w="110" w:type="dxa"/>
+              <w:bottom w:w="70" w:type="dxa"/>
+              <w:right w:w="110" w:type="dxa"/>
+            </w:tcMar>
+            <w:vAlign w:val="center"/>
+          </w:tcPr>
+          <w:p>
+            <w:pPr>
+              <w:keepNext/>
+              <w:keepLines/>
+              <w:spacing w:after="40" w:line="254" w:lineRule="auto"/>
+            </w:pPr>
+            <w:r>
+              <w:rPr>
+                <w:color w:val="000000"/>
+                <w:sz w:val="17"/>
+              </w:rPr>
+              <w:t xml:space="preserve">1–8 channels and 1–384000 Hz. Metadata blocks parsed with bounds; WAV chunks kept by flac --keep-foreign-metadata (bext, iXML, LIST) are recorder metadata; the decoded-audio MD5 is checked against STREAMINFO (flac_md5_matches_decoded_audio).</w:t>
+            </w:r>
+          </w:p>
+        </w:tc>
+      </w:tr>
+      <w:tr>
+        <w:trPr>
+          <w:cantSplit/>
+        </w:trPr>
+        <w:tc>
+          <w:tcPr>
+            <w:tcW w:w="1709" w:type="dxa"/>
+            <w:tcBorders>
+              <w:top w:val="single" w:sz="4" w:space="0" w:color="C9D3DF"/>
+              <w:left w:val="single" w:sz="4" w:space="0" w:color="C9D3DF"/>
+              <w:bottom w:val="single" w:sz="4" w:space="0" w:color="C9D3DF"/>
+              <w:right w:val="single" w:sz="4" w:space="0" w:color="C9D3DF"/>
+            </w:tcBorders>
+            <w:shd w:val="clear" w:color="auto" w:fill="FFFFFF"/>
+            <w:tcMar>
+              <w:top w:w="70" w:type="dxa"/>
+              <w:left w:w="110" w:type="dxa"/>
+              <w:bottom w:w="70" w:type="dxa"/>
+              <w:right w:w="110" w:type="dxa"/>
+            </w:tcMar>
+            <w:vAlign w:val="center"/>
+          </w:tcPr>
+          <w:p>
+            <w:pPr>
+              <w:keepNext/>
+              <w:keepLines/>
+              <w:spacing w:after="40" w:line="254" w:lineRule="auto"/>
+            </w:pPr>
+            <w:r>
+              <w:rPr>
+                <w:bCs/>
+                <w:color w:val="000000"/>
+                <w:sz w:val="17"/>
+                <w:szCs w:val="18"/>
+              </w:rPr>
+              <w:t xml:space="preserve">MP3</w:t>
+            </w:r>
+          </w:p>
+        </w:tc>
+        <w:tc>
+          <w:tcPr>
+            <w:tcW w:w="2098" w:type="dxa"/>
+            <w:tcBorders>
+              <w:top w:val="single" w:sz="4" w:space="0" w:color="C9D3DF"/>
+              <w:left w:val="single" w:sz="4" w:space="0" w:color="C9D3DF"/>
+              <w:bottom w:val="single" w:sz="4" w:space="0" w:color="C9D3DF"/>
+              <w:right w:val="single" w:sz="4" w:space="0" w:color="C9D3DF"/>
+            </w:tcBorders>
+            <w:shd w:val="clear" w:color="auto" w:fill="FFFFFF"/>
+            <w:tcMar>
+              <w:top w:w="70" w:type="dxa"/>
+              <w:left w:w="110" w:type="dxa"/>
+              <w:bottom w:w="70" w:type="dxa"/>
+              <w:right w:w="110" w:type="dxa"/>
+            </w:tcMar>
+            <w:vAlign w:val="center"/>
+          </w:tcPr>
+          <w:p>
+            <w:pPr>
+              <w:keepNext/>
+              <w:keepLines/>
+              <w:spacing w:after="40" w:line="254" w:lineRule="auto"/>
+            </w:pPr>
+            <w:r>
+              <w:rPr>
+                <w:color w:val="000000"/>
+                <w:sz w:val="17"/>
+                <w:szCs w:val="18"/>
+              </w:rPr>
+              <w:t xml:space="preserve">.mp3</w:t>
+            </w:r>
+          </w:p>
+        </w:tc>
+        <w:tc>
+          <w:tcPr>
+            <w:tcW w:w="1709" w:type="dxa"/>
+            <w:tcBorders>
+              <w:top w:val="single" w:sz="4" w:space="0" w:color="C9D3DF"/>
+              <w:left w:val="single" w:sz="4" w:space="0" w:color="C9D3DF"/>
+              <w:bottom w:val="single" w:sz="4" w:space="0" w:color="C9D3DF"/>
+              <w:right w:val="single" w:sz="4" w:space="0" w:color="C9D3DF"/>
+            </w:tcBorders>
+            <w:shd w:val="clear" w:color="auto" w:fill="FFFFFF"/>
+            <w:tcMar>
+              <w:top w:w="70" w:type="dxa"/>
+              <w:left w:w="110" w:type="dxa"/>
+              <w:bottom w:w="70" w:type="dxa"/>
+              <w:right w:w="110" w:type="dxa"/>
+            </w:tcMar>
+            <w:vAlign w:val="center"/>
+          </w:tcPr>
+          <w:p>
+            <w:pPr>
+              <w:keepNext/>
+              <w:keepLines/>
+              <w:spacing w:after="40" w:line="254" w:lineRule="auto"/>
+            </w:pPr>
+            <w:r>
+              <w:rPr>
+                <w:color w:val="000000"/>
+                <w:sz w:val="17"/>
+                <w:szCs w:val="18"/>
+              </w:rPr>
+              <w:t xml:space="preserve">Implemented (after 0.8.1)</w:t>
+            </w:r>
+          </w:p>
+        </w:tc>
+        <w:tc>
+          <w:tcPr>
+            <w:tcW w:w="4122" w:type="dxa"/>
+            <w:tcBorders>
+              <w:top w:val="single" w:sz="4" w:space="0" w:color="C9D3DF"/>
+              <w:left w:val="single" w:sz="4" w:space="0" w:color="C9D3DF"/>
+              <w:bottom w:val="single" w:sz="4" w:space="0" w:color="C9D3DF"/>
+              <w:right w:val="single" w:sz="4" w:space="0" w:color="C9D3DF"/>
+            </w:tcBorders>
+            <w:shd w:val="clear" w:color="auto" w:fill="FFFFFF"/>
+            <w:tcMar>
+              <w:top w:w="70" w:type="dxa"/>
+              <w:left w:w="110" w:type="dxa"/>
+              <w:bottom w:w="70" w:type="dxa"/>
+              <w:right w:w="110" w:type="dxa"/>
+            </w:tcMar>
+            <w:vAlign w:val="center"/>
+          </w:tcPr>
+          <w:p>
+            <w:pPr>
+              <w:keepNext/>
+              <w:keepLines/>
+              <w:spacing w:after="40" w:line="254" w:lineRule="auto"/>
+            </w:pPr>
+            <w:r>
+              <w:rPr>
+                <w:color w:val="000000"/>
+                <w:sz w:val="17"/>
+              </w:rPr>
+              <w:t xml:space="preserve">MPEG-1, 2 and 2.5 Layer III. Every frame header is walked; the exact length comes only from a Xing/Info header with encoder delay and padding, otherwise duration_seconds is null and an estimate is given. No bit depth or recorder metadata, so those checks are unavailable (AUDIO_FORMAT_LIMITED_CHECKS). Layer I/II and free-format bitrates are unsupported.</w:t>
             </w:r>
           </w:p>
         </w:tc>
@@ -13059,7 +13341,15 @@
         <w:spacing w:line="276" w:lineRule="auto"/>
       </w:pPr>
       <w:r>
-        <w:t>The core accepts at most 128 artefacts, 512 MiB per object and 1 GiB of bound objects per request. JSON input is limited to 2 MiB. WAV metadata chunks have a 1 MiB read limit, at most 1024 chunks are inspected, and sample decoding reads at most 16 MiB per block. These are separate from the optional workers, which may collect whole selected ranges into memory.</w:t>
+        <w:t xml:space="preserve">FLAC and MP3 are detected by content (music_target/audio_formats.py). ID3v2 tags before the audio are skipped before deciding, because the C2PA SDK writes one before the fLaC marker of a signed FLAC. A FLAC take's kept WAV chunks feed the same recorder-metadata, sound-report, AAF and chronology checks as a WAV take; a FLAC recording (audio/raw-take or audio/raw-track) without them receives the informational FLAC_RECORDER_METADATA_ABSENT. flac_md5_matches_decoded_audio decodes the audio with soundfile and is scored in the file-integrity layer like the WAV technical checks; an MD5 that was not stored, a bit depth libsndfile cannot decode, or the caller's deadline makes it unavailable. Declared MP3 fields that cannot be measured give checks with passed null and status unavailable, never contradictions. FLAC and MP3 observations use AUDIO_OBSERVATION and AUDIO_PARSER_FAILED (rule audio_parser_available) with an audio_format field; WAV keeps WAV_OBSERVATION and WAV_PARSER_FAILED. Scoring follows the existing WAV rules and may change with the scoring update in progress.</w:t>
+      </w:r>
+    </w:p>
+    <w:p>
+      <w:pPr>
+        <w:spacing w:line="276" w:lineRule="auto"/>
+      </w:pPr>
+      <w:r>
+        <w:t xml:space="preserve">The core accepts at most 128 artefacts, 512 MiB per object and 1 GiB of bound objects per request. JSON input is limited to 2 MiB. WAV metadata chunks have a 1 MiB read limit, at most 1024 chunks are inspected, and sample decoding reads at most 16 MiB per block. These are separate from the optional workers, which may collect whole selected ranges into memory. FLAC metadata blocks have the same 1 MiB read limit and at most 1024 are read; ID3v2 text frames are read up to 64 KiB, compressed or encrypted frames are not decoded, and the search for the first MPEG frame covers 64 KiB.</w:t>
       </w:r>
     </w:p>
     <w:p>
@@ -13428,7 +13718,7 @@
                 <w:sz w:val="17"/>
                 <w:szCs w:val="18"/>
               </w:rPr>
-              <w:t xml:space="preserve">RIFF/WAVE structure, technical claims vs measured values, embedded metadata and recorder BWF/iXML fields; non-final failures become </w:t>
+              <w:t xml:space="preserve">RIFF/WAVE, FLAC block and MP3 frame structure (decided by content), technical claims vs measured values, embedded metadata and recorder BWF/iXML fields; non-final failures become parser_failed. FLAC adds the decoded-audio MD5 check.</w:t>
             </w:r>
             <w:r>
               <w:rPr>
@@ -13437,15 +13727,15 @@
                 <w:sz w:val="17"/>
                 <w:szCs w:val="16"/>
               </w:rPr>
-              <w:t>parser_failed</w:t>
-            </w:r>
-            <w:r>
-              <w:rPr>
-                <w:color w:val="000000"/>
-                <w:sz w:val="17"/>
-                <w:szCs w:val="18"/>
-              </w:rPr>
-              <w:t>.</w:t>
+              <w:t/>
+            </w:r>
+            <w:r>
+              <w:rPr>
+                <w:color w:val="000000"/>
+                <w:sz w:val="17"/>
+                <w:szCs w:val="18"/>
+              </w:rPr>
+              <w:t/>
             </w:r>
           </w:p>
         </w:tc>
@@ -25903,7 +26193,7 @@
         <w:spacing w:line="276" w:lineRule="auto"/>
       </w:pPr>
       <w:r>
-        <w:t>A WAV file can carry an embedded manifest only in a RIFF chunk with the identifier C2PA. The WAV parser's embedded_metadata.other_chunks list is therefore a precondition for every reader outcome (_reconcile_with_c2pa_chunk in assessment_passes.py). If the SDK fails on a file with no C2PA chunk, a warning is recorded and the file is treated as having no manifest. If the file has a C2PA chunk but the SDK fails or finds no manifest in it, the manifest is unreadable, not absent. When the WAV parser itself fails, the chunk list is unknown and the SDK result is kept. c2pa_chunk_present records the observation on the parser record.</w:t>
+        <w:t xml:space="preserve">A WAV file can carry an embedded manifest only in a RIFF chunk with the identifier C2PA. The WAV parser's embedded_metadata.other_chunks list is therefore a precondition for every reader outcome (_reconcile_with_c2pa_chunk in assessment_passes.py). If the SDK fails on a file with no C2PA chunk, a warning is recorded and the file is treated as having no manifest. If the file has a C2PA chunk but the SDK fails or finds no manifest in it, the manifest is unreadable, not absent. When the WAV parser itself fails, the chunk list is unknown and the SDK result is kept. c2pa_chunk_present records the observation on the parser record. FLAC and MP3 keep a manifest in an ID3v2 GEOB frame of type application/c2pa, and the same rule uses that frame (embedded_metadata.c2pa_container_present).</w:t>
       </w:r>
     </w:p>
     <w:p>
@@ -29176,7 +29466,7 @@
                 <w:sz w:val="17"/>
                 <w:szCs w:val="18"/>
               </w:rPr>
-              <w:t>Pinned core packages including jsonschema, numpy, pypdf, xmlschema, pyaaf2 and c2pa-python with its dependencies.</w:t>
+              <w:t xml:space="preserve">Pinned core packages including jsonschema, numpy, pypdf, xmlschema, pyaaf2, soundfile (FLAC and MP3 decoding) and c2pa-python with its dependencies.</w:t>
             </w:r>
           </w:p>
         </w:tc>
@@ -29374,7 +29664,7 @@
           </w:tcPr>
           <w:p>
             <w:r>
-              <w:t>Tk desktop builder, background imports and exports, verified full-assessment staging, Native local references and human-readable result summaries. Results show audio summaries grouped by pair, calibration status and C2PA problem states. wav_probe.py reads WAV header fields for import and accepts the same encodings as the core decoder.</w:t>
+              <w:t xml:space="preserve">Tk desktop builder, background imports and exports, verified full-assessment staging, Native local references and human-readable result summaries. Results show audio summaries grouped by pair, calibration status and C2PA problem states. wav_probe.py reads WAV header fields, and FLAC and MP3 through the evaluator's parsers, for import, accepting the same formats as the core.</w:t>
             </w:r>
           </w:p>
         </w:tc>
@@ -31413,6 +31703,59 @@
           <w:p>
             <w:r>
               <w:t xml:space="preserve">95% Wilson score intervals for case counts, used by the calibration status and both benchmark scripts.</w:t>
+            </w:r>
+          </w:p>
+        </w:tc>
+      </w:tr>
+      <w:tr>
+        <w:trPr>
+          <w:cantSplit/>
+        </w:trPr>
+        <w:tc>
+          <w:tcPr>
+            <w:tcW w:w="3855" w:type="dxa"/>
+            <w:tcBorders>
+              <w:top w:val="single" w:sz="4" w:space="0" w:color="C9D3DF"/>
+              <w:left w:val="single" w:sz="4" w:space="0" w:color="C9D3DF"/>
+              <w:bottom w:val="single" w:sz="4" w:space="0" w:color="C9D3DF"/>
+              <w:right w:val="single" w:sz="4" w:space="0" w:color="C9D3DF"/>
+            </w:tcBorders>
+            <w:shd w:val="clear" w:color="auto" w:fill="EDF3F9"/>
+            <w:tcMar>
+              <w:top w:w="70" w:type="dxa"/>
+              <w:left w:w="110" w:type="dxa"/>
+              <w:bottom w:w="70" w:type="dxa"/>
+              <w:right w:w="110" w:type="dxa"/>
+            </w:tcMar>
+            <w:vAlign w:val="center"/>
+          </w:tcPr>
+          <w:p>
+            <w:r>
+              <w:t xml:space="preserve">music_target/audio_formats.py, flac_io.py, mp3_io.py, audio_observations.py</w:t>
+            </w:r>
+          </w:p>
+        </w:tc>
+        <w:tc>
+          <w:tcPr>
+            <w:tcW w:w="5783" w:type="dxa"/>
+            <w:tcBorders>
+              <w:top w:val="single" w:sz="4" w:space="0" w:color="C9D3DF"/>
+              <w:left w:val="single" w:sz="4" w:space="0" w:color="C9D3DF"/>
+              <w:bottom w:val="single" w:sz="4" w:space="0" w:color="C9D3DF"/>
+              <w:right w:val="single" w:sz="4" w:space="0" w:color="C9D3DF"/>
+            </w:tcBorders>
+            <w:shd w:val="clear" w:color="auto" w:fill="EDF3F9"/>
+            <w:tcMar>
+              <w:top w:w="70" w:type="dxa"/>
+              <w:left w:w="110" w:type="dxa"/>
+              <w:bottom w:w="70" w:type="dxa"/>
+              <w:right w:w="110" w:type="dxa"/>
+            </w:tcMar>
+            <w:vAlign w:val="center"/>
+          </w:tcPr>
+          <w:p>
+            <w:r>
+              <w:t xml:space="preserve">Content-based container detection and bounded ID3v2 reading; FLAC metadata blocks, kept WAV chunks and the decoded-audio MD5; MP3 frame walking with exact or estimated length; FLAC and MP3 observations in the WAV result shape.</w:t>
             </w:r>
           </w:p>
         </w:tc>
@@ -31597,7 +31940,7 @@
           </w:tcPr>
           <w:p>
             <w:r>
-              <w:t>131 core tests, including explicit legacy-profile compatibility cases; the shipped default profile is version 4.</w:t>
+              <w:t xml:space="preserve">132 core tests, including explicit legacy-profile compatibility cases; the shipped default profile is version 4.</w:t>
             </w:r>
           </w:p>
         </w:tc>
@@ -32181,6 +32524,59 @@
           <w:p>
             <w:r>
               <w:t xml:space="preserve">10 tests: interval values, bounds and symmetry, every stored interval recomputed from its count, held-out splits, and the benchmark summaries.</w:t>
+            </w:r>
+          </w:p>
+        </w:tc>
+      </w:tr>
+      <w:tr>
+        <w:trPr>
+          <w:cantSplit/>
+        </w:trPr>
+        <w:tc>
+          <w:tcPr>
+            <w:tcW w:w="3855" w:type="dxa"/>
+            <w:tcBorders>
+              <w:top w:val="single" w:sz="4" w:space="0" w:color="C9D3DF"/>
+              <w:left w:val="single" w:sz="4" w:space="0" w:color="C9D3DF"/>
+              <w:bottom w:val="single" w:sz="4" w:space="0" w:color="C9D3DF"/>
+              <w:right w:val="single" w:sz="4" w:space="0" w:color="C9D3DF"/>
+            </w:tcBorders>
+            <w:shd w:val="clear" w:color="auto" w:fill="FFFFFF"/>
+            <w:tcMar>
+              <w:top w:w="70" w:type="dxa"/>
+              <w:left w:w="110" w:type="dxa"/>
+              <w:bottom w:w="70" w:type="dxa"/>
+              <w:right w:w="110" w:type="dxa"/>
+            </w:tcMar>
+            <w:vAlign w:val="center"/>
+          </w:tcPr>
+          <w:p>
+            <w:r>
+              <w:t xml:space="preserve">tests/test_audio_formats.py</w:t>
+            </w:r>
+          </w:p>
+        </w:tc>
+        <w:tc>
+          <w:tcPr>
+            <w:tcW w:w="5783" w:type="dxa"/>
+            <w:tcBorders>
+              <w:top w:val="single" w:sz="4" w:space="0" w:color="C9D3DF"/>
+              <w:left w:val="single" w:sz="4" w:space="0" w:color="C9D3DF"/>
+              <w:bottom w:val="single" w:sz="4" w:space="0" w:color="C9D3DF"/>
+              <w:right w:val="single" w:sz="4" w:space="0" w:color="C9D3DF"/>
+            </w:tcBorders>
+            <w:shd w:val="clear" w:color="auto" w:fill="FFFFFF"/>
+            <w:tcMar>
+              <w:top w:w="70" w:type="dxa"/>
+              <w:left w:w="110" w:type="dxa"/>
+              <w:bottom w:w="70" w:type="dxa"/>
+              <w:right w:w="110" w:type="dxa"/>
+            </w:tcMar>
+            <w:vAlign w:val="center"/>
+          </w:tcPr>
+          <w:p>
+            <w:r>
+              <w:t xml:space="preserve">29 FLAC and MP3 tests: detection, ID3v2, FLAC blocks and MD5, MP3 length, sync loss and tags, evaluator results, C2PA in FLAC and MP3, diagnostics decoding, the public profile and the builder probe.</w:t>
             </w:r>
           </w:p>
         </w:tc>
@@ -32364,7 +32760,7 @@
     </w:p>
     <w:p>
       <w:r>
-        <w:t xml:space="preserve">On 22 October 2026, the 308 non-GUI tests were run against version 0.8.0 with REQUIRE_AUDIO_BACKENDS=1, so every optional backend had to be present: all 308 passed in 26.7 seconds, with no failures, errors or skips. For version 0.8.1 the same procedure ran 328 non-GUI tests in one process (all passed in 31 seconds, no skips). After the Wilson intervals were added on 23 October 2026 it ran 338 non-GUI tests in one process (all passed in 30 seconds, no skips) and each of the four test_builder.GuiTests cases in a separate process (all passed); reports/test-results.txt and reports/release.json record the run. The environment included c2pa-python 0.37.10, the audio libraries and the benchmark-only mir_eval 0.8.2 from requirements-benchmark.txt. A writable NUMBA_CACHE_DIR was supplied because the default audio library cache location may not be writable.</w:t>
+        <w:t xml:space="preserve">On 22 October 2026, the 308 non-GUI tests were run against version 0.8.0 with REQUIRE_AUDIO_BACKENDS=1, so every optional backend had to be present: all 308 passed in 26.7 seconds, with no failures, errors or skips. For version 0.8.1 the same procedure ran 328 non-GUI tests in one process (all passed in 31 seconds, no skips). After the Wilson intervals were added on 23 October 2026 it ran 338 non-GUI tests in one process (all passed in 30 seconds, no skips) and each of the four test_builder.GuiTests cases in a separate process (all passed); reports/test-results.txt and reports/release.json record the run. The environment included c2pa-python 0.37.10, the audio libraries and the benchmark-only mir_eval 0.8.2 from requirements-benchmark.txt. A writable NUMBA_CACHE_DIR was supplied because the default audio library cache location may not be writable. With FLAC and MP3 support the same procedure ran 368 non-GUI tests in one process (all passed in 31 seconds, no skips) and the four GUI cases separately (all passed). soundfile 0.14.0 is now a core requirement.</w:t>
       </w:r>
     </w:p>
     <w:p>
@@ -32378,7 +32774,7 @@
     <w:p>
       <w:r>
         <w:lastRenderedPageBreak/>
-        <w:t xml:space="preserve">The current discovery contains 342 cases: 131 core; 41 audio diagnostics; 24 C2PA; 22 remediation; 19 non-GUI builder; 15 builder-result; 14 scoring-remediation; 12 local-file-reference; 27 production-document; 9 audio calibration; 10 case-interval; 6 DAW-session; 5 structure benchmark; 3 music benchmark; and 4 GUI cases. Run GUI cases in separate processes when investigating macOS Tk lifecycle hangs; do not treat excluded cases as passes or skips.</w:t>
+        <w:t xml:space="preserve">The current discovery contains 372 cases: 132 core; 41 audio diagnostics; 24 C2PA; 22 remediation; 19 non-GUI builder; 15 builder-result; 14 scoring-remediation; 12 local-file-reference; 27 production-document; 9 audio calibration; 10 case-interval; 29 audio-format; 6 DAW-session; 5 structure benchmark; 3 music benchmark; and 4 GUI cases. Run GUI cases in separate processes when investigating macOS Tk lifecycle hangs; do not treat excluded cases as passes or skips.</w:t>
       </w:r>
     </w:p>
     <w:p>
@@ -32681,7 +33077,7 @@
         <w:spacing w:after="60" w:line="276" w:lineRule="auto"/>
       </w:pPr>
       <w:r>
-        <w:t>Audio is limited to WAV: integer PCM, IEEE float and WAVE_FORMAT_EXTENSIBLE. FLAC, AIFF and RF64/BW64 are not supported. Objects are limited to 512 MiB each and 1 GiB per request.</w:t>
+        <w:t xml:space="preserve">Audio is limited to WAV (integer PCM, IEEE float and WAVE_FORMAT_EXTENSIBLE), FLAC and MP3 (MPEG Layer III). AIFF, Ogg, RF64/BW64 and MPEG Layer I/II are not supported. MP3 is lossy: it has no bit depth or recorder metadata, its exact length is known only from a Xing/Info header with encoder delay and padding, and audio diagnostics on MP3 compare an approximation of the original (mp3_encoded_queries is not calibrated). Objects are limited to 512 MiB each and 1 GiB per request.</w:t>
       </w:r>
     </w:p>
     <w:p>
@@ -34246,7 +34642,7 @@
                 <w:sz w:val="17"/>
                 <w:szCs w:val="18"/>
               </w:rPr>
-              <w:t>FLAC, AIFF, RF64/BW64 as needed by real submissions.</w:t>
+              <w:t xml:space="preserve">FLAC and MP3 are implemented (after 0.8.1). AIFF and RF64/BW64 as needed by real submissions.</w:t>
             </w:r>
           </w:p>
         </w:tc>
@@ -34357,7 +34753,7 @@
           </w:tcPr>
           <w:p>
             <w:r>
-              <w:t>Semantics, fingerprint-agreement and calibration summaries, the C2PA problem-state display and UI WAV import through wav_probe.py (matching the core decoder's encodings) are implemented. Remaining: run GUI tests in separate processes, because they can hang in the full macOS suite.</w:t>
+              <w:t xml:space="preserve">Semantics, fingerprint-agreement and calibration summaries, the C2PA problem-state display and UI WAV, FLAC and MP3 import through wav_probe.py (matching the core's formats) are implemented. Remaining: run GUI tests in separate processes, because they can hang in the full macOS suite.</w:t>
             </w:r>
           </w:p>
         </w:tc>
@@ -34381,7 +34777,7 @@
           </w:tcPr>
           <w:p>
             <w:r>
-              <w:t>Saved JSON and UI expose all provider outcomes and uncertainty; core-supported WAVs import consistently.</w:t>
+              <w:t xml:space="preserve">Saved JSON and UI expose all provider outcomes and uncertainty; core-supported WAV, FLAC and MP3 files import consistently.</w:t>
             </w:r>
           </w:p>
         </w:tc>

--- a/Manual_layout_check.docx
+++ b/Manual_layout_check.docx
@@ -425,7 +425,7 @@
           </w:tcPr>
           <w:p>
             <w:r>
-              <w:t xml:space="preserve">372 tests discovered. All 368 non-GUI tests passed with every optional backend required; the four GUI tests passed when run separately; see Section 9.</w:t>
+              <w:t xml:space="preserve">386 tests discovered. All 382 non-GUI tests passed with every optional backend required; the four GUI tests passed when run separately; see Section 9.</w:t>
             </w:r>
           </w:p>
         </w:tc>
@@ -5675,7 +5675,7 @@
     </w:p>
     <w:p>
       <w:r>
-        <w:t xml:space="preserve">The desktop summary displays the audio_fingerprint, audio_fingerprint_agreement, audio_structure and audio_semantics rows grouped by file pair, each with its calibration status, together with any C2PA problem state of the final artefact. The importer reads WAV technical fields with wav_probe.py, which accepts the same integer PCM, IEEE float and WAVE_FORMAT_EXTENSIBLE encodings as the core decoder. FLAC and MP3 are read with the evaluator's own parsers (wav_probe.audio_technical), which fill in only the fields each format carries: no MP3 bit depth, and an MP3 duration only when the file states its exact length.</w:t>
+        <w:t xml:space="preserve">The desktop summary displays the audio_fingerprint, audio_fingerprint_agreement, audio_structure and audio_semantics rows grouped by file pair, each with its calibration status, then one content-bandwidth line per file (heuristic; uncalibrated), together with any C2PA problem state of the final artefact. The importer reads WAV technical fields with wav_probe.py, which accepts the same integer PCM, IEEE float and WAVE_FORMAT_EXTENSIBLE encodings as the core decoder. FLAC and MP3 are read with the evaluator's own parsers (wav_probe.audio_technical), which fill in only the fields each format carries: no MP3 bit depth, and an MP3 duration only when the file states its exact length.</w:t>
       </w:r>
     </w:p>
     <w:p>
@@ -17150,7 +17150,7 @@
         <w:spacing w:line="276" w:lineRule="auto"/>
       </w:pPr>
       <w:r>
-        <w:t>--audio-analysis enables audfprint, spectromap, librosa and music_semantics from the default local policy. --audio-analysis-policy &lt;file&gt; enables the stage with a supplied policy, optionally selecting fewer providers and overriding permitted analysis parameters. A custom policy alone is sufficient. fingerprint_agreement is generated automatically when both fingerprint providers run; it is not a selectable policy provider. No audio flag means no optional provider imports, snapshots or workers.</w:t>
+        <w:t xml:space="preserve">--audio-analysis enables audfprint, spectromap, librosa, music_semantics and bandwidth from the default local policy. --audio-analysis-policy &amp;amp;lt;file&amp;amp;gt; enables the stage with a supplied policy, optionally selecting fewer providers and overriding permitted analysis parameters. A custom policy alone is sufficient. fingerprint_agreement is generated automatically when both fingerprint providers run; it is not a selectable policy provider. No audio flag means no optional provider imports, snapshots or workers. bandwidth runs once per bound audio file rather than per pair, so it also runs when the graph has no audio-to-audio relationships.</w:t>
       </w:r>
     </w:p>
     <w:p>
@@ -30885,7 +30885,7 @@
                 <w:sz w:val="17"/>
                 <w:szCs w:val="18"/>
               </w:rPr>
-              <w:t xml:space="preserve">Report-only contracts, policy, tasks (including AAF-declared source ranges), snapshots, per-task worker, agreement and providers (audfprint, SpectroMap, librosa, music_semantics). Each row carries its calibration status; insufficient support is reported separately from providers that did not run.</w:t>
+              <w:t xml:space="preserve">Report-only contracts, policy, tasks (including AAF-declared source ranges), snapshots, per-task worker, agreement and providers (audfprint, SpectroMap, librosa, music_semantics, and the per-file bandwidth provider). Each row carries its calibration status; insufficient support is reported separately from providers that did not run.</w:t>
             </w:r>
           </w:p>
         </w:tc>
@@ -32576,7 +32576,60 @@
           </w:tcPr>
           <w:p>
             <w:r>
-              <w:t xml:space="preserve">29 FLAC and MP3 tests: detection, ID3v2, FLAC blocks and MD5, MP3 length, sync loss and tags, evaluator results, C2PA in FLAC and MP3, diagnostics decoding, the public profile and the builder probe.</w:t>
+              <w:t xml:space="preserve">32 FLAC and MP3 tests: detection, ID3v2, FLAC blocks and MD5, MP3 length, sync loss and tags, evaluator results, C2PA in FLAC and MP3, diagnostics decoding (including MP3 without a Xing header), the public profile and the builder probe.</w:t>
+            </w:r>
+          </w:p>
+        </w:tc>
+      </w:tr>
+      <w:tr>
+        <w:trPr>
+          <w:cantSplit/>
+        </w:trPr>
+        <w:tc>
+          <w:tcPr>
+            <w:tcW w:w="3855" w:type="dxa"/>
+            <w:tcBorders>
+              <w:top w:val="single" w:sz="4" w:space="0" w:color="C9D3DF"/>
+              <w:left w:val="single" w:sz="4" w:space="0" w:color="C9D3DF"/>
+              <w:bottom w:val="single" w:sz="4" w:space="0" w:color="C9D3DF"/>
+              <w:right w:val="single" w:sz="4" w:space="0" w:color="C9D3DF"/>
+            </w:tcBorders>
+            <w:shd w:val="clear" w:color="auto" w:fill="FFFFFF"/>
+            <w:tcMar>
+              <w:top w:w="70" w:type="dxa"/>
+              <w:left w:w="110" w:type="dxa"/>
+              <w:bottom w:w="70" w:type="dxa"/>
+              <w:right w:w="110" w:type="dxa"/>
+            </w:tcMar>
+            <w:vAlign w:val="center"/>
+          </w:tcPr>
+          <w:p>
+            <w:r>
+              <w:t xml:space="preserve">tests/test_bandwidth.py</w:t>
+            </w:r>
+          </w:p>
+        </w:tc>
+        <w:tc>
+          <w:tcPr>
+            <w:tcW w:w="5783" w:type="dxa"/>
+            <w:tcBorders>
+              <w:top w:val="single" w:sz="4" w:space="0" w:color="C9D3DF"/>
+              <w:left w:val="single" w:sz="4" w:space="0" w:color="C9D3DF"/>
+              <w:bottom w:val="single" w:sz="4" w:space="0" w:color="C9D3DF"/>
+              <w:right w:val="single" w:sz="4" w:space="0" w:color="C9D3DF"/>
+            </w:tcBorders>
+            <w:shd w:val="clear" w:color="auto" w:fill="FFFFFF"/>
+            <w:tcMar>
+              <w:top w:w="70" w:type="dxa"/>
+              <w:left w:w="110" w:type="dxa"/>
+              <w:bottom w:w="70" w:type="dxa"/>
+              <w:right w:w="110" w:type="dxa"/>
+            </w:tcMar>
+            <w:vAlign w:val="center"/>
+          </w:tcPr>
+          <w:p>
+            <w:r>
+              <w:t xml:space="preserve">9 content-bandwidth tests: assessment rules, the detector on low-passed, noise-floor-masked and upsampled noise, block-size invariance, insufficient signal, and unchanged axes in a full evaluation.</w:t>
             </w:r>
           </w:p>
         </w:tc>
@@ -32760,7 +32813,7 @@
     </w:p>
     <w:p>
       <w:r>
-        <w:t xml:space="preserve">On 22 October 2026, the 308 non-GUI tests were run against version 0.8.0 with REQUIRE_AUDIO_BACKENDS=1, so every optional backend had to be present: all 308 passed in 26.7 seconds, with no failures, errors or skips. For version 0.8.1 the same procedure ran 328 non-GUI tests in one process (all passed in 31 seconds, no skips). After the Wilson intervals were added on 23 October 2026 it ran 338 non-GUI tests in one process (all passed in 30 seconds, no skips) and each of the four test_builder.GuiTests cases in a separate process (all passed); reports/test-results.txt and reports/release.json record the run. The environment included c2pa-python 0.37.10, the audio libraries and the benchmark-only mir_eval 0.8.2 from requirements-benchmark.txt. A writable NUMBA_CACHE_DIR was supplied because the default audio library cache location may not be writable. With FLAC and MP3 support the same procedure ran 368 non-GUI tests in one process (all passed in 31 seconds, no skips) and the four GUI cases separately (all passed). soundfile 0.14.0 is now a core requirement.</w:t>
+        <w:t xml:space="preserve">On 22 October 2026, the 308 non-GUI tests were run against version 0.8.0 with REQUIRE_AUDIO_BACKENDS=1, so every optional backend had to be present: all 308 passed in 26.7 seconds, with no failures, errors or skips. For version 0.8.1 the same procedure ran 328 non-GUI tests in one process (all passed in 31 seconds, no skips). After the Wilson intervals were added on 23 October 2026 it ran 338 non-GUI tests in one process (all passed in 30 seconds, no skips) and each of the four test_builder.GuiTests cases in a separate process (all passed); reports/test-results.txt and reports/release.json record the run. The environment included c2pa-python 0.37.10, the audio libraries and the benchmark-only mir_eval 0.8.2 from requirements-benchmark.txt. A writable NUMBA_CACHE_DIR was supplied because the default audio library cache location may not be writable. With FLAC and MP3 support the same procedure ran 368 non-GUI tests in one process (all passed in 31 seconds, no skips) and the four GUI cases separately (all passed). soundfile 0.14.0 is now a core requirement. With the bandwidth provider (24 October 2026) it ran 382 non-GUI tests in one process (all passed in 32 seconds, no skips) and the four GUI cases separately (all passed).</w:t>
       </w:r>
     </w:p>
     <w:p>
@@ -32774,7 +32827,7 @@
     <w:p>
       <w:r>
         <w:lastRenderedPageBreak/>
-        <w:t xml:space="preserve">The current discovery contains 372 cases: 132 core; 41 audio diagnostics; 24 C2PA; 22 remediation; 19 non-GUI builder; 15 builder-result; 14 scoring-remediation; 12 local-file-reference; 27 production-document; 9 audio calibration; 10 case-interval; 29 audio-format; 6 DAW-session; 5 structure benchmark; 3 music benchmark; and 4 GUI cases. Run GUI cases in separate processes when investigating macOS Tk lifecycle hangs; do not treat excluded cases as passes or skips.</w:t>
+        <w:t xml:space="preserve">The current discovery contains 386 cases: 132 core; 41 audio diagnostics; 24 C2PA; 22 remediation; 19 non-GUI builder; 16 builder-result; 14 scoring-remediation; 12 local-file-reference; 27 production-document; 9 audio calibration; 11 case-interval; 32 audio-format; 9 bandwidth; 6 DAW-session; 5 structure benchmark; 3 music benchmark; and 4 GUI cases. Run GUI cases in separate processes when investigating macOS Tk lifecycle hangs; do not treat excluded cases as passes or skips.</w:t>
       </w:r>
     </w:p>
     <w:p>
@@ -33026,7 +33079,7 @@
         <w:spacing w:after="60" w:line="276" w:lineRule="auto"/>
       </w:pPr>
       <w:r>
-        <w:t xml:space="preserve">Calibration figures are case counts on small samples, not population accuracy or false-positive rates. Pitch-shifted and time-stretched fingerprint queries and alternate takes are untested, and SpectroMap, librosa and fingerprint agreement are uncalibrated. AAF-range tasks compare only the seconds an edit used; a few seconds of dialogue give audfprint fewer landmarks, so on Project Rock Ep01 it supported none of the 14 AAF ranges (one candidate fell below the support gates) where the whole-take run had supported two takes. Every count carries a 95% Wilson interval; the intervals treat cases as independent, which cases from one family or session are not.</w:t>
+        <w:t xml:space="preserve">Calibration figures are case counts on small samples, not population accuracy or false-positive rates. Pitch-shifted and time-stretched fingerprint queries and alternate takes are untested, and SpectroMap, librosa, fingerprint agreement and bandwidth are uncalibrated. A bandwidth flag says where a file's audio stops, not who made it: all 25 Lumina benchmark WAVs stop at 17.4-19.9 kHz and are flagged like a lossy encode. AAF-range tasks compare only the seconds an edit used; a few seconds of dialogue give audfprint fewer landmarks, so on Project Rock Ep01 it supported none of the 14 AAF ranges (one candidate fell below the support gates) where the whole-take run had supported two takes. Every count carries a 95% Wilson interval; the intervals treat cases as independent, which cases from one family or session are not.</w:t>
       </w:r>
     </w:p>
     <w:p>
@@ -33077,7 +33130,7 @@
         <w:spacing w:after="60" w:line="276" w:lineRule="auto"/>
       </w:pPr>
       <w:r>
-        <w:t xml:space="preserve">Audio is limited to WAV (integer PCM, IEEE float and WAVE_FORMAT_EXTENSIBLE), FLAC and MP3 (MPEG Layer III). AIFF, Ogg, RF64/BW64 and MPEG Layer I/II are not supported. MP3 is lossy: it has no bit depth or recorder metadata, its exact length is known only from a Xing/Info header with encoder delay and padding, and audio diagnostics on MP3 compare an approximation of the original (mp3_encoded_queries is not calibrated). Objects are limited to 512 MiB each and 1 GiB per request.</w:t>
+        <w:t xml:space="preserve">Audio is limited to WAV (integer PCM, IEEE float and WAVE_FORMAT_EXTENSIBLE), FLAC and MP3 (MPEG Layer III). AIFF, Ogg, RF64/BW64 and MPEG Layer I/II are not supported. MP3 is lossy: it has no bit depth or recorder metadata, its exact length is known only from a Xing/Info header with encoder delay and padding, and audio diagnostics on MP3 compare an approximation of the original (mp3_encoded_queries is not calibrated). Objects are limited to 512 MiB each and 1 GiB per request. Structural checks cannot see a fake format: a FLAC made from an MP3 has a valid MD5 and a re-encoded 320 kbps MP3 has valid frames; only the report-only bandwidth diagnostic points to them.</w:t>
       </w:r>
     </w:p>
     <w:p>

--- a/Manual_layout_check.docx
+++ b/Manual_layout_check.docx
@@ -425,7 +425,7 @@
           </w:tcPr>
           <w:p>
             <w:r>
-              <w:t xml:space="preserve">386 tests discovered. All 382 non-GUI tests passed with every optional backend required; the four GUI tests passed when run separately; see Section 9.</w:t>
+              <w:t xml:space="preserve">372 tests discovered. All 368 non-GUI tests passed with every optional backend required; the four GUI tests passed when run separately; see Section 9.</w:t>
             </w:r>
           </w:p>
         </w:tc>
@@ -5675,7 +5675,7 @@
     </w:p>
     <w:p>
       <w:r>
-        <w:t xml:space="preserve">The desktop summary displays the audio_fingerprint, audio_fingerprint_agreement, audio_structure and audio_semantics rows grouped by file pair, each with its calibration status, then one content-bandwidth line per file (heuristic; uncalibrated), together with any C2PA problem state of the final artefact. The importer reads WAV technical fields with wav_probe.py, which accepts the same integer PCM, IEEE float and WAVE_FORMAT_EXTENSIBLE encodings as the core decoder. FLAC and MP3 are read with the evaluator's own parsers (wav_probe.audio_technical), which fill in only the fields each format carries: no MP3 bit depth, and an MP3 duration only when the file states its exact length.</w:t>
+        <w:t xml:space="preserve">The desktop summary displays the audio_fingerprint, audio_fingerprint_agreement, audio_structure and audio_semantics rows grouped by file pair, each with its calibration status, together with any C2PA problem state of the final artefact. The importer reads WAV technical fields with wav_probe.py, which accepts the same integer PCM, IEEE float and WAVE_FORMAT_EXTENSIBLE encodings as the core decoder. FLAC and MP3 are read with the evaluator's own parsers (wav_probe.audio_technical), which fill in only the fields each format carries: no MP3 bit depth, and an MP3 duration only when the file states its exact length.</w:t>
       </w:r>
     </w:p>
     <w:p>
@@ -17150,7 +17150,7 @@
         <w:spacing w:line="276" w:lineRule="auto"/>
       </w:pPr>
       <w:r>
-        <w:t xml:space="preserve">--audio-analysis enables audfprint, spectromap, librosa, music_semantics and bandwidth from the default local policy. --audio-analysis-policy &amp;amp;lt;file&amp;amp;gt; enables the stage with a supplied policy, optionally selecting fewer providers and overriding permitted analysis parameters. A custom policy alone is sufficient. fingerprint_agreement is generated automatically when both fingerprint providers run; it is not a selectable policy provider. No audio flag means no optional provider imports, snapshots or workers. bandwidth runs once per bound audio file rather than per pair, so it also runs when the graph has no audio-to-audio relationships.</w:t>
+        <w:t>--audio-analysis enables audfprint, spectromap, librosa and music_semantics from the default local policy. --audio-analysis-policy &lt;file&gt; enables the stage with a supplied policy, optionally selecting fewer providers and overriding permitted analysis parameters. A custom policy alone is sufficient. fingerprint_agreement is generated automatically when both fingerprint providers run; it is not a selectable policy provider. No audio flag means no optional provider imports, snapshots or workers.</w:t>
       </w:r>
     </w:p>
     <w:p>
@@ -30885,7 +30885,7 @@
                 <w:sz w:val="17"/>
                 <w:szCs w:val="18"/>
               </w:rPr>
-              <w:t xml:space="preserve">Report-only contracts, policy, tasks (including AAF-declared source ranges), snapshots, per-task worker, agreement and providers (audfprint, SpectroMap, librosa, music_semantics, and the per-file bandwidth provider). Each row carries its calibration status; insufficient support is reported separately from providers that did not run.</w:t>
+              <w:t xml:space="preserve">Report-only contracts, policy, tasks (including AAF-declared source ranges), snapshots, per-task worker, agreement and providers (audfprint, SpectroMap, librosa, music_semantics). Each row carries its calibration status; insufficient support is reported separately from providers that did not run.</w:t>
             </w:r>
           </w:p>
         </w:tc>
@@ -32576,60 +32576,7 @@
           </w:tcPr>
           <w:p>
             <w:r>
-              <w:t xml:space="preserve">32 FLAC and MP3 tests: detection, ID3v2, FLAC blocks and MD5, MP3 length, sync loss and tags, evaluator results, C2PA in FLAC and MP3, diagnostics decoding (including MP3 without a Xing header), the public profile and the builder probe.</w:t>
-            </w:r>
-          </w:p>
-        </w:tc>
-      </w:tr>
-      <w:tr>
-        <w:trPr>
-          <w:cantSplit/>
-        </w:trPr>
-        <w:tc>
-          <w:tcPr>
-            <w:tcW w:w="3855" w:type="dxa"/>
-            <w:tcBorders>
-              <w:top w:val="single" w:sz="4" w:space="0" w:color="C9D3DF"/>
-              <w:left w:val="single" w:sz="4" w:space="0" w:color="C9D3DF"/>
-              <w:bottom w:val="single" w:sz="4" w:space="0" w:color="C9D3DF"/>
-              <w:right w:val="single" w:sz="4" w:space="0" w:color="C9D3DF"/>
-            </w:tcBorders>
-            <w:shd w:val="clear" w:color="auto" w:fill="FFFFFF"/>
-            <w:tcMar>
-              <w:top w:w="70" w:type="dxa"/>
-              <w:left w:w="110" w:type="dxa"/>
-              <w:bottom w:w="70" w:type="dxa"/>
-              <w:right w:w="110" w:type="dxa"/>
-            </w:tcMar>
-            <w:vAlign w:val="center"/>
-          </w:tcPr>
-          <w:p>
-            <w:r>
-              <w:t xml:space="preserve">tests/test_bandwidth.py</w:t>
-            </w:r>
-          </w:p>
-        </w:tc>
-        <w:tc>
-          <w:tcPr>
-            <w:tcW w:w="5783" w:type="dxa"/>
-            <w:tcBorders>
-              <w:top w:val="single" w:sz="4" w:space="0" w:color="C9D3DF"/>
-              <w:left w:val="single" w:sz="4" w:space="0" w:color="C9D3DF"/>
-              <w:bottom w:val="single" w:sz="4" w:space="0" w:color="C9D3DF"/>
-              <w:right w:val="single" w:sz="4" w:space="0" w:color="C9D3DF"/>
-            </w:tcBorders>
-            <w:shd w:val="clear" w:color="auto" w:fill="FFFFFF"/>
-            <w:tcMar>
-              <w:top w:w="70" w:type="dxa"/>
-              <w:left w:w="110" w:type="dxa"/>
-              <w:bottom w:w="70" w:type="dxa"/>
-              <w:right w:w="110" w:type="dxa"/>
-            </w:tcMar>
-            <w:vAlign w:val="center"/>
-          </w:tcPr>
-          <w:p>
-            <w:r>
-              <w:t xml:space="preserve">9 content-bandwidth tests: assessment rules, the detector on low-passed, noise-floor-masked and upsampled noise, block-size invariance, insufficient signal, and unchanged axes in a full evaluation.</w:t>
+              <w:t xml:space="preserve">29 FLAC and MP3 tests: detection, ID3v2, FLAC blocks and MD5, MP3 length, sync loss and tags, evaluator results, C2PA in FLAC and MP3, diagnostics decoding, the public profile and the builder probe.</w:t>
             </w:r>
           </w:p>
         </w:tc>
@@ -32813,7 +32760,7 @@
     </w:p>
     <w:p>
       <w:r>
-        <w:t xml:space="preserve">On 22 October 2026, the 308 non-GUI tests were run against version 0.8.0 with REQUIRE_AUDIO_BACKENDS=1, so every optional backend had to be present: all 308 passed in 26.7 seconds, with no failures, errors or skips. For version 0.8.1 the same procedure ran 328 non-GUI tests in one process (all passed in 31 seconds, no skips). After the Wilson intervals were added on 23 October 2026 it ran 338 non-GUI tests in one process (all passed in 30 seconds, no skips) and each of the four test_builder.GuiTests cases in a separate process (all passed); reports/test-results.txt and reports/release.json record the run. The environment included c2pa-python 0.37.10, the audio libraries and the benchmark-only mir_eval 0.8.2 from requirements-benchmark.txt. A writable NUMBA_CACHE_DIR was supplied because the default audio library cache location may not be writable. With FLAC and MP3 support the same procedure ran 368 non-GUI tests in one process (all passed in 31 seconds, no skips) and the four GUI cases separately (all passed). soundfile 0.14.0 is now a core requirement. With the bandwidth provider (24 October 2026) it ran 382 non-GUI tests in one process (all passed in 32 seconds, no skips) and the four GUI cases separately (all passed).</w:t>
+        <w:t xml:space="preserve">On 22 October 2026, the 308 non-GUI tests were run against version 0.8.0 with REQUIRE_AUDIO_BACKENDS=1, so every optional backend had to be present: all 308 passed in 26.7 seconds, with no failures, errors or skips. For version 0.8.1 the same procedure ran 328 non-GUI tests in one process (all passed in 31 seconds, no skips). After the Wilson intervals were added on 23 October 2026 it ran 338 non-GUI tests in one process (all passed in 30 seconds, no skips) and each of the four test_builder.GuiTests cases in a separate process (all passed); reports/test-results.txt and reports/release.json record the run. The environment included c2pa-python 0.37.10, the audio libraries and the benchmark-only mir_eval 0.8.2 from requirements-benchmark.txt. A writable NUMBA_CACHE_DIR was supplied because the default audio library cache location may not be writable. With FLAC and MP3 support the same procedure ran 368 non-GUI tests in one process (all passed in 31 seconds, no skips) and the four GUI cases separately (all passed). soundfile 0.14.0 is now a core requirement.</w:t>
       </w:r>
     </w:p>
     <w:p>
@@ -32827,7 +32774,7 @@
     <w:p>
       <w:r>
         <w:lastRenderedPageBreak/>
-        <w:t xml:space="preserve">The current discovery contains 386 cases: 132 core; 41 audio diagnostics; 24 C2PA; 22 remediation; 19 non-GUI builder; 16 builder-result; 14 scoring-remediation; 12 local-file-reference; 27 production-document; 9 audio calibration; 11 case-interval; 32 audio-format; 9 bandwidth; 6 DAW-session; 5 structure benchmark; 3 music benchmark; and 4 GUI cases. Run GUI cases in separate processes when investigating macOS Tk lifecycle hangs; do not treat excluded cases as passes or skips.</w:t>
+        <w:t xml:space="preserve">The current discovery contains 372 cases: 132 core; 41 audio diagnostics; 24 C2PA; 22 remediation; 19 non-GUI builder; 15 builder-result; 14 scoring-remediation; 12 local-file-reference; 27 production-document; 9 audio calibration; 10 case-interval; 29 audio-format; 6 DAW-session; 5 structure benchmark; 3 music benchmark; and 4 GUI cases. Run GUI cases in separate processes when investigating macOS Tk lifecycle hangs; do not treat excluded cases as passes or skips.</w:t>
       </w:r>
     </w:p>
     <w:p>
@@ -33079,7 +33026,7 @@
         <w:spacing w:after="60" w:line="276" w:lineRule="auto"/>
       </w:pPr>
       <w:r>
-        <w:t xml:space="preserve">Calibration figures are case counts on small samples, not population accuracy or false-positive rates. Pitch-shifted and time-stretched fingerprint queries and alternate takes are untested, and SpectroMap, librosa, fingerprint agreement and bandwidth are uncalibrated. A bandwidth flag says where a file's audio stops, not who made it: all 25 Lumina benchmark WAVs stop at 17.4-19.9 kHz and are flagged like a lossy encode. AAF-range tasks compare only the seconds an edit used; a few seconds of dialogue give audfprint fewer landmarks, so on Project Rock Ep01 it supported none of the 14 AAF ranges (one candidate fell below the support gates) where the whole-take run had supported two takes. Every count carries a 95% Wilson interval; the intervals treat cases as independent, which cases from one family or session are not.</w:t>
+        <w:t xml:space="preserve">Calibration figures are case counts on small samples, not population accuracy or false-positive rates. Pitch-shifted and time-stretched fingerprint queries and alternate takes are untested, and SpectroMap, librosa and fingerprint agreement are uncalibrated. AAF-range tasks compare only the seconds an edit used; a few seconds of dialogue give audfprint fewer landmarks, so on Project Rock Ep01 it supported none of the 14 AAF ranges (one candidate fell below the support gates) where the whole-take run had supported two takes. Every count carries a 95% Wilson interval; the intervals treat cases as independent, which cases from one family or session are not.</w:t>
       </w:r>
     </w:p>
     <w:p>
@@ -33130,7 +33077,7 @@
         <w:spacing w:after="60" w:line="276" w:lineRule="auto"/>
       </w:pPr>
       <w:r>
-        <w:t xml:space="preserve">Audio is limited to WAV (integer PCM, IEEE float and WAVE_FORMAT_EXTENSIBLE), FLAC and MP3 (MPEG Layer III). AIFF, Ogg, RF64/BW64 and MPEG Layer I/II are not supported. MP3 is lossy: it has no bit depth or recorder metadata, its exact length is known only from a Xing/Info header with encoder delay and padding, and audio diagnostics on MP3 compare an approximation of the original (mp3_encoded_queries is not calibrated). Objects are limited to 512 MiB each and 1 GiB per request. Structural checks cannot see a fake format: a FLAC made from an MP3 has a valid MD5 and a re-encoded 320 kbps MP3 has valid frames; only the report-only bandwidth diagnostic points to them.</w:t>
+        <w:t xml:space="preserve">Audio is limited to WAV (integer PCM, IEEE float and WAVE_FORMAT_EXTENSIBLE), FLAC and MP3 (MPEG Layer III). AIFF, Ogg, RF64/BW64 and MPEG Layer I/II are not supported. MP3 is lossy: it has no bit depth or recorder metadata, its exact length is known only from a Xing/Info header with encoder delay and padding, and audio diagnostics on MP3 compare an approximation of the original (mp3_encoded_queries is not calibrated). Objects are limited to 512 MiB each and 1 GiB per request.</w:t>
       </w:r>
     </w:p>
     <w:p>

--- a/Manual_layout_check.docx
+++ b/Manual_layout_check.docx
@@ -231,7 +231,7 @@
           </w:tcPr>
           <w:p>
             <w:r>
-              <w:t>22 October 2026</w:t>
+              <w:t xml:space="preserve">24 October 2026</w:t>
             </w:r>
           </w:p>
         </w:tc>
@@ -305,7 +305,7 @@
           </w:tcPr>
           <w:p>
             <w:r>
-              <w:t xml:space="preserve">1161380 (version 0.8.0 release) plus the version 0.8.1 changes described in this revision</w:t>
+              <w:t xml:space="preserve">1161380 (version 0.8.0 release) plus the version 0.8.1 changes and the 23–24 October 2026 scoring review described in this revision</w:t>
             </w:r>
           </w:p>
         </w:tc>
@@ -387,7 +387,7 @@
           </w:tcPr>
           <w:p>
             <w:r>
-              <w:t>default-v4, version 4</w:t>
+              <w:t xml:space="preserve">default-v6, version 6</w:t>
             </w:r>
           </w:p>
         </w:tc>
@@ -425,7 +425,7 @@
           </w:tcPr>
           <w:p>
             <w:r>
-              <w:t xml:space="preserve">332 tests discovered. All 328 non-GUI tests passed with every optional backend required; the four GUI tests passed when run separately; see Section 9.</w:t>
+              <w:t xml:space="preserve">356 tests discovered. With the core requirements and scipy, 334 ran and passed and 13 were skipped because optional audio backends were absent; see Section 9.</w:t>
             </w:r>
           </w:p>
         </w:tc>
@@ -1358,7 +1358,15 @@
         <w:spacing w:line="276" w:lineRule="auto"/>
       </w:pPr>
       <w:r>
-        <w:t>The default-v4 Integrity profile combines three populated layers using configured weights. Numeric release normally needs at least two populated layers and an assessed cross-evidence fact from a permitted tier. An ordinary contradiction is reported but does not release an otherwise withheld value. A configured severe contradiction can release min(weighted mean, 0.25) without qualifying support. Cross-evidence is scored once per rule and subject, with any assessed failure keeping that fact failed. Missing or unassessable checks are excluded rather than assigned zero; legacy signal and exact reconstruction remain disabled.</w:t>
+        <w:t xml:space="preserve">The default-v6 Integrity profile combines three populated layers using configured weights. Numeric release normally needs at least two populated layers and an assessed cross-evidence fact from a permitted tier. An ordinary contradiction is reported but does not release an otherwise withheld value. A configured severe contradiction can release min(weighted mean, 0.25) without qualifying support. File integrity holds only hash binding and parser readability; every submitted claim compared with a measured property is scored in declaration consistency, once per declared file property. Cross-evidence is scored once per rule and subject, with any assessed failure keeping that fact failed, and the same claim about one recording in a sound report and an AAF counts once. Missing or unassessable checks are excluded rather than assigned zero; legacy signal and exact reconstruction remain disabled.</w:t>
+      </w:r>
+    </w:p>
+    <w:p>
+      <w:pPr>
+        <w:spacing w:line="276" w:lineRule="auto"/>
+      </w:pPr>
+      <w:r>
+        <w:t xml:space="preserve">Three report-only sections accompany Integrity. evidence_sources separates document, fact and source counts and records that every document was uploaded by the same user, leaving independence unknown. support_breadth shows, for each recording the workflow requires, whether qualifying evidence was checked and agreed, checked and disagreed, or was not found. origin_authentication gives every file an origin status from embedded C2PA manifests. None of them changes a score; an optional min_supported_asset_share, absent by default, can make support breadth a release condition.</w:t>
       </w:r>
     </w:p>
     <w:p>
@@ -13122,7 +13130,7 @@
         <w:t>BoundFileIntegrityPass</w:t>
       </w:r>
       <w:r>
-        <w:t xml:space="preserve"> reuses their cached checks. Type-specific parsing feeds cross-evidence, C2PA, AI disclosure and workflow completeness. </w:t>
+        <w:t xml:space="preserve"> reuses their cached binding and parser checks; technical-claim checks are scored in declaration consistency. Type-specific parsing feeds cross-evidence, C2PA, AI disclosure and workflow completeness. </w:t>
       </w:r>
       <w:r>
         <w:rPr>
@@ -13730,7 +13738,7 @@
                 <w:sz w:val="17"/>
                 <w:szCs w:val="18"/>
               </w:rPr>
-              <w:t>Object binding, parser failures and cached WAV checks; unavailable checks excluded.</w:t>
+              <w:t xml:space="preserve">Object binding and parser failures; cached WAV technical-claim checks go to declaration consistency; unavailable checks excluded.</w:t>
             </w:r>
           </w:p>
         </w:tc>
@@ -19477,7 +19485,7 @@
                 <w:sz w:val="17"/>
                 <w:szCs w:val="18"/>
               </w:rPr>
-              <w:t>Coverage or evidence availability, not a probability bound.</w:t>
+              <w:t xml:space="preserve">Coverage or evidence availability, not a probability bound. For Integrity, how many evidence layers were checked, not whether their checks passed.</w:t>
             </w:r>
           </w:p>
         </w:tc>
@@ -20708,7 +20716,7 @@
                 <w:sz w:val="17"/>
                 <w:szCs w:val="18"/>
               </w:rPr>
-              <w:t>SHA-256 binding, technical claims, parser status.</w:t>
+              <w:t xml:space="preserve">SHA-256 binding and parser status; no submitter claims.</w:t>
             </w:r>
           </w:p>
         </w:tc>
@@ -20782,7 +20790,7 @@
                 <w:sz w:val="17"/>
                 <w:szCs w:val="18"/>
               </w:rPr>
-              <w:t>Passed / assessed checks</w:t>
+              <w:t xml:space="preserve">Passed / assessed facts, one per declared file property</w:t>
             </w:r>
           </w:p>
         </w:tc>
@@ -20806,7 +20814,7 @@
           </w:tcPr>
           <w:p>
             <w:r>
-              <w:t>Source and target time validity, order and bounds, plus input/output sample rate or bit depth. Extra successful validation-only checks do not add votes.</w:t>
+              <w:t xml:space="preserve">File technical claims (sample rate, channels, bit depth, duration); source and target time validity, order and bounds; input/output sample rate or bit depth. A property claimed on a file and on its relationships is one fact. Extra successful validation-only checks do not add votes.</w:t>
             </w:r>
           </w:p>
         </w:tc>
@@ -20870,7 +20878,7 @@
           </w:tcPr>
           <w:p>
             <w:r>
-              <w:t>Passed / assessed scored facts, one per rule and subject</w:t>
+              <w:t xml:space="preserve">Passed / assessed scored facts, one per rule and subject; a claim repeated across documents counts once</w:t>
             </w:r>
           </w:p>
         </w:tc>
@@ -21143,17 +21151,17 @@
         <w:spacing w:line="276" w:lineRule="auto"/>
       </w:pPr>
       <w:r>
-        <w:t>policies/scoring_profile.json supplies explicit configuration; weights are not learned or changed automatically from the submitted audio. The default-v4 profile uses weight 1.0 for each eligible layer. File and declaration values are their passed Boolean checks divided by assessed Boolean checks. Cross-evidence uses passed scored facts divided by assessed scored facts. passed=null or a missing Boolean is excluded. A layer with no assessed inputs has value null; any failed scored input marks that layer contradicted.</w:t>
+        <w:t xml:space="preserve">policies/scoring_profile.json supplies explicit configuration; weights are not learned or changed automatically from the submitted audio. The default-v6 profile uses weight 1.0 for each eligible layer. File values are their passed Boolean checks divided by assessed Boolean checks. Declaration values use declaration_scored_facts: passed facts divided by assessed facts, one per declared file property. Cross-evidence uses passed scored facts divided by assessed scored facts. passed=null or a missing Boolean is excluded. A layer with no assessed inputs has value null; any failed scored input marks that layer contradicted.</w:t>
       </w:r>
     </w:p>
     <w:p>
       <w:r>
-        <w:t>aggregate_cross_evidence groups observations by rule and available subject identity, such as audio, asset, source or target hashes. Document hashes, cue/selection labels and AAF mob names do not create extra votes for the same subject. One failed observation makes the grouped fact false even if correct copies outnumber it. For example, one sound report has a wrong timecode and 30 cosmetically different copies have the correct timecode: that recording/timecode fact still fails once. Raw observations remain in cross_evidence; cross_evidence_scored_facts records fact_id, observation indices, assessed tiers, conflicting outcomes and the representative check. Unidentified subjects remain separate unless the rule explicitly uses a collection scope.</w:t>
+        <w:t xml:space="preserve">aggregate_cross_evidence groups observations by rule and available subject identity, such as audio, asset, source or target hashes. Document hashes, cue/selection labels and AAF mob names do not create extra votes for the same subject. One failed observation makes the grouped fact false even if correct copies outnumber it. For example, one sound report has a wrong timecode and 30 cosmetically different copies have the correct timecode: that recording/timecode fact still fails once. Raw observations remain in cross_evidence; cross_evidence_scored_facts records fact_id, observation indices, assessed tiers, conflicting outcomes and the representative check. Unidentified subjects remain separate unless the rule explicitly uses a collection scope. With one_vote_per_claim (true in default-v6), the scene/take and track-name checks of a sound report and an AAF about the same recording form one fact identified by claim, because both documents were uploaded by the same user and their independence is unknown; other rules keep their rule identity. Each scored fact records document_count and delivered_by.</w:t>
       </w:r>
     </w:p>
     <w:p>
       <w:r>
-        <w:t>Hash binding confirms that submitted bytes match the declared digest, not who created them or when. A submitter can alter a WAV and compute a new matching hash. Equal layer weights therefore describe a consistency policy, not equal or calibrated probabilities of authenticity. The file-layer rationale in the current policy is explanatory text and does not authenticate origin.</w:t>
+        <w:t xml:space="preserve">Hash binding confirms that submitted bytes match the declared digest, not who created them or when. A submitter can alter a WAV and compute a new matching hash. Equal layer weights therefore describe a consistency policy, not equal or calibrated probabilities of authenticity. The file-layer rationale in the current policy is explanatory text and does not authenticate origin. Origin is reported separately for every file in origin_authentication (Section 8).</w:t>
       </w:r>
     </w:p>
     <w:p>
@@ -21163,12 +21171,12 @@
     </w:p>
     <w:p>
       <w:r>
-        <w:t>With the shipped withholding rule, a numeric value normally requires at least two populated contributing layers and an assessed cross-evidence fact whose assessed_evidence_tiers includes signed_attestation or recorder_metadata. Such a fact qualifies whether it passes or fails, because the gate concerns available comparisons, not a positive authenticity verdict. An ordinary failure alone never bypasses the gate. With release_capped_value_on_severe_contradiction=true, an assessed failure of a configured severe rule releases min(M, 0.25), even when layer count or qualifying support would otherwise withhold the value.</w:t>
+        <w:t xml:space="preserve">With the shipped withholding rule, a numeric value normally requires at least two populated contributing layers and an assessed cross-evidence fact whose assessed_evidence_tiers includes signed_attestation or recorder_metadata. Such a fact qualifies whether it passes or fails, because the gate concerns available comparisons, not a positive authenticity verdict. An ordinary failure alone never bypasses the gate. With release_capped_value_on_severe_contradiction=true, an assessed failure of a configured severe rule releases min(M, 0.25), even when layer count or qualifying support would otherwise withhold the value. An optional min_supported_asset_share, absent by default, also requires qualifying evidence to have been checked for that share of the workflow's required recordings (audio/raw-take, audio/raw-track); otherwise the value is withheld with release_reason insufficient_support_breadth. A recording whose qualifying evidence disagrees counts as checked, so withholding never hides a contradiction.</w:t>
       </w:r>
     </w:p>
     <w:p>
       <w:r>
-        <w:t>Confidence is round(0.8 × number of populated contributing layers / 3, 3), giving 0.267, 0.533 or 0.800. Availability is available for three populated layers, partial for one or two, and unavailable for none, before input-error adjustments. Withholding can therefore leave value null while availability is available and confidence is 0.800. Neither weights nor a cap change this confidence formula.</w:t>
+        <w:t xml:space="preserve">Confidence is round(0.8 × number of populated contributing layers / 3, 3), giving 0.267, 0.533 or 0.800. Availability is available for three populated layers, partial for one or two, and unavailable for none, before input-error adjustments. Withholding can therefore leave value null while availability is available and confidence is 0.800. Neither weights nor a cap change this confidence formula. It reflects how many of the three layers were checked, not whether their checks passed; the value and integrity_layers show that.</w:t>
       </w:r>
     </w:p>
     <w:tbl>
@@ -21675,6 +21683,88 @@
           <w:p>
             <w:r>
               <w:t>An assessed severe failure can release min(M, cap) without qualifying support. Optional; false when omitted.</w:t>
+            </w:r>
+          </w:p>
+        </w:tc>
+      </w:tr>
+      <w:tr>
+        <w:trPr>
+          <w:cantSplit/>
+        </w:trPr>
+        <w:tc>
+          <w:tcPr>
+            <w:tcW w:w="4032" w:type="dxa"/>
+            <w:shd w:val="clear" w:color="auto" w:fill="EDF3F9"/>
+            <w:vAlign w:val="center"/>
+          </w:tcPr>
+          <w:p>
+            <w:r>
+              <w:t xml:space="preserve">one_vote_per_claim</w:t>
+            </w:r>
+          </w:p>
+        </w:tc>
+        <w:tc>
+          <w:tcPr>
+            <w:tcW w:w="2016" w:type="dxa"/>
+            <w:shd w:val="clear" w:color="auto" w:fill="EDF3F9"/>
+            <w:vAlign w:val="center"/>
+          </w:tcPr>
+          <w:p>
+            <w:r>
+              <w:t xml:space="preserve">true</w:t>
+            </w:r>
+          </w:p>
+        </w:tc>
+        <w:tc>
+          <w:tcPr>
+            <w:tcW w:w="3586" w:type="dxa"/>
+            <w:shd w:val="clear" w:color="auto" w:fill="EDF3F9"/>
+            <w:vAlign w:val="center"/>
+          </w:tcPr>
+          <w:p>
+            <w:r>
+              <w:t xml:space="preserve">Optional Boolean; false when omitted. The same claim about one recording in several documents is one fact.</w:t>
+            </w:r>
+          </w:p>
+        </w:tc>
+      </w:tr>
+      <w:tr>
+        <w:trPr>
+          <w:cantSplit/>
+        </w:trPr>
+        <w:tc>
+          <w:tcPr>
+            <w:tcW w:w="4032" w:type="dxa"/>
+            <w:shd w:val="clear" w:color="auto" w:fill="EDF3F9"/>
+            <w:vAlign w:val="center"/>
+          </w:tcPr>
+          <w:p>
+            <w:r>
+              <w:t xml:space="preserve">min_supported_asset_share</w:t>
+            </w:r>
+          </w:p>
+        </w:tc>
+        <w:tc>
+          <w:tcPr>
+            <w:tcW w:w="2016" w:type="dxa"/>
+            <w:shd w:val="clear" w:color="auto" w:fill="EDF3F9"/>
+            <w:vAlign w:val="center"/>
+          </w:tcPr>
+          <w:p>
+            <w:r>
+              <w:t xml:space="preserve">not set</w:t>
+            </w:r>
+          </w:p>
+        </w:tc>
+        <w:tc>
+          <w:tcPr>
+            <w:tcW w:w="3586" w:type="dxa"/>
+            <w:shd w:val="clear" w:color="auto" w:fill="EDF3F9"/>
+            <w:vAlign w:val="center"/>
+          </w:tcPr>
+          <w:p>
+            <w:r>
+              <w:t xml:space="preserve">Optional number in (0, 1]. Share of the workflow's recordings that must have qualifying evidence checked; absent means support_breadth is report-only.</w:t>
             </w:r>
           </w:p>
         </w:tc>
@@ -21822,7 +21912,7 @@
           </w:tcPr>
           <w:p>
             <w:r>
-              <w:t>Effect under default-v4</w:t>
+              <w:t xml:space="preserve">Effect under default-v6</w:t>
             </w:r>
           </w:p>
         </w:tc>
@@ -22057,7 +22147,7 @@
         <w:spacing w:line="276" w:lineRule="auto"/>
       </w:pPr>
       <w:r>
-        <w:t>When an assessed failure matches severe_contradiction_rules, the default-v4 profile releases Integrity=min(M, 0.25), including when qualifying support or the minimum populated-layer count is absent. The cap never raises a lower mean, changes confidence or forces other axes to zero. A missing non-final mapping has object_hash_bound passed=null; a non-final hash or path rejection can produce passed=false. A final binding failure stops assessment instead of returning a capped successful score.</w:t>
+        <w:t xml:space="preserve">When an assessed failure matches severe_contradiction_rules, the default-v6 profile releases Integrity=min(M, 0.25), including when qualifying support or the minimum populated-layer count is absent. The cap never raises a lower mean, changes confidence or forces other axes to zero. A missing non-final mapping has object_hash_bound passed=null; a non-final hash or path rejection can produce passed=false. A final binding failure stops assessment instead of returning a capped successful score.</w:t>
       </w:r>
     </w:p>
     <w:tbl>
@@ -22451,7 +22541,7 @@
     </w:p>
     <w:p>
       <w:r>
-        <w:t>The examples below apply default-v4 with equal weights and no later input-coverage downgrade. F, D and X denote the file, declaration and cross-evidence values; X uses scored facts. A dash is an unpopulated layer. These are arithmetic examples, not measured provenance cases.</w:t>
+        <w:t xml:space="preserve">The examples below apply default-v6 with equal weights and no later input-coverage downgrade. F, D and X denote the file, declaration and cross-evidence values; X uses scored facts. A dash is an unpopulated layer. These are arithmetic examples, not measured provenance cases.</w:t>
       </w:r>
     </w:p>
     <w:tbl>
@@ -24381,7 +24471,7 @@
           </w:tcPr>
           <w:p>
             <w:r>
-              <w:t>Core checks, scored facts and audit groups, Integrity decision, disclosure coverage, layers, cap, explanations, C2PA records and optional audio arrays.</w:t>
+              <w:t xml:space="preserve">Core checks, scored facts and audit groups, Integrity decision, disclosure coverage, layers, cap, explanations, C2PA records, evidence sources, support breadth, origin authentication and optional audio arrays.</w:t>
             </w:r>
           </w:p>
         </w:tc>
@@ -24939,6 +25029,314 @@
           <w:p>
             <w:r>
               <w:t>Only scored facts determine the cross-evidence fraction; audit groups are diagnostic.</w:t>
+            </w:r>
+          </w:p>
+        </w:tc>
+      </w:tr>
+      <w:tr>
+        <w:trPr>
+          <w:cantSplit/>
+        </w:trPr>
+        <w:tc>
+          <w:tcPr>
+            <w:tcW w:w="2409" w:type="dxa"/>
+            <w:tcBorders>
+              <w:top w:val="single" w:sz="4" w:space="0" w:color="C9D3DF"/>
+              <w:left w:val="single" w:sz="4" w:space="0" w:color="C9D3DF"/>
+              <w:bottom w:val="single" w:sz="4" w:space="0" w:color="C9D3DF"/>
+              <w:right w:val="single" w:sz="4" w:space="0" w:color="C9D3DF"/>
+            </w:tcBorders>
+            <w:shd w:val="clear" w:color="auto" w:fill="EDF3F9"/>
+            <w:tcMar>
+              <w:top w:w="70" w:type="dxa"/>
+              <w:left w:w="110" w:type="dxa"/>
+              <w:bottom w:w="70" w:type="dxa"/>
+              <w:right w:w="110" w:type="dxa"/>
+            </w:tcMar>
+            <w:vAlign w:val="center"/>
+          </w:tcPr>
+          <w:p>
+            <w:r>
+              <w:t xml:space="preserve">declared_file_properties / declaration_scored_facts</w:t>
+            </w:r>
+          </w:p>
+        </w:tc>
+        <w:tc>
+          <w:tcPr>
+            <w:tcW w:w="4015" w:type="dxa"/>
+            <w:tcBorders>
+              <w:top w:val="single" w:sz="4" w:space="0" w:color="C9D3DF"/>
+              <w:left w:val="single" w:sz="4" w:space="0" w:color="C9D3DF"/>
+              <w:bottom w:val="single" w:sz="4" w:space="0" w:color="C9D3DF"/>
+              <w:right w:val="single" w:sz="4" w:space="0" w:color="C9D3DF"/>
+            </w:tcBorders>
+            <w:shd w:val="clear" w:color="auto" w:fill="EDF3F9"/>
+            <w:tcMar>
+              <w:top w:w="70" w:type="dxa"/>
+              <w:left w:w="110" w:type="dxa"/>
+              <w:bottom w:w="70" w:type="dxa"/>
+              <w:right w:w="110" w:type="dxa"/>
+            </w:tcMar>
+            <w:vAlign w:val="center"/>
+          </w:tcPr>
+          <w:p>
+            <w:r>
+              <w:t xml:space="preserve">File technical-claim checks and declaration facts, one per declared file property</w:t>
+            </w:r>
+          </w:p>
+        </w:tc>
+        <w:tc>
+          <w:tcPr>
+            <w:tcW w:w="3214" w:type="dxa"/>
+            <w:tcBorders>
+              <w:top w:val="single" w:sz="4" w:space="0" w:color="C9D3DF"/>
+              <w:left w:val="single" w:sz="4" w:space="0" w:color="C9D3DF"/>
+              <w:bottom w:val="single" w:sz="4" w:space="0" w:color="C9D3DF"/>
+              <w:right w:val="single" w:sz="4" w:space="0" w:color="C9D3DF"/>
+            </w:tcBorders>
+            <w:shd w:val="clear" w:color="auto" w:fill="EDF3F9"/>
+            <w:tcMar>
+              <w:top w:w="70" w:type="dxa"/>
+              <w:left w:w="110" w:type="dxa"/>
+              <w:bottom w:w="70" w:type="dxa"/>
+              <w:right w:w="110" w:type="dxa"/>
+            </w:tcMar>
+            <w:vAlign w:val="center"/>
+          </w:tcPr>
+          <w:p>
+            <w:r>
+              <w:t xml:space="preserve">Only scored facts determine the declaration fraction.</w:t>
+            </w:r>
+          </w:p>
+        </w:tc>
+      </w:tr>
+      <w:tr>
+        <w:trPr>
+          <w:cantSplit/>
+        </w:trPr>
+        <w:tc>
+          <w:tcPr>
+            <w:tcW w:w="2409" w:type="dxa"/>
+            <w:tcBorders>
+              <w:top w:val="single" w:sz="4" w:space="0" w:color="C9D3DF"/>
+              <w:left w:val="single" w:sz="4" w:space="0" w:color="C9D3DF"/>
+              <w:bottom w:val="single" w:sz="4" w:space="0" w:color="C9D3DF"/>
+              <w:right w:val="single" w:sz="4" w:space="0" w:color="C9D3DF"/>
+            </w:tcBorders>
+            <w:shd w:val="clear" w:color="auto" w:fill="EDF3F9"/>
+            <w:tcMar>
+              <w:top w:w="70" w:type="dxa"/>
+              <w:left w:w="110" w:type="dxa"/>
+              <w:bottom w:w="70" w:type="dxa"/>
+              <w:right w:w="110" w:type="dxa"/>
+            </w:tcMar>
+            <w:vAlign w:val="center"/>
+          </w:tcPr>
+          <w:p>
+            <w:r>
+              <w:t xml:space="preserve">evidence_sources</w:t>
+            </w:r>
+          </w:p>
+        </w:tc>
+        <w:tc>
+          <w:tcPr>
+            <w:tcW w:w="4015" w:type="dxa"/>
+            <w:tcBorders>
+              <w:top w:val="single" w:sz="4" w:space="0" w:color="C9D3DF"/>
+              <w:left w:val="single" w:sz="4" w:space="0" w:color="C9D3DF"/>
+              <w:bottom w:val="single" w:sz="4" w:space="0" w:color="C9D3DF"/>
+              <w:right w:val="single" w:sz="4" w:space="0" w:color="C9D3DF"/>
+            </w:tcBorders>
+            <w:shd w:val="clear" w:color="auto" w:fill="EDF3F9"/>
+            <w:tcMar>
+              <w:top w:w="70" w:type="dxa"/>
+              <w:left w:w="110" w:type="dxa"/>
+              <w:bottom w:w="70" w:type="dxa"/>
+              <w:right w:w="110" w:type="dxa"/>
+            </w:tcMar>
+            <w:vAlign w:val="center"/>
+          </w:tcPr>
+          <w:p>
+            <w:r>
+              <w:t xml:space="preserve">Document, fact and known-source counts, trusted signers, recordings several documents agree about, parsed creator and software fields; independence unknown</w:t>
+            </w:r>
+          </w:p>
+        </w:tc>
+        <w:tc>
+          <w:tcPr>
+            <w:tcW w:w="3214" w:type="dxa"/>
+            <w:tcBorders>
+              <w:top w:val="single" w:sz="4" w:space="0" w:color="C9D3DF"/>
+              <w:left w:val="single" w:sz="4" w:space="0" w:color="C9D3DF"/>
+              <w:bottom w:val="single" w:sz="4" w:space="0" w:color="C9D3DF"/>
+              <w:right w:val="single" w:sz="4" w:space="0" w:color="C9D3DF"/>
+            </w:tcBorders>
+            <w:shd w:val="clear" w:color="auto" w:fill="EDF3F9"/>
+            <w:tcMar>
+              <w:top w:w="70" w:type="dxa"/>
+              <w:left w:w="110" w:type="dxa"/>
+              <w:bottom w:w="70" w:type="dxa"/>
+              <w:right w:w="110" w:type="dxa"/>
+            </w:tcMar>
+            <w:vAlign w:val="center"/>
+          </w:tcPr>
+          <w:p>
+            <w:r>
+              <w:t xml:space="preserve">Separates documents from facts and sources; never changes a score.</w:t>
+            </w:r>
+          </w:p>
+        </w:tc>
+      </w:tr>
+      <w:tr>
+        <w:trPr>
+          <w:cantSplit/>
+        </w:trPr>
+        <w:tc>
+          <w:tcPr>
+            <w:tcW w:w="2409" w:type="dxa"/>
+            <w:tcBorders>
+              <w:top w:val="single" w:sz="4" w:space="0" w:color="C9D3DF"/>
+              <w:left w:val="single" w:sz="4" w:space="0" w:color="C9D3DF"/>
+              <w:bottom w:val="single" w:sz="4" w:space="0" w:color="C9D3DF"/>
+              <w:right w:val="single" w:sz="4" w:space="0" w:color="C9D3DF"/>
+            </w:tcBorders>
+            <w:shd w:val="clear" w:color="auto" w:fill="EDF3F9"/>
+            <w:tcMar>
+              <w:top w:w="70" w:type="dxa"/>
+              <w:left w:w="110" w:type="dxa"/>
+              <w:bottom w:w="70" w:type="dxa"/>
+              <w:right w:w="110" w:type="dxa"/>
+            </w:tcMar>
+            <w:vAlign w:val="center"/>
+          </w:tcPr>
+          <w:p>
+            <w:r>
+              <w:t xml:space="preserve">support_breadth</w:t>
+            </w:r>
+          </w:p>
+        </w:tc>
+        <w:tc>
+          <w:tcPr>
+            <w:tcW w:w="4015" w:type="dxa"/>
+            <w:tcBorders>
+              <w:top w:val="single" w:sz="4" w:space="0" w:color="C9D3DF"/>
+              <w:left w:val="single" w:sz="4" w:space="0" w:color="C9D3DF"/>
+              <w:bottom w:val="single" w:sz="4" w:space="0" w:color="C9D3DF"/>
+              <w:right w:val="single" w:sz="4" w:space="0" w:color="C9D3DF"/>
+            </w:tcBorders>
+            <w:shd w:val="clear" w:color="auto" w:fill="EDF3F9"/>
+            <w:tcMar>
+              <w:top w:w="70" w:type="dxa"/>
+              <w:left w:w="110" w:type="dxa"/>
+              <w:bottom w:w="70" w:type="dxa"/>
+              <w:right w:w="110" w:type="dxa"/>
+            </w:tcMar>
+            <w:vAlign w:val="center"/>
+          </w:tcPr>
+          <w:p>
+            <w:r>
+              <w:t xml:space="preserve">Supported, contradicted or no qualifying evidence for each recording the workflow requires</w:t>
+            </w:r>
+          </w:p>
+        </w:tc>
+        <w:tc>
+          <w:tcPr>
+            <w:tcW w:w="3214" w:type="dxa"/>
+            <w:tcBorders>
+              <w:top w:val="single" w:sz="4" w:space="0" w:color="C9D3DF"/>
+              <w:left w:val="single" w:sz="4" w:space="0" w:color="C9D3DF"/>
+              <w:bottom w:val="single" w:sz="4" w:space="0" w:color="C9D3DF"/>
+              <w:right w:val="single" w:sz="4" w:space="0" w:color="C9D3DF"/>
+            </w:tcBorders>
+            <w:shd w:val="clear" w:color="auto" w:fill="EDF3F9"/>
+            <w:tcMar>
+              <w:top w:w="70" w:type="dxa"/>
+              <w:left w:w="110" w:type="dxa"/>
+              <w:bottom w:w="70" w:type="dxa"/>
+              <w:right w:w="110" w:type="dxa"/>
+            </w:tcMar>
+            <w:vAlign w:val="center"/>
+          </w:tcPr>
+          <w:p>
+            <w:r>
+              <w:t xml:space="preserve">Shows how much of the workflow the release evidence covers; gates release only with min_supported_asset_share.</w:t>
+            </w:r>
+          </w:p>
+        </w:tc>
+      </w:tr>
+      <w:tr>
+        <w:trPr>
+          <w:cantSplit/>
+        </w:trPr>
+        <w:tc>
+          <w:tcPr>
+            <w:tcW w:w="2409" w:type="dxa"/>
+            <w:tcBorders>
+              <w:top w:val="single" w:sz="4" w:space="0" w:color="C9D3DF"/>
+              <w:left w:val="single" w:sz="4" w:space="0" w:color="C9D3DF"/>
+              <w:bottom w:val="single" w:sz="4" w:space="0" w:color="C9D3DF"/>
+              <w:right w:val="single" w:sz="4" w:space="0" w:color="C9D3DF"/>
+            </w:tcBorders>
+            <w:shd w:val="clear" w:color="auto" w:fill="EDF3F9"/>
+            <w:tcMar>
+              <w:top w:w="70" w:type="dxa"/>
+              <w:left w:w="110" w:type="dxa"/>
+              <w:bottom w:w="70" w:type="dxa"/>
+              <w:right w:w="110" w:type="dxa"/>
+            </w:tcMar>
+            <w:vAlign w:val="center"/>
+          </w:tcPr>
+          <w:p>
+            <w:r>
+              <w:t xml:space="preserve">origin_authentication</w:t>
+            </w:r>
+          </w:p>
+        </w:tc>
+        <w:tc>
+          <w:tcPr>
+            <w:tcW w:w="4015" w:type="dxa"/>
+            <w:tcBorders>
+              <w:top w:val="single" w:sz="4" w:space="0" w:color="C9D3DF"/>
+              <w:left w:val="single" w:sz="4" w:space="0" w:color="C9D3DF"/>
+              <w:bottom w:val="single" w:sz="4" w:space="0" w:color="C9D3DF"/>
+              <w:right w:val="single" w:sz="4" w:space="0" w:color="C9D3DF"/>
+            </w:tcBorders>
+            <w:shd w:val="clear" w:color="auto" w:fill="EDF3F9"/>
+            <w:tcMar>
+              <w:top w:w="70" w:type="dxa"/>
+              <w:left w:w="110" w:type="dxa"/>
+              <w:bottom w:w="70" w:type="dxa"/>
+              <w:right w:w="110" w:type="dxa"/>
+            </w:tcMar>
+            <w:vAlign w:val="center"/>
+          </w:tcPr>
+          <w:p>
+            <w:r>
+              <w:t xml:space="preserve">Origin status and signer for every submitted file</w:t>
+            </w:r>
+          </w:p>
+        </w:tc>
+        <w:tc>
+          <w:tcPr>
+            <w:tcW w:w="3214" w:type="dxa"/>
+            <w:tcBorders>
+              <w:top w:val="single" w:sz="4" w:space="0" w:color="C9D3DF"/>
+              <w:left w:val="single" w:sz="4" w:space="0" w:color="C9D3DF"/>
+              <w:bottom w:val="single" w:sz="4" w:space="0" w:color="C9D3DF"/>
+              <w:right w:val="single" w:sz="4" w:space="0" w:color="C9D3DF"/>
+            </w:tcBorders>
+            <w:shd w:val="clear" w:color="auto" w:fill="EDF3F9"/>
+            <w:tcMar>
+              <w:top w:w="70" w:type="dxa"/>
+              <w:left w:w="110" w:type="dxa"/>
+              <w:bottom w:w="70" w:type="dxa"/>
+              <w:right w:w="110" w:type="dxa"/>
+            </w:tcMar>
+            <w:vAlign w:val="center"/>
+          </w:tcPr>
+          <w:p>
+            <w:r>
+              <w:t xml:space="preserve">Reports origin separately from consistency; never changes a score.</w:t>
             </w:r>
           </w:p>
         </w:tc>
@@ -27886,6 +28284,14 @@
     </w:p>
     <w:p>
       <w:pPr>
+        <w:spacing w:line="276" w:lineRule="auto"/>
+      </w:pPr>
+      <w:r>
+        <w:t xml:space="preserve">assessment_checks.origin_authentication gives every submitted file one origin status: signed_by_trusted_signer, signed_by_known_ai_signer, signed_untrusted, signature_not_verified, signature_invalid, linked_manifest_not_verified, not_checked or not_authenticated. Only a manifest embedded in the file and checked against its bytes can identify who signed it. A standalone manifest is linked to an asset only through the declared graph, so it is reported as linked_manifest_not_verified. An invalid manifest outranks a trusted one, and a missing SDK or an unreadable manifest is not_checked rather than absent. Files whose type is never read for C2PA carry c2pa_checked=false. The section never changes a score.</w:t>
+      </w:r>
+    </w:p>
+    <w:p>
+      <w:pPr>
         <w:pStyle w:val="Heading2"/>
         <w:keepNext/>
         <w:keepLines/>
@@ -27909,7 +28315,7 @@
         <w:spacing w:line="276" w:lineRule="auto"/>
       </w:pPr>
       <w:r>
-        <w:t>tests/test_c2pa_integrity.py has 24 offline cases covering pinned-list hash checks, trust status, asymmetric trust, known AI signer matching, the C2PA chunk precondition and every final state. Its fixtures are signed at runtime with throwaway certificates, so they test failure handling, not a production signer.</w:t>
+        <w:t xml:space="preserve">tests/test_c2pa_integrity.py has 31 offline cases covering pinned-list hash checks, trust status, asymmetric trust, known AI signer matching, the C2PA chunk precondition, every final state and the per-file origin status. Its fixtures are signed at runtime with throwaway certificates, so they test failure handling, not a production signer.</w:t>
       </w:r>
     </w:p>
     <w:p>
@@ -28963,7 +29369,7 @@
                 <w:sz w:val="17"/>
                 <w:szCs w:val="18"/>
               </w:rPr>
-              <w:t>File, declaration and cross-evidence aggregation, C2PA attestation with pinned trust, the C2PA chunk precondition and final-state findings, AI disclosure, tier-aware Integrity, cap and contradiction reasoning.</w:t>
+              <w:t xml:space="preserve">File, declaration and cross-evidence aggregation, C2PA attestation with pinned trust, the C2PA chunk precondition and final-state findings, AI disclosure, per-file origin authentication, support breadth, tier-aware Integrity, cap and contradiction reasoning.</w:t>
             </w:r>
           </w:p>
         </w:tc>
@@ -29412,7 +29818,7 @@
                 <w:color w:val="000000"/>
                 <w:sz w:val="17"/>
               </w:rPr>
-              <w:t>Validates configurable weights, permitted support tiers, withholding, confidence and severe-rule configuration; CLI loads the shipped profile.</w:t>
+              <w:t xml:space="preserve">Validates configurable weights, permitted support tiers, withholding (including the optional min_supported_asset_share), confidence, one_vote_per_claim and severe-rule configuration; CLI loads the shipped profile.</w:t>
             </w:r>
           </w:p>
         </w:tc>
@@ -29484,7 +29890,7 @@
                 <w:sz w:val="17"/>
                 <w:szCs w:val="18"/>
               </w:rPr>
-              <w:t>Workflow triggers, completeness and out-of-policy evidence.</w:t>
+              <w:t xml:space="preserve">Workflow triggers, completeness, out-of-policy evidence and the recording types each workflow requires.</w:t>
             </w:r>
           </w:p>
         </w:tc>
@@ -29827,7 +30233,7 @@
           </w:tcPr>
           <w:p>
             <w:r>
-              <w:t>Conservative cross-evidence fact aggregation and audit groups; shared symmetric endpoint validation with one-sample EOF tolerance.</w:t>
+              <w:t xml:space="preserve">Conservative cross-evidence fact aggregation with optional one vote per claim, declaration facts per file property, evidence-source and support-breadth summaries, and audit groups; shared symmetric endpoint validation with one-sample EOF tolerance.</w:t>
             </w:r>
           </w:p>
         </w:tc>
@@ -30159,7 +30565,7 @@
           </w:tcPr>
           <w:p>
             <w:r>
-              <w:t>default-v4: equal layer weights, fact aggregation, qualifying-support gate, severe-release exception, confidence ceiling 0.8 and cap 0.25.</w:t>
+              <w:t xml:space="preserve">default-v6: equal layer weights, technical claims in declaration consistency, fact aggregation with one vote per claim, qualifying-support gate, severe-release exception, confidence ceiling 0.8 and cap 0.25.</w:t>
             </w:r>
           </w:p>
         </w:tc>
@@ -30723,7 +31129,7 @@
           </w:tcPr>
           <w:p>
             <w:r>
-              <w:t>131 core tests, including explicit legacy-profile compatibility cases; the shipped default profile is version 4.</w:t>
+              <w:t xml:space="preserve">132 core tests, including explicit legacy-profile compatibility cases; the shipped default profile is version 6.</w:t>
             </w:r>
           </w:p>
         </w:tc>
@@ -31200,7 +31606,7 @@
           </w:tcPr>
           <w:p>
             <w:r>
-              <w:t>24 tests: required SDK; runtime-signed valid, post-signing edit, corrupted certificate and supporting-manifest cases; pinned-list hashes; trust status; asymmetric trust; known AI signer; the C2PA chunk precondition; and every final state.</w:t>
+              <w:t xml:space="preserve">31 tests: required SDK; runtime-signed valid, post-signing edit, corrupted certificate and supporting-manifest cases; pinned-list hashes; trust status; asymmetric trust; known AI signer; the C2PA chunk precondition; every final state and per-file origin status.</w:t>
             </w:r>
           </w:p>
         </w:tc>
@@ -31359,7 +31765,7 @@
           </w:tcPr>
           <w:p>
             <w:r>
-              <w:t>Input isolation, audio regressions and scoring-policy regression cases.</w:t>
+              <w:t xml:space="preserve">Input isolation, audio regressions and scoring-policy regression cases, including one vote per claim, evidence sources and support breadth.</w:t>
             </w:r>
           </w:p>
         </w:tc>
@@ -31451,7 +31857,7 @@
     <w:p>
       <w:r>
         <w:lastRenderedPageBreak/>
-        <w:t xml:space="preserve">The current discovery contains 332 cases: 131 core; 41 audio diagnostics; 24 C2PA; 22 remediation; 19 non-GUI builder; 15 builder-result; 14 scoring-remediation; 12 local-file-reference; 27 production-document; 9 audio calibration; 6 DAW-session; 5 structure benchmark; 3 music benchmark; and 4 GUI cases. Run GUI cases in separate processes when investigating macOS Tk lifecycle hangs; do not treat excluded cases as passes or skips.</w:t>
+        <w:t xml:space="preserve">The current discovery contains 356 cases: 132 core; 41 audio diagnostics; 31 C2PA; 22 remediation; 19 non-GUI builder; 15 builder-result; 30 scoring-remediation; 12 local-file-reference; 27 production-document; 9 audio calibration; 6 DAW-session; 5 structure benchmark; 3 music benchmark; and 4 GUI cases. Run GUI cases in separate processes when investigating macOS Tk lifecycle hangs; do not treat excluded cases as passes or skips.</w:t>
       </w:r>
     </w:p>
     <w:p>
@@ -31476,6 +31882,14 @@
       </w:r>
     </w:p>
     <w:p>
+      <w:pPr>
+        <w:spacing w:line="276" w:lineRule="auto"/>
+      </w:pPr>
+      <w:r>
+        <w:t xml:space="preserve">The scoring review of 23–24 October 2026 moves file technical claims to declaration consistency (profile version 5), counts a claim repeated across a sound report and an AAF once (version 6), relabels Integrity confidence as layers checked, states that consistency does not authenticate origin, and adds the report-only evidence_sources, support_breadth and origin_authentication sections with the optional min_supported_asset_share gate. Only the first two changes can alter a score. For this revision the suite was run with the core requirements and scipy but without the optional audio backends: 334 tests ran and passed, and 13 were skipped (a test class that needs a missing backend counts once). The REQUIRE_AUDIO_BACKENDS=1 run has not been repeated for these changes. The example responses under examples/, except audio-diagnostics, were regenerated.</w:t>
+      </w:r>
+    </w:p>
+    <w:p>
       <w:r>
         <w:t>Stored examples and reports are snapshots rather than fresh evidence of the current runtime. Regenerate response files when comparing a modified program or policy, and retain system.source_revision together with the Git commit and scoring-profile ID/version.</w:t>
       </w:r>
@@ -31497,7 +31911,7 @@
         <w:spacing w:line="276" w:lineRule="auto"/>
       </w:pPr>
       <w:r>
-        <w:t>This chapter collects the known limitations of version 0.8.1 in one place. Each one is a deliberate boundary or a dependency on outside parties, not an undetected defect; the results remain valid within these limits. Work that would remove a limitation is listed in Section 11.</w:t>
+        <w:t xml:space="preserve">This chapter collects the known limitations of version 0.8.1, with the scoring review, in one place. Each one is a deliberate boundary or a dependency on outside parties, not an undetected defect; the results remain valid within these limits. Work that would remove a limitation is listed in Section 11.</w:t>
       </w:r>
     </w:p>
     <w:p>
@@ -31574,7 +31988,7 @@
         <w:spacing w:after="60" w:line="276" w:lineRule="auto"/>
       </w:pPr>
       <w:r>
-        <w:t>A trusted signature identifies who signed a manifest, not that its claims are true. A standalone manifest linked to the final artefact only by graph adjacency is not content-bound to it.</w:t>
+        <w:t xml:space="preserve">A trusted signature identifies who signed a manifest, not that its claims are true. A standalone manifest linked to the final artefact only by graph adjacency is not content-bound to it, yet attestation strength still uses its trust status, so a trusted standalone manifest gives 1.0. origin_authentication reports such files as linked_manifest_not_verified; the scoring fix is listed in Section 11.</w:t>
       </w:r>
     </w:p>
     <w:p>
@@ -31613,7 +32027,7 @@
         <w:spacing w:after="60" w:line="276" w:lineRule="auto"/>
       </w:pPr>
       <w:r>
-        <w:t>Layer weights, permitted support tiers and severe rules in default-v4 are reviewed policy choices, not calibrated probabilities. Integrity measures consistency between assessed evidence, not authenticity.</w:t>
+        <w:t xml:space="preserve">Layer weights, permitted support tiers and severe rules in default-v6 are reviewed policy choices, not calibrated probabilities. Integrity measures consistency between assessed evidence, not authenticity.</w:t>
       </w:r>
     </w:p>
     <w:p>
@@ -31639,7 +32053,7 @@
         <w:spacing w:after="60" w:line="276" w:lineRule="auto"/>
       </w:pPr>
       <w:r>
-        <w:t>Submitter documents such as RIN, ERN, AAF, DAW sessions and sound reports are declarations in another format; agreement with the graph shows consistency, not independent origin.</w:t>
+        <w:t xml:space="preserve">Submitter documents such as RIN, ERN, AAF, DAW sessions and sound reports are declarations in another format; agreement with the graph shows consistency, not independent origin. evidence_sources records the uploader as the known common source and leaves independence unknown; documents that share a creator or software are not yet grouped.</w:t>
       </w:r>
     </w:p>
     <w:p>
@@ -32116,7 +32530,7 @@
           </w:tcPr>
           <w:p>
             <w:r>
-              <w:t>Review default-v4 weights, fact identities, permitted tiers and severe rules; retain explicit consistency-only semantics and test sensitivity.</w:t>
+              <w:t xml:space="preserve">Review default-v6 weights, fact identities, permitted tiers, severe rules and whether to set min_supported_asset_share; retain explicit consistency-only semantics and test sensitivity.</w:t>
             </w:r>
           </w:p>
         </w:tc>
@@ -32150,6 +32564,268 @@
                 <w:sz w:val="17"/>
               </w:rPr>
               <w:t>Versioned policy and registry with reviewed rationale and sensitivity results.</w:t>
+            </w:r>
+          </w:p>
+        </w:tc>
+      </w:tr>
+      <w:tr>
+        <w:trPr>
+          <w:cantSplit/>
+        </w:trPr>
+        <w:tc>
+          <w:tcPr>
+            <w:tcW w:w="963" w:type="dxa"/>
+            <w:tcBorders>
+              <w:top w:val="single" w:sz="4" w:space="0" w:color="C9D3DF"/>
+              <w:left w:val="single" w:sz="4" w:space="0" w:color="C9D3DF"/>
+              <w:bottom w:val="single" w:sz="4" w:space="0" w:color="C9D3DF"/>
+              <w:right w:val="single" w:sz="4" w:space="0" w:color="C9D3DF"/>
+            </w:tcBorders>
+            <w:shd w:val="clear" w:color="auto" w:fill="FFFFFF"/>
+            <w:tcMar>
+              <w:top w:w="70" w:type="dxa"/>
+              <w:left w:w="110" w:type="dxa"/>
+              <w:bottom w:w="70" w:type="dxa"/>
+              <w:right w:w="110" w:type="dxa"/>
+            </w:tcMar>
+            <w:vAlign w:val="center"/>
+          </w:tcPr>
+          <w:p>
+            <w:pPr>
+              <w:keepNext/>
+              <w:keepLines/>
+              <w:spacing w:after="40" w:line="254" w:lineRule="auto"/>
+              <w:jc w:val="center"/>
+            </w:pPr>
+            <w:r>
+              <w:rPr>
+                <w:color w:val="000000"/>
+                <w:sz w:val="17"/>
+                <w:szCs w:val="18"/>
+              </w:rPr>
+              <w:t xml:space="preserve">P0</w:t>
+            </w:r>
+          </w:p>
+        </w:tc>
+        <w:tc>
+          <w:tcPr>
+            <w:tcW w:w="2001" w:type="dxa"/>
+            <w:tcBorders>
+              <w:top w:val="single" w:sz="4" w:space="0" w:color="C9D3DF"/>
+              <w:left w:val="single" w:sz="4" w:space="0" w:color="C9D3DF"/>
+              <w:bottom w:val="single" w:sz="4" w:space="0" w:color="C9D3DF"/>
+              <w:right w:val="single" w:sz="4" w:space="0" w:color="C9D3DF"/>
+            </w:tcBorders>
+            <w:shd w:val="clear" w:color="auto" w:fill="FFFFFF"/>
+            <w:tcMar>
+              <w:top w:w="70" w:type="dxa"/>
+              <w:left w:w="110" w:type="dxa"/>
+              <w:bottom w:w="70" w:type="dxa"/>
+              <w:right w:w="110" w:type="dxa"/>
+            </w:tcMar>
+            <w:vAlign w:val="center"/>
+          </w:tcPr>
+          <w:p>
+            <w:pPr>
+              <w:keepNext/>
+              <w:keepLines/>
+              <w:spacing w:after="40" w:line="254" w:lineRule="auto"/>
+            </w:pPr>
+            <w:r>
+              <w:rPr>
+                <w:color w:val="000000"/>
+                <w:sz w:val="17"/>
+                <w:szCs w:val="18"/>
+              </w:rPr>
+              <w:t xml:space="preserve">Standalone C2PA attestation</w:t>
+            </w:r>
+          </w:p>
+        </w:tc>
+        <w:tc>
+          <w:tcPr>
+            <w:tcW w:w="3706" w:type="dxa"/>
+            <w:tcBorders>
+              <w:top w:val="single" w:sz="4" w:space="0" w:color="C9D3DF"/>
+              <w:left w:val="single" w:sz="4" w:space="0" w:color="C9D3DF"/>
+              <w:bottom w:val="single" w:sz="4" w:space="0" w:color="C9D3DF"/>
+              <w:right w:val="single" w:sz="4" w:space="0" w:color="C9D3DF"/>
+            </w:tcBorders>
+            <w:shd w:val="clear" w:color="auto" w:fill="FFFFFF"/>
+            <w:tcMar>
+              <w:top w:w="70" w:type="dxa"/>
+              <w:left w:w="110" w:type="dxa"/>
+              <w:bottom w:w="70" w:type="dxa"/>
+              <w:right w:w="110" w:type="dxa"/>
+            </w:tcMar>
+            <w:vAlign w:val="center"/>
+          </w:tcPr>
+          <w:p>
+            <w:r>
+              <w:t xml:space="preserve">Validate a standalone manifest against the asset's bytes, or cap it as unverified, before it can raise attestation strength.</w:t>
+            </w:r>
+          </w:p>
+        </w:tc>
+        <w:tc>
+          <w:tcPr>
+            <w:tcW w:w="2968" w:type="dxa"/>
+            <w:tcBorders>
+              <w:top w:val="single" w:sz="4" w:space="0" w:color="C9D3DF"/>
+              <w:left w:val="single" w:sz="4" w:space="0" w:color="C9D3DF"/>
+              <w:bottom w:val="single" w:sz="4" w:space="0" w:color="C9D3DF"/>
+              <w:right w:val="single" w:sz="4" w:space="0" w:color="C9D3DF"/>
+            </w:tcBorders>
+            <w:shd w:val="clear" w:color="auto" w:fill="FFFFFF"/>
+            <w:tcMar>
+              <w:top w:w="70" w:type="dxa"/>
+              <w:left w:w="110" w:type="dxa"/>
+              <w:bottom w:w="70" w:type="dxa"/>
+              <w:right w:w="110" w:type="dxa"/>
+            </w:tcMar>
+            <w:vAlign w:val="center"/>
+          </w:tcPr>
+          <w:p>
+            <w:pPr>
+              <w:keepNext/>
+              <w:keepLines/>
+              <w:spacing w:after="40" w:line="254" w:lineRule="auto"/>
+            </w:pPr>
+            <w:r>
+              <w:rPr>
+                <w:color w:val="000000"/>
+                <w:sz w:val="17"/>
+              </w:rPr>
+              <w:t xml:space="preserve">A trusted standalone manifest linked only through the graph no longer gives 1.0; tests cover both cases.</w:t>
+            </w:r>
+          </w:p>
+        </w:tc>
+      </w:tr>
+      <w:tr>
+        <w:trPr>
+          <w:cantSplit/>
+        </w:trPr>
+        <w:tc>
+          <w:tcPr>
+            <w:tcW w:w="963" w:type="dxa"/>
+            <w:tcBorders>
+              <w:top w:val="single" w:sz="4" w:space="0" w:color="C9D3DF"/>
+              <w:left w:val="single" w:sz="4" w:space="0" w:color="C9D3DF"/>
+              <w:bottom w:val="single" w:sz="4" w:space="0" w:color="C9D3DF"/>
+              <w:right w:val="single" w:sz="4" w:space="0" w:color="C9D3DF"/>
+            </w:tcBorders>
+            <w:shd w:val="clear" w:color="auto" w:fill="FFFFFF"/>
+            <w:tcMar>
+              <w:top w:w="70" w:type="dxa"/>
+              <w:left w:w="110" w:type="dxa"/>
+              <w:bottom w:w="70" w:type="dxa"/>
+              <w:right w:w="110" w:type="dxa"/>
+            </w:tcMar>
+            <w:vAlign w:val="center"/>
+          </w:tcPr>
+          <w:p>
+            <w:pPr>
+              <w:keepNext/>
+              <w:keepLines/>
+              <w:spacing w:after="40" w:line="254" w:lineRule="auto"/>
+              <w:jc w:val="center"/>
+            </w:pPr>
+            <w:r>
+              <w:rPr>
+                <w:color w:val="000000"/>
+                <w:sz w:val="17"/>
+                <w:szCs w:val="18"/>
+              </w:rPr>
+              <w:t xml:space="preserve">P0</w:t>
+            </w:r>
+          </w:p>
+        </w:tc>
+        <w:tc>
+          <w:tcPr>
+            <w:tcW w:w="2001" w:type="dxa"/>
+            <w:tcBorders>
+              <w:top w:val="single" w:sz="4" w:space="0" w:color="C9D3DF"/>
+              <w:left w:val="single" w:sz="4" w:space="0" w:color="C9D3DF"/>
+              <w:bottom w:val="single" w:sz="4" w:space="0" w:color="C9D3DF"/>
+              <w:right w:val="single" w:sz="4" w:space="0" w:color="C9D3DF"/>
+            </w:tcBorders>
+            <w:shd w:val="clear" w:color="auto" w:fill="FFFFFF"/>
+            <w:tcMar>
+              <w:top w:w="70" w:type="dxa"/>
+              <w:left w:w="110" w:type="dxa"/>
+              <w:bottom w:w="70" w:type="dxa"/>
+              <w:right w:w="110" w:type="dxa"/>
+            </w:tcMar>
+            <w:vAlign w:val="center"/>
+          </w:tcPr>
+          <w:p>
+            <w:pPr>
+              <w:keepNext/>
+              <w:keepLines/>
+              <w:spacing w:after="40" w:line="254" w:lineRule="auto"/>
+            </w:pPr>
+            <w:r>
+              <w:rPr>
+                <w:color w:val="000000"/>
+                <w:sz w:val="17"/>
+                <w:szCs w:val="18"/>
+              </w:rPr>
+              <w:t xml:space="preserve">Layer-score dilution</w:t>
+            </w:r>
+          </w:p>
+        </w:tc>
+        <w:tc>
+          <w:tcPr>
+            <w:tcW w:w="3706" w:type="dxa"/>
+            <w:tcBorders>
+              <w:top w:val="single" w:sz="4" w:space="0" w:color="C9D3DF"/>
+              <w:left w:val="single" w:sz="4" w:space="0" w:color="C9D3DF"/>
+              <w:bottom w:val="single" w:sz="4" w:space="0" w:color="C9D3DF"/>
+              <w:right w:val="single" w:sz="4" w:space="0" w:color="C9D3DF"/>
+            </w:tcBorders>
+            <w:shd w:val="clear" w:color="auto" w:fill="FFFFFF"/>
+            <w:tcMar>
+              <w:top w:w="70" w:type="dxa"/>
+              <w:left w:w="110" w:type="dxa"/>
+              <w:bottom w:w="70" w:type="dxa"/>
+              <w:right w:w="110" w:type="dxa"/>
+            </w:tcMar>
+            <w:vAlign w:val="center"/>
+          </w:tcPr>
+          <w:p>
+            <w:r>
+              <w:t xml:space="preserve">Score each layer by fixed check categories so many passing checks cannot dilute one failure.</w:t>
+            </w:r>
+          </w:p>
+        </w:tc>
+        <w:tc>
+          <w:tcPr>
+            <w:tcW w:w="2968" w:type="dxa"/>
+            <w:tcBorders>
+              <w:top w:val="single" w:sz="4" w:space="0" w:color="C9D3DF"/>
+              <w:left w:val="single" w:sz="4" w:space="0" w:color="C9D3DF"/>
+              <w:bottom w:val="single" w:sz="4" w:space="0" w:color="C9D3DF"/>
+              <w:right w:val="single" w:sz="4" w:space="0" w:color="C9D3DF"/>
+            </w:tcBorders>
+            <w:shd w:val="clear" w:color="auto" w:fill="FFFFFF"/>
+            <w:tcMar>
+              <w:top w:w="70" w:type="dxa"/>
+              <w:left w:w="110" w:type="dxa"/>
+              <w:bottom w:w="70" w:type="dxa"/>
+              <w:right w:w="110" w:type="dxa"/>
+            </w:tcMar>
+            <w:vAlign w:val="center"/>
+          </w:tcPr>
+          <w:p>
+            <w:pPr>
+              <w:keepNext/>
+              <w:keepLines/>
+              <w:spacing w:after="40" w:line="254" w:lineRule="auto"/>
+            </w:pPr>
+            <w:r>
+              <w:rPr>
+                <w:color w:val="000000"/>
+                <w:sz w:val="17"/>
+              </w:rPr>
+              <w:t xml:space="preserve">Adding correct declarations no longer raises a layer that contains a contradiction.</w:t>
             </w:r>
           </w:p>
         </w:tc>

--- a/Manual_layout_check.docx
+++ b/Manual_layout_check.docx
@@ -425,7 +425,7 @@
           </w:tcPr>
           <w:p>
             <w:r>
-              <w:t xml:space="preserve">409 tests discovered. All 405 non-GUI tests passed with every optional backend required; the four GUI tests passed when run separately; see Section 9.</w:t>
+              <w:t xml:space="preserve">425 tests discovered. All 421 non-GUI tests passed with every optional backend required; the four GUI tests passed when run separately; see Section 9.</w:t>
             </w:r>
           </w:p>
         </w:tc>
@@ -11353,6 +11353,111 @@
         <w:tc>
           <w:tcPr>
             <w:tcW w:w="2088" w:type="dxa"/>
+            <w:tcBorders>
+              <w:top w:val="single" w:sz="4" w:space="0" w:color="C9D3DF"/>
+              <w:left w:val="single" w:sz="4" w:space="0" w:color="C9D3DF"/>
+              <w:bottom w:val="single" w:sz="4" w:space="0" w:color="C9D3DF"/>
+              <w:right w:val="single" w:sz="4" w:space="0" w:color="C9D3DF"/>
+            </w:tcBorders>
+            <w:shd w:val="clear" w:color="auto" w:fill="FFFFFF"/>
+            <w:tcMar>
+              <w:top w:w="70" w:type="dxa"/>
+              <w:left w:w="110" w:type="dxa"/>
+              <w:bottom w:w="70" w:type="dxa"/>
+              <w:right w:w="110" w:type="dxa"/>
+            </w:tcMar>
+            <w:vAlign w:val="center"/>
+          </w:tcPr>
+          <w:p>
+            <w:pPr>
+              <w:keepNext/>
+              <w:keepLines/>
+              <w:spacing w:after="40" w:line="254" w:lineRule="auto"/>
+            </w:pPr>
+            <w:r>
+              <w:rPr>
+                <w:color w:val="000000"/>
+                <w:sz w:val="17"/>
+                <w:szCs w:val="18"/>
+              </w:rPr>
+              <w:t xml:space="preserve">Format conversion</w:t>
+            </w:r>
+          </w:p>
+        </w:tc>
+        <w:tc>
+          <w:tcPr>
+            <w:tcW w:w="3533" w:type="dxa"/>
+            <w:tcBorders>
+              <w:top w:val="single" w:sz="4" w:space="0" w:color="C9D3DF"/>
+              <w:left w:val="single" w:sz="4" w:space="0" w:color="C9D3DF"/>
+              <w:bottom w:val="single" w:sz="4" w:space="0" w:color="C9D3DF"/>
+              <w:right w:val="single" w:sz="4" w:space="0" w:color="C9D3DF"/>
+            </w:tcBorders>
+            <w:shd w:val="clear" w:color="auto" w:fill="FFFFFF"/>
+            <w:tcMar>
+              <w:top w:w="70" w:type="dxa"/>
+              <w:left w:w="110" w:type="dxa"/>
+              <w:bottom w:w="70" w:type="dxa"/>
+              <w:right w:w="110" w:type="dxa"/>
+            </w:tcMar>
+            <w:vAlign w:val="center"/>
+          </w:tcPr>
+          <w:p>
+            <w:pPr>
+              <w:keepNext/>
+              <w:keepLines/>
+              <w:spacing w:after="40" w:line="254" w:lineRule="auto"/>
+            </w:pPr>
+            <w:r>
+              <w:rPr>
+                <w:color w:val="000000"/>
+                <w:sz w:val="17"/>
+              </w:rPr>
+              <w:t xml:space="preserve">transformation: format_conversion (derived_from only)</w:t>
+            </w:r>
+          </w:p>
+        </w:tc>
+        <w:tc>
+          <w:tcPr>
+            <w:tcW w:w="4017" w:type="dxa"/>
+            <w:tcBorders>
+              <w:top w:val="single" w:sz="4" w:space="0" w:color="C9D3DF"/>
+              <w:left w:val="single" w:sz="4" w:space="0" w:color="C9D3DF"/>
+              <w:bottom w:val="single" w:sz="4" w:space="0" w:color="C9D3DF"/>
+              <w:right w:val="single" w:sz="4" w:space="0" w:color="C9D3DF"/>
+            </w:tcBorders>
+            <w:shd w:val="clear" w:color="auto" w:fill="FFFFFF"/>
+            <w:tcMar>
+              <w:top w:w="70" w:type="dxa"/>
+              <w:left w:w="110" w:type="dxa"/>
+              <w:bottom w:w="70" w:type="dxa"/>
+              <w:right w:w="110" w:type="dxa"/>
+            </w:tcMar>
+            <w:vAlign w:val="center"/>
+          </w:tcPr>
+          <w:p>
+            <w:pPr>
+              <w:keepNext/>
+              <w:keepLines/>
+              <w:spacing w:after="40" w:line="254" w:lineRule="auto"/>
+            </w:pPr>
+            <w:r>
+              <w:rPr>
+                <w:color w:val="000000"/>
+                <w:sz w:val="17"/>
+              </w:rPr>
+              <w:t xml:space="preserve">The target is the same audio in another file format. Sample rate, channels, bit depth (between lossless files) and length (one sample for lossless files, one MPEG frame for MP3) are compared and scored in declaration consistency; lossless integer pairs also get an exact sample comparison, report-only. Any other value is an input error.</w:t>
+            </w:r>
+          </w:p>
+        </w:tc>
+      </w:tr>
+      <w:tr>
+        <w:trPr>
+          <w:cantSplit/>
+        </w:trPr>
+        <w:tc>
+          <w:tcPr>
+            <w:tcW w:w="2088" w:type="dxa"/>
             <w:shd w:val="clear" w:color="auto" w:fill="EDF3F9"/>
             <w:vAlign w:val="center"/>
           </w:tcPr>
@@ -13342,6 +13447,22 @@
       </w:pPr>
       <w:r>
         <w:t xml:space="preserve">FLAC and MP3 are detected by content (music_target/audio_formats.py). ID3v2 tags before the audio are skipped before deciding, because the C2PA SDK writes one before the fLaC marker of a signed FLAC. A FLAC take's kept WAV chunks feed the same recorder-metadata, sound-report, AAF and chronology checks as a WAV take; a FLAC recording (audio/raw-take or audio/raw-track) without them receives the informational FLAC_RECORDER_METADATA_ABSENT. flac_md5_matches_decoded_audio decodes the audio with soundfile and is scored in the file-integrity layer like the WAV technical checks; an MD5 that was not stored, a bit depth libsndfile cannot decode, or the caller's deadline makes it unavailable. Declared MP3 fields that cannot be measured give checks with passed null and status unavailable, never contradictions. FLAC and MP3 observations use AUDIO_OBSERVATION and AUDIO_PARSER_FAILED (rule audio_parser_available) with an audio_format field; WAV keeps WAV_OBSERVATION and WAV_PARSER_FAILED. Scoring follows the existing WAV rules and may change with the scoring update in progress.</w:t>
+      </w:r>
+    </w:p>
+    <w:p>
+      <w:pPr>
+        <w:spacing w:line="276" w:lineRule="auto"/>
+      </w:pPr>
+      <w:r>
+        <w:t xml:space="preserve">Every role accepts WAV, FLAC and MP3; the format never lowers a score, it decides which checks can run. assessment_checks.format_capabilities lists for each audio file whether it carries recorder metadata (present, not_kept for a plain FLAC, not_supported_by_format for MP3, absent), an exact length, a bit depth, a BWF date and an embedded C2PA manifest, with advice for recordings that lost their recorder evidence; it is report-only. A submitter can add the original file and declare the delivered file derived_from it with transformation=format_conversion. format_conversions then records the direction, the scored parameter checks and sample_identity: a canonical SHA-256 over signed little-endian interleaved integer samples (pcm-int-le-interleaved-sha256-v1, as FLAC defines its MD5) gives identical or different for lossless integer pairs with equal parameters, and not_comparable for float WAV, lossy files or differing parameters. FORMAT_CONVERSION_SAMPLES_DIFFER is report-only. With audio analysis enabled, audio_format_conversion adds whether audfprint supports alignment at 0 s and the target's bandwidth assessment.</w:t>
+      </w:r>
+    </w:p>
+    <w:p>
+      <w:pPr>
+        <w:spacing w:line="276" w:lineRule="auto"/>
+      </w:pPr>
+      <w:r>
+        <w:t xml:space="preserve">Scope: the evaluator is designed and calibrated for WAV/BWF. FLAC and MP3 keep the checks implemented on 24 October 2026, and work on them is frozen. The table FORMAT_SCOPE in music_target/audio_observations.py states, for every check family, whether FLAC and MP3 implement it. Implemented for both: hash binding, structure, declared sample rate, channels, size, format and codec, and embedded C2PA. Implemented when the file carries the information: declared duration (FLAC with a total sample count, MP3 with a Xing/LAME header), FLAC decoded-sample integrity (an MD5 in STREAMINFO), and FLAC recorder metadata and BWF chronology (WAV chunks kept with --keep-foreign-metadata). Not assessed because the format cannot carry it: MP3 bit depth, recorder metadata, BWF chronology and exact content. Not assessed because only WAV is implemented: dates in ID3 or Vorbis tags, and MP3 decoded-sample integrity. Each FLAC or MP3 file lists the families not made in limited_checks (also in AUDIO_FORMAT_LIMITED_CHECKS and format_capabilities, whose check_scope is limited; WAV is full), each unavailable with limitation program_scope, format or file. Audio diagnostics rows on FLAC or MP3 carry format_scope calibrated_on_wav_only.</w:t>
       </w:r>
     </w:p>
     <w:p>
@@ -31193,6 +31314,59 @@
           </w:p>
         </w:tc>
       </w:tr>
+      <w:tr>
+        <w:trPr>
+          <w:cantSplit/>
+        </w:trPr>
+        <w:tc>
+          <w:tcPr>
+            <w:tcW w:w="3855" w:type="dxa"/>
+            <w:tcBorders>
+              <w:top w:val="single" w:sz="4" w:space="0" w:color="C9D3DF"/>
+              <w:left w:val="single" w:sz="4" w:space="0" w:color="C9D3DF"/>
+              <w:bottom w:val="single" w:sz="4" w:space="0" w:color="C9D3DF"/>
+              <w:right w:val="single" w:sz="4" w:space="0" w:color="C9D3DF"/>
+            </w:tcBorders>
+            <w:shd w:val="clear" w:color="auto" w:fill="FFFFFF"/>
+            <w:tcMar>
+              <w:top w:w="70" w:type="dxa"/>
+              <w:left w:w="110" w:type="dxa"/>
+              <w:bottom w:w="70" w:type="dxa"/>
+              <w:right w:w="110" w:type="dxa"/>
+            </w:tcMar>
+            <w:vAlign w:val="center"/>
+          </w:tcPr>
+          <w:p>
+            <w:r>
+              <w:t xml:space="preserve">format_conversion.py / sample_identity.py</w:t>
+            </w:r>
+          </w:p>
+        </w:tc>
+        <w:tc>
+          <w:tcPr>
+            <w:tcW w:w="5783" w:type="dxa"/>
+            <w:tcBorders>
+              <w:top w:val="single" w:sz="4" w:space="0" w:color="C9D3DF"/>
+              <w:left w:val="single" w:sz="4" w:space="0" w:color="C9D3DF"/>
+              <w:bottom w:val="single" w:sz="4" w:space="0" w:color="C9D3DF"/>
+              <w:right w:val="single" w:sz="4" w:space="0" w:color="C9D3DF"/>
+            </w:tcBorders>
+            <w:shd w:val="clear" w:color="auto" w:fill="FFFFFF"/>
+            <w:tcMar>
+              <w:top w:w="70" w:type="dxa"/>
+              <w:left w:w="110" w:type="dxa"/>
+              <w:bottom w:w="70" w:type="dxa"/>
+              <w:right w:w="110" w:type="dxa"/>
+            </w:tcMar>
+            <w:vAlign w:val="center"/>
+          </w:tcPr>
+          <w:p>
+            <w:r>
+              <w:t xml:space="preserve">Declared format-conversion checks and the canonical lossless sample digest used to compare WAV and FLAC files.</w:t>
+            </w:r>
+          </w:p>
+        </w:tc>
+      </w:tr>
     </w:tbl>
     <w:p>
       <w:pPr>
@@ -32908,6 +33082,59 @@
           </w:tcPr>
           <w:p>
             <w:r>
+              <w:t xml:space="preserve">tests/test_format_conversion.py</w:t>
+            </w:r>
+          </w:p>
+        </w:tc>
+        <w:tc>
+          <w:tcPr>
+            <w:tcW w:w="5783" w:type="dxa"/>
+            <w:tcBorders>
+              <w:top w:val="single" w:sz="4" w:space="0" w:color="C9D3DF"/>
+              <w:left w:val="single" w:sz="4" w:space="0" w:color="C9D3DF"/>
+              <w:bottom w:val="single" w:sz="4" w:space="0" w:color="C9D3DF"/>
+              <w:right w:val="single" w:sz="4" w:space="0" w:color="C9D3DF"/>
+            </w:tcBorders>
+            <w:shd w:val="clear" w:color="auto" w:fill="FFFFFF"/>
+            <w:tcMar>
+              <w:top w:w="70" w:type="dxa"/>
+              <w:left w:w="110" w:type="dxa"/>
+              <w:bottom w:w="70" w:type="dxa"/>
+              <w:right w:w="110" w:type="dxa"/>
+            </w:tcMar>
+            <w:vAlign w:val="center"/>
+          </w:tcPr>
+          <w:p>
+            <w:r>
+              <w:t xml:space="preserve">16 tests: one sample digest for WAV and FLAC of the same samples, conversion checks (lossless, resampled, lossy, wrong relationship, invalid value), capability advice, the diagnostics alignment summary, the builder probe and conversion option, and the format scope: every check family and technical field has a status for FLAC and MP3, limited checks per file, and the WAV calibration note on diagnostics rows.</w:t>
+            </w:r>
+          </w:p>
+        </w:tc>
+      </w:tr>
+      <w:tr>
+        <w:trPr>
+          <w:cantSplit/>
+        </w:trPr>
+        <w:tc>
+          <w:tcPr>
+            <w:tcW w:w="3855" w:type="dxa"/>
+            <w:tcBorders>
+              <w:top w:val="single" w:sz="4" w:space="0" w:color="C9D3DF"/>
+              <w:left w:val="single" w:sz="4" w:space="0" w:color="C9D3DF"/>
+              <w:bottom w:val="single" w:sz="4" w:space="0" w:color="C9D3DF"/>
+              <w:right w:val="single" w:sz="4" w:space="0" w:color="C9D3DF"/>
+            </w:tcBorders>
+            <w:shd w:val="clear" w:color="auto" w:fill="FFFFFF"/>
+            <w:tcMar>
+              <w:top w:w="70" w:type="dxa"/>
+              <w:left w:w="110" w:type="dxa"/>
+              <w:bottom w:w="70" w:type="dxa"/>
+              <w:right w:w="110" w:type="dxa"/>
+            </w:tcMar>
+            <w:vAlign w:val="center"/>
+          </w:tcPr>
+          <w:p>
+            <w:r>
               <w:t>tests/test_builder.py / test_builder_results.py / test_local_file_references.py</w:t>
             </w:r>
           </w:p>
@@ -33063,7 +33290,7 @@
     </w:p>
     <w:p>
       <w:r>
-        <w:t xml:space="preserve">On 22 October 2026, the 308 non-GUI tests were run against version 0.8.0 with REQUIRE_AUDIO_BACKENDS=1, so every optional backend had to be present: all 308 passed in 26.7 seconds, with no failures, errors or skips. For version 0.8.1 the same procedure ran 328 non-GUI tests in one process (all passed in 31 seconds, no skips). After the Wilson intervals were added on 23 October 2026 it ran 338 non-GUI tests in one process (all passed in 30 seconds, no skips) and each of the four test_builder.GuiTests cases in a separate process (all passed); reports/test-results.txt and reports/release.json record the run. The environment included c2pa-python 0.37.10, the audio libraries and the benchmark-only mir_eval 0.8.2 from requirements-benchmark.txt. A writable NUMBA_CACHE_DIR was supplied because the default audio library cache location may not be writable. With FLAC and MP3 support the same procedure ran 368 non-GUI tests in one process (all passed in 31 seconds, no skips) and the four GUI cases separately (all passed). soundfile 0.14.0 is now a core requirement. With the bandwidth provider (24 October 2026) it ran 382 non-GUI tests in one process (all passed in 32 seconds, no skips) and the four GUI cases separately (all passed). After merging the default-v6 scoring update with FLAC and MP3 support (24 October 2026) it ran 399 non-GUI tests in one process (all passed in 32 seconds, no skips) and the four GUI cases separately (all passed). After the cross-format review changes it ran 405 non-GUI tests in one process (all passed in 33 seconds, no skips) and the four GUI cases separately (all passed).</w:t>
+        <w:t xml:space="preserve">On 22 October 2026, the 308 non-GUI tests were run against version 0.8.0 with REQUIRE_AUDIO_BACKENDS=1, so every optional backend had to be present: all 308 passed in 26.7 seconds, with no failures, errors or skips. For version 0.8.1 the same procedure ran 328 non-GUI tests in one process (all passed in 31 seconds, no skips). After the Wilson intervals were added on 23 October 2026 it ran 338 non-GUI tests in one process (all passed in 30 seconds, no skips) and each of the four test_builder.GuiTests cases in a separate process (all passed); reports/test-results.txt and reports/release.json record the run. The environment included c2pa-python 0.37.10, the audio libraries and the benchmark-only mir_eval 0.8.2 from requirements-benchmark.txt. A writable NUMBA_CACHE_DIR was supplied because the default audio library cache location may not be writable. With FLAC and MP3 support the same procedure ran 368 non-GUI tests in one process (all passed in 31 seconds, no skips) and the four GUI cases separately (all passed). soundfile 0.14.0 is now a core requirement. With the bandwidth provider (24 October 2026) it ran 382 non-GUI tests in one process (all passed in 32 seconds, no skips) and the four GUI cases separately (all passed). After merging the default-v6 scoring update with FLAC and MP3 support (24 October 2026) it ran 399 non-GUI tests in one process (all passed in 32 seconds, no skips) and the four GUI cases separately (all passed). After the cross-format review changes it ran 405 non-GUI tests in one process (all passed in 33 seconds, no skips) and the four GUI cases separately (all passed). With mixed-format evidence it ran 418 non-GUI tests in one process (all passed in 35 seconds, no skips) and the four GUI cases separately (all passed). After the WAV-focus scope change it ran 421 non-GUI tests in one process (all passed, no skips) and the four GUI cases separately (all passed).</w:t>
       </w:r>
     </w:p>
     <w:p>
@@ -33077,7 +33304,7 @@
     <w:p>
       <w:r>
         <w:lastRenderedPageBreak/>
-        <w:t xml:space="preserve">The current discovery contains 409 cases: 133 core; 41 audio diagnostics; 24 C2PA; 22 remediation; 19 non-GUI builder; 16 builder-result; 34 scoring-remediation; 12 local-file-reference; 27 production-document; 9 audio calibration; 11 case-interval; 34 audio-format; 9 bandwidth; 6 DAW-session; 5 structure benchmark; 3 music benchmark; and 4 GUI cases. Run GUI cases in separate processes when investigating macOS Tk lifecycle hangs; do not treat excluded cases as passes or skips.</w:t>
+        <w:t xml:space="preserve">The current discovery contains 425 cases: 133 core; 41 audio diagnostics; 24 C2PA; 22 remediation; 19 non-GUI builder; 16 builder-result; 34 scoring-remediation; 12 local-file-reference; 27 production-document; 9 audio calibration; 11 case-interval; 34 audio-format; 9 bandwidth; 16 format-conversion; 6 DAW-session; 5 structure benchmark; 3 music benchmark; and 4 GUI cases. Run GUI cases in separate processes when investigating macOS Tk lifecycle hangs; do not treat excluded cases as passes or skips.</w:t>
       </w:r>
     </w:p>
     <w:p>
@@ -33380,7 +33607,7 @@
         <w:spacing w:after="60" w:line="276" w:lineRule="auto"/>
       </w:pPr>
       <w:r>
-        <w:t xml:space="preserve">Audio is limited to WAV (integer PCM, IEEE float and WAVE_FORMAT_EXTENSIBLE), FLAC and MP3 (MPEG Layer III). AIFF, Ogg, RF64/BW64 and MPEG Layer I/II are not supported. MP3 is lossy: it has no bit depth or recorder metadata, its exact length is known only from a Xing/Info header with encoder delay and padding, and audio diagnostics on MP3 compare an approximation of the original (mp3_encoded_queries is not calibrated). Objects are limited to 512 MiB each and 1 GiB per request. Structural checks cannot see a fake format: a FLAC made from an MP3 has a valid MD5 and a re-encoded 320 kbps MP3 has valid frames; only the report-only bandwidth diagnostic points to them.</w:t>
+        <w:t xml:space="preserve">Audio is limited to WAV (integer PCM, IEEE float and WAVE_FORMAT_EXTENSIBLE), FLAC and MP3 (MPEG Layer III). AIFF, Ogg, RF64/BW64 and MPEG Layer I/II are not supported. MP3 is lossy: it has no bit depth or recorder metadata, its exact length is known only from a Xing/Info header with encoder delay and padding, and audio diagnostics on MP3 compare an approximation of the original (mp3_encoded_queries is not calibrated). Objects are limited to 512 MiB each and 1 GiB per request. Structural checks cannot see a fake format: a FLAC made from an MP3 has a valid MD5 and a re-encoded 320 kbps MP3 has valid frames; only the report-only bandwidth diagnostic points to them. Identical samples between a declared original and its conversion show the same content, not that the original is authentic: a fabricated WAV and its own FLAC are identical too. FLAC and MP3 receive only the checks implemented today; every other check is reported as not assessed, never as a contradiction and never in a score, with the reason: a limitation of this program (program_scope), of the format, or of the file. Audio diagnostics on them use thresholds calibrated on WAV only. For a full assessment, submit WAV; a delivered FLAC or MP3 can be declared derived_from its WAV original as a format conversion. No further FLAC or MP3 checks are planned.</w:t>
       </w:r>
     </w:p>
     <w:p>

--- a/Manual_layout_check.docx
+++ b/Manual_layout_check.docx
@@ -1116,7 +1116,7 @@
       </w:pPr>
       <w:hyperlink w:anchor="ManualSection52">
         <w:r>
-          <w:t>Testing with Lumina output</w:t>
+          <w:t>Testing with real AI generator output</w:t>
         </w:r>
       </w:hyperlink>
       <w:r>
@@ -26972,7 +26972,7 @@
                 <w:color w:val="000000"/>
                 <w:sz w:val="17"/>
               </w:rPr>
-              <w:t>known_ai_signers.json: the BytePlus Lumina (Seed Audio) signing certificate, valid until 16 March 2028, as a base64 SHA-256 fingerprint</w:t>
+              <w:t>known_ai_signers.json: two signing certificates as base64 SHA-256 fingerprints, BytePlus Lumina (Seed Audio), valid until 16 March 2028, and Suno, valid 23 July 2026 to 25 October 2028</w:t>
             </w:r>
           </w:p>
         </w:tc>
@@ -29374,7 +29374,7 @@
       </w:pPr>
       <w:bookmarkStart w:id="44" w:name="ManualSection52"/>
       <w:r>
-        <w:t>Testing with Lumina output</w:t>
+        <w:t>Testing with real AI generator output</w:t>
       </w:r>
       <w:bookmarkEnd w:id="44"/>
     </w:p>
@@ -29391,7 +29391,633 @@
         <w:spacing w:line="276" w:lineRule="auto"/>
       </w:pPr>
       <w:r>
-        <w:t>tests/test_c2pa_integrity.py has 24 offline cases covering pinned-list hash checks, trust status, asymmetric trust, known AI signer matching, the C2PA chunk precondition and every final state. Its fixtures are signed at runtime with throwaway certificates, so they test failure handling, not a production signer.</w:t>
+        <w:t xml:space="preserve">Suno signs its MP3 downloads with a C2PA manifest stored in an ID3 GEOB frame. Two downloads from separate generations (24 October 2026) are valid, declare trainedAlgorithmicMedia, carry a DigiCert time-stamp and are signed by the same certificate (CN=Suno Content Credentials, O=Suno Inc, issued by Suno's private CN=Suno C2PA Root CA, valid 23 July 2026 to 25 October 2028). The root is on no pinned list, so the files stay untrusted (0.3). The certificate's fingerprint is on the known AI signer list, so they are recognised as Suno and declaring them recorded is a contradiction. Matching uses the exact fingerprint only: a certificate that copies Suno's name or serial number is not recognised.</w:t>
+      </w:r>
+    </w:p>
+    <w:p>
+      <w:pPr>
+        <w:spacing w:line="276" w:lineRule="auto"/>
+      </w:pPr>
+      <w:r>
+        <w:t xml:space="preserve">On 24 October 2026 the output of five AI music generators was checked to decide which need an entry on the known AI signer list. A fingerprint is added only when it was verified on real output and changes the result, because an unverified or unnecessary entry could label human or AI audio wrongly.</w:t>
+      </w:r>
+    </w:p>
+    <w:tbl>
+      <w:tblPr>
+        <w:tblW w:w="9638" w:type="dxa"/>
+        <w:tblBorders>
+          <w:top w:val="single" w:sz="4" w:space="0" w:color="D9D9D9"/>
+          <w:left w:val="single" w:sz="4" w:space="0" w:color="D9D9D9"/>
+          <w:bottom w:val="single" w:sz="4" w:space="0" w:color="D9D9D9"/>
+          <w:right w:val="single" w:sz="4" w:space="0" w:color="D9D9D9"/>
+          <w:insideH w:val="single" w:sz="4" w:space="0" w:color="D9D9D9"/>
+          <w:insideV w:val="single" w:sz="4" w:space="0" w:color="D9D9D9"/>
+        </w:tblBorders>
+        <w:tblLayout w:type="fixed"/>
+        <w:tblCellMar>
+          <w:top w:w="75" w:type="dxa"/>
+          <w:left w:w="95" w:type="dxa"/>
+          <w:bottom w:w="75" w:type="dxa"/>
+          <w:right w:w="95" w:type="dxa"/>
+        </w:tblCellMar>
+        <w:tblLook w:val="04A0" w:firstRow="1" w:lastRow="0" w:firstColumn="1" w:lastColumn="0" w:noHBand="0" w:noVBand="1"/>
+      </w:tblPr>
+      <w:tblGrid>
+        <w:gridCol w:w="1500"/>
+        <w:gridCol w:w="2900"/>
+        <w:gridCol w:w="3438"/>
+        <w:gridCol w:w="1800"/>
+      </w:tblGrid>
+      <w:tr>
+        <w:trPr>
+          <w:cantSplit/>
+          <w:tblHeader/>
+        </w:trPr>
+        <w:tc>
+          <w:tcPr>
+            <w:tcW w:w="1500" w:type="dxa"/>
+            <w:tcBorders>
+              <w:top w:val="single" w:sz="4" w:space="0" w:color="1F3A5F"/>
+              <w:left w:val="single" w:sz="4" w:space="0" w:color="1F3A5F"/>
+              <w:bottom w:val="single" w:sz="4" w:space="0" w:color="1F3A5F"/>
+              <w:right w:val="single" w:sz="4" w:space="0" w:color="1F3A5F"/>
+            </w:tcBorders>
+            <w:shd w:val="clear" w:color="auto" w:fill="1F3A5F"/>
+            <w:tcMar>
+              <w:top w:w="70" w:type="dxa"/>
+              <w:left w:w="110" w:type="dxa"/>
+              <w:bottom w:w="70" w:type="dxa"/>
+              <w:right w:w="110" w:type="dxa"/>
+            </w:tcMar>
+            <w:vAlign w:val="center"/>
+          </w:tcPr>
+          <w:p>
+            <w:pPr>
+              <w:keepNext/>
+              <w:keepLines/>
+              <w:spacing w:after="40" w:line="254" w:lineRule="auto"/>
+            </w:pPr>
+            <w:r>
+              <w:rPr>
+                <w:b/>
+                <w:bCs/>
+                <w:color w:val="FFFFFF"/>
+                <w:sz w:val="17"/>
+                <w:szCs w:val="18"/>
+              </w:rPr>
+              <w:t xml:space="preserve">Generator</w:t>
+            </w:r>
+          </w:p>
+        </w:tc>
+        <w:tc>
+          <w:tcPr>
+            <w:tcW w:w="2900" w:type="dxa"/>
+            <w:tcBorders>
+              <w:top w:val="single" w:sz="4" w:space="0" w:color="1F3A5F"/>
+              <w:left w:val="single" w:sz="4" w:space="0" w:color="1F3A5F"/>
+              <w:bottom w:val="single" w:sz="4" w:space="0" w:color="1F3A5F"/>
+              <w:right w:val="single" w:sz="4" w:space="0" w:color="1F3A5F"/>
+            </w:tcBorders>
+            <w:shd w:val="clear" w:color="auto" w:fill="1F3A5F"/>
+            <w:tcMar>
+              <w:top w:w="70" w:type="dxa"/>
+              <w:left w:w="110" w:type="dxa"/>
+              <w:bottom w:w="70" w:type="dxa"/>
+              <w:right w:w="110" w:type="dxa"/>
+            </w:tcMar>
+            <w:vAlign w:val="center"/>
+          </w:tcPr>
+          <w:p>
+            <w:pPr>
+              <w:keepNext/>
+              <w:keepLines/>
+              <w:spacing w:after="40" w:line="254" w:lineRule="auto"/>
+            </w:pPr>
+            <w:r>
+              <w:rPr>
+                <w:b/>
+                <w:bCs/>
+                <w:color w:val="FFFFFF"/>
+                <w:sz w:val="17"/>
+                <w:szCs w:val="18"/>
+              </w:rPr>
+              <w:t xml:space="preserve">Output checked and what was found</w:t>
+            </w:r>
+          </w:p>
+        </w:tc>
+        <w:tc>
+          <w:tcPr>
+            <w:tcW w:w="3438" w:type="dxa"/>
+            <w:tcBorders>
+              <w:top w:val="single" w:sz="4" w:space="0" w:color="1F3A5F"/>
+              <w:left w:val="single" w:sz="4" w:space="0" w:color="1F3A5F"/>
+              <w:bottom w:val="single" w:sz="4" w:space="0" w:color="1F3A5F"/>
+              <w:right w:val="single" w:sz="4" w:space="0" w:color="1F3A5F"/>
+            </w:tcBorders>
+            <w:shd w:val="clear" w:color="auto" w:fill="1F3A5F"/>
+            <w:tcMar>
+              <w:top w:w="70" w:type="dxa"/>
+              <w:left w:w="110" w:type="dxa"/>
+              <w:bottom w:w="70" w:type="dxa"/>
+              <w:right w:w="110" w:type="dxa"/>
+            </w:tcMar>
+            <w:vAlign w:val="center"/>
+          </w:tcPr>
+          <w:p>
+            <w:pPr>
+              <w:keepNext/>
+              <w:keepLines/>
+              <w:spacing w:after="40" w:line="254" w:lineRule="auto"/>
+            </w:pPr>
+            <w:r>
+              <w:rPr>
+                <w:b/>
+                <w:bCs/>
+                <w:color w:val="FFFFFF"/>
+                <w:sz w:val="17"/>
+                <w:szCs w:val="18"/>
+              </w:rPr>
+              <w:t xml:space="preserve">How the evaluator treats it</w:t>
+            </w:r>
+          </w:p>
+        </w:tc>
+        <w:tc>
+          <w:tcPr>
+            <w:tcW w:w="1800" w:type="dxa"/>
+            <w:tcBorders>
+              <w:top w:val="single" w:sz="4" w:space="0" w:color="1F3A5F"/>
+              <w:left w:val="single" w:sz="4" w:space="0" w:color="1F3A5F"/>
+              <w:bottom w:val="single" w:sz="4" w:space="0" w:color="1F3A5F"/>
+              <w:right w:val="single" w:sz="4" w:space="0" w:color="1F3A5F"/>
+            </w:tcBorders>
+            <w:shd w:val="clear" w:color="auto" w:fill="1F3A5F"/>
+            <w:tcMar>
+              <w:top w:w="70" w:type="dxa"/>
+              <w:left w:w="110" w:type="dxa"/>
+              <w:bottom w:w="70" w:type="dxa"/>
+              <w:right w:w="110" w:type="dxa"/>
+            </w:tcMar>
+            <w:vAlign w:val="center"/>
+          </w:tcPr>
+          <w:p>
+            <w:pPr>
+              <w:keepNext/>
+              <w:keepLines/>
+              <w:spacing w:after="40" w:line="254" w:lineRule="auto"/>
+            </w:pPr>
+            <w:r>
+              <w:rPr>
+                <w:b/>
+                <w:bCs/>
+                <w:color w:val="FFFFFF"/>
+                <w:sz w:val="17"/>
+                <w:szCs w:val="18"/>
+              </w:rPr>
+              <w:t xml:space="preserve">Fingerprint added</w:t>
+            </w:r>
+          </w:p>
+        </w:tc>
+      </w:tr>
+      <w:tr>
+        <w:trPr>
+          <w:cantSplit/>
+        </w:trPr>
+        <w:tc>
+          <w:tcPr>
+            <w:tcW w:w="1500" w:type="dxa"/>
+            <w:shd w:val="clear" w:color="auto" w:fill="FFFFFF"/>
+            <w:vAlign w:val="center"/>
+          </w:tcPr>
+          <w:p>
+            <w:pPr>
+              <w:keepLines/>
+              <w:spacing w:after="40" w:line="254" w:lineRule="auto"/>
+            </w:pPr>
+            <w:r>
+              <w:rPr>
+                <w:color w:val="000000"/>
+                <w:sz w:val="17"/>
+              </w:rPr>
+              <w:t xml:space="preserve">Suno</w:t>
+            </w:r>
+          </w:p>
+        </w:tc>
+        <w:tc>
+          <w:tcPr>
+            <w:tcW w:w="2900" w:type="dxa"/>
+            <w:shd w:val="clear" w:color="auto" w:fill="FFFFFF"/>
+            <w:vAlign w:val="center"/>
+          </w:tcPr>
+          <w:p>
+            <w:pPr>
+              <w:keepLines/>
+              <w:spacing w:after="40" w:line="254" w:lineRule="auto"/>
+            </w:pPr>
+            <w:r>
+              <w:rPr>
+                <w:color w:val="000000"/>
+                <w:sz w:val="17"/>
+              </w:rPr>
+              <w:t xml:space="preserve">Two MP3s from separate generations: valid manifest declaring trainedAlgorithmicMedia, signed by Suno's own certificate (private root)</w:t>
+            </w:r>
+          </w:p>
+        </w:tc>
+        <w:tc>
+          <w:tcPr>
+            <w:tcW w:w="3438" w:type="dxa"/>
+            <w:shd w:val="clear" w:color="auto" w:fill="FFFFFF"/>
+            <w:vAlign w:val="center"/>
+          </w:tcPr>
+          <w:p>
+            <w:pPr>
+              <w:keepLines/>
+              <w:spacing w:after="40" w:line="254" w:lineRule="auto"/>
+            </w:pPr>
+            <w:r>
+              <w:rPr>
+                <w:color w:val="000000"/>
+                <w:sz w:val="17"/>
+              </w:rPr>
+              <w:t xml:space="preserve">Recognised as Suno through the known AI signer list; untrusted (0.3); AI label accepted</w:t>
+            </w:r>
+          </w:p>
+        </w:tc>
+        <w:tc>
+          <w:tcPr>
+            <w:tcW w:w="1800" w:type="dxa"/>
+            <w:shd w:val="clear" w:color="auto" w:fill="FFFFFF"/>
+            <w:vAlign w:val="center"/>
+          </w:tcPr>
+          <w:p>
+            <w:pPr>
+              <w:keepLines/>
+              <w:spacing w:after="40" w:line="254" w:lineRule="auto"/>
+            </w:pPr>
+            <w:r>
+              <w:rPr>
+                <w:color w:val="000000"/>
+                <w:sz w:val="17"/>
+              </w:rPr>
+              <w:t xml:space="preserve">Yes</w:t>
+            </w:r>
+          </w:p>
+        </w:tc>
+      </w:tr>
+      <w:tr>
+        <w:trPr>
+          <w:cantSplit/>
+        </w:trPr>
+        <w:tc>
+          <w:tcPr>
+            <w:tcW w:w="1500" w:type="dxa"/>
+            <w:shd w:val="clear" w:color="auto" w:fill="FFFFFF"/>
+            <w:vAlign w:val="center"/>
+          </w:tcPr>
+          <w:p>
+            <w:pPr>
+              <w:keepLines/>
+              <w:spacing w:after="40" w:line="254" w:lineRule="auto"/>
+            </w:pPr>
+            <w:r>
+              <w:rPr>
+                <w:color w:val="000000"/>
+                <w:sz w:val="17"/>
+              </w:rPr>
+              <w:t xml:space="preserve">Stability AI</w:t>
+            </w:r>
+          </w:p>
+        </w:tc>
+        <w:tc>
+          <w:tcPr>
+            <w:tcW w:w="2900" w:type="dxa"/>
+            <w:shd w:val="clear" w:color="auto" w:fill="FFFFFF"/>
+            <w:vAlign w:val="center"/>
+          </w:tcPr>
+          <w:p>
+            <w:pPr>
+              <w:keepLines/>
+              <w:spacing w:after="40" w:line="254" w:lineRule="auto"/>
+            </w:pPr>
+            <w:r>
+              <w:rPr>
+                <w:color w:val="000000"/>
+                <w:sz w:val="17"/>
+              </w:rPr>
+              <w:t xml:space="preserve">One WAV: valid manifest with an explicit AI-generation declaration, trusted certificate</w:t>
+            </w:r>
+          </w:p>
+        </w:tc>
+        <w:tc>
+          <w:tcPr>
+            <w:tcW w:w="3438" w:type="dxa"/>
+            <w:shd w:val="clear" w:color="auto" w:fill="FFFFFF"/>
+            <w:vAlign w:val="center"/>
+          </w:tcPr>
+          <w:p>
+            <w:pPr>
+              <w:keepLines/>
+              <w:spacing w:after="40" w:line="254" w:lineRule="auto"/>
+            </w:pPr>
+            <w:r>
+              <w:rPr>
+                <w:color w:val="000000"/>
+                <w:sz w:val="17"/>
+              </w:rPr>
+              <w:t xml:space="preserve">Trusted signer; AI label accepted through ordinary trust validation</w:t>
+            </w:r>
+          </w:p>
+        </w:tc>
+        <w:tc>
+          <w:tcPr>
+            <w:tcW w:w="1800" w:type="dxa"/>
+            <w:shd w:val="clear" w:color="auto" w:fill="FFFFFF"/>
+            <w:vAlign w:val="center"/>
+          </w:tcPr>
+          <w:p>
+            <w:pPr>
+              <w:keepLines/>
+              <w:spacing w:after="40" w:line="254" w:lineRule="auto"/>
+            </w:pPr>
+            <w:r>
+              <w:rPr>
+                <w:color w:val="000000"/>
+                <w:sz w:val="17"/>
+              </w:rPr>
+              <w:t xml:space="preserve">No, not needed</w:t>
+            </w:r>
+          </w:p>
+        </w:tc>
+      </w:tr>
+      <w:tr>
+        <w:trPr>
+          <w:cantSplit/>
+        </w:trPr>
+        <w:tc>
+          <w:tcPr>
+            <w:tcW w:w="1500" w:type="dxa"/>
+            <w:shd w:val="clear" w:color="auto" w:fill="FFFFFF"/>
+            <w:vAlign w:val="center"/>
+          </w:tcPr>
+          <w:p>
+            <w:pPr>
+              <w:keepLines/>
+              <w:spacing w:after="40" w:line="254" w:lineRule="auto"/>
+            </w:pPr>
+            <w:r>
+              <w:rPr>
+                <w:color w:val="000000"/>
+                <w:sz w:val="17"/>
+              </w:rPr>
+              <w:t xml:space="preserve">Google Lyria</w:t>
+            </w:r>
+          </w:p>
+        </w:tc>
+        <w:tc>
+          <w:tcPr>
+            <w:tcW w:w="2900" w:type="dxa"/>
+            <w:shd w:val="clear" w:color="auto" w:fill="FFFFFF"/>
+            <w:vAlign w:val="center"/>
+          </w:tcPr>
+          <w:p>
+            <w:pPr>
+              <w:keepLines/>
+              <w:spacing w:after="40" w:line="254" w:lineRule="auto"/>
+            </w:pPr>
+            <w:r>
+              <w:rPr>
+                <w:color w:val="000000"/>
+                <w:sz w:val="17"/>
+              </w:rPr>
+              <w:t xml:space="preserve">One MP3: valid manifest signed by Google, trusted, with explicit AI-generation metadata</w:t>
+            </w:r>
+          </w:p>
+        </w:tc>
+        <w:tc>
+          <w:tcPr>
+            <w:tcW w:w="3438" w:type="dxa"/>
+            <w:shd w:val="clear" w:color="auto" w:fill="FFFFFF"/>
+            <w:vAlign w:val="center"/>
+          </w:tcPr>
+          <w:p>
+            <w:pPr>
+              <w:keepLines/>
+              <w:spacing w:after="40" w:line="254" w:lineRule="auto"/>
+            </w:pPr>
+            <w:r>
+              <w:rPr>
+                <w:color w:val="000000"/>
+                <w:sz w:val="17"/>
+              </w:rPr>
+              <w:t xml:space="preserve">Trusted signer; AI label accepted through ordinary trust validation</w:t>
+            </w:r>
+          </w:p>
+        </w:tc>
+        <w:tc>
+          <w:tcPr>
+            <w:tcW w:w="1800" w:type="dxa"/>
+            <w:shd w:val="clear" w:color="auto" w:fill="FFFFFF"/>
+            <w:vAlign w:val="center"/>
+          </w:tcPr>
+          <w:p>
+            <w:pPr>
+              <w:keepLines/>
+              <w:spacing w:after="40" w:line="254" w:lineRule="auto"/>
+            </w:pPr>
+            <w:r>
+              <w:rPr>
+                <w:color w:val="000000"/>
+                <w:sz w:val="17"/>
+              </w:rPr>
+              <w:t xml:space="preserve">No, not needed</w:t>
+            </w:r>
+          </w:p>
+        </w:tc>
+      </w:tr>
+      <w:tr>
+        <w:trPr>
+          <w:cantSplit/>
+        </w:trPr>
+        <w:tc>
+          <w:tcPr>
+            <w:tcW w:w="1500" w:type="dxa"/>
+            <w:shd w:val="clear" w:color="auto" w:fill="FFFFFF"/>
+            <w:vAlign w:val="center"/>
+          </w:tcPr>
+          <w:p>
+            <w:pPr>
+              <w:keepLines/>
+              <w:spacing w:after="40" w:line="254" w:lineRule="auto"/>
+            </w:pPr>
+            <w:r>
+              <w:rPr>
+                <w:color w:val="000000"/>
+                <w:sz w:val="17"/>
+              </w:rPr>
+              <w:t xml:space="preserve">ElevenLabs</w:t>
+            </w:r>
+          </w:p>
+        </w:tc>
+        <w:tc>
+          <w:tcPr>
+            <w:tcW w:w="2900" w:type="dxa"/>
+            <w:shd w:val="clear" w:color="auto" w:fill="FFFFFF"/>
+            <w:vAlign w:val="center"/>
+          </w:tcPr>
+          <w:p>
+            <w:pPr>
+              <w:keepLines/>
+              <w:spacing w:after="40" w:line="254" w:lineRule="auto"/>
+            </w:pPr>
+            <w:r>
+              <w:rPr>
+                <w:color w:val="000000"/>
+                <w:sz w:val="17"/>
+              </w:rPr>
+              <w:t xml:space="preserve">One WAV: no C2PA manifest. ElevenLabs documents C2PA signing only for MP3 output from its API, when the caller opts in</w:t>
+            </w:r>
+          </w:p>
+        </w:tc>
+        <w:tc>
+          <w:tcPr>
+            <w:tcW w:w="3438" w:type="dxa"/>
+            <w:shd w:val="clear" w:color="auto" w:fill="FFFFFF"/>
+            <w:vAlign w:val="center"/>
+          </w:tcPr>
+          <w:p>
+            <w:pPr>
+              <w:keepLines/>
+              <w:spacing w:after="40" w:line="254" w:lineRule="auto"/>
+            </w:pPr>
+            <w:r>
+              <w:rPr>
+                <w:color w:val="000000"/>
+                <w:sz w:val="17"/>
+              </w:rPr>
+              <w:t xml:space="preserve">absent (0.0, not evidence against the file); nothing identifies the file as AI</w:t>
+            </w:r>
+          </w:p>
+        </w:tc>
+        <w:tc>
+          <w:tcPr>
+            <w:tcW w:w="1800" w:type="dxa"/>
+            <w:shd w:val="clear" w:color="auto" w:fill="FFFFFF"/>
+            <w:vAlign w:val="center"/>
+          </w:tcPr>
+          <w:p>
+            <w:pPr>
+              <w:keepLines/>
+              <w:spacing w:after="40" w:line="254" w:lineRule="auto"/>
+            </w:pPr>
+            <w:r>
+              <w:rPr>
+                <w:color w:val="000000"/>
+                <w:sz w:val="17"/>
+              </w:rPr>
+              <w:t xml:space="preserve">No, no current certificate could be verified</w:t>
+            </w:r>
+          </w:p>
+        </w:tc>
+      </w:tr>
+      <w:tr>
+        <w:trPr>
+          <w:cantSplit/>
+        </w:trPr>
+        <w:tc>
+          <w:tcPr>
+            <w:tcW w:w="1500" w:type="dxa"/>
+            <w:shd w:val="clear" w:color="auto" w:fill="FFFFFF"/>
+            <w:vAlign w:val="center"/>
+          </w:tcPr>
+          <w:p>
+            <w:pPr>
+              <w:keepLines/>
+              <w:spacing w:after="40" w:line="254" w:lineRule="auto"/>
+            </w:pPr>
+            <w:r>
+              <w:rPr>
+                <w:color w:val="000000"/>
+                <w:sz w:val="17"/>
+              </w:rPr>
+              <w:t xml:space="preserve">Adobe Firefly</w:t>
+            </w:r>
+          </w:p>
+        </w:tc>
+        <w:tc>
+          <w:tcPr>
+            <w:tcW w:w="2900" w:type="dxa"/>
+            <w:shd w:val="clear" w:color="auto" w:fill="FFFFFF"/>
+            <w:vAlign w:val="center"/>
+          </w:tcPr>
+          <w:p>
+            <w:pPr>
+              <w:keepLines/>
+              <w:spacing w:after="40" w:line="254" w:lineRule="auto"/>
+            </w:pPr>
+            <w:r>
+              <w:rPr>
+                <w:color w:val="000000"/>
+                <w:sz w:val="17"/>
+              </w:rPr>
+              <w:t xml:space="preserve">One WAV: no embedded manifest; the file references a valid manifest hosted remotely by Adobe</w:t>
+            </w:r>
+          </w:p>
+        </w:tc>
+        <w:tc>
+          <w:tcPr>
+            <w:tcW w:w="3438" w:type="dxa"/>
+            <w:shd w:val="clear" w:color="auto" w:fill="FFFFFF"/>
+            <w:vAlign w:val="center"/>
+          </w:tcPr>
+          <w:p>
+            <w:pPr>
+              <w:keepLines/>
+              <w:spacing w:after="40" w:line="254" w:lineRule="auto"/>
+            </w:pPr>
+            <w:r>
+              <w:rPr>
+                <w:color w:val="000000"/>
+                <w:sz w:val="17"/>
+              </w:rPr>
+              <w:t xml:space="preserve">absent: validation runs offline with remote manifest fetching switched off, so the manifest is never read</w:t>
+            </w:r>
+          </w:p>
+        </w:tc>
+        <w:tc>
+          <w:tcPr>
+            <w:tcW w:w="1800" w:type="dxa"/>
+            <w:shd w:val="clear" w:color="auto" w:fill="FFFFFF"/>
+            <w:vAlign w:val="center"/>
+          </w:tcPr>
+          <w:p>
+            <w:pPr>
+              <w:keepLines/>
+              <w:spacing w:after="40" w:line="254" w:lineRule="auto"/>
+            </w:pPr>
+            <w:r>
+              <w:rPr>
+                <w:color w:val="000000"/>
+                <w:sz w:val="17"/>
+              </w:rPr>
+              <w:t xml:space="preserve">No, a fingerprint would not change the result</w:t>
+            </w:r>
+          </w:p>
+        </w:tc>
+      </w:tr>
+    </w:tbl>
+    <w:p>
+      <w:pPr>
+        <w:spacing w:before="120"/>
+      </w:pPr>
+      <w:r>
+        <w:t xml:space="preserve">ElevenLabs and Adobe Firefly expose two limitations, AI audio without an embedded manifest and remotely hosted manifests; Section 10 describes both with possible solutions. The Stability AI, Google Lyria, ElevenLabs and Firefly samples are not stored in the repository, and their SHA-256 hashes and certificate details were not recorded.</w:t>
+      </w:r>
+    </w:p>
+    <w:p>
+      <w:pPr>
+        <w:spacing w:line="276" w:lineRule="auto"/>
+      </w:pPr>
+      <w:r>
+        <w:t>tests/test_c2pa_integrity.py has 33 cases covering pinned-list hash checks, trust status, asymmetric trust, known AI signer matching (including Suno, recognised by fingerprint only), the C2PA chunk precondition and every final state. Thirty run offline with fixtures signed at runtime with throwaway certificates, so they test failure handling, not a production signer. The other three check the real Suno downloads, matched by SHA-256, and run only when C2PA_SUNO_SAMPLE_DIR points to them; the audio is not stored in the repository.</w:t>
       </w:r>
     </w:p>
     <w:p>
@@ -32841,7 +33467,7 @@
           </w:tcPr>
           <w:p>
             <w:r>
-              <w:t>24 tests: required SDK; runtime-signed valid, post-signing edit, corrupted certificate and supporting-manifest cases; pinned-list hashes; trust status; asymmetric trust; known AI signer; the C2PA chunk precondition; and every final state.</w:t>
+              <w:t>33 tests: required SDK; runtime-signed valid, post-signing edit, corrupted certificate and supporting-manifest cases; pinned-list hashes; trust status; asymmetric trust; known AI signers, including Suno matched by fingerprint only; the C2PA chunk precondition; every final state; and three checks of the real Suno downloads that run only when C2PA_SUNO_SAMPLE_DIR is set.</w:t>
             </w:r>
           </w:p>
         </w:tc>
@@ -33290,7 +33916,7 @@
     </w:p>
     <w:p>
       <w:r>
-        <w:t xml:space="preserve">On 22 October 2026, the 308 non-GUI tests were run against version 0.8.0 with REQUIRE_AUDIO_BACKENDS=1, so every optional backend had to be present: all 308 passed in 26.7 seconds, with no failures, errors or skips. For version 0.8.1 the same procedure ran 328 non-GUI tests in one process (all passed in 31 seconds, no skips). After the Wilson intervals were added on 23 October 2026 it ran 338 non-GUI tests in one process (all passed in 30 seconds, no skips) and each of the four test_builder.GuiTests cases in a separate process (all passed); reports/test-results.txt and reports/release.json record the run. The environment included c2pa-python 0.37.10, the audio libraries and the benchmark-only mir_eval 0.8.2 from requirements-benchmark.txt. A writable NUMBA_CACHE_DIR was supplied because the default audio library cache location may not be writable. With FLAC and MP3 support the same procedure ran 368 non-GUI tests in one process (all passed in 31 seconds, no skips) and the four GUI cases separately (all passed). soundfile 0.14.0 is now a core requirement. With the bandwidth provider (24 October 2026) it ran 382 non-GUI tests in one process (all passed in 32 seconds, no skips) and the four GUI cases separately (all passed). After merging the default-v6 scoring update with FLAC and MP3 support (24 October 2026) it ran 399 non-GUI tests in one process (all passed in 32 seconds, no skips) and the four GUI cases separately (all passed). After the cross-format review changes it ran 405 non-GUI tests in one process (all passed in 33 seconds, no skips) and the four GUI cases separately (all passed). With mixed-format evidence it ran 418 non-GUI tests in one process (all passed in 35 seconds, no skips) and the four GUI cases separately (all passed). After the WAV-focus scope change it ran 421 non-GUI tests in one process (all passed, no skips) and the four GUI cases separately (all passed).</w:t>
+        <w:t xml:space="preserve">On 22 October 2026, the 308 non-GUI tests were run against version 0.8.0 with REQUIRE_AUDIO_BACKENDS=1, so every optional backend had to be present: all 308 passed in 26.7 seconds, with no failures, errors or skips. For version 0.8.1 the same procedure ran 328 non-GUI tests in one process (all passed in 31 seconds, no skips). After the Wilson intervals were added on 23 October 2026 it ran 338 non-GUI tests in one process (all passed in 30 seconds, no skips) and each of the four test_builder.GuiTests cases in a separate process (all passed); reports/test-results.txt and reports/release.json record the run. The environment included c2pa-python 0.37.10, the audio libraries and the benchmark-only mir_eval 0.8.2 from requirements-benchmark.txt. A writable NUMBA_CACHE_DIR was supplied because the default audio library cache location may not be writable. With FLAC and MP3 support the same procedure ran 368 non-GUI tests in one process (all passed in 31 seconds, no skips) and the four GUI cases separately (all passed). soundfile 0.14.0 is now a core requirement. With the bandwidth provider (24 October 2026) it ran 382 non-GUI tests in one process (all passed in 32 seconds, no skips) and the four GUI cases separately (all passed). After merging the default-v6 scoring update with FLAC and MP3 support (24 October 2026) it ran 399 non-GUI tests in one process (all passed in 32 seconds, no skips) and the four GUI cases separately (all passed). After the cross-format review changes it ran 405 non-GUI tests in one process (all passed in 33 seconds, no skips) and the four GUI cases separately (all passed). With mixed-format evidence it ran 418 non-GUI tests in one process (all passed in 35 seconds, no skips) and the four GUI cases separately (all passed). After the WAV-focus scope change it ran 421 non-GUI tests in one process (all passed, no skips) and the four GUI cases separately (all passed). After Suno was added as a known AI signer (24 October 2026) it ran 430 non-GUI tests in one process (all passed in 36 seconds; the three Suno sample checks were skipped because the downloads are not stored in the repository) and the four GUI cases separately (all passed).</w:t>
       </w:r>
     </w:p>
     <w:p>
@@ -33304,7 +33930,7 @@
     <w:p>
       <w:r>
         <w:lastRenderedPageBreak/>
-        <w:t xml:space="preserve">The current discovery contains 425 cases: 133 core; 41 audio diagnostics; 24 C2PA; 22 remediation; 19 non-GUI builder; 16 builder-result; 34 scoring-remediation; 12 local-file-reference; 27 production-document; 9 audio calibration; 11 case-interval; 34 audio-format; 9 bandwidth; 16 format-conversion; 6 DAW-session; 5 structure benchmark; 3 music benchmark; and 4 GUI cases. Run GUI cases in separate processes when investigating macOS Tk lifecycle hangs; do not treat excluded cases as passes or skips.</w:t>
+        <w:t xml:space="preserve">The current discovery contains 434 cases: 133 core; 41 audio diagnostics; 33 C2PA; 22 remediation; 19 non-GUI builder; 16 builder-result; 34 scoring-remediation; 12 local-file-reference; 27 production-document; 9 audio calibration; 11 case-interval; 34 audio-format; 9 bandwidth; 16 format-conversion; 6 DAW-session; 5 structure benchmark; 3 music benchmark; and 4 GUI cases. Run GUI cases in separate processes when investigating macOS Tk lifecycle hangs; do not treat excluded cases as passes or skips.</w:t>
       </w:r>
     </w:p>
     <w:p>
@@ -33375,7 +34001,7 @@
         <w:spacing w:after="60" w:line="276" w:lineRule="auto"/>
       </w:pPr>
       <w:r>
-        <w:t>Time stamps are not verified against a time-stamp authority (TSA). The official C2PA TSA Trust List is downloaded, pinned and recorded, but c2pa-python 0.37.10 has no separate setting for TSA trust anchors, so it is not passed to the SDK. The legacy ITL rule (trusted only when signed before 1 January 2026) therefore relies on the signing time reported by the SDK rather than a time proven by a trusted TSA. Only the trusted_legacy_itl level (0.9) is affected; BytePlus Lumina is on neither trust list. When a later c2pa-python release adds a TSA trust setting, the pinned list can be passed to it.</w:t>
+        <w:t>Time stamps are not verified against a time-stamp authority (TSA). The official C2PA TSA Trust List is downloaded, pinned and recorded, but c2pa-python 0.37.10 has no separate setting for TSA trust anchors, so it is not passed to the SDK. The legacy ITL rule (trusted only when signed before 1 January 2026) therefore relies on the signing time reported by the SDK rather than a time proven by a trusted TSA. Only the trusted_legacy_itl level (0.9) is affected; BytePlus Lumina and Suno are on neither trust list. When a later c2pa-python release adds a TSA trust setting, the pinned list can be passed to it.</w:t>
       </w:r>
     </w:p>
     <w:p>
@@ -33388,7 +34014,7 @@
         <w:spacing w:after="60" w:line="276" w:lineRule="auto"/>
       </w:pPr>
       <w:r>
-        <w:t>The trust lists are a dated snapshot. The official C2PA Trust List is pinned at its 17 October 2026 commit and the known AI signer list was compiled on 21 October 2026. Signers added to or removed from the official list later are not reflected until the lists are updated with the procedure in policies/c2pa_trust/README.md (download, record commit and SHA-256 in trust_lists.json, run the C2PA tests, record the change in the program version). Each response records the snapshot it used in assessment_checks.c2pa_trust_configuration, so results stay reproducible.</w:t>
+        <w:t>The trust lists are a dated snapshot. The official C2PA Trust List is pinned at its 17 October 2026 commit and the known AI signer list was compiled on 21 October 2026 and extended with Suno on 24 October 2026. Signers added to or removed from the official list later are not reflected until the lists are updated with the procedure in policies/c2pa_trust/README.md (download, record commit and SHA-256 in trust_lists.json, run the C2PA tests, record the change in the program version). Each response records the snapshot it used in assessment_checks.c2pa_trust_configuration, so results stay reproducible.</w:t>
       </w:r>
     </w:p>
     <w:p>
@@ -33414,7 +34040,46 @@
         <w:spacing w:after="60" w:line="276" w:lineRule="auto"/>
       </w:pPr>
       <w:r>
-        <w:t>The known AI signer list has one entry, BytePlus Lumina (Seed Audio). Its fingerprint was extracted from Lumina output and has not yet been confirmed by BytePlus; the certificate expires on 16 March 2028. Other AI generators are not listed, so an invalid manifest from them is not recognised as an AI signer's label.</w:t>
+        <w:t xml:space="preserve">The known AI signer list has two entries, BytePlus Lumina (Seed Audio) and Suno. Both fingerprints were extracted from the generators' own output (Suno's from two separate generations) and neither has been confirmed by the vendor; the certificates expire on 16 March 2028 and 25 October 2028. Stability AI and Google Lyria need no entry because their certificates are already trusted. Other AI generators are not listed, so an invalid manifest from them is not recognised as an AI signer's label.</w:t>
+      </w:r>
+    </w:p>
+    <w:p>
+      <w:pPr>
+        <w:pStyle w:val="ListParagraph"/>
+        <w:numPr>
+          <w:ilvl w:val="0"/>
+          <w:numId w:val="2"/>
+        </w:numPr>
+        <w:spacing w:after="60" w:line="276" w:lineRule="auto"/>
+      </w:pPr>
+      <w:r>
+        <w:t xml:space="preserve">AI audio without an embedded manifest cannot be told apart from an unsigned human recording by C2PA: both read as absent. ElevenLabs WAV output carries no manifest, and ElevenLabs documents C2PA signing only for MP3 output from its API when the caller opts in, so no current certificate could be verified. Possible solution: verify signed ElevenLabs API MP3s from at least two generations and list the certificate if it is not already trusted; for unsigned files, rely on the declaration and the audio observations.</w:t>
+      </w:r>
+    </w:p>
+    <w:p>
+      <w:pPr>
+        <w:pStyle w:val="ListParagraph"/>
+        <w:numPr>
+          <w:ilvl w:val="0"/>
+          <w:numId w:val="2"/>
+        </w:numPr>
+        <w:spacing w:after="60" w:line="276" w:lineRule="auto"/>
+      </w:pPr>
+      <w:r>
+        <w:t xml:space="preserve">Remotely hosted manifests are not read. Adobe Firefly WAV output references a valid manifest hosted by Adobe instead of embedding it. Validation runs offline with remote manifest fetching switched off, so the file reads as absent, and a fingerprint would not change this. Possible solutions: an optional online mode that downloads the remote manifest, checks it against the file's hash with the same pinned lists and records the URL and retrieval time; or accepting a submitted .c2pa sidecar file and validating it offline. Either needs a client decision on network access.</w:t>
+      </w:r>
+    </w:p>
+    <w:p>
+      <w:pPr>
+        <w:pStyle w:val="ListParagraph"/>
+        <w:numPr>
+          <w:ilvl w:val="0"/>
+          <w:numId w:val="2"/>
+        </w:numPr>
+        <w:spacing w:after="60" w:line="276" w:lineRule="auto"/>
+      </w:pPr>
+      <w:r>
+        <w:t xml:space="preserve">The Stability AI, Google Lyria, ElevenLabs and Firefly samples were checked on 24 October 2026, but their SHA-256 hashes and certificate details were not recorded and no automated test uses them; only the Suno samples have recorded hashes and tests.</w:t>
       </w:r>
     </w:p>
     <w:p>

--- a/Manual_layout_check.docx
+++ b/Manual_layout_check.docx
@@ -1371,6 +1371,14 @@
     </w:p>
     <w:p>
       <w:pPr>
+        <w:spacing w:line="276" w:lineRule="auto"/>
+      </w:pPr>
+      <w:r>
+        <w:t xml:space="preserve">After 0.8.1 (24-25 October 2026), four changes answer the client's first-demo feedback. A declared excerpt window the audio does not support is named (AUDIO_DECLARED_RANGE_NOT_SUPPORTED). Recorder-take content the final lacks is reported (AUDIO_TAKE_CONTENT_BEYOND_FINAL, AUDIO_SOURCE_CONTENT_BEYOND_TARGET), since a stem separated out of the final cannot hold it. A line and branch coverage report covers the full suite. Scoring profile default-v7 grades how hard the checked cross-evidence would be to forge and scales Integrity confidence by it; the value, tiers, release gate and weights are unchanged. The audio findings are report-only (Section 6, 'Declared ranges and content beyond the final'); forge cost is described in Section 7, 'Forge cost and confidence'.</w:t>
+      </w:r>
+    </w:p>
+    <w:p>
+      <w:pPr>
         <w:spacing w:before="60" w:after="160" w:line="276" w:lineRule="auto"/>
         <w:ind w:left="170" w:right="170"/>
       </w:pPr>
@@ -13446,7 +13454,7 @@
         <w:spacing w:line="276" w:lineRule="auto"/>
       </w:pPr>
       <w:r>
-        <w:t xml:space="preserve">FLAC and MP3 are detected by content (music_target/audio_formats.py). ID3v2 tags before the audio are skipped before deciding, because the C2PA SDK writes one before the fLaC marker of a signed FLAC. A FLAC take's kept WAV chunks feed the same recorder-metadata, sound-report, AAF and chronology checks as a WAV take; a FLAC recording (audio/raw-take or audio/raw-track) without them receives the informational FLAC_RECORDER_METADATA_ABSENT. flac_md5_matches_decoded_audio decodes the audio with soundfile and is scored in the file-integrity layer like the WAV technical checks; an MD5 that was not stored, a bit depth libsndfile cannot decode, or the caller's deadline makes it unavailable. Declared MP3 fields that cannot be measured give checks with passed null and status unavailable, never contradictions. FLAC and MP3 observations use AUDIO_OBSERVATION and AUDIO_PARSER_FAILED (rule audio_parser_available) with an audio_format field; WAV keeps WAV_OBSERVATION and WAV_PARSER_FAILED. Scoring follows the existing WAV rules and may change with the scoring update in progress.</w:t>
+        <w:t xml:space="preserve">FLAC and MP3 are detected by content (music_target/audio_formats.py). ID3v2 tags before the audio are skipped before deciding, because the C2PA SDK writes one before the fLaC marker of a signed FLAC. A FLAC take's kept WAV chunks feed the same recorder-metadata, sound-report, AAF and chronology checks as a WAV take; a FLAC recording (audio/raw-take or audio/raw-track) without them receives the informational FLAC_RECORDER_METADATA_ABSENT. flac_md5_matches_decoded_audio decodes the audio with soundfile and is scored in the file-integrity layer like the WAV technical checks; an MD5 that was not stored, a bit depth libsndfile cannot decode, or the caller's deadline makes it unavailable. Declared MP3 fields that cannot be measured give checks with passed null and status unavailable, never contradictions. FLAC and MP3 observations use AUDIO_OBSERVATION and AUDIO_PARSER_FAILED (rule audio_parser_available) with an audio_format field; WAV keeps WAV_OBSERVATION and WAV_PARSER_FAILED. Scoring follows the WAV rules, as the client confirmed on 24 October 2026.</w:t>
       </w:r>
     </w:p>
     <w:p>
@@ -13463,6 +13471,22 @@
       </w:pPr>
       <w:r>
         <w:t xml:space="preserve">Scope: the evaluator is designed and calibrated for WAV/BWF. FLAC and MP3 keep the checks implemented on 24 October 2026, and work on them is frozen. The table FORMAT_SCOPE in music_target/audio_observations.py states, for every check family, whether FLAC and MP3 implement it. Implemented for both: hash binding, structure, declared sample rate, channels, size, format and codec, and embedded C2PA. Implemented when the file carries the information: declared duration (FLAC with a total sample count, MP3 with a Xing/LAME header), FLAC decoded-sample integrity (an MD5 in STREAMINFO), and FLAC recorder metadata and BWF chronology (WAV chunks kept with --keep-foreign-metadata). Not assessed because the format cannot carry it: MP3 bit depth, recorder metadata, BWF chronology and exact content. Not assessed because only WAV is implemented: dates in ID3 or Vorbis tags, and MP3 decoded-sample integrity. Each FLAC or MP3 file lists the families not made in limited_checks (also in AUDIO_FORMAT_LIMITED_CHECKS and format_capabilities, whose check_scope is limited; WAV is full), each unavailable with limitation program_scope, format or file. Audio diagnostics rows on FLAC or MP3 carry format_scope calibrated_on_wav_only.</w:t>
+      </w:r>
+    </w:p>
+    <w:p>
+      <w:pPr>
+        <w:spacing w:line="276" w:lineRule="auto"/>
+      </w:pPr>
+      <w:r>
+        <w:t xml:space="preserve">Client decisions (24 October 2026). The client confirmed the current treatment of FLAC and MP3: they use the same analysis and scoring rules as WAV, read in the way each format allows. The FLAC MD5 is an internal check that never adds origin confidence, and a check a file cannot support is reported as not assessed (insufficient evidence), never as a failure or a contradiction. The client also confirmed that recordings (audio/raw-take, audio/raw-track) do not have to be WAV/BWF. WAV/BWF is preferred, not required: the format never makes Completeness fail and never lowers a score, and no workflow can require it. What a file lacks is reported instead, in limited_checks, AUDIO_FORMAT_LIMITED_CHECKS, FLAC_RECORDER_METADATA_ABSENT and format_capabilities. The limitations that follow are listed in Section 10 under Inputs and formats.</w:t>
+      </w:r>
+    </w:p>
+    <w:p>
+      <w:pPr>
+        <w:spacing w:line="276" w:lineRule="auto"/>
+      </w:pPr>
+      <w:r>
+        <w:t xml:space="preserve">Submission guidance. For the most complete assessment, submit recordings as WAV/BWF, or as FLAC encoded with flac --keep-foreign-metadata, which keeps the recorder chunks and gives the same result as WAV. Use MP3 for release or reference copies rather than recordings. When a FLAC or MP3 is delivered and the WAV original exists, submit both and declare the delivered file derived_from the original with transformation=format_conversion.</w:t>
       </w:r>
     </w:p>
     <w:p>
@@ -20230,6 +20254,48 @@
     </w:p>
     <w:p>
       <w:pPr>
+        <w:pStyle w:val="Heading2"/>
+        <w:keepNext/>
+        <w:keepLines/>
+      </w:pPr>
+      <w:r>
+        <w:t xml:space="preserve">Declared ranges and content beyond the final</w:t>
+      </w:r>
+    </w:p>
+    <w:p>
+      <w:pPr>
+        <w:spacing w:line="276" w:lineRule="auto"/>
+      </w:pPr>
+      <w:r>
+        <w:t xml:space="preserve">A declared window is compared only inside the declared seconds, so on its own it cannot tell a false interval from audio that is hard to fingerprint. Every edge that declares source and target start and end therefore gets a companion task (range_source declared_range_search) that runs only audfprint and SpectroMap on the whole source against the declared target window. The decision uses audfprint, the provider with a calibrated support profile; offsets within 0.25 s of source_start minus target_start count as the declared alignment. If the window is not supported, AUDIO_DECLARED_RANGE_NOT_SUPPORTED is reported: severity low with best_offset_seconds and best_source_range_seconds when the content is supported elsewhere (content_found_elsewhere), info when it is not located or the search did not finish. Windows whose source and target lengths differ by more than 0.05 s declare a speed change and are not assessed. Details are in assessment_checks.audio_declared_range; on the repeated-excerpt fixture a declared 7-11 s window is reported as found at 2-6 s, and 2-6 s or 10-14 s give no finding.</w:t>
+      </w:r>
+    </w:p>
+    <w:p>
+      <w:pPr>
+        <w:spacing w:line="276" w:lineRule="auto"/>
+      </w:pPr>
+      <w:r>
+        <w:t xml:space="preserve">A stem separated out of the final mix matches that mix, so a match alone says little about where a part came from; what it cannot hold is material the final lacks. For each AAF-used take, the seconds the edit does not use, less a 0.5 s handle around every used range, are split into pieces of at least 3 s (range_source aaf_unused_range) and compared with the same target. The take's used ranges are the positive control: only when they were found in the target is absence interpreted. Unused seconds with no candidate are reported as AUDIO_TAKE_CONTENT_BEYOND_FINAL (info); an unused piece with any candidate is AUDIO_UNUSED_RANGE_FOUND_IN_FINAL (info) with the strongest candidate's provider, matched pairs and supported seconds, never a contradiction. Results are in assessment_checks.audio_take_beyond_final.</w:t>
+      </w:r>
+    </w:p>
+    <w:p>
+      <w:pPr>
+        <w:spacing w:line="276" w:lineRule="auto"/>
+      </w:pPr>
+      <w:r>
+        <w:t xml:space="preserve">Without an AAF, whole-file mixed_from, stemmed_from, edited_from, comped_from and derived_from edges get assessment_checks.audio_source_coverage. audfprint now reports source_content_windows_seconds, the source seconds that carry landmarks, so silence is never counted. Because landmarks are picked differently in a short file and a long one, coverage is judged by region: windows of one candidate closer than 3 s are joined, and only uncovered stretches of at least 3 s holding at least 2 s of content count. AUDIO_SOURCE_CONTENT_BEYOND_TARGET (info) reports them when a supported candidate exists. A stem rendered for the mix is expected to be fully contained, so containment is not evidence against it.</w:t>
+      </w:r>
+    </w:p>
+    <w:p>
+      <w:pPr>
+        <w:spacing w:line="276" w:lineRule="auto"/>
+      </w:pPr>
+      <w:r>
+        <w:t xml:space="preserve">On Project Rock Ep01 the 6 AAF-used takes with a positive control each had 10.1-32.8 s of unused material not found in the WIP mix (119.9 s in total); the other 7 were not assessed; one unused piece had a 6-pair SpectroMap candidate over 0.5 s. The audio-analysis run took 35.5 s at a 465 MB peak (previously about 19 s), and core results were identical with analysis on or off. In a no-AAF variant a real take had 15.1 s beyond the mix, while two takes cut from the mix, one exact and one band-passed to 200-4000 Hz at gain 0.8, were contained. All thresholds here are heuristic and uncalibrated, and the findings support a take; they never count against one.</w:t>
+      </w:r>
+    </w:p>
+    <w:p>
+      <w:pPr>
         <w:pStyle w:val="Heading1"/>
         <w:keepNext/>
         <w:keepLines/>
@@ -22414,7 +22480,7 @@
     </w:p>
     <w:p>
       <w:r>
-        <w:t xml:space="preserve">Confidence is round(0.8 × number of populated contributing layers / 3, 3), giving 0.267, 0.533 or 0.800. Availability is available for three populated layers, partial for one or two, and unavailable for none, before input-error adjustments. Withholding can therefore leave value null while availability is available and confidence is 0.800. Neither weights nor a cap change this confidence formula. The reasoning and the desktop label it as layers checked; it does not reflect how many checks passed.</w:t>
+        <w:t xml:space="preserve">Confidence is round(0.8 × number of populated contributing layers / 3 × factor, 3). Under default-v6, and under any profile without forge_cost, the factor is 1, giving 0.267, 0.533 or 0.800. Under default-v7 the factor reflects how hard the checked cross-evidence would be to forge (see 'Forge cost and confidence'). Availability is available for three populated layers, partial for one or two, and unavailable for none, before input-error adjustments. Withholding can therefore leave value null while availability is available. Neither weights nor a cap change confidence, and forge cost never changes the value. The reasoning states the layers checked and, under default-v7, the mean forge cost and factor; confidence does not reflect how many checks passed.</w:t>
       </w:r>
     </w:p>
     <w:tbl>
@@ -23377,6 +23443,40 @@
         <w:keepLines/>
       </w:pPr>
       <w:r>
+        <w:t xml:space="preserve">Forge cost and confidence</w:t>
+      </w:r>
+    </w:p>
+    <w:p>
+      <w:pPr>
+        <w:spacing w:line="276" w:lineRule="auto"/>
+      </w:pPr>
+      <w:r>
+        <w:t xml:space="preserve">default-v7 adds integrity.forge_cost. Each assessed cross-evidence fact gets a forge cost from 1 to 5: a trusted signature 5, recorder metadata 3, an AAF or DAW session not checked against recorder metadata 2, any other submitter document 1, and 1 whenever a document or the recording the fact is about is not hash-bound. Each subject (one recording or document collection, whatever the check calls its hash) takes the cost of its strongest fact, so a weaker document about the same recording never lowers confidence. The strength is the mean over subjects, the factor is 0.5 + 0.5 × strength / 5, and with no assessed cross-evidence the strength is 1. assessment_checks.evidence_strength lists every subject with its cost and basis.</w:t>
+      </w:r>
+    </w:p>
+    <w:p>
+      <w:pPr>
+        <w:spacing w:line="276" w:lineRule="auto"/>
+      </w:pPr>
+      <w:r>
+        <w:t xml:space="preserve">Tiers and forge cost have different jobs. A tier decides whether a numeric value may be released; forge cost grades how much trust the released value deserves. load_scoring_profile rejects costs that break the tier order (signed_attestation ≥ recorder_metadata &gt; every submitter document).</w:t>
+      </w:r>
+    </w:p>
+    <w:p>
+      <w:pPr>
+        <w:spacing w:line="276" w:lineRule="auto"/>
+      </w:pPr>
+      <w:r>
+        <w:t xml:space="preserve">The costs were measured, not assigned. benchmarks/forge_cost.py forged claims in copies of Project Rock Ep01 and counted the smallest set of files that must change together for no contradiction to appear, plus one for a binary container: a take number needs the WAV, the sound report and the AAF (4); a start timecode moved by one second needs only the WAV and the sound report (3), because the AAF checks containment only; a cue range needs only the cue sheet (1). Recorder metadata takes the cheaper recorder claim. Six evidence mixes from half of the takes were then scored under strength floors 0 to 0.9 against five orderings stated in advance: default-v6 failed two (it cannot tell recorder-backed evidence from a cue sheet), and every floor passed all five under the derived costs, so the pre-registered 0.5 was kept. Held out to the end, the unmodified Ep01 keeps value 1.0 with confidence 0.427 (default-v6: 0.533). These are measured forgery costs on one production and a ranking check, not calibrated probabilities (docs/FORGE_COST.md).</w:t>
+      </w:r>
+    </w:p>
+    <w:p>
+      <w:pPr>
+        <w:pStyle w:val="Heading3"/>
+        <w:keepNext/>
+        <w:keepLines/>
+      </w:pPr>
+      <w:r>
         <w:t>Severe contradiction cap</w:t>
       </w:r>
     </w:p>
@@ -23780,6 +23880,9 @@
     <w:p>
       <w:r>
         <w:t xml:space="preserve">The examples below apply default-v6 with equal weights and no later input-coverage downgrade. F, D and X denote the file, declaration and cross-evidence values; X uses scored facts. A dash is an unpopulated layer. These are arithmetic examples, not measured provenance cases.</w:t>
+      </w:r>
+      <w:r>
+        <w:t xml:space="preserve"> Under default-v7 every value and availability is the same and each confidence is multiplied by the forge-cost factor; for recorder-metadata evidence alone the factor is 0.8, so 0.533 becomes 0.427.</w:t>
       </w:r>
     </w:p>
     <w:tbl>
@@ -31522,6 +31625,9 @@
               </w:rPr>
               <w:t>Validates configurable weights, permitted support tiers, withholding, confidence and severe-rule configuration; CLI loads the shipped profile.</w:t>
             </w:r>
+            <w:r>
+              <w:t xml:space="preserve"> Also validates forge_cost and its tier order. music_target/forge_cost.py computes fact and subject costs, the evidence strength and the confidence factor.</w:t>
+            </w:r>
           </w:p>
         </w:tc>
       </w:tr>
@@ -32320,7 +32426,7 @@
           </w:tcPr>
           <w:p>
             <w:r>
-              <w:t xml:space="preserve">default-v6: equal layer weights, fact aggregation with one vote per declared property and per repeated claim, qualifying-support gate, optional breadth gate (not set), severe-release exception, confidence ceiling 0.8 and cap 0.25.</w:t>
+              <w:t xml:space="preserve">default-v7: as default-v6 (equal layer weights, fact aggregation with one vote per declared property and per repeated claim, qualifying-support gate, optional breadth gate off, severe cap 0.25), plus forge_cost, which scales confidence only.</w:t>
             </w:r>
           </w:p>
         </w:tc>
@@ -32990,7 +33096,7 @@
           </w:tcPr>
           <w:p>
             <w:r>
-              <w:t xml:space="preserve">133 core tests, including explicit legacy-profile compatibility cases; the shipped default profile is version 6.</w:t>
+              <w:t xml:space="preserve">133 core tests, including explicit legacy-profile compatibility cases; the shipped default profile is version 7.</w:t>
             </w:r>
           </w:p>
         </w:tc>
@@ -33055,6 +33161,9 @@
             <w:r>
               <w:t>41 tests: workers, agreement, semantics, ranges, real providers, non-final versions and short-source local-match isolation. Also insufficient-support findings and calibration status.</w:t>
             </w:r>
+            <w:r>
+              <w:t xml:space="preserve"> Now 61 tests: also declared-range search and findings, AAF unused ranges with their positive control, source coverage, and a real-audio check that a genuine take has content beyond the mix while a copy of the mix does not.</w:t>
+            </w:r>
           </w:p>
         </w:tc>
       </w:tr>
@@ -33415,6 +33524,9 @@
                 <w:szCs w:val="18"/>
               </w:rPr>
               <w:t>CSEC handoff, sheet and document formats, audio diagnostics, physical-similarity policy and next tasks. FALSE_MATCH_BENCHMARK_2026-10-21.md records the false-match benchmark.</w:t>
+            </w:r>
+            <w:r>
+              <w:t xml:space="preserve"> FORGE_COST.md records the forge-cost method, measurements, ranking check and held-out result; benchmarks/forge_cost.py and benchmarks/results/forge_cost_project_rock_2026-10-25.json reproduce them; tests/test_forge_cost.py holds 12 tests; reports/coverage/ holds the coverage report.</w:t>
             </w:r>
           </w:p>
         </w:tc>
@@ -33929,8 +34041,7 @@
     </w:p>
     <w:p>
       <w:r>
-        <w:lastRenderedPageBreak/>
-        <w:t xml:space="preserve">The current discovery contains 434 cases: 133 core; 41 audio diagnostics; 33 C2PA; 22 remediation; 19 non-GUI builder; 16 builder-result; 34 scoring-remediation; 12 local-file-reference; 27 production-document; 9 audio calibration; 11 case-interval; 34 audio-format; 9 bandwidth; 16 format-conversion; 6 DAW-session; 5 structure benchmark; 3 music benchmark; and 4 GUI cases. Run GUI cases in separate processes when investigating macOS Tk lifecycle hangs; do not treat excluded cases as passes or skips.</w:t>
+        <w:t xml:space="preserve">The current discovery contains 466 cases: 133 core; 61 audio diagnostics; 33 C2PA; 22 remediation; 19 non-GUI builder; 16 builder-result; 34 scoring-remediation; 12 forge-cost; 12 local-file-reference; 27 production-document; 9 audio calibration; 11 case-interval; 34 audio-format; 9 bandwidth; 16 format-conversion; 6 DAW-session; 5 structure benchmark; 3 music benchmark; and 4 GUI cases. On 25 October 2026, 459 of the 462 non-GUI cases passed in one process with 3 skipped (the Suno real-sample cases need C2PA_SUNO_SAMPLE_DIR), and the four GUI cases passed in separate processes. Run GUI cases in separate processes when investigating macOS Tk lifecycle hangs; do not treat excluded cases as passes or skips.</w:t>
       </w:r>
     </w:p>
     <w:p>
@@ -33952,6 +34063,14 @@
       </w:pPr>
       <w:r>
         <w:t xml:space="preserve">Version 0.8.1 applies the Project Rock findings: recorder metadata only for files that name their recording, raw takes accepted by mixed_from, AAF take coverage and non-recorder media, contradiction counts in integrity_decision, AAF-range audio diagnostics and the BWF chronology warning. Only the mixed_from change can alter a score. The example responses under examples/ were regenerated with 0.8.1; since their 0.7.0 snapshots, attestation_strength reads 0.0 rather than null for files without a C2PA manifest, as defined in 0.8.0. It also aligns the desktop builder's size limits with the evaluator and removes duplicate builder and relationship_modes modules from music_target/. On 23 October 2026 every audio calibration and false-match count gained a 95% Wilson interval and a development, held-out or real-material split; no score, gate or finding changed, and the example responses were regenerated because the status file is part of source_revision.</w:t>
+      </w:r>
+    </w:p>
+    <w:p>
+      <w:pPr>
+        <w:spacing w:line="276" w:lineRule="auto"/>
+      </w:pPr>
+      <w:r>
+        <w:t xml:space="preserve">After 0.8.1 (24-25 October 2026): declared-range findings, content beyond the final and source coverage (report-only), scoring profile default-v7 with forge cost (confidence only), and a coverage report. Line coverage is 73.3% and branch coverage 63.5%; without the policy-disabled legacy signal modules, line coverage is 84%. Core evaluator 92%, audio diagnostics 93%, parsers 82%, desktop builder 66% (Tk widgets are tested end to end).</w:t>
       </w:r>
     </w:p>
     <w:p>
@@ -34131,7 +34250,7 @@
         <w:spacing w:after="60" w:line="276" w:lineRule="auto"/>
       </w:pPr>
       <w:r>
-        <w:t xml:space="preserve">Layer weights, permitted support tiers and severe rules in default-v6 are reviewed policy choices, not calibrated probabilities. Integrity measures consistency between assessed evidence, not authenticity.</w:t>
+        <w:t xml:space="preserve">Layer weights, permitted support tiers and severe rules in default-v6 and default-v7 are reviewed policy choices, not calibrated probabilities. Integrity measures consistency between assessed evidence, not authenticity.</w:t>
       </w:r>
     </w:p>
     <w:p>
@@ -34171,6 +34290,32 @@
       </w:pPr>
       <w:r>
         <w:t xml:space="preserve">Integrity is a mean over assessed facts, so one contradiction among many honest facts lowers it only slightly (1 of 122 facts gave 0.995 on Project Rock). The status and the leading contradiction count carry that signal; whether recorder-tier contradictions should weigh more is a policy decision for the client.</w:t>
+      </w:r>
+    </w:p>
+    <w:p>
+      <w:pPr>
+        <w:pStyle w:val="ListParagraph"/>
+        <w:numPr>
+          <w:ilvl w:val="0"/>
+          <w:numId w:val="2"/>
+        </w:numPr>
+        <w:spacing w:after="60" w:line="276" w:lineRule="auto"/>
+      </w:pPr>
+      <w:r>
+        <w:t xml:space="preserve">Forge costs come from forgery measurements on one production and a ranking check, not calibrated probabilities: a confidence of 0.43 is not a 43% chance of anything. They count files and tools, not skill or time. AAF, DAW and DDEX costs for documents not checked against recorder metadata follow the stated rule rather than a measurement.</w:t>
+      </w:r>
+    </w:p>
+    <w:p>
+      <w:pPr>
+        <w:pStyle w:val="ListParagraph"/>
+        <w:numPr>
+          <w:ilvl w:val="0"/>
+          <w:numId w:val="2"/>
+        </w:numPr>
+        <w:spacing w:after="60" w:line="276" w:lineRule="auto"/>
+      </w:pPr>
+      <w:r>
+        <w:t xml:space="preserve">A take's start timecode moved by one second in the WAV's bext TimeReference and in the sound report raises no contradiction: the AAF checks only that each used range lies inside the recording, and the bext and iXML timestamps are not yet compared. Fixes are listed in Section 11 and NEXT_TASKS item 42.</w:t>
       </w:r>
     </w:p>
     <w:p>
@@ -34252,6 +34397,19 @@
     </w:p>
     <w:p>
       <w:pPr>
+        <w:pStyle w:val="ListParagraph"/>
+        <w:numPr>
+          <w:ilvl w:val="0"/>
+          <w:numId w:val="2"/>
+        </w:numPr>
+        <w:spacing w:after="60" w:line="276" w:lineRule="auto"/>
+      </w:pPr>
+      <w:r>
+        <w:t xml:space="preserve">The declared-range and content-beyond-final thresholds (0.25 s offset tolerance; 0.5 s handles, 3 s pieces and regions, 2 s content) are heuristic and uncalibrated. Absence needs a positive control, so 7 of the 13 Project Rock takes, whose short dialogue was not found in the mix, are not assessed.</w:t>
+      </w:r>
+    </w:p>
+    <w:p>
+      <w:pPr>
         <w:pStyle w:val="Heading2"/>
         <w:keepNext/>
         <w:keepLines/>
@@ -34273,6 +34431,45 @@
       </w:pPr>
       <w:r>
         <w:t xml:space="preserve">Audio is limited to WAV (integer PCM, IEEE float and WAVE_FORMAT_EXTENSIBLE), FLAC and MP3 (MPEG Layer III). AIFF, Ogg, RF64/BW64 and MPEG Layer I/II are not supported. MP3 is lossy: it has no bit depth or recorder metadata, its exact length is known only from a Xing/Info header with encoder delay and padding, and audio diagnostics on MP3 compare an approximation of the original (mp3_encoded_queries is not calibrated). Objects are limited to 512 MiB each and 1 GiB per request. Structural checks cannot see a fake format: a FLAC made from an MP3 has a valid MD5 and a re-encoded 320 kbps MP3 has valid frames; only the report-only bandwidth diagnostic points to them. Identical samples between a declared original and its conversion show the same content, not that the original is authentic: a fabricated WAV and its own FLAC are identical too. FLAC and MP3 receive only the checks implemented today; every other check is reported as not assessed, never as a contradiction and never in a score, with the reason: a limitation of this program (program_scope), of the format, or of the file. Audio diagnostics on them use thresholds calibrated on WAV only. For a full assessment, submit WAV; a delivered FLAC or MP3 can be declared derived_from its WAV original as a format conversion. No further FLAC or MP3 checks are planned.</w:t>
+      </w:r>
+    </w:p>
+    <w:p>
+      <w:pPr>
+        <w:pStyle w:val="ListParagraph"/>
+        <w:numPr>
+          <w:ilvl w:val="0"/>
+          <w:numId w:val="2"/>
+        </w:numPr>
+        <w:spacing w:after="60" w:line="276" w:lineRule="auto"/>
+      </w:pPr>
+      <w:r>
+        <w:t xml:space="preserve">Recordings do not have to be WAV/BWF (client decision, 24 October 2026), so a recording may carry no recorder metadata. A plain FLAC or an MP3 recording cannot be checked against the recorder, sound report, AAF or BWF chronology, and if no other qualifying evidence exists Integrity is withheld (null). That means not enough evidence to assess, not suspicious, and it must be presented that way to end users.</w:t>
+      </w:r>
+    </w:p>
+    <w:p>
+      <w:pPr>
+        <w:pStyle w:val="ListParagraph"/>
+        <w:numPr>
+          <w:ilvl w:val="0"/>
+          <w:numId w:val="2"/>
+        </w:numPr>
+        <w:spacing w:after="60" w:line="276" w:lineRule="auto"/>
+      </w:pPr>
+      <w:r>
+        <w:t xml:space="preserve">Completeness does not show the format limit. A FLAC or MP3 recording counts as present, so a package of MP3 takes can reach the same Completeness as one of WAV/BWF takes; the difference is visible only in the findings, format_capabilities and the Integrity status. A separate Completeness label for present with limits (met_with_limits) is not implemented.</w:t>
+      </w:r>
+    </w:p>
+    <w:p>
+      <w:pPr>
+        <w:pStyle w:val="ListParagraph"/>
+        <w:numPr>
+          <w:ilvl w:val="0"/>
+          <w:numId w:val="2"/>
+        </w:numPr>
+        <w:spacing w:after="60" w:line="276" w:lineRule="auto"/>
+      </w:pPr>
+      <w:r>
+        <w:t xml:space="preserve">Converting a package to MP3, or to FLAC without --keep-foreign-metadata, removes recorder evidence, so a fabricated package converted that way shows fewer contradictions than its WAV version would. This is reported (AUDIO_FORMAT_LIMITED_CHECKS, FLAC_RECORDER_METADATA_ABSENT), not counted as a contradiction.</w:t>
       </w:r>
     </w:p>
     <w:p>
@@ -34310,7 +34507,7 @@
         <w:spacing w:after="60" w:line="276" w:lineRule="auto"/>
       </w:pPr>
       <w:r>
-        <w:t>Test fixtures are synthetic or signed at runtime with throwaway certificates; real vendor-signed C2PA material has been tested only with BytePlus Lumina, and there is no representative real provenance corpus.</w:t>
+        <w:t>Test fixtures are synthetic or signed at runtime with throwaway certificates. Real vendor-signed C2PA material has been tested with BytePlus Lumina and Suno output (the Suno checks run only when the downloads are supplied) and checked by hand for Stability AI, Google Lyria, ElevenLabs and Adobe Firefly; there is no representative real provenance corpus.</w:t>
       </w:r>
     </w:p>
     <w:p>
@@ -34363,6 +34560,66 @@
         <w:t xml:space="preserve">The harness converts FLAC inputs to PCM-16 WAV before evaluation; this is a dataset preparation step, not evaluator FLAC support. It uses a 3600-second request timeout and starts a separate CLI process per track. With psutil installed it polls the process tree and kills runs exceeding 2 GiB RSS; psutil is not pinned in the </w:t>
         <w:lastRenderedPageBreak/>
         <w:t>supplied requirement files, so install it explicitly if relying on this guard. The evaluator itself has no corresponding optional-audio memory ceiling.</w:t>
+      </w:r>
+    </w:p>
+    <w:p>
+      <w:pPr>
+        <w:spacing w:line="276" w:lineRule="auto"/>
+      </w:pPr>
+      <w:r>
+        <w:t xml:space="preserve">Added after the first-demo feedback work (25 October 2026; NEXT_TASKS items 42-46):</w:t>
+      </w:r>
+    </w:p>
+    <w:p>
+      <w:pPr>
+        <w:pStyle w:val="ListParagraph"/>
+        <w:numPr>
+          <w:ilvl w:val="0"/>
+          <w:numId w:val="2"/>
+        </w:numPr>
+        <w:spacing w:after="60" w:line="276" w:lineRule="auto"/>
+      </w:pPr>
+      <w:r>
+        <w:t xml:space="preserve">Close the start-timecode gap: compare bext TimeReference with iXML TIMESTAMP_SAMPLES_SINCE_MIDNIGHT (scored); check the timecode-to-OriginationTime offset across a recorder's takes; and compare the fingerprint offset of each AAF-used range with the offset the AAF timeline predicts (report-only).</w:t>
+      </w:r>
+    </w:p>
+    <w:p>
+      <w:pPr>
+        <w:pStyle w:val="ListParagraph"/>
+        <w:numPr>
+          <w:ilvl w:val="0"/>
+          <w:numId w:val="2"/>
+        </w:numPr>
+        <w:spacing w:after="60" w:line="276" w:lineRule="auto"/>
+      </w:pPr>
+      <w:r>
+        <w:t xml:space="preserve">Agree the accuracy bar at which report-only audio findings may affect a score, then calibrate them on labelled productions.</w:t>
+      </w:r>
+    </w:p>
+    <w:p>
+      <w:pPr>
+        <w:pStyle w:val="ListParagraph"/>
+        <w:numPr>
+          <w:ilvl w:val="0"/>
+          <w:numId w:val="2"/>
+        </w:numPr>
+        <w:spacing w:after="60" w:line="276" w:lineRule="auto"/>
+      </w:pPr>
+      <w:r>
+        <w:t xml:space="preserve">Add a report-only Demucs source-separation comparison for submitted stems, calibrated on the MUSDB18-HQ test split and Cambridge-MT multitracks; Whisper dialogue matching follows for post-production material.</w:t>
+      </w:r>
+    </w:p>
+    <w:p>
+      <w:pPr>
+        <w:pStyle w:val="ListParagraph"/>
+        <w:numPr>
+          <w:ilvl w:val="0"/>
+          <w:numId w:val="2"/>
+        </w:numPr>
+        <w:spacing w:after="60" w:line="276" w:lineRule="auto"/>
+      </w:pPr>
+      <w:r>
+        <w:t xml:space="preserve">Refine forge costs with the CSEC red-team cost records and more productions, and remove or isolate the policy-disabled legacy signal modules.</w:t>
       </w:r>
     </w:p>
     <w:tbl>

--- a/Manual_layout_check.docx
+++ b/Manual_layout_check.docx
@@ -194,7 +194,7 @@
                 <w:color w:val="000000"/>
                 <w:sz w:val="17"/>
               </w:rPr>
-              <w:t xml:space="preserve">0.8.1</w:t>
+              <w:t xml:space="preserve">0.8.2</w:t>
             </w:r>
           </w:p>
         </w:tc>
@@ -231,7 +231,7 @@
           </w:tcPr>
           <w:p>
             <w:r>
-              <w:t>22 October 2026</w:t>
+              <w:t xml:space="preserve">27 October 2026</w:t>
             </w:r>
           </w:p>
         </w:tc>
@@ -305,7 +305,7 @@
           </w:tcPr>
           <w:p>
             <w:r>
-              <w:t xml:space="preserve">1161380 (version 0.8.0 release) plus the version 0.8.1 changes described in this revision</w:t>
+              <w:t xml:space="preserve">3e9eeec (main, 27 October 2026) plus the version 0.8.2 changes described in this revision</w:t>
             </w:r>
           </w:p>
         </w:tc>
@@ -387,7 +387,7 @@
           </w:tcPr>
           <w:p>
             <w:r>
-              <w:t xml:space="preserve">default-v6, version 6</w:t>
+              <w:t xml:space="preserve">default-v7, version 7</w:t>
             </w:r>
           </w:p>
         </w:tc>
@@ -425,7 +425,7 @@
           </w:tcPr>
           <w:p>
             <w:r>
-              <w:t xml:space="preserve">425 tests discovered. All 421 non-GUI tests passed with every optional backend required; the four GUI tests passed when run separately; see Section 9.</w:t>
+              <w:t xml:space="preserve">501 tests discovered. On a fresh install all 496 non-GUI tests passed with every optional backend required and no skips; the five GUI tests passed when run separately; see Section 9.</w:t>
             </w:r>
           </w:p>
         </w:tc>
@@ -1379,6 +1379,14 @@
     </w:p>
     <w:p>
       <w:pPr>
+        <w:spacing w:line="276" w:lineRule="auto"/>
+      </w:pPr>
+      <w:r>
+        <w:t xml:space="preserve">Version 0.8.2 (27 October 2026) answers the feedback of CSEC, who ran the 25 October package. A file check can now fail or stay incomplete where it used to pass: damaged or unreadable audio fails file integrity (audio_file_readable, audio_stream_complete); every sample of every bound WAV, FLAC and MP3 is read, and NaN or Infinity fails audio_samples_valid; a scan that does not finish is not_completed, which leaves the file-integrity layer without a value and withholds Integrity with the new status incomplete; and a recorder file's bext TimeReference must equal its iXML timestamp. Weights, tiers and the release rule are unchanged, and every example response kept its values. The desktop builder runs the audio diagnostics by default; the command line and the CSEC path keep them opt-in. Section 4 and Section 7, 'Integrity', describe the new checks.</w:t>
+      </w:r>
+    </w:p>
+    <w:p>
+      <w:pPr>
         <w:spacing w:before="60" w:after="160" w:line="276" w:lineRule="auto"/>
         <w:ind w:left="170" w:right="170"/>
       </w:pPr>
@@ -13504,7 +13512,7 @@
     </w:p>
     <w:p>
       <w:r>
-        <w:t>Format checks do not authenticate metadata. The core inspects WAV headers and chunks without scanning all samples for disabled DSP. When optional decoding encounters NaN/Infinity, silence or channel cancellation, the dependent observation is unavailable. Optional libraries do not extend the accepted input formats.</w:t>
+        <w:t xml:space="preserve">Format checks do not authenticate metadata. Since 0.8.2 the core reads every sample of every bound WAV, FLAC and MP3 once, in bounded blocks, to check that it can be read and is finite (audio_samples_valid); WAV float samples are checked as stored, before any conversion. NaN or Infinity fails the check with the first one's time and channel; a scan stopped by the time limit, a file change or a missing decoder is not_completed and is never a pass. A malformed non-final file fails audio_file_readable, and audio the parser had to skip fails audio_stream_complete; a valid format the reader does not support is not counted as damage. This decoding compares nothing between files: the disabled signal comparison stays off. When the optional diagnostics meet silence or channel cancellation, the dependent observation is unavailable. Optional libraries do not extend the accepted input formats.</w:t>
       </w:r>
     </w:p>
     <w:p>
@@ -22015,7 +22023,7 @@
                 <w:sz w:val="17"/>
                 <w:szCs w:val="18"/>
               </w:rPr>
-              <w:t xml:space="preserve">SHA-256 binding, parser status and, for FLAC, the decoded-audio MD5. No submitter claim is compared here.</w:t>
+              <w:t xml:space="preserve">SHA-256 binding, readability, the full-length sample check, the bext/iXML timestamp agreement and, for FLAC, the decoded-audio MD5. No submitter claim is compared here. A not_completed check leaves the layer without a value and Integrity incomplete.</w:t>
             </w:r>
           </w:p>
         </w:tc>
@@ -23467,7 +23475,7 @@
         <w:spacing w:line="276" w:lineRule="auto"/>
       </w:pPr>
       <w:r>
-        <w:t xml:space="preserve">The costs were measured, not assigned. benchmarks/forge_cost.py forged claims in copies of Project Rock Ep01 and counted the smallest set of files that must change together for no contradiction to appear, plus one for a binary container: a take number needs the WAV, the sound report and the AAF (4); a start timecode moved by one second needs only the WAV and the sound report (3), because the AAF checks containment only; a cue range needs only the cue sheet (1). Recorder metadata takes the cheaper recorder claim. Six evidence mixes from half of the takes were then scored under strength floors 0 to 0.9 against five orderings stated in advance: default-v6 failed two (it cannot tell recorder-backed evidence from a cue sheet), and every floor passed all five under the derived costs, so the pre-registered 0.5 was kept. Held out to the end, the unmodified Ep01 keeps value 1.0 with confidence 0.427 (default-v6: 0.533). These are measured forgery costs on one production and a ranking check, not calibrated probabilities (docs/FORGE_COST.md).</w:t>
+        <w:t xml:space="preserve">The costs were measured, not assigned. benchmarks/forge_cost.py forged claims in copies of Project Rock Ep01 and counted the smallest set of files that must change together for no contradiction to appear, plus one for a binary container: a take number needs the WAV, the sound report and the AAF (4); a start timecode moved by one second needs only the WAV and the sound report (3), because the AAF checks containment only; a cue range needs only the cue sheet (1). Recorder metadata takes the cheaper recorder claim. Six evidence mixes from half of the takes were then scored under strength floors 0 to 0.9 against five orderings stated in advance: default-v6 failed two (it cannot tell recorder-backed evidence from a cue sheet), and every floor passed all five under the derived costs, so the pre-registered 0.5 was kept. Held out to the end, the unmodified Ep01 keeps value 1.0 with confidence 0.427 (default-v6: 0.533). These are measured forgery costs on one production and a ranking check, not calibrated probabilities (docs/FORGE_COST.md). Since 0.8.2 a shift written into bext alone fails the bext/iXML timestamp check; written into both, it still needs only the WAV and the sound report, so the measured cost stays 3.</w:t>
       </w:r>
     </w:p>
     <w:p>
@@ -23879,10 +23887,7 @@
     </w:p>
     <w:p>
       <w:r>
-        <w:t xml:space="preserve">The examples below apply default-v6 with equal weights and no later input-coverage downgrade. F, D and X denote the file, declaration and cross-evidence values; X uses scored facts. A dash is an unpopulated layer. These are arithmetic examples, not measured provenance cases.</w:t>
-      </w:r>
-      <w:r>
-        <w:t xml:space="preserve"> Under default-v7 every value and availability is the same and each confidence is multiplied by the forge-cost factor; for recorder-metadata evidence alone the factor is 0.8, so 0.533 becomes 0.427.</w:t>
+        <w:t xml:space="preserve">The examples below apply default-v6 with equal weights and no later input-coverage downgrade. F, D and X denote the file, declaration and cross-evidence values; X uses scored facts. A dash is an unpopulated layer. These are arithmetic examples, not measured provenance cases. Under default-v7 every value and availability is the same and each confidence is multiplied by the forge-cost factor; for recorder-metadata evidence alone the factor is 0.8, so 0.533 becomes 0.427.</w:t>
       </w:r>
     </w:p>
     <w:tbl>
@@ -31357,7 +31362,7 @@
                 <w:sz w:val="17"/>
                 <w:szCs w:val="18"/>
               </w:rPr>
-              <w:t>recorder_metadata.py</w:t>
+              <w:t xml:space="preserve">recorder_metadata.py</w:t>
             </w:r>
           </w:p>
         </w:tc>
@@ -31390,7 +31395,96 @@
                 <w:sz w:val="17"/>
                 <w:szCs w:val="18"/>
               </w:rPr>
-              <w:t xml:space="preserve">Recorder bext/iXML fields from a bound WAV; DAW and library BWF reported as daw_or_library.</w:t>
+              <w:t xml:space="preserve">Recorder bext/iXML fields from a bound WAV, including the iXML timestamp, and the bext/iXML timestamp check; DAW and library BWF reported as daw_or_library.</w:t>
+            </w:r>
+            <w:r>
+              <w:rPr>
+                <w:rFonts w:eastAsia="Consolas" w:cs="Consolas"/>
+                <w:color w:val="000000"/>
+                <w:sz w:val="17"/>
+                <w:szCs w:val="16"/>
+              </w:rPr>
+              <w:t/>
+            </w:r>
+            <w:r>
+              <w:rPr>
+                <w:color w:val="000000"/>
+                <w:sz w:val="17"/>
+                <w:szCs w:val="18"/>
+              </w:rPr>
+              <w:t/>
+            </w:r>
+          </w:p>
+        </w:tc>
+      </w:tr>
+      <w:tr>
+        <w:trPr>
+          <w:cantSplit/>
+        </w:trPr>
+        <w:tc>
+          <w:tcPr>
+            <w:tcW w:w="3855" w:type="dxa"/>
+            <w:tcBorders>
+              <w:top w:val="single" w:sz="4" w:space="0" w:color="C9D3DF"/>
+              <w:left w:val="single" w:sz="4" w:space="0" w:color="C9D3DF"/>
+              <w:bottom w:val="single" w:sz="4" w:space="0" w:color="C9D3DF"/>
+              <w:right w:val="single" w:sz="4" w:space="0" w:color="C9D3DF"/>
+            </w:tcBorders>
+            <w:shd w:val="clear" w:color="auto" w:fill="FFFFFF"/>
+            <w:tcMar>
+              <w:top w:w="70" w:type="dxa"/>
+              <w:left w:w="110" w:type="dxa"/>
+              <w:bottom w:w="70" w:type="dxa"/>
+              <w:right w:w="110" w:type="dxa"/>
+            </w:tcMar>
+            <w:vAlign w:val="center"/>
+          </w:tcPr>
+          <w:p>
+            <w:pPr>
+              <w:keepLines/>
+              <w:spacing w:after="40" w:line="254" w:lineRule="auto"/>
+            </w:pPr>
+            <w:r>
+              <w:rPr>
+                <w:bCs/>
+                <w:color w:val="000000"/>
+                <w:sz w:val="17"/>
+                <w:szCs w:val="18"/>
+              </w:rPr>
+              <w:t xml:space="preserve">sample_validation.py</w:t>
+            </w:r>
+          </w:p>
+        </w:tc>
+        <w:tc>
+          <w:tcPr>
+            <w:tcW w:w="5783" w:type="dxa"/>
+            <w:tcBorders>
+              <w:top w:val="single" w:sz="4" w:space="0" w:color="C9D3DF"/>
+              <w:left w:val="single" w:sz="4" w:space="0" w:color="C9D3DF"/>
+              <w:bottom w:val="single" w:sz="4" w:space="0" w:color="C9D3DF"/>
+              <w:right w:val="single" w:sz="4" w:space="0" w:color="C9D3DF"/>
+            </w:tcBorders>
+            <w:shd w:val="clear" w:color="auto" w:fill="FFFFFF"/>
+            <w:tcMar>
+              <w:top w:w="70" w:type="dxa"/>
+              <w:left w:w="110" w:type="dxa"/>
+              <w:bottom w:w="70" w:type="dxa"/>
+              <w:right w:w="110" w:type="dxa"/>
+            </w:tcMar>
+            <w:vAlign w:val="center"/>
+          </w:tcPr>
+          <w:p>
+            <w:pPr>
+              <w:keepLines/>
+              <w:spacing w:after="40" w:line="254" w:lineRule="auto"/>
+            </w:pPr>
+            <w:r>
+              <w:rPr>
+                <w:color w:val="000000"/>
+                <w:sz w:val="17"/>
+                <w:szCs w:val="18"/>
+              </w:rPr>
+              <w:t xml:space="preserve">Full-length sample check of every bound WAV, FLAC and MP3 (audio_samples_valid): NaN/Infinity fails; an unfinished scan is not_completed, never a pass.</w:t>
             </w:r>
             <w:r>
               <w:rPr>
@@ -33159,10 +33253,7 @@
           </w:tcPr>
           <w:p>
             <w:r>
-              <w:t>41 tests: workers, agreement, semantics, ranges, real providers, non-final versions and short-source local-match isolation. Also insufficient-support findings and calibration status.</w:t>
-            </w:r>
-            <w:r>
-              <w:t xml:space="preserve"> Now 61 tests: also declared-range search and findings, AAF unused ranges with their positive control, source coverage, and a real-audio check that a genuine take has content beyond the mix while a copy of the mix does not.</w:t>
+              <w:t xml:space="preserve">41 tests: workers, agreement, semantics, ranges, real providers, non-final versions and short-source local-match isolation. Also insufficient-support findings and calibration status. Now 61 tests: also declared-range search and findings, AAF unused ranges with their positive control, source coverage, and a real-audio check that a genuine take has content beyond the mix while a copy of the mix does not.</w:t>
             </w:r>
           </w:p>
         </w:tc>
@@ -34041,7 +34132,7 @@
     </w:p>
     <w:p>
       <w:r>
-        <w:t xml:space="preserve">The current discovery contains 466 cases: 133 core; 61 audio diagnostics; 33 C2PA; 22 remediation; 19 non-GUI builder; 16 builder-result; 34 scoring-remediation; 12 forge-cost; 12 local-file-reference; 27 production-document; 9 audio calibration; 11 case-interval; 34 audio-format; 9 bandwidth; 16 format-conversion; 6 DAW-session; 5 structure benchmark; 3 music benchmark; and 4 GUI cases. On 25 October 2026, 459 of the 462 non-GUI cases passed in one process with 3 skipped (the Suno real-sample cases need C2PA_SUNO_SAMPLE_DIR), and the four GUI cases passed in separate processes. Run GUI cases in separate processes when investigating macOS Tk lifecycle hangs; do not treat excluded cases as passes or skips.</w:t>
+        <w:t xml:space="preserve">The current discovery contains 501 cases: 136 core; 61 audio diagnostics; 33 C2PA; 22 remediation; 19 non-GUI builder; 8 builder-contract; 16 builder-result; 34 scoring-remediation; 12 forge-cost; 12 local-file-reference; 35 production-document; 13 sample-validation; 9 audio calibration; 11 case-interval; 36 audio-format; 9 bandwidth; 16 format-conversion; 6 DAW-session; 5 structure benchmark; 3 music benchmark; and 5 GUI cases. On 27 October 2026 (version 0.8.2) the code was exported into an empty folder and installed in a new virtual environment with all three requirement files; all 496 non-GUI cases passed in one process with no skips (C2PA_SUNO_SAMPLE_DIR pointed at the verified Suno downloads), and the five GUI cases passed in separate processes. Without C2PA_SUNO_SAMPLE_DIR the three Suno real-sample cases are skipped. Run GUI cases in separate processes when investigating macOS Tk lifecycle hangs; do not treat excluded cases as passes or skips.</w:t>
       </w:r>
     </w:p>
     <w:p>
@@ -34074,6 +34165,14 @@
       </w:r>
     </w:p>
     <w:p>
+      <w:pPr>
+        <w:spacing w:line="276" w:lineRule="auto"/>
+      </w:pPr>
+      <w:r>
+        <w:t xml:space="preserve">Version 0.8.2 (27 October 2026): the file checks of Section 4 (readability, stream completeness, the full-length sample check and the not_completed state), the bext/iXML timestamp check and the Integrity status incomplete. The example responses were regenerated; every axis value, confidence and status is unchanged. All 236 Project Rock WAVs pass the sample check (1.2 s for 3.37 GiB) and all 233 recorder takes pass the timestamp check. Coverage was not re-measured for 0.8.2.</w:t>
+      </w:r>
+    </w:p>
+    <w:p>
       <w:r>
         <w:t>Stored examples and reports are snapshots rather than fresh evidence of the current runtime. Regenerate response files when comparing a modified program or policy, and retain system.source_revision together with the Git commit and scoring-profile ID/version.</w:t>
       </w:r>
@@ -34095,7 +34194,7 @@
         <w:spacing w:line="276" w:lineRule="auto"/>
       </w:pPr>
       <w:r>
-        <w:t>This chapter collects the known limitations of version 0.8.1 in one place. Each one is a deliberate boundary or a dependency on outside parties, not an undetected defect; the results remain valid within these limits. Work that would remove a limitation is listed in Section 11.</w:t>
+        <w:t xml:space="preserve">This chapter collects the known limitations of version 0.8.2 in one place. Each one is a deliberate boundary or a dependency on outside parties, not an undetected defect; the results remain valid within these limits. Work that would remove a limitation is listed in Section 11.</w:t>
       </w:r>
     </w:p>
     <w:p>
@@ -34315,7 +34414,20 @@
         <w:spacing w:after="60" w:line="276" w:lineRule="auto"/>
       </w:pPr>
       <w:r>
-        <w:t xml:space="preserve">A take's start timecode moved by one second in the WAV's bext TimeReference and in the sound report raises no contradiction: the AAF checks only that each used range lies inside the recording, and the bext and iXML timestamps are not yet compared. Fixes are listed in Section 11 and NEXT_TASKS item 42.</w:t>
+        <w:t xml:space="preserve">A take's start timecode moved by one second in the WAV and in the sound report: since 0.8.2 a change to bext TimeReference alone fails the bext/iXML timestamp check, but a shift written into both bext and the iXML timestamp (plain XML in the same file) still raises no contradiction, because the AAF checks only that each used range lies inside the recording. The remaining fixes are listed in Section 11 and NEXT_TASKS item 42.</w:t>
+      </w:r>
+    </w:p>
+    <w:p>
+      <w:pPr>
+        <w:pStyle w:val="ListParagraph"/>
+        <w:numPr>
+          <w:ilvl w:val="0"/>
+          <w:numId w:val="2"/>
+        </w:numPr>
+        <w:spacing w:after="60" w:line="276" w:lineRule="auto"/>
+      </w:pPr>
+      <w:r>
+        <w:t xml:space="preserve">The full-length sample check proves only that every sample can be read and is finite. It does not detect clipping, silence, dropouts or edits that leave finite samples, and MP3 stores no checksum to compare its decoded samples with. A file whose scan does not finish within the time limit leaves Integrity incomplete; results are not cached between runs.</w:t>
       </w:r>
     </w:p>
     <w:p>
@@ -34580,7 +34692,7 @@
         <w:spacing w:after="60" w:line="276" w:lineRule="auto"/>
       </w:pPr>
       <w:r>
-        <w:t xml:space="preserve">Close the start-timecode gap: compare bext TimeReference with iXML TIMESTAMP_SAMPLES_SINCE_MIDNIGHT (scored); check the timecode-to-OriginationTime offset across a recorder's takes; and compare the fingerprint offset of each AAF-used range with the offset the AAF timeline predicts (report-only).</w:t>
+        <w:t xml:space="preserve">Close the rest of the start-timecode gap: the bext/iXML timestamp comparison was added in 0.8.2; still to do are checking the timecode-to-OriginationTime offset across a recorder's takes, and comparing the fingerprint offset of each AAF-used range with the offset the AAF timeline predicts (report-only).</w:t>
       </w:r>
     </w:p>
     <w:p>

--- a/Manual_layout_check.docx
+++ b/Manual_layout_check.docx
@@ -194,7 +194,7 @@
                 <w:color w:val="000000"/>
                 <w:sz w:val="17"/>
               </w:rPr>
-              <w:t xml:space="preserve">0.8.2</w:t>
+              <w:t>0.8.3</w:t>
             </w:r>
           </w:p>
         </w:tc>
@@ -231,7 +231,7 @@
           </w:tcPr>
           <w:p>
             <w:r>
-              <w:t xml:space="preserve">27 October 2026</w:t>
+              <w:t>28 October 2026</w:t>
             </w:r>
           </w:p>
         </w:tc>
@@ -305,7 +305,7 @@
           </w:tcPr>
           <w:p>
             <w:r>
-              <w:t xml:space="preserve">3e9eeec (main, 27 October 2026) plus the version 0.8.2 changes described in this revision</w:t>
+              <w:t>Released 0.8.2 baseline plus the 0.8.3 GUI and report presentation changes described in Appendix A</w:t>
             </w:r>
           </w:p>
         </w:tc>
@@ -425,7 +425,7 @@
           </w:tcPr>
           <w:p>
             <w:r>
-              <w:t xml:space="preserve">501 tests discovered. On a fresh install all 496 non-GUI tests passed with every optional backend required and no skips; the five GUI tests passed when run separately; see Section 9.</w:t>
+              <w:t>538 tests passed with no skips: 530 non-GUI tests and eight GUI cases in separate processes. Includes the original 501 and 37 added presentation tests. See Appendix A and the current verification report.</w:t>
             </w:r>
           </w:p>
         </w:tc>
@@ -498,12 +498,8 @@
       <w:pPr>
         <w:pStyle w:val="ManualTOC1"/>
       </w:pPr>
-      <w:hyperlink w:anchor="ManualSection1">
-        <w:r>
-          <w:t>Overview</w:t>
-        </w:r>
-      </w:hyperlink>
       <w:r>
+        <w:t>Overview</w:t>
         <w:tab/>
         <w:t>4</w:t>
       </w:r>
@@ -512,40 +508,8 @@
       <w:pPr>
         <w:pStyle w:val="ManualTOC1"/>
       </w:pPr>
-      <w:hyperlink w:anchor="ManualSection2">
-        <w:r>
-          <w:t>1 Program Purpose and Workflow</w:t>
-        </w:r>
-      </w:hyperlink>
       <w:r>
-        <w:tab/>
-        <w:t>4</w:t>
-      </w:r>
-    </w:p>
-    <w:p>
-      <w:pPr>
-        <w:pStyle w:val="ManualTOC2"/>
-      </w:pPr>
-      <w:hyperlink w:anchor="ManualSection3">
-        <w:r>
-          <w:t>End to end workflow</w:t>
-        </w:r>
-      </w:hyperlink>
-      <w:r>
-        <w:tab/>
-        <w:t>4</w:t>
-      </w:r>
-    </w:p>
-    <w:p>
-      <w:pPr>
-        <w:pStyle w:val="ManualTOC2"/>
-      </w:pPr>
-      <w:hyperlink w:anchor="ManualSection4">
-        <w:r>
-          <w:t>Unknown and invalid input</w:t>
-        </w:r>
-      </w:hyperlink>
-      <w:r>
+        <w:t>1 Program Purpose and Workflow</w:t>
         <w:tab/>
         <w:t>5</w:t>
       </w:r>
@@ -554,12 +518,28 @@
       <w:pPr>
         <w:pStyle w:val="ManualTOC2"/>
       </w:pPr>
-      <w:hyperlink w:anchor="ManualSection5">
-        <w:r>
-          <w:t>System boundaries</w:t>
-        </w:r>
-      </w:hyperlink>
       <w:r>
+        <w:t>End to end workflow</w:t>
+        <w:tab/>
+        <w:t>5</w:t>
+      </w:r>
+    </w:p>
+    <w:p>
+      <w:pPr>
+        <w:pStyle w:val="ManualTOC2"/>
+      </w:pPr>
+      <w:r>
+        <w:t>Unknown and invalid input</w:t>
+        <w:tab/>
+        <w:t>5</w:t>
+      </w:r>
+    </w:p>
+    <w:p>
+      <w:pPr>
+        <w:pStyle w:val="ManualTOC2"/>
+      </w:pPr>
+      <w:r>
+        <w:t>System boundaries</w:t>
         <w:tab/>
         <w:t>6</w:t>
       </w:r>
@@ -568,12 +548,8 @@
       <w:pPr>
         <w:pStyle w:val="ManualTOC2"/>
       </w:pPr>
-      <w:hyperlink w:anchor="ManualSection6">
-        <w:r>
-          <w:t>Design principles</w:t>
-        </w:r>
-      </w:hyperlink>
       <w:r>
+        <w:t>Design principles</w:t>
         <w:tab/>
         <w:t>6</w:t>
       </w:r>
@@ -582,12 +558,8 @@
       <w:pPr>
         <w:pStyle w:val="ManualTOC2"/>
       </w:pPr>
-      <w:hyperlink w:anchor="ManualSection7">
-        <w:r>
-          <w:t>Running the program</w:t>
-        </w:r>
-      </w:hyperlink>
       <w:r>
+        <w:t>Running the program</w:t>
         <w:tab/>
         <w:t>7</w:t>
       </w:r>
@@ -596,12 +568,8 @@
       <w:pPr>
         <w:pStyle w:val="ManualTOC2"/>
       </w:pPr>
-      <w:hyperlink w:anchor="ManualDesktopBuilder">
-        <w:r>
-          <w:t>Desktop manifest builder</w:t>
-        </w:r>
-      </w:hyperlink>
       <w:r>
+        <w:t>Desktop manifest builder</w:t>
         <w:tab/>
         <w:t>7</w:t>
       </w:r>
@@ -610,12 +578,8 @@
       <w:pPr>
         <w:pStyle w:val="ManualTOC2"/>
       </w:pPr>
-      <w:hyperlink w:anchor="ManualSection8">
-        <w:r>
-          <w:t>Request fields and profiles</w:t>
-        </w:r>
-      </w:hyperlink>
       <w:r>
+        <w:t>Request fields and profiles</w:t>
         <w:tab/>
         <w:t>8</w:t>
       </w:r>
@@ -624,40 +588,28 @@
       <w:pPr>
         <w:pStyle w:val="ManualTOC1"/>
       </w:pPr>
-      <w:hyperlink w:anchor="ManualSection9">
-        <w:r>
-          <w:t>2 Supported Artefact Types</w:t>
-        </w:r>
-      </w:hyperlink>
       <w:r>
+        <w:t>2 Supported Artefact Types</w:t>
         <w:tab/>
-        <w:t>8</w:t>
+        <w:t>9</w:t>
       </w:r>
     </w:p>
     <w:p>
       <w:pPr>
         <w:pStyle w:val="ManualTOC2"/>
       </w:pPr>
-      <w:hyperlink w:anchor="ManualSection10">
-        <w:r>
-          <w:t>Audio artefact types</w:t>
-        </w:r>
-      </w:hyperlink>
       <w:r>
+        <w:t>Audio artefact types</w:t>
         <w:tab/>
-        <w:t>8</w:t>
+        <w:t>9</w:t>
       </w:r>
     </w:p>
     <w:p>
       <w:pPr>
         <w:pStyle w:val="ManualTOC2"/>
       </w:pPr>
-      <w:hyperlink w:anchor="ManualSection11">
-        <w:r>
-          <w:t>Non audio artefact types</w:t>
-        </w:r>
-      </w:hyperlink>
       <w:r>
+        <w:t>Non audio artefact types</w:t>
         <w:tab/>
         <w:t>9</w:t>
       </w:r>
@@ -666,138 +618,38 @@
       <w:pPr>
         <w:pStyle w:val="ManualTOC1"/>
       </w:pPr>
-      <w:hyperlink w:anchor="ManualSection12">
-        <w:r>
-          <w:t>3 Supported Relationship Types</w:t>
-        </w:r>
-      </w:hyperlink>
       <w:r>
+        <w:t>3 Supported Relationship Types</w:t>
         <w:tab/>
-        <w:t>9</w:t>
+        <w:t>10</w:t>
       </w:r>
     </w:p>
     <w:p>
       <w:pPr>
         <w:pStyle w:val="ManualTOC2"/>
       </w:pPr>
-      <w:hyperlink w:anchor="ManualSection13">
-        <w:r>
-          <w:t>Relationship attributes</w:t>
-        </w:r>
-      </w:hyperlink>
       <w:r>
+        <w:t>Relationship attributes</w:t>
         <w:tab/>
-        <w:t>10</w:t>
+        <w:t>11</w:t>
       </w:r>
     </w:p>
     <w:p>
       <w:pPr>
         <w:pStyle w:val="ManualTOC1"/>
       </w:pPr>
-      <w:hyperlink w:anchor="ManualSection14">
-        <w:r>
-          <w:t>4 Supported Physical File Types</w:t>
-        </w:r>
-      </w:hyperlink>
       <w:r>
+        <w:t>4 Supported Physical File Types</w:t>
         <w:tab/>
-        <w:t>10</w:t>
+        <w:t>11</w:t>
       </w:r>
     </w:p>
     <w:p>
       <w:pPr>
         <w:pStyle w:val="ManualTOC1"/>
       </w:pPr>
-      <w:hyperlink w:anchor="ManualSection15">
-        <w:r>
-          <w:t>5 Passes and Checks</w:t>
-        </w:r>
-      </w:hyperlink>
       <w:r>
-        <w:tab/>
-        <w:t>11</w:t>
-      </w:r>
-    </w:p>
-    <w:p>
-      <w:pPr>
-        <w:pStyle w:val="ManualTOC2"/>
-      </w:pPr>
-      <w:hyperlink w:anchor="ManualSection16">
-        <w:r>
-          <w:t>Active passes</w:t>
-        </w:r>
-      </w:hyperlink>
-      <w:r>
-        <w:tab/>
-        <w:t>12</w:t>
-      </w:r>
-    </w:p>
-    <w:p>
-      <w:pPr>
-        <w:pStyle w:val="ManualTOC2"/>
-      </w:pPr>
-      <w:hyperlink w:anchor="ManualSection17">
-        <w:r>
-          <w:t>Type specific parsing</w:t>
-        </w:r>
-      </w:hyperlink>
-      <w:r>
-        <w:tab/>
-        <w:t>12</w:t>
-      </w:r>
-    </w:p>
-    <w:p>
-      <w:pPr>
-        <w:pStyle w:val="ManualTOC2"/>
-      </w:pPr>
-      <w:hyperlink w:anchor="ManualSection18">
-        <w:r>
-          <w:t>Recorder metadata and production documents</w:t>
-        </w:r>
-      </w:hyperlink>
-      <w:r>
-        <w:tab/>
-        <w:t>13</w:t>
-      </w:r>
-    </w:p>
-    <w:p>
-      <w:pPr>
-        <w:pStyle w:val="ManualTOC2"/>
-      </w:pPr>
-      <w:hyperlink w:anchor="ManualSection19">
-        <w:r>
-          <w:t>Pass result reuse</w:t>
-        </w:r>
-      </w:hyperlink>
-      <w:r>
-        <w:tab/>
-        <w:t>13</w:t>
-      </w:r>
-    </w:p>
-    <w:p>
-      <w:pPr>
-        <w:pStyle w:val="ManualTOC2"/>
-      </w:pPr>
-      <w:hyperlink w:anchor="ManualSection20">
-        <w:r>
-          <w:t>Components outside the main path</w:t>
-        </w:r>
-      </w:hyperlink>
-      <w:r>
-        <w:tab/>
-        <w:t>14</w:t>
-      </w:r>
-    </w:p>
-    <w:p>
-      <w:pPr>
-        <w:pStyle w:val="ManualTOC1"/>
-      </w:pPr>
-      <w:hyperlink w:anchor="ManualSection21">
-        <w:r>
-          <w:t>6 Optional Audio Observations</w:t>
-        </w:r>
-      </w:hyperlink>
-      <w:r>
+        <w:t>5 Passes and Checks</w:t>
         <w:tab/>
         <w:t>14</w:t>
       </w:r>
@@ -806,12 +658,8 @@
       <w:pPr>
         <w:pStyle w:val="ManualTOC2"/>
       </w:pPr>
-      <w:hyperlink w:anchor="ManualSection22">
-        <w:r>
-          <w:t>Providers</w:t>
-        </w:r>
-      </w:hyperlink>
       <w:r>
+        <w:t>Active passes</w:t>
         <w:tab/>
         <w:t>14</w:t>
       </w:r>
@@ -820,26 +668,8 @@
       <w:pPr>
         <w:pStyle w:val="ManualTOC2"/>
       </w:pPr>
-      <w:hyperlink w:anchor="ManualSection23">
-        <w:r>
-          <w:t>Tasks and ranges</w:t>
-        </w:r>
-      </w:hyperlink>
       <w:r>
-        <w:tab/>
-        <w:t>14</w:t>
-      </w:r>
-    </w:p>
-    <w:p>
-      <w:pPr>
-        <w:pStyle w:val="ManualTOC2"/>
-      </w:pPr>
-      <w:hyperlink w:anchor="ManualSection24">
-        <w:r>
-          <w:t>Execution</w:t>
-        </w:r>
-      </w:hyperlink>
-      <w:r>
+        <w:t>Type specific parsing</w:t>
         <w:tab/>
         <w:t>15</w:t>
       </w:r>
@@ -848,12 +678,8 @@
       <w:pPr>
         <w:pStyle w:val="ManualTOC2"/>
       </w:pPr>
-      <w:hyperlink w:anchor="ManualSection25">
-        <w:r>
-          <w:t>Musical semantics</w:t>
-        </w:r>
-      </w:hyperlink>
       <w:r>
+        <w:t>Recorder metadata and production documents</w:t>
         <w:tab/>
         <w:t>15</w:t>
       </w:r>
@@ -862,12 +688,8 @@
       <w:pPr>
         <w:pStyle w:val="ManualTOC2"/>
       </w:pPr>
-      <w:hyperlink w:anchor="ManualSection26">
-        <w:r>
-          <w:t>Results</w:t>
-        </w:r>
-      </w:hyperlink>
       <w:r>
+        <w:t>Pass result reuse</w:t>
         <w:tab/>
         <w:t>16</w:t>
       </w:r>
@@ -876,12 +698,18 @@
       <w:pPr>
         <w:pStyle w:val="ManualTOC2"/>
       </w:pPr>
-      <w:hyperlink w:anchor="ManualSection27">
-        <w:r>
-          <w:t>Verification and interpretation</w:t>
-        </w:r>
-      </w:hyperlink>
       <w:r>
+        <w:t>Components outside the main path</w:t>
+        <w:tab/>
+        <w:t>17</w:t>
+      </w:r>
+    </w:p>
+    <w:p>
+      <w:pPr>
+        <w:pStyle w:val="ManualTOC1"/>
+      </w:pPr>
+      <w:r>
+        <w:t>6 Optional Audio Observations</w:t>
         <w:tab/>
         <w:t>17</w:t>
       </w:r>
@@ -890,26 +718,28 @@
       <w:pPr>
         <w:pStyle w:val="ManualTOC2"/>
       </w:pPr>
-      <w:hyperlink w:anchor="ManualSection43">
-        <w:r>
-          <w:t>Calibration status and false-match benchmark</w:t>
-        </w:r>
-      </w:hyperlink>
       <w:r>
+        <w:t>Providers</w:t>
         <w:tab/>
         <w:t>17</w:t>
       </w:r>
     </w:p>
     <w:p>
       <w:pPr>
-        <w:pStyle w:val="ManualTOC1"/>
+        <w:pStyle w:val="ManualTOC2"/>
       </w:pPr>
-      <w:hyperlink w:anchor="ManualSection28">
-        <w:r>
-          <w:t>7 Four Output Axes</w:t>
-        </w:r>
-      </w:hyperlink>
       <w:r>
+        <w:t>Tasks and ranges</w:t>
+        <w:tab/>
+        <w:t>17</w:t>
+      </w:r>
+    </w:p>
+    <w:p>
+      <w:pPr>
+        <w:pStyle w:val="ManualTOC2"/>
+      </w:pPr>
+      <w:r>
+        <w:t>Execution</w:t>
         <w:tab/>
         <w:t>18</w:t>
       </w:r>
@@ -918,12 +748,8 @@
       <w:pPr>
         <w:pStyle w:val="ManualTOC2"/>
       </w:pPr>
-      <w:hyperlink w:anchor="ManualSection29">
-        <w:r>
-          <w:t>Common axis attributes</w:t>
-        </w:r>
-      </w:hyperlink>
       <w:r>
+        <w:t>Musical semantics</w:t>
         <w:tab/>
         <w:t>18</w:t>
       </w:r>
@@ -932,26 +758,8 @@
       <w:pPr>
         <w:pStyle w:val="ManualTOC2"/>
       </w:pPr>
-      <w:hyperlink w:anchor="ManualSection30">
-        <w:r>
-          <w:t>Completeness</w:t>
-        </w:r>
-      </w:hyperlink>
       <w:r>
-        <w:tab/>
-        <w:t>18</w:t>
-      </w:r>
-    </w:p>
-    <w:p>
-      <w:pPr>
-        <w:pStyle w:val="ManualTOC2"/>
-      </w:pPr>
-      <w:hyperlink w:anchor="ManualSection31">
-        <w:r>
-          <w:t>Integrity</w:t>
-        </w:r>
-      </w:hyperlink>
-      <w:r>
+        <w:t>Results</w:t>
         <w:tab/>
         <w:t>19</w:t>
       </w:r>
@@ -960,12 +768,28 @@
       <w:pPr>
         <w:pStyle w:val="ManualTOC2"/>
       </w:pPr>
-      <w:hyperlink w:anchor="ManualSection32">
-        <w:r>
-          <w:t>Attestation strength</w:t>
-        </w:r>
-      </w:hyperlink>
       <w:r>
+        <w:t>Verification and interpretation</w:t>
+        <w:tab/>
+        <w:t>20</w:t>
+      </w:r>
+    </w:p>
+    <w:p>
+      <w:pPr>
+        <w:pStyle w:val="ManualTOC2"/>
+      </w:pPr>
+      <w:r>
+        <w:t>Calibration status and false-match benchmark</w:t>
+        <w:tab/>
+        <w:t>20</w:t>
+      </w:r>
+    </w:p>
+    <w:p>
+      <w:pPr>
+        <w:pStyle w:val="ManualTOC1"/>
+      </w:pPr>
+      <w:r>
+        <w:t>7 Four Output Axes</w:t>
         <w:tab/>
         <w:t>23</w:t>
       </w:r>
@@ -974,12 +798,28 @@
       <w:pPr>
         <w:pStyle w:val="ManualTOC2"/>
       </w:pPr>
-      <w:hyperlink w:anchor="ManualSection33">
-        <w:r>
-          <w:t>AI disclosure</w:t>
-        </w:r>
-      </w:hyperlink>
       <w:r>
+        <w:t>Common axis attributes</w:t>
+        <w:tab/>
+        <w:t>23</w:t>
+      </w:r>
+    </w:p>
+    <w:p>
+      <w:pPr>
+        <w:pStyle w:val="ManualTOC2"/>
+      </w:pPr>
+      <w:r>
+        <w:t>Completeness</w:t>
+        <w:tab/>
+        <w:t>23</w:t>
+      </w:r>
+    </w:p>
+    <w:p>
+      <w:pPr>
+        <w:pStyle w:val="ManualTOC2"/>
+      </w:pPr>
+      <w:r>
+        <w:t>Integrity</w:t>
         <w:tab/>
         <w:t>24</w:t>
       </w:r>
@@ -988,152 +828,8 @@
       <w:pPr>
         <w:pStyle w:val="ManualTOC2"/>
       </w:pPr>
-      <w:hyperlink w:anchor="ManualSection34">
-        <w:r>
-          <w:t>Supporting response fields</w:t>
-        </w:r>
-      </w:hyperlink>
       <w:r>
-        <w:tab/>
-        <w:t>24</w:t>
-      </w:r>
-    </w:p>
-    <w:p>
-      <w:pPr>
-        <w:pStyle w:val="ManualTOC1"/>
-      </w:pPr>
-      <w:hyperlink w:anchor="ManualSection44">
-        <w:r>
-          <w:t>8 C2PA Provenance, Trust and Findings</w:t>
-        </w:r>
-      </w:hyperlink>
-      <w:r>
-        <w:tab/>
-        <w:t>25</w:t>
-      </w:r>
-    </w:p>
-    <w:p>
-      <w:pPr>
-        <w:pStyle w:val="ManualTOC2"/>
-      </w:pPr>
-      <w:hyperlink w:anchor="ManualSection45">
-        <w:r>
-          <w:t>Reading and the C2PA chunk</w:t>
-        </w:r>
-      </w:hyperlink>
-      <w:r>
-        <w:tab/>
-        <w:t>25</w:t>
-      </w:r>
-    </w:p>
-    <w:p>
-      <w:pPr>
-        <w:pStyle w:val="ManualTOC2"/>
-      </w:pPr>
-      <w:hyperlink w:anchor="ManualSection46">
-        <w:r>
-          <w:t>Pinned trust lists</w:t>
-        </w:r>
-      </w:hyperlink>
-      <w:r>
-        <w:tab/>
-        <w:t>25</w:t>
-      </w:r>
-    </w:p>
-    <w:p>
-      <w:pPr>
-        <w:pStyle w:val="ManualTOC2"/>
-      </w:pPr>
-      <w:hyperlink w:anchor="ManualSection47">
-        <w:r>
-          <w:t>Trust status and attestation strength</w:t>
-        </w:r>
-      </w:hyperlink>
-      <w:r>
-        <w:tab/>
-        <w:t>26</w:t>
-      </w:r>
-    </w:p>
-    <w:p>
-      <w:pPr>
-        <w:pStyle w:val="ManualTOC2"/>
-      </w:pPr>
-      <w:hyperlink w:anchor="ManualSection48">
-        <w:r>
-          <w:t>Asymmetric trust</w:t>
-        </w:r>
-      </w:hyperlink>
-      <w:r>
-        <w:tab/>
-        <w:t>27</w:t>
-      </w:r>
-    </w:p>
-    <w:p>
-      <w:pPr>
-        <w:pStyle w:val="ManualTOC2"/>
-      </w:pPr>
-      <w:hyperlink w:anchor="ManualSection49">
-        <w:r>
-          <w:t>Findings for the final artefact</w:t>
-        </w:r>
-      </w:hyperlink>
-      <w:r>
-        <w:tab/>
-        <w:t>27</w:t>
-      </w:r>
-    </w:p>
-    <w:p>
-      <w:pPr>
-        <w:pStyle w:val="ManualTOC2"/>
-      </w:pPr>
-      <w:hyperlink w:anchor="ManualSection50">
-        <w:r>
-          <w:t>Invalid manifests</w:t>
-        </w:r>
-      </w:hyperlink>
-      <w:r>
-        <w:tab/>
-        <w:t>28</w:t>
-      </w:r>
-    </w:p>
-    <w:p>
-      <w:pPr>
-        <w:pStyle w:val="ManualTOC2"/>
-      </w:pPr>
-      <w:hyperlink w:anchor="ManualSection51">
-        <w:r>
-          <w:t>Effects on Integrity</w:t>
-        </w:r>
-      </w:hyperlink>
-      <w:r>
-        <w:tab/>
-        <w:t>28</w:t>
-      </w:r>
-    </w:p>
-    <w:p>
-      <w:pPr>
-        <w:pStyle w:val="ManualTOC2"/>
-      </w:pPr>
-      <w:hyperlink w:anchor="ManualSection52">
-        <w:r>
-          <w:t>Testing with real AI generator output</w:t>
-        </w:r>
-      </w:hyperlink>
-      <w:r>
-        <w:tab/>
-        <w:t>28</w:t>
-      </w:r>
-    </w:p>
-    <w:p>
-      <w:pPr>
-        <w:pStyle w:val="ManualTOC1"/>
-      </w:pPr>
-      <w:hyperlink w:anchor="ManualSection35">
-        <w:r>
-          <w:t>9 Program File Responsibilities</w:t>
-        </w:r>
-      </w:hyperlink>
-      <w:r>
+        <w:t>Attestation strength</w:t>
         <w:tab/>
         <w:t>29</w:t>
       </w:r>
@@ -1142,40 +838,8 @@
       <w:pPr>
         <w:pStyle w:val="ManualTOC2"/>
       </w:pPr>
-      <w:hyperlink w:anchor="ManualSection36">
-        <w:r>
-          <w:t>Root files</w:t>
-        </w:r>
-      </w:hyperlink>
       <w:r>
-        <w:tab/>
-        <w:t>29</w:t>
-      </w:r>
-    </w:p>
-    <w:p>
-      <w:pPr>
-        <w:pStyle w:val="ManualTOC2"/>
-      </w:pPr>
-      <w:hyperlink w:anchor="ManualSection37">
-        <w:r>
-          <w:t>Music target modules</w:t>
-        </w:r>
-      </w:hyperlink>
-      <w:r>
-        <w:tab/>
-        <w:t>29</w:t>
-      </w:r>
-    </w:p>
-    <w:p>
-      <w:pPr>
-        <w:pStyle w:val="ManualTOC2"/>
-      </w:pPr>
-      <w:hyperlink w:anchor="ManualSection38">
-        <w:r>
-          <w:t>Parsers policies and schemas</w:t>
-        </w:r>
-      </w:hyperlink>
-      <w:r>
+        <w:t>AI disclosure</w:t>
         <w:tab/>
         <w:t>30</w:t>
       </w:r>
@@ -1184,12 +848,18 @@
       <w:pPr>
         <w:pStyle w:val="ManualTOC2"/>
       </w:pPr>
-      <w:hyperlink w:anchor="ManualSection39">
-        <w:r>
-          <w:t>Tests examples reports and documentation</w:t>
-        </w:r>
-      </w:hyperlink>
       <w:r>
+        <w:t>Supporting response fields</w:t>
+        <w:tab/>
+        <w:t>30</w:t>
+      </w:r>
+    </w:p>
+    <w:p>
+      <w:pPr>
+        <w:pStyle w:val="ManualTOC1"/>
+      </w:pPr>
+      <w:r>
+        <w:t>8 C2PA Provenance, Trust and Findings</w:t>
         <w:tab/>
         <w:t>31</w:t>
       </w:r>
@@ -1198,26 +868,8 @@
       <w:pPr>
         <w:pStyle w:val="ManualTOC2"/>
       </w:pPr>
-      <w:hyperlink w:anchor="ManualSection40">
-        <w:r>
-          <w:t>Verification for this revision</w:t>
-        </w:r>
-      </w:hyperlink>
       <w:r>
-        <w:tab/>
-        <w:t>31</w:t>
-      </w:r>
-    </w:p>
-    <w:p>
-      <w:pPr>
-        <w:pStyle w:val="ManualTOC1"/>
-      </w:pPr>
-      <w:hyperlink w:anchor="ManualSection60">
-        <w:r>
-          <w:t>10 Known Limitations</w:t>
-        </w:r>
-      </w:hyperlink>
-      <w:r>
+        <w:t>Reading and the C2PA chunk</w:t>
         <w:tab/>
         <w:t>32</w:t>
       </w:r>
@@ -1226,12 +878,8 @@
       <w:pPr>
         <w:pStyle w:val="ManualTOC2"/>
       </w:pPr>
-      <w:hyperlink w:anchor="ManualSection61">
-        <w:r>
-          <w:t>C2PA provenance</w:t>
-        </w:r>
-      </w:hyperlink>
       <w:r>
+        <w:t>Pinned trust lists</w:t>
         <w:tab/>
         <w:t>32</w:t>
       </w:r>
@@ -1240,12 +888,18 @@
       <w:pPr>
         <w:pStyle w:val="ManualTOC2"/>
       </w:pPr>
-      <w:hyperlink w:anchor="ManualSection62">
-        <w:r>
-          <w:t>Scoring and Integrity</w:t>
-        </w:r>
-      </w:hyperlink>
       <w:r>
+        <w:t>Trust status and attestation strength</w:t>
+        <w:tab/>
+        <w:t>32</w:t>
+      </w:r>
+    </w:p>
+    <w:p>
+      <w:pPr>
+        <w:pStyle w:val="ManualTOC2"/>
+      </w:pPr>
+      <w:r>
+        <w:t>Asymmetric trust</w:t>
         <w:tab/>
         <w:t>33</w:t>
       </w:r>
@@ -1254,12 +908,8 @@
       <w:pPr>
         <w:pStyle w:val="ManualTOC2"/>
       </w:pPr>
-      <w:hyperlink w:anchor="ManualSection63">
-        <w:r>
-          <w:t>Audio observations</w:t>
-        </w:r>
-      </w:hyperlink>
       <w:r>
+        <w:t>Findings for the final artefact</w:t>
         <w:tab/>
         <w:t>33</w:t>
       </w:r>
@@ -1268,56 +918,170 @@
       <w:pPr>
         <w:pStyle w:val="ManualTOC2"/>
       </w:pPr>
-      <w:hyperlink w:anchor="ManualSection64">
-        <w:r>
-          <w:t>Inputs and formats</w:t>
-        </w:r>
-      </w:hyperlink>
       <w:r>
+        <w:t>Invalid manifests</w:t>
         <w:tab/>
-        <w:t>33</w:t>
+        <w:t>34</w:t>
       </w:r>
     </w:p>
     <w:p>
       <w:pPr>
         <w:pStyle w:val="ManualTOC2"/>
       </w:pPr>
-      <w:hyperlink w:anchor="ManualSection65">
-        <w:r>
-          <w:t>Verification</w:t>
-        </w:r>
-      </w:hyperlink>
       <w:r>
+        <w:t>Effects on Integrity</w:t>
         <w:tab/>
-        <w:t>33</w:t>
+        <w:t>35</w:t>
+      </w:r>
+    </w:p>
+    <w:p>
+      <w:pPr>
+        <w:pStyle w:val="ManualTOC2"/>
+      </w:pPr>
+      <w:r>
+        <w:t>Testing with real AI generator output</w:t>
+        <w:tab/>
+        <w:t>35</w:t>
       </w:r>
     </w:p>
     <w:p>
       <w:pPr>
         <w:pStyle w:val="ManualTOC1"/>
       </w:pPr>
-      <w:hyperlink w:anchor="ManualSection41">
-        <w:r>
-          <w:t>11 Outstanding Work</w:t>
-        </w:r>
-      </w:hyperlink>
       <w:r>
+        <w:t>9 Program File Responsibilities</w:t>
         <w:tab/>
-        <w:t>33</w:t>
+        <w:t>36</w:t>
       </w:r>
     </w:p>
     <w:p>
       <w:pPr>
         <w:pStyle w:val="ManualTOC2"/>
       </w:pPr>
-      <w:hyperlink w:anchor="ManualSection42">
-        <w:r>
-          <w:t>Pass reuse dependencies</w:t>
-        </w:r>
-      </w:hyperlink>
       <w:r>
+        <w:t>Root files</w:t>
         <w:tab/>
-        <w:t>35</w:t>
+        <w:t>36</w:t>
+      </w:r>
+    </w:p>
+    <w:p>
+      <w:pPr>
+        <w:pStyle w:val="ManualTOC2"/>
+      </w:pPr>
+      <w:r>
+        <w:t>Music target modules</w:t>
+        <w:tab/>
+        <w:t>37</w:t>
+      </w:r>
+    </w:p>
+    <w:p>
+      <w:pPr>
+        <w:pStyle w:val="ManualTOC2"/>
+      </w:pPr>
+      <w:r>
+        <w:t>Parsers policies and schemas</w:t>
+        <w:tab/>
+        <w:t>38</w:t>
+      </w:r>
+    </w:p>
+    <w:p>
+      <w:pPr>
+        <w:pStyle w:val="ManualTOC2"/>
+      </w:pPr>
+      <w:r>
+        <w:t>Tests examples reports and documentation</w:t>
+        <w:tab/>
+        <w:t>39</w:t>
+      </w:r>
+    </w:p>
+    <w:p>
+      <w:pPr>
+        <w:pStyle w:val="ManualTOC2"/>
+      </w:pPr>
+      <w:r>
+        <w:t>Verification for this revision</w:t>
+        <w:tab/>
+        <w:t>40</w:t>
+      </w:r>
+    </w:p>
+    <w:p>
+      <w:pPr>
+        <w:pStyle w:val="ManualTOC1"/>
+      </w:pPr>
+      <w:r>
+        <w:t>10 Known Limitations</w:t>
+        <w:tab/>
+        <w:t>42</w:t>
+      </w:r>
+    </w:p>
+    <w:p>
+      <w:pPr>
+        <w:pStyle w:val="ManualTOC2"/>
+      </w:pPr>
+      <w:r>
+        <w:t>C2PA provenance</w:t>
+        <w:tab/>
+        <w:t>42</w:t>
+      </w:r>
+    </w:p>
+    <w:p>
+      <w:pPr>
+        <w:pStyle w:val="ManualTOC2"/>
+      </w:pPr>
+      <w:r>
+        <w:t>Scoring and Integrity</w:t>
+        <w:tab/>
+        <w:t>43</w:t>
+      </w:r>
+    </w:p>
+    <w:p>
+      <w:pPr>
+        <w:pStyle w:val="ManualTOC2"/>
+      </w:pPr>
+      <w:r>
+        <w:t>Audio observations</w:t>
+        <w:tab/>
+        <w:t>43</w:t>
+      </w:r>
+    </w:p>
+    <w:p>
+      <w:pPr>
+        <w:pStyle w:val="ManualTOC2"/>
+      </w:pPr>
+      <w:r>
+        <w:t>Inputs and formats</w:t>
+        <w:tab/>
+        <w:t>44</w:t>
+      </w:r>
+    </w:p>
+    <w:p>
+      <w:pPr>
+        <w:pStyle w:val="ManualTOC2"/>
+      </w:pPr>
+      <w:r>
+        <w:t>Verification</w:t>
+        <w:tab/>
+        <w:t>44</w:t>
+      </w:r>
+    </w:p>
+    <w:p>
+      <w:pPr>
+        <w:pStyle w:val="ManualTOC1"/>
+      </w:pPr>
+      <w:r>
+        <w:t>11 Outstanding Work</w:t>
+        <w:tab/>
+        <w:t>44</w:t>
+      </w:r>
+    </w:p>
+    <w:p>
+      <w:pPr>
+        <w:pStyle w:val="ManualTOC1"/>
+      </w:pPr>
+      <w:r>
+        <w:t>Appendix A Assessment report in version 0.8.3</w:t>
+        <w:tab/>
+        <w:t>47</w:t>
       </w:r>
     </w:p>
     <w:p>
@@ -1342,7 +1106,7 @@
         <w:spacing w:line="276" w:lineRule="auto"/>
       </w:pPr>
       <w:r>
-        <w:t>The evaluator checks a submitter-declared music-production evidence graph. It validates graph structure, binds available files by SHA-256, runs the declared type parsers and applicable checks, and reports four separate axes: completeness, integrity, attestation strength and AI disclosure. This manual describes program version 0.8.0 (base commit 2128cc4 plus the changes committed with this revision) on 21 October 2026. It covers the command-line evaluator, the desktop manifest builder, and the current report-only audio observations with bounded calibration and explicit abstention.</w:t>
+        <w:t>The evaluator checks a submitter-declared music-production evidence graph. It validates graph structure, binds available files by SHA-256, runs the declared type parsers and applicable checks, and reports four separate axes: completeness, integrity, attestation strength and AI disclosure. This manual describes program version 0.8.3 on 28 October 2026; the 0.8.2 evaluation behavior is retained. It covers the command-line evaluator, the desktop manifest builder, and the current report-only audio observations with bounded calibration and explicit abstention.</w:t>
       </w:r>
     </w:p>
     <w:p>
@@ -5672,6 +5436,12 @@
     <w:p>
       <w:r>
         <w:t xml:space="preserve">Run python3 builder_gui.py from program/ after installing the core requirements and ensuring Tkinter is available. The Tk desktop interface imports and hashes files in the background, helps declare workflows and graph relationships, offers workflow preflight and full assessment, and saves the complete JSON response. Full assessment stages verified originals in a temporary bundle and invokes the same production worker as the CLI. Its preflight uses the evaluator's limits (128 artefacts, 512 MiB per object, 1 GiB per request); before 0.8.1 it refused files over 32 MiB.</w:t>
+      </w:r>
+    </w:p>
+    <w:p>
+      <w:pPr/>
+      <w:r>
+        <w:t>Since 0.8.3, the Full assessment page shows the assessment summary and important finding before the four dimensions. Its display label Core Evidence Consistency maps to the unchanged API field integrity. Optional audio review findings do not change scores or confidence. Save result JSON preserves the original response; Save review report exports offline HTML. Appendix A explains the layout, states, coverage and exports.</w:t>
       </w:r>
     </w:p>
     <w:p>
@@ -34132,7 +33902,7 @@
     </w:p>
     <w:p>
       <w:r>
-        <w:t xml:space="preserve">The current discovery contains 501 cases: 136 core; 61 audio diagnostics; 33 C2PA; 22 remediation; 19 non-GUI builder; 8 builder-contract; 16 builder-result; 34 scoring-remediation; 12 forge-cost; 12 local-file-reference; 35 production-document; 13 sample-validation; 9 audio calibration; 11 case-interval; 36 audio-format; 9 bandwidth; 16 format-conversion; 6 DAW-session; 5 structure benchmark; 3 music benchmark; and 5 GUI cases. On 27 October 2026 (version 0.8.2) the code was exported into an empty folder and installed in a new virtual environment with all three requirement files; all 496 non-GUI cases passed in one process with no skips (C2PA_SUNO_SAMPLE_DIR pointed at the verified Suno downloads), and the five GUI cases passed in separate processes. Without C2PA_SUNO_SAMPLE_DIR the three Suno real-sample cases are skipped. Run GUI cases in separate processes when investigating macOS Tk lifecycle hangs; do not treat excluded cases as passes or skips.</w:t>
+        <w:t>The 0.8.2 discovery contained 501 cases: 136 core; 61 audio diagnostics; 33 C2PA; 22 remediation; 19 non-GUI builder; 8 builder-contract; 16 builder-result; 34 scoring-remediation; 12 forge-cost; 12 local-file-reference; 35 production-document; 13 sample-validation; 9 audio calibration; 11 case-interval; 36 audio-format; 9 bandwidth; 16 format-conversion; 6 DAW-session; 5 structure benchmark; 3 music benchmark; and 5 GUI cases. On 27 October 2026 (version 0.8.2) the code was exported into an empty folder and installed in a new virtual environment with all three requirement files; all 496 non-GUI cases passed in one process with no skips (C2PA_SUNO_SAMPLE_DIR pointed at the verified Suno downloads), and the five GUI cases passed in separate processes. Without C2PA_SUNO_SAMPLE_DIR the three Suno real-sample cases are skipped. Run GUI cases in separate processes when investigating macOS Tk lifecycle hangs; do not treat excluded cases as passes or skips.</w:t>
       </w:r>
     </w:p>
     <w:p>
@@ -34169,7 +33939,7 @@
         <w:spacing w:line="276" w:lineRule="auto"/>
       </w:pPr>
       <w:r>
-        <w:t xml:space="preserve">Version 0.8.2 (27 October 2026): the file checks of Section 4 (readability, stream completeness, the full-length sample check and the not_completed state), the bext/iXML timestamp check and the Integrity status incomplete. The example responses were regenerated; every axis value, confidence and status is unchanged. All 236 Project Rock WAVs pass the sample check (1.2 s for 3.37 GiB) and all 233 recorder takes pass the timestamp check. Coverage was not re-measured for 0.8.2.</w:t>
+        <w:t>Version 0.8.2 (27 October 2026): the file checks of Section 4 (readability, stream completeness, the full-length sample check and the not_completed state), the bext/iXML timestamp check and the Integrity status incomplete. The example responses were regenerated; every axis value, confidence and status is unchanged. All 236 Project Rock WAVs pass the sample check (1.2 s for 3.37 GiB) and all 233 recorder takes pass the timestamp check. Current verification is reported in Appendix A.</w:t>
       </w:r>
     </w:p>
     <w:p>
@@ -34194,7 +33964,7 @@
         <w:spacing w:line="276" w:lineRule="auto"/>
       </w:pPr>
       <w:r>
-        <w:t xml:space="preserve">This chapter collects the known limitations of version 0.8.2 in one place. Each one is a deliberate boundary or a dependency on outside parties, not an undetected defect; the results remain valid within these limits. Work that would remove a limitation is listed in Section 11.</w:t>
+        <w:t>This chapter collects the known limitations of version 0.8.3 in one place. Each one is a deliberate boundary or a dependency on outside parties, not an undetected defect; the results remain valid within these limits. Work that would remove a limitation is listed in Section 11.</w:t>
       </w:r>
     </w:p>
     <w:p>
@@ -34632,7 +34402,7 @@
         <w:spacing w:after="60" w:line="276" w:lineRule="auto"/>
       </w:pPr>
       <w:r>
-        <w:t>The four desktop GUI tests can hang when run inside the full suite on macOS, so they are run in separate processes.</w:t>
+        <w:t>Desktop GUI tests can hang when run inside the full suite on macOS, so they are run in separate processes.</w:t>
       </w:r>
     </w:p>
     <w:p>
@@ -36352,6 +36122,190 @@
         <w:keepLines/>
         <w:spacing w:line="276" w:lineRule="auto"/>
       </w:pPr>
+    </w:p>
+    <w:p>
+      <w:r>
+        <w:br w:type="page"/>
+      </w:r>
+    </w:p>
+    <w:p>
+      <w:pPr>
+        <w:pStyle w:val="Heading1"/>
+      </w:pPr>
+      <w:r>
+        <w:t>Appendix A Assessment report in version 0.8.3</w:t>
+      </w:r>
+    </w:p>
+    <w:p>
+      <w:r>
+        <w:t>Version 0.8.3 changes the GUI and human report presentation. It helps reviewers understand why a high core score can appear alongside an audio interval needing review. The scoring profile remains default-v7; core checks, audio thresholds, response schemas and API field names retain their existing meaning.</w:t>
+      </w:r>
+    </w:p>
+    <w:p>
+      <w:pPr>
+        <w:pStyle w:val="Heading2"/>
+      </w:pPr>
+      <w:r>
+        <w:t>Read the summary before the scores</w:t>
+      </w:r>
+    </w:p>
+    <w:p>
+      <w:pPr>
+        <w:pStyle w:val="ListParagraph"/>
+      </w:pPr>
+      <w:r>
+        <w:t>Assessment summary shows execution state, assessed core-check state, audio-review state and qualified recording cross-check coverage. Execution succeeded means a result was returned; it does not mean every claim was verified.</w:t>
+      </w:r>
+    </w:p>
+    <w:p>
+      <w:pPr>
+        <w:pStyle w:val="ListParagraph"/>
+      </w:pPr>
+      <w:r>
+        <w:t>The important finding is expanded above the scores. For content_found_elsewhere it names the affected files, declared source and target intervals, and the reported source candidate. View findings moves keyboard focus to the full details.</w:t>
+      </w:r>
+    </w:p>
+    <w:p>
+      <w:pPr>
+        <w:pStyle w:val="ListParagraph"/>
+      </w:pPr>
+      <w:r>
+        <w:t>Four dimensions retain the original values and confidence. The interface calls integrity Core Evidence Consistency. A contradiction count or incomplete state remains visible even beside a high number. A null value remains not assessed.</w:t>
+      </w:r>
+    </w:p>
+    <w:p>
+      <w:pPr>
+        <w:pStyle w:val="ListParagraph"/>
+      </w:pPr>
+      <w:r>
+        <w:t>Coverage distinguishes material presence from qualified cross-checks. For example, 1/13 checked means 12 lack qualifying cross-checks. Checked includes both consistent and contradicted recordings; it is not a pass rate. Provisional AAF coverage is explicitly qualified.</w:t>
+      </w:r>
+    </w:p>
+    <w:p>
+      <w:pPr>
+        <w:pStyle w:val="ListParagraph"/>
+      </w:pPr>
+      <w:r>
+        <w:t>Findings and explanations contains attention items, axis reasoning, coverage, confidence factors and provider limitations. All checks and raw evidence retains other observations and the complete original response, including successful checks.</w:t>
+      </w:r>
+    </w:p>
+    <w:p>
+      <w:pPr>
+        <w:pStyle w:val="Heading2"/>
+      </w:pPr>
+      <w:r>
+        <w:t>Interpret audio states within their scope</w:t>
+      </w:r>
+    </w:p>
+    <w:p>
+      <w:r>
+        <w:t>content_found_elsewhere requires review. content_not_located is inconclusive. search_unavailable states the local window observation and the wider-search gap separately. Insufficient signal or no positive control means unable to decide. Unavailable or unassessed analyses are not passes. declared_range_supported is a supporting observation within the reported profile, and unknown states retain their original value without a pass or failure interpretation.</w:t>
+      </w:r>
+    </w:p>
+    <w:p>
+      <w:r>
+        <w:t>A linked finding and its detailed range assessment count once. Different windows and selections stay separate. Multiple supported candidate positions remain visible, including ambiguity from repeated material. audfprint and SpectroMap are algorithm observations rather than independent witnesses. Heuristic bandwidth and musical-semantics results retain their limitations in the details.</w:t>
+      </w:r>
+    </w:p>
+    <w:p>
+      <w:pPr>
+        <w:pStyle w:val="Heading2"/>
+      </w:pPr>
+      <w:r>
+        <w:t>Keep the response and scores unchanged</w:t>
+      </w:r>
+    </w:p>
+    <w:p>
+      <w:r>
+        <w:t>The summary is calculated only in builder_review.py for presentation. It is never inserted into the machine response. The field remains axes.integrity, and the response schema version remains 0.2-candidate. Audio diagnostics retain scoring_eligible false and integrity_contribution null; displaying a review flag never changes an axis value, confidence or status. Core file checks such as audio_samples_valid remain core checks.</w:t>
+      </w:r>
+    </w:p>
+    <w:p>
+      <w:r>
+        <w:t>Save result JSON saves the original evaluator response. Save review report produces a standalone offline HTML file using the same model as the GUI; names and messages are escaped, and important findings remain visible in print. Copy report text copies the human report. The report captures case and run IDs, the GUI result-capture time, original system metadata and display-template version. Capture time is not a signed production time.</w:t>
+      </w:r>
+    </w:p>
+    <w:p>
+      <w:r>
+        <w:t>When the submission or analysis options change, the GUI marks the result as a previous assessment. Export still describes the original snapshot. Run assessment again to evaluate the changed submission.</w:t>
+      </w:r>
+    </w:p>
+    <w:p>
+      <w:r>
+        <w:br w:type="page"/>
+      </w:r>
+    </w:p>
+    <w:p>
+      <w:pPr>
+        <w:pStyle w:val="Heading2"/>
+      </w:pPr>
+      <w:r>
+        <w:t>Actual interface example</w:t>
+      </w:r>
+    </w:p>
+    <w:p>
+      <w:r>
+        <w:t>The screen below uses a constructed layout-test response in the actual 0.8.3 GUI. The 1.000 value and 1/13 coverage illustrate presentation behavior; they are not measured results from customer material.</w:t>
+      </w:r>
+    </w:p>
+    <w:p>
+      <w:r>
+        <w:drawing>
+          <wp:inline xmlns:a="http://schemas.openxmlformats.org/drawingml/2006/main" xmlns:pic="http://schemas.openxmlformats.org/drawingml/2006/picture">
+            <wp:extent cx="6120130" cy="4723628"/>
+            <wp:docPr id="1" name="Picture 1"/>
+            <wp:cNvGraphicFramePr>
+              <a:graphicFrameLocks noChangeAspect="1"/>
+            </wp:cNvGraphicFramePr>
+            <a:graphic>
+              <a:graphicData uri="http://schemas.openxmlformats.org/drawingml/2006/picture">
+                <pic:pic>
+                  <pic:nvPicPr>
+                    <pic:cNvPr id="0" name="assessment-summary-0.8.3.png"/>
+                    <pic:cNvPicPr/>
+                  </pic:nvPicPr>
+                  <pic:blipFill>
+                    <a:blip r:embed="rId13"/>
+                    <a:stretch>
+                      <a:fillRect/>
+                    </a:stretch>
+                  </pic:blipFill>
+                  <pic:spPr>
+                    <a:xfrm>
+                      <a:off x="0" y="0"/>
+                      <a:ext cx="6120130" cy="4723628"/>
+                    </a:xfrm>
+                    <a:prstGeom prst="rect"/>
+                  </pic:spPr>
+                </pic:pic>
+              </a:graphicData>
+            </a:graphic>
+          </wp:inline>
+        </w:drawing>
+      </w:r>
+    </w:p>
+    <w:p>
+      <w:r>
+        <w:t>The audio review warning and declared/candidate intervals appear above the four scores. The same scope note explains that optional audio diagnostics do not change Core Evidence Consistency or its confidence. The screenshot is also available at program/docs/images/assessment-summary-0.8.3.png.</w:t>
+      </w:r>
+    </w:p>
+    <w:p>
+      <w:pPr>
+        <w:pStyle w:val="Heading2"/>
+      </w:pPr>
+      <w:r>
+        <w:t>Verification for this presentation release</w:t>
+      </w:r>
+    </w:p>
+    <w:p>
+      <w:r>
+        <w:t>The original 501 tests and 37 added presentation tests pass: 530 non-GUI tests in one process and eight GUI tests in separate processes, 538 passed with no skips. Verified Suno samples and all optional audio backends were enabled. Tests cover response immutability, axis parity, declared-range outcomes, linked-record deduplication, distinct windows, coverage counts, unknown states, offline HTML escaping, JSON export, snapshot labels and small-window layout. The real declared-range integration test passes its emitted response through both presentation paths and asserts no mutation.</w:t>
+      </w:r>
+    </w:p>
+    <w:p>
+      <w:r>
+        <w:t>The previous 0.8.2 verification and coverage figures in Chapter 9 are historical. Current test and coverage records are in program/reports/verification.md and program/reports/coverage/. This release does not claim new calibration or production-dataset accuracy.</w:t>
+      </w:r>
     </w:p>
     <w:sectPr>
       <w:headerReference w:type="default" r:id="rId7"/>

--- a/Manual_layout_check.docx
+++ b/Manual_layout_check.docx
@@ -164,7 +164,6 @@
           </w:tcPr>
           <w:p>
             <w:pPr>
-              <w:keepNext/>
               <w:keepLines/>
               <w:spacing w:after="40" w:line="254" w:lineRule="auto"/>
             </w:pPr>
@@ -185,7 +184,6 @@
           </w:tcPr>
           <w:p>
             <w:pPr>
-              <w:keepNext/>
               <w:keepLines/>
               <w:spacing w:after="40" w:line="254" w:lineRule="auto"/>
             </w:pPr>
@@ -231,7 +229,7 @@
           </w:tcPr>
           <w:p>
             <w:r>
-              <w:t>28 October 2026</w:t>
+              <w:t>29 October 2026</w:t>
             </w:r>
           </w:p>
         </w:tc>
@@ -305,7 +303,7 @@
           </w:tcPr>
           <w:p>
             <w:r>
-              <w:t>Released 0.8.2 baseline plus the 0.8.3 GUI and report presentation changes described in Appendix A</w:t>
+              <w:t xml:space="preserve">main, 29 October 2026: version 0.8.3 with the five-section summary refinement; evaluation behaviour as released in 0.8.2</w:t>
             </w:r>
           </w:p>
         </w:tc>
@@ -404,7 +402,6 @@
           </w:tcPr>
           <w:p>
             <w:pPr>
-              <w:keepNext/>
               <w:keepLines/>
               <w:spacing w:after="40" w:line="254" w:lineRule="auto"/>
             </w:pPr>
@@ -425,7 +422,7 @@
           </w:tcPr>
           <w:p>
             <w:r>
-              <w:t>538 tests passed with no skips: 530 non-GUI tests and eight GUI cases in separate processes. Includes the original 501 and 37 added presentation tests. See Appendix A and the current verification report.</w:t>
+              <w:t xml:space="preserve">555 tests passed with no skips (29 October 2026); see Section 9, Verification</w:t>
             </w:r>
           </w:p>
         </w:tc>
@@ -470,7 +467,7 @@
                 <w:color w:val="000000"/>
                 <w:sz w:val="17"/>
               </w:rPr>
-              <w:t>COMP3888 developers, assessors and technical collaborators</w:t>
+              <w:t xml:space="preserve">Client reviewers, CSEC assessors and developers</w:t>
             </w:r>
           </w:p>
         </w:tc>
@@ -499,7 +496,7 @@
         <w:pStyle w:val="ManualTOC1"/>
       </w:pPr>
       <w:r>
-        <w:t>Overview</w:t>
+        <w:t xml:space="preserve">Overview</w:t>
         <w:tab/>
         <w:t>4</w:t>
       </w:r>
@@ -509,7 +506,27 @@
         <w:pStyle w:val="ManualTOC1"/>
       </w:pPr>
       <w:r>
-        <w:t>1 Program Purpose and Workflow</w:t>
+        <w:t xml:space="preserve">1 Program Purpose and Workflow</w:t>
+        <w:tab/>
+        <w:t>4</w:t>
+      </w:r>
+    </w:p>
+    <w:p>
+      <w:pPr>
+        <w:pStyle w:val="ManualTOC2"/>
+      </w:pPr>
+      <w:r>
+        <w:t xml:space="preserve">End to end workflow</w:t>
+        <w:tab/>
+        <w:t>4</w:t>
+      </w:r>
+    </w:p>
+    <w:p>
+      <w:pPr>
+        <w:pStyle w:val="ManualTOC2"/>
+      </w:pPr>
+      <w:r>
+        <w:t xml:space="preserve">Unknown and invalid input</w:t>
         <w:tab/>
         <w:t>5</w:t>
       </w:r>
@@ -519,27 +536,7 @@
         <w:pStyle w:val="ManualTOC2"/>
       </w:pPr>
       <w:r>
-        <w:t>End to end workflow</w:t>
-        <w:tab/>
-        <w:t>5</w:t>
-      </w:r>
-    </w:p>
-    <w:p>
-      <w:pPr>
-        <w:pStyle w:val="ManualTOC2"/>
-      </w:pPr>
-      <w:r>
-        <w:t>Unknown and invalid input</w:t>
-        <w:tab/>
-        <w:t>5</w:t>
-      </w:r>
-    </w:p>
-    <w:p>
-      <w:pPr>
-        <w:pStyle w:val="ManualTOC2"/>
-      </w:pPr>
-      <w:r>
-        <w:t>System boundaries</w:t>
+        <w:t xml:space="preserve">System boundaries</w:t>
         <w:tab/>
         <w:t>6</w:t>
       </w:r>
@@ -549,7 +546,7 @@
         <w:pStyle w:val="ManualTOC2"/>
       </w:pPr>
       <w:r>
-        <w:t>Design principles</w:t>
+        <w:t xml:space="preserve">Design principles</w:t>
         <w:tab/>
         <w:t>6</w:t>
       </w:r>
@@ -559,7 +556,7 @@
         <w:pStyle w:val="ManualTOC2"/>
       </w:pPr>
       <w:r>
-        <w:t>Running the program</w:t>
+        <w:t xml:space="preserve">Running the program</w:t>
         <w:tab/>
         <w:t>7</w:t>
       </w:r>
@@ -569,7 +566,7 @@
         <w:pStyle w:val="ManualTOC2"/>
       </w:pPr>
       <w:r>
-        <w:t>Desktop manifest builder</w:t>
+        <w:t xml:space="preserve">Desktop manifest builder</w:t>
         <w:tab/>
         <w:t>7</w:t>
       </w:r>
@@ -579,19 +576,9 @@
         <w:pStyle w:val="ManualTOC2"/>
       </w:pPr>
       <w:r>
-        <w:t>Request fields and profiles</w:t>
+        <w:t xml:space="preserve">Reading assessment results</w:t>
         <w:tab/>
         <w:t>8</w:t>
-      </w:r>
-    </w:p>
-    <w:p>
-      <w:pPr>
-        <w:pStyle w:val="ManualTOC1"/>
-      </w:pPr>
-      <w:r>
-        <w:t>2 Supported Artefact Types</w:t>
-        <w:tab/>
-        <w:t>9</w:t>
       </w:r>
     </w:p>
     <w:p>
@@ -599,17 +586,7 @@
         <w:pStyle w:val="ManualTOC2"/>
       </w:pPr>
       <w:r>
-        <w:t>Audio artefact types</w:t>
-        <w:tab/>
-        <w:t>9</w:t>
-      </w:r>
-    </w:p>
-    <w:p>
-      <w:pPr>
-        <w:pStyle w:val="ManualTOC2"/>
-      </w:pPr>
-      <w:r>
-        <w:t>Non audio artefact types</w:t>
+        <w:t xml:space="preserve">Request fields and profiles</w:t>
         <w:tab/>
         <w:t>9</w:t>
       </w:r>
@@ -619,7 +596,7 @@
         <w:pStyle w:val="ManualTOC1"/>
       </w:pPr>
       <w:r>
-        <w:t>3 Supported Relationship Types</w:t>
+        <w:t xml:space="preserve">2 Supported Artefact Types</w:t>
         <w:tab/>
         <w:t>10</w:t>
       </w:r>
@@ -629,7 +606,37 @@
         <w:pStyle w:val="ManualTOC2"/>
       </w:pPr>
       <w:r>
-        <w:t>Relationship attributes</w:t>
+        <w:t xml:space="preserve">Audio artefact types</w:t>
+        <w:tab/>
+        <w:t>10</w:t>
+      </w:r>
+    </w:p>
+    <w:p>
+      <w:pPr>
+        <w:pStyle w:val="ManualTOC2"/>
+      </w:pPr>
+      <w:r>
+        <w:t xml:space="preserve">Non audio artefact types</w:t>
+        <w:tab/>
+        <w:t>10</w:t>
+      </w:r>
+    </w:p>
+    <w:p>
+      <w:pPr>
+        <w:pStyle w:val="ManualTOC1"/>
+      </w:pPr>
+      <w:r>
+        <w:t xml:space="preserve">3 Supported Relationship Types</w:t>
+        <w:tab/>
+        <w:t>11</w:t>
+      </w:r>
+    </w:p>
+    <w:p>
+      <w:pPr>
+        <w:pStyle w:val="ManualTOC2"/>
+      </w:pPr>
+      <w:r>
+        <w:t xml:space="preserve">Relationship attributes</w:t>
         <w:tab/>
         <w:t>11</w:t>
       </w:r>
@@ -639,9 +646,9 @@
         <w:pStyle w:val="ManualTOC1"/>
       </w:pPr>
       <w:r>
-        <w:t>4 Supported Physical File Types</w:t>
+        <w:t xml:space="preserve">4 Supported Physical File Types</w:t>
         <w:tab/>
-        <w:t>11</w:t>
+        <w:t>12</w:t>
       </w:r>
     </w:p>
     <w:p>
@@ -649,27 +656,7 @@
         <w:pStyle w:val="ManualTOC1"/>
       </w:pPr>
       <w:r>
-        <w:t>5 Passes and Checks</w:t>
-        <w:tab/>
-        <w:t>14</w:t>
-      </w:r>
-    </w:p>
-    <w:p>
-      <w:pPr>
-        <w:pStyle w:val="ManualTOC2"/>
-      </w:pPr>
-      <w:r>
-        <w:t>Active passes</w:t>
-        <w:tab/>
-        <w:t>14</w:t>
-      </w:r>
-    </w:p>
-    <w:p>
-      <w:pPr>
-        <w:pStyle w:val="ManualTOC2"/>
-      </w:pPr>
-      <w:r>
-        <w:t>Type specific parsing</w:t>
+        <w:t xml:space="preserve">5 Passes and Checks</w:t>
         <w:tab/>
         <w:t>15</w:t>
       </w:r>
@@ -679,7 +666,7 @@
         <w:pStyle w:val="ManualTOC2"/>
       </w:pPr>
       <w:r>
-        <w:t>Recorder metadata and production documents</w:t>
+        <w:t xml:space="preserve">Active passes</w:t>
         <w:tab/>
         <w:t>15</w:t>
       </w:r>
@@ -689,7 +676,17 @@
         <w:pStyle w:val="ManualTOC2"/>
       </w:pPr>
       <w:r>
-        <w:t>Pass result reuse</w:t>
+        <w:t xml:space="preserve">Type specific parsing</w:t>
+        <w:tab/>
+        <w:t>15</w:t>
+      </w:r>
+    </w:p>
+    <w:p>
+      <w:pPr>
+        <w:pStyle w:val="ManualTOC2"/>
+      </w:pPr>
+      <w:r>
+        <w:t xml:space="preserve">Recorder metadata and production documents</w:t>
         <w:tab/>
         <w:t>16</w:t>
       </w:r>
@@ -699,7 +696,17 @@
         <w:pStyle w:val="ManualTOC2"/>
       </w:pPr>
       <w:r>
-        <w:t>Components outside the main path</w:t>
+        <w:t xml:space="preserve">Pass result reuse</w:t>
+        <w:tab/>
+        <w:t>17</w:t>
+      </w:r>
+    </w:p>
+    <w:p>
+      <w:pPr>
+        <w:pStyle w:val="ManualTOC2"/>
+      </w:pPr>
+      <w:r>
+        <w:t xml:space="preserve">Components outside the main path</w:t>
         <w:tab/>
         <w:t>17</w:t>
       </w:r>
@@ -709,7 +716,7 @@
         <w:pStyle w:val="ManualTOC1"/>
       </w:pPr>
       <w:r>
-        <w:t>6 Optional Audio Observations</w:t>
+        <w:t xml:space="preserve">6 Optional Audio Observations</w:t>
         <w:tab/>
         <w:t>17</w:t>
       </w:r>
@@ -719,27 +726,7 @@
         <w:pStyle w:val="ManualTOC2"/>
       </w:pPr>
       <w:r>
-        <w:t>Providers</w:t>
-        <w:tab/>
-        <w:t>17</w:t>
-      </w:r>
-    </w:p>
-    <w:p>
-      <w:pPr>
-        <w:pStyle w:val="ManualTOC2"/>
-      </w:pPr>
-      <w:r>
-        <w:t>Tasks and ranges</w:t>
-        <w:tab/>
-        <w:t>17</w:t>
-      </w:r>
-    </w:p>
-    <w:p>
-      <w:pPr>
-        <w:pStyle w:val="ManualTOC2"/>
-      </w:pPr>
-      <w:r>
-        <w:t>Execution</w:t>
+        <w:t xml:space="preserve">Providers</w:t>
         <w:tab/>
         <w:t>18</w:t>
       </w:r>
@@ -749,7 +736,7 @@
         <w:pStyle w:val="ManualTOC2"/>
       </w:pPr>
       <w:r>
-        <w:t>Musical semantics</w:t>
+        <w:t xml:space="preserve">Tasks and ranges</w:t>
         <w:tab/>
         <w:t>18</w:t>
       </w:r>
@@ -759,7 +746,7 @@
         <w:pStyle w:val="ManualTOC2"/>
       </w:pPr>
       <w:r>
-        <w:t>Results</w:t>
+        <w:t xml:space="preserve">Execution</w:t>
         <w:tab/>
         <w:t>19</w:t>
       </w:r>
@@ -769,7 +756,17 @@
         <w:pStyle w:val="ManualTOC2"/>
       </w:pPr>
       <w:r>
-        <w:t>Verification and interpretation</w:t>
+        <w:t xml:space="preserve">Musical semantics</w:t>
+        <w:tab/>
+        <w:t>19</w:t>
+      </w:r>
+    </w:p>
+    <w:p>
+      <w:pPr>
+        <w:pStyle w:val="ManualTOC2"/>
+      </w:pPr>
+      <w:r>
+        <w:t xml:space="preserve">Results</w:t>
         <w:tab/>
         <w:t>20</w:t>
       </w:r>
@@ -779,9 +776,29 @@
         <w:pStyle w:val="ManualTOC2"/>
       </w:pPr>
       <w:r>
-        <w:t>Calibration status and false-match benchmark</w:t>
+        <w:t xml:space="preserve">Verification and interpretation</w:t>
         <w:tab/>
-        <w:t>20</w:t>
+        <w:t>21</w:t>
+      </w:r>
+    </w:p>
+    <w:p>
+      <w:pPr>
+        <w:pStyle w:val="ManualTOC2"/>
+      </w:pPr>
+      <w:r>
+        <w:t xml:space="preserve">Calibration status and false-match benchmark</w:t>
+        <w:tab/>
+        <w:t>21</w:t>
+      </w:r>
+    </w:p>
+    <w:p>
+      <w:pPr>
+        <w:pStyle w:val="ManualTOC2"/>
+      </w:pPr>
+      <w:r>
+        <w:t xml:space="preserve">Declared ranges and content beyond the final</w:t>
+        <w:tab/>
+        <w:t>23</w:t>
       </w:r>
     </w:p>
     <w:p>
@@ -789,37 +806,7 @@
         <w:pStyle w:val="ManualTOC1"/>
       </w:pPr>
       <w:r>
-        <w:t>7 Four Output Axes</w:t>
-        <w:tab/>
-        <w:t>23</w:t>
-      </w:r>
-    </w:p>
-    <w:p>
-      <w:pPr>
-        <w:pStyle w:val="ManualTOC2"/>
-      </w:pPr>
-      <w:r>
-        <w:t>Common axis attributes</w:t>
-        <w:tab/>
-        <w:t>23</w:t>
-      </w:r>
-    </w:p>
-    <w:p>
-      <w:pPr>
-        <w:pStyle w:val="ManualTOC2"/>
-      </w:pPr>
-      <w:r>
-        <w:t>Completeness</w:t>
-        <w:tab/>
-        <w:t>23</w:t>
-      </w:r>
-    </w:p>
-    <w:p>
-      <w:pPr>
-        <w:pStyle w:val="ManualTOC2"/>
-      </w:pPr>
-      <w:r>
-        <w:t>Integrity</w:t>
+        <w:t xml:space="preserve">7 Four Output Axes</w:t>
         <w:tab/>
         <w:t>24</w:t>
       </w:r>
@@ -829,9 +816,9 @@
         <w:pStyle w:val="ManualTOC2"/>
       </w:pPr>
       <w:r>
-        <w:t>Attestation strength</w:t>
+        <w:t xml:space="preserve">Common axis attributes</w:t>
         <w:tab/>
-        <w:t>29</w:t>
+        <w:t>24</w:t>
       </w:r>
     </w:p>
     <w:p>
@@ -839,7 +826,27 @@
         <w:pStyle w:val="ManualTOC2"/>
       </w:pPr>
       <w:r>
-        <w:t>AI disclosure</w:t>
+        <w:t xml:space="preserve">Completeness</w:t>
+        <w:tab/>
+        <w:t>24</w:t>
+      </w:r>
+    </w:p>
+    <w:p>
+      <w:pPr>
+        <w:pStyle w:val="ManualTOC2"/>
+      </w:pPr>
+      <w:r>
+        <w:t xml:space="preserve">Integrity</w:t>
+        <w:tab/>
+        <w:t>25</w:t>
+      </w:r>
+    </w:p>
+    <w:p>
+      <w:pPr>
+        <w:pStyle w:val="ManualTOC2"/>
+      </w:pPr>
+      <w:r>
+        <w:t xml:space="preserve">Attestation strength</w:t>
         <w:tab/>
         <w:t>30</w:t>
       </w:r>
@@ -849,7 +856,17 @@
         <w:pStyle w:val="ManualTOC2"/>
       </w:pPr>
       <w:r>
-        <w:t>Supporting response fields</w:t>
+        <w:t xml:space="preserve">AI disclosure</w:t>
+        <w:tab/>
+        <w:t>30</w:t>
+      </w:r>
+    </w:p>
+    <w:p>
+      <w:pPr>
+        <w:pStyle w:val="ManualTOC2"/>
+      </w:pPr>
+      <w:r>
+        <w:t xml:space="preserve">Supporting response fields</w:t>
         <w:tab/>
         <w:t>30</w:t>
       </w:r>
@@ -859,7 +876,7 @@
         <w:pStyle w:val="ManualTOC1"/>
       </w:pPr>
       <w:r>
-        <w:t>8 C2PA Provenance, Trust and Findings</w:t>
+        <w:t xml:space="preserve">8 C2PA Provenance, Trust and Findings</w:t>
         <w:tab/>
         <w:t>31</w:t>
       </w:r>
@@ -869,7 +886,7 @@
         <w:pStyle w:val="ManualTOC2"/>
       </w:pPr>
       <w:r>
-        <w:t>Reading and the C2PA chunk</w:t>
+        <w:t xml:space="preserve">Reading and the C2PA chunk</w:t>
         <w:tab/>
         <w:t>32</w:t>
       </w:r>
@@ -879,7 +896,7 @@
         <w:pStyle w:val="ManualTOC2"/>
       </w:pPr>
       <w:r>
-        <w:t>Pinned trust lists</w:t>
+        <w:t xml:space="preserve">Pinned trust lists</w:t>
         <w:tab/>
         <w:t>32</w:t>
       </w:r>
@@ -889,7 +906,7 @@
         <w:pStyle w:val="ManualTOC2"/>
       </w:pPr>
       <w:r>
-        <w:t>Trust status and attestation strength</w:t>
+        <w:t xml:space="preserve">Trust status and attestation strength</w:t>
         <w:tab/>
         <w:t>32</w:t>
       </w:r>
@@ -899,7 +916,7 @@
         <w:pStyle w:val="ManualTOC2"/>
       </w:pPr>
       <w:r>
-        <w:t>Asymmetric trust</w:t>
+        <w:t xml:space="preserve">Asymmetric trust</w:t>
         <w:tab/>
         <w:t>33</w:t>
       </w:r>
@@ -909,17 +926,7 @@
         <w:pStyle w:val="ManualTOC2"/>
       </w:pPr>
       <w:r>
-        <w:t>Findings for the final artefact</w:t>
-        <w:tab/>
-        <w:t>33</w:t>
-      </w:r>
-    </w:p>
-    <w:p>
-      <w:pPr>
-        <w:pStyle w:val="ManualTOC2"/>
-      </w:pPr>
-      <w:r>
-        <w:t>Invalid manifests</w:t>
+        <w:t xml:space="preserve">Findings for the final artefact</w:t>
         <w:tab/>
         <w:t>34</w:t>
       </w:r>
@@ -929,9 +936,9 @@
         <w:pStyle w:val="ManualTOC2"/>
       </w:pPr>
       <w:r>
-        <w:t>Effects on Integrity</w:t>
+        <w:t xml:space="preserve">Invalid manifests</w:t>
         <w:tab/>
-        <w:t>35</w:t>
+        <w:t>34</w:t>
       </w:r>
     </w:p>
     <w:p>
@@ -939,7 +946,17 @@
         <w:pStyle w:val="ManualTOC2"/>
       </w:pPr>
       <w:r>
-        <w:t>Testing with real AI generator output</w:t>
+        <w:t xml:space="preserve">Effects on Integrity</w:t>
+        <w:tab/>
+        <w:t>34</w:t>
+      </w:r>
+    </w:p>
+    <w:p>
+      <w:pPr>
+        <w:pStyle w:val="ManualTOC2"/>
+      </w:pPr>
+      <w:r>
+        <w:t xml:space="preserve">Testing with real AI generator output</w:t>
         <w:tab/>
         <w:t>35</w:t>
       </w:r>
@@ -949,7 +966,7 @@
         <w:pStyle w:val="ManualTOC1"/>
       </w:pPr>
       <w:r>
-        <w:t>9 Program File Responsibilities</w:t>
+        <w:t xml:space="preserve">9 Program File Responsibilities</w:t>
         <w:tab/>
         <w:t>36</w:t>
       </w:r>
@@ -959,7 +976,7 @@
         <w:pStyle w:val="ManualTOC2"/>
       </w:pPr>
       <w:r>
-        <w:t>Root files</w:t>
+        <w:t xml:space="preserve">Root files</w:t>
         <w:tab/>
         <w:t>36</w:t>
       </w:r>
@@ -969,7 +986,17 @@
         <w:pStyle w:val="ManualTOC2"/>
       </w:pPr>
       <w:r>
-        <w:t>Music target modules</w:t>
+        <w:t xml:space="preserve">Music target modules</w:t>
+        <w:tab/>
+        <w:t>36</w:t>
+      </w:r>
+    </w:p>
+    <w:p>
+      <w:pPr>
+        <w:pStyle w:val="ManualTOC2"/>
+      </w:pPr>
+      <w:r>
+        <w:t xml:space="preserve">Parsers policies and schemas</w:t>
         <w:tab/>
         <w:t>37</w:t>
       </w:r>
@@ -979,7 +1006,7 @@
         <w:pStyle w:val="ManualTOC2"/>
       </w:pPr>
       <w:r>
-        <w:t>Parsers policies and schemas</w:t>
+        <w:t xml:space="preserve">Tests examples reports and documentation</w:t>
         <w:tab/>
         <w:t>38</w:t>
       </w:r>
@@ -989,9 +1016,19 @@
         <w:pStyle w:val="ManualTOC2"/>
       </w:pPr>
       <w:r>
-        <w:t>Tests examples reports and documentation</w:t>
+        <w:t xml:space="preserve">Verification</w:t>
         <w:tab/>
-        <w:t>39</w:t>
+        <w:t>43</w:t>
+      </w:r>
+    </w:p>
+    <w:p>
+      <w:pPr>
+        <w:pStyle w:val="ManualTOC1"/>
+      </w:pPr>
+      <w:r>
+        <w:t xml:space="preserve">10 Known Limitations</w:t>
+        <w:tab/>
+        <w:t>41</w:t>
       </w:r>
     </w:p>
     <w:p>
@@ -999,17 +1036,7 @@
         <w:pStyle w:val="ManualTOC2"/>
       </w:pPr>
       <w:r>
-        <w:t>Verification for this revision</w:t>
-        <w:tab/>
-        <w:t>40</w:t>
-      </w:r>
-    </w:p>
-    <w:p>
-      <w:pPr>
-        <w:pStyle w:val="ManualTOC1"/>
-      </w:pPr>
-      <w:r>
-        <w:t>10 Known Limitations</w:t>
+        <w:t xml:space="preserve">C2PA provenance</w:t>
         <w:tab/>
         <w:t>42</w:t>
       </w:r>
@@ -1019,7 +1046,7 @@
         <w:pStyle w:val="ManualTOC2"/>
       </w:pPr>
       <w:r>
-        <w:t>C2PA provenance</w:t>
+        <w:t xml:space="preserve">Scoring and Integrity</w:t>
         <w:tab/>
         <w:t>42</w:t>
       </w:r>
@@ -1029,7 +1056,7 @@
         <w:pStyle w:val="ManualTOC2"/>
       </w:pPr>
       <w:r>
-        <w:t>Scoring and Integrity</w:t>
+        <w:t xml:space="preserve">Audio observations</w:t>
         <w:tab/>
         <w:t>43</w:t>
       </w:r>
@@ -1039,7 +1066,7 @@
         <w:pStyle w:val="ManualTOC2"/>
       </w:pPr>
       <w:r>
-        <w:t>Audio observations</w:t>
+        <w:t xml:space="preserve">Inputs and formats</w:t>
         <w:tab/>
         <w:t>43</w:t>
       </w:r>
@@ -1049,19 +1076,9 @@
         <w:pStyle w:val="ManualTOC2"/>
       </w:pPr>
       <w:r>
-        <w:t>Inputs and formats</w:t>
+        <w:t xml:space="preserve">Verification</w:t>
         <w:tab/>
-        <w:t>44</w:t>
-      </w:r>
-    </w:p>
-    <w:p>
-      <w:pPr>
-        <w:pStyle w:val="ManualTOC2"/>
-      </w:pPr>
-      <w:r>
-        <w:t>Verification</w:t>
-        <w:tab/>
-        <w:t>44</w:t>
+        <w:t>43</w:t>
       </w:r>
     </w:p>
     <w:p>
@@ -1069,19 +1086,9 @@
         <w:pStyle w:val="ManualTOC1"/>
       </w:pPr>
       <w:r>
-        <w:t>11 Outstanding Work</w:t>
+        <w:t xml:space="preserve">11 Outstanding Work</w:t>
         <w:tab/>
         <w:t>44</w:t>
-      </w:r>
-    </w:p>
-    <w:p>
-      <w:pPr>
-        <w:pStyle w:val="ManualTOC1"/>
-      </w:pPr>
-      <w:r>
-        <w:t>Appendix A Assessment report in version 0.8.3</w:t>
-        <w:tab/>
-        <w:t>47</w:t>
       </w:r>
     </w:p>
     <w:p>
@@ -1106,7 +1113,7 @@
         <w:spacing w:line="276" w:lineRule="auto"/>
       </w:pPr>
       <w:r>
-        <w:t>The evaluator checks a submitter-declared music-production evidence graph. It validates graph structure, binds available files by SHA-256, runs the declared type parsers and applicable checks, and reports four separate axes: completeness, integrity, attestation strength and AI disclosure. This manual describes program version 0.8.3 on 28 October 2026; the 0.8.2 evaluation behavior is retained. It covers the command-line evaluator, the desktop manifest builder, and the current report-only audio observations with bounded calibration and explicit abstention.</w:t>
+        <w:t xml:space="preserve">The evaluator checks a submitter-declared music-production evidence graph. It validates graph structure, binds available files by SHA-256, runs the declared type parsers and applicable checks, and reports four separate axes: completeness, integrity, attestation strength and AI disclosure. This manual describes program version 0.8.3 as of 29 October 2026: the command-line evaluator, the desktop manifest builder with its result report, and the optional report-only audio observations with bounded calibration and explicit abstention. Changes by version are recorded in CHANGELOG.md in the repository root.</w:t>
       </w:r>
     </w:p>
     <w:p>
@@ -1114,7 +1121,7 @@
         <w:spacing w:line="276" w:lineRule="auto"/>
       </w:pPr>
       <w:r>
-        <w:t>Version 0.8.0 concentrates on C2PA provenance. Trust is decided by pinned, hash-verified trust lists rather than by local SDK configuration. Trust is asymmetric: an AI-generation label is accepted from any valid signature or from a known AI generation signer, while a claim that supports human authorship needs a trusted signer. Every state of the final artefact's manifest, including each kind of invalid manifest, produces a plain-language finding that states its effect on the axes. Section 8 describes this work. Audio observations now also carry their calibration status and the results of a first false-match benchmark (Section 6).</w:t>
+        <w:t xml:space="preserve">C2PA trust is decided by pinned, hash-verified trust lists rather than by local SDK configuration, and it is asymmetric: an AI-generation label is accepted from any valid signature or from a known AI generation signer, while a claim that supports human authorship needs a trusted signer. Every state of the final artefact's manifest, including each kind of invalid manifest, produces a plain-language finding that states its effect on the axes (Section 8).</w:t>
       </w:r>
     </w:p>
     <w:p>
@@ -1122,7 +1129,7 @@
         <w:spacing w:line="276" w:lineRule="auto"/>
       </w:pPr>
       <w:r>
-        <w:t xml:space="preserve">The default-v6 Integrity profile combines three populated layers using configured weights. Numeric release normally needs at least two populated layers and an assessed cross-evidence fact from a permitted tier. An ordinary contradiction is reported but does not release an otherwise withheld value. A configured severe contradiction can release min(weighted mean, 0.25) without qualifying support. Cross-evidence is scored once per rule and subject, with any assessed failure keeping that fact failed. Missing or unassessable checks are excluded rather than assigned zero; legacy signal and exact reconstruction remain disabled. Since default-v6, declared technical values are scored in declaration consistency (one fact per declared file property), the same claim about one recording in several documents is one cross-evidence fact, and evidence_sources and support_breadth are reported without changing a score.</w:t>
+        <w:t xml:space="preserve">The default-v7 scoring profile combines three populated Integrity layers using configured weights. Numeric release normally needs at least two populated layers and an assessed cross-evidence fact from a permitted tier. An ordinary contradiction is reported but does not release an otherwise withheld value; a configured severe contradiction can release min(weighted mean, 0.25) without qualifying support. Declared technical values form one fact per declared file property; cross-evidence is scored once per rule and subject, the same claim about one recording in several documents is one fact, and any assessed failure keeps its fact failed. Missing or unassessable checks are excluded rather than assigned zero. Confidence reflects the populated layers and how hard the checked evidence would be to forge; forge cost never changes the value. Legacy signal and exact reconstruction remain disabled.</w:t>
       </w:r>
     </w:p>
     <w:p>
@@ -1130,23 +1137,7 @@
         <w:spacing w:line="276" w:lineRule="auto"/>
       </w:pPr>
       <w:r>
-        <w:t>When enabled locally, audio workers append report-only fingerprint, agreement, structure and musical-semantics observations after core scoring. Their candidates, failures and timeouts never change core axes, weights, confidence, withholding, caps or declared relationships.</w:t>
-      </w:r>
-    </w:p>
-    <w:p>
-      <w:pPr>
-        <w:spacing w:line="276" w:lineRule="auto"/>
-      </w:pPr>
-      <w:r>
-        <w:t xml:space="preserve">After 0.8.1 (24-25 October 2026), four changes answer the client's first-demo feedback. A declared excerpt window the audio does not support is named (AUDIO_DECLARED_RANGE_NOT_SUPPORTED). Recorder-take content the final lacks is reported (AUDIO_TAKE_CONTENT_BEYOND_FINAL, AUDIO_SOURCE_CONTENT_BEYOND_TARGET), since a stem separated out of the final cannot hold it. A line and branch coverage report covers the full suite. Scoring profile default-v7 grades how hard the checked cross-evidence would be to forge and scales Integrity confidence by it; the value, tiers, release gate and weights are unchanged. The audio findings are report-only (Section 6, 'Declared ranges and content beyond the final'); forge cost is described in Section 7, 'Forge cost and confidence'.</w:t>
-      </w:r>
-    </w:p>
-    <w:p>
-      <w:pPr>
-        <w:spacing w:line="276" w:lineRule="auto"/>
-      </w:pPr>
-      <w:r>
-        <w:t xml:space="preserve">Version 0.8.2 (27 October 2026) answers the feedback of CSEC, who ran the 25 October package. A file check can now fail or stay incomplete where it used to pass: damaged or unreadable audio fails file integrity (audio_file_readable, audio_stream_complete); every sample of every bound WAV, FLAC and MP3 is read, and NaN or Infinity fails audio_samples_valid; a scan that does not finish is not_completed, which leaves the file-integrity layer without a value and withholds Integrity with the new status incomplete; and a recorder file's bext TimeReference must equal its iXML timestamp. Weights, tiers and the release rule are unchanged, and every example response kept its values. The desktop builder runs the audio diagnostics by default; the command line and the CSEC path keep them opt-in. Section 4 and Section 7, 'Integrity', describe the new checks.</w:t>
+        <w:t xml:space="preserve">When enabled, audio workers append report-only fingerprint, agreement, structure, musical-semantics and bandwidth observations after core scoring, including declared excerpt windows the audio does not support and recorder-take content the final lacks. Their candidates, failures and timeouts never change core axes, weights, confidence, withholding, caps or declared relationships.</w:t>
       </w:r>
     </w:p>
     <w:p>
@@ -1391,7 +1382,6 @@
           </w:tcPr>
           <w:p>
             <w:pPr>
-              <w:keepNext/>
               <w:keepLines/>
               <w:spacing w:after="40" w:line="254" w:lineRule="auto"/>
               <w:jc w:val="center"/>
@@ -1426,7 +1416,6 @@
           </w:tcPr>
           <w:p>
             <w:pPr>
-              <w:keepNext/>
               <w:keepLines/>
               <w:spacing w:after="40" w:line="254" w:lineRule="auto"/>
             </w:pPr>
@@ -1460,7 +1449,6 @@
           </w:tcPr>
           <w:p>
             <w:pPr>
-              <w:keepNext/>
               <w:keepLines/>
               <w:spacing w:after="40" w:line="254" w:lineRule="auto"/>
             </w:pPr>
@@ -2461,7 +2449,6 @@
           </w:tcPr>
           <w:p>
             <w:pPr>
-              <w:keepNext/>
               <w:keepLines/>
               <w:spacing w:after="40" w:line="254" w:lineRule="auto"/>
               <w:jc w:val="center"/>
@@ -2496,7 +2483,6 @@
           </w:tcPr>
           <w:p>
             <w:pPr>
-              <w:keepNext/>
               <w:keepLines/>
               <w:spacing w:after="40" w:line="254" w:lineRule="auto"/>
             </w:pPr>
@@ -2530,7 +2516,6 @@
           </w:tcPr>
           <w:p>
             <w:pPr>
-              <w:keepNext/>
               <w:keepLines/>
               <w:spacing w:after="40" w:line="254" w:lineRule="auto"/>
             </w:pPr>
@@ -2837,7 +2822,6 @@
           </w:tcPr>
           <w:p>
             <w:pPr>
-              <w:keepNext/>
               <w:keepLines/>
               <w:spacing w:after="40" w:line="254" w:lineRule="auto"/>
             </w:pPr>
@@ -2871,7 +2855,6 @@
           </w:tcPr>
           <w:p>
             <w:pPr>
-              <w:keepNext/>
               <w:keepLines/>
               <w:spacing w:after="40" w:line="254" w:lineRule="auto"/>
             </w:pPr>
@@ -2905,7 +2888,6 @@
           </w:tcPr>
           <w:p>
             <w:pPr>
-              <w:keepNext/>
               <w:keepLines/>
               <w:spacing w:after="40" w:line="254" w:lineRule="auto"/>
             </w:pPr>
@@ -4012,7 +3994,6 @@
           </w:tcPr>
           <w:p>
             <w:pPr>
-              <w:keepNext/>
               <w:keepLines/>
               <w:spacing w:after="40" w:line="254" w:lineRule="auto"/>
             </w:pPr>
@@ -4047,7 +4028,6 @@
           </w:tcPr>
           <w:p>
             <w:pPr>
-              <w:keepNext/>
               <w:keepLines/>
               <w:spacing w:after="40" w:line="254" w:lineRule="auto"/>
             </w:pPr>
@@ -4081,7 +4061,6 @@
           </w:tcPr>
           <w:p>
             <w:pPr>
-              <w:keepNext/>
               <w:keepLines/>
               <w:spacing w:after="40" w:line="254" w:lineRule="auto"/>
             </w:pPr>
@@ -4497,7 +4476,6 @@
           </w:tcPr>
           <w:p>
             <w:pPr>
-              <w:keepNext/>
               <w:keepLines/>
               <w:spacing w:after="40" w:line="254" w:lineRule="auto"/>
             </w:pPr>
@@ -4532,7 +4510,6 @@
           </w:tcPr>
           <w:p>
             <w:pPr>
-              <w:keepNext/>
               <w:keepLines/>
               <w:spacing w:after="40" w:line="254" w:lineRule="auto"/>
             </w:pPr>
@@ -4566,7 +4543,6 @@
           </w:tcPr>
           <w:p>
             <w:pPr>
-              <w:keepNext/>
               <w:keepLines/>
               <w:spacing w:after="40" w:line="254" w:lineRule="auto"/>
             </w:pPr>
@@ -5150,7 +5126,6 @@
           </w:tcPr>
           <w:p>
             <w:pPr>
-              <w:keepNext/>
               <w:keepLines/>
               <w:spacing w:after="40" w:line="254" w:lineRule="auto"/>
             </w:pPr>
@@ -5186,7 +5161,6 @@
           </w:tcPr>
           <w:p>
             <w:pPr>
-              <w:keepNext/>
               <w:keepLines/>
               <w:spacing w:after="40" w:line="254" w:lineRule="auto"/>
             </w:pPr>
@@ -5220,7 +5194,6 @@
           </w:tcPr>
           <w:p>
             <w:pPr>
-              <w:keepNext/>
               <w:keepLines/>
               <w:spacing w:after="40" w:line="254" w:lineRule="auto"/>
             </w:pPr>
@@ -5435,13 +5408,13 @@
     </w:p>
     <w:p>
       <w:r>
-        <w:t xml:space="preserve">Run python3 builder_gui.py from program/ after installing the core requirements and ensuring Tkinter is available. The Tk desktop interface imports and hashes files in the background, helps declare workflows and graph relationships, offers workflow preflight and full assessment, and saves the complete JSON response. Full assessment stages verified originals in a temporary bundle and invokes the same production worker as the CLI. Its preflight uses the evaluator's limits (128 artefacts, 512 MiB per object, 1 GiB per request); before 0.8.1 it refused files over 32 MiB.</w:t>
+        <w:t xml:space="preserve">Run python3 builder_gui.py from program/ after installing the core requirements and ensuring Tkinter is available. The Tk desktop interface imports and hashes files in the background, helps declare workflows and graph relationships, offers workflow preflight and full assessment, and saves the complete JSON response. Full assessment stages verified originals in a temporary bundle and invokes the same production worker as the CLI. Its preflight uses the evaluator's limits (128 artefacts, 512 MiB per object, 1 GiB per request).</w:t>
       </w:r>
     </w:p>
     <w:p>
       <w:pPr/>
       <w:r>
-        <w:t>Since 0.8.3, the Full assessment page shows the assessment summary and important finding before the four dimensions. Its display label Core Evidence Consistency maps to the unchanged API field integrity. Optional audio review findings do not change scores or confidence. Save result JSON preserves the original response; Save review report exports offline HTML. Appendix A explains the layout, states, coverage and exports.</w:t>
+        <w:t xml:space="preserve">The Full assessment page shows a five-section summary and the important finding before the four dimensions; its display label Core Evidence Consistency maps to the unchanged API field integrity, and on small windows the page scrolls. Save result JSON preserves the original response and Save review report exports offline HTML. "Reading assessment results" below explains the screen.</w:t>
       </w:r>
     </w:p>
     <w:p>
@@ -5462,6 +5435,190 @@
     <w:p>
       <w:r>
         <w:t xml:space="preserve">The desktop summary displays the audio_fingerprint, audio_fingerprint_agreement, audio_structure and audio_semantics rows grouped by file pair, each with its calibration status, then one content-bandwidth line per file (heuristic; uncalibrated), together with any C2PA problem state of the final artefact. The importer reads WAV technical fields with wav_probe.py, which accepts the same integer PCM, IEEE float and WAVE_FORMAT_EXTENSIBLE encodings as the core decoder. FLAC and MP3 are read with the evaluator's own parsers (wav_probe.audio_technical), which fill in only the fields each format carries: no MP3 bit depth, and an MP3 duration only when the file states its exact length.</w:t>
+      </w:r>
+    </w:p>
+    <w:p>
+      <w:pPr>
+        <w:pStyle w:val="Heading2"/>
+      </w:pPr>
+      <w:r>
+        <w:t xml:space="preserve">Reading assessment results</w:t>
+      </w:r>
+    </w:p>
+    <w:p>
+      <w:pPr>
+        <w:spacing w:line="276" w:lineRule="auto"/>
+      </w:pPr>
+      <w:r>
+        <w:t xml:space="preserve">The Full assessment page, the copied report text and the offline HTML report present one display model built from the response. Read them in this order.</w:t>
+      </w:r>
+    </w:p>
+    <w:p>
+      <w:pPr>
+        <w:pStyle w:val="ListParagraph"/>
+        <w:numPr>
+          <w:ilvl w:val="0"/>
+          <w:numId w:val="2"/>
+        </w:numPr>
+        <w:spacing w:after="60" w:line="276" w:lineRule="auto"/>
+      </w:pPr>
+      <w:r>
+        <w:rPr>
+          <w:b/>
+          <w:bCs/>
+        </w:rPr>
+        <w:t xml:space="preserve">Assessment summary.</w:t>
+      </w:r>
+      <w:r>
+        <w:t xml:space="preserve"> Five sections in a fixed order: Evaluation Status, Core Evidence Consistency, Review Required, Coverage &amp; Limitations and Other Key Results. Evaluation Status succeeded means a result was returned, not that every claim was verified. Core Evidence Consistency states its scope (file identity and readability, declared technical properties and relationships, cross-evidence consistency) and excludes optional audio analysis. A withheld score states its reason, for example missing qualifying cross-evidence. Audio provider task counts are reported separately from interval-level review items. Missing C2PA, untrusted signers, workflow requirements and creation-method declarations each have their own explanation; a missing record stays unknown and nothing is inferred from another score.</w:t>
+      </w:r>
+    </w:p>
+    <w:p>
+      <w:pPr>
+        <w:pStyle w:val="ListParagraph"/>
+        <w:numPr>
+          <w:ilvl w:val="0"/>
+          <w:numId w:val="2"/>
+        </w:numPr>
+        <w:spacing w:after="60" w:line="276" w:lineRule="auto"/>
+      </w:pPr>
+      <w:r>
+        <w:rPr>
+          <w:b/>
+          <w:bCs/>
+        </w:rPr>
+        <w:t xml:space="preserve">Important finding.</w:t>
+      </w:r>
+      <w:r>
+        <w:t xml:space="preserve"> Expanded above the scores. For content_found_elsewhere it names the affected files, the declared source and target intervals and the reported source candidate. View findings scrolls to the detailed findings panel and moves keyboard focus there.</w:t>
+      </w:r>
+    </w:p>
+    <w:p>
+      <w:pPr>
+        <w:pStyle w:val="ListParagraph"/>
+        <w:numPr>
+          <w:ilvl w:val="0"/>
+          <w:numId w:val="2"/>
+        </w:numPr>
+        <w:spacing w:after="60" w:line="276" w:lineRule="auto"/>
+      </w:pPr>
+      <w:r>
+        <w:rPr>
+          <w:b/>
+          <w:bCs/>
+        </w:rPr>
+        <w:t xml:space="preserve">Four dimensions.</w:t>
+      </w:r>
+      <w:r>
+        <w:t xml:space="preserve"> The original values and confidence. A contradiction count or incomplete state stays visible beside a high number, and null stays not assessed.</w:t>
+      </w:r>
+    </w:p>
+    <w:p>
+      <w:pPr>
+        <w:pStyle w:val="ListParagraph"/>
+        <w:numPr>
+          <w:ilvl w:val="0"/>
+          <w:numId w:val="2"/>
+        </w:numPr>
+        <w:spacing w:after="60" w:line="276" w:lineRule="auto"/>
+      </w:pPr>
+      <w:r>
+        <w:rPr>
+          <w:b/>
+          <w:bCs/>
+        </w:rPr>
+        <w:t xml:space="preserve">Coverage.</w:t>
+      </w:r>
+      <w:r>
+        <w:t xml:space="preserve"> Source material presence and qualifying cross-evidence checks are separate. For example, 1/13 checked means 12 relevant source files lack qualifying checks. Qualifying means accepted by the scoring policy; optional audio matching is excluded. Checked includes consistent and contradicted sources, so it is not a pass rate. Provisional AAF coverage is explicitly qualified.</w:t>
+      </w:r>
+    </w:p>
+    <w:p>
+      <w:pPr>
+        <w:pStyle w:val="ListParagraph"/>
+        <w:numPr>
+          <w:ilvl w:val="0"/>
+          <w:numId w:val="2"/>
+        </w:numPr>
+        <w:spacing w:after="60" w:line="276" w:lineRule="auto"/>
+      </w:pPr>
+      <w:r>
+        <w:rPr>
+          <w:b/>
+          <w:bCs/>
+        </w:rPr>
+        <w:t xml:space="preserve">Details.</w:t>
+      </w:r>
+      <w:r>
+        <w:t xml:space="preserve"> Findings and explanations holds attention items, axis reasoning, coverage, confidence factors and provider limitations; All checks and raw evidence keeps every other observation and the complete original response, including successful checks.</w:t>
+      </w:r>
+    </w:p>
+    <w:p>
+      <w:pPr>
+        <w:spacing w:line="276" w:lineRule="auto"/>
+      </w:pPr>
+      <w:r>
+        <w:t xml:space="preserve">Audio states are read from structured outcomes, within their scope. content_found_elsewhere requires review; content_not_located is inconclusive; search_unavailable states the local window observation and the wider-search gap separately; insufficient signal or no positive control means unable to decide; unavailable or unassessed analyses are not passes; declared_range_supported is a supporting observation within the reported profile; an unknown state keeps its original value without a pass or failure interpretation. A linked finding and its detailed range assessment count once, while different windows and selections stay separate. All supported candidate positions remain visible, including ambiguity from repeated material. audfprint and SpectroMap are algorithm observations, not independent witnesses, and heuristic bandwidth and musical-semantics results keep their limitations in the details.</w:t>
+      </w:r>
+    </w:p>
+    <w:p>
+      <w:pPr>
+        <w:spacing w:line="276" w:lineRule="auto"/>
+      </w:pPr>
+      <w:r>
+        <w:t xml:space="preserve">The display model is calculated only in builder_review.py and is never inserted into the machine response: the field remains axes.integrity, the response schema version remains 0.2-candidate, and audio diagnostics keep scoring_eligible false and integrity_contribution null, so a review flag never changes an axis value, confidence or status. Core file checks such as audio_samples_valid remain core checks.</w:t>
+      </w:r>
+    </w:p>
+    <w:p>
+      <w:pPr>
+        <w:spacing w:line="276" w:lineRule="auto"/>
+      </w:pPr>
+      <w:r>
+        <w:t xml:space="preserve">Save result JSON saves the original evaluator response. Save review report writes a standalone offline HTML file from the same model, with names and messages escaped and important findings visible in print; Copy report text copies the same report. The report records case and run IDs, the GUI result-capture time (not a signed production time), the original system metadata and the display-template version. If the submission or analysis options change after assessment, the result is marked as a previous assessment and exports still describe the original snapshot; run the assessment again to evaluate the change.</w:t>
+      </w:r>
+    </w:p>
+    <w:p>
+      <w:pPr>
+        <w:spacing w:line="276" w:lineRule="auto"/>
+      </w:pPr>
+      <w:r>
+        <w:t xml:space="preserve">The screen below is the actual GUI on the controlled synthetic excerpt example, not customer material: a declared 7–11 second source interval, corresponding content found elsewhere, a withheld core score and 0/1 qualifying source cross-check coverage. The five summary sections, the audio review warning and the intervals appear above the four scores. The image is also at program/docs/images/assessment-summary-five-sections.png.</w:t>
+      </w:r>
+    </w:p>
+    <w:p>
+      <w:r>
+        <w:drawing>
+          <wp:inline xmlns:a="http://schemas.openxmlformats.org/drawingml/2006/main" xmlns:pic="http://schemas.openxmlformats.org/drawingml/2006/picture">
+            <wp:extent cx="6120130" cy="4723628"/>
+            <wp:docPr id="1" name="Picture 1"/>
+            <wp:cNvGraphicFramePr>
+              <a:graphicFrameLocks noChangeAspect="1"/>
+            </wp:cNvGraphicFramePr>
+            <a:graphic>
+              <a:graphicData uri="http://schemas.openxmlformats.org/drawingml/2006/picture">
+                <pic:pic>
+                  <pic:nvPicPr>
+                    <pic:cNvPr id="0" name="assessment-summary-0.8.3.png"/>
+                    <pic:cNvPicPr/>
+                  </pic:nvPicPr>
+                  <pic:blipFill>
+                    <a:blip r:embed="rId13"/>
+                    <a:stretch>
+                      <a:fillRect/>
+                    </a:stretch>
+                  </pic:blipFill>
+                  <pic:spPr>
+                    <a:xfrm>
+                      <a:off x="0" y="0"/>
+                      <a:ext cx="6120130" cy="4723628"/>
+                    </a:xfrm>
+                    <a:prstGeom prst="rect"/>
+                  </pic:spPr>
+                </pic:pic>
+              </a:graphicData>
+            </a:graphic>
+          </wp:inline>
+        </w:drawing>
       </w:r>
     </w:p>
     <w:p>
@@ -5563,7 +5720,6 @@
           </w:tcPr>
           <w:p>
             <w:pPr>
-              <w:keepNext/>
               <w:keepLines/>
               <w:spacing w:after="40" w:line="254" w:lineRule="auto"/>
             </w:pPr>
@@ -5584,7 +5740,6 @@
           </w:tcPr>
           <w:p>
             <w:pPr>
-              <w:keepNext/>
               <w:keepLines/>
               <w:spacing w:after="40" w:line="254" w:lineRule="auto"/>
             </w:pPr>
@@ -5610,7 +5765,6 @@
           </w:tcPr>
           <w:p>
             <w:pPr>
-              <w:keepNext/>
               <w:keepLines/>
               <w:spacing w:after="40" w:line="254" w:lineRule="auto"/>
             </w:pPr>
@@ -5631,7 +5785,6 @@
           </w:tcPr>
           <w:p>
             <w:pPr>
-              <w:keepNext/>
               <w:keepLines/>
               <w:spacing w:after="40" w:line="254" w:lineRule="auto"/>
             </w:pPr>
@@ -5657,7 +5810,6 @@
           </w:tcPr>
           <w:p>
             <w:pPr>
-              <w:keepNext/>
               <w:keepLines/>
               <w:spacing w:after="40" w:line="254" w:lineRule="auto"/>
             </w:pPr>
@@ -5678,7 +5830,6 @@
           </w:tcPr>
           <w:p>
             <w:pPr>
-              <w:keepNext/>
               <w:keepLines/>
               <w:spacing w:after="40" w:line="254" w:lineRule="auto"/>
             </w:pPr>
@@ -5704,7 +5855,6 @@
           </w:tcPr>
           <w:p>
             <w:pPr>
-              <w:keepNext/>
               <w:keepLines/>
               <w:spacing w:after="40" w:line="254" w:lineRule="auto"/>
             </w:pPr>
@@ -5725,7 +5875,6 @@
           </w:tcPr>
           <w:p>
             <w:pPr>
-              <w:keepNext/>
               <w:keepLines/>
               <w:spacing w:after="40" w:line="254" w:lineRule="auto"/>
             </w:pPr>
@@ -5751,7 +5900,6 @@
           </w:tcPr>
           <w:p>
             <w:pPr>
-              <w:keepNext/>
               <w:keepLines/>
               <w:spacing w:after="40" w:line="254" w:lineRule="auto"/>
             </w:pPr>
@@ -6025,7 +6173,6 @@
           </w:tcPr>
           <w:p>
             <w:pPr>
-              <w:keepNext/>
               <w:keepLines/>
               <w:spacing w:after="40" w:line="254" w:lineRule="auto"/>
             </w:pPr>
@@ -6060,7 +6207,6 @@
           </w:tcPr>
           <w:p>
             <w:pPr>
-              <w:keepNext/>
               <w:keepLines/>
               <w:spacing w:after="40" w:line="254" w:lineRule="auto"/>
             </w:pPr>
@@ -6094,7 +6240,6 @@
           </w:tcPr>
           <w:p>
             <w:pPr>
-              <w:keepNext/>
               <w:keepLines/>
               <w:spacing w:after="40" w:line="254" w:lineRule="auto"/>
             </w:pPr>
@@ -6974,7 +7119,6 @@
           </w:tcPr>
           <w:p>
             <w:pPr>
-              <w:keepNext/>
               <w:keepLines/>
               <w:spacing w:after="40" w:line="254" w:lineRule="auto"/>
             </w:pPr>
@@ -7009,7 +7153,6 @@
           </w:tcPr>
           <w:p>
             <w:pPr>
-              <w:keepNext/>
               <w:keepLines/>
               <w:spacing w:after="40" w:line="254" w:lineRule="auto"/>
             </w:pPr>
@@ -7043,7 +7186,6 @@
           </w:tcPr>
           <w:p>
             <w:pPr>
-              <w:keepNext/>
               <w:keepLines/>
               <w:spacing w:after="40" w:line="254" w:lineRule="auto"/>
             </w:pPr>
@@ -7344,7 +7486,6 @@
           </w:tcPr>
           <w:p>
             <w:pPr>
-              <w:keepNext/>
               <w:keepLines/>
               <w:spacing w:after="40" w:line="254" w:lineRule="auto"/>
             </w:pPr>
@@ -7379,7 +7520,6 @@
           </w:tcPr>
           <w:p>
             <w:pPr>
-              <w:keepNext/>
               <w:keepLines/>
               <w:spacing w:after="40" w:line="254" w:lineRule="auto"/>
             </w:pPr>
@@ -7413,7 +7553,6 @@
           </w:tcPr>
           <w:p>
             <w:pPr>
-              <w:keepNext/>
               <w:keepLines/>
               <w:spacing w:after="40" w:line="254" w:lineRule="auto"/>
             </w:pPr>
@@ -8536,7 +8675,6 @@
           </w:tcPr>
           <w:p>
             <w:pPr>
-              <w:keepNext/>
               <w:keepLines/>
               <w:spacing w:after="40" w:line="254" w:lineRule="auto"/>
             </w:pPr>
@@ -8571,7 +8709,6 @@
           </w:tcPr>
           <w:p>
             <w:pPr>
-              <w:keepNext/>
               <w:keepLines/>
               <w:spacing w:after="40" w:line="254" w:lineRule="auto"/>
             </w:pPr>
@@ -8605,7 +8742,6 @@
           </w:tcPr>
           <w:p>
             <w:pPr>
-              <w:keepNext/>
               <w:keepLines/>
               <w:spacing w:after="40" w:line="254" w:lineRule="auto"/>
             </w:pPr>
@@ -8973,7 +9109,6 @@
           </w:tcPr>
           <w:p>
             <w:pPr>
-              <w:keepNext/>
               <w:keepLines/>
               <w:spacing w:after="40" w:line="254" w:lineRule="auto"/>
             </w:pPr>
@@ -9008,7 +9143,6 @@
           </w:tcPr>
           <w:p>
             <w:pPr>
-              <w:keepNext/>
               <w:keepLines/>
               <w:spacing w:after="40" w:line="254" w:lineRule="auto"/>
             </w:pPr>
@@ -9042,7 +9176,6 @@
           </w:tcPr>
           <w:p>
             <w:pPr>
-              <w:keepNext/>
               <w:keepLines/>
               <w:spacing w:after="40" w:line="254" w:lineRule="auto"/>
             </w:pPr>
@@ -9076,7 +9209,6 @@
           </w:tcPr>
           <w:p>
             <w:pPr>
-              <w:keepNext/>
               <w:keepLines/>
               <w:spacing w:after="40" w:line="254" w:lineRule="auto"/>
             </w:pPr>
@@ -10082,7 +10214,6 @@
           </w:tcPr>
           <w:p>
             <w:pPr>
-              <w:keepNext/>
               <w:keepLines/>
               <w:spacing w:after="40" w:line="254" w:lineRule="auto"/>
             </w:pPr>
@@ -10117,7 +10248,6 @@
           </w:tcPr>
           <w:p>
             <w:pPr>
-              <w:keepNext/>
               <w:keepLines/>
               <w:spacing w:after="40" w:line="254" w:lineRule="auto"/>
             </w:pPr>
@@ -10151,7 +10281,6 @@
           </w:tcPr>
           <w:p>
             <w:pPr>
-              <w:keepNext/>
               <w:keepLines/>
               <w:spacing w:after="40" w:line="254" w:lineRule="auto"/>
             </w:pPr>
@@ -10185,7 +10314,6 @@
           </w:tcPr>
           <w:p>
             <w:pPr>
-              <w:keepNext/>
               <w:keepLines/>
               <w:spacing w:after="40" w:line="254" w:lineRule="auto"/>
             </w:pPr>
@@ -10519,7 +10647,6 @@
           </w:tcPr>
           <w:p>
             <w:pPr>
-              <w:keepNext/>
               <w:keepLines/>
               <w:spacing w:after="40" w:line="254" w:lineRule="auto"/>
             </w:pPr>
@@ -10553,7 +10680,6 @@
           </w:tcPr>
           <w:p>
             <w:pPr>
-              <w:keepNext/>
               <w:keepLines/>
               <w:spacing w:after="40" w:line="254" w:lineRule="auto"/>
             </w:pPr>
@@ -10605,7 +10731,6 @@
           </w:tcPr>
           <w:p>
             <w:pPr>
-              <w:keepNext/>
               <w:keepLines/>
               <w:spacing w:after="40" w:line="254" w:lineRule="auto"/>
             </w:pPr>
@@ -10644,7 +10769,6 @@
           </w:tcPr>
           <w:p>
             <w:pPr>
-              <w:keepNext/>
               <w:keepLines/>
               <w:spacing w:after="40" w:line="254" w:lineRule="auto"/>
             </w:pPr>
@@ -10678,7 +10802,6 @@
           </w:tcPr>
           <w:p>
             <w:pPr>
-              <w:keepNext/>
               <w:keepLines/>
               <w:spacing w:after="40" w:line="254" w:lineRule="auto"/>
             </w:pPr>
@@ -10747,7 +10870,6 @@
           </w:tcPr>
           <w:p>
             <w:pPr>
-              <w:keepNext/>
               <w:keepLines/>
               <w:spacing w:after="40" w:line="254" w:lineRule="auto"/>
             </w:pPr>
@@ -10786,7 +10908,6 @@
           </w:tcPr>
           <w:p>
             <w:pPr>
-              <w:keepNext/>
               <w:keepLines/>
               <w:spacing w:after="40" w:line="254" w:lineRule="auto"/>
             </w:pPr>
@@ -10820,7 +10941,6 @@
           </w:tcPr>
           <w:p>
             <w:pPr>
-              <w:keepNext/>
               <w:keepLines/>
               <w:spacing w:after="40" w:line="254" w:lineRule="auto"/>
             </w:pPr>
@@ -10863,7 +10983,6 @@
           </w:tcPr>
           <w:p>
             <w:pPr>
-              <w:keepNext/>
               <w:keepLines/>
               <w:spacing w:after="40" w:line="254" w:lineRule="auto"/>
             </w:pPr>
@@ -10902,7 +11021,6 @@
           </w:tcPr>
           <w:p>
             <w:pPr>
-              <w:keepNext/>
               <w:keepLines/>
               <w:spacing w:after="40" w:line="254" w:lineRule="auto"/>
             </w:pPr>
@@ -10936,7 +11054,6 @@
           </w:tcPr>
           <w:p>
             <w:pPr>
-              <w:keepNext/>
               <w:keepLines/>
               <w:spacing w:after="40" w:line="254" w:lineRule="auto"/>
             </w:pPr>
@@ -11051,7 +11168,6 @@
           </w:tcPr>
           <w:p>
             <w:pPr>
-              <w:keepNext/>
               <w:keepLines/>
               <w:spacing w:after="40" w:line="254" w:lineRule="auto"/>
             </w:pPr>
@@ -11085,7 +11201,6 @@
           </w:tcPr>
           <w:p>
             <w:pPr>
-              <w:keepNext/>
               <w:keepLines/>
               <w:spacing w:after="40" w:line="254" w:lineRule="auto"/>
             </w:pPr>
@@ -11118,7 +11233,6 @@
           </w:tcPr>
           <w:p>
             <w:pPr>
-              <w:keepNext/>
               <w:keepLines/>
               <w:spacing w:after="40" w:line="254" w:lineRule="auto"/>
             </w:pPr>
@@ -11156,7 +11270,6 @@
           </w:tcPr>
           <w:p>
             <w:pPr>
-              <w:keepNext/>
               <w:keepLines/>
               <w:spacing w:after="40" w:line="254" w:lineRule="auto"/>
             </w:pPr>
@@ -11190,7 +11303,6 @@
           </w:tcPr>
           <w:p>
             <w:pPr>
-              <w:keepNext/>
               <w:keepLines/>
               <w:spacing w:after="40" w:line="254" w:lineRule="auto"/>
             </w:pPr>
@@ -11223,7 +11335,6 @@
           </w:tcPr>
           <w:p>
             <w:pPr>
-              <w:keepNext/>
               <w:keepLines/>
               <w:spacing w:after="40" w:line="254" w:lineRule="auto"/>
             </w:pPr>
@@ -11528,7 +11639,6 @@
           </w:tcPr>
           <w:p>
             <w:pPr>
-              <w:keepNext/>
               <w:keepLines/>
               <w:spacing w:after="40" w:line="254" w:lineRule="auto"/>
             </w:pPr>
@@ -11563,7 +11673,6 @@
           </w:tcPr>
           <w:p>
             <w:pPr>
-              <w:keepNext/>
               <w:keepLines/>
               <w:spacing w:after="40" w:line="254" w:lineRule="auto"/>
             </w:pPr>
@@ -11597,7 +11706,6 @@
           </w:tcPr>
           <w:p>
             <w:pPr>
-              <w:keepNext/>
               <w:keepLines/>
               <w:spacing w:after="40" w:line="254" w:lineRule="auto"/>
             </w:pPr>
@@ -11631,7 +11739,6 @@
           </w:tcPr>
           <w:p>
             <w:pPr>
-              <w:keepNext/>
               <w:keepLines/>
               <w:spacing w:after="40" w:line="254" w:lineRule="auto"/>
             </w:pPr>
@@ -11669,7 +11776,6 @@
           </w:tcPr>
           <w:p>
             <w:pPr>
-              <w:keepNext/>
               <w:keepLines/>
               <w:spacing w:after="40" w:line="254" w:lineRule="auto"/>
             </w:pPr>
@@ -11704,7 +11810,6 @@
           </w:tcPr>
           <w:p>
             <w:pPr>
-              <w:keepNext/>
               <w:keepLines/>
               <w:spacing w:after="40" w:line="254" w:lineRule="auto"/>
             </w:pPr>
@@ -11738,17 +11843,16 @@
           </w:tcPr>
           <w:p>
             <w:pPr>
-              <w:keepNext/>
-              <w:keepLines/>
-              <w:spacing w:after="40" w:line="254" w:lineRule="auto"/>
-            </w:pPr>
-            <w:r>
-              <w:rPr>
-                <w:color w:val="000000"/>
-                <w:sz w:val="17"/>
-                <w:szCs w:val="18"/>
-              </w:rPr>
-              <w:t xml:space="preserve">Implemented (after 0.8.1)</w:t>
+              <w:keepLines/>
+              <w:spacing w:after="40" w:line="254" w:lineRule="auto"/>
+            </w:pPr>
+            <w:r>
+              <w:rPr>
+                <w:color w:val="000000"/>
+                <w:sz w:val="17"/>
+                <w:szCs w:val="18"/>
+              </w:rPr>
+              <w:t xml:space="preserve">Implemented</w:t>
             </w:r>
           </w:p>
         </w:tc>
@@ -11772,7 +11876,6 @@
           </w:tcPr>
           <w:p>
             <w:pPr>
-              <w:keepNext/>
               <w:keepLines/>
               <w:spacing w:after="40" w:line="254" w:lineRule="auto"/>
             </w:pPr>
@@ -11810,7 +11913,6 @@
           </w:tcPr>
           <w:p>
             <w:pPr>
-              <w:keepNext/>
               <w:keepLines/>
               <w:spacing w:after="40" w:line="254" w:lineRule="auto"/>
             </w:pPr>
@@ -11845,7 +11947,6 @@
           </w:tcPr>
           <w:p>
             <w:pPr>
-              <w:keepNext/>
               <w:keepLines/>
               <w:spacing w:after="40" w:line="254" w:lineRule="auto"/>
             </w:pPr>
@@ -11879,17 +11980,16 @@
           </w:tcPr>
           <w:p>
             <w:pPr>
-              <w:keepNext/>
-              <w:keepLines/>
-              <w:spacing w:after="40" w:line="254" w:lineRule="auto"/>
-            </w:pPr>
-            <w:r>
-              <w:rPr>
-                <w:color w:val="000000"/>
-                <w:sz w:val="17"/>
-                <w:szCs w:val="18"/>
-              </w:rPr>
-              <w:t xml:space="preserve">Implemented (after 0.8.1)</w:t>
+              <w:keepLines/>
+              <w:spacing w:after="40" w:line="254" w:lineRule="auto"/>
+            </w:pPr>
+            <w:r>
+              <w:rPr>
+                <w:color w:val="000000"/>
+                <w:sz w:val="17"/>
+                <w:szCs w:val="18"/>
+              </w:rPr>
+              <w:t xml:space="preserve">Implemented</w:t>
             </w:r>
           </w:p>
         </w:tc>
@@ -11913,7 +12013,6 @@
           </w:tcPr>
           <w:p>
             <w:pPr>
-              <w:keepNext/>
               <w:keepLines/>
               <w:spacing w:after="40" w:line="254" w:lineRule="auto"/>
             </w:pPr>
@@ -12931,7 +13030,6 @@
           </w:tcPr>
           <w:p>
             <w:pPr>
-              <w:keepNext/>
               <w:keepLines/>
               <w:spacing w:after="40" w:line="254" w:lineRule="auto"/>
             </w:pPr>
@@ -12966,7 +13064,6 @@
           </w:tcPr>
           <w:p>
             <w:pPr>
-              <w:keepNext/>
               <w:keepLines/>
               <w:spacing w:after="40" w:line="254" w:lineRule="auto"/>
             </w:pPr>
@@ -13000,7 +13097,6 @@
           </w:tcPr>
           <w:p>
             <w:pPr>
-              <w:keepNext/>
               <w:keepLines/>
               <w:spacing w:after="40" w:line="254" w:lineRule="auto"/>
             </w:pPr>
@@ -13034,7 +13130,6 @@
           </w:tcPr>
           <w:p>
             <w:pPr>
-              <w:keepNext/>
               <w:keepLines/>
               <w:spacing w:after="40" w:line="254" w:lineRule="auto"/>
             </w:pPr>
@@ -13232,7 +13327,7 @@
         <w:spacing w:line="276" w:lineRule="auto"/>
       </w:pPr>
       <w:r>
-        <w:t xml:space="preserve">FLAC and MP3 are detected by content (music_target/audio_formats.py). ID3v2 tags before the audio are skipped before deciding, because the C2PA SDK writes one before the fLaC marker of a signed FLAC. A FLAC take's kept WAV chunks feed the same recorder-metadata, sound-report, AAF and chronology checks as a WAV take; a FLAC recording (audio/raw-take or audio/raw-track) without them receives the informational FLAC_RECORDER_METADATA_ABSENT. flac_md5_matches_decoded_audio decodes the audio with soundfile and is scored in the file-integrity layer like the WAV technical checks; an MD5 that was not stored, a bit depth libsndfile cannot decode, or the caller's deadline makes it unavailable. Declared MP3 fields that cannot be measured give checks with passed null and status unavailable, never contradictions. FLAC and MP3 observations use AUDIO_OBSERVATION and AUDIO_PARSER_FAILED (rule audio_parser_available) with an audio_format field; WAV keeps WAV_OBSERVATION and WAV_PARSER_FAILED. Scoring follows the WAV rules, as the client confirmed on 24 October 2026.</w:t>
+        <w:t xml:space="preserve">FLAC and MP3 are detected by content (music_target/audio_formats.py). ID3v2 tags before the audio are skipped before deciding, because the C2PA SDK writes one before the fLaC marker of a signed FLAC. A FLAC take's kept WAV chunks feed the same recorder-metadata, sound-report, AAF and chronology checks as a WAV take; a FLAC recording (audio/raw-take or audio/raw-track) without them receives the informational FLAC_RECORDER_METADATA_ABSENT. flac_md5_matches_decoded_audio decodes the audio with soundfile and is scored in the file-integrity layer; an MD5 that was not stored, a bit depth libsndfile cannot decode, or the caller's deadline makes it unavailable. Declared MP3 fields that cannot be measured give checks with passed null and status unavailable, never contradictions. FLAC and MP3 observations use AUDIO_OBSERVATION and AUDIO_PARSER_FAILED (rule audio_parser_available) with an audio_format field; WAV keeps WAV_OBSERVATION and WAV_PARSER_FAILED. Scoring follows the WAV rules, as the client confirmed on 24 October 2026.</w:t>
       </w:r>
     </w:p>
     <w:p>
@@ -13240,7 +13335,7 @@
         <w:spacing w:line="276" w:lineRule="auto"/>
       </w:pPr>
       <w:r>
-        <w:t xml:space="preserve">Every role accepts WAV, FLAC and MP3; the format never lowers a score, it decides which checks can run. assessment_checks.format_capabilities lists for each audio file whether it carries recorder metadata (present, not_kept for a plain FLAC, not_supported_by_format for MP3, absent), an exact length, a bit depth, a BWF date and an embedded C2PA manifest, with advice for recordings that lost their recorder evidence; it is report-only. A submitter can add the original file and declare the delivered file derived_from it with transformation=format_conversion. format_conversions then records the direction, the scored parameter checks and sample_identity: a canonical SHA-256 over signed little-endian interleaved integer samples (pcm-int-le-interleaved-sha256-v1, as FLAC defines its MD5) gives identical or different for lossless integer pairs with equal parameters, and not_comparable for float WAV, lossy files or differing parameters. FORMAT_CONVERSION_SAMPLES_DIFFER is report-only. With audio analysis enabled, audio_format_conversion adds whether audfprint supports alignment at 0 s and the target's bandwidth assessment.</w:t>
+        <w:t xml:space="preserve">Every role accepts WAV, FLAC and MP3; the format never lowers a score, it decides which checks can run. assessment_checks.format_capabilities lists for each audio file whether it carries recorder metadata (present, not_kept for a plain FLAC, not_supported_by_format for MP3, absent), an exact length, a bit depth, a BWF date and an embedded C2PA manifest, with advice for recordings that lost their recorder evidence; it is report-only. A submitter can add the original file and declare the delivered file derived_from it with transformation=format_conversion. format_conversions then records the direction, the scored parameter checks and sample_identity: a canonical SHA-256 over signed little-endian interleaved integer samples (pcm-int-le-interleaved-sha256-v1, as FLAC defines its MD5) gives identical or different for lossless integer pairs with equal parameters, and not_comparable for float WAV, lossy files or differing parameters. FORMAT_CONVERSION_SAMPLES_DIFFER is report-only. With audio analysis enabled, audio_format_conversion adds whether audfprint supports alignment at 0 s and the target's bandwidth assessment. A format_conversion flag on another relationship type is ignored with FORMAT_CONVERSION_NOT_APPLIED. On real files, the SoniqTools Bach WAV and FLAC (16-bit/44.1 kHz and 24-bit/96 kHz) are identical, while a fake 24-bit/96 kHz FLAC upsampled from CD audio, declared as a conversion, fails the rate and bit-depth checks.</w:t>
       </w:r>
     </w:p>
     <w:p>
@@ -13248,7 +13343,7 @@
         <w:spacing w:line="276" w:lineRule="auto"/>
       </w:pPr>
       <w:r>
-        <w:t xml:space="preserve">Scope: the evaluator is designed and calibrated for WAV/BWF. FLAC and MP3 keep the checks implemented on 24 October 2026, and work on them is frozen. The table FORMAT_SCOPE in music_target/audio_observations.py states, for every check family, whether FLAC and MP3 implement it. Implemented for both: hash binding, structure, declared sample rate, channels, size, format and codec, and embedded C2PA. Implemented when the file carries the information: declared duration (FLAC with a total sample count, MP3 with a Xing/LAME header), FLAC decoded-sample integrity (an MD5 in STREAMINFO), and FLAC recorder metadata and BWF chronology (WAV chunks kept with --keep-foreign-metadata). Not assessed because the format cannot carry it: MP3 bit depth, recorder metadata, BWF chronology and exact content. Not assessed because only WAV is implemented: dates in ID3 or Vorbis tags, and MP3 decoded-sample integrity. Each FLAC or MP3 file lists the families not made in limited_checks (also in AUDIO_FORMAT_LIMITED_CHECKS and format_capabilities, whose check_scope is limited; WAV is full), each unavailable with limitation program_scope, format or file. Audio diagnostics rows on FLAC or MP3 carry format_scope calibrated_on_wav_only.</w:t>
+        <w:t xml:space="preserve">Scope: the evaluator is designed and calibrated for WAV/BWF. FLAC and MP3 keep the checks listed here, and no further FLAC or MP3 checks are planned. The table FORMAT_SCOPE in music_target/audio_observations.py states, for every check family, whether FLAC and MP3 implement it. Implemented for both: hash binding, structure, declared sample rate, channels, size, format and codec, and embedded C2PA. Implemented when the file carries the information: declared duration (FLAC with a total sample count, MP3 with a Xing/LAME header), FLAC decoded-sample integrity (an MD5 in STREAMINFO), and FLAC recorder metadata and BWF chronology (WAV chunks kept with --keep-foreign-metadata). Not assessed because the format cannot carry it: MP3 bit depth, recorder metadata, BWF chronology and exact content. Not assessed because only WAV is implemented: dates in ID3 or Vorbis tags, and MP3 decoded-sample integrity. Each FLAC or MP3 file lists the families not made in limited_checks (also in AUDIO_FORMAT_LIMITED_CHECKS and format_capabilities, whose check_scope is limited; WAV is full), each unavailable with limitation program_scope, format or file. Audio diagnostics rows on FLAC or MP3 carry format_scope calibrated_on_wav_only.</w:t>
       </w:r>
     </w:p>
     <w:p>
@@ -13277,12 +13372,20 @@
     </w:p>
     <w:p>
       <w:r>
-        <w:t>options.timeout_seconds controls the caller budget; 60 seconds is the fallback used for locally adapted public bundles. The subprocess wait has a technical ceiling of 1,000,000 seconds. Audio diagnostics use only the budget left after core scoring, without opening-only truncation or a separate duration/task/PCM cap. One non-final file-change retry isolates changed files; another change, or any final-file change, returns error.</w:t>
+        <w:t xml:space="preserve">options.timeout_seconds controls the caller budget; 60 seconds is the fallback used for locally adapted public bundles. The subprocess wait has a technical ceiling of 1,000,000 seconds. Audio diagnostics use only the budget left after core scoring, without opening-only truncation or a separate duration/task/PCM cap. If a non-final file changes during evaluation, the request is evaluated once more with that file isolated (OBJECT_CHANGED_DURING_EVALUATION); another change, or any final-file change, returns error.</w:t>
       </w:r>
     </w:p>
     <w:p>
       <w:r>
-        <w:t xml:space="preserve">Format checks do not authenticate metadata. Since 0.8.2 the core reads every sample of every bound WAV, FLAC and MP3 once, in bounded blocks, to check that it can be read and is finite (audio_samples_valid); WAV float samples are checked as stored, before any conversion. NaN or Infinity fails the check with the first one's time and channel; a scan stopped by the time limit, a file change or a missing decoder is not_completed and is never a pass. A malformed non-final file fails audio_file_readable, and audio the parser had to skip fails audio_stream_complete; a valid format the reader does not support is not counted as damage. This decoding compares nothing between files: the disabled signal comparison stays off. When the optional diagnostics meet silence or channel cancellation, the dependent observation is unavailable. Optional libraries do not extend the accepted input formats.</w:t>
+        <w:t xml:space="preserve">Format checks do not authenticate metadata. The core reads every sample of every bound WAV, FLAC and MP3 once, in bounded blocks, to check that it can be read and is finite (audio_samples_valid); WAV float samples are checked as stored, before any conversion. NaN or Infinity fails the check with the first one's time and channel; a scan stopped by the time limit, a file change or a missing decoder is not_completed and is never a pass. A malformed non-final file fails audio_file_readable, and audio the parser had to skip fails audio_stream_complete; a valid format the reader does not support is not counted as damage. This decoding compares nothing between files: the disabled signal comparison stays off. When the optional diagnostics meet silence or channel cancellation, the dependent observation is unavailable. Optional libraries do not extend the accepted input formats.</w:t>
+      </w:r>
+    </w:p>
+    <w:p>
+      <w:pPr>
+        <w:spacing w:line="276" w:lineRule="auto"/>
+      </w:pPr>
+      <w:r>
+        <w:t xml:space="preserve">Structural checks cannot see a fake format: a FLAC made from an MP3, a 320 kbps MP3 re-encoded from 128 kbps, or a 96 kHz file upsampled from CD audio passes every structural check, because the FLAC MD5 is valid and the MP3 frames really are 320 kbps. With audio analysis enabled, the report-only bandwidth provider (Section 6) measures where each file's decoded audio stops compared with its container, sample rate and bitrate.</w:t>
       </w:r>
     </w:p>
     <w:p>
@@ -13562,7 +13665,6 @@
           </w:tcPr>
           <w:p>
             <w:pPr>
-              <w:keepNext/>
               <w:keepLines/>
               <w:spacing w:after="40" w:line="254" w:lineRule="auto"/>
             </w:pPr>
@@ -13597,7 +13699,6 @@
           </w:tcPr>
           <w:p>
             <w:pPr>
-              <w:keepNext/>
               <w:keepLines/>
               <w:spacing w:after="40" w:line="254" w:lineRule="auto"/>
             </w:pPr>
@@ -13631,7 +13732,6 @@
           </w:tcPr>
           <w:p>
             <w:pPr>
-              <w:keepNext/>
               <w:keepLines/>
               <w:spacing w:after="40" w:line="254" w:lineRule="auto"/>
             </w:pPr>
@@ -13682,7 +13782,6 @@
           </w:tcPr>
           <w:p>
             <w:pPr>
-              <w:keepNext/>
               <w:keepLines/>
               <w:spacing w:after="40" w:line="254" w:lineRule="auto"/>
             </w:pPr>
@@ -14453,7 +14552,6 @@
           </w:tcPr>
           <w:p>
             <w:pPr>
-              <w:keepNext/>
               <w:keepLines/>
               <w:spacing w:after="40" w:line="254" w:lineRule="auto"/>
             </w:pPr>
@@ -14488,7 +14586,6 @@
           </w:tcPr>
           <w:p>
             <w:pPr>
-              <w:keepNext/>
               <w:keepLines/>
               <w:spacing w:after="40" w:line="254" w:lineRule="auto"/>
             </w:pPr>
@@ -14522,7 +14619,6 @@
           </w:tcPr>
           <w:p>
             <w:pPr>
-              <w:keepNext/>
               <w:keepLines/>
               <w:spacing w:after="40" w:line="254" w:lineRule="auto"/>
             </w:pPr>
@@ -14556,7 +14652,6 @@
           </w:tcPr>
           <w:p>
             <w:pPr>
-              <w:keepNext/>
               <w:keepLines/>
               <w:spacing w:after="40" w:line="254" w:lineRule="auto"/>
             </w:pPr>
@@ -14703,7 +14798,7 @@
                 <w:color w:val="000000"/>
                 <w:sz w:val="17"/>
               </w:rPr>
-              <w:t>Non-scoring AUDIO_* findings and five detail/summary arrays; failures retain core results.</w:t>
+              <w:t xml:space="preserve">Non-scoring AUDIO_* findings and detail and summary arrays; failures retain core results.</w:t>
             </w:r>
           </w:p>
         </w:tc>
@@ -14868,7 +14963,6 @@
           </w:tcPr>
           <w:p>
             <w:pPr>
-              <w:keepNext/>
               <w:keepLines/>
               <w:spacing w:after="40" w:line="254" w:lineRule="auto"/>
             </w:pPr>
@@ -14903,7 +14997,6 @@
           </w:tcPr>
           <w:p>
             <w:pPr>
-              <w:keepNext/>
               <w:keepLines/>
               <w:spacing w:after="40" w:line="254" w:lineRule="auto"/>
             </w:pPr>
@@ -15391,7 +15484,6 @@
           </w:tcPr>
           <w:p>
             <w:pPr>
-              <w:keepNext/>
               <w:keepLines/>
               <w:spacing w:after="40" w:line="254" w:lineRule="auto"/>
             </w:pPr>
@@ -15427,7 +15519,6 @@
           </w:tcPr>
           <w:p>
             <w:pPr>
-              <w:keepNext/>
               <w:keepLines/>
               <w:spacing w:after="40" w:line="254" w:lineRule="auto"/>
             </w:pPr>
@@ -15719,7 +15810,6 @@
           </w:tcPr>
           <w:p>
             <w:pPr>
-              <w:keepNext/>
               <w:keepLines/>
               <w:spacing w:after="40" w:line="254" w:lineRule="auto"/>
             </w:pPr>
@@ -15753,7 +15843,6 @@
           </w:tcPr>
           <w:p>
             <w:pPr>
-              <w:keepNext/>
               <w:keepLines/>
               <w:spacing w:after="40" w:line="254" w:lineRule="auto"/>
             </w:pPr>
@@ -15804,7 +15893,6 @@
           </w:tcPr>
           <w:p>
             <w:pPr>
-              <w:keepNext/>
               <w:keepLines/>
               <w:spacing w:after="40" w:line="254" w:lineRule="auto"/>
             </w:pPr>
@@ -16398,7 +16486,6 @@
           </w:tcPr>
           <w:p>
             <w:pPr>
-              <w:keepNext/>
               <w:keepLines/>
               <w:spacing w:after="40" w:line="254" w:lineRule="auto"/>
             </w:pPr>
@@ -16432,7 +16519,6 @@
           </w:tcPr>
           <w:p>
             <w:pPr>
-              <w:keepNext/>
               <w:keepLines/>
               <w:spacing w:after="40" w:line="254" w:lineRule="auto"/>
             </w:pPr>
@@ -16466,7 +16552,6 @@
           </w:tcPr>
           <w:p>
             <w:pPr>
-              <w:keepNext/>
               <w:keepLines/>
               <w:spacing w:after="40" w:line="254" w:lineRule="auto"/>
             </w:pPr>
@@ -16596,16 +16681,7 @@
         <w:spacing w:line="276" w:lineRule="auto"/>
       </w:pPr>
       <w:r>
-        <w:t xml:space="preserve">Sound-report matching first uses recorder filename and, where the report date can be parsed, compatible origination dates; ambiguous day/month readings are both allowed. Without a usable date it falls back to filename. AAF matching uses tape and recorder filename. Multiple matching recordings produce an unavailable identity check; a report row or AAF reference without a submitted take creates no check. Because an AAF names the takes its edit actually uses, assessment_checks.aaf_reference_coverage lists them with the number bound, and a used take that was not submitted is reported as AAF_REFERENCED_TAKES_NOT_SUBMITTED (low, not scored); a sound report lists every take of the day and is not treated this way. Master mobs without tape source ranges (library effects, music, renders, tone) are listed in assessment_checks.aaf_non_recorder_media with AAF_REFERENCES_NON_RECORDER_MEDIA (info). The evaluator cannot link them to submitted files and makes no licensing determination; creation-method coverage states that it counts submitted artefacts only. AAF references are observations of master-mob tape ranges, not a reconstruction of the final composition timeline. assessment_checks.declared_chronology compares BWF origination fields across every declared edge between bound WAVs: the date, and the time when both files carry one. A source originated after its target is reported as DECLARED_SOURCE_NEWER_THAN_TARGET (low, not scored), because BWF dates can be reset or rewritten; files without a valid bext date are not compared.</w:t>
-      </w:r>
-    </w:p>
-    <w:p>
-      <w:pPr>
-        <w:spacing w:before="60" w:after="160" w:line="276" w:lineRule="auto"/>
-        <w:ind w:left="170" w:right="170"/>
-      </w:pPr>
-      <w:r>
-        <w:t xml:space="preserve">declared_chronology compares BWF origination dates across declared audio edges and reports a source newer than its target as DECLARED_SOURCE_NEWER_THAN_TARGET, without scoring it. An edge where either file has no date is listed as not_comparable with a reason: format_has_no_bwf (MP3), bwf_not_kept (FLAC without its WAV chunks) or no_origination_date. No time is guessed, and the comparison stays report-only until relationship-specific time rules are agreed.</w:t>
+        <w:t xml:space="preserve">Sound-report matching first uses recorder filename and, where the report date can be parsed, compatible origination dates; ambiguous day/month readings are both allowed. Without a usable date it falls back to filename. AAF matching uses tape and recorder filename. Multiple matching recordings produce an unavailable identity check; a report row or AAF reference without a submitted take creates no check. Because an AAF names the takes its edit actually uses, assessment_checks.aaf_reference_coverage lists them with the number bound, and a used take that was not submitted is reported as AAF_REFERENCED_TAKES_NOT_SUBMITTED (low, not scored); a sound report lists every take of the day and is not treated this way. Master mobs without tape source ranges (library effects, music, renders, tone) are listed in assessment_checks.aaf_non_recorder_media with AAF_REFERENCES_NON_RECORDER_MEDIA (info). The evaluator cannot link them to submitted files and makes no licensing determination; creation-method coverage states that it counts submitted artefacts only. AAF references are observations of master-mob tape ranges, not a reconstruction of the final composition timeline. assessment_checks.declared_chronology compares BWF origination fields across every declared edge between bound WAVs: the date, and the time when both files carry one. A source originated after its target is reported as DECLARED_SOURCE_NEWER_THAN_TARGET (low, not scored), because BWF dates can be reset or rewritten; an edge where either file has no date is listed as not_comparable with a reason: format_has_no_bwf (MP3), bwf_not_kept (FLAC without its WAV chunks) or no_origination_date. No time is guessed, and the comparison stays report-only until relationship-specific time rules are agreed.</w:t>
       </w:r>
     </w:p>
     <w:p>
@@ -16776,7 +16852,6 @@
           </w:tcPr>
           <w:p>
             <w:pPr>
-              <w:keepNext/>
               <w:keepLines/>
               <w:spacing w:after="40" w:line="254" w:lineRule="auto"/>
             </w:pPr>
@@ -16810,7 +16885,6 @@
           </w:tcPr>
           <w:p>
             <w:pPr>
-              <w:keepNext/>
               <w:keepLines/>
               <w:spacing w:after="40" w:line="254" w:lineRule="auto"/>
             </w:pPr>
@@ -16866,7 +16940,6 @@
           </w:tcPr>
           <w:p>
             <w:pPr>
-              <w:keepNext/>
               <w:keepLines/>
               <w:spacing w:after="40" w:line="254" w:lineRule="auto"/>
             </w:pPr>
@@ -16900,7 +16973,6 @@
           </w:tcPr>
           <w:p>
             <w:pPr>
-              <w:keepNext/>
               <w:keepLines/>
               <w:spacing w:after="40" w:line="254" w:lineRule="auto"/>
             </w:pPr>
@@ -16939,7 +17011,6 @@
           </w:tcPr>
           <w:p>
             <w:pPr>
-              <w:keepNext/>
               <w:keepLines/>
               <w:spacing w:after="40" w:line="254" w:lineRule="auto"/>
             </w:pPr>
@@ -16973,7 +17044,6 @@
           </w:tcPr>
           <w:p>
             <w:pPr>
-              <w:keepNext/>
               <w:keepLines/>
               <w:spacing w:after="40" w:line="254" w:lineRule="auto"/>
             </w:pPr>
@@ -17082,7 +17152,7 @@
         <w:spacing w:line="276" w:lineRule="auto"/>
       </w:pPr>
       <w:r>
-        <w:t xml:space="preserve">--audio-analysis enables audfprint, spectromap, librosa, music_semantics and bandwidth from the default local policy. --audio-analysis-policy &amp;amp;lt;file&amp;amp;gt; enables the stage with a supplied policy, optionally selecting fewer providers and overriding permitted analysis parameters. A custom policy alone is sufficient. fingerprint_agreement is generated automatically when both fingerprint providers run; it is not a selectable policy provider. No audio flag means no optional provider imports, snapshots or workers. bandwidth runs once per bound audio file rather than per pair, so it also runs when the graph has no audio-to-audio relationships.</w:t>
+        <w:t xml:space="preserve">--audio-analysis enables audfprint, spectromap, librosa, music_semantics and bandwidth from the default local policy. --audio-analysis-policy &lt;file&gt; enables the stage with a supplied policy, optionally selecting fewer providers and overriding permitted analysis parameters. A custom policy alone is sufficient. fingerprint_agreement is generated automatically when both fingerprint providers run; it is not a selectable policy provider. No audio flag means no optional provider imports, snapshots or workers. bandwidth runs once per bound audio file rather than per pair, so it also runs when the graph has no audio-to-audio relationships.</w:t>
       </w:r>
     </w:p>
     <w:p>
@@ -17260,7 +17330,6 @@
           </w:tcPr>
           <w:p>
             <w:pPr>
-              <w:keepNext/>
               <w:keepLines/>
               <w:spacing w:after="40" w:line="254" w:lineRule="auto"/>
             </w:pPr>
@@ -17295,7 +17364,6 @@
           </w:tcPr>
           <w:p>
             <w:pPr>
-              <w:keepNext/>
               <w:keepLines/>
               <w:spacing w:after="40" w:line="254" w:lineRule="auto"/>
             </w:pPr>
@@ -17358,7 +17426,6 @@
           </w:tcPr>
           <w:p>
             <w:pPr>
-              <w:keepNext/>
               <w:keepLines/>
               <w:spacing w:after="40" w:line="254" w:lineRule="auto"/>
             </w:pPr>
@@ -17393,7 +17460,6 @@
           </w:tcPr>
           <w:p>
             <w:pPr>
-              <w:keepNext/>
               <w:keepLines/>
               <w:spacing w:after="40" w:line="254" w:lineRule="auto"/>
             </w:pPr>
@@ -17436,7 +17502,6 @@
           </w:tcPr>
           <w:p>
             <w:pPr>
-              <w:keepNext/>
               <w:keepLines/>
               <w:spacing w:after="40" w:line="254" w:lineRule="auto"/>
             </w:pPr>
@@ -17475,7 +17540,6 @@
           </w:tcPr>
           <w:p>
             <w:pPr>
-              <w:keepNext/>
               <w:keepLines/>
               <w:spacing w:after="40" w:line="254" w:lineRule="auto"/>
             </w:pPr>
@@ -17510,7 +17574,6 @@
           </w:tcPr>
           <w:p>
             <w:pPr>
-              <w:keepNext/>
               <w:keepLines/>
               <w:spacing w:after="40" w:line="254" w:lineRule="auto"/>
             </w:pPr>
@@ -17544,7 +17607,6 @@
           </w:tcPr>
           <w:p>
             <w:pPr>
-              <w:keepNext/>
               <w:keepLines/>
               <w:spacing w:after="40" w:line="254" w:lineRule="auto"/>
             </w:pPr>
@@ -17583,7 +17645,6 @@
           </w:tcPr>
           <w:p>
             <w:pPr>
-              <w:keepNext/>
               <w:keepLines/>
               <w:spacing w:after="40" w:line="254" w:lineRule="auto"/>
             </w:pPr>
@@ -17618,7 +17679,6 @@
           </w:tcPr>
           <w:p>
             <w:pPr>
-              <w:keepNext/>
               <w:keepLines/>
               <w:spacing w:after="40" w:line="254" w:lineRule="auto"/>
             </w:pPr>
@@ -17652,7 +17712,6 @@
           </w:tcPr>
           <w:p>
             <w:pPr>
-              <w:keepNext/>
               <w:keepLines/>
               <w:spacing w:after="40" w:line="254" w:lineRule="auto"/>
             </w:pPr>
@@ -17759,6 +17818,102 @@
           <w:p>
             <w:r>
               <w:t>Per-file acoustic sections, beat-chroma DTW over 12 transpositions, a matched shuffled baseline and independent time-grid tempo checks. Bounded support or abstention; legacy phrase form retained.</w:t>
+            </w:r>
+          </w:p>
+        </w:tc>
+      </w:tr>
+      <w:tr>
+        <w:trPr>
+          <w:cantSplit/>
+        </w:trPr>
+        <w:tc>
+          <w:tcPr>
+            <w:tcW w:w="2449" w:type="dxa"/>
+            <w:tcBorders>
+              <w:top w:val="single" w:sz="4" w:space="0" w:color="C9D3DF"/>
+              <w:left w:val="single" w:sz="4" w:space="0" w:color="C9D3DF"/>
+              <w:bottom w:val="single" w:sz="4" w:space="0" w:color="C9D3DF"/>
+              <w:right w:val="single" w:sz="4" w:space="0" w:color="C9D3DF"/>
+            </w:tcBorders>
+            <w:shd w:val="clear" w:color="auto" w:fill="FFFFFF"/>
+            <w:tcMar>
+              <w:top w:w="70" w:type="dxa"/>
+              <w:left w:w="110" w:type="dxa"/>
+              <w:bottom w:w="70" w:type="dxa"/>
+              <w:right w:w="110" w:type="dxa"/>
+            </w:tcMar>
+            <w:vAlign w:val="center"/>
+          </w:tcPr>
+          <w:p>
+            <w:pPr>
+              <w:keepLines/>
+              <w:spacing w:after="40" w:line="254" w:lineRule="auto"/>
+            </w:pPr>
+            <w:r>
+              <w:rPr>
+                <w:bCs/>
+                <w:color w:val="000000"/>
+                <w:sz w:val="17"/>
+                <w:szCs w:val="18"/>
+              </w:rPr>
+              <w:t xml:space="preserve">bandwidth</w:t>
+            </w:r>
+          </w:p>
+        </w:tc>
+        <w:tc>
+          <w:tcPr>
+            <w:tcW w:w="2686" w:type="dxa"/>
+            <w:tcBorders>
+              <w:top w:val="single" w:sz="4" w:space="0" w:color="C9D3DF"/>
+              <w:left w:val="single" w:sz="4" w:space="0" w:color="C9D3DF"/>
+              <w:bottom w:val="single" w:sz="4" w:space="0" w:color="C9D3DF"/>
+              <w:right w:val="single" w:sz="4" w:space="0" w:color="C9D3DF"/>
+            </w:tcBorders>
+            <w:shd w:val="clear" w:color="auto" w:fill="FFFFFF"/>
+            <w:tcMar>
+              <w:top w:w="70" w:type="dxa"/>
+              <w:left w:w="110" w:type="dxa"/>
+              <w:bottom w:w="70" w:type="dxa"/>
+              <w:right w:w="110" w:type="dxa"/>
+            </w:tcMar>
+            <w:vAlign w:val="center"/>
+          </w:tcPr>
+          <w:p>
+            <w:pPr>
+              <w:keepLines/>
+              <w:spacing w:after="40" w:line="254" w:lineRule="auto"/>
+            </w:pPr>
+            <w:r>
+              <w:rPr>
+                <w:color w:val="000000"/>
+                <w:sz w:val="17"/>
+                <w:szCs w:val="18"/>
+              </w:rPr>
+              <w:t xml:space="preserve">Local spectral measurement</w:t>
+            </w:r>
+          </w:p>
+        </w:tc>
+        <w:tc>
+          <w:tcPr>
+            <w:tcW w:w="4503" w:type="dxa"/>
+            <w:tcBorders>
+              <w:top w:val="single" w:sz="4" w:space="0" w:color="C9D3DF"/>
+              <w:left w:val="single" w:sz="4" w:space="0" w:color="C9D3DF"/>
+              <w:bottom w:val="single" w:sz="4" w:space="0" w:color="C9D3DF"/>
+              <w:right w:val="single" w:sz="4" w:space="0" w:color="C9D3DF"/>
+            </w:tcBorders>
+            <w:shd w:val="clear" w:color="auto" w:fill="FFFFFF"/>
+            <w:tcMar>
+              <w:top w:w="70" w:type="dxa"/>
+              <w:left w:w="110" w:type="dxa"/>
+              <w:bottom w:w="70" w:type="dxa"/>
+              <w:right w:w="110" w:type="dxa"/>
+            </w:tcMar>
+            <w:vAlign w:val="center"/>
+          </w:tcPr>
+          <w:p>
+            <w:r>
+              <w:t xml:space="preserve">Per file: where the decoded audio stops compared with its container, sample rate and MP3 bitrate (audio_bandwidth; AUDIO_CONTENT_BAND_LIMITED for a flagged file). Heuristic, uncalibrated.</w:t>
             </w:r>
           </w:p>
         </w:tc>
@@ -17813,7 +17968,7 @@
         <w:spacing w:line="276" w:lineRule="auto"/>
       </w:pPr>
       <w:r>
-        <w:t>The parent retains the validated core response, copies and rehashes each required WAV into a read-only temporary snapshot, then starts one process per task. Within a task the providers run sequentially, share decoded and resampled read-only arrays, and emit validated JSON lines as they finish. This cache is not shared between task processes. Completed rows survive a later timeout or crash; unfinished providers become unavailable. The report records approximately 54 s versus 29 s for one 25-relationship local comparison, rather than a general performance guarantee.</w:t>
+        <w:t xml:space="preserve">The parent retains the validated core response, copies and rehashes each required WAV into a read-only temporary snapshot, then starts one process per task. Within a task the providers run sequentially, share decoded and resampled read-only arrays, and emit validated JSON lines as they finish. This cache is not shared between task processes. Completed rows survive a later timeout or crash; unfinished providers become unavailable. The report records approximately 54 s versus 29 s for one 25-relationship local comparison, rather than a general performance guarantee. On Project Rock Ep01 the diagnostics add about 20–30 s and up to about 815 MB of memory to a 0.9 s core run. FLAC and MP3 are decoded with soundfile (libsndfile); for MP3 the decoder's gapless length is used, so diagnostics compare an approximation of the original recording. An MP3 without a Xing header has no exact length and libsndfile would stop at an estimate from the file size, so only the MPEG frames are decoded and decoder_length_mismatch is reported rather than a truncated signal analysed; without gapless information a shortfall of up to two frames is accepted.</w:t>
       </w:r>
     </w:p>
     <w:p>
@@ -18194,7 +18349,7 @@
         <w:spacing w:line="276" w:lineRule="auto"/>
       </w:pPr>
       <w:r>
-        <w:t>The five assessment_checks arrays are audio_fingerprint, audio_fingerprint_agreement, audio_structure, audio_semantics and audio_diagnostic_summary. Provider observations carry status inconclusive or unavailable, analysis_complete, reason_code, analysed_ranges, matches, metrics and parameters. Appended findings are informational AUDIO_* records; AUDIO_DIAGNOSTIC_NOT_APPLICABLE means there were no retained audio-pair tasks. All rows fix scoring_eligible=false, integrity_contribution=null and content_match_is_provenance=false. A completed non-match remains inconclusive.</w:t>
+        <w:t xml:space="preserve">The provider arrays in assessment_checks are audio_fingerprint, audio_fingerprint_agreement, audio_structure and audio_semantics, summarised in audio_diagnostic_summary; audio_declared_range, audio_take_beyond_final, audio_source_coverage, audio_bandwidth and audio_format_conversion hold the results described below and in Section 4. Provider observations carry status inconclusive or unavailable, analysis_complete, reason_code, analysed_ranges, matches, metrics and parameters. Appended findings are informational AUDIO_* records; AUDIO_DIAGNOSTIC_NOT_APPLICABLE means there were no retained audio-pair tasks. All rows fix scoring_eligible=false, integrity_contribution=null and content_match_is_provenance=false. A completed non-match remains inconclusive.</w:t>
       </w:r>
     </w:p>
     <w:tbl>
@@ -18283,7 +18438,6 @@
           </w:tcPr>
           <w:p>
             <w:pPr>
-              <w:keepNext/>
               <w:keepLines/>
               <w:spacing w:after="40" w:line="254" w:lineRule="auto"/>
             </w:pPr>
@@ -18304,7 +18458,6 @@
           </w:tcPr>
           <w:p>
             <w:pPr>
-              <w:keepNext/>
               <w:keepLines/>
               <w:spacing w:after="40" w:line="254" w:lineRule="auto"/>
             </w:pPr>
@@ -18510,7 +18663,6 @@
           </w:tcPr>
           <w:p>
             <w:pPr>
-              <w:keepNext/>
               <w:keepLines/>
               <w:spacing w:after="40" w:line="254" w:lineRule="auto"/>
             </w:pPr>
@@ -18531,7 +18683,6 @@
           </w:tcPr>
           <w:p>
             <w:pPr>
-              <w:keepNext/>
               <w:keepLines/>
               <w:spacing w:after="40" w:line="254" w:lineRule="auto"/>
             </w:pPr>
@@ -18621,7 +18772,7 @@
     </w:p>
     <w:p>
       <w:r>
-        <w:t xml:space="preserve">Version-two semantic validation contained 72 derivative cases: 57 supported and 15 abstained. Supported pitch estimates were correct in 57/57 cases, with maximum relative tempo error 1.27%; none of 29 controls was supported. These limited counts do not establish population accuracy. On the eight-recording section test, macro boundary F at 3-second tolerance improved from 0.339 for fixed phrases to 0.538 for acoustic novelty. Fingerprint support on the original four held-out Lumina families improved from 14/16 to 15/16 at density 40, with one weak mixture source still missed. Always report abstentions and sample counts alongside accuracy. Each count now carries a 95% Wilson interval: none of 29 held-out controls supported is still consistent with a false-support rate of up to 11.7%, and 15 of 16 held-out mixtures found gives 71.7–98.9%.</w:t>
+        <w:t xml:space="preserve">Version-two semantic validation contained 72 derivative cases; the supported, correct-transposition and control counts are in the table below with their Wilson intervals, and the maximum relative tempo error of supported estimates was 1.27%. On the eight-recording section test, macro boundary F at 3-second tolerance improved from 0.339 for fixed phrases to 0.538 for acoustic novelty. Fingerprint support on the four held-out Lumina families improved from 14/16 to 15/16 at density 40, with one weak mixture source still missed. Always report abstentions and sample counts alongside accuracy.</w:t>
       </w:r>
     </w:p>
     <w:p>
@@ -18660,7 +18811,7 @@
         <w:spacing w:after="60" w:line="276" w:lineRule="auto"/>
       </w:pPr>
       <w:r>
-        <w:t xml:space="preserve">The repository report records fingerprint agreement on 2 of 29 true takes inside local final masters and 0 of 33 unrelated controls. Agreement requires at least two votes per algorithm within the larger offset bin and can include votes below either standalone candidate threshold. Its Poisson chance estimate assumes independent backgrounds, although both providers read the same audio. These case counts are not a validated recall or false-positive guarantee. Their 95% Wilson intervals are 1.9–22.0% and 0–10.4%.</w:t>
+        <w:t xml:space="preserve">The repository report records fingerprint agreement on 2 of 29 true takes inside local final masters and 0 of 33 unrelated controls. Agreement requires at least two votes per algorithm within the larger offset bin and can include votes below either standalone candidate threshold. Its Poisson chance estimate assumes independent backgrounds, although both providers read the same audio. These case counts are not a validated recall or false-positive guarantee.</w:t>
       </w:r>
     </w:p>
     <w:p>
@@ -18704,7 +18855,7 @@
         <w:spacing w:line="276" w:lineRule="auto"/>
       </w:pPr>
       <w:r>
-        <w:t xml:space="preserve">Every audio diagnostic row carries a calibration object read from policies/audio_calibration_status.json: a status, a summary with case counts, the transforms tested and not tested, and false_match_rates. audfprint and music_semantics have status bounded_calibration; SpectroMap, librosa and fingerprint agreement are exploratory_uncalibrated. audio_diagnostic_summary records the SHA-256 of the status file. The frozen audio_calibration_profile.json and its gates are unchanged, so this information explains results without changing them. case_counts lists each count under development (cases used to choose or revise the gates), held_out (cases evaluated only after the gates were frozen) or real_material (Project Rock, never used for tuning), with measure, count, cases and a 95% Wilson interval wilson_95 (lower, upper) from music_target/case_intervals.py. Wilson stays inside 0–100% and gives a usable upper bound for 0 of n. The development counts set the gates and are optimistic; the held-out counts describe the frozen profile. Cases from one family or one session are not independent, so the real uncertainty is wider than an interval, and no interval is a population rate. The held-out and real-material counts are: For encoded audio the status lists the one tested MP3 configuration (libsndfile 1.2.2 with LAME 3.100, VBR, false-match and shared-loop pairs only) under encoded_configurations_tested, and mp3_encoded_queries_beyond_tested_configuration under not_tested. The summary also records the decoder versions (decoders), because decoded FLAC and MP3 samples depend on them.</w:t>
+        <w:t xml:space="preserve">Every audio diagnostic row carries a calibration object read from policies/audio_calibration_status.json: a status, a summary with case counts, the transforms tested and not tested, and false_match_rates. audfprint and music_semantics have status bounded_calibration; SpectroMap, librosa and fingerprint agreement are exploratory_uncalibrated. audio_diagnostic_summary records the SHA-256 of the status file. The frozen audio_calibration_profile.json and its gates are unchanged, so this information explains results without changing them. case_counts lists each count under development (cases used to choose or revise the gates), held_out (cases evaluated only after the gates were frozen) or real_material (Project Rock, never used for tuning), with measure, count, cases and a 95% Wilson interval wilson_95 (lower, upper) from music_target/case_intervals.py. Wilson stays inside 0–100% and gives a usable upper bound for 0 of n. The development counts set the gates and are optimistic; the held-out counts describe the frozen profile. Cases from one family or one session are not independent, so the real uncertainty is wider than an interval, and no interval is a population rate. For encoded audio the status lists the one tested MP3 configuration (libsndfile 1.2.2 with LAME 3.100, VBR, false-match and shared-loop pairs only) under encoded_configurations_tested, and mp3_encoded_queries_beyond_tested_configuration under not_tested. The summary also records the decoder versions (decoders), because decoded FLAC and MP3 samples depend on them. The held-out and real-material counts are:</w:t>
       </w:r>
     </w:p>
     <w:tbl>
@@ -18859,7 +19010,6 @@
           </w:tcPr>
           <w:p>
             <w:pPr>
-              <w:keepNext/>
               <w:keepLines/>
               <w:spacing w:after="40" w:line="254" w:lineRule="auto"/>
             </w:pPr>
@@ -18880,7 +19030,6 @@
           </w:tcPr>
           <w:p>
             <w:pPr>
-              <w:keepNext/>
               <w:keepLines/>
               <w:spacing w:after="40" w:line="254" w:lineRule="auto"/>
             </w:pPr>
@@ -18901,7 +19050,6 @@
           </w:tcPr>
           <w:p>
             <w:pPr>
-              <w:keepNext/>
               <w:keepLines/>
               <w:spacing w:after="40" w:line="254" w:lineRule="auto"/>
             </w:pPr>
@@ -18927,7 +19075,6 @@
           </w:tcPr>
           <w:p>
             <w:pPr>
-              <w:keepNext/>
               <w:keepLines/>
               <w:spacing w:after="40" w:line="254" w:lineRule="auto"/>
             </w:pPr>
@@ -18948,7 +19095,6 @@
           </w:tcPr>
           <w:p>
             <w:pPr>
-              <w:keepNext/>
               <w:keepLines/>
               <w:spacing w:after="40" w:line="254" w:lineRule="auto"/>
             </w:pPr>
@@ -18969,7 +19115,6 @@
           </w:tcPr>
           <w:p>
             <w:pPr>
-              <w:keepNext/>
               <w:keepLines/>
               <w:spacing w:after="40" w:line="254" w:lineRule="auto"/>
             </w:pPr>
@@ -18995,7 +19140,6 @@
           </w:tcPr>
           <w:p>
             <w:pPr>
-              <w:keepNext/>
               <w:keepLines/>
               <w:spacing w:after="40" w:line="254" w:lineRule="auto"/>
             </w:pPr>
@@ -19016,7 +19160,6 @@
           </w:tcPr>
           <w:p>
             <w:pPr>
-              <w:keepNext/>
               <w:keepLines/>
               <w:spacing w:after="40" w:line="254" w:lineRule="auto"/>
             </w:pPr>
@@ -19037,7 +19180,6 @@
           </w:tcPr>
           <w:p>
             <w:pPr>
-              <w:keepNext/>
               <w:keepLines/>
               <w:spacing w:after="40" w:line="254" w:lineRule="auto"/>
             </w:pPr>
@@ -19063,7 +19205,6 @@
           </w:tcPr>
           <w:p>
             <w:pPr>
-              <w:keepNext/>
               <w:keepLines/>
               <w:spacing w:after="40" w:line="254" w:lineRule="auto"/>
             </w:pPr>
@@ -19084,7 +19225,6 @@
           </w:tcPr>
           <w:p>
             <w:pPr>
-              <w:keepNext/>
               <w:keepLines/>
               <w:spacing w:after="40" w:line="254" w:lineRule="auto"/>
             </w:pPr>
@@ -19105,7 +19245,6 @@
           </w:tcPr>
           <w:p>
             <w:pPr>
-              <w:keepNext/>
               <w:keepLines/>
               <w:spacing w:after="40" w:line="254" w:lineRule="auto"/>
             </w:pPr>
@@ -19131,7 +19270,6 @@
           </w:tcPr>
           <w:p>
             <w:pPr>
-              <w:keepNext/>
               <w:keepLines/>
               <w:spacing w:after="40" w:line="254" w:lineRule="auto"/>
             </w:pPr>
@@ -19152,7 +19290,6 @@
           </w:tcPr>
           <w:p>
             <w:pPr>
-              <w:keepNext/>
               <w:keepLines/>
               <w:spacing w:after="40" w:line="254" w:lineRule="auto"/>
             </w:pPr>
@@ -19173,7 +19310,6 @@
           </w:tcPr>
           <w:p>
             <w:pPr>
-              <w:keepNext/>
               <w:keepLines/>
               <w:spacing w:after="40" w:line="254" w:lineRule="auto"/>
             </w:pPr>
@@ -19199,7 +19335,6 @@
           </w:tcPr>
           <w:p>
             <w:pPr>
-              <w:keepNext/>
               <w:keepLines/>
               <w:spacing w:after="40" w:line="254" w:lineRule="auto"/>
             </w:pPr>
@@ -19220,7 +19355,6 @@
           </w:tcPr>
           <w:p>
             <w:pPr>
-              <w:keepNext/>
               <w:keepLines/>
               <w:spacing w:after="40" w:line="254" w:lineRule="auto"/>
             </w:pPr>
@@ -19241,7 +19375,6 @@
           </w:tcPr>
           <w:p>
             <w:pPr>
-              <w:keepNext/>
               <w:keepLines/>
               <w:spacing w:after="40" w:line="254" w:lineRule="auto"/>
             </w:pPr>
@@ -19267,7 +19400,6 @@
           </w:tcPr>
           <w:p>
             <w:pPr>
-              <w:keepNext/>
               <w:keepLines/>
               <w:spacing w:after="40" w:line="254" w:lineRule="auto"/>
             </w:pPr>
@@ -19288,7 +19420,6 @@
           </w:tcPr>
           <w:p>
             <w:pPr>
-              <w:keepNext/>
               <w:keepLines/>
               <w:spacing w:after="40" w:line="254" w:lineRule="auto"/>
             </w:pPr>
@@ -19309,7 +19440,6 @@
           </w:tcPr>
           <w:p>
             <w:pPr>
-              <w:keepNext/>
               <w:keepLines/>
               <w:spacing w:after="40" w:line="254" w:lineRule="auto"/>
             </w:pPr>
@@ -19335,7 +19465,6 @@
           </w:tcPr>
           <w:p>
             <w:pPr>
-              <w:keepNext/>
               <w:keepLines/>
               <w:spacing w:after="40" w:line="254" w:lineRule="auto"/>
             </w:pPr>
@@ -19356,7 +19485,6 @@
           </w:tcPr>
           <w:p>
             <w:pPr>
-              <w:keepNext/>
               <w:keepLines/>
               <w:spacing w:after="40" w:line="254" w:lineRule="auto"/>
             </w:pPr>
@@ -19377,7 +19505,6 @@
           </w:tcPr>
           <w:p>
             <w:pPr>
-              <w:keepNext/>
               <w:keepLines/>
               <w:spacing w:after="40" w:line="254" w:lineRule="auto"/>
             </w:pPr>
@@ -19403,7 +19530,6 @@
           </w:tcPr>
           <w:p>
             <w:pPr>
-              <w:keepNext/>
               <w:keepLines/>
               <w:spacing w:after="40" w:line="254" w:lineRule="auto"/>
             </w:pPr>
@@ -19424,7 +19550,6 @@
           </w:tcPr>
           <w:p>
             <w:pPr>
-              <w:keepNext/>
               <w:keepLines/>
               <w:spacing w:after="40" w:line="254" w:lineRule="auto"/>
             </w:pPr>
@@ -19445,7 +19570,6 @@
           </w:tcPr>
           <w:p>
             <w:pPr>
-              <w:keepNext/>
               <w:keepLines/>
               <w:spacing w:after="40" w:line="254" w:lineRule="auto"/>
             </w:pPr>
@@ -19471,7 +19595,6 @@
           </w:tcPr>
           <w:p>
             <w:pPr>
-              <w:keepNext/>
               <w:keepLines/>
               <w:spacing w:after="40" w:line="254" w:lineRule="auto"/>
             </w:pPr>
@@ -19492,7 +19615,6 @@
           </w:tcPr>
           <w:p>
             <w:pPr>
-              <w:keepNext/>
               <w:keepLines/>
               <w:spacing w:after="40" w:line="254" w:lineRule="auto"/>
             </w:pPr>
@@ -19513,7 +19635,6 @@
           </w:tcPr>
           <w:p>
             <w:pPr>
-              <w:keepNext/>
               <w:keepLines/>
               <w:spacing w:after="40" w:line="254" w:lineRule="auto"/>
             </w:pPr>
@@ -19696,7 +19817,6 @@
           </w:tcPr>
           <w:p>
             <w:pPr>
-              <w:keepNext/>
               <w:keepLines/>
               <w:spacing w:after="40" w:line="254" w:lineRule="auto"/>
             </w:pPr>
@@ -19717,7 +19837,6 @@
           </w:tcPr>
           <w:p>
             <w:pPr>
-              <w:keepNext/>
               <w:keepLines/>
               <w:spacing w:after="40" w:line="254" w:lineRule="auto"/>
             </w:pPr>
@@ -19738,7 +19857,6 @@
           </w:tcPr>
           <w:p>
             <w:pPr>
-              <w:keepNext/>
               <w:keepLines/>
               <w:spacing w:after="40" w:line="254" w:lineRule="auto"/>
             </w:pPr>
@@ -19764,7 +19882,6 @@
           </w:tcPr>
           <w:p>
             <w:pPr>
-              <w:keepNext/>
               <w:keepLines/>
               <w:spacing w:after="40" w:line="254" w:lineRule="auto"/>
             </w:pPr>
@@ -19785,7 +19902,6 @@
           </w:tcPr>
           <w:p>
             <w:pPr>
-              <w:keepNext/>
               <w:keepLines/>
               <w:spacing w:after="40" w:line="254" w:lineRule="auto"/>
             </w:pPr>
@@ -19806,7 +19922,6 @@
           </w:tcPr>
           <w:p>
             <w:pPr>
-              <w:keepNext/>
               <w:keepLines/>
               <w:spacing w:after="40" w:line="254" w:lineRule="auto"/>
             </w:pPr>
@@ -19832,7 +19947,6 @@
           </w:tcPr>
           <w:p>
             <w:pPr>
-              <w:keepNext/>
               <w:keepLines/>
               <w:spacing w:after="40" w:line="254" w:lineRule="auto"/>
             </w:pPr>
@@ -19853,7 +19967,6 @@
           </w:tcPr>
           <w:p>
             <w:pPr>
-              <w:keepNext/>
               <w:keepLines/>
               <w:spacing w:after="40" w:line="254" w:lineRule="auto"/>
             </w:pPr>
@@ -19874,7 +19987,6 @@
           </w:tcPr>
           <w:p>
             <w:pPr>
-              <w:keepNext/>
               <w:keepLines/>
               <w:spacing w:after="40" w:line="254" w:lineRule="auto"/>
             </w:pPr>
@@ -19900,7 +20012,6 @@
           </w:tcPr>
           <w:p>
             <w:pPr>
-              <w:keepNext/>
               <w:keepLines/>
               <w:spacing w:after="40" w:line="254" w:lineRule="auto"/>
             </w:pPr>
@@ -19921,7 +20032,6 @@
           </w:tcPr>
           <w:p>
             <w:pPr>
-              <w:keepNext/>
               <w:keepLines/>
               <w:spacing w:after="40" w:line="254" w:lineRule="auto"/>
             </w:pPr>
@@ -19942,7 +20052,6 @@
           </w:tcPr>
           <w:p>
             <w:pPr>
-              <w:keepNext/>
               <w:keepLines/>
               <w:spacing w:after="40" w:line="254" w:lineRule="auto"/>
             </w:pPr>
@@ -20027,7 +20136,15 @@
         <w:spacing w:before="120"/>
       </w:pPr>
       <w:r>
-        <w:t xml:space="preserve">A shared loop is real shared audio, so a fingerprint detection is correct but does not show that one song derives from the other. These are case counts on a small Lumina sample, not population false-positive rates. Real covers, pitch-shifted and time-stretched fingerprint queries remain untested. The bracketed figures are 95% Wilson intervals: zero false matches in four pairs is still consistent with a false-match rate of up to 49%. The benchmark ran after the gates were frozen, so it is recorded as held-out.</w:t>
+        <w:t xml:space="preserve">A shared loop is real shared audio, so a fingerprint detection is correct but does not show that one song derives from the other. These are case counts on a small Lumina sample, not population false-positive rates. Real covers, pitch-shifted and time-stretched fingerprint queries remain untested. The bracketed figures are 95% Wilson intervals: zero false matches in four pairs is still consistent with a false-match rate of up to 49%. The benchmark ran after the gates were frozen, so it is recorded as held-out. Rerun on FLAC and MP3 versions of the same pairs (23 October 2026), the FLAC results were identical; MP3 still gave no false match, but audfprint found the shared loop in 0 of 4 half-gain pairs (WAV: 1) and 3 of 4 full-gain pairs (WAV: 4).</w:t>
+      </w:r>
+    </w:p>
+    <w:p>
+      <w:pPr>
+        <w:spacing w:line="276" w:lineRule="auto"/>
+      </w:pPr>
+      <w:r>
+        <w:t xml:space="preserve">The bandwidth provider is uncalibrated. On the Testing_music set (24 October 2026) it flagged all four locally made fake files and none of the four genuine lossless files, and all six free-site "320 kbps" MP3s stop at 16.5–18.2 kHz. AI generators produce band-limited audio too (all 25 Lumina benchmark WAVs stop at 17.4–19.9 kHz), so a flag says where the audio stops, not who made the file. Five of those free-site MP3s also share short sounds at fixed times, which audfprint correctly matches at offset 0 (6 of 10 pairs).</w:t>
       </w:r>
     </w:p>
     <w:p>
@@ -20267,7 +20384,6 @@
           </w:tcPr>
           <w:p>
             <w:pPr>
-              <w:keepNext/>
               <w:keepLines/>
               <w:spacing w:after="40" w:line="254" w:lineRule="auto"/>
             </w:pPr>
@@ -20302,7 +20418,6 @@
           </w:tcPr>
           <w:p>
             <w:pPr>
-              <w:keepNext/>
               <w:keepLines/>
               <w:spacing w:after="40" w:line="254" w:lineRule="auto"/>
             </w:pPr>
@@ -20336,7 +20451,6 @@
           </w:tcPr>
           <w:p>
             <w:pPr>
-              <w:keepNext/>
               <w:keepLines/>
               <w:spacing w:after="40" w:line="254" w:lineRule="auto"/>
             </w:pPr>
@@ -20375,7 +20489,6 @@
           </w:tcPr>
           <w:p>
             <w:pPr>
-              <w:keepNext/>
               <w:keepLines/>
               <w:spacing w:after="40" w:line="254" w:lineRule="auto"/>
             </w:pPr>
@@ -20410,7 +20523,6 @@
           </w:tcPr>
           <w:p>
             <w:pPr>
-              <w:keepNext/>
               <w:keepLines/>
               <w:spacing w:after="40" w:line="254" w:lineRule="auto"/>
             </w:pPr>
@@ -20444,7 +20556,6 @@
           </w:tcPr>
           <w:p>
             <w:pPr>
-              <w:keepNext/>
               <w:keepLines/>
               <w:spacing w:after="40" w:line="254" w:lineRule="auto"/>
             </w:pPr>
@@ -20483,7 +20594,6 @@
           </w:tcPr>
           <w:p>
             <w:pPr>
-              <w:keepNext/>
               <w:keepLines/>
               <w:spacing w:after="40" w:line="254" w:lineRule="auto"/>
             </w:pPr>
@@ -20518,7 +20628,6 @@
           </w:tcPr>
           <w:p>
             <w:pPr>
-              <w:keepNext/>
               <w:keepLines/>
               <w:spacing w:after="40" w:line="254" w:lineRule="auto"/>
             </w:pPr>
@@ -20552,7 +20661,6 @@
           </w:tcPr>
           <w:p>
             <w:pPr>
-              <w:keepNext/>
               <w:keepLines/>
               <w:spacing w:after="40" w:line="254" w:lineRule="auto"/>
             </w:pPr>
@@ -20808,7 +20916,6 @@
           </w:tcPr>
           <w:p>
             <w:pPr>
-              <w:keepNext/>
               <w:keepLines/>
               <w:spacing w:after="40" w:line="254" w:lineRule="auto"/>
             </w:pPr>
@@ -20829,7 +20936,6 @@
           </w:tcPr>
           <w:p>
             <w:pPr>
-              <w:keepNext/>
               <w:keepLines/>
               <w:spacing w:after="40" w:line="254" w:lineRule="auto"/>
             </w:pPr>
@@ -21440,7 +21546,6 @@
           </w:tcPr>
           <w:p>
             <w:pPr>
-              <w:keepNext/>
               <w:keepLines/>
               <w:spacing w:after="40" w:line="254" w:lineRule="auto"/>
             </w:pPr>
@@ -21461,7 +21566,6 @@
           </w:tcPr>
           <w:p>
             <w:pPr>
-              <w:keepNext/>
               <w:keepLines/>
               <w:spacing w:after="40" w:line="254" w:lineRule="auto"/>
             </w:pPr>
@@ -21714,7 +21818,6 @@
           </w:tcPr>
           <w:p>
             <w:pPr>
-              <w:keepNext/>
               <w:keepLines/>
               <w:spacing w:after="40" w:line="254" w:lineRule="auto"/>
             </w:pPr>
@@ -21749,7 +21852,6 @@
           </w:tcPr>
           <w:p>
             <w:pPr>
-              <w:keepNext/>
               <w:keepLines/>
               <w:spacing w:after="40" w:line="254" w:lineRule="auto"/>
             </w:pPr>
@@ -21783,7 +21885,6 @@
           </w:tcPr>
           <w:p>
             <w:pPr>
-              <w:keepNext/>
               <w:keepLines/>
               <w:spacing w:after="40" w:line="254" w:lineRule="auto"/>
             </w:pPr>
@@ -21822,7 +21923,6 @@
           </w:tcPr>
           <w:p>
             <w:pPr>
-              <w:keepNext/>
               <w:keepLines/>
               <w:spacing w:after="40" w:line="254" w:lineRule="auto"/>
             </w:pPr>
@@ -21857,7 +21957,6 @@
           </w:tcPr>
           <w:p>
             <w:pPr>
-              <w:keepNext/>
               <w:keepLines/>
               <w:spacing w:after="40" w:line="254" w:lineRule="auto"/>
             </w:pPr>
@@ -21920,7 +22019,6 @@
           </w:tcPr>
           <w:p>
             <w:pPr>
-              <w:keepNext/>
               <w:keepLines/>
               <w:spacing w:after="40" w:line="254" w:lineRule="auto"/>
             </w:pPr>
@@ -21979,7 +22077,6 @@
           </w:tcPr>
           <w:p>
             <w:pPr>
-              <w:keepNext/>
               <w:keepLines/>
               <w:spacing w:after="40" w:line="254" w:lineRule="auto"/>
             </w:pPr>
@@ -22018,7 +22115,6 @@
           </w:tcPr>
           <w:p>
             <w:pPr>
-              <w:keepNext/>
               <w:keepLines/>
               <w:spacing w:after="40" w:line="254" w:lineRule="auto"/>
             </w:pPr>
@@ -22053,7 +22149,6 @@
           </w:tcPr>
           <w:p>
             <w:pPr>
-              <w:keepNext/>
               <w:keepLines/>
               <w:spacing w:after="40" w:line="254" w:lineRule="auto"/>
             </w:pPr>
@@ -22087,7 +22182,6 @@
           </w:tcPr>
           <w:p>
             <w:pPr>
-              <w:keepNext/>
               <w:keepLines/>
               <w:spacing w:after="40" w:line="254" w:lineRule="auto"/>
             </w:pPr>
@@ -22228,12 +22322,12 @@
         <w:spacing w:line="276" w:lineRule="auto"/>
       </w:pPr>
       <w:r>
-        <w:t xml:space="preserve">policies/scoring_profile.json supplies explicit configuration; weights are not learned or changed automatically from the submitted audio. The default-v6 profile uses weight 1.0 for each eligible layer. The file value is its passed Boolean checks divided by assessed Boolean checks; the declaration value uses one scored fact per declared file property (declaration_scored_facts), any failed claim keeping that fact failed. Cross-evidence uses passed scored facts divided by assessed scored facts. passed=null or a missing Boolean is excluded. A layer with no assessed inputs has value null; any failed scored input marks that layer contradicted.</w:t>
+        <w:t xml:space="preserve">policies/scoring_profile.json supplies explicit configuration; weights are not learned or changed automatically from the submitted audio. The default-v7 profile uses weight 1.0 for each eligible layer. The file value is its passed Boolean checks divided by assessed Boolean checks; the declaration value uses one scored fact per declared file property (declaration_scored_facts), any failed claim keeping that fact failed. Cross-evidence uses passed scored facts divided by assessed scored facts. passed=null or a missing Boolean is excluded. A layer with no assessed inputs has value null; any failed scored input marks that layer contradicted.</w:t>
       </w:r>
     </w:p>
     <w:p>
       <w:r>
-        <w:t xml:space="preserve">aggregate_cross_evidence groups observations by rule and available subject identity, such as audio, asset, source or target hashes. Document hashes, cue/selection labels and AAF mob names do not create extra votes for the same subject. One failed observation makes the grouped fact false even if correct copies outnumber it. For example, one sound report has a wrong timecode and 30 cosmetically different copies have the correct timecode: that recording/timecode fact still fails once. Raw observations remain in cross_evidence; cross_evidence_scored_facts records fact_id, observation indices, assessed tiers, conflicting outcomes and the representative check. Unidentified subjects remain separate unless the rule explicitly uses a collection scope. With one_vote_per_claim (true in default-v6), the sound-report and AAF scene/take and track-name claims about one recording are one fact, because both documents come from the submitter and their independence is unknown; on Project Rock Ep01 this lowers the assessed facts from 122 to 96 without changing the result.</w:t>
+        <w:t xml:space="preserve">aggregate_cross_evidence groups observations by rule and available subject identity, such as audio, asset, source or target hashes. Document hashes, cue/selection labels and AAF mob names do not create extra votes for the same subject. One failed observation makes the grouped fact false even if correct copies outnumber it. For example, one sound report has a wrong timecode and 30 cosmetically different copies have the correct timecode: that recording/timecode fact still fails once. Raw observations remain in cross_evidence; cross_evidence_scored_facts records fact_id, observation indices, assessed tiers, conflicting outcomes and the representative check. Unidentified subjects remain separate unless the rule explicitly uses a collection scope. With one_vote_per_claim (true since default-v6), the sound-report and AAF scene/take and track-name claims about one recording are one fact, because both documents come from the submitter and their independence is unknown; on Project Rock Ep01 this lowers the assessed facts from 122 to 96 without changing the result.</w:t>
       </w:r>
     </w:p>
     <w:p>
@@ -22370,7 +22464,6 @@
           </w:tcPr>
           <w:p>
             <w:pPr>
-              <w:keepNext/>
               <w:keepLines/>
               <w:spacing w:after="40" w:line="254" w:lineRule="auto"/>
             </w:pPr>
@@ -22391,7 +22484,6 @@
           </w:tcPr>
           <w:p>
             <w:pPr>
-              <w:keepNext/>
               <w:keepLines/>
               <w:spacing w:after="40" w:line="254" w:lineRule="auto"/>
             </w:pPr>
@@ -22412,7 +22504,6 @@
           </w:tcPr>
           <w:p>
             <w:pPr>
-              <w:keepNext/>
               <w:keepLines/>
               <w:spacing w:after="40" w:line="254" w:lineRule="auto"/>
             </w:pPr>
@@ -22438,7 +22529,6 @@
           </w:tcPr>
           <w:p>
             <w:pPr>
-              <w:keepNext/>
               <w:keepLines/>
               <w:spacing w:after="40" w:line="254" w:lineRule="auto"/>
             </w:pPr>
@@ -22459,7 +22549,6 @@
           </w:tcPr>
           <w:p>
             <w:pPr>
-              <w:keepNext/>
               <w:keepLines/>
               <w:spacing w:after="40" w:line="254" w:lineRule="auto"/>
             </w:pPr>
@@ -22509,7 +22598,6 @@
           </w:tcPr>
           <w:p>
             <w:pPr>
-              <w:keepNext/>
               <w:keepLines/>
               <w:spacing w:after="40" w:line="254" w:lineRule="auto"/>
             </w:pPr>
@@ -22547,7 +22635,6 @@
           </w:tcPr>
           <w:p>
             <w:pPr>
-              <w:keepNext/>
               <w:keepLines/>
               <w:spacing w:after="40" w:line="254" w:lineRule="auto"/>
             </w:pPr>
@@ -22569,7 +22656,6 @@
           </w:tcPr>
           <w:p>
             <w:pPr>
-              <w:keepNext/>
               <w:keepLines/>
               <w:spacing w:after="40" w:line="254" w:lineRule="auto"/>
             </w:pPr>
@@ -22607,7 +22693,6 @@
           </w:tcPr>
           <w:p>
             <w:pPr>
-              <w:keepNext/>
               <w:keepLines/>
               <w:spacing w:after="40" w:line="254" w:lineRule="auto"/>
             </w:pPr>
@@ -22628,7 +22713,6 @@
           </w:tcPr>
           <w:p>
             <w:pPr>
-              <w:keepNext/>
               <w:keepLines/>
               <w:spacing w:after="40" w:line="254" w:lineRule="auto"/>
             </w:pPr>
@@ -22649,7 +22733,6 @@
           </w:tcPr>
           <w:p>
             <w:pPr>
-              <w:keepNext/>
               <w:keepLines/>
               <w:spacing w:after="40" w:line="254" w:lineRule="auto"/>
             </w:pPr>
@@ -22994,7 +23077,7 @@
           </w:tcPr>
           <w:p>
             <w:r>
-              <w:t xml:space="preserve">Effect under default-v6</w:t>
+              <w:t xml:space="preserve">Effect under default-v7</w:t>
             </w:r>
           </w:p>
         </w:tc>
@@ -23011,7 +23094,6 @@
           </w:tcPr>
           <w:p>
             <w:pPr>
-              <w:keepNext/>
               <w:keepLines/>
               <w:spacing w:after="40" w:line="254" w:lineRule="auto"/>
             </w:pPr>
@@ -23032,7 +23114,6 @@
           </w:tcPr>
           <w:p>
             <w:pPr>
-              <w:keepNext/>
               <w:keepLines/>
               <w:spacing w:after="40" w:line="254" w:lineRule="auto"/>
             </w:pPr>
@@ -23053,7 +23134,6 @@
           </w:tcPr>
           <w:p>
             <w:pPr>
-              <w:keepNext/>
               <w:keepLines/>
               <w:spacing w:after="40" w:line="254" w:lineRule="auto"/>
             </w:pPr>
@@ -23079,7 +23159,6 @@
           </w:tcPr>
           <w:p>
             <w:pPr>
-              <w:keepNext/>
               <w:keepLines/>
               <w:spacing w:after="40" w:line="254" w:lineRule="auto"/>
             </w:pPr>
@@ -23100,7 +23179,6 @@
           </w:tcPr>
           <w:p>
             <w:pPr>
-              <w:keepNext/>
               <w:keepLines/>
               <w:spacing w:after="40" w:line="254" w:lineRule="auto"/>
             </w:pPr>
@@ -23121,7 +23199,6 @@
           </w:tcPr>
           <w:p>
             <w:pPr>
-              <w:keepNext/>
               <w:keepLines/>
               <w:spacing w:after="40" w:line="254" w:lineRule="auto"/>
             </w:pPr>
@@ -23245,7 +23322,7 @@
         <w:spacing w:line="276" w:lineRule="auto"/>
       </w:pPr>
       <w:r>
-        <w:t xml:space="preserve">The costs were measured, not assigned. benchmarks/forge_cost.py forged claims in copies of Project Rock Ep01 and counted the smallest set of files that must change together for no contradiction to appear, plus one for a binary container: a take number needs the WAV, the sound report and the AAF (4); a start timecode moved by one second needs only the WAV and the sound report (3), because the AAF checks containment only; a cue range needs only the cue sheet (1). Recorder metadata takes the cheaper recorder claim. Six evidence mixes from half of the takes were then scored under strength floors 0 to 0.9 against five orderings stated in advance: default-v6 failed two (it cannot tell recorder-backed evidence from a cue sheet), and every floor passed all five under the derived costs, so the pre-registered 0.5 was kept. Held out to the end, the unmodified Ep01 keeps value 1.0 with confidence 0.427 (default-v6: 0.533). These are measured forgery costs on one production and a ranking check, not calibrated probabilities (docs/FORGE_COST.md). Since 0.8.2 a shift written into bext alone fails the bext/iXML timestamp check; written into both, it still needs only the WAV and the sound report, so the measured cost stays 3.</w:t>
+        <w:t xml:space="preserve">The costs were measured, not assigned. benchmarks/forge_cost.py forged claims in copies of Project Rock Ep01 and counted the smallest set of files that must change together for no contradiction to appear, plus one for a binary container: a take number needs the WAV, the sound report and the AAF (4); a start timecode moved by one second needs only the WAV and the sound report (3), because the AAF checks containment only; a cue range needs only the cue sheet (1). Recorder metadata takes the cheaper recorder claim. Six evidence mixes from half of the takes were then scored under strength floors 0 to 0.9 against five orderings stated in advance: default-v6 failed two (it cannot tell recorder-backed evidence from a cue sheet), and every floor passed all five under the derived costs, so the pre-registered 0.5 was kept. Held out to the end, the unmodified Ep01 keeps value 1.0 with confidence 0.427 (default-v6: 0.533). These are measured forgery costs on one production and a ranking check, not calibrated probabilities (docs/FORGE_COST.md). A shift written into bext alone fails the bext/iXML timestamp check; written into both, it still needs only the WAV and the sound report, so the measured cost stays 3.</w:t>
       </w:r>
     </w:p>
     <w:p>
@@ -23263,7 +23340,7 @@
         <w:spacing w:line="276" w:lineRule="auto"/>
       </w:pPr>
       <w:r>
-        <w:t xml:space="preserve">When an assessed failure matches severe_contradiction_rules, the default-v6 profile releases Integrity=min(M, 0.25), including when qualifying support or the minimum populated-layer count is absent. The cap never raises a lower mean, changes confidence or forces other axes to zero. A missing non-final mapping has object_hash_bound passed=null; a non-final hash or path rejection can produce passed=false. A final binding failure stops assessment instead of returning a capped successful score.</w:t>
+        <w:t xml:space="preserve">When an assessed failure matches severe_contradiction_rules, the default profile releases Integrity=min(M, 0.25), including when qualifying support or the minimum populated-layer count is absent. The cap never raises a lower mean, changes confidence or forces other axes to zero. A missing non-final mapping has object_hash_bound passed=null; a non-final hash or path rejection can produce passed=false. A final binding failure stops assessment instead of returning a capped successful score.</w:t>
       </w:r>
     </w:p>
     <w:tbl>
@@ -23353,7 +23430,6 @@
           </w:tcPr>
           <w:p>
             <w:pPr>
-              <w:keepNext/>
               <w:keepLines/>
               <w:spacing w:after="40" w:line="254" w:lineRule="auto"/>
             </w:pPr>
@@ -23374,7 +23450,6 @@
           </w:tcPr>
           <w:p>
             <w:pPr>
-              <w:keepNext/>
               <w:keepLines/>
               <w:spacing w:after="40" w:line="254" w:lineRule="auto"/>
             </w:pPr>
@@ -23400,7 +23475,6 @@
           </w:tcPr>
           <w:p>
             <w:pPr>
-              <w:keepNext/>
               <w:keepLines/>
               <w:spacing w:after="40" w:line="254" w:lineRule="auto"/>
             </w:pPr>
@@ -23421,7 +23495,6 @@
           </w:tcPr>
           <w:p>
             <w:pPr>
-              <w:keepNext/>
               <w:keepLines/>
               <w:spacing w:after="40" w:line="254" w:lineRule="auto"/>
             </w:pPr>
@@ -23447,7 +23520,6 @@
           </w:tcPr>
           <w:p>
             <w:pPr>
-              <w:keepNext/>
               <w:keepLines/>
               <w:spacing w:after="40" w:line="254" w:lineRule="auto"/>
             </w:pPr>
@@ -23468,7 +23540,6 @@
           </w:tcPr>
           <w:p>
             <w:pPr>
-              <w:keepNext/>
               <w:keepLines/>
               <w:spacing w:after="40" w:line="254" w:lineRule="auto"/>
             </w:pPr>
@@ -23494,7 +23565,6 @@
           </w:tcPr>
           <w:p>
             <w:pPr>
-              <w:keepNext/>
               <w:keepLines/>
               <w:spacing w:after="40" w:line="254" w:lineRule="auto"/>
             </w:pPr>
@@ -23515,7 +23585,6 @@
           </w:tcPr>
           <w:p>
             <w:pPr>
-              <w:keepNext/>
               <w:keepLines/>
               <w:spacing w:after="40" w:line="254" w:lineRule="auto"/>
             </w:pPr>
@@ -23541,7 +23610,6 @@
           </w:tcPr>
           <w:p>
             <w:pPr>
-              <w:keepNext/>
               <w:keepLines/>
               <w:spacing w:after="40" w:line="254" w:lineRule="auto"/>
             </w:pPr>
@@ -23562,7 +23630,6 @@
           </w:tcPr>
           <w:p>
             <w:pPr>
-              <w:keepNext/>
               <w:keepLines/>
               <w:spacing w:after="40" w:line="254" w:lineRule="auto"/>
             </w:pPr>
@@ -23634,15 +23701,7 @@
     </w:p>
     <w:p>
       <w:r>
-        <w:t>final_c2pa_manifest_validates is an ordinary cross-evidence rule. When the SDK reports the final artefact's manifest as Invalid, the rule is assessed with passed=false and lists the failure codes. Its failed fact lowers the cross-evidence pass fraction and marks Integrity contradicted, but it is not a configured severe rule and cannot by itself release a withheld value or apply the cap. Valid, Trusted, absent or unread manifests do not add this rule. An edited-after-signing file retaining the old manifest follows the same rule.</w:t>
-      </w:r>
-    </w:p>
-    <w:p>
-      <w:pPr>
-        <w:spacing w:line="276" w:lineRule="auto"/>
-      </w:pPr>
-      <w:r>
-        <w:t>An unreadable final manifest (a C2PA chunk the SDK cannot read) withholds the Integrity value with release_reason final_attestation_unreadable unless a severe contradiction releases the capped value; an absent manifest has no effect. integrity_decision.qualifying_facts lists each fact that satisfied the support condition. Section 8 lists every C2PA state with its effects.</w:t>
+        <w:t xml:space="preserve">C2PA affects Integrity in two further ways, described in Section 8, "Effects on Integrity": an invalid final manifest fails the ordinary rule final_c2pa_manifest_validates, and an unreadable final manifest withholds the value (final_attestation_unreadable); an absent manifest has no effect. integrity_decision.qualifying_facts lists each fact that satisfied the support condition.</w:t>
       </w:r>
     </w:p>
     <w:p>
@@ -23657,7 +23716,7 @@
     </w:p>
     <w:p>
       <w:r>
-        <w:t xml:space="preserve">The examples below apply default-v6 with equal weights and no later input-coverage downgrade. F, D and X denote the file, declaration and cross-evidence values; X uses scored facts. A dash is an unpopulated layer. These are arithmetic examples, not measured provenance cases. Under default-v7 every value and availability is the same and each confidence is multiplied by the forge-cost factor; for recorder-metadata evidence alone the factor is 0.8, so 0.533 becomes 0.427.</w:t>
+        <w:t xml:space="preserve">The examples below use equal weights and no forge cost (factor 1, as in default-v6) and no later input-coverage downgrade. F, D and X denote the file, declaration and cross-evidence values; X uses scored facts. A dash is an unpopulated layer. These are arithmetic examples, not measured provenance cases. Under default-v7 every value and availability is the same and each confidence is multiplied by the forge-cost factor; for recorder-metadata evidence alone the factor is 0.8, so 0.533 becomes 0.427.</w:t>
       </w:r>
     </w:p>
     <w:tbl>
@@ -24121,820 +24180,12 @@
         <w:t>Attestation strength evaluates C2PA records associated with the final artefact. Embedded records associate with their container; standalone records associate through adjacent declared graph relationships. Only records whose asset_hash equals final_artefact_hash enter the axis. Supporting records remain visible but cannot raise it. A standalone record associated with the final can contribute; graph adjacency alone is not cryptographic content binding, so inspect SDK validation and binding details together.</w:t>
       </w:r>
     </w:p>
-    <w:tbl>
-      <w:tblPr>
-        <w:tblW w:w="9638" w:type="dxa"/>
-        <w:tblBorders>
-          <w:top w:val="single" w:sz="4" w:space="0" w:color="D9D9D9"/>
-          <w:left w:val="single" w:sz="4" w:space="0" w:color="D9D9D9"/>
-          <w:bottom w:val="single" w:sz="4" w:space="0" w:color="D9D9D9"/>
-          <w:right w:val="single" w:sz="4" w:space="0" w:color="D9D9D9"/>
-          <w:insideH w:val="single" w:sz="4" w:space="0" w:color="D9D9D9"/>
-          <w:insideV w:val="single" w:sz="4" w:space="0" w:color="D9D9D9"/>
-        </w:tblBorders>
-        <w:tblLayout w:type="fixed"/>
-        <w:tblCellMar>
-          <w:top w:w="75" w:type="dxa"/>
-          <w:left w:w="95" w:type="dxa"/>
-          <w:bottom w:w="75" w:type="dxa"/>
-          <w:right w:w="95" w:type="dxa"/>
-        </w:tblCellMar>
-        <w:tblLook w:val="04A0" w:firstRow="1" w:lastRow="0" w:firstColumn="1" w:lastColumn="0" w:noHBand="0" w:noVBand="1"/>
-      </w:tblPr>
-      <w:tblGrid>
-        <w:gridCol w:w="2844"/>
-        <w:gridCol w:w="2844"/>
-        <w:gridCol w:w="3950"/>
-      </w:tblGrid>
-      <w:tr>
-        <w:trPr>
-          <w:cantSplit/>
-          <w:tblHeader/>
-        </w:trPr>
-        <w:tc>
-          <w:tcPr>
-            <w:tcW w:w="2844" w:type="dxa"/>
-            <w:tcBorders>
-              <w:top w:val="single" w:sz="4" w:space="0" w:color="1F3A5F"/>
-              <w:left w:val="single" w:sz="4" w:space="0" w:color="1F3A5F"/>
-              <w:bottom w:val="single" w:sz="4" w:space="0" w:color="1F3A5F"/>
-              <w:right w:val="single" w:sz="4" w:space="0" w:color="1F3A5F"/>
-            </w:tcBorders>
-            <w:shd w:val="clear" w:color="auto" w:fill="1F3A5F"/>
-            <w:tcMar>
-              <w:top w:w="70" w:type="dxa"/>
-              <w:left w:w="110" w:type="dxa"/>
-              <w:bottom w:w="70" w:type="dxa"/>
-              <w:right w:w="110" w:type="dxa"/>
-            </w:tcMar>
-            <w:vAlign w:val="center"/>
-          </w:tcPr>
-          <w:p>
-            <w:pPr>
-              <w:keepNext/>
-              <w:keepLines/>
-              <w:spacing w:after="40" w:line="254" w:lineRule="auto"/>
-            </w:pPr>
-            <w:r>
-              <w:rPr>
-                <w:b/>
-                <w:bCs/>
-                <w:color w:val="FFFFFF"/>
-                <w:sz w:val="17"/>
-                <w:szCs w:val="18"/>
-              </w:rPr>
-              <w:t>Observed state</w:t>
-            </w:r>
-          </w:p>
-        </w:tc>
-        <w:tc>
-          <w:tcPr>
-            <w:tcW w:w="2844" w:type="dxa"/>
-            <w:tcBorders>
-              <w:top w:val="single" w:sz="4" w:space="0" w:color="1F3A5F"/>
-              <w:left w:val="single" w:sz="4" w:space="0" w:color="1F3A5F"/>
-              <w:bottom w:val="single" w:sz="4" w:space="0" w:color="1F3A5F"/>
-              <w:right w:val="single" w:sz="4" w:space="0" w:color="1F3A5F"/>
-            </w:tcBorders>
-            <w:shd w:val="clear" w:color="auto" w:fill="1F3A5F"/>
-            <w:tcMar>
-              <w:top w:w="70" w:type="dxa"/>
-              <w:left w:w="110" w:type="dxa"/>
-              <w:bottom w:w="70" w:type="dxa"/>
-              <w:right w:w="110" w:type="dxa"/>
-            </w:tcMar>
-            <w:vAlign w:val="center"/>
-          </w:tcPr>
-          <w:p>
-            <w:pPr>
-              <w:keepNext/>
-              <w:keepLines/>
-              <w:spacing w:after="40" w:line="254" w:lineRule="auto"/>
-            </w:pPr>
-            <w:r>
-              <w:rPr>
-                <w:b/>
-                <w:bCs/>
-                <w:color w:val="FFFFFF"/>
-                <w:sz w:val="17"/>
-                <w:szCs w:val="18"/>
-              </w:rPr>
-              <w:t>Axis result</w:t>
-            </w:r>
-          </w:p>
-        </w:tc>
-        <w:tc>
-          <w:tcPr>
-            <w:tcW w:w="3950" w:type="dxa"/>
-            <w:tcBorders>
-              <w:top w:val="single" w:sz="4" w:space="0" w:color="1F3A5F"/>
-              <w:left w:val="single" w:sz="4" w:space="0" w:color="1F3A5F"/>
-              <w:bottom w:val="single" w:sz="4" w:space="0" w:color="1F3A5F"/>
-              <w:right w:val="single" w:sz="4" w:space="0" w:color="1F3A5F"/>
-            </w:tcBorders>
-            <w:shd w:val="clear" w:color="auto" w:fill="1F3A5F"/>
-            <w:tcMar>
-              <w:top w:w="70" w:type="dxa"/>
-              <w:left w:w="110" w:type="dxa"/>
-              <w:bottom w:w="70" w:type="dxa"/>
-              <w:right w:w="110" w:type="dxa"/>
-            </w:tcMar>
-            <w:vAlign w:val="center"/>
-          </w:tcPr>
-          <w:p>
-            <w:pPr>
-              <w:keepNext/>
-              <w:keepLines/>
-              <w:spacing w:after="40" w:line="254" w:lineRule="auto"/>
-            </w:pPr>
-            <w:r>
-              <w:rPr>
-                <w:b/>
-                <w:bCs/>
-                <w:color w:val="FFFFFF"/>
-                <w:sz w:val="17"/>
-                <w:szCs w:val="18"/>
-              </w:rPr>
-              <w:t>Interpretation</w:t>
-            </w:r>
-          </w:p>
-        </w:tc>
-      </w:tr>
-      <w:tr>
-        <w:trPr>
-          <w:cantSplit/>
-        </w:trPr>
-        <w:tc>
-          <w:tcPr>
-            <w:tcW w:w="2844" w:type="dxa"/>
-            <w:shd w:val="clear" w:color="auto" w:fill="FFFFFF"/>
-            <w:vAlign w:val="center"/>
-          </w:tcPr>
-          <w:p>
-            <w:pPr>
-              <w:keepNext/>
-              <w:keepLines/>
-              <w:spacing w:after="40" w:line="254" w:lineRule="auto"/>
-            </w:pPr>
-            <w:r>
-              <w:rPr>
-                <w:color w:val="000000"/>
-                <w:sz w:val="17"/>
-              </w:rPr>
-              <w:t>No final-associated record and no SDK available</w:t>
-            </w:r>
-          </w:p>
-        </w:tc>
-        <w:tc>
-          <w:tcPr>
-            <w:tcW w:w="2844" w:type="dxa"/>
-            <w:shd w:val="clear" w:color="auto" w:fill="FFFFFF"/>
-            <w:vAlign w:val="center"/>
-          </w:tcPr>
-          <w:p>
-            <w:pPr>
-              <w:keepNext/>
-              <w:keepLines/>
-              <w:spacing w:after="40" w:line="254" w:lineRule="auto"/>
-            </w:pPr>
-            <w:r>
-              <w:rPr>
-                <w:color w:val="000000"/>
-                <w:sz w:val="17"/>
-              </w:rPr>
-              <w:t>unavailable; value and confidence null</w:t>
-            </w:r>
-          </w:p>
-        </w:tc>
-        <w:tc>
-          <w:tcPr>
-            <w:tcW w:w="3950" w:type="dxa"/>
-            <w:shd w:val="clear" w:color="auto" w:fill="FFFFFF"/>
-            <w:vAlign w:val="center"/>
-          </w:tcPr>
-          <w:p>
-            <w:pPr>
-              <w:keepNext/>
-              <w:keepLines/>
-              <w:spacing w:after="40" w:line="254" w:lineRule="auto"/>
-            </w:pPr>
-            <w:r>
-              <w:rPr>
-                <w:color w:val="000000"/>
-                <w:sz w:val="17"/>
-              </w:rPr>
-              <w:t>No final attestation assessment is possible.</w:t>
-            </w:r>
-          </w:p>
-        </w:tc>
-      </w:tr>
-      <w:tr>
-        <w:trPr>
-          <w:cantSplit/>
-        </w:trPr>
-        <w:tc>
-          <w:tcPr>
-            <w:tcW w:w="2844" w:type="dxa"/>
-            <w:shd w:val="clear" w:color="auto" w:fill="EDF3F9"/>
-            <w:vAlign w:val="center"/>
-          </w:tcPr>
-          <w:p>
-            <w:pPr>
-              <w:keepLines/>
-              <w:spacing w:after="40" w:line="254" w:lineRule="auto"/>
-            </w:pPr>
-            <w:r>
-              <w:rPr>
-                <w:color w:val="000000"/>
-                <w:sz w:val="17"/>
-              </w:rPr>
-              <w:t>No final-associated record, but SDK available on another record</w:t>
-            </w:r>
-          </w:p>
-        </w:tc>
-        <w:tc>
-          <w:tcPr>
-            <w:tcW w:w="2844" w:type="dxa"/>
-            <w:shd w:val="clear" w:color="auto" w:fill="EDF3F9"/>
-            <w:vAlign w:val="center"/>
-          </w:tcPr>
-          <w:p>
-            <w:pPr>
-              <w:keepLines/>
-              <w:spacing w:after="40" w:line="254" w:lineRule="auto"/>
-            </w:pPr>
-            <w:r>
-              <w:rPr>
-                <w:color w:val="000000"/>
-                <w:sz w:val="17"/>
-              </w:rPr>
-              <w:t>available; 0.0; confidence 0.9</w:t>
-            </w:r>
-          </w:p>
-        </w:tc>
-        <w:tc>
-          <w:tcPr>
-            <w:tcW w:w="3950" w:type="dxa"/>
-            <w:shd w:val="clear" w:color="auto" w:fill="EDF3F9"/>
-            <w:vAlign w:val="center"/>
-          </w:tcPr>
-          <w:p>
-            <w:pPr>
-              <w:keepLines/>
-              <w:spacing w:after="40" w:line="254" w:lineRule="auto"/>
-            </w:pPr>
-            <w:r>
-              <w:rPr>
-                <w:color w:val="000000"/>
-                <w:sz w:val="17"/>
-              </w:rPr>
-              <w:t>The implemented state is manifest_absent for the final.</w:t>
-            </w:r>
-          </w:p>
-        </w:tc>
-      </w:tr>
-      <w:tr>
-        <w:trPr>
-          <w:cantSplit/>
-        </w:trPr>
-        <w:tc>
-          <w:tcPr>
-            <w:tcW w:w="2844" w:type="dxa"/>
-            <w:shd w:val="clear" w:color="auto" w:fill="FFFFFF"/>
-            <w:vAlign w:val="center"/>
-          </w:tcPr>
-          <w:p>
-            <w:pPr>
-              <w:keepLines/>
-              <w:spacing w:after="40" w:line="254" w:lineRule="auto"/>
-            </w:pPr>
-            <w:r>
-              <w:rPr>
-                <w:color w:val="000000"/>
-                <w:sz w:val="17"/>
-              </w:rPr>
-              <w:t>Final-associated records, SDK unavailable</w:t>
-            </w:r>
-          </w:p>
-        </w:tc>
-        <w:tc>
-          <w:tcPr>
-            <w:tcW w:w="2844" w:type="dxa"/>
-            <w:shd w:val="clear" w:color="auto" w:fill="FFFFFF"/>
-            <w:vAlign w:val="center"/>
-          </w:tcPr>
-          <w:p>
-            <w:pPr>
-              <w:keepLines/>
-              <w:spacing w:after="40" w:line="254" w:lineRule="auto"/>
-            </w:pPr>
-            <w:r>
-              <w:rPr>
-                <w:color w:val="000000"/>
-                <w:sz w:val="17"/>
-              </w:rPr>
-              <w:t>unavailable; value and confidence null</w:t>
-            </w:r>
-          </w:p>
-        </w:tc>
-        <w:tc>
-          <w:tcPr>
-            <w:tcW w:w="3950" w:type="dxa"/>
-            <w:shd w:val="clear" w:color="auto" w:fill="FFFFFF"/>
-            <w:vAlign w:val="center"/>
-          </w:tcPr>
-          <w:p>
-            <w:pPr>
-              <w:keepLines/>
-              <w:spacing w:after="40" w:line="254" w:lineRule="auto"/>
-            </w:pPr>
-            <w:r>
-              <w:rPr>
-                <w:color w:val="000000"/>
-                <w:sz w:val="17"/>
-              </w:rPr>
-              <w:t>c2pa-python is a required dependency; reinstall from requirements.txt. C2PA_PARSER_UNAVAILABLE is reported at medium severity.</w:t>
-            </w:r>
-          </w:p>
-        </w:tc>
-      </w:tr>
-      <w:tr>
-        <w:trPr>
-          <w:cantSplit/>
-        </w:trPr>
-        <w:tc>
-          <w:tcPr>
-            <w:tcW w:w="2844" w:type="dxa"/>
-            <w:shd w:val="clear" w:color="auto" w:fill="EDF3F9"/>
-            <w:vAlign w:val="center"/>
-          </w:tcPr>
-          <w:p>
-            <w:pPr>
-              <w:keepLines/>
-              <w:spacing w:after="40" w:line="254" w:lineRule="auto"/>
-            </w:pPr>
-            <w:r>
-              <w:rPr>
-                <w:color w:val="000000"/>
-                <w:sz w:val="17"/>
-              </w:rPr>
-              <w:t>C2PA chunk present, but no manifest could be read</w:t>
-            </w:r>
-          </w:p>
-        </w:tc>
-        <w:tc>
-          <w:tcPr>
-            <w:tcW w:w="2844" w:type="dxa"/>
-            <w:shd w:val="clear" w:color="auto" w:fill="EDF3F9"/>
-            <w:vAlign w:val="center"/>
-          </w:tcPr>
-          <w:p>
-            <w:pPr>
-              <w:keepLines/>
-              <w:spacing w:after="40" w:line="254" w:lineRule="auto"/>
-            </w:pPr>
-            <w:r>
-              <w:rPr>
-                <w:color w:val="000000"/>
-                <w:sz w:val="17"/>
-              </w:rPr>
-              <w:t>partial; null; confidence 0.3</w:t>
-            </w:r>
-          </w:p>
-        </w:tc>
-        <w:tc>
-          <w:tcPr>
-            <w:tcW w:w="3950" w:type="dxa"/>
-            <w:shd w:val="clear" w:color="auto" w:fill="EDF3F9"/>
-            <w:vAlign w:val="center"/>
-          </w:tcPr>
-          <w:p>
-            <w:pPr>
-              <w:keepLines/>
-              <w:spacing w:after="40" w:line="254" w:lineRule="auto"/>
-            </w:pPr>
-            <w:r>
-              <w:rPr>
-                <w:color w:val="000000"/>
-                <w:sz w:val="17"/>
-              </w:rPr>
-              <w:t>Reader failure is not manifest absence. Integrity is withheld (final_attestation_unreadable). A reader failure on a file without a C2PA chunk counts as absent.</w:t>
-            </w:r>
-          </w:p>
-        </w:tc>
-      </w:tr>
-      <w:tr>
-        <w:trPr>
-          <w:cantSplit/>
-        </w:trPr>
-        <w:tc>
-          <w:tcPr>
-            <w:tcW w:w="2844" w:type="dxa"/>
-            <w:shd w:val="clear" w:color="auto" w:fill="FFFFFF"/>
-            <w:vAlign w:val="center"/>
-          </w:tcPr>
-          <w:p>
-            <w:pPr>
-              <w:keepLines/>
-              <w:spacing w:after="40" w:line="254" w:lineRule="auto"/>
-            </w:pPr>
-            <w:r>
-              <w:rPr>
-                <w:color w:val="000000"/>
-                <w:sz w:val="17"/>
-              </w:rPr>
-              <w:t>Reader succeeded, no active final manifest</w:t>
-            </w:r>
-          </w:p>
-        </w:tc>
-        <w:tc>
-          <w:tcPr>
-            <w:tcW w:w="2844" w:type="dxa"/>
-            <w:shd w:val="clear" w:color="auto" w:fill="FFFFFF"/>
-            <w:vAlign w:val="center"/>
-          </w:tcPr>
-          <w:p>
-            <w:pPr>
-              <w:keepLines/>
-              <w:spacing w:after="40" w:line="254" w:lineRule="auto"/>
-            </w:pPr>
-            <w:r>
-              <w:rPr>
-                <w:color w:val="000000"/>
-                <w:sz w:val="17"/>
-              </w:rPr>
-              <w:t>available; 0.0; confidence 0.9</w:t>
-            </w:r>
-          </w:p>
-        </w:tc>
-        <w:tc>
-          <w:tcPr>
-            <w:tcW w:w="3950" w:type="dxa"/>
-            <w:shd w:val="clear" w:color="auto" w:fill="FFFFFF"/>
-            <w:vAlign w:val="center"/>
-          </w:tcPr>
-          <w:p>
-            <w:pPr>
-              <w:keepLines/>
-              <w:spacing w:after="40" w:line="254" w:lineRule="auto"/>
-            </w:pPr>
-            <w:r>
-              <w:rPr>
-                <w:color w:val="000000"/>
-                <w:sz w:val="17"/>
-              </w:rPr>
-              <w:t>No active final manifest was found.</w:t>
-            </w:r>
-          </w:p>
-        </w:tc>
-      </w:tr>
-      <w:tr>
-        <w:trPr>
-          <w:cantSplit/>
-        </w:trPr>
-        <w:tc>
-          <w:tcPr>
-            <w:tcW w:w="2844" w:type="dxa"/>
-            <w:shd w:val="clear" w:color="auto" w:fill="EDF3F9"/>
-            <w:vAlign w:val="center"/>
-          </w:tcPr>
-          <w:p>
-            <w:pPr>
-              <w:keepLines/>
-              <w:spacing w:after="40" w:line="254" w:lineRule="auto"/>
-            </w:pPr>
-            <w:r>
-              <w:rPr>
-                <w:color w:val="000000"/>
-                <w:sz w:val="17"/>
-              </w:rPr>
-              <w:t>Invalid</w:t>
-            </w:r>
-          </w:p>
-        </w:tc>
-        <w:tc>
-          <w:tcPr>
-            <w:tcW w:w="2844" w:type="dxa"/>
-            <w:shd w:val="clear" w:color="auto" w:fill="EDF3F9"/>
-            <w:vAlign w:val="center"/>
-          </w:tcPr>
-          <w:p>
-            <w:pPr>
-              <w:keepLines/>
-              <w:spacing w:after="40" w:line="254" w:lineRule="auto"/>
-            </w:pPr>
-            <w:r>
-              <w:rPr>
-                <w:color w:val="000000"/>
-                <w:sz w:val="17"/>
-              </w:rPr>
-              <w:t>available; 0.0; confidence 0.9</w:t>
-            </w:r>
-          </w:p>
-        </w:tc>
-        <w:tc>
-          <w:tcPr>
-            <w:tcW w:w="3950" w:type="dxa"/>
-            <w:shd w:val="clear" w:color="auto" w:fill="EDF3F9"/>
-            <w:vAlign w:val="center"/>
-          </w:tcPr>
-          <w:p>
-            <w:pPr>
-              <w:keepLines/>
-              <w:spacing w:after="40" w:line="254" w:lineRule="auto"/>
-            </w:pPr>
-            <w:r>
-              <w:rPr>
-                <w:color w:val="000000"/>
-                <w:sz w:val="17"/>
-              </w:rPr>
-              <w:t>SDK reported invalid validation; a C2PA_CONTENT_BINDING_FAILED, C2PA_SIGNATURE_INVALID or C2PA_VALIDATION_FAILED finding names the failure codes.</w:t>
-            </w:r>
-          </w:p>
-        </w:tc>
-      </w:tr>
-      <w:tr>
-        <w:trPr>
-          <w:cantSplit/>
-        </w:trPr>
-        <w:tc>
-          <w:tcPr>
-            <w:tcW w:w="2844" w:type="dxa"/>
-            <w:shd w:val="clear" w:color="auto" w:fill="FFFFFF"/>
-            <w:vAlign w:val="center"/>
-          </w:tcPr>
-          <w:p>
-            <w:pPr>
-              <w:keepLines/>
-              <w:spacing w:after="40" w:line="254" w:lineRule="auto"/>
-            </w:pPr>
-            <w:r>
-              <w:rPr>
-                <w:color w:val="000000"/>
-                <w:sz w:val="17"/>
-              </w:rPr>
-              <w:t>Valid, signer untrusted</w:t>
-            </w:r>
-          </w:p>
-        </w:tc>
-        <w:tc>
-          <w:tcPr>
-            <w:tcW w:w="2844" w:type="dxa"/>
-            <w:shd w:val="clear" w:color="auto" w:fill="FFFFFF"/>
-            <w:vAlign w:val="center"/>
-          </w:tcPr>
-          <w:p>
-            <w:pPr>
-              <w:keepLines/>
-              <w:spacing w:after="40" w:line="254" w:lineRule="auto"/>
-            </w:pPr>
-            <w:r>
-              <w:rPr>
-                <w:color w:val="000000"/>
-                <w:sz w:val="17"/>
-              </w:rPr>
-              <w:t>partial; 0.3; confidence 0.9</w:t>
-            </w:r>
-          </w:p>
-        </w:tc>
-        <w:tc>
-          <w:tcPr>
-            <w:tcW w:w="3950" w:type="dxa"/>
-            <w:shd w:val="clear" w:color="auto" w:fill="FFFFFF"/>
-            <w:vAlign w:val="center"/>
-          </w:tcPr>
-          <w:p>
-            <w:pPr>
-              <w:keepLines/>
-              <w:spacing w:after="40" w:line="254" w:lineRule="auto"/>
-            </w:pPr>
-            <w:r>
-              <w:rPr>
-                <w:color w:val="000000"/>
-                <w:sz w:val="17"/>
-              </w:rPr>
-              <w:t>Binding and signature verify, but the signer is on neither pinned list. C2PA_SIGNER_UNTRUSTED is reported and human-authorship claims count only as submitter documents.</w:t>
-            </w:r>
-          </w:p>
-        </w:tc>
-      </w:tr>
-      <w:tr>
-        <w:trPr>
-          <w:cantSplit/>
-        </w:trPr>
-        <w:tc>
-          <w:tcPr>
-            <w:tcW w:w="2844" w:type="dxa"/>
-            <w:shd w:val="clear" w:color="auto" w:fill="EDF3F9"/>
-            <w:vAlign w:val="center"/>
-          </w:tcPr>
-          <w:p>
-            <w:pPr>
-              <w:keepNext/>
-              <w:keepLines/>
-              <w:spacing w:after="40" w:line="254" w:lineRule="auto"/>
-            </w:pPr>
-            <w:r>
-              <w:rPr>
-                <w:color w:val="000000"/>
-                <w:sz w:val="17"/>
-              </w:rPr>
-              <w:lastRenderedPageBreak/>
-              <w:t>Trusted (C2PA Trust List)</w:t>
-            </w:r>
-          </w:p>
-        </w:tc>
-        <w:tc>
-          <w:tcPr>
-            <w:tcW w:w="2844" w:type="dxa"/>
-            <w:shd w:val="clear" w:color="auto" w:fill="EDF3F9"/>
-            <w:vAlign w:val="center"/>
-          </w:tcPr>
-          <w:p>
-            <w:pPr>
-              <w:keepNext/>
-              <w:keepLines/>
-              <w:spacing w:after="40" w:line="254" w:lineRule="auto"/>
-            </w:pPr>
-            <w:r>
-              <w:rPr>
-                <w:color w:val="000000"/>
-                <w:sz w:val="17"/>
-              </w:rPr>
-              <w:t>available; 1.0; confidence 0.9</w:t>
-            </w:r>
-          </w:p>
-        </w:tc>
-        <w:tc>
-          <w:tcPr>
-            <w:tcW w:w="3950" w:type="dxa"/>
-            <w:shd w:val="clear" w:color="auto" w:fill="EDF3F9"/>
-            <w:vAlign w:val="center"/>
-          </w:tcPr>
-          <w:p>
-            <w:pPr>
-              <w:keepNext/>
-              <w:keepLines/>
-              <w:spacing w:after="40" w:line="254" w:lineRule="auto"/>
-            </w:pPr>
-            <w:r>
-              <w:rPr>
-                <w:color w:val="000000"/>
-                <w:sz w:val="17"/>
-              </w:rPr>
-              <w:t>The signer chains to the pinned C2PA Trust List.</w:t>
-            </w:r>
-          </w:p>
-        </w:tc>
-      </w:tr>
-      <w:tr>
-        <w:trPr>
-          <w:cantSplit/>
-        </w:trPr>
-        <w:tc>
-          <w:tcPr>
-            <w:tcW w:w="2844" w:type="dxa"/>
-            <w:shd w:val="clear" w:color="auto" w:fill="EDF3F9"/>
-            <w:vAlign w:val="center"/>
-          </w:tcPr>
-          <w:p>
-            <w:pPr>
-              <w:keepNext/>
-              <w:keepLines/>
-              <w:spacing w:after="40" w:line="254" w:lineRule="auto"/>
-            </w:pPr>
-            <w:r>
-              <w:rPr>
-                <w:color w:val="000000"/>
-                <w:sz w:val="17"/>
-              </w:rPr>
-              <w:t>Trusted (legacy Interim Trust List)</w:t>
-            </w:r>
-          </w:p>
-        </w:tc>
-        <w:tc>
-          <w:tcPr>
-            <w:tcW w:w="2844" w:type="dxa"/>
-            <w:shd w:val="clear" w:color="auto" w:fill="EDF3F9"/>
-            <w:vAlign w:val="center"/>
-          </w:tcPr>
-          <w:p>
-            <w:pPr>
-              <w:keepNext/>
-              <w:keepLines/>
-              <w:spacing w:after="40" w:line="254" w:lineRule="auto"/>
-            </w:pPr>
-            <w:r>
-              <w:rPr>
-                <w:color w:val="000000"/>
-                <w:sz w:val="17"/>
-              </w:rPr>
-              <w:t>available; 0.9; confidence 0.9</w:t>
-            </w:r>
-          </w:p>
-        </w:tc>
-        <w:tc>
-          <w:tcPr>
-            <w:tcW w:w="3950" w:type="dxa"/>
-            <w:shd w:val="clear" w:color="auto" w:fill="EDF3F9"/>
-            <w:vAlign w:val="center"/>
-          </w:tcPr>
-          <w:p>
-            <w:pPr>
-              <w:keepNext/>
-              <w:keepLines/>
-              <w:spacing w:after="40" w:line="254" w:lineRule="auto"/>
-            </w:pPr>
-            <w:r>
-              <w:rPr>
-                <w:color w:val="000000"/>
-                <w:sz w:val="17"/>
-              </w:rPr>
-              <w:t>The signer chains to the frozen ITL and the SDK reported a signing time before 1 January 2026.</w:t>
-            </w:r>
-          </w:p>
-        </w:tc>
-      </w:tr>
-      <w:tr>
-        <w:trPr>
-          <w:cantSplit/>
-        </w:trPr>
-        <w:tc>
-          <w:tcPr>
-            <w:tcW w:w="2844" w:type="dxa"/>
-            <w:shd w:val="clear" w:color="auto" w:fill="FFFFFF"/>
-            <w:vAlign w:val="center"/>
-          </w:tcPr>
-          <w:p>
-            <w:pPr>
-              <w:keepLines/>
-              <w:spacing w:after="40" w:line="254" w:lineRule="auto"/>
-            </w:pPr>
-            <w:r>
-              <w:rPr>
-                <w:color w:val="000000"/>
-                <w:sz w:val="17"/>
-              </w:rPr>
-              <w:t>Readable manifest, unclear validation</w:t>
-            </w:r>
-          </w:p>
-        </w:tc>
-        <w:tc>
-          <w:tcPr>
-            <w:tcW w:w="2844" w:type="dxa"/>
-            <w:shd w:val="clear" w:color="auto" w:fill="FFFFFF"/>
-            <w:vAlign w:val="center"/>
-          </w:tcPr>
-          <w:p>
-            <w:pPr>
-              <w:keepLines/>
-              <w:spacing w:after="40" w:line="254" w:lineRule="auto"/>
-            </w:pPr>
-            <w:r>
-              <w:rPr>
-                <w:color w:val="000000"/>
-                <w:sz w:val="17"/>
-              </w:rPr>
-              <w:t>partial; 0.25 with signature, else 0.1; confidence 0.6</w:t>
-            </w:r>
-          </w:p>
-        </w:tc>
-        <w:tc>
-          <w:tcPr>
-            <w:tcW w:w="3950" w:type="dxa"/>
-            <w:shd w:val="clear" w:color="auto" w:fill="FFFFFF"/>
-            <w:vAlign w:val="center"/>
-          </w:tcPr>
-          <w:p>
-            <w:pPr>
-              <w:keepLines/>
-              <w:spacing w:after="40" w:line="254" w:lineRule="auto"/>
-            </w:pPr>
-            <w:r>
-              <w:rPr>
-                <w:color w:val="000000"/>
-                <w:sz w:val="17"/>
-              </w:rPr>
-              <w:t>Readable assertions are not verified truth.</w:t>
-            </w:r>
-          </w:p>
-        </w:tc>
-      </w:tr>
-    </w:tbl>
     <w:p>
       <w:pPr>
         <w:spacing w:before="120"/>
       </w:pPr>
       <w:r>
-        <w:t>Across final-associated manifests, Invalid takes precedence, followed by trusted_c2pa, trusted_legacy_itl and untrusted. C2PA reading explicitly disables remote-manifest and OCSP fetches; trust is decided only by the pinned trust lists in policies/c2pa_trust/, and revocation is not checked (Section 8). The attestation score is not a verification of every ingredient assertion, authorship claim or historical relationship.</w:t>
-      </w:r>
-    </w:p>
-    <w:p>
-      <w:pPr>
-        <w:spacing w:before="120"/>
-      </w:pPr>
-      <w:r>
-        <w:t>An Invalid manifest is reported as a finding, distinguishing it from an absent manifest even though both give an attestation value of 0.0. signingCredential.trusted and signingCredential.untrusted are excluded from the failure-code list; signer trust alone is not a content-tampering result. assertion.dataHash, assertion.bmffHash, assertion.boxesHash or assertion.collectionHash failures produce C2PA_CONTENT_BINDING_FAILED. For example, editing audio after signing while retaining the old manifest can cause this finding; a mismatched manifest is another possible cause. claimSignature or other signingCredential failures produce C2PA_SIGNATURE_INVALID; remaining failures produce C2PA_VALIDATION_FAILED. Final-artefact findings are medium severity. Supporting-artefact findings are low severity with scope supporting and do not add the final-manifest Integrity contradiction. For an Invalid final manifest, attestation reasoning lists failure codes rather than describing the binding as valid.</w:t>
+        <w:t xml:space="preserve">Section 8 lists the value, availability and confidence of every final manifest state. Two cases depend on the records rather than a manifest: with no final-associated record the axis is 0.0 with confidence 0.9 (manifest_absent) when the SDK is available, and unavailable with value and confidence null when it is not; final-associated records with the SDK missing are unavailable and report C2PA_PARSER_UNAVAILABLE (medium), because c2pa-python is a required dependency. C2PA reading disables remote-manifest and OCSP fetches. The attestation score is not a verification of every ingredient assertion, authorship claim or historical relationship.</w:t>
       </w:r>
     </w:p>
     <w:p>
@@ -25132,7 +24383,6 @@
           </w:tcPr>
           <w:p>
             <w:pPr>
-              <w:keepNext/>
               <w:keepLines/>
               <w:spacing w:after="40" w:line="254" w:lineRule="auto"/>
             </w:pPr>
@@ -25167,7 +24417,6 @@
           </w:tcPr>
           <w:p>
             <w:pPr>
-              <w:keepNext/>
               <w:keepLines/>
               <w:spacing w:after="40" w:line="254" w:lineRule="auto"/>
             </w:pPr>
@@ -25201,7 +24450,6 @@
           </w:tcPr>
           <w:p>
             <w:pPr>
-              <w:keepNext/>
               <w:keepLines/>
               <w:spacing w:after="40" w:line="254" w:lineRule="auto"/>
             </w:pPr>
@@ -25753,7 +25001,6 @@
           </w:tcPr>
           <w:p>
             <w:pPr>
-              <w:keepNext/>
               <w:keepLines/>
               <w:spacing w:after="40" w:line="254" w:lineRule="auto"/>
             </w:pPr>
@@ -25789,7 +25036,6 @@
           </w:tcPr>
           <w:p>
             <w:pPr>
-              <w:keepNext/>
               <w:keepLines/>
               <w:spacing w:after="40" w:line="254" w:lineRule="auto"/>
             </w:pPr>
@@ -25857,7 +25103,6 @@
           </w:tcPr>
           <w:p>
             <w:pPr>
-              <w:keepNext/>
               <w:keepLines/>
               <w:spacing w:after="40" w:line="254" w:lineRule="auto"/>
             </w:pPr>
@@ -26406,7 +25651,7 @@
         <w:spacing w:line="276" w:lineRule="auto"/>
       </w:pPr>
       <w:r>
-        <w:t>C2PA Content Credentials are signed manifests stored in a file. A manifest records claims such as the generating tool, actions and ingredients, a hash that binds the claims to the file's content, and a signature made with a certificate. This chapter describes how version 0.8.0 reads manifests, decides whom to trust, reports every state of the final artefact's manifest and lets C2PA affect the Attestation strength and Integrity axes. Its known limitations are listed in Section 10.</w:t>
+        <w:t xml:space="preserve">C2PA Content Credentials are signed manifests stored in a file. A manifest records claims such as the generating tool, actions and ingredients, a hash that binds the claims to the file's content, and a signature made with a certificate. This chapter describes how the evaluator reads manifests, decides whom to trust, reports every state of the final artefact's manifest and lets C2PA affect the Attestation strength and Integrity axes. Its known limitations are listed in Section 10.</w:t>
       </w:r>
     </w:p>
     <w:p>
@@ -26618,7 +25863,6 @@
           </w:tcPr>
           <w:p>
             <w:pPr>
-              <w:keepNext/>
               <w:keepLines/>
               <w:spacing w:after="40" w:line="254" w:lineRule="auto"/>
             </w:pPr>
@@ -26639,7 +25883,6 @@
           </w:tcPr>
           <w:p>
             <w:pPr>
-              <w:keepNext/>
               <w:keepLines/>
               <w:spacing w:after="40" w:line="254" w:lineRule="auto"/>
             </w:pPr>
@@ -26660,7 +25903,6 @@
           </w:tcPr>
           <w:p>
             <w:pPr>
-              <w:keepNext/>
               <w:keepLines/>
               <w:spacing w:after="40" w:line="254" w:lineRule="auto"/>
             </w:pPr>
@@ -26686,7 +25928,6 @@
           </w:tcPr>
           <w:p>
             <w:pPr>
-              <w:keepNext/>
               <w:keepLines/>
               <w:spacing w:after="40" w:line="254" w:lineRule="auto"/>
             </w:pPr>
@@ -26707,7 +25948,6 @@
           </w:tcPr>
           <w:p>
             <w:pPr>
-              <w:keepNext/>
               <w:keepLines/>
               <w:spacing w:after="40" w:line="254" w:lineRule="auto"/>
             </w:pPr>
@@ -26728,7 +25968,6 @@
           </w:tcPr>
           <w:p>
             <w:pPr>
-              <w:keepNext/>
               <w:keepLines/>
               <w:spacing w:after="40" w:line="254" w:lineRule="auto"/>
             </w:pPr>
@@ -26754,7 +25993,6 @@
           </w:tcPr>
           <w:p>
             <w:pPr>
-              <w:keepNext/>
               <w:keepLines/>
               <w:spacing w:after="40" w:line="254" w:lineRule="auto"/>
             </w:pPr>
@@ -26775,7 +26013,6 @@
           </w:tcPr>
           <w:p>
             <w:pPr>
-              <w:keepNext/>
               <w:keepLines/>
               <w:spacing w:after="40" w:line="254" w:lineRule="auto"/>
             </w:pPr>
@@ -26796,7 +26033,6 @@
           </w:tcPr>
           <w:p>
             <w:pPr>
-              <w:keepNext/>
               <w:keepLines/>
               <w:spacing w:after="40" w:line="254" w:lineRule="auto"/>
             </w:pPr>
@@ -26925,9 +26161,10 @@
         <w:tblLook w:val="04A0" w:firstRow="1" w:lastRow="0" w:firstColumn="1" w:lastColumn="0" w:noHBand="0" w:noVBand="1"/>
       </w:tblPr>
       <w:tblGrid>
-        <w:gridCol w:w="2700"/>
-        <w:gridCol w:w="2700"/>
-        <w:gridCol w:w="4238"/>
+        <w:gridCol w:w="1750"/>
+        <w:gridCol w:w="2050"/>
+        <w:gridCol w:w="1000"/>
+        <w:gridCol w:w="4838"/>
       </w:tblGrid>
       <w:tr>
         <w:trPr>
@@ -26936,7 +26173,7 @@
         </w:trPr>
         <w:tc>
           <w:tcPr>
-            <w:tcW w:w="2700" w:type="dxa"/>
+            <w:tcW w:w="1750" w:type="dxa"/>
             <w:tcBorders>
               <w:top w:val="single" w:sz="4" w:space="0" w:color="1F3A5F"/>
               <w:left w:val="single" w:sz="4" w:space="0" w:color="1F3A5F"/>
@@ -26966,13 +26203,13 @@
                 <w:sz w:val="17"/>
                 <w:szCs w:val="18"/>
               </w:rPr>
-              <w:t>Final manifest state</w:t>
-            </w:r>
-          </w:p>
-        </w:tc>
-        <w:tc>
-          <w:tcPr>
-            <w:tcW w:w="2700" w:type="dxa"/>
+              <w:t xml:space="preserve">final_c2pa_state</w:t>
+            </w:r>
+          </w:p>
+        </w:tc>
+        <w:tc>
+          <w:tcPr>
+            <w:tcW w:w="2050" w:type="dxa"/>
             <w:tcBorders>
               <w:top w:val="single" w:sz="4" w:space="0" w:color="1F3A5F"/>
               <w:left w:val="single" w:sz="4" w:space="0" w:color="1F3A5F"/>
@@ -27002,13 +26239,13 @@
                 <w:sz w:val="17"/>
                 <w:szCs w:val="18"/>
               </w:rPr>
-              <w:t>Attestation strength</w:t>
-            </w:r>
-          </w:p>
-        </w:tc>
-        <w:tc>
-          <w:tcPr>
-            <w:tcW w:w="4238" w:type="dxa"/>
+              <w:t xml:space="preserve">Attestation strength</w:t>
+            </w:r>
+          </w:p>
+        </w:tc>
+        <w:tc>
+          <w:tcPr>
+            <w:tcW w:w="1000" w:type="dxa"/>
             <w:tcBorders>
               <w:top w:val="single" w:sz="4" w:space="0" w:color="1F3A5F"/>
               <w:left w:val="single" w:sz="4" w:space="0" w:color="1F3A5F"/>
@@ -27038,7 +26275,43 @@
                 <w:sz w:val="17"/>
                 <w:szCs w:val="18"/>
               </w:rPr>
-              <w:t>What was verified</w:t>
+              <w:t xml:space="preserve">Finding severity</w:t>
+            </w:r>
+          </w:p>
+        </w:tc>
+        <w:tc>
+          <w:tcPr>
+            <w:tcW w:w="4838" w:type="dxa"/>
+            <w:tcBorders>
+              <w:top w:val="single" w:sz="4" w:space="0" w:color="1F3A5F"/>
+              <w:left w:val="single" w:sz="4" w:space="0" w:color="1F3A5F"/>
+              <w:bottom w:val="single" w:sz="4" w:space="0" w:color="1F3A5F"/>
+              <w:right w:val="single" w:sz="4" w:space="0" w:color="1F3A5F"/>
+            </w:tcBorders>
+            <w:shd w:val="clear" w:color="auto" w:fill="1F3A5F"/>
+            <w:tcMar>
+              <w:top w:w="70" w:type="dxa"/>
+              <w:left w:w="110" w:type="dxa"/>
+              <w:bottom w:w="70" w:type="dxa"/>
+              <w:right w:w="110" w:type="dxa"/>
+            </w:tcMar>
+            <w:vAlign w:val="center"/>
+          </w:tcPr>
+          <w:p>
+            <w:pPr>
+              <w:keepNext/>
+              <w:keepLines/>
+              <w:spacing w:after="40" w:line="254" w:lineRule="auto"/>
+            </w:pPr>
+            <w:r>
+              <w:rPr>
+                <w:b/>
+                <w:bCs/>
+                <w:color w:val="FFFFFF"/>
+                <w:sz w:val="17"/>
+                <w:szCs w:val="18"/>
+              </w:rPr>
+              <w:t xml:space="preserve">What was verified, and effects</w:t>
             </w:r>
           </w:p>
         </w:tc>
@@ -27049,64 +26322,134 @@
         </w:trPr>
         <w:tc>
           <w:tcPr>
-            <w:tcW w:w="2700" w:type="dxa"/>
-            <w:shd w:val="clear" w:color="auto" w:fill="FFFFFF"/>
-            <w:vAlign w:val="center"/>
-          </w:tcPr>
-          <w:p>
-            <w:pPr>
-              <w:keepNext/>
-              <w:keepLines/>
-              <w:spacing w:after="40" w:line="254" w:lineRule="auto"/>
-            </w:pPr>
-            <w:r>
-              <w:rPr>
-                <w:color w:val="000000"/>
-                <w:sz w:val="17"/>
-              </w:rPr>
-              <w:t>trusted_c2pa</w:t>
-            </w:r>
-          </w:p>
-        </w:tc>
-        <w:tc>
-          <w:tcPr>
-            <w:tcW w:w="2700" w:type="dxa"/>
-            <w:shd w:val="clear" w:color="auto" w:fill="FFFFFF"/>
-            <w:vAlign w:val="center"/>
-          </w:tcPr>
-          <w:p>
-            <w:pPr>
-              <w:keepNext/>
-              <w:keepLines/>
-              <w:spacing w:after="40" w:line="254" w:lineRule="auto"/>
-            </w:pPr>
-            <w:r>
-              <w:rPr>
-                <w:color w:val="000000"/>
-                <w:sz w:val="17"/>
-              </w:rPr>
-              <w:t>available; 1.0; confidence 0.9</w:t>
-            </w:r>
-          </w:p>
-        </w:tc>
-        <w:tc>
-          <w:tcPr>
-            <w:tcW w:w="4238" w:type="dxa"/>
-            <w:shd w:val="clear" w:color="auto" w:fill="FFFFFF"/>
-            <w:vAlign w:val="center"/>
-          </w:tcPr>
-          <w:p>
-            <w:pPr>
-              <w:keepNext/>
-              <w:keepLines/>
-              <w:spacing w:after="40" w:line="254" w:lineRule="auto"/>
-            </w:pPr>
-            <w:r>
-              <w:rPr>
-                <w:color w:val="000000"/>
-                <w:sz w:val="17"/>
-              </w:rPr>
-              <w:t>Binding and signature verify; the signer chains to the pinned C2PA Trust List.</w:t>
+            <w:tcW w:w="1750" w:type="dxa"/>
+            <w:tcBorders>
+              <w:top w:val="single" w:sz="4" w:space="0" w:color="C9D3DF"/>
+              <w:left w:val="single" w:sz="4" w:space="0" w:color="C9D3DF"/>
+              <w:bottom w:val="single" w:sz="4" w:space="0" w:color="C9D3DF"/>
+              <w:right w:val="single" w:sz="4" w:space="0" w:color="C9D3DF"/>
+            </w:tcBorders>
+            <w:shd w:val="clear" w:color="auto" w:fill="FFFFFF"/>
+            <w:tcMar>
+              <w:top w:w="70" w:type="dxa"/>
+              <w:left w:w="110" w:type="dxa"/>
+              <w:bottom w:w="70" w:type="dxa"/>
+              <w:right w:w="110" w:type="dxa"/>
+            </w:tcMar>
+            <w:vAlign w:val="center"/>
+          </w:tcPr>
+          <w:p>
+            <w:pPr>
+              <w:keepLines/>
+              <w:spacing w:after="40" w:line="254" w:lineRule="auto"/>
+            </w:pPr>
+            <w:r>
+              <w:rPr>
+                <w:bCs/>
+                <w:color w:val="000000"/>
+                <w:sz w:val="17"/>
+                <w:szCs w:val="18"/>
+              </w:rPr>
+              <w:t xml:space="preserve">trusted_c2pa</w:t>
+            </w:r>
+          </w:p>
+        </w:tc>
+        <w:tc>
+          <w:tcPr>
+            <w:tcW w:w="2050" w:type="dxa"/>
+            <w:tcBorders>
+              <w:top w:val="single" w:sz="4" w:space="0" w:color="C9D3DF"/>
+              <w:left w:val="single" w:sz="4" w:space="0" w:color="C9D3DF"/>
+              <w:bottom w:val="single" w:sz="4" w:space="0" w:color="C9D3DF"/>
+              <w:right w:val="single" w:sz="4" w:space="0" w:color="C9D3DF"/>
+            </w:tcBorders>
+            <w:shd w:val="clear" w:color="auto" w:fill="FFFFFF"/>
+            <w:tcMar>
+              <w:top w:w="70" w:type="dxa"/>
+              <w:left w:w="110" w:type="dxa"/>
+              <w:bottom w:w="70" w:type="dxa"/>
+              <w:right w:w="110" w:type="dxa"/>
+            </w:tcMar>
+            <w:vAlign w:val="center"/>
+          </w:tcPr>
+          <w:p>
+            <w:pPr>
+              <w:keepLines/>
+              <w:spacing w:after="40" w:line="254" w:lineRule="auto"/>
+            </w:pPr>
+            <w:r>
+              <w:rPr>
+                <w:color w:val="000000"/>
+                <w:sz w:val="17"/>
+                <w:szCs w:val="18"/>
+              </w:rPr>
+              <w:t xml:space="preserve">available; 1.0; confidence 0.9</w:t>
+            </w:r>
+          </w:p>
+        </w:tc>
+        <w:tc>
+          <w:tcPr>
+            <w:tcW w:w="1000" w:type="dxa"/>
+            <w:tcBorders>
+              <w:top w:val="single" w:sz="4" w:space="0" w:color="C9D3DF"/>
+              <w:left w:val="single" w:sz="4" w:space="0" w:color="C9D3DF"/>
+              <w:bottom w:val="single" w:sz="4" w:space="0" w:color="C9D3DF"/>
+              <w:right w:val="single" w:sz="4" w:space="0" w:color="C9D3DF"/>
+            </w:tcBorders>
+            <w:shd w:val="clear" w:color="auto" w:fill="FFFFFF"/>
+            <w:tcMar>
+              <w:top w:w="70" w:type="dxa"/>
+              <w:left w:w="110" w:type="dxa"/>
+              <w:bottom w:w="70" w:type="dxa"/>
+              <w:right w:w="110" w:type="dxa"/>
+            </w:tcMar>
+            <w:vAlign w:val="center"/>
+          </w:tcPr>
+          <w:p>
+            <w:pPr>
+              <w:keepLines/>
+              <w:spacing w:after="40" w:line="254" w:lineRule="auto"/>
+            </w:pPr>
+            <w:r>
+              <w:rPr>
+                <w:color w:val="000000"/>
+                <w:sz w:val="17"/>
+                <w:szCs w:val="18"/>
+              </w:rPr>
+              <w:t xml:space="preserve">info</w:t>
+            </w:r>
+          </w:p>
+        </w:tc>
+        <w:tc>
+          <w:tcPr>
+            <w:tcW w:w="4838" w:type="dxa"/>
+            <w:tcBorders>
+              <w:top w:val="single" w:sz="4" w:space="0" w:color="C9D3DF"/>
+              <w:left w:val="single" w:sz="4" w:space="0" w:color="C9D3DF"/>
+              <w:bottom w:val="single" w:sz="4" w:space="0" w:color="C9D3DF"/>
+              <w:right w:val="single" w:sz="4" w:space="0" w:color="C9D3DF"/>
+            </w:tcBorders>
+            <w:shd w:val="clear" w:color="auto" w:fill="FFFFFF"/>
+            <w:tcMar>
+              <w:top w:w="70" w:type="dxa"/>
+              <w:left w:w="110" w:type="dxa"/>
+              <w:bottom w:w="70" w:type="dxa"/>
+              <w:right w:w="110" w:type="dxa"/>
+            </w:tcMar>
+            <w:vAlign w:val="center"/>
+          </w:tcPr>
+          <w:p>
+            <w:pPr>
+              <w:keepLines/>
+              <w:spacing w:after="40" w:line="254" w:lineRule="auto"/>
+            </w:pPr>
+            <w:r>
+              <w:rPr>
+                <w:color w:val="000000"/>
+                <w:sz w:val="17"/>
+                <w:szCs w:val="18"/>
+              </w:rPr>
+              <w:t xml:space="preserve">Binding and signature verify; the signer chains to the pinned C2PA Trust List. The finding names the signer and list, and states that a signature identifies the signer, not the truth of the claims, and that revocation was not checked.</w:t>
             </w:r>
           </w:p>
         </w:tc>
@@ -27117,64 +26460,134 @@
         </w:trPr>
         <w:tc>
           <w:tcPr>
-            <w:tcW w:w="2700" w:type="dxa"/>
-            <w:shd w:val="clear" w:color="auto" w:fill="FFFFFF"/>
-            <w:vAlign w:val="center"/>
-          </w:tcPr>
-          <w:p>
-            <w:pPr>
-              <w:keepNext/>
-              <w:keepLines/>
-              <w:spacing w:after="40" w:line="254" w:lineRule="auto"/>
-            </w:pPr>
-            <w:r>
-              <w:rPr>
-                <w:color w:val="000000"/>
-                <w:sz w:val="17"/>
-              </w:rPr>
-              <w:t>trusted_legacy_itl</w:t>
-            </w:r>
-          </w:p>
-        </w:tc>
-        <w:tc>
-          <w:tcPr>
-            <w:tcW w:w="2700" w:type="dxa"/>
-            <w:shd w:val="clear" w:color="auto" w:fill="FFFFFF"/>
-            <w:vAlign w:val="center"/>
-          </w:tcPr>
-          <w:p>
-            <w:pPr>
-              <w:keepNext/>
-              <w:keepLines/>
-              <w:spacing w:after="40" w:line="254" w:lineRule="auto"/>
-            </w:pPr>
-            <w:r>
-              <w:rPr>
-                <w:color w:val="000000"/>
-                <w:sz w:val="17"/>
-              </w:rPr>
-              <w:t>available; 0.9; confidence 0.9</w:t>
-            </w:r>
-          </w:p>
-        </w:tc>
-        <w:tc>
-          <w:tcPr>
-            <w:tcW w:w="4238" w:type="dxa"/>
-            <w:shd w:val="clear" w:color="auto" w:fill="FFFFFF"/>
-            <w:vAlign w:val="center"/>
-          </w:tcPr>
-          <w:p>
-            <w:pPr>
-              <w:keepNext/>
-              <w:keepLines/>
-              <w:spacing w:after="40" w:line="254" w:lineRule="auto"/>
-            </w:pPr>
-            <w:r>
-              <w:rPr>
-                <w:color w:val="000000"/>
-                <w:sz w:val="17"/>
-              </w:rPr>
-              <w:t>Binding and signature verify; the signer chains to the frozen ITL and signed before 1 January 2026.</w:t>
+            <w:tcW w:w="1750" w:type="dxa"/>
+            <w:tcBorders>
+              <w:top w:val="single" w:sz="4" w:space="0" w:color="C9D3DF"/>
+              <w:left w:val="single" w:sz="4" w:space="0" w:color="C9D3DF"/>
+              <w:bottom w:val="single" w:sz="4" w:space="0" w:color="C9D3DF"/>
+              <w:right w:val="single" w:sz="4" w:space="0" w:color="C9D3DF"/>
+            </w:tcBorders>
+            <w:shd w:val="clear" w:color="auto" w:fill="FFFFFF"/>
+            <w:tcMar>
+              <w:top w:w="70" w:type="dxa"/>
+              <w:left w:w="110" w:type="dxa"/>
+              <w:bottom w:w="70" w:type="dxa"/>
+              <w:right w:w="110" w:type="dxa"/>
+            </w:tcMar>
+            <w:vAlign w:val="center"/>
+          </w:tcPr>
+          <w:p>
+            <w:pPr>
+              <w:keepLines/>
+              <w:spacing w:after="40" w:line="254" w:lineRule="auto"/>
+            </w:pPr>
+            <w:r>
+              <w:rPr>
+                <w:bCs/>
+                <w:color w:val="000000"/>
+                <w:sz w:val="17"/>
+                <w:szCs w:val="18"/>
+              </w:rPr>
+              <w:t xml:space="preserve">trusted_legacy_itl</w:t>
+            </w:r>
+          </w:p>
+        </w:tc>
+        <w:tc>
+          <w:tcPr>
+            <w:tcW w:w="2050" w:type="dxa"/>
+            <w:tcBorders>
+              <w:top w:val="single" w:sz="4" w:space="0" w:color="C9D3DF"/>
+              <w:left w:val="single" w:sz="4" w:space="0" w:color="C9D3DF"/>
+              <w:bottom w:val="single" w:sz="4" w:space="0" w:color="C9D3DF"/>
+              <w:right w:val="single" w:sz="4" w:space="0" w:color="C9D3DF"/>
+            </w:tcBorders>
+            <w:shd w:val="clear" w:color="auto" w:fill="FFFFFF"/>
+            <w:tcMar>
+              <w:top w:w="70" w:type="dxa"/>
+              <w:left w:w="110" w:type="dxa"/>
+              <w:bottom w:w="70" w:type="dxa"/>
+              <w:right w:w="110" w:type="dxa"/>
+            </w:tcMar>
+            <w:vAlign w:val="center"/>
+          </w:tcPr>
+          <w:p>
+            <w:pPr>
+              <w:keepLines/>
+              <w:spacing w:after="40" w:line="254" w:lineRule="auto"/>
+            </w:pPr>
+            <w:r>
+              <w:rPr>
+                <w:color w:val="000000"/>
+                <w:sz w:val="17"/>
+                <w:szCs w:val="18"/>
+              </w:rPr>
+              <w:t xml:space="preserve">available; 0.9; confidence 0.9</w:t>
+            </w:r>
+          </w:p>
+        </w:tc>
+        <w:tc>
+          <w:tcPr>
+            <w:tcW w:w="1000" w:type="dxa"/>
+            <w:tcBorders>
+              <w:top w:val="single" w:sz="4" w:space="0" w:color="C9D3DF"/>
+              <w:left w:val="single" w:sz="4" w:space="0" w:color="C9D3DF"/>
+              <w:bottom w:val="single" w:sz="4" w:space="0" w:color="C9D3DF"/>
+              <w:right w:val="single" w:sz="4" w:space="0" w:color="C9D3DF"/>
+            </w:tcBorders>
+            <w:shd w:val="clear" w:color="auto" w:fill="FFFFFF"/>
+            <w:tcMar>
+              <w:top w:w="70" w:type="dxa"/>
+              <w:left w:w="110" w:type="dxa"/>
+              <w:bottom w:w="70" w:type="dxa"/>
+              <w:right w:w="110" w:type="dxa"/>
+            </w:tcMar>
+            <w:vAlign w:val="center"/>
+          </w:tcPr>
+          <w:p>
+            <w:pPr>
+              <w:keepLines/>
+              <w:spacing w:after="40" w:line="254" w:lineRule="auto"/>
+            </w:pPr>
+            <w:r>
+              <w:rPr>
+                <w:color w:val="000000"/>
+                <w:sz w:val="17"/>
+                <w:szCs w:val="18"/>
+              </w:rPr>
+              <w:t xml:space="preserve">info</w:t>
+            </w:r>
+          </w:p>
+        </w:tc>
+        <w:tc>
+          <w:tcPr>
+            <w:tcW w:w="4838" w:type="dxa"/>
+            <w:tcBorders>
+              <w:top w:val="single" w:sz="4" w:space="0" w:color="C9D3DF"/>
+              <w:left w:val="single" w:sz="4" w:space="0" w:color="C9D3DF"/>
+              <w:bottom w:val="single" w:sz="4" w:space="0" w:color="C9D3DF"/>
+              <w:right w:val="single" w:sz="4" w:space="0" w:color="C9D3DF"/>
+            </w:tcBorders>
+            <w:shd w:val="clear" w:color="auto" w:fill="FFFFFF"/>
+            <w:tcMar>
+              <w:top w:w="70" w:type="dxa"/>
+              <w:left w:w="110" w:type="dxa"/>
+              <w:bottom w:w="70" w:type="dxa"/>
+              <w:right w:w="110" w:type="dxa"/>
+            </w:tcMar>
+            <w:vAlign w:val="center"/>
+          </w:tcPr>
+          <w:p>
+            <w:pPr>
+              <w:keepLines/>
+              <w:spacing w:after="40" w:line="254" w:lineRule="auto"/>
+            </w:pPr>
+            <w:r>
+              <w:rPr>
+                <w:color w:val="000000"/>
+                <w:sz w:val="17"/>
+                <w:szCs w:val="18"/>
+              </w:rPr>
+              <w:t xml:space="preserve">As above, for a signer on the frozen ITL that signed before 1 January 2026.</w:t>
             </w:r>
           </w:p>
         </w:tc>
@@ -27185,64 +26598,134 @@
         </w:trPr>
         <w:tc>
           <w:tcPr>
-            <w:tcW w:w="2700" w:type="dxa"/>
-            <w:shd w:val="clear" w:color="auto" w:fill="FFFFFF"/>
-            <w:vAlign w:val="center"/>
-          </w:tcPr>
-          <w:p>
-            <w:pPr>
-              <w:keepNext/>
-              <w:keepLines/>
-              <w:spacing w:after="40" w:line="254" w:lineRule="auto"/>
-            </w:pPr>
-            <w:r>
-              <w:rPr>
-                <w:color w:val="000000"/>
-                <w:sz w:val="17"/>
-              </w:rPr>
-              <w:t>untrusted</w:t>
-            </w:r>
-          </w:p>
-        </w:tc>
-        <w:tc>
-          <w:tcPr>
-            <w:tcW w:w="2700" w:type="dxa"/>
-            <w:shd w:val="clear" w:color="auto" w:fill="FFFFFF"/>
-            <w:vAlign w:val="center"/>
-          </w:tcPr>
-          <w:p>
-            <w:pPr>
-              <w:keepNext/>
-              <w:keepLines/>
-              <w:spacing w:after="40" w:line="254" w:lineRule="auto"/>
-            </w:pPr>
-            <w:r>
-              <w:rPr>
-                <w:color w:val="000000"/>
-                <w:sz w:val="17"/>
-              </w:rPr>
-              <w:t>partial; 0.3; confidence 0.9</w:t>
-            </w:r>
-          </w:p>
-        </w:tc>
-        <w:tc>
-          <w:tcPr>
-            <w:tcW w:w="4238" w:type="dxa"/>
-            <w:shd w:val="clear" w:color="auto" w:fill="FFFFFF"/>
-            <w:vAlign w:val="center"/>
-          </w:tcPr>
-          <w:p>
-            <w:pPr>
-              <w:keepNext/>
-              <w:keepLines/>
-              <w:spacing w:after="40" w:line="254" w:lineRule="auto"/>
-            </w:pPr>
-            <w:r>
-              <w:rPr>
-                <w:color w:val="000000"/>
-                <w:sz w:val="17"/>
-              </w:rPr>
-              <w:t>Binding and signature verify, but the signer is on neither list. Anyone can create such a certificate, so the signer's identity is unknown.</w:t>
+            <w:tcW w:w="1750" w:type="dxa"/>
+            <w:tcBorders>
+              <w:top w:val="single" w:sz="4" w:space="0" w:color="C9D3DF"/>
+              <w:left w:val="single" w:sz="4" w:space="0" w:color="C9D3DF"/>
+              <w:bottom w:val="single" w:sz="4" w:space="0" w:color="C9D3DF"/>
+              <w:right w:val="single" w:sz="4" w:space="0" w:color="C9D3DF"/>
+            </w:tcBorders>
+            <w:shd w:val="clear" w:color="auto" w:fill="FFFFFF"/>
+            <w:tcMar>
+              <w:top w:w="70" w:type="dxa"/>
+              <w:left w:w="110" w:type="dxa"/>
+              <w:bottom w:w="70" w:type="dxa"/>
+              <w:right w:w="110" w:type="dxa"/>
+            </w:tcMar>
+            <w:vAlign w:val="center"/>
+          </w:tcPr>
+          <w:p>
+            <w:pPr>
+              <w:keepLines/>
+              <w:spacing w:after="40" w:line="254" w:lineRule="auto"/>
+            </w:pPr>
+            <w:r>
+              <w:rPr>
+                <w:bCs/>
+                <w:color w:val="000000"/>
+                <w:sz w:val="17"/>
+                <w:szCs w:val="18"/>
+              </w:rPr>
+              <w:t xml:space="preserve">untrusted</w:t>
+            </w:r>
+          </w:p>
+        </w:tc>
+        <w:tc>
+          <w:tcPr>
+            <w:tcW w:w="2050" w:type="dxa"/>
+            <w:tcBorders>
+              <w:top w:val="single" w:sz="4" w:space="0" w:color="C9D3DF"/>
+              <w:left w:val="single" w:sz="4" w:space="0" w:color="C9D3DF"/>
+              <w:bottom w:val="single" w:sz="4" w:space="0" w:color="C9D3DF"/>
+              <w:right w:val="single" w:sz="4" w:space="0" w:color="C9D3DF"/>
+            </w:tcBorders>
+            <w:shd w:val="clear" w:color="auto" w:fill="FFFFFF"/>
+            <w:tcMar>
+              <w:top w:w="70" w:type="dxa"/>
+              <w:left w:w="110" w:type="dxa"/>
+              <w:bottom w:w="70" w:type="dxa"/>
+              <w:right w:w="110" w:type="dxa"/>
+            </w:tcMar>
+            <w:vAlign w:val="center"/>
+          </w:tcPr>
+          <w:p>
+            <w:pPr>
+              <w:keepLines/>
+              <w:spacing w:after="40" w:line="254" w:lineRule="auto"/>
+            </w:pPr>
+            <w:r>
+              <w:rPr>
+                <w:color w:val="000000"/>
+                <w:sz w:val="17"/>
+                <w:szCs w:val="18"/>
+              </w:rPr>
+              <w:t xml:space="preserve">partial; 0.3; confidence 0.9</w:t>
+            </w:r>
+          </w:p>
+        </w:tc>
+        <w:tc>
+          <w:tcPr>
+            <w:tcW w:w="1000" w:type="dxa"/>
+            <w:tcBorders>
+              <w:top w:val="single" w:sz="4" w:space="0" w:color="C9D3DF"/>
+              <w:left w:val="single" w:sz="4" w:space="0" w:color="C9D3DF"/>
+              <w:bottom w:val="single" w:sz="4" w:space="0" w:color="C9D3DF"/>
+              <w:right w:val="single" w:sz="4" w:space="0" w:color="C9D3DF"/>
+            </w:tcBorders>
+            <w:shd w:val="clear" w:color="auto" w:fill="FFFFFF"/>
+            <w:tcMar>
+              <w:top w:w="70" w:type="dxa"/>
+              <w:left w:w="110" w:type="dxa"/>
+              <w:bottom w:w="70" w:type="dxa"/>
+              <w:right w:w="110" w:type="dxa"/>
+            </w:tcMar>
+            <w:vAlign w:val="center"/>
+          </w:tcPr>
+          <w:p>
+            <w:pPr>
+              <w:keepLines/>
+              <w:spacing w:after="40" w:line="254" w:lineRule="auto"/>
+            </w:pPr>
+            <w:r>
+              <w:rPr>
+                <w:color w:val="000000"/>
+                <w:sz w:val="17"/>
+                <w:szCs w:val="18"/>
+              </w:rPr>
+              <w:t xml:space="preserve">low</w:t>
+            </w:r>
+          </w:p>
+        </w:tc>
+        <w:tc>
+          <w:tcPr>
+            <w:tcW w:w="4838" w:type="dxa"/>
+            <w:tcBorders>
+              <w:top w:val="single" w:sz="4" w:space="0" w:color="C9D3DF"/>
+              <w:left w:val="single" w:sz="4" w:space="0" w:color="C9D3DF"/>
+              <w:bottom w:val="single" w:sz="4" w:space="0" w:color="C9D3DF"/>
+              <w:right w:val="single" w:sz="4" w:space="0" w:color="C9D3DF"/>
+            </w:tcBorders>
+            <w:shd w:val="clear" w:color="auto" w:fill="FFFFFF"/>
+            <w:tcMar>
+              <w:top w:w="70" w:type="dxa"/>
+              <w:left w:w="110" w:type="dxa"/>
+              <w:bottom w:w="70" w:type="dxa"/>
+              <w:right w:w="110" w:type="dxa"/>
+            </w:tcMar>
+            <w:vAlign w:val="center"/>
+          </w:tcPr>
+          <w:p>
+            <w:pPr>
+              <w:keepLines/>
+              <w:spacing w:after="40" w:line="254" w:lineRule="auto"/>
+            </w:pPr>
+            <w:r>
+              <w:rPr>
+                <w:color w:val="000000"/>
+                <w:sz w:val="17"/>
+                <w:szCs w:val="18"/>
+              </w:rPr>
+              <w:t xml:space="preserve">Binding and signature verify, but the signer is on neither list; anyone can create such a certificate. A claim supporting human authorship cannot release Integrity.</w:t>
             </w:r>
           </w:p>
         </w:tc>
@@ -27253,64 +26736,134 @@
         </w:trPr>
         <w:tc>
           <w:tcPr>
-            <w:tcW w:w="2700" w:type="dxa"/>
-            <w:shd w:val="clear" w:color="auto" w:fill="FFFFFF"/>
-            <w:vAlign w:val="center"/>
-          </w:tcPr>
-          <w:p>
-            <w:pPr>
-              <w:keepNext/>
-              <w:keepLines/>
-              <w:spacing w:after="40" w:line="254" w:lineRule="auto"/>
-            </w:pPr>
-            <w:r>
-              <w:rPr>
-                <w:color w:val="000000"/>
-                <w:sz w:val="17"/>
-              </w:rPr>
-              <w:t>unclear (readable, no validation state)</w:t>
-            </w:r>
-          </w:p>
-        </w:tc>
-        <w:tc>
-          <w:tcPr>
-            <w:tcW w:w="2700" w:type="dxa"/>
-            <w:shd w:val="clear" w:color="auto" w:fill="FFFFFF"/>
-            <w:vAlign w:val="center"/>
-          </w:tcPr>
-          <w:p>
-            <w:pPr>
-              <w:keepNext/>
-              <w:keepLines/>
-              <w:spacing w:after="40" w:line="254" w:lineRule="auto"/>
-            </w:pPr>
-            <w:r>
-              <w:rPr>
-                <w:color w:val="000000"/>
-                <w:sz w:val="17"/>
-              </w:rPr>
-              <w:t>partial; 0.25 with a signature, else 0.1; confidence 0.6</w:t>
-            </w:r>
-          </w:p>
-        </w:tc>
-        <w:tc>
-          <w:tcPr>
-            <w:tcW w:w="4238" w:type="dxa"/>
-            <w:shd w:val="clear" w:color="auto" w:fill="FFFFFF"/>
-            <w:vAlign w:val="center"/>
-          </w:tcPr>
-          <w:p>
-            <w:pPr>
-              <w:keepNext/>
-              <w:keepLines/>
-              <w:spacing w:after="40" w:line="254" w:lineRule="auto"/>
-            </w:pPr>
-            <w:r>
-              <w:rPr>
-                <w:color w:val="000000"/>
-                <w:sz w:val="17"/>
-              </w:rPr>
-              <w:t>Claims are readable but nothing was verified.</w:t>
+            <w:tcW w:w="1750" w:type="dxa"/>
+            <w:tcBorders>
+              <w:top w:val="single" w:sz="4" w:space="0" w:color="C9D3DF"/>
+              <w:left w:val="single" w:sz="4" w:space="0" w:color="C9D3DF"/>
+              <w:bottom w:val="single" w:sz="4" w:space="0" w:color="C9D3DF"/>
+              <w:right w:val="single" w:sz="4" w:space="0" w:color="C9D3DF"/>
+            </w:tcBorders>
+            <w:shd w:val="clear" w:color="auto" w:fill="FFFFFF"/>
+            <w:tcMar>
+              <w:top w:w="70" w:type="dxa"/>
+              <w:left w:w="110" w:type="dxa"/>
+              <w:bottom w:w="70" w:type="dxa"/>
+              <w:right w:w="110" w:type="dxa"/>
+            </w:tcMar>
+            <w:vAlign w:val="center"/>
+          </w:tcPr>
+          <w:p>
+            <w:pPr>
+              <w:keepLines/>
+              <w:spacing w:after="40" w:line="254" w:lineRule="auto"/>
+            </w:pPr>
+            <w:r>
+              <w:rPr>
+                <w:bCs/>
+                <w:color w:val="000000"/>
+                <w:sz w:val="17"/>
+                <w:szCs w:val="18"/>
+              </w:rPr>
+              <w:t xml:space="preserve">unclear</w:t>
+            </w:r>
+          </w:p>
+        </w:tc>
+        <w:tc>
+          <w:tcPr>
+            <w:tcW w:w="2050" w:type="dxa"/>
+            <w:tcBorders>
+              <w:top w:val="single" w:sz="4" w:space="0" w:color="C9D3DF"/>
+              <w:left w:val="single" w:sz="4" w:space="0" w:color="C9D3DF"/>
+              <w:bottom w:val="single" w:sz="4" w:space="0" w:color="C9D3DF"/>
+              <w:right w:val="single" w:sz="4" w:space="0" w:color="C9D3DF"/>
+            </w:tcBorders>
+            <w:shd w:val="clear" w:color="auto" w:fill="FFFFFF"/>
+            <w:tcMar>
+              <w:top w:w="70" w:type="dxa"/>
+              <w:left w:w="110" w:type="dxa"/>
+              <w:bottom w:w="70" w:type="dxa"/>
+              <w:right w:w="110" w:type="dxa"/>
+            </w:tcMar>
+            <w:vAlign w:val="center"/>
+          </w:tcPr>
+          <w:p>
+            <w:pPr>
+              <w:keepLines/>
+              <w:spacing w:after="40" w:line="254" w:lineRule="auto"/>
+            </w:pPr>
+            <w:r>
+              <w:rPr>
+                <w:color w:val="000000"/>
+                <w:sz w:val="17"/>
+                <w:szCs w:val="18"/>
+              </w:rPr>
+              <w:t xml:space="preserve">partial; 0.25 with a signature, else 0.1; confidence 0.6</w:t>
+            </w:r>
+          </w:p>
+        </w:tc>
+        <w:tc>
+          <w:tcPr>
+            <w:tcW w:w="1000" w:type="dxa"/>
+            <w:tcBorders>
+              <w:top w:val="single" w:sz="4" w:space="0" w:color="C9D3DF"/>
+              <w:left w:val="single" w:sz="4" w:space="0" w:color="C9D3DF"/>
+              <w:bottom w:val="single" w:sz="4" w:space="0" w:color="C9D3DF"/>
+              <w:right w:val="single" w:sz="4" w:space="0" w:color="C9D3DF"/>
+            </w:tcBorders>
+            <w:shd w:val="clear" w:color="auto" w:fill="FFFFFF"/>
+            <w:tcMar>
+              <w:top w:w="70" w:type="dxa"/>
+              <w:left w:w="110" w:type="dxa"/>
+              <w:bottom w:w="70" w:type="dxa"/>
+              <w:right w:w="110" w:type="dxa"/>
+            </w:tcMar>
+            <w:vAlign w:val="center"/>
+          </w:tcPr>
+          <w:p>
+            <w:pPr>
+              <w:keepLines/>
+              <w:spacing w:after="40" w:line="254" w:lineRule="auto"/>
+            </w:pPr>
+            <w:r>
+              <w:rPr>
+                <w:color w:val="000000"/>
+                <w:sz w:val="17"/>
+                <w:szCs w:val="18"/>
+              </w:rPr>
+              <w:t xml:space="preserve">low</w:t>
+            </w:r>
+          </w:p>
+        </w:tc>
+        <w:tc>
+          <w:tcPr>
+            <w:tcW w:w="4838" w:type="dxa"/>
+            <w:tcBorders>
+              <w:top w:val="single" w:sz="4" w:space="0" w:color="C9D3DF"/>
+              <w:left w:val="single" w:sz="4" w:space="0" w:color="C9D3DF"/>
+              <w:bottom w:val="single" w:sz="4" w:space="0" w:color="C9D3DF"/>
+              <w:right w:val="single" w:sz="4" w:space="0" w:color="C9D3DF"/>
+            </w:tcBorders>
+            <w:shd w:val="clear" w:color="auto" w:fill="FFFFFF"/>
+            <w:tcMar>
+              <w:top w:w="70" w:type="dxa"/>
+              <w:left w:w="110" w:type="dxa"/>
+              <w:bottom w:w="70" w:type="dxa"/>
+              <w:right w:w="110" w:type="dxa"/>
+            </w:tcMar>
+            <w:vAlign w:val="center"/>
+          </w:tcPr>
+          <w:p>
+            <w:pPr>
+              <w:keepLines/>
+              <w:spacing w:after="40" w:line="254" w:lineRule="auto"/>
+            </w:pPr>
+            <w:r>
+              <w:rPr>
+                <w:color w:val="000000"/>
+                <w:sz w:val="17"/>
+                <w:szCs w:val="18"/>
+              </w:rPr>
+              <w:t xml:space="preserve">Readable, but nothing was verified; the claims are treated as submitter documents.</w:t>
             </w:r>
           </w:p>
         </w:tc>
@@ -27321,64 +26874,134 @@
         </w:trPr>
         <w:tc>
           <w:tcPr>
-            <w:tcW w:w="2700" w:type="dxa"/>
-            <w:shd w:val="clear" w:color="auto" w:fill="FFFFFF"/>
-            <w:vAlign w:val="center"/>
-          </w:tcPr>
-          <w:p>
-            <w:pPr>
-              <w:keepNext/>
-              <w:keepLines/>
-              <w:spacing w:after="40" w:line="254" w:lineRule="auto"/>
-            </w:pPr>
-            <w:r>
-              <w:rPr>
-                <w:color w:val="000000"/>
-                <w:sz w:val="17"/>
-              </w:rPr>
-              <w:t>invalid</w:t>
-            </w:r>
-          </w:p>
-        </w:tc>
-        <w:tc>
-          <w:tcPr>
-            <w:tcW w:w="2700" w:type="dxa"/>
-            <w:shd w:val="clear" w:color="auto" w:fill="FFFFFF"/>
-            <w:vAlign w:val="center"/>
-          </w:tcPr>
-          <w:p>
-            <w:pPr>
-              <w:keepNext/>
-              <w:keepLines/>
-              <w:spacing w:after="40" w:line="254" w:lineRule="auto"/>
-            </w:pPr>
-            <w:r>
-              <w:rPr>
-                <w:color w:val="000000"/>
-                <w:sz w:val="17"/>
-              </w:rPr>
-              <w:t>available; 0.0; confidence 0.9</w:t>
-            </w:r>
-          </w:p>
-        </w:tc>
-        <w:tc>
-          <w:tcPr>
-            <w:tcW w:w="4238" w:type="dxa"/>
-            <w:shd w:val="clear" w:color="auto" w:fill="FFFFFF"/>
-            <w:vAlign w:val="center"/>
-          </w:tcPr>
-          <w:p>
-            <w:pPr>
-              <w:keepNext/>
-              <w:keepLines/>
-              <w:spacing w:after="40" w:line="254" w:lineRule="auto"/>
-            </w:pPr>
-            <w:r>
-              <w:rPr>
-                <w:color w:val="000000"/>
-                <w:sz w:val="17"/>
-              </w:rPr>
-              <w:t>Binding, signature or another validation check failed; failure findings name the codes.</w:t>
+            <w:tcW w:w="1750" w:type="dxa"/>
+            <w:tcBorders>
+              <w:top w:val="single" w:sz="4" w:space="0" w:color="C9D3DF"/>
+              <w:left w:val="single" w:sz="4" w:space="0" w:color="C9D3DF"/>
+              <w:bottom w:val="single" w:sz="4" w:space="0" w:color="C9D3DF"/>
+              <w:right w:val="single" w:sz="4" w:space="0" w:color="C9D3DF"/>
+            </w:tcBorders>
+            <w:shd w:val="clear" w:color="auto" w:fill="FFFFFF"/>
+            <w:tcMar>
+              <w:top w:w="70" w:type="dxa"/>
+              <w:left w:w="110" w:type="dxa"/>
+              <w:bottom w:w="70" w:type="dxa"/>
+              <w:right w:w="110" w:type="dxa"/>
+            </w:tcMar>
+            <w:vAlign w:val="center"/>
+          </w:tcPr>
+          <w:p>
+            <w:pPr>
+              <w:keepLines/>
+              <w:spacing w:after="40" w:line="254" w:lineRule="auto"/>
+            </w:pPr>
+            <w:r>
+              <w:rPr>
+                <w:bCs/>
+                <w:color w:val="000000"/>
+                <w:sz w:val="17"/>
+                <w:szCs w:val="18"/>
+              </w:rPr>
+              <w:t xml:space="preserve">invalid</w:t>
+            </w:r>
+          </w:p>
+        </w:tc>
+        <w:tc>
+          <w:tcPr>
+            <w:tcW w:w="2050" w:type="dxa"/>
+            <w:tcBorders>
+              <w:top w:val="single" w:sz="4" w:space="0" w:color="C9D3DF"/>
+              <w:left w:val="single" w:sz="4" w:space="0" w:color="C9D3DF"/>
+              <w:bottom w:val="single" w:sz="4" w:space="0" w:color="C9D3DF"/>
+              <w:right w:val="single" w:sz="4" w:space="0" w:color="C9D3DF"/>
+            </w:tcBorders>
+            <w:shd w:val="clear" w:color="auto" w:fill="FFFFFF"/>
+            <w:tcMar>
+              <w:top w:w="70" w:type="dxa"/>
+              <w:left w:w="110" w:type="dxa"/>
+              <w:bottom w:w="70" w:type="dxa"/>
+              <w:right w:w="110" w:type="dxa"/>
+            </w:tcMar>
+            <w:vAlign w:val="center"/>
+          </w:tcPr>
+          <w:p>
+            <w:pPr>
+              <w:keepLines/>
+              <w:spacing w:after="40" w:line="254" w:lineRule="auto"/>
+            </w:pPr>
+            <w:r>
+              <w:rPr>
+                <w:color w:val="000000"/>
+                <w:sz w:val="17"/>
+                <w:szCs w:val="18"/>
+              </w:rPr>
+              <w:t xml:space="preserve">available; 0.0; confidence 0.9</w:t>
+            </w:r>
+          </w:p>
+        </w:tc>
+        <w:tc>
+          <w:tcPr>
+            <w:tcW w:w="1000" w:type="dxa"/>
+            <w:tcBorders>
+              <w:top w:val="single" w:sz="4" w:space="0" w:color="C9D3DF"/>
+              <w:left w:val="single" w:sz="4" w:space="0" w:color="C9D3DF"/>
+              <w:bottom w:val="single" w:sz="4" w:space="0" w:color="C9D3DF"/>
+              <w:right w:val="single" w:sz="4" w:space="0" w:color="C9D3DF"/>
+            </w:tcBorders>
+            <w:shd w:val="clear" w:color="auto" w:fill="FFFFFF"/>
+            <w:tcMar>
+              <w:top w:w="70" w:type="dxa"/>
+              <w:left w:w="110" w:type="dxa"/>
+              <w:bottom w:w="70" w:type="dxa"/>
+              <w:right w:w="110" w:type="dxa"/>
+            </w:tcMar>
+            <w:vAlign w:val="center"/>
+          </w:tcPr>
+          <w:p>
+            <w:pPr>
+              <w:keepLines/>
+              <w:spacing w:after="40" w:line="254" w:lineRule="auto"/>
+            </w:pPr>
+            <w:r>
+              <w:rPr>
+                <w:color w:val="000000"/>
+                <w:sz w:val="17"/>
+                <w:szCs w:val="18"/>
+              </w:rPr>
+              <w:t xml:space="preserve">medium</w:t>
+            </w:r>
+          </w:p>
+        </w:tc>
+        <w:tc>
+          <w:tcPr>
+            <w:tcW w:w="4838" w:type="dxa"/>
+            <w:tcBorders>
+              <w:top w:val="single" w:sz="4" w:space="0" w:color="C9D3DF"/>
+              <w:left w:val="single" w:sz="4" w:space="0" w:color="C9D3DF"/>
+              <w:bottom w:val="single" w:sz="4" w:space="0" w:color="C9D3DF"/>
+              <w:right w:val="single" w:sz="4" w:space="0" w:color="C9D3DF"/>
+            </w:tcBorders>
+            <w:shd w:val="clear" w:color="auto" w:fill="FFFFFF"/>
+            <w:tcMar>
+              <w:top w:w="70" w:type="dxa"/>
+              <w:left w:w="110" w:type="dxa"/>
+              <w:bottom w:w="70" w:type="dxa"/>
+              <w:right w:w="110" w:type="dxa"/>
+            </w:tcMar>
+            <w:vAlign w:val="center"/>
+          </w:tcPr>
+          <w:p>
+            <w:pPr>
+              <w:keepLines/>
+              <w:spacing w:after="40" w:line="254" w:lineRule="auto"/>
+            </w:pPr>
+            <w:r>
+              <w:rPr>
+                <w:color w:val="000000"/>
+                <w:sz w:val="17"/>
+                <w:szCs w:val="18"/>
+              </w:rPr>
+              <w:t xml:space="preserve">Binding, signature or another check failed. The finding names the signer and explains each failure; Integrity records the ordinary contradiction final_c2pa_manifest_validates. A known AI signer's label is still accepted.</w:t>
             </w:r>
           </w:p>
         </w:tc>
@@ -27389,64 +27012,134 @@
         </w:trPr>
         <w:tc>
           <w:tcPr>
-            <w:tcW w:w="2700" w:type="dxa"/>
-            <w:shd w:val="clear" w:color="auto" w:fill="FFFFFF"/>
-            <w:vAlign w:val="center"/>
-          </w:tcPr>
-          <w:p>
-            <w:pPr>
-              <w:keepNext/>
-              <w:keepLines/>
-              <w:spacing w:after="40" w:line="254" w:lineRule="auto"/>
-            </w:pPr>
-            <w:r>
-              <w:rPr>
-                <w:color w:val="000000"/>
-                <w:sz w:val="17"/>
-              </w:rPr>
-              <w:t>absent</w:t>
-            </w:r>
-          </w:p>
-        </w:tc>
-        <w:tc>
-          <w:tcPr>
-            <w:tcW w:w="2700" w:type="dxa"/>
-            <w:shd w:val="clear" w:color="auto" w:fill="FFFFFF"/>
-            <w:vAlign w:val="center"/>
-          </w:tcPr>
-          <w:p>
-            <w:pPr>
-              <w:keepNext/>
-              <w:keepLines/>
-              <w:spacing w:after="40" w:line="254" w:lineRule="auto"/>
-            </w:pPr>
-            <w:r>
-              <w:rPr>
-                <w:color w:val="000000"/>
-                <w:sz w:val="17"/>
-              </w:rPr>
-              <w:t>available; 0.0; confidence 0.9</w:t>
-            </w:r>
-          </w:p>
-        </w:tc>
-        <w:tc>
-          <w:tcPr>
-            <w:tcW w:w="4238" w:type="dxa"/>
-            <w:shd w:val="clear" w:color="auto" w:fill="FFFFFF"/>
-            <w:vAlign w:val="center"/>
-          </w:tcPr>
-          <w:p>
-            <w:pPr>
-              <w:keepNext/>
-              <w:keepLines/>
-              <w:spacing w:after="40" w:line="254" w:lineRule="auto"/>
-            </w:pPr>
-            <w:r>
-              <w:rPr>
-                <w:color w:val="000000"/>
-                <w:sz w:val="17"/>
-              </w:rPr>
-              <w:t>Nothing to verify. Not evidence against the submission.</w:t>
+            <w:tcW w:w="1750" w:type="dxa"/>
+            <w:tcBorders>
+              <w:top w:val="single" w:sz="4" w:space="0" w:color="C9D3DF"/>
+              <w:left w:val="single" w:sz="4" w:space="0" w:color="C9D3DF"/>
+              <w:bottom w:val="single" w:sz="4" w:space="0" w:color="C9D3DF"/>
+              <w:right w:val="single" w:sz="4" w:space="0" w:color="C9D3DF"/>
+            </w:tcBorders>
+            <w:shd w:val="clear" w:color="auto" w:fill="FFFFFF"/>
+            <w:tcMar>
+              <w:top w:w="70" w:type="dxa"/>
+              <w:left w:w="110" w:type="dxa"/>
+              <w:bottom w:w="70" w:type="dxa"/>
+              <w:right w:w="110" w:type="dxa"/>
+            </w:tcMar>
+            <w:vAlign w:val="center"/>
+          </w:tcPr>
+          <w:p>
+            <w:pPr>
+              <w:keepLines/>
+              <w:spacing w:after="40" w:line="254" w:lineRule="auto"/>
+            </w:pPr>
+            <w:r>
+              <w:rPr>
+                <w:bCs/>
+                <w:color w:val="000000"/>
+                <w:sz w:val="17"/>
+                <w:szCs w:val="18"/>
+              </w:rPr>
+              <w:t xml:space="preserve">absent</w:t>
+            </w:r>
+          </w:p>
+        </w:tc>
+        <w:tc>
+          <w:tcPr>
+            <w:tcW w:w="2050" w:type="dxa"/>
+            <w:tcBorders>
+              <w:top w:val="single" w:sz="4" w:space="0" w:color="C9D3DF"/>
+              <w:left w:val="single" w:sz="4" w:space="0" w:color="C9D3DF"/>
+              <w:bottom w:val="single" w:sz="4" w:space="0" w:color="C9D3DF"/>
+              <w:right w:val="single" w:sz="4" w:space="0" w:color="C9D3DF"/>
+            </w:tcBorders>
+            <w:shd w:val="clear" w:color="auto" w:fill="FFFFFF"/>
+            <w:tcMar>
+              <w:top w:w="70" w:type="dxa"/>
+              <w:left w:w="110" w:type="dxa"/>
+              <w:bottom w:w="70" w:type="dxa"/>
+              <w:right w:w="110" w:type="dxa"/>
+            </w:tcMar>
+            <w:vAlign w:val="center"/>
+          </w:tcPr>
+          <w:p>
+            <w:pPr>
+              <w:keepLines/>
+              <w:spacing w:after="40" w:line="254" w:lineRule="auto"/>
+            </w:pPr>
+            <w:r>
+              <w:rPr>
+                <w:color w:val="000000"/>
+                <w:sz w:val="17"/>
+                <w:szCs w:val="18"/>
+              </w:rPr>
+              <w:t xml:space="preserve">available; 0.0; confidence 0.9</w:t>
+            </w:r>
+          </w:p>
+        </w:tc>
+        <w:tc>
+          <w:tcPr>
+            <w:tcW w:w="1000" w:type="dxa"/>
+            <w:tcBorders>
+              <w:top w:val="single" w:sz="4" w:space="0" w:color="C9D3DF"/>
+              <w:left w:val="single" w:sz="4" w:space="0" w:color="C9D3DF"/>
+              <w:bottom w:val="single" w:sz="4" w:space="0" w:color="C9D3DF"/>
+              <w:right w:val="single" w:sz="4" w:space="0" w:color="C9D3DF"/>
+            </w:tcBorders>
+            <w:shd w:val="clear" w:color="auto" w:fill="FFFFFF"/>
+            <w:tcMar>
+              <w:top w:w="70" w:type="dxa"/>
+              <w:left w:w="110" w:type="dxa"/>
+              <w:bottom w:w="70" w:type="dxa"/>
+              <w:right w:w="110" w:type="dxa"/>
+            </w:tcMar>
+            <w:vAlign w:val="center"/>
+          </w:tcPr>
+          <w:p>
+            <w:pPr>
+              <w:keepLines/>
+              <w:spacing w:after="40" w:line="254" w:lineRule="auto"/>
+            </w:pPr>
+            <w:r>
+              <w:rPr>
+                <w:color w:val="000000"/>
+                <w:sz w:val="17"/>
+                <w:szCs w:val="18"/>
+              </w:rPr>
+              <w:t xml:space="preserve">info</w:t>
+            </w:r>
+          </w:p>
+        </w:tc>
+        <w:tc>
+          <w:tcPr>
+            <w:tcW w:w="4838" w:type="dxa"/>
+            <w:tcBorders>
+              <w:top w:val="single" w:sz="4" w:space="0" w:color="C9D3DF"/>
+              <w:left w:val="single" w:sz="4" w:space="0" w:color="C9D3DF"/>
+              <w:bottom w:val="single" w:sz="4" w:space="0" w:color="C9D3DF"/>
+              <w:right w:val="single" w:sz="4" w:space="0" w:color="C9D3DF"/>
+            </w:tcBorders>
+            <w:shd w:val="clear" w:color="auto" w:fill="FFFFFF"/>
+            <w:tcMar>
+              <w:top w:w="70" w:type="dxa"/>
+              <w:left w:w="110" w:type="dxa"/>
+              <w:bottom w:w="70" w:type="dxa"/>
+              <w:right w:w="110" w:type="dxa"/>
+            </w:tcMar>
+            <w:vAlign w:val="center"/>
+          </w:tcPr>
+          <w:p>
+            <w:pPr>
+              <w:keepLines/>
+              <w:spacing w:after="40" w:line="254" w:lineRule="auto"/>
+            </w:pPr>
+            <w:r>
+              <w:rPr>
+                <w:color w:val="000000"/>
+                <w:sz w:val="17"/>
+                <w:szCs w:val="18"/>
+              </w:rPr>
+              <w:t xml:space="preserve">No manifest. Many tools do not write C2PA, so this is not evidence against the submission; Integrity is not affected.</w:t>
             </w:r>
           </w:p>
         </w:tc>
@@ -27457,64 +27150,134 @@
         </w:trPr>
         <w:tc>
           <w:tcPr>
-            <w:tcW w:w="2700" w:type="dxa"/>
-            <w:shd w:val="clear" w:color="auto" w:fill="FFFFFF"/>
-            <w:vAlign w:val="center"/>
-          </w:tcPr>
-          <w:p>
-            <w:pPr>
-              <w:keepNext/>
-              <w:keepLines/>
-              <w:spacing w:after="40" w:line="254" w:lineRule="auto"/>
-            </w:pPr>
-            <w:r>
-              <w:rPr>
-                <w:color w:val="000000"/>
-                <w:sz w:val="17"/>
-              </w:rPr>
-              <w:t>unreadable</w:t>
-            </w:r>
-          </w:p>
-        </w:tc>
-        <w:tc>
-          <w:tcPr>
-            <w:tcW w:w="2700" w:type="dxa"/>
-            <w:shd w:val="clear" w:color="auto" w:fill="FFFFFF"/>
-            <w:vAlign w:val="center"/>
-          </w:tcPr>
-          <w:p>
-            <w:pPr>
-              <w:keepNext/>
-              <w:keepLines/>
-              <w:spacing w:after="40" w:line="254" w:lineRule="auto"/>
-            </w:pPr>
-            <w:r>
-              <w:rPr>
-                <w:color w:val="000000"/>
-                <w:sz w:val="17"/>
-              </w:rPr>
-              <w:t>partial; null; confidence 0.3</w:t>
-            </w:r>
-          </w:p>
-        </w:tc>
-        <w:tc>
-          <w:tcPr>
-            <w:tcW w:w="4238" w:type="dxa"/>
-            <w:shd w:val="clear" w:color="auto" w:fill="FFFFFF"/>
-            <w:vAlign w:val="center"/>
-          </w:tcPr>
-          <w:p>
-            <w:pPr>
-              <w:keepNext/>
-              <w:keepLines/>
-              <w:spacing w:after="40" w:line="254" w:lineRule="auto"/>
-            </w:pPr>
-            <w:r>
-              <w:rPr>
-                <w:color w:val="000000"/>
-                <w:sz w:val="17"/>
-              </w:rPr>
-              <w:t>A C2PA chunk exists but no manifest could be read; C2PA_READ_FAILED is reported.</w:t>
+            <w:tcW w:w="1750" w:type="dxa"/>
+            <w:tcBorders>
+              <w:top w:val="single" w:sz="4" w:space="0" w:color="C9D3DF"/>
+              <w:left w:val="single" w:sz="4" w:space="0" w:color="C9D3DF"/>
+              <w:bottom w:val="single" w:sz="4" w:space="0" w:color="C9D3DF"/>
+              <w:right w:val="single" w:sz="4" w:space="0" w:color="C9D3DF"/>
+            </w:tcBorders>
+            <w:shd w:val="clear" w:color="auto" w:fill="FFFFFF"/>
+            <w:tcMar>
+              <w:top w:w="70" w:type="dxa"/>
+              <w:left w:w="110" w:type="dxa"/>
+              <w:bottom w:w="70" w:type="dxa"/>
+              <w:right w:w="110" w:type="dxa"/>
+            </w:tcMar>
+            <w:vAlign w:val="center"/>
+          </w:tcPr>
+          <w:p>
+            <w:pPr>
+              <w:keepLines/>
+              <w:spacing w:after="40" w:line="254" w:lineRule="auto"/>
+            </w:pPr>
+            <w:r>
+              <w:rPr>
+                <w:bCs/>
+                <w:color w:val="000000"/>
+                <w:sz w:val="17"/>
+                <w:szCs w:val="18"/>
+              </w:rPr>
+              <w:t xml:space="preserve">unreadable</w:t>
+            </w:r>
+          </w:p>
+        </w:tc>
+        <w:tc>
+          <w:tcPr>
+            <w:tcW w:w="2050" w:type="dxa"/>
+            <w:tcBorders>
+              <w:top w:val="single" w:sz="4" w:space="0" w:color="C9D3DF"/>
+              <w:left w:val="single" w:sz="4" w:space="0" w:color="C9D3DF"/>
+              <w:bottom w:val="single" w:sz="4" w:space="0" w:color="C9D3DF"/>
+              <w:right w:val="single" w:sz="4" w:space="0" w:color="C9D3DF"/>
+            </w:tcBorders>
+            <w:shd w:val="clear" w:color="auto" w:fill="FFFFFF"/>
+            <w:tcMar>
+              <w:top w:w="70" w:type="dxa"/>
+              <w:left w:w="110" w:type="dxa"/>
+              <w:bottom w:w="70" w:type="dxa"/>
+              <w:right w:w="110" w:type="dxa"/>
+            </w:tcMar>
+            <w:vAlign w:val="center"/>
+          </w:tcPr>
+          <w:p>
+            <w:pPr>
+              <w:keepLines/>
+              <w:spacing w:after="40" w:line="254" w:lineRule="auto"/>
+            </w:pPr>
+            <w:r>
+              <w:rPr>
+                <w:color w:val="000000"/>
+                <w:sz w:val="17"/>
+                <w:szCs w:val="18"/>
+              </w:rPr>
+              <w:t xml:space="preserve">partial; null; confidence 0.3</w:t>
+            </w:r>
+          </w:p>
+        </w:tc>
+        <w:tc>
+          <w:tcPr>
+            <w:tcW w:w="1000" w:type="dxa"/>
+            <w:tcBorders>
+              <w:top w:val="single" w:sz="4" w:space="0" w:color="C9D3DF"/>
+              <w:left w:val="single" w:sz="4" w:space="0" w:color="C9D3DF"/>
+              <w:bottom w:val="single" w:sz="4" w:space="0" w:color="C9D3DF"/>
+              <w:right w:val="single" w:sz="4" w:space="0" w:color="C9D3DF"/>
+            </w:tcBorders>
+            <w:shd w:val="clear" w:color="auto" w:fill="FFFFFF"/>
+            <w:tcMar>
+              <w:top w:w="70" w:type="dxa"/>
+              <w:left w:w="110" w:type="dxa"/>
+              <w:bottom w:w="70" w:type="dxa"/>
+              <w:right w:w="110" w:type="dxa"/>
+            </w:tcMar>
+            <w:vAlign w:val="center"/>
+          </w:tcPr>
+          <w:p>
+            <w:pPr>
+              <w:keepLines/>
+              <w:spacing w:after="40" w:line="254" w:lineRule="auto"/>
+            </w:pPr>
+            <w:r>
+              <w:rPr>
+                <w:color w:val="000000"/>
+                <w:sz w:val="17"/>
+                <w:szCs w:val="18"/>
+              </w:rPr>
+              <w:t xml:space="preserve">medium</w:t>
+            </w:r>
+          </w:p>
+        </w:tc>
+        <w:tc>
+          <w:tcPr>
+            <w:tcW w:w="4838" w:type="dxa"/>
+            <w:tcBorders>
+              <w:top w:val="single" w:sz="4" w:space="0" w:color="C9D3DF"/>
+              <w:left w:val="single" w:sz="4" w:space="0" w:color="C9D3DF"/>
+              <w:bottom w:val="single" w:sz="4" w:space="0" w:color="C9D3DF"/>
+              <w:right w:val="single" w:sz="4" w:space="0" w:color="C9D3DF"/>
+            </w:tcBorders>
+            <w:shd w:val="clear" w:color="auto" w:fill="FFFFFF"/>
+            <w:tcMar>
+              <w:top w:w="70" w:type="dxa"/>
+              <w:left w:w="110" w:type="dxa"/>
+              <w:bottom w:w="70" w:type="dxa"/>
+              <w:right w:w="110" w:type="dxa"/>
+            </w:tcMar>
+            <w:vAlign w:val="center"/>
+          </w:tcPr>
+          <w:p>
+            <w:pPr>
+              <w:keepLines/>
+              <w:spacing w:after="40" w:line="254" w:lineRule="auto"/>
+            </w:pPr>
+            <w:r>
+              <w:rPr>
+                <w:color w:val="000000"/>
+                <w:sz w:val="17"/>
+                <w:szCs w:val="18"/>
+              </w:rPr>
+              <w:t xml:space="preserve">A C2PA chunk exists but no manifest could be read (C2PA_READ_FAILED), so its claims are unknown. Integrity is withheld (final_attestation_unreadable) unless a severe contradiction caps it.</w:t>
             </w:r>
           </w:p>
         </w:tc>
@@ -27525,61 +27288,134 @@
         </w:trPr>
         <w:tc>
           <w:tcPr>
-            <w:tcW w:w="2700" w:type="dxa"/>
-            <w:shd w:val="clear" w:color="auto" w:fill="FFFFFF"/>
-            <w:vAlign w:val="center"/>
-          </w:tcPr>
-          <w:p>
-            <w:pPr>
-              <w:keepLines/>
-              <w:spacing w:after="40" w:line="254" w:lineRule="auto"/>
-            </w:pPr>
-            <w:r>
-              <w:rPr>
-                <w:color w:val="000000"/>
-                <w:sz w:val="17"/>
-              </w:rPr>
-              <w:t>not_checked</w:t>
-            </w:r>
-          </w:p>
-        </w:tc>
-        <w:tc>
-          <w:tcPr>
-            <w:tcW w:w="2700" w:type="dxa"/>
-            <w:shd w:val="clear" w:color="auto" w:fill="FFFFFF"/>
-            <w:vAlign w:val="center"/>
-          </w:tcPr>
-          <w:p>
-            <w:pPr>
-              <w:keepLines/>
-              <w:spacing w:after="40" w:line="254" w:lineRule="auto"/>
-            </w:pPr>
-            <w:r>
-              <w:rPr>
-                <w:color w:val="000000"/>
-                <w:sz w:val="17"/>
-              </w:rPr>
-              <w:t>unavailable; null</w:t>
-            </w:r>
-          </w:p>
-        </w:tc>
-        <w:tc>
-          <w:tcPr>
-            <w:tcW w:w="4238" w:type="dxa"/>
-            <w:shd w:val="clear" w:color="auto" w:fill="FFFFFF"/>
-            <w:vAlign w:val="center"/>
-          </w:tcPr>
-          <w:p>
-            <w:pPr>
-              <w:keepLines/>
-              <w:spacing w:after="40" w:line="254" w:lineRule="auto"/>
-            </w:pPr>
-            <w:r>
-              <w:rPr>
-                <w:color w:val="000000"/>
-                <w:sz w:val="17"/>
-              </w:rPr>
-              <w:t>The SDK is not installed.</w:t>
+            <w:tcW w:w="1750" w:type="dxa"/>
+            <w:tcBorders>
+              <w:top w:val="single" w:sz="4" w:space="0" w:color="C9D3DF"/>
+              <w:left w:val="single" w:sz="4" w:space="0" w:color="C9D3DF"/>
+              <w:bottom w:val="single" w:sz="4" w:space="0" w:color="C9D3DF"/>
+              <w:right w:val="single" w:sz="4" w:space="0" w:color="C9D3DF"/>
+            </w:tcBorders>
+            <w:shd w:val="clear" w:color="auto" w:fill="FFFFFF"/>
+            <w:tcMar>
+              <w:top w:w="70" w:type="dxa"/>
+              <w:left w:w="110" w:type="dxa"/>
+              <w:bottom w:w="70" w:type="dxa"/>
+              <w:right w:w="110" w:type="dxa"/>
+            </w:tcMar>
+            <w:vAlign w:val="center"/>
+          </w:tcPr>
+          <w:p>
+            <w:pPr>
+              <w:keepLines/>
+              <w:spacing w:after="40" w:line="254" w:lineRule="auto"/>
+            </w:pPr>
+            <w:r>
+              <w:rPr>
+                <w:bCs/>
+                <w:color w:val="000000"/>
+                <w:sz w:val="17"/>
+                <w:szCs w:val="18"/>
+              </w:rPr>
+              <w:t xml:space="preserve">not_checked</w:t>
+            </w:r>
+          </w:p>
+        </w:tc>
+        <w:tc>
+          <w:tcPr>
+            <w:tcW w:w="2050" w:type="dxa"/>
+            <w:tcBorders>
+              <w:top w:val="single" w:sz="4" w:space="0" w:color="C9D3DF"/>
+              <w:left w:val="single" w:sz="4" w:space="0" w:color="C9D3DF"/>
+              <w:bottom w:val="single" w:sz="4" w:space="0" w:color="C9D3DF"/>
+              <w:right w:val="single" w:sz="4" w:space="0" w:color="C9D3DF"/>
+            </w:tcBorders>
+            <w:shd w:val="clear" w:color="auto" w:fill="FFFFFF"/>
+            <w:tcMar>
+              <w:top w:w="70" w:type="dxa"/>
+              <w:left w:w="110" w:type="dxa"/>
+              <w:bottom w:w="70" w:type="dxa"/>
+              <w:right w:w="110" w:type="dxa"/>
+            </w:tcMar>
+            <w:vAlign w:val="center"/>
+          </w:tcPr>
+          <w:p>
+            <w:pPr>
+              <w:keepLines/>
+              <w:spacing w:after="40" w:line="254" w:lineRule="auto"/>
+            </w:pPr>
+            <w:r>
+              <w:rPr>
+                <w:color w:val="000000"/>
+                <w:sz w:val="17"/>
+                <w:szCs w:val="18"/>
+              </w:rPr>
+              <w:t xml:space="preserve">unavailable; null</w:t>
+            </w:r>
+          </w:p>
+        </w:tc>
+        <w:tc>
+          <w:tcPr>
+            <w:tcW w:w="1000" w:type="dxa"/>
+            <w:tcBorders>
+              <w:top w:val="single" w:sz="4" w:space="0" w:color="C9D3DF"/>
+              <w:left w:val="single" w:sz="4" w:space="0" w:color="C9D3DF"/>
+              <w:bottom w:val="single" w:sz="4" w:space="0" w:color="C9D3DF"/>
+              <w:right w:val="single" w:sz="4" w:space="0" w:color="C9D3DF"/>
+            </w:tcBorders>
+            <w:shd w:val="clear" w:color="auto" w:fill="FFFFFF"/>
+            <w:tcMar>
+              <w:top w:w="70" w:type="dxa"/>
+              <w:left w:w="110" w:type="dxa"/>
+              <w:bottom w:w="70" w:type="dxa"/>
+              <w:right w:w="110" w:type="dxa"/>
+            </w:tcMar>
+            <w:vAlign w:val="center"/>
+          </w:tcPr>
+          <w:p>
+            <w:pPr>
+              <w:keepLines/>
+              <w:spacing w:after="40" w:line="254" w:lineRule="auto"/>
+            </w:pPr>
+            <w:r>
+              <w:rPr>
+                <w:color w:val="000000"/>
+                <w:sz w:val="17"/>
+                <w:szCs w:val="18"/>
+              </w:rPr>
+              <w:t xml:space="preserve">medium</w:t>
+            </w:r>
+          </w:p>
+        </w:tc>
+        <w:tc>
+          <w:tcPr>
+            <w:tcW w:w="4838" w:type="dxa"/>
+            <w:tcBorders>
+              <w:top w:val="single" w:sz="4" w:space="0" w:color="C9D3DF"/>
+              <w:left w:val="single" w:sz="4" w:space="0" w:color="C9D3DF"/>
+              <w:bottom w:val="single" w:sz="4" w:space="0" w:color="C9D3DF"/>
+              <w:right w:val="single" w:sz="4" w:space="0" w:color="C9D3DF"/>
+            </w:tcBorders>
+            <w:shd w:val="clear" w:color="auto" w:fill="FFFFFF"/>
+            <w:tcMar>
+              <w:top w:w="70" w:type="dxa"/>
+              <w:left w:w="110" w:type="dxa"/>
+              <w:bottom w:w="70" w:type="dxa"/>
+              <w:right w:w="110" w:type="dxa"/>
+            </w:tcMar>
+            <w:vAlign w:val="center"/>
+          </w:tcPr>
+          <w:p>
+            <w:pPr>
+              <w:keepLines/>
+              <w:spacing w:after="40" w:line="254" w:lineRule="auto"/>
+            </w:pPr>
+            <w:r>
+              <w:rPr>
+                <w:color w:val="000000"/>
+                <w:sz w:val="17"/>
+                <w:szCs w:val="18"/>
+              </w:rPr>
+              <w:t xml:space="preserve">The SDK is not installed; no C2PA claim was compared with the declarations.</w:t>
             </w:r>
           </w:p>
         </w:tc>
@@ -27766,7 +27602,6 @@
           </w:tcPr>
           <w:p>
             <w:pPr>
-              <w:keepNext/>
               <w:keepLines/>
               <w:spacing w:after="40" w:line="254" w:lineRule="auto"/>
             </w:pPr>
@@ -27787,7 +27622,6 @@
           </w:tcPr>
           <w:p>
             <w:pPr>
-              <w:keepNext/>
               <w:keepLines/>
               <w:spacing w:after="40" w:line="254" w:lineRule="auto"/>
             </w:pPr>
@@ -27808,7 +27642,6 @@
           </w:tcPr>
           <w:p>
             <w:pPr>
-              <w:keepNext/>
               <w:keepLines/>
               <w:spacing w:after="40" w:line="254" w:lineRule="auto"/>
             </w:pPr>
@@ -27834,7 +27667,6 @@
           </w:tcPr>
           <w:p>
             <w:pPr>
-              <w:keepNext/>
               <w:keepLines/>
               <w:spacing w:after="40" w:line="254" w:lineRule="auto"/>
             </w:pPr>
@@ -27855,7 +27687,6 @@
           </w:tcPr>
           <w:p>
             <w:pPr>
-              <w:keepNext/>
               <w:keepLines/>
               <w:spacing w:after="40" w:line="254" w:lineRule="auto"/>
             </w:pPr>
@@ -27876,7 +27707,6 @@
           </w:tcPr>
           <w:p>
             <w:pPr>
-              <w:keepNext/>
               <w:keepLines/>
               <w:spacing w:after="40" w:line="254" w:lineRule="auto"/>
             </w:pPr>
@@ -27981,622 +27811,9 @@
         <w:spacing w:line="276" w:lineRule="auto"/>
       </w:pPr>
       <w:r>
-        <w:t>Every evaluation emits exactly one C2PA_FINAL_ATTESTATION finding. Its final_c2pa_state names the state of the final artefact's manifest, and its message gives the meaning and the effect on both axes in plain language, so a reader does not need to interpret SDK codes. The desktop builder shows it only for problem states and does not repeat the detailed findings.</w:t>
+        <w:t xml:space="preserve">Every evaluation emits exactly one C2PA_FINAL_ATTESTATION finding. Its final_c2pa_state names the state of the final artefact's manifest, and its message gives the meaning and the effect on both axes in plain language, so a reader does not need to interpret SDK codes; its severity for each state is in the table above. The desktop builder shows it only for problem states and does not repeat the detailed findings.</w:t>
       </w:r>
     </w:p>
-    <w:tbl>
-      <w:tblPr>
-        <w:tblW w:w="9638" w:type="dxa"/>
-        <w:tblBorders>
-          <w:top w:val="single" w:sz="4" w:space="0" w:color="D9D9D9"/>
-          <w:left w:val="single" w:sz="4" w:space="0" w:color="D9D9D9"/>
-          <w:bottom w:val="single" w:sz="4" w:space="0" w:color="D9D9D9"/>
-          <w:right w:val="single" w:sz="4" w:space="0" w:color="D9D9D9"/>
-          <w:insideH w:val="single" w:sz="4" w:space="0" w:color="D9D9D9"/>
-          <w:insideV w:val="single" w:sz="4" w:space="0" w:color="D9D9D9"/>
-        </w:tblBorders>
-        <w:tblLayout w:type="fixed"/>
-        <w:tblCellMar>
-          <w:top w:w="75" w:type="dxa"/>
-          <w:left w:w="95" w:type="dxa"/>
-          <w:bottom w:w="75" w:type="dxa"/>
-          <w:right w:w="95" w:type="dxa"/>
-        </w:tblCellMar>
-        <w:tblLook w:val="04A0" w:firstRow="1" w:lastRow="0" w:firstColumn="1" w:lastColumn="0" w:noHBand="0" w:noVBand="1"/>
-      </w:tblPr>
-      <w:tblGrid>
-        <w:gridCol w:w="2300"/>
-        <w:gridCol w:w="1100"/>
-        <w:gridCol w:w="6238"/>
-      </w:tblGrid>
-      <w:tr>
-        <w:trPr>
-          <w:cantSplit/>
-          <w:tblHeader/>
-        </w:trPr>
-        <w:tc>
-          <w:tcPr>
-            <w:tcW w:w="2300" w:type="dxa"/>
-            <w:tcBorders>
-              <w:top w:val="single" w:sz="4" w:space="0" w:color="1F3A5F"/>
-              <w:left w:val="single" w:sz="4" w:space="0" w:color="1F3A5F"/>
-              <w:bottom w:val="single" w:sz="4" w:space="0" w:color="1F3A5F"/>
-              <w:right w:val="single" w:sz="4" w:space="0" w:color="1F3A5F"/>
-            </w:tcBorders>
-            <w:shd w:val="clear" w:color="auto" w:fill="1F3A5F"/>
-            <w:tcMar>
-              <w:top w:w="70" w:type="dxa"/>
-              <w:left w:w="110" w:type="dxa"/>
-              <w:bottom w:w="70" w:type="dxa"/>
-              <w:right w:w="110" w:type="dxa"/>
-            </w:tcMar>
-            <w:vAlign w:val="center"/>
-          </w:tcPr>
-          <w:p>
-            <w:pPr>
-              <w:keepNext/>
-              <w:keepLines/>
-              <w:spacing w:after="40" w:line="254" w:lineRule="auto"/>
-            </w:pPr>
-            <w:r>
-              <w:rPr>
-                <w:b/>
-                <w:bCs/>
-                <w:color w:val="FFFFFF"/>
-                <w:sz w:val="17"/>
-                <w:szCs w:val="18"/>
-              </w:rPr>
-              <w:t>final_c2pa_state</w:t>
-            </w:r>
-          </w:p>
-        </w:tc>
-        <w:tc>
-          <w:tcPr>
-            <w:tcW w:w="1100" w:type="dxa"/>
-            <w:tcBorders>
-              <w:top w:val="single" w:sz="4" w:space="0" w:color="1F3A5F"/>
-              <w:left w:val="single" w:sz="4" w:space="0" w:color="1F3A5F"/>
-              <w:bottom w:val="single" w:sz="4" w:space="0" w:color="1F3A5F"/>
-              <w:right w:val="single" w:sz="4" w:space="0" w:color="1F3A5F"/>
-            </w:tcBorders>
-            <w:shd w:val="clear" w:color="auto" w:fill="1F3A5F"/>
-            <w:tcMar>
-              <w:top w:w="70" w:type="dxa"/>
-              <w:left w:w="110" w:type="dxa"/>
-              <w:bottom w:w="70" w:type="dxa"/>
-              <w:right w:w="110" w:type="dxa"/>
-            </w:tcMar>
-            <w:vAlign w:val="center"/>
-          </w:tcPr>
-          <w:p>
-            <w:pPr>
-              <w:keepNext/>
-              <w:keepLines/>
-              <w:spacing w:after="40" w:line="254" w:lineRule="auto"/>
-            </w:pPr>
-            <w:r>
-              <w:rPr>
-                <w:b/>
-                <w:bCs/>
-                <w:color w:val="FFFFFF"/>
-                <w:sz w:val="17"/>
-                <w:szCs w:val="18"/>
-              </w:rPr>
-              <w:t>Severity</w:t>
-            </w:r>
-          </w:p>
-        </w:tc>
-        <w:tc>
-          <w:tcPr>
-            <w:tcW w:w="6238" w:type="dxa"/>
-            <w:tcBorders>
-              <w:top w:val="single" w:sz="4" w:space="0" w:color="1F3A5F"/>
-              <w:left w:val="single" w:sz="4" w:space="0" w:color="1F3A5F"/>
-              <w:bottom w:val="single" w:sz="4" w:space="0" w:color="1F3A5F"/>
-              <w:right w:val="single" w:sz="4" w:space="0" w:color="1F3A5F"/>
-            </w:tcBorders>
-            <w:shd w:val="clear" w:color="auto" w:fill="1F3A5F"/>
-            <w:tcMar>
-              <w:top w:w="70" w:type="dxa"/>
-              <w:left w:w="110" w:type="dxa"/>
-              <w:bottom w:w="70" w:type="dxa"/>
-              <w:right w:w="110" w:type="dxa"/>
-            </w:tcMar>
-            <w:vAlign w:val="center"/>
-          </w:tcPr>
-          <w:p>
-            <w:pPr>
-              <w:keepNext/>
-              <w:keepLines/>
-              <w:spacing w:after="40" w:line="254" w:lineRule="auto"/>
-            </w:pPr>
-            <w:r>
-              <w:rPr>
-                <w:b/>
-                <w:bCs/>
-                <w:color w:val="FFFFFF"/>
-                <w:sz w:val="17"/>
-                <w:szCs w:val="18"/>
-              </w:rPr>
-              <w:t>Message and effects</w:t>
-            </w:r>
-          </w:p>
-        </w:tc>
-      </w:tr>
-      <w:tr>
-        <w:trPr>
-          <w:cantSplit/>
-        </w:trPr>
-        <w:tc>
-          <w:tcPr>
-            <w:tcW w:w="2300" w:type="dxa"/>
-            <w:shd w:val="clear" w:color="auto" w:fill="FFFFFF"/>
-            <w:vAlign w:val="center"/>
-          </w:tcPr>
-          <w:p>
-            <w:pPr>
-              <w:keepNext/>
-              <w:keepLines/>
-              <w:spacing w:after="40" w:line="254" w:lineRule="auto"/>
-            </w:pPr>
-            <w:r>
-              <w:rPr>
-                <w:color w:val="000000"/>
-                <w:sz w:val="17"/>
-              </w:rPr>
-              <w:t>not_checked</w:t>
-            </w:r>
-          </w:p>
-        </w:tc>
-        <w:tc>
-          <w:tcPr>
-            <w:tcW w:w="1100" w:type="dxa"/>
-            <w:shd w:val="clear" w:color="auto" w:fill="FFFFFF"/>
-            <w:vAlign w:val="center"/>
-          </w:tcPr>
-          <w:p>
-            <w:pPr>
-              <w:keepNext/>
-              <w:keepLines/>
-              <w:spacing w:after="40" w:line="254" w:lineRule="auto"/>
-            </w:pPr>
-            <w:r>
-              <w:rPr>
-                <w:color w:val="000000"/>
-                <w:sz w:val="17"/>
-              </w:rPr>
-              <w:t>medium</w:t>
-            </w:r>
-          </w:p>
-        </w:tc>
-        <w:tc>
-          <w:tcPr>
-            <w:tcW w:w="6238" w:type="dxa"/>
-            <w:shd w:val="clear" w:color="auto" w:fill="FFFFFF"/>
-            <w:vAlign w:val="center"/>
-          </w:tcPr>
-          <w:p>
-            <w:pPr>
-              <w:keepNext/>
-              <w:keepLines/>
-              <w:spacing w:after="40" w:line="254" w:lineRule="auto"/>
-            </w:pPr>
-            <w:r>
-              <w:rPr>
-                <w:color w:val="000000"/>
-                <w:sz w:val="17"/>
-              </w:rPr>
-              <w:t>The SDK is not installed. Attestation strength is unavailable and no C2PA claim was compared with the declarations.</w:t>
-            </w:r>
-          </w:p>
-        </w:tc>
-      </w:tr>
-      <w:tr>
-        <w:trPr>
-          <w:cantSplit/>
-        </w:trPr>
-        <w:tc>
-          <w:tcPr>
-            <w:tcW w:w="2300" w:type="dxa"/>
-            <w:shd w:val="clear" w:color="auto" w:fill="FFFFFF"/>
-            <w:vAlign w:val="center"/>
-          </w:tcPr>
-          <w:p>
-            <w:pPr>
-              <w:keepNext/>
-              <w:keepLines/>
-              <w:spacing w:after="40" w:line="254" w:lineRule="auto"/>
-            </w:pPr>
-            <w:r>
-              <w:rPr>
-                <w:color w:val="000000"/>
-                <w:sz w:val="17"/>
-              </w:rPr>
-              <w:t>absent</w:t>
-            </w:r>
-          </w:p>
-        </w:tc>
-        <w:tc>
-          <w:tcPr>
-            <w:tcW w:w="1100" w:type="dxa"/>
-            <w:shd w:val="clear" w:color="auto" w:fill="FFFFFF"/>
-            <w:vAlign w:val="center"/>
-          </w:tcPr>
-          <w:p>
-            <w:pPr>
-              <w:keepNext/>
-              <w:keepLines/>
-              <w:spacing w:after="40" w:line="254" w:lineRule="auto"/>
-            </w:pPr>
-            <w:r>
-              <w:rPr>
-                <w:color w:val="000000"/>
-                <w:sz w:val="17"/>
-              </w:rPr>
-              <w:t>info</w:t>
-            </w:r>
-          </w:p>
-        </w:tc>
-        <w:tc>
-          <w:tcPr>
-            <w:tcW w:w="6238" w:type="dxa"/>
-            <w:shd w:val="clear" w:color="auto" w:fill="FFFFFF"/>
-            <w:vAlign w:val="center"/>
-          </w:tcPr>
-          <w:p>
-            <w:pPr>
-              <w:keepNext/>
-              <w:keepLines/>
-              <w:spacing w:after="40" w:line="254" w:lineRule="auto"/>
-            </w:pPr>
-            <w:r>
-              <w:rPr>
-                <w:color w:val="000000"/>
-                <w:sz w:val="17"/>
-              </w:rPr>
-              <w:t>No manifest. Many tools do not write C2PA, so this is not evidence against the submission. Attestation strength 0.0; Integrity is not affected.</w:t>
-            </w:r>
-          </w:p>
-        </w:tc>
-      </w:tr>
-      <w:tr>
-        <w:trPr>
-          <w:cantSplit/>
-        </w:trPr>
-        <w:tc>
-          <w:tcPr>
-            <w:tcW w:w="2300" w:type="dxa"/>
-            <w:shd w:val="clear" w:color="auto" w:fill="FFFFFF"/>
-            <w:vAlign w:val="center"/>
-          </w:tcPr>
-          <w:p>
-            <w:pPr>
-              <w:keepNext/>
-              <w:keepLines/>
-              <w:spacing w:after="40" w:line="254" w:lineRule="auto"/>
-            </w:pPr>
-            <w:r>
-              <w:rPr>
-                <w:color w:val="000000"/>
-                <w:sz w:val="17"/>
-              </w:rPr>
-              <w:t>unreadable</w:t>
-            </w:r>
-          </w:p>
-        </w:tc>
-        <w:tc>
-          <w:tcPr>
-            <w:tcW w:w="1100" w:type="dxa"/>
-            <w:shd w:val="clear" w:color="auto" w:fill="FFFFFF"/>
-            <w:vAlign w:val="center"/>
-          </w:tcPr>
-          <w:p>
-            <w:pPr>
-              <w:keepNext/>
-              <w:keepLines/>
-              <w:spacing w:after="40" w:line="254" w:lineRule="auto"/>
-            </w:pPr>
-            <w:r>
-              <w:rPr>
-                <w:color w:val="000000"/>
-                <w:sz w:val="17"/>
-              </w:rPr>
-              <w:t>medium</w:t>
-            </w:r>
-          </w:p>
-        </w:tc>
-        <w:tc>
-          <w:tcPr>
-            <w:tcW w:w="6238" w:type="dxa"/>
-            <w:shd w:val="clear" w:color="auto" w:fill="FFFFFF"/>
-            <w:vAlign w:val="center"/>
-          </w:tcPr>
-          <w:p>
-            <w:pPr>
-              <w:keepNext/>
-              <w:keepLines/>
-              <w:spacing w:after="40" w:line="254" w:lineRule="auto"/>
-            </w:pPr>
-            <w:r>
-              <w:rPr>
-                <w:color w:val="000000"/>
-                <w:sz w:val="17"/>
-              </w:rPr>
-              <w:t>A C2PA chunk is present but no manifest could be read, so its claims are unknown. Attestation is not assessed and Integrity is withheld (final_attestation_unreadable) unless a severe contradiction caps it.</w:t>
-            </w:r>
-          </w:p>
-        </w:tc>
-      </w:tr>
-      <w:tr>
-        <w:trPr>
-          <w:cantSplit/>
-        </w:trPr>
-        <w:tc>
-          <w:tcPr>
-            <w:tcW w:w="2300" w:type="dxa"/>
-            <w:shd w:val="clear" w:color="auto" w:fill="FFFFFF"/>
-            <w:vAlign w:val="center"/>
-          </w:tcPr>
-          <w:p>
-            <w:pPr>
-              <w:keepNext/>
-              <w:keepLines/>
-              <w:spacing w:after="40" w:line="254" w:lineRule="auto"/>
-            </w:pPr>
-            <w:r>
-              <w:rPr>
-                <w:color w:val="000000"/>
-                <w:sz w:val="17"/>
-              </w:rPr>
-              <w:t>invalid</w:t>
-            </w:r>
-          </w:p>
-        </w:tc>
-        <w:tc>
-          <w:tcPr>
-            <w:tcW w:w="1100" w:type="dxa"/>
-            <w:shd w:val="clear" w:color="auto" w:fill="FFFFFF"/>
-            <w:vAlign w:val="center"/>
-          </w:tcPr>
-          <w:p>
-            <w:pPr>
-              <w:keepNext/>
-              <w:keepLines/>
-              <w:spacing w:after="40" w:line="254" w:lineRule="auto"/>
-            </w:pPr>
-            <w:r>
-              <w:rPr>
-                <w:color w:val="000000"/>
-                <w:sz w:val="17"/>
-              </w:rPr>
-              <w:t>medium</w:t>
-            </w:r>
-          </w:p>
-        </w:tc>
-        <w:tc>
-          <w:tcPr>
-            <w:tcW w:w="6238" w:type="dxa"/>
-            <w:shd w:val="clear" w:color="auto" w:fill="FFFFFF"/>
-            <w:vAlign w:val="center"/>
-          </w:tcPr>
-          <w:p>
-            <w:pPr>
-              <w:keepNext/>
-              <w:keepLines/>
-              <w:spacing w:after="40" w:line="254" w:lineRule="auto"/>
-            </w:pPr>
-            <w:r>
-              <w:rPr>
-                <w:color w:val="000000"/>
-                <w:sz w:val="17"/>
-              </w:rPr>
-              <w:t>Names the signer and explains each failure. Attestation strength 0.0; Integrity records the ordinary contradiction final_c2pa_manifest_validates. A known AI signer's label is still accepted.</w:t>
-            </w:r>
-          </w:p>
-        </w:tc>
-      </w:tr>
-      <w:tr>
-        <w:trPr>
-          <w:cantSplit/>
-        </w:trPr>
-        <w:tc>
-          <w:tcPr>
-            <w:tcW w:w="2300" w:type="dxa"/>
-            <w:shd w:val="clear" w:color="auto" w:fill="FFFFFF"/>
-            <w:vAlign w:val="center"/>
-          </w:tcPr>
-          <w:p>
-            <w:pPr>
-              <w:keepNext/>
-              <w:keepLines/>
-              <w:spacing w:after="40" w:line="254" w:lineRule="auto"/>
-            </w:pPr>
-            <w:r>
-              <w:rPr>
-                <w:color w:val="000000"/>
-                <w:sz w:val="17"/>
-              </w:rPr>
-              <w:t>untrusted</w:t>
-            </w:r>
-          </w:p>
-        </w:tc>
-        <w:tc>
-          <w:tcPr>
-            <w:tcW w:w="1100" w:type="dxa"/>
-            <w:shd w:val="clear" w:color="auto" w:fill="FFFFFF"/>
-            <w:vAlign w:val="center"/>
-          </w:tcPr>
-          <w:p>
-            <w:pPr>
-              <w:keepNext/>
-              <w:keepLines/>
-              <w:spacing w:after="40" w:line="254" w:lineRule="auto"/>
-            </w:pPr>
-            <w:r>
-              <w:rPr>
-                <w:color w:val="000000"/>
-                <w:sz w:val="17"/>
-              </w:rPr>
-              <w:t>low</w:t>
-            </w:r>
-          </w:p>
-        </w:tc>
-        <w:tc>
-          <w:tcPr>
-            <w:tcW w:w="6238" w:type="dxa"/>
-            <w:shd w:val="clear" w:color="auto" w:fill="FFFFFF"/>
-            <w:vAlign w:val="center"/>
-          </w:tcPr>
-          <w:p>
-            <w:pPr>
-              <w:keepNext/>
-              <w:keepLines/>
-              <w:spacing w:after="40" w:line="254" w:lineRule="auto"/>
-            </w:pPr>
-            <w:r>
-              <w:rPr>
-                <w:color w:val="000000"/>
-                <w:sz w:val="17"/>
-              </w:rPr>
-              <w:t>Binding and signature verify but the signer is unknown. Attestation strength 0.3; a claim supporting human authorship cannot release Integrity.</w:t>
-            </w:r>
-          </w:p>
-        </w:tc>
-      </w:tr>
-      <w:tr>
-        <w:trPr>
-          <w:cantSplit/>
-        </w:trPr>
-        <w:tc>
-          <w:tcPr>
-            <w:tcW w:w="2300" w:type="dxa"/>
-            <w:shd w:val="clear" w:color="auto" w:fill="FFFFFF"/>
-            <w:vAlign w:val="center"/>
-          </w:tcPr>
-          <w:p>
-            <w:pPr>
-              <w:keepNext/>
-              <w:keepLines/>
-              <w:spacing w:after="40" w:line="254" w:lineRule="auto"/>
-            </w:pPr>
-            <w:r>
-              <w:rPr>
-                <w:color w:val="000000"/>
-                <w:sz w:val="17"/>
-              </w:rPr>
-              <w:t>trusted_c2pa or trusted_legacy_itl</w:t>
-            </w:r>
-          </w:p>
-        </w:tc>
-        <w:tc>
-          <w:tcPr>
-            <w:tcW w:w="1100" w:type="dxa"/>
-            <w:shd w:val="clear" w:color="auto" w:fill="FFFFFF"/>
-            <w:vAlign w:val="center"/>
-          </w:tcPr>
-          <w:p>
-            <w:pPr>
-              <w:keepNext/>
-              <w:keepLines/>
-              <w:spacing w:after="40" w:line="254" w:lineRule="auto"/>
-            </w:pPr>
-            <w:r>
-              <w:rPr>
-                <w:color w:val="000000"/>
-                <w:sz w:val="17"/>
-              </w:rPr>
-              <w:t>info</w:t>
-            </w:r>
-          </w:p>
-        </w:tc>
-        <w:tc>
-          <w:tcPr>
-            <w:tcW w:w="6238" w:type="dxa"/>
-            <w:shd w:val="clear" w:color="auto" w:fill="FFFFFF"/>
-            <w:vAlign w:val="center"/>
-          </w:tcPr>
-          <w:p>
-            <w:pPr>
-              <w:keepNext/>
-              <w:keepLines/>
-              <w:spacing w:after="40" w:line="254" w:lineRule="auto"/>
-            </w:pPr>
-            <w:r>
-              <w:rPr>
-                <w:color w:val="000000"/>
-                <w:sz w:val="17"/>
-              </w:rPr>
-              <w:t>Names the signer and list. Attestation strength 1.0 or 0.9. States that a signature identifies the signer, not the truth of the claims, and that revocation was not checked.</w:t>
-            </w:r>
-          </w:p>
-        </w:tc>
-      </w:tr>
-      <w:tr>
-        <w:trPr>
-          <w:cantSplit/>
-        </w:trPr>
-        <w:tc>
-          <w:tcPr>
-            <w:tcW w:w="2300" w:type="dxa"/>
-            <w:shd w:val="clear" w:color="auto" w:fill="FFFFFF"/>
-            <w:vAlign w:val="center"/>
-          </w:tcPr>
-          <w:p>
-            <w:pPr>
-              <w:keepLines/>
-              <w:spacing w:after="40" w:line="254" w:lineRule="auto"/>
-            </w:pPr>
-            <w:r>
-              <w:rPr>
-                <w:color w:val="000000"/>
-                <w:sz w:val="17"/>
-              </w:rPr>
-              <w:t>unclear</w:t>
-            </w:r>
-          </w:p>
-        </w:tc>
-        <w:tc>
-          <w:tcPr>
-            <w:tcW w:w="1100" w:type="dxa"/>
-            <w:shd w:val="clear" w:color="auto" w:fill="FFFFFF"/>
-            <w:vAlign w:val="center"/>
-          </w:tcPr>
-          <w:p>
-            <w:pPr>
-              <w:keepLines/>
-              <w:spacing w:after="40" w:line="254" w:lineRule="auto"/>
-            </w:pPr>
-            <w:r>
-              <w:rPr>
-                <w:color w:val="000000"/>
-                <w:sz w:val="17"/>
-              </w:rPr>
-              <w:t>low</w:t>
-            </w:r>
-          </w:p>
-        </w:tc>
-        <w:tc>
-          <w:tcPr>
-            <w:tcW w:w="6238" w:type="dxa"/>
-            <w:shd w:val="clear" w:color="auto" w:fill="FFFFFF"/>
-            <w:vAlign w:val="center"/>
-          </w:tcPr>
-          <w:p>
-            <w:pPr>
-              <w:keepLines/>
-              <w:spacing w:after="40" w:line="254" w:lineRule="auto"/>
-            </w:pPr>
-            <w:r>
-              <w:rPr>
-                <w:color w:val="000000"/>
-                <w:sz w:val="17"/>
-              </w:rPr>
-              <w:t>Readable but unclear validation. Attestation strength 0.25 or 0.1; the claims are treated as submitter documents.</w:t>
-            </w:r>
-          </w:p>
-        </w:tc>
-      </w:tr>
-    </w:tbl>
     <w:p>
       <w:pPr>
         <w:spacing w:before="120"/>
@@ -28778,7 +27995,6 @@
           </w:tcPr>
           <w:p>
             <w:pPr>
-              <w:keepNext/>
               <w:keepLines/>
               <w:spacing w:after="40" w:line="254" w:lineRule="auto"/>
             </w:pPr>
@@ -28799,7 +28015,6 @@
           </w:tcPr>
           <w:p>
             <w:pPr>
-              <w:keepNext/>
               <w:keepLines/>
               <w:spacing w:after="40" w:line="254" w:lineRule="auto"/>
             </w:pPr>
@@ -28820,7 +28035,6 @@
           </w:tcPr>
           <w:p>
             <w:pPr>
-              <w:keepNext/>
               <w:keepLines/>
               <w:spacing w:after="40" w:line="254" w:lineRule="auto"/>
             </w:pPr>
@@ -28846,7 +28060,6 @@
           </w:tcPr>
           <w:p>
             <w:pPr>
-              <w:keepNext/>
               <w:keepLines/>
               <w:spacing w:after="40" w:line="254" w:lineRule="auto"/>
             </w:pPr>
@@ -28867,7 +28080,6 @@
           </w:tcPr>
           <w:p>
             <w:pPr>
-              <w:keepNext/>
               <w:keepLines/>
               <w:spacing w:after="40" w:line="254" w:lineRule="auto"/>
             </w:pPr>
@@ -28888,7 +28100,6 @@
           </w:tcPr>
           <w:p>
             <w:pPr>
-              <w:keepNext/>
               <w:keepLines/>
               <w:spacing w:after="40" w:line="254" w:lineRule="auto"/>
             </w:pPr>
@@ -28914,7 +28125,6 @@
           </w:tcPr>
           <w:p>
             <w:pPr>
-              <w:keepNext/>
               <w:keepLines/>
               <w:spacing w:after="40" w:line="254" w:lineRule="auto"/>
             </w:pPr>
@@ -28935,7 +28145,6 @@
           </w:tcPr>
           <w:p>
             <w:pPr>
-              <w:keepNext/>
               <w:keepLines/>
               <w:spacing w:after="40" w:line="254" w:lineRule="auto"/>
             </w:pPr>
@@ -28956,7 +28165,6 @@
           </w:tcPr>
           <w:p>
             <w:pPr>
-              <w:keepNext/>
               <w:keepLines/>
               <w:spacing w:after="40" w:line="254" w:lineRule="auto"/>
             </w:pPr>
@@ -28982,7 +28190,6 @@
           </w:tcPr>
           <w:p>
             <w:pPr>
-              <w:keepNext/>
               <w:keepLines/>
               <w:spacing w:after="40" w:line="254" w:lineRule="auto"/>
             </w:pPr>
@@ -29003,7 +28210,6 @@
           </w:tcPr>
           <w:p>
             <w:pPr>
-              <w:keepNext/>
               <w:keepLines/>
               <w:spacing w:after="40" w:line="254" w:lineRule="auto"/>
             </w:pPr>
@@ -29024,7 +28230,6 @@
           </w:tcPr>
           <w:p>
             <w:pPr>
-              <w:keepNext/>
               <w:keepLines/>
               <w:spacing w:after="40" w:line="254" w:lineRule="auto"/>
             </w:pPr>
@@ -29050,7 +28255,6 @@
           </w:tcPr>
           <w:p>
             <w:pPr>
-              <w:keepNext/>
               <w:keepLines/>
               <w:spacing w:after="40" w:line="254" w:lineRule="auto"/>
             </w:pPr>
@@ -29071,7 +28275,6 @@
           </w:tcPr>
           <w:p>
             <w:pPr>
-              <w:keepNext/>
               <w:keepLines/>
               <w:spacing w:after="40" w:line="254" w:lineRule="auto"/>
             </w:pPr>
@@ -29092,7 +28295,6 @@
           </w:tcPr>
           <w:p>
             <w:pPr>
-              <w:keepNext/>
               <w:keepLines/>
               <w:spacing w:after="40" w:line="254" w:lineRule="auto"/>
             </w:pPr>
@@ -29202,7 +28404,7 @@
         <w:spacing w:after="60" w:line="276" w:lineRule="auto"/>
       </w:pPr>
       <w:r>
-        <w:t>final_c2pa_manifest_validates is an ordinary cross-evidence rule. An invalid final manifest fails it, lowers the cross-evidence fraction and marks Integrity contradicted, but it is not a severe rule and does not release a withheld value.</w:t>
+        <w:t xml:space="preserve">final_c2pa_manifest_validates is an ordinary cross-evidence rule. An invalid final manifest fails it, lowers the cross-evidence fraction and marks Integrity contradicted, but it is not a severe rule and does not release a withheld value. Valid, trusted, absent and unread manifests do not add the rule; a file edited after signing that keeps the old manifest fails it, and the attestation reasoning lists the failure codes.</w:t>
       </w:r>
     </w:p>
     <w:p>
@@ -29241,7 +28443,7 @@
         <w:spacing w:after="60" w:line="276" w:lineRule="auto"/>
       </w:pPr>
       <w:r>
-        <w:t>The severe rules c2pa_ingredient_hash_exists_in_graph and c2pa_standalone_manifest_bound_to_graph_asset are unchanged.</w:t>
+        <w:t xml:space="preserve">The C2PA severe rules c2pa_ingredient_hash_exists_in_graph and c2pa_standalone_manifest_bound_to_graph_asset are listed in Section 7, "Severe contradiction cap".</w:t>
       </w:r>
     </w:p>
     <w:p>
@@ -30057,7 +29259,6 @@
           </w:tcPr>
           <w:p>
             <w:pPr>
-              <w:keepNext/>
               <w:keepLines/>
               <w:spacing w:after="40" w:line="254" w:lineRule="auto"/>
             </w:pPr>
@@ -30092,7 +29293,6 @@
           </w:tcPr>
           <w:p>
             <w:pPr>
-              <w:keepNext/>
               <w:keepLines/>
               <w:spacing w:after="40" w:line="254" w:lineRule="auto"/>
             </w:pPr>
@@ -30148,7 +29348,6 @@
           </w:tcPr>
           <w:p>
             <w:pPr>
-              <w:keepNext/>
               <w:keepLines/>
               <w:spacing w:after="40" w:line="254" w:lineRule="auto"/>
             </w:pPr>
@@ -30183,7 +29382,6 @@
           </w:tcPr>
           <w:p>
             <w:pPr>
-              <w:keepNext/>
               <w:keepLines/>
               <w:spacing w:after="40" w:line="254" w:lineRule="auto"/>
             </w:pPr>
@@ -30222,7 +29420,6 @@
           </w:tcPr>
           <w:p>
             <w:pPr>
-              <w:keepNext/>
               <w:keepLines/>
               <w:spacing w:after="40" w:line="254" w:lineRule="auto"/>
             </w:pPr>
@@ -30257,7 +29454,6 @@
           </w:tcPr>
           <w:p>
             <w:pPr>
-              <w:keepNext/>
               <w:keepLines/>
               <w:spacing w:after="40" w:line="254" w:lineRule="auto"/>
             </w:pPr>
@@ -30296,7 +29492,6 @@
           </w:tcPr>
           <w:p>
             <w:pPr>
-              <w:keepNext/>
               <w:keepLines/>
               <w:spacing w:after="40" w:line="254" w:lineRule="auto"/>
             </w:pPr>
@@ -30331,7 +29526,6 @@
           </w:tcPr>
           <w:p>
             <w:pPr>
-              <w:keepNext/>
               <w:keepLines/>
               <w:spacing w:after="40" w:line="254" w:lineRule="auto"/>
             </w:pPr>
@@ -30370,7 +29564,6 @@
           </w:tcPr>
           <w:p>
             <w:pPr>
-              <w:keepNext/>
               <w:keepLines/>
               <w:spacing w:after="40" w:line="254" w:lineRule="auto"/>
             </w:pPr>
@@ -30405,7 +29598,6 @@
           </w:tcPr>
           <w:p>
             <w:pPr>
-              <w:keepNext/>
               <w:keepLines/>
               <w:spacing w:after="40" w:line="254" w:lineRule="auto"/>
             </w:pPr>
@@ -30515,7 +29707,7 @@
           </w:tcPr>
           <w:p>
             <w:r>
-              <w:t>builder_gui.py / builder_operations.py / manifest_logic.py / builder_results.py</w:t>
+              <w:t xml:space="preserve">builder_gui.py / builder_operations.py / manifest_logic.py / builder_results.py / builder_review.py / builder_report.py</w:t>
             </w:r>
           </w:p>
         </w:tc>
@@ -30539,7 +29731,7 @@
           </w:tcPr>
           <w:p>
             <w:r>
-              <w:t xml:space="preserve">Tk desktop builder, background imports and exports, verified full-assessment staging, Native local references and human-readable result summaries. Results show audio summaries grouped by pair, calibration status and C2PA problem states. wav_probe.py reads WAV header fields, and FLAC and MP3 through the evaluator's parsers, for import, accepting the same formats as the core.</w:t>
+              <w:t xml:space="preserve">Tk desktop builder, the review model and offline HTML report, background imports and exports, verified full-assessment staging, Native local references and human-readable result summaries. Results show audio summaries grouped by pair, calibration status and C2PA problem states. wav_probe.py reads WAV header fields, and FLAC and MP3 through the evaluator's parsers, for import, accepting the same formats as the core.</w:t>
             </w:r>
           </w:p>
         </w:tc>
@@ -30688,7 +29880,6 @@
           </w:tcPr>
           <w:p>
             <w:pPr>
-              <w:keepNext/>
               <w:keepLines/>
               <w:spacing w:after="40" w:line="254" w:lineRule="auto"/>
             </w:pPr>
@@ -30723,7 +29914,6 @@
           </w:tcPr>
           <w:p>
             <w:pPr>
-              <w:keepNext/>
               <w:keepLines/>
               <w:spacing w:after="40" w:line="254" w:lineRule="auto"/>
             </w:pPr>
@@ -31735,7 +30925,6 @@
           </w:tcPr>
           <w:p>
             <w:pPr>
-              <w:keepNext/>
               <w:keepLines/>
               <w:spacing w:after="40" w:line="254" w:lineRule="auto"/>
             </w:pPr>
@@ -31770,7 +30959,6 @@
           </w:tcPr>
           <w:p>
             <w:pPr>
-              <w:keepNext/>
               <w:keepLines/>
               <w:spacing w:after="40" w:line="254" w:lineRule="auto"/>
             </w:pPr>
@@ -32107,7 +31295,6 @@
           </w:tcPr>
           <w:p>
             <w:pPr>
-              <w:keepNext/>
               <w:keepLines/>
               <w:spacing w:after="40" w:line="254" w:lineRule="auto"/>
             </w:pPr>
@@ -32142,7 +31329,6 @@
           </w:tcPr>
           <w:p>
             <w:pPr>
-              <w:keepNext/>
               <w:keepLines/>
               <w:spacing w:after="40" w:line="254" w:lineRule="auto"/>
             </w:pPr>
@@ -32181,7 +31367,6 @@
           </w:tcPr>
           <w:p>
             <w:pPr>
-              <w:keepNext/>
               <w:keepLines/>
               <w:spacing w:after="40" w:line="254" w:lineRule="auto"/>
             </w:pPr>
@@ -32216,7 +31401,6 @@
           </w:tcPr>
           <w:p>
             <w:pPr>
-              <w:keepNext/>
               <w:keepLines/>
               <w:spacing w:after="40" w:line="254" w:lineRule="auto"/>
             </w:pPr>
@@ -32255,7 +31439,6 @@
           </w:tcPr>
           <w:p>
             <w:pPr>
-              <w:keepNext/>
               <w:keepLines/>
               <w:spacing w:after="40" w:line="254" w:lineRule="auto"/>
             </w:pPr>
@@ -32319,7 +31502,6 @@
           </w:tcPr>
           <w:p>
             <w:pPr>
-              <w:keepNext/>
               <w:keepLines/>
               <w:spacing w:after="40" w:line="254" w:lineRule="auto"/>
             </w:pPr>
@@ -32354,7 +31536,6 @@
           </w:tcPr>
           <w:p>
             <w:pPr>
-              <w:keepNext/>
               <w:keepLines/>
               <w:spacing w:after="40" w:line="254" w:lineRule="auto"/>
             </w:pPr>
@@ -32393,7 +31574,6 @@
           </w:tcPr>
           <w:p>
             <w:pPr>
-              <w:keepNext/>
               <w:keepLines/>
               <w:spacing w:after="40" w:line="254" w:lineRule="auto"/>
             </w:pPr>
@@ -32428,7 +31608,6 @@
           </w:tcPr>
           <w:p>
             <w:pPr>
-              <w:keepNext/>
               <w:keepLines/>
               <w:spacing w:after="40" w:line="254" w:lineRule="auto"/>
             </w:pPr>
@@ -32925,7 +32104,6 @@
           </w:tcPr>
           <w:p>
             <w:pPr>
-              <w:keepNext/>
               <w:keepLines/>
               <w:spacing w:after="40" w:line="254" w:lineRule="auto"/>
             </w:pPr>
@@ -32960,7 +32138,7 @@
           </w:tcPr>
           <w:p>
             <w:r>
-              <w:t xml:space="preserve">133 core tests, including explicit legacy-profile compatibility cases; the shipped default profile is version 7.</w:t>
+              <w:t xml:space="preserve">136 core tests, including explicit legacy-profile compatibility cases; the shipped default profile is version 7.</w:t>
             </w:r>
           </w:p>
         </w:tc>
@@ -33023,7 +32201,7 @@
           </w:tcPr>
           <w:p>
             <w:r>
-              <w:t xml:space="preserve">41 tests: workers, agreement, semantics, ranges, real providers, non-final versions and short-source local-match isolation. Also insufficient-support findings and calibration status. Now 61 tests: also declared-range search and findings, AAF unused ranges with their positive control, source coverage, and a real-audio check that a genuine take has content beyond the mix while a copy of the mix does not.</w:t>
+              <w:t xml:space="preserve">61 tests: workers, agreement, semantics, ranges, real providers, non-final versions, short-source local-match isolation, insufficient-support findings, calibration status, declared-range search and findings, AAF unused ranges with their positive control, source coverage, and a real-audio check that a genuine take has content beyond the mix while a copy of the mix does not.</w:t>
             </w:r>
           </w:p>
         </w:tc>
@@ -33095,7 +32273,7 @@
                 <w:sz w:val="17"/>
                 <w:szCs w:val="18"/>
               </w:rPr>
-              <w:t xml:space="preserve">27 tests: recorder metadata (including DAW and library BWF), sound reports, AAF take coverage and non-recorder media, raw takes mixed directly, explanations and contradiction counts, AAF-range diagnostic tasks, source-only AAF ranges, AAF range correspondence and BWF chronology.</w:t>
+              <w:t xml:space="preserve">35 tests: recorder metadata (including DAW and library BWF), sound reports, AAF take coverage and non-recorder media, raw takes mixed directly, explanations and contradiction counts, AAF-range diagnostic tasks, source-only AAF ranges, AAF range correspondence and BWF chronology.</w:t>
             </w:r>
           </w:p>
         </w:tc>
@@ -33268,7 +32446,6 @@
           </w:tcPr>
           <w:p>
             <w:pPr>
-              <w:keepNext/>
               <w:keepLines/>
               <w:spacing w:after="40" w:line="254" w:lineRule="auto"/>
             </w:pPr>
@@ -33303,7 +32480,6 @@
           </w:tcPr>
           <w:p>
             <w:pPr>
-              <w:keepNext/>
               <w:keepLines/>
               <w:spacing w:after="40" w:line="254" w:lineRule="auto"/>
             </w:pPr>
@@ -33546,7 +32722,7 @@
           </w:tcPr>
           <w:p>
             <w:r>
-              <w:t xml:space="preserve">10 tests: interval values, bounds and symmetry, every stored interval recomputed from its count, held-out splits, and the benchmark summaries.</w:t>
+              <w:t xml:space="preserve">11 tests: interval values, bounds and symmetry, every stored interval recomputed from its count, held-out splits, and the benchmark summaries.</w:t>
             </w:r>
           </w:p>
         </w:tc>
@@ -33599,7 +32775,7 @@
           </w:tcPr>
           <w:p>
             <w:r>
-              <w:t xml:space="preserve">34 FLAC and MP3 tests: detection, ID3v2, FLAC blocks and MD5, a wrong STREAMINFO sample count, MP3 length, sync loss and tags, evaluator results, declaration-layer scoring, undated chronology edges, C2PA in FLAC and MP3, diagnostics decoding (including MP3 without a Xing header), the public profile and the builder probe.</w:t>
+              <w:t xml:space="preserve">36 FLAC and MP3 tests: detection, ID3v2, FLAC blocks and MD5, a wrong STREAMINFO sample count, MP3 length, sync loss and tags, evaluator results, declaration-layer scoring, undated chronology edges, C2PA in FLAC and MP3, diagnostics decoding (including MP3 without a Xing header), the public profile and the builder probe.</w:t>
             </w:r>
           </w:p>
         </w:tc>
@@ -33759,6 +32935,59 @@
           <w:p>
             <w:r>
               <w:t xml:space="preserve">Background operations, export integrity, production-worker assessment, result display (audio summaries, calibration lines and C2PA problem states) and explicit local-reference authorization. The results view labels a contradicted Integrity with its count. test_builder.py imports run before its worker tests mock subprocess.Popen, because importing c2pa calls platform.processor(), which spawns a subprocess; the module therefore also passes when run on its own. ManifestLimitTests check that the builder's preflight limits equal the evaluator's (512 MiB per object, 1 GiB per request).</w:t>
+            </w:r>
+          </w:p>
+        </w:tc>
+      </w:tr>
+      <w:tr>
+        <w:trPr>
+          <w:cantSplit/>
+        </w:trPr>
+        <w:tc>
+          <w:tcPr>
+            <w:tcW w:w="3855" w:type="dxa"/>
+            <w:tcBorders>
+              <w:top w:val="single" w:sz="4" w:space="0" w:color="C9D3DF"/>
+              <w:left w:val="single" w:sz="4" w:space="0" w:color="C9D3DF"/>
+              <w:bottom w:val="single" w:sz="4" w:space="0" w:color="C9D3DF"/>
+              <w:right w:val="single" w:sz="4" w:space="0" w:color="C9D3DF"/>
+            </w:tcBorders>
+            <w:shd w:val="clear" w:color="auto" w:fill="FFFFFF"/>
+            <w:tcMar>
+              <w:top w:w="70" w:type="dxa"/>
+              <w:left w:w="110" w:type="dxa"/>
+              <w:bottom w:w="70" w:type="dxa"/>
+              <w:right w:w="110" w:type="dxa"/>
+            </w:tcMar>
+            <w:vAlign w:val="center"/>
+          </w:tcPr>
+          <w:p>
+            <w:r>
+              <w:t xml:space="preserve">tests/test_builder_review.py</w:t>
+            </w:r>
+          </w:p>
+        </w:tc>
+        <w:tc>
+          <w:tcPr>
+            <w:tcW w:w="5783" w:type="dxa"/>
+            <w:tcBorders>
+              <w:top w:val="single" w:sz="4" w:space="0" w:color="C9D3DF"/>
+              <w:left w:val="single" w:sz="4" w:space="0" w:color="C9D3DF"/>
+              <w:bottom w:val="single" w:sz="4" w:space="0" w:color="C9D3DF"/>
+              <w:right w:val="single" w:sz="4" w:space="0" w:color="C9D3DF"/>
+            </w:tcBorders>
+            <w:shd w:val="clear" w:color="auto" w:fill="FFFFFF"/>
+            <w:tcMar>
+              <w:top w:w="70" w:type="dxa"/>
+              <w:left w:w="110" w:type="dxa"/>
+              <w:bottom w:w="70" w:type="dxa"/>
+              <w:right w:w="110" w:type="dxa"/>
+            </w:tcMar>
+            <w:vAlign w:val="center"/>
+          </w:tcPr>
+          <w:p>
+            <w:r>
+              <w:t xml:space="preserve">51 tests: response immutability, audio outcome mapping, deduplication, coverage wording, HTML escaping, five-section summary order, C2PA states, declaration counts, provider failures and withheld scores.</w:t>
             </w:r>
           </w:p>
         </w:tc>
@@ -33883,13 +33112,16 @@
       </w:pPr>
       <w:bookmarkStart w:id="50" w:name="ManualSection40"/>
       <w:r>
-        <w:t>Verification for this revision</w:t>
+        <w:t xml:space="preserve">Verification</w:t>
       </w:r>
       <w:bookmarkEnd w:id="50"/>
     </w:p>
     <w:p>
+      <w:pPr>
+        <w:spacing w:line="276" w:lineRule="auto"/>
+      </w:pPr>
       <w:r>
-        <w:t xml:space="preserve">On 22 October 2026, the 308 non-GUI tests were run against version 0.8.0 with REQUIRE_AUDIO_BACKENDS=1, so every optional backend had to be present: all 308 passed in 26.7 seconds, with no failures, errors or skips. For version 0.8.1 the same procedure ran 328 non-GUI tests in one process (all passed in 31 seconds, no skips). After the Wilson intervals were added on 23 October 2026 it ran 338 non-GUI tests in one process (all passed in 30 seconds, no skips) and each of the four test_builder.GuiTests cases in a separate process (all passed); reports/test-results.txt and reports/release.json record the run. The environment included c2pa-python 0.37.10, the audio libraries and the benchmark-only mir_eval 0.8.2 from requirements-benchmark.txt. A writable NUMBA_CACHE_DIR was supplied because the default audio library cache location may not be writable. With FLAC and MP3 support the same procedure ran 368 non-GUI tests in one process (all passed in 31 seconds, no skips) and the four GUI cases separately (all passed). soundfile 0.14.0 is now a core requirement. With the bandwidth provider (24 October 2026) it ran 382 non-GUI tests in one process (all passed in 32 seconds, no skips) and the four GUI cases separately (all passed). After merging the default-v6 scoring update with FLAC and MP3 support (24 October 2026) it ran 399 non-GUI tests in one process (all passed in 32 seconds, no skips) and the four GUI cases separately (all passed). After the cross-format review changes it ran 405 non-GUI tests in one process (all passed in 33 seconds, no skips) and the four GUI cases separately (all passed). With mixed-format evidence it ran 418 non-GUI tests in one process (all passed in 35 seconds, no skips) and the four GUI cases separately (all passed). After the WAV-focus scope change it ran 421 non-GUI tests in one process (all passed, no skips) and the four GUI cases separately (all passed). After Suno was added as a known AI signer (24 October 2026) it ran 430 non-GUI tests in one process (all passed in 36 seconds; the three Suno sample checks were skipped because the downloads are not stored in the repository) and the four GUI cases separately (all passed).</w:t>
+        <w:t xml:space="preserve">Current results (29 October 2026, version 0.8.3): 555 tests in 21 modules passed with no failures, errors or skips, 547 non-GUI tests in one process (43 s) and the eight test_builder.GuiTests cases in separate processes. The run used CPython 3.13.7 on macOS with REQUIRE_AUDIO_BACKENDS=1, so every optional audio backend had to be present, the benchmark-only mir_eval from requirements-benchmark.txt, and C2PA_SUNO_SAMPLE_DIR pointing to the verified Suno downloads; without it the three Suno real-sample cases are skipped. A writable NUMBA_CACHE_DIR may be needed because the default audio library cache location may not be writable. Run GUI cases in separate processes, because they can hang inside the full suite on macOS Tk; do not treat excluded cases as passes or skips.</w:t>
       </w:r>
     </w:p>
     <w:p>
@@ -33901,13 +33133,11 @@
       </w:r>
     </w:p>
     <w:p>
+      <w:pPr>
+        <w:spacing w:line="276" w:lineRule="auto"/>
+      </w:pPr>
       <w:r>
-        <w:t>The 0.8.2 discovery contained 501 cases: 136 core; 61 audio diagnostics; 33 C2PA; 22 remediation; 19 non-GUI builder; 8 builder-contract; 16 builder-result; 34 scoring-remediation; 12 forge-cost; 12 local-file-reference; 35 production-document; 13 sample-validation; 9 audio calibration; 11 case-interval; 36 audio-format; 9 bandwidth; 16 format-conversion; 6 DAW-session; 5 structure benchmark; 3 music benchmark; and 5 GUI cases. On 27 October 2026 (version 0.8.2) the code was exported into an empty folder and installed in a new virtual environment with all three requirement files; all 496 non-GUI cases passed in one process with no skips (C2PA_SUNO_SAMPLE_DIR pointed at the verified Suno downloads), and the five GUI cases passed in separate processes. Without C2PA_SUNO_SAMPLE_DIR the three Suno real-sample cases are skipped. Run GUI cases in separate processes when investigating macOS Tk lifecycle hangs; do not treat excluded cases as passes or skips.</w:t>
-      </w:r>
-    </w:p>
-    <w:p>
-      <w:r>
-        <w:t>Revision 9085427 adds the required c2pa-python dependency, explicit C2PA failure findings, the ordinary final_c2pa_manifest_validates contradiction and isolation of unsearchable music_semantics local locations. test_c2pa_integrity.py signs WAV fixtures at runtime with a throwaway certificate, then tests content edits and certificate corruption. These local fixtures verify failure handling; they do not validate a production signer trust policy or a representative provenance corpus. The historical 19 October verification at 2b4fd69 reported 189 passing tests; that count is not the current suite size.</w:t>
+        <w:t xml:space="preserve">Tests per module: 136 core (test_target); 61 audio diagnostics; 51 review presentation; 36 audio formats; 35 production documents; 34 scoring remediation; 33 C2PA; 27 builder, including the eight GUI cases; 22 remediation; 16 format conversion; 16 builder results; 13 sample validation; 12 local file references; 12 forge cost; 11 case intervals; 9 bandwidth; 9 audio calibration; 8 builder contract; 6 DAW session; 5 structure benchmark; 3 music benchmark.</w:t>
       </w:r>
     </w:p>
     <w:p>
@@ -33915,7 +33145,7 @@
         <w:spacing w:line="276" w:lineRule="auto"/>
       </w:pPr>
       <w:r>
-        <w:t>Version 0.8.0 adds the pinned trust lists, asymmetric trust, known AI signer matching, the C2PA chunk precondition, a C2PA_FINAL_ATTESTATION finding for every state, withholding for an unreadable final manifest, insufficient-support audio outcomes, calibration status and the false-match benchmark. The C2PA behaviour was also checked end to end on BytePlus Lumina output generated on 20 and 21 October 2026 (Section 8). Lumina is one vendor; these results do not validate other signers.</w:t>
+        <w:t xml:space="preserve">Coverage (28 October 2026, 538 tests): 75.3% of lines and 65.7% of branches; 85% of lines without the policy-disabled legacy signal modules. Core evaluator and scoring 91%, audio diagnostics 93%, parsers 82%, desktop builder 75% (builder_review.py 94%, builder_report.py 100%, builder_gui.py 63%, because its Tk widgets are tested end to end). Code run in builder worker subprocesses is not counted. Coverage was not re-measured for the 29 October refinement; the report is in reports/coverage/.</w:t>
       </w:r>
     </w:p>
     <w:p>
@@ -33923,7 +33153,7 @@
         <w:spacing w:line="276" w:lineRule="auto"/>
       </w:pPr>
       <w:r>
-        <w:t xml:space="preserve">Version 0.8.1 applies the Project Rock findings: recorder metadata only for files that name their recording, raw takes accepted by mixed_from, AAF take coverage and non-recorder media, contradiction counts in integrity_decision, AAF-range audio diagnostics and the BWF chronology warning. Only the mixed_from change can alter a score. The example responses under examples/ were regenerated with 0.8.1; since their 0.7.0 snapshots, attestation_strength reads 0.0 rather than null for files without a C2PA manifest, as defined in 0.8.0. It also aligns the desktop builder's size limits with the evaluator and removes duplicate builder and relationship_modes modules from music_target/. On 23 October 2026 every audio calibration and false-match count gained a 95% Wilson interval and a development, held-out or real-material split; no score, gate or finding changed, and the example responses were regenerated because the status file is part of source_revision.</w:t>
+        <w:t xml:space="preserve">The presentation tests check response immutability, unchanged axis values, confidence and status, declared-range outcomes, explicit non-scoring flags, linked-record deduplication, distinct windows, coverage counts, unknown states, all C2PA states, declaration counts, provider failures, score withholding, offline HTML escaping, JSON export, snapshot labels, the five-section order, and small-window layout and scrolling. The real declared-range integration test passes its emitted response through both presentation paths and asserts no mutation. Four native and CSEC example replays keep axes, findings, assessment_checks, execution status and schema version unchanged (reports/ui-boundary-0.8.3.json).</w:t>
       </w:r>
     </w:p>
     <w:p>
@@ -33931,7 +33161,7 @@
         <w:spacing w:line="276" w:lineRule="auto"/>
       </w:pPr>
       <w:r>
-        <w:t xml:space="preserve">After 0.8.1 (24-25 October 2026): declared-range findings, content beyond the final and source coverage (report-only), scoring profile default-v7 with forge cost (confidence only), and a coverage report. Line coverage is 73.3% and branch coverage 63.5%; without the policy-disabled legacy signal modules, line coverage is 84%. Core evaluator 92%, audio diagnostics 93%, parsers 82%, desktop builder 66% (Tk widgets are tested end to end).</w:t>
+        <w:t xml:space="preserve">test_c2pa_integrity.py signs WAV fixtures at runtime with a throwaway certificate, then tests content edits and certificate corruption; these verify failure handling, not a production signer trust policy or a representative provenance corpus. The C2PA behaviour was also checked end to end on BytePlus Lumina output (20 and 21 October 2026) and on two Suno downloads (Section 8).</w:t>
       </w:r>
     </w:p>
     <w:p>
@@ -33939,9 +33169,1837 @@
         <w:spacing w:line="276" w:lineRule="auto"/>
       </w:pPr>
       <w:r>
-        <w:t>Version 0.8.2 (27 October 2026): the file checks of Section 4 (readability, stream completeness, the full-length sample check and the not_completed state), the bext/iXML timestamp check and the Integrity status incomplete. The example responses were regenerated; every axis value, confidence and status is unchanged. All 236 Project Rock WAVs pass the sample check (1.2 s for 3.37 GiB) and all 233 recorder takes pass the timestamp check. Current verification is reported in Appendix A.</w:t>
+        <w:t xml:space="preserve">On real material, all 236 Project Rock WAVs (3.37 GiB) pass audio_samples_valid in 1.2 s in total and all 233 recorder takes pass the bext/iXML timestamp check, while the forge-cost forgery of take 10T07 (+1 s in bext only) fails it by 1.000 s. The example responses under examples/ are regenerated at each release; every axis value, confidence and status has been unchanged since 0.8.1.</w:t>
       </w:r>
     </w:p>
+    <w:p>
+      <w:pPr>
+        <w:spacing w:line="276" w:lineRule="auto"/>
+      </w:pPr>
+      <w:r>
+        <w:t xml:space="preserve">Test runs by date (non-GUI tests in one process, GUI cases separately):</w:t>
+      </w:r>
+    </w:p>
+    <w:tbl>
+      <w:tblPr>
+        <w:tblW w:w="9638" w:type="dxa"/>
+        <w:tblBorders>
+          <w:top w:val="single" w:sz="4" w:space="0" w:color="D9D9D9"/>
+          <w:left w:val="single" w:sz="4" w:space="0" w:color="D9D9D9"/>
+          <w:bottom w:val="single" w:sz="4" w:space="0" w:color="D9D9D9"/>
+          <w:right w:val="single" w:sz="4" w:space="0" w:color="D9D9D9"/>
+          <w:insideH w:val="single" w:sz="4" w:space="0" w:color="D9D9D9"/>
+          <w:insideV w:val="single" w:sz="4" w:space="0" w:color="D9D9D9"/>
+        </w:tblBorders>
+        <w:tblLayout w:type="fixed"/>
+        <w:tblCellMar>
+          <w:top w:w="75" w:type="dxa"/>
+          <w:left w:w="95" w:type="dxa"/>
+          <w:bottom w:w="75" w:type="dxa"/>
+          <w:right w:w="95" w:type="dxa"/>
+        </w:tblCellMar>
+        <w:tblLook w:val="04A0" w:firstRow="1" w:lastRow="0" w:firstColumn="1" w:lastColumn="0" w:noHBand="0" w:noVBand="1"/>
+      </w:tblPr>
+      <w:tblGrid>
+        <w:gridCol w:w="2007"/>
+        <w:gridCol w:w="2811"/>
+        <w:gridCol w:w="4820"/>
+      </w:tblGrid>
+      <w:tr>
+        <w:trPr>
+          <w:cantSplit/>
+          <w:tblHeader/>
+        </w:trPr>
+        <w:tc>
+          <w:tcPr>
+            <w:tcW w:w="2007" w:type="dxa"/>
+            <w:tcBorders>
+              <w:top w:val="single" w:sz="4" w:space="0" w:color="1F3A5F"/>
+              <w:left w:val="single" w:sz="4" w:space="0" w:color="1F3A5F"/>
+              <w:bottom w:val="single" w:sz="4" w:space="0" w:color="1F3A5F"/>
+              <w:right w:val="single" w:sz="4" w:space="0" w:color="1F3A5F"/>
+            </w:tcBorders>
+            <w:shd w:val="clear" w:color="auto" w:fill="1F3A5F"/>
+            <w:tcMar>
+              <w:top w:w="70" w:type="dxa"/>
+              <w:left w:w="110" w:type="dxa"/>
+              <w:bottom w:w="70" w:type="dxa"/>
+              <w:right w:w="110" w:type="dxa"/>
+            </w:tcMar>
+            <w:vAlign w:val="center"/>
+          </w:tcPr>
+          <w:p>
+            <w:pPr>
+              <w:keepNext/>
+              <w:keepLines/>
+              <w:spacing w:after="40" w:line="254" w:lineRule="auto"/>
+            </w:pPr>
+            <w:r>
+              <w:rPr>
+                <w:b/>
+                <w:bCs/>
+                <w:color w:val="FFFFFF"/>
+                <w:sz w:val="17"/>
+                <w:szCs w:val="18"/>
+              </w:rPr>
+              <w:t xml:space="preserve">Date (2026)</w:t>
+            </w:r>
+          </w:p>
+        </w:tc>
+        <w:tc>
+          <w:tcPr>
+            <w:tcW w:w="2811" w:type="dxa"/>
+            <w:tcBorders>
+              <w:top w:val="single" w:sz="4" w:space="0" w:color="1F3A5F"/>
+              <w:left w:val="single" w:sz="4" w:space="0" w:color="1F3A5F"/>
+              <w:bottom w:val="single" w:sz="4" w:space="0" w:color="1F3A5F"/>
+              <w:right w:val="single" w:sz="4" w:space="0" w:color="1F3A5F"/>
+            </w:tcBorders>
+            <w:shd w:val="clear" w:color="auto" w:fill="1F3A5F"/>
+            <w:tcMar>
+              <w:top w:w="70" w:type="dxa"/>
+              <w:left w:w="110" w:type="dxa"/>
+              <w:bottom w:w="70" w:type="dxa"/>
+              <w:right w:w="110" w:type="dxa"/>
+            </w:tcMar>
+            <w:vAlign w:val="center"/>
+          </w:tcPr>
+          <w:p>
+            <w:pPr>
+              <w:keepNext/>
+              <w:keepLines/>
+              <w:spacing w:after="40" w:line="254" w:lineRule="auto"/>
+            </w:pPr>
+            <w:r>
+              <w:rPr>
+                <w:b/>
+                <w:bCs/>
+                <w:color w:val="FFFFFF"/>
+                <w:sz w:val="17"/>
+                <w:szCs w:val="18"/>
+              </w:rPr>
+              <w:t xml:space="preserve">Version or change</w:t>
+            </w:r>
+          </w:p>
+        </w:tc>
+        <w:tc>
+          <w:tcPr>
+            <w:tcW w:w="4820" w:type="dxa"/>
+            <w:tcBorders>
+              <w:top w:val="single" w:sz="4" w:space="0" w:color="1F3A5F"/>
+              <w:left w:val="single" w:sz="4" w:space="0" w:color="1F3A5F"/>
+              <w:bottom w:val="single" w:sz="4" w:space="0" w:color="1F3A5F"/>
+              <w:right w:val="single" w:sz="4" w:space="0" w:color="1F3A5F"/>
+            </w:tcBorders>
+            <w:shd w:val="clear" w:color="auto" w:fill="1F3A5F"/>
+            <w:tcMar>
+              <w:top w:w="70" w:type="dxa"/>
+              <w:left w:w="110" w:type="dxa"/>
+              <w:bottom w:w="70" w:type="dxa"/>
+              <w:right w:w="110" w:type="dxa"/>
+            </w:tcMar>
+            <w:vAlign w:val="center"/>
+          </w:tcPr>
+          <w:p>
+            <w:pPr>
+              <w:keepNext/>
+              <w:keepLines/>
+              <w:spacing w:after="40" w:line="254" w:lineRule="auto"/>
+            </w:pPr>
+            <w:r>
+              <w:rPr>
+                <w:b/>
+                <w:bCs/>
+                <w:color w:val="FFFFFF"/>
+                <w:sz w:val="17"/>
+                <w:szCs w:val="18"/>
+              </w:rPr>
+              <w:t xml:space="preserve">Result</w:t>
+            </w:r>
+          </w:p>
+        </w:tc>
+      </w:tr>
+      <w:tr>
+        <w:trPr>
+          <w:cantSplit/>
+        </w:trPr>
+        <w:tc>
+          <w:tcPr>
+            <w:tcW w:w="2007" w:type="dxa"/>
+            <w:tcBorders>
+              <w:top w:val="single" w:sz="4" w:space="0" w:color="C9D3DF"/>
+              <w:left w:val="single" w:sz="4" w:space="0" w:color="C9D3DF"/>
+              <w:bottom w:val="single" w:sz="4" w:space="0" w:color="C9D3DF"/>
+              <w:right w:val="single" w:sz="4" w:space="0" w:color="C9D3DF"/>
+            </w:tcBorders>
+            <w:shd w:val="clear" w:color="auto" w:fill="FFFFFF"/>
+            <w:tcMar>
+              <w:top w:w="70" w:type="dxa"/>
+              <w:left w:w="110" w:type="dxa"/>
+              <w:bottom w:w="70" w:type="dxa"/>
+              <w:right w:w="110" w:type="dxa"/>
+            </w:tcMar>
+            <w:vAlign w:val="center"/>
+          </w:tcPr>
+          <w:p>
+            <w:pPr>
+              <w:keepLines/>
+              <w:spacing w:after="40" w:line="254" w:lineRule="auto"/>
+            </w:pPr>
+            <w:r>
+              <w:rPr>
+                <w:bCs/>
+                <w:color w:val="000000"/>
+                <w:sz w:val="17"/>
+                <w:szCs w:val="18"/>
+              </w:rPr>
+              <w:t xml:space="preserve">19 Oct</w:t>
+            </w:r>
+          </w:p>
+        </w:tc>
+        <w:tc>
+          <w:tcPr>
+            <w:tcW w:w="2811" w:type="dxa"/>
+            <w:tcBorders>
+              <w:top w:val="single" w:sz="4" w:space="0" w:color="C9D3DF"/>
+              <w:left w:val="single" w:sz="4" w:space="0" w:color="C9D3DF"/>
+              <w:bottom w:val="single" w:sz="4" w:space="0" w:color="C9D3DF"/>
+              <w:right w:val="single" w:sz="4" w:space="0" w:color="C9D3DF"/>
+            </w:tcBorders>
+            <w:shd w:val="clear" w:color="auto" w:fill="FFFFFF"/>
+            <w:tcMar>
+              <w:top w:w="70" w:type="dxa"/>
+              <w:left w:w="110" w:type="dxa"/>
+              <w:bottom w:w="70" w:type="dxa"/>
+              <w:right w:w="110" w:type="dxa"/>
+            </w:tcMar>
+            <w:vAlign w:val="center"/>
+          </w:tcPr>
+          <w:p>
+            <w:pPr>
+              <w:keepLines/>
+              <w:spacing w:after="40" w:line="254" w:lineRule="auto"/>
+            </w:pPr>
+            <w:r>
+              <w:rPr>
+                <w:color w:val="000000"/>
+                <w:sz w:val="17"/>
+                <w:szCs w:val="18"/>
+              </w:rPr>
+              <w:t xml:space="preserve">Audio diagnostics integration (2b4fd69)</w:t>
+            </w:r>
+          </w:p>
+        </w:tc>
+        <w:tc>
+          <w:tcPr>
+            <w:tcW w:w="4820" w:type="dxa"/>
+            <w:tcBorders>
+              <w:top w:val="single" w:sz="4" w:space="0" w:color="C9D3DF"/>
+              <w:left w:val="single" w:sz="4" w:space="0" w:color="C9D3DF"/>
+              <w:bottom w:val="single" w:sz="4" w:space="0" w:color="C9D3DF"/>
+              <w:right w:val="single" w:sz="4" w:space="0" w:color="C9D3DF"/>
+            </w:tcBorders>
+            <w:shd w:val="clear" w:color="auto" w:fill="FFFFFF"/>
+            <w:tcMar>
+              <w:top w:w="70" w:type="dxa"/>
+              <w:left w:w="110" w:type="dxa"/>
+              <w:bottom w:w="70" w:type="dxa"/>
+              <w:right w:w="110" w:type="dxa"/>
+            </w:tcMar>
+            <w:vAlign w:val="center"/>
+          </w:tcPr>
+          <w:p>
+            <w:pPr>
+              <w:keepLines/>
+              <w:spacing w:after="40" w:line="254" w:lineRule="auto"/>
+            </w:pPr>
+            <w:r>
+              <w:rPr>
+                <w:color w:val="000000"/>
+                <w:sz w:val="17"/>
+                <w:szCs w:val="18"/>
+              </w:rPr>
+              <w:t xml:space="preserve">189 passed (historical record)</w:t>
+            </w:r>
+          </w:p>
+        </w:tc>
+      </w:tr>
+      <w:tr>
+        <w:trPr>
+          <w:cantSplit/>
+        </w:trPr>
+        <w:tc>
+          <w:tcPr>
+            <w:tcW w:w="2007" w:type="dxa"/>
+            <w:tcBorders>
+              <w:top w:val="single" w:sz="4" w:space="0" w:color="C9D3DF"/>
+              <w:left w:val="single" w:sz="4" w:space="0" w:color="C9D3DF"/>
+              <w:bottom w:val="single" w:sz="4" w:space="0" w:color="C9D3DF"/>
+              <w:right w:val="single" w:sz="4" w:space="0" w:color="C9D3DF"/>
+            </w:tcBorders>
+            <w:shd w:val="clear" w:color="auto" w:fill="FFFFFF"/>
+            <w:tcMar>
+              <w:top w:w="70" w:type="dxa"/>
+              <w:left w:w="110" w:type="dxa"/>
+              <w:bottom w:w="70" w:type="dxa"/>
+              <w:right w:w="110" w:type="dxa"/>
+            </w:tcMar>
+            <w:vAlign w:val="center"/>
+          </w:tcPr>
+          <w:p>
+            <w:pPr>
+              <w:keepLines/>
+              <w:spacing w:after="40" w:line="254" w:lineRule="auto"/>
+            </w:pPr>
+            <w:r>
+              <w:rPr>
+                <w:bCs/>
+                <w:color w:val="000000"/>
+                <w:sz w:val="17"/>
+                <w:szCs w:val="18"/>
+              </w:rPr>
+              <w:t xml:space="preserve">22 Oct</w:t>
+            </w:r>
+          </w:p>
+        </w:tc>
+        <w:tc>
+          <w:tcPr>
+            <w:tcW w:w="2811" w:type="dxa"/>
+            <w:tcBorders>
+              <w:top w:val="single" w:sz="4" w:space="0" w:color="C9D3DF"/>
+              <w:left w:val="single" w:sz="4" w:space="0" w:color="C9D3DF"/>
+              <w:bottom w:val="single" w:sz="4" w:space="0" w:color="C9D3DF"/>
+              <w:right w:val="single" w:sz="4" w:space="0" w:color="C9D3DF"/>
+            </w:tcBorders>
+            <w:shd w:val="clear" w:color="auto" w:fill="FFFFFF"/>
+            <w:tcMar>
+              <w:top w:w="70" w:type="dxa"/>
+              <w:left w:w="110" w:type="dxa"/>
+              <w:bottom w:w="70" w:type="dxa"/>
+              <w:right w:w="110" w:type="dxa"/>
+            </w:tcMar>
+            <w:vAlign w:val="center"/>
+          </w:tcPr>
+          <w:p>
+            <w:pPr>
+              <w:keepLines/>
+              <w:spacing w:after="40" w:line="254" w:lineRule="auto"/>
+            </w:pPr>
+            <w:r>
+              <w:rPr>
+                <w:color w:val="000000"/>
+                <w:sz w:val="17"/>
+                <w:szCs w:val="18"/>
+              </w:rPr>
+              <w:t xml:space="preserve">0.8.0</w:t>
+            </w:r>
+          </w:p>
+        </w:tc>
+        <w:tc>
+          <w:tcPr>
+            <w:tcW w:w="4820" w:type="dxa"/>
+            <w:tcBorders>
+              <w:top w:val="single" w:sz="4" w:space="0" w:color="C9D3DF"/>
+              <w:left w:val="single" w:sz="4" w:space="0" w:color="C9D3DF"/>
+              <w:bottom w:val="single" w:sz="4" w:space="0" w:color="C9D3DF"/>
+              <w:right w:val="single" w:sz="4" w:space="0" w:color="C9D3DF"/>
+            </w:tcBorders>
+            <w:shd w:val="clear" w:color="auto" w:fill="FFFFFF"/>
+            <w:tcMar>
+              <w:top w:w="70" w:type="dxa"/>
+              <w:left w:w="110" w:type="dxa"/>
+              <w:bottom w:w="70" w:type="dxa"/>
+              <w:right w:w="110" w:type="dxa"/>
+            </w:tcMar>
+            <w:vAlign w:val="center"/>
+          </w:tcPr>
+          <w:p>
+            <w:pPr>
+              <w:keepLines/>
+              <w:spacing w:after="40" w:line="254" w:lineRule="auto"/>
+            </w:pPr>
+            <w:r>
+              <w:rPr>
+                <w:color w:val="000000"/>
+                <w:sz w:val="17"/>
+                <w:szCs w:val="18"/>
+              </w:rPr>
+              <w:t xml:space="preserve">308 non-GUI passed in 26.7 s, no skips</w:t>
+            </w:r>
+          </w:p>
+        </w:tc>
+      </w:tr>
+      <w:tr>
+        <w:trPr>
+          <w:cantSplit/>
+        </w:trPr>
+        <w:tc>
+          <w:tcPr>
+            <w:tcW w:w="2007" w:type="dxa"/>
+            <w:tcBorders>
+              <w:top w:val="single" w:sz="4" w:space="0" w:color="C9D3DF"/>
+              <w:left w:val="single" w:sz="4" w:space="0" w:color="C9D3DF"/>
+              <w:bottom w:val="single" w:sz="4" w:space="0" w:color="C9D3DF"/>
+              <w:right w:val="single" w:sz="4" w:space="0" w:color="C9D3DF"/>
+            </w:tcBorders>
+            <w:shd w:val="clear" w:color="auto" w:fill="FFFFFF"/>
+            <w:tcMar>
+              <w:top w:w="70" w:type="dxa"/>
+              <w:left w:w="110" w:type="dxa"/>
+              <w:bottom w:w="70" w:type="dxa"/>
+              <w:right w:w="110" w:type="dxa"/>
+            </w:tcMar>
+            <w:vAlign w:val="center"/>
+          </w:tcPr>
+          <w:p>
+            <w:pPr>
+              <w:keepLines/>
+              <w:spacing w:after="40" w:line="254" w:lineRule="auto"/>
+            </w:pPr>
+            <w:r>
+              <w:rPr>
+                <w:bCs/>
+                <w:color w:val="000000"/>
+                <w:sz w:val="17"/>
+                <w:szCs w:val="18"/>
+              </w:rPr>
+              <w:t xml:space="preserve">22 Oct</w:t>
+            </w:r>
+          </w:p>
+        </w:tc>
+        <w:tc>
+          <w:tcPr>
+            <w:tcW w:w="2811" w:type="dxa"/>
+            <w:tcBorders>
+              <w:top w:val="single" w:sz="4" w:space="0" w:color="C9D3DF"/>
+              <w:left w:val="single" w:sz="4" w:space="0" w:color="C9D3DF"/>
+              <w:bottom w:val="single" w:sz="4" w:space="0" w:color="C9D3DF"/>
+              <w:right w:val="single" w:sz="4" w:space="0" w:color="C9D3DF"/>
+            </w:tcBorders>
+            <w:shd w:val="clear" w:color="auto" w:fill="FFFFFF"/>
+            <w:tcMar>
+              <w:top w:w="70" w:type="dxa"/>
+              <w:left w:w="110" w:type="dxa"/>
+              <w:bottom w:w="70" w:type="dxa"/>
+              <w:right w:w="110" w:type="dxa"/>
+            </w:tcMar>
+            <w:vAlign w:val="center"/>
+          </w:tcPr>
+          <w:p>
+            <w:pPr>
+              <w:keepLines/>
+              <w:spacing w:after="40" w:line="254" w:lineRule="auto"/>
+            </w:pPr>
+            <w:r>
+              <w:rPr>
+                <w:color w:val="000000"/>
+                <w:sz w:val="17"/>
+                <w:szCs w:val="18"/>
+              </w:rPr>
+              <w:t xml:space="preserve">0.8.1</w:t>
+            </w:r>
+          </w:p>
+        </w:tc>
+        <w:tc>
+          <w:tcPr>
+            <w:tcW w:w="4820" w:type="dxa"/>
+            <w:tcBorders>
+              <w:top w:val="single" w:sz="4" w:space="0" w:color="C9D3DF"/>
+              <w:left w:val="single" w:sz="4" w:space="0" w:color="C9D3DF"/>
+              <w:bottom w:val="single" w:sz="4" w:space="0" w:color="C9D3DF"/>
+              <w:right w:val="single" w:sz="4" w:space="0" w:color="C9D3DF"/>
+            </w:tcBorders>
+            <w:shd w:val="clear" w:color="auto" w:fill="FFFFFF"/>
+            <w:tcMar>
+              <w:top w:w="70" w:type="dxa"/>
+              <w:left w:w="110" w:type="dxa"/>
+              <w:bottom w:w="70" w:type="dxa"/>
+              <w:right w:w="110" w:type="dxa"/>
+            </w:tcMar>
+            <w:vAlign w:val="center"/>
+          </w:tcPr>
+          <w:p>
+            <w:pPr>
+              <w:keepLines/>
+              <w:spacing w:after="40" w:line="254" w:lineRule="auto"/>
+            </w:pPr>
+            <w:r>
+              <w:rPr>
+                <w:color w:val="000000"/>
+                <w:sz w:val="17"/>
+                <w:szCs w:val="18"/>
+              </w:rPr>
+              <w:t xml:space="preserve">328 non-GUI passed in 31 s</w:t>
+            </w:r>
+          </w:p>
+        </w:tc>
+      </w:tr>
+      <w:tr>
+        <w:trPr>
+          <w:cantSplit/>
+        </w:trPr>
+        <w:tc>
+          <w:tcPr>
+            <w:tcW w:w="2007" w:type="dxa"/>
+            <w:tcBorders>
+              <w:top w:val="single" w:sz="4" w:space="0" w:color="C9D3DF"/>
+              <w:left w:val="single" w:sz="4" w:space="0" w:color="C9D3DF"/>
+              <w:bottom w:val="single" w:sz="4" w:space="0" w:color="C9D3DF"/>
+              <w:right w:val="single" w:sz="4" w:space="0" w:color="C9D3DF"/>
+            </w:tcBorders>
+            <w:shd w:val="clear" w:color="auto" w:fill="FFFFFF"/>
+            <w:tcMar>
+              <w:top w:w="70" w:type="dxa"/>
+              <w:left w:w="110" w:type="dxa"/>
+              <w:bottom w:w="70" w:type="dxa"/>
+              <w:right w:w="110" w:type="dxa"/>
+            </w:tcMar>
+            <w:vAlign w:val="center"/>
+          </w:tcPr>
+          <w:p>
+            <w:pPr>
+              <w:keepLines/>
+              <w:spacing w:after="40" w:line="254" w:lineRule="auto"/>
+            </w:pPr>
+            <w:r>
+              <w:rPr>
+                <w:bCs/>
+                <w:color w:val="000000"/>
+                <w:sz w:val="17"/>
+                <w:szCs w:val="18"/>
+              </w:rPr>
+              <w:t xml:space="preserve">23 Oct</w:t>
+            </w:r>
+          </w:p>
+        </w:tc>
+        <w:tc>
+          <w:tcPr>
+            <w:tcW w:w="2811" w:type="dxa"/>
+            <w:tcBorders>
+              <w:top w:val="single" w:sz="4" w:space="0" w:color="C9D3DF"/>
+              <w:left w:val="single" w:sz="4" w:space="0" w:color="C9D3DF"/>
+              <w:bottom w:val="single" w:sz="4" w:space="0" w:color="C9D3DF"/>
+              <w:right w:val="single" w:sz="4" w:space="0" w:color="C9D3DF"/>
+            </w:tcBorders>
+            <w:shd w:val="clear" w:color="auto" w:fill="FFFFFF"/>
+            <w:tcMar>
+              <w:top w:w="70" w:type="dxa"/>
+              <w:left w:w="110" w:type="dxa"/>
+              <w:bottom w:w="70" w:type="dxa"/>
+              <w:right w:w="110" w:type="dxa"/>
+            </w:tcMar>
+            <w:vAlign w:val="center"/>
+          </w:tcPr>
+          <w:p>
+            <w:pPr>
+              <w:keepLines/>
+              <w:spacing w:after="40" w:line="254" w:lineRule="auto"/>
+            </w:pPr>
+            <w:r>
+              <w:rPr>
+                <w:color w:val="000000"/>
+                <w:sz w:val="17"/>
+                <w:szCs w:val="18"/>
+              </w:rPr>
+              <w:t xml:space="preserve">Wilson intervals</w:t>
+            </w:r>
+          </w:p>
+        </w:tc>
+        <w:tc>
+          <w:tcPr>
+            <w:tcW w:w="4820" w:type="dxa"/>
+            <w:tcBorders>
+              <w:top w:val="single" w:sz="4" w:space="0" w:color="C9D3DF"/>
+              <w:left w:val="single" w:sz="4" w:space="0" w:color="C9D3DF"/>
+              <w:bottom w:val="single" w:sz="4" w:space="0" w:color="C9D3DF"/>
+              <w:right w:val="single" w:sz="4" w:space="0" w:color="C9D3DF"/>
+            </w:tcBorders>
+            <w:shd w:val="clear" w:color="auto" w:fill="FFFFFF"/>
+            <w:tcMar>
+              <w:top w:w="70" w:type="dxa"/>
+              <w:left w:w="110" w:type="dxa"/>
+              <w:bottom w:w="70" w:type="dxa"/>
+              <w:right w:w="110" w:type="dxa"/>
+            </w:tcMar>
+            <w:vAlign w:val="center"/>
+          </w:tcPr>
+          <w:p>
+            <w:pPr>
+              <w:keepLines/>
+              <w:spacing w:after="40" w:line="254" w:lineRule="auto"/>
+            </w:pPr>
+            <w:r>
+              <w:rPr>
+                <w:color w:val="000000"/>
+                <w:sz w:val="17"/>
+                <w:szCs w:val="18"/>
+              </w:rPr>
+              <w:t xml:space="preserve">338 non-GUI in 30 s; 4 GUI passed</w:t>
+            </w:r>
+          </w:p>
+        </w:tc>
+      </w:tr>
+      <w:tr>
+        <w:trPr>
+          <w:cantSplit/>
+        </w:trPr>
+        <w:tc>
+          <w:tcPr>
+            <w:tcW w:w="2007" w:type="dxa"/>
+            <w:tcBorders>
+              <w:top w:val="single" w:sz="4" w:space="0" w:color="C9D3DF"/>
+              <w:left w:val="single" w:sz="4" w:space="0" w:color="C9D3DF"/>
+              <w:bottom w:val="single" w:sz="4" w:space="0" w:color="C9D3DF"/>
+              <w:right w:val="single" w:sz="4" w:space="0" w:color="C9D3DF"/>
+            </w:tcBorders>
+            <w:shd w:val="clear" w:color="auto" w:fill="FFFFFF"/>
+            <w:tcMar>
+              <w:top w:w="70" w:type="dxa"/>
+              <w:left w:w="110" w:type="dxa"/>
+              <w:bottom w:w="70" w:type="dxa"/>
+              <w:right w:w="110" w:type="dxa"/>
+            </w:tcMar>
+            <w:vAlign w:val="center"/>
+          </w:tcPr>
+          <w:p>
+            <w:pPr>
+              <w:keepLines/>
+              <w:spacing w:after="40" w:line="254" w:lineRule="auto"/>
+            </w:pPr>
+            <w:r>
+              <w:rPr>
+                <w:bCs/>
+                <w:color w:val="000000"/>
+                <w:sz w:val="17"/>
+                <w:szCs w:val="18"/>
+              </w:rPr>
+              <w:t xml:space="preserve">24 Oct</w:t>
+            </w:r>
+          </w:p>
+        </w:tc>
+        <w:tc>
+          <w:tcPr>
+            <w:tcW w:w="2811" w:type="dxa"/>
+            <w:tcBorders>
+              <w:top w:val="single" w:sz="4" w:space="0" w:color="C9D3DF"/>
+              <w:left w:val="single" w:sz="4" w:space="0" w:color="C9D3DF"/>
+              <w:bottom w:val="single" w:sz="4" w:space="0" w:color="C9D3DF"/>
+              <w:right w:val="single" w:sz="4" w:space="0" w:color="C9D3DF"/>
+            </w:tcBorders>
+            <w:shd w:val="clear" w:color="auto" w:fill="FFFFFF"/>
+            <w:tcMar>
+              <w:top w:w="70" w:type="dxa"/>
+              <w:left w:w="110" w:type="dxa"/>
+              <w:bottom w:w="70" w:type="dxa"/>
+              <w:right w:w="110" w:type="dxa"/>
+            </w:tcMar>
+            <w:vAlign w:val="center"/>
+          </w:tcPr>
+          <w:p>
+            <w:pPr>
+              <w:keepLines/>
+              <w:spacing w:after="40" w:line="254" w:lineRule="auto"/>
+            </w:pPr>
+            <w:r>
+              <w:rPr>
+                <w:color w:val="000000"/>
+                <w:sz w:val="17"/>
+                <w:szCs w:val="18"/>
+              </w:rPr>
+              <w:t xml:space="preserve">FLAC and MP3</w:t>
+            </w:r>
+          </w:p>
+        </w:tc>
+        <w:tc>
+          <w:tcPr>
+            <w:tcW w:w="4820" w:type="dxa"/>
+            <w:tcBorders>
+              <w:top w:val="single" w:sz="4" w:space="0" w:color="C9D3DF"/>
+              <w:left w:val="single" w:sz="4" w:space="0" w:color="C9D3DF"/>
+              <w:bottom w:val="single" w:sz="4" w:space="0" w:color="C9D3DF"/>
+              <w:right w:val="single" w:sz="4" w:space="0" w:color="C9D3DF"/>
+            </w:tcBorders>
+            <w:shd w:val="clear" w:color="auto" w:fill="FFFFFF"/>
+            <w:tcMar>
+              <w:top w:w="70" w:type="dxa"/>
+              <w:left w:w="110" w:type="dxa"/>
+              <w:bottom w:w="70" w:type="dxa"/>
+              <w:right w:w="110" w:type="dxa"/>
+            </w:tcMar>
+            <w:vAlign w:val="center"/>
+          </w:tcPr>
+          <w:p>
+            <w:pPr>
+              <w:keepLines/>
+              <w:spacing w:after="40" w:line="254" w:lineRule="auto"/>
+            </w:pPr>
+            <w:r>
+              <w:rPr>
+                <w:color w:val="000000"/>
+                <w:sz w:val="17"/>
+                <w:szCs w:val="18"/>
+              </w:rPr>
+              <w:t xml:space="preserve">372 non-GUI in 31 s; 4 GUI</w:t>
+            </w:r>
+          </w:p>
+        </w:tc>
+      </w:tr>
+      <w:tr>
+        <w:trPr>
+          <w:cantSplit/>
+        </w:trPr>
+        <w:tc>
+          <w:tcPr>
+            <w:tcW w:w="2007" w:type="dxa"/>
+            <w:tcBorders>
+              <w:top w:val="single" w:sz="4" w:space="0" w:color="C9D3DF"/>
+              <w:left w:val="single" w:sz="4" w:space="0" w:color="C9D3DF"/>
+              <w:bottom w:val="single" w:sz="4" w:space="0" w:color="C9D3DF"/>
+              <w:right w:val="single" w:sz="4" w:space="0" w:color="C9D3DF"/>
+            </w:tcBorders>
+            <w:shd w:val="clear" w:color="auto" w:fill="FFFFFF"/>
+            <w:tcMar>
+              <w:top w:w="70" w:type="dxa"/>
+              <w:left w:w="110" w:type="dxa"/>
+              <w:bottom w:w="70" w:type="dxa"/>
+              <w:right w:w="110" w:type="dxa"/>
+            </w:tcMar>
+            <w:vAlign w:val="center"/>
+          </w:tcPr>
+          <w:p>
+            <w:pPr>
+              <w:keepLines/>
+              <w:spacing w:after="40" w:line="254" w:lineRule="auto"/>
+            </w:pPr>
+            <w:r>
+              <w:rPr>
+                <w:bCs/>
+                <w:color w:val="000000"/>
+                <w:sz w:val="17"/>
+                <w:szCs w:val="18"/>
+              </w:rPr>
+              <w:t xml:space="preserve">24 Oct</w:t>
+            </w:r>
+          </w:p>
+        </w:tc>
+        <w:tc>
+          <w:tcPr>
+            <w:tcW w:w="2811" w:type="dxa"/>
+            <w:tcBorders>
+              <w:top w:val="single" w:sz="4" w:space="0" w:color="C9D3DF"/>
+              <w:left w:val="single" w:sz="4" w:space="0" w:color="C9D3DF"/>
+              <w:bottom w:val="single" w:sz="4" w:space="0" w:color="C9D3DF"/>
+              <w:right w:val="single" w:sz="4" w:space="0" w:color="C9D3DF"/>
+            </w:tcBorders>
+            <w:shd w:val="clear" w:color="auto" w:fill="FFFFFF"/>
+            <w:tcMar>
+              <w:top w:w="70" w:type="dxa"/>
+              <w:left w:w="110" w:type="dxa"/>
+              <w:bottom w:w="70" w:type="dxa"/>
+              <w:right w:w="110" w:type="dxa"/>
+            </w:tcMar>
+            <w:vAlign w:val="center"/>
+          </w:tcPr>
+          <w:p>
+            <w:pPr>
+              <w:keepLines/>
+              <w:spacing w:after="40" w:line="254" w:lineRule="auto"/>
+            </w:pPr>
+            <w:r>
+              <w:rPr>
+                <w:color w:val="000000"/>
+                <w:sz w:val="17"/>
+                <w:szCs w:val="18"/>
+              </w:rPr>
+              <w:t xml:space="preserve">Bandwidth provider</w:t>
+            </w:r>
+          </w:p>
+        </w:tc>
+        <w:tc>
+          <w:tcPr>
+            <w:tcW w:w="4820" w:type="dxa"/>
+            <w:tcBorders>
+              <w:top w:val="single" w:sz="4" w:space="0" w:color="C9D3DF"/>
+              <w:left w:val="single" w:sz="4" w:space="0" w:color="C9D3DF"/>
+              <w:bottom w:val="single" w:sz="4" w:space="0" w:color="C9D3DF"/>
+              <w:right w:val="single" w:sz="4" w:space="0" w:color="C9D3DF"/>
+            </w:tcBorders>
+            <w:shd w:val="clear" w:color="auto" w:fill="FFFFFF"/>
+            <w:tcMar>
+              <w:top w:w="70" w:type="dxa"/>
+              <w:left w:w="110" w:type="dxa"/>
+              <w:bottom w:w="70" w:type="dxa"/>
+              <w:right w:w="110" w:type="dxa"/>
+            </w:tcMar>
+            <w:vAlign w:val="center"/>
+          </w:tcPr>
+          <w:p>
+            <w:pPr>
+              <w:keepLines/>
+              <w:spacing w:after="40" w:line="254" w:lineRule="auto"/>
+            </w:pPr>
+            <w:r>
+              <w:rPr>
+                <w:color w:val="000000"/>
+                <w:sz w:val="17"/>
+                <w:szCs w:val="18"/>
+              </w:rPr>
+              <w:t xml:space="preserve">382 non-GUI in 32 s; 4 GUI</w:t>
+            </w:r>
+          </w:p>
+        </w:tc>
+      </w:tr>
+      <w:tr>
+        <w:trPr>
+          <w:cantSplit/>
+        </w:trPr>
+        <w:tc>
+          <w:tcPr>
+            <w:tcW w:w="2007" w:type="dxa"/>
+            <w:tcBorders>
+              <w:top w:val="single" w:sz="4" w:space="0" w:color="C9D3DF"/>
+              <w:left w:val="single" w:sz="4" w:space="0" w:color="C9D3DF"/>
+              <w:bottom w:val="single" w:sz="4" w:space="0" w:color="C9D3DF"/>
+              <w:right w:val="single" w:sz="4" w:space="0" w:color="C9D3DF"/>
+            </w:tcBorders>
+            <w:shd w:val="clear" w:color="auto" w:fill="FFFFFF"/>
+            <w:tcMar>
+              <w:top w:w="70" w:type="dxa"/>
+              <w:left w:w="110" w:type="dxa"/>
+              <w:bottom w:w="70" w:type="dxa"/>
+              <w:right w:w="110" w:type="dxa"/>
+            </w:tcMar>
+            <w:vAlign w:val="center"/>
+          </w:tcPr>
+          <w:p>
+            <w:pPr>
+              <w:keepLines/>
+              <w:spacing w:after="40" w:line="254" w:lineRule="auto"/>
+            </w:pPr>
+            <w:r>
+              <w:rPr>
+                <w:bCs/>
+                <w:color w:val="000000"/>
+                <w:sz w:val="17"/>
+                <w:szCs w:val="18"/>
+              </w:rPr>
+              <w:t xml:space="preserve">24 Oct</w:t>
+            </w:r>
+          </w:p>
+        </w:tc>
+        <w:tc>
+          <w:tcPr>
+            <w:tcW w:w="2811" w:type="dxa"/>
+            <w:tcBorders>
+              <w:top w:val="single" w:sz="4" w:space="0" w:color="C9D3DF"/>
+              <w:left w:val="single" w:sz="4" w:space="0" w:color="C9D3DF"/>
+              <w:bottom w:val="single" w:sz="4" w:space="0" w:color="C9D3DF"/>
+              <w:right w:val="single" w:sz="4" w:space="0" w:color="C9D3DF"/>
+            </w:tcBorders>
+            <w:shd w:val="clear" w:color="auto" w:fill="FFFFFF"/>
+            <w:tcMar>
+              <w:top w:w="70" w:type="dxa"/>
+              <w:left w:w="110" w:type="dxa"/>
+              <w:bottom w:w="70" w:type="dxa"/>
+              <w:right w:w="110" w:type="dxa"/>
+            </w:tcMar>
+            <w:vAlign w:val="center"/>
+          </w:tcPr>
+          <w:p>
+            <w:pPr>
+              <w:keepLines/>
+              <w:spacing w:after="40" w:line="254" w:lineRule="auto"/>
+            </w:pPr>
+            <w:r>
+              <w:rPr>
+                <w:color w:val="000000"/>
+                <w:sz w:val="17"/>
+                <w:szCs w:val="18"/>
+              </w:rPr>
+              <w:t xml:space="preserve">default-v6 merged with FLAC and MP3</w:t>
+            </w:r>
+          </w:p>
+        </w:tc>
+        <w:tc>
+          <w:tcPr>
+            <w:tcW w:w="4820" w:type="dxa"/>
+            <w:tcBorders>
+              <w:top w:val="single" w:sz="4" w:space="0" w:color="C9D3DF"/>
+              <w:left w:val="single" w:sz="4" w:space="0" w:color="C9D3DF"/>
+              <w:bottom w:val="single" w:sz="4" w:space="0" w:color="C9D3DF"/>
+              <w:right w:val="single" w:sz="4" w:space="0" w:color="C9D3DF"/>
+            </w:tcBorders>
+            <w:shd w:val="clear" w:color="auto" w:fill="FFFFFF"/>
+            <w:tcMar>
+              <w:top w:w="70" w:type="dxa"/>
+              <w:left w:w="110" w:type="dxa"/>
+              <w:bottom w:w="70" w:type="dxa"/>
+              <w:right w:w="110" w:type="dxa"/>
+            </w:tcMar>
+            <w:vAlign w:val="center"/>
+          </w:tcPr>
+          <w:p>
+            <w:pPr>
+              <w:keepLines/>
+              <w:spacing w:after="40" w:line="254" w:lineRule="auto"/>
+            </w:pPr>
+            <w:r>
+              <w:rPr>
+                <w:color w:val="000000"/>
+                <w:sz w:val="17"/>
+                <w:szCs w:val="18"/>
+              </w:rPr>
+              <w:t xml:space="preserve">399 non-GUI in 32 s; 4 GUI</w:t>
+            </w:r>
+          </w:p>
+        </w:tc>
+      </w:tr>
+      <w:tr>
+        <w:trPr>
+          <w:cantSplit/>
+        </w:trPr>
+        <w:tc>
+          <w:tcPr>
+            <w:tcW w:w="2007" w:type="dxa"/>
+            <w:tcBorders>
+              <w:top w:val="single" w:sz="4" w:space="0" w:color="C9D3DF"/>
+              <w:left w:val="single" w:sz="4" w:space="0" w:color="C9D3DF"/>
+              <w:bottom w:val="single" w:sz="4" w:space="0" w:color="C9D3DF"/>
+              <w:right w:val="single" w:sz="4" w:space="0" w:color="C9D3DF"/>
+            </w:tcBorders>
+            <w:shd w:val="clear" w:color="auto" w:fill="FFFFFF"/>
+            <w:tcMar>
+              <w:top w:w="70" w:type="dxa"/>
+              <w:left w:w="110" w:type="dxa"/>
+              <w:bottom w:w="70" w:type="dxa"/>
+              <w:right w:w="110" w:type="dxa"/>
+            </w:tcMar>
+            <w:vAlign w:val="center"/>
+          </w:tcPr>
+          <w:p>
+            <w:pPr>
+              <w:keepLines/>
+              <w:spacing w:after="40" w:line="254" w:lineRule="auto"/>
+            </w:pPr>
+            <w:r>
+              <w:rPr>
+                <w:bCs/>
+                <w:color w:val="000000"/>
+                <w:sz w:val="17"/>
+                <w:szCs w:val="18"/>
+              </w:rPr>
+              <w:t xml:space="preserve">24 Oct</w:t>
+            </w:r>
+          </w:p>
+        </w:tc>
+        <w:tc>
+          <w:tcPr>
+            <w:tcW w:w="2811" w:type="dxa"/>
+            <w:tcBorders>
+              <w:top w:val="single" w:sz="4" w:space="0" w:color="C9D3DF"/>
+              <w:left w:val="single" w:sz="4" w:space="0" w:color="C9D3DF"/>
+              <w:bottom w:val="single" w:sz="4" w:space="0" w:color="C9D3DF"/>
+              <w:right w:val="single" w:sz="4" w:space="0" w:color="C9D3DF"/>
+            </w:tcBorders>
+            <w:shd w:val="clear" w:color="auto" w:fill="FFFFFF"/>
+            <w:tcMar>
+              <w:top w:w="70" w:type="dxa"/>
+              <w:left w:w="110" w:type="dxa"/>
+              <w:bottom w:w="70" w:type="dxa"/>
+              <w:right w:w="110" w:type="dxa"/>
+            </w:tcMar>
+            <w:vAlign w:val="center"/>
+          </w:tcPr>
+          <w:p>
+            <w:pPr>
+              <w:keepLines/>
+              <w:spacing w:after="40" w:line="254" w:lineRule="auto"/>
+            </w:pPr>
+            <w:r>
+              <w:rPr>
+                <w:color w:val="000000"/>
+                <w:sz w:val="17"/>
+                <w:szCs w:val="18"/>
+              </w:rPr>
+              <w:t xml:space="preserve">Cross-format review</w:t>
+            </w:r>
+          </w:p>
+        </w:tc>
+        <w:tc>
+          <w:tcPr>
+            <w:tcW w:w="4820" w:type="dxa"/>
+            <w:tcBorders>
+              <w:top w:val="single" w:sz="4" w:space="0" w:color="C9D3DF"/>
+              <w:left w:val="single" w:sz="4" w:space="0" w:color="C9D3DF"/>
+              <w:bottom w:val="single" w:sz="4" w:space="0" w:color="C9D3DF"/>
+              <w:right w:val="single" w:sz="4" w:space="0" w:color="C9D3DF"/>
+            </w:tcBorders>
+            <w:shd w:val="clear" w:color="auto" w:fill="FFFFFF"/>
+            <w:tcMar>
+              <w:top w:w="70" w:type="dxa"/>
+              <w:left w:w="110" w:type="dxa"/>
+              <w:bottom w:w="70" w:type="dxa"/>
+              <w:right w:w="110" w:type="dxa"/>
+            </w:tcMar>
+            <w:vAlign w:val="center"/>
+          </w:tcPr>
+          <w:p>
+            <w:pPr>
+              <w:keepLines/>
+              <w:spacing w:after="40" w:line="254" w:lineRule="auto"/>
+            </w:pPr>
+            <w:r>
+              <w:rPr>
+                <w:color w:val="000000"/>
+                <w:sz w:val="17"/>
+                <w:szCs w:val="18"/>
+              </w:rPr>
+              <w:t xml:space="preserve">405 non-GUI in 33 s; 4 GUI</w:t>
+            </w:r>
+          </w:p>
+        </w:tc>
+      </w:tr>
+      <w:tr>
+        <w:trPr>
+          <w:cantSplit/>
+        </w:trPr>
+        <w:tc>
+          <w:tcPr>
+            <w:tcW w:w="2007" w:type="dxa"/>
+            <w:tcBorders>
+              <w:top w:val="single" w:sz="4" w:space="0" w:color="C9D3DF"/>
+              <w:left w:val="single" w:sz="4" w:space="0" w:color="C9D3DF"/>
+              <w:bottom w:val="single" w:sz="4" w:space="0" w:color="C9D3DF"/>
+              <w:right w:val="single" w:sz="4" w:space="0" w:color="C9D3DF"/>
+            </w:tcBorders>
+            <w:shd w:val="clear" w:color="auto" w:fill="FFFFFF"/>
+            <w:tcMar>
+              <w:top w:w="70" w:type="dxa"/>
+              <w:left w:w="110" w:type="dxa"/>
+              <w:bottom w:w="70" w:type="dxa"/>
+              <w:right w:w="110" w:type="dxa"/>
+            </w:tcMar>
+            <w:vAlign w:val="center"/>
+          </w:tcPr>
+          <w:p>
+            <w:pPr>
+              <w:keepLines/>
+              <w:spacing w:after="40" w:line="254" w:lineRule="auto"/>
+            </w:pPr>
+            <w:r>
+              <w:rPr>
+                <w:bCs/>
+                <w:color w:val="000000"/>
+                <w:sz w:val="17"/>
+                <w:szCs w:val="18"/>
+              </w:rPr>
+              <w:t xml:space="preserve">24 Oct</w:t>
+            </w:r>
+          </w:p>
+        </w:tc>
+        <w:tc>
+          <w:tcPr>
+            <w:tcW w:w="2811" w:type="dxa"/>
+            <w:tcBorders>
+              <w:top w:val="single" w:sz="4" w:space="0" w:color="C9D3DF"/>
+              <w:left w:val="single" w:sz="4" w:space="0" w:color="C9D3DF"/>
+              <w:bottom w:val="single" w:sz="4" w:space="0" w:color="C9D3DF"/>
+              <w:right w:val="single" w:sz="4" w:space="0" w:color="C9D3DF"/>
+            </w:tcBorders>
+            <w:shd w:val="clear" w:color="auto" w:fill="FFFFFF"/>
+            <w:tcMar>
+              <w:top w:w="70" w:type="dxa"/>
+              <w:left w:w="110" w:type="dxa"/>
+              <w:bottom w:w="70" w:type="dxa"/>
+              <w:right w:w="110" w:type="dxa"/>
+            </w:tcMar>
+            <w:vAlign w:val="center"/>
+          </w:tcPr>
+          <w:p>
+            <w:pPr>
+              <w:keepLines/>
+              <w:spacing w:after="40" w:line="254" w:lineRule="auto"/>
+            </w:pPr>
+            <w:r>
+              <w:rPr>
+                <w:color w:val="000000"/>
+                <w:sz w:val="17"/>
+                <w:szCs w:val="18"/>
+              </w:rPr>
+              <w:t xml:space="preserve">Mixed-format evidence</w:t>
+            </w:r>
+          </w:p>
+        </w:tc>
+        <w:tc>
+          <w:tcPr>
+            <w:tcW w:w="4820" w:type="dxa"/>
+            <w:tcBorders>
+              <w:top w:val="single" w:sz="4" w:space="0" w:color="C9D3DF"/>
+              <w:left w:val="single" w:sz="4" w:space="0" w:color="C9D3DF"/>
+              <w:bottom w:val="single" w:sz="4" w:space="0" w:color="C9D3DF"/>
+              <w:right w:val="single" w:sz="4" w:space="0" w:color="C9D3DF"/>
+            </w:tcBorders>
+            <w:shd w:val="clear" w:color="auto" w:fill="FFFFFF"/>
+            <w:tcMar>
+              <w:top w:w="70" w:type="dxa"/>
+              <w:left w:w="110" w:type="dxa"/>
+              <w:bottom w:w="70" w:type="dxa"/>
+              <w:right w:w="110" w:type="dxa"/>
+            </w:tcMar>
+            <w:vAlign w:val="center"/>
+          </w:tcPr>
+          <w:p>
+            <w:pPr>
+              <w:keepLines/>
+              <w:spacing w:after="40" w:line="254" w:lineRule="auto"/>
+            </w:pPr>
+            <w:r>
+              <w:rPr>
+                <w:color w:val="000000"/>
+                <w:sz w:val="17"/>
+                <w:szCs w:val="18"/>
+              </w:rPr>
+              <w:t xml:space="preserve">418 non-GUI in 35 s; 4 GUI</w:t>
+            </w:r>
+          </w:p>
+        </w:tc>
+      </w:tr>
+      <w:tr>
+        <w:trPr>
+          <w:cantSplit/>
+        </w:trPr>
+        <w:tc>
+          <w:tcPr>
+            <w:tcW w:w="2007" w:type="dxa"/>
+            <w:tcBorders>
+              <w:top w:val="single" w:sz="4" w:space="0" w:color="C9D3DF"/>
+              <w:left w:val="single" w:sz="4" w:space="0" w:color="C9D3DF"/>
+              <w:bottom w:val="single" w:sz="4" w:space="0" w:color="C9D3DF"/>
+              <w:right w:val="single" w:sz="4" w:space="0" w:color="C9D3DF"/>
+            </w:tcBorders>
+            <w:shd w:val="clear" w:color="auto" w:fill="FFFFFF"/>
+            <w:tcMar>
+              <w:top w:w="70" w:type="dxa"/>
+              <w:left w:w="110" w:type="dxa"/>
+              <w:bottom w:w="70" w:type="dxa"/>
+              <w:right w:w="110" w:type="dxa"/>
+            </w:tcMar>
+            <w:vAlign w:val="center"/>
+          </w:tcPr>
+          <w:p>
+            <w:pPr>
+              <w:keepLines/>
+              <w:spacing w:after="40" w:line="254" w:lineRule="auto"/>
+            </w:pPr>
+            <w:r>
+              <w:rPr>
+                <w:bCs/>
+                <w:color w:val="000000"/>
+                <w:sz w:val="17"/>
+                <w:szCs w:val="18"/>
+              </w:rPr>
+              <w:t xml:space="preserve">24 Oct</w:t>
+            </w:r>
+          </w:p>
+        </w:tc>
+        <w:tc>
+          <w:tcPr>
+            <w:tcW w:w="2811" w:type="dxa"/>
+            <w:tcBorders>
+              <w:top w:val="single" w:sz="4" w:space="0" w:color="C9D3DF"/>
+              <w:left w:val="single" w:sz="4" w:space="0" w:color="C9D3DF"/>
+              <w:bottom w:val="single" w:sz="4" w:space="0" w:color="C9D3DF"/>
+              <w:right w:val="single" w:sz="4" w:space="0" w:color="C9D3DF"/>
+            </w:tcBorders>
+            <w:shd w:val="clear" w:color="auto" w:fill="FFFFFF"/>
+            <w:tcMar>
+              <w:top w:w="70" w:type="dxa"/>
+              <w:left w:w="110" w:type="dxa"/>
+              <w:bottom w:w="70" w:type="dxa"/>
+              <w:right w:w="110" w:type="dxa"/>
+            </w:tcMar>
+            <w:vAlign w:val="center"/>
+          </w:tcPr>
+          <w:p>
+            <w:pPr>
+              <w:keepLines/>
+              <w:spacing w:after="40" w:line="254" w:lineRule="auto"/>
+            </w:pPr>
+            <w:r>
+              <w:rPr>
+                <w:color w:val="000000"/>
+                <w:sz w:val="17"/>
+                <w:szCs w:val="18"/>
+              </w:rPr>
+              <w:t xml:space="preserve">WAV-focus scope</w:t>
+            </w:r>
+          </w:p>
+        </w:tc>
+        <w:tc>
+          <w:tcPr>
+            <w:tcW w:w="4820" w:type="dxa"/>
+            <w:tcBorders>
+              <w:top w:val="single" w:sz="4" w:space="0" w:color="C9D3DF"/>
+              <w:left w:val="single" w:sz="4" w:space="0" w:color="C9D3DF"/>
+              <w:bottom w:val="single" w:sz="4" w:space="0" w:color="C9D3DF"/>
+              <w:right w:val="single" w:sz="4" w:space="0" w:color="C9D3DF"/>
+            </w:tcBorders>
+            <w:shd w:val="clear" w:color="auto" w:fill="FFFFFF"/>
+            <w:tcMar>
+              <w:top w:w="70" w:type="dxa"/>
+              <w:left w:w="110" w:type="dxa"/>
+              <w:bottom w:w="70" w:type="dxa"/>
+              <w:right w:w="110" w:type="dxa"/>
+            </w:tcMar>
+            <w:vAlign w:val="center"/>
+          </w:tcPr>
+          <w:p>
+            <w:pPr>
+              <w:keepLines/>
+              <w:spacing w:after="40" w:line="254" w:lineRule="auto"/>
+            </w:pPr>
+            <w:r>
+              <w:rPr>
+                <w:color w:val="000000"/>
+                <w:sz w:val="17"/>
+                <w:szCs w:val="18"/>
+              </w:rPr>
+              <w:t xml:space="preserve">421 non-GUI; 4 GUI</w:t>
+            </w:r>
+          </w:p>
+        </w:tc>
+      </w:tr>
+      <w:tr>
+        <w:trPr>
+          <w:cantSplit/>
+        </w:trPr>
+        <w:tc>
+          <w:tcPr>
+            <w:tcW w:w="2007" w:type="dxa"/>
+            <w:tcBorders>
+              <w:top w:val="single" w:sz="4" w:space="0" w:color="C9D3DF"/>
+              <w:left w:val="single" w:sz="4" w:space="0" w:color="C9D3DF"/>
+              <w:bottom w:val="single" w:sz="4" w:space="0" w:color="C9D3DF"/>
+              <w:right w:val="single" w:sz="4" w:space="0" w:color="C9D3DF"/>
+            </w:tcBorders>
+            <w:shd w:val="clear" w:color="auto" w:fill="FFFFFF"/>
+            <w:tcMar>
+              <w:top w:w="70" w:type="dxa"/>
+              <w:left w:w="110" w:type="dxa"/>
+              <w:bottom w:w="70" w:type="dxa"/>
+              <w:right w:w="110" w:type="dxa"/>
+            </w:tcMar>
+            <w:vAlign w:val="center"/>
+          </w:tcPr>
+          <w:p>
+            <w:pPr>
+              <w:keepLines/>
+              <w:spacing w:after="40" w:line="254" w:lineRule="auto"/>
+            </w:pPr>
+            <w:r>
+              <w:rPr>
+                <w:bCs/>
+                <w:color w:val="000000"/>
+                <w:sz w:val="17"/>
+                <w:szCs w:val="18"/>
+              </w:rPr>
+              <w:t xml:space="preserve">24 Oct</w:t>
+            </w:r>
+          </w:p>
+        </w:tc>
+        <w:tc>
+          <w:tcPr>
+            <w:tcW w:w="2811" w:type="dxa"/>
+            <w:tcBorders>
+              <w:top w:val="single" w:sz="4" w:space="0" w:color="C9D3DF"/>
+              <w:left w:val="single" w:sz="4" w:space="0" w:color="C9D3DF"/>
+              <w:bottom w:val="single" w:sz="4" w:space="0" w:color="C9D3DF"/>
+              <w:right w:val="single" w:sz="4" w:space="0" w:color="C9D3DF"/>
+            </w:tcBorders>
+            <w:shd w:val="clear" w:color="auto" w:fill="FFFFFF"/>
+            <w:tcMar>
+              <w:top w:w="70" w:type="dxa"/>
+              <w:left w:w="110" w:type="dxa"/>
+              <w:bottom w:w="70" w:type="dxa"/>
+              <w:right w:w="110" w:type="dxa"/>
+            </w:tcMar>
+            <w:vAlign w:val="center"/>
+          </w:tcPr>
+          <w:p>
+            <w:pPr>
+              <w:keepLines/>
+              <w:spacing w:after="40" w:line="254" w:lineRule="auto"/>
+            </w:pPr>
+            <w:r>
+              <w:rPr>
+                <w:color w:val="000000"/>
+                <w:sz w:val="17"/>
+                <w:szCs w:val="18"/>
+              </w:rPr>
+              <w:t xml:space="preserve">Suno known AI signer</w:t>
+            </w:r>
+          </w:p>
+        </w:tc>
+        <w:tc>
+          <w:tcPr>
+            <w:tcW w:w="4820" w:type="dxa"/>
+            <w:tcBorders>
+              <w:top w:val="single" w:sz="4" w:space="0" w:color="C9D3DF"/>
+              <w:left w:val="single" w:sz="4" w:space="0" w:color="C9D3DF"/>
+              <w:bottom w:val="single" w:sz="4" w:space="0" w:color="C9D3DF"/>
+              <w:right w:val="single" w:sz="4" w:space="0" w:color="C9D3DF"/>
+            </w:tcBorders>
+            <w:shd w:val="clear" w:color="auto" w:fill="FFFFFF"/>
+            <w:tcMar>
+              <w:top w:w="70" w:type="dxa"/>
+              <w:left w:w="110" w:type="dxa"/>
+              <w:bottom w:w="70" w:type="dxa"/>
+              <w:right w:w="110" w:type="dxa"/>
+            </w:tcMar>
+            <w:vAlign w:val="center"/>
+          </w:tcPr>
+          <w:p>
+            <w:pPr>
+              <w:keepLines/>
+              <w:spacing w:after="40" w:line="254" w:lineRule="auto"/>
+            </w:pPr>
+            <w:r>
+              <w:rPr>
+                <w:color w:val="000000"/>
+                <w:sz w:val="17"/>
+                <w:szCs w:val="18"/>
+              </w:rPr>
+              <w:t xml:space="preserve">430 non-GUI in 36 s, 3 Suno checks skipped; 4 GUI</w:t>
+            </w:r>
+          </w:p>
+        </w:tc>
+      </w:tr>
+      <w:tr>
+        <w:trPr>
+          <w:cantSplit/>
+        </w:trPr>
+        <w:tc>
+          <w:tcPr>
+            <w:tcW w:w="2007" w:type="dxa"/>
+            <w:tcBorders>
+              <w:top w:val="single" w:sz="4" w:space="0" w:color="C9D3DF"/>
+              <w:left w:val="single" w:sz="4" w:space="0" w:color="C9D3DF"/>
+              <w:bottom w:val="single" w:sz="4" w:space="0" w:color="C9D3DF"/>
+              <w:right w:val="single" w:sz="4" w:space="0" w:color="C9D3DF"/>
+            </w:tcBorders>
+            <w:shd w:val="clear" w:color="auto" w:fill="FFFFFF"/>
+            <w:tcMar>
+              <w:top w:w="70" w:type="dxa"/>
+              <w:left w:w="110" w:type="dxa"/>
+              <w:bottom w:w="70" w:type="dxa"/>
+              <w:right w:w="110" w:type="dxa"/>
+            </w:tcMar>
+            <w:vAlign w:val="center"/>
+          </w:tcPr>
+          <w:p>
+            <w:pPr>
+              <w:keepLines/>
+              <w:spacing w:after="40" w:line="254" w:lineRule="auto"/>
+            </w:pPr>
+            <w:r>
+              <w:rPr>
+                <w:bCs/>
+                <w:color w:val="000000"/>
+                <w:sz w:val="17"/>
+                <w:szCs w:val="18"/>
+              </w:rPr>
+              <w:t xml:space="preserve">25 Oct</w:t>
+            </w:r>
+          </w:p>
+        </w:tc>
+        <w:tc>
+          <w:tcPr>
+            <w:tcW w:w="2811" w:type="dxa"/>
+            <w:tcBorders>
+              <w:top w:val="single" w:sz="4" w:space="0" w:color="C9D3DF"/>
+              <w:left w:val="single" w:sz="4" w:space="0" w:color="C9D3DF"/>
+              <w:bottom w:val="single" w:sz="4" w:space="0" w:color="C9D3DF"/>
+              <w:right w:val="single" w:sz="4" w:space="0" w:color="C9D3DF"/>
+            </w:tcBorders>
+            <w:shd w:val="clear" w:color="auto" w:fill="FFFFFF"/>
+            <w:tcMar>
+              <w:top w:w="70" w:type="dxa"/>
+              <w:left w:w="110" w:type="dxa"/>
+              <w:bottom w:w="70" w:type="dxa"/>
+              <w:right w:w="110" w:type="dxa"/>
+            </w:tcMar>
+            <w:vAlign w:val="center"/>
+          </w:tcPr>
+          <w:p>
+            <w:pPr>
+              <w:keepLines/>
+              <w:spacing w:after="40" w:line="254" w:lineRule="auto"/>
+            </w:pPr>
+            <w:r>
+              <w:rPr>
+                <w:color w:val="000000"/>
+                <w:sz w:val="17"/>
+                <w:szCs w:val="18"/>
+              </w:rPr>
+              <w:t xml:space="preserve">Declared ranges, content beyond the final, forge cost</w:t>
+            </w:r>
+          </w:p>
+        </w:tc>
+        <w:tc>
+          <w:tcPr>
+            <w:tcW w:w="4820" w:type="dxa"/>
+            <w:tcBorders>
+              <w:top w:val="single" w:sz="4" w:space="0" w:color="C9D3DF"/>
+              <w:left w:val="single" w:sz="4" w:space="0" w:color="C9D3DF"/>
+              <w:bottom w:val="single" w:sz="4" w:space="0" w:color="C9D3DF"/>
+              <w:right w:val="single" w:sz="4" w:space="0" w:color="C9D3DF"/>
+            </w:tcBorders>
+            <w:shd w:val="clear" w:color="auto" w:fill="FFFFFF"/>
+            <w:tcMar>
+              <w:top w:w="70" w:type="dxa"/>
+              <w:left w:w="110" w:type="dxa"/>
+              <w:bottom w:w="70" w:type="dxa"/>
+              <w:right w:w="110" w:type="dxa"/>
+            </w:tcMar>
+            <w:vAlign w:val="center"/>
+          </w:tcPr>
+          <w:p>
+            <w:pPr>
+              <w:keepLines/>
+              <w:spacing w:after="40" w:line="254" w:lineRule="auto"/>
+            </w:pPr>
+            <w:r>
+              <w:rPr>
+                <w:color w:val="000000"/>
+                <w:sz w:val="17"/>
+                <w:szCs w:val="18"/>
+              </w:rPr>
+              <w:t xml:space="preserve">466: 459 of 462 non-GUI in 40 s, 3 Suno checks skipped; 4 GUI; coverage 73.3% / 63.5%</w:t>
+            </w:r>
+          </w:p>
+        </w:tc>
+      </w:tr>
+      <w:tr>
+        <w:trPr>
+          <w:cantSplit/>
+        </w:trPr>
+        <w:tc>
+          <w:tcPr>
+            <w:tcW w:w="2007" w:type="dxa"/>
+            <w:tcBorders>
+              <w:top w:val="single" w:sz="4" w:space="0" w:color="C9D3DF"/>
+              <w:left w:val="single" w:sz="4" w:space="0" w:color="C9D3DF"/>
+              <w:bottom w:val="single" w:sz="4" w:space="0" w:color="C9D3DF"/>
+              <w:right w:val="single" w:sz="4" w:space="0" w:color="C9D3DF"/>
+            </w:tcBorders>
+            <w:shd w:val="clear" w:color="auto" w:fill="FFFFFF"/>
+            <w:tcMar>
+              <w:top w:w="70" w:type="dxa"/>
+              <w:left w:w="110" w:type="dxa"/>
+              <w:bottom w:w="70" w:type="dxa"/>
+              <w:right w:w="110" w:type="dxa"/>
+            </w:tcMar>
+            <w:vAlign w:val="center"/>
+          </w:tcPr>
+          <w:p>
+            <w:pPr>
+              <w:keepLines/>
+              <w:spacing w:after="40" w:line="254" w:lineRule="auto"/>
+            </w:pPr>
+            <w:r>
+              <w:rPr>
+                <w:bCs/>
+                <w:color w:val="000000"/>
+                <w:sz w:val="17"/>
+                <w:szCs w:val="18"/>
+              </w:rPr>
+              <w:t xml:space="preserve">27 Oct</w:t>
+            </w:r>
+          </w:p>
+        </w:tc>
+        <w:tc>
+          <w:tcPr>
+            <w:tcW w:w="2811" w:type="dxa"/>
+            <w:tcBorders>
+              <w:top w:val="single" w:sz="4" w:space="0" w:color="C9D3DF"/>
+              <w:left w:val="single" w:sz="4" w:space="0" w:color="C9D3DF"/>
+              <w:bottom w:val="single" w:sz="4" w:space="0" w:color="C9D3DF"/>
+              <w:right w:val="single" w:sz="4" w:space="0" w:color="C9D3DF"/>
+            </w:tcBorders>
+            <w:shd w:val="clear" w:color="auto" w:fill="FFFFFF"/>
+            <w:tcMar>
+              <w:top w:w="70" w:type="dxa"/>
+              <w:left w:w="110" w:type="dxa"/>
+              <w:bottom w:w="70" w:type="dxa"/>
+              <w:right w:w="110" w:type="dxa"/>
+            </w:tcMar>
+            <w:vAlign w:val="center"/>
+          </w:tcPr>
+          <w:p>
+            <w:pPr>
+              <w:keepLines/>
+              <w:spacing w:after="40" w:line="254" w:lineRule="auto"/>
+            </w:pPr>
+            <w:r>
+              <w:rPr>
+                <w:color w:val="000000"/>
+                <w:sz w:val="17"/>
+                <w:szCs w:val="18"/>
+              </w:rPr>
+              <w:t xml:space="preserve">0.8.2, fresh export and new environment</w:t>
+            </w:r>
+          </w:p>
+        </w:tc>
+        <w:tc>
+          <w:tcPr>
+            <w:tcW w:w="4820" w:type="dxa"/>
+            <w:tcBorders>
+              <w:top w:val="single" w:sz="4" w:space="0" w:color="C9D3DF"/>
+              <w:left w:val="single" w:sz="4" w:space="0" w:color="C9D3DF"/>
+              <w:bottom w:val="single" w:sz="4" w:space="0" w:color="C9D3DF"/>
+              <w:right w:val="single" w:sz="4" w:space="0" w:color="C9D3DF"/>
+            </w:tcBorders>
+            <w:shd w:val="clear" w:color="auto" w:fill="FFFFFF"/>
+            <w:tcMar>
+              <w:top w:w="70" w:type="dxa"/>
+              <w:left w:w="110" w:type="dxa"/>
+              <w:bottom w:w="70" w:type="dxa"/>
+              <w:right w:w="110" w:type="dxa"/>
+            </w:tcMar>
+            <w:vAlign w:val="center"/>
+          </w:tcPr>
+          <w:p>
+            <w:pPr>
+              <w:keepLines/>
+              <w:spacing w:after="40" w:line="254" w:lineRule="auto"/>
+            </w:pPr>
+            <w:r>
+              <w:rPr>
+                <w:color w:val="000000"/>
+                <w:sz w:val="17"/>
+                <w:szCs w:val="18"/>
+              </w:rPr>
+              <w:t xml:space="preserve">501: 496 non-GUI in 59 s, no skips; 5 GUI</w:t>
+            </w:r>
+          </w:p>
+        </w:tc>
+      </w:tr>
+      <w:tr>
+        <w:trPr>
+          <w:cantSplit/>
+        </w:trPr>
+        <w:tc>
+          <w:tcPr>
+            <w:tcW w:w="2007" w:type="dxa"/>
+            <w:tcBorders>
+              <w:top w:val="single" w:sz="4" w:space="0" w:color="C9D3DF"/>
+              <w:left w:val="single" w:sz="4" w:space="0" w:color="C9D3DF"/>
+              <w:bottom w:val="single" w:sz="4" w:space="0" w:color="C9D3DF"/>
+              <w:right w:val="single" w:sz="4" w:space="0" w:color="C9D3DF"/>
+            </w:tcBorders>
+            <w:shd w:val="clear" w:color="auto" w:fill="FFFFFF"/>
+            <w:tcMar>
+              <w:top w:w="70" w:type="dxa"/>
+              <w:left w:w="110" w:type="dxa"/>
+              <w:bottom w:w="70" w:type="dxa"/>
+              <w:right w:w="110" w:type="dxa"/>
+            </w:tcMar>
+            <w:vAlign w:val="center"/>
+          </w:tcPr>
+          <w:p>
+            <w:pPr>
+              <w:keepLines/>
+              <w:spacing w:after="40" w:line="254" w:lineRule="auto"/>
+            </w:pPr>
+            <w:r>
+              <w:rPr>
+                <w:bCs/>
+                <w:color w:val="000000"/>
+                <w:sz w:val="17"/>
+                <w:szCs w:val="18"/>
+              </w:rPr>
+              <w:t xml:space="preserve">28 Oct</w:t>
+            </w:r>
+          </w:p>
+        </w:tc>
+        <w:tc>
+          <w:tcPr>
+            <w:tcW w:w="2811" w:type="dxa"/>
+            <w:tcBorders>
+              <w:top w:val="single" w:sz="4" w:space="0" w:color="C9D3DF"/>
+              <w:left w:val="single" w:sz="4" w:space="0" w:color="C9D3DF"/>
+              <w:bottom w:val="single" w:sz="4" w:space="0" w:color="C9D3DF"/>
+              <w:right w:val="single" w:sz="4" w:space="0" w:color="C9D3DF"/>
+            </w:tcBorders>
+            <w:shd w:val="clear" w:color="auto" w:fill="FFFFFF"/>
+            <w:tcMar>
+              <w:top w:w="70" w:type="dxa"/>
+              <w:left w:w="110" w:type="dxa"/>
+              <w:bottom w:w="70" w:type="dxa"/>
+              <w:right w:w="110" w:type="dxa"/>
+            </w:tcMar>
+            <w:vAlign w:val="center"/>
+          </w:tcPr>
+          <w:p>
+            <w:pPr>
+              <w:keepLines/>
+              <w:spacing w:after="40" w:line="254" w:lineRule="auto"/>
+            </w:pPr>
+            <w:r>
+              <w:rPr>
+                <w:color w:val="000000"/>
+                <w:sz w:val="17"/>
+                <w:szCs w:val="18"/>
+              </w:rPr>
+              <w:t xml:space="preserve">0.8.2 with coverage</w:t>
+            </w:r>
+          </w:p>
+        </w:tc>
+        <w:tc>
+          <w:tcPr>
+            <w:tcW w:w="4820" w:type="dxa"/>
+            <w:tcBorders>
+              <w:top w:val="single" w:sz="4" w:space="0" w:color="C9D3DF"/>
+              <w:left w:val="single" w:sz="4" w:space="0" w:color="C9D3DF"/>
+              <w:bottom w:val="single" w:sz="4" w:space="0" w:color="C9D3DF"/>
+              <w:right w:val="single" w:sz="4" w:space="0" w:color="C9D3DF"/>
+            </w:tcBorders>
+            <w:shd w:val="clear" w:color="auto" w:fill="FFFFFF"/>
+            <w:tcMar>
+              <w:top w:w="70" w:type="dxa"/>
+              <w:left w:w="110" w:type="dxa"/>
+              <w:bottom w:w="70" w:type="dxa"/>
+              <w:right w:w="110" w:type="dxa"/>
+            </w:tcMar>
+            <w:vAlign w:val="center"/>
+          </w:tcPr>
+          <w:p>
+            <w:pPr>
+              <w:keepLines/>
+              <w:spacing w:after="40" w:line="254" w:lineRule="auto"/>
+            </w:pPr>
+            <w:r>
+              <w:rPr>
+                <w:color w:val="000000"/>
+                <w:sz w:val="17"/>
+                <w:szCs w:val="18"/>
+              </w:rPr>
+              <w:t xml:space="preserve">501 passed; coverage 74.7% / 65.0%</w:t>
+            </w:r>
+          </w:p>
+        </w:tc>
+      </w:tr>
+      <w:tr>
+        <w:trPr>
+          <w:cantSplit/>
+        </w:trPr>
+        <w:tc>
+          <w:tcPr>
+            <w:tcW w:w="2007" w:type="dxa"/>
+            <w:tcBorders>
+              <w:top w:val="single" w:sz="4" w:space="0" w:color="C9D3DF"/>
+              <w:left w:val="single" w:sz="4" w:space="0" w:color="C9D3DF"/>
+              <w:bottom w:val="single" w:sz="4" w:space="0" w:color="C9D3DF"/>
+              <w:right w:val="single" w:sz="4" w:space="0" w:color="C9D3DF"/>
+            </w:tcBorders>
+            <w:shd w:val="clear" w:color="auto" w:fill="FFFFFF"/>
+            <w:tcMar>
+              <w:top w:w="70" w:type="dxa"/>
+              <w:left w:w="110" w:type="dxa"/>
+              <w:bottom w:w="70" w:type="dxa"/>
+              <w:right w:w="110" w:type="dxa"/>
+            </w:tcMar>
+            <w:vAlign w:val="center"/>
+          </w:tcPr>
+          <w:p>
+            <w:pPr>
+              <w:keepLines/>
+              <w:spacing w:after="40" w:line="254" w:lineRule="auto"/>
+            </w:pPr>
+            <w:r>
+              <w:rPr>
+                <w:bCs/>
+                <w:color w:val="000000"/>
+                <w:sz w:val="17"/>
+                <w:szCs w:val="18"/>
+              </w:rPr>
+              <w:t xml:space="preserve">28 Oct</w:t>
+            </w:r>
+          </w:p>
+        </w:tc>
+        <w:tc>
+          <w:tcPr>
+            <w:tcW w:w="2811" w:type="dxa"/>
+            <w:tcBorders>
+              <w:top w:val="single" w:sz="4" w:space="0" w:color="C9D3DF"/>
+              <w:left w:val="single" w:sz="4" w:space="0" w:color="C9D3DF"/>
+              <w:bottom w:val="single" w:sz="4" w:space="0" w:color="C9D3DF"/>
+              <w:right w:val="single" w:sz="4" w:space="0" w:color="C9D3DF"/>
+            </w:tcBorders>
+            <w:shd w:val="clear" w:color="auto" w:fill="FFFFFF"/>
+            <w:tcMar>
+              <w:top w:w="70" w:type="dxa"/>
+              <w:left w:w="110" w:type="dxa"/>
+              <w:bottom w:w="70" w:type="dxa"/>
+              <w:right w:w="110" w:type="dxa"/>
+            </w:tcMar>
+            <w:vAlign w:val="center"/>
+          </w:tcPr>
+          <w:p>
+            <w:pPr>
+              <w:keepLines/>
+              <w:spacing w:after="40" w:line="254" w:lineRule="auto"/>
+            </w:pPr>
+            <w:r>
+              <w:rPr>
+                <w:color w:val="000000"/>
+                <w:sz w:val="17"/>
+                <w:szCs w:val="18"/>
+              </w:rPr>
+              <w:t xml:space="preserve">0.8.3 presentation</w:t>
+            </w:r>
+          </w:p>
+        </w:tc>
+        <w:tc>
+          <w:tcPr>
+            <w:tcW w:w="4820" w:type="dxa"/>
+            <w:tcBorders>
+              <w:top w:val="single" w:sz="4" w:space="0" w:color="C9D3DF"/>
+              <w:left w:val="single" w:sz="4" w:space="0" w:color="C9D3DF"/>
+              <w:bottom w:val="single" w:sz="4" w:space="0" w:color="C9D3DF"/>
+              <w:right w:val="single" w:sz="4" w:space="0" w:color="C9D3DF"/>
+            </w:tcBorders>
+            <w:shd w:val="clear" w:color="auto" w:fill="FFFFFF"/>
+            <w:tcMar>
+              <w:top w:w="70" w:type="dxa"/>
+              <w:left w:w="110" w:type="dxa"/>
+              <w:bottom w:w="70" w:type="dxa"/>
+              <w:right w:w="110" w:type="dxa"/>
+            </w:tcMar>
+            <w:vAlign w:val="center"/>
+          </w:tcPr>
+          <w:p>
+            <w:pPr>
+              <w:keepLines/>
+              <w:spacing w:after="40" w:line="254" w:lineRule="auto"/>
+            </w:pPr>
+            <w:r>
+              <w:rPr>
+                <w:color w:val="000000"/>
+                <w:sz w:val="17"/>
+                <w:szCs w:val="18"/>
+              </w:rPr>
+              <w:t xml:space="preserve">538: 530 non-GUI in 49 s; 8 GUI; coverage 75.3% / 65.7%</w:t>
+            </w:r>
+          </w:p>
+        </w:tc>
+      </w:tr>
+      <w:tr>
+        <w:trPr>
+          <w:cantSplit/>
+        </w:trPr>
+        <w:tc>
+          <w:tcPr>
+            <w:tcW w:w="2007" w:type="dxa"/>
+            <w:tcBorders>
+              <w:top w:val="single" w:sz="4" w:space="0" w:color="C9D3DF"/>
+              <w:left w:val="single" w:sz="4" w:space="0" w:color="C9D3DF"/>
+              <w:bottom w:val="single" w:sz="4" w:space="0" w:color="C9D3DF"/>
+              <w:right w:val="single" w:sz="4" w:space="0" w:color="C9D3DF"/>
+            </w:tcBorders>
+            <w:shd w:val="clear" w:color="auto" w:fill="FFFFFF"/>
+            <w:tcMar>
+              <w:top w:w="70" w:type="dxa"/>
+              <w:left w:w="110" w:type="dxa"/>
+              <w:bottom w:w="70" w:type="dxa"/>
+              <w:right w:w="110" w:type="dxa"/>
+            </w:tcMar>
+            <w:vAlign w:val="center"/>
+          </w:tcPr>
+          <w:p>
+            <w:pPr>
+              <w:keepLines/>
+              <w:spacing w:after="40" w:line="254" w:lineRule="auto"/>
+            </w:pPr>
+            <w:r>
+              <w:rPr>
+                <w:bCs/>
+                <w:color w:val="000000"/>
+                <w:sz w:val="17"/>
+                <w:szCs w:val="18"/>
+              </w:rPr>
+              <w:t xml:space="preserve">29 Oct</w:t>
+            </w:r>
+          </w:p>
+        </w:tc>
+        <w:tc>
+          <w:tcPr>
+            <w:tcW w:w="2811" w:type="dxa"/>
+            <w:tcBorders>
+              <w:top w:val="single" w:sz="4" w:space="0" w:color="C9D3DF"/>
+              <w:left w:val="single" w:sz="4" w:space="0" w:color="C9D3DF"/>
+              <w:bottom w:val="single" w:sz="4" w:space="0" w:color="C9D3DF"/>
+              <w:right w:val="single" w:sz="4" w:space="0" w:color="C9D3DF"/>
+            </w:tcBorders>
+            <w:shd w:val="clear" w:color="auto" w:fill="FFFFFF"/>
+            <w:tcMar>
+              <w:top w:w="70" w:type="dxa"/>
+              <w:left w:w="110" w:type="dxa"/>
+              <w:bottom w:w="70" w:type="dxa"/>
+              <w:right w:w="110" w:type="dxa"/>
+            </w:tcMar>
+            <w:vAlign w:val="center"/>
+          </w:tcPr>
+          <w:p>
+            <w:pPr>
+              <w:keepLines/>
+              <w:spacing w:after="40" w:line="254" w:lineRule="auto"/>
+            </w:pPr>
+            <w:r>
+              <w:rPr>
+                <w:color w:val="000000"/>
+                <w:sz w:val="17"/>
+                <w:szCs w:val="18"/>
+              </w:rPr>
+              <w:t xml:space="preserve">0.8.3 summary refinement</w:t>
+            </w:r>
+          </w:p>
+        </w:tc>
+        <w:tc>
+          <w:tcPr>
+            <w:tcW w:w="4820" w:type="dxa"/>
+            <w:tcBorders>
+              <w:top w:val="single" w:sz="4" w:space="0" w:color="C9D3DF"/>
+              <w:left w:val="single" w:sz="4" w:space="0" w:color="C9D3DF"/>
+              <w:bottom w:val="single" w:sz="4" w:space="0" w:color="C9D3DF"/>
+              <w:right w:val="single" w:sz="4" w:space="0" w:color="C9D3DF"/>
+            </w:tcBorders>
+            <w:shd w:val="clear" w:color="auto" w:fill="FFFFFF"/>
+            <w:tcMar>
+              <w:top w:w="70" w:type="dxa"/>
+              <w:left w:w="110" w:type="dxa"/>
+              <w:bottom w:w="70" w:type="dxa"/>
+              <w:right w:w="110" w:type="dxa"/>
+            </w:tcMar>
+            <w:vAlign w:val="center"/>
+          </w:tcPr>
+          <w:p>
+            <w:pPr>
+              <w:keepLines/>
+              <w:spacing w:after="40" w:line="254" w:lineRule="auto"/>
+            </w:pPr>
+            <w:r>
+              <w:rPr>
+                <w:color w:val="000000"/>
+                <w:sz w:val="17"/>
+                <w:szCs w:val="18"/>
+              </w:rPr>
+              <w:t xml:space="preserve">555: 547 non-GUI in 43 s; 8 GUI</w:t>
+            </w:r>
+          </w:p>
+        </w:tc>
+      </w:tr>
+    </w:tbl>
     <w:p>
       <w:r>
         <w:t>Stored examples and reports are snapshots rather than fresh evidence of the current runtime. Regenerate response files when comparing a modified program or policy, and retain system.source_revision together with the Git commit and scoring-profile ID/version.</w:t>
@@ -33989,7 +35047,7 @@
         <w:spacing w:after="60" w:line="276" w:lineRule="auto"/>
       </w:pPr>
       <w:r>
-        <w:t>Time stamps are not verified against a time-stamp authority (TSA). The official C2PA TSA Trust List is downloaded, pinned and recorded, but c2pa-python 0.37.10 has no separate setting for TSA trust anchors, so it is not passed to the SDK. The legacy ITL rule (trusted only when signed before 1 January 2026) therefore relies on the signing time reported by the SDK rather than a time proven by a trusted TSA. Only the trusted_legacy_itl level (0.9) is affected; BytePlus Lumina and Suno are on neither trust list. When a later c2pa-python release adds a TSA trust setting, the pinned list can be passed to it.</w:t>
+        <w:t xml:space="preserve">Time stamps are not verified against a time-stamp authority: c2pa-python 0.37.10 has no TSA trust setting, so the pinned TSA list is recorded but not used, and the legacy ITL rule relies on the signing time the SDK reports. Only trusted_legacy_itl (0.9) is affected; the list can be passed to a later SDK release that supports it.</w:t>
       </w:r>
     </w:p>
     <w:p>
@@ -34002,7 +35060,7 @@
         <w:spacing w:after="60" w:line="276" w:lineRule="auto"/>
       </w:pPr>
       <w:r>
-        <w:t>The trust lists are a dated snapshot. The official C2PA Trust List is pinned at its 17 October 2026 commit and the known AI signer list was compiled on 21 October 2026 and extended with Suno on 24 October 2026. Signers added to or removed from the official list later are not reflected until the lists are updated with the procedure in policies/c2pa_trust/README.md (download, record commit and SHA-256 in trust_lists.json, run the C2PA tests, record the change in the program version). Each response records the snapshot it used in assessment_checks.c2pa_trust_configuration, so results stay reproducible.</w:t>
+        <w:t xml:space="preserve">The trust lists are a dated snapshot (official list 17 October 2026; known AI signers 21 October, Suno added 24 October). Later changes need the update procedure in policies/c2pa_trust/README.md; each response records its snapshot in assessment_checks.c2pa_trust_configuration.</w:t>
       </w:r>
     </w:p>
     <w:p>
@@ -34015,7 +35073,7 @@
         <w:spacing w:after="60" w:line="276" w:lineRule="auto"/>
       </w:pPr>
       <w:r>
-        <w:t>Revocation is not checked because validation runs offline; revocation_status is always not_checked, so a revoked certificate is not detected.</w:t>
+        <w:t xml:space="preserve">Revocation is not checked (validation runs offline); revocation_status is always not_checked.</w:t>
       </w:r>
     </w:p>
     <w:p>
@@ -34028,7 +35086,7 @@
         <w:spacing w:after="60" w:line="276" w:lineRule="auto"/>
       </w:pPr>
       <w:r>
-        <w:t xml:space="preserve">The known AI signer list has two entries, BytePlus Lumina (Seed Audio) and Suno. Both fingerprints were extracted from the generators' own output (Suno's from two separate generations) and neither has been confirmed by the vendor; the certificates expire on 16 March 2028 and 25 October 2028. Stability AI and Google Lyria need no entry because their certificates are already trusted. Other AI generators are not listed, so an invalid manifest from them is not recognised as an AI signer's label.</w:t>
+        <w:t xml:space="preserve">The known AI signer list has two entries, BytePlus Lumina (Seed Audio) and Suno, extracted from the generators' own output and not confirmed by the vendors; the certificates expire on 16 March 2028 and 25 October 2028. Stability AI and Google Lyria need no entry; other generators are not listed, so an invalid manifest from them is not recognised as an AI label.</w:t>
       </w:r>
     </w:p>
     <w:p>
@@ -34041,7 +35099,7 @@
         <w:spacing w:after="60" w:line="276" w:lineRule="auto"/>
       </w:pPr>
       <w:r>
-        <w:t xml:space="preserve">AI audio without an embedded manifest cannot be told apart from an unsigned human recording by C2PA: both read as absent. ElevenLabs WAV output carries no manifest, and ElevenLabs documents C2PA signing only for MP3 output from its API when the caller opts in, so no current certificate could be verified. Possible solution: verify signed ElevenLabs API MP3s from at least two generations and list the certificate if it is not already trusted; for unsigned files, rely on the declaration and the audio observations.</w:t>
+        <w:t xml:space="preserve">AI audio without an embedded manifest reads as absent, like an unsigned human recording (ElevenLabs WAV output). Possible solution: verify signed ElevenLabs API MP3s from at least two generations and list the certificate if it is not already trusted; for unsigned files, rely on the declaration and the audio observations.</w:t>
       </w:r>
     </w:p>
     <w:p>
@@ -34054,7 +35112,7 @@
         <w:spacing w:after="60" w:line="276" w:lineRule="auto"/>
       </w:pPr>
       <w:r>
-        <w:t xml:space="preserve">Remotely hosted manifests are not read. Adobe Firefly WAV output references a valid manifest hosted by Adobe instead of embedding it. Validation runs offline with remote manifest fetching switched off, so the file reads as absent, and a fingerprint would not change this. Possible solutions: an optional online mode that downloads the remote manifest, checks it against the file's hash with the same pinned lists and records the URL and retrieval time; or accepting a submitted .c2pa sidecar file and validating it offline. Either needs a client decision on network access.</w:t>
+        <w:t xml:space="preserve">Remotely hosted manifests are not read (Adobe Firefly). Possible solutions, both needing a client decision on network access: an optional online mode that downloads the remote manifest, checks it against the file's hash with the same pinned lists and records the URL and retrieval time; or a submitted .c2pa sidecar file validated offline.</w:t>
       </w:r>
     </w:p>
     <w:p>
@@ -34067,7 +35125,7 @@
         <w:spacing w:after="60" w:line="276" w:lineRule="auto"/>
       </w:pPr>
       <w:r>
-        <w:t xml:space="preserve">The Stability AI, Google Lyria, ElevenLabs and Firefly samples were checked on 24 October 2026, but their SHA-256 hashes and certificate details were not recorded and no automated test uses them; only the Suno samples have recorded hashes and tests.</w:t>
+        <w:t xml:space="preserve">The Stability AI, Google Lyria, ElevenLabs and Firefly samples (24 October 2026) have no recorded hashes, certificate details or automated tests; only the Suno samples do.</w:t>
       </w:r>
     </w:p>
     <w:p>
@@ -34119,7 +35177,7 @@
         <w:spacing w:after="60" w:line="276" w:lineRule="auto"/>
       </w:pPr>
       <w:r>
-        <w:t xml:space="preserve">Layer weights, permitted support tiers and severe rules in default-v6 and default-v7 are reviewed policy choices, not calibrated probabilities. Integrity measures consistency between assessed evidence, not authenticity.</w:t>
+        <w:t xml:space="preserve">Layer weights, support tiers, severe rules and forge costs are reviewed policy choices, not calibrated probabilities: Integrity measures consistency between assessed evidence, not authenticity, and a confidence of 0.43 is not a 43% chance of anything. Forge costs come from forgery measurements on one production and a ranking check; they count files and tools, not skill or time, and AAF, DAW and DDEX costs without recorder checks follow the stated rule rather than a measurement.</w:t>
       </w:r>
     </w:p>
     <w:p>
@@ -34132,7 +35190,7 @@
         <w:spacing w:after="60" w:line="276" w:lineRule="auto"/>
       </w:pPr>
       <w:r>
-        <w:t xml:space="preserve">SHA-256 binding shows that submitted bytes match the declared digest, not who created them or when. Recorder metadata (BWF bext and iXML) is not authenticated: it can be rewritten together with the audio and the file rehashed, so field agreement and a matching hash cannot show that a recording session took place. A FLAC's stored MD5 can likewise be rewritten with its audio; a match shows only that the file is internally consistent.</w:t>
+        <w:t xml:space="preserve">SHA-256 binding, recorder metadata (BWF bext and iXML) and a FLAC's stored MD5 can all be rewritten together with the audio and rehashed, so agreement shows internal consistency, not who created the material or that a recording session took place.</w:t>
       </w:r>
     </w:p>
     <w:p>
@@ -34158,7 +35216,7 @@
         <w:spacing w:after="60" w:line="276" w:lineRule="auto"/>
       </w:pPr>
       <w:r>
-        <w:t xml:space="preserve">Integrity is a mean over assessed facts, so one contradiction among many honest facts lowers it only slightly (1 of 122 facts gave 0.995 on Project Rock). The status and the leading contradiction count carry that signal; whether recorder-tier contradictions should weigh more is a policy decision for the client.</w:t>
+        <w:t xml:space="preserve">One contradiction among many honest facts lowers Integrity only slightly (1 of 122 facts gave 0.995 on Project Rock); the status and the leading contradiction count carry the signal. Whether recorder-tier contradictions should weigh more is a client decision.</w:t>
       </w:r>
     </w:p>
     <w:p>
@@ -34184,7 +35242,7 @@
         <w:spacing w:after="60" w:line="276" w:lineRule="auto"/>
       </w:pPr>
       <w:r>
-        <w:t xml:space="preserve">A take's start timecode moved by one second in the WAV and in the sound report: since 0.8.2 a change to bext TimeReference alone fails the bext/iXML timestamp check, but a shift written into both bext and the iXML timestamp (plain XML in the same file) still raises no contradiction, because the AAF checks only that each used range lies inside the recording. The remaining fixes are listed in Section 11 and NEXT_TASKS item 42.</w:t>
+        <w:t xml:space="preserve">A start timecode shifted in the sound report and in both bext and the iXML timestamp (plain XML in the same file) raises no contradiction, because the AAF checks only that each used range lies inside the recording; a bext-only shift fails the bext/iXML check. Remaining fixes: Section 11 and NEXT_TASKS item 42.</w:t>
       </w:r>
     </w:p>
     <w:p>
@@ -34197,7 +35255,7 @@
         <w:spacing w:after="60" w:line="276" w:lineRule="auto"/>
       </w:pPr>
       <w:r>
-        <w:t xml:space="preserve">The full-length sample check proves only that every sample can be read and is finite. It does not detect clipping, silence, dropouts or edits that leave finite samples, and MP3 stores no checksum to compare its decoded samples with. A file whose scan does not finish within the time limit leaves Integrity incomplete; results are not cached between runs.</w:t>
+        <w:t xml:space="preserve">The full-length sample check proves only that every sample can be read and is finite: it does not detect clipping, silence, dropouts or edits, and MP3 stores no checksum for its decoded samples. A scan that does not finish leaves Integrity incomplete; results are not cached between runs.</w:t>
       </w:r>
     </w:p>
     <w:p>
@@ -34248,7 +35306,7 @@
         <w:spacing w:after="60" w:line="276" w:lineRule="auto"/>
       </w:pPr>
       <w:r>
-        <w:t xml:space="preserve">Calibration figures are case counts on small samples, not population accuracy or false-positive rates. Pitch-shifted and time-stretched fingerprint queries and alternate takes are untested, and SpectroMap, librosa, fingerprint agreement and bandwidth are uncalibrated. A bandwidth flag says where a file's audio stops, not who made it: all 25 Lumina benchmark WAVs stop at 17.4-19.9 kHz and are flagged like a lossy encode. AAF-range tasks compare only the seconds an edit used; a few seconds of dialogue give audfprint fewer landmarks, so on Project Rock Ep01 it supported none of the 14 AAF ranges (one candidate fell below the support gates) where the whole-take run had supported two takes. Every count carries a 95% Wilson interval; the intervals treat cases as independent, which cases from one family or session are not.</w:t>
+        <w:t xml:space="preserve">Calibration figures are case counts on small samples, not population rates; each carries a 95% Wilson interval that treats cases as independent, which cases from one family or session are not. Pitch-shifted and time-stretched fingerprint queries and alternate takes are untested; SpectroMap, librosa, fingerprint agreement and bandwidth are uncalibrated, and a bandwidth flag says where audio stops, not who made it. Short AAF ranges give audfprint few landmarks: on Project Rock Ep01 it supported none of the 14 AAF ranges, where the whole-take run had supported two takes.</w:t>
       </w:r>
     </w:p>
     <w:p>
@@ -34261,7 +35319,7 @@
         <w:spacing w:after="60" w:line="276" w:lineRule="auto"/>
       </w:pPr>
       <w:r>
-        <w:t>Real covers are untested. The false-match benchmark asked Lumina for covers of known melodies, but pitch tracking could not find the requested melodies in the generated audio, so the six cover-prompt pairs were left unclassified rather than counted as true or false matches. Whether music_semantics recognises a real cover (same composition, different recording) remains unknown until licensed real covers are tested.</w:t>
+        <w:t xml:space="preserve">Real covers are untested: the Lumina cover prompts did not reproduce the requested melodies, so those six pairs stay unclassified, and whether music_semantics recognises a real cover remains unknown until licensed covers are tested.</w:t>
       </w:r>
     </w:p>
     <w:p>
@@ -34274,7 +35332,7 @@
         <w:spacing w:after="60" w:line="276" w:lineRule="auto"/>
       </w:pPr>
       <w:r>
-        <w:t>Fingerprint agreement is not independent evidence, because both algorithms read the same audio; its chance estimate assumes independent backgrounds. Weak sources in a mix can be missed, and detected shared material such as a common loop does not show that one song derives from another.</w:t>
+        <w:t xml:space="preserve">Fingerprint agreement is not independent evidence (both algorithms read the same audio). Weak sources in a mix can be missed, and shared material such as a common loop does not show that one song derives from another.</w:t>
       </w:r>
     </w:p>
     <w:p>
@@ -34312,7 +35370,7 @@
         <w:spacing w:after="60" w:line="276" w:lineRule="auto"/>
       </w:pPr>
       <w:r>
-        <w:t xml:space="preserve">Audio is limited to WAV (integer PCM, IEEE float and WAVE_FORMAT_EXTENSIBLE), FLAC and MP3 (MPEG Layer III). AIFF, Ogg, RF64/BW64 and MPEG Layer I/II are not supported. MP3 is lossy: it has no bit depth or recorder metadata, its exact length is known only from a Xing/Info header with encoder delay and padding, and audio diagnostics on MP3 compare an approximation of the original (mp3_encoded_queries is not calibrated). Objects are limited to 512 MiB each and 1 GiB per request. Structural checks cannot see a fake format: a FLAC made from an MP3 has a valid MD5 and a re-encoded 320 kbps MP3 has valid frames; only the report-only bandwidth diagnostic points to them. Identical samples between a declared original and its conversion show the same content, not that the original is authentic: a fabricated WAV and its own FLAC are identical too. FLAC and MP3 receive only the checks implemented today; every other check is reported as not assessed, never as a contradiction and never in a score, with the reason: a limitation of this program (program_scope), of the format, or of the file. Audio diagnostics on them use thresholds calibrated on WAV only. For a full assessment, submit WAV; a delivered FLAC or MP3 can be declared derived_from its WAV original as a format conversion. No further FLAC or MP3 checks are planned.</w:t>
+        <w:t xml:space="preserve">Audio is limited to WAV, FLAC and MP3 (Layer III); AIFF, Ogg, RF64/BW64 and MPEG Layer I/II are unsupported, and objects are limited to 512 MiB each and 1 GiB per request. FLAC and MP3 receive only the checks in Section 4; every other check is not assessed, never a contradiction, with the reason (program_scope, format or file), and their diagnostics use WAV-calibrated thresholds. MP3 has no bit depth or recorder metadata and an exact length only with a Xing/Info header. Structural checks cannot see a fake format, and identical samples between an original and its conversion show the same content, not an authentic original: a fabricated WAV and its own FLAC are identical too.</w:t>
       </w:r>
     </w:p>
     <w:p>
@@ -34325,7 +35383,7 @@
         <w:spacing w:after="60" w:line="276" w:lineRule="auto"/>
       </w:pPr>
       <w:r>
-        <w:t xml:space="preserve">Recordings do not have to be WAV/BWF (client decision, 24 October 2026), so a recording may carry no recorder metadata. A plain FLAC or an MP3 recording cannot be checked against the recorder, sound report, AAF or BWF chronology, and if no other qualifying evidence exists Integrity is withheld (null). That means not enough evidence to assess, not suspicious, and it must be presented that way to end users.</w:t>
+        <w:t xml:space="preserve">Recordings do not have to be WAV/BWF (client decision, 24 October 2026). A plain FLAC or MP3 recording cannot be checked against the recorder, sound report, AAF or BWF chronology, and without other qualifying evidence Integrity is withheld (null). That means not enough evidence to assess, not suspicious, and must be presented that way to end users.</w:t>
       </w:r>
     </w:p>
     <w:p>
@@ -34439,9 +35497,7 @@
     </w:p>
     <w:p>
       <w:r>
-        <w:t xml:space="preserve">The harness converts FLAC inputs to PCM-16 WAV before evaluation; this is a dataset preparation step, not evaluator FLAC support. It uses a 3600-second request timeout and starts a separate CLI process per track. With psutil installed it polls the process tree and kills runs exceeding 2 GiB RSS; psutil is not pinned in the </w:t>
-        <w:lastRenderedPageBreak/>
-        <w:t>supplied requirement files, so install it explicitly if relying on this guard. The evaluator itself has no corresponding optional-audio memory ceiling.</w:t>
+        <w:t xml:space="preserve">The harness converts the datasets' FLAC files to PCM-16 WAV as a preparation step, although the evaluator also reads FLAC directly. It uses a 3600-second request timeout and starts a separate CLI process per track. With psutil installed it polls the process tree and kills runs exceeding 2 GiB RSS; psutil is not pinned in the supplied requirement files, so install it explicitly if relying on this guard. The evaluator itself has no corresponding optional-audio memory ceiling.</w:t>
       </w:r>
     </w:p>
     <w:p>
@@ -34449,7 +35505,7 @@
         <w:spacing w:line="276" w:lineRule="auto"/>
       </w:pPr>
       <w:r>
-        <w:t xml:space="preserve">Added after the first-demo feedback work (25 October 2026; NEXT_TASKS items 42-46):</w:t>
+        <w:t xml:space="preserve">Further work, recorded as NEXT_TASKS items 42–46:</w:t>
       </w:r>
     </w:p>
     <w:p>
@@ -34462,7 +35518,7 @@
         <w:spacing w:after="60" w:line="276" w:lineRule="auto"/>
       </w:pPr>
       <w:r>
-        <w:t xml:space="preserve">Close the rest of the start-timecode gap: the bext/iXML timestamp comparison was added in 0.8.2; still to do are checking the timecode-to-OriginationTime offset across a recorder's takes, and comparing the fingerprint offset of each AAF-used range with the offset the AAF timeline predicts (report-only).</w:t>
+        <w:t xml:space="preserve">Close the rest of the start-timecode gap, which the bext/iXML timestamp comparison only narrows: check the timecode-to-OriginationTime offset across a recorder's takes, and compare the fingerprint offset of each AAF-used range with the offset the AAF timeline predicts (report-only).</w:t>
       </w:r>
     </w:p>
     <w:p>
@@ -34704,7 +35760,6 @@
           </w:tcPr>
           <w:p>
             <w:pPr>
-              <w:keepNext/>
               <w:keepLines/>
               <w:spacing w:after="40" w:line="254" w:lineRule="auto"/>
               <w:jc w:val="center"/>
@@ -34739,7 +35794,6 @@
           </w:tcPr>
           <w:p>
             <w:pPr>
-              <w:keepNext/>
               <w:keepLines/>
               <w:spacing w:after="40" w:line="254" w:lineRule="auto"/>
             </w:pPr>
@@ -34773,7 +35827,7 @@
           </w:tcPr>
           <w:p>
             <w:r>
-              <w:t xml:space="preserve">Review default-v6 weights, fact identities, permitted tiers and severe rules; retain explicit consistency-only semantics and test sensitivity.</w:t>
+              <w:t xml:space="preserve">Review default-v7 weights, forge costs, fact identities, permitted tiers and severe rules; retain explicit consistency-only semantics and test sensitivity.</w:t>
             </w:r>
           </w:p>
         </w:tc>
@@ -34797,7 +35851,6 @@
           </w:tcPr>
           <w:p>
             <w:pPr>
-              <w:keepNext/>
               <w:keepLines/>
               <w:spacing w:after="40" w:line="254" w:lineRule="auto"/>
             </w:pPr>
@@ -35422,7 +36475,7 @@
                 <w:color w:val="000000"/>
                 <w:sz w:val="17"/>
               </w:rPr>
-              <w:t xml:space="preserve">Done in 0.8.1: AAF-range audio diagnostics and the chronology warning. Remaining: decide with the client on a dialogue post-production workflow and on weighting recorder-tier contradictions; request the final audio for Ep02 and Ep03, whose masters carry no audio. Since 24 October 2026 AAF-used takes that were not submitted lower support_breadth coverage, and undated audio edges are listed as not_comparable; which recordings a workflow requires and any chronology scoring are still client decisions.</w:t>
+              <w:t xml:space="preserve">Decide with the client on a dialogue post-production workflow and on weighting recorder-tier contradictions; request the final audio for Ep02 and Ep03, whose masters carry no audio. Which recordings a workflow requires and any chronology scoring are client decisions. AAF-range diagnostics, the chronology warning, support-breadth coverage of unsubmitted AAF takes and not_comparable undated edges are implemented.</w:t>
             </w:r>
           </w:p>
         </w:tc>
@@ -35897,7 +36950,6 @@
           </w:tcPr>
           <w:p>
             <w:pPr>
-              <w:keepNext/>
               <w:keepLines/>
               <w:spacing w:after="40" w:line="254" w:lineRule="auto"/>
               <w:jc w:val="center"/>
@@ -35932,7 +36984,6 @@
           </w:tcPr>
           <w:p>
             <w:pPr>
-              <w:keepNext/>
               <w:keepLines/>
               <w:spacing w:after="40" w:line="254" w:lineRule="auto"/>
             </w:pPr>
@@ -35966,17 +37017,16 @@
           </w:tcPr>
           <w:p>
             <w:pPr>
-              <w:keepNext/>
-              <w:keepLines/>
-              <w:spacing w:after="40" w:line="254" w:lineRule="auto"/>
-            </w:pPr>
-            <w:r>
-              <w:rPr>
-                <w:color w:val="000000"/>
-                <w:sz w:val="17"/>
-                <w:szCs w:val="18"/>
-              </w:rPr>
-              <w:t xml:space="preserve">FLAC and MP3 are implemented (after 0.8.1). AIFF and RF64/BW64 as needed by real submissions.</w:t>
+              <w:keepLines/>
+              <w:spacing w:after="40" w:line="254" w:lineRule="auto"/>
+            </w:pPr>
+            <w:r>
+              <w:rPr>
+                <w:color w:val="000000"/>
+                <w:sz w:val="17"/>
+                <w:szCs w:val="18"/>
+              </w:rPr>
+              <w:t xml:space="preserve">AIFF and RF64/BW64 as needed by real submissions; WAV, FLAC and MP3 are implemented.</w:t>
             </w:r>
           </w:p>
         </w:tc>
@@ -36000,7 +37050,6 @@
           </w:tcPr>
           <w:p>
             <w:pPr>
-              <w:keepNext/>
               <w:keepLines/>
               <w:spacing w:after="40" w:line="254" w:lineRule="auto"/>
             </w:pPr>
@@ -36122,190 +37171,6 @@
         <w:keepLines/>
         <w:spacing w:line="276" w:lineRule="auto"/>
       </w:pPr>
-    </w:p>
-    <w:p>
-      <w:r>
-        <w:br w:type="page"/>
-      </w:r>
-    </w:p>
-    <w:p>
-      <w:pPr>
-        <w:pStyle w:val="Heading1"/>
-      </w:pPr>
-      <w:r>
-        <w:t>Appendix A Assessment report in version 0.8.3</w:t>
-      </w:r>
-    </w:p>
-    <w:p>
-      <w:r>
-        <w:t>Version 0.8.3 changes the GUI and human report presentation. It helps reviewers understand why a high core score can appear alongside an audio interval needing review. The scoring profile remains default-v7; core checks, audio thresholds, response schemas and API field names retain their existing meaning.</w:t>
-      </w:r>
-    </w:p>
-    <w:p>
-      <w:pPr>
-        <w:pStyle w:val="Heading2"/>
-      </w:pPr>
-      <w:r>
-        <w:t>Read the summary before the scores</w:t>
-      </w:r>
-    </w:p>
-    <w:p>
-      <w:pPr>
-        <w:pStyle w:val="ListParagraph"/>
-      </w:pPr>
-      <w:r>
-        <w:t>Assessment summary shows execution state, assessed core-check state, audio-review state and qualified recording cross-check coverage. Execution succeeded means a result was returned; it does not mean every claim was verified.</w:t>
-      </w:r>
-    </w:p>
-    <w:p>
-      <w:pPr>
-        <w:pStyle w:val="ListParagraph"/>
-      </w:pPr>
-      <w:r>
-        <w:t>The important finding is expanded above the scores. For content_found_elsewhere it names the affected files, declared source and target intervals, and the reported source candidate. View findings moves keyboard focus to the full details.</w:t>
-      </w:r>
-    </w:p>
-    <w:p>
-      <w:pPr>
-        <w:pStyle w:val="ListParagraph"/>
-      </w:pPr>
-      <w:r>
-        <w:t>Four dimensions retain the original values and confidence. The interface calls integrity Core Evidence Consistency. A contradiction count or incomplete state remains visible even beside a high number. A null value remains not assessed.</w:t>
-      </w:r>
-    </w:p>
-    <w:p>
-      <w:pPr>
-        <w:pStyle w:val="ListParagraph"/>
-      </w:pPr>
-      <w:r>
-        <w:t>Coverage distinguishes material presence from qualified cross-checks. For example, 1/13 checked means 12 lack qualifying cross-checks. Checked includes both consistent and contradicted recordings; it is not a pass rate. Provisional AAF coverage is explicitly qualified.</w:t>
-      </w:r>
-    </w:p>
-    <w:p>
-      <w:pPr>
-        <w:pStyle w:val="ListParagraph"/>
-      </w:pPr>
-      <w:r>
-        <w:t>Findings and explanations contains attention items, axis reasoning, coverage, confidence factors and provider limitations. All checks and raw evidence retains other observations and the complete original response, including successful checks.</w:t>
-      </w:r>
-    </w:p>
-    <w:p>
-      <w:pPr>
-        <w:pStyle w:val="Heading2"/>
-      </w:pPr>
-      <w:r>
-        <w:t>Interpret audio states within their scope</w:t>
-      </w:r>
-    </w:p>
-    <w:p>
-      <w:r>
-        <w:t>content_found_elsewhere requires review. content_not_located is inconclusive. search_unavailable states the local window observation and the wider-search gap separately. Insufficient signal or no positive control means unable to decide. Unavailable or unassessed analyses are not passes. declared_range_supported is a supporting observation within the reported profile, and unknown states retain their original value without a pass or failure interpretation.</w:t>
-      </w:r>
-    </w:p>
-    <w:p>
-      <w:r>
-        <w:t>A linked finding and its detailed range assessment count once. Different windows and selections stay separate. Multiple supported candidate positions remain visible, including ambiguity from repeated material. audfprint and SpectroMap are algorithm observations rather than independent witnesses. Heuristic bandwidth and musical-semantics results retain their limitations in the details.</w:t>
-      </w:r>
-    </w:p>
-    <w:p>
-      <w:pPr>
-        <w:pStyle w:val="Heading2"/>
-      </w:pPr>
-      <w:r>
-        <w:t>Keep the response and scores unchanged</w:t>
-      </w:r>
-    </w:p>
-    <w:p>
-      <w:r>
-        <w:t>The summary is calculated only in builder_review.py for presentation. It is never inserted into the machine response. The field remains axes.integrity, and the response schema version remains 0.2-candidate. Audio diagnostics retain scoring_eligible false and integrity_contribution null; displaying a review flag never changes an axis value, confidence or status. Core file checks such as audio_samples_valid remain core checks.</w:t>
-      </w:r>
-    </w:p>
-    <w:p>
-      <w:r>
-        <w:t>Save result JSON saves the original evaluator response. Save review report produces a standalone offline HTML file using the same model as the GUI; names and messages are escaped, and important findings remain visible in print. Copy report text copies the human report. The report captures case and run IDs, the GUI result-capture time, original system metadata and display-template version. Capture time is not a signed production time.</w:t>
-      </w:r>
-    </w:p>
-    <w:p>
-      <w:r>
-        <w:t>When the submission or analysis options change, the GUI marks the result as a previous assessment. Export still describes the original snapshot. Run assessment again to evaluate the changed submission.</w:t>
-      </w:r>
-    </w:p>
-    <w:p>
-      <w:r>
-        <w:br w:type="page"/>
-      </w:r>
-    </w:p>
-    <w:p>
-      <w:pPr>
-        <w:pStyle w:val="Heading2"/>
-      </w:pPr>
-      <w:r>
-        <w:t>Actual interface example</w:t>
-      </w:r>
-    </w:p>
-    <w:p>
-      <w:r>
-        <w:t>The screen below uses a constructed layout-test response in the actual 0.8.3 GUI. The 1.000 value and 1/13 coverage illustrate presentation behavior; they are not measured results from customer material.</w:t>
-      </w:r>
-    </w:p>
-    <w:p>
-      <w:r>
-        <w:drawing>
-          <wp:inline xmlns:a="http://schemas.openxmlformats.org/drawingml/2006/main" xmlns:pic="http://schemas.openxmlformats.org/drawingml/2006/picture">
-            <wp:extent cx="6120130" cy="4723628"/>
-            <wp:docPr id="1" name="Picture 1"/>
-            <wp:cNvGraphicFramePr>
-              <a:graphicFrameLocks noChangeAspect="1"/>
-            </wp:cNvGraphicFramePr>
-            <a:graphic>
-              <a:graphicData uri="http://schemas.openxmlformats.org/drawingml/2006/picture">
-                <pic:pic>
-                  <pic:nvPicPr>
-                    <pic:cNvPr id="0" name="assessment-summary-0.8.3.png"/>
-                    <pic:cNvPicPr/>
-                  </pic:nvPicPr>
-                  <pic:blipFill>
-                    <a:blip r:embed="rId13"/>
-                    <a:stretch>
-                      <a:fillRect/>
-                    </a:stretch>
-                  </pic:blipFill>
-                  <pic:spPr>
-                    <a:xfrm>
-                      <a:off x="0" y="0"/>
-                      <a:ext cx="6120130" cy="4723628"/>
-                    </a:xfrm>
-                    <a:prstGeom prst="rect"/>
-                  </pic:spPr>
-                </pic:pic>
-              </a:graphicData>
-            </a:graphic>
-          </wp:inline>
-        </w:drawing>
-      </w:r>
-    </w:p>
-    <w:p>
-      <w:r>
-        <w:t>The audio review warning and declared/candidate intervals appear above the four scores. The same scope note explains that optional audio diagnostics do not change Core Evidence Consistency or its confidence. The screenshot is also available at program/docs/images/assessment-summary-0.8.3.png.</w:t>
-      </w:r>
-    </w:p>
-    <w:p>
-      <w:pPr>
-        <w:pStyle w:val="Heading2"/>
-      </w:pPr>
-      <w:r>
-        <w:t>Verification for this presentation release</w:t>
-      </w:r>
-    </w:p>
-    <w:p>
-      <w:r>
-        <w:t>The original 501 tests and 37 added presentation tests pass: 530 non-GUI tests in one process and eight GUI tests in separate processes, 538 passed with no skips. Verified Suno samples and all optional audio backends were enabled. Tests cover response immutability, axis parity, declared-range outcomes, linked-record deduplication, distinct windows, coverage counts, unknown states, offline HTML escaping, JSON export, snapshot labels and small-window layout. The real declared-range integration test passes its emitted response through both presentation paths and asserts no mutation.</w:t>
-      </w:r>
-    </w:p>
-    <w:p>
-      <w:r>
-        <w:t>The previous 0.8.2 verification and coverage figures in Chapter 9 are historical. Current test and coverage records are in program/reports/verification.md and program/reports/coverage/. This release does not claim new calibration or production-dataset accuracy.</w:t>
-      </w:r>
     </w:p>
     <w:sectPr>
       <w:headerReference w:type="default" r:id="rId7"/>
